--- a/tesis.docx
+++ b/tesis.docx
@@ -1,6 +1,6 @@
 
 <file path=word/document.xml><?xml version="1.0" encoding="utf-8"?>
-<w:document xmlns:wpc="http://schemas.microsoft.com/office/word/2010/wordprocessingCanvas" xmlns:cx="http://schemas.microsoft.com/office/drawing/2014/chartex" xmlns:mc="http://schemas.openxmlformats.org/markup-compatibility/2006" xmlns:o="urn:schemas-microsoft-com:office:office" xmlns:r="http://schemas.openxmlformats.org/officeDocument/2006/relationships" xmlns:m="http://schemas.openxmlformats.org/officeDocument/2006/math" xmlns:v="urn:schemas-microsoft-com:vml" xmlns:wp14="http://schemas.microsoft.com/office/word/2010/wordprocessingDrawing" xmlns:wp="http://schemas.openxmlformats.org/drawingml/2006/wordprocessingDrawing" xmlns:w10="urn:schemas-microsoft-com:office:word" xmlns:w="http://schemas.openxmlformats.org/wordprocessingml/2006/main" xmlns:w14="http://schemas.microsoft.com/office/word/2010/wordml" xmlns:w15="http://schemas.microsoft.com/office/word/2012/wordml" xmlns:w16se="http://schemas.microsoft.com/office/word/2015/wordml/symex" xmlns:wpg="http://schemas.microsoft.com/office/word/2010/wordprocessingGroup" xmlns:wpi="http://schemas.microsoft.com/office/word/2010/wordprocessingInk" xmlns:wne="http://schemas.microsoft.com/office/word/2006/wordml" xmlns:wps="http://schemas.microsoft.com/office/word/2010/wordprocessingShape" mc:Ignorable="w14 w15 w16se wp14">
+<w:document xmlns:wpc="http://schemas.microsoft.com/office/word/2010/wordprocessingCanvas" xmlns:cx="http://schemas.microsoft.com/office/drawing/2014/chartex" xmlns:cx1="http://schemas.microsoft.com/office/drawing/2015/9/8/chartex" xmlns:cx2="http://schemas.microsoft.com/office/drawing/2015/10/21/chartex" xmlns:cx3="http://schemas.microsoft.com/office/drawing/2016/5/9/chartex" xmlns:cx4="http://schemas.microsoft.com/office/drawing/2016/5/10/chartex" xmlns:cx5="http://schemas.microsoft.com/office/drawing/2016/5/11/chartex" xmlns:cx6="http://schemas.microsoft.com/office/drawing/2016/5/12/chartex" xmlns:cx7="http://schemas.microsoft.com/office/drawing/2016/5/13/chartex" xmlns:cx8="http://schemas.microsoft.com/office/drawing/2016/5/14/chartex" xmlns:mc="http://schemas.openxmlformats.org/markup-compatibility/2006" xmlns:aink="http://schemas.microsoft.com/office/drawing/2016/ink" xmlns:am3d="http://schemas.microsoft.com/office/drawing/2017/model3d" xmlns:o="urn:schemas-microsoft-com:office:office" xmlns:r="http://schemas.openxmlformats.org/officeDocument/2006/relationships" xmlns:m="http://schemas.openxmlformats.org/officeDocument/2006/math" xmlns:v="urn:schemas-microsoft-com:vml" xmlns:wp14="http://schemas.microsoft.com/office/word/2010/wordprocessingDrawing" xmlns:wp="http://schemas.openxmlformats.org/drawingml/2006/wordprocessingDrawing" xmlns:w10="urn:schemas-microsoft-com:office:word" xmlns:w="http://schemas.openxmlformats.org/wordprocessingml/2006/main" xmlns:w14="http://schemas.microsoft.com/office/word/2010/wordml" xmlns:w15="http://schemas.microsoft.com/office/word/2012/wordml" xmlns:w16cex="http://schemas.microsoft.com/office/word/2018/wordml/cex" xmlns:w16cid="http://schemas.microsoft.com/office/word/2016/wordml/cid" xmlns:w16="http://schemas.microsoft.com/office/word/2018/wordml" xmlns:w16sdtdh="http://schemas.microsoft.com/office/word/2020/wordml/sdtdatahash" xmlns:w16se="http://schemas.microsoft.com/office/word/2015/wordml/symex" xmlns:wpg="http://schemas.microsoft.com/office/word/2010/wordprocessingGroup" xmlns:wpi="http://schemas.microsoft.com/office/word/2010/wordprocessingInk" xmlns:wne="http://schemas.microsoft.com/office/word/2006/wordml" xmlns:wps="http://schemas.microsoft.com/office/word/2010/wordprocessingShape" mc:Ignorable="w14 w15 w16se w16cid w16 w16cex w16sdtdh wp14">
   <w:body>
     <w:p>
       <w:pPr>
@@ -48,29 +48,7 @@
           <w:szCs w:val="24"/>
           <w:lang w:eastAsia="es-ES"/>
         </w:rPr>
-        <w:t xml:space="preserve">El sistema se define como una red de elementos coordinados e interconectados que persiguen un fin común. En el entorno informático, estos sistemas son clave para automatizar tareas, reducir la carga operativa y garantizar una gestión de datos eficiente. Como lo afirma </w:t>
-      </w:r>
-      <w:proofErr w:type="spellStart"/>
-      <w:r>
-        <w:rPr>
-          <w:rFonts w:ascii="Arial" w:eastAsia="Times New Roman" w:hAnsi="Arial" w:cs="Arial"/>
-          <w:color w:val="000000"/>
-          <w:sz w:val="24"/>
-          <w:szCs w:val="24"/>
-          <w:lang w:eastAsia="es-ES"/>
-        </w:rPr>
-        <w:t>Pressman</w:t>
-      </w:r>
-      <w:proofErr w:type="spellEnd"/>
-      <w:r>
-        <w:rPr>
-          <w:rFonts w:ascii="Arial" w:eastAsia="Times New Roman" w:hAnsi="Arial" w:cs="Arial"/>
-          <w:color w:val="000000"/>
-          <w:sz w:val="24"/>
-          <w:szCs w:val="24"/>
-          <w:lang w:eastAsia="es-ES"/>
-        </w:rPr>
-        <w:t xml:space="preserve"> (2010), “un sistema de información representa una herramienta esencial para el soporte de las operaciones organizacionales, al proporcionar control, integridad y confiabilidad en los datos” (p. 58). De esta base nacen los sistemas de gestión, los cuales constituyen una aplicación específica orientada a optimizar los recursos y promover la mejora continua en las instituciones.</w:t>
+        <w:t>El sistema se define como una red de elementos coordinados e interconectados que persiguen un fin común. En el entorno informático, estos sistemas son clave para automatizar tareas, reducir la carga operativa y garantizar una gestión de datos eficiente. Como lo afirma Pressman (2010), “un sistema de información representa una herramienta esencial para el soporte de las operaciones organizacionales, al proporcionar control, integridad y confiabilidad en los datos” (p. 58). De esta base nacen los sistemas de gestión, los cuales constituyen una aplicación específica orientada a optimizar los recursos y promover la mejora continua en las instituciones.</w:t>
       </w:r>
     </w:p>
     <w:p>
@@ -93,29 +71,7 @@
           <w:szCs w:val="24"/>
           <w:lang w:eastAsia="es-ES"/>
         </w:rPr>
-        <w:t xml:space="preserve">Un sistema de gestión es, por lo tanto, una aplicación informática concebida para planificar, organizar y controlar los procesos internos de una entidad, buscando incrementar su eficiencia y calidad operativa. En el contexto educativo, esta herramienta se vuelve crucial, ya que facilita la centralización de la información, aligera la labor administrativa y apoya la toma de decisiones al ofrecer un acceso rápido y fiable a los datos. </w:t>
-      </w:r>
-      <w:proofErr w:type="spellStart"/>
-      <w:r>
-        <w:rPr>
-          <w:rFonts w:ascii="Arial" w:eastAsia="Times New Roman" w:hAnsi="Arial" w:cs="Arial"/>
-          <w:color w:val="000000"/>
-          <w:sz w:val="24"/>
-          <w:szCs w:val="24"/>
-          <w:lang w:eastAsia="es-ES"/>
-        </w:rPr>
-        <w:t>Sommerville</w:t>
-      </w:r>
-      <w:proofErr w:type="spellEnd"/>
-      <w:r>
-        <w:rPr>
-          <w:rFonts w:ascii="Arial" w:eastAsia="Times New Roman" w:hAnsi="Arial" w:cs="Arial"/>
-          <w:color w:val="000000"/>
-          <w:sz w:val="24"/>
-          <w:szCs w:val="24"/>
-          <w:lang w:eastAsia="es-ES"/>
-        </w:rPr>
-        <w:t xml:space="preserve"> (2011) sostiene que “los sistemas de gestión proporcionan una estructura que permite a las organizaciones manejar información compleja de forma coherente, garantizando la trazabilidad y la mejora continua de sus procesos” (p. 104). Por consiguiente, en la educación superior, estos sistemas son instrumentos vitales para la optimización de la gestión tanto académica como administrativa. Esto hace evidente la necesidad de automatizar procesos específicos, como el de pasantías, para lograr una mejora significativa.</w:t>
+        <w:t>Un sistema de gestión es, por lo tanto, una aplicación informática concebida para planificar, organizar y controlar los procesos internos de una entidad, buscando incrementar su eficiencia y calidad operativa. En el contexto educativo, esta herramienta se vuelve crucial, ya que facilita la centralización de la información, aligera la labor administrativa y apoya la toma de decisiones al ofrecer un acceso rápido y fiable a los datos. Sommerville (2011) sostiene que “los sistemas de gestión proporcionan una estructura que permite a las organizaciones manejar información compleja de forma coherente, garantizando la trazabilidad y la mejora continua de sus procesos” (p. 104). Por consiguiente, en la educación superior, estos sistemas son instrumentos vitales para la optimización de la gestión tanto académica como administrativa. Esto hace evidente la necesidad de automatizar procesos específicos, como el de pasantías, para lograr una mejora significativa.</w:t>
       </w:r>
     </w:p>
     <w:p>
@@ -961,7 +917,7 @@
           <w:szCs w:val="24"/>
           <w:lang w:eastAsia="es-ES"/>
         </w:rPr>
-        <w:pict>
+        <w:pict w14:anchorId="72D02236">
           <v:rect id="_x0000_i1025" style="width:0;height:1.5pt" o:hralign="center" o:hrstd="t" o:hr="t" fillcolor="#a0a0a0" stroked="f"/>
         </w:pict>
       </w:r>
@@ -1082,25 +1038,7 @@
           <w:color w:val="000000"/>
           <w:lang w:val="en-US" w:eastAsia="es-ES"/>
         </w:rPr>
-        <w:t xml:space="preserve">, H., </w:t>
-      </w:r>
-      <w:proofErr w:type="spellStart"/>
-      <w:r>
-        <w:rPr>
-          <w:rFonts w:ascii="Arial" w:eastAsia="Times New Roman" w:hAnsi="Arial" w:cs="Arial"/>
-          <w:color w:val="000000"/>
-          <w:lang w:val="en-US" w:eastAsia="es-ES"/>
-        </w:rPr>
-        <w:t>Melo</w:t>
-      </w:r>
-      <w:proofErr w:type="spellEnd"/>
-      <w:r>
-        <w:rPr>
-          <w:rFonts w:ascii="Arial" w:eastAsia="Times New Roman" w:hAnsi="Arial" w:cs="Arial"/>
-          <w:color w:val="000000"/>
-          <w:lang w:val="en-US" w:eastAsia="es-ES"/>
-        </w:rPr>
-        <w:t xml:space="preserve">, O. E., &amp; </w:t>
+        <w:t xml:space="preserve">, H., Melo, O. E., &amp; </w:t>
       </w:r>
       <w:proofErr w:type="spellStart"/>
       <w:r>
@@ -1224,23 +1162,13 @@
           <w:lang w:val="en-US" w:eastAsia="es-ES"/>
         </w:rPr>
       </w:pPr>
-      <w:proofErr w:type="spellStart"/>
-      <w:r>
-        <w:rPr>
-          <w:rFonts w:ascii="Arial" w:eastAsia="Times New Roman" w:hAnsi="Arial" w:cs="Arial"/>
-          <w:color w:val="000000"/>
-          <w:lang w:eastAsia="es-ES"/>
-        </w:rPr>
-        <w:t>Pressman</w:t>
-      </w:r>
-      <w:proofErr w:type="spellEnd"/>
-      <w:r>
-        <w:rPr>
-          <w:rFonts w:ascii="Arial" w:eastAsia="Times New Roman" w:hAnsi="Arial" w:cs="Arial"/>
-          <w:color w:val="000000"/>
-          <w:lang w:eastAsia="es-ES"/>
-        </w:rPr>
-        <w:t xml:space="preserve">, R. S. (2010). </w:t>
+      <w:r>
+        <w:rPr>
+          <w:rFonts w:ascii="Arial" w:eastAsia="Times New Roman" w:hAnsi="Arial" w:cs="Arial"/>
+          <w:color w:val="000000"/>
+          <w:lang w:eastAsia="es-ES"/>
+        </w:rPr>
+        <w:t xml:space="preserve">Pressman, R. S. (2010). </w:t>
       </w:r>
       <w:r>
         <w:rPr>
@@ -1343,23 +1271,13 @@
           <w:lang w:eastAsia="es-ES"/>
         </w:rPr>
       </w:pPr>
-      <w:proofErr w:type="spellStart"/>
-      <w:r>
-        <w:rPr>
-          <w:rFonts w:ascii="Arial" w:eastAsia="Times New Roman" w:hAnsi="Arial" w:cs="Arial"/>
-          <w:color w:val="000000"/>
-          <w:lang w:eastAsia="es-ES"/>
-        </w:rPr>
-        <w:t>Sommerville</w:t>
-      </w:r>
-      <w:proofErr w:type="spellEnd"/>
-      <w:r>
-        <w:rPr>
-          <w:rFonts w:ascii="Arial" w:eastAsia="Times New Roman" w:hAnsi="Arial" w:cs="Arial"/>
-          <w:color w:val="000000"/>
-          <w:lang w:eastAsia="es-ES"/>
-        </w:rPr>
-        <w:t xml:space="preserve">, I. (2011). </w:t>
+      <w:r>
+        <w:rPr>
+          <w:rFonts w:ascii="Arial" w:eastAsia="Times New Roman" w:hAnsi="Arial" w:cs="Arial"/>
+          <w:color w:val="000000"/>
+          <w:lang w:eastAsia="es-ES"/>
+        </w:rPr>
+        <w:t xml:space="preserve">Sommerville, I. (2011). </w:t>
       </w:r>
       <w:r>
         <w:rPr>
@@ -1409,43 +1327,7 @@
             <w:u w:val="single"/>
             <w:lang w:eastAsia="es-ES"/>
           </w:rPr>
-          <w:t>https://repositorio.</w:t>
-        </w:r>
-        <w:r>
-          <w:rPr>
-            <w:rFonts w:ascii="Arial" w:eastAsia="Times New Roman" w:hAnsi="Arial" w:cs="Arial"/>
-            <w:color w:val="1155CC"/>
-            <w:u w:val="single"/>
-            <w:lang w:eastAsia="es-ES"/>
-          </w:rPr>
-          <w:t>u</w:t>
-        </w:r>
-        <w:r>
-          <w:rPr>
-            <w:rFonts w:ascii="Arial" w:eastAsia="Times New Roman" w:hAnsi="Arial" w:cs="Arial"/>
-            <w:color w:val="1155CC"/>
-            <w:u w:val="single"/>
-            <w:lang w:eastAsia="es-ES"/>
-          </w:rPr>
-          <w:t>pea.bo/js</w:t>
-        </w:r>
-        <w:r>
-          <w:rPr>
-            <w:rFonts w:ascii="Arial" w:eastAsia="Times New Roman" w:hAnsi="Arial" w:cs="Arial"/>
-            <w:color w:val="1155CC"/>
-            <w:u w:val="single"/>
-            <w:lang w:eastAsia="es-ES"/>
-          </w:rPr>
-          <w:t>p</w:t>
-        </w:r>
-        <w:r>
-          <w:rPr>
-            <w:rFonts w:ascii="Arial" w:eastAsia="Times New Roman" w:hAnsi="Arial" w:cs="Arial"/>
-            <w:color w:val="1155CC"/>
-            <w:u w:val="single"/>
-            <w:lang w:eastAsia="es-ES"/>
-          </w:rPr>
-          <w:t>ui/handle/123456789/76</w:t>
+          <w:t>https://repositorio.upea.bo/jspui/handle/123456789/76</w:t>
         </w:r>
       </w:hyperlink>
     </w:p>
@@ -1719,31 +1601,7 @@
           <w:shd w:val="clear" w:color="auto" w:fill="FFFFFF"/>
           <w:lang w:eastAsia="es-ES"/>
         </w:rPr>
-        <w:t xml:space="preserve">Esta sección se estructura, según las necesidades del estudio, a partir de un conjunto de componentes que constituyen los fundamentos conceptuales de la indagación. Como lo precisa Arias (2016) “El marco teórico o marco referencial, es el producto de la revisión documental–bibliográfica, y consiste en una recopilación de ideas, posturas de autores, conceptos y definiciones, que sirven de base a la investigación por realizar” (p.106). Para el caso de este proyecto, incluye los antecedentes del estudio, los fundamentos teóricos, el sustento legal, la </w:t>
-      </w:r>
-      <w:proofErr w:type="spellStart"/>
-      <w:r>
-        <w:rPr>
-          <w:rFonts w:ascii="Arial" w:eastAsia="Times New Roman" w:hAnsi="Arial" w:cs="Arial"/>
-          <w:color w:val="0F1115"/>
-          <w:sz w:val="24"/>
-          <w:szCs w:val="24"/>
-          <w:shd w:val="clear" w:color="auto" w:fill="FFFFFF"/>
-          <w:lang w:eastAsia="es-ES"/>
-        </w:rPr>
-        <w:t>operacionalización</w:t>
-      </w:r>
-      <w:proofErr w:type="spellEnd"/>
-      <w:r>
-        <w:rPr>
-          <w:rFonts w:ascii="Arial" w:eastAsia="Times New Roman" w:hAnsi="Arial" w:cs="Arial"/>
-          <w:color w:val="0F1115"/>
-          <w:sz w:val="24"/>
-          <w:szCs w:val="24"/>
-          <w:shd w:val="clear" w:color="auto" w:fill="FFFFFF"/>
-          <w:lang w:eastAsia="es-ES"/>
-        </w:rPr>
-        <w:t xml:space="preserve"> de las variables y la definición de términos clave. Con base en lo anterior, a </w:t>
+        <w:t xml:space="preserve">Esta sección se estructura, según las necesidades del estudio, a partir de un conjunto de componentes que constituyen los fundamentos conceptuales de la indagación. Como lo precisa Arias (2016) “El marco teórico o marco referencial, es el producto de la revisión documental–bibliográfica, y consiste en una recopilación de ideas, posturas de autores, conceptos y definiciones, que sirven de base a la investigación por realizar” (p.106). Para el caso de este proyecto, incluye los antecedentes del estudio, los fundamentos teóricos, el sustento legal, la operacionalización de las variables y la definición de términos clave. Con base en lo anterior, a </w:t>
       </w:r>
       <w:proofErr w:type="gramStart"/>
       <w:r>
@@ -1887,19 +1745,8 @@
             <w:u w:val="single"/>
             <w:lang w:eastAsia="es-ES"/>
           </w:rPr>
-          <w:t xml:space="preserve">Sistema de información de gestión académica para la coordinación de investigación | Revista </w:t>
+          <w:t>Sistema de información de gestión académica para la coordinación de investigación | Revista Ethos</w:t>
         </w:r>
-        <w:proofErr w:type="spellStart"/>
-        <w:r>
-          <w:rPr>
-            <w:rFonts w:ascii="Arial" w:eastAsia="Times New Roman" w:hAnsi="Arial" w:cs="Arial"/>
-            <w:color w:val="1155CC"/>
-            <w:u w:val="single"/>
-            <w:lang w:eastAsia="es-ES"/>
-          </w:rPr>
-          <w:t>Ethos</w:t>
-        </w:r>
-        <w:proofErr w:type="spellEnd"/>
       </w:hyperlink>
       <w:r>
         <w:rPr>
@@ -2241,33 +2088,7 @@
           <w:szCs w:val="24"/>
           <w:lang w:eastAsia="es-ES"/>
         </w:rPr>
-        <w:t xml:space="preserve">“Desarrollo de un sistema web para la gestión de prácticas </w:t>
-      </w:r>
-      <w:proofErr w:type="spellStart"/>
-      <w:r>
-        <w:rPr>
-          <w:rFonts w:ascii="Arial" w:eastAsia="Times New Roman" w:hAnsi="Arial" w:cs="Arial"/>
-          <w:i/>
-          <w:iCs/>
-          <w:color w:val="000000"/>
-          <w:sz w:val="24"/>
-          <w:szCs w:val="24"/>
-          <w:lang w:eastAsia="es-ES"/>
-        </w:rPr>
-        <w:t>preprofesionales</w:t>
-      </w:r>
-      <w:proofErr w:type="spellEnd"/>
-      <w:r>
-        <w:rPr>
-          <w:rFonts w:ascii="Arial" w:eastAsia="Times New Roman" w:hAnsi="Arial" w:cs="Arial"/>
-          <w:i/>
-          <w:iCs/>
-          <w:color w:val="000000"/>
-          <w:sz w:val="24"/>
-          <w:szCs w:val="24"/>
-          <w:lang w:eastAsia="es-ES"/>
-        </w:rPr>
-        <w:t xml:space="preserve"> y pasantías – ESFOT”</w:t>
+        <w:t>“Desarrollo de un sistema web para la gestión de prácticas preprofesionales y pasantías – ESFOT”</w:t>
       </w:r>
       <w:r>
         <w:rPr>
@@ -2300,29 +2121,7 @@
           <w:szCs w:val="24"/>
           <w:lang w:eastAsia="es-ES"/>
         </w:rPr>
-        <w:t xml:space="preserve">La investigación fue de tipo proyecto aplicado, utilizando la metodología ágil </w:t>
-      </w:r>
-      <w:proofErr w:type="spellStart"/>
-      <w:r>
-        <w:rPr>
-          <w:rFonts w:ascii="Arial" w:eastAsia="Times New Roman" w:hAnsi="Arial" w:cs="Arial"/>
-          <w:color w:val="000000"/>
-          <w:sz w:val="24"/>
-          <w:szCs w:val="24"/>
-          <w:lang w:eastAsia="es-ES"/>
-        </w:rPr>
-        <w:t>Scrum</w:t>
-      </w:r>
-      <w:proofErr w:type="spellEnd"/>
-      <w:r>
-        <w:rPr>
-          <w:rFonts w:ascii="Arial" w:eastAsia="Times New Roman" w:hAnsi="Arial" w:cs="Arial"/>
-          <w:color w:val="000000"/>
-          <w:sz w:val="24"/>
-          <w:szCs w:val="24"/>
-          <w:lang w:eastAsia="es-ES"/>
-        </w:rPr>
-        <w:t>, que permitió dividir el trabajo en fases iterativas (</w:t>
+        <w:t>La investigación fue de tipo proyecto aplicado, utilizando la metodología ágil Scrum, que permitió dividir el trabajo en fases iterativas (</w:t>
       </w:r>
       <w:proofErr w:type="spellStart"/>
       <w:r>
@@ -2935,29 +2734,7 @@
           <w:szCs w:val="24"/>
           <w:lang w:eastAsia="es-ES"/>
         </w:rPr>
-        <w:t xml:space="preserve">Apunta a un conjunto de elementos interrelacionados que operan coordinadamente para alcanzar fines comunes, ofreciendo una visión holística frente al análisis fragmentado. Según Bertalanffy (1968) "el todo es más que la suma de sus partes". Esta idea resalta la emergencia de propiedades sistémicas que no se aprecian en los componentes aislados. Según </w:t>
-      </w:r>
-      <w:proofErr w:type="spellStart"/>
-      <w:r>
-        <w:rPr>
-          <w:rFonts w:ascii="Arial" w:eastAsia="Times New Roman" w:hAnsi="Arial" w:cs="Arial"/>
-          <w:color w:val="000000"/>
-          <w:sz w:val="24"/>
-          <w:szCs w:val="24"/>
-          <w:lang w:eastAsia="es-ES"/>
-        </w:rPr>
-        <w:t>Checkland</w:t>
-      </w:r>
-      <w:proofErr w:type="spellEnd"/>
-      <w:r>
-        <w:rPr>
-          <w:rFonts w:ascii="Arial" w:eastAsia="Times New Roman" w:hAnsi="Arial" w:cs="Arial"/>
-          <w:color w:val="000000"/>
-          <w:sz w:val="24"/>
-          <w:szCs w:val="24"/>
-          <w:lang w:eastAsia="es-ES"/>
-        </w:rPr>
-        <w:t xml:space="preserve"> (1981) "un sistema es una forma de ver situaciones complejas para intervenir sobre ellas". De esto se concluye que el enfoque sistémico es tanto descriptivo como instrumental para diseñar soluciones efectivas. En la práctica, considerar relaciones e interacción entre componentes mejora la robustez y adaptabilidad. Por tanto, cualquier estudio técnico o social gana profundidad cuando incorpora perspectiva sistémica.</w:t>
+        <w:t>Apunta a un conjunto de elementos interrelacionados que operan coordinadamente para alcanzar fines comunes, ofreciendo una visión holística frente al análisis fragmentado. Según Bertalanffy (1968) "el todo es más que la suma de sus partes". Esta idea resalta la emergencia de propiedades sistémicas que no se aprecian en los componentes aislados. Según Checkland (1981) "un sistema es una forma de ver situaciones complejas para intervenir sobre ellas". De esto se concluye que el enfoque sistémico es tanto descriptivo como instrumental para diseñar soluciones efectivas. En la práctica, considerar relaciones e interacción entre componentes mejora la robustez y adaptabilidad. Por tanto, cualquier estudio técnico o social gana profundidad cuando incorpora perspectiva sistémica.</w:t>
       </w:r>
     </w:p>
     <w:p>
@@ -3004,51 +2781,7 @@
           <w:lang w:eastAsia="es-ES"/>
         </w:rPr>
         <w:tab/>
-        <w:t xml:space="preserve">Los sistemas de información integran tecnología, datos y procesos para apoyar la toma de decisiones y las operaciones organizacionales. Según </w:t>
-      </w:r>
-      <w:proofErr w:type="spellStart"/>
-      <w:r>
-        <w:rPr>
-          <w:rFonts w:ascii="Arial" w:eastAsia="Times New Roman" w:hAnsi="Arial" w:cs="Arial"/>
-          <w:color w:val="000000"/>
-          <w:sz w:val="24"/>
-          <w:szCs w:val="24"/>
-          <w:lang w:eastAsia="es-ES"/>
-        </w:rPr>
-        <w:t>Laudon</w:t>
-      </w:r>
-      <w:proofErr w:type="spellEnd"/>
-      <w:r>
-        <w:rPr>
-          <w:rFonts w:ascii="Arial" w:eastAsia="Times New Roman" w:hAnsi="Arial" w:cs="Arial"/>
-          <w:color w:val="000000"/>
-          <w:sz w:val="24"/>
-          <w:szCs w:val="24"/>
-          <w:lang w:eastAsia="es-ES"/>
-        </w:rPr>
-        <w:t xml:space="preserve"> &amp; </w:t>
-      </w:r>
-      <w:proofErr w:type="spellStart"/>
-      <w:r>
-        <w:rPr>
-          <w:rFonts w:ascii="Arial" w:eastAsia="Times New Roman" w:hAnsi="Arial" w:cs="Arial"/>
-          <w:color w:val="000000"/>
-          <w:sz w:val="24"/>
-          <w:szCs w:val="24"/>
-          <w:lang w:eastAsia="es-ES"/>
-        </w:rPr>
-        <w:t>Laudon</w:t>
-      </w:r>
-      <w:proofErr w:type="spellEnd"/>
-      <w:r>
-        <w:rPr>
-          <w:rFonts w:ascii="Arial" w:eastAsia="Times New Roman" w:hAnsi="Arial" w:cs="Arial"/>
-          <w:color w:val="000000"/>
-          <w:sz w:val="24"/>
-          <w:szCs w:val="24"/>
-          <w:lang w:eastAsia="es-ES"/>
-        </w:rPr>
-        <w:t xml:space="preserve"> (2016) "un sistema de información recoge, procesa, almacena y </w:t>
+        <w:t xml:space="preserve">Los sistemas de información integran tecnología, datos y procesos para apoyar la toma de decisiones y las operaciones organizacionales. Según Laudon &amp; Laudon (2016) "un sistema de información recoge, procesa, almacena y </w:t>
       </w:r>
       <w:r>
         <w:rPr>
@@ -3220,29 +2953,7 @@
           <w:lang w:eastAsia="es-ES"/>
         </w:rPr>
         <w:tab/>
-        <w:t xml:space="preserve">Las pasantías son experiencias formativas en entornos laborales que vinculan teoría y práctica profesional, facilitando la transición educativa al ejercicio profesional. Según </w:t>
-      </w:r>
-      <w:proofErr w:type="spellStart"/>
-      <w:r>
-        <w:rPr>
-          <w:rFonts w:ascii="Arial" w:eastAsia="Times New Roman" w:hAnsi="Arial" w:cs="Arial"/>
-          <w:color w:val="000000"/>
-          <w:sz w:val="24"/>
-          <w:szCs w:val="24"/>
-          <w:lang w:eastAsia="es-ES"/>
-        </w:rPr>
-        <w:t>Kolb</w:t>
-      </w:r>
-      <w:proofErr w:type="spellEnd"/>
-      <w:r>
-        <w:rPr>
-          <w:rFonts w:ascii="Arial" w:eastAsia="Times New Roman" w:hAnsi="Arial" w:cs="Arial"/>
-          <w:color w:val="000000"/>
-          <w:sz w:val="24"/>
-          <w:szCs w:val="24"/>
-          <w:lang w:eastAsia="es-ES"/>
-        </w:rPr>
-        <w:t xml:space="preserve"> (1984) "el aprendizaje es el proceso por el cual el conocimiento se crea a través de la transformación de la experiencia". Esto enfatiza el valor del aprendizaje experiencial en pasantías. Según </w:t>
+        <w:t xml:space="preserve">Las pasantías son experiencias formativas en entornos laborales que vinculan teoría y práctica profesional, facilitando la transición educativa al ejercicio profesional. Según Kolb (1984) "el aprendizaje es el proceso por el cual el conocimiento se crea a través de la transformación de la experiencia". Esto enfatiza el valor del aprendizaje experiencial en pasantías. Según </w:t>
       </w:r>
       <w:proofErr w:type="spellStart"/>
       <w:r>
@@ -3322,29 +3033,7 @@
           <w:lang w:eastAsia="es-ES"/>
         </w:rPr>
         <w:lastRenderedPageBreak/>
-        <w:t xml:space="preserve">de un lenguaje en el pensamiento computacional. Según </w:t>
-      </w:r>
-      <w:proofErr w:type="spellStart"/>
-      <w:r>
-        <w:rPr>
-          <w:rFonts w:ascii="Arial" w:eastAsia="Times New Roman" w:hAnsi="Arial" w:cs="Arial"/>
-          <w:color w:val="000000"/>
-          <w:sz w:val="24"/>
-          <w:szCs w:val="24"/>
-          <w:lang w:eastAsia="es-ES"/>
-        </w:rPr>
-        <w:t>Hoare</w:t>
-      </w:r>
-      <w:proofErr w:type="spellEnd"/>
-      <w:r>
-        <w:rPr>
-          <w:rFonts w:ascii="Arial" w:eastAsia="Times New Roman" w:hAnsi="Arial" w:cs="Arial"/>
-          <w:color w:val="000000"/>
-          <w:sz w:val="24"/>
-          <w:szCs w:val="24"/>
-          <w:lang w:eastAsia="es-ES"/>
-        </w:rPr>
-        <w:t xml:space="preserve"> (1980) "la claridad y estructura en el lenguaje reducen los errores y facilitan la verificación". En consecuencia, la elección del lenguaje condiciona legibilidad, mantenibilidad y estilo de diseño. Así, evaluar un lenguaje requiere considerar semántica, herramientas y comunidad que lo respaldan.</w:t>
+        <w:t>de un lenguaje en el pensamiento computacional. Según Hoare (1980) "la claridad y estructura en el lenguaje reducen los errores y facilitan la verificación". En consecuencia, la elección del lenguaje condiciona legibilidad, mantenibilidad y estilo de diseño. Así, evaluar un lenguaje requiere considerar semántica, herramientas y comunidad que lo respaldan.</w:t>
       </w:r>
     </w:p>
     <w:p>
@@ -3391,7 +3080,7 @@
           <w:lang w:eastAsia="es-ES"/>
         </w:rPr>
         <w:tab/>
-        <w:t xml:space="preserve">Es un lenguaje de alto nivel diseñado para legibilidad, productividad y una sintaxis clara que favorece el desarrollo rápido de software. Según </w:t>
+        <w:t>Es un lenguaje de alto nivel diseñado para legibilidad, productividad y una sintaxis clara que favorece el desarrollo rápido de software. Según Peters (1999) "</w:t>
       </w:r>
       <w:proofErr w:type="spellStart"/>
       <w:r>
@@ -3402,7 +3091,7 @@
           <w:szCs w:val="24"/>
           <w:lang w:eastAsia="es-ES"/>
         </w:rPr>
-        <w:t>Peters</w:t>
+        <w:t>Readability</w:t>
       </w:r>
       <w:proofErr w:type="spellEnd"/>
       <w:r>
@@ -3413,7 +3102,7 @@
           <w:szCs w:val="24"/>
           <w:lang w:eastAsia="es-ES"/>
         </w:rPr>
-        <w:t xml:space="preserve"> (1999) "</w:t>
+        <w:t xml:space="preserve"> </w:t>
       </w:r>
       <w:proofErr w:type="spellStart"/>
       <w:r>
@@ -3424,7 +3113,7 @@
           <w:szCs w:val="24"/>
           <w:lang w:eastAsia="es-ES"/>
         </w:rPr>
-        <w:t>Readability</w:t>
+        <w:t>counts</w:t>
       </w:r>
       <w:proofErr w:type="spellEnd"/>
       <w:r>
@@ -3435,73 +3124,7 @@
           <w:szCs w:val="24"/>
           <w:lang w:eastAsia="es-ES"/>
         </w:rPr>
-        <w:t xml:space="preserve"> </w:t>
-      </w:r>
-      <w:proofErr w:type="spellStart"/>
-      <w:r>
-        <w:rPr>
-          <w:rFonts w:ascii="Arial" w:eastAsia="Times New Roman" w:hAnsi="Arial" w:cs="Arial"/>
-          <w:color w:val="000000"/>
-          <w:sz w:val="24"/>
-          <w:szCs w:val="24"/>
-          <w:lang w:eastAsia="es-ES"/>
-        </w:rPr>
-        <w:t>counts</w:t>
-      </w:r>
-      <w:proofErr w:type="spellEnd"/>
-      <w:r>
-        <w:rPr>
-          <w:rFonts w:ascii="Arial" w:eastAsia="Times New Roman" w:hAnsi="Arial" w:cs="Arial"/>
-          <w:color w:val="000000"/>
-          <w:sz w:val="24"/>
-          <w:szCs w:val="24"/>
-          <w:lang w:eastAsia="es-ES"/>
-        </w:rPr>
-        <w:t xml:space="preserve">". Esta máxima resalta la prioridad del diseño legible sobre atajos confusos. Según van </w:t>
-      </w:r>
-      <w:proofErr w:type="spellStart"/>
-      <w:r>
-        <w:rPr>
-          <w:rFonts w:ascii="Arial" w:eastAsia="Times New Roman" w:hAnsi="Arial" w:cs="Arial"/>
-          <w:color w:val="000000"/>
-          <w:sz w:val="24"/>
-          <w:szCs w:val="24"/>
-          <w:lang w:eastAsia="es-ES"/>
-        </w:rPr>
-        <w:t>Rossum</w:t>
-      </w:r>
-      <w:proofErr w:type="spellEnd"/>
-      <w:r>
-        <w:rPr>
-          <w:rFonts w:ascii="Arial" w:eastAsia="Times New Roman" w:hAnsi="Arial" w:cs="Arial"/>
-          <w:color w:val="000000"/>
-          <w:sz w:val="24"/>
-          <w:szCs w:val="24"/>
-          <w:lang w:eastAsia="es-ES"/>
-        </w:rPr>
-        <w:t xml:space="preserve"> (1999) "Python pretende ser simple, práctico y comprensible para programadores de distintos niveles". De ello se concluye que Python facilita </w:t>
-      </w:r>
-      <w:proofErr w:type="spellStart"/>
-      <w:r>
-        <w:rPr>
-          <w:rFonts w:ascii="Arial" w:eastAsia="Times New Roman" w:hAnsi="Arial" w:cs="Arial"/>
-          <w:color w:val="000000"/>
-          <w:sz w:val="24"/>
-          <w:szCs w:val="24"/>
-          <w:lang w:eastAsia="es-ES"/>
-        </w:rPr>
-        <w:t>prototipado</w:t>
-      </w:r>
-      <w:proofErr w:type="spellEnd"/>
-      <w:r>
-        <w:rPr>
-          <w:rFonts w:ascii="Arial" w:eastAsia="Times New Roman" w:hAnsi="Arial" w:cs="Arial"/>
-          <w:color w:val="000000"/>
-          <w:sz w:val="24"/>
-          <w:szCs w:val="24"/>
-          <w:lang w:eastAsia="es-ES"/>
-        </w:rPr>
-        <w:t>, enseñanza y proyectos de producción por su equilibrio entre expresividad y simplicidad. Por eso se ha popularizado en ciencia de datos, web y automatización, gracias a su ecosistema de librerías.</w:t>
+        <w:t>". Esta máxima resalta la prioridad del diseño legible sobre atajos confusos. Según van Rossum (1999) "Python pretende ser simple, práctico y comprensible para programadores de distintos niveles". De ello se concluye que Python facilita prototipado, enseñanza y proyectos de producción por su equilibrio entre expresividad y simplicidad. Por eso se ha popularizado en ciencia de datos, web y automatización, gracias a su ecosistema de librerías.</w:t>
       </w:r>
     </w:p>
     <w:p>
@@ -3614,29 +3237,7 @@
           <w:szCs w:val="24"/>
           <w:lang w:eastAsia="es-ES"/>
         </w:rPr>
-        <w:t xml:space="preserve"> y retroalimentación. Según </w:t>
-      </w:r>
-      <w:proofErr w:type="spellStart"/>
-      <w:r>
-        <w:rPr>
-          <w:rFonts w:ascii="Arial" w:eastAsia="Times New Roman" w:hAnsi="Arial" w:cs="Arial"/>
-          <w:color w:val="000000"/>
-          <w:sz w:val="24"/>
-          <w:szCs w:val="24"/>
-          <w:lang w:eastAsia="es-ES"/>
-        </w:rPr>
-        <w:t>Nielsen</w:t>
-      </w:r>
-      <w:proofErr w:type="spellEnd"/>
-      <w:r>
-        <w:rPr>
-          <w:rFonts w:ascii="Arial" w:eastAsia="Times New Roman" w:hAnsi="Arial" w:cs="Arial"/>
-          <w:color w:val="000000"/>
-          <w:sz w:val="24"/>
-          <w:szCs w:val="24"/>
-          <w:lang w:eastAsia="es-ES"/>
-        </w:rPr>
-        <w:t xml:space="preserve"> (1993) "la usabilidad es un componente crítico para la aceptación y eficiencia del software". La conclusión es que una GUI efectiva combina principios de diseño, consistencia y pruebas de usuario. En resumen, invertir en diseño de interfaz mejora la productividad y la satisfacción del usuario.</w:t>
+        <w:t xml:space="preserve"> y retroalimentación. Según Nielsen (1993) "la usabilidad es un componente crítico para la aceptación y eficiencia del software". La conclusión es que una GUI efectiva combina principios de diseño, consistencia y pruebas de usuario. En resumen, invertir en diseño de interfaz mejora la productividad y la satisfacción del usuario.</w:t>
       </w:r>
     </w:p>
     <w:p>
@@ -3705,7 +3306,7 @@
           <w:szCs w:val="24"/>
           <w:lang w:eastAsia="es-ES"/>
         </w:rPr>
-        <w:t xml:space="preserve"> oficial de </w:t>
+        <w:t xml:space="preserve"> oficial de Qt para Python que permite crear interfaces gráficas y aplicaciones multiplataforma usando el </w:t>
       </w:r>
       <w:proofErr w:type="spellStart"/>
       <w:r>
@@ -3716,7 +3317,7 @@
           <w:szCs w:val="24"/>
           <w:lang w:eastAsia="es-ES"/>
         </w:rPr>
-        <w:t>Qt</w:t>
+        <w:t>framework</w:t>
       </w:r>
       <w:proofErr w:type="spellEnd"/>
       <w:r>
@@ -3727,7 +3328,7 @@
           <w:szCs w:val="24"/>
           <w:lang w:eastAsia="es-ES"/>
         </w:rPr>
-        <w:t xml:space="preserve"> para Python que permite crear interfaces gráficas y aplicaciones multiplataforma usando el </w:t>
+        <w:t xml:space="preserve"> Qt desde Python. Según </w:t>
       </w:r>
       <w:proofErr w:type="spellStart"/>
       <w:r>
@@ -3738,7 +3339,7 @@
           <w:szCs w:val="24"/>
           <w:lang w:eastAsia="es-ES"/>
         </w:rPr>
-        <w:t>framework</w:t>
+        <w:t>The</w:t>
       </w:r>
       <w:proofErr w:type="spellEnd"/>
       <w:r>
@@ -3749,7 +3350,7 @@
           <w:szCs w:val="24"/>
           <w:lang w:eastAsia="es-ES"/>
         </w:rPr>
-        <w:t xml:space="preserve"> </w:t>
+        <w:t xml:space="preserve"> Qt Company (2021) "Qt </w:t>
       </w:r>
       <w:proofErr w:type="spellStart"/>
       <w:r>
@@ -3760,7 +3361,7 @@
           <w:szCs w:val="24"/>
           <w:lang w:eastAsia="es-ES"/>
         </w:rPr>
-        <w:t>Qt</w:t>
+        <w:t>for</w:t>
       </w:r>
       <w:proofErr w:type="spellEnd"/>
       <w:r>
@@ -3771,7 +3372,7 @@
           <w:szCs w:val="24"/>
           <w:lang w:eastAsia="es-ES"/>
         </w:rPr>
-        <w:t xml:space="preserve"> desde Python. Según </w:t>
+        <w:t xml:space="preserve"> Python (</w:t>
       </w:r>
       <w:proofErr w:type="spellStart"/>
       <w:r>
@@ -3782,7 +3383,7 @@
           <w:szCs w:val="24"/>
           <w:lang w:eastAsia="es-ES"/>
         </w:rPr>
-        <w:t>The</w:t>
+        <w:t>PySide</w:t>
       </w:r>
       <w:proofErr w:type="spellEnd"/>
       <w:r>
@@ -3793,7 +3394,7 @@
           <w:szCs w:val="24"/>
           <w:lang w:eastAsia="es-ES"/>
         </w:rPr>
-        <w:t xml:space="preserve"> </w:t>
+        <w:t xml:space="preserve">) ofrece vinculaciones de Qt para Python que permiten desarrollar </w:t>
       </w:r>
       <w:proofErr w:type="spellStart"/>
       <w:r>
@@ -3804,7 +3405,7 @@
           <w:szCs w:val="24"/>
           <w:lang w:eastAsia="es-ES"/>
         </w:rPr>
-        <w:t>Qt</w:t>
+        <w:t>GUIs</w:t>
       </w:r>
       <w:proofErr w:type="spellEnd"/>
       <w:r>
@@ -3815,7 +3416,7 @@
           <w:szCs w:val="24"/>
           <w:lang w:eastAsia="es-ES"/>
         </w:rPr>
-        <w:t xml:space="preserve"> Company (2021) "</w:t>
+        <w:t xml:space="preserve"> modernas". Esto destaca la integración entre Qt y Python para creación de interfaces robustas. Según la documentación de </w:t>
       </w:r>
       <w:proofErr w:type="spellStart"/>
       <w:r>
@@ -3826,7 +3427,7 @@
           <w:szCs w:val="24"/>
           <w:lang w:eastAsia="es-ES"/>
         </w:rPr>
-        <w:t>Qt</w:t>
+        <w:t>PySide</w:t>
       </w:r>
       <w:proofErr w:type="spellEnd"/>
       <w:r>
@@ -3837,183 +3438,7 @@
           <w:szCs w:val="24"/>
           <w:lang w:eastAsia="es-ES"/>
         </w:rPr>
-        <w:t xml:space="preserve"> </w:t>
-      </w:r>
-      <w:proofErr w:type="spellStart"/>
-      <w:r>
-        <w:rPr>
-          <w:rFonts w:ascii="Arial" w:eastAsia="Times New Roman" w:hAnsi="Arial" w:cs="Arial"/>
-          <w:color w:val="000000"/>
-          <w:sz w:val="24"/>
-          <w:szCs w:val="24"/>
-          <w:lang w:eastAsia="es-ES"/>
-        </w:rPr>
-        <w:t>for</w:t>
-      </w:r>
-      <w:proofErr w:type="spellEnd"/>
-      <w:r>
-        <w:rPr>
-          <w:rFonts w:ascii="Arial" w:eastAsia="Times New Roman" w:hAnsi="Arial" w:cs="Arial"/>
-          <w:color w:val="000000"/>
-          <w:sz w:val="24"/>
-          <w:szCs w:val="24"/>
-          <w:lang w:eastAsia="es-ES"/>
-        </w:rPr>
-        <w:t xml:space="preserve"> Python (</w:t>
-      </w:r>
-      <w:proofErr w:type="spellStart"/>
-      <w:r>
-        <w:rPr>
-          <w:rFonts w:ascii="Arial" w:eastAsia="Times New Roman" w:hAnsi="Arial" w:cs="Arial"/>
-          <w:color w:val="000000"/>
-          <w:sz w:val="24"/>
-          <w:szCs w:val="24"/>
-          <w:lang w:eastAsia="es-ES"/>
-        </w:rPr>
-        <w:t>PySide</w:t>
-      </w:r>
-      <w:proofErr w:type="spellEnd"/>
-      <w:r>
-        <w:rPr>
-          <w:rFonts w:ascii="Arial" w:eastAsia="Times New Roman" w:hAnsi="Arial" w:cs="Arial"/>
-          <w:color w:val="000000"/>
-          <w:sz w:val="24"/>
-          <w:szCs w:val="24"/>
-          <w:lang w:eastAsia="es-ES"/>
-        </w:rPr>
-        <w:t xml:space="preserve">) ofrece vinculaciones de </w:t>
-      </w:r>
-      <w:proofErr w:type="spellStart"/>
-      <w:r>
-        <w:rPr>
-          <w:rFonts w:ascii="Arial" w:eastAsia="Times New Roman" w:hAnsi="Arial" w:cs="Arial"/>
-          <w:color w:val="000000"/>
-          <w:sz w:val="24"/>
-          <w:szCs w:val="24"/>
-          <w:lang w:eastAsia="es-ES"/>
-        </w:rPr>
-        <w:t>Qt</w:t>
-      </w:r>
-      <w:proofErr w:type="spellEnd"/>
-      <w:r>
-        <w:rPr>
-          <w:rFonts w:ascii="Arial" w:eastAsia="Times New Roman" w:hAnsi="Arial" w:cs="Arial"/>
-          <w:color w:val="000000"/>
-          <w:sz w:val="24"/>
-          <w:szCs w:val="24"/>
-          <w:lang w:eastAsia="es-ES"/>
-        </w:rPr>
-        <w:t xml:space="preserve"> para Python que permiten desarrollar </w:t>
-      </w:r>
-      <w:proofErr w:type="spellStart"/>
-      <w:r>
-        <w:rPr>
-          <w:rFonts w:ascii="Arial" w:eastAsia="Times New Roman" w:hAnsi="Arial" w:cs="Arial"/>
-          <w:color w:val="000000"/>
-          <w:sz w:val="24"/>
-          <w:szCs w:val="24"/>
-          <w:lang w:eastAsia="es-ES"/>
-        </w:rPr>
-        <w:t>GUIs</w:t>
-      </w:r>
-      <w:proofErr w:type="spellEnd"/>
-      <w:r>
-        <w:rPr>
-          <w:rFonts w:ascii="Arial" w:eastAsia="Times New Roman" w:hAnsi="Arial" w:cs="Arial"/>
-          <w:color w:val="000000"/>
-          <w:sz w:val="24"/>
-          <w:szCs w:val="24"/>
-          <w:lang w:eastAsia="es-ES"/>
-        </w:rPr>
-        <w:t xml:space="preserve"> modernas". Esto destaca la integración entre </w:t>
-      </w:r>
-      <w:proofErr w:type="spellStart"/>
-      <w:r>
-        <w:rPr>
-          <w:rFonts w:ascii="Arial" w:eastAsia="Times New Roman" w:hAnsi="Arial" w:cs="Arial"/>
-          <w:color w:val="000000"/>
-          <w:sz w:val="24"/>
-          <w:szCs w:val="24"/>
-          <w:lang w:eastAsia="es-ES"/>
-        </w:rPr>
-        <w:t>Qt</w:t>
-      </w:r>
-      <w:proofErr w:type="spellEnd"/>
-      <w:r>
-        <w:rPr>
-          <w:rFonts w:ascii="Arial" w:eastAsia="Times New Roman" w:hAnsi="Arial" w:cs="Arial"/>
-          <w:color w:val="000000"/>
-          <w:sz w:val="24"/>
-          <w:szCs w:val="24"/>
-          <w:lang w:eastAsia="es-ES"/>
-        </w:rPr>
-        <w:t xml:space="preserve"> y Python para creación de interfaces robustas. Según la documentación de </w:t>
-      </w:r>
-      <w:proofErr w:type="spellStart"/>
-      <w:r>
-        <w:rPr>
-          <w:rFonts w:ascii="Arial" w:eastAsia="Times New Roman" w:hAnsi="Arial" w:cs="Arial"/>
-          <w:color w:val="000000"/>
-          <w:sz w:val="24"/>
-          <w:szCs w:val="24"/>
-          <w:lang w:eastAsia="es-ES"/>
-        </w:rPr>
-        <w:t>PySide</w:t>
-      </w:r>
-      <w:proofErr w:type="spellEnd"/>
-      <w:r>
-        <w:rPr>
-          <w:rFonts w:ascii="Arial" w:eastAsia="Times New Roman" w:hAnsi="Arial" w:cs="Arial"/>
-          <w:color w:val="000000"/>
-          <w:sz w:val="24"/>
-          <w:szCs w:val="24"/>
-          <w:lang w:eastAsia="es-ES"/>
-        </w:rPr>
-        <w:t xml:space="preserve"> (2021) "PySide6 proporciona acceso a los módulos </w:t>
-      </w:r>
-      <w:proofErr w:type="spellStart"/>
-      <w:r>
-        <w:rPr>
-          <w:rFonts w:ascii="Arial" w:eastAsia="Times New Roman" w:hAnsi="Arial" w:cs="Arial"/>
-          <w:color w:val="000000"/>
-          <w:sz w:val="24"/>
-          <w:szCs w:val="24"/>
-          <w:lang w:eastAsia="es-ES"/>
-        </w:rPr>
-        <w:t>Qt</w:t>
-      </w:r>
-      <w:proofErr w:type="spellEnd"/>
-      <w:r>
-        <w:rPr>
-          <w:rFonts w:ascii="Arial" w:eastAsia="Times New Roman" w:hAnsi="Arial" w:cs="Arial"/>
-          <w:color w:val="000000"/>
-          <w:sz w:val="24"/>
-          <w:szCs w:val="24"/>
-          <w:lang w:eastAsia="es-ES"/>
-        </w:rPr>
-        <w:t xml:space="preserve"> con API consistente y rendimiento nativo". De aquí se concluye que PySide6 combina productividad de Python con capacidades gráficas avanzadas de </w:t>
-      </w:r>
-      <w:proofErr w:type="spellStart"/>
-      <w:r>
-        <w:rPr>
-          <w:rFonts w:ascii="Arial" w:eastAsia="Times New Roman" w:hAnsi="Arial" w:cs="Arial"/>
-          <w:color w:val="000000"/>
-          <w:sz w:val="24"/>
-          <w:szCs w:val="24"/>
-          <w:lang w:eastAsia="es-ES"/>
-        </w:rPr>
-        <w:t>Qt</w:t>
-      </w:r>
-      <w:proofErr w:type="spellEnd"/>
-      <w:r>
-        <w:rPr>
-          <w:rFonts w:ascii="Arial" w:eastAsia="Times New Roman" w:hAnsi="Arial" w:cs="Arial"/>
-          <w:color w:val="000000"/>
-          <w:sz w:val="24"/>
-          <w:szCs w:val="24"/>
-          <w:lang w:eastAsia="es-ES"/>
-        </w:rPr>
-        <w:t>. Por tanto, es una opción sólida para aplicaciones de escritorio profesionales en Python.</w:t>
+        <w:t xml:space="preserve"> (2021) "PySide6 proporciona acceso a los módulos Qt con API consistente y rendimiento nativo". De aquí se concluye que PySide6 combina productividad de Python con capacidades gráficas avanzadas de Qt. Por tanto, es una opción sólida para aplicaciones de escritorio profesionales en Python.</w:t>
       </w:r>
     </w:p>
     <w:p>
@@ -4060,29 +3485,7 @@
           <w:lang w:eastAsia="es-ES"/>
         </w:rPr>
         <w:tab/>
-        <w:t xml:space="preserve">Como preámbulo, las aplicaciones de escritorio son programas instalados y ejecutados en un ordenador personal que aprovechan recursos locales y ofrecen una experiencia de usuario completa. Según </w:t>
-      </w:r>
-      <w:proofErr w:type="spellStart"/>
-      <w:r>
-        <w:rPr>
-          <w:rFonts w:ascii="Arial" w:eastAsia="Times New Roman" w:hAnsi="Arial" w:cs="Arial"/>
-          <w:color w:val="000000"/>
-          <w:sz w:val="24"/>
-          <w:szCs w:val="24"/>
-          <w:lang w:eastAsia="es-ES"/>
-        </w:rPr>
-        <w:t>Sommerville</w:t>
-      </w:r>
-      <w:proofErr w:type="spellEnd"/>
-      <w:r>
-        <w:rPr>
-          <w:rFonts w:ascii="Arial" w:eastAsia="Times New Roman" w:hAnsi="Arial" w:cs="Arial"/>
-          <w:color w:val="000000"/>
-          <w:sz w:val="24"/>
-          <w:szCs w:val="24"/>
-          <w:lang w:eastAsia="es-ES"/>
-        </w:rPr>
-        <w:t xml:space="preserve"> (2011) "las aplicaciones de escritorio permiten control total sobre recursos y rendimiento del sistema". Esto sugiere ventajas en eficiencia y acceso hardware. Según Microsoft (2019) "las aplicaciones de escritorio siguen siendo esenciales para tareas intensivas y para entornos offline". La conclusión es que, pese a la </w:t>
+        <w:t xml:space="preserve">Como preámbulo, las aplicaciones de escritorio son programas instalados y ejecutados en un ordenador personal que aprovechan recursos locales y ofrecen una experiencia de usuario completa. Según Sommerville (2011) "las aplicaciones de escritorio permiten control total sobre recursos y rendimiento del sistema". Esto sugiere ventajas en eficiencia y acceso hardware. Según Microsoft (2019) "las aplicaciones de escritorio siguen siendo esenciales para tareas intensivas y para entornos offline". La conclusión es que, pese a la </w:t>
       </w:r>
       <w:r>
         <w:rPr>
@@ -4140,7 +3543,7 @@
           <w:lang w:eastAsia="es-ES"/>
         </w:rPr>
         <w:tab/>
-        <w:t xml:space="preserve">Como preámbulo, una base de datos es una colección organizada de datos diseñada para su almacenamiento, consulta y mantenimiento eficiente, garantizando integridad y concurrencia. Según </w:t>
+        <w:t xml:space="preserve">Como preámbulo, una base de datos es una colección organizada de datos diseñada para su almacenamiento, consulta y mantenimiento eficiente, garantizando integridad y concurrencia. Según Codd (1970) "el modelo relacional ofrece una forma consistente de representar datos y relaciones mediante tablas". Esto marcó la base para modelos relacionales y consultas declarativas. Según </w:t>
       </w:r>
       <w:proofErr w:type="spellStart"/>
       <w:r>
@@ -4151,7 +3554,7 @@
           <w:szCs w:val="24"/>
           <w:lang w:eastAsia="es-ES"/>
         </w:rPr>
-        <w:t>Codd</w:t>
+        <w:t>Elmasri</w:t>
       </w:r>
       <w:proofErr w:type="spellEnd"/>
       <w:r>
@@ -4162,7 +3565,7 @@
           <w:szCs w:val="24"/>
           <w:lang w:eastAsia="es-ES"/>
         </w:rPr>
-        <w:t xml:space="preserve"> (1970) "el modelo relacional ofrece una forma consistente de representar datos y relaciones mediante tablas". Esto marcó la base para modelos relacionales y consultas declarativas. Según </w:t>
+        <w:t xml:space="preserve"> &amp; </w:t>
       </w:r>
       <w:proofErr w:type="spellStart"/>
       <w:r>
@@ -4173,7 +3576,7 @@
           <w:szCs w:val="24"/>
           <w:lang w:eastAsia="es-ES"/>
         </w:rPr>
-        <w:t>Elmasri</w:t>
+        <w:t>Navathe</w:t>
       </w:r>
       <w:proofErr w:type="spellEnd"/>
       <w:r>
@@ -4184,28 +3587,6 @@
           <w:szCs w:val="24"/>
           <w:lang w:eastAsia="es-ES"/>
         </w:rPr>
-        <w:t xml:space="preserve"> &amp; </w:t>
-      </w:r>
-      <w:proofErr w:type="spellStart"/>
-      <w:r>
-        <w:rPr>
-          <w:rFonts w:ascii="Arial" w:eastAsia="Times New Roman" w:hAnsi="Arial" w:cs="Arial"/>
-          <w:color w:val="000000"/>
-          <w:sz w:val="24"/>
-          <w:szCs w:val="24"/>
-          <w:lang w:eastAsia="es-ES"/>
-        </w:rPr>
-        <w:t>Navathe</w:t>
-      </w:r>
-      <w:proofErr w:type="spellEnd"/>
-      <w:r>
-        <w:rPr>
-          <w:rFonts w:ascii="Arial" w:eastAsia="Times New Roman" w:hAnsi="Arial" w:cs="Arial"/>
-          <w:color w:val="000000"/>
-          <w:sz w:val="24"/>
-          <w:szCs w:val="24"/>
-          <w:lang w:eastAsia="es-ES"/>
-        </w:rPr>
         <w:t xml:space="preserve"> (2010) "una base de datos debe garantizar integridad, seguridad, recuperación y rendimiento". De aquí se concluye que la elección del modelo y arquitectura impacta directamente en la escalabilidad y fiabilidad. Por tanto, diseñar bases de datos requiere normalización, índices y políticas de respaldo.</w:t>
       </w:r>
     </w:p>
@@ -4220,7 +3601,6 @@
           <w:lang w:eastAsia="es-ES"/>
         </w:rPr>
       </w:pPr>
-      <w:proofErr w:type="spellStart"/>
       <w:r>
         <w:rPr>
           <w:rFonts w:ascii="Arial" w:eastAsia="Times New Roman" w:hAnsi="Arial" w:cs="Arial"/>
@@ -4233,29 +3613,50 @@
         </w:rPr>
         <w:t>MySQL</w:t>
       </w:r>
+    </w:p>
+    <w:p>
+      <w:pPr>
+        <w:spacing w:before="240" w:after="240" w:line="240" w:lineRule="auto"/>
+        <w:ind w:firstLine="720"/>
+        <w:jc w:val="both"/>
+        <w:rPr>
+          <w:rFonts w:ascii="Times New Roman" w:eastAsia="Times New Roman" w:hAnsi="Times New Roman" w:cs="Times New Roman"/>
+          <w:sz w:val="24"/>
+          <w:szCs w:val="24"/>
+          <w:lang w:eastAsia="es-ES"/>
+        </w:rPr>
+      </w:pPr>
+      <w:r>
+        <w:rPr>
+          <w:rFonts w:ascii="Arial" w:eastAsia="Times New Roman" w:hAnsi="Arial" w:cs="Arial"/>
+          <w:color w:val="000000"/>
+          <w:sz w:val="24"/>
+          <w:szCs w:val="24"/>
+          <w:lang w:eastAsia="es-ES"/>
+        </w:rPr>
+        <w:t xml:space="preserve">Como preámbulo, MySQL es un sistema de gestión de bases de datos relacional de código abierto, ampliamente utilizado por su velocidad, simplicidad y comunidad extensa. Según </w:t>
+      </w:r>
+      <w:proofErr w:type="spellStart"/>
+      <w:r>
+        <w:rPr>
+          <w:rFonts w:ascii="Arial" w:eastAsia="Times New Roman" w:hAnsi="Arial" w:cs="Arial"/>
+          <w:color w:val="000000"/>
+          <w:sz w:val="24"/>
+          <w:szCs w:val="24"/>
+          <w:lang w:eastAsia="es-ES"/>
+        </w:rPr>
+        <w:t>Widenius</w:t>
+      </w:r>
       <w:proofErr w:type="spellEnd"/>
-    </w:p>
-    <w:p>
-      <w:pPr>
-        <w:spacing w:before="240" w:after="240" w:line="240" w:lineRule="auto"/>
-        <w:ind w:firstLine="720"/>
-        <w:jc w:val="both"/>
-        <w:rPr>
-          <w:rFonts w:ascii="Times New Roman" w:eastAsia="Times New Roman" w:hAnsi="Times New Roman" w:cs="Times New Roman"/>
-          <w:sz w:val="24"/>
-          <w:szCs w:val="24"/>
-          <w:lang w:eastAsia="es-ES"/>
-        </w:rPr>
-      </w:pPr>
-      <w:r>
-        <w:rPr>
-          <w:rFonts w:ascii="Arial" w:eastAsia="Times New Roman" w:hAnsi="Arial" w:cs="Arial"/>
-          <w:color w:val="000000"/>
-          <w:sz w:val="24"/>
-          <w:szCs w:val="24"/>
-          <w:lang w:eastAsia="es-ES"/>
-        </w:rPr>
-        <w:t xml:space="preserve">Como preámbulo, </w:t>
+      <w:r>
+        <w:rPr>
+          <w:rFonts w:ascii="Arial" w:eastAsia="Times New Roman" w:hAnsi="Arial" w:cs="Arial"/>
+          <w:color w:val="000000"/>
+          <w:sz w:val="24"/>
+          <w:szCs w:val="24"/>
+          <w:lang w:eastAsia="es-ES"/>
+        </w:rPr>
+        <w:t xml:space="preserve"> &amp; </w:t>
       </w:r>
       <w:proofErr w:type="spellStart"/>
       <w:r>
@@ -4266,7 +3667,7 @@
           <w:szCs w:val="24"/>
           <w:lang w:eastAsia="es-ES"/>
         </w:rPr>
-        <w:t>MySQL</w:t>
+        <w:t>Axmark</w:t>
       </w:r>
       <w:proofErr w:type="spellEnd"/>
       <w:r>
@@ -4277,139 +3678,7 @@
           <w:szCs w:val="24"/>
           <w:lang w:eastAsia="es-ES"/>
         </w:rPr>
-        <w:t xml:space="preserve"> es un sistema de gestión de bases de datos relacional de código abierto, ampliamente utilizado por su velocidad, simplicidad y comunidad extensa. Según </w:t>
-      </w:r>
-      <w:proofErr w:type="spellStart"/>
-      <w:r>
-        <w:rPr>
-          <w:rFonts w:ascii="Arial" w:eastAsia="Times New Roman" w:hAnsi="Arial" w:cs="Arial"/>
-          <w:color w:val="000000"/>
-          <w:sz w:val="24"/>
-          <w:szCs w:val="24"/>
-          <w:lang w:eastAsia="es-ES"/>
-        </w:rPr>
-        <w:t>Widenius</w:t>
-      </w:r>
-      <w:proofErr w:type="spellEnd"/>
-      <w:r>
-        <w:rPr>
-          <w:rFonts w:ascii="Arial" w:eastAsia="Times New Roman" w:hAnsi="Arial" w:cs="Arial"/>
-          <w:color w:val="000000"/>
-          <w:sz w:val="24"/>
-          <w:szCs w:val="24"/>
-          <w:lang w:eastAsia="es-ES"/>
-        </w:rPr>
-        <w:t xml:space="preserve"> &amp; </w:t>
-      </w:r>
-      <w:proofErr w:type="spellStart"/>
-      <w:r>
-        <w:rPr>
-          <w:rFonts w:ascii="Arial" w:eastAsia="Times New Roman" w:hAnsi="Arial" w:cs="Arial"/>
-          <w:color w:val="000000"/>
-          <w:sz w:val="24"/>
-          <w:szCs w:val="24"/>
-          <w:lang w:eastAsia="es-ES"/>
-        </w:rPr>
-        <w:t>Axmark</w:t>
-      </w:r>
-      <w:proofErr w:type="spellEnd"/>
-      <w:r>
-        <w:rPr>
-          <w:rFonts w:ascii="Arial" w:eastAsia="Times New Roman" w:hAnsi="Arial" w:cs="Arial"/>
-          <w:color w:val="000000"/>
-          <w:sz w:val="24"/>
-          <w:szCs w:val="24"/>
-          <w:lang w:eastAsia="es-ES"/>
-        </w:rPr>
-        <w:t xml:space="preserve"> (1995) "</w:t>
-      </w:r>
-      <w:proofErr w:type="spellStart"/>
-      <w:r>
-        <w:rPr>
-          <w:rFonts w:ascii="Arial" w:eastAsia="Times New Roman" w:hAnsi="Arial" w:cs="Arial"/>
-          <w:color w:val="000000"/>
-          <w:sz w:val="24"/>
-          <w:szCs w:val="24"/>
-          <w:lang w:eastAsia="es-ES"/>
-        </w:rPr>
-        <w:t>MySQL</w:t>
-      </w:r>
-      <w:proofErr w:type="spellEnd"/>
-      <w:r>
-        <w:rPr>
-          <w:rFonts w:ascii="Arial" w:eastAsia="Times New Roman" w:hAnsi="Arial" w:cs="Arial"/>
-          <w:color w:val="000000"/>
-          <w:sz w:val="24"/>
-          <w:szCs w:val="24"/>
-          <w:lang w:eastAsia="es-ES"/>
-        </w:rPr>
-        <w:t xml:space="preserve"> nace como motor rápido y fiable para aplicaciones web y empresariales". Esto explica su adopción temprana en entornos LAMP. Según la documentación de Oracle/</w:t>
-      </w:r>
-      <w:proofErr w:type="spellStart"/>
-      <w:r>
-        <w:rPr>
-          <w:rFonts w:ascii="Arial" w:eastAsia="Times New Roman" w:hAnsi="Arial" w:cs="Arial"/>
-          <w:color w:val="000000"/>
-          <w:sz w:val="24"/>
-          <w:szCs w:val="24"/>
-          <w:lang w:eastAsia="es-ES"/>
-        </w:rPr>
-        <w:t>MySQL</w:t>
-      </w:r>
-      <w:proofErr w:type="spellEnd"/>
-      <w:r>
-        <w:rPr>
-          <w:rFonts w:ascii="Arial" w:eastAsia="Times New Roman" w:hAnsi="Arial" w:cs="Arial"/>
-          <w:color w:val="000000"/>
-          <w:sz w:val="24"/>
-          <w:szCs w:val="24"/>
-          <w:lang w:eastAsia="es-ES"/>
-        </w:rPr>
-        <w:t xml:space="preserve"> (2010) "</w:t>
-      </w:r>
-      <w:proofErr w:type="spellStart"/>
-      <w:r>
-        <w:rPr>
-          <w:rFonts w:ascii="Arial" w:eastAsia="Times New Roman" w:hAnsi="Arial" w:cs="Arial"/>
-          <w:color w:val="000000"/>
-          <w:sz w:val="24"/>
-          <w:szCs w:val="24"/>
-          <w:lang w:eastAsia="es-ES"/>
-        </w:rPr>
-        <w:t>MySQL</w:t>
-      </w:r>
-      <w:proofErr w:type="spellEnd"/>
-      <w:r>
-        <w:rPr>
-          <w:rFonts w:ascii="Arial" w:eastAsia="Times New Roman" w:hAnsi="Arial" w:cs="Arial"/>
-          <w:color w:val="000000"/>
-          <w:sz w:val="24"/>
-          <w:szCs w:val="24"/>
-          <w:lang w:eastAsia="es-ES"/>
-        </w:rPr>
-        <w:t xml:space="preserve"> ofrece características de replicación, seguridad y rendimiento para cargas diversas". La conclusión es que </w:t>
-      </w:r>
-      <w:proofErr w:type="spellStart"/>
-      <w:r>
-        <w:rPr>
-          <w:rFonts w:ascii="Arial" w:eastAsia="Times New Roman" w:hAnsi="Arial" w:cs="Arial"/>
-          <w:color w:val="000000"/>
-          <w:sz w:val="24"/>
-          <w:szCs w:val="24"/>
-          <w:lang w:eastAsia="es-ES"/>
-        </w:rPr>
-        <w:t>MySQL</w:t>
-      </w:r>
-      <w:proofErr w:type="spellEnd"/>
-      <w:r>
-        <w:rPr>
-          <w:rFonts w:ascii="Arial" w:eastAsia="Times New Roman" w:hAnsi="Arial" w:cs="Arial"/>
-          <w:color w:val="000000"/>
-          <w:sz w:val="24"/>
-          <w:szCs w:val="24"/>
-          <w:lang w:eastAsia="es-ES"/>
-        </w:rPr>
-        <w:t xml:space="preserve"> combina facilidad de uso con funciones de producción, aunque la arquitectura y el </w:t>
+        <w:t xml:space="preserve"> (1995) "MySQL nace como motor rápido y fiable para aplicaciones web y empresariales". Esto explica su adopción temprana en entornos LAMP. Según la documentación de Oracle/MySQL (2010) "MySQL ofrece características de replicación, seguridad y rendimiento para cargas diversas". La conclusión es que MySQL combina facilidad de uso con funciones de producción, aunque la arquitectura y el </w:t>
       </w:r>
       <w:proofErr w:type="spellStart"/>
       <w:r>
@@ -4500,29 +3769,7 @@
           <w:szCs w:val="24"/>
           <w:lang w:eastAsia="es-ES"/>
         </w:rPr>
-        <w:t>/</w:t>
-      </w:r>
-      <w:proofErr w:type="spellStart"/>
-      <w:r>
-        <w:rPr>
-          <w:rFonts w:ascii="Arial" w:eastAsia="Times New Roman" w:hAnsi="Arial" w:cs="Arial"/>
-          <w:color w:val="000000"/>
-          <w:sz w:val="24"/>
-          <w:szCs w:val="24"/>
-          <w:lang w:eastAsia="es-ES"/>
-        </w:rPr>
-        <w:t>MySQL</w:t>
-      </w:r>
-      <w:proofErr w:type="spellEnd"/>
-      <w:r>
-        <w:rPr>
-          <w:rFonts w:ascii="Arial" w:eastAsia="Times New Roman" w:hAnsi="Arial" w:cs="Arial"/>
-          <w:color w:val="000000"/>
-          <w:sz w:val="24"/>
-          <w:szCs w:val="24"/>
-          <w:lang w:eastAsia="es-ES"/>
-        </w:rPr>
-        <w:t>, PHP y Perl, facilitando entornos de desarrollo locales. Según Apache Friends (2002) "XAMPP es completamente gratuito y fácil de instalar, concebido para desarrollo local". Esto facilita el despliegue rápido de entornos de pruebas. Según la documentación de XAMPP (s.f.) "XAMPP permite simular entornos de servidor para pruebas antes de producción". De ello se concluye que XAMPP es ideal para aprendizaje y desarrollo ágil, aunque no se recomienda como servidor de producción sin ajustes de seguridad. En práctica, acelera el ciclo de desarrollo y pruebas locales.</w:t>
+        <w:t>/MySQL, PHP y Perl, facilitando entornos de desarrollo locales. Según Apache Friends (2002) "XAMPP es completamente gratuito y fácil de instalar, concebido para desarrollo local". Esto facilita el despliegue rápido de entornos de pruebas. Según la documentación de XAMPP (s.f.) "XAMPP permite simular entornos de servidor para pruebas antes de producción". De ello se concluye que XAMPP es ideal para aprendizaje y desarrollo ágil, aunque no se recomienda como servidor de producción sin ajustes de seguridad. En práctica, acelera el ciclo de desarrollo y pruebas locales.</w:t>
       </w:r>
     </w:p>
     <w:p>
@@ -5058,29 +4305,7 @@
           <w:szCs w:val="24"/>
           <w:lang w:eastAsia="es-ES"/>
         </w:rPr>
-        <w:t xml:space="preserve">Las Bases Legales de una investigación comprende las diversas normas y disposiciones que regulan su desarrollo, garantizando así su conformidad con las exigencias de los organismos competentes. Al respecto, Según </w:t>
-      </w:r>
-      <w:proofErr w:type="spellStart"/>
-      <w:r>
-        <w:rPr>
-          <w:rFonts w:ascii="Arial" w:eastAsia="Times New Roman" w:hAnsi="Arial" w:cs="Arial"/>
-          <w:color w:val="000000"/>
-          <w:sz w:val="24"/>
-          <w:szCs w:val="24"/>
-          <w:lang w:eastAsia="es-ES"/>
-        </w:rPr>
-        <w:t>Querales</w:t>
-      </w:r>
-      <w:proofErr w:type="spellEnd"/>
-      <w:r>
-        <w:rPr>
-          <w:rFonts w:ascii="Arial" w:eastAsia="Times New Roman" w:hAnsi="Arial" w:cs="Arial"/>
-          <w:color w:val="000000"/>
-          <w:sz w:val="24"/>
-          <w:szCs w:val="24"/>
-          <w:lang w:eastAsia="es-ES"/>
-        </w:rPr>
-        <w:t xml:space="preserve"> (2017) “Son todos aquellos artículos que servirán de funcionamiento legal a la ejecución del proyecto”. Bajo esta premisa, la presente propuesta se fundamenta en la Constitución de la República Bolivariana de Venezuela, así como en la Ley Orgánica de Ciencia, Tecnología e Innovación y diversos decretos aplicables.</w:t>
+        <w:t>Las Bases Legales de una investigación comprende las diversas normas y disposiciones que regulan su desarrollo, garantizando así su conformidad con las exigencias de los organismos competentes. Al respecto, Según Querales (2017) “Son todos aquellos artículos que servirán de funcionamiento legal a la ejecución del proyecto”. Bajo esta premisa, la presente propuesta se fundamenta en la Constitución de la República Bolivariana de Venezuela, así como en la Ley Orgánica de Ciencia, Tecnología e Innovación y diversos decretos aplicables.</w:t>
       </w:r>
     </w:p>
     <w:p>
@@ -5470,7 +4695,7 @@
           <w:lang w:eastAsia="es-ES"/>
         </w:rPr>
         <w:lastRenderedPageBreak/>
-        <w:pict>
+        <w:pict w14:anchorId="35BD6B74">
           <v:rect id="_x0000_i1026" style="width:0;height:1.5pt" o:hralign="center" o:hrstd="t" o:hr="t" fillcolor="#a0a0a0" stroked="f"/>
         </w:pict>
       </w:r>
@@ -5685,23 +4910,13 @@
           <w:lang w:val="en-US" w:eastAsia="es-ES"/>
         </w:rPr>
       </w:pPr>
-      <w:proofErr w:type="spellStart"/>
-      <w:r>
-        <w:rPr>
-          <w:rFonts w:ascii="Arial" w:eastAsia="Times New Roman" w:hAnsi="Arial" w:cs="Arial"/>
-          <w:color w:val="000000"/>
-          <w:lang w:val="en-US" w:eastAsia="es-ES"/>
-        </w:rPr>
-        <w:t>Codd</w:t>
-      </w:r>
-      <w:proofErr w:type="spellEnd"/>
-      <w:r>
-        <w:rPr>
-          <w:rFonts w:ascii="Arial" w:eastAsia="Times New Roman" w:hAnsi="Arial" w:cs="Arial"/>
-          <w:color w:val="000000"/>
-          <w:lang w:val="en-US" w:eastAsia="es-ES"/>
-        </w:rPr>
-        <w:t xml:space="preserve">, E. F. (1970). A relational model of data for large shared data banks. </w:t>
+      <w:r>
+        <w:rPr>
+          <w:rFonts w:ascii="Arial" w:eastAsia="Times New Roman" w:hAnsi="Arial" w:cs="Arial"/>
+          <w:color w:val="000000"/>
+          <w:lang w:val="en-US" w:eastAsia="es-ES"/>
+        </w:rPr>
+        <w:t xml:space="preserve">Codd, E. F. (1970). A relational model of data for large shared data banks. </w:t>
       </w:r>
       <w:r>
         <w:rPr>
@@ -5834,23 +5049,13 @@
           <w:lang w:val="en-US" w:eastAsia="es-ES"/>
         </w:rPr>
       </w:pPr>
-      <w:proofErr w:type="spellStart"/>
-      <w:r>
-        <w:rPr>
-          <w:rFonts w:ascii="Arial" w:eastAsia="Times New Roman" w:hAnsi="Arial" w:cs="Arial"/>
-          <w:color w:val="000000"/>
-          <w:lang w:val="en-US" w:eastAsia="es-ES"/>
-        </w:rPr>
-        <w:t>Fayol</w:t>
-      </w:r>
-      <w:proofErr w:type="spellEnd"/>
-      <w:r>
-        <w:rPr>
-          <w:rFonts w:ascii="Arial" w:eastAsia="Times New Roman" w:hAnsi="Arial" w:cs="Arial"/>
-          <w:color w:val="000000"/>
-          <w:lang w:val="en-US" w:eastAsia="es-ES"/>
-        </w:rPr>
-        <w:t xml:space="preserve">, H. (1916). </w:t>
+      <w:r>
+        <w:rPr>
+          <w:rFonts w:ascii="Arial" w:eastAsia="Times New Roman" w:hAnsi="Arial" w:cs="Arial"/>
+          <w:color w:val="000000"/>
+          <w:lang w:val="en-US" w:eastAsia="es-ES"/>
+        </w:rPr>
+        <w:t xml:space="preserve">Fayol, H. (1916). </w:t>
       </w:r>
       <w:r>
         <w:rPr>
@@ -5918,23 +5123,13 @@
           <w:lang w:val="en-US" w:eastAsia="es-ES"/>
         </w:rPr>
       </w:pPr>
-      <w:proofErr w:type="spellStart"/>
-      <w:r>
-        <w:rPr>
-          <w:rFonts w:ascii="Arial" w:eastAsia="Times New Roman" w:hAnsi="Arial" w:cs="Arial"/>
-          <w:color w:val="000000"/>
-          <w:lang w:val="en-US" w:eastAsia="es-ES"/>
-        </w:rPr>
-        <w:t>Hartmut</w:t>
-      </w:r>
-      <w:proofErr w:type="spellEnd"/>
-      <w:r>
-        <w:rPr>
-          <w:rFonts w:ascii="Arial" w:eastAsia="Times New Roman" w:hAnsi="Arial" w:cs="Arial"/>
-          <w:color w:val="000000"/>
-          <w:lang w:val="en-US" w:eastAsia="es-ES"/>
-        </w:rPr>
-        <w:t xml:space="preserve">, D. (1986). </w:t>
+      <w:r>
+        <w:rPr>
+          <w:rFonts w:ascii="Arial" w:eastAsia="Times New Roman" w:hAnsi="Arial" w:cs="Arial"/>
+          <w:color w:val="000000"/>
+          <w:lang w:val="en-US" w:eastAsia="es-ES"/>
+        </w:rPr>
+        <w:t xml:space="preserve">Hartmut, D. (1986). </w:t>
       </w:r>
       <w:r>
         <w:rPr>
@@ -6342,27 +5537,8 @@
           <w:color w:val="000000"/>
           <w:lang w:val="en-US" w:eastAsia="es-ES"/>
         </w:rPr>
-        <w:t xml:space="preserve"> / The </w:t>
-      </w:r>
-      <w:proofErr w:type="spellStart"/>
-      <w:r>
-        <w:rPr>
-          <w:rFonts w:ascii="Arial" w:eastAsia="Times New Roman" w:hAnsi="Arial" w:cs="Arial"/>
-          <w:color w:val="000000"/>
-          <w:lang w:val="en-US" w:eastAsia="es-ES"/>
-        </w:rPr>
-        <w:t>Qt</w:t>
-      </w:r>
-      <w:proofErr w:type="spellEnd"/>
-      <w:r>
-        <w:rPr>
-          <w:rFonts w:ascii="Arial" w:eastAsia="Times New Roman" w:hAnsi="Arial" w:cs="Arial"/>
-          <w:color w:val="000000"/>
-          <w:lang w:val="en-US" w:eastAsia="es-ES"/>
-        </w:rPr>
-        <w:t xml:space="preserve"> Company. (2021). </w:t>
-      </w:r>
-      <w:proofErr w:type="spellStart"/>
+        <w:t xml:space="preserve"> / The Qt Company. (2021). </w:t>
+      </w:r>
       <w:r>
         <w:rPr>
           <w:rFonts w:ascii="Arial" w:eastAsia="Times New Roman" w:hAnsi="Arial" w:cs="Arial"/>
@@ -6371,18 +5547,7 @@
           <w:color w:val="000000"/>
           <w:lang w:val="en-US" w:eastAsia="es-ES"/>
         </w:rPr>
-        <w:t>Qt</w:t>
-      </w:r>
-      <w:proofErr w:type="spellEnd"/>
-      <w:r>
-        <w:rPr>
-          <w:rFonts w:ascii="Arial" w:eastAsia="Times New Roman" w:hAnsi="Arial" w:cs="Arial"/>
-          <w:i/>
-          <w:iCs/>
-          <w:color w:val="000000"/>
-          <w:lang w:val="en-US" w:eastAsia="es-ES"/>
-        </w:rPr>
-        <w:t xml:space="preserve"> for Python (</w:t>
+        <w:t>Qt for Python (</w:t>
       </w:r>
       <w:proofErr w:type="spellStart"/>
       <w:r>
@@ -6445,23 +5610,13 @@
           <w:lang w:val="en-US" w:eastAsia="es-ES"/>
         </w:rPr>
       </w:pPr>
-      <w:proofErr w:type="spellStart"/>
-      <w:r>
-        <w:rPr>
-          <w:rFonts w:ascii="Arial" w:eastAsia="Times New Roman" w:hAnsi="Arial" w:cs="Arial"/>
-          <w:color w:val="000000"/>
-          <w:lang w:val="en-US" w:eastAsia="es-ES"/>
-        </w:rPr>
-        <w:t>Sommerville</w:t>
-      </w:r>
-      <w:proofErr w:type="spellEnd"/>
-      <w:r>
-        <w:rPr>
-          <w:rFonts w:ascii="Arial" w:eastAsia="Times New Roman" w:hAnsi="Arial" w:cs="Arial"/>
-          <w:color w:val="000000"/>
-          <w:lang w:val="en-US" w:eastAsia="es-ES"/>
-        </w:rPr>
-        <w:t xml:space="preserve">, I. (2011). </w:t>
+      <w:r>
+        <w:rPr>
+          <w:rFonts w:ascii="Arial" w:eastAsia="Times New Roman" w:hAnsi="Arial" w:cs="Arial"/>
+          <w:color w:val="000000"/>
+          <w:lang w:val="en-US" w:eastAsia="es-ES"/>
+        </w:rPr>
+        <w:t xml:space="preserve">Sommerville, I. (2011). </w:t>
       </w:r>
       <w:r>
         <w:rPr>
@@ -6539,23 +5694,13 @@
           <w:lang w:val="en-US" w:eastAsia="es-ES"/>
         </w:rPr>
       </w:pPr>
-      <w:proofErr w:type="spellStart"/>
-      <w:r>
-        <w:rPr>
-          <w:rFonts w:ascii="Arial" w:eastAsia="Times New Roman" w:hAnsi="Arial" w:cs="Arial"/>
-          <w:color w:val="000000"/>
-          <w:lang w:val="en-US" w:eastAsia="es-ES"/>
-        </w:rPr>
-        <w:t>Schön</w:t>
-      </w:r>
-      <w:proofErr w:type="spellEnd"/>
-      <w:r>
-        <w:rPr>
-          <w:rFonts w:ascii="Arial" w:eastAsia="Times New Roman" w:hAnsi="Arial" w:cs="Arial"/>
-          <w:color w:val="000000"/>
-          <w:lang w:val="en-US" w:eastAsia="es-ES"/>
-        </w:rPr>
-        <w:t xml:space="preserve">, D. A. (1983). </w:t>
+      <w:r>
+        <w:rPr>
+          <w:rFonts w:ascii="Arial" w:eastAsia="Times New Roman" w:hAnsi="Arial" w:cs="Arial"/>
+          <w:color w:val="000000"/>
+          <w:lang w:val="en-US" w:eastAsia="es-ES"/>
+        </w:rPr>
+        <w:t xml:space="preserve">Schön, D. A. (1983). </w:t>
       </w:r>
       <w:r>
         <w:rPr>
@@ -6670,23 +5815,13 @@
         </w:rPr>
         <w:t xml:space="preserve"> (8th ed.). </w:t>
       </w:r>
-      <w:proofErr w:type="spellStart"/>
-      <w:r>
-        <w:rPr>
-          <w:rFonts w:ascii="Arial" w:eastAsia="Times New Roman" w:hAnsi="Arial" w:cs="Arial"/>
-          <w:color w:val="000000"/>
-          <w:lang w:eastAsia="es-ES"/>
-        </w:rPr>
-        <w:t>Cengage</w:t>
-      </w:r>
-      <w:proofErr w:type="spellEnd"/>
-      <w:r>
-        <w:rPr>
-          <w:rFonts w:ascii="Arial" w:eastAsia="Times New Roman" w:hAnsi="Arial" w:cs="Arial"/>
-          <w:color w:val="000000"/>
-          <w:lang w:eastAsia="es-ES"/>
-        </w:rPr>
-        <w:t>.</w:t>
+      <w:r>
+        <w:rPr>
+          <w:rFonts w:ascii="Arial" w:eastAsia="Times New Roman" w:hAnsi="Arial" w:cs="Arial"/>
+          <w:color w:val="000000"/>
+          <w:lang w:eastAsia="es-ES"/>
+        </w:rPr>
+        <w:t>Cengage.</w:t>
       </w:r>
     </w:p>
     <w:p>
@@ -6962,25 +6097,7 @@
           <w:color w:val="000000"/>
           <w:lang w:eastAsia="es-ES"/>
         </w:rPr>
-        <w:t xml:space="preserve">dro 1. </w:t>
-      </w:r>
-      <w:proofErr w:type="spellStart"/>
-      <w:r>
-        <w:rPr>
-          <w:rFonts w:ascii="Arial" w:eastAsia="Times New Roman" w:hAnsi="Arial" w:cs="Arial"/>
-          <w:color w:val="000000"/>
-          <w:lang w:eastAsia="es-ES"/>
-        </w:rPr>
-        <w:t>Operacionalización</w:t>
-      </w:r>
-      <w:proofErr w:type="spellEnd"/>
-      <w:r>
-        <w:rPr>
-          <w:rFonts w:ascii="Arial" w:eastAsia="Times New Roman" w:hAnsi="Arial" w:cs="Arial"/>
-          <w:color w:val="000000"/>
-          <w:lang w:eastAsia="es-ES"/>
-        </w:rPr>
-        <w:t xml:space="preserve"> de las Variables </w:t>
+        <w:t>dro 1. Operacionalización de las Variables </w:t>
       </w:r>
     </w:p>
     <w:p>
@@ -7035,12 +6152,12 @@
         <w:tblLook w:val="04A0" w:firstRow="1" w:lastRow="0" w:firstColumn="1" w:lastColumn="0" w:noHBand="0" w:noVBand="1"/>
       </w:tblPr>
       <w:tblGrid>
-        <w:gridCol w:w="1576"/>
-        <w:gridCol w:w="4532"/>
-        <w:gridCol w:w="3951"/>
-        <w:gridCol w:w="1695"/>
-        <w:gridCol w:w="1441"/>
-        <w:gridCol w:w="787"/>
+        <w:gridCol w:w="1198"/>
+        <w:gridCol w:w="4509"/>
+        <w:gridCol w:w="2923"/>
+        <w:gridCol w:w="1890"/>
+        <w:gridCol w:w="2773"/>
+        <w:gridCol w:w="689"/>
       </w:tblGrid>
       <w:tr>
         <w:trPr>
@@ -7068,8 +6185,8 @@
               <w:spacing w:after="0" w:line="240" w:lineRule="auto"/>
               <w:rPr>
                 <w:rFonts w:ascii="Times New Roman" w:eastAsia="Times New Roman" w:hAnsi="Times New Roman" w:cs="Times New Roman"/>
-                <w:sz w:val="24"/>
-                <w:szCs w:val="24"/>
+                <w:sz w:val="20"/>
+                <w:szCs w:val="20"/>
                 <w:lang w:eastAsia="es-ES"/>
               </w:rPr>
             </w:pPr>
@@ -7077,8 +6194,8 @@
               <w:rPr>
                 <w:rFonts w:ascii="Arial" w:eastAsia="Times New Roman" w:hAnsi="Arial" w:cs="Arial"/>
                 <w:color w:val="000000"/>
-                <w:sz w:val="24"/>
-                <w:szCs w:val="24"/>
+                <w:sz w:val="20"/>
+                <w:szCs w:val="20"/>
                 <w:lang w:eastAsia="es-ES"/>
               </w:rPr>
               <w:t>Variables</w:t>
@@ -7087,7 +6204,7 @@
         </w:tc>
         <w:tc>
           <w:tcPr>
-            <w:tcW w:w="0" w:type="auto"/>
+            <w:tcW w:w="4509" w:type="dxa"/>
             <w:tcBorders>
               <w:top w:val="single" w:sz="8" w:space="0" w:color="000000"/>
               <w:left w:val="single" w:sz="8" w:space="0" w:color="000000"/>
@@ -7107,8 +6224,8 @@
               <w:spacing w:after="0" w:line="240" w:lineRule="auto"/>
               <w:rPr>
                 <w:rFonts w:ascii="Times New Roman" w:eastAsia="Times New Roman" w:hAnsi="Times New Roman" w:cs="Times New Roman"/>
-                <w:sz w:val="24"/>
-                <w:szCs w:val="24"/>
+                <w:sz w:val="20"/>
+                <w:szCs w:val="20"/>
                 <w:lang w:eastAsia="es-ES"/>
               </w:rPr>
             </w:pPr>
@@ -7116,8 +6233,8 @@
               <w:rPr>
                 <w:rFonts w:ascii="Arial" w:eastAsia="Times New Roman" w:hAnsi="Arial" w:cs="Arial"/>
                 <w:color w:val="000000"/>
-                <w:sz w:val="24"/>
-                <w:szCs w:val="24"/>
+                <w:sz w:val="20"/>
+                <w:szCs w:val="20"/>
                 <w:lang w:eastAsia="es-ES"/>
               </w:rPr>
               <w:t>Definición Conceptual</w:t>
@@ -7126,7 +6243,7 @@
         </w:tc>
         <w:tc>
           <w:tcPr>
-            <w:tcW w:w="0" w:type="auto"/>
+            <w:tcW w:w="2923" w:type="dxa"/>
             <w:tcBorders>
               <w:top w:val="single" w:sz="8" w:space="0" w:color="000000"/>
               <w:left w:val="single" w:sz="8" w:space="0" w:color="000000"/>
@@ -7146,8 +6263,8 @@
               <w:spacing w:after="0" w:line="240" w:lineRule="auto"/>
               <w:rPr>
                 <w:rFonts w:ascii="Times New Roman" w:eastAsia="Times New Roman" w:hAnsi="Times New Roman" w:cs="Times New Roman"/>
-                <w:sz w:val="24"/>
-                <w:szCs w:val="24"/>
+                <w:sz w:val="20"/>
+                <w:szCs w:val="20"/>
                 <w:lang w:eastAsia="es-ES"/>
               </w:rPr>
             </w:pPr>
@@ -7155,8 +6272,8 @@
               <w:rPr>
                 <w:rFonts w:ascii="Arial" w:eastAsia="Times New Roman" w:hAnsi="Arial" w:cs="Arial"/>
                 <w:color w:val="000000"/>
-                <w:sz w:val="24"/>
-                <w:szCs w:val="24"/>
+                <w:sz w:val="20"/>
+                <w:szCs w:val="20"/>
                 <w:lang w:eastAsia="es-ES"/>
               </w:rPr>
               <w:t>Definición Operacional</w:t>
@@ -7165,7 +6282,7 @@
         </w:tc>
         <w:tc>
           <w:tcPr>
-            <w:tcW w:w="0" w:type="auto"/>
+            <w:tcW w:w="1890" w:type="dxa"/>
             <w:tcBorders>
               <w:top w:val="single" w:sz="8" w:space="0" w:color="000000"/>
               <w:left w:val="single" w:sz="8" w:space="0" w:color="000000"/>
@@ -7185,8 +6302,8 @@
               <w:spacing w:after="0" w:line="240" w:lineRule="auto"/>
               <w:rPr>
                 <w:rFonts w:ascii="Times New Roman" w:eastAsia="Times New Roman" w:hAnsi="Times New Roman" w:cs="Times New Roman"/>
-                <w:sz w:val="24"/>
-                <w:szCs w:val="24"/>
+                <w:sz w:val="20"/>
+                <w:szCs w:val="20"/>
                 <w:lang w:eastAsia="es-ES"/>
               </w:rPr>
             </w:pPr>
@@ -7194,8 +6311,8 @@
               <w:rPr>
                 <w:rFonts w:ascii="Arial" w:eastAsia="Times New Roman" w:hAnsi="Arial" w:cs="Arial"/>
                 <w:color w:val="000000"/>
-                <w:sz w:val="24"/>
-                <w:szCs w:val="24"/>
+                <w:sz w:val="20"/>
+                <w:szCs w:val="20"/>
                 <w:lang w:eastAsia="es-ES"/>
               </w:rPr>
               <w:t>Dimensiones</w:t>
@@ -7204,7 +6321,7 @@
         </w:tc>
         <w:tc>
           <w:tcPr>
-            <w:tcW w:w="0" w:type="auto"/>
+            <w:tcW w:w="2773" w:type="dxa"/>
             <w:tcBorders>
               <w:top w:val="single" w:sz="8" w:space="0" w:color="000000"/>
               <w:left w:val="single" w:sz="8" w:space="0" w:color="000000"/>
@@ -7224,8 +6341,8 @@
               <w:spacing w:after="0" w:line="240" w:lineRule="auto"/>
               <w:rPr>
                 <w:rFonts w:ascii="Times New Roman" w:eastAsia="Times New Roman" w:hAnsi="Times New Roman" w:cs="Times New Roman"/>
-                <w:sz w:val="24"/>
-                <w:szCs w:val="24"/>
+                <w:sz w:val="20"/>
+                <w:szCs w:val="20"/>
                 <w:lang w:eastAsia="es-ES"/>
               </w:rPr>
             </w:pPr>
@@ -7233,8 +6350,8 @@
               <w:rPr>
                 <w:rFonts w:ascii="Arial" w:eastAsia="Times New Roman" w:hAnsi="Arial" w:cs="Arial"/>
                 <w:color w:val="000000"/>
-                <w:sz w:val="24"/>
-                <w:szCs w:val="24"/>
+                <w:sz w:val="20"/>
+                <w:szCs w:val="20"/>
                 <w:lang w:eastAsia="es-ES"/>
               </w:rPr>
               <w:t>Indicadores</w:t>
@@ -7247,7 +6364,7 @@
             <w:tcBorders>
               <w:top w:val="single" w:sz="8" w:space="0" w:color="000000"/>
               <w:left w:val="single" w:sz="8" w:space="0" w:color="000000"/>
-              <w:bottom w:val="single" w:sz="8" w:space="0" w:color="000000"/>
+              <w:bottom w:val="single" w:sz="4" w:space="0" w:color="auto"/>
               <w:right w:val="single" w:sz="8" w:space="0" w:color="000000"/>
             </w:tcBorders>
             <w:tcMar>
@@ -7263,8 +6380,8 @@
               <w:spacing w:after="0" w:line="240" w:lineRule="auto"/>
               <w:rPr>
                 <w:rFonts w:ascii="Times New Roman" w:eastAsia="Times New Roman" w:hAnsi="Times New Roman" w:cs="Times New Roman"/>
-                <w:sz w:val="24"/>
-                <w:szCs w:val="24"/>
+                <w:sz w:val="20"/>
+                <w:szCs w:val="20"/>
                 <w:lang w:eastAsia="es-ES"/>
               </w:rPr>
             </w:pPr>
@@ -7272,8 +6389,8 @@
               <w:rPr>
                 <w:rFonts w:ascii="Arial" w:eastAsia="Times New Roman" w:hAnsi="Arial" w:cs="Arial"/>
                 <w:color w:val="000000"/>
-                <w:sz w:val="24"/>
-                <w:szCs w:val="24"/>
+                <w:sz w:val="20"/>
+                <w:szCs w:val="20"/>
                 <w:lang w:eastAsia="es-ES"/>
               </w:rPr>
               <w:t>Ítems</w:t>
@@ -7283,7 +6400,7 @@
       </w:tr>
       <w:tr>
         <w:trPr>
-          <w:trHeight w:val="1140"/>
+          <w:trHeight w:val="195"/>
         </w:trPr>
         <w:tc>
           <w:tcPr>
@@ -7292,7 +6409,6 @@
             <w:tcBorders>
               <w:top w:val="single" w:sz="8" w:space="0" w:color="000000"/>
               <w:left w:val="single" w:sz="8" w:space="0" w:color="000000"/>
-              <w:bottom w:val="single" w:sz="8" w:space="0" w:color="000000"/>
               <w:right w:val="single" w:sz="8" w:space="0" w:color="000000"/>
             </w:tcBorders>
             <w:tcMar>
@@ -7308,8 +6424,8 @@
               <w:spacing w:after="0" w:line="240" w:lineRule="auto"/>
               <w:rPr>
                 <w:rFonts w:ascii="Times New Roman" w:eastAsia="Times New Roman" w:hAnsi="Times New Roman" w:cs="Times New Roman"/>
-                <w:sz w:val="24"/>
-                <w:szCs w:val="24"/>
+                <w:sz w:val="20"/>
+                <w:szCs w:val="20"/>
                 <w:lang w:eastAsia="es-ES"/>
               </w:rPr>
             </w:pPr>
@@ -7317,8 +6433,8 @@
               <w:rPr>
                 <w:rFonts w:ascii="Arial" w:eastAsia="Times New Roman" w:hAnsi="Arial" w:cs="Arial"/>
                 <w:color w:val="000000"/>
-                <w:sz w:val="24"/>
-                <w:szCs w:val="24"/>
+                <w:sz w:val="20"/>
+                <w:szCs w:val="20"/>
                 <w:lang w:eastAsia="es-ES"/>
               </w:rPr>
               <w:t>Sistema</w:t>
@@ -7327,12 +6443,11 @@
         </w:tc>
         <w:tc>
           <w:tcPr>
-            <w:tcW w:w="0" w:type="auto"/>
+            <w:tcW w:w="4509" w:type="dxa"/>
             <w:vMerge w:val="restart"/>
             <w:tcBorders>
               <w:top w:val="single" w:sz="8" w:space="0" w:color="000000"/>
               <w:left w:val="single" w:sz="8" w:space="0" w:color="000000"/>
-              <w:bottom w:val="single" w:sz="8" w:space="0" w:color="000000"/>
               <w:right w:val="single" w:sz="8" w:space="0" w:color="000000"/>
             </w:tcBorders>
             <w:tcMar>
@@ -7348,8 +6463,8 @@
               <w:spacing w:after="0" w:line="240" w:lineRule="auto"/>
               <w:rPr>
                 <w:rFonts w:ascii="Times New Roman" w:eastAsia="Times New Roman" w:hAnsi="Times New Roman" w:cs="Times New Roman"/>
-                <w:sz w:val="24"/>
-                <w:szCs w:val="24"/>
+                <w:sz w:val="20"/>
+                <w:szCs w:val="20"/>
                 <w:lang w:eastAsia="es-ES"/>
               </w:rPr>
             </w:pPr>
@@ -7357,43 +6472,61 @@
               <w:rPr>
                 <w:rFonts w:ascii="Arial" w:eastAsia="Times New Roman" w:hAnsi="Arial" w:cs="Arial"/>
                 <w:color w:val="000000"/>
-                <w:sz w:val="24"/>
-                <w:szCs w:val="24"/>
+                <w:sz w:val="20"/>
+                <w:szCs w:val="20"/>
                 <w:lang w:eastAsia="es-ES"/>
               </w:rPr>
               <w:t>Se define como un conjunto de elementos interrelacionados e</w:t>
             </w:r>
-          </w:p>
-          <w:p>
-            <w:pPr>
-              <w:spacing w:after="0" w:line="240" w:lineRule="auto"/>
-              <w:rPr>
-                <w:rFonts w:ascii="Times New Roman" w:eastAsia="Times New Roman" w:hAnsi="Times New Roman" w:cs="Times New Roman"/>
-                <w:sz w:val="24"/>
-                <w:szCs w:val="24"/>
-                <w:lang w:eastAsia="es-ES"/>
-              </w:rPr>
-            </w:pPr>
             <w:r>
               <w:rPr>
                 <w:rFonts w:ascii="Arial" w:eastAsia="Times New Roman" w:hAnsi="Arial" w:cs="Arial"/>
                 <w:color w:val="000000"/>
-                <w:sz w:val="24"/>
-                <w:szCs w:val="24"/>
-                <w:lang w:eastAsia="es-ES"/>
-              </w:rPr>
-              <w:t>  interdependientes que operan de manera organizada para alcanzar un propósito común.</w:t>
+                <w:sz w:val="20"/>
+                <w:szCs w:val="20"/>
+                <w:lang w:eastAsia="es-ES"/>
+              </w:rPr>
+              <w:t xml:space="preserve"> i</w:t>
+            </w:r>
+            <w:r>
+              <w:rPr>
+                <w:rFonts w:ascii="Arial" w:eastAsia="Times New Roman" w:hAnsi="Arial" w:cs="Arial"/>
+                <w:color w:val="000000"/>
+                <w:sz w:val="20"/>
+                <w:szCs w:val="20"/>
+                <w:lang w:eastAsia="es-ES"/>
+              </w:rPr>
+              <w:t>nterdependientes que operan de manera organizada para</w:t>
+            </w:r>
+            <w:r>
+              <w:rPr>
+                <w:rFonts w:ascii="Arial" w:eastAsia="Times New Roman" w:hAnsi="Arial" w:cs="Arial"/>
+                <w:color w:val="000000"/>
+                <w:sz w:val="20"/>
+                <w:szCs w:val="20"/>
+                <w:lang w:eastAsia="es-ES"/>
+              </w:rPr>
+              <w:t xml:space="preserve"> </w:t>
+            </w:r>
+            <w:r>
+              <w:rPr>
+                <w:rFonts w:ascii="Arial" w:eastAsia="Times New Roman" w:hAnsi="Arial" w:cs="Arial"/>
+                <w:color w:val="000000"/>
+                <w:sz w:val="20"/>
+                <w:szCs w:val="20"/>
+                <w:lang w:eastAsia="es-ES"/>
+              </w:rPr>
+              <w:t>alcanzar un propósito común.</w:t>
             </w:r>
           </w:p>
         </w:tc>
         <w:tc>
           <w:tcPr>
-            <w:tcW w:w="0" w:type="auto"/>
+            <w:tcW w:w="2923" w:type="dxa"/>
             <w:vMerge w:val="restart"/>
             <w:tcBorders>
               <w:top w:val="single" w:sz="8" w:space="0" w:color="000000"/>
               <w:left w:val="single" w:sz="8" w:space="0" w:color="000000"/>
-              <w:bottom w:val="single" w:sz="8" w:space="0" w:color="000000"/>
               <w:right w:val="single" w:sz="8" w:space="0" w:color="000000"/>
             </w:tcBorders>
             <w:tcMar>
@@ -7407,10 +6540,11 @@
           <w:p>
             <w:pPr>
               <w:spacing w:after="0" w:line="240" w:lineRule="auto"/>
+              <w:jc w:val="both"/>
               <w:rPr>
                 <w:rFonts w:ascii="Times New Roman" w:eastAsia="Times New Roman" w:hAnsi="Times New Roman" w:cs="Times New Roman"/>
-                <w:sz w:val="24"/>
-                <w:szCs w:val="24"/>
+                <w:sz w:val="20"/>
+                <w:szCs w:val="20"/>
                 <w:lang w:eastAsia="es-ES"/>
               </w:rPr>
             </w:pPr>
@@ -7418,84 +6552,21 @@
               <w:rPr>
                 <w:rFonts w:ascii="Arial" w:eastAsia="Times New Roman" w:hAnsi="Arial" w:cs="Arial"/>
                 <w:color w:val="000000"/>
-                <w:sz w:val="24"/>
-                <w:szCs w:val="24"/>
-                <w:lang w:eastAsia="es-ES"/>
-              </w:rPr>
-              <w:t>Se refiere a la operatividad del software instalado en el equipo,</w:t>
-            </w:r>
-          </w:p>
-          <w:p>
-            <w:pPr>
-              <w:spacing w:after="0" w:line="240" w:lineRule="auto"/>
-              <w:rPr>
-                <w:rFonts w:ascii="Times New Roman" w:eastAsia="Times New Roman" w:hAnsi="Times New Roman" w:cs="Times New Roman"/>
-                <w:sz w:val="24"/>
-                <w:szCs w:val="24"/>
-                <w:lang w:eastAsia="es-ES"/>
-              </w:rPr>
-            </w:pPr>
-            <w:r>
-              <w:rPr>
-                <w:rFonts w:ascii="Arial" w:eastAsia="Times New Roman" w:hAnsi="Arial" w:cs="Arial"/>
-                <w:color w:val="000000"/>
-                <w:sz w:val="24"/>
-                <w:szCs w:val="24"/>
-                <w:lang w:eastAsia="es-ES"/>
-              </w:rPr>
-              <w:t>  medido por su compatibilidad con el sistema operativo, el consumo de recursos</w:t>
-            </w:r>
-          </w:p>
-          <w:p>
-            <w:pPr>
-              <w:spacing w:after="0" w:line="240" w:lineRule="auto"/>
-              <w:rPr>
-                <w:rFonts w:ascii="Times New Roman" w:eastAsia="Times New Roman" w:hAnsi="Times New Roman" w:cs="Times New Roman"/>
-                <w:sz w:val="24"/>
-                <w:szCs w:val="24"/>
-                <w:lang w:eastAsia="es-ES"/>
-              </w:rPr>
-            </w:pPr>
-            <w:r>
-              <w:rPr>
-                <w:rFonts w:ascii="Arial" w:eastAsia="Times New Roman" w:hAnsi="Arial" w:cs="Arial"/>
-                <w:color w:val="000000"/>
-                <w:sz w:val="24"/>
-                <w:szCs w:val="24"/>
-                <w:lang w:eastAsia="es-ES"/>
-              </w:rPr>
-              <w:t>  de hardware (RAM/Disco) y la eficacia de sus módulos funcionales (formularios</w:t>
-            </w:r>
-          </w:p>
-          <w:p>
-            <w:pPr>
-              <w:spacing w:after="0" w:line="240" w:lineRule="auto"/>
-              <w:rPr>
-                <w:rFonts w:ascii="Times New Roman" w:eastAsia="Times New Roman" w:hAnsi="Times New Roman" w:cs="Times New Roman"/>
-                <w:sz w:val="24"/>
-                <w:szCs w:val="24"/>
-                <w:lang w:eastAsia="es-ES"/>
-              </w:rPr>
-            </w:pPr>
-            <w:r>
-              <w:rPr>
-                <w:rFonts w:ascii="Arial" w:eastAsia="Times New Roman" w:hAnsi="Arial" w:cs="Arial"/>
-                <w:color w:val="000000"/>
-                <w:sz w:val="24"/>
-                <w:szCs w:val="24"/>
-                <w:lang w:eastAsia="es-ES"/>
-              </w:rPr>
-              <w:t>  y reportes)</w:t>
+                <w:sz w:val="20"/>
+                <w:szCs w:val="20"/>
+                <w:lang w:eastAsia="es-ES"/>
+              </w:rPr>
+              <w:t>Plataforma informática desarrollada para automatizar y apoyar los procesos relacionados con la gestión de pasantías del IUP "Santiago Mariño", Extensión Barinas.</w:t>
             </w:r>
           </w:p>
         </w:tc>
         <w:tc>
           <w:tcPr>
-            <w:tcW w:w="0" w:type="auto"/>
+            <w:tcW w:w="1890" w:type="dxa"/>
+            <w:vMerge w:val="restart"/>
             <w:tcBorders>
               <w:top w:val="single" w:sz="8" w:space="0" w:color="000000"/>
               <w:left w:val="single" w:sz="8" w:space="0" w:color="000000"/>
-              <w:bottom w:val="single" w:sz="8" w:space="0" w:color="000000"/>
               <w:right w:val="single" w:sz="8" w:space="0" w:color="000000"/>
             </w:tcBorders>
             <w:tcMar>
@@ -7511,33 +6582,31 @@
               <w:spacing w:after="0" w:line="240" w:lineRule="auto"/>
               <w:rPr>
                 <w:rFonts w:ascii="Times New Roman" w:eastAsia="Times New Roman" w:hAnsi="Times New Roman" w:cs="Times New Roman"/>
-                <w:sz w:val="24"/>
-                <w:szCs w:val="24"/>
+                <w:sz w:val="20"/>
+                <w:szCs w:val="20"/>
                 <w:lang w:eastAsia="es-ES"/>
               </w:rPr>
             </w:pPr>
-            <w:proofErr w:type="spellStart"/>
             <w:r>
               <w:rPr>
                 <w:rFonts w:ascii="Arial" w:eastAsia="Times New Roman" w:hAnsi="Arial" w:cs="Arial"/>
                 <w:color w:val="000000"/>
-                <w:sz w:val="24"/>
-                <w:szCs w:val="24"/>
-                <w:lang w:eastAsia="es-ES"/>
-              </w:rPr>
-              <w:t>Tecnológia</w:t>
+                <w:sz w:val="20"/>
+                <w:szCs w:val="20"/>
+                <w:lang w:eastAsia="es-ES"/>
+              </w:rPr>
+              <w:t>Funcionalidad</w:t>
             </w:r>
-            <w:proofErr w:type="spellEnd"/>
           </w:p>
         </w:tc>
         <w:tc>
           <w:tcPr>
-            <w:tcW w:w="0" w:type="auto"/>
+            <w:tcW w:w="2773" w:type="dxa"/>
             <w:tcBorders>
               <w:top w:val="single" w:sz="8" w:space="0" w:color="000000"/>
               <w:left w:val="single" w:sz="8" w:space="0" w:color="000000"/>
               <w:bottom w:val="single" w:sz="8" w:space="0" w:color="000000"/>
-              <w:right w:val="single" w:sz="8" w:space="0" w:color="000000"/>
+              <w:right w:val="single" w:sz="4" w:space="0" w:color="auto"/>
             </w:tcBorders>
             <w:tcMar>
               <w:top w:w="100" w:type="dxa"/>
@@ -7551,9 +6620,9 @@
             <w:pPr>
               <w:spacing w:after="0" w:line="240" w:lineRule="auto"/>
               <w:rPr>
-                <w:rFonts w:ascii="Times New Roman" w:eastAsia="Times New Roman" w:hAnsi="Times New Roman" w:cs="Times New Roman"/>
-                <w:sz w:val="24"/>
-                <w:szCs w:val="24"/>
+                <w:rFonts w:ascii="Arial" w:eastAsia="Times New Roman" w:hAnsi="Arial" w:cs="Arial"/>
+                <w:sz w:val="20"/>
+                <w:szCs w:val="20"/>
                 <w:lang w:eastAsia="es-ES"/>
               </w:rPr>
             </w:pPr>
@@ -7561,11 +6630,11 @@
               <w:rPr>
                 <w:rFonts w:ascii="Arial" w:eastAsia="Times New Roman" w:hAnsi="Arial" w:cs="Arial"/>
                 <w:color w:val="000000"/>
-                <w:sz w:val="24"/>
-                <w:szCs w:val="24"/>
-                <w:lang w:eastAsia="es-ES"/>
-              </w:rPr>
-              <w:t> </w:t>
+                <w:sz w:val="20"/>
+                <w:szCs w:val="20"/>
+                <w:lang w:eastAsia="es-ES"/>
+              </w:rPr>
+              <w:t>Gestión de Roles</w:t>
             </w:r>
           </w:p>
         </w:tc>
@@ -7573,10 +6642,10 @@
           <w:tcPr>
             <w:tcW w:w="0" w:type="auto"/>
             <w:tcBorders>
-              <w:top w:val="single" w:sz="8" w:space="0" w:color="000000"/>
-              <w:left w:val="single" w:sz="8" w:space="0" w:color="000000"/>
-              <w:bottom w:val="single" w:sz="8" w:space="0" w:color="000000"/>
-              <w:right w:val="single" w:sz="8" w:space="0" w:color="000000"/>
+              <w:top w:val="single" w:sz="4" w:space="0" w:color="auto"/>
+              <w:left w:val="single" w:sz="4" w:space="0" w:color="auto"/>
+              <w:bottom w:val="single" w:sz="4" w:space="0" w:color="auto"/>
+              <w:right w:val="single" w:sz="4" w:space="0" w:color="auto"/>
             </w:tcBorders>
             <w:tcMar>
               <w:top w:w="100" w:type="dxa"/>
@@ -7591,8 +6660,8 @@
               <w:spacing w:after="0" w:line="240" w:lineRule="auto"/>
               <w:rPr>
                 <w:rFonts w:ascii="Times New Roman" w:eastAsia="Times New Roman" w:hAnsi="Times New Roman" w:cs="Times New Roman"/>
-                <w:sz w:val="24"/>
-                <w:szCs w:val="24"/>
+                <w:sz w:val="20"/>
+                <w:szCs w:val="20"/>
                 <w:lang w:eastAsia="es-ES"/>
               </w:rPr>
             </w:pPr>
@@ -7600,27 +6669,426 @@
               <w:rPr>
                 <w:rFonts w:ascii="Arial" w:eastAsia="Times New Roman" w:hAnsi="Arial" w:cs="Arial"/>
                 <w:color w:val="000000"/>
-                <w:sz w:val="24"/>
-                <w:szCs w:val="24"/>
+                <w:sz w:val="20"/>
+                <w:szCs w:val="20"/>
                 <w:lang w:eastAsia="es-ES"/>
               </w:rPr>
               <w:t> </w:t>
+            </w:r>
+            <w:r>
+              <w:rPr>
+                <w:rFonts w:ascii="Arial" w:eastAsia="Times New Roman" w:hAnsi="Arial" w:cs="Arial"/>
+                <w:color w:val="000000"/>
+                <w:sz w:val="20"/>
+                <w:szCs w:val="20"/>
+                <w:lang w:eastAsia="es-ES"/>
+              </w:rPr>
+              <w:t>1</w:t>
             </w:r>
           </w:p>
         </w:tc>
       </w:tr>
       <w:tr>
         <w:trPr>
-          <w:trHeight w:val="1125"/>
+          <w:trHeight w:val="113"/>
         </w:trPr>
         <w:tc>
           <w:tcPr>
             <w:tcW w:w="0" w:type="auto"/>
             <w:vMerge/>
             <w:tcBorders>
+              <w:left w:val="single" w:sz="8" w:space="0" w:color="000000"/>
+              <w:right w:val="single" w:sz="8" w:space="0" w:color="000000"/>
+            </w:tcBorders>
+            <w:tcMar>
+              <w:top w:w="100" w:type="dxa"/>
+              <w:left w:w="100" w:type="dxa"/>
+              <w:bottom w:w="100" w:type="dxa"/>
+              <w:right w:w="100" w:type="dxa"/>
+            </w:tcMar>
+          </w:tcPr>
+          <w:p>
+            <w:pPr>
+              <w:spacing w:after="0" w:line="240" w:lineRule="auto"/>
+              <w:rPr>
+                <w:rFonts w:ascii="Arial" w:eastAsia="Times New Roman" w:hAnsi="Arial" w:cs="Arial"/>
+                <w:color w:val="000000"/>
+                <w:sz w:val="20"/>
+                <w:szCs w:val="20"/>
+                <w:lang w:eastAsia="es-ES"/>
+              </w:rPr>
+            </w:pPr>
+          </w:p>
+        </w:tc>
+        <w:tc>
+          <w:tcPr>
+            <w:tcW w:w="4509" w:type="dxa"/>
+            <w:vMerge/>
+            <w:tcBorders>
+              <w:left w:val="single" w:sz="8" w:space="0" w:color="000000"/>
+              <w:right w:val="single" w:sz="8" w:space="0" w:color="000000"/>
+            </w:tcBorders>
+            <w:tcMar>
+              <w:top w:w="100" w:type="dxa"/>
+              <w:left w:w="100" w:type="dxa"/>
+              <w:bottom w:w="100" w:type="dxa"/>
+              <w:right w:w="100" w:type="dxa"/>
+            </w:tcMar>
+          </w:tcPr>
+          <w:p>
+            <w:pPr>
+              <w:spacing w:after="0" w:line="240" w:lineRule="auto"/>
+              <w:rPr>
+                <w:rFonts w:ascii="Arial" w:eastAsia="Times New Roman" w:hAnsi="Arial" w:cs="Arial"/>
+                <w:color w:val="000000"/>
+                <w:sz w:val="20"/>
+                <w:szCs w:val="20"/>
+                <w:lang w:eastAsia="es-ES"/>
+              </w:rPr>
+            </w:pPr>
+          </w:p>
+        </w:tc>
+        <w:tc>
+          <w:tcPr>
+            <w:tcW w:w="2923" w:type="dxa"/>
+            <w:vMerge/>
+            <w:tcBorders>
+              <w:left w:val="single" w:sz="8" w:space="0" w:color="000000"/>
+              <w:right w:val="single" w:sz="8" w:space="0" w:color="000000"/>
+            </w:tcBorders>
+            <w:tcMar>
+              <w:top w:w="100" w:type="dxa"/>
+              <w:left w:w="100" w:type="dxa"/>
+              <w:bottom w:w="100" w:type="dxa"/>
+              <w:right w:w="100" w:type="dxa"/>
+            </w:tcMar>
+          </w:tcPr>
+          <w:p>
+            <w:pPr>
+              <w:spacing w:after="0" w:line="240" w:lineRule="auto"/>
+              <w:jc w:val="both"/>
+              <w:rPr>
+                <w:rFonts w:ascii="Arial" w:eastAsia="Times New Roman" w:hAnsi="Arial" w:cs="Arial"/>
+                <w:color w:val="000000"/>
+                <w:sz w:val="20"/>
+                <w:szCs w:val="20"/>
+                <w:lang w:eastAsia="es-ES"/>
+              </w:rPr>
+            </w:pPr>
+          </w:p>
+        </w:tc>
+        <w:tc>
+          <w:tcPr>
+            <w:tcW w:w="1890" w:type="dxa"/>
+            <w:vMerge/>
+            <w:tcBorders>
+              <w:left w:val="single" w:sz="8" w:space="0" w:color="000000"/>
+              <w:right w:val="single" w:sz="8" w:space="0" w:color="000000"/>
+            </w:tcBorders>
+            <w:tcMar>
+              <w:top w:w="100" w:type="dxa"/>
+              <w:left w:w="100" w:type="dxa"/>
+              <w:bottom w:w="100" w:type="dxa"/>
+              <w:right w:w="100" w:type="dxa"/>
+            </w:tcMar>
+          </w:tcPr>
+          <w:p>
+            <w:pPr>
+              <w:spacing w:after="0" w:line="240" w:lineRule="auto"/>
+              <w:rPr>
+                <w:rFonts w:ascii="Arial" w:eastAsia="Times New Roman" w:hAnsi="Arial" w:cs="Arial"/>
+                <w:color w:val="000000"/>
+                <w:sz w:val="20"/>
+                <w:szCs w:val="20"/>
+                <w:lang w:eastAsia="es-ES"/>
+              </w:rPr>
+            </w:pPr>
+          </w:p>
+        </w:tc>
+        <w:tc>
+          <w:tcPr>
+            <w:tcW w:w="2773" w:type="dxa"/>
+            <w:tcBorders>
               <w:top w:val="single" w:sz="8" w:space="0" w:color="000000"/>
               <w:left w:val="single" w:sz="8" w:space="0" w:color="000000"/>
               <w:bottom w:val="single" w:sz="8" w:space="0" w:color="000000"/>
+              <w:right w:val="single" w:sz="4" w:space="0" w:color="auto"/>
+            </w:tcBorders>
+            <w:tcMar>
+              <w:top w:w="100" w:type="dxa"/>
+              <w:left w:w="100" w:type="dxa"/>
+              <w:bottom w:w="100" w:type="dxa"/>
+              <w:right w:w="100" w:type="dxa"/>
+            </w:tcMar>
+          </w:tcPr>
+          <w:p>
+            <w:pPr>
+              <w:spacing w:after="0" w:line="240" w:lineRule="auto"/>
+              <w:rPr>
+                <w:rFonts w:ascii="Arial" w:eastAsia="Times New Roman" w:hAnsi="Arial" w:cs="Arial"/>
+                <w:color w:val="000000"/>
+                <w:sz w:val="20"/>
+                <w:szCs w:val="20"/>
+                <w:lang w:eastAsia="es-ES"/>
+              </w:rPr>
+            </w:pPr>
+            <w:r>
+              <w:rPr>
+                <w:rFonts w:ascii="Arial" w:hAnsi="Arial" w:cs="Arial"/>
+                <w:sz w:val="20"/>
+                <w:szCs w:val="20"/>
+              </w:rPr>
+              <w:t>Manejo de Datos</w:t>
+            </w:r>
+          </w:p>
+        </w:tc>
+        <w:tc>
+          <w:tcPr>
+            <w:tcW w:w="0" w:type="auto"/>
+            <w:tcBorders>
+              <w:top w:val="single" w:sz="4" w:space="0" w:color="auto"/>
+              <w:left w:val="single" w:sz="4" w:space="0" w:color="auto"/>
+              <w:bottom w:val="single" w:sz="4" w:space="0" w:color="auto"/>
+              <w:right w:val="single" w:sz="4" w:space="0" w:color="auto"/>
+            </w:tcBorders>
+            <w:tcMar>
+              <w:top w:w="100" w:type="dxa"/>
+              <w:left w:w="100" w:type="dxa"/>
+              <w:bottom w:w="100" w:type="dxa"/>
+              <w:right w:w="100" w:type="dxa"/>
+            </w:tcMar>
+          </w:tcPr>
+          <w:p>
+            <w:pPr>
+              <w:spacing w:after="0" w:line="240" w:lineRule="auto"/>
+              <w:rPr>
+                <w:rFonts w:ascii="Arial" w:eastAsia="Times New Roman" w:hAnsi="Arial" w:cs="Arial"/>
+                <w:color w:val="000000"/>
+                <w:sz w:val="20"/>
+                <w:szCs w:val="20"/>
+                <w:lang w:eastAsia="es-ES"/>
+              </w:rPr>
+            </w:pPr>
+            <w:r>
+              <w:rPr>
+                <w:rFonts w:ascii="Arial" w:eastAsia="Times New Roman" w:hAnsi="Arial" w:cs="Arial"/>
+                <w:color w:val="000000"/>
+                <w:sz w:val="20"/>
+                <w:szCs w:val="20"/>
+                <w:lang w:eastAsia="es-ES"/>
+              </w:rPr>
+              <w:t>2</w:t>
+            </w:r>
+          </w:p>
+        </w:tc>
+      </w:tr>
+      <w:tr>
+        <w:trPr>
+          <w:trHeight w:val="20"/>
+        </w:trPr>
+        <w:tc>
+          <w:tcPr>
+            <w:tcW w:w="0" w:type="auto"/>
+            <w:vMerge/>
+            <w:tcBorders>
+              <w:left w:val="single" w:sz="8" w:space="0" w:color="000000"/>
+              <w:right w:val="single" w:sz="8" w:space="0" w:color="000000"/>
+            </w:tcBorders>
+            <w:tcMar>
+              <w:top w:w="100" w:type="dxa"/>
+              <w:left w:w="100" w:type="dxa"/>
+              <w:bottom w:w="100" w:type="dxa"/>
+              <w:right w:w="100" w:type="dxa"/>
+            </w:tcMar>
+          </w:tcPr>
+          <w:p>
+            <w:pPr>
+              <w:spacing w:after="0" w:line="240" w:lineRule="auto"/>
+              <w:rPr>
+                <w:rFonts w:ascii="Arial" w:eastAsia="Times New Roman" w:hAnsi="Arial" w:cs="Arial"/>
+                <w:color w:val="000000"/>
+                <w:sz w:val="20"/>
+                <w:szCs w:val="20"/>
+                <w:lang w:eastAsia="es-ES"/>
+              </w:rPr>
+            </w:pPr>
+          </w:p>
+        </w:tc>
+        <w:tc>
+          <w:tcPr>
+            <w:tcW w:w="4509" w:type="dxa"/>
+            <w:vMerge/>
+            <w:tcBorders>
+              <w:left w:val="single" w:sz="8" w:space="0" w:color="000000"/>
+              <w:right w:val="single" w:sz="8" w:space="0" w:color="000000"/>
+            </w:tcBorders>
+            <w:tcMar>
+              <w:top w:w="100" w:type="dxa"/>
+              <w:left w:w="100" w:type="dxa"/>
+              <w:bottom w:w="100" w:type="dxa"/>
+              <w:right w:w="100" w:type="dxa"/>
+            </w:tcMar>
+          </w:tcPr>
+          <w:p>
+            <w:pPr>
+              <w:spacing w:after="0" w:line="240" w:lineRule="auto"/>
+              <w:rPr>
+                <w:rFonts w:ascii="Arial" w:eastAsia="Times New Roman" w:hAnsi="Arial" w:cs="Arial"/>
+                <w:color w:val="000000"/>
+                <w:sz w:val="20"/>
+                <w:szCs w:val="20"/>
+                <w:lang w:eastAsia="es-ES"/>
+              </w:rPr>
+            </w:pPr>
+          </w:p>
+        </w:tc>
+        <w:tc>
+          <w:tcPr>
+            <w:tcW w:w="2923" w:type="dxa"/>
+            <w:vMerge/>
+            <w:tcBorders>
+              <w:left w:val="single" w:sz="8" w:space="0" w:color="000000"/>
+              <w:right w:val="single" w:sz="8" w:space="0" w:color="000000"/>
+            </w:tcBorders>
+            <w:tcMar>
+              <w:top w:w="100" w:type="dxa"/>
+              <w:left w:w="100" w:type="dxa"/>
+              <w:bottom w:w="100" w:type="dxa"/>
+              <w:right w:w="100" w:type="dxa"/>
+            </w:tcMar>
+          </w:tcPr>
+          <w:p>
+            <w:pPr>
+              <w:spacing w:after="0" w:line="240" w:lineRule="auto"/>
+              <w:jc w:val="both"/>
+              <w:rPr>
+                <w:rFonts w:ascii="Arial" w:eastAsia="Times New Roman" w:hAnsi="Arial" w:cs="Arial"/>
+                <w:color w:val="000000"/>
+                <w:sz w:val="20"/>
+                <w:szCs w:val="20"/>
+                <w:lang w:eastAsia="es-ES"/>
+              </w:rPr>
+            </w:pPr>
+          </w:p>
+        </w:tc>
+        <w:tc>
+          <w:tcPr>
+            <w:tcW w:w="1890" w:type="dxa"/>
+            <w:vMerge/>
+            <w:tcBorders>
+              <w:left w:val="single" w:sz="8" w:space="0" w:color="000000"/>
+              <w:bottom w:val="single" w:sz="8" w:space="0" w:color="000000"/>
+              <w:right w:val="single" w:sz="8" w:space="0" w:color="000000"/>
+            </w:tcBorders>
+            <w:tcMar>
+              <w:top w:w="100" w:type="dxa"/>
+              <w:left w:w="100" w:type="dxa"/>
+              <w:bottom w:w="100" w:type="dxa"/>
+              <w:right w:w="100" w:type="dxa"/>
+            </w:tcMar>
+          </w:tcPr>
+          <w:p>
+            <w:pPr>
+              <w:spacing w:after="0" w:line="240" w:lineRule="auto"/>
+              <w:rPr>
+                <w:rFonts w:ascii="Arial" w:eastAsia="Times New Roman" w:hAnsi="Arial" w:cs="Arial"/>
+                <w:color w:val="000000"/>
+                <w:sz w:val="20"/>
+                <w:szCs w:val="20"/>
+                <w:lang w:eastAsia="es-ES"/>
+              </w:rPr>
+            </w:pPr>
+          </w:p>
+        </w:tc>
+        <w:tc>
+          <w:tcPr>
+            <w:tcW w:w="2773" w:type="dxa"/>
+            <w:tcBorders>
+              <w:top w:val="single" w:sz="8" w:space="0" w:color="000000"/>
+              <w:left w:val="single" w:sz="8" w:space="0" w:color="000000"/>
+              <w:bottom w:val="single" w:sz="8" w:space="0" w:color="000000"/>
+              <w:right w:val="single" w:sz="4" w:space="0" w:color="auto"/>
+            </w:tcBorders>
+            <w:tcMar>
+              <w:top w:w="100" w:type="dxa"/>
+              <w:left w:w="100" w:type="dxa"/>
+              <w:bottom w:w="100" w:type="dxa"/>
+              <w:right w:w="100" w:type="dxa"/>
+            </w:tcMar>
+          </w:tcPr>
+          <w:p>
+            <w:pPr>
+              <w:spacing w:after="0" w:line="240" w:lineRule="auto"/>
+              <w:rPr>
+                <w:rFonts w:ascii="Arial" w:eastAsia="Times New Roman" w:hAnsi="Arial" w:cs="Arial"/>
+                <w:color w:val="000000"/>
+                <w:sz w:val="20"/>
+                <w:szCs w:val="20"/>
+                <w:lang w:eastAsia="es-ES"/>
+              </w:rPr>
+            </w:pPr>
+            <w:r>
+              <w:rPr>
+                <w:rFonts w:ascii="Arial" w:eastAsia="Times New Roman" w:hAnsi="Arial" w:cs="Arial"/>
+                <w:color w:val="000000"/>
+                <w:sz w:val="20"/>
+                <w:szCs w:val="20"/>
+                <w:lang w:eastAsia="es-ES"/>
+              </w:rPr>
+              <w:t>Automatización de Tareas</w:t>
+            </w:r>
+          </w:p>
+        </w:tc>
+        <w:tc>
+          <w:tcPr>
+            <w:tcW w:w="0" w:type="auto"/>
+            <w:tcBorders>
+              <w:top w:val="single" w:sz="4" w:space="0" w:color="auto"/>
+              <w:left w:val="single" w:sz="4" w:space="0" w:color="auto"/>
+              <w:bottom w:val="single" w:sz="4" w:space="0" w:color="auto"/>
+              <w:right w:val="single" w:sz="4" w:space="0" w:color="auto"/>
+            </w:tcBorders>
+            <w:tcMar>
+              <w:top w:w="100" w:type="dxa"/>
+              <w:left w:w="100" w:type="dxa"/>
+              <w:bottom w:w="100" w:type="dxa"/>
+              <w:right w:w="100" w:type="dxa"/>
+            </w:tcMar>
+          </w:tcPr>
+          <w:p>
+            <w:pPr>
+              <w:spacing w:after="0" w:line="240" w:lineRule="auto"/>
+              <w:rPr>
+                <w:rFonts w:ascii="Arial" w:eastAsia="Times New Roman" w:hAnsi="Arial" w:cs="Arial"/>
+                <w:color w:val="000000"/>
+                <w:sz w:val="20"/>
+                <w:szCs w:val="20"/>
+                <w:lang w:eastAsia="es-ES"/>
+              </w:rPr>
+            </w:pPr>
+            <w:r>
+              <w:rPr>
+                <w:rFonts w:ascii="Arial" w:eastAsia="Times New Roman" w:hAnsi="Arial" w:cs="Arial"/>
+                <w:color w:val="000000"/>
+                <w:sz w:val="20"/>
+                <w:szCs w:val="20"/>
+                <w:lang w:eastAsia="es-ES"/>
+              </w:rPr>
+              <w:t>3</w:t>
+            </w:r>
+          </w:p>
+        </w:tc>
+      </w:tr>
+      <w:tr>
+        <w:trPr>
+          <w:trHeight w:val="195"/>
+        </w:trPr>
+        <w:tc>
+          <w:tcPr>
+            <w:tcW w:w="0" w:type="auto"/>
+            <w:vMerge/>
+            <w:tcBorders>
+              <w:left w:val="single" w:sz="8" w:space="0" w:color="000000"/>
               <w:right w:val="single" w:sz="8" w:space="0" w:color="000000"/>
             </w:tcBorders>
             <w:vAlign w:val="center"/>
@@ -7631,8 +7099,8 @@
               <w:spacing w:after="0" w:line="240" w:lineRule="auto"/>
               <w:rPr>
                 <w:rFonts w:ascii="Times New Roman" w:eastAsia="Times New Roman" w:hAnsi="Times New Roman" w:cs="Times New Roman"/>
-                <w:sz w:val="24"/>
-                <w:szCs w:val="24"/>
+                <w:sz w:val="20"/>
+                <w:szCs w:val="20"/>
                 <w:lang w:eastAsia="es-ES"/>
               </w:rPr>
             </w:pPr>
@@ -7640,12 +7108,10 @@
         </w:tc>
         <w:tc>
           <w:tcPr>
-            <w:tcW w:w="0" w:type="auto"/>
+            <w:tcW w:w="4509" w:type="dxa"/>
             <w:vMerge/>
             <w:tcBorders>
-              <w:top w:val="single" w:sz="8" w:space="0" w:color="000000"/>
               <w:left w:val="single" w:sz="8" w:space="0" w:color="000000"/>
-              <w:bottom w:val="single" w:sz="8" w:space="0" w:color="000000"/>
               <w:right w:val="single" w:sz="8" w:space="0" w:color="000000"/>
             </w:tcBorders>
             <w:vAlign w:val="center"/>
@@ -7656,8 +7122,8 @@
               <w:spacing w:after="0" w:line="240" w:lineRule="auto"/>
               <w:rPr>
                 <w:rFonts w:ascii="Times New Roman" w:eastAsia="Times New Roman" w:hAnsi="Times New Roman" w:cs="Times New Roman"/>
-                <w:sz w:val="24"/>
-                <w:szCs w:val="24"/>
+                <w:sz w:val="20"/>
+                <w:szCs w:val="20"/>
                 <w:lang w:eastAsia="es-ES"/>
               </w:rPr>
             </w:pPr>
@@ -7665,12 +7131,10 @@
         </w:tc>
         <w:tc>
           <w:tcPr>
-            <w:tcW w:w="0" w:type="auto"/>
+            <w:tcW w:w="2923" w:type="dxa"/>
             <w:vMerge/>
             <w:tcBorders>
-              <w:top w:val="single" w:sz="8" w:space="0" w:color="000000"/>
               <w:left w:val="single" w:sz="8" w:space="0" w:color="000000"/>
-              <w:bottom w:val="single" w:sz="8" w:space="0" w:color="000000"/>
               <w:right w:val="single" w:sz="8" w:space="0" w:color="000000"/>
             </w:tcBorders>
             <w:vAlign w:val="center"/>
@@ -7681,8 +7145,8 @@
               <w:spacing w:after="0" w:line="240" w:lineRule="auto"/>
               <w:rPr>
                 <w:rFonts w:ascii="Times New Roman" w:eastAsia="Times New Roman" w:hAnsi="Times New Roman" w:cs="Times New Roman"/>
-                <w:sz w:val="24"/>
-                <w:szCs w:val="24"/>
+                <w:sz w:val="20"/>
+                <w:szCs w:val="20"/>
                 <w:lang w:eastAsia="es-ES"/>
               </w:rPr>
             </w:pPr>
@@ -7690,12 +7154,50 @@
         </w:tc>
         <w:tc>
           <w:tcPr>
-            <w:tcW w:w="0" w:type="auto"/>
+            <w:tcW w:w="1890" w:type="dxa"/>
+            <w:vMerge w:val="restart"/>
+            <w:tcBorders>
+              <w:top w:val="single" w:sz="8" w:space="0" w:color="000000"/>
+              <w:left w:val="single" w:sz="8" w:space="0" w:color="000000"/>
+              <w:right w:val="single" w:sz="8" w:space="0" w:color="000000"/>
+            </w:tcBorders>
+            <w:tcMar>
+              <w:top w:w="100" w:type="dxa"/>
+              <w:left w:w="100" w:type="dxa"/>
+              <w:bottom w:w="100" w:type="dxa"/>
+              <w:right w:w="100" w:type="dxa"/>
+            </w:tcMar>
+          </w:tcPr>
+          <w:p>
+            <w:pPr>
+              <w:spacing w:after="0" w:line="240" w:lineRule="auto"/>
+              <w:rPr>
+                <w:rFonts w:ascii="Times New Roman" w:eastAsia="Times New Roman" w:hAnsi="Times New Roman" w:cs="Times New Roman"/>
+                <w:sz w:val="20"/>
+                <w:szCs w:val="20"/>
+                <w:lang w:eastAsia="es-ES"/>
+              </w:rPr>
+            </w:pPr>
+            <w:r>
+              <w:rPr>
+                <w:rFonts w:ascii="Arial" w:eastAsia="Times New Roman" w:hAnsi="Arial" w:cs="Arial"/>
+                <w:color w:val="000000"/>
+                <w:sz w:val="20"/>
+                <w:szCs w:val="20"/>
+                <w:lang w:eastAsia="es-ES"/>
+              </w:rPr>
+              <w:t>Usabilidad</w:t>
+            </w:r>
+          </w:p>
+        </w:tc>
+        <w:tc>
+          <w:tcPr>
+            <w:tcW w:w="2773" w:type="dxa"/>
             <w:tcBorders>
               <w:top w:val="single" w:sz="8" w:space="0" w:color="000000"/>
               <w:left w:val="single" w:sz="8" w:space="0" w:color="000000"/>
               <w:bottom w:val="single" w:sz="8" w:space="0" w:color="000000"/>
-              <w:right w:val="single" w:sz="8" w:space="0" w:color="000000"/>
+              <w:right w:val="single" w:sz="4" w:space="0" w:color="auto"/>
             </w:tcBorders>
             <w:tcMar>
               <w:top w:w="100" w:type="dxa"/>
@@ -7709,9 +7211,9 @@
             <w:pPr>
               <w:spacing w:after="0" w:line="240" w:lineRule="auto"/>
               <w:rPr>
-                <w:rFonts w:ascii="Times New Roman" w:eastAsia="Times New Roman" w:hAnsi="Times New Roman" w:cs="Times New Roman"/>
-                <w:sz w:val="24"/>
-                <w:szCs w:val="24"/>
+                <w:rFonts w:ascii="Arial" w:eastAsia="Times New Roman" w:hAnsi="Arial" w:cs="Arial"/>
+                <w:sz w:val="20"/>
+                <w:szCs w:val="20"/>
                 <w:lang w:eastAsia="es-ES"/>
               </w:rPr>
             </w:pPr>
@@ -7719,11 +7221,11 @@
               <w:rPr>
                 <w:rFonts w:ascii="Arial" w:eastAsia="Times New Roman" w:hAnsi="Arial" w:cs="Arial"/>
                 <w:color w:val="000000"/>
-                <w:sz w:val="24"/>
-                <w:szCs w:val="24"/>
-                <w:lang w:eastAsia="es-ES"/>
-              </w:rPr>
-              <w:t>Funcionalidad</w:t>
+                <w:sz w:val="20"/>
+                <w:szCs w:val="20"/>
+                <w:lang w:eastAsia="es-ES"/>
+              </w:rPr>
+              <w:t> Facilidad de Uso</w:t>
             </w:r>
           </w:p>
         </w:tc>
@@ -7731,10 +7233,10 @@
           <w:tcPr>
             <w:tcW w:w="0" w:type="auto"/>
             <w:tcBorders>
-              <w:top w:val="single" w:sz="8" w:space="0" w:color="000000"/>
-              <w:left w:val="single" w:sz="8" w:space="0" w:color="000000"/>
-              <w:bottom w:val="single" w:sz="8" w:space="0" w:color="000000"/>
-              <w:right w:val="single" w:sz="8" w:space="0" w:color="000000"/>
+              <w:top w:val="single" w:sz="4" w:space="0" w:color="auto"/>
+              <w:left w:val="single" w:sz="4" w:space="0" w:color="auto"/>
+              <w:bottom w:val="single" w:sz="4" w:space="0" w:color="auto"/>
+              <w:right w:val="single" w:sz="4" w:space="0" w:color="auto"/>
             </w:tcBorders>
             <w:tcMar>
               <w:top w:w="100" w:type="dxa"/>
@@ -7749,8 +7251,8 @@
               <w:spacing w:after="0" w:line="240" w:lineRule="auto"/>
               <w:rPr>
                 <w:rFonts w:ascii="Times New Roman" w:eastAsia="Times New Roman" w:hAnsi="Times New Roman" w:cs="Times New Roman"/>
-                <w:sz w:val="24"/>
-                <w:szCs w:val="24"/>
+                <w:sz w:val="20"/>
+                <w:szCs w:val="20"/>
                 <w:lang w:eastAsia="es-ES"/>
               </w:rPr>
             </w:pPr>
@@ -7758,11 +7260,160 @@
               <w:rPr>
                 <w:rFonts w:ascii="Arial" w:eastAsia="Times New Roman" w:hAnsi="Arial" w:cs="Arial"/>
                 <w:color w:val="000000"/>
-                <w:sz w:val="24"/>
-                <w:szCs w:val="24"/>
+                <w:sz w:val="20"/>
+                <w:szCs w:val="20"/>
                 <w:lang w:eastAsia="es-ES"/>
               </w:rPr>
               <w:t> </w:t>
+            </w:r>
+            <w:r>
+              <w:rPr>
+                <w:rFonts w:ascii="Arial" w:eastAsia="Times New Roman" w:hAnsi="Arial" w:cs="Arial"/>
+                <w:color w:val="000000"/>
+                <w:sz w:val="20"/>
+                <w:szCs w:val="20"/>
+                <w:lang w:eastAsia="es-ES"/>
+              </w:rPr>
+              <w:t>4</w:t>
+            </w:r>
+          </w:p>
+        </w:tc>
+      </w:tr>
+      <w:tr>
+        <w:trPr>
+          <w:trHeight w:val="123"/>
+        </w:trPr>
+        <w:tc>
+          <w:tcPr>
+            <w:tcW w:w="0" w:type="auto"/>
+            <w:vMerge/>
+            <w:tcBorders>
+              <w:left w:val="single" w:sz="8" w:space="0" w:color="000000"/>
+              <w:right w:val="single" w:sz="8" w:space="0" w:color="000000"/>
+            </w:tcBorders>
+            <w:vAlign w:val="center"/>
+          </w:tcPr>
+          <w:p>
+            <w:pPr>
+              <w:spacing w:after="0" w:line="240" w:lineRule="auto"/>
+              <w:rPr>
+                <w:rFonts w:ascii="Times New Roman" w:eastAsia="Times New Roman" w:hAnsi="Times New Roman" w:cs="Times New Roman"/>
+                <w:sz w:val="20"/>
+                <w:szCs w:val="20"/>
+                <w:lang w:eastAsia="es-ES"/>
+              </w:rPr>
+            </w:pPr>
+          </w:p>
+        </w:tc>
+        <w:tc>
+          <w:tcPr>
+            <w:tcW w:w="4509" w:type="dxa"/>
+            <w:vMerge/>
+            <w:tcBorders>
+              <w:left w:val="single" w:sz="8" w:space="0" w:color="000000"/>
+              <w:right w:val="single" w:sz="8" w:space="0" w:color="000000"/>
+            </w:tcBorders>
+            <w:vAlign w:val="center"/>
+          </w:tcPr>
+          <w:p>
+            <w:pPr>
+              <w:spacing w:after="0" w:line="240" w:lineRule="auto"/>
+              <w:rPr>
+                <w:rFonts w:ascii="Times New Roman" w:eastAsia="Times New Roman" w:hAnsi="Times New Roman" w:cs="Times New Roman"/>
+                <w:sz w:val="20"/>
+                <w:szCs w:val="20"/>
+                <w:lang w:eastAsia="es-ES"/>
+              </w:rPr>
+            </w:pPr>
+          </w:p>
+        </w:tc>
+        <w:tc>
+          <w:tcPr>
+            <w:tcW w:w="2923" w:type="dxa"/>
+            <w:vMerge/>
+            <w:tcBorders>
+              <w:left w:val="single" w:sz="8" w:space="0" w:color="000000"/>
+              <w:right w:val="single" w:sz="8" w:space="0" w:color="000000"/>
+            </w:tcBorders>
+            <w:vAlign w:val="center"/>
+          </w:tcPr>
+          <w:p>
+            <w:pPr>
+              <w:spacing w:after="0" w:line="240" w:lineRule="auto"/>
+              <w:rPr>
+                <w:rFonts w:ascii="Times New Roman" w:eastAsia="Times New Roman" w:hAnsi="Times New Roman" w:cs="Times New Roman"/>
+                <w:sz w:val="20"/>
+                <w:szCs w:val="20"/>
+                <w:lang w:eastAsia="es-ES"/>
+              </w:rPr>
+            </w:pPr>
+          </w:p>
+        </w:tc>
+        <w:tc>
+          <w:tcPr>
+            <w:tcW w:w="1890" w:type="dxa"/>
+            <w:vMerge/>
+            <w:tcBorders>
+              <w:left w:val="single" w:sz="8" w:space="0" w:color="000000"/>
+              <w:bottom w:val="single" w:sz="8" w:space="0" w:color="000000"/>
+              <w:right w:val="single" w:sz="8" w:space="0" w:color="000000"/>
+            </w:tcBorders>
+            <w:tcMar>
+              <w:top w:w="100" w:type="dxa"/>
+              <w:left w:w="100" w:type="dxa"/>
+              <w:bottom w:w="100" w:type="dxa"/>
+              <w:right w:w="100" w:type="dxa"/>
+            </w:tcMar>
+          </w:tcPr>
+          <w:p>
+            <w:pPr>
+              <w:spacing w:after="0" w:line="240" w:lineRule="auto"/>
+              <w:rPr>
+                <w:rFonts w:ascii="Arial" w:eastAsia="Times New Roman" w:hAnsi="Arial" w:cs="Arial"/>
+                <w:color w:val="000000"/>
+                <w:sz w:val="20"/>
+                <w:szCs w:val="20"/>
+                <w:lang w:eastAsia="es-ES"/>
+              </w:rPr>
+            </w:pPr>
+          </w:p>
+        </w:tc>
+        <w:tc>
+          <w:tcPr>
+            <w:tcW w:w="2773" w:type="dxa"/>
+            <w:tcBorders>
+              <w:top w:val="single" w:sz="8" w:space="0" w:color="000000"/>
+              <w:left w:val="single" w:sz="8" w:space="0" w:color="000000"/>
+              <w:bottom w:val="single" w:sz="8" w:space="0" w:color="000000"/>
+              <w:right w:val="single" w:sz="4" w:space="0" w:color="auto"/>
+            </w:tcBorders>
+            <w:tcMar>
+              <w:top w:w="100" w:type="dxa"/>
+              <w:left w:w="100" w:type="dxa"/>
+              <w:bottom w:w="100" w:type="dxa"/>
+              <w:right w:w="100" w:type="dxa"/>
+            </w:tcMar>
+          </w:tcPr>
+          <w:p>
+            <w:pPr>
+              <w:spacing w:after="0" w:line="240" w:lineRule="auto"/>
+              <w:rPr>
+                <w:rFonts w:ascii="Arial" w:eastAsia="Times New Roman" w:hAnsi="Arial" w:cs="Arial"/>
+                <w:color w:val="000000"/>
+                <w:sz w:val="20"/>
+                <w:szCs w:val="20"/>
+                <w:lang w:eastAsia="es-ES"/>
+              </w:rPr>
+            </w:pPr>
+            <w:r>
+              <w:rPr>
+                <w:rFonts w:ascii="Arial" w:eastAsia="Times New Roman" w:hAnsi="Arial" w:cs="Arial"/>
+                <w:color w:val="000000"/>
+                <w:sz w:val="20"/>
+                <w:szCs w:val="20"/>
+                <w:lang w:eastAsia="es-ES"/>
+              </w:rPr>
+              <w:t>Interfaz Amigable</w:t>
             </w:r>
           </w:p>
         </w:tc>
@@ -7770,10 +7421,163 @@
           <w:tcPr>
             <w:tcW w:w="0" w:type="auto"/>
             <w:tcBorders>
+              <w:top w:val="single" w:sz="4" w:space="0" w:color="auto"/>
+              <w:left w:val="single" w:sz="4" w:space="0" w:color="auto"/>
+              <w:bottom w:val="single" w:sz="4" w:space="0" w:color="auto"/>
+              <w:right w:val="single" w:sz="4" w:space="0" w:color="auto"/>
+            </w:tcBorders>
+            <w:tcMar>
+              <w:top w:w="100" w:type="dxa"/>
+              <w:left w:w="100" w:type="dxa"/>
+              <w:bottom w:w="100" w:type="dxa"/>
+              <w:right w:w="100" w:type="dxa"/>
+            </w:tcMar>
+          </w:tcPr>
+          <w:p>
+            <w:pPr>
+              <w:spacing w:after="0" w:line="240" w:lineRule="auto"/>
+              <w:rPr>
+                <w:rFonts w:ascii="Arial" w:eastAsia="Times New Roman" w:hAnsi="Arial" w:cs="Arial"/>
+                <w:color w:val="000000"/>
+                <w:sz w:val="20"/>
+                <w:szCs w:val="20"/>
+                <w:lang w:eastAsia="es-ES"/>
+              </w:rPr>
+            </w:pPr>
+            <w:r>
+              <w:rPr>
+                <w:rFonts w:ascii="Arial" w:eastAsia="Times New Roman" w:hAnsi="Arial" w:cs="Arial"/>
+                <w:color w:val="000000"/>
+                <w:sz w:val="20"/>
+                <w:szCs w:val="20"/>
+                <w:lang w:eastAsia="es-ES"/>
+              </w:rPr>
+              <w:t>5</w:t>
+            </w:r>
+          </w:p>
+        </w:tc>
+      </w:tr>
+      <w:tr>
+        <w:trPr>
+          <w:trHeight w:val="33"/>
+        </w:trPr>
+        <w:tc>
+          <w:tcPr>
+            <w:tcW w:w="0" w:type="auto"/>
+            <w:vMerge/>
+            <w:tcBorders>
+              <w:left w:val="single" w:sz="8" w:space="0" w:color="000000"/>
+              <w:bottom w:val="single" w:sz="4" w:space="0" w:color="auto"/>
+              <w:right w:val="single" w:sz="8" w:space="0" w:color="000000"/>
+            </w:tcBorders>
+            <w:vAlign w:val="center"/>
+            <w:hideMark/>
+          </w:tcPr>
+          <w:p>
+            <w:pPr>
+              <w:spacing w:after="0" w:line="240" w:lineRule="auto"/>
+              <w:rPr>
+                <w:rFonts w:ascii="Times New Roman" w:eastAsia="Times New Roman" w:hAnsi="Times New Roman" w:cs="Times New Roman"/>
+                <w:sz w:val="20"/>
+                <w:szCs w:val="20"/>
+                <w:lang w:eastAsia="es-ES"/>
+              </w:rPr>
+            </w:pPr>
+          </w:p>
+        </w:tc>
+        <w:tc>
+          <w:tcPr>
+            <w:tcW w:w="4509" w:type="dxa"/>
+            <w:vMerge/>
+            <w:tcBorders>
+              <w:left w:val="single" w:sz="8" w:space="0" w:color="000000"/>
+              <w:bottom w:val="single" w:sz="4" w:space="0" w:color="auto"/>
+              <w:right w:val="single" w:sz="8" w:space="0" w:color="000000"/>
+            </w:tcBorders>
+            <w:vAlign w:val="center"/>
+            <w:hideMark/>
+          </w:tcPr>
+          <w:p>
+            <w:pPr>
+              <w:spacing w:after="0" w:line="240" w:lineRule="auto"/>
+              <w:rPr>
+                <w:rFonts w:ascii="Times New Roman" w:eastAsia="Times New Roman" w:hAnsi="Times New Roman" w:cs="Times New Roman"/>
+                <w:sz w:val="20"/>
+                <w:szCs w:val="20"/>
+                <w:lang w:eastAsia="es-ES"/>
+              </w:rPr>
+            </w:pPr>
+          </w:p>
+        </w:tc>
+        <w:tc>
+          <w:tcPr>
+            <w:tcW w:w="2923" w:type="dxa"/>
+            <w:vMerge/>
+            <w:tcBorders>
+              <w:left w:val="single" w:sz="8" w:space="0" w:color="000000"/>
+              <w:bottom w:val="single" w:sz="4" w:space="0" w:color="auto"/>
+              <w:right w:val="single" w:sz="8" w:space="0" w:color="000000"/>
+            </w:tcBorders>
+            <w:vAlign w:val="center"/>
+            <w:hideMark/>
+          </w:tcPr>
+          <w:p>
+            <w:pPr>
+              <w:spacing w:after="0" w:line="240" w:lineRule="auto"/>
+              <w:rPr>
+                <w:rFonts w:ascii="Times New Roman" w:eastAsia="Times New Roman" w:hAnsi="Times New Roman" w:cs="Times New Roman"/>
+                <w:sz w:val="20"/>
+                <w:szCs w:val="20"/>
+                <w:lang w:eastAsia="es-ES"/>
+              </w:rPr>
+            </w:pPr>
+          </w:p>
+        </w:tc>
+        <w:tc>
+          <w:tcPr>
+            <w:tcW w:w="1890" w:type="dxa"/>
+            <w:tcBorders>
               <w:top w:val="single" w:sz="8" w:space="0" w:color="000000"/>
               <w:left w:val="single" w:sz="8" w:space="0" w:color="000000"/>
-              <w:bottom w:val="single" w:sz="8" w:space="0" w:color="000000"/>
+              <w:bottom w:val="single" w:sz="4" w:space="0" w:color="auto"/>
               <w:right w:val="single" w:sz="8" w:space="0" w:color="000000"/>
+            </w:tcBorders>
+            <w:tcMar>
+              <w:top w:w="100" w:type="dxa"/>
+              <w:left w:w="100" w:type="dxa"/>
+              <w:bottom w:w="100" w:type="dxa"/>
+              <w:right w:w="100" w:type="dxa"/>
+            </w:tcMar>
+          </w:tcPr>
+          <w:p>
+            <w:pPr>
+              <w:spacing w:after="0" w:line="240" w:lineRule="auto"/>
+              <w:rPr>
+                <w:rFonts w:ascii="Arial" w:eastAsia="Times New Roman" w:hAnsi="Arial" w:cs="Arial"/>
+                <w:sz w:val="20"/>
+                <w:szCs w:val="20"/>
+                <w:lang w:eastAsia="es-ES"/>
+              </w:rPr>
+            </w:pPr>
+            <w:r>
+              <w:rPr>
+                <w:rFonts w:ascii="Arial" w:eastAsia="Times New Roman" w:hAnsi="Arial" w:cs="Arial"/>
+                <w:sz w:val="20"/>
+                <w:szCs w:val="20"/>
+                <w:lang w:eastAsia="es-ES"/>
+              </w:rPr>
+              <w:t>Seguridad</w:t>
+            </w:r>
+          </w:p>
+        </w:tc>
+        <w:tc>
+          <w:tcPr>
+            <w:tcW w:w="2773" w:type="dxa"/>
+            <w:tcBorders>
+              <w:top w:val="single" w:sz="8" w:space="0" w:color="000000"/>
+              <w:left w:val="single" w:sz="8" w:space="0" w:color="000000"/>
+              <w:bottom w:val="single" w:sz="4" w:space="0" w:color="auto"/>
+              <w:right w:val="single" w:sz="4" w:space="0" w:color="auto"/>
             </w:tcBorders>
             <w:tcMar>
               <w:top w:w="100" w:type="dxa"/>
@@ -7787,9 +7591,9 @@
             <w:pPr>
               <w:spacing w:after="0" w:line="240" w:lineRule="auto"/>
               <w:rPr>
-                <w:rFonts w:ascii="Times New Roman" w:eastAsia="Times New Roman" w:hAnsi="Times New Roman" w:cs="Times New Roman"/>
-                <w:sz w:val="24"/>
-                <w:szCs w:val="24"/>
+                <w:rFonts w:ascii="Arial" w:eastAsia="Times New Roman" w:hAnsi="Arial" w:cs="Arial"/>
+                <w:sz w:val="20"/>
+                <w:szCs w:val="20"/>
                 <w:lang w:eastAsia="es-ES"/>
               </w:rPr>
             </w:pPr>
@@ -7797,102 +7601,22 @@
               <w:rPr>
                 <w:rFonts w:ascii="Arial" w:eastAsia="Times New Roman" w:hAnsi="Arial" w:cs="Arial"/>
                 <w:color w:val="000000"/>
-                <w:sz w:val="24"/>
-                <w:szCs w:val="24"/>
-                <w:lang w:eastAsia="es-ES"/>
-              </w:rPr>
-              <w:t> </w:t>
+                <w:sz w:val="20"/>
+                <w:szCs w:val="20"/>
+                <w:lang w:eastAsia="es-ES"/>
+              </w:rPr>
+              <w:t>Respaldo de Información</w:t>
             </w:r>
-          </w:p>
-        </w:tc>
-      </w:tr>
-      <w:tr>
-        <w:trPr>
-          <w:trHeight w:val="990"/>
-        </w:trPr>
-        <w:tc>
-          <w:tcPr>
-            <w:tcW w:w="0" w:type="auto"/>
-            <w:vMerge/>
-            <w:tcBorders>
-              <w:top w:val="single" w:sz="8" w:space="0" w:color="000000"/>
-              <w:left w:val="single" w:sz="8" w:space="0" w:color="000000"/>
-              <w:bottom w:val="single" w:sz="8" w:space="0" w:color="000000"/>
-              <w:right w:val="single" w:sz="8" w:space="0" w:color="000000"/>
-            </w:tcBorders>
-            <w:vAlign w:val="center"/>
-            <w:hideMark/>
-          </w:tcPr>
-          <w:p>
-            <w:pPr>
-              <w:spacing w:after="0" w:line="240" w:lineRule="auto"/>
-              <w:rPr>
-                <w:rFonts w:ascii="Times New Roman" w:eastAsia="Times New Roman" w:hAnsi="Times New Roman" w:cs="Times New Roman"/>
-                <w:sz w:val="24"/>
-                <w:szCs w:val="24"/>
-                <w:lang w:eastAsia="es-ES"/>
-              </w:rPr>
-            </w:pPr>
-          </w:p>
-        </w:tc>
-        <w:tc>
-          <w:tcPr>
-            <w:tcW w:w="0" w:type="auto"/>
-            <w:vMerge/>
-            <w:tcBorders>
-              <w:top w:val="single" w:sz="8" w:space="0" w:color="000000"/>
-              <w:left w:val="single" w:sz="8" w:space="0" w:color="000000"/>
-              <w:bottom w:val="single" w:sz="8" w:space="0" w:color="000000"/>
-              <w:right w:val="single" w:sz="8" w:space="0" w:color="000000"/>
-            </w:tcBorders>
-            <w:vAlign w:val="center"/>
-            <w:hideMark/>
-          </w:tcPr>
-          <w:p>
-            <w:pPr>
-              <w:spacing w:after="0" w:line="240" w:lineRule="auto"/>
-              <w:rPr>
-                <w:rFonts w:ascii="Times New Roman" w:eastAsia="Times New Roman" w:hAnsi="Times New Roman" w:cs="Times New Roman"/>
-                <w:sz w:val="24"/>
-                <w:szCs w:val="24"/>
-                <w:lang w:eastAsia="es-ES"/>
-              </w:rPr>
-            </w:pPr>
-          </w:p>
-        </w:tc>
-        <w:tc>
-          <w:tcPr>
-            <w:tcW w:w="0" w:type="auto"/>
-            <w:vMerge/>
-            <w:tcBorders>
-              <w:top w:val="single" w:sz="8" w:space="0" w:color="000000"/>
-              <w:left w:val="single" w:sz="8" w:space="0" w:color="000000"/>
-              <w:bottom w:val="single" w:sz="8" w:space="0" w:color="000000"/>
-              <w:right w:val="single" w:sz="8" w:space="0" w:color="000000"/>
-            </w:tcBorders>
-            <w:vAlign w:val="center"/>
-            <w:hideMark/>
-          </w:tcPr>
-          <w:p>
-            <w:pPr>
-              <w:spacing w:after="0" w:line="240" w:lineRule="auto"/>
-              <w:rPr>
-                <w:rFonts w:ascii="Times New Roman" w:eastAsia="Times New Roman" w:hAnsi="Times New Roman" w:cs="Times New Roman"/>
-                <w:sz w:val="24"/>
-                <w:szCs w:val="24"/>
-                <w:lang w:eastAsia="es-ES"/>
-              </w:rPr>
-            </w:pPr>
           </w:p>
         </w:tc>
         <w:tc>
           <w:tcPr>
             <w:tcW w:w="0" w:type="auto"/>
             <w:tcBorders>
-              <w:top w:val="single" w:sz="8" w:space="0" w:color="000000"/>
-              <w:left w:val="single" w:sz="8" w:space="0" w:color="000000"/>
-              <w:bottom w:val="single" w:sz="8" w:space="0" w:color="000000"/>
-              <w:right w:val="single" w:sz="8" w:space="0" w:color="000000"/>
+              <w:top w:val="single" w:sz="4" w:space="0" w:color="auto"/>
+              <w:left w:val="single" w:sz="4" w:space="0" w:color="auto"/>
+              <w:bottom w:val="single" w:sz="4" w:space="0" w:color="auto"/>
+              <w:right w:val="single" w:sz="4" w:space="0" w:color="auto"/>
             </w:tcBorders>
             <w:tcMar>
               <w:top w:w="100" w:type="dxa"/>
@@ -7907,8 +7631,8 @@
               <w:spacing w:after="0" w:line="240" w:lineRule="auto"/>
               <w:rPr>
                 <w:rFonts w:ascii="Times New Roman" w:eastAsia="Times New Roman" w:hAnsi="Times New Roman" w:cs="Times New Roman"/>
-                <w:sz w:val="24"/>
-                <w:szCs w:val="24"/>
+                <w:sz w:val="20"/>
+                <w:szCs w:val="20"/>
                 <w:lang w:eastAsia="es-ES"/>
               </w:rPr>
             </w:pPr>
@@ -7916,22 +7640,38 @@
               <w:rPr>
                 <w:rFonts w:ascii="Arial" w:eastAsia="Times New Roman" w:hAnsi="Arial" w:cs="Arial"/>
                 <w:color w:val="000000"/>
-                <w:sz w:val="24"/>
-                <w:szCs w:val="24"/>
-                <w:lang w:eastAsia="es-ES"/>
-              </w:rPr>
-              <w:t>Usabilidad</w:t>
+                <w:sz w:val="20"/>
+                <w:szCs w:val="20"/>
+                <w:lang w:eastAsia="es-ES"/>
+              </w:rPr>
+              <w:t> </w:t>
+            </w:r>
+            <w:r>
+              <w:rPr>
+                <w:rFonts w:ascii="Arial" w:eastAsia="Times New Roman" w:hAnsi="Arial" w:cs="Arial"/>
+                <w:color w:val="000000"/>
+                <w:sz w:val="20"/>
+                <w:szCs w:val="20"/>
+                <w:lang w:eastAsia="es-ES"/>
+              </w:rPr>
+              <w:t>6</w:t>
             </w:r>
           </w:p>
         </w:tc>
+      </w:tr>
+      <w:tr>
+        <w:trPr>
+          <w:trHeight w:val="20"/>
+        </w:trPr>
         <w:tc>
           <w:tcPr>
             <w:tcW w:w="0" w:type="auto"/>
+            <w:vMerge w:val="restart"/>
             <w:tcBorders>
-              <w:top w:val="single" w:sz="8" w:space="0" w:color="000000"/>
-              <w:left w:val="single" w:sz="8" w:space="0" w:color="000000"/>
-              <w:bottom w:val="single" w:sz="8" w:space="0" w:color="000000"/>
-              <w:right w:val="single" w:sz="8" w:space="0" w:color="000000"/>
+              <w:top w:val="single" w:sz="4" w:space="0" w:color="auto"/>
+              <w:left w:val="single" w:sz="4" w:space="0" w:color="auto"/>
+              <w:bottom w:val="single" w:sz="4" w:space="0" w:color="auto"/>
+              <w:right w:val="single" w:sz="4" w:space="0" w:color="auto"/>
             </w:tcBorders>
             <w:tcMar>
               <w:top w:w="100" w:type="dxa"/>
@@ -7946,8 +7686,8 @@
               <w:spacing w:after="0" w:line="240" w:lineRule="auto"/>
               <w:rPr>
                 <w:rFonts w:ascii="Times New Roman" w:eastAsia="Times New Roman" w:hAnsi="Times New Roman" w:cs="Times New Roman"/>
-                <w:sz w:val="24"/>
-                <w:szCs w:val="24"/>
+                <w:sz w:val="20"/>
+                <w:szCs w:val="20"/>
                 <w:lang w:eastAsia="es-ES"/>
               </w:rPr>
             </w:pPr>
@@ -7955,22 +7695,33 @@
               <w:rPr>
                 <w:rFonts w:ascii="Arial" w:eastAsia="Times New Roman" w:hAnsi="Arial" w:cs="Arial"/>
                 <w:color w:val="000000"/>
-                <w:sz w:val="24"/>
-                <w:szCs w:val="24"/>
-                <w:lang w:eastAsia="es-ES"/>
-              </w:rPr>
-              <w:t> </w:t>
+                <w:sz w:val="20"/>
+                <w:szCs w:val="20"/>
+                <w:lang w:eastAsia="es-ES"/>
+              </w:rPr>
+              <w:t>Gestión de Pasant</w:t>
+            </w:r>
+            <w:r>
+              <w:rPr>
+                <w:rFonts w:ascii="Arial" w:eastAsia="Times New Roman" w:hAnsi="Arial" w:cs="Arial"/>
+                <w:color w:val="000000"/>
+                <w:sz w:val="20"/>
+                <w:szCs w:val="20"/>
+                <w:lang w:eastAsia="es-ES"/>
+              </w:rPr>
+              <w:t>ías</w:t>
             </w:r>
           </w:p>
         </w:tc>
         <w:tc>
           <w:tcPr>
-            <w:tcW w:w="0" w:type="auto"/>
+            <w:tcW w:w="4509" w:type="dxa"/>
+            <w:vMerge w:val="restart"/>
             <w:tcBorders>
-              <w:top w:val="single" w:sz="8" w:space="0" w:color="000000"/>
-              <w:left w:val="single" w:sz="8" w:space="0" w:color="000000"/>
-              <w:bottom w:val="single" w:sz="8" w:space="0" w:color="000000"/>
-              <w:right w:val="single" w:sz="8" w:space="0" w:color="000000"/>
+              <w:top w:val="single" w:sz="4" w:space="0" w:color="auto"/>
+              <w:left w:val="single" w:sz="4" w:space="0" w:color="auto"/>
+              <w:bottom w:val="single" w:sz="4" w:space="0" w:color="auto"/>
+              <w:right w:val="single" w:sz="4" w:space="0" w:color="auto"/>
             </w:tcBorders>
             <w:tcMar>
               <w:top w:w="100" w:type="dxa"/>
@@ -7985,8 +7736,8 @@
               <w:spacing w:after="0" w:line="240" w:lineRule="auto"/>
               <w:rPr>
                 <w:rFonts w:ascii="Times New Roman" w:eastAsia="Times New Roman" w:hAnsi="Times New Roman" w:cs="Times New Roman"/>
-                <w:sz w:val="24"/>
-                <w:szCs w:val="24"/>
+                <w:sz w:val="20"/>
+                <w:szCs w:val="20"/>
                 <w:lang w:eastAsia="es-ES"/>
               </w:rPr>
             </w:pPr>
@@ -7994,28 +7745,83 @@
               <w:rPr>
                 <w:rFonts w:ascii="Arial" w:eastAsia="Times New Roman" w:hAnsi="Arial" w:cs="Arial"/>
                 <w:color w:val="000000"/>
-                <w:sz w:val="24"/>
-                <w:szCs w:val="24"/>
-                <w:lang w:eastAsia="es-ES"/>
-              </w:rPr>
-              <w:t> </w:t>
+                <w:sz w:val="20"/>
+                <w:szCs w:val="20"/>
+                <w:lang w:eastAsia="es-ES"/>
+              </w:rPr>
+              <w:t>Es el proceso estratégico que planifica, monitorea y evalúa la</w:t>
+            </w:r>
+            <w:r>
+              <w:rPr>
+                <w:rFonts w:ascii="Arial" w:eastAsia="Times New Roman" w:hAnsi="Arial" w:cs="Arial"/>
+                <w:color w:val="000000"/>
+                <w:sz w:val="20"/>
+                <w:szCs w:val="20"/>
+                <w:lang w:eastAsia="es-ES"/>
+              </w:rPr>
+              <w:t xml:space="preserve"> </w:t>
+            </w:r>
+            <w:r>
+              <w:rPr>
+                <w:rFonts w:ascii="Arial" w:eastAsia="Times New Roman" w:hAnsi="Arial" w:cs="Arial"/>
+                <w:color w:val="000000"/>
+                <w:sz w:val="20"/>
+                <w:szCs w:val="20"/>
+                <w:lang w:eastAsia="es-ES"/>
+              </w:rPr>
+              <w:t>vinculación temporal de estudiantes con organizaciones,</w:t>
+            </w:r>
+            <w:r>
+              <w:rPr>
+                <w:rFonts w:ascii="Arial" w:eastAsia="Times New Roman" w:hAnsi="Arial" w:cs="Arial"/>
+                <w:color w:val="000000"/>
+                <w:sz w:val="20"/>
+                <w:szCs w:val="20"/>
+                <w:lang w:eastAsia="es-ES"/>
+              </w:rPr>
+              <w:t xml:space="preserve"> a</w:t>
+            </w:r>
+            <w:r>
+              <w:rPr>
+                <w:rFonts w:ascii="Arial" w:eastAsia="Times New Roman" w:hAnsi="Arial" w:cs="Arial"/>
+                <w:color w:val="000000"/>
+                <w:sz w:val="20"/>
+                <w:szCs w:val="20"/>
+                <w:lang w:eastAsia="es-ES"/>
+              </w:rPr>
+              <w:t>lineando los</w:t>
+            </w:r>
+            <w:r>
+              <w:rPr>
+                <w:rFonts w:ascii="Arial" w:eastAsia="Times New Roman" w:hAnsi="Arial" w:cs="Arial"/>
+                <w:color w:val="000000"/>
+                <w:sz w:val="20"/>
+                <w:szCs w:val="20"/>
+                <w:lang w:eastAsia="es-ES"/>
+              </w:rPr>
+              <w:t xml:space="preserve"> </w:t>
+            </w:r>
+            <w:r>
+              <w:rPr>
+                <w:rFonts w:ascii="Arial" w:eastAsia="Times New Roman" w:hAnsi="Arial" w:cs="Arial"/>
+                <w:color w:val="000000"/>
+                <w:sz w:val="20"/>
+                <w:szCs w:val="20"/>
+                <w:lang w:eastAsia="es-ES"/>
+              </w:rPr>
+              <w:t>objetivos académicos con la práctica laboral real.</w:t>
             </w:r>
           </w:p>
         </w:tc>
-      </w:tr>
-      <w:tr>
-        <w:trPr>
-          <w:trHeight w:val="1400"/>
-        </w:trPr>
         <w:tc>
           <w:tcPr>
-            <w:tcW w:w="0" w:type="auto"/>
+            <w:tcW w:w="2923" w:type="dxa"/>
             <w:vMerge w:val="restart"/>
             <w:tcBorders>
-              <w:top w:val="single" w:sz="8" w:space="0" w:color="000000"/>
-              <w:left w:val="single" w:sz="8" w:space="0" w:color="000000"/>
-              <w:bottom w:val="single" w:sz="8" w:space="0" w:color="000000"/>
-              <w:right w:val="single" w:sz="8" w:space="0" w:color="000000"/>
+              <w:top w:val="single" w:sz="4" w:space="0" w:color="auto"/>
+              <w:left w:val="single" w:sz="4" w:space="0" w:color="auto"/>
+              <w:bottom w:val="single" w:sz="4" w:space="0" w:color="auto"/>
+              <w:right w:val="single" w:sz="4" w:space="0" w:color="auto"/>
             </w:tcBorders>
             <w:tcMar>
               <w:top w:w="100" w:type="dxa"/>
@@ -8030,44 +7836,92 @@
               <w:spacing w:after="0" w:line="240" w:lineRule="auto"/>
               <w:rPr>
                 <w:rFonts w:ascii="Times New Roman" w:eastAsia="Times New Roman" w:hAnsi="Times New Roman" w:cs="Times New Roman"/>
-                <w:sz w:val="24"/>
-                <w:szCs w:val="24"/>
+                <w:sz w:val="20"/>
+                <w:szCs w:val="20"/>
                 <w:lang w:eastAsia="es-ES"/>
               </w:rPr>
             </w:pPr>
-            <w:proofErr w:type="spellStart"/>
             <w:r>
               <w:rPr>
                 <w:rFonts w:ascii="Arial" w:eastAsia="Times New Roman" w:hAnsi="Arial" w:cs="Arial"/>
                 <w:color w:val="000000"/>
-                <w:sz w:val="24"/>
-                <w:szCs w:val="24"/>
-                <w:lang w:eastAsia="es-ES"/>
-              </w:rPr>
-              <w:t>Gestion</w:t>
+                <w:sz w:val="20"/>
+                <w:szCs w:val="20"/>
+                <w:lang w:eastAsia="es-ES"/>
+              </w:rPr>
+              <w:t>Se refiere a la capacidad del sistema para digitalizar y procesar</w:t>
             </w:r>
-            <w:proofErr w:type="spellEnd"/>
             <w:r>
               <w:rPr>
                 <w:rFonts w:ascii="Arial" w:eastAsia="Times New Roman" w:hAnsi="Arial" w:cs="Arial"/>
                 <w:color w:val="000000"/>
-                <w:sz w:val="24"/>
-                <w:szCs w:val="24"/>
-                <w:lang w:eastAsia="es-ES"/>
-              </w:rPr>
-              <w:t xml:space="preserve"> de Pasantes</w:t>
+                <w:sz w:val="20"/>
+                <w:szCs w:val="20"/>
+                <w:lang w:eastAsia="es-ES"/>
+              </w:rPr>
+              <w:t xml:space="preserve"> </w:t>
+            </w:r>
+            <w:r>
+              <w:rPr>
+                <w:rFonts w:ascii="Arial" w:eastAsia="Times New Roman" w:hAnsi="Arial" w:cs="Arial"/>
+                <w:color w:val="000000"/>
+                <w:sz w:val="20"/>
+                <w:szCs w:val="20"/>
+                <w:lang w:eastAsia="es-ES"/>
+              </w:rPr>
+              <w:t xml:space="preserve">el flujo de trabajo de las </w:t>
+            </w:r>
+            <w:r>
+              <w:rPr>
+                <w:rFonts w:ascii="Arial" w:eastAsia="Times New Roman" w:hAnsi="Arial" w:cs="Arial"/>
+                <w:color w:val="000000"/>
+                <w:sz w:val="20"/>
+                <w:szCs w:val="20"/>
+                <w:lang w:eastAsia="es-ES"/>
+              </w:rPr>
+              <w:t>p</w:t>
+            </w:r>
+            <w:r>
+              <w:rPr>
+                <w:rFonts w:ascii="Arial" w:eastAsia="Times New Roman" w:hAnsi="Arial" w:cs="Arial"/>
+                <w:color w:val="000000"/>
+                <w:sz w:val="20"/>
+                <w:szCs w:val="20"/>
+                <w:lang w:eastAsia="es-ES"/>
+              </w:rPr>
+              <w:t xml:space="preserve">asantías, abarcando desde el registro de fichas de estudiantes hasta la emisión </w:t>
+            </w:r>
+            <w:r>
+              <w:rPr>
+                <w:rFonts w:ascii="Arial" w:eastAsia="Times New Roman" w:hAnsi="Arial" w:cs="Arial"/>
+                <w:color w:val="000000"/>
+                <w:sz w:val="20"/>
+                <w:szCs w:val="20"/>
+                <w:lang w:eastAsia="es-ES"/>
+              </w:rPr>
+              <w:t>a</w:t>
+            </w:r>
+            <w:r>
+              <w:rPr>
+                <w:rFonts w:ascii="Arial" w:eastAsia="Times New Roman" w:hAnsi="Arial" w:cs="Arial"/>
+                <w:color w:val="000000"/>
+                <w:sz w:val="20"/>
+                <w:szCs w:val="20"/>
+                <w:lang w:eastAsia="es-ES"/>
+              </w:rPr>
+              <w:t>utomatizada de la documentación final.</w:t>
             </w:r>
           </w:p>
         </w:tc>
         <w:tc>
           <w:tcPr>
-            <w:tcW w:w="0" w:type="auto"/>
+            <w:tcW w:w="1890" w:type="dxa"/>
             <w:vMerge w:val="restart"/>
             <w:tcBorders>
-              <w:top w:val="single" w:sz="8" w:space="0" w:color="000000"/>
-              <w:left w:val="single" w:sz="8" w:space="0" w:color="000000"/>
-              <w:bottom w:val="single" w:sz="8" w:space="0" w:color="000000"/>
-              <w:right w:val="single" w:sz="8" w:space="0" w:color="000000"/>
+              <w:top w:val="single" w:sz="4" w:space="0" w:color="auto"/>
+              <w:left w:val="single" w:sz="4" w:space="0" w:color="auto"/>
+              <w:bottom w:val="single" w:sz="4" w:space="0" w:color="auto"/>
+              <w:right w:val="single" w:sz="4" w:space="0" w:color="auto"/>
             </w:tcBorders>
             <w:tcMar>
               <w:top w:w="100" w:type="dxa"/>
@@ -8081,9 +7935,9 @@
             <w:pPr>
               <w:spacing w:after="0" w:line="240" w:lineRule="auto"/>
               <w:rPr>
-                <w:rFonts w:ascii="Times New Roman" w:eastAsia="Times New Roman" w:hAnsi="Times New Roman" w:cs="Times New Roman"/>
-                <w:sz w:val="24"/>
-                <w:szCs w:val="24"/>
+                <w:rFonts w:ascii="Arial" w:eastAsia="Times New Roman" w:hAnsi="Arial" w:cs="Arial"/>
+                <w:sz w:val="20"/>
+                <w:szCs w:val="20"/>
                 <w:lang w:eastAsia="es-ES"/>
               </w:rPr>
             </w:pPr>
@@ -8091,66 +7945,22 @@
               <w:rPr>
                 <w:rFonts w:ascii="Arial" w:eastAsia="Times New Roman" w:hAnsi="Arial" w:cs="Arial"/>
                 <w:color w:val="000000"/>
-                <w:sz w:val="24"/>
-                <w:szCs w:val="24"/>
-                <w:lang w:eastAsia="es-ES"/>
-              </w:rPr>
-              <w:t>Es el proceso estratégico que planifica, monitorea y evalúa la</w:t>
-            </w:r>
-          </w:p>
-          <w:p>
-            <w:pPr>
-              <w:spacing w:after="0" w:line="240" w:lineRule="auto"/>
-              <w:rPr>
-                <w:rFonts w:ascii="Times New Roman" w:eastAsia="Times New Roman" w:hAnsi="Times New Roman" w:cs="Times New Roman"/>
-                <w:sz w:val="24"/>
-                <w:szCs w:val="24"/>
-                <w:lang w:eastAsia="es-ES"/>
-              </w:rPr>
-            </w:pPr>
-            <w:r>
-              <w:rPr>
-                <w:rFonts w:ascii="Arial" w:eastAsia="Times New Roman" w:hAnsi="Arial" w:cs="Arial"/>
-                <w:color w:val="000000"/>
-                <w:sz w:val="24"/>
-                <w:szCs w:val="24"/>
-                <w:lang w:eastAsia="es-ES"/>
-              </w:rPr>
-              <w:t>  vinculación temporal de estudiantes con organizaciones, alineando los</w:t>
-            </w:r>
-          </w:p>
-          <w:p>
-            <w:pPr>
-              <w:spacing w:after="0" w:line="240" w:lineRule="auto"/>
-              <w:rPr>
-                <w:rFonts w:ascii="Times New Roman" w:eastAsia="Times New Roman" w:hAnsi="Times New Roman" w:cs="Times New Roman"/>
-                <w:sz w:val="24"/>
-                <w:szCs w:val="24"/>
-                <w:lang w:eastAsia="es-ES"/>
-              </w:rPr>
-            </w:pPr>
-            <w:r>
-              <w:rPr>
-                <w:rFonts w:ascii="Arial" w:eastAsia="Times New Roman" w:hAnsi="Arial" w:cs="Arial"/>
-                <w:color w:val="000000"/>
-                <w:sz w:val="24"/>
-                <w:szCs w:val="24"/>
-                <w:lang w:eastAsia="es-ES"/>
-              </w:rPr>
-              <w:lastRenderedPageBreak/>
-              <w:t>  objetivos académicos con la práctica laboral real.</w:t>
+                <w:sz w:val="20"/>
+                <w:szCs w:val="20"/>
+                <w:lang w:eastAsia="es-ES"/>
+              </w:rPr>
+              <w:t>Registro</w:t>
             </w:r>
           </w:p>
         </w:tc>
         <w:tc>
           <w:tcPr>
-            <w:tcW w:w="0" w:type="auto"/>
-            <w:vMerge w:val="restart"/>
+            <w:tcW w:w="2773" w:type="dxa"/>
             <w:tcBorders>
-              <w:top w:val="single" w:sz="8" w:space="0" w:color="000000"/>
-              <w:left w:val="single" w:sz="8" w:space="0" w:color="000000"/>
-              <w:bottom w:val="single" w:sz="8" w:space="0" w:color="000000"/>
-              <w:right w:val="single" w:sz="8" w:space="0" w:color="000000"/>
+              <w:top w:val="single" w:sz="4" w:space="0" w:color="auto"/>
+              <w:left w:val="single" w:sz="4" w:space="0" w:color="auto"/>
+              <w:bottom w:val="single" w:sz="4" w:space="0" w:color="auto"/>
+              <w:right w:val="single" w:sz="4" w:space="0" w:color="auto"/>
             </w:tcBorders>
             <w:tcMar>
               <w:top w:w="100" w:type="dxa"/>
@@ -8164,9 +7974,9 @@
             <w:pPr>
               <w:spacing w:after="0" w:line="240" w:lineRule="auto"/>
               <w:rPr>
-                <w:rFonts w:ascii="Times New Roman" w:eastAsia="Times New Roman" w:hAnsi="Times New Roman" w:cs="Times New Roman"/>
-                <w:sz w:val="24"/>
-                <w:szCs w:val="24"/>
+                <w:rFonts w:ascii="Arial" w:eastAsia="Times New Roman" w:hAnsi="Arial" w:cs="Arial"/>
+                <w:sz w:val="20"/>
+                <w:szCs w:val="20"/>
                 <w:lang w:eastAsia="es-ES"/>
               </w:rPr>
             </w:pPr>
@@ -8174,55 +7984,11 @@
               <w:rPr>
                 <w:rFonts w:ascii="Arial" w:eastAsia="Times New Roman" w:hAnsi="Arial" w:cs="Arial"/>
                 <w:color w:val="000000"/>
-                <w:sz w:val="24"/>
-                <w:szCs w:val="24"/>
-                <w:lang w:eastAsia="es-ES"/>
-              </w:rPr>
-              <w:lastRenderedPageBreak/>
-              <w:t>Se refiere a la capacidad del sistema para digitalizar y procesar</w:t>
-            </w:r>
-          </w:p>
-          <w:p>
-            <w:pPr>
-              <w:spacing w:after="0" w:line="240" w:lineRule="auto"/>
-              <w:rPr>
-                <w:rFonts w:ascii="Times New Roman" w:eastAsia="Times New Roman" w:hAnsi="Times New Roman" w:cs="Times New Roman"/>
-                <w:sz w:val="24"/>
-                <w:szCs w:val="24"/>
-                <w:lang w:eastAsia="es-ES"/>
-              </w:rPr>
-            </w:pPr>
-            <w:r>
-              <w:rPr>
-                <w:rFonts w:ascii="Arial" w:eastAsia="Times New Roman" w:hAnsi="Arial" w:cs="Arial"/>
-                <w:color w:val="000000"/>
-                <w:sz w:val="24"/>
-                <w:szCs w:val="24"/>
-                <w:lang w:eastAsia="es-ES"/>
-              </w:rPr>
-              <w:t>  el flujo de trabajo de las pasantías, abarcando desde el registro de fichas</w:t>
-            </w:r>
-          </w:p>
-          <w:p>
-            <w:pPr>
-              <w:spacing w:after="0" w:line="240" w:lineRule="auto"/>
-              <w:rPr>
-                <w:rFonts w:ascii="Times New Roman" w:eastAsia="Times New Roman" w:hAnsi="Times New Roman" w:cs="Times New Roman"/>
-                <w:sz w:val="24"/>
-                <w:szCs w:val="24"/>
-                <w:lang w:eastAsia="es-ES"/>
-              </w:rPr>
-            </w:pPr>
-            <w:r>
-              <w:rPr>
-                <w:rFonts w:ascii="Arial" w:eastAsia="Times New Roman" w:hAnsi="Arial" w:cs="Arial"/>
-                <w:color w:val="000000"/>
-                <w:sz w:val="24"/>
-                <w:szCs w:val="24"/>
-                <w:lang w:eastAsia="es-ES"/>
-              </w:rPr>
-              <w:lastRenderedPageBreak/>
-              <w:t>  de estudiantes hasta la emisión automatizada de la documentación final.</w:t>
+                <w:sz w:val="20"/>
+                <w:szCs w:val="20"/>
+                <w:lang w:eastAsia="es-ES"/>
+              </w:rPr>
+              <w:t>Recepción de Documentos</w:t>
             </w:r>
           </w:p>
         </w:tc>
@@ -8230,10 +7996,10 @@
           <w:tcPr>
             <w:tcW w:w="0" w:type="auto"/>
             <w:tcBorders>
-              <w:top w:val="single" w:sz="8" w:space="0" w:color="000000"/>
-              <w:left w:val="single" w:sz="8" w:space="0" w:color="000000"/>
-              <w:bottom w:val="single" w:sz="8" w:space="0" w:color="000000"/>
-              <w:right w:val="single" w:sz="8" w:space="0" w:color="000000"/>
+              <w:top w:val="single" w:sz="4" w:space="0" w:color="auto"/>
+              <w:left w:val="single" w:sz="4" w:space="0" w:color="auto"/>
+              <w:bottom w:val="single" w:sz="4" w:space="0" w:color="auto"/>
+              <w:right w:val="single" w:sz="4" w:space="0" w:color="auto"/>
             </w:tcBorders>
             <w:tcMar>
               <w:top w:w="100" w:type="dxa"/>
@@ -8248,8 +8014,8 @@
               <w:spacing w:after="0" w:line="240" w:lineRule="auto"/>
               <w:rPr>
                 <w:rFonts w:ascii="Times New Roman" w:eastAsia="Times New Roman" w:hAnsi="Times New Roman" w:cs="Times New Roman"/>
-                <w:sz w:val="24"/>
-                <w:szCs w:val="24"/>
+                <w:sz w:val="20"/>
+                <w:szCs w:val="20"/>
                 <w:lang w:eastAsia="es-ES"/>
               </w:rPr>
             </w:pPr>
@@ -8257,12 +8023,185 @@
               <w:rPr>
                 <w:rFonts w:ascii="Arial" w:eastAsia="Times New Roman" w:hAnsi="Arial" w:cs="Arial"/>
                 <w:color w:val="000000"/>
-                <w:sz w:val="24"/>
-                <w:szCs w:val="24"/>
-                <w:lang w:eastAsia="es-ES"/>
-              </w:rPr>
-              <w:lastRenderedPageBreak/>
-              <w:t>Registro</w:t>
+                <w:sz w:val="20"/>
+                <w:szCs w:val="20"/>
+                <w:lang w:eastAsia="es-ES"/>
+              </w:rPr>
+              <w:t> </w:t>
+            </w:r>
+            <w:r>
+              <w:rPr>
+                <w:rFonts w:ascii="Arial" w:eastAsia="Times New Roman" w:hAnsi="Arial" w:cs="Arial"/>
+                <w:color w:val="000000"/>
+                <w:sz w:val="20"/>
+                <w:szCs w:val="20"/>
+                <w:lang w:eastAsia="es-ES"/>
+              </w:rPr>
+              <w:t>7</w:t>
+            </w:r>
+          </w:p>
+        </w:tc>
+      </w:tr>
+      <w:tr>
+        <w:trPr>
+          <w:trHeight w:val="151"/>
+        </w:trPr>
+        <w:tc>
+          <w:tcPr>
+            <w:tcW w:w="0" w:type="auto"/>
+            <w:vMerge/>
+            <w:tcBorders>
+              <w:top w:val="single" w:sz="4" w:space="0" w:color="auto"/>
+              <w:left w:val="single" w:sz="4" w:space="0" w:color="auto"/>
+              <w:bottom w:val="single" w:sz="4" w:space="0" w:color="auto"/>
+              <w:right w:val="single" w:sz="4" w:space="0" w:color="auto"/>
+            </w:tcBorders>
+            <w:tcMar>
+              <w:top w:w="100" w:type="dxa"/>
+              <w:left w:w="100" w:type="dxa"/>
+              <w:bottom w:w="100" w:type="dxa"/>
+              <w:right w:w="100" w:type="dxa"/>
+            </w:tcMar>
+          </w:tcPr>
+          <w:p>
+            <w:pPr>
+              <w:spacing w:after="0" w:line="240" w:lineRule="auto"/>
+              <w:rPr>
+                <w:rFonts w:ascii="Arial" w:eastAsia="Times New Roman" w:hAnsi="Arial" w:cs="Arial"/>
+                <w:color w:val="000000"/>
+                <w:sz w:val="20"/>
+                <w:szCs w:val="20"/>
+                <w:lang w:eastAsia="es-ES"/>
+              </w:rPr>
+            </w:pPr>
+          </w:p>
+        </w:tc>
+        <w:tc>
+          <w:tcPr>
+            <w:tcW w:w="4509" w:type="dxa"/>
+            <w:vMerge/>
+            <w:tcBorders>
+              <w:top w:val="single" w:sz="4" w:space="0" w:color="auto"/>
+              <w:left w:val="single" w:sz="4" w:space="0" w:color="auto"/>
+              <w:bottom w:val="single" w:sz="4" w:space="0" w:color="auto"/>
+              <w:right w:val="single" w:sz="4" w:space="0" w:color="auto"/>
+            </w:tcBorders>
+            <w:tcMar>
+              <w:top w:w="100" w:type="dxa"/>
+              <w:left w:w="100" w:type="dxa"/>
+              <w:bottom w:w="100" w:type="dxa"/>
+              <w:right w:w="100" w:type="dxa"/>
+            </w:tcMar>
+          </w:tcPr>
+          <w:p>
+            <w:pPr>
+              <w:spacing w:after="0" w:line="240" w:lineRule="auto"/>
+              <w:rPr>
+                <w:rFonts w:ascii="Arial" w:eastAsia="Times New Roman" w:hAnsi="Arial" w:cs="Arial"/>
+                <w:color w:val="000000"/>
+                <w:sz w:val="20"/>
+                <w:szCs w:val="20"/>
+                <w:lang w:eastAsia="es-ES"/>
+              </w:rPr>
+            </w:pPr>
+          </w:p>
+        </w:tc>
+        <w:tc>
+          <w:tcPr>
+            <w:tcW w:w="2923" w:type="dxa"/>
+            <w:vMerge/>
+            <w:tcBorders>
+              <w:top w:val="single" w:sz="4" w:space="0" w:color="auto"/>
+              <w:left w:val="single" w:sz="4" w:space="0" w:color="auto"/>
+              <w:bottom w:val="single" w:sz="4" w:space="0" w:color="auto"/>
+              <w:right w:val="single" w:sz="4" w:space="0" w:color="auto"/>
+            </w:tcBorders>
+            <w:tcMar>
+              <w:top w:w="100" w:type="dxa"/>
+              <w:left w:w="100" w:type="dxa"/>
+              <w:bottom w:w="100" w:type="dxa"/>
+              <w:right w:w="100" w:type="dxa"/>
+            </w:tcMar>
+          </w:tcPr>
+          <w:p>
+            <w:pPr>
+              <w:spacing w:after="0" w:line="240" w:lineRule="auto"/>
+              <w:rPr>
+                <w:rFonts w:ascii="Arial" w:eastAsia="Times New Roman" w:hAnsi="Arial" w:cs="Arial"/>
+                <w:color w:val="000000"/>
+                <w:sz w:val="20"/>
+                <w:szCs w:val="20"/>
+                <w:lang w:eastAsia="es-ES"/>
+              </w:rPr>
+            </w:pPr>
+          </w:p>
+        </w:tc>
+        <w:tc>
+          <w:tcPr>
+            <w:tcW w:w="1890" w:type="dxa"/>
+            <w:vMerge/>
+            <w:tcBorders>
+              <w:top w:val="single" w:sz="4" w:space="0" w:color="auto"/>
+              <w:left w:val="single" w:sz="4" w:space="0" w:color="auto"/>
+              <w:bottom w:val="single" w:sz="4" w:space="0" w:color="auto"/>
+              <w:right w:val="single" w:sz="4" w:space="0" w:color="auto"/>
+            </w:tcBorders>
+            <w:tcMar>
+              <w:top w:w="100" w:type="dxa"/>
+              <w:left w:w="100" w:type="dxa"/>
+              <w:bottom w:w="100" w:type="dxa"/>
+              <w:right w:w="100" w:type="dxa"/>
+            </w:tcMar>
+          </w:tcPr>
+          <w:p>
+            <w:pPr>
+              <w:spacing w:after="0" w:line="240" w:lineRule="auto"/>
+              <w:rPr>
+                <w:rFonts w:ascii="Arial" w:eastAsia="Times New Roman" w:hAnsi="Arial" w:cs="Arial"/>
+                <w:color w:val="000000"/>
+                <w:sz w:val="20"/>
+                <w:szCs w:val="20"/>
+                <w:lang w:eastAsia="es-ES"/>
+              </w:rPr>
+            </w:pPr>
+          </w:p>
+        </w:tc>
+        <w:tc>
+          <w:tcPr>
+            <w:tcW w:w="2773" w:type="dxa"/>
+            <w:tcBorders>
+              <w:top w:val="single" w:sz="4" w:space="0" w:color="auto"/>
+              <w:left w:val="single" w:sz="4" w:space="0" w:color="auto"/>
+              <w:bottom w:val="single" w:sz="4" w:space="0" w:color="auto"/>
+              <w:right w:val="single" w:sz="4" w:space="0" w:color="auto"/>
+            </w:tcBorders>
+            <w:tcMar>
+              <w:top w:w="100" w:type="dxa"/>
+              <w:left w:w="100" w:type="dxa"/>
+              <w:bottom w:w="100" w:type="dxa"/>
+              <w:right w:w="100" w:type="dxa"/>
+            </w:tcMar>
+          </w:tcPr>
+          <w:p>
+            <w:pPr>
+              <w:spacing w:after="0" w:line="240" w:lineRule="auto"/>
+              <w:rPr>
+                <w:rFonts w:ascii="Arial" w:eastAsia="Times New Roman" w:hAnsi="Arial" w:cs="Arial"/>
+                <w:color w:val="000000"/>
+                <w:sz w:val="20"/>
+                <w:szCs w:val="20"/>
+                <w:lang w:eastAsia="es-ES"/>
+              </w:rPr>
+            </w:pPr>
+            <w:r>
+              <w:rPr>
+                <w:rFonts w:ascii="Arial" w:eastAsia="Times New Roman" w:hAnsi="Arial" w:cs="Arial"/>
+                <w:color w:val="000000"/>
+                <w:sz w:val="20"/>
+                <w:szCs w:val="20"/>
+                <w:lang w:eastAsia="es-ES"/>
+              </w:rPr>
+              <w:t>Asignación de Tutores</w:t>
             </w:r>
           </w:p>
         </w:tc>
@@ -8270,10 +8209,130 @@
           <w:tcPr>
             <w:tcW w:w="0" w:type="auto"/>
             <w:tcBorders>
-              <w:top w:val="single" w:sz="8" w:space="0" w:color="000000"/>
-              <w:left w:val="single" w:sz="8" w:space="0" w:color="000000"/>
-              <w:bottom w:val="single" w:sz="8" w:space="0" w:color="000000"/>
-              <w:right w:val="single" w:sz="8" w:space="0" w:color="000000"/>
+              <w:top w:val="single" w:sz="4" w:space="0" w:color="auto"/>
+              <w:left w:val="single" w:sz="4" w:space="0" w:color="auto"/>
+              <w:bottom w:val="single" w:sz="4" w:space="0" w:color="auto"/>
+              <w:right w:val="single" w:sz="4" w:space="0" w:color="auto"/>
+            </w:tcBorders>
+            <w:tcMar>
+              <w:top w:w="100" w:type="dxa"/>
+              <w:left w:w="100" w:type="dxa"/>
+              <w:bottom w:w="100" w:type="dxa"/>
+              <w:right w:w="100" w:type="dxa"/>
+            </w:tcMar>
+          </w:tcPr>
+          <w:p>
+            <w:pPr>
+              <w:spacing w:after="0" w:line="240" w:lineRule="auto"/>
+              <w:rPr>
+                <w:rFonts w:ascii="Arial" w:eastAsia="Times New Roman" w:hAnsi="Arial" w:cs="Arial"/>
+                <w:color w:val="000000"/>
+                <w:sz w:val="20"/>
+                <w:szCs w:val="20"/>
+                <w:lang w:eastAsia="es-ES"/>
+              </w:rPr>
+            </w:pPr>
+            <w:r>
+              <w:rPr>
+                <w:rFonts w:ascii="Arial" w:eastAsia="Times New Roman" w:hAnsi="Arial" w:cs="Arial"/>
+                <w:color w:val="000000"/>
+                <w:sz w:val="20"/>
+                <w:szCs w:val="20"/>
+                <w:lang w:eastAsia="es-ES"/>
+              </w:rPr>
+              <w:t>8</w:t>
+            </w:r>
+          </w:p>
+        </w:tc>
+      </w:tr>
+      <w:tr>
+        <w:trPr>
+          <w:trHeight w:val="151"/>
+        </w:trPr>
+        <w:tc>
+          <w:tcPr>
+            <w:tcW w:w="0" w:type="auto"/>
+            <w:vMerge/>
+            <w:tcBorders>
+              <w:top w:val="single" w:sz="4" w:space="0" w:color="auto"/>
+              <w:left w:val="single" w:sz="4" w:space="0" w:color="auto"/>
+              <w:bottom w:val="single" w:sz="4" w:space="0" w:color="auto"/>
+              <w:right w:val="single" w:sz="4" w:space="0" w:color="auto"/>
+            </w:tcBorders>
+            <w:vAlign w:val="center"/>
+            <w:hideMark/>
+          </w:tcPr>
+          <w:p>
+            <w:pPr>
+              <w:spacing w:after="0" w:line="240" w:lineRule="auto"/>
+              <w:rPr>
+                <w:rFonts w:ascii="Times New Roman" w:eastAsia="Times New Roman" w:hAnsi="Times New Roman" w:cs="Times New Roman"/>
+                <w:sz w:val="20"/>
+                <w:szCs w:val="20"/>
+                <w:lang w:eastAsia="es-ES"/>
+              </w:rPr>
+            </w:pPr>
+          </w:p>
+        </w:tc>
+        <w:tc>
+          <w:tcPr>
+            <w:tcW w:w="4509" w:type="dxa"/>
+            <w:vMerge/>
+            <w:tcBorders>
+              <w:top w:val="single" w:sz="4" w:space="0" w:color="auto"/>
+              <w:left w:val="single" w:sz="4" w:space="0" w:color="auto"/>
+              <w:bottom w:val="single" w:sz="4" w:space="0" w:color="auto"/>
+              <w:right w:val="single" w:sz="4" w:space="0" w:color="auto"/>
+            </w:tcBorders>
+            <w:vAlign w:val="center"/>
+            <w:hideMark/>
+          </w:tcPr>
+          <w:p>
+            <w:pPr>
+              <w:spacing w:after="0" w:line="240" w:lineRule="auto"/>
+              <w:rPr>
+                <w:rFonts w:ascii="Times New Roman" w:eastAsia="Times New Roman" w:hAnsi="Times New Roman" w:cs="Times New Roman"/>
+                <w:sz w:val="20"/>
+                <w:szCs w:val="20"/>
+                <w:lang w:eastAsia="es-ES"/>
+              </w:rPr>
+            </w:pPr>
+          </w:p>
+        </w:tc>
+        <w:tc>
+          <w:tcPr>
+            <w:tcW w:w="2923" w:type="dxa"/>
+            <w:vMerge/>
+            <w:tcBorders>
+              <w:top w:val="single" w:sz="4" w:space="0" w:color="auto"/>
+              <w:left w:val="single" w:sz="4" w:space="0" w:color="auto"/>
+              <w:bottom w:val="single" w:sz="4" w:space="0" w:color="auto"/>
+              <w:right w:val="single" w:sz="4" w:space="0" w:color="auto"/>
+            </w:tcBorders>
+            <w:vAlign w:val="center"/>
+            <w:hideMark/>
+          </w:tcPr>
+          <w:p>
+            <w:pPr>
+              <w:spacing w:after="0" w:line="240" w:lineRule="auto"/>
+              <w:rPr>
+                <w:rFonts w:ascii="Times New Roman" w:eastAsia="Times New Roman" w:hAnsi="Times New Roman" w:cs="Times New Roman"/>
+                <w:sz w:val="20"/>
+                <w:szCs w:val="20"/>
+                <w:lang w:eastAsia="es-ES"/>
+              </w:rPr>
+            </w:pPr>
+          </w:p>
+        </w:tc>
+        <w:tc>
+          <w:tcPr>
+            <w:tcW w:w="1890" w:type="dxa"/>
+            <w:vMerge w:val="restart"/>
+            <w:tcBorders>
+              <w:top w:val="single" w:sz="4" w:space="0" w:color="auto"/>
+              <w:left w:val="single" w:sz="4" w:space="0" w:color="auto"/>
+              <w:bottom w:val="single" w:sz="4" w:space="0" w:color="auto"/>
+              <w:right w:val="single" w:sz="4" w:space="0" w:color="auto"/>
             </w:tcBorders>
             <w:tcMar>
               <w:top w:w="100" w:type="dxa"/>
@@ -8287,9 +8346,9 @@
             <w:pPr>
               <w:spacing w:after="0" w:line="240" w:lineRule="auto"/>
               <w:rPr>
-                <w:rFonts w:ascii="Times New Roman" w:eastAsia="Times New Roman" w:hAnsi="Times New Roman" w:cs="Times New Roman"/>
-                <w:sz w:val="24"/>
-                <w:szCs w:val="24"/>
+                <w:rFonts w:ascii="Arial" w:eastAsia="Times New Roman" w:hAnsi="Arial" w:cs="Arial"/>
+                <w:sz w:val="20"/>
+                <w:szCs w:val="20"/>
                 <w:lang w:eastAsia="es-ES"/>
               </w:rPr>
             </w:pPr>
@@ -8297,22 +8356,32 @@
               <w:rPr>
                 <w:rFonts w:ascii="Arial" w:eastAsia="Times New Roman" w:hAnsi="Arial" w:cs="Arial"/>
                 <w:color w:val="000000"/>
-                <w:sz w:val="24"/>
-                <w:szCs w:val="24"/>
-                <w:lang w:eastAsia="es-ES"/>
-              </w:rPr>
-              <w:t> </w:t>
+                <w:sz w:val="20"/>
+                <w:szCs w:val="20"/>
+                <w:lang w:eastAsia="es-ES"/>
+              </w:rPr>
+              <w:t xml:space="preserve">Control y </w:t>
+            </w:r>
+            <w:r>
+              <w:rPr>
+                <w:rFonts w:ascii="Arial" w:eastAsia="Times New Roman" w:hAnsi="Arial" w:cs="Arial"/>
+                <w:color w:val="000000"/>
+                <w:sz w:val="20"/>
+                <w:szCs w:val="20"/>
+                <w:lang w:eastAsia="es-ES"/>
+              </w:rPr>
+              <w:t>Evaluación</w:t>
             </w:r>
           </w:p>
         </w:tc>
         <w:tc>
           <w:tcPr>
-            <w:tcW w:w="0" w:type="auto"/>
+            <w:tcW w:w="2773" w:type="dxa"/>
             <w:tcBorders>
-              <w:top w:val="single" w:sz="8" w:space="0" w:color="000000"/>
-              <w:left w:val="single" w:sz="8" w:space="0" w:color="000000"/>
-              <w:bottom w:val="single" w:sz="8" w:space="0" w:color="000000"/>
-              <w:right w:val="single" w:sz="8" w:space="0" w:color="000000"/>
+              <w:top w:val="single" w:sz="4" w:space="0" w:color="auto"/>
+              <w:left w:val="single" w:sz="4" w:space="0" w:color="auto"/>
+              <w:bottom w:val="single" w:sz="4" w:space="0" w:color="auto"/>
+              <w:right w:val="single" w:sz="4" w:space="0" w:color="auto"/>
             </w:tcBorders>
             <w:tcMar>
               <w:top w:w="100" w:type="dxa"/>
@@ -8326,9 +8395,9 @@
             <w:pPr>
               <w:spacing w:after="0" w:line="240" w:lineRule="auto"/>
               <w:rPr>
-                <w:rFonts w:ascii="Times New Roman" w:eastAsia="Times New Roman" w:hAnsi="Times New Roman" w:cs="Times New Roman"/>
-                <w:sz w:val="24"/>
-                <w:szCs w:val="24"/>
+                <w:rFonts w:ascii="Arial" w:eastAsia="Times New Roman" w:hAnsi="Arial" w:cs="Arial"/>
+                <w:sz w:val="20"/>
+                <w:szCs w:val="20"/>
                 <w:lang w:eastAsia="es-ES"/>
               </w:rPr>
             </w:pPr>
@@ -8336,102 +8405,32 @@
               <w:rPr>
                 <w:rFonts w:ascii="Arial" w:eastAsia="Times New Roman" w:hAnsi="Arial" w:cs="Arial"/>
                 <w:color w:val="000000"/>
-                <w:sz w:val="24"/>
-                <w:szCs w:val="24"/>
+                <w:sz w:val="20"/>
+                <w:szCs w:val="20"/>
                 <w:lang w:eastAsia="es-ES"/>
               </w:rPr>
               <w:t> </w:t>
             </w:r>
-          </w:p>
-        </w:tc>
-      </w:tr>
-      <w:tr>
-        <w:trPr>
-          <w:trHeight w:val="1400"/>
-        </w:trPr>
-        <w:tc>
-          <w:tcPr>
-            <w:tcW w:w="0" w:type="auto"/>
-            <w:vMerge/>
-            <w:tcBorders>
-              <w:top w:val="single" w:sz="8" w:space="0" w:color="000000"/>
-              <w:left w:val="single" w:sz="8" w:space="0" w:color="000000"/>
-              <w:bottom w:val="single" w:sz="8" w:space="0" w:color="000000"/>
-              <w:right w:val="single" w:sz="8" w:space="0" w:color="000000"/>
-            </w:tcBorders>
-            <w:vAlign w:val="center"/>
-            <w:hideMark/>
-          </w:tcPr>
-          <w:p>
-            <w:pPr>
-              <w:spacing w:after="0" w:line="240" w:lineRule="auto"/>
-              <w:rPr>
-                <w:rFonts w:ascii="Times New Roman" w:eastAsia="Times New Roman" w:hAnsi="Times New Roman" w:cs="Times New Roman"/>
-                <w:sz w:val="24"/>
-                <w:szCs w:val="24"/>
-                <w:lang w:eastAsia="es-ES"/>
-              </w:rPr>
-            </w:pPr>
-          </w:p>
-        </w:tc>
-        <w:tc>
-          <w:tcPr>
-            <w:tcW w:w="0" w:type="auto"/>
-            <w:vMerge/>
-            <w:tcBorders>
-              <w:top w:val="single" w:sz="8" w:space="0" w:color="000000"/>
-              <w:left w:val="single" w:sz="8" w:space="0" w:color="000000"/>
-              <w:bottom w:val="single" w:sz="8" w:space="0" w:color="000000"/>
-              <w:right w:val="single" w:sz="8" w:space="0" w:color="000000"/>
-            </w:tcBorders>
-            <w:vAlign w:val="center"/>
-            <w:hideMark/>
-          </w:tcPr>
-          <w:p>
-            <w:pPr>
-              <w:spacing w:after="0" w:line="240" w:lineRule="auto"/>
-              <w:rPr>
-                <w:rFonts w:ascii="Times New Roman" w:eastAsia="Times New Roman" w:hAnsi="Times New Roman" w:cs="Times New Roman"/>
-                <w:sz w:val="24"/>
-                <w:szCs w:val="24"/>
-                <w:lang w:eastAsia="es-ES"/>
-              </w:rPr>
-            </w:pPr>
-          </w:p>
-        </w:tc>
-        <w:tc>
-          <w:tcPr>
-            <w:tcW w:w="0" w:type="auto"/>
-            <w:vMerge/>
-            <w:tcBorders>
-              <w:top w:val="single" w:sz="8" w:space="0" w:color="000000"/>
-              <w:left w:val="single" w:sz="8" w:space="0" w:color="000000"/>
-              <w:bottom w:val="single" w:sz="8" w:space="0" w:color="000000"/>
-              <w:right w:val="single" w:sz="8" w:space="0" w:color="000000"/>
-            </w:tcBorders>
-            <w:vAlign w:val="center"/>
-            <w:hideMark/>
-          </w:tcPr>
-          <w:p>
-            <w:pPr>
-              <w:spacing w:after="0" w:line="240" w:lineRule="auto"/>
-              <w:rPr>
-                <w:rFonts w:ascii="Times New Roman" w:eastAsia="Times New Roman" w:hAnsi="Times New Roman" w:cs="Times New Roman"/>
-                <w:sz w:val="24"/>
-                <w:szCs w:val="24"/>
-                <w:lang w:eastAsia="es-ES"/>
-              </w:rPr>
-            </w:pPr>
+            <w:r>
+              <w:rPr>
+                <w:rFonts w:ascii="Arial" w:eastAsia="Times New Roman" w:hAnsi="Arial" w:cs="Arial"/>
+                <w:color w:val="000000"/>
+                <w:sz w:val="20"/>
+                <w:szCs w:val="20"/>
+                <w:lang w:eastAsia="es-ES"/>
+              </w:rPr>
+              <w:t>Recepción de Informes</w:t>
+            </w:r>
           </w:p>
         </w:tc>
         <w:tc>
           <w:tcPr>
             <w:tcW w:w="0" w:type="auto"/>
             <w:tcBorders>
-              <w:top w:val="single" w:sz="8" w:space="0" w:color="000000"/>
-              <w:left w:val="single" w:sz="8" w:space="0" w:color="000000"/>
-              <w:bottom w:val="single" w:sz="8" w:space="0" w:color="000000"/>
-              <w:right w:val="single" w:sz="8" w:space="0" w:color="000000"/>
+              <w:top w:val="single" w:sz="4" w:space="0" w:color="auto"/>
+              <w:left w:val="single" w:sz="4" w:space="0" w:color="auto"/>
+              <w:bottom w:val="single" w:sz="4" w:space="0" w:color="auto"/>
+              <w:right w:val="single" w:sz="4" w:space="0" w:color="auto"/>
             </w:tcBorders>
             <w:tcMar>
               <w:top w:w="100" w:type="dxa"/>
@@ -8446,8 +8445,8 @@
               <w:spacing w:after="0" w:line="240" w:lineRule="auto"/>
               <w:rPr>
                 <w:rFonts w:ascii="Times New Roman" w:eastAsia="Times New Roman" w:hAnsi="Times New Roman" w:cs="Times New Roman"/>
-                <w:sz w:val="24"/>
-                <w:szCs w:val="24"/>
+                <w:sz w:val="20"/>
+                <w:szCs w:val="20"/>
                 <w:lang w:eastAsia="es-ES"/>
               </w:rPr>
             </w:pPr>
@@ -8455,11 +8454,167 @@
               <w:rPr>
                 <w:rFonts w:ascii="Arial" w:eastAsia="Times New Roman" w:hAnsi="Arial" w:cs="Arial"/>
                 <w:color w:val="000000"/>
-                <w:sz w:val="24"/>
-                <w:szCs w:val="24"/>
-                <w:lang w:eastAsia="es-ES"/>
-              </w:rPr>
-              <w:t>Seguimiento</w:t>
+                <w:sz w:val="20"/>
+                <w:szCs w:val="20"/>
+                <w:lang w:eastAsia="es-ES"/>
+              </w:rPr>
+              <w:t> </w:t>
+            </w:r>
+            <w:r>
+              <w:rPr>
+                <w:rFonts w:ascii="Arial" w:eastAsia="Times New Roman" w:hAnsi="Arial" w:cs="Arial"/>
+                <w:color w:val="000000"/>
+                <w:sz w:val="20"/>
+                <w:szCs w:val="20"/>
+                <w:lang w:eastAsia="es-ES"/>
+              </w:rPr>
+              <w:t>9</w:t>
+            </w:r>
+          </w:p>
+        </w:tc>
+      </w:tr>
+      <w:tr>
+        <w:trPr>
+          <w:trHeight w:val="259"/>
+        </w:trPr>
+        <w:tc>
+          <w:tcPr>
+            <w:tcW w:w="0" w:type="auto"/>
+            <w:vMerge/>
+            <w:tcBorders>
+              <w:top w:val="single" w:sz="4" w:space="0" w:color="auto"/>
+              <w:left w:val="single" w:sz="4" w:space="0" w:color="auto"/>
+              <w:bottom w:val="single" w:sz="4" w:space="0" w:color="auto"/>
+              <w:right w:val="single" w:sz="4" w:space="0" w:color="auto"/>
+            </w:tcBorders>
+            <w:vAlign w:val="center"/>
+          </w:tcPr>
+          <w:p>
+            <w:pPr>
+              <w:spacing w:after="0" w:line="240" w:lineRule="auto"/>
+              <w:rPr>
+                <w:rFonts w:ascii="Times New Roman" w:eastAsia="Times New Roman" w:hAnsi="Times New Roman" w:cs="Times New Roman"/>
+                <w:sz w:val="20"/>
+                <w:szCs w:val="20"/>
+                <w:lang w:eastAsia="es-ES"/>
+              </w:rPr>
+            </w:pPr>
+          </w:p>
+        </w:tc>
+        <w:tc>
+          <w:tcPr>
+            <w:tcW w:w="4509" w:type="dxa"/>
+            <w:vMerge/>
+            <w:tcBorders>
+              <w:top w:val="single" w:sz="4" w:space="0" w:color="auto"/>
+              <w:left w:val="single" w:sz="4" w:space="0" w:color="auto"/>
+              <w:bottom w:val="single" w:sz="4" w:space="0" w:color="auto"/>
+              <w:right w:val="single" w:sz="4" w:space="0" w:color="auto"/>
+            </w:tcBorders>
+            <w:vAlign w:val="center"/>
+          </w:tcPr>
+          <w:p>
+            <w:pPr>
+              <w:spacing w:after="0" w:line="240" w:lineRule="auto"/>
+              <w:rPr>
+                <w:rFonts w:ascii="Times New Roman" w:eastAsia="Times New Roman" w:hAnsi="Times New Roman" w:cs="Times New Roman"/>
+                <w:sz w:val="20"/>
+                <w:szCs w:val="20"/>
+                <w:lang w:eastAsia="es-ES"/>
+              </w:rPr>
+            </w:pPr>
+          </w:p>
+        </w:tc>
+        <w:tc>
+          <w:tcPr>
+            <w:tcW w:w="2923" w:type="dxa"/>
+            <w:vMerge/>
+            <w:tcBorders>
+              <w:top w:val="single" w:sz="4" w:space="0" w:color="auto"/>
+              <w:left w:val="single" w:sz="4" w:space="0" w:color="auto"/>
+              <w:bottom w:val="single" w:sz="4" w:space="0" w:color="auto"/>
+              <w:right w:val="single" w:sz="4" w:space="0" w:color="auto"/>
+            </w:tcBorders>
+            <w:vAlign w:val="center"/>
+          </w:tcPr>
+          <w:p>
+            <w:pPr>
+              <w:spacing w:after="0" w:line="240" w:lineRule="auto"/>
+              <w:rPr>
+                <w:rFonts w:ascii="Times New Roman" w:eastAsia="Times New Roman" w:hAnsi="Times New Roman" w:cs="Times New Roman"/>
+                <w:sz w:val="20"/>
+                <w:szCs w:val="20"/>
+                <w:lang w:eastAsia="es-ES"/>
+              </w:rPr>
+            </w:pPr>
+          </w:p>
+        </w:tc>
+        <w:tc>
+          <w:tcPr>
+            <w:tcW w:w="1890" w:type="dxa"/>
+            <w:vMerge/>
+            <w:tcBorders>
+              <w:top w:val="single" w:sz="4" w:space="0" w:color="auto"/>
+              <w:left w:val="single" w:sz="4" w:space="0" w:color="auto"/>
+              <w:bottom w:val="single" w:sz="4" w:space="0" w:color="auto"/>
+              <w:right w:val="single" w:sz="4" w:space="0" w:color="auto"/>
+            </w:tcBorders>
+            <w:tcMar>
+              <w:top w:w="100" w:type="dxa"/>
+              <w:left w:w="100" w:type="dxa"/>
+              <w:bottom w:w="100" w:type="dxa"/>
+              <w:right w:w="100" w:type="dxa"/>
+            </w:tcMar>
+          </w:tcPr>
+          <w:p>
+            <w:pPr>
+              <w:spacing w:after="0" w:line="240" w:lineRule="auto"/>
+              <w:rPr>
+                <w:rFonts w:ascii="Arial" w:eastAsia="Times New Roman" w:hAnsi="Arial" w:cs="Arial"/>
+                <w:color w:val="000000"/>
+                <w:sz w:val="20"/>
+                <w:szCs w:val="20"/>
+                <w:lang w:eastAsia="es-ES"/>
+              </w:rPr>
+            </w:pPr>
+          </w:p>
+        </w:tc>
+        <w:tc>
+          <w:tcPr>
+            <w:tcW w:w="2773" w:type="dxa"/>
+            <w:tcBorders>
+              <w:top w:val="single" w:sz="4" w:space="0" w:color="auto"/>
+              <w:left w:val="single" w:sz="4" w:space="0" w:color="auto"/>
+              <w:bottom w:val="single" w:sz="4" w:space="0" w:color="auto"/>
+              <w:right w:val="single" w:sz="4" w:space="0" w:color="auto"/>
+            </w:tcBorders>
+            <w:tcMar>
+              <w:top w:w="100" w:type="dxa"/>
+              <w:left w:w="100" w:type="dxa"/>
+              <w:bottom w:w="100" w:type="dxa"/>
+              <w:right w:w="100" w:type="dxa"/>
+            </w:tcMar>
+          </w:tcPr>
+          <w:p>
+            <w:pPr>
+              <w:spacing w:after="0" w:line="240" w:lineRule="auto"/>
+              <w:rPr>
+                <w:rFonts w:ascii="Arial" w:eastAsia="Times New Roman" w:hAnsi="Arial" w:cs="Arial"/>
+                <w:color w:val="000000"/>
+                <w:sz w:val="20"/>
+                <w:szCs w:val="20"/>
+                <w:lang w:eastAsia="es-ES"/>
+              </w:rPr>
+            </w:pPr>
+            <w:r>
+              <w:rPr>
+                <w:rFonts w:ascii="Arial" w:eastAsia="Times New Roman" w:hAnsi="Arial" w:cs="Arial"/>
+                <w:color w:val="000000"/>
+                <w:sz w:val="20"/>
+                <w:szCs w:val="20"/>
+                <w:lang w:eastAsia="es-ES"/>
+              </w:rPr>
+              <w:t>Procesamiento de Calificaciones</w:t>
             </w:r>
           </w:p>
         </w:tc>
@@ -8467,10 +8622,10 @@
           <w:tcPr>
             <w:tcW w:w="0" w:type="auto"/>
             <w:tcBorders>
-              <w:top w:val="single" w:sz="8" w:space="0" w:color="000000"/>
-              <w:left w:val="single" w:sz="8" w:space="0" w:color="000000"/>
-              <w:bottom w:val="single" w:sz="8" w:space="0" w:color="000000"/>
-              <w:right w:val="single" w:sz="8" w:space="0" w:color="000000"/>
+              <w:top w:val="single" w:sz="4" w:space="0" w:color="auto"/>
+              <w:left w:val="single" w:sz="4" w:space="0" w:color="auto"/>
+              <w:bottom w:val="single" w:sz="4" w:space="0" w:color="auto"/>
+              <w:right w:val="single" w:sz="4" w:space="0" w:color="auto"/>
             </w:tcBorders>
             <w:tcMar>
               <w:top w:w="100" w:type="dxa"/>
@@ -8478,15 +8633,15 @@
               <w:bottom w:w="100" w:type="dxa"/>
               <w:right w:w="100" w:type="dxa"/>
             </w:tcMar>
-            <w:hideMark/>
           </w:tcPr>
           <w:p>
             <w:pPr>
               <w:spacing w:after="0" w:line="240" w:lineRule="auto"/>
               <w:rPr>
-                <w:rFonts w:ascii="Times New Roman" w:eastAsia="Times New Roman" w:hAnsi="Times New Roman" w:cs="Times New Roman"/>
-                <w:sz w:val="24"/>
-                <w:szCs w:val="24"/>
+                <w:rFonts w:ascii="Arial" w:eastAsia="Times New Roman" w:hAnsi="Arial" w:cs="Arial"/>
+                <w:color w:val="000000"/>
+                <w:sz w:val="20"/>
+                <w:szCs w:val="20"/>
                 <w:lang w:eastAsia="es-ES"/>
               </w:rPr>
             </w:pPr>
@@ -8494,247 +8649,11 @@
               <w:rPr>
                 <w:rFonts w:ascii="Arial" w:eastAsia="Times New Roman" w:hAnsi="Arial" w:cs="Arial"/>
                 <w:color w:val="000000"/>
-                <w:sz w:val="24"/>
-                <w:szCs w:val="24"/>
-                <w:lang w:eastAsia="es-ES"/>
-              </w:rPr>
-              <w:t> </w:t>
-            </w:r>
-          </w:p>
-        </w:tc>
-        <w:tc>
-          <w:tcPr>
-            <w:tcW w:w="0" w:type="auto"/>
-            <w:tcBorders>
-              <w:top w:val="single" w:sz="8" w:space="0" w:color="000000"/>
-              <w:left w:val="single" w:sz="8" w:space="0" w:color="000000"/>
-              <w:bottom w:val="single" w:sz="8" w:space="0" w:color="000000"/>
-              <w:right w:val="single" w:sz="8" w:space="0" w:color="000000"/>
-            </w:tcBorders>
-            <w:tcMar>
-              <w:top w:w="100" w:type="dxa"/>
-              <w:left w:w="100" w:type="dxa"/>
-              <w:bottom w:w="100" w:type="dxa"/>
-              <w:right w:w="100" w:type="dxa"/>
-            </w:tcMar>
-            <w:hideMark/>
-          </w:tcPr>
-          <w:p>
-            <w:pPr>
-              <w:spacing w:after="0" w:line="240" w:lineRule="auto"/>
-              <w:rPr>
-                <w:rFonts w:ascii="Times New Roman" w:eastAsia="Times New Roman" w:hAnsi="Times New Roman" w:cs="Times New Roman"/>
-                <w:sz w:val="24"/>
-                <w:szCs w:val="24"/>
-                <w:lang w:eastAsia="es-ES"/>
-              </w:rPr>
-            </w:pPr>
-            <w:r>
-              <w:rPr>
-                <w:rFonts w:ascii="Arial" w:eastAsia="Times New Roman" w:hAnsi="Arial" w:cs="Arial"/>
-                <w:color w:val="000000"/>
-                <w:sz w:val="24"/>
-                <w:szCs w:val="24"/>
-                <w:lang w:eastAsia="es-ES"/>
-              </w:rPr>
-              <w:t> </w:t>
-            </w:r>
-          </w:p>
-        </w:tc>
-      </w:tr>
-      <w:tr>
-        <w:trPr>
-          <w:trHeight w:val="392"/>
-        </w:trPr>
-        <w:tc>
-          <w:tcPr>
-            <w:tcW w:w="0" w:type="auto"/>
-            <w:vMerge/>
-            <w:tcBorders>
-              <w:top w:val="single" w:sz="8" w:space="0" w:color="000000"/>
-              <w:left w:val="single" w:sz="8" w:space="0" w:color="000000"/>
-              <w:bottom w:val="single" w:sz="8" w:space="0" w:color="000000"/>
-              <w:right w:val="single" w:sz="8" w:space="0" w:color="000000"/>
-            </w:tcBorders>
-            <w:vAlign w:val="center"/>
-            <w:hideMark/>
-          </w:tcPr>
-          <w:p>
-            <w:pPr>
-              <w:spacing w:after="0" w:line="240" w:lineRule="auto"/>
-              <w:rPr>
-                <w:rFonts w:ascii="Times New Roman" w:eastAsia="Times New Roman" w:hAnsi="Times New Roman" w:cs="Times New Roman"/>
-                <w:sz w:val="24"/>
-                <w:szCs w:val="24"/>
-                <w:lang w:eastAsia="es-ES"/>
-              </w:rPr>
-            </w:pPr>
-          </w:p>
-        </w:tc>
-        <w:tc>
-          <w:tcPr>
-            <w:tcW w:w="0" w:type="auto"/>
-            <w:vMerge/>
-            <w:tcBorders>
-              <w:top w:val="single" w:sz="8" w:space="0" w:color="000000"/>
-              <w:left w:val="single" w:sz="8" w:space="0" w:color="000000"/>
-              <w:bottom w:val="single" w:sz="8" w:space="0" w:color="000000"/>
-              <w:right w:val="single" w:sz="8" w:space="0" w:color="000000"/>
-            </w:tcBorders>
-            <w:vAlign w:val="center"/>
-            <w:hideMark/>
-          </w:tcPr>
-          <w:p>
-            <w:pPr>
-              <w:spacing w:after="0" w:line="240" w:lineRule="auto"/>
-              <w:rPr>
-                <w:rFonts w:ascii="Times New Roman" w:eastAsia="Times New Roman" w:hAnsi="Times New Roman" w:cs="Times New Roman"/>
-                <w:sz w:val="24"/>
-                <w:szCs w:val="24"/>
-                <w:lang w:eastAsia="es-ES"/>
-              </w:rPr>
-            </w:pPr>
-          </w:p>
-        </w:tc>
-        <w:tc>
-          <w:tcPr>
-            <w:tcW w:w="0" w:type="auto"/>
-            <w:vMerge/>
-            <w:tcBorders>
-              <w:top w:val="single" w:sz="8" w:space="0" w:color="000000"/>
-              <w:left w:val="single" w:sz="8" w:space="0" w:color="000000"/>
-              <w:bottom w:val="single" w:sz="8" w:space="0" w:color="000000"/>
-              <w:right w:val="single" w:sz="8" w:space="0" w:color="000000"/>
-            </w:tcBorders>
-            <w:vAlign w:val="center"/>
-            <w:hideMark/>
-          </w:tcPr>
-          <w:p>
-            <w:pPr>
-              <w:spacing w:after="0" w:line="240" w:lineRule="auto"/>
-              <w:rPr>
-                <w:rFonts w:ascii="Times New Roman" w:eastAsia="Times New Roman" w:hAnsi="Times New Roman" w:cs="Times New Roman"/>
-                <w:sz w:val="24"/>
-                <w:szCs w:val="24"/>
-                <w:lang w:eastAsia="es-ES"/>
-              </w:rPr>
-            </w:pPr>
-          </w:p>
-        </w:tc>
-        <w:tc>
-          <w:tcPr>
-            <w:tcW w:w="0" w:type="auto"/>
-            <w:tcBorders>
-              <w:top w:val="single" w:sz="8" w:space="0" w:color="000000"/>
-              <w:left w:val="single" w:sz="8" w:space="0" w:color="000000"/>
-              <w:bottom w:val="single" w:sz="8" w:space="0" w:color="000000"/>
-              <w:right w:val="single" w:sz="8" w:space="0" w:color="000000"/>
-            </w:tcBorders>
-            <w:tcMar>
-              <w:top w:w="100" w:type="dxa"/>
-              <w:left w:w="100" w:type="dxa"/>
-              <w:bottom w:w="100" w:type="dxa"/>
-              <w:right w:w="100" w:type="dxa"/>
-            </w:tcMar>
-            <w:hideMark/>
-          </w:tcPr>
-          <w:p>
-            <w:pPr>
-              <w:spacing w:after="0" w:line="240" w:lineRule="auto"/>
-              <w:rPr>
-                <w:rFonts w:ascii="Times New Roman" w:eastAsia="Times New Roman" w:hAnsi="Times New Roman" w:cs="Times New Roman"/>
-                <w:sz w:val="24"/>
-                <w:szCs w:val="24"/>
-                <w:lang w:eastAsia="es-ES"/>
-              </w:rPr>
-            </w:pPr>
-            <w:r>
-              <w:rPr>
-                <w:rFonts w:ascii="Arial" w:eastAsia="Times New Roman" w:hAnsi="Arial" w:cs="Arial"/>
-                <w:color w:val="000000"/>
-                <w:sz w:val="24"/>
-                <w:szCs w:val="24"/>
-                <w:lang w:eastAsia="es-ES"/>
-              </w:rPr>
-              <w:t>Evaluación</w:t>
-            </w:r>
-          </w:p>
-        </w:tc>
-        <w:tc>
-          <w:tcPr>
-            <w:tcW w:w="0" w:type="auto"/>
-            <w:tcBorders>
-              <w:top w:val="single" w:sz="8" w:space="0" w:color="000000"/>
-              <w:left w:val="single" w:sz="8" w:space="0" w:color="000000"/>
-              <w:bottom w:val="single" w:sz="8" w:space="0" w:color="000000"/>
-              <w:right w:val="single" w:sz="8" w:space="0" w:color="000000"/>
-            </w:tcBorders>
-            <w:tcMar>
-              <w:top w:w="100" w:type="dxa"/>
-              <w:left w:w="100" w:type="dxa"/>
-              <w:bottom w:w="100" w:type="dxa"/>
-              <w:right w:w="100" w:type="dxa"/>
-            </w:tcMar>
-            <w:hideMark/>
-          </w:tcPr>
-          <w:p>
-            <w:pPr>
-              <w:spacing w:after="0" w:line="240" w:lineRule="auto"/>
-              <w:rPr>
-                <w:rFonts w:ascii="Times New Roman" w:eastAsia="Times New Roman" w:hAnsi="Times New Roman" w:cs="Times New Roman"/>
-                <w:sz w:val="24"/>
-                <w:szCs w:val="24"/>
-                <w:lang w:eastAsia="es-ES"/>
-              </w:rPr>
-            </w:pPr>
-            <w:r>
-              <w:rPr>
-                <w:rFonts w:ascii="Arial" w:eastAsia="Times New Roman" w:hAnsi="Arial" w:cs="Arial"/>
-                <w:color w:val="000000"/>
-                <w:sz w:val="24"/>
-                <w:szCs w:val="24"/>
-                <w:lang w:eastAsia="es-ES"/>
-              </w:rPr>
-              <w:t> </w:t>
-            </w:r>
-          </w:p>
-        </w:tc>
-        <w:tc>
-          <w:tcPr>
-            <w:tcW w:w="0" w:type="auto"/>
-            <w:tcBorders>
-              <w:top w:val="single" w:sz="8" w:space="0" w:color="000000"/>
-              <w:left w:val="single" w:sz="8" w:space="0" w:color="000000"/>
-              <w:bottom w:val="single" w:sz="8" w:space="0" w:color="000000"/>
-              <w:right w:val="single" w:sz="8" w:space="0" w:color="000000"/>
-            </w:tcBorders>
-            <w:tcMar>
-              <w:top w:w="100" w:type="dxa"/>
-              <w:left w:w="100" w:type="dxa"/>
-              <w:bottom w:w="100" w:type="dxa"/>
-              <w:right w:w="100" w:type="dxa"/>
-            </w:tcMar>
-            <w:hideMark/>
-          </w:tcPr>
-          <w:p>
-            <w:pPr>
-              <w:spacing w:after="0" w:line="240" w:lineRule="auto"/>
-              <w:rPr>
-                <w:rFonts w:ascii="Times New Roman" w:eastAsia="Times New Roman" w:hAnsi="Times New Roman" w:cs="Times New Roman"/>
-                <w:sz w:val="24"/>
-                <w:szCs w:val="24"/>
-                <w:lang w:eastAsia="es-ES"/>
-              </w:rPr>
-            </w:pPr>
-            <w:r>
-              <w:rPr>
-                <w:rFonts w:ascii="Arial" w:eastAsia="Times New Roman" w:hAnsi="Arial" w:cs="Arial"/>
-                <w:color w:val="000000"/>
-                <w:sz w:val="24"/>
-                <w:szCs w:val="24"/>
-                <w:lang w:eastAsia="es-ES"/>
-              </w:rPr>
-              <w:t> </w:t>
+                <w:sz w:val="20"/>
+                <w:szCs w:val="20"/>
+                <w:lang w:eastAsia="es-ES"/>
+              </w:rPr>
+              <w:t>10</w:t>
             </w:r>
           </w:p>
         </w:tc>
@@ -8780,6 +8699,7 @@
           <w:szCs w:val="24"/>
           <w:lang w:eastAsia="es-ES"/>
         </w:rPr>
+        <w:lastRenderedPageBreak/>
         <w:t>Definición de términos básicos</w:t>
       </w:r>
       <w:r>
@@ -8960,7 +8880,6 @@
           <w:szCs w:val="24"/>
           <w:lang w:eastAsia="es-ES"/>
         </w:rPr>
-        <w:lastRenderedPageBreak/>
         <w:t xml:space="preserve">Interfaz: </w:t>
       </w:r>
       <w:r>
@@ -9066,6 +8985,7 @@
           <w:szCs w:val="24"/>
           <w:lang w:eastAsia="es-ES"/>
         </w:rPr>
+        <w:lastRenderedPageBreak/>
         <w:t xml:space="preserve">Pasante: </w:t>
       </w:r>
       <w:r>
@@ -9282,15 +9202,7 @@
         <w:jc w:val="both"/>
       </w:pPr>
       <w:r>
-        <w:t xml:space="preserve"> La metodología de este proyecto se define a través de un modelo cuantitativo. Dicho enfoque se sustenta en la definición de </w:t>
-      </w:r>
-      <w:proofErr w:type="spellStart"/>
-      <w:r>
-        <w:t>Palella</w:t>
-      </w:r>
-      <w:proofErr w:type="spellEnd"/>
-      <w:r>
-        <w:t xml:space="preserve"> y </w:t>
+        <w:t xml:space="preserve"> La metodología de este proyecto se define a través de un modelo cuantitativo. Dicho enfoque se sustenta en la definición de Palella y </w:t>
       </w:r>
       <w:proofErr w:type="spellStart"/>
       <w:r>
@@ -9371,7 +9283,7 @@
         <w:jc w:val="both"/>
       </w:pPr>
       <w:r>
-        <w:t>Tipo de Investigación</w:t>
+        <w:t>El tipo de investigación se refiere al nivel de profundidad con el que se aborda el objeto de estudio, definiendo el alcance de los resultados que se pretenden obtener. En este sentido, el presente estudio se clasifica como una investigación descriptiva. Según Arias (2012), este tipo de investigación:</w:t>
       </w:r>
     </w:p>
     <w:p>
@@ -9379,15 +9291,15 @@
         <w:ind w:firstLine="708"/>
         <w:jc w:val="both"/>
       </w:pPr>
-      <w:r>
-        <w:t>El tipo de investigación se refiere al nivel de profundidad con el que se aborda el objeto de estudio, definiendo el alcance de los resultados que se pretenden obtener. En este sentido, el presente estudio se clasifica como una investigación descriptiva. Según Arias (2012), este tipo de investigación:</w:t>
-      </w:r>
     </w:p>
     <w:p>
       <w:pPr>
         <w:ind w:firstLine="708"/>
         <w:jc w:val="both"/>
       </w:pPr>
+      <w:r>
+        <w:t>"Consiste en la caracterización de un hecho, fenómeno, individuo o grupo, con el fin de establecer su estructura o comportamiento. Los resultados de este tipo de investigación se ubican en un nivel intermedio en cuanto a la profundidad de los conocimientos se refiere" (p. 24).</w:t>
+      </w:r>
     </w:p>
     <w:p>
       <w:pPr>
@@ -9395,7 +9307,11 @@
         <w:jc w:val="both"/>
       </w:pPr>
       <w:r>
-        <w:t>"Consiste en la caracterización de un hecho, fenómeno, individuo o grupo, con el fin de establecer su estructura o comportamiento. Los resultados de este tipo de investigación se ubican en un nivel intermedio en cuanto a la profundidad de los conocimientos se refiere" (p. 24).</w:t>
+        <w:t xml:space="preserve">Bajo este enfoque, la investigación se centró en identificar y detallar las características actuales de los procesos administrativos relacionados con las pasantías en el Instituto Universitario Politécnico "Santiago Mariño", específicamente en su extensión Barinas. El carácter descriptivo del estudio permitió documentar de manera sistemática cómo se lleva a cabo el registro de estudiantes, la asignación de tutores y el control de documentos, </w:t>
+      </w:r>
+      <w:r>
+        <w:lastRenderedPageBreak/>
+        <w:t>evidenciando las necesidades técnicas y funcionales que justifican el desarrollo de un sistema de gestión automatizado para optimizar dichas tareas dentro de la institución.</w:t>
       </w:r>
     </w:p>
     <w:p>
@@ -9404,11 +9320,7 @@
         <w:jc w:val="both"/>
       </w:pPr>
       <w:r>
-        <w:t xml:space="preserve">Bajo este enfoque, la investigación se centró en identificar y detallar las características actuales de los procesos administrativos relacionados con las pasantías en el Instituto Universitario Politécnico "Santiago Mariño", específicamente en su extensión Barinas. El carácter descriptivo del estudio permitió documentar de manera sistemática cómo se lleva a </w:t>
-      </w:r>
-      <w:r>
-        <w:lastRenderedPageBreak/>
-        <w:t>cabo el registro de estudiantes, la asignación de tutores y el control de documentos, evidenciando las necesidades técnicas y funcionales que justifican el desarrollo de un sistema de gestión automatizado para optimizar dichas tareas dentro de la institución.</w:t>
+        <w:t>Metodología de Investigación</w:t>
       </w:r>
     </w:p>
     <w:p>
@@ -9417,7 +9329,7 @@
         <w:jc w:val="both"/>
       </w:pPr>
       <w:r>
-        <w:t>Metodología de Investigación</w:t>
+        <w:t>Modalidad de Investigación</w:t>
       </w:r>
     </w:p>
     <w:p>
@@ -9426,7 +9338,7 @@
         <w:jc w:val="both"/>
       </w:pPr>
       <w:r>
-        <w:t>Modalidad de Investigación</w:t>
+        <w:t>La modalidad de investigación define el marco operativo y el modelo bajo el cual se desarrolla el estudio. En este sentido, el presente trabajo se categoriza como un “proyecto especial”. Esta modalidad es descrita por Duarte y Ruiz (2014) de la siguiente manera:</w:t>
       </w:r>
     </w:p>
     <w:p>
@@ -9434,75 +9346,78 @@
         <w:ind w:firstLine="708"/>
         <w:jc w:val="both"/>
       </w:pPr>
-      <w:r>
-        <w:t>La modalidad de investigación define el marco operativo y el modelo bajo el cual se desarrolla el estudio. En este sentido, el presente trabajo se categoriza como un “proyecto especial”. Esta modalidad es descrita por Duarte y Ruiz (2014) de la siguiente manera:</w:t>
-      </w:r>
     </w:p>
     <w:p>
       <w:pPr>
         <w:ind w:firstLine="708"/>
         <w:jc w:val="both"/>
       </w:pPr>
+      <w:r>
+        <w:t>“Consiste en la elaboración de una propuesta viable sustentada en un diagnóstico, para satisfacer las necesidades de una determinada situación” (p.123).</w:t>
+      </w:r>
     </w:p>
     <w:p>
       <w:pPr>
         <w:ind w:firstLine="708"/>
         <w:jc w:val="both"/>
       </w:pPr>
-      <w:r>
-        <w:t>“Consiste en la elaboración de una propuesta viable sustentada en un diagnóstico, para satisfacer las necesidades de una determinada situación” (p.123).</w:t>
-      </w:r>
     </w:p>
     <w:p>
       <w:pPr>
         <w:ind w:firstLine="708"/>
         <w:jc w:val="both"/>
       </w:pPr>
+      <w:r>
+        <w:t>Bajo esta perspectiva, el diseño y desarrollo del sistema de gestión de pasantías constituye la respuesta técnica a las carencias detectadas en el diagnóstico previo. Este enfoque se alinea con lo expuesto por Hurtado y Toro (2004), quienes señalan que dicha modalidad:</w:t>
+      </w:r>
     </w:p>
     <w:p>
       <w:pPr>
         <w:ind w:firstLine="708"/>
         <w:jc w:val="both"/>
       </w:pPr>
-      <w:r>
-        <w:t>Bajo esta perspectiva, el diseño y desarrollo del sistema de gestión de pasantías constituye la respuesta técnica a las carencias detectadas en el diagnóstico previo. Este enfoque se alinea con lo expuesto por Hurtado y Toro (2004), quienes señalan que dicha modalidad:</w:t>
-      </w:r>
     </w:p>
     <w:p>
       <w:pPr>
         <w:ind w:firstLine="708"/>
         <w:jc w:val="both"/>
       </w:pPr>
+      <w:r>
+        <w:t>“Consiste en delimitar el tema y formular el planteamiento cuando la fase de exploración indica que existen ciertos eventos en los que se quiere producir cambios, ya sean por que se pretende mejorar una determinada situación…”.</w:t>
+      </w:r>
     </w:p>
     <w:p>
       <w:pPr>
         <w:ind w:firstLine="708"/>
         <w:jc w:val="both"/>
       </w:pPr>
-      <w:r>
-        <w:t>“Consiste en delimitar el tema y formular el planteamiento cuando la fase de exploración indica que existen ciertos eventos en los que se quiere producir cambios, ya sean por que se pretende mejorar una determinada situación…”.</w:t>
-      </w:r>
     </w:p>
     <w:p>
       <w:pPr>
         <w:ind w:firstLine="708"/>
         <w:jc w:val="both"/>
       </w:pPr>
+      <w:r>
+        <w:t>Por consiguiente, la investigación se orienta a la transformación de los procesos actuales mediante una solución tecnológica. A continuación, se describen los elementos metodológicos que sustentan este proceso, incluyendo la población y muestra, las técnicas e instrumentos de recolección de datos, así como los procedimientos para el análisis de la información.</w:t>
+      </w:r>
     </w:p>
     <w:p>
       <w:pPr>
         <w:ind w:firstLine="708"/>
         <w:jc w:val="both"/>
       </w:pPr>
-      <w:r>
-        <w:t>Por consiguiente, la investigación se orienta a la transformación de los procesos actuales mediante una solución tecnológica. A continuación, se describen los elementos metodológicos que sustentan este proceso, incluyendo la población y muestra, las técnicas e instrumentos de recolección de datos, así como los procedimientos para el análisis de la información.</w:t>
-      </w:r>
     </w:p>
     <w:p>
       <w:pPr>
         <w:ind w:firstLine="708"/>
         <w:jc w:val="both"/>
       </w:pPr>
+      <w:r>
+        <w:t>Población</w:t>
+      </w:r>
+      <w:r>
+        <w:t xml:space="preserve"> y Muestra</w:t>
+      </w:r>
     </w:p>
     <w:p>
       <w:pPr>
@@ -9510,13 +9425,19 @@
         <w:jc w:val="both"/>
       </w:pPr>
       <w:r>
-        <w:t>Población</w:t>
-      </w:r>
-      <w:r>
         <w:br/>
       </w:r>
       <w:r>
-        <w:t xml:space="preserve">En el ámbito investigativo, se denomina población al grupo íntegro de sujetos, componentes u objetos que comparten rasgos particulares y representan el foco de interés de un análisis. Según </w:t>
+        <w:t xml:space="preserve"> </w:t>
+      </w:r>
+      <w:r>
+        <w:t xml:space="preserve">En el ámbito investigativo, se denomina población </w:t>
+      </w:r>
+      <w:r>
+        <w:t xml:space="preserve">y muestra </w:t>
+      </w:r>
+      <w:r>
+        <w:t xml:space="preserve">al grupo íntegro de sujetos, componentes u objetos que comparten rasgos particulares y representan el foco de interés de un análisis. Según </w:t>
       </w:r>
       <w:r>
         <w:rPr>
@@ -9538,29 +9459,11 @@
       <w:r>
         <w:t>.</w:t>
       </w:r>
-    </w:p>
-    <w:p>
-      <w:pPr>
-        <w:ind w:firstLine="708"/>
-        <w:jc w:val="both"/>
-      </w:pPr>
-    </w:p>
-    <w:p>
-      <w:pPr>
-        <w:ind w:firstLine="708"/>
-        <w:jc w:val="both"/>
-      </w:pPr>
-      <w:r>
-        <w:t>Muestra</w:t>
-      </w:r>
-    </w:p>
-    <w:p>
-      <w:pPr>
-        <w:ind w:firstLine="708"/>
-        <w:jc w:val="both"/>
-      </w:pPr>
-      <w:r>
-        <w:t xml:space="preserve">En el proceso de investigación, la muestra se entiende como una parte proporcional y significativa de la población, la cual es seleccionada para recolectar datos puntuales. Al respecto, </w:t>
+      <w:r>
+        <w:t xml:space="preserve"> Y la</w:t>
+      </w:r>
+      <w:r>
+        <w:t xml:space="preserve"> muestra se entiende como una parte proporcional y significativa de la población, la cual es seleccionada para recolectar datos puntuales. Al respecto, </w:t>
       </w:r>
       <w:r>
         <w:rPr>
@@ -9583,46 +9486,77 @@
         <w:t>.</w:t>
       </w:r>
       <w:r>
-        <w:br/>
+        <w:t xml:space="preserve"> </w:t>
       </w:r>
     </w:p>
     <w:p>
       <w:pPr>
         <w:ind w:firstLine="708"/>
         <w:jc w:val="both"/>
+      </w:pPr>
+      <w:r>
+        <w:t xml:space="preserve">Para esta investigación, se aplicará un </w:t>
+      </w:r>
+      <w:r>
         <w:rPr>
           <w:b/>
           <w:bCs/>
         </w:rPr>
-      </w:pPr>
-      <w:proofErr w:type="spellStart"/>
+        <w:t>Muestreo Censal</w:t>
+      </w:r>
+      <w:r>
+        <w:t xml:space="preserve"> (o Censo Poblacional). Según López (1998), citado en investigaciones de contexto similar, "la muestra censal es aquella porción que representa toda la población". Arias (2012) refuerza </w:t>
+      </w:r>
+      <w:r>
+        <w:t>que,</w:t>
+      </w:r>
+      <w:r>
+        <w:t xml:space="preserve"> si la población es pequeña, es preferible estudiarla en su totalidad para evitar errores de muestreo y obtener la máxima precisión en los datos.</w:t>
+      </w:r>
+      <w:r>
+        <w:t xml:space="preserve"> </w:t>
+      </w:r>
+    </w:p>
+    <w:p>
+      <w:pPr>
+        <w:pStyle w:val="Sinespaciado"/>
+        <w:jc w:val="both"/>
+      </w:pPr>
       <w:r>
         <w:lastRenderedPageBreak/>
-        <w:t>Tecnicas</w:t>
-      </w:r>
-      <w:proofErr w:type="spellEnd"/>
-      <w:r>
-        <w:br/>
-      </w:r>
-      <w:r>
-        <w:t xml:space="preserve">Los procedimientos utilizados para captar la información necesaria en un proceso investigativo se denominan técnicas de recolección. En este sentido, </w:t>
-      </w:r>
-      <w:r>
+        <w:t>Técnicas</w:t>
+      </w:r>
+    </w:p>
+    <w:p>
+      <w:pPr>
+        <w:ind w:firstLine="708"/>
+        <w:jc w:val="both"/>
+      </w:pPr>
+      <w:r>
+        <w:t>Los procedimientos utilizados para captar la información necesaria en un proceso investigativo</w:t>
+      </w:r>
+      <w:r>
+        <w:t xml:space="preserve"> </w:t>
+      </w:r>
+      <w:r>
+        <w:t>se denominan técnicas de recolección. En este sentido, Arias (2016) sostiene que: “Las técnicas de recolección de datos son las distintas formas o maneras de obtener la información. Son ejemplos de técnicas; la observación directa, la encuesta en sus dos modalidades: La entrevista, el análisis documental, análisis de contenido, entre otros.”. (p111).</w:t>
+      </w:r>
+    </w:p>
+    <w:p>
+      <w:pPr>
+        <w:ind w:firstLine="708"/>
+        <w:jc w:val="both"/>
         <w:rPr>
           <w:b/>
           <w:bCs/>
         </w:rPr>
-        <w:t>Arias (2016)</w:t>
-      </w:r>
-      <w:r>
-        <w:t xml:space="preserve"> sostiene que: </w:t>
-      </w:r>
+      </w:pPr>
       <w:r>
         <w:rPr>
           <w:b/>
           <w:bCs/>
         </w:rPr>
-        <w:t>“Las técnicas de recolección de datos son las distintas formas o maneras de obtener la información. Son ejemplos de técnicas; la observación directa, la encuesta en sus dos modalidades: La entrevista, el análisis documental, análisis de contenido, entre otros.”. (p111).</w:t>
+        <w:t>Metodología de Desarrollo RUP</w:t>
       </w:r>
     </w:p>
     <w:p>
@@ -9641,14 +9575,205 @@
         <w:jc w:val="both"/>
       </w:pPr>
       <w:r>
-        <w:rPr>
-          <w:b/>
-          <w:bCs/>
-        </w:rPr>
-        <w:t>rup</w:t>
-      </w:r>
-      <w:bookmarkStart w:id="0" w:name="_GoBack"/>
-      <w:bookmarkEnd w:id="0"/>
+        <w:t xml:space="preserve">El Proceso Unificado de </w:t>
+      </w:r>
+      <w:proofErr w:type="spellStart"/>
+      <w:r>
+        <w:t>Rational</w:t>
+      </w:r>
+      <w:proofErr w:type="spellEnd"/>
+      <w:r>
+        <w:t xml:space="preserve">, conocido por sus siglas en inglés como RUP, representa un estándar comercial creado por </w:t>
+      </w:r>
+      <w:proofErr w:type="spellStart"/>
+      <w:r>
+        <w:t>Rational</w:t>
+      </w:r>
+      <w:proofErr w:type="spellEnd"/>
+      <w:r>
+        <w:t xml:space="preserve"> Software (una división de IBM). Según lo descrito por Rueda (2006) “Su meta es asegurar la producción del software de alta calidad que resuelve las necesidades de los usuarios dentro de un presupuesto y tiempos establecidos”. (p30). Bajo este enfoque, RUP se define como un marco de trabajo cuyas propiedades esenciales, citando a Rueda (2006), son:</w:t>
+      </w:r>
+    </w:p>
+    <w:p>
+      <w:pPr>
+        <w:ind w:firstLine="708"/>
+        <w:jc w:val="both"/>
+      </w:pPr>
+    </w:p>
+    <w:p>
+      <w:pPr>
+        <w:ind w:firstLine="708"/>
+        <w:jc w:val="both"/>
+      </w:pPr>
+      <w:r>
+        <w:t xml:space="preserve">    Proceso Dirigido por los Casos de Uso: Esta característica implica que los casos de uso actúan como el motor para el avance de las disciplinas, integrando los roles, actividades y artefactos requeridos. Estos elementos son la piedra angular para la ejecución de las fases de la metodología.</w:t>
+      </w:r>
+    </w:p>
+    <w:p>
+      <w:pPr>
+        <w:ind w:firstLine="708"/>
+        <w:jc w:val="both"/>
+      </w:pPr>
+    </w:p>
+    <w:p>
+      <w:pPr>
+        <w:ind w:firstLine="708"/>
+        <w:jc w:val="both"/>
+      </w:pPr>
+      <w:r>
+        <w:t xml:space="preserve">    Proceso Iterativo e Incremental: Es el esquema operativo que utiliza RUP para la gestión de proyectos. Este modelo propone fragmentar el desarrollo en diversas iteraciones, lo que facilita la fijación de metas específicas para cada ciclo hasta alcanzar la finalización total del producto de manera progresiva.</w:t>
+      </w:r>
+    </w:p>
+    <w:p>
+      <w:pPr>
+        <w:ind w:firstLine="708"/>
+        <w:jc w:val="both"/>
+      </w:pPr>
+    </w:p>
+    <w:p>
+      <w:pPr>
+        <w:ind w:firstLine="708"/>
+        <w:jc w:val="both"/>
+      </w:pPr>
+      <w:r>
+        <w:t xml:space="preserve">    Proceso Centrado en la Arquitectura: La metodología se enfoca en el perfeccionamiento continuo de una estructura base ejecutable, la cual se desarrolla bajo el concepto de un prototipo en evolución.</w:t>
+      </w:r>
+    </w:p>
+    <w:p>
+      <w:pPr>
+        <w:ind w:firstLine="708"/>
+        <w:jc w:val="both"/>
+      </w:pPr>
+    </w:p>
+    <w:p>
+      <w:pPr>
+        <w:ind w:firstLine="708"/>
+        <w:jc w:val="both"/>
+      </w:pPr>
+      <w:r>
+        <w:t>Además, RUP se distingue por ser un modelo de trabajo cíclico que prioriza la excelencia en el software mediante etapas bien organizadas. Permite una supervisión estricta del ciclo de vida, impulsando una planificación coherente, la mitigación de riesgos, la comprobación constante y una documentación exhaustiva.</w:t>
+      </w:r>
+    </w:p>
+    <w:p>
+      <w:pPr>
+        <w:ind w:firstLine="708"/>
+        <w:jc w:val="both"/>
+      </w:pPr>
+    </w:p>
+    <w:p>
+      <w:pPr>
+        <w:ind w:firstLine="708"/>
+        <w:jc w:val="both"/>
+      </w:pPr>
+      <w:r>
+        <w:t>Esta metodología es particularmente útil en el ámbito académico, ya que proporciona una estructura de trabajo clara que se adapta incluso a desarrollos individuales. Asimismo, su carácter incremental permite validar los logros de forma paulatina, asegurando que el sistema sea funcional y sólido desde el comienzo hasta el cierre.</w:t>
+      </w:r>
+    </w:p>
+    <w:p>
+      <w:pPr>
+        <w:ind w:firstLine="708"/>
+        <w:jc w:val="both"/>
+      </w:pPr>
+    </w:p>
+    <w:p>
+      <w:pPr>
+        <w:ind w:firstLine="708"/>
+        <w:jc w:val="both"/>
+      </w:pPr>
+      <w:r>
+        <w:lastRenderedPageBreak/>
+        <w:t>Por otro lado, con respecto al ciclo de vida del software del RUP según lo descrito por Rueda (2006) “Se descompone en cuatro fases secuenciales. En cada extremo de una fase se realiza una evaluación…para determinar si los objetivos de la fase se han cumplido. Una evaluación satisfactoria permite que el proyecto se mueva a la próxima fase”. (p33). Esto significa que el proceso se desarrolla a través de ciclos que culminan con una versión del producto; a su vez, cada etapa se fracciona en varias iteraciones según los requerimientos del proyecto.</w:t>
+      </w:r>
+    </w:p>
+    <w:p>
+      <w:pPr>
+        <w:ind w:firstLine="708"/>
+        <w:jc w:val="both"/>
+      </w:pPr>
+    </w:p>
+    <w:p>
+      <w:pPr>
+        <w:ind w:firstLine="708"/>
+        <w:jc w:val="both"/>
+      </w:pPr>
+      <w:r>
+        <w:t>RUP divide el proceso de desarrollo en cuatro fases fundamentales:</w:t>
+      </w:r>
+    </w:p>
+    <w:p>
+      <w:pPr>
+        <w:ind w:firstLine="708"/>
+        <w:jc w:val="both"/>
+      </w:pPr>
+    </w:p>
+    <w:p>
+      <w:pPr>
+        <w:ind w:firstLine="708"/>
+        <w:jc w:val="both"/>
+      </w:pPr>
+      <w:r>
+        <w:t xml:space="preserve">    Fase de Inicio: Se establecen los límites del proyecto, las metas primordiales y los requisitos de base. Se estudia si el sistema es viable y se detectan amenazas potenciales.</w:t>
+      </w:r>
+    </w:p>
+    <w:p>
+      <w:pPr>
+        <w:ind w:firstLine="708"/>
+        <w:jc w:val="both"/>
+      </w:pPr>
+    </w:p>
+    <w:p>
+      <w:pPr>
+        <w:ind w:firstLine="708"/>
+        <w:jc w:val="both"/>
+      </w:pPr>
+      <w:r>
+        <w:t xml:space="preserve">    Fase de Elaboración: Se define la arquitectura central del programa, se detallan los requerimientos y se organiza el cronograma de trabajo. Esta etapa asienta las bases necesarias para la edificación del sistema.</w:t>
+      </w:r>
+    </w:p>
+    <w:p>
+      <w:pPr>
+        <w:ind w:firstLine="708"/>
+        <w:jc w:val="both"/>
+      </w:pPr>
+    </w:p>
+    <w:p>
+      <w:pPr>
+        <w:ind w:firstLine="708"/>
+        <w:jc w:val="both"/>
+      </w:pPr>
+      <w:r>
+        <w:t xml:space="preserve">    Fase de Construcción: Se procede con la creación técnica del software, ejecutando las funciones de mayor importancia a través de iteraciones. Se incluye el código, los testeos internos y las correcciones pertinentes.</w:t>
+      </w:r>
+    </w:p>
+    <w:p>
+      <w:pPr>
+        <w:ind w:firstLine="708"/>
+        <w:jc w:val="both"/>
+      </w:pPr>
+    </w:p>
+    <w:p>
+      <w:pPr>
+        <w:ind w:firstLine="708"/>
+        <w:jc w:val="both"/>
+      </w:pPr>
+      <w:r>
+        <w:t xml:space="preserve">    Fase de Transición: Se enfoca en el despliegue final, incluyendo pruebas de aceptación y preparativos para el entorno real. Aunque en este trabajo no se finalizó esta etapa por cuestiones de tiempo, se dejó establecida la documentación para su posterior implementación.</w:t>
+      </w:r>
+    </w:p>
+    <w:p>
+      <w:pPr>
+        <w:ind w:firstLine="708"/>
+        <w:jc w:val="both"/>
+      </w:pPr>
+    </w:p>
+    <w:p>
+      <w:pPr>
+        <w:ind w:firstLine="708"/>
+        <w:jc w:val="both"/>
+      </w:pPr>
+      <w:r>
+        <w:t>RUP incentiva un desarrollo técnico ordenado, haciendo énfasis en la reutilización de código, el diseño basado en objetos y la generación de documentación constante, elementos que aseguran el éxito y la futura escalabilidad del sistema.</w:t>
+      </w:r>
     </w:p>
     <w:sectPr>
       <w:pgSz w:w="11906" w:h="16838"/>
@@ -9661,7 +9786,7 @@
 </file>
 
 <file path=word/numbering.xml><?xml version="1.0" encoding="utf-8"?>
-<w:numbering xmlns:wpc="http://schemas.microsoft.com/office/word/2010/wordprocessingCanvas" xmlns:cx="http://schemas.microsoft.com/office/drawing/2014/chartex" xmlns:mc="http://schemas.openxmlformats.org/markup-compatibility/2006" xmlns:o="urn:schemas-microsoft-com:office:office" xmlns:r="http://schemas.openxmlformats.org/officeDocument/2006/relationships" xmlns:m="http://schemas.openxmlformats.org/officeDocument/2006/math" xmlns:v="urn:schemas-microsoft-com:vml" xmlns:wp14="http://schemas.microsoft.com/office/word/2010/wordprocessingDrawing" xmlns:wp="http://schemas.openxmlformats.org/drawingml/2006/wordprocessingDrawing" xmlns:w10="urn:schemas-microsoft-com:office:word" xmlns:w="http://schemas.openxmlformats.org/wordprocessingml/2006/main" xmlns:w14="http://schemas.microsoft.com/office/word/2010/wordml" xmlns:w15="http://schemas.microsoft.com/office/word/2012/wordml" xmlns:w16se="http://schemas.microsoft.com/office/word/2015/wordml/symex" xmlns:wpg="http://schemas.microsoft.com/office/word/2010/wordprocessingGroup" xmlns:wpi="http://schemas.microsoft.com/office/word/2010/wordprocessingInk" xmlns:wne="http://schemas.microsoft.com/office/word/2006/wordml" xmlns:wps="http://schemas.microsoft.com/office/word/2010/wordprocessingShape" mc:Ignorable="w14 w15 w16se wp14">
+<w:numbering xmlns:wpc="http://schemas.microsoft.com/office/word/2010/wordprocessingCanvas" xmlns:cx="http://schemas.microsoft.com/office/drawing/2014/chartex" xmlns:cx1="http://schemas.microsoft.com/office/drawing/2015/9/8/chartex" xmlns:cx2="http://schemas.microsoft.com/office/drawing/2015/10/21/chartex" xmlns:cx3="http://schemas.microsoft.com/office/drawing/2016/5/9/chartex" xmlns:cx4="http://schemas.microsoft.com/office/drawing/2016/5/10/chartex" xmlns:cx5="http://schemas.microsoft.com/office/drawing/2016/5/11/chartex" xmlns:cx6="http://schemas.microsoft.com/office/drawing/2016/5/12/chartex" xmlns:cx7="http://schemas.microsoft.com/office/drawing/2016/5/13/chartex" xmlns:cx8="http://schemas.microsoft.com/office/drawing/2016/5/14/chartex" xmlns:mc="http://schemas.openxmlformats.org/markup-compatibility/2006" xmlns:aink="http://schemas.microsoft.com/office/drawing/2016/ink" xmlns:am3d="http://schemas.microsoft.com/office/drawing/2017/model3d" xmlns:o="urn:schemas-microsoft-com:office:office" xmlns:r="http://schemas.openxmlformats.org/officeDocument/2006/relationships" xmlns:m="http://schemas.openxmlformats.org/officeDocument/2006/math" xmlns:v="urn:schemas-microsoft-com:vml" xmlns:wp14="http://schemas.microsoft.com/office/word/2010/wordprocessingDrawing" xmlns:wp="http://schemas.openxmlformats.org/drawingml/2006/wordprocessingDrawing" xmlns:w10="urn:schemas-microsoft-com:office:word" xmlns:w="http://schemas.openxmlformats.org/wordprocessingml/2006/main" xmlns:w14="http://schemas.microsoft.com/office/word/2010/wordml" xmlns:w15="http://schemas.microsoft.com/office/word/2012/wordml" xmlns:w16cex="http://schemas.microsoft.com/office/word/2018/wordml/cex" xmlns:w16cid="http://schemas.microsoft.com/office/word/2016/wordml/cid" xmlns:w16="http://schemas.microsoft.com/office/word/2018/wordml" xmlns:w16sdtdh="http://schemas.microsoft.com/office/word/2020/wordml/sdtdatahash" xmlns:w16se="http://schemas.microsoft.com/office/word/2015/wordml/symex" xmlns:wpg="http://schemas.microsoft.com/office/word/2010/wordprocessingGroup" xmlns:wpi="http://schemas.microsoft.com/office/word/2010/wordprocessingInk" xmlns:wne="http://schemas.microsoft.com/office/word/2006/wordml" xmlns:wps="http://schemas.microsoft.com/office/word/2010/wordprocessingShape" mc:Ignorable="w14 w15 w16se w16cid w16 w16cex w16sdtdh wp14">
   <w:abstractNum w:abstractNumId="0" w15:restartNumberingAfterBreak="0">
     <w:nsid w:val="3C5D0848"/>
     <w:multiLevelType w:val="multilevel"/>
@@ -9934,7 +10059,7 @@
 </file>
 
 <file path=word/styles.xml><?xml version="1.0" encoding="utf-8"?>
-<w:styles xmlns:mc="http://schemas.openxmlformats.org/markup-compatibility/2006" xmlns:r="http://schemas.openxmlformats.org/officeDocument/2006/relationships" xmlns:w="http://schemas.openxmlformats.org/wordprocessingml/2006/main" xmlns:w14="http://schemas.microsoft.com/office/word/2010/wordml" xmlns:w15="http://schemas.microsoft.com/office/word/2012/wordml" xmlns:w16se="http://schemas.microsoft.com/office/word/2015/wordml/symex" mc:Ignorable="w14 w15 w16se">
+<w:styles xmlns:mc="http://schemas.openxmlformats.org/markup-compatibility/2006" xmlns:r="http://schemas.openxmlformats.org/officeDocument/2006/relationships" xmlns:w="http://schemas.openxmlformats.org/wordprocessingml/2006/main" xmlns:w14="http://schemas.microsoft.com/office/word/2010/wordml" xmlns:w15="http://schemas.microsoft.com/office/word/2012/wordml" xmlns:w16cex="http://schemas.microsoft.com/office/word/2018/wordml/cex" xmlns:w16cid="http://schemas.microsoft.com/office/word/2016/wordml/cid" xmlns:w16="http://schemas.microsoft.com/office/word/2018/wordml" xmlns:w16sdtdh="http://schemas.microsoft.com/office/word/2020/wordml/sdtdatahash" xmlns:w16se="http://schemas.microsoft.com/office/word/2015/wordml/symex" mc:Ignorable="w14 w15 w16se w16cid w16 w16cex w16sdtdh">
   <w:docDefaults>
     <w:rPrDefault>
       <w:rPr>
@@ -9950,7 +10075,7 @@
       </w:pPr>
     </w:pPrDefault>
   </w:docDefaults>
-  <w:latentStyles w:defLockedState="0" w:defUIPriority="99" w:defSemiHidden="0" w:defUnhideWhenUsed="0" w:defQFormat="0" w:count="371">
+  <w:latentStyles w:defLockedState="0" w:defUIPriority="99" w:defSemiHidden="0" w:defUnhideWhenUsed="0" w:defQFormat="0" w:count="376">
     <w:lsdException w:name="Normal" w:uiPriority="0" w:qFormat="1"/>
     <w:lsdException w:name="heading 1" w:uiPriority="9" w:qFormat="1"/>
     <w:lsdException w:name="heading 2" w:semiHidden="1" w:uiPriority="9" w:unhideWhenUsed="1" w:qFormat="1"/>
@@ -10056,7 +10181,6 @@
     <w:lsdException w:name="HTML Sample" w:semiHidden="1" w:unhideWhenUsed="1"/>
     <w:lsdException w:name="HTML Typewriter" w:semiHidden="1" w:unhideWhenUsed="1"/>
     <w:lsdException w:name="HTML Variable" w:semiHidden="1" w:unhideWhenUsed="1"/>
-    <w:lsdException w:name="Normal Table" w:semiHidden="1" w:unhideWhenUsed="1"/>
     <w:lsdException w:name="annotation subject" w:semiHidden="1" w:unhideWhenUsed="1"/>
     <w:lsdException w:name="No List" w:semiHidden="1" w:unhideWhenUsed="1"/>
     <w:lsdException w:name="Outline List 1" w:semiHidden="1" w:unhideWhenUsed="1"/>
@@ -10099,11 +10223,8 @@
     <w:lsdException w:name="Table Contemporary" w:semiHidden="1" w:unhideWhenUsed="1"/>
     <w:lsdException w:name="Table Elegant" w:semiHidden="1" w:unhideWhenUsed="1"/>
     <w:lsdException w:name="Table Professional" w:semiHidden="1" w:unhideWhenUsed="1"/>
-    <w:lsdException w:name="Table Subtle 1" w:semiHidden="1" w:unhideWhenUsed="1"/>
     <w:lsdException w:name="Table Subtle 2" w:semiHidden="1" w:unhideWhenUsed="1"/>
     <w:lsdException w:name="Table Web 1" w:semiHidden="1" w:unhideWhenUsed="1"/>
-    <w:lsdException w:name="Table Web 2" w:semiHidden="1" w:unhideWhenUsed="1"/>
-    <w:lsdException w:name="Table Web 3" w:semiHidden="1" w:unhideWhenUsed="1"/>
     <w:lsdException w:name="Balloon Text" w:semiHidden="1" w:unhideWhenUsed="1"/>
     <w:lsdException w:name="Table Grid" w:uiPriority="39"/>
     <w:lsdException w:name="Table Theme" w:semiHidden="1" w:unhideWhenUsed="1"/>
@@ -10322,6 +10443,11 @@
     <w:lsdException w:name="List Table 5 Dark Accent 6" w:uiPriority="50"/>
     <w:lsdException w:name="List Table 6 Colorful Accent 6" w:uiPriority="51"/>
     <w:lsdException w:name="List Table 7 Colorful Accent 6" w:uiPriority="52"/>
+    <w:lsdException w:name="Mention" w:semiHidden="1" w:unhideWhenUsed="1"/>
+    <w:lsdException w:name="Smart Hyperlink" w:semiHidden="1" w:unhideWhenUsed="1"/>
+    <w:lsdException w:name="Hashtag" w:semiHidden="1" w:unhideWhenUsed="1"/>
+    <w:lsdException w:name="Unresolved Mention" w:semiHidden="1" w:unhideWhenUsed="1"/>
+    <w:lsdException w:name="Smart Link" w:semiHidden="1" w:unhideWhenUsed="1"/>
   </w:latentStyles>
   <w:style w:type="paragraph" w:default="1" w:styleId="Normal">
     <w:name w:val="Normal"/>
@@ -10370,6 +10496,7 @@
   <w:style w:type="character" w:default="1" w:styleId="Fuentedeprrafopredeter">
     <w:name w:val="Default Paragraph Font"/>
     <w:uiPriority w:val="1"/>
+    <w:semiHidden/>
     <w:unhideWhenUsed/>
   </w:style>
   <w:style w:type="table" w:default="1" w:styleId="Tablanormal">
@@ -10456,6 +10583,15 @@
     <w:name w:val="apple-tab-span"/>
     <w:basedOn w:val="Fuentedeprrafopredeter"/>
     <w:rsid w:val="0072650F"/>
+  </w:style>
+  <w:style w:type="paragraph" w:styleId="Sinespaciado">
+    <w:name w:val="No Spacing"/>
+    <w:uiPriority w:val="1"/>
+    <w:qFormat/>
+    <w:rsid w:val="00CE427E"/>
+    <w:pPr>
+      <w:spacing w:after="0" w:line="240" w:lineRule="auto"/>
+    </w:pPr>
   </w:style>
 </w:styles>
 </file>

--- a/tesis.docx
+++ b/tesis.docx
@@ -714,12 +714,8 @@
     </w:p>
     <w:p>
       <w:pPr>
-        <w:spacing w:before="280" w:after="80" w:line="240" w:lineRule="auto"/>
-        <w:ind w:firstLine="720"/>
-        <w:jc w:val="both"/>
-        <w:outlineLvl w:val="2"/>
-        <w:rPr>
-          <w:rFonts w:ascii="Times New Roman" w:eastAsia="Times New Roman" w:hAnsi="Times New Roman" w:cs="Times New Roman"/>
+        <w:rPr>
+          <w:rFonts w:ascii="Times New Roman" w:hAnsi="Times New Roman" w:cs="Times New Roman"/>
           <w:b/>
           <w:bCs/>
           <w:sz w:val="27"/>
@@ -729,32 +725,18 @@
       </w:pPr>
       <w:r>
         <w:rPr>
-          <w:rFonts w:ascii="Arial" w:eastAsia="Times New Roman" w:hAnsi="Arial" w:cs="Arial"/>
-          <w:color w:val="000000"/>
-          <w:sz w:val="26"/>
-          <w:szCs w:val="26"/>
           <w:lang w:eastAsia="es-ES"/>
         </w:rPr>
         <w:t xml:space="preserve">En el ámbito práctico para el Politécnico Santiago Mariño, este </w:t>
       </w:r>
-      <w:proofErr w:type="gramStart"/>
-      <w:r>
-        <w:rPr>
-          <w:rFonts w:ascii="Arial" w:eastAsia="Times New Roman" w:hAnsi="Arial" w:cs="Arial"/>
-          <w:color w:val="000000"/>
-          <w:sz w:val="26"/>
-          <w:szCs w:val="26"/>
-          <w:lang w:eastAsia="es-ES"/>
-        </w:rPr>
-        <w:t>sistema  representa</w:t>
-      </w:r>
-      <w:proofErr w:type="gramEnd"/>
-      <w:r>
-        <w:rPr>
-          <w:rFonts w:ascii="Arial" w:eastAsia="Times New Roman" w:hAnsi="Arial" w:cs="Arial"/>
-          <w:color w:val="000000"/>
-          <w:sz w:val="26"/>
-          <w:szCs w:val="26"/>
+      <w:r>
+        <w:rPr>
+          <w:lang w:eastAsia="es-ES"/>
+        </w:rPr>
+        <w:t>sistema representa</w:t>
+      </w:r>
+      <w:r>
+        <w:rPr>
           <w:lang w:eastAsia="es-ES"/>
         </w:rPr>
         <w:t xml:space="preserve"> una administración más eficiente y estructurada de la gestión de pasantías. La institución dispondrá de una plataforma que facilitará el seguimiento y la evaluación de los pasantes, mientras que los estudiantes contarán con un medio expedito para el registro y monitoreo de su proceso formativo. En consecuencia, la investigación ejercerá una incidencia directa en el mejoramiento de los servicios académicos y en la optimización del tiempo y los recursos disponibles en la institución.</w:t>
@@ -840,7 +822,7 @@
           <w:szCs w:val="24"/>
           <w:lang w:eastAsia="es-ES"/>
         </w:rPr>
-        <w:t xml:space="preserve">El presente proyecto tiene como alcance el desarrollo de un Sistema de Gestión de Pasantías para el Instituto Universitario Politécnico “Santiago Mariño”, Extensión Barinas, está orientado a automatizar los procesos de registro, control y seguimiento de los estudiantes universitarios a lo largo de todo </w:t>
+        <w:t xml:space="preserve">El presente proyecto tiene como alcance el desarrollo de un Sistema de Gestión de Pasantías para el Instituto Universitario Politécnico “Santiago Mariño”, Extensión Barinas, está orientado a automatizar los procesos de registro, control y seguimiento de los estudiantes universitarios a lo largo de todo su período de pasantía profesional. Esto incluye desde la formalización inicial de </w:t>
       </w:r>
       <w:r>
         <w:rPr>
@@ -851,7 +833,7 @@
           <w:lang w:eastAsia="es-ES"/>
         </w:rPr>
         <w:lastRenderedPageBreak/>
-        <w:t>su período de pasantía profesional. Esto incluye desde la formalización inicial de la pasantía hasta la evaluación final del desempeño, buscando optimizar la gestión administrativa, reducir la carga de trabajo manual del personal encargado y proporcionar una trazabilidad completa del progreso de cada estudiante dentro de la empresa o institución receptora. El proyecto se delimita exclusivamente a la fase de desarrollo, por lo que la implementación en un entorno de uso real no forma parte del alcance de esta investigación</w:t>
+        <w:t>la pasantía hasta la evaluación final del desempeño, buscando optimizar la gestión administrativa, reducir la carga de trabajo manual del personal encargado y proporcionar una trazabilidad completa del progreso de cada estudiante dentro de la empresa o institución receptora. El proyecto se delimita exclusivamente a la fase de desarrollo, por lo que la implementación en un entorno de uso real no forma parte del alcance de esta investigación</w:t>
       </w:r>
       <w:r>
         <w:rPr>
@@ -1467,16 +1449,16 @@
           <w:szCs w:val="24"/>
           <w:lang w:eastAsia="es-ES"/>
         </w:rPr>
+        <w:br/>
+      </w:r>
+      <w:r>
+        <w:rPr>
+          <w:rFonts w:ascii="Times New Roman" w:eastAsia="Times New Roman" w:hAnsi="Times New Roman" w:cs="Times New Roman"/>
+          <w:sz w:val="24"/>
+          <w:szCs w:val="24"/>
+          <w:lang w:eastAsia="es-ES"/>
+        </w:rPr>
         <w:lastRenderedPageBreak/>
-        <w:br/>
-      </w:r>
-      <w:r>
-        <w:rPr>
-          <w:rFonts w:ascii="Times New Roman" w:eastAsia="Times New Roman" w:hAnsi="Times New Roman" w:cs="Times New Roman"/>
-          <w:sz w:val="24"/>
-          <w:szCs w:val="24"/>
-          <w:lang w:eastAsia="es-ES"/>
-        </w:rPr>
         <w:br/>
       </w:r>
       <w:r>
@@ -1895,7 +1877,6 @@
           <w:szCs w:val="24"/>
           <w:lang w:eastAsia="es-ES"/>
         </w:rPr>
-        <w:lastRenderedPageBreak/>
         <w:t xml:space="preserve">Dentro de este marco de ideas, Salcedo (2024), desarrolló la investigación titulada </w:t>
       </w:r>
       <w:r>
@@ -1908,74 +1889,7 @@
           <w:szCs w:val="24"/>
           <w:lang w:eastAsia="es-ES"/>
         </w:rPr>
-        <w:t>“Sistema de información de gestión académica para la coordinación de investigación”</w:t>
-      </w:r>
-      <w:r>
-        <w:rPr>
-          <w:rFonts w:ascii="Arial" w:eastAsia="Times New Roman" w:hAnsi="Arial" w:cs="Arial"/>
-          <w:color w:val="000000"/>
-          <w:sz w:val="24"/>
-          <w:szCs w:val="24"/>
-          <w:lang w:eastAsia="es-ES"/>
-        </w:rPr>
-        <w:t>. El estudio tuvo como propósito diseñar un sistema de información que optimizará la gestión documental y el registro académico de una universidad, con el fin de agilizar los procesos administrativos y garantizar información confiable para la toma de decisiones. La investigación fue un proyecto factible, de tipo no experimental, con un diseño de campo y transversal, aplicada a una población de cuatro (4) personas que conformaban la coordinación de investigación, mediante un muestreo censal.</w:t>
-      </w:r>
-    </w:p>
-    <w:p>
-      <w:pPr>
-        <w:spacing w:before="240" w:after="240" w:line="240" w:lineRule="auto"/>
-        <w:ind w:firstLine="720"/>
-        <w:jc w:val="both"/>
-        <w:rPr>
-          <w:rFonts w:ascii="Times New Roman" w:eastAsia="Times New Roman" w:hAnsi="Times New Roman" w:cs="Times New Roman"/>
-          <w:sz w:val="24"/>
-          <w:szCs w:val="24"/>
-          <w:lang w:eastAsia="es-ES"/>
-        </w:rPr>
-      </w:pPr>
-      <w:r>
-        <w:rPr>
-          <w:rFonts w:ascii="Arial" w:eastAsia="Times New Roman" w:hAnsi="Arial" w:cs="Arial"/>
-          <w:color w:val="000000"/>
-          <w:sz w:val="24"/>
-          <w:szCs w:val="24"/>
-          <w:lang w:eastAsia="es-ES"/>
-        </w:rPr>
-        <w:t xml:space="preserve">Los resultados demostraron que el sistema propuesto permitió reducir significativamente el tiempo en la gestión documental, detectar deficiencias tecnológicas e identificar los requerimientos técnicos necesarios para su implementación. Se comprobó además la factibilidad técnica y operativa del prototipo. </w:t>
-      </w:r>
-      <w:r>
-        <w:rPr>
-          <w:rFonts w:ascii="Arial" w:eastAsia="Times New Roman" w:hAnsi="Arial" w:cs="Arial"/>
-          <w:color w:val="000000"/>
-          <w:sz w:val="24"/>
-          <w:szCs w:val="24"/>
-          <w:shd w:val="clear" w:color="auto" w:fill="FFFF00"/>
-          <w:lang w:eastAsia="es-ES"/>
-        </w:rPr>
-        <w:t>Esta investigación aporta al presente estudio una guía metodológica basada en el proyecto factible, útil para estructurar la propuesta de desarrollo del sistema de gestión de pasantías. </w:t>
-      </w:r>
-    </w:p>
-    <w:p>
-      <w:pPr>
-        <w:spacing w:before="240" w:after="240" w:line="240" w:lineRule="auto"/>
-        <w:ind w:firstLine="720"/>
-        <w:jc w:val="both"/>
-        <w:rPr>
-          <w:rFonts w:ascii="Times New Roman" w:eastAsia="Times New Roman" w:hAnsi="Times New Roman" w:cs="Times New Roman"/>
-          <w:sz w:val="24"/>
-          <w:szCs w:val="24"/>
-          <w:lang w:eastAsia="es-ES"/>
-        </w:rPr>
-      </w:pPr>
-      <w:r>
-        <w:rPr>
-          <w:rFonts w:ascii="Arial" w:eastAsia="Times New Roman" w:hAnsi="Arial" w:cs="Arial"/>
-          <w:color w:val="000000"/>
-          <w:sz w:val="24"/>
-          <w:szCs w:val="24"/>
-          <w:lang w:eastAsia="es-ES"/>
-        </w:rPr>
-        <w:t xml:space="preserve">Al mismo tiempo, Vivas (2023) presentó la investigación titulada </w:t>
+        <w:t xml:space="preserve">“Sistema de información de gestión académica para la coordinación de </w:t>
       </w:r>
       <w:r>
         <w:rPr>
@@ -1987,17 +1901,18 @@
           <w:szCs w:val="24"/>
           <w:lang w:eastAsia="es-ES"/>
         </w:rPr>
-        <w:t>“Sistema de información para la elaboración de indicadores de gestión académica administrativa para el Programa Ciencias Básicas y Aplicadas (VPDS-UNELLEZ), Municipio Barinas”</w:t>
-      </w:r>
-      <w:r>
-        <w:rPr>
-          <w:rFonts w:ascii="Arial" w:eastAsia="Times New Roman" w:hAnsi="Arial" w:cs="Arial"/>
-          <w:color w:val="000000"/>
-          <w:sz w:val="24"/>
-          <w:szCs w:val="24"/>
-          <w:lang w:eastAsia="es-ES"/>
-        </w:rPr>
-        <w:t>. Este trabajo surgió ante la ausencia de indicadores y registros digitales en los procesos académicos, lo cual dificulta el seguimiento institucional y la toma de decisiones. El objetivo fue desarrollar un sistema que permitiera elaborar y monitorear indicadores de gestión académica y administrativa.</w:t>
+        <w:lastRenderedPageBreak/>
+        <w:t>investigación”</w:t>
+      </w:r>
+      <w:r>
+        <w:rPr>
+          <w:rFonts w:ascii="Arial" w:eastAsia="Times New Roman" w:hAnsi="Arial" w:cs="Arial"/>
+          <w:color w:val="000000"/>
+          <w:sz w:val="24"/>
+          <w:szCs w:val="24"/>
+          <w:lang w:eastAsia="es-ES"/>
+        </w:rPr>
+        <w:t>. El estudio tuvo como propósito diseñar un sistema de información que optimizará la gestión documental y el registro académico de una universidad, con el fin de agilizar los procesos administrativos y garantizar información confiable para la toma de decisiones. La investigación fue un proyecto factible, de tipo no experimental, con un diseño de campo y transversal, aplicada a una población de cuatro (4) personas que conformaban la coordinación de investigación, mediante un muestreo censal.</w:t>
       </w:r>
     </w:p>
     <w:p>
@@ -2020,7 +1935,7 @@
           <w:szCs w:val="24"/>
           <w:lang w:eastAsia="es-ES"/>
         </w:rPr>
-        <w:t xml:space="preserve">La metodología utilizada fue la de proyecto factible, sustentada en una investigación de campo descriptiva y documental, empleando técnicas como la observación y la encuesta. La población estuvo integrada por nueve (9) personas del programa académico, trabajando con una muestra censal. Los resultados evidenciaron la falta de control documental e indicadores claros de desempeño. La propuesta permitió generar reportes de gestión más eficientes y transparentes. </w:t>
+        <w:t xml:space="preserve">Los resultados demostraron que el sistema propuesto permitió reducir significativamente el tiempo en la gestión documental, detectar deficiencias tecnológicas e identificar los requerimientos técnicos necesarios para su implementación. Se comprobó además la factibilidad técnica y operativa del prototipo. </w:t>
       </w:r>
       <w:r>
         <w:rPr>
@@ -2031,7 +1946,7 @@
           <w:shd w:val="clear" w:color="auto" w:fill="FFFF00"/>
           <w:lang w:eastAsia="es-ES"/>
         </w:rPr>
-        <w:t>Este trabajo aporta al proyecto actual un modelo de indicadores que puede aplicarse al seguimiento de pasantías y un referente metodológico para la validación de instrumentos y recolección de datos.</w:t>
+        <w:t>Esta investigación aporta al presente estudio una guía metodológica basada en el proyecto factible, útil para estructurar la propuesta de desarrollo del sistema de gestión de pasantías. </w:t>
       </w:r>
     </w:p>
     <w:p>
@@ -2054,29 +1969,7 @@
           <w:szCs w:val="24"/>
           <w:lang w:eastAsia="es-ES"/>
         </w:rPr>
-        <w:t xml:space="preserve">Por su parte, </w:t>
-      </w:r>
-      <w:proofErr w:type="spellStart"/>
-      <w:r>
-        <w:rPr>
-          <w:rFonts w:ascii="Arial" w:eastAsia="Times New Roman" w:hAnsi="Arial" w:cs="Arial"/>
-          <w:color w:val="000000"/>
-          <w:sz w:val="24"/>
-          <w:szCs w:val="24"/>
-          <w:lang w:eastAsia="es-ES"/>
-        </w:rPr>
-        <w:t>Tene</w:t>
-      </w:r>
-      <w:proofErr w:type="spellEnd"/>
-      <w:r>
-        <w:rPr>
-          <w:rFonts w:ascii="Arial" w:eastAsia="Times New Roman" w:hAnsi="Arial" w:cs="Arial"/>
-          <w:color w:val="000000"/>
-          <w:sz w:val="24"/>
-          <w:szCs w:val="24"/>
-          <w:lang w:eastAsia="es-ES"/>
-        </w:rPr>
-        <w:t xml:space="preserve"> (2021), en la Escuela Politécnica Nacional de Quito (Ecuador), elaboró la tesis titulada </w:t>
+        <w:t xml:space="preserve">Al mismo tiempo, Vivas (2023) presentó la investigación titulada </w:t>
       </w:r>
       <w:r>
         <w:rPr>
@@ -2088,6 +1981,107 @@
           <w:szCs w:val="24"/>
           <w:lang w:eastAsia="es-ES"/>
         </w:rPr>
+        <w:t>“Sistema de información para la elaboración de indicadores de gestión académica administrativa para el Programa Ciencias Básicas y Aplicadas (VPDS-UNELLEZ), Municipio Barinas”</w:t>
+      </w:r>
+      <w:r>
+        <w:rPr>
+          <w:rFonts w:ascii="Arial" w:eastAsia="Times New Roman" w:hAnsi="Arial" w:cs="Arial"/>
+          <w:color w:val="000000"/>
+          <w:sz w:val="24"/>
+          <w:szCs w:val="24"/>
+          <w:lang w:eastAsia="es-ES"/>
+        </w:rPr>
+        <w:t>. Este trabajo surgió ante la ausencia de indicadores y registros digitales en los procesos académicos, lo cual dificulta el seguimiento institucional y la toma de decisiones. El objetivo fue desarrollar un sistema que permitiera elaborar y monitorear indicadores de gestión académica y administrativa.</w:t>
+      </w:r>
+    </w:p>
+    <w:p>
+      <w:pPr>
+        <w:spacing w:before="240" w:after="240" w:line="240" w:lineRule="auto"/>
+        <w:ind w:firstLine="720"/>
+        <w:jc w:val="both"/>
+        <w:rPr>
+          <w:rFonts w:ascii="Times New Roman" w:eastAsia="Times New Roman" w:hAnsi="Times New Roman" w:cs="Times New Roman"/>
+          <w:sz w:val="24"/>
+          <w:szCs w:val="24"/>
+          <w:lang w:eastAsia="es-ES"/>
+        </w:rPr>
+      </w:pPr>
+      <w:r>
+        <w:rPr>
+          <w:rFonts w:ascii="Arial" w:eastAsia="Times New Roman" w:hAnsi="Arial" w:cs="Arial"/>
+          <w:color w:val="000000"/>
+          <w:sz w:val="24"/>
+          <w:szCs w:val="24"/>
+          <w:lang w:eastAsia="es-ES"/>
+        </w:rPr>
+        <w:t xml:space="preserve">La metodología utilizada fue la de proyecto factible, sustentada en una investigación de campo descriptiva y documental, empleando técnicas como la observación y la encuesta. La población estuvo integrada por nueve (9) personas del programa académico, trabajando con una muestra censal. Los resultados evidenciaron la falta de control documental e indicadores claros de desempeño. La propuesta permitió generar reportes de gestión más eficientes y transparentes. </w:t>
+      </w:r>
+      <w:r>
+        <w:rPr>
+          <w:rFonts w:ascii="Arial" w:eastAsia="Times New Roman" w:hAnsi="Arial" w:cs="Arial"/>
+          <w:color w:val="000000"/>
+          <w:sz w:val="24"/>
+          <w:szCs w:val="24"/>
+          <w:shd w:val="clear" w:color="auto" w:fill="FFFF00"/>
+          <w:lang w:eastAsia="es-ES"/>
+        </w:rPr>
+        <w:t>Este trabajo aporta al proyecto actual un modelo de indicadores que puede aplicarse al seguimiento de pasantías y un referente metodológico para la validación de instrumentos y recolección de datos.</w:t>
+      </w:r>
+    </w:p>
+    <w:p>
+      <w:pPr>
+        <w:spacing w:before="240" w:after="240" w:line="240" w:lineRule="auto"/>
+        <w:ind w:firstLine="720"/>
+        <w:jc w:val="both"/>
+        <w:rPr>
+          <w:rFonts w:ascii="Times New Roman" w:eastAsia="Times New Roman" w:hAnsi="Times New Roman" w:cs="Times New Roman"/>
+          <w:sz w:val="24"/>
+          <w:szCs w:val="24"/>
+          <w:lang w:eastAsia="es-ES"/>
+        </w:rPr>
+      </w:pPr>
+      <w:r>
+        <w:rPr>
+          <w:rFonts w:ascii="Arial" w:eastAsia="Times New Roman" w:hAnsi="Arial" w:cs="Arial"/>
+          <w:color w:val="000000"/>
+          <w:sz w:val="24"/>
+          <w:szCs w:val="24"/>
+          <w:lang w:eastAsia="es-ES"/>
+        </w:rPr>
+        <w:t xml:space="preserve">Por su parte, </w:t>
+      </w:r>
+      <w:proofErr w:type="spellStart"/>
+      <w:r>
+        <w:rPr>
+          <w:rFonts w:ascii="Arial" w:eastAsia="Times New Roman" w:hAnsi="Arial" w:cs="Arial"/>
+          <w:color w:val="000000"/>
+          <w:sz w:val="24"/>
+          <w:szCs w:val="24"/>
+          <w:lang w:eastAsia="es-ES"/>
+        </w:rPr>
+        <w:t>Tene</w:t>
+      </w:r>
+      <w:proofErr w:type="spellEnd"/>
+      <w:r>
+        <w:rPr>
+          <w:rFonts w:ascii="Arial" w:eastAsia="Times New Roman" w:hAnsi="Arial" w:cs="Arial"/>
+          <w:color w:val="000000"/>
+          <w:sz w:val="24"/>
+          <w:szCs w:val="24"/>
+          <w:lang w:eastAsia="es-ES"/>
+        </w:rPr>
+        <w:t xml:space="preserve"> (2021), en la Escuela Politécnica Nacional de Quito (Ecuador), elaboró la tesis titulada </w:t>
+      </w:r>
+      <w:r>
+        <w:rPr>
+          <w:rFonts w:ascii="Arial" w:eastAsia="Times New Roman" w:hAnsi="Arial" w:cs="Arial"/>
+          <w:i/>
+          <w:iCs/>
+          <w:color w:val="000000"/>
+          <w:sz w:val="24"/>
+          <w:szCs w:val="24"/>
+          <w:lang w:eastAsia="es-ES"/>
+        </w:rPr>
         <w:t>“Desarrollo de un sistema web para la gestión de prácticas preprofesionales y pasantías – ESFOT”</w:t>
       </w:r>
       <w:r>
@@ -2154,19 +2148,7 @@
           <w:shd w:val="clear" w:color="auto" w:fill="FFFF00"/>
           <w:lang w:eastAsia="es-ES"/>
         </w:rPr>
-        <w:t xml:space="preserve">Este estudio constituye un antecedente directo, pues su estructura modular y </w:t>
-      </w:r>
-      <w:r>
-        <w:rPr>
-          <w:rFonts w:ascii="Arial" w:eastAsia="Times New Roman" w:hAnsi="Arial" w:cs="Arial"/>
-          <w:color w:val="000000"/>
-          <w:sz w:val="24"/>
-          <w:szCs w:val="24"/>
-          <w:shd w:val="clear" w:color="auto" w:fill="FFFF00"/>
-          <w:lang w:eastAsia="es-ES"/>
-        </w:rPr>
-        <w:lastRenderedPageBreak/>
-        <w:t>metodología de desarrollo pueden ser adaptadas al sistema de gestión propuesto para el Instituto Politécnico Santiago Mariño.</w:t>
+        <w:t>Este estudio constituye un antecedente directo, pues su estructura modular y metodología de desarrollo pueden ser adaptadas al sistema de gestión propuesto para el Instituto Politécnico Santiago Mariño.</w:t>
       </w:r>
     </w:p>
     <w:p>
@@ -2781,7 +2763,29 @@
           <w:lang w:eastAsia="es-ES"/>
         </w:rPr>
         <w:tab/>
-        <w:t xml:space="preserve">Los sistemas de información integran tecnología, datos y procesos para apoyar la toma de decisiones y las operaciones organizacionales. Según Laudon &amp; Laudon (2016) "un sistema de información recoge, procesa, almacena y </w:t>
+        <w:t xml:space="preserve">Los sistemas de información integran tecnología, datos y procesos para apoyar la toma de decisiones y las operaciones organizacionales. Según Laudon &amp; Laudon (2016) "un sistema de información recoge, procesa, almacena y distribuye información para apoyar la toma de decisiones y el control". Esto indica su papel central en transformar datos en conocimiento útil. Según </w:t>
+      </w:r>
+      <w:proofErr w:type="spellStart"/>
+      <w:r>
+        <w:rPr>
+          <w:rFonts w:ascii="Arial" w:eastAsia="Times New Roman" w:hAnsi="Arial" w:cs="Arial"/>
+          <w:color w:val="000000"/>
+          <w:sz w:val="24"/>
+          <w:szCs w:val="24"/>
+          <w:lang w:eastAsia="es-ES"/>
+        </w:rPr>
+        <w:t>Stair</w:t>
+      </w:r>
+      <w:proofErr w:type="spellEnd"/>
+      <w:r>
+        <w:rPr>
+          <w:rFonts w:ascii="Arial" w:eastAsia="Times New Roman" w:hAnsi="Arial" w:cs="Arial"/>
+          <w:color w:val="000000"/>
+          <w:sz w:val="24"/>
+          <w:szCs w:val="24"/>
+          <w:lang w:eastAsia="es-ES"/>
+        </w:rPr>
+        <w:t xml:space="preserve"> &amp; Reynolds (2016) "los sistemas de información combinan hardware, software, </w:t>
       </w:r>
       <w:r>
         <w:rPr>
@@ -2792,29 +2796,7 @@
           <w:lang w:eastAsia="es-ES"/>
         </w:rPr>
         <w:lastRenderedPageBreak/>
-        <w:t xml:space="preserve">distribuye información para apoyar la toma de decisiones y el control". Esto indica su papel central en transformar datos en conocimiento útil. Según </w:t>
-      </w:r>
-      <w:proofErr w:type="spellStart"/>
-      <w:r>
-        <w:rPr>
-          <w:rFonts w:ascii="Arial" w:eastAsia="Times New Roman" w:hAnsi="Arial" w:cs="Arial"/>
-          <w:color w:val="000000"/>
-          <w:sz w:val="24"/>
-          <w:szCs w:val="24"/>
-          <w:lang w:eastAsia="es-ES"/>
-        </w:rPr>
-        <w:t>Stair</w:t>
-      </w:r>
-      <w:proofErr w:type="spellEnd"/>
-      <w:r>
-        <w:rPr>
-          <w:rFonts w:ascii="Arial" w:eastAsia="Times New Roman" w:hAnsi="Arial" w:cs="Arial"/>
-          <w:color w:val="000000"/>
-          <w:sz w:val="24"/>
-          <w:szCs w:val="24"/>
-          <w:lang w:eastAsia="es-ES"/>
-        </w:rPr>
-        <w:t xml:space="preserve"> &amp; Reynolds (2016) "los sistemas de información combinan hardware, software, comunicaciones y personal para soportar procesos empresariales". La conclusión es que su valor depende tanto de la tecnología como del ajuste a procesos y personas. En consecuencia, su diseño debe priorizar usabilidad, integridad de datos y alineación estratégica.</w:t>
+        <w:t>comunicaciones y personal para soportar procesos empresariales". La conclusión es que su valor depende tanto de la tecnología como del ajuste a procesos y personas. En consecuencia, su diseño debe priorizar usabilidad, integridad de datos y alineación estratégica.</w:t>
       </w:r>
     </w:p>
     <w:p>
@@ -3022,7 +3004,7 @@
           <w:lang w:eastAsia="es-ES"/>
         </w:rPr>
         <w:tab/>
-        <w:t xml:space="preserve">Un lenguaje de programación es una notación formal que permite expresar algoritmos y estructuras de datos para que una máquina ejecute instrucciones. Según Perlis (1982) "un lenguaje que no cambia la forma en que piensas sobre programación no merece ser conocido". Esto señala la influencia </w:t>
+        <w:t xml:space="preserve">Un lenguaje de programación es una notación formal que permite expresar algoritmos y estructuras de datos para que una máquina ejecute instrucciones. Según Perlis (1982) "un lenguaje que no cambia la forma en que piensas sobre programación no merece ser conocido". Esto señala la influencia de un lenguaje en el pensamiento computacional. Según Hoare (1980) "la claridad y estructura en el lenguaje reducen los errores y facilitan la verificación". En consecuencia, la elección del lenguaje condiciona legibilidad, mantenibilidad </w:t>
       </w:r>
       <w:r>
         <w:rPr>
@@ -3033,7 +3015,7 @@
           <w:lang w:eastAsia="es-ES"/>
         </w:rPr>
         <w:lastRenderedPageBreak/>
-        <w:t>de un lenguaje en el pensamiento computacional. Según Hoare (1980) "la claridad y estructura en el lenguaje reducen los errores y facilitan la verificación". En consecuencia, la elección del lenguaje condiciona legibilidad, mantenibilidad y estilo de diseño. Así, evaluar un lenguaje requiere considerar semántica, herramientas y comunidad que lo respaldan.</w:t>
+        <w:t>y estilo de diseño. Así, evaluar un lenguaje requiere considerar semántica, herramientas y comunidad que lo respaldan.</w:t>
       </w:r>
     </w:p>
     <w:p>
@@ -3485,18 +3467,7 @@
           <w:lang w:eastAsia="es-ES"/>
         </w:rPr>
         <w:tab/>
-        <w:t xml:space="preserve">Como preámbulo, las aplicaciones de escritorio son programas instalados y ejecutados en un ordenador personal que aprovechan recursos locales y ofrecen una experiencia de usuario completa. Según Sommerville (2011) "las aplicaciones de escritorio permiten control total sobre recursos y rendimiento del sistema". Esto sugiere ventajas en eficiencia y acceso hardware. Según Microsoft (2019) "las aplicaciones de escritorio siguen siendo esenciales para tareas intensivas y para entornos offline". La conclusión es que, pese a la </w:t>
-      </w:r>
-      <w:r>
-        <w:rPr>
-          <w:rFonts w:ascii="Arial" w:eastAsia="Times New Roman" w:hAnsi="Arial" w:cs="Arial"/>
-          <w:color w:val="000000"/>
-          <w:sz w:val="24"/>
-          <w:szCs w:val="24"/>
-          <w:lang w:eastAsia="es-ES"/>
-        </w:rPr>
-        <w:lastRenderedPageBreak/>
-        <w:t>expansión web, las aplicaciones de escritorio conservan relevancia en productividad, seguridad y control local. Por ende, su diseño debe priorizar estabilidad, actualizaciones y experiencia nativa.</w:t>
+        <w:t>Como preámbulo, las aplicaciones de escritorio son programas instalados y ejecutados en un ordenador personal que aprovechan recursos locales y ofrecen una experiencia de usuario completa. Según Sommerville (2011) "las aplicaciones de escritorio permiten control total sobre recursos y rendimiento del sistema". Esto sugiere ventajas en eficiencia y acceso hardware. Según Microsoft (2019) "las aplicaciones de escritorio siguen siendo esenciales para tareas intensivas y para entornos offline". La conclusión es que, pese a la expansión web, las aplicaciones de escritorio conservan relevancia en productividad, seguridad y control local. Por ende, su diseño debe priorizar estabilidad, actualizaciones y experiencia nativa.</w:t>
       </w:r>
     </w:p>
     <w:p>
@@ -3520,6 +3491,7 @@
           <w:szCs w:val="24"/>
           <w:lang w:eastAsia="es-ES"/>
         </w:rPr>
+        <w:lastRenderedPageBreak/>
         <w:t>Base de datos</w:t>
       </w:r>
     </w:p>
@@ -3926,18 +3898,7 @@
           <w:szCs w:val="24"/>
           <w:lang w:eastAsia="es-ES"/>
         </w:rPr>
-        <w:t xml:space="preserve"> (2003) "los ORM reducen la fricción entre modelo de dominio y almacenamiento, pero introducen consideraciones de rendimiento". La </w:t>
-      </w:r>
-      <w:r>
-        <w:rPr>
-          <w:rFonts w:ascii="Arial" w:eastAsia="Times New Roman" w:hAnsi="Arial" w:cs="Arial"/>
-          <w:color w:val="000000"/>
-          <w:sz w:val="24"/>
-          <w:szCs w:val="24"/>
-          <w:lang w:eastAsia="es-ES"/>
-        </w:rPr>
-        <w:lastRenderedPageBreak/>
-        <w:t>conclusión es que los ORM aceleran el desarrollo y mantienen coherencia del modelo, aunque requieren comprensión de las consultas subyacentes. Por tanto, su uso exige equilibrio entre productividad y optimización SQL.</w:t>
+        <w:t xml:space="preserve"> (2003) "los ORM reducen la fricción entre modelo de dominio y almacenamiento, pero introducen consideraciones de rendimiento". La conclusión es que los ORM aceleran el desarrollo y mantienen coherencia del modelo, aunque requieren comprensión de las consultas subyacentes. Por tanto, su uso exige equilibrio entre productividad y optimización SQL.</w:t>
       </w:r>
     </w:p>
     <w:p>
@@ -3962,6 +3923,7 @@
           <w:szCs w:val="24"/>
           <w:lang w:eastAsia="es-ES"/>
         </w:rPr>
+        <w:lastRenderedPageBreak/>
         <w:t>SQLAlchemy</w:t>
       </w:r>
       <w:proofErr w:type="spellEnd"/>
@@ -4404,8 +4366,16 @@
           <w:color w:val="000000"/>
           <w:lang w:eastAsia="es-ES"/>
         </w:rPr>
+        <w:t xml:space="preserve">En el marco del presente proyecto, este artículo promueve la modernización de los centros educativos, incentivando la creación de herramientas tecnológicas que garanticen el acceso rápido y oportuno a la información. El desarrollo del Sistema de Gestión de Pasantías permite centralizar datos, automatizar consultas y organizar el </w:t>
+      </w:r>
+      <w:r>
+        <w:rPr>
+          <w:rFonts w:ascii="Arial" w:eastAsia="Times New Roman" w:hAnsi="Arial" w:cs="Arial"/>
+          <w:color w:val="000000"/>
+          <w:lang w:eastAsia="es-ES"/>
+        </w:rPr>
         <w:lastRenderedPageBreak/>
-        <w:t>En el marco del presente proyecto, este artículo promueve la modernización de los centros educativos, incentivando la creación de herramientas tecnológicas que garanticen el acceso rápido y oportuno a la información. El desarrollo del Sistema de Gestión de Pasantías permite centralizar datos, automatizar consultas y organizar el proceso académico con mayor eficiencia, contribuyendo a fortalecer el uso pedagógico y administrativo de las tecnologías dentro de la institución.</w:t>
+        <w:t>proceso académico con mayor eficiencia, contribuyendo a fortalecer el uso pedagógico y administrativo de las tecnologías dentro de la institución.</w:t>
       </w:r>
     </w:p>
     <w:p>
@@ -4694,7 +4664,6 @@
           <w:szCs w:val="24"/>
           <w:lang w:eastAsia="es-ES"/>
         </w:rPr>
-        <w:lastRenderedPageBreak/>
         <w:pict w14:anchorId="35BD6B74">
           <v:rect id="_x0000_i1026" style="width:0;height:1.5pt" o:hralign="center" o:hrstd="t" o:hr="t" fillcolor="#a0a0a0" stroked="f"/>
         </w:pict>
@@ -4745,6 +4714,7 @@
           <w:color w:val="000000"/>
           <w:lang w:val="en-US" w:eastAsia="es-ES"/>
         </w:rPr>
+        <w:lastRenderedPageBreak/>
         <w:t xml:space="preserve">Bayer, M. (2006). </w:t>
       </w:r>
       <w:proofErr w:type="spellStart"/>
@@ -5794,7 +5764,6 @@
           <w:color w:val="000000"/>
           <w:lang w:val="en-US" w:eastAsia="es-ES"/>
         </w:rPr>
-        <w:lastRenderedPageBreak/>
         <w:t xml:space="preserve">Stair, R., &amp; Reynolds, G. (2016). </w:t>
       </w:r>
       <w:r>
@@ -5865,6 +5834,7 @@
           <w:color w:val="000000"/>
           <w:lang w:eastAsia="es-ES"/>
         </w:rPr>
+        <w:lastRenderedPageBreak/>
         <w:tab/>
       </w:r>
       <w:r>
@@ -9283,7 +9253,13 @@
         <w:jc w:val="both"/>
       </w:pPr>
       <w:r>
-        <w:t>El tipo de investigación se refiere al nivel de profundidad con el que se aborda el objeto de estudio, definiendo el alcance de los resultados que se pretenden obtener. En este sentido, el presente estudio se clasifica como una investigación descriptiva. Según Arias (2012), este tipo de investigación:</w:t>
+        <w:t xml:space="preserve">El tipo de investigación se refiere al nivel de profundidad con el que se aborda el objeto de estudio, definiendo el alcance de los resultados que se pretenden obtener. En este sentido, el presente estudio se clasifica como una investigación descriptiva. Según Arias (2012), </w:t>
+      </w:r>
+      <w:r>
+        <w:t>“</w:t>
+      </w:r>
+      <w:r>
+        <w:t>Consiste en la caracterización de un hecho, fenómeno, individuo o grupo, con el fin de establecer su estructura o comportamiento. Los resultados de este tipo de investigación se ubican en un nivel intermedio en cuanto a la profundidad de los conocimientos se refiere" (p. 24).</w:t>
       </w:r>
     </w:p>
     <w:p>
@@ -9291,6 +9267,9 @@
         <w:ind w:firstLine="708"/>
         <w:jc w:val="both"/>
       </w:pPr>
+      <w:r>
+        <w:t>Bajo este enfoque, la investigación se centró en identificar y detallar las características actuales de los procesos administrativos relacionados con las pasantías en el Instituto Universitario Politécnico "Santiago Mariño", específicamente en su extensión Barinas. El carácter descriptivo del estudio permitió documentar de manera sistemática cómo se lleva a cabo el registro de estudiantes, la asignación de tutores y el control de documentos, evidenciando las necesidades técnicas y funcionales que justifican el desarrollo de un sistema de gestión automatizado para optimizar dichas tareas dentro de la institución.</w:t>
+      </w:r>
     </w:p>
     <w:p>
       <w:pPr>
@@ -9298,7 +9277,7 @@
         <w:jc w:val="both"/>
       </w:pPr>
       <w:r>
-        <w:t>"Consiste en la caracterización de un hecho, fenómeno, individuo o grupo, con el fin de establecer su estructura o comportamiento. Los resultados de este tipo de investigación se ubican en un nivel intermedio en cuanto a la profundidad de los conocimientos se refiere" (p. 24).</w:t>
+        <w:t>Modalidad de Investigación</w:t>
       </w:r>
     </w:p>
     <w:p>
@@ -9306,12 +9285,15 @@
         <w:ind w:firstLine="708"/>
         <w:jc w:val="both"/>
       </w:pPr>
-      <w:r>
-        <w:t xml:space="preserve">Bajo este enfoque, la investigación se centró en identificar y detallar las características actuales de los procesos administrativos relacionados con las pasantías en el Instituto Universitario Politécnico "Santiago Mariño", específicamente en su extensión Barinas. El carácter descriptivo del estudio permitió documentar de manera sistemática cómo se lleva a cabo el registro de estudiantes, la asignación de tutores y el control de documentos, </w:t>
-      </w:r>
+    </w:p>
+    <w:p>
+      <w:pPr>
+        <w:ind w:firstLine="708"/>
+        <w:jc w:val="both"/>
+      </w:pPr>
       <w:r>
         <w:lastRenderedPageBreak/>
-        <w:t>evidenciando las necesidades técnicas y funcionales que justifican el desarrollo de un sistema de gestión automatizado para optimizar dichas tareas dentro de la institución.</w:t>
+        <w:t>La modalidad de investigación define el marco operativo y el enfoque metodológico bajo el cual se desarrolla el estudio. En este sentido, el presente trabajo se enmarca dentro de un proyecto tecnológico, ya que está orientado al diseño y desarrollo de una solución informática que responde a una necesidad concreta detectada en un contexto determinado.</w:t>
       </w:r>
     </w:p>
     <w:p>
@@ -9320,7 +9302,7 @@
         <w:jc w:val="both"/>
       </w:pPr>
       <w:r>
-        <w:t>Metodología de Investigación</w:t>
+        <w:t>De acuerdo con Arias (2012), un proyecto tecnológico se caracteriza por:</w:t>
       </w:r>
     </w:p>
     <w:p>
@@ -9329,7 +9311,7 @@
         <w:jc w:val="both"/>
       </w:pPr>
       <w:r>
-        <w:t>Modalidad de Investigación</w:t>
+        <w:t>“La elaboración de un producto o sistema tecnológico viable, fundamentado en un diagnóstico previo, cuyo propósito es dar solución a un problema práctico identificado en una realidad específica” (p. 134).</w:t>
       </w:r>
     </w:p>
     <w:p>
@@ -9338,7 +9320,7 @@
         <w:jc w:val="both"/>
       </w:pPr>
       <w:r>
-        <w:t>La modalidad de investigación define el marco operativo y el modelo bajo el cual se desarrolla el estudio. En este sentido, el presente trabajo se categoriza como un “proyecto especial”. Esta modalidad es descrita por Duarte y Ruiz (2014) de la siguiente manera:</w:t>
+        <w:t>Bajo esta perspectiva, el diseño y desarrollo del sistema de gestión de pasantías constituye una respuesta tecnológica a las debilidades identificadas durante la fase diagnóstica, permitiendo optimizar y automatizar los procesos involucrados. Este enfoque coincide con lo planteado por Hurtado (2010), quien señala que los proyectos tecnológicos:</w:t>
       </w:r>
     </w:p>
     <w:p>
@@ -9346,6 +9328,9 @@
         <w:ind w:firstLine="708"/>
         <w:jc w:val="both"/>
       </w:pPr>
+      <w:r>
+        <w:t>“Se orientan a la creación, modificación o mejora de sistemas, procesos o productos tecnológicos, con la finalidad de generar cambios favorables en una situación determinada” (p. 98).</w:t>
+      </w:r>
     </w:p>
     <w:p>
       <w:pPr>
@@ -9353,7 +9338,7 @@
         <w:jc w:val="both"/>
       </w:pPr>
       <w:r>
-        <w:t>“Consiste en la elaboración de una propuesta viable sustentada en un diagnóstico, para satisfacer las necesidades de una determinada situación” (p.123).</w:t>
+        <w:t>En consecuencia, la investigación se dirige a la transformación de los procesos actuales mediante la implementación de una solución tecnológica funcional y contextualizada. A continuación, se describen los elementos metodológicos que sustentan este proceso, incluyendo la población y muestra, las técnicas e instrumentos de recolección de datos, así como los procedimientos utilizados para el análisis de la información.</w:t>
       </w:r>
     </w:p>
     <w:p>
@@ -9361,6 +9346,12 @@
         <w:ind w:firstLine="708"/>
         <w:jc w:val="both"/>
       </w:pPr>
+      <w:r>
+        <w:t>Población</w:t>
+      </w:r>
+      <w:r>
+        <w:t xml:space="preserve"> y Muestra</w:t>
+      </w:r>
     </w:p>
     <w:p>
       <w:pPr>
@@ -9368,67 +9359,13 @@
         <w:jc w:val="both"/>
       </w:pPr>
       <w:r>
-        <w:t>Bajo esta perspectiva, el diseño y desarrollo del sistema de gestión de pasantías constituye la respuesta técnica a las carencias detectadas en el diagnóstico previo. Este enfoque se alinea con lo expuesto por Hurtado y Toro (2004), quienes señalan que dicha modalidad:</w:t>
-      </w:r>
-    </w:p>
-    <w:p>
-      <w:pPr>
-        <w:ind w:firstLine="708"/>
-        <w:jc w:val="both"/>
-      </w:pPr>
-    </w:p>
-    <w:p>
-      <w:pPr>
-        <w:ind w:firstLine="708"/>
-        <w:jc w:val="both"/>
-      </w:pPr>
-      <w:r>
-        <w:t>“Consiste en delimitar el tema y formular el planteamiento cuando la fase de exploración indica que existen ciertos eventos en los que se quiere producir cambios, ya sean por que se pretende mejorar una determinada situación…”.</w:t>
-      </w:r>
-    </w:p>
-    <w:p>
-      <w:pPr>
-        <w:ind w:firstLine="708"/>
-        <w:jc w:val="both"/>
-      </w:pPr>
-    </w:p>
-    <w:p>
-      <w:pPr>
-        <w:ind w:firstLine="708"/>
-        <w:jc w:val="both"/>
-      </w:pPr>
-      <w:r>
-        <w:t>Por consiguiente, la investigación se orienta a la transformación de los procesos actuales mediante una solución tecnológica. A continuación, se describen los elementos metodológicos que sustentan este proceso, incluyendo la población y muestra, las técnicas e instrumentos de recolección de datos, así como los procedimientos para el análisis de la información.</w:t>
-      </w:r>
-    </w:p>
-    <w:p>
-      <w:pPr>
-        <w:ind w:firstLine="708"/>
-        <w:jc w:val="both"/>
-      </w:pPr>
-    </w:p>
-    <w:p>
-      <w:pPr>
-        <w:ind w:firstLine="708"/>
-        <w:jc w:val="both"/>
-      </w:pPr>
-      <w:r>
-        <w:t>Población</w:t>
-      </w:r>
-      <w:r>
-        <w:t xml:space="preserve"> y Muestra</w:t>
-      </w:r>
-    </w:p>
-    <w:p>
-      <w:pPr>
-        <w:ind w:firstLine="708"/>
-        <w:jc w:val="both"/>
-      </w:pPr>
-      <w:r>
         <w:br/>
       </w:r>
       <w:r>
         <w:t xml:space="preserve"> </w:t>
+      </w:r>
+      <w:r>
+        <w:tab/>
       </w:r>
       <w:r>
         <w:t xml:space="preserve">En el ámbito investigativo, se denomina población </w:t>
@@ -9460,10 +9397,7 @@
         <w:t>.</w:t>
       </w:r>
       <w:r>
-        <w:t xml:space="preserve"> Y la</w:t>
-      </w:r>
-      <w:r>
-        <w:t xml:space="preserve"> muestra se entiende como una parte proporcional y significativa de la población, la cual es seleccionada para recolectar datos puntuales. Al respecto, </w:t>
+        <w:t xml:space="preserve"> Y la muestra se entiende como una parte proporcional y significativa de la población, la cual es seleccionada para recolectar datos puntuales. Al respecto, </w:t>
       </w:r>
       <w:r>
         <w:rPr>
@@ -9483,10 +9417,7 @@
         <w:t>"Un grupo representativo de casos extraídos de una población que será analizado para entender y generalizar las características del conjunto total"</w:t>
       </w:r>
       <w:r>
-        <w:t>.</w:t>
-      </w:r>
-      <w:r>
-        <w:t xml:space="preserve"> </w:t>
+        <w:t xml:space="preserve">. </w:t>
       </w:r>
     </w:p>
     <w:p>
@@ -9511,20 +9442,129 @@
         <w:t>que,</w:t>
       </w:r>
       <w:r>
-        <w:t xml:space="preserve"> si la población es pequeña, es preferible estudiarla en su totalidad para evitar errores de muestreo y obtener la máxima precisión en los datos.</w:t>
+        <w:t xml:space="preserve"> si la población es pequeña, es preferible estudiarla en su totalidad para evitar errores de muestreo y obtener la máxima precisión en los datos. </w:t>
+      </w:r>
+    </w:p>
+    <w:p>
+      <w:pPr>
+        <w:ind w:firstLine="708"/>
+        <w:jc w:val="both"/>
+      </w:pPr>
+      <w:r>
+        <w:t>En el Presente proyecto, la muestra está conformada por XXXX</w:t>
+      </w:r>
+    </w:p>
+    <w:p>
+      <w:pPr>
+        <w:pStyle w:val="Sinespaciado"/>
+        <w:jc w:val="both"/>
+      </w:pPr>
+      <w:r>
+        <w:t>Técnicas</w:t>
+      </w:r>
+      <w:r>
+        <w:t xml:space="preserve"> e instrumentos de recolección de datos </w:t>
+      </w:r>
+    </w:p>
+    <w:p>
+      <w:pPr>
+        <w:pStyle w:val="Sinespaciado"/>
+        <w:jc w:val="both"/>
+      </w:pPr>
+      <w:r>
+        <w:t>Los procedimientos utilizados para captar la información necesaria en un proceso investigativo se denominan técnicas de recolección. En este sentido, Arias (2016) sostiene que: “Las técnicas de recolección de datos son las distintas formas o maneras de obtener la información. Son ejemplos de técnicas; la observación directa, la encuesta en sus dos modalidades: La entrevista, el análisis documental, análisis de contenido, entre otros.”. (p111).</w:t>
+      </w:r>
+      <w:r>
+        <w:t xml:space="preserve"> En la presente investigación </w:t>
+      </w:r>
+      <w:r>
+        <w:lastRenderedPageBreak/>
+        <w:t>se utilizará la encuesta estructurada como técnica de recolección de datos, por cuanto permite obtener información precisa y homogénea a partir de un conjunto de preguntas previamente establecidas. Al respecto, Hernández, Fernández y Baptista (2014) señalan que la encuesta estructurada “se caracteriza por contener preguntas cerradas y estandarizadas, lo que facilita la medición de variables y el posterior análisis cuantitativo de los datos” (p. 217).</w:t>
+      </w:r>
+    </w:p>
+    <w:p>
+      <w:pPr>
+        <w:pStyle w:val="Sinespaciado"/>
+        <w:jc w:val="both"/>
+      </w:pPr>
+    </w:p>
+    <w:p>
+      <w:pPr>
+        <w:pStyle w:val="Sinespaciado"/>
+        <w:ind w:firstLine="708"/>
+        <w:jc w:val="both"/>
+      </w:pPr>
+      <w:r>
+        <w:t>Por otro lado, los instrumentos de recolección representan los medios materiales que apoyan</w:t>
       </w:r>
       <w:r>
         <w:t xml:space="preserve"> </w:t>
       </w:r>
-    </w:p>
-    <w:p>
-      <w:pPr>
-        <w:pStyle w:val="Sinespaciado"/>
-        <w:jc w:val="both"/>
-      </w:pPr>
-      <w:r>
-        <w:lastRenderedPageBreak/>
-        <w:t>Técnicas</w:t>
+      <w:r>
+        <w:t>las técnicas de recolección de datos, permitiendo recolectar y almacenar la información</w:t>
+      </w:r>
+      <w:r>
+        <w:t xml:space="preserve"> </w:t>
+      </w:r>
+      <w:r>
+        <w:t>obtenida,</w:t>
+      </w:r>
+      <w:r>
+        <w:t xml:space="preserve"> </w:t>
+      </w:r>
+      <w:r>
+        <w:t>esto según lo expuesto por Arias (2016) “Los instrumentos son los medios materiales que se</w:t>
+      </w:r>
+      <w:r>
+        <w:t xml:space="preserve"> </w:t>
+      </w:r>
+      <w:r>
+        <w:t>emplean para recoger y almacenar la información. Ejemplo: fichas, formatos de cuestionario, guía</w:t>
+      </w:r>
+      <w:r>
+        <w:t xml:space="preserve"> </w:t>
+      </w:r>
+      <w:r>
+        <w:t xml:space="preserve">de entrevista, lista de cotejo, escalas de actitudes </w:t>
+      </w:r>
+      <w:proofErr w:type="spellStart"/>
+      <w:r>
+        <w:t>u</w:t>
+      </w:r>
+      <w:proofErr w:type="spellEnd"/>
+      <w:r>
+        <w:t xml:space="preserve"> opinión, grabador, cámara fotográfica o de</w:t>
+      </w:r>
+      <w:r>
+        <w:t xml:space="preserve"> </w:t>
+      </w:r>
+      <w:r>
+        <w:t xml:space="preserve">video, </w:t>
+      </w:r>
+      <w:proofErr w:type="spellStart"/>
+      <w:r>
+        <w:t>etc</w:t>
+      </w:r>
+      <w:proofErr w:type="spellEnd"/>
+      <w:r>
+        <w:t>”. (p111).</w:t>
+      </w:r>
+      <w:r>
+        <w:t xml:space="preserve"> </w:t>
+      </w:r>
+      <w:r>
+        <w:t xml:space="preserve">En este sentido, el instrumento de recolección de datos que se utilizará será </w:t>
+      </w:r>
+      <w:r>
+        <w:rPr>
+          <w:rStyle w:val="Textoennegrita"/>
+          <w:b w:val="0"/>
+          <w:bCs w:val="0"/>
+        </w:rPr>
+        <w:t>el cuestionario estructurado</w:t>
+      </w:r>
+      <w:r>
+        <w:t>, el cual se encuentra estrechamente vinculado con la técnica de la encuesta estructurada. Dicho instrumento permitirá recolectar la información de manera sistemática y organizada, mediante un conjunto de preguntas previamente diseñadas y estandarizadas. Al respecto, Hernández, Fernández y Baptista (2014) indican que el cuestionario estructurado es un instrumento que “consiste en un conjunto de preguntas respecto de una o más variables a medir, y debe ser congruente con el planteamiento del problema y las hipótesis formuladas” (p. 217).</w:t>
       </w:r>
     </w:p>
     <w:p>
@@ -9532,15 +9572,41 @@
         <w:ind w:firstLine="708"/>
         <w:jc w:val="both"/>
       </w:pPr>
-      <w:r>
-        <w:t>Los procedimientos utilizados para captar la información necesaria en un proceso investigativo</w:t>
+    </w:p>
+    <w:p>
+      <w:pPr>
+        <w:ind w:firstLine="708"/>
+        <w:jc w:val="both"/>
+      </w:pPr>
+      <w:r>
+        <w:t xml:space="preserve">Encuesta </w:t>
+      </w:r>
+      <w:r>
+        <w:t>estructurada</w:t>
       </w:r>
       <w:r>
         <w:t xml:space="preserve"> </w:t>
       </w:r>
-      <w:r>
-        <w:t>se denominan técnicas de recolección. En este sentido, Arias (2016) sostiene que: “Las técnicas de recolección de datos son las distintas formas o maneras de obtener la información. Son ejemplos de técnicas; la observación directa, la encuesta en sus dos modalidades: La entrevista, el análisis documental, análisis de contenido, entre otros.”. (p111).</w:t>
-      </w:r>
+    </w:p>
+    <w:p>
+      <w:pPr>
+        <w:ind w:firstLine="708"/>
+        <w:jc w:val="both"/>
+      </w:pPr>
+      <w:proofErr w:type="gramStart"/>
+      <w:r>
+        <w:t xml:space="preserve">Cuestionario </w:t>
+      </w:r>
+      <w:r>
+        <w:t>estructurada</w:t>
+      </w:r>
+      <w:proofErr w:type="gramEnd"/>
+    </w:p>
+    <w:p>
+      <w:pPr>
+        <w:ind w:firstLine="708"/>
+        <w:jc w:val="both"/>
+      </w:pPr>
     </w:p>
     <w:p>
       <w:pPr>
@@ -9563,11 +9629,26 @@
       <w:pPr>
         <w:ind w:firstLine="708"/>
         <w:jc w:val="both"/>
-        <w:rPr>
-          <w:b/>
-          <w:bCs/>
-        </w:rPr>
-      </w:pPr>
+      </w:pPr>
+      <w:r>
+        <w:t xml:space="preserve">El Proceso Unificado de </w:t>
+      </w:r>
+      <w:proofErr w:type="spellStart"/>
+      <w:r>
+        <w:t>Rational</w:t>
+      </w:r>
+      <w:proofErr w:type="spellEnd"/>
+      <w:r>
+        <w:t xml:space="preserve">, conocido por sus siglas en inglés como RUP, representa un estándar comercial creado por </w:t>
+      </w:r>
+      <w:proofErr w:type="spellStart"/>
+      <w:r>
+        <w:t>Rational</w:t>
+      </w:r>
+      <w:proofErr w:type="spellEnd"/>
+      <w:r>
+        <w:t xml:space="preserve"> Software (una división de IBM). Según lo descrito por Rueda (2006) “Su meta es asegurar la producción del software de alta calidad que resuelve las necesidades de los usuarios dentro de un presupuesto y tiempos establecidos”. (p30). Bajo este enfoque, RUP se define como un marco de trabajo cuyas propiedades esenciales, citando a Rueda (2006), son:</w:t>
+      </w:r>
     </w:p>
     <w:p>
       <w:pPr>
@@ -9575,23 +9656,7 @@
         <w:jc w:val="both"/>
       </w:pPr>
       <w:r>
-        <w:t xml:space="preserve">El Proceso Unificado de </w:t>
-      </w:r>
-      <w:proofErr w:type="spellStart"/>
-      <w:r>
-        <w:t>Rational</w:t>
-      </w:r>
-      <w:proofErr w:type="spellEnd"/>
-      <w:r>
-        <w:t xml:space="preserve">, conocido por sus siglas en inglés como RUP, representa un estándar comercial creado por </w:t>
-      </w:r>
-      <w:proofErr w:type="spellStart"/>
-      <w:r>
-        <w:t>Rational</w:t>
-      </w:r>
-      <w:proofErr w:type="spellEnd"/>
-      <w:r>
-        <w:t xml:space="preserve"> Software (una división de IBM). Según lo descrito por Rueda (2006) “Su meta es asegurar la producción del software de alta calidad que resuelve las necesidades de los usuarios dentro de un presupuesto y tiempos establecidos”. (p30). Bajo este enfoque, RUP se define como un marco de trabajo cuyas propiedades esenciales, citando a Rueda (2006), son:</w:t>
+        <w:t xml:space="preserve">    Proceso Dirigido por los Casos de Uso: Esta característica implica que los casos de uso actúan como el motor para el avance de las disciplinas, integrando los roles, actividades y artefactos requeridos. Estos elementos son la piedra angular para la ejecución de las fases de la metodología.</w:t>
       </w:r>
     </w:p>
     <w:p>
@@ -9599,89 +9664,71 @@
         <w:ind w:firstLine="708"/>
         <w:jc w:val="both"/>
       </w:pPr>
+      <w:r>
+        <w:t xml:space="preserve">    Proceso Iterativo e Incremental: Es el esquema operativo que utiliza RUP para la gestión de proyectos. Este modelo propone fragmentar el desarrollo en diversas iteraciones, lo que facilita la fijación de metas específicas para cada ciclo hasta alcanzar la finalización total del producto de manera progresiva.</w:t>
+      </w:r>
     </w:p>
     <w:p>
       <w:pPr>
         <w:ind w:firstLine="708"/>
         <w:jc w:val="both"/>
-      </w:pPr>
-      <w:r>
-        <w:t xml:space="preserve">    Proceso Dirigido por los Casos de Uso: Esta característica implica que los casos de uso actúan como el motor para el avance de las disciplinas, integrando los roles, actividades y artefactos requeridos. Estos elementos son la piedra angular para la ejecución de las fases de la metodología.</w:t>
-      </w:r>
+        <w:rPr>
+          <w:u w:val="single"/>
+        </w:rPr>
+      </w:pPr>
     </w:p>
     <w:p>
       <w:pPr>
         <w:ind w:firstLine="708"/>
         <w:jc w:val="both"/>
       </w:pPr>
+      <w:r>
+        <w:t xml:space="preserve">    Proceso Centrado en la Arquitectura: La metodología se enfoca en el perfeccionamiento continuo de una estructura base ejecutable, la cual se desarrolla bajo el concepto de un prototipo en evolución.</w:t>
+      </w:r>
     </w:p>
     <w:p>
       <w:pPr>
         <w:ind w:firstLine="708"/>
         <w:jc w:val="both"/>
       </w:pPr>
-      <w:r>
-        <w:t xml:space="preserve">    Proceso Iterativo e Incremental: Es el esquema operativo que utiliza RUP para la gestión de proyectos. Este modelo propone fragmentar el desarrollo en diversas iteraciones, lo que facilita la fijación de metas específicas para cada ciclo hasta alcanzar la finalización total del producto de manera progresiva.</w:t>
-      </w:r>
     </w:p>
     <w:p>
       <w:pPr>
         <w:ind w:firstLine="708"/>
         <w:jc w:val="both"/>
       </w:pPr>
+      <w:r>
+        <w:lastRenderedPageBreak/>
+        <w:t>Además, RUP se distingue por ser un modelo de trabajo cíclico que prioriza la excelencia en el software mediante etapas bien organizadas. Permite una supervisión estricta del ciclo de vida, impulsando una planificación coherente, la mitigación de riesgos, la comprobación constante y una documentación exhaustiva.</w:t>
+      </w:r>
     </w:p>
     <w:p>
       <w:pPr>
         <w:ind w:firstLine="708"/>
         <w:jc w:val="both"/>
       </w:pPr>
-      <w:r>
-        <w:t xml:space="preserve">    Proceso Centrado en la Arquitectura: La metodología se enfoca en el perfeccionamiento continuo de una estructura base ejecutable, la cual se desarrolla bajo el concepto de un prototipo en evolución.</w:t>
-      </w:r>
     </w:p>
     <w:p>
       <w:pPr>
         <w:ind w:firstLine="708"/>
         <w:jc w:val="both"/>
       </w:pPr>
+      <w:r>
+        <w:t>Esta metodología es particularmente útil en el ámbito académico, ya que proporciona una estructura de trabajo clara que se adapta incluso a desarrollos individuales. Asimismo, su carácter incremental permite validar los logros de forma paulatina, asegurando que el sistema sea funcional y sólido desde el comienzo hasta el cierre.</w:t>
+      </w:r>
     </w:p>
     <w:p>
       <w:pPr>
         <w:ind w:firstLine="708"/>
         <w:jc w:val="both"/>
       </w:pPr>
-      <w:r>
-        <w:t>Además, RUP se distingue por ser un modelo de trabajo cíclico que prioriza la excelencia en el software mediante etapas bien organizadas. Permite una supervisión estricta del ciclo de vida, impulsando una planificación coherente, la mitigación de riesgos, la comprobación constante y una documentación exhaustiva.</w:t>
-      </w:r>
     </w:p>
     <w:p>
       <w:pPr>
         <w:ind w:firstLine="708"/>
         <w:jc w:val="both"/>
       </w:pPr>
-    </w:p>
-    <w:p>
-      <w:pPr>
-        <w:ind w:firstLine="708"/>
-        <w:jc w:val="both"/>
-      </w:pPr>
-      <w:r>
-        <w:t>Esta metodología es particularmente útil en el ámbito académico, ya que proporciona una estructura de trabajo clara que se adapta incluso a desarrollos individuales. Asimismo, su carácter incremental permite validar los logros de forma paulatina, asegurando que el sistema sea funcional y sólido desde el comienzo hasta el cierre.</w:t>
-      </w:r>
-    </w:p>
-    <w:p>
-      <w:pPr>
-        <w:ind w:firstLine="708"/>
-        <w:jc w:val="both"/>
-      </w:pPr>
-    </w:p>
-    <w:p>
-      <w:pPr>
-        <w:ind w:firstLine="708"/>
-        <w:jc w:val="both"/>
-      </w:pPr>
-      <w:r>
-        <w:lastRenderedPageBreak/>
+      <w:r>
         <w:t>Por otro lado, con respecto al ciclo de vida del software del RUP según lo descrito por Rueda (2006) “Se descompone en cuatro fases secuenciales. En cada extremo de una fase se realiza una evaluación…para determinar si los objetivos de la fase se han cumplido. Una evaluación satisfactoria permite que el proyecto se mueva a la próxima fase”. (p33). Esto significa que el proceso se desarrolla a través de ciclos que culminan con una versión del producto; a su vez, cada etapa se fracciona en varias iteraciones según los requerimientos del proyecto.</w:t>
       </w:r>
     </w:p>
@@ -10181,6 +10228,7 @@
     <w:lsdException w:name="HTML Sample" w:semiHidden="1" w:unhideWhenUsed="1"/>
     <w:lsdException w:name="HTML Typewriter" w:semiHidden="1" w:unhideWhenUsed="1"/>
     <w:lsdException w:name="HTML Variable" w:semiHidden="1" w:unhideWhenUsed="1"/>
+    <w:lsdException w:name="Normal Table" w:semiHidden="1" w:unhideWhenUsed="1"/>
     <w:lsdException w:name="annotation subject" w:semiHidden="1" w:unhideWhenUsed="1"/>
     <w:lsdException w:name="No List" w:semiHidden="1" w:unhideWhenUsed="1"/>
     <w:lsdException w:name="Outline List 1" w:semiHidden="1" w:unhideWhenUsed="1"/>
@@ -10223,8 +10271,11 @@
     <w:lsdException w:name="Table Contemporary" w:semiHidden="1" w:unhideWhenUsed="1"/>
     <w:lsdException w:name="Table Elegant" w:semiHidden="1" w:unhideWhenUsed="1"/>
     <w:lsdException w:name="Table Professional" w:semiHidden="1" w:unhideWhenUsed="1"/>
+    <w:lsdException w:name="Table Subtle 1" w:semiHidden="1" w:unhideWhenUsed="1"/>
     <w:lsdException w:name="Table Subtle 2" w:semiHidden="1" w:unhideWhenUsed="1"/>
     <w:lsdException w:name="Table Web 1" w:semiHidden="1" w:unhideWhenUsed="1"/>
+    <w:lsdException w:name="Table Web 2" w:semiHidden="1" w:unhideWhenUsed="1"/>
+    <w:lsdException w:name="Table Web 3" w:semiHidden="1" w:unhideWhenUsed="1"/>
     <w:lsdException w:name="Balloon Text" w:semiHidden="1" w:unhideWhenUsed="1"/>
     <w:lsdException w:name="Table Grid" w:uiPriority="39"/>
     <w:lsdException w:name="Table Theme" w:semiHidden="1" w:unhideWhenUsed="1"/>
@@ -10496,7 +10547,6 @@
   <w:style w:type="character" w:default="1" w:styleId="Fuentedeprrafopredeter">
     <w:name w:val="Default Paragraph Font"/>
     <w:uiPriority w:val="1"/>
-    <w:semiHidden/>
     <w:unhideWhenUsed/>
   </w:style>
   <w:style w:type="table" w:default="1" w:styleId="Tablanormal">
@@ -10592,6 +10642,17 @@
     <w:pPr>
       <w:spacing w:after="0" w:line="240" w:lineRule="auto"/>
     </w:pPr>
+  </w:style>
+  <w:style w:type="character" w:styleId="Textoennegrita">
+    <w:name w:val="Strong"/>
+    <w:basedOn w:val="Fuentedeprrafopredeter"/>
+    <w:uiPriority w:val="22"/>
+    <w:qFormat/>
+    <w:rsid w:val="009064AF"/>
+    <w:rPr>
+      <w:b/>
+      <w:bCs/>
+    </w:rPr>
   </w:style>
 </w:styles>
 </file>

--- a/tesis.docx
+++ b/tesis.docx
@@ -4,6 +4,900 @@
   <w:body>
     <w:p>
       <w:pPr>
+        <w:spacing w:line="480" w:lineRule="auto"/>
+        <w:jc w:val="center"/>
+        <w:rPr>
+          <w:rFonts w:ascii="Arial" w:hAnsi="Arial" w:cs="Arial"/>
+          <w:b/>
+          <w:lang w:val="es-VE"/>
+        </w:rPr>
+      </w:pPr>
+      <w:r>
+        <w:rPr>
+          <w:rFonts w:ascii="Arial" w:hAnsi="Arial" w:cs="Arial"/>
+          <w:b/>
+          <w:noProof/>
+          <w:lang w:val="es-VE" w:eastAsia="es-VE"/>
+        </w:rPr>
+        <mc:AlternateContent>
+          <mc:Choice Requires="wpg">
+            <w:drawing>
+              <wp:anchor distT="0" distB="0" distL="114300" distR="114300" simplePos="0" relativeHeight="251659264" behindDoc="0" locked="0" layoutInCell="1" allowOverlap="1" wp14:anchorId="3A69C7B4" wp14:editId="6588E398">
+                <wp:simplePos x="0" y="0"/>
+                <wp:positionH relativeFrom="column">
+                  <wp:posOffset>-499745</wp:posOffset>
+                </wp:positionH>
+                <wp:positionV relativeFrom="paragraph">
+                  <wp:posOffset>93345</wp:posOffset>
+                </wp:positionV>
+                <wp:extent cx="6534150" cy="1362075"/>
+                <wp:effectExtent l="0" t="0" r="4445" b="1905"/>
+                <wp:wrapNone/>
+                <wp:docPr id="1" name="Grupo 1"/>
+                <wp:cNvGraphicFramePr>
+                  <a:graphicFrameLocks xmlns:a="http://schemas.openxmlformats.org/drawingml/2006/main"/>
+                </wp:cNvGraphicFramePr>
+                <a:graphic xmlns:a="http://schemas.openxmlformats.org/drawingml/2006/main">
+                  <a:graphicData uri="http://schemas.microsoft.com/office/word/2010/wordprocessingGroup">
+                    <wpg:wgp>
+                      <wpg:cNvGrpSpPr>
+                        <a:grpSpLocks/>
+                      </wpg:cNvGrpSpPr>
+                      <wpg:grpSpPr bwMode="auto">
+                        <a:xfrm>
+                          <a:off x="0" y="0"/>
+                          <a:ext cx="6534150" cy="1362075"/>
+                          <a:chOff x="1169" y="1609"/>
+                          <a:chExt cx="10290" cy="2145"/>
+                        </a:xfrm>
+                      </wpg:grpSpPr>
+                      <pic:pic xmlns:pic="http://schemas.openxmlformats.org/drawingml/2006/picture">
+                        <pic:nvPicPr>
+                          <pic:cNvPr id="2" name="Picture 5"/>
+                          <pic:cNvPicPr>
+                            <a:picLocks noChangeAspect="1" noChangeArrowheads="1"/>
+                          </pic:cNvPicPr>
+                        </pic:nvPicPr>
+                        <pic:blipFill>
+                          <a:blip r:embed="rId5" cstate="print">
+                            <a:extLst>
+                              <a:ext uri="{28A0092B-C50C-407E-A947-70E740481C1C}">
+                                <a14:useLocalDpi xmlns:a14="http://schemas.microsoft.com/office/drawing/2010/main" val="0"/>
+                              </a:ext>
+                            </a:extLst>
+                          </a:blip>
+                          <a:srcRect/>
+                          <a:stretch>
+                            <a:fillRect/>
+                          </a:stretch>
+                        </pic:blipFill>
+                        <pic:spPr bwMode="auto">
+                          <a:xfrm>
+                            <a:off x="1169" y="1609"/>
+                            <a:ext cx="2011" cy="2145"/>
+                          </a:xfrm>
+                          <a:prstGeom prst="rect">
+                            <a:avLst/>
+                          </a:prstGeom>
+                          <a:noFill/>
+                          <a:ln>
+                            <a:noFill/>
+                          </a:ln>
+                          <a:extLst>
+                            <a:ext uri="{909E8E84-426E-40DD-AFC4-6F175D3DCCD1}">
+                              <a14:hiddenFill xmlns:a14="http://schemas.microsoft.com/office/drawing/2010/main">
+                                <a:solidFill>
+                                  <a:srgbClr val="FFFFFF"/>
+                                </a:solidFill>
+                              </a14:hiddenFill>
+                            </a:ext>
+                            <a:ext uri="{91240B29-F687-4F45-9708-019B960494DF}">
+                              <a14:hiddenLine xmlns:a14="http://schemas.microsoft.com/office/drawing/2010/main" w="9525">
+                                <a:solidFill>
+                                  <a:srgbClr val="000000"/>
+                                </a:solidFill>
+                                <a:miter lim="800000"/>
+                                <a:headEnd/>
+                                <a:tailEnd/>
+                              </a14:hiddenLine>
+                            </a:ext>
+                          </a:extLst>
+                        </pic:spPr>
+                      </pic:pic>
+                      <wps:wsp>
+                        <wps:cNvPr id="3" name="Text Box 6"/>
+                        <wps:cNvSpPr txBox="1">
+                          <a:spLocks noChangeArrowheads="1"/>
+                        </wps:cNvSpPr>
+                        <wps:spPr bwMode="auto">
+                          <a:xfrm>
+                            <a:off x="2250" y="1804"/>
+                            <a:ext cx="9209" cy="1950"/>
+                          </a:xfrm>
+                          <a:prstGeom prst="rect">
+                            <a:avLst/>
+                          </a:prstGeom>
+                          <a:noFill/>
+                          <a:ln>
+                            <a:noFill/>
+                          </a:ln>
+                          <a:extLst>
+                            <a:ext uri="{909E8E84-426E-40DD-AFC4-6F175D3DCCD1}">
+                              <a14:hiddenFill xmlns:a14="http://schemas.microsoft.com/office/drawing/2010/main">
+                                <a:solidFill>
+                                  <a:srgbClr val="FFFFFF"/>
+                                </a:solidFill>
+                              </a14:hiddenFill>
+                            </a:ext>
+                            <a:ext uri="{91240B29-F687-4F45-9708-019B960494DF}">
+                              <a14:hiddenLine xmlns:a14="http://schemas.microsoft.com/office/drawing/2010/main" w="9525">
+                                <a:solidFill>
+                                  <a:srgbClr val="000000"/>
+                                </a:solidFill>
+                                <a:miter lim="800000"/>
+                                <a:headEnd/>
+                                <a:tailEnd/>
+                              </a14:hiddenLine>
+                            </a:ext>
+                          </a:extLst>
+                        </wps:spPr>
+                        <wps:txbx>
+                          <w:txbxContent>
+                            <w:p>
+                              <w:pPr>
+                                <w:rPr>
+                                  <w:rFonts w:ascii="Arial" w:hAnsi="Arial"/>
+                                  <w:b/>
+                                </w:rPr>
+                              </w:pPr>
+                              <w:r>
+                                <w:rPr>
+                                  <w:rFonts w:ascii="Arial" w:hAnsi="Arial"/>
+                                  <w:b/>
+                                </w:rPr>
+                                <w:t>UNIVERSIDAD NACIONAL EXPERIMENTAL</w:t>
+                              </w:r>
+                              <w:r>
+                                <w:rPr>
+                                  <w:rFonts w:ascii="Arial" w:hAnsi="Arial"/>
+                                  <w:b/>
+                                </w:rPr>
+                                <w:t xml:space="preserve"> </w:t>
+                              </w:r>
+                              <w:r>
+                                <w:rPr>
+                                  <w:rFonts w:ascii="Arial" w:hAnsi="Arial"/>
+                                  <w:b/>
+                                </w:rPr>
+                                <w:t>DE LOS LLANOS OCCIDENTALES</w:t>
+                              </w:r>
+                            </w:p>
+                            <w:p>
+                              <w:pPr>
+                                <w:jc w:val="center"/>
+                                <w:rPr>
+                                  <w:rFonts w:ascii="Arial" w:hAnsi="Arial"/>
+                                  <w:b/>
+                                </w:rPr>
+                              </w:pPr>
+                              <w:r>
+                                <w:rPr>
+                                  <w:rFonts w:ascii="Arial" w:hAnsi="Arial"/>
+                                  <w:b/>
+                                </w:rPr>
+                                <w:t xml:space="preserve"> “EZEQUIEL ZAMORA”</w:t>
+                              </w:r>
+                            </w:p>
+                            <w:p>
+                              <w:pPr>
+                                <w:jc w:val="center"/>
+                                <w:rPr>
+                                  <w:rFonts w:ascii="Arial" w:hAnsi="Arial"/>
+                                  <w:b/>
+                                </w:rPr>
+                              </w:pPr>
+                              <w:r>
+                                <w:rPr>
+                                  <w:rFonts w:ascii="Arial" w:hAnsi="Arial"/>
+                                  <w:b/>
+                                </w:rPr>
+                                <w:t xml:space="preserve"> VICE-RECTORADO DE PLANIFICACIÓN Y DESARROLLO SOCIAL</w:t>
+                              </w:r>
+                            </w:p>
+                            <w:p>
+                              <w:pPr>
+                                <w:jc w:val="center"/>
+                                <w:rPr>
+                                  <w:rFonts w:ascii="Arial" w:hAnsi="Arial"/>
+                                  <w:b/>
+                                </w:rPr>
+                              </w:pPr>
+                              <w:proofErr w:type="gramStart"/>
+                              <w:r>
+                                <w:rPr>
+                                  <w:rFonts w:ascii="Arial" w:hAnsi="Arial"/>
+                                  <w:b/>
+                                </w:rPr>
+                                <w:t xml:space="preserve">PROGRAMA  </w:t>
+                              </w:r>
+                              <w:r>
+                                <w:rPr>
+                                  <w:rFonts w:ascii="Arial" w:hAnsi="Arial"/>
+                                  <w:b/>
+                                </w:rPr>
+                                <w:t>INGENIERÍA</w:t>
+                              </w:r>
+                              <w:proofErr w:type="gramEnd"/>
+                              <w:r>
+                                <w:rPr>
+                                  <w:rFonts w:ascii="Arial" w:hAnsi="Arial"/>
+                                  <w:b/>
+                                </w:rPr>
+                                <w:t>, ARQUITECTURA Y TECNOLOGÍA</w:t>
+                              </w:r>
+                            </w:p>
+                            <w:p>
+                              <w:pPr>
+                                <w:jc w:val="center"/>
+                                <w:rPr>
+                                  <w:rFonts w:ascii="Arial" w:hAnsi="Arial"/>
+                                  <w:b/>
+                                </w:rPr>
+                              </w:pPr>
+                              <w:r>
+                                <w:rPr>
+                                  <w:rFonts w:ascii="Arial" w:hAnsi="Arial"/>
+                                  <w:b/>
+                                </w:rPr>
+                                <w:t>INGENIERÍA EN INFORMÁTICA</w:t>
+                              </w:r>
+                            </w:p>
+                          </w:txbxContent>
+                        </wps:txbx>
+                        <wps:bodyPr rot="0" vert="horz" wrap="square" lIns="91440" tIns="45720" rIns="91440" bIns="45720" anchor="t" anchorCtr="0" upright="1">
+                          <a:noAutofit/>
+                        </wps:bodyPr>
+                      </wps:wsp>
+                    </wpg:wgp>
+                  </a:graphicData>
+                </a:graphic>
+                <wp14:sizeRelH relativeFrom="page">
+                  <wp14:pctWidth>0</wp14:pctWidth>
+                </wp14:sizeRelH>
+                <wp14:sizeRelV relativeFrom="page">
+                  <wp14:pctHeight>0</wp14:pctHeight>
+                </wp14:sizeRelV>
+              </wp:anchor>
+            </w:drawing>
+          </mc:Choice>
+          <mc:Fallback>
+            <w:pict>
+              <v:group w14:anchorId="3A69C7B4" id="Grupo 1" o:spid="_x0000_s1026" style="position:absolute;left:0;text-align:left;margin-left:-39.35pt;margin-top:7.35pt;width:514.5pt;height:107.25pt;z-index:251659264" coordorigin="1169,1609" coordsize="10290,2145" o:gfxdata="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">
+                <v:shapetype id="_x0000_t75" coordsize="21600,21600" o:spt="75" o:preferrelative="t" path="m@4@5l@4@11@9@11@9@5xe" filled="f" stroked="f">
+                  <v:stroke joinstyle="miter"/>
+                  <v:formulas>
+                    <v:f eqn="if lineDrawn pixelLineWidth 0"/>
+                    <v:f eqn="sum @0 1 0"/>
+                    <v:f eqn="sum 0 0 @1"/>
+                    <v:f eqn="prod @2 1 2"/>
+                    <v:f eqn="prod @3 21600 pixelWidth"/>
+                    <v:f eqn="prod @3 21600 pixelHeight"/>
+                    <v:f eqn="sum @0 0 1"/>
+                    <v:f eqn="prod @6 1 2"/>
+                    <v:f eqn="prod @7 21600 pixelWidth"/>
+                    <v:f eqn="sum @8 21600 0"/>
+                    <v:f eqn="prod @7 21600 pixelHeight"/>
+                    <v:f eqn="sum @10 21600 0"/>
+                  </v:formulas>
+                  <v:path o:extrusionok="f" gradientshapeok="t" o:connecttype="rect"/>
+                  <o:lock v:ext="edit" aspectratio="t"/>
+                </v:shapetype>
+                <v:shape id="Picture 5" o:spid="_x0000_s1027" type="#_x0000_t75" style="position:absolute;left:1169;top:1609;width:2011;height:2145;visibility:visible;mso-wrap-style:square" o:gfxdata="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">
+                  <v:imagedata r:id="rId6" o:title=""/>
+                </v:shape>
+                <v:shapetype id="_x0000_t202" coordsize="21600,21600" o:spt="202" path="m,l,21600r21600,l21600,xe">
+                  <v:stroke joinstyle="miter"/>
+                  <v:path gradientshapeok="t" o:connecttype="rect"/>
+                </v:shapetype>
+                <v:shape id="Text Box 6" o:spid="_x0000_s1028" type="#_x0000_t202" style="position:absolute;left:2250;top:1804;width:9209;height:1950;visibility:visible;mso-wrap-style:square;v-text-anchor:top" o:gfxdata="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" filled="f" stroked="f">
+                  <v:textbox>
+                    <w:txbxContent>
+                      <w:p>
+                        <w:pPr>
+                          <w:rPr>
+                            <w:rFonts w:ascii="Arial" w:hAnsi="Arial"/>
+                            <w:b/>
+                          </w:rPr>
+                        </w:pPr>
+                        <w:r>
+                          <w:rPr>
+                            <w:rFonts w:ascii="Arial" w:hAnsi="Arial"/>
+                            <w:b/>
+                          </w:rPr>
+                          <w:t>UNIVERSIDAD NACIONAL EXPERIMENTAL</w:t>
+                        </w:r>
+                        <w:r>
+                          <w:rPr>
+                            <w:rFonts w:ascii="Arial" w:hAnsi="Arial"/>
+                            <w:b/>
+                          </w:rPr>
+                          <w:t xml:space="preserve"> </w:t>
+                        </w:r>
+                        <w:r>
+                          <w:rPr>
+                            <w:rFonts w:ascii="Arial" w:hAnsi="Arial"/>
+                            <w:b/>
+                          </w:rPr>
+                          <w:t>DE LOS LLANOS OCCIDENTALES</w:t>
+                        </w:r>
+                      </w:p>
+                      <w:p>
+                        <w:pPr>
+                          <w:jc w:val="center"/>
+                          <w:rPr>
+                            <w:rFonts w:ascii="Arial" w:hAnsi="Arial"/>
+                            <w:b/>
+                          </w:rPr>
+                        </w:pPr>
+                        <w:r>
+                          <w:rPr>
+                            <w:rFonts w:ascii="Arial" w:hAnsi="Arial"/>
+                            <w:b/>
+                          </w:rPr>
+                          <w:t xml:space="preserve"> “EZEQUIEL ZAMORA”</w:t>
+                        </w:r>
+                      </w:p>
+                      <w:p>
+                        <w:pPr>
+                          <w:jc w:val="center"/>
+                          <w:rPr>
+                            <w:rFonts w:ascii="Arial" w:hAnsi="Arial"/>
+                            <w:b/>
+                          </w:rPr>
+                        </w:pPr>
+                        <w:r>
+                          <w:rPr>
+                            <w:rFonts w:ascii="Arial" w:hAnsi="Arial"/>
+                            <w:b/>
+                          </w:rPr>
+                          <w:t xml:space="preserve"> VICE-RECTORADO DE PLANIFICACIÓN Y DESARROLLO SOCIAL</w:t>
+                        </w:r>
+                      </w:p>
+                      <w:p>
+                        <w:pPr>
+                          <w:jc w:val="center"/>
+                          <w:rPr>
+                            <w:rFonts w:ascii="Arial" w:hAnsi="Arial"/>
+                            <w:b/>
+                          </w:rPr>
+                        </w:pPr>
+                        <w:proofErr w:type="gramStart"/>
+                        <w:r>
+                          <w:rPr>
+                            <w:rFonts w:ascii="Arial" w:hAnsi="Arial"/>
+                            <w:b/>
+                          </w:rPr>
+                          <w:t xml:space="preserve">PROGRAMA  </w:t>
+                        </w:r>
+                        <w:r>
+                          <w:rPr>
+                            <w:rFonts w:ascii="Arial" w:hAnsi="Arial"/>
+                            <w:b/>
+                          </w:rPr>
+                          <w:t>INGENIERÍA</w:t>
+                        </w:r>
+                        <w:proofErr w:type="gramEnd"/>
+                        <w:r>
+                          <w:rPr>
+                            <w:rFonts w:ascii="Arial" w:hAnsi="Arial"/>
+                            <w:b/>
+                          </w:rPr>
+                          <w:t>, ARQUITECTURA Y TECNOLOGÍA</w:t>
+                        </w:r>
+                      </w:p>
+                      <w:p>
+                        <w:pPr>
+                          <w:jc w:val="center"/>
+                          <w:rPr>
+                            <w:rFonts w:ascii="Arial" w:hAnsi="Arial"/>
+                            <w:b/>
+                          </w:rPr>
+                        </w:pPr>
+                        <w:r>
+                          <w:rPr>
+                            <w:rFonts w:ascii="Arial" w:hAnsi="Arial"/>
+                            <w:b/>
+                          </w:rPr>
+                          <w:t>INGENIERÍA EN INFORMÁTICA</w:t>
+                        </w:r>
+                      </w:p>
+                    </w:txbxContent>
+                  </v:textbox>
+                </v:shape>
+              </v:group>
+            </w:pict>
+          </mc:Fallback>
+        </mc:AlternateContent>
+      </w:r>
+    </w:p>
+    <w:p>
+      <w:pPr>
+        <w:spacing w:line="480" w:lineRule="auto"/>
+        <w:jc w:val="center"/>
+        <w:rPr>
+          <w:rFonts w:ascii="Arial" w:hAnsi="Arial" w:cs="Arial"/>
+          <w:b/>
+        </w:rPr>
+      </w:pPr>
+    </w:p>
+    <w:p>
+      <w:pPr>
+        <w:spacing w:line="480" w:lineRule="auto"/>
+        <w:jc w:val="center"/>
+        <w:rPr>
+          <w:rFonts w:ascii="Arial" w:hAnsi="Arial" w:cs="Arial"/>
+          <w:b/>
+          <w:lang w:val="es-VE"/>
+        </w:rPr>
+      </w:pPr>
+    </w:p>
+    <w:p>
+      <w:pPr>
+        <w:spacing w:line="480" w:lineRule="auto"/>
+        <w:jc w:val="center"/>
+        <w:rPr>
+          <w:rFonts w:ascii="Arial" w:hAnsi="Arial" w:cs="Arial"/>
+          <w:b/>
+        </w:rPr>
+      </w:pPr>
+    </w:p>
+    <w:p>
+      <w:pPr>
+        <w:spacing w:line="480" w:lineRule="auto"/>
+        <w:jc w:val="center"/>
+        <w:rPr>
+          <w:rFonts w:ascii="Arial" w:hAnsi="Arial" w:cs="Arial"/>
+          <w:b/>
+        </w:rPr>
+      </w:pPr>
+    </w:p>
+    <w:p>
+      <w:pPr>
+        <w:spacing w:line="480" w:lineRule="auto"/>
+        <w:jc w:val="center"/>
+        <w:rPr>
+          <w:rFonts w:ascii="Arial" w:hAnsi="Arial" w:cs="Arial"/>
+          <w:b/>
+        </w:rPr>
+      </w:pPr>
+    </w:p>
+    <w:p>
+      <w:pPr>
+        <w:spacing w:line="480" w:lineRule="auto"/>
+        <w:jc w:val="center"/>
+        <w:rPr>
+          <w:rFonts w:ascii="Arial" w:hAnsi="Arial" w:cs="Arial"/>
+          <w:b/>
+        </w:rPr>
+      </w:pPr>
+    </w:p>
+    <w:p>
+      <w:pPr>
+        <w:spacing w:line="480" w:lineRule="auto"/>
+        <w:jc w:val="center"/>
+        <w:rPr>
+          <w:rFonts w:ascii="Arial" w:hAnsi="Arial" w:cs="Arial"/>
+          <w:b/>
+        </w:rPr>
+      </w:pPr>
+    </w:p>
+    <w:p>
+      <w:pPr>
+        <w:jc w:val="center"/>
+        <w:rPr>
+          <w:rFonts w:ascii="Arial" w:hAnsi="Arial" w:cs="Arial"/>
+          <w:b/>
+          <w:color w:val="FF0000"/>
+          <w:sz w:val="28"/>
+          <w:szCs w:val="28"/>
+          <w:lang w:val="es-VE"/>
+        </w:rPr>
+      </w:pPr>
+      <w:r>
+        <w:rPr>
+          <w:rFonts w:ascii="Arial" w:hAnsi="Arial" w:cs="Arial"/>
+          <w:b/>
+          <w:color w:val="FF0000"/>
+          <w:sz w:val="28"/>
+          <w:szCs w:val="28"/>
+          <w:lang w:val="es-VE"/>
+        </w:rPr>
+        <w:t>(TITULO DEL TRABAJO)</w:t>
+      </w:r>
+    </w:p>
+    <w:p>
+      <w:pPr>
+        <w:jc w:val="center"/>
+        <w:rPr>
+          <w:rFonts w:ascii="Arial" w:hAnsi="Arial" w:cs="Arial"/>
+          <w:b/>
+          <w14:shadow w14:blurRad="50800" w14:dist="38100" w14:dir="2700000" w14:sx="100000" w14:sy="100000" w14:kx="0" w14:ky="0" w14:algn="tl">
+            <w14:srgbClr w14:val="000000">
+              <w14:alpha w14:val="60000"/>
+            </w14:srgbClr>
+          </w14:shadow>
+        </w:rPr>
+      </w:pPr>
+      <w:r>
+        <w:rPr>
+          <w:rFonts w:ascii="Arial" w:hAnsi="Arial" w:cs="Arial"/>
+          <w:b/>
+        </w:rPr>
+        <w:t xml:space="preserve">Trabajo Especial de Grado presentado como requisito parcial para optar por al título de: </w:t>
+      </w:r>
+      <w:r>
+        <w:rPr>
+          <w:rFonts w:ascii="Arial" w:hAnsi="Arial" w:cs="Arial"/>
+          <w:b/>
+          <w14:shadow w14:blurRad="50800" w14:dist="38100" w14:dir="2700000" w14:sx="100000" w14:sy="100000" w14:kx="0" w14:ky="0" w14:algn="tl">
+            <w14:srgbClr w14:val="000000">
+              <w14:alpha w14:val="60000"/>
+            </w14:srgbClr>
+          </w14:shadow>
+        </w:rPr>
+        <w:t>Ingeniero en Informática</w:t>
+      </w:r>
+    </w:p>
+    <w:p>
+      <w:pPr>
+        <w:spacing w:line="480" w:lineRule="auto"/>
+        <w:jc w:val="center"/>
+        <w:rPr>
+          <w:rFonts w:ascii="Arial" w:hAnsi="Arial" w:cs="Arial"/>
+          <w:b/>
+        </w:rPr>
+      </w:pPr>
+    </w:p>
+    <w:p>
+      <w:pPr>
+        <w:spacing w:line="480" w:lineRule="auto"/>
+        <w:jc w:val="center"/>
+        <w:rPr>
+          <w:rFonts w:ascii="Arial" w:hAnsi="Arial" w:cs="Arial"/>
+          <w:b/>
+        </w:rPr>
+      </w:pPr>
+    </w:p>
+    <w:p>
+      <w:pPr>
+        <w:spacing w:line="480" w:lineRule="auto"/>
+        <w:jc w:val="center"/>
+        <w:rPr>
+          <w:rFonts w:ascii="Arial" w:hAnsi="Arial" w:cs="Arial"/>
+          <w:b/>
+        </w:rPr>
+      </w:pPr>
+    </w:p>
+    <w:p>
+      <w:pPr>
+        <w:spacing w:line="480" w:lineRule="auto"/>
+        <w:rPr>
+          <w:rFonts w:ascii="Arial" w:hAnsi="Arial" w:cs="Arial"/>
+          <w:b/>
+        </w:rPr>
+      </w:pPr>
+    </w:p>
+    <w:p>
+      <w:pPr>
+        <w:spacing w:line="480" w:lineRule="auto"/>
+        <w:rPr>
+          <w:rFonts w:ascii="Arial" w:hAnsi="Arial" w:cs="Arial"/>
+          <w:b/>
+        </w:rPr>
+      </w:pPr>
+    </w:p>
+    <w:p>
+      <w:pPr>
+        <w:spacing w:line="480" w:lineRule="auto"/>
+        <w:jc w:val="center"/>
+        <w:rPr>
+          <w:rFonts w:ascii="Arial" w:hAnsi="Arial" w:cs="Arial"/>
+          <w:b/>
+          <w:color w:val="FF0000"/>
+        </w:rPr>
+      </w:pPr>
+    </w:p>
+    <w:p>
+      <w:pPr>
+        <w:widowControl w:val="0"/>
+        <w:autoSpaceDE w:val="0"/>
+        <w:autoSpaceDN w:val="0"/>
+        <w:adjustRightInd w:val="0"/>
+        <w:jc w:val="right"/>
+        <w:rPr>
+          <w:rFonts w:ascii="Arial" w:hAnsi="Arial" w:cs="Arial"/>
+          <w:color w:val="FF0000"/>
+          <w:lang w:val="es-VE"/>
+        </w:rPr>
+      </w:pPr>
+      <w:r>
+        <w:rPr>
+          <w:rFonts w:ascii="Arial" w:hAnsi="Arial" w:cs="Arial"/>
+          <w:color w:val="FF0000"/>
+        </w:rPr>
+        <w:t xml:space="preserve">AUTOR: </w:t>
+      </w:r>
+      <w:r>
+        <w:rPr>
+          <w:rFonts w:ascii="Arial" w:hAnsi="Arial" w:cs="Arial"/>
+          <w:color w:val="FF0000"/>
+          <w:lang w:val="es-VE"/>
+        </w:rPr>
+        <w:t xml:space="preserve">XXXX </w:t>
+      </w:r>
+    </w:p>
+    <w:p>
+      <w:pPr>
+        <w:widowControl w:val="0"/>
+        <w:autoSpaceDE w:val="0"/>
+        <w:autoSpaceDN w:val="0"/>
+        <w:adjustRightInd w:val="0"/>
+        <w:jc w:val="right"/>
+        <w:rPr>
+          <w:rFonts w:ascii="Arial" w:hAnsi="Arial" w:cs="Arial"/>
+          <w:color w:val="FF0000"/>
+          <w:lang w:val="pt-BR"/>
+        </w:rPr>
+      </w:pPr>
+      <w:r>
+        <w:rPr>
+          <w:rFonts w:ascii="Arial" w:hAnsi="Arial" w:cs="Arial"/>
+          <w:color w:val="FF0000"/>
+          <w:lang w:val="pt-BR"/>
+        </w:rPr>
+        <w:t>C.I: XXXX</w:t>
+      </w:r>
+    </w:p>
+    <w:p>
+      <w:pPr>
+        <w:widowControl w:val="0"/>
+        <w:autoSpaceDE w:val="0"/>
+        <w:jc w:val="right"/>
+        <w:rPr>
+          <w:rFonts w:ascii="Arial" w:hAnsi="Arial" w:cs="Arial"/>
+          <w:color w:val="FF0000"/>
+          <w:lang w:val="pt-BR"/>
+        </w:rPr>
+      </w:pPr>
+      <w:r>
+        <w:rPr>
+          <w:rFonts w:ascii="Arial" w:hAnsi="Arial" w:cs="Arial"/>
+          <w:lang w:val="pt-BR"/>
+        </w:rPr>
+        <w:t xml:space="preserve">Tutor Acadêmico: </w:t>
+      </w:r>
+      <w:r>
+        <w:rPr>
+          <w:rFonts w:ascii="Arial" w:hAnsi="Arial" w:cs="Arial"/>
+          <w:color w:val="FF0000"/>
+          <w:lang w:val="pt-BR"/>
+        </w:rPr>
+        <w:t>XXXXXXXX</w:t>
+      </w:r>
+    </w:p>
+    <w:p>
+      <w:pPr>
+        <w:jc w:val="right"/>
+        <w:rPr>
+          <w:rFonts w:ascii="Arial" w:hAnsi="Arial" w:cs="Arial"/>
+          <w:lang w:val="pt-BR"/>
+        </w:rPr>
+      </w:pPr>
+    </w:p>
+    <w:p>
+      <w:pPr>
+        <w:spacing w:line="480" w:lineRule="auto"/>
+        <w:jc w:val="center"/>
+        <w:rPr>
+          <w:rFonts w:ascii="Arial" w:hAnsi="Arial" w:cs="Arial"/>
+          <w:b/>
+          <w:lang w:val="pt-BR"/>
+        </w:rPr>
+      </w:pPr>
+    </w:p>
+    <w:p>
+      <w:pPr>
+        <w:spacing w:line="480" w:lineRule="auto"/>
+        <w:jc w:val="center"/>
+        <w:rPr>
+          <w:rFonts w:ascii="Arial" w:hAnsi="Arial" w:cs="Arial"/>
+          <w:b/>
+          <w:lang w:val="pt-BR"/>
+        </w:rPr>
+      </w:pPr>
+    </w:p>
+    <w:p>
+      <w:pPr>
+        <w:spacing w:line="480" w:lineRule="auto"/>
+        <w:jc w:val="center"/>
+        <w:rPr>
+          <w:rFonts w:ascii="Arial" w:hAnsi="Arial" w:cs="Arial"/>
+          <w:lang w:val="pt-BR"/>
+        </w:rPr>
+      </w:pPr>
+      <w:proofErr w:type="spellStart"/>
+      <w:r>
+        <w:rPr>
+          <w:rFonts w:ascii="Arial" w:hAnsi="Arial" w:cs="Arial"/>
+          <w:lang w:val="pt-BR"/>
+        </w:rPr>
+        <w:t>Barinas</w:t>
+      </w:r>
+      <w:proofErr w:type="spellEnd"/>
+      <w:r>
+        <w:rPr>
+          <w:rFonts w:ascii="Arial" w:hAnsi="Arial" w:cs="Arial"/>
+          <w:lang w:val="pt-BR"/>
+        </w:rPr>
+        <w:t xml:space="preserve">, </w:t>
+      </w:r>
+      <w:r>
+        <w:rPr>
+          <w:rFonts w:ascii="Arial" w:hAnsi="Arial" w:cs="Arial"/>
+          <w:color w:val="FF0000"/>
+          <w:lang w:val="pt-BR"/>
+        </w:rPr>
+        <w:t>MES</w:t>
+      </w:r>
+      <w:r>
+        <w:rPr>
+          <w:rFonts w:ascii="Arial" w:hAnsi="Arial" w:cs="Arial"/>
+          <w:lang w:val="pt-BR"/>
+        </w:rPr>
+        <w:t xml:space="preserve"> de 20</w:t>
+      </w:r>
+      <w:r>
+        <w:rPr>
+          <w:rFonts w:ascii="Arial" w:hAnsi="Arial" w:cs="Arial"/>
+          <w:color w:val="FF0000"/>
+          <w:lang w:val="pt-BR"/>
+        </w:rPr>
+        <w:t>XX</w:t>
+      </w:r>
+    </w:p>
+    <w:p>
+      <w:pPr>
+        <w:spacing w:line="480" w:lineRule="auto"/>
+        <w:jc w:val="center"/>
+        <w:rPr>
+          <w:rFonts w:ascii="Arial" w:hAnsi="Arial" w:cs="Arial"/>
+          <w:b/>
+          <w:sz w:val="28"/>
+          <w:szCs w:val="28"/>
+        </w:rPr>
+      </w:pPr>
+      <w:r>
+        <w:rPr>
+          <w:rFonts w:ascii="Arial" w:hAnsi="Arial" w:cs="Arial"/>
+          <w:b/>
+          <w:sz w:val="28"/>
+          <w:szCs w:val="28"/>
+        </w:rPr>
+        <w:lastRenderedPageBreak/>
+        <w:t>AGRADECIMIENTO</w:t>
+      </w:r>
+    </w:p>
+    <w:p>
+      <w:pPr>
+        <w:rPr>
+          <w:lang w:eastAsia="es-ES"/>
+        </w:rPr>
+      </w:pPr>
+      <w:r>
+        <w:rPr>
+          <w:lang w:eastAsia="es-ES"/>
+        </w:rPr>
+        <w:br/>
+      </w:r>
+    </w:p>
+    <w:p>
+      <w:pPr>
+        <w:rPr>
+          <w:lang w:eastAsia="es-ES"/>
+        </w:rPr>
+      </w:pPr>
+      <w:r>
+        <w:rPr>
+          <w:lang w:eastAsia="es-ES"/>
+        </w:rPr>
+        <w:br w:type="page"/>
+      </w:r>
+    </w:p>
+    <w:p>
+      <w:pPr>
+        <w:jc w:val="center"/>
+        <w:rPr>
+          <w:lang w:eastAsia="es-ES"/>
+        </w:rPr>
+      </w:pPr>
+      <w:r>
+        <w:rPr>
+          <w:rFonts w:ascii="Arial" w:hAnsi="Arial" w:cs="Arial"/>
+          <w:b/>
+          <w:sz w:val="28"/>
+          <w:szCs w:val="28"/>
+        </w:rPr>
+        <w:lastRenderedPageBreak/>
+        <w:t>DEDICATORIA</w:t>
+      </w:r>
+    </w:p>
+    <w:p>
+      <w:pPr>
+        <w:rPr>
+          <w:rFonts w:ascii="Arial" w:eastAsia="Times New Roman" w:hAnsi="Arial" w:cs="Arial"/>
+          <w:b/>
+          <w:bCs/>
+          <w:color w:val="000000"/>
+          <w:sz w:val="34"/>
+          <w:szCs w:val="34"/>
+          <w:lang w:eastAsia="es-ES"/>
+        </w:rPr>
+      </w:pPr>
+      <w:r>
+        <w:rPr>
+          <w:rFonts w:ascii="Arial" w:eastAsia="Times New Roman" w:hAnsi="Arial" w:cs="Arial"/>
+          <w:b/>
+          <w:bCs/>
+          <w:color w:val="000000"/>
+          <w:sz w:val="34"/>
+          <w:szCs w:val="34"/>
+          <w:lang w:eastAsia="es-ES"/>
+        </w:rPr>
+        <w:br w:type="page"/>
+      </w:r>
+    </w:p>
+    <w:p>
+      <w:pPr>
+        <w:spacing w:before="360" w:after="80" w:line="240" w:lineRule="auto"/>
+        <w:outlineLvl w:val="1"/>
+        <w:rPr>
+          <w:rFonts w:ascii="Arial" w:eastAsia="Times New Roman" w:hAnsi="Arial" w:cs="Arial"/>
+          <w:b/>
+          <w:bCs/>
+          <w:color w:val="000000"/>
+          <w:sz w:val="34"/>
+          <w:szCs w:val="34"/>
+          <w:lang w:eastAsia="es-ES"/>
+        </w:rPr>
+      </w:pPr>
+      <w:r>
+        <w:rPr>
+          <w:rFonts w:ascii="Arial" w:eastAsia="Times New Roman" w:hAnsi="Arial" w:cs="Arial"/>
+          <w:b/>
+          <w:bCs/>
+          <w:color w:val="000000"/>
+          <w:sz w:val="34"/>
+          <w:szCs w:val="34"/>
+          <w:lang w:eastAsia="es-ES"/>
+        </w:rPr>
+        <w:lastRenderedPageBreak/>
+        <w:t>Capítulo</w:t>
+      </w:r>
+      <w:r>
+        <w:rPr>
+          <w:rFonts w:ascii="Arial" w:eastAsia="Times New Roman" w:hAnsi="Arial" w:cs="Arial"/>
+          <w:b/>
+          <w:bCs/>
+          <w:color w:val="000000"/>
+          <w:sz w:val="34"/>
+          <w:szCs w:val="34"/>
+          <w:lang w:eastAsia="es-ES"/>
+        </w:rPr>
+        <w:t xml:space="preserve"> 1</w:t>
+      </w:r>
+    </w:p>
+    <w:p>
+      <w:pPr>
         <w:spacing w:before="360" w:after="80" w:line="240" w:lineRule="auto"/>
         <w:outlineLvl w:val="1"/>
         <w:rPr>
@@ -139,7 +1033,7 @@
           <w:szCs w:val="24"/>
           <w:lang w:eastAsia="es-ES"/>
         </w:rPr>
-        <w:t xml:space="preserve"> Villarroel Apaza (2020), “el Sistema Web para la Gestión de Procesos de Pasantías y Prácticas Profesionales (SISGEPRO) fue desarrollado con el propósito de agilizar los trámites manuales, optimizar la administración de la información y fortalecer el vínculo entre la universidad y las instituciones receptoras” (p. 45). De igual manera, en México, un estudio reciente destaca que “el 100 % de los encuestados consideró </w:t>
+        <w:t xml:space="preserve"> Villarroel Apaza (2020), “el Sistema Web para la Gestión de Procesos de Pasantías y Prácticas Profesionales (SISGEPRO) fue desarrollado con el propósito de agilizar los trámites manuales, optimizar la administración de la información y fortalecer el vínculo entre la universidad y las instituciones receptoras” (p. 45). De igual manera, en México, </w:t>
       </w:r>
       <w:r>
         <w:rPr>
@@ -150,7 +1044,7 @@
           <w:lang w:eastAsia="es-ES"/>
         </w:rPr>
         <w:lastRenderedPageBreak/>
-        <w:t>ineficiente el método manual empleado para gestionar las prácticas profesionales, por lo que se diseñó un prototipo de sistema web que integra a los actores principales, permitiendo la publicación, consulta y seguimiento de vacantes en tiempo real” (García y Hernández, 2024, p. 9). Estos avances demuestran la importancia de implementar herramientas tecnológicas que respaldan el seguimiento académico y administrativo de los estudiantes en formación profesional.</w:t>
+        <w:t>un estudio reciente destaca que “el 100 % de los encuestados consideró ineficiente el método manual empleado para gestionar las prácticas profesionales, por lo que se diseñó un prototipo de sistema web que integra a los actores principales, permitiendo la publicación, consulta y seguimiento de vacantes en tiempo real” (García y Hernández, 2024, p. 9). Estos avances demuestran la importancia de implementar herramientas tecnológicas que respaldan el seguimiento académico y administrativo de los estudiantes en formación profesional.</w:t>
       </w:r>
     </w:p>
     <w:p>
@@ -1076,7 +1970,7 @@
         </w:rPr>
         <w:t>, 186 (1), 16–21.</w:t>
       </w:r>
-      <w:hyperlink r:id="rId5" w:history="1">
+      <w:hyperlink r:id="rId7" w:history="1">
         <w:r>
           <w:rPr>
             <w:rFonts w:ascii="Arial" w:eastAsia="Times New Roman" w:hAnsi="Arial" w:cs="Arial"/>
@@ -1290,7 +2184,7 @@
           <w:lang w:eastAsia="es-ES"/>
         </w:rPr>
       </w:pPr>
-      <w:hyperlink r:id="rId6" w:history="1">
+      <w:hyperlink r:id="rId8" w:history="1">
         <w:r>
           <w:rPr>
             <w:rFonts w:ascii="Arial" w:eastAsia="Times New Roman" w:hAnsi="Arial" w:cs="Arial"/>
@@ -1301,7 +2195,7 @@
           <w:t xml:space="preserve">Disponible en: </w:t>
         </w:r>
       </w:hyperlink>
-      <w:hyperlink r:id="rId7" w:history="1">
+      <w:hyperlink r:id="rId9" w:history="1">
         <w:r>
           <w:rPr>
             <w:rFonts w:ascii="Arial" w:eastAsia="Times New Roman" w:hAnsi="Arial" w:cs="Arial"/>
@@ -1331,7 +2225,7 @@
         </w:rPr>
         <w:t xml:space="preserve">Disponible en: </w:t>
       </w:r>
-      <w:hyperlink r:id="rId8" w:history="1">
+      <w:hyperlink r:id="rId10" w:history="1">
         <w:r>
           <w:rPr>
             <w:rFonts w:ascii="Arial" w:eastAsia="Times New Roman" w:hAnsi="Arial" w:cs="Arial"/>
@@ -1719,7 +2613,7 @@
           <w:lang w:eastAsia="es-ES"/>
         </w:rPr>
       </w:pPr>
-      <w:hyperlink r:id="rId9" w:anchor=":~:text=La%20investigaci%C3%B3n%20se%20centr%C3%B3%20en,sistema%20de%20informaci%C3%B3n%20abarcan%20varios" w:history="1">
+      <w:hyperlink r:id="rId11" w:anchor=":~:text=La%20investigaci%C3%B3n%20se%20centr%C3%B3%20en,sistema%20de%20informaci%C3%B3n%20abarcan%20varios" w:history="1">
         <w:r>
           <w:rPr>
             <w:rFonts w:ascii="Arial" w:eastAsia="Times New Roman" w:hAnsi="Arial" w:cs="Arial"/>
@@ -1749,7 +2643,7 @@
           <w:lang w:val="en-US" w:eastAsia="es-ES"/>
         </w:rPr>
       </w:pPr>
-      <w:hyperlink r:id="rId10" w:history="1">
+      <w:hyperlink r:id="rId12" w:history="1">
         <w:r>
           <w:rPr>
             <w:rFonts w:ascii="Arial" w:eastAsia="Times New Roman" w:hAnsi="Arial" w:cs="Arial"/>
@@ -1779,7 +2673,7 @@
           <w:lang w:eastAsia="es-ES"/>
         </w:rPr>
       </w:pPr>
-      <w:hyperlink r:id="rId11" w:history="1">
+      <w:hyperlink r:id="rId13" w:history="1">
         <w:r>
           <w:rPr>
             <w:rFonts w:ascii="Arial" w:eastAsia="Times New Roman" w:hAnsi="Arial" w:cs="Arial"/>
@@ -4737,7 +5631,7 @@
         </w:rPr>
         <w:t xml:space="preserve"> [Software].</w:t>
       </w:r>
-      <w:hyperlink r:id="rId12" w:history="1">
+      <w:hyperlink r:id="rId14" w:history="1">
         <w:r>
           <w:rPr>
             <w:rFonts w:ascii="Arial" w:eastAsia="Times New Roman" w:hAnsi="Arial" w:cs="Arial"/>
@@ -5303,7 +6197,7 @@
         </w:rPr>
         <w:t xml:space="preserve"> [Software].</w:t>
       </w:r>
-      <w:hyperlink r:id="rId13" w:history="1">
+      <w:hyperlink r:id="rId15" w:history="1">
         <w:r>
           <w:rPr>
             <w:rFonts w:ascii="Arial" w:eastAsia="Times New Roman" w:hAnsi="Arial" w:cs="Arial"/>
@@ -5549,7 +6443,7 @@
         </w:rPr>
         <w:t>.</w:t>
       </w:r>
-      <w:hyperlink r:id="rId14" w:history="1">
+      <w:hyperlink r:id="rId16" w:history="1">
         <w:r>
           <w:rPr>
             <w:rFonts w:ascii="Arial" w:eastAsia="Times New Roman" w:hAnsi="Arial" w:cs="Arial"/>
@@ -5727,7 +6621,7 @@
         </w:rPr>
         <w:t xml:space="preserve"> [Software].</w:t>
       </w:r>
-      <w:hyperlink r:id="rId15" w:history="1">
+      <w:hyperlink r:id="rId17" w:history="1">
         <w:r>
           <w:rPr>
             <w:rFonts w:ascii="Arial" w:eastAsia="Times New Roman" w:hAnsi="Arial" w:cs="Arial"/>
@@ -9495,37 +10389,7 @@
         <w:jc w:val="both"/>
       </w:pPr>
       <w:r>
-        <w:t>Por otro lado, los instrumentos de recolección representan los medios materiales que apoyan</w:t>
-      </w:r>
-      <w:r>
-        <w:t xml:space="preserve"> </w:t>
-      </w:r>
-      <w:r>
-        <w:t>las técnicas de recolección de datos, permitiendo recolectar y almacenar la información</w:t>
-      </w:r>
-      <w:r>
-        <w:t xml:space="preserve"> </w:t>
-      </w:r>
-      <w:r>
-        <w:t>obtenida,</w:t>
-      </w:r>
-      <w:r>
-        <w:t xml:space="preserve"> </w:t>
-      </w:r>
-      <w:r>
-        <w:t>esto según lo expuesto por Arias (2016) “Los instrumentos son los medios materiales que se</w:t>
-      </w:r>
-      <w:r>
-        <w:t xml:space="preserve"> </w:t>
-      </w:r>
-      <w:r>
-        <w:t>emplean para recoger y almacenar la información. Ejemplo: fichas, formatos de cuestionario, guía</w:t>
-      </w:r>
-      <w:r>
-        <w:t xml:space="preserve"> </w:t>
-      </w:r>
-      <w:r>
-        <w:t xml:space="preserve">de entrevista, lista de cotejo, escalas de actitudes </w:t>
+        <w:t xml:space="preserve">Por otro lado, los instrumentos de recolección representan los medios materiales que apoyan las técnicas de recolección de datos, permitiendo recolectar y almacenar la información obtenida, esto según lo expuesto por Arias (2016) “Los instrumentos son los medios materiales que se emplean para recoger y almacenar la información. Ejemplo: fichas, formatos de cuestionario, guía de entrevista, lista de cotejo, escalas de actitudes </w:t>
       </w:r>
       <w:proofErr w:type="spellStart"/>
       <w:r>
@@ -9533,13 +10397,7 @@
       </w:r>
       <w:proofErr w:type="spellEnd"/>
       <w:r>
-        <w:t xml:space="preserve"> opinión, grabador, cámara fotográfica o de</w:t>
-      </w:r>
-      <w:r>
-        <w:t xml:space="preserve"> </w:t>
-      </w:r>
-      <w:r>
-        <w:t xml:space="preserve">video, </w:t>
+        <w:t xml:space="preserve"> opinión, grabador, cámara fotográfica o de video, </w:t>
       </w:r>
       <w:proofErr w:type="spellStart"/>
       <w:r>
@@ -9547,13 +10405,7 @@
       </w:r>
       <w:proofErr w:type="spellEnd"/>
       <w:r>
-        <w:t>”. (p111).</w:t>
-      </w:r>
-      <w:r>
-        <w:t xml:space="preserve"> </w:t>
-      </w:r>
-      <w:r>
-        <w:t xml:space="preserve">En este sentido, el instrumento de recolección de datos que se utilizará será </w:t>
+        <w:t xml:space="preserve">”. (p111). En este sentido, el instrumento de recolección de datos que se utilizará será </w:t>
       </w:r>
       <w:r>
         <w:rPr>
@@ -9821,6 +10673,1299 @@
       <w:r>
         <w:t>RUP incentiva un desarrollo técnico ordenado, haciendo énfasis en la reutilización de código, el diseño basado en objetos y la generación de documentación constante, elementos que aseguran el éxito y la futura escalabilidad del sistema.</w:t>
       </w:r>
+    </w:p>
+    <w:p>
+      <w:pPr>
+        <w:ind w:firstLine="708"/>
+        <w:jc w:val="both"/>
+      </w:pPr>
+    </w:p>
+    <w:p>
+      <w:pPr>
+        <w:pStyle w:val="NormalWeb"/>
+      </w:pPr>
+      <w:r>
+        <w:lastRenderedPageBreak/>
+        <w:t xml:space="preserve">Perfecto, dejaste </w:t>
+      </w:r>
+      <w:r>
+        <w:rPr>
+          <w:rStyle w:val="Textoennegrita"/>
+        </w:rPr>
+        <w:t>muy bien definido el sistema de variables</w:t>
+      </w:r>
+      <w:r>
+        <w:t xml:space="preserve">, así que con base estricta en el </w:t>
+      </w:r>
+      <w:r>
+        <w:rPr>
+          <w:rStyle w:val="Textoennegrita"/>
+        </w:rPr>
+        <w:t>Cuadro de Operacionalización</w:t>
+      </w:r>
+      <w:r>
+        <w:t xml:space="preserve"> que presentas, a </w:t>
+      </w:r>
+      <w:proofErr w:type="gramStart"/>
+      <w:r>
+        <w:t>continuación</w:t>
+      </w:r>
+      <w:proofErr w:type="gramEnd"/>
+      <w:r>
+        <w:t xml:space="preserve"> te elaboro un </w:t>
+      </w:r>
+      <w:r>
+        <w:rPr>
+          <w:rStyle w:val="Textoennegrita"/>
+        </w:rPr>
+        <w:t>cuestionario estructurado</w:t>
+      </w:r>
+      <w:r>
+        <w:t xml:space="preserve">, coherente con una </w:t>
+      </w:r>
+      <w:r>
+        <w:rPr>
+          <w:rStyle w:val="Textoennegrita"/>
+        </w:rPr>
+        <w:t>investigación cuantitativa, descriptiva y de campo</w:t>
+      </w:r>
+      <w:r>
+        <w:t xml:space="preserve">, listo para incluir en el </w:t>
+      </w:r>
+      <w:r>
+        <w:rPr>
+          <w:rStyle w:val="Textoennegrita"/>
+        </w:rPr>
+        <w:t>Capítulo III</w:t>
+      </w:r>
+      <w:r>
+        <w:t>.</w:t>
+      </w:r>
+    </w:p>
+    <w:p>
+      <w:r>
+        <w:pict w14:anchorId="5962A8E0">
+          <v:rect id="_x0000_i1117" style="width:0;height:1.5pt" o:hralign="center" o:hrstd="t" o:hr="t" fillcolor="#a0a0a0" stroked="f"/>
+        </w:pict>
+      </w:r>
+    </w:p>
+    <w:p>
+      <w:pPr>
+        <w:pStyle w:val="Ttulo2"/>
+      </w:pPr>
+      <w:r>
+        <w:t>Cuestionario Estructurado</w:t>
+      </w:r>
+    </w:p>
+    <w:p>
+      <w:pPr>
+        <w:pStyle w:val="NormalWeb"/>
+      </w:pPr>
+      <w:r>
+        <w:rPr>
+          <w:rStyle w:val="Textoennegrita"/>
+        </w:rPr>
+        <w:t>Título:</w:t>
+      </w:r>
+      <w:r>
+        <w:t xml:space="preserve"> Cuestionario para el Diagnóstico del Proceso de Gestión de Pasantías</w:t>
+      </w:r>
+      <w:r>
+        <w:br/>
+      </w:r>
+      <w:r>
+        <w:rPr>
+          <w:rStyle w:val="Textoennegrita"/>
+        </w:rPr>
+        <w:t>Dirigido a:</w:t>
+      </w:r>
+      <w:r>
+        <w:t xml:space="preserve"> Personal del Departamento de Prácticas Profesionales / Tutores / Personal administrativo</w:t>
+      </w:r>
+      <w:r>
+        <w:br/>
+      </w:r>
+      <w:r>
+        <w:rPr>
+          <w:rStyle w:val="Textoennegrita"/>
+        </w:rPr>
+        <w:t>Objetivo:</w:t>
+      </w:r>
+      <w:r>
+        <w:t xml:space="preserve"> Recopilar información sobre la situación actual del sistema y la gestión de pasantías en el Instituto Universitario Politécnico “Santiago Mariño”, Extensión Barinas.</w:t>
+      </w:r>
+    </w:p>
+    <w:p>
+      <w:pPr>
+        <w:pStyle w:val="Ttulo3"/>
+      </w:pPr>
+      <w:r>
+        <w:t>Instrucciones</w:t>
+      </w:r>
+    </w:p>
+    <w:p>
+      <w:pPr>
+        <w:pStyle w:val="NormalWeb"/>
+      </w:pPr>
+      <w:r>
+        <w:t>Lea cuidadosamente cada afirmación y marque con una (X) la opción que mejor represente su opinión.</w:t>
+      </w:r>
+    </w:p>
+    <w:p>
+      <w:pPr>
+        <w:pStyle w:val="NormalWeb"/>
+      </w:pPr>
+      <w:r>
+        <w:rPr>
+          <w:rStyle w:val="Textoennegrita"/>
+        </w:rPr>
+        <w:t>Escala de respuesta (Likert):</w:t>
+      </w:r>
+    </w:p>
+    <w:tbl>
+      <w:tblPr>
+        <w:tblW w:w="0" w:type="auto"/>
+        <w:tblCellSpacing w:w="15" w:type="dxa"/>
+        <w:tblCellMar>
+          <w:top w:w="15" w:type="dxa"/>
+          <w:left w:w="15" w:type="dxa"/>
+          <w:bottom w:w="15" w:type="dxa"/>
+          <w:right w:w="15" w:type="dxa"/>
+        </w:tblCellMar>
+        <w:tblLook w:val="04A0" w:firstRow="1" w:lastRow="0" w:firstColumn="1" w:lastColumn="0" w:noHBand="0" w:noVBand="1"/>
+      </w:tblPr>
+      <w:tblGrid>
+        <w:gridCol w:w="565"/>
+        <w:gridCol w:w="1327"/>
+      </w:tblGrid>
+      <w:tr>
+        <w:trPr>
+          <w:tblHeader/>
+          <w:tblCellSpacing w:w="15" w:type="dxa"/>
+        </w:trPr>
+        <w:tc>
+          <w:tcPr>
+            <w:tcW w:w="0" w:type="auto"/>
+            <w:vAlign w:val="center"/>
+            <w:hideMark/>
+          </w:tcPr>
+          <w:p>
+            <w:pPr>
+              <w:jc w:val="center"/>
+              <w:rPr>
+                <w:b/>
+                <w:bCs/>
+              </w:rPr>
+            </w:pPr>
+            <w:r>
+              <w:rPr>
+                <w:b/>
+                <w:bCs/>
+              </w:rPr>
+              <w:t>Valor</w:t>
+            </w:r>
+          </w:p>
+        </w:tc>
+        <w:tc>
+          <w:tcPr>
+            <w:tcW w:w="0" w:type="auto"/>
+            <w:vAlign w:val="center"/>
+            <w:hideMark/>
+          </w:tcPr>
+          <w:p>
+            <w:pPr>
+              <w:jc w:val="center"/>
+              <w:rPr>
+                <w:b/>
+                <w:bCs/>
+              </w:rPr>
+            </w:pPr>
+            <w:r>
+              <w:rPr>
+                <w:b/>
+                <w:bCs/>
+              </w:rPr>
+              <w:t>Alternativa</w:t>
+            </w:r>
+          </w:p>
+        </w:tc>
+      </w:tr>
+      <w:tr>
+        <w:trPr>
+          <w:tblCellSpacing w:w="15" w:type="dxa"/>
+        </w:trPr>
+        <w:tc>
+          <w:tcPr>
+            <w:tcW w:w="0" w:type="auto"/>
+            <w:vAlign w:val="center"/>
+            <w:hideMark/>
+          </w:tcPr>
+          <w:p>
+            <w:r>
+              <w:t>5</w:t>
+            </w:r>
+          </w:p>
+        </w:tc>
+        <w:tc>
+          <w:tcPr>
+            <w:tcW w:w="0" w:type="auto"/>
+            <w:vAlign w:val="center"/>
+            <w:hideMark/>
+          </w:tcPr>
+          <w:p>
+            <w:r>
+              <w:t>Siempre</w:t>
+            </w:r>
+          </w:p>
+        </w:tc>
+      </w:tr>
+      <w:tr>
+        <w:trPr>
+          <w:tblCellSpacing w:w="15" w:type="dxa"/>
+        </w:trPr>
+        <w:tc>
+          <w:tcPr>
+            <w:tcW w:w="0" w:type="auto"/>
+            <w:vAlign w:val="center"/>
+            <w:hideMark/>
+          </w:tcPr>
+          <w:p>
+            <w:r>
+              <w:t>4</w:t>
+            </w:r>
+          </w:p>
+        </w:tc>
+        <w:tc>
+          <w:tcPr>
+            <w:tcW w:w="0" w:type="auto"/>
+            <w:vAlign w:val="center"/>
+            <w:hideMark/>
+          </w:tcPr>
+          <w:p>
+            <w:r>
+              <w:t>Casi siempre</w:t>
+            </w:r>
+          </w:p>
+        </w:tc>
+      </w:tr>
+      <w:tr>
+        <w:trPr>
+          <w:tblCellSpacing w:w="15" w:type="dxa"/>
+        </w:trPr>
+        <w:tc>
+          <w:tcPr>
+            <w:tcW w:w="0" w:type="auto"/>
+            <w:vAlign w:val="center"/>
+            <w:hideMark/>
+          </w:tcPr>
+          <w:p>
+            <w:r>
+              <w:t>3</w:t>
+            </w:r>
+          </w:p>
+        </w:tc>
+        <w:tc>
+          <w:tcPr>
+            <w:tcW w:w="0" w:type="auto"/>
+            <w:vAlign w:val="center"/>
+            <w:hideMark/>
+          </w:tcPr>
+          <w:p>
+            <w:r>
+              <w:t>Algunas veces</w:t>
+            </w:r>
+          </w:p>
+        </w:tc>
+      </w:tr>
+      <w:tr>
+        <w:trPr>
+          <w:tblCellSpacing w:w="15" w:type="dxa"/>
+        </w:trPr>
+        <w:tc>
+          <w:tcPr>
+            <w:tcW w:w="0" w:type="auto"/>
+            <w:vAlign w:val="center"/>
+            <w:hideMark/>
+          </w:tcPr>
+          <w:p>
+            <w:r>
+              <w:t>2</w:t>
+            </w:r>
+          </w:p>
+        </w:tc>
+        <w:tc>
+          <w:tcPr>
+            <w:tcW w:w="0" w:type="auto"/>
+            <w:vAlign w:val="center"/>
+            <w:hideMark/>
+          </w:tcPr>
+          <w:p>
+            <w:r>
+              <w:t>Casi nunca</w:t>
+            </w:r>
+          </w:p>
+        </w:tc>
+      </w:tr>
+      <w:tr>
+        <w:trPr>
+          <w:tblCellSpacing w:w="15" w:type="dxa"/>
+        </w:trPr>
+        <w:tc>
+          <w:tcPr>
+            <w:tcW w:w="0" w:type="auto"/>
+            <w:vAlign w:val="center"/>
+            <w:hideMark/>
+          </w:tcPr>
+          <w:p>
+            <w:r>
+              <w:t>1</w:t>
+            </w:r>
+          </w:p>
+        </w:tc>
+        <w:tc>
+          <w:tcPr>
+            <w:tcW w:w="0" w:type="auto"/>
+            <w:vAlign w:val="center"/>
+            <w:hideMark/>
+          </w:tcPr>
+          <w:p>
+            <w:r>
+              <w:t>Nunca</w:t>
+            </w:r>
+          </w:p>
+        </w:tc>
+      </w:tr>
+    </w:tbl>
+    <w:p>
+      <w:r>
+        <w:pict w14:anchorId="38F57C95">
+          <v:rect id="_x0000_i1118" style="width:0;height:1.5pt" o:hralign="center" o:hrstd="t" o:hr="t" fillcolor="#a0a0a0" stroked="f"/>
+        </w:pict>
+      </w:r>
+    </w:p>
+    <w:p>
+      <w:pPr>
+        <w:pStyle w:val="Ttulo2"/>
+      </w:pPr>
+      <w:r>
+        <w:t>Variable: Sistema</w:t>
+      </w:r>
+    </w:p>
+    <w:p>
+      <w:pPr>
+        <w:pStyle w:val="Ttulo3"/>
+      </w:pPr>
+      <w:r>
+        <w:t>Dimensión: Funcionalidad</w:t>
+      </w:r>
+    </w:p>
+    <w:p>
+      <w:pPr>
+        <w:pStyle w:val="NormalWeb"/>
+      </w:pPr>
+      <w:r>
+        <w:rPr>
+          <w:rStyle w:val="Textoennegrita"/>
+        </w:rPr>
+        <w:t>Indicador: Gestión de Roles</w:t>
+      </w:r>
+    </w:p>
+    <w:p>
+      <w:pPr>
+        <w:pStyle w:val="NormalWeb"/>
+      </w:pPr>
+      <w:r>
+        <w:rPr>
+          <w:rStyle w:val="Textoennegrita"/>
+        </w:rPr>
+        <w:t>Ítem 1.</w:t>
+      </w:r>
+      <w:r>
+        <w:br/>
+        <w:t>El proceso actual de gestión de pasantías permite diferenciar claramente los roles de estudiantes, tutores académicos y tutores empresariales.</w:t>
+      </w:r>
+    </w:p>
+    <w:p>
+      <w:pPr>
+        <w:pStyle w:val="NormalWeb"/>
+      </w:pPr>
+      <w:r>
+        <w:rPr>
+          <w:rFonts w:ascii="Segoe UI Symbol" w:hAnsi="Segoe UI Symbol" w:cs="Segoe UI Symbol"/>
+        </w:rPr>
+        <w:t>☐</w:t>
+      </w:r>
+      <w:r>
+        <w:t xml:space="preserve">5 </w:t>
+      </w:r>
+      <w:r>
+        <w:rPr>
+          <w:rFonts w:ascii="Segoe UI Symbol" w:hAnsi="Segoe UI Symbol" w:cs="Segoe UI Symbol"/>
+        </w:rPr>
+        <w:t>☐</w:t>
+      </w:r>
+      <w:r>
+        <w:t xml:space="preserve">4 </w:t>
+      </w:r>
+      <w:r>
+        <w:rPr>
+          <w:rFonts w:ascii="Segoe UI Symbol" w:hAnsi="Segoe UI Symbol" w:cs="Segoe UI Symbol"/>
+        </w:rPr>
+        <w:t>☐</w:t>
+      </w:r>
+      <w:r>
+        <w:t xml:space="preserve">3 </w:t>
+      </w:r>
+      <w:r>
+        <w:rPr>
+          <w:rFonts w:ascii="Segoe UI Symbol" w:hAnsi="Segoe UI Symbol" w:cs="Segoe UI Symbol"/>
+        </w:rPr>
+        <w:t>☐</w:t>
+      </w:r>
+      <w:r>
+        <w:t xml:space="preserve">2 </w:t>
+      </w:r>
+      <w:r>
+        <w:rPr>
+          <w:rFonts w:ascii="Segoe UI Symbol" w:hAnsi="Segoe UI Symbol" w:cs="Segoe UI Symbol"/>
+        </w:rPr>
+        <w:t>☐</w:t>
+      </w:r>
+      <w:r>
+        <w:t>1</w:t>
+      </w:r>
+    </w:p>
+    <w:p>
+      <w:r>
+        <w:lastRenderedPageBreak/>
+        <w:pict w14:anchorId="3CB9267D">
+          <v:rect id="_x0000_i1119" style="width:0;height:1.5pt" o:hralign="center" o:hrstd="t" o:hr="t" fillcolor="#a0a0a0" stroked="f"/>
+        </w:pict>
+      </w:r>
+    </w:p>
+    <w:p>
+      <w:pPr>
+        <w:pStyle w:val="NormalWeb"/>
+      </w:pPr>
+      <w:r>
+        <w:rPr>
+          <w:rStyle w:val="Textoennegrita"/>
+        </w:rPr>
+        <w:t>Indicador: Manejo de Datos</w:t>
+      </w:r>
+    </w:p>
+    <w:p>
+      <w:pPr>
+        <w:pStyle w:val="NormalWeb"/>
+      </w:pPr>
+      <w:r>
+        <w:rPr>
+          <w:rStyle w:val="Textoennegrita"/>
+        </w:rPr>
+        <w:t>Ítem 2.</w:t>
+      </w:r>
+      <w:r>
+        <w:br/>
+        <w:t>La información relacionada con las pasantías se almacena de forma organizada y es fácil de consultar cuando se requiere.</w:t>
+      </w:r>
+    </w:p>
+    <w:p>
+      <w:pPr>
+        <w:pStyle w:val="NormalWeb"/>
+      </w:pPr>
+      <w:r>
+        <w:rPr>
+          <w:rFonts w:ascii="Segoe UI Symbol" w:hAnsi="Segoe UI Symbol" w:cs="Segoe UI Symbol"/>
+        </w:rPr>
+        <w:t>☐</w:t>
+      </w:r>
+      <w:r>
+        <w:t xml:space="preserve">5 </w:t>
+      </w:r>
+      <w:r>
+        <w:rPr>
+          <w:rFonts w:ascii="Segoe UI Symbol" w:hAnsi="Segoe UI Symbol" w:cs="Segoe UI Symbol"/>
+        </w:rPr>
+        <w:t>☐</w:t>
+      </w:r>
+      <w:r>
+        <w:t xml:space="preserve">4 </w:t>
+      </w:r>
+      <w:r>
+        <w:rPr>
+          <w:rFonts w:ascii="Segoe UI Symbol" w:hAnsi="Segoe UI Symbol" w:cs="Segoe UI Symbol"/>
+        </w:rPr>
+        <w:t>☐</w:t>
+      </w:r>
+      <w:r>
+        <w:t xml:space="preserve">3 </w:t>
+      </w:r>
+      <w:r>
+        <w:rPr>
+          <w:rFonts w:ascii="Segoe UI Symbol" w:hAnsi="Segoe UI Symbol" w:cs="Segoe UI Symbol"/>
+        </w:rPr>
+        <w:t>☐</w:t>
+      </w:r>
+      <w:r>
+        <w:t xml:space="preserve">2 </w:t>
+      </w:r>
+      <w:r>
+        <w:rPr>
+          <w:rFonts w:ascii="Segoe UI Symbol" w:hAnsi="Segoe UI Symbol" w:cs="Segoe UI Symbol"/>
+        </w:rPr>
+        <w:t>☐</w:t>
+      </w:r>
+      <w:r>
+        <w:t>1</w:t>
+      </w:r>
+    </w:p>
+    <w:p>
+      <w:r>
+        <w:pict w14:anchorId="26065264">
+          <v:rect id="_x0000_i1120" style="width:0;height:1.5pt" o:hralign="center" o:hrstd="t" o:hr="t" fillcolor="#a0a0a0" stroked="f"/>
+        </w:pict>
+      </w:r>
+    </w:p>
+    <w:p>
+      <w:pPr>
+        <w:pStyle w:val="NormalWeb"/>
+      </w:pPr>
+      <w:r>
+        <w:rPr>
+          <w:rStyle w:val="Textoennegrita"/>
+        </w:rPr>
+        <w:t>Indicador: Automatización de Tareas</w:t>
+      </w:r>
+    </w:p>
+    <w:p>
+      <w:pPr>
+        <w:pStyle w:val="NormalWeb"/>
+      </w:pPr>
+      <w:r>
+        <w:rPr>
+          <w:rStyle w:val="Textoennegrita"/>
+        </w:rPr>
+        <w:t>Ítem 3.</w:t>
+      </w:r>
+      <w:r>
+        <w:br/>
+        <w:t>Las actividades administrativas del proceso de pasantías se realizan de manera automatizada, reduciendo el trabajo manual.</w:t>
+      </w:r>
+    </w:p>
+    <w:p>
+      <w:pPr>
+        <w:pStyle w:val="NormalWeb"/>
+      </w:pPr>
+      <w:r>
+        <w:rPr>
+          <w:rFonts w:ascii="Segoe UI Symbol" w:hAnsi="Segoe UI Symbol" w:cs="Segoe UI Symbol"/>
+        </w:rPr>
+        <w:t>☐</w:t>
+      </w:r>
+      <w:r>
+        <w:t xml:space="preserve">5 </w:t>
+      </w:r>
+      <w:r>
+        <w:rPr>
+          <w:rFonts w:ascii="Segoe UI Symbol" w:hAnsi="Segoe UI Symbol" w:cs="Segoe UI Symbol"/>
+        </w:rPr>
+        <w:t>☐</w:t>
+      </w:r>
+      <w:r>
+        <w:t xml:space="preserve">4 </w:t>
+      </w:r>
+      <w:r>
+        <w:rPr>
+          <w:rFonts w:ascii="Segoe UI Symbol" w:hAnsi="Segoe UI Symbol" w:cs="Segoe UI Symbol"/>
+        </w:rPr>
+        <w:t>☐</w:t>
+      </w:r>
+      <w:r>
+        <w:t xml:space="preserve">3 </w:t>
+      </w:r>
+      <w:r>
+        <w:rPr>
+          <w:rFonts w:ascii="Segoe UI Symbol" w:hAnsi="Segoe UI Symbol" w:cs="Segoe UI Symbol"/>
+        </w:rPr>
+        <w:t>☐</w:t>
+      </w:r>
+      <w:r>
+        <w:t xml:space="preserve">2 </w:t>
+      </w:r>
+      <w:r>
+        <w:rPr>
+          <w:rFonts w:ascii="Segoe UI Symbol" w:hAnsi="Segoe UI Symbol" w:cs="Segoe UI Symbol"/>
+        </w:rPr>
+        <w:t>☐</w:t>
+      </w:r>
+      <w:r>
+        <w:t>1</w:t>
+      </w:r>
+    </w:p>
+    <w:p>
+      <w:r>
+        <w:pict w14:anchorId="5B939D05">
+          <v:rect id="_x0000_i1121" style="width:0;height:1.5pt" o:hralign="center" o:hrstd="t" o:hr="t" fillcolor="#a0a0a0" stroked="f"/>
+        </w:pict>
+      </w:r>
+    </w:p>
+    <w:p>
+      <w:pPr>
+        <w:pStyle w:val="Ttulo3"/>
+      </w:pPr>
+      <w:r>
+        <w:t>Dimensión: Usabilidad</w:t>
+      </w:r>
+    </w:p>
+    <w:p>
+      <w:pPr>
+        <w:pStyle w:val="NormalWeb"/>
+      </w:pPr>
+      <w:r>
+        <w:rPr>
+          <w:rStyle w:val="Textoennegrita"/>
+        </w:rPr>
+        <w:t>Indicador: Facilidad de Uso</w:t>
+      </w:r>
+    </w:p>
+    <w:p>
+      <w:pPr>
+        <w:pStyle w:val="NormalWeb"/>
+      </w:pPr>
+      <w:r>
+        <w:rPr>
+          <w:rStyle w:val="Textoennegrita"/>
+        </w:rPr>
+        <w:t>Ítem 4.</w:t>
+      </w:r>
+      <w:r>
+        <w:br/>
+        <w:t>Los procedimientos actuales para gestionar las pasantías son sencillos y fáciles de ejecutar.</w:t>
+      </w:r>
+    </w:p>
+    <w:p>
+      <w:pPr>
+        <w:pStyle w:val="NormalWeb"/>
+      </w:pPr>
+      <w:r>
+        <w:rPr>
+          <w:rFonts w:ascii="Segoe UI Symbol" w:hAnsi="Segoe UI Symbol" w:cs="Segoe UI Symbol"/>
+        </w:rPr>
+        <w:t>☐</w:t>
+      </w:r>
+      <w:r>
+        <w:t xml:space="preserve">5 </w:t>
+      </w:r>
+      <w:r>
+        <w:rPr>
+          <w:rFonts w:ascii="Segoe UI Symbol" w:hAnsi="Segoe UI Symbol" w:cs="Segoe UI Symbol"/>
+        </w:rPr>
+        <w:t>☐</w:t>
+      </w:r>
+      <w:r>
+        <w:t xml:space="preserve">4 </w:t>
+      </w:r>
+      <w:r>
+        <w:rPr>
+          <w:rFonts w:ascii="Segoe UI Symbol" w:hAnsi="Segoe UI Symbol" w:cs="Segoe UI Symbol"/>
+        </w:rPr>
+        <w:t>☐</w:t>
+      </w:r>
+      <w:r>
+        <w:t xml:space="preserve">3 </w:t>
+      </w:r>
+      <w:r>
+        <w:rPr>
+          <w:rFonts w:ascii="Segoe UI Symbol" w:hAnsi="Segoe UI Symbol" w:cs="Segoe UI Symbol"/>
+        </w:rPr>
+        <w:t>☐</w:t>
+      </w:r>
+      <w:r>
+        <w:t xml:space="preserve">2 </w:t>
+      </w:r>
+      <w:r>
+        <w:rPr>
+          <w:rFonts w:ascii="Segoe UI Symbol" w:hAnsi="Segoe UI Symbol" w:cs="Segoe UI Symbol"/>
+        </w:rPr>
+        <w:t>☐</w:t>
+      </w:r>
+      <w:r>
+        <w:t>1</w:t>
+      </w:r>
+    </w:p>
+    <w:p>
+      <w:r>
+        <w:pict w14:anchorId="48FBA8B9">
+          <v:rect id="_x0000_i1122" style="width:0;height:1.5pt" o:hralign="center" o:hrstd="t" o:hr="t" fillcolor="#a0a0a0" stroked="f"/>
+        </w:pict>
+      </w:r>
+    </w:p>
+    <w:p>
+      <w:pPr>
+        <w:pStyle w:val="NormalWeb"/>
+      </w:pPr>
+      <w:r>
+        <w:rPr>
+          <w:rStyle w:val="Textoennegrita"/>
+        </w:rPr>
+        <w:t>Indicador: Interfaz Amigable</w:t>
+      </w:r>
+    </w:p>
+    <w:p>
+      <w:pPr>
+        <w:pStyle w:val="NormalWeb"/>
+      </w:pPr>
+      <w:r>
+        <w:rPr>
+          <w:rStyle w:val="Textoennegrita"/>
+        </w:rPr>
+        <w:t>Ítem 5.</w:t>
+      </w:r>
+      <w:r>
+        <w:br/>
+        <w:t>Las herramientas utilizadas actualmente para la gestión de pasantías resultan claras y comprensibles para los usuarios.</w:t>
+      </w:r>
+    </w:p>
+    <w:p>
+      <w:pPr>
+        <w:pStyle w:val="NormalWeb"/>
+      </w:pPr>
+      <w:r>
+        <w:rPr>
+          <w:rFonts w:ascii="Segoe UI Symbol" w:hAnsi="Segoe UI Symbol" w:cs="Segoe UI Symbol"/>
+        </w:rPr>
+        <w:t>☐</w:t>
+      </w:r>
+      <w:r>
+        <w:t xml:space="preserve">5 </w:t>
+      </w:r>
+      <w:r>
+        <w:rPr>
+          <w:rFonts w:ascii="Segoe UI Symbol" w:hAnsi="Segoe UI Symbol" w:cs="Segoe UI Symbol"/>
+        </w:rPr>
+        <w:t>☐</w:t>
+      </w:r>
+      <w:r>
+        <w:t xml:space="preserve">4 </w:t>
+      </w:r>
+      <w:r>
+        <w:rPr>
+          <w:rFonts w:ascii="Segoe UI Symbol" w:hAnsi="Segoe UI Symbol" w:cs="Segoe UI Symbol"/>
+        </w:rPr>
+        <w:t>☐</w:t>
+      </w:r>
+      <w:r>
+        <w:t xml:space="preserve">3 </w:t>
+      </w:r>
+      <w:r>
+        <w:rPr>
+          <w:rFonts w:ascii="Segoe UI Symbol" w:hAnsi="Segoe UI Symbol" w:cs="Segoe UI Symbol"/>
+        </w:rPr>
+        <w:t>☐</w:t>
+      </w:r>
+      <w:r>
+        <w:t xml:space="preserve">2 </w:t>
+      </w:r>
+      <w:r>
+        <w:rPr>
+          <w:rFonts w:ascii="Segoe UI Symbol" w:hAnsi="Segoe UI Symbol" w:cs="Segoe UI Symbol"/>
+        </w:rPr>
+        <w:t>☐</w:t>
+      </w:r>
+      <w:r>
+        <w:t>1</w:t>
+      </w:r>
+    </w:p>
+    <w:p>
+      <w:r>
+        <w:pict w14:anchorId="7984AE39">
+          <v:rect id="_x0000_i1123" style="width:0;height:1.5pt" o:hralign="center" o:hrstd="t" o:hr="t" fillcolor="#a0a0a0" stroked="f"/>
+        </w:pict>
+      </w:r>
+    </w:p>
+    <w:p>
+      <w:pPr>
+        <w:pStyle w:val="Ttulo3"/>
+      </w:pPr>
+      <w:r>
+        <w:t>Dimensión: Seguridad</w:t>
+      </w:r>
+    </w:p>
+    <w:p>
+      <w:pPr>
+        <w:pStyle w:val="NormalWeb"/>
+      </w:pPr>
+      <w:r>
+        <w:rPr>
+          <w:rStyle w:val="Textoennegrita"/>
+        </w:rPr>
+        <w:t>Indicador: Respaldo de Información</w:t>
+      </w:r>
+    </w:p>
+    <w:p>
+      <w:pPr>
+        <w:pStyle w:val="NormalWeb"/>
+      </w:pPr>
+      <w:r>
+        <w:rPr>
+          <w:rStyle w:val="Textoennegrita"/>
+        </w:rPr>
+        <w:lastRenderedPageBreak/>
+        <w:t>Ítem 6.</w:t>
+      </w:r>
+      <w:r>
+        <w:br/>
+        <w:t>Existe un mecanismo confiable para el resguardo y recuperación de la información relacionada con las pasantías.</w:t>
+      </w:r>
+    </w:p>
+    <w:p>
+      <w:pPr>
+        <w:pStyle w:val="NormalWeb"/>
+      </w:pPr>
+      <w:r>
+        <w:rPr>
+          <w:rFonts w:ascii="Segoe UI Symbol" w:hAnsi="Segoe UI Symbol" w:cs="Segoe UI Symbol"/>
+        </w:rPr>
+        <w:t>☐</w:t>
+      </w:r>
+      <w:r>
+        <w:t xml:space="preserve">5 </w:t>
+      </w:r>
+      <w:r>
+        <w:rPr>
+          <w:rFonts w:ascii="Segoe UI Symbol" w:hAnsi="Segoe UI Symbol" w:cs="Segoe UI Symbol"/>
+        </w:rPr>
+        <w:t>☐</w:t>
+      </w:r>
+      <w:r>
+        <w:t xml:space="preserve">4 </w:t>
+      </w:r>
+      <w:r>
+        <w:rPr>
+          <w:rFonts w:ascii="Segoe UI Symbol" w:hAnsi="Segoe UI Symbol" w:cs="Segoe UI Symbol"/>
+        </w:rPr>
+        <w:t>☐</w:t>
+      </w:r>
+      <w:r>
+        <w:t xml:space="preserve">3 </w:t>
+      </w:r>
+      <w:r>
+        <w:rPr>
+          <w:rFonts w:ascii="Segoe UI Symbol" w:hAnsi="Segoe UI Symbol" w:cs="Segoe UI Symbol"/>
+        </w:rPr>
+        <w:t>☐</w:t>
+      </w:r>
+      <w:r>
+        <w:t xml:space="preserve">2 </w:t>
+      </w:r>
+      <w:r>
+        <w:rPr>
+          <w:rFonts w:ascii="Segoe UI Symbol" w:hAnsi="Segoe UI Symbol" w:cs="Segoe UI Symbol"/>
+        </w:rPr>
+        <w:t>☐</w:t>
+      </w:r>
+      <w:r>
+        <w:t>1</w:t>
+      </w:r>
+    </w:p>
+    <w:p>
+      <w:r>
+        <w:pict w14:anchorId="721CCBEC">
+          <v:rect id="_x0000_i1124" style="width:0;height:1.5pt" o:hralign="center" o:hrstd="t" o:hr="t" fillcolor="#a0a0a0" stroked="f"/>
+        </w:pict>
+      </w:r>
+    </w:p>
+    <w:p>
+      <w:pPr>
+        <w:pStyle w:val="Ttulo2"/>
+      </w:pPr>
+      <w:r>
+        <w:t>Variable: Gestión de Pasantías</w:t>
+      </w:r>
+    </w:p>
+    <w:p>
+      <w:pPr>
+        <w:pStyle w:val="Ttulo3"/>
+      </w:pPr>
+      <w:r>
+        <w:t>Dimensión: Registro</w:t>
+      </w:r>
+    </w:p>
+    <w:p>
+      <w:pPr>
+        <w:pStyle w:val="NormalWeb"/>
+      </w:pPr>
+      <w:r>
+        <w:rPr>
+          <w:rStyle w:val="Textoennegrita"/>
+        </w:rPr>
+        <w:t>Indicador: Recepción de Documentos</w:t>
+      </w:r>
+    </w:p>
+    <w:p>
+      <w:pPr>
+        <w:pStyle w:val="NormalWeb"/>
+      </w:pPr>
+      <w:r>
+        <w:rPr>
+          <w:rStyle w:val="Textoennegrita"/>
+        </w:rPr>
+        <w:t>Ítem 7.</w:t>
+      </w:r>
+      <w:r>
+        <w:br/>
+        <w:t>El proceso de recepción y control de documentos de los pasantes se realiza de manera eficiente.</w:t>
+      </w:r>
+    </w:p>
+    <w:p>
+      <w:pPr>
+        <w:pStyle w:val="NormalWeb"/>
+      </w:pPr>
+      <w:r>
+        <w:rPr>
+          <w:rFonts w:ascii="Segoe UI Symbol" w:hAnsi="Segoe UI Symbol" w:cs="Segoe UI Symbol"/>
+        </w:rPr>
+        <w:t>☐</w:t>
+      </w:r>
+      <w:r>
+        <w:t xml:space="preserve">5 </w:t>
+      </w:r>
+      <w:r>
+        <w:rPr>
+          <w:rFonts w:ascii="Segoe UI Symbol" w:hAnsi="Segoe UI Symbol" w:cs="Segoe UI Symbol"/>
+        </w:rPr>
+        <w:t>☐</w:t>
+      </w:r>
+      <w:r>
+        <w:t xml:space="preserve">4 </w:t>
+      </w:r>
+      <w:r>
+        <w:rPr>
+          <w:rFonts w:ascii="Segoe UI Symbol" w:hAnsi="Segoe UI Symbol" w:cs="Segoe UI Symbol"/>
+        </w:rPr>
+        <w:t>☐</w:t>
+      </w:r>
+      <w:r>
+        <w:t xml:space="preserve">3 </w:t>
+      </w:r>
+      <w:r>
+        <w:rPr>
+          <w:rFonts w:ascii="Segoe UI Symbol" w:hAnsi="Segoe UI Symbol" w:cs="Segoe UI Symbol"/>
+        </w:rPr>
+        <w:t>☐</w:t>
+      </w:r>
+      <w:r>
+        <w:t xml:space="preserve">2 </w:t>
+      </w:r>
+      <w:r>
+        <w:rPr>
+          <w:rFonts w:ascii="Segoe UI Symbol" w:hAnsi="Segoe UI Symbol" w:cs="Segoe UI Symbol"/>
+        </w:rPr>
+        <w:t>☐</w:t>
+      </w:r>
+      <w:r>
+        <w:t>1</w:t>
+      </w:r>
+    </w:p>
+    <w:p>
+      <w:r>
+        <w:pict w14:anchorId="55C80974">
+          <v:rect id="_x0000_i1125" style="width:0;height:1.5pt" o:hralign="center" o:hrstd="t" o:hr="t" fillcolor="#a0a0a0" stroked="f"/>
+        </w:pict>
+      </w:r>
+    </w:p>
+    <w:p>
+      <w:pPr>
+        <w:pStyle w:val="NormalWeb"/>
+      </w:pPr>
+      <w:r>
+        <w:rPr>
+          <w:rStyle w:val="Textoennegrita"/>
+        </w:rPr>
+        <w:t>Indicador: Asignación de Tutores</w:t>
+      </w:r>
+    </w:p>
+    <w:p>
+      <w:pPr>
+        <w:pStyle w:val="NormalWeb"/>
+      </w:pPr>
+      <w:r>
+        <w:rPr>
+          <w:rStyle w:val="Textoennegrita"/>
+        </w:rPr>
+        <w:t>Ítem 8.</w:t>
+      </w:r>
+      <w:r>
+        <w:br/>
+        <w:t>La asignación de tutores académicos y empresariales se efectúa de forma organizada y oportuna.</w:t>
+      </w:r>
+    </w:p>
+    <w:p>
+      <w:pPr>
+        <w:pStyle w:val="NormalWeb"/>
+      </w:pPr>
+      <w:r>
+        <w:rPr>
+          <w:rFonts w:ascii="Segoe UI Symbol" w:hAnsi="Segoe UI Symbol" w:cs="Segoe UI Symbol"/>
+        </w:rPr>
+        <w:t>☐</w:t>
+      </w:r>
+      <w:r>
+        <w:t xml:space="preserve">5 </w:t>
+      </w:r>
+      <w:r>
+        <w:rPr>
+          <w:rFonts w:ascii="Segoe UI Symbol" w:hAnsi="Segoe UI Symbol" w:cs="Segoe UI Symbol"/>
+        </w:rPr>
+        <w:t>☐</w:t>
+      </w:r>
+      <w:r>
+        <w:t xml:space="preserve">4 </w:t>
+      </w:r>
+      <w:r>
+        <w:rPr>
+          <w:rFonts w:ascii="Segoe UI Symbol" w:hAnsi="Segoe UI Symbol" w:cs="Segoe UI Symbol"/>
+        </w:rPr>
+        <w:t>☐</w:t>
+      </w:r>
+      <w:r>
+        <w:t xml:space="preserve">3 </w:t>
+      </w:r>
+      <w:r>
+        <w:rPr>
+          <w:rFonts w:ascii="Segoe UI Symbol" w:hAnsi="Segoe UI Symbol" w:cs="Segoe UI Symbol"/>
+        </w:rPr>
+        <w:t>☐</w:t>
+      </w:r>
+      <w:r>
+        <w:t xml:space="preserve">2 </w:t>
+      </w:r>
+      <w:r>
+        <w:rPr>
+          <w:rFonts w:ascii="Segoe UI Symbol" w:hAnsi="Segoe UI Symbol" w:cs="Segoe UI Symbol"/>
+        </w:rPr>
+        <w:t>☐</w:t>
+      </w:r>
+      <w:r>
+        <w:t>1</w:t>
+      </w:r>
+    </w:p>
+    <w:p>
+      <w:r>
+        <w:pict w14:anchorId="761F968E">
+          <v:rect id="_x0000_i1126" style="width:0;height:1.5pt" o:hralign="center" o:hrstd="t" o:hr="t" fillcolor="#a0a0a0" stroked="f"/>
+        </w:pict>
+      </w:r>
+    </w:p>
+    <w:p>
+      <w:pPr>
+        <w:pStyle w:val="Ttulo3"/>
+      </w:pPr>
+      <w:r>
+        <w:t>Dimensión: Control y Evaluación</w:t>
+      </w:r>
+    </w:p>
+    <w:p>
+      <w:pPr>
+        <w:pStyle w:val="NormalWeb"/>
+      </w:pPr>
+      <w:r>
+        <w:rPr>
+          <w:rStyle w:val="Textoennegrita"/>
+        </w:rPr>
+        <w:t>Indicador: Recepción de Informes</w:t>
+      </w:r>
+    </w:p>
+    <w:p>
+      <w:pPr>
+        <w:pStyle w:val="NormalWeb"/>
+      </w:pPr>
+      <w:r>
+        <w:rPr>
+          <w:rStyle w:val="Textoennegrita"/>
+        </w:rPr>
+        <w:t>Ítem 9.</w:t>
+      </w:r>
+      <w:r>
+        <w:br/>
+        <w:t>El seguimiento y recepción de informes de pasantías se realiza de forma sistemática.</w:t>
+      </w:r>
+    </w:p>
+    <w:p>
+      <w:pPr>
+        <w:pStyle w:val="NormalWeb"/>
+      </w:pPr>
+      <w:r>
+        <w:rPr>
+          <w:rFonts w:ascii="Segoe UI Symbol" w:hAnsi="Segoe UI Symbol" w:cs="Segoe UI Symbol"/>
+        </w:rPr>
+        <w:t>☐</w:t>
+      </w:r>
+      <w:r>
+        <w:t xml:space="preserve">5 </w:t>
+      </w:r>
+      <w:r>
+        <w:rPr>
+          <w:rFonts w:ascii="Segoe UI Symbol" w:hAnsi="Segoe UI Symbol" w:cs="Segoe UI Symbol"/>
+        </w:rPr>
+        <w:t>☐</w:t>
+      </w:r>
+      <w:r>
+        <w:t xml:space="preserve">4 </w:t>
+      </w:r>
+      <w:r>
+        <w:rPr>
+          <w:rFonts w:ascii="Segoe UI Symbol" w:hAnsi="Segoe UI Symbol" w:cs="Segoe UI Symbol"/>
+        </w:rPr>
+        <w:t>☐</w:t>
+      </w:r>
+      <w:r>
+        <w:t xml:space="preserve">3 </w:t>
+      </w:r>
+      <w:r>
+        <w:rPr>
+          <w:rFonts w:ascii="Segoe UI Symbol" w:hAnsi="Segoe UI Symbol" w:cs="Segoe UI Symbol"/>
+        </w:rPr>
+        <w:t>☐</w:t>
+      </w:r>
+      <w:r>
+        <w:t xml:space="preserve">2 </w:t>
+      </w:r>
+      <w:r>
+        <w:rPr>
+          <w:rFonts w:ascii="Segoe UI Symbol" w:hAnsi="Segoe UI Symbol" w:cs="Segoe UI Symbol"/>
+        </w:rPr>
+        <w:t>☐</w:t>
+      </w:r>
+      <w:r>
+        <w:t>1</w:t>
+      </w:r>
+    </w:p>
+    <w:p>
+      <w:r>
+        <w:pict w14:anchorId="34DFC99C">
+          <v:rect id="_x0000_i1127" style="width:0;height:1.5pt" o:hralign="center" o:hrstd="t" o:hr="t" fillcolor="#a0a0a0" stroked="f"/>
+        </w:pict>
+      </w:r>
+    </w:p>
+    <w:p>
+      <w:pPr>
+        <w:pStyle w:val="NormalWeb"/>
+      </w:pPr>
+      <w:r>
+        <w:rPr>
+          <w:rStyle w:val="Textoennegrita"/>
+        </w:rPr>
+        <w:t>Indicador: Procesamiento de Calificaciones</w:t>
+      </w:r>
+    </w:p>
+    <w:p>
+      <w:pPr>
+        <w:pStyle w:val="NormalWeb"/>
+      </w:pPr>
+      <w:r>
+        <w:rPr>
+          <w:rStyle w:val="Textoennegrita"/>
+        </w:rPr>
+        <w:t>Ítem 10.</w:t>
+      </w:r>
+      <w:r>
+        <w:br/>
+        <w:t>El proceso de evaluación y registro de las calificaciones de pasantías es rápido y confiable.</w:t>
+      </w:r>
+    </w:p>
+    <w:p>
+      <w:pPr>
+        <w:pStyle w:val="NormalWeb"/>
+      </w:pPr>
+      <w:r>
+        <w:rPr>
+          <w:rFonts w:ascii="Segoe UI Symbol" w:hAnsi="Segoe UI Symbol" w:cs="Segoe UI Symbol"/>
+        </w:rPr>
+        <w:lastRenderedPageBreak/>
+        <w:t>☐</w:t>
+      </w:r>
+      <w:r>
+        <w:t xml:space="preserve">5 </w:t>
+      </w:r>
+      <w:r>
+        <w:rPr>
+          <w:rFonts w:ascii="Segoe UI Symbol" w:hAnsi="Segoe UI Symbol" w:cs="Segoe UI Symbol"/>
+        </w:rPr>
+        <w:t>☐</w:t>
+      </w:r>
+      <w:r>
+        <w:t xml:space="preserve">4 </w:t>
+      </w:r>
+      <w:r>
+        <w:rPr>
+          <w:rFonts w:ascii="Segoe UI Symbol" w:hAnsi="Segoe UI Symbol" w:cs="Segoe UI Symbol"/>
+        </w:rPr>
+        <w:t>☐</w:t>
+      </w:r>
+      <w:r>
+        <w:t xml:space="preserve">3 </w:t>
+      </w:r>
+      <w:r>
+        <w:rPr>
+          <w:rFonts w:ascii="Segoe UI Symbol" w:hAnsi="Segoe UI Symbol" w:cs="Segoe UI Symbol"/>
+        </w:rPr>
+        <w:t>☐</w:t>
+      </w:r>
+      <w:r>
+        <w:t xml:space="preserve">2 </w:t>
+      </w:r>
+      <w:r>
+        <w:rPr>
+          <w:rFonts w:ascii="Segoe UI Symbol" w:hAnsi="Segoe UI Symbol" w:cs="Segoe UI Symbol"/>
+        </w:rPr>
+        <w:t>☐</w:t>
+      </w:r>
+      <w:r>
+        <w:t>1</w:t>
+      </w:r>
+    </w:p>
+    <w:p>
+      <w:r>
+        <w:pict w14:anchorId="0846419D">
+          <v:rect id="_x0000_i1128" style="width:0;height:1.5pt" o:hralign="center" o:hrstd="t" o:hr="t" fillcolor="#a0a0a0" stroked="f"/>
+        </w:pict>
+      </w:r>
+    </w:p>
+    <w:p>
+      <w:pPr>
+        <w:pStyle w:val="Ttulo2"/>
+      </w:pPr>
+      <w:r>
+        <w:t>Observaciones finales (opcional)</w:t>
+      </w:r>
+    </w:p>
+    <w:p>
+      <w:r>
+        <w:pict w14:anchorId="0A4FD2A5">
+          <v:rect id="_x0000_i1129" style="width:0;height:1.5pt" o:hralign="center" o:hrstd="t" o:hr="t" fillcolor="#a0a0a0" stroked="f"/>
+        </w:pict>
+      </w:r>
+    </w:p>
+    <w:p>
+      <w:r>
+        <w:pict w14:anchorId="3350B6AB">
+          <v:rect id="_x0000_i1130" style="width:0;height:1.5pt" o:hralign="center" o:hrstd="t" o:hr="t" fillcolor="#a0a0a0" stroked="f"/>
+        </w:pict>
+      </w:r>
+    </w:p>
+    <w:p>
+      <w:r>
+        <w:pict w14:anchorId="3A7C96D6">
+          <v:rect id="_x0000_i1131" style="width:0;height:1.5pt" o:hralign="center" o:hrstd="t" o:hr="t" fillcolor="#a0a0a0" stroked="f"/>
+        </w:pict>
+      </w:r>
+    </w:p>
+    <w:p>
+      <w:pPr>
+        <w:ind w:firstLine="708"/>
+        <w:jc w:val="both"/>
+      </w:pPr>
     </w:p>
     <w:sectPr>
       <w:pgSz w:w="11906" w:h="16838"/>
@@ -9835,122 +11980,9 @@
 <file path=word/numbering.xml><?xml version="1.0" encoding="utf-8"?>
 <w:numbering xmlns:wpc="http://schemas.microsoft.com/office/word/2010/wordprocessingCanvas" xmlns:cx="http://schemas.microsoft.com/office/drawing/2014/chartex" xmlns:cx1="http://schemas.microsoft.com/office/drawing/2015/9/8/chartex" xmlns:cx2="http://schemas.microsoft.com/office/drawing/2015/10/21/chartex" xmlns:cx3="http://schemas.microsoft.com/office/drawing/2016/5/9/chartex" xmlns:cx4="http://schemas.microsoft.com/office/drawing/2016/5/10/chartex" xmlns:cx5="http://schemas.microsoft.com/office/drawing/2016/5/11/chartex" xmlns:cx6="http://schemas.microsoft.com/office/drawing/2016/5/12/chartex" xmlns:cx7="http://schemas.microsoft.com/office/drawing/2016/5/13/chartex" xmlns:cx8="http://schemas.microsoft.com/office/drawing/2016/5/14/chartex" xmlns:mc="http://schemas.openxmlformats.org/markup-compatibility/2006" xmlns:aink="http://schemas.microsoft.com/office/drawing/2016/ink" xmlns:am3d="http://schemas.microsoft.com/office/drawing/2017/model3d" xmlns:o="urn:schemas-microsoft-com:office:office" xmlns:r="http://schemas.openxmlformats.org/officeDocument/2006/relationships" xmlns:m="http://schemas.openxmlformats.org/officeDocument/2006/math" xmlns:v="urn:schemas-microsoft-com:vml" xmlns:wp14="http://schemas.microsoft.com/office/word/2010/wordprocessingDrawing" xmlns:wp="http://schemas.openxmlformats.org/drawingml/2006/wordprocessingDrawing" xmlns:w10="urn:schemas-microsoft-com:office:word" xmlns:w="http://schemas.openxmlformats.org/wordprocessingml/2006/main" xmlns:w14="http://schemas.microsoft.com/office/word/2010/wordml" xmlns:w15="http://schemas.microsoft.com/office/word/2012/wordml" xmlns:w16cex="http://schemas.microsoft.com/office/word/2018/wordml/cex" xmlns:w16cid="http://schemas.microsoft.com/office/word/2016/wordml/cid" xmlns:w16="http://schemas.microsoft.com/office/word/2018/wordml" xmlns:w16sdtdh="http://schemas.microsoft.com/office/word/2020/wordml/sdtdatahash" xmlns:w16se="http://schemas.microsoft.com/office/word/2015/wordml/symex" xmlns:wpg="http://schemas.microsoft.com/office/word/2010/wordprocessingGroup" xmlns:wpi="http://schemas.microsoft.com/office/word/2010/wordprocessingInk" xmlns:wne="http://schemas.microsoft.com/office/word/2006/wordml" xmlns:wps="http://schemas.microsoft.com/office/word/2010/wordprocessingShape" mc:Ignorable="w14 w15 w16se w16cid w16 w16cex w16sdtdh wp14">
   <w:abstractNum w:abstractNumId="0" w15:restartNumberingAfterBreak="0">
-    <w:nsid w:val="3C5D0848"/>
+    <w:nsid w:val="14F4067B"/>
     <w:multiLevelType w:val="multilevel"/>
-    <w:tmpl w:val="DD906628"/>
-    <w:lvl w:ilvl="0">
-      <w:start w:val="1"/>
-      <w:numFmt w:val="decimal"/>
-      <w:lvlText w:val="%1."/>
-      <w:lvlJc w:val="left"/>
-      <w:pPr>
-        <w:tabs>
-          <w:tab w:val="num" w:pos="720"/>
-        </w:tabs>
-        <w:ind w:left="720" w:hanging="360"/>
-      </w:pPr>
-    </w:lvl>
-    <w:lvl w:ilvl="1" w:tentative="1">
-      <w:start w:val="1"/>
-      <w:numFmt w:val="decimal"/>
-      <w:lvlText w:val="%2."/>
-      <w:lvlJc w:val="left"/>
-      <w:pPr>
-        <w:tabs>
-          <w:tab w:val="num" w:pos="1440"/>
-        </w:tabs>
-        <w:ind w:left="1440" w:hanging="360"/>
-      </w:pPr>
-    </w:lvl>
-    <w:lvl w:ilvl="2" w:tentative="1">
-      <w:start w:val="1"/>
-      <w:numFmt w:val="decimal"/>
-      <w:lvlText w:val="%3."/>
-      <w:lvlJc w:val="left"/>
-      <w:pPr>
-        <w:tabs>
-          <w:tab w:val="num" w:pos="2160"/>
-        </w:tabs>
-        <w:ind w:left="2160" w:hanging="360"/>
-      </w:pPr>
-    </w:lvl>
-    <w:lvl w:ilvl="3" w:tentative="1">
-      <w:start w:val="1"/>
-      <w:numFmt w:val="decimal"/>
-      <w:lvlText w:val="%4."/>
-      <w:lvlJc w:val="left"/>
-      <w:pPr>
-        <w:tabs>
-          <w:tab w:val="num" w:pos="2880"/>
-        </w:tabs>
-        <w:ind w:left="2880" w:hanging="360"/>
-      </w:pPr>
-    </w:lvl>
-    <w:lvl w:ilvl="4" w:tentative="1">
-      <w:start w:val="1"/>
-      <w:numFmt w:val="decimal"/>
-      <w:lvlText w:val="%5."/>
-      <w:lvlJc w:val="left"/>
-      <w:pPr>
-        <w:tabs>
-          <w:tab w:val="num" w:pos="3600"/>
-        </w:tabs>
-        <w:ind w:left="3600" w:hanging="360"/>
-      </w:pPr>
-    </w:lvl>
-    <w:lvl w:ilvl="5" w:tentative="1">
-      <w:start w:val="1"/>
-      <w:numFmt w:val="decimal"/>
-      <w:lvlText w:val="%6."/>
-      <w:lvlJc w:val="left"/>
-      <w:pPr>
-        <w:tabs>
-          <w:tab w:val="num" w:pos="4320"/>
-        </w:tabs>
-        <w:ind w:left="4320" w:hanging="360"/>
-      </w:pPr>
-    </w:lvl>
-    <w:lvl w:ilvl="6" w:tentative="1">
-      <w:start w:val="1"/>
-      <w:numFmt w:val="decimal"/>
-      <w:lvlText w:val="%7."/>
-      <w:lvlJc w:val="left"/>
-      <w:pPr>
-        <w:tabs>
-          <w:tab w:val="num" w:pos="5040"/>
-        </w:tabs>
-        <w:ind w:left="5040" w:hanging="360"/>
-      </w:pPr>
-    </w:lvl>
-    <w:lvl w:ilvl="7" w:tentative="1">
-      <w:start w:val="1"/>
-      <w:numFmt w:val="decimal"/>
-      <w:lvlText w:val="%8."/>
-      <w:lvlJc w:val="left"/>
-      <w:pPr>
-        <w:tabs>
-          <w:tab w:val="num" w:pos="5760"/>
-        </w:tabs>
-        <w:ind w:left="5760" w:hanging="360"/>
-      </w:pPr>
-    </w:lvl>
-    <w:lvl w:ilvl="8" w:tentative="1">
-      <w:start w:val="1"/>
-      <w:numFmt w:val="decimal"/>
-      <w:lvlText w:val="%9."/>
-      <w:lvlJc w:val="left"/>
-      <w:pPr>
-        <w:tabs>
-          <w:tab w:val="num" w:pos="6480"/>
-        </w:tabs>
-        <w:ind w:left="6480" w:hanging="360"/>
-      </w:pPr>
-    </w:lvl>
-  </w:abstractNum>
-  <w:abstractNum w:abstractNumId="1" w15:restartNumberingAfterBreak="0">
-    <w:nsid w:val="6EB865D5"/>
-    <w:multiLevelType w:val="multilevel"/>
-    <w:tmpl w:val="BCCC5244"/>
+    <w:tmpl w:val="973C7944"/>
     <w:lvl w:ilvl="0">
       <w:start w:val="1"/>
       <w:numFmt w:val="bullet"/>
@@ -10096,10 +12128,275 @@
       </w:rPr>
     </w:lvl>
   </w:abstractNum>
+  <w:abstractNum w:abstractNumId="1" w15:restartNumberingAfterBreak="0">
+    <w:nsid w:val="3C5D0848"/>
+    <w:multiLevelType w:val="multilevel"/>
+    <w:tmpl w:val="DD906628"/>
+    <w:lvl w:ilvl="0">
+      <w:start w:val="1"/>
+      <w:numFmt w:val="decimal"/>
+      <w:lvlText w:val="%1."/>
+      <w:lvlJc w:val="left"/>
+      <w:pPr>
+        <w:tabs>
+          <w:tab w:val="num" w:pos="720"/>
+        </w:tabs>
+        <w:ind w:left="720" w:hanging="360"/>
+      </w:pPr>
+    </w:lvl>
+    <w:lvl w:ilvl="1" w:tentative="1">
+      <w:start w:val="1"/>
+      <w:numFmt w:val="decimal"/>
+      <w:lvlText w:val="%2."/>
+      <w:lvlJc w:val="left"/>
+      <w:pPr>
+        <w:tabs>
+          <w:tab w:val="num" w:pos="1440"/>
+        </w:tabs>
+        <w:ind w:left="1440" w:hanging="360"/>
+      </w:pPr>
+    </w:lvl>
+    <w:lvl w:ilvl="2" w:tentative="1">
+      <w:start w:val="1"/>
+      <w:numFmt w:val="decimal"/>
+      <w:lvlText w:val="%3."/>
+      <w:lvlJc w:val="left"/>
+      <w:pPr>
+        <w:tabs>
+          <w:tab w:val="num" w:pos="2160"/>
+        </w:tabs>
+        <w:ind w:left="2160" w:hanging="360"/>
+      </w:pPr>
+    </w:lvl>
+    <w:lvl w:ilvl="3" w:tentative="1">
+      <w:start w:val="1"/>
+      <w:numFmt w:val="decimal"/>
+      <w:lvlText w:val="%4."/>
+      <w:lvlJc w:val="left"/>
+      <w:pPr>
+        <w:tabs>
+          <w:tab w:val="num" w:pos="2880"/>
+        </w:tabs>
+        <w:ind w:left="2880" w:hanging="360"/>
+      </w:pPr>
+    </w:lvl>
+    <w:lvl w:ilvl="4" w:tentative="1">
+      <w:start w:val="1"/>
+      <w:numFmt w:val="decimal"/>
+      <w:lvlText w:val="%5."/>
+      <w:lvlJc w:val="left"/>
+      <w:pPr>
+        <w:tabs>
+          <w:tab w:val="num" w:pos="3600"/>
+        </w:tabs>
+        <w:ind w:left="3600" w:hanging="360"/>
+      </w:pPr>
+    </w:lvl>
+    <w:lvl w:ilvl="5" w:tentative="1">
+      <w:start w:val="1"/>
+      <w:numFmt w:val="decimal"/>
+      <w:lvlText w:val="%6."/>
+      <w:lvlJc w:val="left"/>
+      <w:pPr>
+        <w:tabs>
+          <w:tab w:val="num" w:pos="4320"/>
+        </w:tabs>
+        <w:ind w:left="4320" w:hanging="360"/>
+      </w:pPr>
+    </w:lvl>
+    <w:lvl w:ilvl="6" w:tentative="1">
+      <w:start w:val="1"/>
+      <w:numFmt w:val="decimal"/>
+      <w:lvlText w:val="%7."/>
+      <w:lvlJc w:val="left"/>
+      <w:pPr>
+        <w:tabs>
+          <w:tab w:val="num" w:pos="5040"/>
+        </w:tabs>
+        <w:ind w:left="5040" w:hanging="360"/>
+      </w:pPr>
+    </w:lvl>
+    <w:lvl w:ilvl="7" w:tentative="1">
+      <w:start w:val="1"/>
+      <w:numFmt w:val="decimal"/>
+      <w:lvlText w:val="%8."/>
+      <w:lvlJc w:val="left"/>
+      <w:pPr>
+        <w:tabs>
+          <w:tab w:val="num" w:pos="5760"/>
+        </w:tabs>
+        <w:ind w:left="5760" w:hanging="360"/>
+      </w:pPr>
+    </w:lvl>
+    <w:lvl w:ilvl="8" w:tentative="1">
+      <w:start w:val="1"/>
+      <w:numFmt w:val="decimal"/>
+      <w:lvlText w:val="%9."/>
+      <w:lvlJc w:val="left"/>
+      <w:pPr>
+        <w:tabs>
+          <w:tab w:val="num" w:pos="6480"/>
+        </w:tabs>
+        <w:ind w:left="6480" w:hanging="360"/>
+      </w:pPr>
+    </w:lvl>
+  </w:abstractNum>
+  <w:abstractNum w:abstractNumId="2" w15:restartNumberingAfterBreak="0">
+    <w:nsid w:val="6EB865D5"/>
+    <w:multiLevelType w:val="multilevel"/>
+    <w:tmpl w:val="BCCC5244"/>
+    <w:lvl w:ilvl="0">
+      <w:start w:val="1"/>
+      <w:numFmt w:val="bullet"/>
+      <w:lvlText w:val=""/>
+      <w:lvlJc w:val="left"/>
+      <w:pPr>
+        <w:tabs>
+          <w:tab w:val="num" w:pos="720"/>
+        </w:tabs>
+        <w:ind w:left="720" w:hanging="360"/>
+      </w:pPr>
+      <w:rPr>
+        <w:rFonts w:ascii="Symbol" w:hAnsi="Symbol" w:hint="default"/>
+        <w:sz w:val="20"/>
+      </w:rPr>
+    </w:lvl>
+    <w:lvl w:ilvl="1" w:tentative="1">
+      <w:start w:val="1"/>
+      <w:numFmt w:val="bullet"/>
+      <w:lvlText w:val="o"/>
+      <w:lvlJc w:val="left"/>
+      <w:pPr>
+        <w:tabs>
+          <w:tab w:val="num" w:pos="1440"/>
+        </w:tabs>
+        <w:ind w:left="1440" w:hanging="360"/>
+      </w:pPr>
+      <w:rPr>
+        <w:rFonts w:ascii="Courier New" w:hAnsi="Courier New" w:hint="default"/>
+        <w:sz w:val="20"/>
+      </w:rPr>
+    </w:lvl>
+    <w:lvl w:ilvl="2" w:tentative="1">
+      <w:start w:val="1"/>
+      <w:numFmt w:val="bullet"/>
+      <w:lvlText w:val=""/>
+      <w:lvlJc w:val="left"/>
+      <w:pPr>
+        <w:tabs>
+          <w:tab w:val="num" w:pos="2160"/>
+        </w:tabs>
+        <w:ind w:left="2160" w:hanging="360"/>
+      </w:pPr>
+      <w:rPr>
+        <w:rFonts w:ascii="Wingdings" w:hAnsi="Wingdings" w:hint="default"/>
+        <w:sz w:val="20"/>
+      </w:rPr>
+    </w:lvl>
+    <w:lvl w:ilvl="3" w:tentative="1">
+      <w:start w:val="1"/>
+      <w:numFmt w:val="bullet"/>
+      <w:lvlText w:val=""/>
+      <w:lvlJc w:val="left"/>
+      <w:pPr>
+        <w:tabs>
+          <w:tab w:val="num" w:pos="2880"/>
+        </w:tabs>
+        <w:ind w:left="2880" w:hanging="360"/>
+      </w:pPr>
+      <w:rPr>
+        <w:rFonts w:ascii="Wingdings" w:hAnsi="Wingdings" w:hint="default"/>
+        <w:sz w:val="20"/>
+      </w:rPr>
+    </w:lvl>
+    <w:lvl w:ilvl="4" w:tentative="1">
+      <w:start w:val="1"/>
+      <w:numFmt w:val="bullet"/>
+      <w:lvlText w:val=""/>
+      <w:lvlJc w:val="left"/>
+      <w:pPr>
+        <w:tabs>
+          <w:tab w:val="num" w:pos="3600"/>
+        </w:tabs>
+        <w:ind w:left="3600" w:hanging="360"/>
+      </w:pPr>
+      <w:rPr>
+        <w:rFonts w:ascii="Wingdings" w:hAnsi="Wingdings" w:hint="default"/>
+        <w:sz w:val="20"/>
+      </w:rPr>
+    </w:lvl>
+    <w:lvl w:ilvl="5" w:tentative="1">
+      <w:start w:val="1"/>
+      <w:numFmt w:val="bullet"/>
+      <w:lvlText w:val=""/>
+      <w:lvlJc w:val="left"/>
+      <w:pPr>
+        <w:tabs>
+          <w:tab w:val="num" w:pos="4320"/>
+        </w:tabs>
+        <w:ind w:left="4320" w:hanging="360"/>
+      </w:pPr>
+      <w:rPr>
+        <w:rFonts w:ascii="Wingdings" w:hAnsi="Wingdings" w:hint="default"/>
+        <w:sz w:val="20"/>
+      </w:rPr>
+    </w:lvl>
+    <w:lvl w:ilvl="6" w:tentative="1">
+      <w:start w:val="1"/>
+      <w:numFmt w:val="bullet"/>
+      <w:lvlText w:val=""/>
+      <w:lvlJc w:val="left"/>
+      <w:pPr>
+        <w:tabs>
+          <w:tab w:val="num" w:pos="5040"/>
+        </w:tabs>
+        <w:ind w:left="5040" w:hanging="360"/>
+      </w:pPr>
+      <w:rPr>
+        <w:rFonts w:ascii="Wingdings" w:hAnsi="Wingdings" w:hint="default"/>
+        <w:sz w:val="20"/>
+      </w:rPr>
+    </w:lvl>
+    <w:lvl w:ilvl="7" w:tentative="1">
+      <w:start w:val="1"/>
+      <w:numFmt w:val="bullet"/>
+      <w:lvlText w:val=""/>
+      <w:lvlJc w:val="left"/>
+      <w:pPr>
+        <w:tabs>
+          <w:tab w:val="num" w:pos="5760"/>
+        </w:tabs>
+        <w:ind w:left="5760" w:hanging="360"/>
+      </w:pPr>
+      <w:rPr>
+        <w:rFonts w:ascii="Wingdings" w:hAnsi="Wingdings" w:hint="default"/>
+        <w:sz w:val="20"/>
+      </w:rPr>
+    </w:lvl>
+    <w:lvl w:ilvl="8" w:tentative="1">
+      <w:start w:val="1"/>
+      <w:numFmt w:val="bullet"/>
+      <w:lvlText w:val=""/>
+      <w:lvlJc w:val="left"/>
+      <w:pPr>
+        <w:tabs>
+          <w:tab w:val="num" w:pos="6480"/>
+        </w:tabs>
+        <w:ind w:left="6480" w:hanging="360"/>
+      </w:pPr>
+      <w:rPr>
+        <w:rFonts w:ascii="Wingdings" w:hAnsi="Wingdings" w:hint="default"/>
+        <w:sz w:val="20"/>
+      </w:rPr>
+    </w:lvl>
+  </w:abstractNum>
   <w:num w:numId="1">
+    <w:abstractNumId w:val="2"/>
+  </w:num>
+  <w:num w:numId="2">
     <w:abstractNumId w:val="1"/>
   </w:num>
-  <w:num w:numId="2">
+  <w:num w:numId="3">
     <w:abstractNumId w:val="0"/>
   </w:num>
 </w:numbering>
@@ -10547,6 +12844,7 @@
   <w:style w:type="character" w:default="1" w:styleId="Fuentedeprrafopredeter">
     <w:name w:val="Default Paragraph Font"/>
     <w:uiPriority w:val="1"/>
+    <w:semiHidden/>
     <w:unhideWhenUsed/>
   </w:style>
   <w:style w:type="table" w:default="1" w:styleId="Tablanormal">

--- a/tesis.docx
+++ b/tesis.docx
@@ -1,6 +1,6 @@
 
 <file path=word/document.xml><?xml version="1.0" encoding="utf-8"?>
-<w:document xmlns:wpc="http://schemas.microsoft.com/office/word/2010/wordprocessingCanvas" xmlns:cx="http://schemas.microsoft.com/office/drawing/2014/chartex" xmlns:mc="http://schemas.openxmlformats.org/markup-compatibility/2006" xmlns:o="urn:schemas-microsoft-com:office:office" xmlns:r="http://schemas.openxmlformats.org/officeDocument/2006/relationships" xmlns:m="http://schemas.openxmlformats.org/officeDocument/2006/math" xmlns:v="urn:schemas-microsoft-com:vml" xmlns:wp14="http://schemas.microsoft.com/office/word/2010/wordprocessingDrawing" xmlns:wp="http://schemas.openxmlformats.org/drawingml/2006/wordprocessingDrawing" xmlns:w10="urn:schemas-microsoft-com:office:word" xmlns:w="http://schemas.openxmlformats.org/wordprocessingml/2006/main" xmlns:w14="http://schemas.microsoft.com/office/word/2010/wordml" xmlns:w15="http://schemas.microsoft.com/office/word/2012/wordml" xmlns:w16se="http://schemas.microsoft.com/office/word/2015/wordml/symex" xmlns:wpg="http://schemas.microsoft.com/office/word/2010/wordprocessingGroup" xmlns:wpi="http://schemas.microsoft.com/office/word/2010/wordprocessingInk" xmlns:wne="http://schemas.microsoft.com/office/word/2006/wordml" xmlns:wps="http://schemas.microsoft.com/office/word/2010/wordprocessingShape" mc:Ignorable="w14 w15 w16se wp14">
+<w:document xmlns:wpc="http://schemas.microsoft.com/office/word/2010/wordprocessingCanvas" xmlns:cx="http://schemas.microsoft.com/office/drawing/2014/chartex" xmlns:cx1="http://schemas.microsoft.com/office/drawing/2015/9/8/chartex" xmlns:cx2="http://schemas.microsoft.com/office/drawing/2015/10/21/chartex" xmlns:cx3="http://schemas.microsoft.com/office/drawing/2016/5/9/chartex" xmlns:cx4="http://schemas.microsoft.com/office/drawing/2016/5/10/chartex" xmlns:cx5="http://schemas.microsoft.com/office/drawing/2016/5/11/chartex" xmlns:cx6="http://schemas.microsoft.com/office/drawing/2016/5/12/chartex" xmlns:cx7="http://schemas.microsoft.com/office/drawing/2016/5/13/chartex" xmlns:cx8="http://schemas.microsoft.com/office/drawing/2016/5/14/chartex" xmlns:mc="http://schemas.openxmlformats.org/markup-compatibility/2006" xmlns:aink="http://schemas.microsoft.com/office/drawing/2016/ink" xmlns:am3d="http://schemas.microsoft.com/office/drawing/2017/model3d" xmlns:o="urn:schemas-microsoft-com:office:office" xmlns:r="http://schemas.openxmlformats.org/officeDocument/2006/relationships" xmlns:m="http://schemas.openxmlformats.org/officeDocument/2006/math" xmlns:v="urn:schemas-microsoft-com:vml" xmlns:wp14="http://schemas.microsoft.com/office/word/2010/wordprocessingDrawing" xmlns:wp="http://schemas.openxmlformats.org/drawingml/2006/wordprocessingDrawing" xmlns:w10="urn:schemas-microsoft-com:office:word" xmlns:w="http://schemas.openxmlformats.org/wordprocessingml/2006/main" xmlns:w14="http://schemas.microsoft.com/office/word/2010/wordml" xmlns:w15="http://schemas.microsoft.com/office/word/2012/wordml" xmlns:w16cex="http://schemas.microsoft.com/office/word/2018/wordml/cex" xmlns:w16cid="http://schemas.microsoft.com/office/word/2016/wordml/cid" xmlns:w16="http://schemas.microsoft.com/office/word/2018/wordml" xmlns:w16sdtdh="http://schemas.microsoft.com/office/word/2020/wordml/sdtdatahash" xmlns:w16se="http://schemas.microsoft.com/office/word/2015/wordml/symex" xmlns:wpg="http://schemas.microsoft.com/office/word/2010/wordprocessingGroup" xmlns:wpi="http://schemas.microsoft.com/office/word/2010/wordprocessingInk" xmlns:wne="http://schemas.microsoft.com/office/word/2006/wordml" xmlns:wps="http://schemas.microsoft.com/office/word/2010/wordprocessingShape" mc:Ignorable="w14 w15 w16se w16cid w16 w16cex w16sdtdh wp14">
   <w:body>
     <w:p>
       <w:pPr>
@@ -263,7 +263,7 @@
           </mc:Choice>
           <mc:Fallback>
             <w:pict>
-              <v:group w14:anchorId="3A69C7B4" id="Grupo 1" o:spid="_x0000_s1026" style="position:absolute;left:0;text-align:left;margin-left:-43.8pt;margin-top:-37.85pt;width:514.5pt;height:129pt;z-index:251659264" coordorigin="1169,1609" coordsize="10290,2145" o:gfxdata="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">
+              <v:group w14:anchorId="3A69C7B4" id="Grupo 1" o:spid="_x0000_s1026" style="position:absolute;left:0;text-align:left;margin-left:-43.8pt;margin-top:-37.85pt;width:514.5pt;height:129pt;z-index:251659264" coordorigin="1169,1609" coordsize="10290,2145" o:gfxdata="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">
                 <v:shapetype id="_x0000_t75" coordsize="21600,21600" o:spt="75" o:preferrelative="t" path="m@4@5l@4@11@9@11@9@5xe" filled="f" stroked="f">
                   <v:stroke joinstyle="miter"/>
                   <v:formulas>
@@ -875,90 +875,25 @@
     <w:p>
       <w:pPr>
         <w:spacing w:line="360" w:lineRule="auto"/>
-        <w:jc w:val="both"/>
-        <w:rPr>
-          <w:rFonts w:ascii="Arial" w:hAnsi="Arial" w:cs="Arial"/>
-          <w:b/>
-          <w:sz w:val="24"/>
-          <w:szCs w:val="24"/>
-          <w:lang w:eastAsia="es-ES"/>
-        </w:rPr>
-      </w:pPr>
-      <w:r>
-        <w:rPr>
-          <w:rFonts w:ascii="Arial" w:hAnsi="Arial" w:cs="Arial"/>
-          <w:b/>
-          <w:sz w:val="24"/>
-          <w:szCs w:val="24"/>
-          <w:lang w:eastAsia="es-ES"/>
-        </w:rPr>
-        <w:t xml:space="preserve"> importancia de las practicas, </w:t>
-      </w:r>
-      <w:proofErr w:type="spellStart"/>
-      <w:r>
-        <w:rPr>
-          <w:rFonts w:ascii="Arial" w:hAnsi="Arial" w:cs="Arial"/>
-          <w:b/>
-          <w:sz w:val="24"/>
-          <w:szCs w:val="24"/>
-          <w:lang w:eastAsia="es-ES"/>
-        </w:rPr>
-        <w:t>regsitro</w:t>
-      </w:r>
-      <w:proofErr w:type="spellEnd"/>
-      <w:r>
-        <w:rPr>
-          <w:rFonts w:ascii="Arial" w:hAnsi="Arial" w:cs="Arial"/>
-          <w:b/>
-          <w:sz w:val="24"/>
-          <w:szCs w:val="24"/>
-          <w:lang w:eastAsia="es-ES"/>
-        </w:rPr>
-        <w:t xml:space="preserve"> de la </w:t>
-      </w:r>
-      <w:proofErr w:type="gramStart"/>
-      <w:r>
-        <w:rPr>
-          <w:rFonts w:ascii="Arial" w:hAnsi="Arial" w:cs="Arial"/>
-          <w:b/>
-          <w:sz w:val="24"/>
-          <w:szCs w:val="24"/>
-          <w:lang w:eastAsia="es-ES"/>
-        </w:rPr>
-        <w:t>información  y</w:t>
-      </w:r>
-      <w:proofErr w:type="gramEnd"/>
-      <w:r>
-        <w:rPr>
-          <w:rFonts w:ascii="Arial" w:hAnsi="Arial" w:cs="Arial"/>
-          <w:b/>
-          <w:sz w:val="24"/>
-          <w:szCs w:val="24"/>
-          <w:lang w:eastAsia="es-ES"/>
-        </w:rPr>
-        <w:t xml:space="preserve"> la </w:t>
-      </w:r>
-      <w:proofErr w:type="spellStart"/>
-      <w:r>
-        <w:rPr>
-          <w:rFonts w:ascii="Arial" w:hAnsi="Arial" w:cs="Arial"/>
-          <w:b/>
-          <w:sz w:val="24"/>
-          <w:szCs w:val="24"/>
-          <w:lang w:eastAsia="es-ES"/>
-        </w:rPr>
-        <w:t>automatizacion</w:t>
-      </w:r>
-      <w:proofErr w:type="spellEnd"/>
-      <w:r>
-        <w:rPr>
-          <w:rFonts w:ascii="Arial" w:hAnsi="Arial" w:cs="Arial"/>
-          <w:b/>
-          <w:sz w:val="24"/>
-          <w:szCs w:val="24"/>
-          <w:lang w:eastAsia="es-ES"/>
-        </w:rPr>
-        <w:t xml:space="preserve"> </w:t>
+        <w:ind w:firstLine="708"/>
+        <w:jc w:val="both"/>
+        <w:rPr>
+          <w:rFonts w:ascii="Arial" w:hAnsi="Arial" w:cs="Arial"/>
+          <w:bCs/>
+          <w:sz w:val="24"/>
+          <w:szCs w:val="24"/>
+          <w:lang w:eastAsia="es-ES"/>
+        </w:rPr>
+      </w:pPr>
+      <w:r>
+        <w:rPr>
+          <w:rFonts w:ascii="Arial" w:hAnsi="Arial" w:cs="Arial"/>
+          <w:bCs/>
+          <w:sz w:val="24"/>
+          <w:szCs w:val="24"/>
+          <w:lang w:eastAsia="es-ES"/>
+        </w:rPr>
+        <w:t>Las prácticas profesionales constituyen un componente fundamental en la formación integral de los estudiantes de educación superior, ya que permiten la aplicación práctica de los conocimientos teóricos adquiridos en el aula, facilitan la inserción en el entorno laboral y contribuyen al desarrollo de competencias técnicas, profesionales y éticas. A través de este proceso, el estudiante fortalece su perfil académico y profesional, al tiempo que las instituciones universitarias consolidan su vinculación con el sector productivo y social. Por ello, la adecuada gestión de las prácticas resulta determinante para garantizar su correcto desarrollo, seguimiento y evaluación.</w:t>
       </w:r>
     </w:p>
     <w:p>
@@ -967,21 +902,22 @@
         <w:ind w:firstLine="708"/>
         <w:jc w:val="both"/>
         <w:rPr>
-          <w:rFonts w:ascii="Arial" w:eastAsia="Times New Roman" w:hAnsi="Arial" w:cs="Arial"/>
-          <w:sz w:val="24"/>
-          <w:szCs w:val="24"/>
-          <w:lang w:eastAsia="es-ES"/>
-        </w:rPr>
-      </w:pPr>
-      <w:r>
-        <w:rPr>
-          <w:rFonts w:ascii="Arial" w:eastAsia="Times New Roman" w:hAnsi="Arial" w:cs="Arial"/>
-          <w:color w:val="000000"/>
-          <w:sz w:val="24"/>
-          <w:szCs w:val="24"/>
-          <w:lang w:eastAsia="es-ES"/>
-        </w:rPr>
-        <w:t>El sistema se define como una red de elementos coordinados e interconectados que persiguen un fin común. En el entorno informático, estos sistemas son clave para automatizar tareas, reducir la carga operativa y garantizar una gestión de datos eficiente. Como lo afirma Pressman (2010), “un sistema de información representa una herramienta esencial para el soporte de las operaciones organizacionales, al proporcionar control, integridad y confiabilidad en los datos” (p. 58). De esta base nacen los sistemas de gestión, los cuales constituyen una aplicación específica orientada a optimizar los recursos y promover la mejora continua en las instituciones.</w:t>
+          <w:rFonts w:ascii="Arial" w:hAnsi="Arial" w:cs="Arial"/>
+          <w:bCs/>
+          <w:sz w:val="24"/>
+          <w:szCs w:val="24"/>
+          <w:lang w:eastAsia="es-ES"/>
+        </w:rPr>
+      </w:pPr>
+      <w:r>
+        <w:rPr>
+          <w:rFonts w:ascii="Arial" w:hAnsi="Arial" w:cs="Arial"/>
+          <w:bCs/>
+          <w:sz w:val="24"/>
+          <w:szCs w:val="24"/>
+          <w:lang w:eastAsia="es-ES"/>
+        </w:rPr>
+        <w:t>No obstante, para que las prácticas profesionales cumplan efectivamente su propósito formativo, es indispensable llevar un registro organizado, confiable y oportuno de la información generada durante todo el proceso. El control de datos relacionados con estudiantes, tutores, instituciones receptoras, informes, evaluaciones y tiempos de ejecución permite asegurar la trazabilidad de las actividades realizadas y respalda la toma de decisiones académicas y administrativas. En este sentido, la ausencia de mecanismos adecuados para el registro de la información puede derivar en desorganización, pérdida de datos y dificultades en el seguimiento del desempeño estudiantil.</w:t>
       </w:r>
     </w:p>
     <w:p>
@@ -990,21 +926,22 @@
         <w:ind w:firstLine="708"/>
         <w:jc w:val="both"/>
         <w:rPr>
-          <w:rFonts w:ascii="Arial" w:eastAsia="Times New Roman" w:hAnsi="Arial" w:cs="Arial"/>
-          <w:sz w:val="24"/>
-          <w:szCs w:val="24"/>
-          <w:lang w:eastAsia="es-ES"/>
-        </w:rPr>
-      </w:pPr>
-      <w:r>
-        <w:rPr>
-          <w:rFonts w:ascii="Arial" w:eastAsia="Times New Roman" w:hAnsi="Arial" w:cs="Arial"/>
-          <w:color w:val="000000"/>
-          <w:sz w:val="24"/>
-          <w:szCs w:val="24"/>
-          <w:lang w:eastAsia="es-ES"/>
-        </w:rPr>
-        <w:t>Un sistema de gestión es, por lo tanto, una aplicación informática concebida para planificar, organizar y controlar los procesos internos de una entidad, buscando incrementar su eficiencia y calidad operativa. En el contexto educativo, esta herramienta se vuelve crucial, ya que facilita la centralización de la información, aligera la labor administrativa y apoya la toma de decisiones al ofrecer un acceso rápido y fiable a los datos. Sommerville (2011) sostiene que “los sistemas de gestión proporcionan una estructura que permite a las organizaciones manejar información compleja de forma coherente, garantizando la trazabilidad y la mejora continua de sus procesos” (p. 104). Por consiguiente, en la educación superior, estos sistemas son instrumentos vitales para la optimización de la gestión tanto académica como administrativa. Esto hace evidente la necesidad de automatizar procesos específicos, como el de pasantías, para lograr una mejora significativa.</w:t>
+          <w:rFonts w:ascii="Arial" w:hAnsi="Arial" w:cs="Arial"/>
+          <w:bCs/>
+          <w:sz w:val="24"/>
+          <w:szCs w:val="24"/>
+          <w:lang w:eastAsia="es-ES"/>
+        </w:rPr>
+      </w:pPr>
+      <w:r>
+        <w:rPr>
+          <w:rFonts w:ascii="Arial" w:hAnsi="Arial" w:cs="Arial"/>
+          <w:bCs/>
+          <w:sz w:val="24"/>
+          <w:szCs w:val="24"/>
+          <w:lang w:eastAsia="es-ES"/>
+        </w:rPr>
+        <w:t>Ante este panorama, la automatización de los procesos asociados a la gestión de prácticas profesionales surge como una necesidad clave para las instituciones de educación superior. El uso de sistemas informáticos permite optimizar el manejo de la información, reducir errores humanos, agilizar los trámites administrativos y mejorar la comunicación entre los actores involucrados. De esta manera, la incorporación de herramientas tecnológicas no solo fortalece la eficiencia operativa, sino que también contribuye a elevar la calidad del proceso formativo, sentando las bases para una gestión académica más moderna, transparente y eficiente.</w:t>
       </w:r>
     </w:p>
     <w:p>
@@ -1014,21 +951,12 @@
         <w:jc w:val="both"/>
         <w:rPr>
           <w:rFonts w:ascii="Arial" w:eastAsia="Times New Roman" w:hAnsi="Arial" w:cs="Arial"/>
-          <w:sz w:val="24"/>
-          <w:szCs w:val="24"/>
-          <w:lang w:eastAsia="es-ES"/>
-        </w:rPr>
-      </w:pPr>
-      <w:r>
-        <w:rPr>
-          <w:rFonts w:ascii="Arial" w:eastAsia="Times New Roman" w:hAnsi="Arial" w:cs="Arial"/>
-          <w:color w:val="000000"/>
-          <w:sz w:val="24"/>
-          <w:szCs w:val="24"/>
-          <w:lang w:eastAsia="es-ES"/>
-        </w:rPr>
-        <w:t xml:space="preserve">En este sentido, la gestión de pasantías abarca el conjunto de procedimientos administrativos y académicos destinados a integrar a los estudiantes en un ambiente laboral pertinente a su formación. Su relevancia académica reside en que permite aplicar los conocimientos adquiridos, impulsa </w:t>
-      </w:r>
+          <w:color w:val="000000"/>
+          <w:sz w:val="24"/>
+          <w:szCs w:val="24"/>
+          <w:lang w:eastAsia="es-ES"/>
+        </w:rPr>
+      </w:pPr>
       <w:r>
         <w:rPr>
           <w:rFonts w:ascii="Arial" w:eastAsia="Times New Roman" w:hAnsi="Arial" w:cs="Arial"/>
@@ -1038,7 +966,7 @@
           <w:lang w:eastAsia="es-ES"/>
         </w:rPr>
         <w:lastRenderedPageBreak/>
-        <w:t>la colaboración universidad–empresa y fortalece las competencias profesionales. El Ministerio del Poder Popular para la Educación Universitaria (2017) subraya que “las pasantías constituyen un componente esencial del proceso formativo, orientado a la consolidación de saberes técnicos, científicos y éticos en el estudiante” (p. 12). No obstante, para que la administración de las pasantías sea efectiva, es indispensable contar con mecanismos organizacionales y tecnológicos que aseguren la eficiencia de todo el proceso.</w:t>
+        <w:t>A nivel mundial, diversas instituciones de educación superior han incorporado plataformas digitales para la gestión de pasantías, con el fin de registrar, supervisar y evaluar el desempeño estudiantil de manera centralizada. Países como Bolivia y México han implementado sistemas que integran el seguimiento, la evaluación y la comunicación entre estudiantes, tutores y empresas. Villarroel Apaza (2020) señala que estos sistemas permiten agilizar los trámites manuales, optimizar la administración de la información y fortalecer la relación universidad–empresa. De igual forma, García y Hernández (2024) evidencian que los métodos manuales resultan ineficientes, por lo que se diseñaron sistemas web que facilitan la gestión y el seguimiento de vacantes en tiempo real. Estos antecedentes resaltan la importancia de las herramientas tecnológicas en el control académico y administrativo de las pasantías.</w:t>
       </w:r>
     </w:p>
     <w:p>
@@ -1061,37 +989,7 @@
           <w:szCs w:val="24"/>
           <w:lang w:eastAsia="es-ES"/>
         </w:rPr>
-        <w:t>2.</w:t>
-      </w:r>
-      <w:r>
-        <w:rPr>
-          <w:rFonts w:ascii="Arial" w:eastAsia="Times New Roman" w:hAnsi="Arial" w:cs="Arial"/>
-          <w:color w:val="000000"/>
-          <w:sz w:val="24"/>
-          <w:szCs w:val="24"/>
-          <w:lang w:eastAsia="es-ES"/>
-        </w:rPr>
-        <w:t>En el mundo, numerosas instituciones de educación superior han incorporado plataformas digitales para la gestión de pasantías, permitiendo registrar, supervisar y evaluar el desempeño de los estudiantes de forma centralizada. En países como Bolivia y México, las universidades han adoptado sistemas que integran módulos de seguimiento, evaluación y comunicación entre tutores, empresas y estudiantes.</w:t>
-      </w:r>
-      <w:r>
-        <w:rPr>
-          <w:rFonts w:ascii="Arial" w:eastAsia="Times New Roman" w:hAnsi="Arial" w:cs="Arial"/>
-          <w:color w:val="000000"/>
-          <w:sz w:val="24"/>
-          <w:szCs w:val="24"/>
-          <w:lang w:eastAsia="es-ES"/>
-        </w:rPr>
-        <w:t xml:space="preserve"> </w:t>
-      </w:r>
-      <w:r>
-        <w:rPr>
-          <w:rFonts w:ascii="Arial" w:eastAsia="Times New Roman" w:hAnsi="Arial" w:cs="Arial"/>
-          <w:color w:val="000000"/>
-          <w:sz w:val="24"/>
-          <w:szCs w:val="24"/>
-          <w:lang w:eastAsia="es-ES"/>
-        </w:rPr>
-        <w:t>Según Villarroel Apaza (2020), “el Sistema Web para la Gestión de Procesos de Pasantías y Prácticas Profesionales (SISGEPRO) fue desarrollado con el propósito de agilizar los trámites manuales, optimizar la administración de la información y fortalecer el vínculo entre la universidad y las instituciones receptoras” (p. 45). De igual manera, en México, un estudio reciente destaca que “el 100 % de los encuestados consideró ineficiente el método manual empleado para gestionar las prácticas profesionales, por lo que se diseñó un prototipo de sistema web que integra a los actores principales, permitiendo la publicación, consulta y seguimiento de vacantes en tiempo real” (García y Hernández, 2024, p. 9). Estos avances demuestran la importancia de implementar herramientas tecnológicas que respaldan el seguimiento académico y administrativo de los estudiantes en formación profesional.</w:t>
+        <w:t>El sistema se define como una red de elementos coordinados e interconectados que persiguen un fin común. En el entorno informático, estos sistemas son clave para automatizar tareas, reducir la carga operativa y garantizar una gestión de datos eficiente. Como lo afirma Pressman (2010), “un sistema de información representa una herramienta esencial para el soporte de las operaciones organizacionales, al proporcionar control, integridad y confiabilidad en los datos” (p. 58). De esta base nacen los sistemas de gestión, los cuales constituyen una aplicación específica orientada a optimizar los recursos y promover la mejora continua en las instituciones.</w:t>
       </w:r>
     </w:p>
     <w:p>
@@ -1101,31 +999,41 @@
         <w:jc w:val="both"/>
         <w:rPr>
           <w:rFonts w:ascii="Arial" w:eastAsia="Times New Roman" w:hAnsi="Arial" w:cs="Arial"/>
-          <w:sz w:val="24"/>
-          <w:szCs w:val="24"/>
-          <w:lang w:eastAsia="es-ES"/>
-        </w:rPr>
-      </w:pPr>
-      <w:r>
-        <w:rPr>
-          <w:rFonts w:ascii="Arial" w:eastAsia="Times New Roman" w:hAnsi="Arial" w:cs="Arial"/>
-          <w:color w:val="000000"/>
-          <w:sz w:val="24"/>
-          <w:szCs w:val="24"/>
-          <w:lang w:eastAsia="es-ES"/>
-        </w:rPr>
-        <w:t xml:space="preserve">En Venezuela, las universidades enfrentan un contexto de limitaciones tecnológicas que afectan la eficiencia de sus procesos internos. Muchos programas de pasantías aún se gestionan de manera manual, utilizando formularios impresos, hojas de cálculo o comunicaciones informales por correo electrónico. Esta situación genera duplicidad de esfuerzos, errores en los registros y dificultades para acceder a la información histórica. Según Sánchez y López (2019), “la falta de automatización en los procesos académicos de las instituciones venezolanas representa un obstáculo para la transparencia, la </w:t>
-      </w:r>
-      <w:r>
-        <w:rPr>
-          <w:rFonts w:ascii="Arial" w:eastAsia="Times New Roman" w:hAnsi="Arial" w:cs="Arial"/>
-          <w:color w:val="000000"/>
-          <w:sz w:val="24"/>
-          <w:szCs w:val="24"/>
-          <w:lang w:eastAsia="es-ES"/>
-        </w:rPr>
-        <w:lastRenderedPageBreak/>
-        <w:t>eficiencia y la calidad educativa” (p. 47). Por lo tanto, la incorporación de sistemas informáticos de gestión se presenta como una necesidad prioritaria para modernizar los procesos administrativos universitarios.</w:t>
+          <w:color w:val="000000"/>
+          <w:sz w:val="24"/>
+          <w:szCs w:val="24"/>
+          <w:lang w:eastAsia="es-ES"/>
+        </w:rPr>
+      </w:pPr>
+      <w:r>
+        <w:rPr>
+          <w:rFonts w:ascii="Arial" w:eastAsia="Times New Roman" w:hAnsi="Arial" w:cs="Arial"/>
+          <w:color w:val="000000"/>
+          <w:sz w:val="24"/>
+          <w:szCs w:val="24"/>
+          <w:lang w:eastAsia="es-ES"/>
+        </w:rPr>
+        <w:t xml:space="preserve">Un sistema de gestión es una aplicación informática orientada a planificar, organizar y controlar los procesos internos de una organización, con el propósito de mejorar su eficiencia y calidad operativa. En el ámbito educativo, estas herramientas permiten centralizar la información, reducir la carga administrativa y facilitar la toma de decisiones mediante el acceso oportuno y confiable a los datos. Sommerville (2011) sostiene que “los sistemas de gestión proporcionan una estructura que permite a las organizaciones manejar información compleja de forma coherente, garantizando la trazabilidad y la mejora continua de sus procesos” (p. 104). En consecuencia, en la educación superior estos sistemas </w:t>
+      </w:r>
+      <w:r>
+        <w:rPr>
+          <w:rFonts w:ascii="Arial" w:eastAsia="Times New Roman" w:hAnsi="Arial" w:cs="Arial"/>
+          <w:color w:val="000000"/>
+          <w:sz w:val="24"/>
+          <w:szCs w:val="24"/>
+          <w:lang w:eastAsia="es-ES"/>
+        </w:rPr>
+        <w:t>son</w:t>
+      </w:r>
+      <w:r>
+        <w:rPr>
+          <w:rFonts w:ascii="Arial" w:eastAsia="Times New Roman" w:hAnsi="Arial" w:cs="Arial"/>
+          <w:color w:val="000000"/>
+          <w:sz w:val="24"/>
+          <w:szCs w:val="24"/>
+          <w:lang w:eastAsia="es-ES"/>
+        </w:rPr>
+        <w:t xml:space="preserve"> esenciales para optimizar la gestión académica, lo que evidencia la necesidad de automatizar procesos específicos como el de pasantías.</w:t>
       </w:r>
     </w:p>
     <w:p>
@@ -1135,20 +1043,22 @@
         <w:jc w:val="both"/>
         <w:rPr>
           <w:rFonts w:ascii="Arial" w:eastAsia="Times New Roman" w:hAnsi="Arial" w:cs="Arial"/>
-          <w:sz w:val="24"/>
-          <w:szCs w:val="24"/>
-          <w:lang w:eastAsia="es-ES"/>
-        </w:rPr>
-      </w:pPr>
-      <w:r>
-        <w:rPr>
-          <w:rFonts w:ascii="Arial" w:eastAsia="Times New Roman" w:hAnsi="Arial" w:cs="Arial"/>
-          <w:color w:val="000000"/>
-          <w:sz w:val="24"/>
-          <w:szCs w:val="24"/>
-          <w:lang w:eastAsia="es-ES"/>
-        </w:rPr>
-        <w:t>Actualmente, en el Instituto Universitario Politécnico “Santiago Mariño”, Extensión Barinas, enfrenta condiciones similares. El proceso de gestión de pasantías se lleva a cabo mediante procedimientos manuales, en los que se utilizan documentos físicos para el registro y control de los estudiantes. Esto puede ocasionar pérdida de información, retrasos en la evaluación, dificultades en la comunicación entre tutores y pasantes, y falta de control sobre los informes finales. Además, la inexistencia de una base de datos centralizada impide generar reportes de manera eficiente y dificulta la supervisión del cumplimiento de las actividades académicas.</w:t>
+          <w:color w:val="000000"/>
+          <w:sz w:val="24"/>
+          <w:szCs w:val="24"/>
+          <w:lang w:eastAsia="es-ES"/>
+        </w:rPr>
+      </w:pPr>
+      <w:r>
+        <w:rPr>
+          <w:rFonts w:ascii="Arial" w:eastAsia="Times New Roman" w:hAnsi="Arial" w:cs="Arial"/>
+          <w:color w:val="000000"/>
+          <w:sz w:val="24"/>
+          <w:szCs w:val="24"/>
+          <w:lang w:eastAsia="es-ES"/>
+        </w:rPr>
+        <w:lastRenderedPageBreak/>
+        <w:t xml:space="preserve">La gestión de pasantías comprende los procedimientos administrativos y académicos orientados a integrar al estudiante en un entorno laboral acorde con su formación, permitiéndole aplicar conocimientos, fortalecer competencias profesionales y promover la vinculación universidad–empresa. Su importancia académica radica en la consolidación de saberes técnicos, científicos y éticos, tal como lo señala el Ministerio del Poder Popular para la Educación Universitaria (2017), al afirmar que “las pasantías constituyen un componente esencial del proceso formativo” (p. 12). </w:t>
       </w:r>
     </w:p>
     <w:p>
@@ -1158,20 +1068,21 @@
         <w:jc w:val="both"/>
         <w:rPr>
           <w:rFonts w:ascii="Arial" w:eastAsia="Times New Roman" w:hAnsi="Arial" w:cs="Arial"/>
-          <w:sz w:val="24"/>
-          <w:szCs w:val="24"/>
-          <w:lang w:eastAsia="es-ES"/>
-        </w:rPr>
-      </w:pPr>
-      <w:r>
-        <w:rPr>
-          <w:rFonts w:ascii="Arial" w:eastAsia="Times New Roman" w:hAnsi="Arial" w:cs="Arial"/>
-          <w:color w:val="000000"/>
-          <w:sz w:val="24"/>
-          <w:szCs w:val="24"/>
-          <w:lang w:eastAsia="es-ES"/>
-        </w:rPr>
-        <w:t>Entre las causas principales del problema se encuentran la ausencia de un sistema automatizado que permita integrar las diferentes fases del proceso de pasantías, la falta de estandarización en los procedimientos administrativos y la carencia de herramientas tecnológicas adaptadas a las necesidades institucionales. Estas deficiencias impiden la coordinación efectiva entre estudiantes, tutores académicos y tutores empresariales, lo que limita la capacidad de seguimiento y control de las actividades realizadas durante el período de pasantía. Frente a esta situación, el desarrollo de un sistema de gestión de pasantías se plantea como una solución viable para optimizar el proceso, centralizar la información y mejorar la comunicación entre los actores involucrados.</w:t>
+          <w:color w:val="000000"/>
+          <w:sz w:val="24"/>
+          <w:szCs w:val="24"/>
+          <w:lang w:eastAsia="es-ES"/>
+        </w:rPr>
+      </w:pPr>
+      <w:r>
+        <w:rPr>
+          <w:rFonts w:ascii="Arial" w:eastAsia="Times New Roman" w:hAnsi="Arial" w:cs="Arial"/>
+          <w:color w:val="000000"/>
+          <w:sz w:val="24"/>
+          <w:szCs w:val="24"/>
+          <w:lang w:eastAsia="es-ES"/>
+        </w:rPr>
+        <w:t>Sin embargo, en Venezuela este proceso se ve afectado por limitaciones tecnológicas, ya que muchas universidades aún gestionan las pasantías de forma manual, lo que ocasiona errores, duplicidad de tareas y dificultades para el acceso a la información. En este sentido, Sánchez y López (2019) destacan que “la falta de automatización en los procesos académicos […] representa un obstáculo para la transparencia, la eficiencia y la calidad educativa” (p. 47), por lo que resulta prioritaria la incorporación de sistemas informáticos que modernicen la gestión administrativa universitaria.</w:t>
       </w:r>
     </w:p>
     <w:p>
@@ -1194,27 +1105,7 @@
           <w:szCs w:val="24"/>
           <w:lang w:eastAsia="es-ES"/>
         </w:rPr>
-        <w:t xml:space="preserve">En tal sentido los resultados de no contar con un sistema </w:t>
-      </w:r>
-      <w:r>
-        <w:rPr>
-          <w:rFonts w:ascii="Arial" w:eastAsia="Times New Roman" w:hAnsi="Arial" w:cs="Arial"/>
-          <w:color w:val="000000"/>
-          <w:sz w:val="24"/>
-          <w:szCs w:val="24"/>
-          <w:lang w:eastAsia="es-ES"/>
-        </w:rPr>
-        <w:t>de gestión</w:t>
-      </w:r>
-      <w:r>
-        <w:rPr>
-          <w:rFonts w:ascii="Arial" w:eastAsia="Times New Roman" w:hAnsi="Arial" w:cs="Arial"/>
-          <w:color w:val="000000"/>
-          <w:sz w:val="24"/>
-          <w:szCs w:val="24"/>
-          <w:lang w:eastAsia="es-ES"/>
-        </w:rPr>
-        <w:t xml:space="preserve"> son múltiples. Entre ellas destacan la pérdida de información, la duplicidad de registros, los retrasos en la validación de documentos y la falta de control sobre las actividades desarrolladas por los pasantes. Además, la gestión manual incrementa el uso de recursos materiales, aumenta los errores humanos y dificulta la generación de reportes estadísticos útiles para la toma de decisiones. En resumen, la eficiencia del proceso académico se ve comprometida, afectando la calidad de la formación profesional y la imagen institucional del Instituto.</w:t>
+        <w:t>Actualmente, en el Instituto Universitario Politécnico “Santiago Mariño”, Extensión Barinas, enfrenta condiciones similares. El proceso de gestión de pasantías se lleva a cabo mediante procedimientos manuales, en los que se utilizan documentos físicos para el registro y control de los estudiantes. Esto puede ocasionar pérdida de información, retrasos en la evaluación, dificultades en la comunicación entre tutores y pasantes, y falta de control sobre los informes finales. Además, la inexistencia de una base de datos centralizada impide generar reportes de manera eficiente y dificulta la supervisión del cumplimiento de las actividades académicas.</w:t>
       </w:r>
     </w:p>
     <w:p>
@@ -1237,7 +1128,83 @@
           <w:szCs w:val="24"/>
           <w:lang w:eastAsia="es-ES"/>
         </w:rPr>
+        <w:t xml:space="preserve">Entre las causas principales del problema se encuentran la ausencia de un sistema automatizado que permita integrar las diferentes fases del proceso de pasantías, la falta de estandarización en los procedimientos administrativos y la carencia de herramientas tecnológicas adaptadas a las necesidades institucionales. Estas deficiencias impiden la coordinación efectiva entre estudiantes, tutores académicos y tutores empresariales, lo que limita la capacidad de seguimiento y control de las actividades realizadas durante el período de pasantía. Frente a esta situación, el desarrollo de un sistema de </w:t>
+      </w:r>
+      <w:r>
+        <w:rPr>
+          <w:rFonts w:ascii="Arial" w:eastAsia="Times New Roman" w:hAnsi="Arial" w:cs="Arial"/>
+          <w:color w:val="000000"/>
+          <w:sz w:val="24"/>
+          <w:szCs w:val="24"/>
+          <w:lang w:eastAsia="es-ES"/>
+        </w:rPr>
         <w:lastRenderedPageBreak/>
+        <w:t>gestión de pasantías se plantea como una solución viable para optimizar el proceso, centralizar la información y mejorar la comunicación entre los actores involucrados.</w:t>
+      </w:r>
+    </w:p>
+    <w:p>
+      <w:pPr>
+        <w:spacing w:line="360" w:lineRule="auto"/>
+        <w:ind w:firstLine="708"/>
+        <w:jc w:val="both"/>
+        <w:rPr>
+          <w:rFonts w:ascii="Arial" w:eastAsia="Times New Roman" w:hAnsi="Arial" w:cs="Arial"/>
+          <w:sz w:val="24"/>
+          <w:szCs w:val="24"/>
+          <w:lang w:eastAsia="es-ES"/>
+        </w:rPr>
+      </w:pPr>
+      <w:r>
+        <w:rPr>
+          <w:rFonts w:ascii="Arial" w:eastAsia="Times New Roman" w:hAnsi="Arial" w:cs="Arial"/>
+          <w:color w:val="000000"/>
+          <w:sz w:val="24"/>
+          <w:szCs w:val="24"/>
+          <w:lang w:eastAsia="es-ES"/>
+        </w:rPr>
+        <w:t xml:space="preserve">En tal sentido los resultados de no contar con un sistema </w:t>
+      </w:r>
+      <w:r>
+        <w:rPr>
+          <w:rFonts w:ascii="Arial" w:eastAsia="Times New Roman" w:hAnsi="Arial" w:cs="Arial"/>
+          <w:color w:val="000000"/>
+          <w:sz w:val="24"/>
+          <w:szCs w:val="24"/>
+          <w:lang w:eastAsia="es-ES"/>
+        </w:rPr>
+        <w:t>de gestión</w:t>
+      </w:r>
+      <w:r>
+        <w:rPr>
+          <w:rFonts w:ascii="Arial" w:eastAsia="Times New Roman" w:hAnsi="Arial" w:cs="Arial"/>
+          <w:color w:val="000000"/>
+          <w:sz w:val="24"/>
+          <w:szCs w:val="24"/>
+          <w:lang w:eastAsia="es-ES"/>
+        </w:rPr>
+        <w:t xml:space="preserve"> son múltiples. Entre ellas destacan la pérdida de información, la duplicidad de registros, los retrasos en la validación de documentos y la falta de control sobre las actividades desarrolladas por los pasantes. Además, la gestión manual incrementa el uso de recursos materiales, aumenta los errores humanos y dificulta la generación de reportes estadísticos útiles para la toma de decisiones. En resumen, la eficiencia del proceso académico se ve comprometida, afectando la calidad de la formación profesional y la imagen institucional del Instituto.</w:t>
+      </w:r>
+    </w:p>
+    <w:p>
+      <w:pPr>
+        <w:spacing w:line="360" w:lineRule="auto"/>
+        <w:ind w:firstLine="708"/>
+        <w:jc w:val="both"/>
+        <w:rPr>
+          <w:rFonts w:ascii="Arial" w:eastAsia="Times New Roman" w:hAnsi="Arial" w:cs="Arial"/>
+          <w:sz w:val="24"/>
+          <w:szCs w:val="24"/>
+          <w:lang w:eastAsia="es-ES"/>
+        </w:rPr>
+      </w:pPr>
+      <w:r>
+        <w:rPr>
+          <w:rFonts w:ascii="Arial" w:eastAsia="Times New Roman" w:hAnsi="Arial" w:cs="Arial"/>
+          <w:color w:val="000000"/>
+          <w:sz w:val="24"/>
+          <w:szCs w:val="24"/>
+          <w:lang w:eastAsia="es-ES"/>
+        </w:rPr>
         <w:t>En consecuencia, el desarrollo de un sistema de gestión de pasantías para el Instituto Universitario Politécnico “Santiago Mariño”, Extensión Barinas, se presenta como una solución tecnológica innovadora y necesaria, ya que permitirá centralizar la información, automatizar los procesos administrativos y académicos, y mejorar la comunicación entre estudiantes, tutores académicos y tutores empresariales. De todo lo anterior planteado, surgen las siguientes interrogantes:</w:t>
       </w:r>
     </w:p>
@@ -1374,18 +1341,16 @@
         </w:rPr>
         <w:t xml:space="preserve">¿Cómo se </w:t>
       </w:r>
-      <w:proofErr w:type="spellStart"/>
-      <w:r>
-        <w:rPr>
-          <w:rFonts w:ascii="Arial" w:eastAsia="Times New Roman" w:hAnsi="Arial" w:cs="Arial"/>
-          <w:color w:val="000000"/>
-          <w:sz w:val="24"/>
-          <w:szCs w:val="24"/>
-          <w:lang w:eastAsia="es-ES"/>
-        </w:rPr>
-        <w:t>hara</w:t>
-      </w:r>
-      <w:proofErr w:type="spellEnd"/>
+      <w:r>
+        <w:rPr>
+          <w:rFonts w:ascii="Arial" w:eastAsia="Times New Roman" w:hAnsi="Arial" w:cs="Arial"/>
+          <w:color w:val="000000"/>
+          <w:sz w:val="24"/>
+          <w:szCs w:val="24"/>
+          <w:lang w:eastAsia="es-ES"/>
+        </w:rPr>
+        <w:t>hará</w:t>
+      </w:r>
       <w:r>
         <w:rPr>
           <w:rFonts w:ascii="Arial" w:eastAsia="Times New Roman" w:hAnsi="Arial" w:cs="Arial"/>
@@ -1492,6 +1457,7 @@
           <w:szCs w:val="24"/>
           <w:lang w:eastAsia="es-ES"/>
         </w:rPr>
+        <w:lastRenderedPageBreak/>
         <w:t>Desarrollar Sistema de gestión de pasantías para el Instituto Universitario Politécnico 'Santiago Mariño', Extensión Barinas.</w:t>
       </w:r>
     </w:p>
@@ -1641,7 +1607,6 @@
           <w:szCs w:val="24"/>
           <w:lang w:eastAsia="es-ES"/>
         </w:rPr>
-        <w:lastRenderedPageBreak/>
         <w:t>En la actualidad, la gestión eficiente de los procesos académicos constituye un elemento esencial para el desarrollo institucional, especialmente en el ámbito universitario. En este contexto, el manejo de las pasantías dentro del Instituto Universitario Politécnico “Santiago Mariño”, Extensión Barinas, reviste una relevancia significativa, ya que dicho proceso representa una etapa fundamental en la formación profesional de los estudiantes. La necesidad de contar con un sistema de gestión automatizado surge ante las limitaciones observadas en los métodos tradicionales, los cuales suelen basarse en procedimientos manuales que generan retrasos, pérdida de información y falta de control sobre las actividades que realizan los pasantes y sus tutores.</w:t>
       </w:r>
     </w:p>
@@ -1688,7 +1653,18 @@
           <w:szCs w:val="24"/>
           <w:lang w:eastAsia="es-ES"/>
         </w:rPr>
-        <w:t>Por tal razón, este trabajo radica en ofrecer una herramienta tecnológica que simplifique la gestión, perfeccione la comunicación y asegure un flujo de información oportuno, facilitando un seguimiento académico y profesional más riguroso del estudiante. Con esto, se procura no sólo optimizar los recursos institucionales, sino también elevar la calidad del proceso educativo.</w:t>
+        <w:t xml:space="preserve">Por tal razón, este trabajo radica en ofrecer una herramienta tecnológica que simplifique la gestión, perfeccione la comunicación y asegure un flujo de información oportuno, facilitando un seguimiento académico y profesional más </w:t>
+      </w:r>
+      <w:r>
+        <w:rPr>
+          <w:rFonts w:ascii="Arial" w:eastAsia="Times New Roman" w:hAnsi="Arial" w:cs="Arial"/>
+          <w:color w:val="000000"/>
+          <w:sz w:val="24"/>
+          <w:szCs w:val="24"/>
+          <w:lang w:eastAsia="es-ES"/>
+        </w:rPr>
+        <w:lastRenderedPageBreak/>
+        <w:t>riguroso del estudiante. Con esto, se procura no sólo optimizar los recursos institucionales, sino también elevar la calidad del proceso educativo.</w:t>
       </w:r>
     </w:p>
     <w:p>
@@ -1734,7 +1710,6 @@
           <w:szCs w:val="24"/>
           <w:lang w:eastAsia="es-ES"/>
         </w:rPr>
-        <w:lastRenderedPageBreak/>
         <w:t>En el ámbito metodológico, el estudio requiere la aplicación de técnicas rigurosas de recolección de datos, que incluyen la realización de entrevistas y encuestas con los miembros de la comunidad académica, así como pruebas de usabilidad, crucial para garantizar que la solución se ajuste adecuadamente a sus requerimientos. El enfoque metodológico permitirá compilar información precisa, orientar las elecciones de diseño y sentar las bases para su aplicación posterior en contextos análogos.</w:t>
       </w:r>
     </w:p>
@@ -1783,14 +1758,51 @@
     <w:p>
       <w:pPr>
         <w:spacing w:line="360" w:lineRule="auto"/>
-        <w:jc w:val="both"/>
-        <w:rPr>
-          <w:rFonts w:ascii="Arial" w:eastAsia="Times New Roman" w:hAnsi="Arial" w:cs="Arial"/>
-          <w:sz w:val="24"/>
-          <w:szCs w:val="24"/>
-          <w:lang w:eastAsia="es-ES"/>
-        </w:rPr>
-      </w:pPr>
+        <w:ind w:firstLine="708"/>
+        <w:jc w:val="both"/>
+        <w:rPr>
+          <w:rFonts w:ascii="Arial" w:eastAsia="Times New Roman" w:hAnsi="Arial" w:cs="Arial"/>
+          <w:sz w:val="24"/>
+          <w:szCs w:val="24"/>
+          <w:lang w:eastAsia="es-ES"/>
+        </w:rPr>
+      </w:pPr>
+      <w:r>
+        <w:rPr>
+          <w:rFonts w:ascii="Arial" w:eastAsia="Times New Roman" w:hAnsi="Arial" w:cs="Arial"/>
+          <w:color w:val="000000"/>
+          <w:sz w:val="24"/>
+          <w:szCs w:val="24"/>
+          <w:lang w:eastAsia="es-ES"/>
+        </w:rPr>
+        <w:t>En cuanto a la línea de investigación, esta propuesta se enmarca en el desarrollo de software y sistema de gestión, específicamente en el ámbito de tecnología e innovación.</w:t>
+      </w:r>
+    </w:p>
+    <w:p>
+      <w:pPr>
+        <w:spacing w:line="360" w:lineRule="auto"/>
+        <w:jc w:val="both"/>
+        <w:rPr>
+          <w:rFonts w:ascii="Arial" w:eastAsia="Times New Roman" w:hAnsi="Arial" w:cs="Arial"/>
+          <w:b/>
+          <w:bCs/>
+          <w:sz w:val="24"/>
+          <w:szCs w:val="24"/>
+          <w:lang w:eastAsia="es-ES"/>
+        </w:rPr>
+      </w:pPr>
+      <w:r>
+        <w:rPr>
+          <w:rFonts w:ascii="Arial" w:eastAsia="Times New Roman" w:hAnsi="Arial" w:cs="Arial"/>
+          <w:b/>
+          <w:bCs/>
+          <w:color w:val="000000"/>
+          <w:sz w:val="24"/>
+          <w:szCs w:val="24"/>
+          <w:lang w:eastAsia="es-ES"/>
+        </w:rPr>
+        <w:t>ALCANCES Y LIMITACIONES</w:t>
+      </w:r>
     </w:p>
     <w:p>
       <w:pPr>
@@ -1798,96 +1810,6 @@
         <w:ind w:firstLine="708"/>
         <w:jc w:val="both"/>
         <w:rPr>
-          <w:rFonts w:ascii="Arial" w:eastAsia="Times New Roman" w:hAnsi="Arial" w:cs="Arial"/>
-          <w:sz w:val="24"/>
-          <w:szCs w:val="24"/>
-          <w:lang w:eastAsia="es-ES"/>
-        </w:rPr>
-      </w:pPr>
-      <w:r>
-        <w:rPr>
-          <w:rFonts w:ascii="Arial" w:eastAsia="Times New Roman" w:hAnsi="Arial" w:cs="Arial"/>
-          <w:color w:val="000000"/>
-          <w:sz w:val="24"/>
-          <w:szCs w:val="24"/>
-          <w:lang w:eastAsia="es-ES"/>
-        </w:rPr>
-        <w:t>En cuanto a la línea de investigación, esta propuesta se enmarca en el desarrollo de software y sistema de gestión, específicamente en el ámbito de tecnología e innovación.</w:t>
-      </w:r>
-    </w:p>
-    <w:p>
-      <w:pPr>
-        <w:spacing w:line="360" w:lineRule="auto"/>
-        <w:jc w:val="both"/>
-        <w:rPr>
-          <w:rFonts w:ascii="Arial" w:eastAsia="Times New Roman" w:hAnsi="Arial" w:cs="Arial"/>
-          <w:b/>
-          <w:bCs/>
-          <w:sz w:val="24"/>
-          <w:szCs w:val="24"/>
-          <w:lang w:eastAsia="es-ES"/>
-        </w:rPr>
-      </w:pPr>
-      <w:r>
-        <w:rPr>
-          <w:rFonts w:ascii="Arial" w:eastAsia="Times New Roman" w:hAnsi="Arial" w:cs="Arial"/>
-          <w:b/>
-          <w:bCs/>
-          <w:color w:val="000000"/>
-          <w:sz w:val="24"/>
-          <w:szCs w:val="24"/>
-          <w:lang w:eastAsia="es-ES"/>
-        </w:rPr>
-        <w:t>ALCANCES Y LIMITACIONES</w:t>
-      </w:r>
-    </w:p>
-    <w:p>
-      <w:pPr>
-        <w:spacing w:line="360" w:lineRule="auto"/>
-        <w:ind w:firstLine="708"/>
-        <w:jc w:val="both"/>
-        <w:rPr>
-          <w:rFonts w:ascii="Arial" w:eastAsia="Times New Roman" w:hAnsi="Arial" w:cs="Arial"/>
-          <w:sz w:val="24"/>
-          <w:szCs w:val="24"/>
-          <w:lang w:eastAsia="es-ES"/>
-        </w:rPr>
-      </w:pPr>
-      <w:r>
-        <w:rPr>
-          <w:rFonts w:ascii="Arial" w:eastAsia="Times New Roman" w:hAnsi="Arial" w:cs="Arial"/>
-          <w:color w:val="000000"/>
-          <w:sz w:val="24"/>
-          <w:szCs w:val="24"/>
-          <w:lang w:eastAsia="es-ES"/>
-        </w:rPr>
-        <w:t>El presente proyecto tiene como alcance el desarrollo de un Sistema de Gestión de Pasantías para el Instituto Universitario Politécnico “Santiago Mariño”, Extensión Barinas, está orientado a automatizar los procesos de registro, control y seguimiento de los estudiantes universitarios a lo largo de todo su período de pasantía profesional. Esto incluye desde la formalización inicial de la pasantía hasta la evaluación final del desempeño, buscando optimizar la gestión administrativa, reducir la carga de trabajo manual del personal encargado y proporcionar una trazabilidad completa del progreso de cada estudiante dentro de la empresa o institución receptora. El proyecto se delimita exclusivamente a la fase de desarrollo, por lo que la implementación en un entorno de uso real no forma parte del alcance de esta investigación.</w:t>
-      </w:r>
-      <w:r>
-        <w:rPr>
-          <w:rFonts w:ascii="Arial" w:eastAsia="Times New Roman" w:hAnsi="Arial" w:cs="Arial"/>
-          <w:color w:val="000000"/>
-          <w:sz w:val="24"/>
-          <w:szCs w:val="24"/>
-          <w:lang w:eastAsia="es-ES"/>
-        </w:rPr>
-        <w:t xml:space="preserve"> </w:t>
-      </w:r>
-      <w:r>
-        <w:rPr>
-          <w:rFonts w:ascii="Arial" w:eastAsia="Times New Roman" w:hAnsi="Arial" w:cs="Arial"/>
-          <w:b/>
-          <w:color w:val="000000"/>
-          <w:sz w:val="24"/>
-          <w:szCs w:val="24"/>
-          <w:lang w:eastAsia="es-ES"/>
-        </w:rPr>
-        <w:t>Que comprende la fase</w:t>
-      </w:r>
-    </w:p>
-    <w:p>
-      <w:pPr>
-        <w:rPr>
           <w:rFonts w:ascii="Times New Roman" w:eastAsia="Times New Roman" w:hAnsi="Times New Roman" w:cs="Times New Roman"/>
           <w:sz w:val="24"/>
           <w:szCs w:val="24"/>
@@ -1896,12 +1818,32 @@
       </w:pPr>
       <w:r>
         <w:rPr>
+          <w:rFonts w:ascii="Arial" w:eastAsia="Times New Roman" w:hAnsi="Arial" w:cs="Arial"/>
+          <w:color w:val="000000"/>
+          <w:sz w:val="24"/>
+          <w:szCs w:val="24"/>
+          <w:lang w:eastAsia="es-ES"/>
+        </w:rPr>
+        <w:lastRenderedPageBreak/>
+        <w:t xml:space="preserve">El presente proyecto tiene como alcance el desarrollo de un Sistema de Gestión de Pasantías para el Instituto Universitario Politécnico “Santiago Mariño”, Extensión Barinas, está orientado a automatizar los procesos de registro, control y seguimiento de los estudiantes universitarios a lo largo de todo su período de pasantía profesional. Esto incluye desde la formalización inicial de la pasantía hasta la evaluación final del desempeño, buscando optimizar la gestión administrativa, reducir la carga de trabajo manual del personal encargado y proporcionar una trazabilidad completa del progreso de cada estudiante dentro de la empresa o institución receptora. </w:t>
+      </w:r>
+      <w:r>
+        <w:rPr>
+          <w:rFonts w:ascii="Arial" w:eastAsia="Times New Roman" w:hAnsi="Arial" w:cs="Arial"/>
+          <w:color w:val="000000"/>
+          <w:sz w:val="24"/>
+          <w:szCs w:val="24"/>
+          <w:lang w:eastAsia="es-ES"/>
+        </w:rPr>
+        <w:t>El proyecto se delimita exclusivamente a la fase de desarrollo, por lo que no contempla su implementación en un entorno real, la cual comprende el análisis de requerimientos, el diseño del sistema y la construcción del prototipo funcional.</w:t>
+      </w:r>
+      <w:r>
+        <w:rPr>
           <w:rFonts w:ascii="Times New Roman" w:eastAsia="Times New Roman" w:hAnsi="Times New Roman" w:cs="Times New Roman"/>
           <w:sz w:val="24"/>
           <w:szCs w:val="24"/>
           <w:lang w:eastAsia="es-ES"/>
         </w:rPr>
-        <w:lastRenderedPageBreak/>
         <w:br w:type="page"/>
       </w:r>
     </w:p>
@@ -1996,7 +1938,29 @@
           <w:shd w:val="clear" w:color="auto" w:fill="FFFFFF"/>
           <w:lang w:eastAsia="es-ES"/>
         </w:rPr>
-        <w:t xml:space="preserve">Esta sección se estructura, según las necesidades del estudio, a partir de un conjunto de componentes que constituyen los fundamentos conceptuales de la indagación. Como lo precisa Arias (2016) “El marco teórico o marco referencial, es el producto de la revisión documental–bibliográfica, y consiste en una recopilación de ideas, posturas de autores, conceptos y definiciones, que sirven de base a la investigación por realizar” (p.106). Para el caso de este proyecto, incluye los antecedentes del estudio, los fundamentos teóricos, el sustento legal, la operacionalización de las variables y la definición de términos clave. Con base en lo anterior, a </w:t>
+        <w:t xml:space="preserve">Esta sección se estructura, según las necesidades del estudio, a partir de un conjunto de componentes que constituyen los fundamentos conceptuales de la indagación. Como lo precisa </w:t>
+      </w:r>
+      <w:r>
+        <w:rPr>
+          <w:rFonts w:ascii="Arial" w:eastAsia="Times New Roman" w:hAnsi="Arial" w:cs="Arial"/>
+          <w:color w:val="0F1115"/>
+          <w:sz w:val="24"/>
+          <w:szCs w:val="24"/>
+          <w:shd w:val="clear" w:color="auto" w:fill="FFFFFF"/>
+          <w:lang w:eastAsia="es-ES"/>
+        </w:rPr>
+        <w:t>Arias (2022)</w:t>
+      </w:r>
+      <w:r>
+        <w:rPr>
+          <w:rFonts w:ascii="Arial" w:eastAsia="Times New Roman" w:hAnsi="Arial" w:cs="Arial"/>
+          <w:color w:val="0F1115"/>
+          <w:sz w:val="24"/>
+          <w:szCs w:val="24"/>
+          <w:shd w:val="clear" w:color="auto" w:fill="FFFFFF"/>
+          <w:lang w:eastAsia="es-ES"/>
+        </w:rPr>
+        <w:t xml:space="preserve"> “El marco teórico o marco referencial, es el producto de la revisión documental–bibliográfica, y consiste en una recopilación de ideas, posturas de autores, conceptos y definiciones, que sirven de base a la investigación por realizar” (p.106). Para el caso de este proyecto, incluye los antecedentes del estudio, los fundamentos teóricos, el sustento legal, la operacionalización de las variables y la definición de términos clave. Con base en lo anterior, a </w:t>
       </w:r>
       <w:r>
         <w:rPr>
@@ -2145,7 +2109,29 @@
           <w:shd w:val="clear" w:color="auto" w:fill="FFFFFF"/>
           <w:lang w:eastAsia="es-ES"/>
         </w:rPr>
-        <w:t xml:space="preserve">Los antecedentes constituyen según Arias (2016), “Esta sección se refiere a los estudios previos: trabajos y tesis de grado, trabajos de ascenso, artículos e informes científicos relacionados con el problema planteado, es decir, investigaciones realizadas anteriormente y que guardan alguna vinculación con nuestro proyecto”. (p106). En consecuencia, los antecedentes de la investigación manifiestan o constituyen los progresos y el estado actual del conocimiento en un área específica en el momento en que se desarrolla el estudio; para el caso </w:t>
+        <w:t xml:space="preserve">Los antecedentes constituyen según </w:t>
+      </w:r>
+      <w:r>
+        <w:rPr>
+          <w:rFonts w:ascii="Arial" w:eastAsia="Times New Roman" w:hAnsi="Arial" w:cs="Arial"/>
+          <w:color w:val="0F1115"/>
+          <w:sz w:val="24"/>
+          <w:szCs w:val="24"/>
+          <w:shd w:val="clear" w:color="auto" w:fill="FFFFFF"/>
+          <w:lang w:eastAsia="es-ES"/>
+        </w:rPr>
+        <w:t>Arias (2022)</w:t>
+      </w:r>
+      <w:r>
+        <w:rPr>
+          <w:rFonts w:ascii="Arial" w:eastAsia="Times New Roman" w:hAnsi="Arial" w:cs="Arial"/>
+          <w:color w:val="0F1115"/>
+          <w:sz w:val="24"/>
+          <w:szCs w:val="24"/>
+          <w:shd w:val="clear" w:color="auto" w:fill="FFFFFF"/>
+          <w:lang w:eastAsia="es-ES"/>
+        </w:rPr>
+        <w:t xml:space="preserve">, “Esta sección se refiere a los estudios previos: trabajos y tesis de grado, trabajos de ascenso, artículos e informes científicos relacionados con el problema planteado, es decir, investigaciones realizadas anteriormente y que guardan alguna vinculación con nuestro proyecto”. (p106). En consecuencia, los antecedentes de la investigación manifiestan o constituyen los progresos y el estado actual del conocimiento en un área específica en el momento en que se desarrolla el estudio; para el caso </w:t>
       </w:r>
       <w:r>
         <w:rPr>
@@ -2225,7 +2211,37 @@
           <w:szCs w:val="24"/>
           <w:lang w:eastAsia="es-ES"/>
         </w:rPr>
-        <w:t xml:space="preserve">Los resultados demostraron que el sistema propuesto permitió reducir significativamente el tiempo en la gestión documental, detectar deficiencias tecnológicas e identificar los requerimientos técnicos necesarios para su implementación. Se comprobó además la factibilidad técnica y operativa del prototipo. </w:t>
+        <w:t>Los resultados demostraron que el sistema propuesto permitió reducir significativamente el tiempo en la gestión documental, detectar deficiencias tecnológicas e identificar los requerimientos técnicos necesarios para su implementación. Se comprobó además la factibilidad técnica y operativa del prototipo.</w:t>
+      </w:r>
+      <w:r>
+        <w:rPr>
+          <w:rFonts w:ascii="Arial" w:eastAsia="Times New Roman" w:hAnsi="Arial" w:cs="Arial"/>
+          <w:color w:val="000000"/>
+          <w:sz w:val="24"/>
+          <w:szCs w:val="24"/>
+          <w:lang w:eastAsia="es-ES"/>
+        </w:rPr>
+        <w:t xml:space="preserve"> Su investigación sirve como referencia</w:t>
+      </w:r>
+      <w:r>
+        <w:rPr>
+          <w:rFonts w:ascii="Arial" w:eastAsia="Times New Roman" w:hAnsi="Arial" w:cs="Arial"/>
+          <w:color w:val="000000"/>
+          <w:sz w:val="24"/>
+          <w:szCs w:val="24"/>
+          <w:lang w:eastAsia="es-ES"/>
+        </w:rPr>
+        <w:t xml:space="preserve"> al presente sistema</w:t>
+      </w:r>
+      <w:r>
+        <w:rPr>
+          <w:rFonts w:ascii="Arial" w:eastAsia="Times New Roman" w:hAnsi="Arial" w:cs="Arial"/>
+          <w:color w:val="000000"/>
+          <w:sz w:val="24"/>
+          <w:szCs w:val="24"/>
+          <w:lang w:eastAsia="es-ES"/>
+        </w:rPr>
+        <w:t xml:space="preserve"> para la estructuración de un sistema que centralice el registro y control de las pasantías, permitiendo reducir tiempos operativos, mejorar la organización de datos y facilitar la toma de decisiones por parte de las coordinaciones académicas, garantizando así un manejo eficiente y sistemático de la información vinculada a los estudiantes pasantes.</w:t>
       </w:r>
     </w:p>
     <w:p>
@@ -2279,21 +2295,50 @@
         <w:ind w:firstLine="720"/>
         <w:jc w:val="both"/>
         <w:rPr>
-          <w:rFonts w:ascii="Times New Roman" w:eastAsia="Times New Roman" w:hAnsi="Times New Roman" w:cs="Times New Roman"/>
-          <w:sz w:val="24"/>
-          <w:szCs w:val="24"/>
-          <w:lang w:eastAsia="es-ES"/>
-        </w:rPr>
-      </w:pPr>
-      <w:r>
-        <w:rPr>
-          <w:rFonts w:ascii="Arial" w:eastAsia="Times New Roman" w:hAnsi="Arial" w:cs="Arial"/>
-          <w:color w:val="000000"/>
-          <w:sz w:val="24"/>
-          <w:szCs w:val="24"/>
-          <w:lang w:eastAsia="es-ES"/>
-        </w:rPr>
-        <w:t xml:space="preserve">La metodología utilizada fue la de proyecto factible, sustentada en una investigación de campo descriptiva y documental, empleando técnicas como la observación y la encuesta. La población estuvo integrada por nueve (9) personas del programa académico, trabajando con una muestra censal. Los resultados evidenciaron la falta de control documental e indicadores claros de desempeño. La propuesta permitió generar reportes de gestión más eficientes y transparentes. </w:t>
+          <w:rFonts w:ascii="Arial" w:eastAsia="Times New Roman" w:hAnsi="Arial" w:cs="Arial"/>
+          <w:sz w:val="28"/>
+          <w:szCs w:val="28"/>
+          <w:lang w:eastAsia="es-ES"/>
+        </w:rPr>
+      </w:pPr>
+      <w:r>
+        <w:rPr>
+          <w:rFonts w:ascii="Arial" w:eastAsia="Times New Roman" w:hAnsi="Arial" w:cs="Arial"/>
+          <w:color w:val="000000"/>
+          <w:sz w:val="24"/>
+          <w:szCs w:val="24"/>
+          <w:lang w:eastAsia="es-ES"/>
+        </w:rPr>
+        <w:t xml:space="preserve">La metodología utilizada fue la de proyecto factible, sustentada en una investigación de campo descriptiva y documental, empleando técnicas como la </w:t>
+      </w:r>
+      <w:r>
+        <w:rPr>
+          <w:rFonts w:ascii="Arial" w:eastAsia="Times New Roman" w:hAnsi="Arial" w:cs="Arial"/>
+          <w:color w:val="000000"/>
+          <w:sz w:val="24"/>
+          <w:szCs w:val="24"/>
+          <w:lang w:eastAsia="es-ES"/>
+        </w:rPr>
+        <w:lastRenderedPageBreak/>
+        <w:t xml:space="preserve">observación y la encuesta. La población estuvo integrada por nueve (9) personas del programa académico, trabajando con una muestra censal. Los resultados evidenciaron la falta de control documental e indicadores claros de desempeño. La propuesta permitió generar reportes de gestión más eficientes y transparentes. </w:t>
+      </w:r>
+      <w:r>
+        <w:rPr>
+          <w:rFonts w:ascii="Arial" w:eastAsia="Times New Roman" w:hAnsi="Arial" w:cs="Arial"/>
+          <w:color w:val="000000"/>
+          <w:sz w:val="24"/>
+          <w:szCs w:val="24"/>
+          <w:lang w:eastAsia="es-ES"/>
+        </w:rPr>
+        <w:t xml:space="preserve"> </w:t>
+      </w:r>
+      <w:r>
+        <w:rPr>
+          <w:rFonts w:ascii="Arial" w:hAnsi="Arial" w:cs="Arial"/>
+          <w:sz w:val="24"/>
+          <w:szCs w:val="24"/>
+        </w:rPr>
+        <w:t>Su investigación aporta criterios metodológicos y funcionales que permiten diseñar un sistema capaz de generar reportes y medir el desempeño de las pasantías, facilitando el monitoreo continuo, la transparencia de la información y el fortalecimiento de la toma de decisiones por parte de las autoridades académicas.</w:t>
       </w:r>
     </w:p>
     <w:p>
@@ -2316,7 +2361,6 @@
           <w:szCs w:val="24"/>
           <w:lang w:eastAsia="es-ES"/>
         </w:rPr>
-        <w:lastRenderedPageBreak/>
         <w:t xml:space="preserve">Por su parte, </w:t>
       </w:r>
       <w:proofErr w:type="spellStart"/>
@@ -2408,6 +2452,16 @@
         </w:rPr>
         <w:t xml:space="preserve">) con roles definidos. Aunque no se especificó una muestra cuantitativa, participaron los principales actores del proceso: estudiantes, tutores y jefes de empresa. Los resultados demostraron que el sistema mejoró la eficiencia en la gestión de pasantías, redujo errores y facilitó la comunicación entre los usuarios. </w:t>
       </w:r>
+      <w:r>
+        <w:rPr>
+          <w:rFonts w:ascii="Arial" w:eastAsia="Times New Roman" w:hAnsi="Arial" w:cs="Arial"/>
+          <w:color w:val="000000"/>
+          <w:sz w:val="24"/>
+          <w:szCs w:val="24"/>
+          <w:lang w:eastAsia="es-ES"/>
+        </w:rPr>
+        <w:t>El aporte intelectual de este trabajo radica en la estructuración de un modelo que integra de manera sistemática los procesos clave de las pasantías, permitiendo que la información de estudiantes, tutores y empresas se gestione de forma coherente y accesible.</w:t>
+      </w:r>
     </w:p>
     <w:p>
       <w:pPr>
@@ -2453,7 +2507,27 @@
           <w:szCs w:val="24"/>
           <w:lang w:eastAsia="es-ES"/>
         </w:rPr>
-        <w:t xml:space="preserve">En este apartado se establecen los fundamentos teóricos que respaldan el estudio, alineándose con lo estipulado por Arias (2016), quien afirma que: </w:t>
+        <w:t xml:space="preserve">En este apartado se establecen los fundamentos teóricos que respaldan el estudio, alineándose con lo estipulado por </w:t>
+      </w:r>
+      <w:r>
+        <w:rPr>
+          <w:rFonts w:ascii="Arial" w:eastAsia="Times New Roman" w:hAnsi="Arial" w:cs="Arial"/>
+          <w:color w:val="000000"/>
+          <w:sz w:val="24"/>
+          <w:szCs w:val="24"/>
+          <w:lang w:eastAsia="es-ES"/>
+        </w:rPr>
+        <w:t>Arias (2022)</w:t>
+      </w:r>
+      <w:r>
+        <w:rPr>
+          <w:rFonts w:ascii="Arial" w:eastAsia="Times New Roman" w:hAnsi="Arial" w:cs="Arial"/>
+          <w:color w:val="000000"/>
+          <w:sz w:val="24"/>
+          <w:szCs w:val="24"/>
+          <w:lang w:eastAsia="es-ES"/>
+        </w:rPr>
+        <w:t xml:space="preserve">, quien afirma que: </w:t>
       </w:r>
       <w:r>
         <w:rPr>
@@ -2497,7 +2571,18 @@
           <w:szCs w:val="24"/>
           <w:lang w:eastAsia="es-ES"/>
         </w:rPr>
-        <w:t xml:space="preserve"> (p. 107). Bajo esta premisa, el presente proyecto desarrolla 15 conceptos y enfoques vinculados a la tecnología y aplicaciones web. En consecuencia, se profundiza en elementos esenciales como las plataformas web, la comunicación, la interacción y la colaboración en el ámbito académico.</w:t>
+        <w:t xml:space="preserve"> (p. 107). Bajo esta premisa, el presente proyecto </w:t>
+      </w:r>
+      <w:r>
+        <w:rPr>
+          <w:rFonts w:ascii="Arial" w:eastAsia="Times New Roman" w:hAnsi="Arial" w:cs="Arial"/>
+          <w:color w:val="000000"/>
+          <w:sz w:val="24"/>
+          <w:szCs w:val="24"/>
+          <w:lang w:eastAsia="es-ES"/>
+        </w:rPr>
+        <w:lastRenderedPageBreak/>
+        <w:t>desarrolla 15 conceptos y enfoques vinculados a la tecnología y aplicaciones web. En consecuencia, se profundiza en elementos esenciales como las plataformas web, la comunicación, la interacción y la colaboración en el ámbito académico.</w:t>
       </w:r>
     </w:p>
     <w:p>
@@ -2544,18 +2629,7 @@
           <w:szCs w:val="24"/>
           <w:lang w:eastAsia="es-ES"/>
         </w:rPr>
-        <w:t xml:space="preserve">Apunta a un conjunto de elementos interrelacionados que operan coordinadamente para alcanzar fines comunes, ofreciendo una visión holística frente al análisis fragmentado. Según Bertalanffy (1968) "el todo es más que la suma de sus partes". Esta idea resalta la emergencia de propiedades sistémicas que no se aprecian en los componentes aislados. Según Checkland (1981) "un sistema es una forma de ver situaciones complejas para intervenir sobre ellas". De esto se concluye que el enfoque sistémico es tanto descriptivo como instrumental para diseñar soluciones efectivas. En la práctica, considerar </w:t>
-      </w:r>
-      <w:r>
-        <w:rPr>
-          <w:rFonts w:ascii="Arial" w:eastAsia="Times New Roman" w:hAnsi="Arial" w:cs="Arial"/>
-          <w:color w:val="000000"/>
-          <w:sz w:val="24"/>
-          <w:szCs w:val="24"/>
-          <w:lang w:eastAsia="es-ES"/>
-        </w:rPr>
-        <w:lastRenderedPageBreak/>
-        <w:t>relaciones e interacción entre componentes mejora la robustez y adaptabilidad. Por tanto, cualquier estudio técnico o social gana profundidad cuando incorpora perspectiva sistémica.</w:t>
+        <w:t>Apunta a un conjunto de elementos interrelacionados que operan coordinadamente para alcanzar fines comunes, ofreciendo una visión holística frente al análisis fragmentado. Según Bertalanffy (1968) "el todo es más que la suma de sus partes". Esta idea resalta la emergencia de propiedades sistémicas que no se aprecian en los componentes aislados. Según Checkland (1981) "un sistema es una forma de ver situaciones complejas para intervenir sobre ellas". De esto se concluye que el enfoque sistémico es tanto descriptivo como instrumental para diseñar soluciones efectivas. En la práctica, considerar relaciones e interacción entre componentes mejora la robustez y adaptabilidad. Por tanto, cualquier estudio técnico o social gana profundidad cuando incorpora perspectiva sistémica.</w:t>
       </w:r>
     </w:p>
     <w:p>
@@ -2671,7 +2745,18 @@
           <w:lang w:eastAsia="es-ES"/>
         </w:rPr>
         <w:tab/>
-        <w:t>Como preámbulo, la gestión comprende el conjunto de prácticas dirigidas a planificar, organizar, dirigir y controlar recursos para lograr objetivos organizacionales. Según Fayol (1916) "gestionar es prever, organizar, mandar, coordinar y controlar". Esta definición clásica sitúa la gestión como proceso administrativo sistemático. Según Drucker (1954) "la gestión tiene como propósito hacer que las personas sean efectivas en su trabajo". De aquí se deduce que la gestión combina técnicas y liderazgo orientadas al rendimiento humano y organizativo. Por ende, las competencias gerenciales deben incluir visión estratégica, comunicación y capacidad de tomar decisiones basadas en información.</w:t>
+        <w:t xml:space="preserve">Como preámbulo, la gestión comprende el conjunto de prácticas dirigidas a planificar, organizar, dirigir y controlar recursos para lograr objetivos </w:t>
+      </w:r>
+      <w:r>
+        <w:rPr>
+          <w:rFonts w:ascii="Arial" w:eastAsia="Times New Roman" w:hAnsi="Arial" w:cs="Arial"/>
+          <w:color w:val="000000"/>
+          <w:sz w:val="24"/>
+          <w:szCs w:val="24"/>
+          <w:lang w:eastAsia="es-ES"/>
+        </w:rPr>
+        <w:lastRenderedPageBreak/>
+        <w:t>organizacionales. Según Fayol (1916) "gestionar es prever, organizar, mandar, coordinar y controlar". Esta definición clásica sitúa la gestión como proceso administrativo sistemático. Según Drucker (1954) "la gestión tiene como propósito hacer que las personas sean efectivas en su trabajo". De aquí se deduce que la gestión combina técnicas y liderazgo orientadas al rendimiento humano y organizativo. Por ende, las competencias gerenciales deben incluir visión estratégica, comunicación y capacidad de tomar decisiones basadas en información.</w:t>
       </w:r>
     </w:p>
     <w:p>
@@ -2721,18 +2806,7 @@
           <w:lang w:eastAsia="es-ES"/>
         </w:rPr>
         <w:tab/>
-        <w:t xml:space="preserve">Un sistema de gestión articula políticas, procesos y recursos para alcanzar y mejorar continuamente objetivos específicos (calidad, ambiente, seguridad, etc.). Según ISO (2015) "un sistema de gestión es un conjunto de elementos interrelacionados o que interactúan para establecer políticas y </w:t>
-      </w:r>
-      <w:r>
-        <w:rPr>
-          <w:rFonts w:ascii="Arial" w:eastAsia="Times New Roman" w:hAnsi="Arial" w:cs="Arial"/>
-          <w:color w:val="000000"/>
-          <w:sz w:val="24"/>
-          <w:szCs w:val="24"/>
-          <w:lang w:eastAsia="es-ES"/>
-        </w:rPr>
-        <w:lastRenderedPageBreak/>
-        <w:t>objetivos y alcanzar esos objetivos". Esto subraya la estructura formalizada y orientada a resultados. Según Deming (1986) "la mejora continua de procesos es la clave para la calidad sostenida". La conclusión es que los sistemas de gestión estructuran la mejora y la conformidad mediante ciclos plan-actuar-verificar-actuar. Implementarlos exige documentación, roles claros y métricas para medir eficacia.</w:t>
+        <w:t>Un sistema de gestión articula políticas, procesos y recursos para alcanzar y mejorar continuamente objetivos específicos (calidad, ambiente, seguridad, etc.). Según ISO (2015) "un sistema de gestión es un conjunto de elementos interrelacionados o que interactúan para establecer políticas y objetivos y alcanzar esos objetivos". Esto subraya la estructura formalizada y orientada a resultados. Según Deming (1986) "la mejora continua de procesos es la clave para la calidad sostenida". La conclusión es que los sistemas de gestión estructuran la mejora y la conformidad mediante ciclos plan-actuar-verificar-actuar. Implementarlos exige documentación, roles claros y métricas para medir eficacia.</w:t>
       </w:r>
     </w:p>
     <w:p>
@@ -2847,6 +2921,7 @@
           <w:szCs w:val="24"/>
           <w:lang w:eastAsia="es-ES"/>
         </w:rPr>
+        <w:lastRenderedPageBreak/>
         <w:tab/>
         <w:t>Un lenguaje de programación es una notación formal que permite expresar algoritmos y estructuras de datos para que una máquina ejecute instrucciones. Según Perlis (1982) "un lenguaje que no cambia la forma en que piensas sobre programación no merece ser conocido". Esto señala la influencia de un lenguaje en el pensamiento computacional. Según Hoare (1980) "la claridad y estructura en el lenguaje reducen los errores y facilitan la verificación". En consecuencia, la elección del lenguaje condiciona legibilidad, mantenibilidad y estilo de diseño. Así, evaluar un lenguaje requiere considerar semántica, herramientas y comunidad que lo respaldan.</w:t>
       </w:r>
@@ -2895,7 +2970,7 @@
           <w:lang w:eastAsia="es-ES"/>
         </w:rPr>
         <w:tab/>
-        <w:t xml:space="preserve">Es un lenguaje de alto nivel diseñado para legibilidad, productividad y una sintaxis clara que favorece el desarrollo rápido de software. Según </w:t>
+        <w:t>Es un lenguaje de alto nivel diseñado para legibilidad, productividad y una sintaxis clara que favorece el desarrollo rápido de software. Según Peters (1999) "</w:t>
       </w:r>
       <w:proofErr w:type="spellStart"/>
       <w:r>
@@ -2906,7 +2981,7 @@
           <w:szCs w:val="24"/>
           <w:lang w:eastAsia="es-ES"/>
         </w:rPr>
-        <w:t>Peters</w:t>
+        <w:t>Readability</w:t>
       </w:r>
       <w:proofErr w:type="spellEnd"/>
       <w:r>
@@ -2917,7 +2992,7 @@
           <w:szCs w:val="24"/>
           <w:lang w:eastAsia="es-ES"/>
         </w:rPr>
-        <w:t xml:space="preserve"> (1999) "</w:t>
+        <w:t xml:space="preserve"> </w:t>
       </w:r>
       <w:proofErr w:type="spellStart"/>
       <w:r>
@@ -2928,7 +3003,7 @@
           <w:szCs w:val="24"/>
           <w:lang w:eastAsia="es-ES"/>
         </w:rPr>
-        <w:t>Readability</w:t>
+        <w:t>counts</w:t>
       </w:r>
       <w:proofErr w:type="spellEnd"/>
       <w:r>
@@ -2939,40 +3014,7 @@
           <w:szCs w:val="24"/>
           <w:lang w:eastAsia="es-ES"/>
         </w:rPr>
-        <w:t xml:space="preserve"> </w:t>
-      </w:r>
-      <w:proofErr w:type="spellStart"/>
-      <w:r>
-        <w:rPr>
-          <w:rFonts w:ascii="Arial" w:eastAsia="Times New Roman" w:hAnsi="Arial" w:cs="Arial"/>
-          <w:color w:val="000000"/>
-          <w:sz w:val="24"/>
-          <w:szCs w:val="24"/>
-          <w:lang w:eastAsia="es-ES"/>
-        </w:rPr>
-        <w:t>counts</w:t>
-      </w:r>
-      <w:proofErr w:type="spellEnd"/>
-      <w:r>
-        <w:rPr>
-          <w:rFonts w:ascii="Arial" w:eastAsia="Times New Roman" w:hAnsi="Arial" w:cs="Arial"/>
-          <w:color w:val="000000"/>
-          <w:sz w:val="24"/>
-          <w:szCs w:val="24"/>
-          <w:lang w:eastAsia="es-ES"/>
-        </w:rPr>
-        <w:t xml:space="preserve">". Esta máxima resalta la prioridad del diseño legible sobre </w:t>
-      </w:r>
-      <w:r>
-        <w:rPr>
-          <w:rFonts w:ascii="Arial" w:eastAsia="Times New Roman" w:hAnsi="Arial" w:cs="Arial"/>
-          <w:color w:val="000000"/>
-          <w:sz w:val="24"/>
-          <w:szCs w:val="24"/>
-          <w:lang w:eastAsia="es-ES"/>
-        </w:rPr>
-        <w:lastRenderedPageBreak/>
-        <w:t>atajos confusos. Según van Rossum (1999) "Python pretende ser simple, práctico y comprensible para programadores de distintos niveles". De ello se concluye que Python facilita prototipado, enseñanza y proyectos de producción por su equilibrio entre expresividad y simplicidad. Por eso se ha popularizado en ciencia de datos, web y automatización, gracias a su ecosistema de librerías.</w:t>
+        <w:t>". Esta máxima resalta la prioridad del diseño legible sobre atajos confusos. Según van Rossum (1999) "Python pretende ser simple, práctico y comprensible para programadores de distintos niveles". De ello se concluye que Python facilita prototipado, enseñanza y proyectos de producción por su equilibrio entre expresividad y simplicidad. Por eso se ha popularizado en ciencia de datos, web y automatización, gracias a su ecosistema de librerías.</w:t>
       </w:r>
     </w:p>
     <w:p>
@@ -3130,6 +3172,7 @@
           <w:szCs w:val="24"/>
           <w:lang w:eastAsia="es-ES"/>
         </w:rPr>
+        <w:lastRenderedPageBreak/>
         <w:t xml:space="preserve">Como preámbulo, PySide6 es el </w:t>
       </w:r>
       <w:proofErr w:type="spellStart"/>
@@ -3152,7 +3195,7 @@
           <w:szCs w:val="24"/>
           <w:lang w:eastAsia="es-ES"/>
         </w:rPr>
-        <w:t xml:space="preserve"> oficial de </w:t>
+        <w:t xml:space="preserve"> oficial de Qt para Python que permite crear interfaces gráficas y aplicaciones multiplataforma usando el </w:t>
       </w:r>
       <w:proofErr w:type="spellStart"/>
       <w:r>
@@ -3163,7 +3206,7 @@
           <w:szCs w:val="24"/>
           <w:lang w:eastAsia="es-ES"/>
         </w:rPr>
-        <w:t>Qt</w:t>
+        <w:t>framework</w:t>
       </w:r>
       <w:proofErr w:type="spellEnd"/>
       <w:r>
@@ -3174,7 +3217,7 @@
           <w:szCs w:val="24"/>
           <w:lang w:eastAsia="es-ES"/>
         </w:rPr>
-        <w:t xml:space="preserve"> para Python que permite crear interfaces gráficas y aplicaciones multiplataforma usando el </w:t>
+        <w:t xml:space="preserve"> Qt desde Python. Según </w:t>
       </w:r>
       <w:proofErr w:type="spellStart"/>
       <w:r>
@@ -3185,7 +3228,7 @@
           <w:szCs w:val="24"/>
           <w:lang w:eastAsia="es-ES"/>
         </w:rPr>
-        <w:t>framework</w:t>
+        <w:t>The</w:t>
       </w:r>
       <w:proofErr w:type="spellEnd"/>
       <w:r>
@@ -3196,95 +3239,7 @@
           <w:szCs w:val="24"/>
           <w:lang w:eastAsia="es-ES"/>
         </w:rPr>
-        <w:t xml:space="preserve"> </w:t>
-      </w:r>
-      <w:proofErr w:type="spellStart"/>
-      <w:r>
-        <w:rPr>
-          <w:rFonts w:ascii="Arial" w:eastAsia="Times New Roman" w:hAnsi="Arial" w:cs="Arial"/>
-          <w:color w:val="000000"/>
-          <w:sz w:val="24"/>
-          <w:szCs w:val="24"/>
-          <w:lang w:eastAsia="es-ES"/>
-        </w:rPr>
-        <w:t>Qt</w:t>
-      </w:r>
-      <w:proofErr w:type="spellEnd"/>
-      <w:r>
-        <w:rPr>
-          <w:rFonts w:ascii="Arial" w:eastAsia="Times New Roman" w:hAnsi="Arial" w:cs="Arial"/>
-          <w:color w:val="000000"/>
-          <w:sz w:val="24"/>
-          <w:szCs w:val="24"/>
-          <w:lang w:eastAsia="es-ES"/>
-        </w:rPr>
-        <w:t xml:space="preserve"> desde Python. Según </w:t>
-      </w:r>
-      <w:proofErr w:type="spellStart"/>
-      <w:r>
-        <w:rPr>
-          <w:rFonts w:ascii="Arial" w:eastAsia="Times New Roman" w:hAnsi="Arial" w:cs="Arial"/>
-          <w:color w:val="000000"/>
-          <w:sz w:val="24"/>
-          <w:szCs w:val="24"/>
-          <w:lang w:eastAsia="es-ES"/>
-        </w:rPr>
-        <w:t>The</w:t>
-      </w:r>
-      <w:proofErr w:type="spellEnd"/>
-      <w:r>
-        <w:rPr>
-          <w:rFonts w:ascii="Arial" w:eastAsia="Times New Roman" w:hAnsi="Arial" w:cs="Arial"/>
-          <w:color w:val="000000"/>
-          <w:sz w:val="24"/>
-          <w:szCs w:val="24"/>
-          <w:lang w:eastAsia="es-ES"/>
-        </w:rPr>
-        <w:t xml:space="preserve"> </w:t>
-      </w:r>
-      <w:proofErr w:type="spellStart"/>
-      <w:r>
-        <w:rPr>
-          <w:rFonts w:ascii="Arial" w:eastAsia="Times New Roman" w:hAnsi="Arial" w:cs="Arial"/>
-          <w:color w:val="000000"/>
-          <w:sz w:val="24"/>
-          <w:szCs w:val="24"/>
-          <w:lang w:eastAsia="es-ES"/>
-        </w:rPr>
-        <w:t>Qt</w:t>
-      </w:r>
-      <w:proofErr w:type="spellEnd"/>
-      <w:r>
-        <w:rPr>
-          <w:rFonts w:ascii="Arial" w:eastAsia="Times New Roman" w:hAnsi="Arial" w:cs="Arial"/>
-          <w:color w:val="000000"/>
-          <w:sz w:val="24"/>
-          <w:szCs w:val="24"/>
-          <w:lang w:eastAsia="es-ES"/>
-        </w:rPr>
-        <w:t xml:space="preserve"> Company (2021) "</w:t>
-      </w:r>
-      <w:proofErr w:type="spellStart"/>
-      <w:r>
-        <w:rPr>
-          <w:rFonts w:ascii="Arial" w:eastAsia="Times New Roman" w:hAnsi="Arial" w:cs="Arial"/>
-          <w:color w:val="000000"/>
-          <w:sz w:val="24"/>
-          <w:szCs w:val="24"/>
-          <w:lang w:eastAsia="es-ES"/>
-        </w:rPr>
-        <w:t>Qt</w:t>
-      </w:r>
-      <w:proofErr w:type="spellEnd"/>
-      <w:r>
-        <w:rPr>
-          <w:rFonts w:ascii="Arial" w:eastAsia="Times New Roman" w:hAnsi="Arial" w:cs="Arial"/>
-          <w:color w:val="000000"/>
-          <w:sz w:val="24"/>
-          <w:szCs w:val="24"/>
-          <w:lang w:eastAsia="es-ES"/>
-        </w:rPr>
-        <w:t xml:space="preserve"> </w:t>
+        <w:t xml:space="preserve"> Qt Company (2021) "Qt </w:t>
       </w:r>
       <w:proofErr w:type="spellStart"/>
       <w:r>
@@ -3419,18 +3374,7 @@
           <w:lang w:eastAsia="es-ES"/>
         </w:rPr>
         <w:tab/>
-        <w:t xml:space="preserve">Como preámbulo, las aplicaciones de escritorio son programas instalados y ejecutados en un ordenador personal que aprovechan recursos locales y ofrecen una experiencia de usuario completa. Según Sommerville (2011) "las </w:t>
-      </w:r>
-      <w:r>
-        <w:rPr>
-          <w:rFonts w:ascii="Arial" w:eastAsia="Times New Roman" w:hAnsi="Arial" w:cs="Arial"/>
-          <w:color w:val="000000"/>
-          <w:sz w:val="24"/>
-          <w:szCs w:val="24"/>
-          <w:lang w:eastAsia="es-ES"/>
-        </w:rPr>
-        <w:lastRenderedPageBreak/>
-        <w:t>aplicaciones de escritorio permiten control total sobre recursos y rendimiento del sistema". Esto sugiere ventajas en eficiencia y acceso hardware. Según Microsoft (2019) "las aplicaciones de escritorio siguen siendo esenciales para tareas intensivas y para entornos offline". La conclusión es que, pese a la expansión web, las aplicaciones de escritorio conservan relevancia en productividad, seguridad y control local. Por ende, su diseño debe priorizar estabilidad, actualizaciones y experiencia nativa.</w:t>
+        <w:t>Como preámbulo, las aplicaciones de escritorio son programas instalados y ejecutados en un ordenador personal que aprovechan recursos locales y ofrecen una experiencia de usuario completa. Según Sommerville (2011) "las aplicaciones de escritorio permiten control total sobre recursos y rendimiento del sistema". Esto sugiere ventajas en eficiencia y acceso hardware. Según Microsoft (2019) "las aplicaciones de escritorio siguen siendo esenciales para tareas intensivas y para entornos offline". La conclusión es que, pese a la expansión web, las aplicaciones de escritorio conservan relevancia en productividad, seguridad y control local. Por ende, su diseño debe priorizar estabilidad, actualizaciones y experiencia nativa.</w:t>
       </w:r>
     </w:p>
     <w:p>
@@ -3521,7 +3465,18 @@
           <w:szCs w:val="24"/>
           <w:lang w:eastAsia="es-ES"/>
         </w:rPr>
-        <w:t xml:space="preserve"> (2010) "una base de datos debe garantizar integridad, seguridad, recuperación y rendimiento". De aquí se concluye que la elección del modelo y arquitectura impacta directamente en la escalabilidad y fiabilidad. Por tanto, diseñar bases de datos requiere normalización, índices y políticas de respaldo.</w:t>
+        <w:t xml:space="preserve"> (2010) "una base de datos debe garantizar integridad, seguridad, recuperación y rendimiento". De aquí se concluye que la elección del modelo y arquitectura impacta directamente en la escalabilidad y fiabilidad. Por </w:t>
+      </w:r>
+      <w:r>
+        <w:rPr>
+          <w:rFonts w:ascii="Arial" w:eastAsia="Times New Roman" w:hAnsi="Arial" w:cs="Arial"/>
+          <w:color w:val="000000"/>
+          <w:sz w:val="24"/>
+          <w:szCs w:val="24"/>
+          <w:lang w:eastAsia="es-ES"/>
+        </w:rPr>
+        <w:lastRenderedPageBreak/>
+        <w:t>tanto, diseñar bases de datos requiere normalización, índices y políticas de respaldo.</w:t>
       </w:r>
     </w:p>
     <w:p>
@@ -3680,7 +3635,6 @@
           <w:szCs w:val="24"/>
           <w:lang w:eastAsia="es-ES"/>
         </w:rPr>
-        <w:lastRenderedPageBreak/>
         <w:tab/>
         <w:t xml:space="preserve">XAMPP es una distribución fácil de instalar que agrupa servidor Apache, </w:t>
       </w:r>
@@ -3704,29 +3658,7 @@
           <w:szCs w:val="24"/>
           <w:lang w:eastAsia="es-ES"/>
         </w:rPr>
-        <w:t>/</w:t>
-      </w:r>
-      <w:proofErr w:type="spellStart"/>
-      <w:r>
-        <w:rPr>
-          <w:rFonts w:ascii="Arial" w:eastAsia="Times New Roman" w:hAnsi="Arial" w:cs="Arial"/>
-          <w:color w:val="000000"/>
-          <w:sz w:val="24"/>
-          <w:szCs w:val="24"/>
-          <w:lang w:eastAsia="es-ES"/>
-        </w:rPr>
-        <w:t>MySQL</w:t>
-      </w:r>
-      <w:proofErr w:type="spellEnd"/>
-      <w:r>
-        <w:rPr>
-          <w:rFonts w:ascii="Arial" w:eastAsia="Times New Roman" w:hAnsi="Arial" w:cs="Arial"/>
-          <w:color w:val="000000"/>
-          <w:sz w:val="24"/>
-          <w:szCs w:val="24"/>
-          <w:lang w:eastAsia="es-ES"/>
-        </w:rPr>
-        <w:t>, PHP y Perl, facilitando entornos de desarrollo locales. Según Apache Friends (2002) "XAMPP es completamente gratuito y fácil de instalar, concebido para desarrollo local". Esto facilita el despliegue rápido de entornos de pruebas. Según la documentación de XAMPP (s.f.) "XAMPP permite simular entornos de servidor para pruebas antes de producción". De ello se concluye que XAMPP es ideal para aprendizaje y desarrollo ágil, aunque no se recomienda como servidor de producción sin ajustes de seguridad. En práctica, acelera el ciclo de desarrollo y pruebas locales.</w:t>
+        <w:t>/MySQL, PHP y Perl, facilitando entornos de desarrollo locales. Según Apache Friends (2002) "XAMPP es completamente gratuito y fácil de instalar, concebido para desarrollo local". Esto facilita el despliegue rápido de entornos de pruebas. Según la documentación de XAMPP (s.f.) "XAMPP permite simular entornos de servidor para pruebas antes de producción". De ello se concluye que XAMPP es ideal para aprendizaje y desarrollo ágil, aunque no se recomienda como servidor de producción sin ajustes de seguridad. En práctica, acelera el ciclo de desarrollo y pruebas locales.</w:t>
       </w:r>
     </w:p>
     <w:p>
@@ -3883,7 +3815,18 @@
           <w:szCs w:val="24"/>
           <w:lang w:eastAsia="es-ES"/>
         </w:rPr>
-        <w:t xml:space="preserve"> (2003) "los ORM reducen la fricción entre modelo de dominio y almacenamiento, pero introducen consideraciones de rendimiento". La conclusión es que los ORM aceleran el desarrollo y mantienen coherencia del modelo, aunque requieren comprensión de las consultas subyacentes. Por tanto, su uso exige equilibrio entre productividad y optimización SQL.</w:t>
+        <w:t xml:space="preserve"> (2003) "los ORM reducen la fricción entre modelo de dominio y </w:t>
+      </w:r>
+      <w:r>
+        <w:rPr>
+          <w:rFonts w:ascii="Arial" w:eastAsia="Times New Roman" w:hAnsi="Arial" w:cs="Arial"/>
+          <w:color w:val="000000"/>
+          <w:sz w:val="24"/>
+          <w:szCs w:val="24"/>
+          <w:lang w:eastAsia="es-ES"/>
+        </w:rPr>
+        <w:lastRenderedPageBreak/>
+        <w:t>almacenamiento, pero introducen consideraciones de rendimiento". La conclusión es que los ORM aceleran el desarrollo y mantienen coherencia del modelo, aunque requieren comprensión de las consultas subyacentes. Por tanto, su uso exige equilibrio entre productividad y optimización SQL.</w:t>
       </w:r>
     </w:p>
     <w:p>
@@ -4087,7 +4030,6 @@
           <w:szCs w:val="24"/>
           <w:lang w:eastAsia="es-ES"/>
         </w:rPr>
-        <w:lastRenderedPageBreak/>
         <w:t>Bases Legales</w:t>
       </w:r>
     </w:p>
@@ -4144,7 +4086,6 @@
         <w:t xml:space="preserve">Constitución de la República Bolivariana de </w:t>
       </w:r>
       <w:proofErr w:type="spellStart"/>
-      <w:proofErr w:type="gramStart"/>
       <w:r>
         <w:rPr>
           <w:rFonts w:ascii="Arial" w:hAnsi="Arial" w:cs="Arial"/>
@@ -4155,7 +4096,6 @@
         <w:t>Venezuela,Capítulo</w:t>
       </w:r>
       <w:proofErr w:type="spellEnd"/>
-      <w:proofErr w:type="gramEnd"/>
       <w:r>
         <w:rPr>
           <w:rFonts w:ascii="Arial" w:hAnsi="Arial" w:cs="Arial"/>
@@ -4187,7 +4127,19 @@
           <w:shd w:val="clear" w:color="auto" w:fill="FFFFFF"/>
           <w:lang w:eastAsia="es-ES"/>
         </w:rPr>
-        <w:t>“Los medios de comunicación social, públicos y privados, deben contribuir a la formación ciudadana. El Estado garantizará servicios públicos de radio, televisión y redes de bibliotecas y de informática, con el fin de permitir el acceso universal a la información. Los centros educativos deben incorporar el conocimiento y aplicación de las nuevas tecnologías, de sus innovaciones, según los requisitos que establezca la ley”.</w:t>
+        <w:t xml:space="preserve">“Los medios de comunicación social, públicos y privados, deben contribuir a la formación ciudadana. El Estado garantizará servicios públicos de radio, televisión y redes de bibliotecas y de informática, con el fin de permitir el acceso universal a la información. Los centros educativos deben incorporar el </w:t>
+      </w:r>
+      <w:r>
+        <w:rPr>
+          <w:rFonts w:ascii="Arial" w:eastAsia="Times New Roman" w:hAnsi="Arial" w:cs="Arial"/>
+          <w:color w:val="000000"/>
+          <w:sz w:val="24"/>
+          <w:szCs w:val="24"/>
+          <w:shd w:val="clear" w:color="auto" w:fill="FFFFFF"/>
+          <w:lang w:eastAsia="es-ES"/>
+        </w:rPr>
+        <w:lastRenderedPageBreak/>
+        <w:t>conocimiento y aplicación de las nuevas tecnologías, de sus innovaciones, según los requisitos que establezca la ley”.</w:t>
       </w:r>
     </w:p>
     <w:p>
@@ -4229,10 +4181,8 @@
           <w:sz w:val="24"/>
           <w:lang w:eastAsia="es-ES"/>
         </w:rPr>
-        <w:t xml:space="preserve">Constitución de la República Bolivariana de </w:t>
-      </w:r>
-      <w:proofErr w:type="spellStart"/>
-      <w:proofErr w:type="gramStart"/>
+        <w:t>Constitución de la República Bolivariana de Venezuela,</w:t>
+      </w:r>
       <w:r>
         <w:rPr>
           <w:rFonts w:ascii="Arial" w:hAnsi="Arial" w:cs="Arial"/>
@@ -4240,10 +4190,8 @@
           <w:sz w:val="24"/>
           <w:lang w:eastAsia="es-ES"/>
         </w:rPr>
-        <w:t>Venezuela,Capítulo</w:t>
-      </w:r>
-      <w:proofErr w:type="spellEnd"/>
-      <w:proofErr w:type="gramEnd"/>
+        <w:t xml:space="preserve"> </w:t>
+      </w:r>
       <w:r>
         <w:rPr>
           <w:rFonts w:ascii="Arial" w:hAnsi="Arial" w:cs="Arial"/>
@@ -4251,13 +4199,13 @@
           <w:sz w:val="24"/>
           <w:lang w:eastAsia="es-ES"/>
         </w:rPr>
-        <w:t xml:space="preserve"> VI  De los Derechos Culturales y Educativos - Artículo 110</w:t>
+        <w:t>Capítulo VI De los Derechos Culturales y Educativos - Artículo 110</w:t>
       </w:r>
     </w:p>
     <w:p>
       <w:pPr>
         <w:spacing w:before="240" w:after="240" w:line="360" w:lineRule="auto"/>
-        <w:ind w:left="720" w:firstLine="720"/>
+        <w:ind w:left="720" w:right="854" w:firstLine="720"/>
         <w:jc w:val="both"/>
         <w:rPr>
           <w:rFonts w:ascii="Times New Roman" w:eastAsia="Times New Roman" w:hAnsi="Times New Roman" w:cs="Times New Roman"/>
@@ -4274,18 +4222,7 @@
           <w:szCs w:val="24"/>
           <w:lang w:eastAsia="es-ES"/>
         </w:rPr>
-        <w:t xml:space="preserve">“El Estado reconocerá el interés público de la ciencia, la tecnología, el conocimiento, la innovación y sus aplicaciones y los servicios de información necesarios por ser instrumentos fundamentales para el desarrollo económico, social y político del país, así como para la seguridad y soberanía nacional. Para el fomento y desarrollo de esas actividades, el Estado destinará recursos suficientes y creará el sistema </w:t>
-      </w:r>
-      <w:r>
-        <w:rPr>
-          <w:rFonts w:ascii="Arial" w:eastAsia="Times New Roman" w:hAnsi="Arial" w:cs="Arial"/>
-          <w:color w:val="000000"/>
-          <w:sz w:val="24"/>
-          <w:szCs w:val="24"/>
-          <w:lang w:eastAsia="es-ES"/>
-        </w:rPr>
-        <w:lastRenderedPageBreak/>
-        <w:t>nacional de ciencia y tecnología de acuerdo con la ley. El sector privado deberá aportar recursos para las mismas. El Estado garantizará el cumplimiento de los principios éticos y legales que deben regir las actividades de investigación científica, humanística y tecnológica. La ley determinará los modos y medios para dar cumplimiento a esta garantía”.</w:t>
+        <w:t>“El Estado reconocerá el interés público de la ciencia, la tecnología, el conocimiento, la innovación y sus aplicaciones y los servicios de información necesarios por ser instrumentos fundamentales para el desarrollo económico, social y político del país, así como para la seguridad y soberanía nacional. Para el fomento y desarrollo de esas actividades, el Estado destinará recursos suficientes y creará el sistema nacional de ciencia y tecnología de acuerdo con la ley. El sector privado deberá aportar recursos para las mismas. El Estado garantizará el cumplimiento de los principios éticos y legales que deben regir las actividades de investigación científica, humanística y tecnológica. La ley determinará los modos y medios para dar cumplimiento a esta garantía”.</w:t>
       </w:r>
     </w:p>
     <w:p>
@@ -4335,7 +4272,7 @@
     <w:p>
       <w:pPr>
         <w:spacing w:before="240" w:after="240" w:line="360" w:lineRule="auto"/>
-        <w:ind w:left="720" w:firstLine="720"/>
+        <w:ind w:left="720" w:right="944" w:firstLine="720"/>
         <w:jc w:val="both"/>
         <w:rPr>
           <w:rFonts w:ascii="Times New Roman" w:eastAsia="Times New Roman" w:hAnsi="Times New Roman" w:cs="Times New Roman"/>
@@ -4351,7 +4288,17 @@
           <w:sz w:val="24"/>
           <w:lang w:eastAsia="es-ES"/>
         </w:rPr>
-        <w:t>“Las actividades científicas, tecnológicas, de innovación y sus aplicaciones son de interés público para el ejercicio de la soberanía nacional en todos los ámbitos de la sociedad y la cultura”.</w:t>
+        <w:t xml:space="preserve">“Las actividades científicas, tecnológicas, de innovación y sus aplicaciones son de interés público para el ejercicio de la </w:t>
+      </w:r>
+      <w:r>
+        <w:rPr>
+          <w:rFonts w:ascii="Arial" w:eastAsia="Times New Roman" w:hAnsi="Arial" w:cs="Arial"/>
+          <w:color w:val="000000"/>
+          <w:sz w:val="24"/>
+          <w:lang w:eastAsia="es-ES"/>
+        </w:rPr>
+        <w:lastRenderedPageBreak/>
+        <w:t>soberanía nacional en todos los ámbitos de la sociedad y la cultura”.</w:t>
       </w:r>
     </w:p>
     <w:p>
@@ -4401,7 +4348,7 @@
     <w:p>
       <w:pPr>
         <w:spacing w:before="240" w:after="240" w:line="360" w:lineRule="auto"/>
-        <w:ind w:left="720" w:firstLine="720"/>
+        <w:ind w:left="720" w:right="854" w:firstLine="720"/>
         <w:jc w:val="both"/>
         <w:rPr>
           <w:rFonts w:ascii="Times New Roman" w:eastAsia="Times New Roman" w:hAnsi="Times New Roman" w:cs="Times New Roman"/>
@@ -4463,7 +4410,6 @@
           <w:szCs w:val="24"/>
           <w:lang w:eastAsia="es-ES"/>
         </w:rPr>
-        <w:lastRenderedPageBreak/>
         <w:t>Sistema de Variables </w:t>
       </w:r>
     </w:p>
@@ -4519,6 +4465,7 @@
           <w:szCs w:val="24"/>
           <w:lang w:eastAsia="es-ES"/>
         </w:rPr>
+        <w:lastRenderedPageBreak/>
         <w:t>En esta línea, la definición conceptual de una variable corresponde al sentido específico que el investigador le asigna, el cual debe mantenerse a lo largo del estudio. Por otro lado, la definición operacional se compone de la dimensión —un aspecto o faceta mensurable de la variable— y de los indicadores, que son los elementos concretos que permiten realizar dicha medición.</w:t>
       </w:r>
     </w:p>
@@ -6970,7 +6917,27 @@
           <w:szCs w:val="24"/>
           <w:lang w:eastAsia="es-ES"/>
         </w:rPr>
-        <w:t>En este apartado se exponen los vocablos y nociones fundamentales vinculados a la problemática del estudio. Tal como plantea Arias (2016), este proceso “Consiste en dar el significado preciso y según el contexto a los conceptos principales, expresiones o variables involucradas en el problema y en los objetivos formulados”. Bajo esta premisa, se procederá a definir los términos asociados a los sistemas de información web y la planificación académica.</w:t>
+        <w:t xml:space="preserve">En este apartado se exponen los vocablos y nociones fundamentales vinculados a la problemática del estudio. Tal como plantea </w:t>
+      </w:r>
+      <w:r>
+        <w:rPr>
+          <w:rFonts w:ascii="Arial" w:hAnsi="Arial" w:cs="Arial"/>
+          <w:color w:val="000000"/>
+          <w:sz w:val="24"/>
+          <w:szCs w:val="24"/>
+          <w:lang w:eastAsia="es-ES"/>
+        </w:rPr>
+        <w:t>Arias (2022)</w:t>
+      </w:r>
+      <w:r>
+        <w:rPr>
+          <w:rFonts w:ascii="Arial" w:hAnsi="Arial" w:cs="Arial"/>
+          <w:color w:val="000000"/>
+          <w:sz w:val="24"/>
+          <w:szCs w:val="24"/>
+          <w:lang w:eastAsia="es-ES"/>
+        </w:rPr>
+        <w:t>, este proceso “Consiste en dar el significado preciso y según el contexto a los conceptos principales, expresiones o variables involucradas en el problema y en los objetivos formulados”. Bajo esta premisa, se procederá a definir los términos asociados a los sistemas de información web y la planificación académica.</w:t>
       </w:r>
     </w:p>
     <w:p>
@@ -7477,25 +7444,7 @@
           <w:sz w:val="24"/>
           <w:szCs w:val="24"/>
         </w:rPr>
-        <w:t xml:space="preserve"> La metodología de este proyecto se define a través de un modelo cuantitativo. Dicho enfoque se sustenta en la definición de </w:t>
-      </w:r>
-      <w:proofErr w:type="spellStart"/>
-      <w:r>
-        <w:rPr>
-          <w:rFonts w:ascii="Arial" w:hAnsi="Arial" w:cs="Arial"/>
-          <w:sz w:val="24"/>
-          <w:szCs w:val="24"/>
-        </w:rPr>
-        <w:t>Palella</w:t>
-      </w:r>
-      <w:proofErr w:type="spellEnd"/>
-      <w:r>
-        <w:rPr>
-          <w:rFonts w:ascii="Arial" w:hAnsi="Arial" w:cs="Arial"/>
-          <w:sz w:val="24"/>
-          <w:szCs w:val="24"/>
-        </w:rPr>
-        <w:t xml:space="preserve"> y </w:t>
+        <w:t xml:space="preserve"> La metodología de este proyecto se define a través de un modelo cuantitativo. Dicho enfoque se sustenta en la definición de Palella y </w:t>
       </w:r>
       <w:proofErr w:type="spellStart"/>
       <w:r>
@@ -7579,7 +7528,23 @@
           <w:sz w:val="24"/>
           <w:szCs w:val="24"/>
         </w:rPr>
-        <w:t xml:space="preserve">Para abordar el problema de estudio de manera efectiva, se ha seleccionado un diseño que sirve como hoja de ruta. Al respecto, Arias (2016) sostiene que: </w:t>
+        <w:t xml:space="preserve">Para abordar el problema de estudio de manera efectiva, se ha seleccionado un diseño que sirve como hoja de ruta. Al respecto, </w:t>
+      </w:r>
+      <w:r>
+        <w:rPr>
+          <w:rFonts w:ascii="Arial" w:hAnsi="Arial" w:cs="Arial"/>
+          <w:sz w:val="24"/>
+          <w:szCs w:val="24"/>
+        </w:rPr>
+        <w:t>Arias (2022)</w:t>
+      </w:r>
+      <w:r>
+        <w:rPr>
+          <w:rFonts w:ascii="Arial" w:hAnsi="Arial" w:cs="Arial"/>
+          <w:sz w:val="24"/>
+          <w:szCs w:val="24"/>
+        </w:rPr>
+        <w:t xml:space="preserve"> sostiene que: </w:t>
       </w:r>
       <w:r>
         <w:rPr>
@@ -7596,7 +7561,23 @@
           <w:sz w:val="24"/>
           <w:szCs w:val="24"/>
         </w:rPr>
-        <w:t xml:space="preserve">. En coherencia con este planteamiento, el trabajo se desarrolla bajo la modalidad de campo, definida nuevamente por Arias (2016) de la siguiente manera: </w:t>
+        <w:t xml:space="preserve">. En coherencia con este planteamiento, el trabajo se desarrolla bajo la modalidad de campo, definida nuevamente por </w:t>
+      </w:r>
+      <w:r>
+        <w:rPr>
+          <w:rFonts w:ascii="Arial" w:hAnsi="Arial" w:cs="Arial"/>
+          <w:sz w:val="24"/>
+          <w:szCs w:val="24"/>
+        </w:rPr>
+        <w:t>Arias (2022)</w:t>
+      </w:r>
+      <w:r>
+        <w:rPr>
+          <w:rFonts w:ascii="Arial" w:hAnsi="Arial" w:cs="Arial"/>
+          <w:sz w:val="24"/>
+          <w:szCs w:val="24"/>
+        </w:rPr>
+        <w:t xml:space="preserve"> de la siguiente manera: </w:t>
       </w:r>
       <w:r>
         <w:rPr>
@@ -7613,37 +7594,7 @@
           <w:sz w:val="24"/>
           <w:szCs w:val="24"/>
         </w:rPr>
-        <w:t xml:space="preserve">. Lo anterior justifica el procedimiento de captura de datos previsto, pues la investigación se fundamenta en obtener testimonios y evidencias directamente del contexto natural donde se originan los </w:t>
-      </w:r>
-      <w:proofErr w:type="spellStart"/>
-      <w:proofErr w:type="gramStart"/>
-      <w:r>
-        <w:rPr>
-          <w:rFonts w:ascii="Arial" w:hAnsi="Arial" w:cs="Arial"/>
-          <w:sz w:val="24"/>
-          <w:szCs w:val="24"/>
-        </w:rPr>
-        <w:t>hechos.</w:t>
-      </w:r>
-      <w:r>
-        <w:rPr>
-          <w:rFonts w:ascii="Arial" w:hAnsi="Arial" w:cs="Arial"/>
-          <w:b/>
-          <w:sz w:val="24"/>
-          <w:szCs w:val="24"/>
-        </w:rPr>
-        <w:t>arias</w:t>
-      </w:r>
-      <w:proofErr w:type="spellEnd"/>
-      <w:proofErr w:type="gramEnd"/>
-      <w:r>
-        <w:rPr>
-          <w:rFonts w:ascii="Arial" w:hAnsi="Arial" w:cs="Arial"/>
-          <w:b/>
-          <w:sz w:val="24"/>
-          <w:szCs w:val="24"/>
-        </w:rPr>
-        <w:t xml:space="preserve"> mas actualizado</w:t>
+        <w:t>. Lo anterior justifica el procedimiento de captura de datos previsto, pues la investigación se fundamenta en obtener testimonios y evidencias directamente del contexto natural donde se originan los hechos.</w:t>
       </w:r>
     </w:p>
     <w:p>
@@ -8086,61 +8037,55 @@
           <w:sz w:val="24"/>
           <w:szCs w:val="24"/>
         </w:rPr>
-        <w:t xml:space="preserve">la coordinación </w:t>
-      </w:r>
-      <w:proofErr w:type="spellStart"/>
-      <w:r>
-        <w:rPr>
-          <w:rFonts w:ascii="Arial" w:hAnsi="Arial" w:cs="Arial"/>
-          <w:sz w:val="24"/>
-          <w:szCs w:val="24"/>
-        </w:rPr>
-        <w:t>academica</w:t>
-      </w:r>
-      <w:proofErr w:type="spellEnd"/>
-      <w:r>
-        <w:rPr>
-          <w:rFonts w:ascii="Arial" w:hAnsi="Arial" w:cs="Arial"/>
-          <w:sz w:val="24"/>
-          <w:szCs w:val="24"/>
-        </w:rPr>
-        <w:t xml:space="preserve"> </w:t>
-      </w:r>
-      <w:proofErr w:type="gramStart"/>
-      <w:r>
-        <w:rPr>
-          <w:rFonts w:ascii="Arial" w:hAnsi="Arial" w:cs="Arial"/>
-          <w:sz w:val="24"/>
-          <w:szCs w:val="24"/>
-        </w:rPr>
-        <w:t>1 ,</w:t>
-      </w:r>
-      <w:proofErr w:type="gramEnd"/>
-      <w:r>
-        <w:rPr>
-          <w:rFonts w:ascii="Arial" w:hAnsi="Arial" w:cs="Arial"/>
-          <w:sz w:val="24"/>
-          <w:szCs w:val="24"/>
-        </w:rPr>
-        <w:t xml:space="preserve"> la coordinación de pasantía 1 y los pasantes </w:t>
-      </w:r>
-      <w:proofErr w:type="spellStart"/>
-      <w:r>
-        <w:rPr>
-          <w:rFonts w:ascii="Arial" w:hAnsi="Arial" w:cs="Arial"/>
-          <w:sz w:val="24"/>
-          <w:szCs w:val="24"/>
-        </w:rPr>
-        <w:t>actualies</w:t>
-      </w:r>
-      <w:proofErr w:type="spellEnd"/>
-      <w:r>
-        <w:rPr>
-          <w:rFonts w:ascii="Arial" w:hAnsi="Arial" w:cs="Arial"/>
-          <w:sz w:val="24"/>
-          <w:szCs w:val="24"/>
-        </w:rPr>
-        <w:t xml:space="preserve"> son 19</w:t>
+        <w:t xml:space="preserve">un miembro de la </w:t>
+      </w:r>
+      <w:r>
+        <w:rPr>
+          <w:rFonts w:ascii="Arial" w:hAnsi="Arial" w:cs="Arial"/>
+          <w:sz w:val="24"/>
+          <w:szCs w:val="24"/>
+        </w:rPr>
+        <w:t xml:space="preserve">coordinación </w:t>
+      </w:r>
+      <w:r>
+        <w:rPr>
+          <w:rFonts w:ascii="Arial" w:hAnsi="Arial" w:cs="Arial"/>
+          <w:sz w:val="24"/>
+          <w:szCs w:val="24"/>
+        </w:rPr>
+        <w:t>académica</w:t>
+      </w:r>
+      <w:r>
+        <w:rPr>
+          <w:rFonts w:ascii="Arial" w:hAnsi="Arial" w:cs="Arial"/>
+          <w:sz w:val="24"/>
+          <w:szCs w:val="24"/>
+        </w:rPr>
+        <w:t>,</w:t>
+      </w:r>
+      <w:r>
+        <w:rPr>
+          <w:rFonts w:ascii="Arial" w:hAnsi="Arial" w:cs="Arial"/>
+          <w:sz w:val="24"/>
+          <w:szCs w:val="24"/>
+        </w:rPr>
+        <w:t xml:space="preserve"> por otro miembro de</w:t>
+      </w:r>
+      <w:r>
+        <w:rPr>
+          <w:rFonts w:ascii="Arial" w:hAnsi="Arial" w:cs="Arial"/>
+          <w:sz w:val="24"/>
+          <w:szCs w:val="24"/>
+        </w:rPr>
+        <w:t xml:space="preserve"> la coordinación de pasantía y </w:t>
+      </w:r>
+      <w:r>
+        <w:rPr>
+          <w:rFonts w:ascii="Arial" w:hAnsi="Arial" w:cs="Arial"/>
+          <w:sz w:val="24"/>
+          <w:szCs w:val="24"/>
+        </w:rPr>
+        <w:t xml:space="preserve">diecinueve pasantes activos. Haciendo un total de 21 </w:t>
       </w:r>
     </w:p>
     <w:p>
@@ -8204,37 +8149,33 @@
           <w:sz w:val="24"/>
           <w:szCs w:val="24"/>
         </w:rPr>
-        <w:t xml:space="preserve">Los procedimientos utilizados para captar la información necesaria en un proceso investigativo se denominan técnicas de recolección. En este sentido, </w:t>
-      </w:r>
-      <w:r>
-        <w:rPr>
-          <w:rFonts w:ascii="Arial" w:hAnsi="Arial" w:cs="Arial"/>
-          <w:sz w:val="24"/>
-          <w:szCs w:val="24"/>
-        </w:rPr>
         <w:lastRenderedPageBreak/>
-        <w:t>Arias (2016) sostiene que: “Las técnicas de recolección de datos son las distintas formas o maneras de obtener la información. Son ejemplos de técnicas; la observación directa, la encuesta en sus dos modalidades: La entrevista, el análisis documental, análisis de contenido, entre otros.”. (p111).</w:t>
-      </w:r>
-      <w:r>
-        <w:rPr>
-          <w:rFonts w:ascii="Arial" w:hAnsi="Arial" w:cs="Arial"/>
-          <w:sz w:val="24"/>
-          <w:szCs w:val="24"/>
-        </w:rPr>
-        <w:t xml:space="preserve"> En la presente investigación se utilizará la encuesta estructurada como técnica de recolección de datos, por cuanto permite obtener información precisa y homogénea a partir de un conjunto de preguntas previamente establecidas. Al respecto, Hernández, Fernández y Baptista (2014) señalan que la encuesta estructurada “se caracteriza por contener preguntas cerradas y estandarizadas, lo que facilita la medición de variables y el posterior análisis cuantitativo de los datos” (p. 217).</w:t>
-      </w:r>
-    </w:p>
-    <w:p>
-      <w:pPr>
-        <w:pStyle w:val="Sinespaciado"/>
-        <w:spacing w:line="360" w:lineRule="auto"/>
-        <w:jc w:val="both"/>
-        <w:rPr>
-          <w:rFonts w:ascii="Arial" w:hAnsi="Arial" w:cs="Arial"/>
-          <w:sz w:val="24"/>
-          <w:szCs w:val="24"/>
-        </w:rPr>
-      </w:pPr>
+        <w:t xml:space="preserve">Los procedimientos utilizados para captar la información necesaria se denominan técnicas de recolección. En este sentido, </w:t>
+      </w:r>
+      <w:r>
+        <w:rPr>
+          <w:rFonts w:ascii="Arial" w:hAnsi="Arial" w:cs="Arial"/>
+          <w:sz w:val="24"/>
+          <w:szCs w:val="24"/>
+        </w:rPr>
+        <w:t>Arias (2022)</w:t>
+      </w:r>
+      <w:r>
+        <w:rPr>
+          <w:rFonts w:ascii="Arial" w:hAnsi="Arial" w:cs="Arial"/>
+          <w:sz w:val="24"/>
+          <w:szCs w:val="24"/>
+        </w:rPr>
+        <w:t xml:space="preserve"> sostiene que: “Las técnicas de recolección de datos son las distintas formas o maneras de obtener la información. Son ejemplos de técnicas; la observación directa, la encuesta en sus dos modalidades: La entrevista, el análisis documental, análisis de contenido, entre otros.”. (p111).</w:t>
+      </w:r>
+      <w:r>
+        <w:rPr>
+          <w:rFonts w:ascii="Arial" w:hAnsi="Arial" w:cs="Arial"/>
+          <w:sz w:val="24"/>
+          <w:szCs w:val="24"/>
+        </w:rPr>
+        <w:t xml:space="preserve"> En la presente investigación se utilizará la encuesta estructurada como técnica de recolección de datos, por cuanto permite obtener información precisa y homogénea a partir de un conjunto de preguntas previamente establecidas. </w:t>
+      </w:r>
     </w:p>
     <w:p>
       <w:pPr>
@@ -8254,7 +8195,44 @@
           <w:sz w:val="24"/>
           <w:szCs w:val="24"/>
         </w:rPr>
-        <w:t xml:space="preserve">Por otro lado, los instrumentos de recolección representan los medios materiales que apoyan las técnicas de recolección de datos, permitiendo recolectar y almacenar la información obtenida, esto según lo expuesto por Arias (2016) “Los instrumentos son los medios materiales que se emplean para recoger y almacenar la información. Ejemplo: fichas, formatos de cuestionario, guía de entrevista, lista de cotejo, escalas de actitudes u opinión, grabador, cámara fotográfica o de video, </w:t>
+        <w:t>Al respecto, Hernández, Fernández y Baptista (2014) señalan que la encuesta estructurada “se caracteriza por contener preguntas cerradas y estandarizadas, lo que facilita la medición de variables y el posterior análisis cuantitativo de los datos” (p. 217).</w:t>
+      </w:r>
+    </w:p>
+    <w:p>
+      <w:pPr>
+        <w:pStyle w:val="Sinespaciado"/>
+        <w:spacing w:line="360" w:lineRule="auto"/>
+        <w:ind w:firstLine="708"/>
+        <w:jc w:val="both"/>
+        <w:rPr>
+          <w:rFonts w:ascii="Arial" w:hAnsi="Arial" w:cs="Arial"/>
+          <w:sz w:val="24"/>
+          <w:szCs w:val="24"/>
+        </w:rPr>
+      </w:pPr>
+      <w:r>
+        <w:rPr>
+          <w:rFonts w:ascii="Arial" w:hAnsi="Arial" w:cs="Arial"/>
+          <w:sz w:val="24"/>
+          <w:szCs w:val="24"/>
+        </w:rPr>
+        <w:t xml:space="preserve">Por otro lado, los instrumentos de recolección representan los medios materiales que apoyan las técnicas de recolección de datos, permitiendo recolectar y almacenar la información obtenida, esto según lo expuesto por </w:t>
+      </w:r>
+      <w:r>
+        <w:rPr>
+          <w:rFonts w:ascii="Arial" w:hAnsi="Arial" w:cs="Arial"/>
+          <w:sz w:val="24"/>
+          <w:szCs w:val="24"/>
+        </w:rPr>
+        <w:t>Arias (2022)</w:t>
+      </w:r>
+      <w:r>
+        <w:rPr>
+          <w:rFonts w:ascii="Arial" w:hAnsi="Arial" w:cs="Arial"/>
+          <w:sz w:val="24"/>
+          <w:szCs w:val="24"/>
+        </w:rPr>
+        <w:t xml:space="preserve"> “Los instrumentos son los medios materiales que se emplean para recoger y almacenar la información. Ejemplo: fichas, formatos de cuestionario, guía de entrevista, lista de cotejo, escalas de actitudes u opinión, grabador, cámara fotográfica o de video, </w:t>
       </w:r>
       <w:proofErr w:type="spellStart"/>
       <w:r>
@@ -8272,7 +8250,28 @@
           <w:sz w:val="24"/>
           <w:szCs w:val="24"/>
         </w:rPr>
-        <w:t xml:space="preserve">”. (p111). En este sentido, el instrumento de recolección de datos que se utilizará será </w:t>
+        <w:t xml:space="preserve">”. (p111). </w:t>
+      </w:r>
+    </w:p>
+    <w:p>
+      <w:pPr>
+        <w:pStyle w:val="Sinespaciado"/>
+        <w:spacing w:line="360" w:lineRule="auto"/>
+        <w:ind w:firstLine="708"/>
+        <w:jc w:val="both"/>
+        <w:rPr>
+          <w:rFonts w:ascii="Arial" w:hAnsi="Arial" w:cs="Arial"/>
+          <w:sz w:val="24"/>
+          <w:szCs w:val="24"/>
+        </w:rPr>
+      </w:pPr>
+      <w:r>
+        <w:rPr>
+          <w:rFonts w:ascii="Arial" w:hAnsi="Arial" w:cs="Arial"/>
+          <w:sz w:val="24"/>
+          <w:szCs w:val="24"/>
+        </w:rPr>
+        <w:t xml:space="preserve">En este sentido, el instrumento de recolección de datos que se utilizará será </w:t>
       </w:r>
       <w:r>
         <w:rPr>
@@ -8315,11 +8314,62 @@
           <w:sz w:val="24"/>
           <w:szCs w:val="24"/>
         </w:rPr>
-        <w:t>Validación</w:t>
-      </w:r>
-      <w:bookmarkStart w:id="0" w:name="_GoBack"/>
-      <w:bookmarkEnd w:id="0"/>
-      <w:r>
+        <w:t xml:space="preserve">Validación y confiabilidad </w:t>
+      </w:r>
+    </w:p>
+    <w:p>
+      <w:pPr>
+        <w:spacing w:line="360" w:lineRule="auto"/>
+        <w:ind w:firstLine="708"/>
+        <w:jc w:val="both"/>
+        <w:rPr>
+          <w:rFonts w:ascii="Arial" w:hAnsi="Arial" w:cs="Arial"/>
+          <w:sz w:val="24"/>
+          <w:szCs w:val="24"/>
+        </w:rPr>
+      </w:pPr>
+      <w:r>
+        <w:rPr>
+          <w:rFonts w:ascii="Arial" w:hAnsi="Arial" w:cs="Arial"/>
+          <w:sz w:val="24"/>
+          <w:szCs w:val="24"/>
+        </w:rPr>
+        <w:t xml:space="preserve">Para garantizar que el cuestionario estructurado recoja información precisa y relevante, se aplicarán criterios de validez y confiabilidad. Según Hernández, Fernández y Baptista (2014), la validez es “el grado en que un </w:t>
+      </w:r>
+      <w:r>
+        <w:rPr>
+          <w:rFonts w:ascii="Arial" w:hAnsi="Arial" w:cs="Arial"/>
+          <w:sz w:val="24"/>
+          <w:szCs w:val="24"/>
+        </w:rPr>
+        <w:lastRenderedPageBreak/>
+        <w:t>instrumento mide efectivamente lo que pretende medir” (p. 210). En este estudio, la validación se realizará mediante la aprobación de dos ingenieros y un metodólogo, quienes evaluarán la pertinencia, claridad y coherencia de cada ítem con los objetivos de la investigación.</w:t>
+      </w:r>
+    </w:p>
+    <w:p>
+      <w:pPr>
+        <w:spacing w:line="360" w:lineRule="auto"/>
+        <w:ind w:firstLine="708"/>
+        <w:jc w:val="both"/>
+        <w:rPr>
+          <w:rFonts w:ascii="Arial" w:hAnsi="Arial" w:cs="Arial"/>
+          <w:sz w:val="24"/>
+          <w:szCs w:val="24"/>
+        </w:rPr>
+      </w:pPr>
+      <w:r>
+        <w:rPr>
+          <w:rFonts w:ascii="Arial" w:hAnsi="Arial" w:cs="Arial"/>
+          <w:sz w:val="24"/>
+          <w:szCs w:val="24"/>
+        </w:rPr>
+        <w:t>La confiabilidad, definida como “la capacidad de un instrumento para obtener resultados consistentes y estables cuando se aplica en condiciones similares” (Tamayo y Tamayo, 2013, p. 78), se asegurará mediante la aplicación de una prueba piloto a un pequeño grupo de la población y la evaluación de consistencia interna mediante el coeficiente Alfa de Cronbach. Esto garantiza que los datos recolectados sean estables y representativos de los procesos administrativos de pasantías en el Instituto Universitario Politécnico "Santiago Mariño", extensión Barinas.</w:t>
+      </w:r>
+    </w:p>
+    <w:p>
+      <w:pPr>
+        <w:spacing w:line="360" w:lineRule="auto"/>
+        <w:jc w:val="both"/>
         <w:rPr>
           <w:rFonts w:ascii="Arial" w:hAnsi="Arial" w:cs="Arial"/>
           <w:b/>
@@ -8327,8 +8377,7 @@
           <w:sz w:val="24"/>
           <w:szCs w:val="24"/>
         </w:rPr>
-        <w:t xml:space="preserve"> y confiabilidad </w:t>
-      </w:r>
+      </w:pPr>
     </w:p>
     <w:p>
       <w:pPr>
@@ -8406,16 +8455,7 @@
           <w:sz w:val="24"/>
           <w:szCs w:val="24"/>
         </w:rPr>
-        <w:t xml:space="preserve"> Software (una división de IBM). Según lo descrito por Rueda (2006) “Su meta es asegurar la producción del software de alta calidad que resuelve las necesidades de los usuarios dentro de un presupuesto y tiempos establecidos”. (p30). Bajo este </w:t>
-      </w:r>
-      <w:r>
-        <w:rPr>
-          <w:rFonts w:ascii="Arial" w:hAnsi="Arial" w:cs="Arial"/>
-          <w:sz w:val="24"/>
-          <w:szCs w:val="24"/>
-        </w:rPr>
-        <w:lastRenderedPageBreak/>
-        <w:t>enfoque, RUP se define como un marco de trabajo cuyas propiedades esenciales, citando a Rueda (2006), son:</w:t>
+        <w:t xml:space="preserve"> Software (una división de IBM). Según lo descrito por Rueda (2006) “Su meta es asegurar la producción del software de alta calidad que resuelve las necesidades de los usuarios dentro de un presupuesto y tiempos establecidos”. (p30). Bajo este enfoque, RUP se define como un marco de trabajo cuyas propiedades esenciales, citando a Rueda (2006), son:</w:t>
       </w:r>
     </w:p>
     <w:p>
@@ -8576,16 +8616,7 @@
           <w:sz w:val="24"/>
           <w:szCs w:val="24"/>
         </w:rPr>
-        <w:t xml:space="preserve">Por otro lado, con respecto al ciclo de vida del software del RUP según lo descrito por Rueda (2006) “Se descompone en cuatro fases secuenciales. En cada extremo de una fase se realiza una evaluación…para determinar si los objetivos de la fase se han cumplido. Una evaluación satisfactoria permite que el proyecto se mueva a la próxima fase”. (p33). Esto significa que el proceso se </w:t>
-      </w:r>
-      <w:r>
-        <w:rPr>
-          <w:rFonts w:ascii="Arial" w:hAnsi="Arial" w:cs="Arial"/>
-          <w:sz w:val="24"/>
-          <w:szCs w:val="24"/>
-        </w:rPr>
-        <w:lastRenderedPageBreak/>
-        <w:t>desarrolla a través de ciclos que culminan con una versión del producto; a su vez, cada etapa se fracciona en varias iteraciones según los requerimientos del proyecto.</w:t>
+        <w:t>Por otro lado, con respecto al ciclo de vida del software del RUP según lo descrito por Rueda (2006) “Se descompone en cuatro fases secuenciales. En cada extremo de una fase se realiza una evaluación…para determinar si los objetivos de la fase se han cumplido. Una evaluación satisfactoria permite que el proyecto se mueva a la próxima fase”. (p33). Esto significa que el proceso se desarrolla a través de ciclos que culminan con una versión del producto; a su vez, cada etapa se fracciona en varias iteraciones según los requerimientos del proyecto.</w:t>
       </w:r>
     </w:p>
     <w:p>
@@ -8695,6 +8726,7 @@
           <w:sz w:val="24"/>
           <w:szCs w:val="24"/>
         </w:rPr>
+        <w:lastRenderedPageBreak/>
         <w:t>Fase de Construcción: Se procede con la creación técnica del software, ejecutando las funciones de mayor importancia a través de iteraciones. Se incluye el código, los testeos internos y las correcciones pertinentes.</w:t>
       </w:r>
     </w:p>
@@ -8814,34 +8846,7 @@
           <w:sz w:val="24"/>
           <w:szCs w:val="24"/>
         </w:rPr>
-        <w:t xml:space="preserve">La evaluación de software constituye un proceso fundamental dentro del ciclo de vida de los sistemas informáticos, ya que permite verificar si un producto cumple con los requerimientos funcionales, técnicos y de calidad establecidos </w:t>
-      </w:r>
-      <w:r>
-        <w:rPr>
-          <w:rFonts w:ascii="Arial" w:hAnsi="Arial" w:cs="Arial"/>
-          <w:sz w:val="24"/>
-          <w:szCs w:val="24"/>
-        </w:rPr>
-        <w:lastRenderedPageBreak/>
-        <w:t xml:space="preserve">durante su desarrollo. Según </w:t>
-      </w:r>
-      <w:proofErr w:type="spellStart"/>
-      <w:r>
-        <w:rPr>
-          <w:rFonts w:ascii="Arial" w:hAnsi="Arial" w:cs="Arial"/>
-          <w:sz w:val="24"/>
-          <w:szCs w:val="24"/>
-        </w:rPr>
-        <w:t>Pressman</w:t>
-      </w:r>
-      <w:proofErr w:type="spellEnd"/>
-      <w:r>
-        <w:rPr>
-          <w:rFonts w:ascii="Arial" w:hAnsi="Arial" w:cs="Arial"/>
-          <w:sz w:val="24"/>
-          <w:szCs w:val="24"/>
-        </w:rPr>
-        <w:t xml:space="preserve"> (2010), la evaluación de software “consiste en un conjunto de actividades técnicas y administrativas orientadas a asegurar que el producto desarrollado satisfaga los requisitos del usuario y mantenga niveles aceptables de calidad durante su operación” (p. 613). De esta manera, la evaluación no se limita a la fase final del desarrollo, sino que se integra progresivamente a lo largo del proceso de construcción del sistema.</w:t>
+        <w:t>La evaluación de software constituye un proceso fundamental dentro del ciclo de vida de los sistemas informáticos, ya que permite verificar si un producto cumple con los requerimientos funcionales, técnicos y de calidad establecidos durante su desarrollo. Según Pressman (2010), la evaluación de software “consiste en un conjunto de actividades técnicas y administrativas orientadas a asegurar que el producto desarrollado satisfaga los requisitos del usuario y mantenga niveles aceptables de calidad durante su operación” (p. 613). De esta manera, la evaluación no se limita a la fase final del desarrollo, sino que se integra progresivamente a lo largo del proceso de construcción del sistema.</w:t>
       </w:r>
     </w:p>
     <w:p>
@@ -8899,6 +8904,7 @@
           <w:sz w:val="24"/>
           <w:szCs w:val="24"/>
         </w:rPr>
+        <w:lastRenderedPageBreak/>
         <w:t>La norma ISO/IEC 25010 establece ocho características principales para la evaluación del software: adecuación funcional, eficiencia del desempeño, compatibilidad, usabilidad, fiabilidad, seguridad, mantenibilidad y portabilidad. Estas dimensiones permiten analizar de forma integral el comportamiento del sistema, tanto desde el punto de vista técnico como desde la experiencia del usuario.</w:t>
       </w:r>
     </w:p>
@@ -8919,25 +8925,7 @@
           <w:sz w:val="24"/>
           <w:szCs w:val="24"/>
         </w:rPr>
-        <w:t xml:space="preserve">En relación con la adecuación funcional, esta característica evalúa si el sistema proporciona las funciones necesarias para cumplir los objetivos planteados. </w:t>
-      </w:r>
-      <w:proofErr w:type="spellStart"/>
-      <w:r>
-        <w:rPr>
-          <w:rFonts w:ascii="Arial" w:hAnsi="Arial" w:cs="Arial"/>
-          <w:sz w:val="24"/>
-          <w:szCs w:val="24"/>
-        </w:rPr>
-        <w:t>Sommerville</w:t>
-      </w:r>
-      <w:proofErr w:type="spellEnd"/>
-      <w:r>
-        <w:rPr>
-          <w:rFonts w:ascii="Arial" w:hAnsi="Arial" w:cs="Arial"/>
-          <w:sz w:val="24"/>
-          <w:szCs w:val="24"/>
-        </w:rPr>
-        <w:t xml:space="preserve"> (2011) señala que “un sistema es funcionalmente adecuado cuando sus servicios cumplen de manera correcta y completa los requerimientos del usuario” (p. 102). En el caso del sistema de gestión de pasantías, esta dimensión se vincula directamente con la automatización de procesos como el registro de pasantes, asignación de tutores y control de evaluaciones.</w:t>
+        <w:t>En relación con la adecuación funcional, esta característica evalúa si el sistema proporciona las funciones necesarias para cumplir los objetivos planteados. Sommerville (2011) señala que “un sistema es funcionalmente adecuado cuando sus servicios cumplen de manera correcta y completa los requerimientos del usuario” (p. 102). En el caso del sistema de gestión de pasantías, esta dimensión se vincula directamente con la automatización de procesos como el registro de pasantes, asignación de tutores y control de evaluaciones.</w:t>
       </w:r>
     </w:p>
     <w:p>
@@ -8957,34 +8945,7 @@
           <w:sz w:val="24"/>
           <w:szCs w:val="24"/>
         </w:rPr>
-        <w:t xml:space="preserve">La usabilidad es otro aspecto clave en la evaluación del software, especialmente en entornos académicos donde los usuarios presentan distintos niveles de alfabetización tecnológica. </w:t>
-      </w:r>
-      <w:proofErr w:type="spellStart"/>
-      <w:r>
-        <w:rPr>
-          <w:rFonts w:ascii="Arial" w:hAnsi="Arial" w:cs="Arial"/>
-          <w:sz w:val="24"/>
-          <w:szCs w:val="24"/>
-        </w:rPr>
-        <w:t>Nielsen</w:t>
-      </w:r>
-      <w:proofErr w:type="spellEnd"/>
-      <w:r>
-        <w:rPr>
-          <w:rFonts w:ascii="Arial" w:hAnsi="Arial" w:cs="Arial"/>
-          <w:sz w:val="24"/>
-          <w:szCs w:val="24"/>
-        </w:rPr>
-        <w:t xml:space="preserve"> (1993) define la usabilidad como “el grado en que un sistema puede ser utilizado por usuarios específicos para </w:t>
-      </w:r>
-      <w:r>
-        <w:rPr>
-          <w:rFonts w:ascii="Arial" w:hAnsi="Arial" w:cs="Arial"/>
-          <w:sz w:val="24"/>
-          <w:szCs w:val="24"/>
-        </w:rPr>
-        <w:lastRenderedPageBreak/>
-        <w:t>lograr objetivos específicos con efectividad, eficiencia y satisfacción”. Un sistema usable reduce errores, facilita el aprendizaje y mejora la aceptación por parte de los usuarios finales.</w:t>
+        <w:t>La usabilidad es otro aspecto clave en la evaluación del software, especialmente en entornos académicos donde los usuarios presentan distintos niveles de alfabetización tecnológica. Nielsen (1993) define la usabilidad como “el grado en que un sistema puede ser utilizado por usuarios específicos para lograr objetivos específicos con efectividad, eficiencia y satisfacción”. Un sistema usable reduce errores, facilita el aprendizaje y mejora la aceptación por parte de los usuarios finales.</w:t>
       </w:r>
     </w:p>
     <w:p>
@@ -9024,43 +8985,16 @@
           <w:sz w:val="24"/>
           <w:szCs w:val="24"/>
         </w:rPr>
-        <w:t xml:space="preserve">La fiabilidad y la mantenibilidad también forman parte de la normativa de evaluación, ya que determinan la estabilidad del sistema y su capacidad de ser modificado o corregido sin afectar su funcionamiento. </w:t>
-      </w:r>
-      <w:proofErr w:type="spellStart"/>
-      <w:r>
-        <w:rPr>
-          <w:rFonts w:ascii="Arial" w:hAnsi="Arial" w:cs="Arial"/>
-          <w:sz w:val="24"/>
-          <w:szCs w:val="24"/>
-        </w:rPr>
-        <w:t>Pressman</w:t>
-      </w:r>
-      <w:proofErr w:type="spellEnd"/>
-      <w:r>
-        <w:rPr>
-          <w:rFonts w:ascii="Arial" w:hAnsi="Arial" w:cs="Arial"/>
-          <w:sz w:val="24"/>
-          <w:szCs w:val="24"/>
-        </w:rPr>
-        <w:t xml:space="preserve"> (2010) sostiene que “un software fiable y </w:t>
-      </w:r>
-      <w:proofErr w:type="spellStart"/>
-      <w:r>
-        <w:rPr>
-          <w:rFonts w:ascii="Arial" w:hAnsi="Arial" w:cs="Arial"/>
-          <w:sz w:val="24"/>
-          <w:szCs w:val="24"/>
-        </w:rPr>
-        <w:t>mantenible</w:t>
-      </w:r>
-      <w:proofErr w:type="spellEnd"/>
-      <w:r>
-        <w:rPr>
-          <w:rFonts w:ascii="Arial" w:hAnsi="Arial" w:cs="Arial"/>
-          <w:sz w:val="24"/>
-          <w:szCs w:val="24"/>
-        </w:rPr>
-        <w:t xml:space="preserve"> reduce los costos operativos y prolonga la vida útil del sistema” (p. 640), lo cual resulta fundamental para instituciones educativas con recursos tecnológicos limitados.</w:t>
+        <w:t xml:space="preserve">La fiabilidad y la mantenibilidad también forman parte de la normativa de evaluación, ya que determinan la estabilidad del sistema y su capacidad de ser modificado o corregido sin afectar su funcionamiento. Pressman (2010) sostiene que “un software fiable y mantenible reduce los costos operativos y prolonga la </w:t>
+      </w:r>
+      <w:r>
+        <w:rPr>
+          <w:rFonts w:ascii="Arial" w:hAnsi="Arial" w:cs="Arial"/>
+          <w:sz w:val="24"/>
+          <w:szCs w:val="24"/>
+        </w:rPr>
+        <w:lastRenderedPageBreak/>
+        <w:t>vida útil del sistema” (p. 640), lo cual resulta fundamental para instituciones educativas con recursos tecnológicos limitados.</w:t>
       </w:r>
     </w:p>
     <w:p>
@@ -9215,29 +9149,18 @@
     </w:p>
     <w:tbl>
       <w:tblPr>
+        <w:tblStyle w:val="Tablaconcuadrculaclara"/>
         <w:tblW w:w="0" w:type="auto"/>
-        <w:tblCellSpacing w:w="15" w:type="dxa"/>
-        <w:tblCellMar>
-          <w:top w:w="15" w:type="dxa"/>
-          <w:left w:w="15" w:type="dxa"/>
-          <w:bottom w:w="15" w:type="dxa"/>
-          <w:right w:w="15" w:type="dxa"/>
-        </w:tblCellMar>
         <w:tblLook w:val="04A0" w:firstRow="1" w:lastRow="0" w:firstColumn="1" w:lastColumn="0" w:noHBand="0" w:noVBand="1"/>
       </w:tblPr>
       <w:tblGrid>
-        <w:gridCol w:w="676"/>
-        <w:gridCol w:w="1636"/>
+        <w:gridCol w:w="817"/>
+        <w:gridCol w:w="1777"/>
       </w:tblGrid>
       <w:tr>
-        <w:trPr>
-          <w:tblHeader/>
-          <w:tblCellSpacing w:w="15" w:type="dxa"/>
-        </w:trPr>
         <w:tc>
           <w:tcPr>
             <w:tcW w:w="0" w:type="auto"/>
-            <w:vAlign w:val="center"/>
             <w:hideMark/>
           </w:tcPr>
           <w:p>
@@ -9266,7 +9189,6 @@
         <w:tc>
           <w:tcPr>
             <w:tcW w:w="0" w:type="auto"/>
-            <w:vAlign w:val="center"/>
             <w:hideMark/>
           </w:tcPr>
           <w:p>
@@ -9294,13 +9216,9 @@
         </w:tc>
       </w:tr>
       <w:tr>
-        <w:trPr>
-          <w:tblCellSpacing w:w="15" w:type="dxa"/>
-        </w:trPr>
         <w:tc>
           <w:tcPr>
             <w:tcW w:w="0" w:type="auto"/>
-            <w:vAlign w:val="center"/>
             <w:hideMark/>
           </w:tcPr>
           <w:p>
@@ -9324,7 +9242,6 @@
         <w:tc>
           <w:tcPr>
             <w:tcW w:w="0" w:type="auto"/>
-            <w:vAlign w:val="center"/>
             <w:hideMark/>
           </w:tcPr>
           <w:p>
@@ -9347,13 +9264,9 @@
         </w:tc>
       </w:tr>
       <w:tr>
-        <w:trPr>
-          <w:tblCellSpacing w:w="15" w:type="dxa"/>
-        </w:trPr>
         <w:tc>
           <w:tcPr>
             <w:tcW w:w="0" w:type="auto"/>
-            <w:vAlign w:val="center"/>
             <w:hideMark/>
           </w:tcPr>
           <w:p>
@@ -9377,7 +9290,6 @@
         <w:tc>
           <w:tcPr>
             <w:tcW w:w="0" w:type="auto"/>
-            <w:vAlign w:val="center"/>
             <w:hideMark/>
           </w:tcPr>
           <w:p>
@@ -9400,13 +9312,9 @@
         </w:tc>
       </w:tr>
       <w:tr>
-        <w:trPr>
-          <w:tblCellSpacing w:w="15" w:type="dxa"/>
-        </w:trPr>
         <w:tc>
           <w:tcPr>
             <w:tcW w:w="0" w:type="auto"/>
-            <w:vAlign w:val="center"/>
             <w:hideMark/>
           </w:tcPr>
           <w:p>
@@ -9430,7 +9338,6 @@
         <w:tc>
           <w:tcPr>
             <w:tcW w:w="0" w:type="auto"/>
-            <w:vAlign w:val="center"/>
             <w:hideMark/>
           </w:tcPr>
           <w:p>
@@ -9453,13 +9360,9 @@
         </w:tc>
       </w:tr>
       <w:tr>
-        <w:trPr>
-          <w:tblCellSpacing w:w="15" w:type="dxa"/>
-        </w:trPr>
         <w:tc>
           <w:tcPr>
             <w:tcW w:w="0" w:type="auto"/>
-            <w:vAlign w:val="center"/>
             <w:hideMark/>
           </w:tcPr>
           <w:p>
@@ -9483,7 +9386,6 @@
         <w:tc>
           <w:tcPr>
             <w:tcW w:w="0" w:type="auto"/>
-            <w:vAlign w:val="center"/>
             <w:hideMark/>
           </w:tcPr>
           <w:p>
@@ -9506,13 +9408,9 @@
         </w:tc>
       </w:tr>
       <w:tr>
-        <w:trPr>
-          <w:tblCellSpacing w:w="15" w:type="dxa"/>
-        </w:trPr>
         <w:tc>
           <w:tcPr>
             <w:tcW w:w="0" w:type="auto"/>
-            <w:vAlign w:val="center"/>
             <w:hideMark/>
           </w:tcPr>
           <w:p>
@@ -9536,7 +9434,6 @@
         <w:tc>
           <w:tcPr>
             <w:tcW w:w="0" w:type="auto"/>
-            <w:vAlign w:val="center"/>
             <w:hideMark/>
           </w:tcPr>
           <w:p>
@@ -9567,37 +9464,418 @@
           <w:szCs w:val="24"/>
         </w:rPr>
       </w:pPr>
-      <w:r>
-        <w:rPr>
-          <w:rFonts w:ascii="Arial" w:hAnsi="Arial" w:cs="Arial"/>
-          <w:sz w:val="24"/>
-          <w:szCs w:val="24"/>
-        </w:rPr>
-        <w:pict w14:anchorId="38F57C95">
+    </w:p>
+    <w:p>
+      <w:pPr>
+        <w:pStyle w:val="Ttulo2"/>
+        <w:rPr>
+          <w:rFonts w:ascii="Arial" w:hAnsi="Arial" w:cs="Arial"/>
+          <w:sz w:val="24"/>
+          <w:szCs w:val="24"/>
+        </w:rPr>
+      </w:pPr>
+      <w:r>
+        <w:rPr>
+          <w:rFonts w:ascii="Arial" w:hAnsi="Arial" w:cs="Arial"/>
+          <w:sz w:val="24"/>
+          <w:szCs w:val="24"/>
+        </w:rPr>
+        <w:t>Variable: Sistema</w:t>
+      </w:r>
+    </w:p>
+    <w:p>
+      <w:pPr>
+        <w:pStyle w:val="Ttulo3"/>
+        <w:rPr>
+          <w:rFonts w:ascii="Arial" w:hAnsi="Arial" w:cs="Arial"/>
+          <w:sz w:val="24"/>
+          <w:szCs w:val="24"/>
+        </w:rPr>
+      </w:pPr>
+      <w:r>
+        <w:rPr>
+          <w:rFonts w:ascii="Arial" w:hAnsi="Arial" w:cs="Arial"/>
+          <w:sz w:val="24"/>
+          <w:szCs w:val="24"/>
+        </w:rPr>
+        <w:t>Dimensión: Funcionalidad</w:t>
+      </w:r>
+    </w:p>
+    <w:p>
+      <w:pPr>
+        <w:pStyle w:val="NormalWeb"/>
+        <w:rPr>
+          <w:rFonts w:ascii="Arial" w:hAnsi="Arial" w:cs="Arial"/>
+        </w:rPr>
+      </w:pPr>
+      <w:r>
+        <w:rPr>
+          <w:rStyle w:val="Textoennegrita"/>
+          <w:rFonts w:ascii="Arial" w:hAnsi="Arial" w:cs="Arial"/>
+        </w:rPr>
+        <w:t>Indicador: Gestión de Roles</w:t>
+      </w:r>
+    </w:p>
+    <w:p>
+      <w:pPr>
+        <w:pStyle w:val="NormalWeb"/>
+        <w:rPr>
+          <w:rFonts w:ascii="Arial" w:hAnsi="Arial" w:cs="Arial"/>
+        </w:rPr>
+      </w:pPr>
+      <w:r>
+        <w:rPr>
+          <w:rStyle w:val="Textoennegrita"/>
+          <w:rFonts w:ascii="Arial" w:hAnsi="Arial" w:cs="Arial"/>
+        </w:rPr>
+        <w:t>Ítem 1.</w:t>
+      </w:r>
+      <w:r>
+        <w:rPr>
+          <w:rFonts w:ascii="Arial" w:hAnsi="Arial" w:cs="Arial"/>
+        </w:rPr>
+        <w:br/>
+        <w:t>El proceso actual de gestión de pasantías permite diferenciar claramente los roles de estudiantes, tutores académicos y tutores empresariales.</w:t>
+      </w:r>
+    </w:p>
+    <w:p>
+      <w:pPr>
+        <w:pStyle w:val="NormalWeb"/>
+        <w:rPr>
+          <w:rFonts w:ascii="Arial" w:hAnsi="Arial" w:cs="Arial"/>
+        </w:rPr>
+      </w:pPr>
+      <w:r>
+        <w:rPr>
+          <w:rFonts w:ascii="Segoe UI Symbol" w:hAnsi="Segoe UI Symbol" w:cs="Segoe UI Symbol"/>
+        </w:rPr>
+        <w:t>☐</w:t>
+      </w:r>
+      <w:r>
+        <w:rPr>
+          <w:rFonts w:ascii="Arial" w:hAnsi="Arial" w:cs="Arial"/>
+        </w:rPr>
+        <w:t xml:space="preserve">5 </w:t>
+      </w:r>
+      <w:r>
+        <w:rPr>
+          <w:rFonts w:ascii="Segoe UI Symbol" w:hAnsi="Segoe UI Symbol" w:cs="Segoe UI Symbol"/>
+        </w:rPr>
+        <w:t>☐</w:t>
+      </w:r>
+      <w:r>
+        <w:rPr>
+          <w:rFonts w:ascii="Arial" w:hAnsi="Arial" w:cs="Arial"/>
+        </w:rPr>
+        <w:t xml:space="preserve">4 </w:t>
+      </w:r>
+      <w:r>
+        <w:rPr>
+          <w:rFonts w:ascii="Segoe UI Symbol" w:hAnsi="Segoe UI Symbol" w:cs="Segoe UI Symbol"/>
+        </w:rPr>
+        <w:t>☐</w:t>
+      </w:r>
+      <w:r>
+        <w:rPr>
+          <w:rFonts w:ascii="Arial" w:hAnsi="Arial" w:cs="Arial"/>
+        </w:rPr>
+        <w:t xml:space="preserve">3 </w:t>
+      </w:r>
+      <w:r>
+        <w:rPr>
+          <w:rFonts w:ascii="Segoe UI Symbol" w:hAnsi="Segoe UI Symbol" w:cs="Segoe UI Symbol"/>
+        </w:rPr>
+        <w:t>☐</w:t>
+      </w:r>
+      <w:r>
+        <w:rPr>
+          <w:rFonts w:ascii="Arial" w:hAnsi="Arial" w:cs="Arial"/>
+        </w:rPr>
+        <w:t xml:space="preserve">2 </w:t>
+      </w:r>
+      <w:r>
+        <w:rPr>
+          <w:rFonts w:ascii="Segoe UI Symbol" w:hAnsi="Segoe UI Symbol" w:cs="Segoe UI Symbol"/>
+        </w:rPr>
+        <w:t>☐</w:t>
+      </w:r>
+      <w:r>
+        <w:rPr>
+          <w:rFonts w:ascii="Arial" w:hAnsi="Arial" w:cs="Arial"/>
+        </w:rPr>
+        <w:t>1</w:t>
+      </w:r>
+    </w:p>
+    <w:p>
+      <w:pPr>
+        <w:rPr>
+          <w:rFonts w:ascii="Arial" w:hAnsi="Arial" w:cs="Arial"/>
+          <w:sz w:val="24"/>
+          <w:szCs w:val="24"/>
+        </w:rPr>
+      </w:pPr>
+      <w:r>
+        <w:rPr>
+          <w:rFonts w:ascii="Arial" w:hAnsi="Arial" w:cs="Arial"/>
+          <w:sz w:val="24"/>
+          <w:szCs w:val="24"/>
+        </w:rPr>
+        <w:pict w14:anchorId="3CB9267D">
+          <v:rect id="_x0000_i1026" style="width:0;height:1.5pt" o:hralign="center" o:hrstd="t" o:hr="t" fillcolor="#a0a0a0" stroked="f"/>
+        </w:pict>
+      </w:r>
+    </w:p>
+    <w:p>
+      <w:pPr>
+        <w:pStyle w:val="NormalWeb"/>
+        <w:rPr>
+          <w:rFonts w:ascii="Arial" w:hAnsi="Arial" w:cs="Arial"/>
+        </w:rPr>
+      </w:pPr>
+      <w:r>
+        <w:rPr>
+          <w:rStyle w:val="Textoennegrita"/>
+          <w:rFonts w:ascii="Arial" w:hAnsi="Arial" w:cs="Arial"/>
+        </w:rPr>
+        <w:t>Indicador: Manejo de Datos</w:t>
+      </w:r>
+    </w:p>
+    <w:p>
+      <w:pPr>
+        <w:pStyle w:val="NormalWeb"/>
+        <w:rPr>
+          <w:rFonts w:ascii="Arial" w:hAnsi="Arial" w:cs="Arial"/>
+        </w:rPr>
+      </w:pPr>
+      <w:r>
+        <w:rPr>
+          <w:rStyle w:val="Textoennegrita"/>
+          <w:rFonts w:ascii="Arial" w:hAnsi="Arial" w:cs="Arial"/>
+        </w:rPr>
+        <w:t>Ítem 2.</w:t>
+      </w:r>
+      <w:r>
+        <w:rPr>
+          <w:rFonts w:ascii="Arial" w:hAnsi="Arial" w:cs="Arial"/>
+        </w:rPr>
+        <w:br/>
+        <w:t>La información relacionada con las pasantías se almacena de forma organizada y es fácil de consultar cuando se requiere.</w:t>
+      </w:r>
+    </w:p>
+    <w:p>
+      <w:pPr>
+        <w:pStyle w:val="NormalWeb"/>
+        <w:rPr>
+          <w:rFonts w:ascii="Arial" w:hAnsi="Arial" w:cs="Arial"/>
+        </w:rPr>
+      </w:pPr>
+      <w:r>
+        <w:rPr>
+          <w:rFonts w:ascii="Segoe UI Symbol" w:hAnsi="Segoe UI Symbol" w:cs="Segoe UI Symbol"/>
+        </w:rPr>
+        <w:t>☐</w:t>
+      </w:r>
+      <w:r>
+        <w:rPr>
+          <w:rFonts w:ascii="Arial" w:hAnsi="Arial" w:cs="Arial"/>
+        </w:rPr>
+        <w:t xml:space="preserve">5 </w:t>
+      </w:r>
+      <w:r>
+        <w:rPr>
+          <w:rFonts w:ascii="Segoe UI Symbol" w:hAnsi="Segoe UI Symbol" w:cs="Segoe UI Symbol"/>
+        </w:rPr>
+        <w:t>☐</w:t>
+      </w:r>
+      <w:r>
+        <w:rPr>
+          <w:rFonts w:ascii="Arial" w:hAnsi="Arial" w:cs="Arial"/>
+        </w:rPr>
+        <w:t xml:space="preserve">4 </w:t>
+      </w:r>
+      <w:r>
+        <w:rPr>
+          <w:rFonts w:ascii="Segoe UI Symbol" w:hAnsi="Segoe UI Symbol" w:cs="Segoe UI Symbol"/>
+        </w:rPr>
+        <w:t>☐</w:t>
+      </w:r>
+      <w:r>
+        <w:rPr>
+          <w:rFonts w:ascii="Arial" w:hAnsi="Arial" w:cs="Arial"/>
+        </w:rPr>
+        <w:t xml:space="preserve">3 </w:t>
+      </w:r>
+      <w:r>
+        <w:rPr>
+          <w:rFonts w:ascii="Segoe UI Symbol" w:hAnsi="Segoe UI Symbol" w:cs="Segoe UI Symbol"/>
+        </w:rPr>
+        <w:t>☐</w:t>
+      </w:r>
+      <w:r>
+        <w:rPr>
+          <w:rFonts w:ascii="Arial" w:hAnsi="Arial" w:cs="Arial"/>
+        </w:rPr>
+        <w:t xml:space="preserve">2 </w:t>
+      </w:r>
+      <w:r>
+        <w:rPr>
+          <w:rFonts w:ascii="Segoe UI Symbol" w:hAnsi="Segoe UI Symbol" w:cs="Segoe UI Symbol"/>
+        </w:rPr>
+        <w:t>☐</w:t>
+      </w:r>
+      <w:r>
+        <w:rPr>
+          <w:rFonts w:ascii="Arial" w:hAnsi="Arial" w:cs="Arial"/>
+        </w:rPr>
+        <w:t>1</w:t>
+      </w:r>
+    </w:p>
+    <w:p>
+      <w:pPr>
+        <w:rPr>
+          <w:rFonts w:ascii="Arial" w:hAnsi="Arial" w:cs="Arial"/>
+          <w:sz w:val="24"/>
+          <w:szCs w:val="24"/>
+        </w:rPr>
+      </w:pPr>
+      <w:r>
+        <w:rPr>
+          <w:rFonts w:ascii="Arial" w:hAnsi="Arial" w:cs="Arial"/>
+          <w:sz w:val="24"/>
+          <w:szCs w:val="24"/>
+        </w:rPr>
+        <w:pict w14:anchorId="26065264">
+          <v:rect id="_x0000_i1027" style="width:0;height:1.5pt" o:hralign="center" o:hrstd="t" o:hr="t" fillcolor="#a0a0a0" stroked="f"/>
+        </w:pict>
+      </w:r>
+    </w:p>
+    <w:p>
+      <w:pPr>
+        <w:pStyle w:val="NormalWeb"/>
+        <w:rPr>
+          <w:rFonts w:ascii="Arial" w:hAnsi="Arial" w:cs="Arial"/>
+        </w:rPr>
+      </w:pPr>
+      <w:r>
+        <w:rPr>
+          <w:rStyle w:val="Textoennegrita"/>
+          <w:rFonts w:ascii="Arial" w:hAnsi="Arial" w:cs="Arial"/>
+        </w:rPr>
+        <w:t>Indicador: Automatización de Tareas</w:t>
+      </w:r>
+    </w:p>
+    <w:p>
+      <w:pPr>
+        <w:pStyle w:val="NormalWeb"/>
+        <w:rPr>
+          <w:rFonts w:ascii="Arial" w:hAnsi="Arial" w:cs="Arial"/>
+        </w:rPr>
+      </w:pPr>
+      <w:r>
+        <w:rPr>
+          <w:rStyle w:val="Textoennegrita"/>
+          <w:rFonts w:ascii="Arial" w:hAnsi="Arial" w:cs="Arial"/>
+        </w:rPr>
+        <w:lastRenderedPageBreak/>
+        <w:t>Ítem 3.</w:t>
+      </w:r>
+      <w:r>
+        <w:rPr>
+          <w:rFonts w:ascii="Arial" w:hAnsi="Arial" w:cs="Arial"/>
+        </w:rPr>
+        <w:br/>
+        <w:t>Las actividades administrativas del proceso de pasantías se realizan de manera automatizada, reduciendo el trabajo manual.</w:t>
+      </w:r>
+    </w:p>
+    <w:p>
+      <w:pPr>
+        <w:pStyle w:val="NormalWeb"/>
+        <w:rPr>
+          <w:rFonts w:ascii="Arial" w:hAnsi="Arial" w:cs="Arial"/>
+        </w:rPr>
+      </w:pPr>
+      <w:r>
+        <w:rPr>
+          <w:rFonts w:ascii="Segoe UI Symbol" w:hAnsi="Segoe UI Symbol" w:cs="Segoe UI Symbol"/>
+        </w:rPr>
+        <w:t>☐</w:t>
+      </w:r>
+      <w:r>
+        <w:rPr>
+          <w:rFonts w:ascii="Arial" w:hAnsi="Arial" w:cs="Arial"/>
+        </w:rPr>
+        <w:t xml:space="preserve">5 </w:t>
+      </w:r>
+      <w:r>
+        <w:rPr>
+          <w:rFonts w:ascii="Segoe UI Symbol" w:hAnsi="Segoe UI Symbol" w:cs="Segoe UI Symbol"/>
+        </w:rPr>
+        <w:t>☐</w:t>
+      </w:r>
+      <w:r>
+        <w:rPr>
+          <w:rFonts w:ascii="Arial" w:hAnsi="Arial" w:cs="Arial"/>
+        </w:rPr>
+        <w:t xml:space="preserve">4 </w:t>
+      </w:r>
+      <w:r>
+        <w:rPr>
+          <w:rFonts w:ascii="Segoe UI Symbol" w:hAnsi="Segoe UI Symbol" w:cs="Segoe UI Symbol"/>
+        </w:rPr>
+        <w:t>☐</w:t>
+      </w:r>
+      <w:r>
+        <w:rPr>
+          <w:rFonts w:ascii="Arial" w:hAnsi="Arial" w:cs="Arial"/>
+        </w:rPr>
+        <w:t xml:space="preserve">3 </w:t>
+      </w:r>
+      <w:r>
+        <w:rPr>
+          <w:rFonts w:ascii="Segoe UI Symbol" w:hAnsi="Segoe UI Symbol" w:cs="Segoe UI Symbol"/>
+        </w:rPr>
+        <w:t>☐</w:t>
+      </w:r>
+      <w:r>
+        <w:rPr>
+          <w:rFonts w:ascii="Arial" w:hAnsi="Arial" w:cs="Arial"/>
+        </w:rPr>
+        <w:t xml:space="preserve">2 </w:t>
+      </w:r>
+      <w:r>
+        <w:rPr>
+          <w:rFonts w:ascii="Segoe UI Symbol" w:hAnsi="Segoe UI Symbol" w:cs="Segoe UI Symbol"/>
+        </w:rPr>
+        <w:t>☐</w:t>
+      </w:r>
+      <w:r>
+        <w:rPr>
+          <w:rFonts w:ascii="Arial" w:hAnsi="Arial" w:cs="Arial"/>
+        </w:rPr>
+        <w:t>1</w:t>
+      </w:r>
+    </w:p>
+    <w:p>
+      <w:pPr>
+        <w:rPr>
+          <w:rFonts w:ascii="Arial" w:hAnsi="Arial" w:cs="Arial"/>
+          <w:sz w:val="24"/>
+          <w:szCs w:val="24"/>
+        </w:rPr>
+      </w:pPr>
+      <w:r>
+        <w:rPr>
+          <w:rFonts w:ascii="Arial" w:hAnsi="Arial" w:cs="Arial"/>
+          <w:sz w:val="24"/>
+          <w:szCs w:val="24"/>
+        </w:rPr>
+        <w:pict w14:anchorId="5B939D05">
           <v:rect id="_x0000_i1028" style="width:0;height:1.5pt" o:hralign="center" o:hrstd="t" o:hr="t" fillcolor="#a0a0a0" stroked="f"/>
         </w:pict>
       </w:r>
     </w:p>
     <w:p>
       <w:pPr>
-        <w:pStyle w:val="Ttulo2"/>
-        <w:rPr>
-          <w:rFonts w:ascii="Arial" w:hAnsi="Arial" w:cs="Arial"/>
-          <w:sz w:val="24"/>
-          <w:szCs w:val="24"/>
-        </w:rPr>
-      </w:pPr>
-      <w:r>
-        <w:rPr>
-          <w:rFonts w:ascii="Arial" w:hAnsi="Arial" w:cs="Arial"/>
-          <w:sz w:val="24"/>
-          <w:szCs w:val="24"/>
-        </w:rPr>
-        <w:t>Variable: Sistema</w:t>
-      </w:r>
-    </w:p>
-    <w:p>
-      <w:pPr>
         <w:pStyle w:val="Ttulo3"/>
         <w:rPr>
           <w:rFonts w:ascii="Arial" w:hAnsi="Arial" w:cs="Arial"/>
@@ -9611,7 +9889,7 @@
           <w:sz w:val="24"/>
           <w:szCs w:val="24"/>
         </w:rPr>
-        <w:t>Dimensión: Funcionalidad</w:t>
+        <w:t>Dimensión: Usabilidad</w:t>
       </w:r>
     </w:p>
     <w:p>
@@ -9626,7 +9904,7 @@
           <w:rStyle w:val="Textoennegrita"/>
           <w:rFonts w:ascii="Arial" w:hAnsi="Arial" w:cs="Arial"/>
         </w:rPr>
-        <w:t>Indicador: Gestión de Roles</w:t>
+        <w:t>Indicador: Facilidad de Uso</w:t>
       </w:r>
     </w:p>
     <w:p>
@@ -9641,14 +9919,14 @@
           <w:rStyle w:val="Textoennegrita"/>
           <w:rFonts w:ascii="Arial" w:hAnsi="Arial" w:cs="Arial"/>
         </w:rPr>
-        <w:t>Ítem 1.</w:t>
+        <w:t>Ítem 4.</w:t>
       </w:r>
       <w:r>
         <w:rPr>
           <w:rFonts w:ascii="Arial" w:hAnsi="Arial" w:cs="Arial"/>
         </w:rPr>
         <w:br/>
-        <w:t>El proceso actual de gestión de pasantías permite diferenciar claramente los roles de estudiantes, tutores académicos y tutores empresariales.</w:t>
+        <w:t>Los procedimientos actuales para gestionar las pasantías son sencillos y fáciles de ejecutar.</w:t>
       </w:r>
     </w:p>
     <w:p>
@@ -9733,7 +10011,7 @@
           <w:sz w:val="24"/>
           <w:szCs w:val="24"/>
         </w:rPr>
-        <w:pict w14:anchorId="3CB9267D">
+        <w:pict w14:anchorId="48FBA8B9">
           <v:rect id="_x0000_i1029" style="width:0;height:1.5pt" o:hralign="center" o:hrstd="t" o:hr="t" fillcolor="#a0a0a0" stroked="f"/>
         </w:pict>
       </w:r>
@@ -9750,7 +10028,7 @@
           <w:rStyle w:val="Textoennegrita"/>
           <w:rFonts w:ascii="Arial" w:hAnsi="Arial" w:cs="Arial"/>
         </w:rPr>
-        <w:t>Indicador: Manejo de Datos</w:t>
+        <w:t>Indicador: Interfaz Amigable</w:t>
       </w:r>
     </w:p>
     <w:p>
@@ -9765,14 +10043,14 @@
           <w:rStyle w:val="Textoennegrita"/>
           <w:rFonts w:ascii="Arial" w:hAnsi="Arial" w:cs="Arial"/>
         </w:rPr>
-        <w:t>Ítem 2.</w:t>
+        <w:t>Ítem 5.</w:t>
       </w:r>
       <w:r>
         <w:rPr>
           <w:rFonts w:ascii="Arial" w:hAnsi="Arial" w:cs="Arial"/>
         </w:rPr>
         <w:br/>
-        <w:t>La información relacionada con las pasantías se almacena de forma organizada y es fácil de consultar cuando se requiere.</w:t>
+        <w:t>Las herramientas utilizadas actualmente para la gestión de pasantías resultan claras y comprensibles para los usuarios.</w:t>
       </w:r>
     </w:p>
     <w:p>
@@ -9786,7 +10064,6 @@
         <w:rPr>
           <w:rFonts w:ascii="Segoe UI Symbol" w:hAnsi="Segoe UI Symbol" w:cs="Segoe UI Symbol"/>
         </w:rPr>
-        <w:lastRenderedPageBreak/>
         <w:t>☐</w:t>
       </w:r>
       <w:r>
@@ -9858,13 +10135,31 @@
           <w:sz w:val="24"/>
           <w:szCs w:val="24"/>
         </w:rPr>
-        <w:pict w14:anchorId="26065264">
+        <w:pict w14:anchorId="7984AE39">
           <v:rect id="_x0000_i1030" style="width:0;height:1.5pt" o:hralign="center" o:hrstd="t" o:hr="t" fillcolor="#a0a0a0" stroked="f"/>
         </w:pict>
       </w:r>
     </w:p>
     <w:p>
       <w:pPr>
+        <w:pStyle w:val="Ttulo3"/>
+        <w:rPr>
+          <w:rFonts w:ascii="Arial" w:hAnsi="Arial" w:cs="Arial"/>
+          <w:sz w:val="24"/>
+          <w:szCs w:val="24"/>
+        </w:rPr>
+      </w:pPr>
+      <w:r>
+        <w:rPr>
+          <w:rFonts w:ascii="Arial" w:hAnsi="Arial" w:cs="Arial"/>
+          <w:sz w:val="24"/>
+          <w:szCs w:val="24"/>
+        </w:rPr>
+        <w:t>Dimensión: Seguridad</w:t>
+      </w:r>
+    </w:p>
+    <w:p>
+      <w:pPr>
         <w:pStyle w:val="NormalWeb"/>
         <w:rPr>
           <w:rFonts w:ascii="Arial" w:hAnsi="Arial" w:cs="Arial"/>
@@ -9875,7 +10170,7 @@
           <w:rStyle w:val="Textoennegrita"/>
           <w:rFonts w:ascii="Arial" w:hAnsi="Arial" w:cs="Arial"/>
         </w:rPr>
-        <w:t>Indicador: Automatización de Tareas</w:t>
+        <w:t>Indicador: Respaldo de Información</w:t>
       </w:r>
     </w:p>
     <w:p>
@@ -9890,14 +10185,14 @@
           <w:rStyle w:val="Textoennegrita"/>
           <w:rFonts w:ascii="Arial" w:hAnsi="Arial" w:cs="Arial"/>
         </w:rPr>
-        <w:t>Ítem 3.</w:t>
+        <w:t>Ítem 6.</w:t>
       </w:r>
       <w:r>
         <w:rPr>
           <w:rFonts w:ascii="Arial" w:hAnsi="Arial" w:cs="Arial"/>
         </w:rPr>
         <w:br/>
-        <w:t>Las actividades administrativas del proceso de pasantías se realizan de manera automatizada, reduciendo el trabajo manual.</w:t>
+        <w:t>Existe un mecanismo confiable para el resguardo y recuperación de la información relacionada con las pasantías.</w:t>
       </w:r>
     </w:p>
     <w:p>
@@ -9982,13 +10277,31 @@
           <w:sz w:val="24"/>
           <w:szCs w:val="24"/>
         </w:rPr>
-        <w:pict w14:anchorId="5B939D05">
+        <w:pict w14:anchorId="721CCBEC">
           <v:rect id="_x0000_i1031" style="width:0;height:1.5pt" o:hralign="center" o:hrstd="t" o:hr="t" fillcolor="#a0a0a0" stroked="f"/>
         </w:pict>
       </w:r>
     </w:p>
     <w:p>
       <w:pPr>
+        <w:pStyle w:val="Ttulo2"/>
+        <w:rPr>
+          <w:rFonts w:ascii="Arial" w:hAnsi="Arial" w:cs="Arial"/>
+          <w:sz w:val="24"/>
+          <w:szCs w:val="24"/>
+        </w:rPr>
+      </w:pPr>
+      <w:r>
+        <w:rPr>
+          <w:rFonts w:ascii="Arial" w:hAnsi="Arial" w:cs="Arial"/>
+          <w:sz w:val="24"/>
+          <w:szCs w:val="24"/>
+        </w:rPr>
+        <w:t>Variable: Gestión de Pasantías</w:t>
+      </w:r>
+    </w:p>
+    <w:p>
+      <w:pPr>
         <w:pStyle w:val="Ttulo3"/>
         <w:rPr>
           <w:rFonts w:ascii="Arial" w:hAnsi="Arial" w:cs="Arial"/>
@@ -10002,7 +10315,7 @@
           <w:sz w:val="24"/>
           <w:szCs w:val="24"/>
         </w:rPr>
-        <w:t>Dimensión: Usabilidad</w:t>
+        <w:t>Dimensión: Registro</w:t>
       </w:r>
     </w:p>
     <w:p>
@@ -10017,7 +10330,7 @@
           <w:rStyle w:val="Textoennegrita"/>
           <w:rFonts w:ascii="Arial" w:hAnsi="Arial" w:cs="Arial"/>
         </w:rPr>
-        <w:t>Indicador: Facilidad de Uso</w:t>
+        <w:t>Indicador: Recepción de Documentos</w:t>
       </w:r>
     </w:p>
     <w:p>
@@ -10032,14 +10345,15 @@
           <w:rStyle w:val="Textoennegrita"/>
           <w:rFonts w:ascii="Arial" w:hAnsi="Arial" w:cs="Arial"/>
         </w:rPr>
-        <w:t>Ítem 4.</w:t>
+        <w:lastRenderedPageBreak/>
+        <w:t>Ítem 7.</w:t>
       </w:r>
       <w:r>
         <w:rPr>
           <w:rFonts w:ascii="Arial" w:hAnsi="Arial" w:cs="Arial"/>
         </w:rPr>
         <w:br/>
-        <w:t>Los procedimientos actuales para gestionar las pasantías son sencillos y fáciles de ejecutar.</w:t>
+        <w:t>El proceso de recepción y control de documentos de los pasantes se realiza de manera eficiente.</w:t>
       </w:r>
     </w:p>
     <w:p>
@@ -10124,7 +10438,7 @@
           <w:sz w:val="24"/>
           <w:szCs w:val="24"/>
         </w:rPr>
-        <w:pict w14:anchorId="48FBA8B9">
+        <w:pict w14:anchorId="55C80974">
           <v:rect id="_x0000_i1032" style="width:0;height:1.5pt" o:hralign="center" o:hrstd="t" o:hr="t" fillcolor="#a0a0a0" stroked="f"/>
         </w:pict>
       </w:r>
@@ -10141,7 +10455,7 @@
           <w:rStyle w:val="Textoennegrita"/>
           <w:rFonts w:ascii="Arial" w:hAnsi="Arial" w:cs="Arial"/>
         </w:rPr>
-        <w:t>Indicador: Interfaz Amigable</w:t>
+        <w:t>Indicador: Asignación de Tutores</w:t>
       </w:r>
     </w:p>
     <w:p>
@@ -10156,14 +10470,14 @@
           <w:rStyle w:val="Textoennegrita"/>
           <w:rFonts w:ascii="Arial" w:hAnsi="Arial" w:cs="Arial"/>
         </w:rPr>
-        <w:t>Ítem 5.</w:t>
+        <w:t>Ítem 8.</w:t>
       </w:r>
       <w:r>
         <w:rPr>
           <w:rFonts w:ascii="Arial" w:hAnsi="Arial" w:cs="Arial"/>
         </w:rPr>
         <w:br/>
-        <w:t>Las herramientas utilizadas actualmente para la gestión de pasantías resultan claras y comprensibles para los usuarios.</w:t>
+        <w:t>La asignación de tutores académicos y empresariales se efectúa de forma organizada y oportuna.</w:t>
       </w:r>
     </w:p>
     <w:p>
@@ -10248,7 +10562,7 @@
           <w:sz w:val="24"/>
           <w:szCs w:val="24"/>
         </w:rPr>
-        <w:pict w14:anchorId="7984AE39">
+        <w:pict w14:anchorId="761F968E">
           <v:rect id="_x0000_i1033" style="width:0;height:1.5pt" o:hralign="center" o:hrstd="t" o:hr="t" fillcolor="#a0a0a0" stroked="f"/>
         </w:pict>
       </w:r>
@@ -10268,7 +10582,7 @@
           <w:sz w:val="24"/>
           <w:szCs w:val="24"/>
         </w:rPr>
-        <w:t>Dimensión: Seguridad</w:t>
+        <w:t>Dimensión: Control y Evaluación</w:t>
       </w:r>
     </w:p>
     <w:p>
@@ -10283,7 +10597,7 @@
           <w:rStyle w:val="Textoennegrita"/>
           <w:rFonts w:ascii="Arial" w:hAnsi="Arial" w:cs="Arial"/>
         </w:rPr>
-        <w:t>Indicador: Respaldo de Información</w:t>
+        <w:t>Indicador: Recepción de Informes</w:t>
       </w:r>
     </w:p>
     <w:p>
@@ -10298,14 +10612,14 @@
           <w:rStyle w:val="Textoennegrita"/>
           <w:rFonts w:ascii="Arial" w:hAnsi="Arial" w:cs="Arial"/>
         </w:rPr>
-        <w:t>Ítem 6.</w:t>
+        <w:t>Ítem 9.</w:t>
       </w:r>
       <w:r>
         <w:rPr>
           <w:rFonts w:ascii="Arial" w:hAnsi="Arial" w:cs="Arial"/>
         </w:rPr>
         <w:br/>
-        <w:t>Existe un mecanismo confiable para el resguardo y recuperación de la información relacionada con las pasantías.</w:t>
+        <w:t>El seguimiento y recepción de informes de pasantías se realiza de forma sistemática.</w:t>
       </w:r>
     </w:p>
     <w:p>
@@ -10390,440 +10704,13 @@
           <w:sz w:val="24"/>
           <w:szCs w:val="24"/>
         </w:rPr>
-        <w:pict w14:anchorId="721CCBEC">
+        <w:pict w14:anchorId="34DFC99C">
           <v:rect id="_x0000_i1034" style="width:0;height:1.5pt" o:hralign="center" o:hrstd="t" o:hr="t" fillcolor="#a0a0a0" stroked="f"/>
         </w:pict>
       </w:r>
     </w:p>
     <w:p>
       <w:pPr>
-        <w:pStyle w:val="Ttulo2"/>
-        <w:rPr>
-          <w:rFonts w:ascii="Arial" w:hAnsi="Arial" w:cs="Arial"/>
-          <w:sz w:val="24"/>
-          <w:szCs w:val="24"/>
-        </w:rPr>
-      </w:pPr>
-      <w:r>
-        <w:rPr>
-          <w:rFonts w:ascii="Arial" w:hAnsi="Arial" w:cs="Arial"/>
-          <w:sz w:val="24"/>
-          <w:szCs w:val="24"/>
-        </w:rPr>
-        <w:t>Variable: Gestión de Pasantías</w:t>
-      </w:r>
-    </w:p>
-    <w:p>
-      <w:pPr>
-        <w:pStyle w:val="Ttulo3"/>
-        <w:rPr>
-          <w:rFonts w:ascii="Arial" w:hAnsi="Arial" w:cs="Arial"/>
-          <w:sz w:val="24"/>
-          <w:szCs w:val="24"/>
-        </w:rPr>
-      </w:pPr>
-      <w:r>
-        <w:rPr>
-          <w:rFonts w:ascii="Arial" w:hAnsi="Arial" w:cs="Arial"/>
-          <w:sz w:val="24"/>
-          <w:szCs w:val="24"/>
-        </w:rPr>
-        <w:lastRenderedPageBreak/>
-        <w:t>Dimensión: Registro</w:t>
-      </w:r>
-    </w:p>
-    <w:p>
-      <w:pPr>
-        <w:pStyle w:val="NormalWeb"/>
-        <w:rPr>
-          <w:rFonts w:ascii="Arial" w:hAnsi="Arial" w:cs="Arial"/>
-        </w:rPr>
-      </w:pPr>
-      <w:r>
-        <w:rPr>
-          <w:rStyle w:val="Textoennegrita"/>
-          <w:rFonts w:ascii="Arial" w:hAnsi="Arial" w:cs="Arial"/>
-        </w:rPr>
-        <w:t>Indicador: Recepción de Documentos</w:t>
-      </w:r>
-    </w:p>
-    <w:p>
-      <w:pPr>
-        <w:pStyle w:val="NormalWeb"/>
-        <w:rPr>
-          <w:rFonts w:ascii="Arial" w:hAnsi="Arial" w:cs="Arial"/>
-        </w:rPr>
-      </w:pPr>
-      <w:r>
-        <w:rPr>
-          <w:rStyle w:val="Textoennegrita"/>
-          <w:rFonts w:ascii="Arial" w:hAnsi="Arial" w:cs="Arial"/>
-        </w:rPr>
-        <w:t>Ítem 7.</w:t>
-      </w:r>
-      <w:r>
-        <w:rPr>
-          <w:rFonts w:ascii="Arial" w:hAnsi="Arial" w:cs="Arial"/>
-        </w:rPr>
-        <w:br/>
-        <w:t>El proceso de recepción y control de documentos de los pasantes se realiza de manera eficiente.</w:t>
-      </w:r>
-    </w:p>
-    <w:p>
-      <w:pPr>
-        <w:pStyle w:val="NormalWeb"/>
-        <w:rPr>
-          <w:rFonts w:ascii="Arial" w:hAnsi="Arial" w:cs="Arial"/>
-        </w:rPr>
-      </w:pPr>
-      <w:r>
-        <w:rPr>
-          <w:rFonts w:ascii="Segoe UI Symbol" w:hAnsi="Segoe UI Symbol" w:cs="Segoe UI Symbol"/>
-        </w:rPr>
-        <w:t>☐</w:t>
-      </w:r>
-      <w:r>
-        <w:rPr>
-          <w:rFonts w:ascii="Arial" w:hAnsi="Arial" w:cs="Arial"/>
-        </w:rPr>
-        <w:t xml:space="preserve">5 </w:t>
-      </w:r>
-      <w:r>
-        <w:rPr>
-          <w:rFonts w:ascii="Segoe UI Symbol" w:hAnsi="Segoe UI Symbol" w:cs="Segoe UI Symbol"/>
-        </w:rPr>
-        <w:t>☐</w:t>
-      </w:r>
-      <w:r>
-        <w:rPr>
-          <w:rFonts w:ascii="Arial" w:hAnsi="Arial" w:cs="Arial"/>
-        </w:rPr>
-        <w:t xml:space="preserve">4 </w:t>
-      </w:r>
-      <w:r>
-        <w:rPr>
-          <w:rFonts w:ascii="Segoe UI Symbol" w:hAnsi="Segoe UI Symbol" w:cs="Segoe UI Symbol"/>
-        </w:rPr>
-        <w:t>☐</w:t>
-      </w:r>
-      <w:r>
-        <w:rPr>
-          <w:rFonts w:ascii="Arial" w:hAnsi="Arial" w:cs="Arial"/>
-        </w:rPr>
-        <w:t xml:space="preserve">3 </w:t>
-      </w:r>
-      <w:r>
-        <w:rPr>
-          <w:rFonts w:ascii="Segoe UI Symbol" w:hAnsi="Segoe UI Symbol" w:cs="Segoe UI Symbol"/>
-        </w:rPr>
-        <w:t>☐</w:t>
-      </w:r>
-      <w:r>
-        <w:rPr>
-          <w:rFonts w:ascii="Arial" w:hAnsi="Arial" w:cs="Arial"/>
-        </w:rPr>
-        <w:t xml:space="preserve">2 </w:t>
-      </w:r>
-      <w:r>
-        <w:rPr>
-          <w:rFonts w:ascii="Segoe UI Symbol" w:hAnsi="Segoe UI Symbol" w:cs="Segoe UI Symbol"/>
-        </w:rPr>
-        <w:t>☐</w:t>
-      </w:r>
-      <w:r>
-        <w:rPr>
-          <w:rFonts w:ascii="Arial" w:hAnsi="Arial" w:cs="Arial"/>
-        </w:rPr>
-        <w:t>1</w:t>
-      </w:r>
-    </w:p>
-    <w:p>
-      <w:pPr>
-        <w:rPr>
-          <w:rFonts w:ascii="Arial" w:hAnsi="Arial" w:cs="Arial"/>
-          <w:sz w:val="24"/>
-          <w:szCs w:val="24"/>
-        </w:rPr>
-      </w:pPr>
-      <w:r>
-        <w:rPr>
-          <w:rFonts w:ascii="Arial" w:hAnsi="Arial" w:cs="Arial"/>
-          <w:sz w:val="24"/>
-          <w:szCs w:val="24"/>
-        </w:rPr>
-        <w:pict w14:anchorId="55C80974">
-          <v:rect id="_x0000_i1035" style="width:0;height:1.5pt" o:hralign="center" o:hrstd="t" o:hr="t" fillcolor="#a0a0a0" stroked="f"/>
-        </w:pict>
-      </w:r>
-    </w:p>
-    <w:p>
-      <w:pPr>
-        <w:pStyle w:val="NormalWeb"/>
-        <w:rPr>
-          <w:rFonts w:ascii="Arial" w:hAnsi="Arial" w:cs="Arial"/>
-        </w:rPr>
-      </w:pPr>
-      <w:r>
-        <w:rPr>
-          <w:rStyle w:val="Textoennegrita"/>
-          <w:rFonts w:ascii="Arial" w:hAnsi="Arial" w:cs="Arial"/>
-        </w:rPr>
-        <w:t>Indicador: Asignación de Tutores</w:t>
-      </w:r>
-    </w:p>
-    <w:p>
-      <w:pPr>
-        <w:pStyle w:val="NormalWeb"/>
-        <w:rPr>
-          <w:rFonts w:ascii="Arial" w:hAnsi="Arial" w:cs="Arial"/>
-        </w:rPr>
-      </w:pPr>
-      <w:r>
-        <w:rPr>
-          <w:rStyle w:val="Textoennegrita"/>
-          <w:rFonts w:ascii="Arial" w:hAnsi="Arial" w:cs="Arial"/>
-        </w:rPr>
-        <w:t>Ítem 8.</w:t>
-      </w:r>
-      <w:r>
-        <w:rPr>
-          <w:rFonts w:ascii="Arial" w:hAnsi="Arial" w:cs="Arial"/>
-        </w:rPr>
-        <w:br/>
-        <w:t>La asignación de tutores académicos y empresariales se efectúa de forma organizada y oportuna.</w:t>
-      </w:r>
-    </w:p>
-    <w:p>
-      <w:pPr>
-        <w:pStyle w:val="NormalWeb"/>
-        <w:rPr>
-          <w:rFonts w:ascii="Arial" w:hAnsi="Arial" w:cs="Arial"/>
-        </w:rPr>
-      </w:pPr>
-      <w:r>
-        <w:rPr>
-          <w:rFonts w:ascii="Segoe UI Symbol" w:hAnsi="Segoe UI Symbol" w:cs="Segoe UI Symbol"/>
-        </w:rPr>
-        <w:t>☐</w:t>
-      </w:r>
-      <w:r>
-        <w:rPr>
-          <w:rFonts w:ascii="Arial" w:hAnsi="Arial" w:cs="Arial"/>
-        </w:rPr>
-        <w:t xml:space="preserve">5 </w:t>
-      </w:r>
-      <w:r>
-        <w:rPr>
-          <w:rFonts w:ascii="Segoe UI Symbol" w:hAnsi="Segoe UI Symbol" w:cs="Segoe UI Symbol"/>
-        </w:rPr>
-        <w:t>☐</w:t>
-      </w:r>
-      <w:r>
-        <w:rPr>
-          <w:rFonts w:ascii="Arial" w:hAnsi="Arial" w:cs="Arial"/>
-        </w:rPr>
-        <w:t xml:space="preserve">4 </w:t>
-      </w:r>
-      <w:r>
-        <w:rPr>
-          <w:rFonts w:ascii="Segoe UI Symbol" w:hAnsi="Segoe UI Symbol" w:cs="Segoe UI Symbol"/>
-        </w:rPr>
-        <w:t>☐</w:t>
-      </w:r>
-      <w:r>
-        <w:rPr>
-          <w:rFonts w:ascii="Arial" w:hAnsi="Arial" w:cs="Arial"/>
-        </w:rPr>
-        <w:t xml:space="preserve">3 </w:t>
-      </w:r>
-      <w:r>
-        <w:rPr>
-          <w:rFonts w:ascii="Segoe UI Symbol" w:hAnsi="Segoe UI Symbol" w:cs="Segoe UI Symbol"/>
-        </w:rPr>
-        <w:t>☐</w:t>
-      </w:r>
-      <w:r>
-        <w:rPr>
-          <w:rFonts w:ascii="Arial" w:hAnsi="Arial" w:cs="Arial"/>
-        </w:rPr>
-        <w:t xml:space="preserve">2 </w:t>
-      </w:r>
-      <w:r>
-        <w:rPr>
-          <w:rFonts w:ascii="Segoe UI Symbol" w:hAnsi="Segoe UI Symbol" w:cs="Segoe UI Symbol"/>
-        </w:rPr>
-        <w:t>☐</w:t>
-      </w:r>
-      <w:r>
-        <w:rPr>
-          <w:rFonts w:ascii="Arial" w:hAnsi="Arial" w:cs="Arial"/>
-        </w:rPr>
-        <w:t>1</w:t>
-      </w:r>
-    </w:p>
-    <w:p>
-      <w:pPr>
-        <w:rPr>
-          <w:rFonts w:ascii="Arial" w:hAnsi="Arial" w:cs="Arial"/>
-          <w:sz w:val="24"/>
-          <w:szCs w:val="24"/>
-        </w:rPr>
-      </w:pPr>
-      <w:r>
-        <w:rPr>
-          <w:rFonts w:ascii="Arial" w:hAnsi="Arial" w:cs="Arial"/>
-          <w:sz w:val="24"/>
-          <w:szCs w:val="24"/>
-        </w:rPr>
-        <w:pict w14:anchorId="761F968E">
-          <v:rect id="_x0000_i1036" style="width:0;height:1.5pt" o:hralign="center" o:hrstd="t" o:hr="t" fillcolor="#a0a0a0" stroked="f"/>
-        </w:pict>
-      </w:r>
-    </w:p>
-    <w:p>
-      <w:pPr>
-        <w:pStyle w:val="Ttulo3"/>
-        <w:rPr>
-          <w:rFonts w:ascii="Arial" w:hAnsi="Arial" w:cs="Arial"/>
-          <w:sz w:val="24"/>
-          <w:szCs w:val="24"/>
-        </w:rPr>
-      </w:pPr>
-      <w:r>
-        <w:rPr>
-          <w:rFonts w:ascii="Arial" w:hAnsi="Arial" w:cs="Arial"/>
-          <w:sz w:val="24"/>
-          <w:szCs w:val="24"/>
-        </w:rPr>
-        <w:t>Dimensión: Control y Evaluación</w:t>
-      </w:r>
-    </w:p>
-    <w:p>
-      <w:pPr>
-        <w:pStyle w:val="NormalWeb"/>
-        <w:rPr>
-          <w:rFonts w:ascii="Arial" w:hAnsi="Arial" w:cs="Arial"/>
-        </w:rPr>
-      </w:pPr>
-      <w:r>
-        <w:rPr>
-          <w:rStyle w:val="Textoennegrita"/>
-          <w:rFonts w:ascii="Arial" w:hAnsi="Arial" w:cs="Arial"/>
-        </w:rPr>
-        <w:t>Indicador: Recepción de Informes</w:t>
-      </w:r>
-    </w:p>
-    <w:p>
-      <w:pPr>
-        <w:pStyle w:val="NormalWeb"/>
-        <w:rPr>
-          <w:rFonts w:ascii="Arial" w:hAnsi="Arial" w:cs="Arial"/>
-        </w:rPr>
-      </w:pPr>
-      <w:r>
-        <w:rPr>
-          <w:rStyle w:val="Textoennegrita"/>
-          <w:rFonts w:ascii="Arial" w:hAnsi="Arial" w:cs="Arial"/>
-        </w:rPr>
-        <w:t>Ítem 9.</w:t>
-      </w:r>
-      <w:r>
-        <w:rPr>
-          <w:rFonts w:ascii="Arial" w:hAnsi="Arial" w:cs="Arial"/>
-        </w:rPr>
-        <w:br/>
-        <w:t>El seguimiento y recepción de informes de pasantías se realiza de forma sistemática.</w:t>
-      </w:r>
-    </w:p>
-    <w:p>
-      <w:pPr>
-        <w:pStyle w:val="NormalWeb"/>
-        <w:rPr>
-          <w:rFonts w:ascii="Arial" w:hAnsi="Arial" w:cs="Arial"/>
-        </w:rPr>
-      </w:pPr>
-      <w:r>
-        <w:rPr>
-          <w:rFonts w:ascii="Segoe UI Symbol" w:hAnsi="Segoe UI Symbol" w:cs="Segoe UI Symbol"/>
-        </w:rPr>
-        <w:t>☐</w:t>
-      </w:r>
-      <w:r>
-        <w:rPr>
-          <w:rFonts w:ascii="Arial" w:hAnsi="Arial" w:cs="Arial"/>
-        </w:rPr>
-        <w:t xml:space="preserve">5 </w:t>
-      </w:r>
-      <w:r>
-        <w:rPr>
-          <w:rFonts w:ascii="Segoe UI Symbol" w:hAnsi="Segoe UI Symbol" w:cs="Segoe UI Symbol"/>
-        </w:rPr>
-        <w:t>☐</w:t>
-      </w:r>
-      <w:r>
-        <w:rPr>
-          <w:rFonts w:ascii="Arial" w:hAnsi="Arial" w:cs="Arial"/>
-        </w:rPr>
-        <w:t xml:space="preserve">4 </w:t>
-      </w:r>
-      <w:r>
-        <w:rPr>
-          <w:rFonts w:ascii="Segoe UI Symbol" w:hAnsi="Segoe UI Symbol" w:cs="Segoe UI Symbol"/>
-        </w:rPr>
-        <w:t>☐</w:t>
-      </w:r>
-      <w:r>
-        <w:rPr>
-          <w:rFonts w:ascii="Arial" w:hAnsi="Arial" w:cs="Arial"/>
-        </w:rPr>
-        <w:t xml:space="preserve">3 </w:t>
-      </w:r>
-      <w:r>
-        <w:rPr>
-          <w:rFonts w:ascii="Segoe UI Symbol" w:hAnsi="Segoe UI Symbol" w:cs="Segoe UI Symbol"/>
-        </w:rPr>
-        <w:t>☐</w:t>
-      </w:r>
-      <w:r>
-        <w:rPr>
-          <w:rFonts w:ascii="Arial" w:hAnsi="Arial" w:cs="Arial"/>
-        </w:rPr>
-        <w:t xml:space="preserve">2 </w:t>
-      </w:r>
-      <w:r>
-        <w:rPr>
-          <w:rFonts w:ascii="Segoe UI Symbol" w:hAnsi="Segoe UI Symbol" w:cs="Segoe UI Symbol"/>
-        </w:rPr>
-        <w:t>☐</w:t>
-      </w:r>
-      <w:r>
-        <w:rPr>
-          <w:rFonts w:ascii="Arial" w:hAnsi="Arial" w:cs="Arial"/>
-        </w:rPr>
-        <w:t>1</w:t>
-      </w:r>
-    </w:p>
-    <w:p>
-      <w:pPr>
-        <w:rPr>
-          <w:rFonts w:ascii="Arial" w:hAnsi="Arial" w:cs="Arial"/>
-          <w:sz w:val="24"/>
-          <w:szCs w:val="24"/>
-        </w:rPr>
-      </w:pPr>
-      <w:r>
-        <w:rPr>
-          <w:rFonts w:ascii="Arial" w:hAnsi="Arial" w:cs="Arial"/>
-          <w:sz w:val="24"/>
-          <w:szCs w:val="24"/>
-        </w:rPr>
-        <w:pict w14:anchorId="34DFC99C">
-          <v:rect id="_x0000_i1037" style="width:0;height:1.5pt" o:hralign="center" o:hrstd="t" o:hr="t" fillcolor="#a0a0a0" stroked="f"/>
-        </w:pict>
-      </w:r>
-    </w:p>
-    <w:p>
-      <w:pPr>
         <w:pStyle w:val="NormalWeb"/>
         <w:rPr>
           <w:rFonts w:ascii="Arial" w:hAnsi="Arial" w:cs="Arial"/>
@@ -10935,7 +10822,7 @@
           <w:szCs w:val="24"/>
         </w:rPr>
         <w:pict w14:anchorId="0846419D">
-          <v:rect id="_x0000_i1038" style="width:0;height:1.5pt" o:hralign="center" o:hrstd="t" o:hr="t" fillcolor="#a0a0a0" stroked="f"/>
+          <v:rect id="_x0000_i1035" style="width:0;height:1.5pt" o:hralign="center" o:hrstd="t" o:hr="t" fillcolor="#a0a0a0" stroked="f"/>
         </w:pict>
       </w:r>
     </w:p>
@@ -10966,7 +10853,6 @@
           <w:szCs w:val="34"/>
           <w:lang w:eastAsia="es-ES"/>
         </w:rPr>
-        <w:lastRenderedPageBreak/>
         <w:t>Referencias Bibliográficas (APA 7)</w:t>
       </w:r>
     </w:p>
@@ -11050,6 +10936,7 @@
           <w:color w:val="000000"/>
           <w:lang w:val="en-US" w:eastAsia="es-ES"/>
         </w:rPr>
+        <w:lastRenderedPageBreak/>
         <w:t>Kapoh</w:t>
       </w:r>
       <w:proofErr w:type="spellEnd"/>
@@ -11059,25 +10946,7 @@
           <w:color w:val="000000"/>
           <w:lang w:val="en-US" w:eastAsia="es-ES"/>
         </w:rPr>
-        <w:t xml:space="preserve">, H., </w:t>
-      </w:r>
-      <w:proofErr w:type="spellStart"/>
-      <w:r>
-        <w:rPr>
-          <w:rFonts w:ascii="Arial" w:eastAsia="Times New Roman" w:hAnsi="Arial" w:cs="Arial"/>
-          <w:color w:val="000000"/>
-          <w:lang w:val="en-US" w:eastAsia="es-ES"/>
-        </w:rPr>
-        <w:t>Melo</w:t>
-      </w:r>
-      <w:proofErr w:type="spellEnd"/>
-      <w:r>
-        <w:rPr>
-          <w:rFonts w:ascii="Arial" w:eastAsia="Times New Roman" w:hAnsi="Arial" w:cs="Arial"/>
-          <w:color w:val="000000"/>
-          <w:lang w:val="en-US" w:eastAsia="es-ES"/>
-        </w:rPr>
-        <w:t xml:space="preserve">, O. E., &amp; </w:t>
+        <w:t xml:space="preserve">, H., Melo, O. E., &amp; </w:t>
       </w:r>
       <w:proofErr w:type="spellStart"/>
       <w:r>
@@ -11201,23 +11070,13 @@
           <w:lang w:val="en-US" w:eastAsia="es-ES"/>
         </w:rPr>
       </w:pPr>
-      <w:proofErr w:type="spellStart"/>
-      <w:r>
-        <w:rPr>
-          <w:rFonts w:ascii="Arial" w:eastAsia="Times New Roman" w:hAnsi="Arial" w:cs="Arial"/>
-          <w:color w:val="000000"/>
-          <w:lang w:eastAsia="es-ES"/>
-        </w:rPr>
-        <w:t>Pressman</w:t>
-      </w:r>
-      <w:proofErr w:type="spellEnd"/>
-      <w:r>
-        <w:rPr>
-          <w:rFonts w:ascii="Arial" w:eastAsia="Times New Roman" w:hAnsi="Arial" w:cs="Arial"/>
-          <w:color w:val="000000"/>
-          <w:lang w:eastAsia="es-ES"/>
-        </w:rPr>
-        <w:t xml:space="preserve">, R. S. (2010). </w:t>
+      <w:r>
+        <w:rPr>
+          <w:rFonts w:ascii="Arial" w:eastAsia="Times New Roman" w:hAnsi="Arial" w:cs="Arial"/>
+          <w:color w:val="000000"/>
+          <w:lang w:eastAsia="es-ES"/>
+        </w:rPr>
+        <w:t xml:space="preserve">Pressman, R. S. (2010). </w:t>
       </w:r>
       <w:r>
         <w:rPr>
@@ -11320,23 +11179,13 @@
           <w:lang w:eastAsia="es-ES"/>
         </w:rPr>
       </w:pPr>
-      <w:proofErr w:type="spellStart"/>
-      <w:r>
-        <w:rPr>
-          <w:rFonts w:ascii="Arial" w:eastAsia="Times New Roman" w:hAnsi="Arial" w:cs="Arial"/>
-          <w:color w:val="000000"/>
-          <w:lang w:eastAsia="es-ES"/>
-        </w:rPr>
-        <w:t>Sommerville</w:t>
-      </w:r>
-      <w:proofErr w:type="spellEnd"/>
-      <w:r>
-        <w:rPr>
-          <w:rFonts w:ascii="Arial" w:eastAsia="Times New Roman" w:hAnsi="Arial" w:cs="Arial"/>
-          <w:color w:val="000000"/>
-          <w:lang w:eastAsia="es-ES"/>
-        </w:rPr>
-        <w:t xml:space="preserve">, I. (2011). </w:t>
+      <w:r>
+        <w:rPr>
+          <w:rFonts w:ascii="Arial" w:eastAsia="Times New Roman" w:hAnsi="Arial" w:cs="Arial"/>
+          <w:color w:val="000000"/>
+          <w:lang w:eastAsia="es-ES"/>
+        </w:rPr>
+        <w:t xml:space="preserve">Sommerville, I. (2011). </w:t>
       </w:r>
       <w:r>
         <w:rPr>
@@ -11465,19 +11314,8 @@
             <w:u w:val="single"/>
             <w:lang w:eastAsia="es-ES"/>
           </w:rPr>
-          <w:t xml:space="preserve">Sistema de información de gestión académica para la coordinación de investigación | Revista </w:t>
+          <w:t>Sistema de información de gestión académica para la coordinación de investigación | Revista Ethos</w:t>
         </w:r>
-        <w:proofErr w:type="spellStart"/>
-        <w:r>
-          <w:rPr>
-            <w:rFonts w:ascii="Arial" w:eastAsia="Times New Roman" w:hAnsi="Arial" w:cs="Arial"/>
-            <w:color w:val="1155CC"/>
-            <w:u w:val="single"/>
-            <w:lang w:eastAsia="es-ES"/>
-          </w:rPr>
-          <w:t>Ethos</w:t>
-        </w:r>
-        <w:proofErr w:type="spellEnd"/>
       </w:hyperlink>
       <w:r>
         <w:rPr>
@@ -11758,23 +11596,13 @@
           <w:lang w:val="en-US" w:eastAsia="es-ES"/>
         </w:rPr>
       </w:pPr>
-      <w:proofErr w:type="spellStart"/>
       <w:r>
         <w:rPr>
           <w:rFonts w:ascii="Arial" w:eastAsia="Times New Roman" w:hAnsi="Arial" w:cs="Arial"/>
           <w:color w:val="000000"/>
           <w:lang w:val="en-US" w:eastAsia="es-ES"/>
         </w:rPr>
-        <w:t>Codd</w:t>
-      </w:r>
-      <w:proofErr w:type="spellEnd"/>
-      <w:r>
-        <w:rPr>
-          <w:rFonts w:ascii="Arial" w:eastAsia="Times New Roman" w:hAnsi="Arial" w:cs="Arial"/>
-          <w:color w:val="000000"/>
-          <w:lang w:val="en-US" w:eastAsia="es-ES"/>
-        </w:rPr>
-        <w:t xml:space="preserve">, E. F. (1970). A relational model of data for large shared data banks. </w:t>
+        <w:t xml:space="preserve">Codd, E. F. (1970). A relational model of data for large shared data banks. </w:t>
       </w:r>
       <w:r>
         <w:rPr>
@@ -11907,23 +11735,13 @@
           <w:lang w:val="en-US" w:eastAsia="es-ES"/>
         </w:rPr>
       </w:pPr>
-      <w:proofErr w:type="spellStart"/>
       <w:r>
         <w:rPr>
           <w:rFonts w:ascii="Arial" w:eastAsia="Times New Roman" w:hAnsi="Arial" w:cs="Arial"/>
           <w:color w:val="000000"/>
           <w:lang w:val="en-US" w:eastAsia="es-ES"/>
         </w:rPr>
-        <w:t>Fayol</w:t>
-      </w:r>
-      <w:proofErr w:type="spellEnd"/>
-      <w:r>
-        <w:rPr>
-          <w:rFonts w:ascii="Arial" w:eastAsia="Times New Roman" w:hAnsi="Arial" w:cs="Arial"/>
-          <w:color w:val="000000"/>
-          <w:lang w:val="en-US" w:eastAsia="es-ES"/>
-        </w:rPr>
-        <w:t xml:space="preserve">, H. (1916). </w:t>
+        <w:t xml:space="preserve">Fayol, H. (1916). </w:t>
       </w:r>
       <w:r>
         <w:rPr>
@@ -11991,24 +11809,13 @@
           <w:lang w:val="en-US" w:eastAsia="es-ES"/>
         </w:rPr>
       </w:pPr>
-      <w:proofErr w:type="spellStart"/>
       <w:r>
         <w:rPr>
           <w:rFonts w:ascii="Arial" w:eastAsia="Times New Roman" w:hAnsi="Arial" w:cs="Arial"/>
           <w:color w:val="000000"/>
           <w:lang w:val="en-US" w:eastAsia="es-ES"/>
         </w:rPr>
-        <w:lastRenderedPageBreak/>
-        <w:t>Hartmut</w:t>
-      </w:r>
-      <w:proofErr w:type="spellEnd"/>
-      <w:r>
-        <w:rPr>
-          <w:rFonts w:ascii="Arial" w:eastAsia="Times New Roman" w:hAnsi="Arial" w:cs="Arial"/>
-          <w:color w:val="000000"/>
-          <w:lang w:val="en-US" w:eastAsia="es-ES"/>
-        </w:rPr>
-        <w:t xml:space="preserve">, D. (1986). </w:t>
+        <w:t xml:space="preserve">Hartmut, D. (1986). </w:t>
       </w:r>
       <w:r>
         <w:rPr>
@@ -12082,6 +11889,7 @@
           <w:color w:val="000000"/>
           <w:lang w:val="en-US" w:eastAsia="es-ES"/>
         </w:rPr>
+        <w:lastRenderedPageBreak/>
         <w:t xml:space="preserve">Laudon, K. C., &amp; Laudon, J. P. (2016). </w:t>
       </w:r>
       <w:r>
@@ -12416,27 +12224,8 @@
           <w:color w:val="000000"/>
           <w:lang w:val="en-US" w:eastAsia="es-ES"/>
         </w:rPr>
-        <w:t xml:space="preserve"> / The </w:t>
-      </w:r>
-      <w:proofErr w:type="spellStart"/>
-      <w:r>
-        <w:rPr>
-          <w:rFonts w:ascii="Arial" w:eastAsia="Times New Roman" w:hAnsi="Arial" w:cs="Arial"/>
-          <w:color w:val="000000"/>
-          <w:lang w:val="en-US" w:eastAsia="es-ES"/>
-        </w:rPr>
-        <w:t>Qt</w:t>
-      </w:r>
-      <w:proofErr w:type="spellEnd"/>
-      <w:r>
-        <w:rPr>
-          <w:rFonts w:ascii="Arial" w:eastAsia="Times New Roman" w:hAnsi="Arial" w:cs="Arial"/>
-          <w:color w:val="000000"/>
-          <w:lang w:val="en-US" w:eastAsia="es-ES"/>
-        </w:rPr>
-        <w:t xml:space="preserve"> Company. (2021). </w:t>
-      </w:r>
-      <w:proofErr w:type="spellStart"/>
+        <w:t xml:space="preserve"> / The Qt Company. (2021). </w:t>
+      </w:r>
       <w:r>
         <w:rPr>
           <w:rFonts w:ascii="Arial" w:eastAsia="Times New Roman" w:hAnsi="Arial" w:cs="Arial"/>
@@ -12445,18 +12234,7 @@
           <w:color w:val="000000"/>
           <w:lang w:val="en-US" w:eastAsia="es-ES"/>
         </w:rPr>
-        <w:t>Qt</w:t>
-      </w:r>
-      <w:proofErr w:type="spellEnd"/>
-      <w:r>
-        <w:rPr>
-          <w:rFonts w:ascii="Arial" w:eastAsia="Times New Roman" w:hAnsi="Arial" w:cs="Arial"/>
-          <w:i/>
-          <w:iCs/>
-          <w:color w:val="000000"/>
-          <w:lang w:val="en-US" w:eastAsia="es-ES"/>
-        </w:rPr>
-        <w:t xml:space="preserve"> for Python (</w:t>
+        <w:t>Qt for Python (</w:t>
       </w:r>
       <w:proofErr w:type="spellStart"/>
       <w:r>
@@ -12519,23 +12297,13 @@
           <w:lang w:val="en-US" w:eastAsia="es-ES"/>
         </w:rPr>
       </w:pPr>
-      <w:proofErr w:type="spellStart"/>
       <w:r>
         <w:rPr>
           <w:rFonts w:ascii="Arial" w:eastAsia="Times New Roman" w:hAnsi="Arial" w:cs="Arial"/>
           <w:color w:val="000000"/>
           <w:lang w:val="en-US" w:eastAsia="es-ES"/>
         </w:rPr>
-        <w:t>Sommerville</w:t>
-      </w:r>
-      <w:proofErr w:type="spellEnd"/>
-      <w:r>
-        <w:rPr>
-          <w:rFonts w:ascii="Arial" w:eastAsia="Times New Roman" w:hAnsi="Arial" w:cs="Arial"/>
-          <w:color w:val="000000"/>
-          <w:lang w:val="en-US" w:eastAsia="es-ES"/>
-        </w:rPr>
-        <w:t xml:space="preserve">, I. (2011). </w:t>
+        <w:t xml:space="preserve">Sommerville, I. (2011). </w:t>
       </w:r>
       <w:r>
         <w:rPr>
@@ -12613,23 +12381,13 @@
           <w:lang w:val="en-US" w:eastAsia="es-ES"/>
         </w:rPr>
       </w:pPr>
-      <w:proofErr w:type="spellStart"/>
       <w:r>
         <w:rPr>
           <w:rFonts w:ascii="Arial" w:eastAsia="Times New Roman" w:hAnsi="Arial" w:cs="Arial"/>
           <w:color w:val="000000"/>
           <w:lang w:val="en-US" w:eastAsia="es-ES"/>
         </w:rPr>
-        <w:t>Schön</w:t>
-      </w:r>
-      <w:proofErr w:type="spellEnd"/>
-      <w:r>
-        <w:rPr>
-          <w:rFonts w:ascii="Arial" w:eastAsia="Times New Roman" w:hAnsi="Arial" w:cs="Arial"/>
-          <w:color w:val="000000"/>
-          <w:lang w:val="en-US" w:eastAsia="es-ES"/>
-        </w:rPr>
-        <w:t xml:space="preserve">, D. A. (1983). </w:t>
+        <w:t xml:space="preserve">Schön, D. A. (1983). </w:t>
       </w:r>
       <w:r>
         <w:rPr>
@@ -12711,9 +12469,8 @@
       <w:pPr>
         <w:spacing w:before="240" w:after="240" w:line="240" w:lineRule="auto"/>
         <w:rPr>
-          <w:rFonts w:ascii="Times New Roman" w:eastAsia="Times New Roman" w:hAnsi="Times New Roman" w:cs="Times New Roman"/>
-          <w:sz w:val="24"/>
-          <w:szCs w:val="24"/>
+          <w:rFonts w:ascii="Arial" w:eastAsia="Times New Roman" w:hAnsi="Arial" w:cs="Arial"/>
+          <w:color w:val="000000"/>
           <w:lang w:eastAsia="es-ES"/>
         </w:rPr>
       </w:pPr>
@@ -12743,23 +12500,32 @@
         </w:rPr>
         <w:t xml:space="preserve"> (8th ed.). </w:t>
       </w:r>
-      <w:proofErr w:type="spellStart"/>
-      <w:r>
-        <w:rPr>
-          <w:rFonts w:ascii="Arial" w:eastAsia="Times New Roman" w:hAnsi="Arial" w:cs="Arial"/>
-          <w:color w:val="000000"/>
-          <w:lang w:eastAsia="es-ES"/>
-        </w:rPr>
-        <w:t>Cengage</w:t>
-      </w:r>
-      <w:proofErr w:type="spellEnd"/>
-      <w:r>
-        <w:rPr>
-          <w:rFonts w:ascii="Arial" w:eastAsia="Times New Roman" w:hAnsi="Arial" w:cs="Arial"/>
-          <w:color w:val="000000"/>
-          <w:lang w:eastAsia="es-ES"/>
-        </w:rPr>
-        <w:t>.</w:t>
+      <w:r>
+        <w:rPr>
+          <w:rFonts w:ascii="Arial" w:eastAsia="Times New Roman" w:hAnsi="Arial" w:cs="Arial"/>
+          <w:color w:val="000000"/>
+          <w:lang w:eastAsia="es-ES"/>
+        </w:rPr>
+        <w:t>Cengage.</w:t>
+      </w:r>
+    </w:p>
+    <w:p>
+      <w:pPr>
+        <w:spacing w:before="240" w:after="240" w:line="240" w:lineRule="auto"/>
+        <w:rPr>
+          <w:rFonts w:ascii="Times New Roman" w:eastAsia="Times New Roman" w:hAnsi="Times New Roman" w:cs="Times New Roman"/>
+          <w:sz w:val="24"/>
+          <w:szCs w:val="24"/>
+          <w:lang w:eastAsia="es-ES"/>
+        </w:rPr>
+      </w:pPr>
+      <w:r>
+        <w:rPr>
+          <w:rFonts w:ascii="Arial" w:eastAsia="Times New Roman" w:hAnsi="Arial" w:cs="Arial"/>
+          <w:color w:val="000000"/>
+          <w:lang w:eastAsia="es-ES"/>
+        </w:rPr>
+        <w:t>Arias 2022</w:t>
       </w:r>
     </w:p>
     <w:p>
@@ -12779,7 +12545,7 @@
 </file>
 
 <file path=word/numbering.xml><?xml version="1.0" encoding="utf-8"?>
-<w:numbering xmlns:wpc="http://schemas.microsoft.com/office/word/2010/wordprocessingCanvas" xmlns:cx="http://schemas.microsoft.com/office/drawing/2014/chartex" xmlns:mc="http://schemas.openxmlformats.org/markup-compatibility/2006" xmlns:o="urn:schemas-microsoft-com:office:office" xmlns:r="http://schemas.openxmlformats.org/officeDocument/2006/relationships" xmlns:m="http://schemas.openxmlformats.org/officeDocument/2006/math" xmlns:v="urn:schemas-microsoft-com:vml" xmlns:wp14="http://schemas.microsoft.com/office/word/2010/wordprocessingDrawing" xmlns:wp="http://schemas.openxmlformats.org/drawingml/2006/wordprocessingDrawing" xmlns:w10="urn:schemas-microsoft-com:office:word" xmlns:w="http://schemas.openxmlformats.org/wordprocessingml/2006/main" xmlns:w14="http://schemas.microsoft.com/office/word/2010/wordml" xmlns:w15="http://schemas.microsoft.com/office/word/2012/wordml" xmlns:w16se="http://schemas.microsoft.com/office/word/2015/wordml/symex" xmlns:wpg="http://schemas.microsoft.com/office/word/2010/wordprocessingGroup" xmlns:wpi="http://schemas.microsoft.com/office/word/2010/wordprocessingInk" xmlns:wne="http://schemas.microsoft.com/office/word/2006/wordml" xmlns:wps="http://schemas.microsoft.com/office/word/2010/wordprocessingShape" mc:Ignorable="w14 w15 w16se wp14">
+<w:numbering xmlns:wpc="http://schemas.microsoft.com/office/word/2010/wordprocessingCanvas" xmlns:cx="http://schemas.microsoft.com/office/drawing/2014/chartex" xmlns:cx1="http://schemas.microsoft.com/office/drawing/2015/9/8/chartex" xmlns:cx2="http://schemas.microsoft.com/office/drawing/2015/10/21/chartex" xmlns:cx3="http://schemas.microsoft.com/office/drawing/2016/5/9/chartex" xmlns:cx4="http://schemas.microsoft.com/office/drawing/2016/5/10/chartex" xmlns:cx5="http://schemas.microsoft.com/office/drawing/2016/5/11/chartex" xmlns:cx6="http://schemas.microsoft.com/office/drawing/2016/5/12/chartex" xmlns:cx7="http://schemas.microsoft.com/office/drawing/2016/5/13/chartex" xmlns:cx8="http://schemas.microsoft.com/office/drawing/2016/5/14/chartex" xmlns:mc="http://schemas.openxmlformats.org/markup-compatibility/2006" xmlns:aink="http://schemas.microsoft.com/office/drawing/2016/ink" xmlns:am3d="http://schemas.microsoft.com/office/drawing/2017/model3d" xmlns:o="urn:schemas-microsoft-com:office:office" xmlns:r="http://schemas.openxmlformats.org/officeDocument/2006/relationships" xmlns:m="http://schemas.openxmlformats.org/officeDocument/2006/math" xmlns:v="urn:schemas-microsoft-com:vml" xmlns:wp14="http://schemas.microsoft.com/office/word/2010/wordprocessingDrawing" xmlns:wp="http://schemas.openxmlformats.org/drawingml/2006/wordprocessingDrawing" xmlns:w10="urn:schemas-microsoft-com:office:word" xmlns:w="http://schemas.openxmlformats.org/wordprocessingml/2006/main" xmlns:w14="http://schemas.microsoft.com/office/word/2010/wordml" xmlns:w15="http://schemas.microsoft.com/office/word/2012/wordml" xmlns:w16cex="http://schemas.microsoft.com/office/word/2018/wordml/cex" xmlns:w16cid="http://schemas.microsoft.com/office/word/2016/wordml/cid" xmlns:w16="http://schemas.microsoft.com/office/word/2018/wordml" xmlns:w16sdtdh="http://schemas.microsoft.com/office/word/2020/wordml/sdtdatahash" xmlns:w16se="http://schemas.microsoft.com/office/word/2015/wordml/symex" xmlns:wpg="http://schemas.microsoft.com/office/word/2010/wordprocessingGroup" xmlns:wpi="http://schemas.microsoft.com/office/word/2010/wordprocessingInk" xmlns:wne="http://schemas.microsoft.com/office/word/2006/wordml" xmlns:wps="http://schemas.microsoft.com/office/word/2010/wordprocessingShape" mc:Ignorable="w14 w15 w16se w16cid w16 w16cex w16sdtdh wp14">
   <w:abstractNum w:abstractNumId="0" w15:restartNumberingAfterBreak="0">
     <w:nsid w:val="14F4067B"/>
     <w:multiLevelType w:val="multilevel"/>
@@ -13528,7 +13294,7 @@
 </file>
 
 <file path=word/styles.xml><?xml version="1.0" encoding="utf-8"?>
-<w:styles xmlns:mc="http://schemas.openxmlformats.org/markup-compatibility/2006" xmlns:r="http://schemas.openxmlformats.org/officeDocument/2006/relationships" xmlns:w="http://schemas.openxmlformats.org/wordprocessingml/2006/main" xmlns:w14="http://schemas.microsoft.com/office/word/2010/wordml" xmlns:w15="http://schemas.microsoft.com/office/word/2012/wordml" xmlns:w16se="http://schemas.microsoft.com/office/word/2015/wordml/symex" mc:Ignorable="w14 w15 w16se">
+<w:styles xmlns:mc="http://schemas.openxmlformats.org/markup-compatibility/2006" xmlns:r="http://schemas.openxmlformats.org/officeDocument/2006/relationships" xmlns:w="http://schemas.openxmlformats.org/wordprocessingml/2006/main" xmlns:w14="http://schemas.microsoft.com/office/word/2010/wordml" xmlns:w15="http://schemas.microsoft.com/office/word/2012/wordml" xmlns:w16cex="http://schemas.microsoft.com/office/word/2018/wordml/cex" xmlns:w16cid="http://schemas.microsoft.com/office/word/2016/wordml/cid" xmlns:w16="http://schemas.microsoft.com/office/word/2018/wordml" xmlns:w16sdtdh="http://schemas.microsoft.com/office/word/2020/wordml/sdtdatahash" xmlns:w16se="http://schemas.microsoft.com/office/word/2015/wordml/symex" mc:Ignorable="w14 w15 w16se w16cid w16 w16cex w16sdtdh">
   <w:docDefaults>
     <w:rPrDefault>
       <w:rPr>
@@ -13544,7 +13310,7 @@
       </w:pPr>
     </w:pPrDefault>
   </w:docDefaults>
-  <w:latentStyles w:defLockedState="0" w:defUIPriority="99" w:defSemiHidden="0" w:defUnhideWhenUsed="0" w:defQFormat="0" w:count="371">
+  <w:latentStyles w:defLockedState="0" w:defUIPriority="99" w:defSemiHidden="0" w:defUnhideWhenUsed="0" w:defQFormat="0" w:count="376">
     <w:lsdException w:name="Normal" w:uiPriority="0" w:qFormat="1"/>
     <w:lsdException w:name="heading 1" w:uiPriority="9" w:qFormat="1"/>
     <w:lsdException w:name="heading 2" w:semiHidden="1" w:uiPriority="9" w:unhideWhenUsed="1" w:qFormat="1"/>
@@ -13650,7 +13416,6 @@
     <w:lsdException w:name="HTML Sample" w:semiHidden="1" w:unhideWhenUsed="1"/>
     <w:lsdException w:name="HTML Typewriter" w:semiHidden="1" w:unhideWhenUsed="1"/>
     <w:lsdException w:name="HTML Variable" w:semiHidden="1" w:unhideWhenUsed="1"/>
-    <w:lsdException w:name="Normal Table" w:semiHidden="1" w:unhideWhenUsed="1"/>
     <w:lsdException w:name="annotation subject" w:semiHidden="1" w:unhideWhenUsed="1"/>
     <w:lsdException w:name="No List" w:semiHidden="1" w:unhideWhenUsed="1"/>
     <w:lsdException w:name="Outline List 1" w:semiHidden="1" w:unhideWhenUsed="1"/>
@@ -13693,11 +13458,8 @@
     <w:lsdException w:name="Table Contemporary" w:semiHidden="1" w:unhideWhenUsed="1"/>
     <w:lsdException w:name="Table Elegant" w:semiHidden="1" w:unhideWhenUsed="1"/>
     <w:lsdException w:name="Table Professional" w:semiHidden="1" w:unhideWhenUsed="1"/>
-    <w:lsdException w:name="Table Subtle 1" w:semiHidden="1" w:unhideWhenUsed="1"/>
     <w:lsdException w:name="Table Subtle 2" w:semiHidden="1" w:unhideWhenUsed="1"/>
     <w:lsdException w:name="Table Web 1" w:semiHidden="1" w:unhideWhenUsed="1"/>
-    <w:lsdException w:name="Table Web 2" w:semiHidden="1" w:unhideWhenUsed="1"/>
-    <w:lsdException w:name="Table Web 3" w:semiHidden="1" w:unhideWhenUsed="1"/>
     <w:lsdException w:name="Balloon Text" w:semiHidden="1" w:unhideWhenUsed="1"/>
     <w:lsdException w:name="Table Grid" w:uiPriority="39"/>
     <w:lsdException w:name="Table Theme" w:semiHidden="1" w:unhideWhenUsed="1"/>
@@ -13916,6 +13678,11 @@
     <w:lsdException w:name="List Table 5 Dark Accent 6" w:uiPriority="50"/>
     <w:lsdException w:name="List Table 6 Colorful Accent 6" w:uiPriority="51"/>
     <w:lsdException w:name="List Table 7 Colorful Accent 6" w:uiPriority="52"/>
+    <w:lsdException w:name="Mention" w:semiHidden="1" w:unhideWhenUsed="1"/>
+    <w:lsdException w:name="Smart Hyperlink" w:semiHidden="1" w:unhideWhenUsed="1"/>
+    <w:lsdException w:name="Hashtag" w:semiHidden="1" w:unhideWhenUsed="1"/>
+    <w:lsdException w:name="Unresolved Mention" w:semiHidden="1" w:unhideWhenUsed="1"/>
+    <w:lsdException w:name="Smart Link" w:semiHidden="1" w:unhideWhenUsed="1"/>
   </w:latentStyles>
   <w:style w:type="paragraph" w:default="1" w:styleId="Normal">
     <w:name w:val="Normal"/>
@@ -14082,6 +13849,60 @@
       <w:ind w:left="720"/>
       <w:contextualSpacing/>
     </w:pPr>
+  </w:style>
+  <w:style w:type="table" w:styleId="Tablaweb2">
+    <w:name w:val="Table Web 2"/>
+    <w:basedOn w:val="Tablanormal"/>
+    <w:uiPriority w:val="99"/>
+    <w:rsid w:val="00565E96"/>
+    <w:tblPr>
+      <w:tblCellSpacing w:w="20" w:type="dxa"/>
+      <w:tblBorders>
+        <w:top w:val="inset" w:sz="6" w:space="0" w:color="auto"/>
+        <w:left w:val="inset" w:sz="6" w:space="0" w:color="auto"/>
+        <w:bottom w:val="inset" w:sz="6" w:space="0" w:color="auto"/>
+        <w:right w:val="inset" w:sz="6" w:space="0" w:color="auto"/>
+        <w:insideH w:val="inset" w:sz="6" w:space="0" w:color="auto"/>
+        <w:insideV w:val="inset" w:sz="6" w:space="0" w:color="auto"/>
+      </w:tblBorders>
+    </w:tblPr>
+    <w:trPr>
+      <w:tblCellSpacing w:w="20" w:type="dxa"/>
+    </w:trPr>
+    <w:tcPr>
+      <w:shd w:val="clear" w:color="auto" w:fill="auto"/>
+    </w:tcPr>
+    <w:tblStylePr w:type="firstRow">
+      <w:rPr>
+        <w:color w:val="auto"/>
+      </w:rPr>
+      <w:tblPr/>
+      <w:tcPr>
+        <w:tcBorders>
+          <w:tl2br w:val="none" w:sz="0" w:space="0" w:color="auto"/>
+          <w:tr2bl w:val="none" w:sz="0" w:space="0" w:color="auto"/>
+        </w:tcBorders>
+      </w:tcPr>
+    </w:tblStylePr>
+  </w:style>
+  <w:style w:type="table" w:styleId="Tablaconcuadrculaclara">
+    <w:name w:val="Grid Table Light"/>
+    <w:basedOn w:val="Tablanormal"/>
+    <w:uiPriority w:val="40"/>
+    <w:rsid w:val="00565E96"/>
+    <w:pPr>
+      <w:spacing w:after="0" w:line="240" w:lineRule="auto"/>
+    </w:pPr>
+    <w:tblPr>
+      <w:tblBorders>
+        <w:top w:val="single" w:sz="4" w:space="0" w:color="BFBFBF" w:themeColor="background1" w:themeShade="BF"/>
+        <w:left w:val="single" w:sz="4" w:space="0" w:color="BFBFBF" w:themeColor="background1" w:themeShade="BF"/>
+        <w:bottom w:val="single" w:sz="4" w:space="0" w:color="BFBFBF" w:themeColor="background1" w:themeShade="BF"/>
+        <w:right w:val="single" w:sz="4" w:space="0" w:color="BFBFBF" w:themeColor="background1" w:themeShade="BF"/>
+        <w:insideH w:val="single" w:sz="4" w:space="0" w:color="BFBFBF" w:themeColor="background1" w:themeShade="BF"/>
+        <w:insideV w:val="single" w:sz="4" w:space="0" w:color="BFBFBF" w:themeColor="background1" w:themeShade="BF"/>
+      </w:tblBorders>
+    </w:tblPr>
   </w:style>
 </w:styles>
 </file>

--- a/tesis.docx
+++ b/tesis.docx
@@ -1,6 +1,6 @@
 
 <file path=word/document.xml><?xml version="1.0" encoding="utf-8"?>
-<w:document xmlns:wpc="http://schemas.microsoft.com/office/word/2010/wordprocessingCanvas" xmlns:cx="http://schemas.microsoft.com/office/drawing/2014/chartex" xmlns:cx1="http://schemas.microsoft.com/office/drawing/2015/9/8/chartex" xmlns:cx2="http://schemas.microsoft.com/office/drawing/2015/10/21/chartex" xmlns:cx3="http://schemas.microsoft.com/office/drawing/2016/5/9/chartex" xmlns:cx4="http://schemas.microsoft.com/office/drawing/2016/5/10/chartex" xmlns:cx5="http://schemas.microsoft.com/office/drawing/2016/5/11/chartex" xmlns:cx6="http://schemas.microsoft.com/office/drawing/2016/5/12/chartex" xmlns:cx7="http://schemas.microsoft.com/office/drawing/2016/5/13/chartex" xmlns:cx8="http://schemas.microsoft.com/office/drawing/2016/5/14/chartex" xmlns:mc="http://schemas.openxmlformats.org/markup-compatibility/2006" xmlns:aink="http://schemas.microsoft.com/office/drawing/2016/ink" xmlns:am3d="http://schemas.microsoft.com/office/drawing/2017/model3d" xmlns:o="urn:schemas-microsoft-com:office:office" xmlns:r="http://schemas.openxmlformats.org/officeDocument/2006/relationships" xmlns:m="http://schemas.openxmlformats.org/officeDocument/2006/math" xmlns:v="urn:schemas-microsoft-com:vml" xmlns:wp14="http://schemas.microsoft.com/office/word/2010/wordprocessingDrawing" xmlns:wp="http://schemas.openxmlformats.org/drawingml/2006/wordprocessingDrawing" xmlns:w10="urn:schemas-microsoft-com:office:word" xmlns:w="http://schemas.openxmlformats.org/wordprocessingml/2006/main" xmlns:w14="http://schemas.microsoft.com/office/word/2010/wordml" xmlns:w15="http://schemas.microsoft.com/office/word/2012/wordml" xmlns:w16cex="http://schemas.microsoft.com/office/word/2018/wordml/cex" xmlns:w16cid="http://schemas.microsoft.com/office/word/2016/wordml/cid" xmlns:w16="http://schemas.microsoft.com/office/word/2018/wordml" xmlns:w16sdtdh="http://schemas.microsoft.com/office/word/2020/wordml/sdtdatahash" xmlns:w16se="http://schemas.microsoft.com/office/word/2015/wordml/symex" xmlns:wpg="http://schemas.microsoft.com/office/word/2010/wordprocessingGroup" xmlns:wpi="http://schemas.microsoft.com/office/word/2010/wordprocessingInk" xmlns:wne="http://schemas.microsoft.com/office/word/2006/wordml" xmlns:wps="http://schemas.microsoft.com/office/word/2010/wordprocessingShape" mc:Ignorable="w14 w15 w16se w16cid w16 w16cex w16sdtdh wp14">
+<w:document xmlns:wpc="http://schemas.microsoft.com/office/word/2010/wordprocessingCanvas" xmlns:cx="http://schemas.microsoft.com/office/drawing/2014/chartex" xmlns:mc="http://schemas.openxmlformats.org/markup-compatibility/2006" xmlns:o="urn:schemas-microsoft-com:office:office" xmlns:r="http://schemas.openxmlformats.org/officeDocument/2006/relationships" xmlns:m="http://schemas.openxmlformats.org/officeDocument/2006/math" xmlns:v="urn:schemas-microsoft-com:vml" xmlns:wp14="http://schemas.microsoft.com/office/word/2010/wordprocessingDrawing" xmlns:wp="http://schemas.openxmlformats.org/drawingml/2006/wordprocessingDrawing" xmlns:w10="urn:schemas-microsoft-com:office:word" xmlns:w="http://schemas.openxmlformats.org/wordprocessingml/2006/main" xmlns:w14="http://schemas.microsoft.com/office/word/2010/wordml" xmlns:w15="http://schemas.microsoft.com/office/word/2012/wordml" xmlns:w16se="http://schemas.microsoft.com/office/word/2015/wordml/symex" xmlns:wpg="http://schemas.microsoft.com/office/word/2010/wordprocessingGroup" xmlns:wpi="http://schemas.microsoft.com/office/word/2010/wordprocessingInk" xmlns:wne="http://schemas.microsoft.com/office/word/2006/wordml" xmlns:wps="http://schemas.microsoft.com/office/word/2010/wordprocessingShape" mc:Ignorable="w14 w15 w16se wp14">
   <w:body>
     <w:p>
       <w:pPr>
@@ -261,7 +261,7 @@
               </wp:anchor>
             </w:drawing>
           </mc:Choice>
-          <mc:Fallback>
+          <mc:Fallback xmlns:cx1="http://schemas.microsoft.com/office/drawing/2015/9/8/chartex" xmlns:cx2="http://schemas.microsoft.com/office/drawing/2015/10/21/chartex" xmlns:cx3="http://schemas.microsoft.com/office/drawing/2016/5/9/chartex" xmlns:cx4="http://schemas.microsoft.com/office/drawing/2016/5/10/chartex" xmlns:cx5="http://schemas.microsoft.com/office/drawing/2016/5/11/chartex" xmlns:cx6="http://schemas.microsoft.com/office/drawing/2016/5/12/chartex" xmlns:cx7="http://schemas.microsoft.com/office/drawing/2016/5/13/chartex" xmlns:cx8="http://schemas.microsoft.com/office/drawing/2016/5/14/chartex" xmlns:aink="http://schemas.microsoft.com/office/drawing/2016/ink" xmlns:am3d="http://schemas.microsoft.com/office/drawing/2017/model3d" xmlns:w16cex="http://schemas.microsoft.com/office/word/2018/wordml/cex" xmlns:w16cid="http://schemas.microsoft.com/office/word/2016/wordml/cid" xmlns:w16="http://schemas.microsoft.com/office/word/2018/wordml" xmlns:w16sdtdh="http://schemas.microsoft.com/office/word/2020/wordml/sdtdatahash">
             <w:pict>
               <v:group w14:anchorId="3A69C7B4" id="Grupo 1" o:spid="_x0000_s1026" style="position:absolute;left:0;text-align:left;margin-left:-43.8pt;margin-top:-37.85pt;width:514.5pt;height:129pt;z-index:251659264" coordorigin="1169,1609" coordsize="10290,2145" o:gfxdata="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">
                 <v:shapetype id="_x0000_t75" coordsize="21600,21600" o:spt="75" o:preferrelative="t" path="m@4@5l@4@11@9@11@9@5xe" filled="f" stroked="f">
@@ -492,7 +492,81 @@
           <w:szCs w:val="28"/>
           <w:lang w:val="es-VE"/>
         </w:rPr>
-        <w:t xml:space="preserve">SISTEMA DE GESTIÓN DE PASANTIAS PARA EL INSTITUTO POLITÉCNICO SANTIAGO MARIÑO </w:t>
+        <w:t xml:space="preserve">SISTEMA DE GESTIÓN DE PASANTIAS PARA EL INSTITUTO POLITÉCNICO </w:t>
+      </w:r>
+      <w:r>
+        <w:rPr>
+          <w:rFonts w:ascii="Arial" w:hAnsi="Arial" w:cs="Arial"/>
+          <w:b/>
+          <w:sz w:val="28"/>
+          <w:szCs w:val="28"/>
+          <w:lang w:val="es-VE"/>
+        </w:rPr>
+        <w:t>“</w:t>
+      </w:r>
+      <w:r>
+        <w:rPr>
+          <w:rFonts w:ascii="Arial" w:hAnsi="Arial" w:cs="Arial"/>
+          <w:b/>
+          <w:sz w:val="28"/>
+          <w:szCs w:val="28"/>
+          <w:lang w:val="es-VE"/>
+        </w:rPr>
+        <w:t xml:space="preserve">SANTIAGO </w:t>
+      </w:r>
+      <w:proofErr w:type="gramStart"/>
+      <w:r>
+        <w:rPr>
+          <w:rFonts w:ascii="Arial" w:hAnsi="Arial" w:cs="Arial"/>
+          <w:b/>
+          <w:sz w:val="28"/>
+          <w:szCs w:val="28"/>
+          <w:lang w:val="es-VE"/>
+        </w:rPr>
+        <w:t>MARIÑO</w:t>
+      </w:r>
+      <w:r>
+        <w:rPr>
+          <w:rFonts w:ascii="Arial" w:hAnsi="Arial" w:cs="Arial"/>
+          <w:b/>
+          <w:sz w:val="28"/>
+          <w:szCs w:val="28"/>
+          <w:lang w:val="es-VE"/>
+        </w:rPr>
+        <w:t>”</w:t>
+      </w:r>
+      <w:bookmarkStart w:id="0" w:name="_GoBack"/>
+      <w:bookmarkEnd w:id="0"/>
+      <w:r>
+        <w:rPr>
+          <w:rFonts w:ascii="Arial" w:hAnsi="Arial" w:cs="Arial"/>
+          <w:b/>
+          <w:sz w:val="28"/>
+          <w:szCs w:val="28"/>
+          <w:lang w:val="es-VE"/>
+        </w:rPr>
+        <w:t xml:space="preserve"> </w:t>
+      </w:r>
+      <w:r>
+        <w:rPr>
+          <w:rFonts w:ascii="Arial" w:hAnsi="Arial" w:cs="Arial"/>
+          <w:b/>
+          <w:sz w:val="28"/>
+          <w:szCs w:val="28"/>
+          <w:lang w:val="es-VE"/>
+        </w:rPr>
+        <w:t xml:space="preserve"> EXTENSIÓN</w:t>
+      </w:r>
+      <w:proofErr w:type="gramEnd"/>
+      <w:r>
+        <w:rPr>
+          <w:rFonts w:ascii="Arial" w:hAnsi="Arial" w:cs="Arial"/>
+          <w:b/>
+          <w:sz w:val="28"/>
+          <w:szCs w:val="28"/>
+          <w:lang w:val="es-VE"/>
+        </w:rPr>
+        <w:t xml:space="preserve"> BARINAS</w:t>
       </w:r>
     </w:p>
     <w:p>
@@ -1391,22 +1465,49 @@
         <w:jc w:val="both"/>
         <w:rPr>
           <w:rFonts w:ascii="Arial" w:eastAsia="Times New Roman" w:hAnsi="Arial" w:cs="Arial"/>
-          <w:b/>
-          <w:color w:val="000000"/>
-          <w:sz w:val="24"/>
-          <w:szCs w:val="24"/>
-          <w:lang w:eastAsia="es-ES"/>
-        </w:rPr>
-      </w:pPr>
-      <w:r>
-        <w:rPr>
-          <w:rFonts w:ascii="Arial" w:eastAsia="Times New Roman" w:hAnsi="Arial" w:cs="Arial"/>
-          <w:b/>
-          <w:color w:val="000000"/>
-          <w:sz w:val="24"/>
-          <w:szCs w:val="24"/>
-          <w:lang w:eastAsia="es-ES"/>
-        </w:rPr>
+          <w:color w:val="000000"/>
+          <w:sz w:val="24"/>
+          <w:szCs w:val="24"/>
+          <w:lang w:eastAsia="es-ES"/>
+        </w:rPr>
+      </w:pPr>
+    </w:p>
+    <w:p>
+      <w:pPr>
+        <w:spacing w:line="360" w:lineRule="auto"/>
+        <w:jc w:val="both"/>
+        <w:rPr>
+          <w:rFonts w:ascii="Arial" w:eastAsia="Times New Roman" w:hAnsi="Arial" w:cs="Arial"/>
+          <w:color w:val="000000"/>
+          <w:sz w:val="24"/>
+          <w:szCs w:val="24"/>
+          <w:lang w:eastAsia="es-ES"/>
+        </w:rPr>
+      </w:pPr>
+    </w:p>
+    <w:p>
+      <w:pPr>
+        <w:spacing w:line="360" w:lineRule="auto"/>
+        <w:jc w:val="both"/>
+        <w:rPr>
+          <w:rFonts w:ascii="Arial" w:eastAsia="Times New Roman" w:hAnsi="Arial" w:cs="Arial"/>
+          <w:b/>
+          <w:color w:val="000000"/>
+          <w:sz w:val="24"/>
+          <w:szCs w:val="24"/>
+          <w:lang w:eastAsia="es-ES"/>
+        </w:rPr>
+      </w:pPr>
+      <w:r>
+        <w:rPr>
+          <w:rFonts w:ascii="Arial" w:eastAsia="Times New Roman" w:hAnsi="Arial" w:cs="Arial"/>
+          <w:b/>
+          <w:color w:val="000000"/>
+          <w:sz w:val="24"/>
+          <w:szCs w:val="24"/>
+          <w:lang w:eastAsia="es-ES"/>
+        </w:rPr>
+        <w:lastRenderedPageBreak/>
         <w:t>OBJETIVOS DE LA INVESTIGACIÓN.</w:t>
       </w:r>
     </w:p>
@@ -1457,7 +1558,6 @@
           <w:szCs w:val="24"/>
           <w:lang w:eastAsia="es-ES"/>
         </w:rPr>
-        <w:lastRenderedPageBreak/>
         <w:t>Desarrollar Sistema de gestión de pasantías para el Instituto Universitario Politécnico 'Santiago Mariño', Extensión Barinas.</w:t>
       </w:r>
     </w:p>
@@ -1653,18 +1753,8 @@
           <w:szCs w:val="24"/>
           <w:lang w:eastAsia="es-ES"/>
         </w:rPr>
-        <w:t xml:space="preserve">Por tal razón, este trabajo radica en ofrecer una herramienta tecnológica que simplifique la gestión, perfeccione la comunicación y asegure un flujo de información oportuno, facilitando un seguimiento académico y profesional más </w:t>
-      </w:r>
-      <w:r>
-        <w:rPr>
-          <w:rFonts w:ascii="Arial" w:eastAsia="Times New Roman" w:hAnsi="Arial" w:cs="Arial"/>
-          <w:color w:val="000000"/>
-          <w:sz w:val="24"/>
-          <w:szCs w:val="24"/>
-          <w:lang w:eastAsia="es-ES"/>
-        </w:rPr>
         <w:lastRenderedPageBreak/>
-        <w:t>riguroso del estudiante. Con esto, se procura no sólo optimizar los recursos institucionales, sino también elevar la calidad del proceso educativo.</w:t>
+        <w:t>Por tal razón, este trabajo radica en ofrecer una herramienta tecnológica que simplifique la gestión, perfeccione la comunicación y asegure un flujo de información oportuno, facilitando un seguimiento académico y profesional más riguroso del estudiante. Con esto, se procura no sólo optimizar los recursos institucionales, sino también elevar la calidad del proceso educativo.</w:t>
       </w:r>
     </w:p>
     <w:p>
@@ -1801,6 +1891,7 @@
           <w:szCs w:val="24"/>
           <w:lang w:eastAsia="es-ES"/>
         </w:rPr>
+        <w:lastRenderedPageBreak/>
         <w:t>ALCANCES Y LIMITACIONES</w:t>
       </w:r>
     </w:p>
@@ -1824,7 +1915,6 @@
           <w:szCs w:val="24"/>
           <w:lang w:eastAsia="es-ES"/>
         </w:rPr>
-        <w:lastRenderedPageBreak/>
         <w:t xml:space="preserve">El presente proyecto tiene como alcance el desarrollo de un Sistema de Gestión de Pasantías para el Instituto Universitario Politécnico “Santiago Mariño”, Extensión Barinas, está orientado a automatizar los procesos de registro, control y seguimiento de los estudiantes universitarios a lo largo de todo su período de pasantía profesional. Esto incluye desde la formalización inicial de la pasantía hasta la evaluación final del desempeño, buscando optimizar la gestión administrativa, reducir la carga de trabajo manual del personal encargado y proporcionar una trazabilidad completa del progreso de cada estudiante dentro de la empresa o institución receptora. </w:t>
       </w:r>
       <w:r>
@@ -2970,7 +3060,29 @@
           <w:lang w:eastAsia="es-ES"/>
         </w:rPr>
         <w:tab/>
-        <w:t>Es un lenguaje de alto nivel diseñado para legibilidad, productividad y una sintaxis clara que favorece el desarrollo rápido de software. Según Peters (1999) "</w:t>
+        <w:t xml:space="preserve">Es un lenguaje de alto nivel diseñado para legibilidad, productividad y una sintaxis clara que favorece el desarrollo rápido de software. Según </w:t>
+      </w:r>
+      <w:proofErr w:type="spellStart"/>
+      <w:r>
+        <w:rPr>
+          <w:rFonts w:ascii="Arial" w:eastAsia="Times New Roman" w:hAnsi="Arial" w:cs="Arial"/>
+          <w:color w:val="000000"/>
+          <w:sz w:val="24"/>
+          <w:szCs w:val="24"/>
+          <w:lang w:eastAsia="es-ES"/>
+        </w:rPr>
+        <w:t>Peters</w:t>
+      </w:r>
+      <w:proofErr w:type="spellEnd"/>
+      <w:r>
+        <w:rPr>
+          <w:rFonts w:ascii="Arial" w:eastAsia="Times New Roman" w:hAnsi="Arial" w:cs="Arial"/>
+          <w:color w:val="000000"/>
+          <w:sz w:val="24"/>
+          <w:szCs w:val="24"/>
+          <w:lang w:eastAsia="es-ES"/>
+        </w:rPr>
+        <w:t xml:space="preserve"> (1999) "</w:t>
       </w:r>
       <w:proofErr w:type="spellStart"/>
       <w:r>
@@ -3195,7 +3307,7 @@
           <w:szCs w:val="24"/>
           <w:lang w:eastAsia="es-ES"/>
         </w:rPr>
-        <w:t xml:space="preserve"> oficial de Qt para Python que permite crear interfaces gráficas y aplicaciones multiplataforma usando el </w:t>
+        <w:t xml:space="preserve"> oficial de </w:t>
       </w:r>
       <w:proofErr w:type="spellStart"/>
       <w:r>
@@ -3206,6 +3318,28 @@
           <w:szCs w:val="24"/>
           <w:lang w:eastAsia="es-ES"/>
         </w:rPr>
+        <w:t>Qt</w:t>
+      </w:r>
+      <w:proofErr w:type="spellEnd"/>
+      <w:r>
+        <w:rPr>
+          <w:rFonts w:ascii="Arial" w:eastAsia="Times New Roman" w:hAnsi="Arial" w:cs="Arial"/>
+          <w:color w:val="000000"/>
+          <w:sz w:val="24"/>
+          <w:szCs w:val="24"/>
+          <w:lang w:eastAsia="es-ES"/>
+        </w:rPr>
+        <w:t xml:space="preserve"> para Python que permite crear interfaces gráficas y aplicaciones multiplataforma usando el </w:t>
+      </w:r>
+      <w:proofErr w:type="spellStart"/>
+      <w:r>
+        <w:rPr>
+          <w:rFonts w:ascii="Arial" w:eastAsia="Times New Roman" w:hAnsi="Arial" w:cs="Arial"/>
+          <w:color w:val="000000"/>
+          <w:sz w:val="24"/>
+          <w:szCs w:val="24"/>
+          <w:lang w:eastAsia="es-ES"/>
+        </w:rPr>
         <w:t>framework</w:t>
       </w:r>
       <w:proofErr w:type="spellEnd"/>
@@ -3217,7 +3351,7 @@
           <w:szCs w:val="24"/>
           <w:lang w:eastAsia="es-ES"/>
         </w:rPr>
-        <w:t xml:space="preserve"> Qt desde Python. Según </w:t>
+        <w:t xml:space="preserve"> </w:t>
       </w:r>
       <w:proofErr w:type="spellStart"/>
       <w:r>
@@ -3228,6 +3362,28 @@
           <w:szCs w:val="24"/>
           <w:lang w:eastAsia="es-ES"/>
         </w:rPr>
+        <w:t>Qt</w:t>
+      </w:r>
+      <w:proofErr w:type="spellEnd"/>
+      <w:r>
+        <w:rPr>
+          <w:rFonts w:ascii="Arial" w:eastAsia="Times New Roman" w:hAnsi="Arial" w:cs="Arial"/>
+          <w:color w:val="000000"/>
+          <w:sz w:val="24"/>
+          <w:szCs w:val="24"/>
+          <w:lang w:eastAsia="es-ES"/>
+        </w:rPr>
+        <w:t xml:space="preserve"> desde Python. Según </w:t>
+      </w:r>
+      <w:proofErr w:type="spellStart"/>
+      <w:r>
+        <w:rPr>
+          <w:rFonts w:ascii="Arial" w:eastAsia="Times New Roman" w:hAnsi="Arial" w:cs="Arial"/>
+          <w:color w:val="000000"/>
+          <w:sz w:val="24"/>
+          <w:szCs w:val="24"/>
+          <w:lang w:eastAsia="es-ES"/>
+        </w:rPr>
         <w:t>The</w:t>
       </w:r>
       <w:proofErr w:type="spellEnd"/>
@@ -3239,7 +3395,51 @@
           <w:szCs w:val="24"/>
           <w:lang w:eastAsia="es-ES"/>
         </w:rPr>
-        <w:t xml:space="preserve"> Qt Company (2021) "Qt </w:t>
+        <w:t xml:space="preserve"> </w:t>
+      </w:r>
+      <w:proofErr w:type="spellStart"/>
+      <w:r>
+        <w:rPr>
+          <w:rFonts w:ascii="Arial" w:eastAsia="Times New Roman" w:hAnsi="Arial" w:cs="Arial"/>
+          <w:color w:val="000000"/>
+          <w:sz w:val="24"/>
+          <w:szCs w:val="24"/>
+          <w:lang w:eastAsia="es-ES"/>
+        </w:rPr>
+        <w:t>Qt</w:t>
+      </w:r>
+      <w:proofErr w:type="spellEnd"/>
+      <w:r>
+        <w:rPr>
+          <w:rFonts w:ascii="Arial" w:eastAsia="Times New Roman" w:hAnsi="Arial" w:cs="Arial"/>
+          <w:color w:val="000000"/>
+          <w:sz w:val="24"/>
+          <w:szCs w:val="24"/>
+          <w:lang w:eastAsia="es-ES"/>
+        </w:rPr>
+        <w:t xml:space="preserve"> Company (2021) "</w:t>
+      </w:r>
+      <w:proofErr w:type="spellStart"/>
+      <w:r>
+        <w:rPr>
+          <w:rFonts w:ascii="Arial" w:eastAsia="Times New Roman" w:hAnsi="Arial" w:cs="Arial"/>
+          <w:color w:val="000000"/>
+          <w:sz w:val="24"/>
+          <w:szCs w:val="24"/>
+          <w:lang w:eastAsia="es-ES"/>
+        </w:rPr>
+        <w:t>Qt</w:t>
+      </w:r>
+      <w:proofErr w:type="spellEnd"/>
+      <w:r>
+        <w:rPr>
+          <w:rFonts w:ascii="Arial" w:eastAsia="Times New Roman" w:hAnsi="Arial" w:cs="Arial"/>
+          <w:color w:val="000000"/>
+          <w:sz w:val="24"/>
+          <w:szCs w:val="24"/>
+          <w:lang w:eastAsia="es-ES"/>
+        </w:rPr>
+        <w:t xml:space="preserve"> </w:t>
       </w:r>
       <w:proofErr w:type="spellStart"/>
       <w:r>
@@ -3658,7 +3858,29 @@
           <w:szCs w:val="24"/>
           <w:lang w:eastAsia="es-ES"/>
         </w:rPr>
-        <w:t>/MySQL, PHP y Perl, facilitando entornos de desarrollo locales. Según Apache Friends (2002) "XAMPP es completamente gratuito y fácil de instalar, concebido para desarrollo local". Esto facilita el despliegue rápido de entornos de pruebas. Según la documentación de XAMPP (s.f.) "XAMPP permite simular entornos de servidor para pruebas antes de producción". De ello se concluye que XAMPP es ideal para aprendizaje y desarrollo ágil, aunque no se recomienda como servidor de producción sin ajustes de seguridad. En práctica, acelera el ciclo de desarrollo y pruebas locales.</w:t>
+        <w:t>/</w:t>
+      </w:r>
+      <w:proofErr w:type="spellStart"/>
+      <w:r>
+        <w:rPr>
+          <w:rFonts w:ascii="Arial" w:eastAsia="Times New Roman" w:hAnsi="Arial" w:cs="Arial"/>
+          <w:color w:val="000000"/>
+          <w:sz w:val="24"/>
+          <w:szCs w:val="24"/>
+          <w:lang w:eastAsia="es-ES"/>
+        </w:rPr>
+        <w:t>MySQL</w:t>
+      </w:r>
+      <w:proofErr w:type="spellEnd"/>
+      <w:r>
+        <w:rPr>
+          <w:rFonts w:ascii="Arial" w:eastAsia="Times New Roman" w:hAnsi="Arial" w:cs="Arial"/>
+          <w:color w:val="000000"/>
+          <w:sz w:val="24"/>
+          <w:szCs w:val="24"/>
+          <w:lang w:eastAsia="es-ES"/>
+        </w:rPr>
+        <w:t>, PHP y Perl, facilitando entornos de desarrollo locales. Según Apache Friends (2002) "XAMPP es completamente gratuito y fácil de instalar, concebido para desarrollo local". Esto facilita el despliegue rápido de entornos de pruebas. Según la documentación de XAMPP (s.f.) "XAMPP permite simular entornos de servidor para pruebas antes de producción". De ello se concluye que XAMPP es ideal para aprendizaje y desarrollo ágil, aunque no se recomienda como servidor de producción sin ajustes de seguridad. En práctica, acelera el ciclo de desarrollo y pruebas locales.</w:t>
       </w:r>
     </w:p>
     <w:p>
@@ -4086,6 +4308,7 @@
         <w:t xml:space="preserve">Constitución de la República Bolivariana de </w:t>
       </w:r>
       <w:proofErr w:type="spellStart"/>
+      <w:proofErr w:type="gramStart"/>
       <w:r>
         <w:rPr>
           <w:rFonts w:ascii="Arial" w:hAnsi="Arial" w:cs="Arial"/>
@@ -4096,6 +4319,7 @@
         <w:t>Venezuela,Capítulo</w:t>
       </w:r>
       <w:proofErr w:type="spellEnd"/>
+      <w:proofErr w:type="gramEnd"/>
       <w:r>
         <w:rPr>
           <w:rFonts w:ascii="Arial" w:hAnsi="Arial" w:cs="Arial"/>
@@ -7444,7 +7668,25 @@
           <w:sz w:val="24"/>
           <w:szCs w:val="24"/>
         </w:rPr>
-        <w:t xml:space="preserve"> La metodología de este proyecto se define a través de un modelo cuantitativo. Dicho enfoque se sustenta en la definición de Palella y </w:t>
+        <w:t xml:space="preserve"> La metodología de este proyecto se define a través de un modelo cuantitativo. Dicho enfoque se sustenta en la definición de </w:t>
+      </w:r>
+      <w:proofErr w:type="spellStart"/>
+      <w:r>
+        <w:rPr>
+          <w:rFonts w:ascii="Arial" w:hAnsi="Arial" w:cs="Arial"/>
+          <w:sz w:val="24"/>
+          <w:szCs w:val="24"/>
+        </w:rPr>
+        <w:t>Palella</w:t>
+      </w:r>
+      <w:proofErr w:type="spellEnd"/>
+      <w:r>
+        <w:rPr>
+          <w:rFonts w:ascii="Arial" w:hAnsi="Arial" w:cs="Arial"/>
+          <w:sz w:val="24"/>
+          <w:szCs w:val="24"/>
+        </w:rPr>
+        <w:t xml:space="preserve"> y </w:t>
       </w:r>
       <w:proofErr w:type="spellStart"/>
       <w:r>
@@ -8365,19 +8607,6 @@
         </w:rPr>
         <w:t>La confiabilidad, definida como “la capacidad de un instrumento para obtener resultados consistentes y estables cuando se aplica en condiciones similares” (Tamayo y Tamayo, 2013, p. 78), se asegurará mediante la aplicación de una prueba piloto a un pequeño grupo de la población y la evaluación de consistencia interna mediante el coeficiente Alfa de Cronbach. Esto garantiza que los datos recolectados sean estables y representativos de los procesos administrativos de pasantías en el Instituto Universitario Politécnico "Santiago Mariño", extensión Barinas.</w:t>
       </w:r>
-    </w:p>
-    <w:p>
-      <w:pPr>
-        <w:spacing w:line="360" w:lineRule="auto"/>
-        <w:jc w:val="both"/>
-        <w:rPr>
-          <w:rFonts w:ascii="Arial" w:hAnsi="Arial" w:cs="Arial"/>
-          <w:b/>
-          <w:bCs/>
-          <w:sz w:val="24"/>
-          <w:szCs w:val="24"/>
-        </w:rPr>
-      </w:pPr>
     </w:p>
     <w:p>
       <w:pPr>
@@ -8556,6 +8785,7 @@
           <w:sz w:val="24"/>
           <w:szCs w:val="24"/>
         </w:rPr>
+        <w:lastRenderedPageBreak/>
         <w:t>Proceso Centrado en la Arquitectura: La metodología se enfoca en el perfeccionamiento continuo de una estructura base ejecutable, la cual se desarrolla bajo el concepto de un prototipo en evolución.</w:t>
       </w:r>
     </w:p>
@@ -8662,14 +8892,19 @@
         </w:rPr>
         <w:t>Fase de Inicio: Se establecen los límites del proyecto, las metas primordiales y los requisitos de base. Se estudia si el sistema es viable y se detectan amenazas potenciales.</w:t>
       </w:r>
-      <w:r>
-        <w:rPr>
-          <w:rFonts w:ascii="Arial" w:hAnsi="Arial" w:cs="Arial"/>
-          <w:sz w:val="24"/>
-          <w:szCs w:val="24"/>
-        </w:rPr>
-        <w:br/>
-      </w:r>
+    </w:p>
+    <w:p>
+      <w:pPr>
+        <w:pStyle w:val="Prrafodelista"/>
+        <w:spacing w:line="360" w:lineRule="auto"/>
+        <w:ind w:left="1134"/>
+        <w:jc w:val="both"/>
+        <w:rPr>
+          <w:rFonts w:ascii="Arial" w:hAnsi="Arial" w:cs="Arial"/>
+          <w:sz w:val="24"/>
+          <w:szCs w:val="24"/>
+        </w:rPr>
+      </w:pPr>
     </w:p>
     <w:p>
       <w:pPr>
@@ -8866,25 +9101,23 @@
           <w:sz w:val="24"/>
           <w:szCs w:val="24"/>
         </w:rPr>
-        <w:t xml:space="preserve">A nivel internacional, uno de los principales referentes normativos para la evaluación de la calidad del software es la norma ISO/IEC 25010, la cual establece un modelo de calidad compuesto por características y </w:t>
-      </w:r>
-      <w:proofErr w:type="spellStart"/>
-      <w:r>
-        <w:rPr>
-          <w:rFonts w:ascii="Arial" w:hAnsi="Arial" w:cs="Arial"/>
-          <w:sz w:val="24"/>
-          <w:szCs w:val="24"/>
-        </w:rPr>
-        <w:t>subcaracterísticas</w:t>
-      </w:r>
-      <w:proofErr w:type="spellEnd"/>
-      <w:r>
-        <w:rPr>
-          <w:rFonts w:ascii="Arial" w:hAnsi="Arial" w:cs="Arial"/>
-          <w:sz w:val="24"/>
-          <w:szCs w:val="24"/>
-        </w:rPr>
-        <w:t xml:space="preserve"> que permiten medir el desempeño del producto. De acuerdo con la Organización Internacional de Normalización (ISO, 2011), la calidad del software se define como “el grado en que un sistema, producto o componente satisface las necesidades expresadas e implícitas cuando se utiliza bajo condiciones específicas”.</w:t>
+        <w:t>A nivel internacional, uno de los principales referentes normativos para la evaluación de la calidad del software es la norma ISO/IEC 25010, la cual establece un modelo de calidad compuesto por características y sub</w:t>
+      </w:r>
+      <w:r>
+        <w:rPr>
+          <w:rFonts w:ascii="Arial" w:hAnsi="Arial" w:cs="Arial"/>
+          <w:sz w:val="24"/>
+          <w:szCs w:val="24"/>
+        </w:rPr>
+        <w:t>-</w:t>
+      </w:r>
+      <w:r>
+        <w:rPr>
+          <w:rFonts w:ascii="Arial" w:hAnsi="Arial" w:cs="Arial"/>
+          <w:sz w:val="24"/>
+          <w:szCs w:val="24"/>
+        </w:rPr>
+        <w:t>características que permiten medir el desempeño del producto. De acuerdo con la Organización Internacional de Normalización (ISO, 2011), la calidad del software se define como “el grado en que un sistema, producto o componente satisface las necesidades expresadas e implícitas cuando se utiliza bajo condiciones específicas”.</w:t>
       </w:r>
     </w:p>
     <w:p>
@@ -9024,110 +9257,145 @@
     </w:p>
     <w:p>
       <w:pPr>
-        <w:pStyle w:val="Ttulo2"/>
-        <w:rPr>
-          <w:rFonts w:ascii="Arial" w:hAnsi="Arial" w:cs="Arial"/>
-          <w:sz w:val="24"/>
-          <w:szCs w:val="24"/>
-        </w:rPr>
-      </w:pPr>
-      <w:r>
-        <w:rPr>
-          <w:rFonts w:ascii="Arial" w:hAnsi="Arial" w:cs="Arial"/>
-          <w:sz w:val="24"/>
-          <w:szCs w:val="24"/>
+        <w:rPr>
+          <w:rFonts w:ascii="Arial" w:hAnsi="Arial" w:cs="Arial"/>
+          <w:b/>
+          <w:sz w:val="28"/>
+        </w:rPr>
+      </w:pPr>
+      <w:r>
+        <w:rPr>
+          <w:rFonts w:ascii="Arial" w:hAnsi="Arial" w:cs="Arial"/>
+          <w:b/>
+          <w:sz w:val="28"/>
         </w:rPr>
         <w:lastRenderedPageBreak/>
-        <w:t>Cuestionario Estructurado</w:t>
-      </w:r>
-    </w:p>
-    <w:p>
-      <w:pPr>
-        <w:pStyle w:val="NormalWeb"/>
-        <w:rPr>
-          <w:rFonts w:ascii="Arial" w:hAnsi="Arial" w:cs="Arial"/>
+        <w:t>CUESTIONARIO ESTRUCTURADO</w:t>
+      </w:r>
+    </w:p>
+    <w:p>
+      <w:pPr>
+        <w:rPr>
+          <w:rFonts w:ascii="Arial" w:hAnsi="Arial" w:cs="Arial"/>
+          <w:sz w:val="24"/>
         </w:rPr>
       </w:pPr>
       <w:r>
         <w:rPr>
           <w:rStyle w:val="Textoennegrita"/>
           <w:rFonts w:ascii="Arial" w:hAnsi="Arial" w:cs="Arial"/>
-        </w:rPr>
-        <w:t>Título:</w:t>
-      </w:r>
-      <w:r>
-        <w:rPr>
-          <w:rFonts w:ascii="Arial" w:hAnsi="Arial" w:cs="Arial"/>
+          <w:b w:val="0"/>
+          <w:sz w:val="24"/>
+        </w:rPr>
+        <w:t>Título</w:t>
+      </w:r>
+      <w:r>
+        <w:rPr>
+          <w:rStyle w:val="Textoennegrita"/>
+          <w:rFonts w:ascii="Arial" w:hAnsi="Arial" w:cs="Arial"/>
+          <w:sz w:val="24"/>
+        </w:rPr>
+        <w:t>:</w:t>
+      </w:r>
+      <w:r>
+        <w:rPr>
+          <w:rFonts w:ascii="Arial" w:hAnsi="Arial" w:cs="Arial"/>
+          <w:sz w:val="24"/>
         </w:rPr>
         <w:t xml:space="preserve"> Cuestionario para el Diagnóstico del Proceso de Gestión de Pasantías</w:t>
       </w:r>
-      <w:r>
-        <w:rPr>
-          <w:rFonts w:ascii="Arial" w:hAnsi="Arial" w:cs="Arial"/>
-        </w:rPr>
-        <w:br/>
-      </w:r>
+    </w:p>
+    <w:p>
+      <w:pPr>
+        <w:rPr>
+          <w:rFonts w:ascii="Arial" w:hAnsi="Arial" w:cs="Arial"/>
+          <w:sz w:val="24"/>
+        </w:rPr>
+      </w:pPr>
       <w:r>
         <w:rPr>
           <w:rStyle w:val="Textoennegrita"/>
           <w:rFonts w:ascii="Arial" w:hAnsi="Arial" w:cs="Arial"/>
-        </w:rPr>
-        <w:t>Dirigido a:</w:t>
-      </w:r>
-      <w:r>
-        <w:rPr>
-          <w:rFonts w:ascii="Arial" w:hAnsi="Arial" w:cs="Arial"/>
-        </w:rPr>
-        <w:t xml:space="preserve"> Personal del Departamento de Prácticas Profesionales / Tutores / Personal administrativo</w:t>
-      </w:r>
-      <w:r>
-        <w:rPr>
-          <w:rFonts w:ascii="Arial" w:hAnsi="Arial" w:cs="Arial"/>
-        </w:rPr>
-        <w:br/>
+          <w:b w:val="0"/>
+          <w:sz w:val="24"/>
+        </w:rPr>
+        <w:t>Dirigido a</w:t>
       </w:r>
       <w:r>
         <w:rPr>
           <w:rStyle w:val="Textoennegrita"/>
           <w:rFonts w:ascii="Arial" w:hAnsi="Arial" w:cs="Arial"/>
+          <w:sz w:val="24"/>
+        </w:rPr>
+        <w:t>:</w:t>
+      </w:r>
+      <w:r>
+        <w:rPr>
+          <w:rFonts w:ascii="Arial" w:hAnsi="Arial" w:cs="Arial"/>
+          <w:sz w:val="24"/>
+        </w:rPr>
+        <w:t xml:space="preserve"> </w:t>
+      </w:r>
+      <w:r>
+        <w:rPr>
+          <w:rFonts w:ascii="Arial" w:hAnsi="Arial" w:cs="Arial"/>
+          <w:sz w:val="24"/>
+        </w:rPr>
+        <w:t xml:space="preserve">Coordinación Académica, Coordinación de Pasantías y los Pasantes activos </w:t>
+      </w:r>
+    </w:p>
+    <w:p>
+      <w:pPr>
+        <w:rPr>
+          <w:rFonts w:ascii="Arial" w:hAnsi="Arial" w:cs="Arial"/>
+          <w:sz w:val="24"/>
+        </w:rPr>
+      </w:pPr>
+      <w:r>
+        <w:rPr>
+          <w:rStyle w:val="Textoennegrita"/>
+          <w:rFonts w:ascii="Arial" w:hAnsi="Arial" w:cs="Arial"/>
+          <w:b w:val="0"/>
+          <w:sz w:val="24"/>
         </w:rPr>
         <w:t>Objetivo:</w:t>
       </w:r>
       <w:r>
         <w:rPr>
           <w:rFonts w:ascii="Arial" w:hAnsi="Arial" w:cs="Arial"/>
+          <w:sz w:val="24"/>
         </w:rPr>
         <w:t xml:space="preserve"> Recopilar información sobre la situación actual del sistema y la gestión de pasantías en el Instituto Universitario Politécnico “Santiago Mariño”, Extensión Barinas.</w:t>
       </w:r>
     </w:p>
     <w:p>
       <w:pPr>
-        <w:pStyle w:val="Ttulo3"/>
-        <w:rPr>
-          <w:rFonts w:ascii="Arial" w:hAnsi="Arial" w:cs="Arial"/>
-          <w:sz w:val="24"/>
-          <w:szCs w:val="24"/>
-        </w:rPr>
-      </w:pPr>
-      <w:r>
-        <w:rPr>
-          <w:rFonts w:ascii="Arial" w:hAnsi="Arial" w:cs="Arial"/>
-          <w:sz w:val="24"/>
-          <w:szCs w:val="24"/>
+        <w:rPr>
+          <w:rFonts w:ascii="Arial" w:hAnsi="Arial" w:cs="Arial"/>
+          <w:b/>
+          <w:sz w:val="24"/>
+        </w:rPr>
+      </w:pPr>
+      <w:r>
+        <w:rPr>
+          <w:rFonts w:ascii="Arial" w:hAnsi="Arial" w:cs="Arial"/>
+          <w:b/>
+          <w:sz w:val="24"/>
         </w:rPr>
         <w:t>Instrucciones</w:t>
       </w:r>
     </w:p>
     <w:p>
       <w:pPr>
-        <w:pStyle w:val="NormalWeb"/>
-        <w:rPr>
-          <w:rFonts w:ascii="Arial" w:hAnsi="Arial" w:cs="Arial"/>
-        </w:rPr>
-      </w:pPr>
-      <w:r>
-        <w:rPr>
-          <w:rFonts w:ascii="Arial" w:hAnsi="Arial" w:cs="Arial"/>
+        <w:rPr>
+          <w:rFonts w:ascii="Arial" w:hAnsi="Arial" w:cs="Arial"/>
+          <w:sz w:val="24"/>
+        </w:rPr>
+      </w:pPr>
+      <w:r>
+        <w:rPr>
+          <w:rFonts w:ascii="Arial" w:hAnsi="Arial" w:cs="Arial"/>
+          <w:sz w:val="24"/>
         </w:rPr>
         <w:t>Lea cuidadosamente cada afirmación y marque con una (X) la opción que mejor represente su opinión.</w:t>
       </w:r>
@@ -9149,18 +9417,18 @@
     </w:p>
     <w:tbl>
       <w:tblPr>
-        <w:tblStyle w:val="Tablaconcuadrculaclara"/>
+        <w:tblStyle w:val="Cuadrculadetablaclara"/>
         <w:tblW w:w="0" w:type="auto"/>
         <w:tblLook w:val="04A0" w:firstRow="1" w:lastRow="0" w:firstColumn="1" w:lastColumn="0" w:noHBand="0" w:noVBand="1"/>
       </w:tblPr>
       <w:tblGrid>
-        <w:gridCol w:w="817"/>
-        <w:gridCol w:w="1777"/>
+        <w:gridCol w:w="1413"/>
+        <w:gridCol w:w="1843"/>
       </w:tblGrid>
       <w:tr>
         <w:tc>
           <w:tcPr>
-            <w:tcW w:w="0" w:type="auto"/>
+            <w:tcW w:w="1413" w:type="dxa"/>
             <w:hideMark/>
           </w:tcPr>
           <w:p>
@@ -9188,7 +9456,7 @@
         </w:tc>
         <w:tc>
           <w:tcPr>
-            <w:tcW w:w="0" w:type="auto"/>
+            <w:tcW w:w="1843" w:type="dxa"/>
             <w:hideMark/>
           </w:tcPr>
           <w:p>
@@ -9218,7 +9486,7 @@
       <w:tr>
         <w:tc>
           <w:tcPr>
-            <w:tcW w:w="0" w:type="auto"/>
+            <w:tcW w:w="1413" w:type="dxa"/>
             <w:hideMark/>
           </w:tcPr>
           <w:p>
@@ -9241,7 +9509,7 @@
         </w:tc>
         <w:tc>
           <w:tcPr>
-            <w:tcW w:w="0" w:type="auto"/>
+            <w:tcW w:w="1843" w:type="dxa"/>
             <w:hideMark/>
           </w:tcPr>
           <w:p>
@@ -9266,7 +9534,7 @@
       <w:tr>
         <w:tc>
           <w:tcPr>
-            <w:tcW w:w="0" w:type="auto"/>
+            <w:tcW w:w="1413" w:type="dxa"/>
             <w:hideMark/>
           </w:tcPr>
           <w:p>
@@ -9289,7 +9557,7 @@
         </w:tc>
         <w:tc>
           <w:tcPr>
-            <w:tcW w:w="0" w:type="auto"/>
+            <w:tcW w:w="1843" w:type="dxa"/>
             <w:hideMark/>
           </w:tcPr>
           <w:p>
@@ -9314,7 +9582,7 @@
       <w:tr>
         <w:tc>
           <w:tcPr>
-            <w:tcW w:w="0" w:type="auto"/>
+            <w:tcW w:w="1413" w:type="dxa"/>
             <w:hideMark/>
           </w:tcPr>
           <w:p>
@@ -9337,7 +9605,7 @@
         </w:tc>
         <w:tc>
           <w:tcPr>
-            <w:tcW w:w="0" w:type="auto"/>
+            <w:tcW w:w="1843" w:type="dxa"/>
             <w:hideMark/>
           </w:tcPr>
           <w:p>
@@ -9362,7 +9630,7 @@
       <w:tr>
         <w:tc>
           <w:tcPr>
-            <w:tcW w:w="0" w:type="auto"/>
+            <w:tcW w:w="1413" w:type="dxa"/>
             <w:hideMark/>
           </w:tcPr>
           <w:p>
@@ -9385,7 +9653,7 @@
         </w:tc>
         <w:tc>
           <w:tcPr>
-            <w:tcW w:w="0" w:type="auto"/>
+            <w:tcW w:w="1843" w:type="dxa"/>
             <w:hideMark/>
           </w:tcPr>
           <w:p>
@@ -9410,7 +9678,7 @@
       <w:tr>
         <w:tc>
           <w:tcPr>
-            <w:tcW w:w="0" w:type="auto"/>
+            <w:tcW w:w="1413" w:type="dxa"/>
             <w:hideMark/>
           </w:tcPr>
           <w:p>
@@ -9433,7 +9701,7 @@
         </w:tc>
         <w:tc>
           <w:tcPr>
-            <w:tcW w:w="0" w:type="auto"/>
+            <w:tcW w:w="1843" w:type="dxa"/>
             <w:hideMark/>
           </w:tcPr>
           <w:p>
@@ -9467,20 +9735,1012 @@
     </w:p>
     <w:p>
       <w:pPr>
+        <w:jc w:val="center"/>
+        <w:rPr>
+          <w:rFonts w:ascii="Arial" w:hAnsi="Arial" w:cs="Arial"/>
+          <w:b/>
+          <w:sz w:val="24"/>
+        </w:rPr>
+      </w:pPr>
+      <w:r>
+        <w:rPr>
+          <w:rFonts w:ascii="Arial" w:hAnsi="Arial" w:cs="Arial"/>
+          <w:b/>
+          <w:sz w:val="24"/>
+        </w:rPr>
+        <w:t>Variable: Sistema</w:t>
+      </w:r>
+    </w:p>
+    <w:p>
+      <w:pPr>
+        <w:rPr>
+          <w:rFonts w:ascii="Arial" w:hAnsi="Arial" w:cs="Arial"/>
+          <w:b/>
+          <w:i/>
+          <w:sz w:val="24"/>
+        </w:rPr>
+      </w:pPr>
+      <w:r>
+        <w:rPr>
+          <w:rFonts w:ascii="Arial" w:hAnsi="Arial" w:cs="Arial"/>
+          <w:b/>
+          <w:i/>
+          <w:sz w:val="24"/>
+        </w:rPr>
+        <w:t>Dimensión: Funcionalidad</w:t>
+      </w:r>
+    </w:p>
+    <w:p>
+      <w:pPr>
+        <w:rPr>
+          <w:rFonts w:ascii="Arial" w:hAnsi="Arial" w:cs="Arial"/>
+          <w:sz w:val="24"/>
+        </w:rPr>
+      </w:pPr>
+      <w:r>
+        <w:rPr>
+          <w:rStyle w:val="Textoennegrita"/>
+          <w:rFonts w:ascii="Arial" w:hAnsi="Arial" w:cs="Arial"/>
+        </w:rPr>
+        <w:t>Ítem 1:</w:t>
+      </w:r>
+      <w:r>
+        <w:rPr>
+          <w:rStyle w:val="Textoennegrita"/>
+          <w:rFonts w:ascii="Arial" w:hAnsi="Arial" w:cs="Arial"/>
+          <w:sz w:val="24"/>
+        </w:rPr>
+        <w:t xml:space="preserve"> Indicador: Gestión de Roles</w:t>
+      </w:r>
+    </w:p>
+    <w:p>
+      <w:pPr>
+        <w:pStyle w:val="NormalWeb"/>
+        <w:rPr>
+          <w:rFonts w:ascii="Arial" w:hAnsi="Arial" w:cs="Arial"/>
+        </w:rPr>
+      </w:pPr>
+      <w:r>
+        <w:rPr>
+          <w:rFonts w:ascii="Arial" w:hAnsi="Arial" w:cs="Arial"/>
+        </w:rPr>
+        <w:t>El proceso actual de gestión de pasantías permite diferenciar claramente los roles de estudiantes, tutores académicos y tutores empresariales.</w:t>
+      </w:r>
+    </w:p>
+    <w:p>
+      <w:pPr>
+        <w:pStyle w:val="NormalWeb"/>
+        <w:rPr>
+          <w:rFonts w:ascii="Arial" w:hAnsi="Arial" w:cs="Arial"/>
+        </w:rPr>
+      </w:pPr>
+      <w:r>
+        <w:rPr>
+          <w:rFonts w:ascii="Segoe UI Symbol" w:hAnsi="Segoe UI Symbol" w:cs="Segoe UI Symbol"/>
+        </w:rPr>
+        <w:t>☐</w:t>
+      </w:r>
+      <w:r>
+        <w:rPr>
+          <w:rFonts w:ascii="Arial" w:hAnsi="Arial" w:cs="Arial"/>
+        </w:rPr>
+        <w:t xml:space="preserve">5 </w:t>
+      </w:r>
+      <w:r>
+        <w:rPr>
+          <w:rFonts w:ascii="Segoe UI Symbol" w:hAnsi="Segoe UI Symbol" w:cs="Segoe UI Symbol"/>
+        </w:rPr>
+        <w:t>☐</w:t>
+      </w:r>
+      <w:r>
+        <w:rPr>
+          <w:rFonts w:ascii="Arial" w:hAnsi="Arial" w:cs="Arial"/>
+        </w:rPr>
+        <w:t xml:space="preserve">4 </w:t>
+      </w:r>
+      <w:r>
+        <w:rPr>
+          <w:rFonts w:ascii="Segoe UI Symbol" w:hAnsi="Segoe UI Symbol" w:cs="Segoe UI Symbol"/>
+        </w:rPr>
+        <w:t>☐</w:t>
+      </w:r>
+      <w:r>
+        <w:rPr>
+          <w:rFonts w:ascii="Arial" w:hAnsi="Arial" w:cs="Arial"/>
+        </w:rPr>
+        <w:t xml:space="preserve">3 </w:t>
+      </w:r>
+      <w:r>
+        <w:rPr>
+          <w:rFonts w:ascii="Segoe UI Symbol" w:hAnsi="Segoe UI Symbol" w:cs="Segoe UI Symbol"/>
+        </w:rPr>
+        <w:t>☐</w:t>
+      </w:r>
+      <w:r>
+        <w:rPr>
+          <w:rFonts w:ascii="Arial" w:hAnsi="Arial" w:cs="Arial"/>
+        </w:rPr>
+        <w:t xml:space="preserve">2 </w:t>
+      </w:r>
+      <w:r>
+        <w:rPr>
+          <w:rFonts w:ascii="Segoe UI Symbol" w:hAnsi="Segoe UI Symbol" w:cs="Segoe UI Symbol"/>
+        </w:rPr>
+        <w:t>☐</w:t>
+      </w:r>
+      <w:r>
+        <w:rPr>
+          <w:rFonts w:ascii="Arial" w:hAnsi="Arial" w:cs="Arial"/>
+        </w:rPr>
+        <w:t>1</w:t>
+      </w:r>
+    </w:p>
+    <w:p>
+      <w:pPr>
+        <w:pStyle w:val="NormalWeb"/>
+        <w:rPr>
+          <w:rFonts w:ascii="Arial" w:hAnsi="Arial" w:cs="Arial"/>
+        </w:rPr>
+      </w:pPr>
+      <w:r>
+        <w:rPr>
+          <w:rStyle w:val="Textoennegrita"/>
+          <w:rFonts w:ascii="Arial" w:hAnsi="Arial" w:cs="Arial"/>
+        </w:rPr>
+        <w:t>Ítem 2</w:t>
+      </w:r>
+      <w:r>
+        <w:rPr>
+          <w:rStyle w:val="Textoennegrita"/>
+          <w:rFonts w:ascii="Arial" w:hAnsi="Arial" w:cs="Arial"/>
+        </w:rPr>
+        <w:t>:</w:t>
+      </w:r>
+      <w:r>
+        <w:rPr>
+          <w:rStyle w:val="Textoennegrita"/>
+          <w:rFonts w:ascii="Arial" w:hAnsi="Arial" w:cs="Arial"/>
+        </w:rPr>
+        <w:t xml:space="preserve"> </w:t>
+      </w:r>
+      <w:r>
+        <w:rPr>
+          <w:rStyle w:val="Textoennegrita"/>
+          <w:rFonts w:ascii="Arial" w:hAnsi="Arial" w:cs="Arial"/>
+        </w:rPr>
+        <w:t>Indicador: Manejo de Datos</w:t>
+      </w:r>
+      <w:r>
+        <w:rPr>
+          <w:rFonts w:ascii="Arial" w:hAnsi="Arial" w:cs="Arial"/>
+        </w:rPr>
+        <w:t xml:space="preserve"> </w:t>
+      </w:r>
+    </w:p>
+    <w:p>
+      <w:pPr>
+        <w:pStyle w:val="NormalWeb"/>
+        <w:rPr>
+          <w:rFonts w:ascii="Arial" w:hAnsi="Arial" w:cs="Arial"/>
+        </w:rPr>
+      </w:pPr>
+      <w:r>
+        <w:rPr>
+          <w:rFonts w:ascii="Arial" w:hAnsi="Arial" w:cs="Arial"/>
+        </w:rPr>
+        <w:t>La información relacionada con las pasantías se almacena de forma organizada y es fácil de consultar cuando se requiere.</w:t>
+      </w:r>
+    </w:p>
+    <w:p>
+      <w:pPr>
+        <w:pStyle w:val="NormalWeb"/>
+        <w:rPr>
+          <w:rFonts w:ascii="Arial" w:hAnsi="Arial" w:cs="Arial"/>
+        </w:rPr>
+      </w:pPr>
+      <w:r>
+        <w:rPr>
+          <w:rFonts w:ascii="Segoe UI Symbol" w:hAnsi="Segoe UI Symbol" w:cs="Segoe UI Symbol"/>
+        </w:rPr>
+        <w:t>☐</w:t>
+      </w:r>
+      <w:r>
+        <w:rPr>
+          <w:rFonts w:ascii="Arial" w:hAnsi="Arial" w:cs="Arial"/>
+        </w:rPr>
+        <w:t xml:space="preserve">5 </w:t>
+      </w:r>
+      <w:r>
+        <w:rPr>
+          <w:rFonts w:ascii="Segoe UI Symbol" w:hAnsi="Segoe UI Symbol" w:cs="Segoe UI Symbol"/>
+        </w:rPr>
+        <w:t>☐</w:t>
+      </w:r>
+      <w:r>
+        <w:rPr>
+          <w:rFonts w:ascii="Arial" w:hAnsi="Arial" w:cs="Arial"/>
+        </w:rPr>
+        <w:t xml:space="preserve">4 </w:t>
+      </w:r>
+      <w:r>
+        <w:rPr>
+          <w:rFonts w:ascii="Segoe UI Symbol" w:hAnsi="Segoe UI Symbol" w:cs="Segoe UI Symbol"/>
+        </w:rPr>
+        <w:t>☐</w:t>
+      </w:r>
+      <w:r>
+        <w:rPr>
+          <w:rFonts w:ascii="Arial" w:hAnsi="Arial" w:cs="Arial"/>
+        </w:rPr>
+        <w:t xml:space="preserve">3 </w:t>
+      </w:r>
+      <w:r>
+        <w:rPr>
+          <w:rFonts w:ascii="Segoe UI Symbol" w:hAnsi="Segoe UI Symbol" w:cs="Segoe UI Symbol"/>
+        </w:rPr>
+        <w:t>☐</w:t>
+      </w:r>
+      <w:r>
+        <w:rPr>
+          <w:rFonts w:ascii="Arial" w:hAnsi="Arial" w:cs="Arial"/>
+        </w:rPr>
+        <w:t xml:space="preserve">2 </w:t>
+      </w:r>
+      <w:r>
+        <w:rPr>
+          <w:rFonts w:ascii="Segoe UI Symbol" w:hAnsi="Segoe UI Symbol" w:cs="Segoe UI Symbol"/>
+        </w:rPr>
+        <w:t>☐</w:t>
+      </w:r>
+      <w:r>
+        <w:rPr>
+          <w:rFonts w:ascii="Arial" w:hAnsi="Arial" w:cs="Arial"/>
+        </w:rPr>
+        <w:t>1</w:t>
+      </w:r>
+    </w:p>
+    <w:p>
+      <w:pPr>
+        <w:pStyle w:val="NormalWeb"/>
+        <w:rPr>
+          <w:rFonts w:ascii="Arial" w:hAnsi="Arial" w:cs="Arial"/>
+        </w:rPr>
+      </w:pPr>
+      <w:r>
+        <w:rPr>
+          <w:rStyle w:val="Textoennegrita"/>
+          <w:rFonts w:ascii="Arial" w:hAnsi="Arial" w:cs="Arial"/>
+        </w:rPr>
+        <w:t>Ítem 3:</w:t>
+      </w:r>
+      <w:r>
+        <w:rPr>
+          <w:rStyle w:val="Textoennegrita"/>
+          <w:rFonts w:ascii="Arial" w:hAnsi="Arial" w:cs="Arial"/>
+        </w:rPr>
+        <w:t xml:space="preserve"> </w:t>
+      </w:r>
+      <w:r>
+        <w:rPr>
+          <w:rStyle w:val="Textoennegrita"/>
+          <w:rFonts w:ascii="Arial" w:hAnsi="Arial" w:cs="Arial"/>
+        </w:rPr>
+        <w:t>Indicador: Automatización de Tareas</w:t>
+      </w:r>
+    </w:p>
+    <w:p>
+      <w:pPr>
+        <w:pStyle w:val="NormalWeb"/>
+        <w:rPr>
+          <w:rFonts w:ascii="Arial" w:hAnsi="Arial" w:cs="Arial"/>
+        </w:rPr>
+      </w:pPr>
+      <w:r>
+        <w:rPr>
+          <w:rFonts w:ascii="Arial" w:hAnsi="Arial" w:cs="Arial"/>
+        </w:rPr>
+        <w:t>Las actividades administrativas del proceso de pasantías se realizan de manera automatizada, reduciendo el trabajo manual.</w:t>
+      </w:r>
+    </w:p>
+    <w:p>
+      <w:pPr>
+        <w:pStyle w:val="NormalWeb"/>
+        <w:rPr>
+          <w:rFonts w:ascii="Arial" w:hAnsi="Arial" w:cs="Arial"/>
+        </w:rPr>
+      </w:pPr>
+      <w:r>
+        <w:rPr>
+          <w:rFonts w:ascii="Segoe UI Symbol" w:hAnsi="Segoe UI Symbol" w:cs="Segoe UI Symbol"/>
+        </w:rPr>
+        <w:t>☐</w:t>
+      </w:r>
+      <w:r>
+        <w:rPr>
+          <w:rFonts w:ascii="Arial" w:hAnsi="Arial" w:cs="Arial"/>
+        </w:rPr>
+        <w:t xml:space="preserve">5 </w:t>
+      </w:r>
+      <w:r>
+        <w:rPr>
+          <w:rFonts w:ascii="Segoe UI Symbol" w:hAnsi="Segoe UI Symbol" w:cs="Segoe UI Symbol"/>
+        </w:rPr>
+        <w:t>☐</w:t>
+      </w:r>
+      <w:r>
+        <w:rPr>
+          <w:rFonts w:ascii="Arial" w:hAnsi="Arial" w:cs="Arial"/>
+        </w:rPr>
+        <w:t xml:space="preserve">4 </w:t>
+      </w:r>
+      <w:r>
+        <w:rPr>
+          <w:rFonts w:ascii="Segoe UI Symbol" w:hAnsi="Segoe UI Symbol" w:cs="Segoe UI Symbol"/>
+        </w:rPr>
+        <w:t>☐</w:t>
+      </w:r>
+      <w:r>
+        <w:rPr>
+          <w:rFonts w:ascii="Arial" w:hAnsi="Arial" w:cs="Arial"/>
+        </w:rPr>
+        <w:t xml:space="preserve">3 </w:t>
+      </w:r>
+      <w:r>
+        <w:rPr>
+          <w:rFonts w:ascii="Segoe UI Symbol" w:hAnsi="Segoe UI Symbol" w:cs="Segoe UI Symbol"/>
+        </w:rPr>
+        <w:t>☐</w:t>
+      </w:r>
+      <w:r>
+        <w:rPr>
+          <w:rFonts w:ascii="Arial" w:hAnsi="Arial" w:cs="Arial"/>
+        </w:rPr>
+        <w:t xml:space="preserve">2 </w:t>
+      </w:r>
+      <w:r>
+        <w:rPr>
+          <w:rFonts w:ascii="Segoe UI Symbol" w:hAnsi="Segoe UI Symbol" w:cs="Segoe UI Symbol"/>
+        </w:rPr>
+        <w:t>☐</w:t>
+      </w:r>
+      <w:r>
+        <w:rPr>
+          <w:rFonts w:ascii="Arial" w:hAnsi="Arial" w:cs="Arial"/>
+        </w:rPr>
+        <w:t>1</w:t>
+      </w:r>
+    </w:p>
+    <w:p>
+      <w:pPr>
+        <w:rPr>
+          <w:rFonts w:ascii="Arial" w:hAnsi="Arial" w:cs="Arial"/>
+          <w:b/>
+          <w:sz w:val="24"/>
+        </w:rPr>
+      </w:pPr>
+      <w:r>
+        <w:rPr>
+          <w:rFonts w:ascii="Arial" w:hAnsi="Arial" w:cs="Arial"/>
+          <w:b/>
+          <w:sz w:val="24"/>
+        </w:rPr>
+        <w:lastRenderedPageBreak/>
+        <w:t>Dimensión: Usabilidad</w:t>
+      </w:r>
+    </w:p>
+    <w:p>
+      <w:pPr>
+        <w:pStyle w:val="NormalWeb"/>
+        <w:rPr>
+          <w:rFonts w:ascii="Arial" w:hAnsi="Arial" w:cs="Arial"/>
+        </w:rPr>
+      </w:pPr>
+      <w:r>
+        <w:rPr>
+          <w:rStyle w:val="Textoennegrita"/>
+          <w:rFonts w:ascii="Arial" w:hAnsi="Arial" w:cs="Arial"/>
+        </w:rPr>
+        <w:t>Ítem 4:</w:t>
+      </w:r>
+      <w:r>
+        <w:rPr>
+          <w:rStyle w:val="Textoennegrita"/>
+          <w:rFonts w:ascii="Arial" w:hAnsi="Arial" w:cs="Arial"/>
+        </w:rPr>
+        <w:t xml:space="preserve"> </w:t>
+      </w:r>
+      <w:r>
+        <w:rPr>
+          <w:rStyle w:val="Textoennegrita"/>
+          <w:rFonts w:ascii="Arial" w:hAnsi="Arial" w:cs="Arial"/>
+        </w:rPr>
+        <w:t>Indicador: Facilidad de Uso</w:t>
+      </w:r>
+    </w:p>
+    <w:p>
+      <w:pPr>
+        <w:pStyle w:val="NormalWeb"/>
+        <w:rPr>
+          <w:rFonts w:ascii="Arial" w:hAnsi="Arial" w:cs="Arial"/>
+        </w:rPr>
+      </w:pPr>
+      <w:r>
+        <w:rPr>
+          <w:rFonts w:ascii="Arial" w:hAnsi="Arial" w:cs="Arial"/>
+        </w:rPr>
+        <w:t>Los procedimientos actuales para gestionar las pasantías son sencillos y fáciles de ejecutar.</w:t>
+      </w:r>
+    </w:p>
+    <w:p>
+      <w:pPr>
+        <w:pStyle w:val="NormalWeb"/>
+        <w:rPr>
+          <w:rFonts w:ascii="Arial" w:hAnsi="Arial" w:cs="Arial"/>
+        </w:rPr>
+      </w:pPr>
+      <w:r>
+        <w:rPr>
+          <w:rFonts w:ascii="Segoe UI Symbol" w:hAnsi="Segoe UI Symbol" w:cs="Segoe UI Symbol"/>
+        </w:rPr>
+        <w:t>☐</w:t>
+      </w:r>
+      <w:r>
+        <w:rPr>
+          <w:rFonts w:ascii="Arial" w:hAnsi="Arial" w:cs="Arial"/>
+        </w:rPr>
+        <w:t xml:space="preserve">5 </w:t>
+      </w:r>
+      <w:r>
+        <w:rPr>
+          <w:rFonts w:ascii="Segoe UI Symbol" w:hAnsi="Segoe UI Symbol" w:cs="Segoe UI Symbol"/>
+        </w:rPr>
+        <w:t>☐</w:t>
+      </w:r>
+      <w:r>
+        <w:rPr>
+          <w:rFonts w:ascii="Arial" w:hAnsi="Arial" w:cs="Arial"/>
+        </w:rPr>
+        <w:t xml:space="preserve">4 </w:t>
+      </w:r>
+      <w:r>
+        <w:rPr>
+          <w:rFonts w:ascii="Segoe UI Symbol" w:hAnsi="Segoe UI Symbol" w:cs="Segoe UI Symbol"/>
+        </w:rPr>
+        <w:t>☐</w:t>
+      </w:r>
+      <w:r>
+        <w:rPr>
+          <w:rFonts w:ascii="Arial" w:hAnsi="Arial" w:cs="Arial"/>
+        </w:rPr>
+        <w:t xml:space="preserve">3 </w:t>
+      </w:r>
+      <w:r>
+        <w:rPr>
+          <w:rFonts w:ascii="Segoe UI Symbol" w:hAnsi="Segoe UI Symbol" w:cs="Segoe UI Symbol"/>
+        </w:rPr>
+        <w:t>☐</w:t>
+      </w:r>
+      <w:r>
+        <w:rPr>
+          <w:rFonts w:ascii="Arial" w:hAnsi="Arial" w:cs="Arial"/>
+        </w:rPr>
+        <w:t xml:space="preserve">2 </w:t>
+      </w:r>
+      <w:r>
+        <w:rPr>
+          <w:rFonts w:ascii="Segoe UI Symbol" w:hAnsi="Segoe UI Symbol" w:cs="Segoe UI Symbol"/>
+        </w:rPr>
+        <w:t>☐</w:t>
+      </w:r>
+      <w:r>
+        <w:rPr>
+          <w:rFonts w:ascii="Arial" w:hAnsi="Arial" w:cs="Arial"/>
+        </w:rPr>
+        <w:t>1</w:t>
+      </w:r>
+    </w:p>
+    <w:p>
+      <w:pPr>
+        <w:pStyle w:val="NormalWeb"/>
+        <w:rPr>
+          <w:rFonts w:ascii="Arial" w:hAnsi="Arial" w:cs="Arial"/>
+        </w:rPr>
+      </w:pPr>
+      <w:r>
+        <w:rPr>
+          <w:rStyle w:val="Textoennegrita"/>
+          <w:rFonts w:ascii="Arial" w:hAnsi="Arial" w:cs="Arial"/>
+        </w:rPr>
+        <w:t>Ítem 5:</w:t>
+      </w:r>
+      <w:r>
+        <w:rPr>
+          <w:rStyle w:val="Textoennegrita"/>
+          <w:rFonts w:ascii="Arial" w:hAnsi="Arial" w:cs="Arial"/>
+        </w:rPr>
+        <w:t xml:space="preserve"> </w:t>
+      </w:r>
+      <w:r>
+        <w:rPr>
+          <w:rStyle w:val="Textoennegrita"/>
+          <w:rFonts w:ascii="Arial" w:hAnsi="Arial" w:cs="Arial"/>
+        </w:rPr>
+        <w:t>Indicador: Interfaz Amigable</w:t>
+      </w:r>
+    </w:p>
+    <w:p>
+      <w:pPr>
+        <w:pStyle w:val="NormalWeb"/>
+        <w:rPr>
+          <w:rFonts w:ascii="Arial" w:hAnsi="Arial" w:cs="Arial"/>
+        </w:rPr>
+      </w:pPr>
+      <w:r>
+        <w:rPr>
+          <w:rFonts w:ascii="Arial" w:hAnsi="Arial" w:cs="Arial"/>
+        </w:rPr>
+        <w:t>Las herramientas utilizadas actualmente para la gestión de pasantías resultan claras y comprensibles para los usuarios.</w:t>
+      </w:r>
+    </w:p>
+    <w:p>
+      <w:pPr>
+        <w:pStyle w:val="NormalWeb"/>
+        <w:rPr>
+          <w:rFonts w:ascii="Arial" w:hAnsi="Arial" w:cs="Arial"/>
+        </w:rPr>
+      </w:pPr>
+      <w:r>
+        <w:rPr>
+          <w:rFonts w:ascii="Segoe UI Symbol" w:hAnsi="Segoe UI Symbol" w:cs="Segoe UI Symbol"/>
+        </w:rPr>
+        <w:t>☐</w:t>
+      </w:r>
+      <w:r>
+        <w:rPr>
+          <w:rFonts w:ascii="Arial" w:hAnsi="Arial" w:cs="Arial"/>
+        </w:rPr>
+        <w:t xml:space="preserve">5 </w:t>
+      </w:r>
+      <w:r>
+        <w:rPr>
+          <w:rFonts w:ascii="Segoe UI Symbol" w:hAnsi="Segoe UI Symbol" w:cs="Segoe UI Symbol"/>
+        </w:rPr>
+        <w:t>☐</w:t>
+      </w:r>
+      <w:r>
+        <w:rPr>
+          <w:rFonts w:ascii="Arial" w:hAnsi="Arial" w:cs="Arial"/>
+        </w:rPr>
+        <w:t xml:space="preserve">4 </w:t>
+      </w:r>
+      <w:r>
+        <w:rPr>
+          <w:rFonts w:ascii="Segoe UI Symbol" w:hAnsi="Segoe UI Symbol" w:cs="Segoe UI Symbol"/>
+        </w:rPr>
+        <w:t>☐</w:t>
+      </w:r>
+      <w:r>
+        <w:rPr>
+          <w:rFonts w:ascii="Arial" w:hAnsi="Arial" w:cs="Arial"/>
+        </w:rPr>
+        <w:t xml:space="preserve">3 </w:t>
+      </w:r>
+      <w:r>
+        <w:rPr>
+          <w:rFonts w:ascii="Segoe UI Symbol" w:hAnsi="Segoe UI Symbol" w:cs="Segoe UI Symbol"/>
+        </w:rPr>
+        <w:t>☐</w:t>
+      </w:r>
+      <w:r>
+        <w:rPr>
+          <w:rFonts w:ascii="Arial" w:hAnsi="Arial" w:cs="Arial"/>
+        </w:rPr>
+        <w:t xml:space="preserve">2 </w:t>
+      </w:r>
+      <w:r>
+        <w:rPr>
+          <w:rFonts w:ascii="Segoe UI Symbol" w:hAnsi="Segoe UI Symbol" w:cs="Segoe UI Symbol"/>
+        </w:rPr>
+        <w:t>☐</w:t>
+      </w:r>
+      <w:r>
+        <w:rPr>
+          <w:rFonts w:ascii="Arial" w:hAnsi="Arial" w:cs="Arial"/>
+        </w:rPr>
+        <w:t>1</w:t>
+      </w:r>
+    </w:p>
+    <w:p>
+      <w:pPr>
+        <w:rPr>
+          <w:rFonts w:ascii="Arial" w:hAnsi="Arial" w:cs="Arial"/>
+          <w:b/>
+          <w:sz w:val="24"/>
+        </w:rPr>
+      </w:pPr>
+      <w:r>
+        <w:rPr>
+          <w:rFonts w:ascii="Arial" w:hAnsi="Arial" w:cs="Arial"/>
+          <w:b/>
+          <w:sz w:val="24"/>
+        </w:rPr>
+        <w:t>Dimensión: Seguridad</w:t>
+      </w:r>
+    </w:p>
+    <w:p>
+      <w:pPr>
+        <w:pStyle w:val="NormalWeb"/>
+        <w:rPr>
+          <w:rFonts w:ascii="Arial" w:hAnsi="Arial" w:cs="Arial"/>
+        </w:rPr>
+      </w:pPr>
+      <w:r>
+        <w:rPr>
+          <w:rStyle w:val="Textoennegrita"/>
+          <w:rFonts w:ascii="Arial" w:hAnsi="Arial" w:cs="Arial"/>
+        </w:rPr>
+        <w:t>Ítem 6:</w:t>
+      </w:r>
+      <w:r>
+        <w:rPr>
+          <w:rStyle w:val="Textoennegrita"/>
+          <w:rFonts w:ascii="Arial" w:hAnsi="Arial" w:cs="Arial"/>
+        </w:rPr>
+        <w:t xml:space="preserve"> </w:t>
+      </w:r>
+      <w:r>
+        <w:rPr>
+          <w:rStyle w:val="Textoennegrita"/>
+          <w:rFonts w:ascii="Arial" w:hAnsi="Arial" w:cs="Arial"/>
+        </w:rPr>
+        <w:t>Indicador: Respaldo de Información</w:t>
+      </w:r>
+    </w:p>
+    <w:p>
+      <w:pPr>
+        <w:pStyle w:val="NormalWeb"/>
+        <w:rPr>
+          <w:rFonts w:ascii="Arial" w:hAnsi="Arial" w:cs="Arial"/>
+        </w:rPr>
+      </w:pPr>
+      <w:r>
+        <w:rPr>
+          <w:rFonts w:ascii="Arial" w:hAnsi="Arial" w:cs="Arial"/>
+        </w:rPr>
+        <w:t>Existe un mecanismo confiable para el resguardo y recuperación de la información relacionada con las pasantías.</w:t>
+      </w:r>
+    </w:p>
+    <w:p>
+      <w:pPr>
+        <w:pStyle w:val="NormalWeb"/>
+        <w:rPr>
+          <w:rFonts w:ascii="Arial" w:hAnsi="Arial" w:cs="Arial"/>
+        </w:rPr>
+      </w:pPr>
+      <w:r>
+        <w:rPr>
+          <w:rFonts w:ascii="Segoe UI Symbol" w:hAnsi="Segoe UI Symbol" w:cs="Segoe UI Symbol"/>
+        </w:rPr>
+        <w:t>☐</w:t>
+      </w:r>
+      <w:r>
+        <w:rPr>
+          <w:rFonts w:ascii="Arial" w:hAnsi="Arial" w:cs="Arial"/>
+        </w:rPr>
+        <w:t xml:space="preserve">5 </w:t>
+      </w:r>
+      <w:r>
+        <w:rPr>
+          <w:rFonts w:ascii="Segoe UI Symbol" w:hAnsi="Segoe UI Symbol" w:cs="Segoe UI Symbol"/>
+        </w:rPr>
+        <w:t>☐</w:t>
+      </w:r>
+      <w:r>
+        <w:rPr>
+          <w:rFonts w:ascii="Arial" w:hAnsi="Arial" w:cs="Arial"/>
+        </w:rPr>
+        <w:t xml:space="preserve">4 </w:t>
+      </w:r>
+      <w:r>
+        <w:rPr>
+          <w:rFonts w:ascii="Segoe UI Symbol" w:hAnsi="Segoe UI Symbol" w:cs="Segoe UI Symbol"/>
+        </w:rPr>
+        <w:t>☐</w:t>
+      </w:r>
+      <w:r>
+        <w:rPr>
+          <w:rFonts w:ascii="Arial" w:hAnsi="Arial" w:cs="Arial"/>
+        </w:rPr>
+        <w:t xml:space="preserve">3 </w:t>
+      </w:r>
+      <w:r>
+        <w:rPr>
+          <w:rFonts w:ascii="Segoe UI Symbol" w:hAnsi="Segoe UI Symbol" w:cs="Segoe UI Symbol"/>
+        </w:rPr>
+        <w:t>☐</w:t>
+      </w:r>
+      <w:r>
+        <w:rPr>
+          <w:rFonts w:ascii="Arial" w:hAnsi="Arial" w:cs="Arial"/>
+        </w:rPr>
+        <w:t xml:space="preserve">2 </w:t>
+      </w:r>
+      <w:r>
+        <w:rPr>
+          <w:rFonts w:ascii="Segoe UI Symbol" w:hAnsi="Segoe UI Symbol" w:cs="Segoe UI Symbol"/>
+        </w:rPr>
+        <w:t>☐</w:t>
+      </w:r>
+      <w:r>
+        <w:rPr>
+          <w:rFonts w:ascii="Arial" w:hAnsi="Arial" w:cs="Arial"/>
+        </w:rPr>
+        <w:t>1</w:t>
+      </w:r>
+    </w:p>
+    <w:p>
+      <w:pPr>
         <w:pStyle w:val="Ttulo2"/>
-        <w:rPr>
-          <w:rFonts w:ascii="Arial" w:hAnsi="Arial" w:cs="Arial"/>
-          <w:sz w:val="24"/>
-          <w:szCs w:val="24"/>
-        </w:rPr>
-      </w:pPr>
-      <w:r>
-        <w:rPr>
-          <w:rFonts w:ascii="Arial" w:hAnsi="Arial" w:cs="Arial"/>
-          <w:sz w:val="24"/>
-          <w:szCs w:val="24"/>
-        </w:rPr>
-        <w:t>Variable: Sistema</w:t>
+        <w:jc w:val="center"/>
+        <w:rPr>
+          <w:rFonts w:ascii="Arial" w:hAnsi="Arial" w:cs="Arial"/>
+          <w:sz w:val="24"/>
+          <w:szCs w:val="24"/>
+        </w:rPr>
+      </w:pPr>
+      <w:r>
+        <w:rPr>
+          <w:rFonts w:ascii="Arial" w:hAnsi="Arial" w:cs="Arial"/>
+          <w:sz w:val="24"/>
+          <w:szCs w:val="24"/>
+        </w:rPr>
+        <w:t>Variable: Gestión de Pasantías</w:t>
+      </w:r>
+    </w:p>
+    <w:p>
+      <w:pPr>
+        <w:rPr>
+          <w:rFonts w:ascii="Arial" w:hAnsi="Arial" w:cs="Arial"/>
+          <w:b/>
+          <w:sz w:val="24"/>
+        </w:rPr>
+      </w:pPr>
+      <w:r>
+        <w:rPr>
+          <w:rFonts w:ascii="Arial" w:hAnsi="Arial" w:cs="Arial"/>
+          <w:b/>
+          <w:sz w:val="24"/>
+        </w:rPr>
+        <w:t>Dimensión: Registro</w:t>
+      </w:r>
+    </w:p>
+    <w:p>
+      <w:pPr>
+        <w:pStyle w:val="NormalWeb"/>
+        <w:rPr>
+          <w:rFonts w:ascii="Arial" w:hAnsi="Arial" w:cs="Arial"/>
+        </w:rPr>
+      </w:pPr>
+      <w:r>
+        <w:rPr>
+          <w:rStyle w:val="Textoennegrita"/>
+          <w:rFonts w:ascii="Arial" w:hAnsi="Arial" w:cs="Arial"/>
+        </w:rPr>
+        <w:t>Ítem 7:</w:t>
+      </w:r>
+      <w:r>
+        <w:rPr>
+          <w:rStyle w:val="Textoennegrita"/>
+          <w:rFonts w:ascii="Arial" w:hAnsi="Arial" w:cs="Arial"/>
+        </w:rPr>
+        <w:t xml:space="preserve"> </w:t>
+      </w:r>
+      <w:r>
+        <w:rPr>
+          <w:rStyle w:val="Textoennegrita"/>
+          <w:rFonts w:ascii="Arial" w:hAnsi="Arial" w:cs="Arial"/>
+        </w:rPr>
+        <w:t>Indicador: Recepción de Documentos</w:t>
+      </w:r>
+    </w:p>
+    <w:p>
+      <w:pPr>
+        <w:pStyle w:val="NormalWeb"/>
+        <w:rPr>
+          <w:rFonts w:ascii="Arial" w:hAnsi="Arial" w:cs="Arial"/>
+        </w:rPr>
+      </w:pPr>
+      <w:r>
+        <w:rPr>
+          <w:rFonts w:ascii="Arial" w:hAnsi="Arial" w:cs="Arial"/>
+        </w:rPr>
+        <w:t>El proceso de recepción y control de documentos de los pasantes se realiza de manera eficiente.</w:t>
+      </w:r>
+    </w:p>
+    <w:p>
+      <w:pPr>
+        <w:pStyle w:val="NormalWeb"/>
+        <w:rPr>
+          <w:rFonts w:ascii="Arial" w:hAnsi="Arial" w:cs="Arial"/>
+        </w:rPr>
+      </w:pPr>
+      <w:r>
+        <w:rPr>
+          <w:rFonts w:ascii="Segoe UI Symbol" w:hAnsi="Segoe UI Symbol" w:cs="Segoe UI Symbol"/>
+        </w:rPr>
+        <w:t>☐</w:t>
+      </w:r>
+      <w:r>
+        <w:rPr>
+          <w:rFonts w:ascii="Arial" w:hAnsi="Arial" w:cs="Arial"/>
+        </w:rPr>
+        <w:t xml:space="preserve">5 </w:t>
+      </w:r>
+      <w:r>
+        <w:rPr>
+          <w:rFonts w:ascii="Segoe UI Symbol" w:hAnsi="Segoe UI Symbol" w:cs="Segoe UI Symbol"/>
+        </w:rPr>
+        <w:t>☐</w:t>
+      </w:r>
+      <w:r>
+        <w:rPr>
+          <w:rFonts w:ascii="Arial" w:hAnsi="Arial" w:cs="Arial"/>
+        </w:rPr>
+        <w:t xml:space="preserve">4 </w:t>
+      </w:r>
+      <w:r>
+        <w:rPr>
+          <w:rFonts w:ascii="Segoe UI Symbol" w:hAnsi="Segoe UI Symbol" w:cs="Segoe UI Symbol"/>
+        </w:rPr>
+        <w:t>☐</w:t>
+      </w:r>
+      <w:r>
+        <w:rPr>
+          <w:rFonts w:ascii="Arial" w:hAnsi="Arial" w:cs="Arial"/>
+        </w:rPr>
+        <w:t xml:space="preserve">3 </w:t>
+      </w:r>
+      <w:r>
+        <w:rPr>
+          <w:rFonts w:ascii="Segoe UI Symbol" w:hAnsi="Segoe UI Symbol" w:cs="Segoe UI Symbol"/>
+        </w:rPr>
+        <w:t>☐</w:t>
+      </w:r>
+      <w:r>
+        <w:rPr>
+          <w:rFonts w:ascii="Arial" w:hAnsi="Arial" w:cs="Arial"/>
+        </w:rPr>
+        <w:t xml:space="preserve">2 </w:t>
+      </w:r>
+      <w:r>
+        <w:rPr>
+          <w:rFonts w:ascii="Segoe UI Symbol" w:hAnsi="Segoe UI Symbol" w:cs="Segoe UI Symbol"/>
+        </w:rPr>
+        <w:t>☐</w:t>
+      </w:r>
+      <w:r>
+        <w:rPr>
+          <w:rFonts w:ascii="Arial" w:hAnsi="Arial" w:cs="Arial"/>
+        </w:rPr>
+        <w:t>1</w:t>
+      </w:r>
+    </w:p>
+    <w:p>
+      <w:pPr>
+        <w:pStyle w:val="NormalWeb"/>
+        <w:rPr>
+          <w:rFonts w:ascii="Arial" w:hAnsi="Arial" w:cs="Arial"/>
+        </w:rPr>
+      </w:pPr>
+      <w:r>
+        <w:rPr>
+          <w:rStyle w:val="Textoennegrita"/>
+          <w:rFonts w:ascii="Arial" w:hAnsi="Arial" w:cs="Arial"/>
+        </w:rPr>
+        <w:t>Ítem 8</w:t>
+      </w:r>
+      <w:r>
+        <w:rPr>
+          <w:rStyle w:val="Textoennegrita"/>
+          <w:rFonts w:ascii="Arial" w:hAnsi="Arial" w:cs="Arial"/>
+        </w:rPr>
+        <w:t>:</w:t>
+      </w:r>
+      <w:r>
+        <w:rPr>
+          <w:rStyle w:val="Textoennegrita"/>
+          <w:rFonts w:ascii="Arial" w:hAnsi="Arial" w:cs="Arial"/>
+        </w:rPr>
+        <w:t xml:space="preserve"> </w:t>
+      </w:r>
+      <w:r>
+        <w:rPr>
+          <w:rStyle w:val="Textoennegrita"/>
+          <w:rFonts w:ascii="Arial" w:hAnsi="Arial" w:cs="Arial"/>
+        </w:rPr>
+        <w:t>Indicador: Asignación de Tutores</w:t>
+      </w:r>
+    </w:p>
+    <w:p>
+      <w:pPr>
+        <w:pStyle w:val="NormalWeb"/>
+        <w:rPr>
+          <w:rFonts w:ascii="Arial" w:hAnsi="Arial" w:cs="Arial"/>
+        </w:rPr>
+      </w:pPr>
+      <w:r>
+        <w:rPr>
+          <w:rFonts w:ascii="Arial" w:hAnsi="Arial" w:cs="Arial"/>
+        </w:rPr>
+        <w:t>La asignación de tutores académicos y empresariales se efectúa de forma organizada y oportuna.</w:t>
+      </w:r>
+    </w:p>
+    <w:p>
+      <w:pPr>
+        <w:pStyle w:val="NormalWeb"/>
+        <w:rPr>
+          <w:rFonts w:ascii="Arial" w:hAnsi="Arial" w:cs="Arial"/>
+        </w:rPr>
+      </w:pPr>
+      <w:r>
+        <w:rPr>
+          <w:rFonts w:ascii="Segoe UI Symbol" w:hAnsi="Segoe UI Symbol" w:cs="Segoe UI Symbol"/>
+        </w:rPr>
+        <w:t>☐</w:t>
+      </w:r>
+      <w:r>
+        <w:rPr>
+          <w:rFonts w:ascii="Arial" w:hAnsi="Arial" w:cs="Arial"/>
+        </w:rPr>
+        <w:t xml:space="preserve">5 </w:t>
+      </w:r>
+      <w:r>
+        <w:rPr>
+          <w:rFonts w:ascii="Segoe UI Symbol" w:hAnsi="Segoe UI Symbol" w:cs="Segoe UI Symbol"/>
+        </w:rPr>
+        <w:t>☐</w:t>
+      </w:r>
+      <w:r>
+        <w:rPr>
+          <w:rFonts w:ascii="Arial" w:hAnsi="Arial" w:cs="Arial"/>
+        </w:rPr>
+        <w:t xml:space="preserve">4 </w:t>
+      </w:r>
+      <w:r>
+        <w:rPr>
+          <w:rFonts w:ascii="Segoe UI Symbol" w:hAnsi="Segoe UI Symbol" w:cs="Segoe UI Symbol"/>
+        </w:rPr>
+        <w:t>☐</w:t>
+      </w:r>
+      <w:r>
+        <w:rPr>
+          <w:rFonts w:ascii="Arial" w:hAnsi="Arial" w:cs="Arial"/>
+        </w:rPr>
+        <w:t xml:space="preserve">3 </w:t>
+      </w:r>
+      <w:r>
+        <w:rPr>
+          <w:rFonts w:ascii="Segoe UI Symbol" w:hAnsi="Segoe UI Symbol" w:cs="Segoe UI Symbol"/>
+        </w:rPr>
+        <w:t>☐</w:t>
+      </w:r>
+      <w:r>
+        <w:rPr>
+          <w:rFonts w:ascii="Arial" w:hAnsi="Arial" w:cs="Arial"/>
+        </w:rPr>
+        <w:t xml:space="preserve">2 </w:t>
+      </w:r>
+      <w:r>
+        <w:rPr>
+          <w:rFonts w:ascii="Segoe UI Symbol" w:hAnsi="Segoe UI Symbol" w:cs="Segoe UI Symbol"/>
+        </w:rPr>
+        <w:t>☐</w:t>
+      </w:r>
+      <w:r>
+        <w:rPr>
+          <w:rFonts w:ascii="Arial" w:hAnsi="Arial" w:cs="Arial"/>
+        </w:rPr>
+        <w:t>1</w:t>
       </w:r>
     </w:p>
     <w:p>
@@ -9492,13 +10752,43 @@
           <w:szCs w:val="24"/>
         </w:rPr>
       </w:pPr>
-      <w:r>
-        <w:rPr>
-          <w:rFonts w:ascii="Arial" w:hAnsi="Arial" w:cs="Arial"/>
-          <w:sz w:val="24"/>
-          <w:szCs w:val="24"/>
-        </w:rPr>
-        <w:t>Dimensión: Funcionalidad</w:t>
+    </w:p>
+    <w:p>
+      <w:pPr>
+        <w:pStyle w:val="Ttulo3"/>
+        <w:rPr>
+          <w:rFonts w:ascii="Arial" w:hAnsi="Arial" w:cs="Arial"/>
+          <w:sz w:val="24"/>
+          <w:szCs w:val="24"/>
+        </w:rPr>
+      </w:pPr>
+    </w:p>
+    <w:p>
+      <w:pPr>
+        <w:pStyle w:val="Ttulo3"/>
+        <w:rPr>
+          <w:rFonts w:ascii="Arial" w:hAnsi="Arial" w:cs="Arial"/>
+          <w:sz w:val="24"/>
+          <w:szCs w:val="24"/>
+        </w:rPr>
+      </w:pPr>
+    </w:p>
+    <w:p>
+      <w:pPr>
+        <w:rPr>
+          <w:rFonts w:ascii="Arial" w:hAnsi="Arial" w:cs="Arial"/>
+          <w:b/>
+          <w:sz w:val="24"/>
+        </w:rPr>
+      </w:pPr>
+      <w:r>
+        <w:rPr>
+          <w:rFonts w:ascii="Arial" w:hAnsi="Arial" w:cs="Arial"/>
+          <w:b/>
+          <w:sz w:val="24"/>
+        </w:rPr>
+        <w:lastRenderedPageBreak/>
+        <w:t>Dimensión: Control y Evaluación</w:t>
       </w:r>
     </w:p>
     <w:p>
@@ -9513,7 +10803,21 @@
           <w:rStyle w:val="Textoennegrita"/>
           <w:rFonts w:ascii="Arial" w:hAnsi="Arial" w:cs="Arial"/>
         </w:rPr>
-        <w:t>Indicador: Gestión de Roles</w:t>
+        <w:t>Ítem 9:</w:t>
+      </w:r>
+      <w:r>
+        <w:rPr>
+          <w:rStyle w:val="Textoennegrita"/>
+          <w:rFonts w:ascii="Arial" w:hAnsi="Arial" w:cs="Arial"/>
+        </w:rPr>
+        <w:t xml:space="preserve"> </w:t>
+      </w:r>
+      <w:r>
+        <w:rPr>
+          <w:rStyle w:val="Textoennegrita"/>
+          <w:rFonts w:ascii="Arial" w:hAnsi="Arial" w:cs="Arial"/>
+        </w:rPr>
+        <w:t>Indicador: Recepción de Informes</w:t>
       </w:r>
     </w:p>
     <w:p>
@@ -9525,17 +10829,106 @@
       </w:pPr>
       <w:r>
         <w:rPr>
+          <w:rFonts w:ascii="Arial" w:hAnsi="Arial" w:cs="Arial"/>
+        </w:rPr>
+        <w:t>El seguimiento y recepción de informes de pasantías se realiza de forma sistemática.</w:t>
+      </w:r>
+    </w:p>
+    <w:p>
+      <w:pPr>
+        <w:pStyle w:val="NormalWeb"/>
+        <w:rPr>
+          <w:rFonts w:ascii="Arial" w:hAnsi="Arial" w:cs="Arial"/>
+        </w:rPr>
+      </w:pPr>
+      <w:r>
+        <w:rPr>
+          <w:rFonts w:ascii="Segoe UI Symbol" w:hAnsi="Segoe UI Symbol" w:cs="Segoe UI Symbol"/>
+        </w:rPr>
+        <w:t>☐</w:t>
+      </w:r>
+      <w:r>
+        <w:rPr>
+          <w:rFonts w:ascii="Arial" w:hAnsi="Arial" w:cs="Arial"/>
+        </w:rPr>
+        <w:t xml:space="preserve">5 </w:t>
+      </w:r>
+      <w:r>
+        <w:rPr>
+          <w:rFonts w:ascii="Segoe UI Symbol" w:hAnsi="Segoe UI Symbol" w:cs="Segoe UI Symbol"/>
+        </w:rPr>
+        <w:t>☐</w:t>
+      </w:r>
+      <w:r>
+        <w:rPr>
+          <w:rFonts w:ascii="Arial" w:hAnsi="Arial" w:cs="Arial"/>
+        </w:rPr>
+        <w:t xml:space="preserve">4 </w:t>
+      </w:r>
+      <w:r>
+        <w:rPr>
+          <w:rFonts w:ascii="Segoe UI Symbol" w:hAnsi="Segoe UI Symbol" w:cs="Segoe UI Symbol"/>
+        </w:rPr>
+        <w:t>☐</w:t>
+      </w:r>
+      <w:r>
+        <w:rPr>
+          <w:rFonts w:ascii="Arial" w:hAnsi="Arial" w:cs="Arial"/>
+        </w:rPr>
+        <w:t xml:space="preserve">3 </w:t>
+      </w:r>
+      <w:r>
+        <w:rPr>
+          <w:rFonts w:ascii="Segoe UI Symbol" w:hAnsi="Segoe UI Symbol" w:cs="Segoe UI Symbol"/>
+        </w:rPr>
+        <w:t>☐</w:t>
+      </w:r>
+      <w:r>
+        <w:rPr>
+          <w:rFonts w:ascii="Arial" w:hAnsi="Arial" w:cs="Arial"/>
+        </w:rPr>
+        <w:t xml:space="preserve">2 </w:t>
+      </w:r>
+      <w:r>
+        <w:rPr>
+          <w:rFonts w:ascii="Segoe UI Symbol" w:hAnsi="Segoe UI Symbol" w:cs="Segoe UI Symbol"/>
+        </w:rPr>
+        <w:t>☐</w:t>
+      </w:r>
+      <w:r>
+        <w:rPr>
+          <w:rFonts w:ascii="Arial" w:hAnsi="Arial" w:cs="Arial"/>
+        </w:rPr>
+        <w:t>1</w:t>
+      </w:r>
+    </w:p>
+    <w:p>
+      <w:pPr>
+        <w:pStyle w:val="NormalWeb"/>
+        <w:rPr>
+          <w:rFonts w:ascii="Arial" w:hAnsi="Arial" w:cs="Arial"/>
+        </w:rPr>
+      </w:pPr>
+      <w:r>
+        <w:rPr>
           <w:rStyle w:val="Textoennegrita"/>
           <w:rFonts w:ascii="Arial" w:hAnsi="Arial" w:cs="Arial"/>
         </w:rPr>
-        <w:t>Ítem 1.</w:t>
-      </w:r>
-      <w:r>
-        <w:rPr>
-          <w:rFonts w:ascii="Arial" w:hAnsi="Arial" w:cs="Arial"/>
-        </w:rPr>
-        <w:br/>
-        <w:t>El proceso actual de gestión de pasantías permite diferenciar claramente los roles de estudiantes, tutores académicos y tutores empresariales.</w:t>
+        <w:t>Ítem 10:</w:t>
+      </w:r>
+      <w:r>
+        <w:rPr>
+          <w:rStyle w:val="Textoennegrita"/>
+          <w:rFonts w:ascii="Arial" w:hAnsi="Arial" w:cs="Arial"/>
+        </w:rPr>
+        <w:t xml:space="preserve"> </w:t>
+      </w:r>
+      <w:r>
+        <w:rPr>
+          <w:rStyle w:val="Textoennegrita"/>
+          <w:rFonts w:ascii="Arial" w:hAnsi="Arial" w:cs="Arial"/>
+        </w:rPr>
+        <w:t>Indicador: Procesamiento de Calificaciones</w:t>
       </w:r>
     </w:p>
     <w:p>
@@ -9547,6 +10940,20 @@
       </w:pPr>
       <w:r>
         <w:rPr>
+          <w:rFonts w:ascii="Arial" w:hAnsi="Arial" w:cs="Arial"/>
+        </w:rPr>
+        <w:t>El proceso de evaluación y registro de las calificaciones de pasantías es rápido y confiable.</w:t>
+      </w:r>
+    </w:p>
+    <w:p>
+      <w:pPr>
+        <w:pStyle w:val="NormalWeb"/>
+        <w:rPr>
+          <w:rFonts w:ascii="Arial" w:hAnsi="Arial" w:cs="Arial"/>
+        </w:rPr>
+      </w:pPr>
+      <w:r>
+        <w:rPr>
           <w:rFonts w:ascii="Segoe UI Symbol" w:hAnsi="Segoe UI Symbol" w:cs="Segoe UI Symbol"/>
         </w:rPr>
         <w:t>☐</w:t>
@@ -9614,1221 +11021,56 @@
           <w:szCs w:val="24"/>
         </w:rPr>
       </w:pPr>
-      <w:r>
-        <w:rPr>
-          <w:rFonts w:ascii="Arial" w:hAnsi="Arial" w:cs="Arial"/>
-          <w:sz w:val="24"/>
-          <w:szCs w:val="24"/>
-        </w:rPr>
-        <w:pict w14:anchorId="3CB9267D">
-          <v:rect id="_x0000_i1026" style="width:0;height:1.5pt" o:hralign="center" o:hrstd="t" o:hr="t" fillcolor="#a0a0a0" stroked="f"/>
-        </w:pict>
-      </w:r>
-    </w:p>
-    <w:p>
-      <w:pPr>
-        <w:pStyle w:val="NormalWeb"/>
-        <w:rPr>
-          <w:rFonts w:ascii="Arial" w:hAnsi="Arial" w:cs="Arial"/>
-        </w:rPr>
-      </w:pPr>
-      <w:r>
-        <w:rPr>
-          <w:rStyle w:val="Textoennegrita"/>
-          <w:rFonts w:ascii="Arial" w:hAnsi="Arial" w:cs="Arial"/>
-        </w:rPr>
-        <w:t>Indicador: Manejo de Datos</w:t>
-      </w:r>
-    </w:p>
-    <w:p>
-      <w:pPr>
-        <w:pStyle w:val="NormalWeb"/>
-        <w:rPr>
-          <w:rFonts w:ascii="Arial" w:hAnsi="Arial" w:cs="Arial"/>
-        </w:rPr>
-      </w:pPr>
-      <w:r>
-        <w:rPr>
-          <w:rStyle w:val="Textoennegrita"/>
-          <w:rFonts w:ascii="Arial" w:hAnsi="Arial" w:cs="Arial"/>
-        </w:rPr>
-        <w:t>Ítem 2.</w:t>
-      </w:r>
-      <w:r>
-        <w:rPr>
-          <w:rFonts w:ascii="Arial" w:hAnsi="Arial" w:cs="Arial"/>
-        </w:rPr>
-        <w:br/>
-        <w:t>La información relacionada con las pasantías se almacena de forma organizada y es fácil de consultar cuando se requiere.</w:t>
-      </w:r>
-    </w:p>
-    <w:p>
-      <w:pPr>
-        <w:pStyle w:val="NormalWeb"/>
-        <w:rPr>
-          <w:rFonts w:ascii="Arial" w:hAnsi="Arial" w:cs="Arial"/>
-        </w:rPr>
-      </w:pPr>
-      <w:r>
-        <w:rPr>
-          <w:rFonts w:ascii="Segoe UI Symbol" w:hAnsi="Segoe UI Symbol" w:cs="Segoe UI Symbol"/>
-        </w:rPr>
-        <w:t>☐</w:t>
-      </w:r>
-      <w:r>
-        <w:rPr>
-          <w:rFonts w:ascii="Arial" w:hAnsi="Arial" w:cs="Arial"/>
-        </w:rPr>
-        <w:t xml:space="preserve">5 </w:t>
-      </w:r>
-      <w:r>
-        <w:rPr>
-          <w:rFonts w:ascii="Segoe UI Symbol" w:hAnsi="Segoe UI Symbol" w:cs="Segoe UI Symbol"/>
-        </w:rPr>
-        <w:t>☐</w:t>
-      </w:r>
-      <w:r>
-        <w:rPr>
-          <w:rFonts w:ascii="Arial" w:hAnsi="Arial" w:cs="Arial"/>
-        </w:rPr>
-        <w:t xml:space="preserve">4 </w:t>
-      </w:r>
-      <w:r>
-        <w:rPr>
-          <w:rFonts w:ascii="Segoe UI Symbol" w:hAnsi="Segoe UI Symbol" w:cs="Segoe UI Symbol"/>
-        </w:rPr>
-        <w:t>☐</w:t>
-      </w:r>
-      <w:r>
-        <w:rPr>
-          <w:rFonts w:ascii="Arial" w:hAnsi="Arial" w:cs="Arial"/>
-        </w:rPr>
-        <w:t xml:space="preserve">3 </w:t>
-      </w:r>
-      <w:r>
-        <w:rPr>
-          <w:rFonts w:ascii="Segoe UI Symbol" w:hAnsi="Segoe UI Symbol" w:cs="Segoe UI Symbol"/>
-        </w:rPr>
-        <w:t>☐</w:t>
-      </w:r>
-      <w:r>
-        <w:rPr>
-          <w:rFonts w:ascii="Arial" w:hAnsi="Arial" w:cs="Arial"/>
-        </w:rPr>
-        <w:t xml:space="preserve">2 </w:t>
-      </w:r>
-      <w:r>
-        <w:rPr>
-          <w:rFonts w:ascii="Segoe UI Symbol" w:hAnsi="Segoe UI Symbol" w:cs="Segoe UI Symbol"/>
-        </w:rPr>
-        <w:t>☐</w:t>
-      </w:r>
-      <w:r>
-        <w:rPr>
-          <w:rFonts w:ascii="Arial" w:hAnsi="Arial" w:cs="Arial"/>
-        </w:rPr>
-        <w:t>1</w:t>
-      </w:r>
-    </w:p>
-    <w:p>
-      <w:pPr>
-        <w:rPr>
-          <w:rFonts w:ascii="Arial" w:hAnsi="Arial" w:cs="Arial"/>
-          <w:sz w:val="24"/>
-          <w:szCs w:val="24"/>
-        </w:rPr>
-      </w:pPr>
-      <w:r>
-        <w:rPr>
-          <w:rFonts w:ascii="Arial" w:hAnsi="Arial" w:cs="Arial"/>
-          <w:sz w:val="24"/>
-          <w:szCs w:val="24"/>
-        </w:rPr>
-        <w:pict w14:anchorId="26065264">
-          <v:rect id="_x0000_i1027" style="width:0;height:1.5pt" o:hralign="center" o:hrstd="t" o:hr="t" fillcolor="#a0a0a0" stroked="f"/>
-        </w:pict>
-      </w:r>
-    </w:p>
-    <w:p>
-      <w:pPr>
-        <w:pStyle w:val="NormalWeb"/>
-        <w:rPr>
-          <w:rFonts w:ascii="Arial" w:hAnsi="Arial" w:cs="Arial"/>
-        </w:rPr>
-      </w:pPr>
-      <w:r>
-        <w:rPr>
-          <w:rStyle w:val="Textoennegrita"/>
-          <w:rFonts w:ascii="Arial" w:hAnsi="Arial" w:cs="Arial"/>
-        </w:rPr>
-        <w:t>Indicador: Automatización de Tareas</w:t>
-      </w:r>
-    </w:p>
-    <w:p>
-      <w:pPr>
-        <w:pStyle w:val="NormalWeb"/>
-        <w:rPr>
-          <w:rFonts w:ascii="Arial" w:hAnsi="Arial" w:cs="Arial"/>
-        </w:rPr>
-      </w:pPr>
-      <w:r>
-        <w:rPr>
-          <w:rStyle w:val="Textoennegrita"/>
-          <w:rFonts w:ascii="Arial" w:hAnsi="Arial" w:cs="Arial"/>
-        </w:rPr>
-        <w:lastRenderedPageBreak/>
-        <w:t>Ítem 3.</w:t>
-      </w:r>
-      <w:r>
-        <w:rPr>
-          <w:rFonts w:ascii="Arial" w:hAnsi="Arial" w:cs="Arial"/>
-        </w:rPr>
-        <w:br/>
-        <w:t>Las actividades administrativas del proceso de pasantías se realizan de manera automatizada, reduciendo el trabajo manual.</w:t>
-      </w:r>
-    </w:p>
-    <w:p>
-      <w:pPr>
-        <w:pStyle w:val="NormalWeb"/>
-        <w:rPr>
-          <w:rFonts w:ascii="Arial" w:hAnsi="Arial" w:cs="Arial"/>
-        </w:rPr>
-      </w:pPr>
-      <w:r>
-        <w:rPr>
-          <w:rFonts w:ascii="Segoe UI Symbol" w:hAnsi="Segoe UI Symbol" w:cs="Segoe UI Symbol"/>
-        </w:rPr>
-        <w:t>☐</w:t>
-      </w:r>
-      <w:r>
-        <w:rPr>
-          <w:rFonts w:ascii="Arial" w:hAnsi="Arial" w:cs="Arial"/>
-        </w:rPr>
-        <w:t xml:space="preserve">5 </w:t>
-      </w:r>
-      <w:r>
-        <w:rPr>
-          <w:rFonts w:ascii="Segoe UI Symbol" w:hAnsi="Segoe UI Symbol" w:cs="Segoe UI Symbol"/>
-        </w:rPr>
-        <w:t>☐</w:t>
-      </w:r>
-      <w:r>
-        <w:rPr>
-          <w:rFonts w:ascii="Arial" w:hAnsi="Arial" w:cs="Arial"/>
-        </w:rPr>
-        <w:t xml:space="preserve">4 </w:t>
-      </w:r>
-      <w:r>
-        <w:rPr>
-          <w:rFonts w:ascii="Segoe UI Symbol" w:hAnsi="Segoe UI Symbol" w:cs="Segoe UI Symbol"/>
-        </w:rPr>
-        <w:t>☐</w:t>
-      </w:r>
-      <w:r>
-        <w:rPr>
-          <w:rFonts w:ascii="Arial" w:hAnsi="Arial" w:cs="Arial"/>
-        </w:rPr>
-        <w:t xml:space="preserve">3 </w:t>
-      </w:r>
-      <w:r>
-        <w:rPr>
-          <w:rFonts w:ascii="Segoe UI Symbol" w:hAnsi="Segoe UI Symbol" w:cs="Segoe UI Symbol"/>
-        </w:rPr>
-        <w:t>☐</w:t>
-      </w:r>
-      <w:r>
-        <w:rPr>
-          <w:rFonts w:ascii="Arial" w:hAnsi="Arial" w:cs="Arial"/>
-        </w:rPr>
-        <w:t xml:space="preserve">2 </w:t>
-      </w:r>
-      <w:r>
-        <w:rPr>
-          <w:rFonts w:ascii="Segoe UI Symbol" w:hAnsi="Segoe UI Symbol" w:cs="Segoe UI Symbol"/>
-        </w:rPr>
-        <w:t>☐</w:t>
-      </w:r>
-      <w:r>
-        <w:rPr>
-          <w:rFonts w:ascii="Arial" w:hAnsi="Arial" w:cs="Arial"/>
-        </w:rPr>
-        <w:t>1</w:t>
-      </w:r>
-    </w:p>
-    <w:p>
-      <w:pPr>
-        <w:rPr>
-          <w:rFonts w:ascii="Arial" w:hAnsi="Arial" w:cs="Arial"/>
-          <w:sz w:val="24"/>
-          <w:szCs w:val="24"/>
-        </w:rPr>
-      </w:pPr>
-      <w:r>
-        <w:rPr>
-          <w:rFonts w:ascii="Arial" w:hAnsi="Arial" w:cs="Arial"/>
-          <w:sz w:val="24"/>
-          <w:szCs w:val="24"/>
-        </w:rPr>
-        <w:pict w14:anchorId="5B939D05">
-          <v:rect id="_x0000_i1028" style="width:0;height:1.5pt" o:hralign="center" o:hrstd="t" o:hr="t" fillcolor="#a0a0a0" stroked="f"/>
-        </w:pict>
-      </w:r>
-    </w:p>
-    <w:p>
-      <w:pPr>
-        <w:pStyle w:val="Ttulo3"/>
-        <w:rPr>
-          <w:rFonts w:ascii="Arial" w:hAnsi="Arial" w:cs="Arial"/>
-          <w:sz w:val="24"/>
-          <w:szCs w:val="24"/>
-        </w:rPr>
-      </w:pPr>
-      <w:r>
-        <w:rPr>
-          <w:rFonts w:ascii="Arial" w:hAnsi="Arial" w:cs="Arial"/>
-          <w:sz w:val="24"/>
-          <w:szCs w:val="24"/>
-        </w:rPr>
-        <w:t>Dimensión: Usabilidad</w:t>
-      </w:r>
-    </w:p>
-    <w:p>
-      <w:pPr>
-        <w:pStyle w:val="NormalWeb"/>
-        <w:rPr>
-          <w:rFonts w:ascii="Arial" w:hAnsi="Arial" w:cs="Arial"/>
-        </w:rPr>
-      </w:pPr>
-      <w:r>
-        <w:rPr>
-          <w:rStyle w:val="Textoennegrita"/>
-          <w:rFonts w:ascii="Arial" w:hAnsi="Arial" w:cs="Arial"/>
-        </w:rPr>
-        <w:t>Indicador: Facilidad de Uso</w:t>
-      </w:r>
-    </w:p>
-    <w:p>
-      <w:pPr>
-        <w:pStyle w:val="NormalWeb"/>
-        <w:rPr>
-          <w:rFonts w:ascii="Arial" w:hAnsi="Arial" w:cs="Arial"/>
-        </w:rPr>
-      </w:pPr>
-      <w:r>
-        <w:rPr>
-          <w:rStyle w:val="Textoennegrita"/>
-          <w:rFonts w:ascii="Arial" w:hAnsi="Arial" w:cs="Arial"/>
-        </w:rPr>
-        <w:t>Ítem 4.</w:t>
-      </w:r>
-      <w:r>
-        <w:rPr>
-          <w:rFonts w:ascii="Arial" w:hAnsi="Arial" w:cs="Arial"/>
-        </w:rPr>
-        <w:br/>
-        <w:t>Los procedimientos actuales para gestionar las pasantías son sencillos y fáciles de ejecutar.</w:t>
-      </w:r>
-    </w:p>
-    <w:p>
-      <w:pPr>
-        <w:pStyle w:val="NormalWeb"/>
-        <w:rPr>
-          <w:rFonts w:ascii="Arial" w:hAnsi="Arial" w:cs="Arial"/>
-        </w:rPr>
-      </w:pPr>
-      <w:r>
-        <w:rPr>
-          <w:rFonts w:ascii="Segoe UI Symbol" w:hAnsi="Segoe UI Symbol" w:cs="Segoe UI Symbol"/>
-        </w:rPr>
-        <w:t>☐</w:t>
-      </w:r>
-      <w:r>
-        <w:rPr>
-          <w:rFonts w:ascii="Arial" w:hAnsi="Arial" w:cs="Arial"/>
-        </w:rPr>
-        <w:t xml:space="preserve">5 </w:t>
-      </w:r>
-      <w:r>
-        <w:rPr>
-          <w:rFonts w:ascii="Segoe UI Symbol" w:hAnsi="Segoe UI Symbol" w:cs="Segoe UI Symbol"/>
-        </w:rPr>
-        <w:t>☐</w:t>
-      </w:r>
-      <w:r>
-        <w:rPr>
-          <w:rFonts w:ascii="Arial" w:hAnsi="Arial" w:cs="Arial"/>
-        </w:rPr>
-        <w:t xml:space="preserve">4 </w:t>
-      </w:r>
-      <w:r>
-        <w:rPr>
-          <w:rFonts w:ascii="Segoe UI Symbol" w:hAnsi="Segoe UI Symbol" w:cs="Segoe UI Symbol"/>
-        </w:rPr>
-        <w:t>☐</w:t>
-      </w:r>
-      <w:r>
-        <w:rPr>
-          <w:rFonts w:ascii="Arial" w:hAnsi="Arial" w:cs="Arial"/>
-        </w:rPr>
-        <w:t xml:space="preserve">3 </w:t>
-      </w:r>
-      <w:r>
-        <w:rPr>
-          <w:rFonts w:ascii="Segoe UI Symbol" w:hAnsi="Segoe UI Symbol" w:cs="Segoe UI Symbol"/>
-        </w:rPr>
-        <w:t>☐</w:t>
-      </w:r>
-      <w:r>
-        <w:rPr>
-          <w:rFonts w:ascii="Arial" w:hAnsi="Arial" w:cs="Arial"/>
-        </w:rPr>
-        <w:t xml:space="preserve">2 </w:t>
-      </w:r>
-      <w:r>
-        <w:rPr>
-          <w:rFonts w:ascii="Segoe UI Symbol" w:hAnsi="Segoe UI Symbol" w:cs="Segoe UI Symbol"/>
-        </w:rPr>
-        <w:t>☐</w:t>
-      </w:r>
-      <w:r>
-        <w:rPr>
-          <w:rFonts w:ascii="Arial" w:hAnsi="Arial" w:cs="Arial"/>
-        </w:rPr>
-        <w:t>1</w:t>
-      </w:r>
-    </w:p>
-    <w:p>
-      <w:pPr>
-        <w:rPr>
-          <w:rFonts w:ascii="Arial" w:hAnsi="Arial" w:cs="Arial"/>
-          <w:sz w:val="24"/>
-          <w:szCs w:val="24"/>
-        </w:rPr>
-      </w:pPr>
-      <w:r>
-        <w:rPr>
-          <w:rFonts w:ascii="Arial" w:hAnsi="Arial" w:cs="Arial"/>
-          <w:sz w:val="24"/>
-          <w:szCs w:val="24"/>
-        </w:rPr>
-        <w:pict w14:anchorId="48FBA8B9">
-          <v:rect id="_x0000_i1029" style="width:0;height:1.5pt" o:hralign="center" o:hrstd="t" o:hr="t" fillcolor="#a0a0a0" stroked="f"/>
-        </w:pict>
-      </w:r>
-    </w:p>
-    <w:p>
-      <w:pPr>
-        <w:pStyle w:val="NormalWeb"/>
-        <w:rPr>
-          <w:rFonts w:ascii="Arial" w:hAnsi="Arial" w:cs="Arial"/>
-        </w:rPr>
-      </w:pPr>
-      <w:r>
-        <w:rPr>
-          <w:rStyle w:val="Textoennegrita"/>
-          <w:rFonts w:ascii="Arial" w:hAnsi="Arial" w:cs="Arial"/>
-        </w:rPr>
-        <w:t>Indicador: Interfaz Amigable</w:t>
-      </w:r>
-    </w:p>
-    <w:p>
-      <w:pPr>
-        <w:pStyle w:val="NormalWeb"/>
-        <w:rPr>
-          <w:rFonts w:ascii="Arial" w:hAnsi="Arial" w:cs="Arial"/>
-        </w:rPr>
-      </w:pPr>
-      <w:r>
-        <w:rPr>
-          <w:rStyle w:val="Textoennegrita"/>
-          <w:rFonts w:ascii="Arial" w:hAnsi="Arial" w:cs="Arial"/>
-        </w:rPr>
-        <w:t>Ítem 5.</w:t>
-      </w:r>
-      <w:r>
-        <w:rPr>
-          <w:rFonts w:ascii="Arial" w:hAnsi="Arial" w:cs="Arial"/>
-        </w:rPr>
-        <w:br/>
-        <w:t>Las herramientas utilizadas actualmente para la gestión de pasantías resultan claras y comprensibles para los usuarios.</w:t>
-      </w:r>
-    </w:p>
-    <w:p>
-      <w:pPr>
-        <w:pStyle w:val="NormalWeb"/>
-        <w:rPr>
-          <w:rFonts w:ascii="Arial" w:hAnsi="Arial" w:cs="Arial"/>
-        </w:rPr>
-      </w:pPr>
-      <w:r>
-        <w:rPr>
-          <w:rFonts w:ascii="Segoe UI Symbol" w:hAnsi="Segoe UI Symbol" w:cs="Segoe UI Symbol"/>
-        </w:rPr>
-        <w:t>☐</w:t>
-      </w:r>
-      <w:r>
-        <w:rPr>
-          <w:rFonts w:ascii="Arial" w:hAnsi="Arial" w:cs="Arial"/>
-        </w:rPr>
-        <w:t xml:space="preserve">5 </w:t>
-      </w:r>
-      <w:r>
-        <w:rPr>
-          <w:rFonts w:ascii="Segoe UI Symbol" w:hAnsi="Segoe UI Symbol" w:cs="Segoe UI Symbol"/>
-        </w:rPr>
-        <w:t>☐</w:t>
-      </w:r>
-      <w:r>
-        <w:rPr>
-          <w:rFonts w:ascii="Arial" w:hAnsi="Arial" w:cs="Arial"/>
-        </w:rPr>
-        <w:t xml:space="preserve">4 </w:t>
-      </w:r>
-      <w:r>
-        <w:rPr>
-          <w:rFonts w:ascii="Segoe UI Symbol" w:hAnsi="Segoe UI Symbol" w:cs="Segoe UI Symbol"/>
-        </w:rPr>
-        <w:t>☐</w:t>
-      </w:r>
-      <w:r>
-        <w:rPr>
-          <w:rFonts w:ascii="Arial" w:hAnsi="Arial" w:cs="Arial"/>
-        </w:rPr>
-        <w:t xml:space="preserve">3 </w:t>
-      </w:r>
-      <w:r>
-        <w:rPr>
-          <w:rFonts w:ascii="Segoe UI Symbol" w:hAnsi="Segoe UI Symbol" w:cs="Segoe UI Symbol"/>
-        </w:rPr>
-        <w:t>☐</w:t>
-      </w:r>
-      <w:r>
-        <w:rPr>
-          <w:rFonts w:ascii="Arial" w:hAnsi="Arial" w:cs="Arial"/>
-        </w:rPr>
-        <w:t xml:space="preserve">2 </w:t>
-      </w:r>
-      <w:r>
-        <w:rPr>
-          <w:rFonts w:ascii="Segoe UI Symbol" w:hAnsi="Segoe UI Symbol" w:cs="Segoe UI Symbol"/>
-        </w:rPr>
-        <w:t>☐</w:t>
-      </w:r>
-      <w:r>
-        <w:rPr>
-          <w:rFonts w:ascii="Arial" w:hAnsi="Arial" w:cs="Arial"/>
-        </w:rPr>
-        <w:t>1</w:t>
-      </w:r>
-    </w:p>
-    <w:p>
-      <w:pPr>
-        <w:rPr>
-          <w:rFonts w:ascii="Arial" w:hAnsi="Arial" w:cs="Arial"/>
-          <w:sz w:val="24"/>
-          <w:szCs w:val="24"/>
-        </w:rPr>
-      </w:pPr>
-      <w:r>
-        <w:rPr>
-          <w:rFonts w:ascii="Arial" w:hAnsi="Arial" w:cs="Arial"/>
-          <w:sz w:val="24"/>
-          <w:szCs w:val="24"/>
-        </w:rPr>
-        <w:pict w14:anchorId="7984AE39">
-          <v:rect id="_x0000_i1030" style="width:0;height:1.5pt" o:hralign="center" o:hrstd="t" o:hr="t" fillcolor="#a0a0a0" stroked="f"/>
-        </w:pict>
-      </w:r>
-    </w:p>
-    <w:p>
-      <w:pPr>
-        <w:pStyle w:val="Ttulo3"/>
-        <w:rPr>
-          <w:rFonts w:ascii="Arial" w:hAnsi="Arial" w:cs="Arial"/>
-          <w:sz w:val="24"/>
-          <w:szCs w:val="24"/>
-        </w:rPr>
-      </w:pPr>
-      <w:r>
-        <w:rPr>
-          <w:rFonts w:ascii="Arial" w:hAnsi="Arial" w:cs="Arial"/>
-          <w:sz w:val="24"/>
-          <w:szCs w:val="24"/>
-        </w:rPr>
-        <w:t>Dimensión: Seguridad</w:t>
-      </w:r>
-    </w:p>
-    <w:p>
-      <w:pPr>
-        <w:pStyle w:val="NormalWeb"/>
-        <w:rPr>
-          <w:rFonts w:ascii="Arial" w:hAnsi="Arial" w:cs="Arial"/>
-        </w:rPr>
-      </w:pPr>
-      <w:r>
-        <w:rPr>
-          <w:rStyle w:val="Textoennegrita"/>
-          <w:rFonts w:ascii="Arial" w:hAnsi="Arial" w:cs="Arial"/>
-        </w:rPr>
-        <w:t>Indicador: Respaldo de Información</w:t>
-      </w:r>
-    </w:p>
-    <w:p>
-      <w:pPr>
-        <w:pStyle w:val="NormalWeb"/>
-        <w:rPr>
-          <w:rFonts w:ascii="Arial" w:hAnsi="Arial" w:cs="Arial"/>
-        </w:rPr>
-      </w:pPr>
-      <w:r>
-        <w:rPr>
-          <w:rStyle w:val="Textoennegrita"/>
-          <w:rFonts w:ascii="Arial" w:hAnsi="Arial" w:cs="Arial"/>
-        </w:rPr>
-        <w:t>Ítem 6.</w:t>
-      </w:r>
-      <w:r>
-        <w:rPr>
-          <w:rFonts w:ascii="Arial" w:hAnsi="Arial" w:cs="Arial"/>
-        </w:rPr>
-        <w:br/>
-        <w:t>Existe un mecanismo confiable para el resguardo y recuperación de la información relacionada con las pasantías.</w:t>
-      </w:r>
-    </w:p>
-    <w:p>
-      <w:pPr>
-        <w:pStyle w:val="NormalWeb"/>
-        <w:rPr>
-          <w:rFonts w:ascii="Arial" w:hAnsi="Arial" w:cs="Arial"/>
-        </w:rPr>
-      </w:pPr>
-      <w:r>
-        <w:rPr>
-          <w:rFonts w:ascii="Segoe UI Symbol" w:hAnsi="Segoe UI Symbol" w:cs="Segoe UI Symbol"/>
-        </w:rPr>
-        <w:t>☐</w:t>
-      </w:r>
-      <w:r>
-        <w:rPr>
-          <w:rFonts w:ascii="Arial" w:hAnsi="Arial" w:cs="Arial"/>
-        </w:rPr>
-        <w:t xml:space="preserve">5 </w:t>
-      </w:r>
-      <w:r>
-        <w:rPr>
-          <w:rFonts w:ascii="Segoe UI Symbol" w:hAnsi="Segoe UI Symbol" w:cs="Segoe UI Symbol"/>
-        </w:rPr>
-        <w:t>☐</w:t>
-      </w:r>
-      <w:r>
-        <w:rPr>
-          <w:rFonts w:ascii="Arial" w:hAnsi="Arial" w:cs="Arial"/>
-        </w:rPr>
-        <w:t xml:space="preserve">4 </w:t>
-      </w:r>
-      <w:r>
-        <w:rPr>
-          <w:rFonts w:ascii="Segoe UI Symbol" w:hAnsi="Segoe UI Symbol" w:cs="Segoe UI Symbol"/>
-        </w:rPr>
-        <w:t>☐</w:t>
-      </w:r>
-      <w:r>
-        <w:rPr>
-          <w:rFonts w:ascii="Arial" w:hAnsi="Arial" w:cs="Arial"/>
-        </w:rPr>
-        <w:t xml:space="preserve">3 </w:t>
-      </w:r>
-      <w:r>
-        <w:rPr>
-          <w:rFonts w:ascii="Segoe UI Symbol" w:hAnsi="Segoe UI Symbol" w:cs="Segoe UI Symbol"/>
-        </w:rPr>
-        <w:t>☐</w:t>
-      </w:r>
-      <w:r>
-        <w:rPr>
-          <w:rFonts w:ascii="Arial" w:hAnsi="Arial" w:cs="Arial"/>
-        </w:rPr>
-        <w:t xml:space="preserve">2 </w:t>
-      </w:r>
-      <w:r>
-        <w:rPr>
-          <w:rFonts w:ascii="Segoe UI Symbol" w:hAnsi="Segoe UI Symbol" w:cs="Segoe UI Symbol"/>
-        </w:rPr>
-        <w:t>☐</w:t>
-      </w:r>
-      <w:r>
-        <w:rPr>
-          <w:rFonts w:ascii="Arial" w:hAnsi="Arial" w:cs="Arial"/>
-        </w:rPr>
-        <w:t>1</w:t>
-      </w:r>
-    </w:p>
-    <w:p>
-      <w:pPr>
-        <w:rPr>
-          <w:rFonts w:ascii="Arial" w:hAnsi="Arial" w:cs="Arial"/>
-          <w:sz w:val="24"/>
-          <w:szCs w:val="24"/>
-        </w:rPr>
-      </w:pPr>
-      <w:r>
-        <w:rPr>
-          <w:rFonts w:ascii="Arial" w:hAnsi="Arial" w:cs="Arial"/>
-          <w:sz w:val="24"/>
-          <w:szCs w:val="24"/>
-        </w:rPr>
-        <w:pict w14:anchorId="721CCBEC">
-          <v:rect id="_x0000_i1031" style="width:0;height:1.5pt" o:hralign="center" o:hrstd="t" o:hr="t" fillcolor="#a0a0a0" stroked="f"/>
-        </w:pict>
-      </w:r>
-    </w:p>
-    <w:p>
-      <w:pPr>
-        <w:pStyle w:val="Ttulo2"/>
-        <w:rPr>
-          <w:rFonts w:ascii="Arial" w:hAnsi="Arial" w:cs="Arial"/>
-          <w:sz w:val="24"/>
-          <w:szCs w:val="24"/>
-        </w:rPr>
-      </w:pPr>
-      <w:r>
-        <w:rPr>
-          <w:rFonts w:ascii="Arial" w:hAnsi="Arial" w:cs="Arial"/>
-          <w:sz w:val="24"/>
-          <w:szCs w:val="24"/>
-        </w:rPr>
-        <w:t>Variable: Gestión de Pasantías</w:t>
-      </w:r>
-    </w:p>
-    <w:p>
-      <w:pPr>
-        <w:pStyle w:val="Ttulo3"/>
-        <w:rPr>
-          <w:rFonts w:ascii="Arial" w:hAnsi="Arial" w:cs="Arial"/>
-          <w:sz w:val="24"/>
-          <w:szCs w:val="24"/>
-        </w:rPr>
-      </w:pPr>
-      <w:r>
-        <w:rPr>
-          <w:rFonts w:ascii="Arial" w:hAnsi="Arial" w:cs="Arial"/>
-          <w:sz w:val="24"/>
-          <w:szCs w:val="24"/>
-        </w:rPr>
-        <w:t>Dimensión: Registro</w:t>
-      </w:r>
-    </w:p>
-    <w:p>
-      <w:pPr>
-        <w:pStyle w:val="NormalWeb"/>
-        <w:rPr>
-          <w:rFonts w:ascii="Arial" w:hAnsi="Arial" w:cs="Arial"/>
-        </w:rPr>
-      </w:pPr>
-      <w:r>
-        <w:rPr>
-          <w:rStyle w:val="Textoennegrita"/>
-          <w:rFonts w:ascii="Arial" w:hAnsi="Arial" w:cs="Arial"/>
-        </w:rPr>
-        <w:t>Indicador: Recepción de Documentos</w:t>
-      </w:r>
-    </w:p>
-    <w:p>
-      <w:pPr>
-        <w:pStyle w:val="NormalWeb"/>
-        <w:rPr>
-          <w:rFonts w:ascii="Arial" w:hAnsi="Arial" w:cs="Arial"/>
-        </w:rPr>
-      </w:pPr>
-      <w:r>
-        <w:rPr>
-          <w:rStyle w:val="Textoennegrita"/>
-          <w:rFonts w:ascii="Arial" w:hAnsi="Arial" w:cs="Arial"/>
-        </w:rPr>
-        <w:lastRenderedPageBreak/>
-        <w:t>Ítem 7.</w:t>
-      </w:r>
-      <w:r>
-        <w:rPr>
-          <w:rFonts w:ascii="Arial" w:hAnsi="Arial" w:cs="Arial"/>
-        </w:rPr>
-        <w:br/>
-        <w:t>El proceso de recepción y control de documentos de los pasantes se realiza de manera eficiente.</w:t>
-      </w:r>
-    </w:p>
-    <w:p>
-      <w:pPr>
-        <w:pStyle w:val="NormalWeb"/>
-        <w:rPr>
-          <w:rFonts w:ascii="Arial" w:hAnsi="Arial" w:cs="Arial"/>
-        </w:rPr>
-      </w:pPr>
-      <w:r>
-        <w:rPr>
-          <w:rFonts w:ascii="Segoe UI Symbol" w:hAnsi="Segoe UI Symbol" w:cs="Segoe UI Symbol"/>
-        </w:rPr>
-        <w:t>☐</w:t>
-      </w:r>
-      <w:r>
-        <w:rPr>
-          <w:rFonts w:ascii="Arial" w:hAnsi="Arial" w:cs="Arial"/>
-        </w:rPr>
-        <w:t xml:space="preserve">5 </w:t>
-      </w:r>
-      <w:r>
-        <w:rPr>
-          <w:rFonts w:ascii="Segoe UI Symbol" w:hAnsi="Segoe UI Symbol" w:cs="Segoe UI Symbol"/>
-        </w:rPr>
-        <w:t>☐</w:t>
-      </w:r>
-      <w:r>
-        <w:rPr>
-          <w:rFonts w:ascii="Arial" w:hAnsi="Arial" w:cs="Arial"/>
-        </w:rPr>
-        <w:t xml:space="preserve">4 </w:t>
-      </w:r>
-      <w:r>
-        <w:rPr>
-          <w:rFonts w:ascii="Segoe UI Symbol" w:hAnsi="Segoe UI Symbol" w:cs="Segoe UI Symbol"/>
-        </w:rPr>
-        <w:t>☐</w:t>
-      </w:r>
-      <w:r>
-        <w:rPr>
-          <w:rFonts w:ascii="Arial" w:hAnsi="Arial" w:cs="Arial"/>
-        </w:rPr>
-        <w:t xml:space="preserve">3 </w:t>
-      </w:r>
-      <w:r>
-        <w:rPr>
-          <w:rFonts w:ascii="Segoe UI Symbol" w:hAnsi="Segoe UI Symbol" w:cs="Segoe UI Symbol"/>
-        </w:rPr>
-        <w:t>☐</w:t>
-      </w:r>
-      <w:r>
-        <w:rPr>
-          <w:rFonts w:ascii="Arial" w:hAnsi="Arial" w:cs="Arial"/>
-        </w:rPr>
-        <w:t xml:space="preserve">2 </w:t>
-      </w:r>
-      <w:r>
-        <w:rPr>
-          <w:rFonts w:ascii="Segoe UI Symbol" w:hAnsi="Segoe UI Symbol" w:cs="Segoe UI Symbol"/>
-        </w:rPr>
-        <w:t>☐</w:t>
-      </w:r>
-      <w:r>
-        <w:rPr>
-          <w:rFonts w:ascii="Arial" w:hAnsi="Arial" w:cs="Arial"/>
-        </w:rPr>
-        <w:t>1</w:t>
-      </w:r>
-    </w:p>
-    <w:p>
-      <w:pPr>
-        <w:rPr>
-          <w:rFonts w:ascii="Arial" w:hAnsi="Arial" w:cs="Arial"/>
-          <w:sz w:val="24"/>
-          <w:szCs w:val="24"/>
-        </w:rPr>
-      </w:pPr>
-      <w:r>
-        <w:rPr>
-          <w:rFonts w:ascii="Arial" w:hAnsi="Arial" w:cs="Arial"/>
-          <w:sz w:val="24"/>
-          <w:szCs w:val="24"/>
-        </w:rPr>
-        <w:pict w14:anchorId="55C80974">
-          <v:rect id="_x0000_i1032" style="width:0;height:1.5pt" o:hralign="center" o:hrstd="t" o:hr="t" fillcolor="#a0a0a0" stroked="f"/>
-        </w:pict>
-      </w:r>
-    </w:p>
-    <w:p>
-      <w:pPr>
-        <w:pStyle w:val="NormalWeb"/>
-        <w:rPr>
-          <w:rFonts w:ascii="Arial" w:hAnsi="Arial" w:cs="Arial"/>
-        </w:rPr>
-      </w:pPr>
-      <w:r>
-        <w:rPr>
-          <w:rStyle w:val="Textoennegrita"/>
-          <w:rFonts w:ascii="Arial" w:hAnsi="Arial" w:cs="Arial"/>
-        </w:rPr>
-        <w:t>Indicador: Asignación de Tutores</w:t>
-      </w:r>
-    </w:p>
-    <w:p>
-      <w:pPr>
-        <w:pStyle w:val="NormalWeb"/>
-        <w:rPr>
-          <w:rFonts w:ascii="Arial" w:hAnsi="Arial" w:cs="Arial"/>
-        </w:rPr>
-      </w:pPr>
-      <w:r>
-        <w:rPr>
-          <w:rStyle w:val="Textoennegrita"/>
-          <w:rFonts w:ascii="Arial" w:hAnsi="Arial" w:cs="Arial"/>
-        </w:rPr>
-        <w:t>Ítem 8.</w:t>
-      </w:r>
-      <w:r>
-        <w:rPr>
-          <w:rFonts w:ascii="Arial" w:hAnsi="Arial" w:cs="Arial"/>
-        </w:rPr>
-        <w:br/>
-        <w:t>La asignación de tutores académicos y empresariales se efectúa de forma organizada y oportuna.</w:t>
-      </w:r>
-    </w:p>
-    <w:p>
-      <w:pPr>
-        <w:pStyle w:val="NormalWeb"/>
-        <w:rPr>
-          <w:rFonts w:ascii="Arial" w:hAnsi="Arial" w:cs="Arial"/>
-        </w:rPr>
-      </w:pPr>
-      <w:r>
-        <w:rPr>
-          <w:rFonts w:ascii="Segoe UI Symbol" w:hAnsi="Segoe UI Symbol" w:cs="Segoe UI Symbol"/>
-        </w:rPr>
-        <w:t>☐</w:t>
-      </w:r>
-      <w:r>
-        <w:rPr>
-          <w:rFonts w:ascii="Arial" w:hAnsi="Arial" w:cs="Arial"/>
-        </w:rPr>
-        <w:t xml:space="preserve">5 </w:t>
-      </w:r>
-      <w:r>
-        <w:rPr>
-          <w:rFonts w:ascii="Segoe UI Symbol" w:hAnsi="Segoe UI Symbol" w:cs="Segoe UI Symbol"/>
-        </w:rPr>
-        <w:t>☐</w:t>
-      </w:r>
-      <w:r>
-        <w:rPr>
-          <w:rFonts w:ascii="Arial" w:hAnsi="Arial" w:cs="Arial"/>
-        </w:rPr>
-        <w:t xml:space="preserve">4 </w:t>
-      </w:r>
-      <w:r>
-        <w:rPr>
-          <w:rFonts w:ascii="Segoe UI Symbol" w:hAnsi="Segoe UI Symbol" w:cs="Segoe UI Symbol"/>
-        </w:rPr>
-        <w:t>☐</w:t>
-      </w:r>
-      <w:r>
-        <w:rPr>
-          <w:rFonts w:ascii="Arial" w:hAnsi="Arial" w:cs="Arial"/>
-        </w:rPr>
-        <w:t xml:space="preserve">3 </w:t>
-      </w:r>
-      <w:r>
-        <w:rPr>
-          <w:rFonts w:ascii="Segoe UI Symbol" w:hAnsi="Segoe UI Symbol" w:cs="Segoe UI Symbol"/>
-        </w:rPr>
-        <w:t>☐</w:t>
-      </w:r>
-      <w:r>
-        <w:rPr>
-          <w:rFonts w:ascii="Arial" w:hAnsi="Arial" w:cs="Arial"/>
-        </w:rPr>
-        <w:t xml:space="preserve">2 </w:t>
-      </w:r>
-      <w:r>
-        <w:rPr>
-          <w:rFonts w:ascii="Segoe UI Symbol" w:hAnsi="Segoe UI Symbol" w:cs="Segoe UI Symbol"/>
-        </w:rPr>
-        <w:t>☐</w:t>
-      </w:r>
-      <w:r>
-        <w:rPr>
-          <w:rFonts w:ascii="Arial" w:hAnsi="Arial" w:cs="Arial"/>
-        </w:rPr>
-        <w:t>1</w:t>
-      </w:r>
-    </w:p>
-    <w:p>
-      <w:pPr>
-        <w:rPr>
-          <w:rFonts w:ascii="Arial" w:hAnsi="Arial" w:cs="Arial"/>
-          <w:sz w:val="24"/>
-          <w:szCs w:val="24"/>
-        </w:rPr>
-      </w:pPr>
-      <w:r>
-        <w:rPr>
-          <w:rFonts w:ascii="Arial" w:hAnsi="Arial" w:cs="Arial"/>
-          <w:sz w:val="24"/>
-          <w:szCs w:val="24"/>
-        </w:rPr>
-        <w:pict w14:anchorId="761F968E">
-          <v:rect id="_x0000_i1033" style="width:0;height:1.5pt" o:hralign="center" o:hrstd="t" o:hr="t" fillcolor="#a0a0a0" stroked="f"/>
-        </w:pict>
-      </w:r>
-    </w:p>
-    <w:p>
-      <w:pPr>
-        <w:pStyle w:val="Ttulo3"/>
-        <w:rPr>
-          <w:rFonts w:ascii="Arial" w:hAnsi="Arial" w:cs="Arial"/>
-          <w:sz w:val="24"/>
-          <w:szCs w:val="24"/>
-        </w:rPr>
-      </w:pPr>
-      <w:r>
-        <w:rPr>
-          <w:rFonts w:ascii="Arial" w:hAnsi="Arial" w:cs="Arial"/>
-          <w:sz w:val="24"/>
-          <w:szCs w:val="24"/>
-        </w:rPr>
-        <w:t>Dimensión: Control y Evaluación</w:t>
-      </w:r>
-    </w:p>
-    <w:p>
-      <w:pPr>
-        <w:pStyle w:val="NormalWeb"/>
-        <w:rPr>
-          <w:rFonts w:ascii="Arial" w:hAnsi="Arial" w:cs="Arial"/>
-        </w:rPr>
-      </w:pPr>
-      <w:r>
-        <w:rPr>
-          <w:rStyle w:val="Textoennegrita"/>
-          <w:rFonts w:ascii="Arial" w:hAnsi="Arial" w:cs="Arial"/>
-        </w:rPr>
-        <w:t>Indicador: Recepción de Informes</w:t>
-      </w:r>
-    </w:p>
-    <w:p>
-      <w:pPr>
-        <w:pStyle w:val="NormalWeb"/>
-        <w:rPr>
-          <w:rFonts w:ascii="Arial" w:hAnsi="Arial" w:cs="Arial"/>
-        </w:rPr>
-      </w:pPr>
-      <w:r>
-        <w:rPr>
-          <w:rStyle w:val="Textoennegrita"/>
-          <w:rFonts w:ascii="Arial" w:hAnsi="Arial" w:cs="Arial"/>
-        </w:rPr>
-        <w:t>Ítem 9.</w:t>
-      </w:r>
-      <w:r>
-        <w:rPr>
-          <w:rFonts w:ascii="Arial" w:hAnsi="Arial" w:cs="Arial"/>
-        </w:rPr>
-        <w:br/>
-        <w:t>El seguimiento y recepción de informes de pasantías se realiza de forma sistemática.</w:t>
-      </w:r>
-    </w:p>
-    <w:p>
-      <w:pPr>
-        <w:pStyle w:val="NormalWeb"/>
-        <w:rPr>
-          <w:rFonts w:ascii="Arial" w:hAnsi="Arial" w:cs="Arial"/>
-        </w:rPr>
-      </w:pPr>
-      <w:r>
-        <w:rPr>
-          <w:rFonts w:ascii="Segoe UI Symbol" w:hAnsi="Segoe UI Symbol" w:cs="Segoe UI Symbol"/>
-        </w:rPr>
-        <w:t>☐</w:t>
-      </w:r>
-      <w:r>
-        <w:rPr>
-          <w:rFonts w:ascii="Arial" w:hAnsi="Arial" w:cs="Arial"/>
-        </w:rPr>
-        <w:t xml:space="preserve">5 </w:t>
-      </w:r>
-      <w:r>
-        <w:rPr>
-          <w:rFonts w:ascii="Segoe UI Symbol" w:hAnsi="Segoe UI Symbol" w:cs="Segoe UI Symbol"/>
-        </w:rPr>
-        <w:t>☐</w:t>
-      </w:r>
-      <w:r>
-        <w:rPr>
-          <w:rFonts w:ascii="Arial" w:hAnsi="Arial" w:cs="Arial"/>
-        </w:rPr>
-        <w:t xml:space="preserve">4 </w:t>
-      </w:r>
-      <w:r>
-        <w:rPr>
-          <w:rFonts w:ascii="Segoe UI Symbol" w:hAnsi="Segoe UI Symbol" w:cs="Segoe UI Symbol"/>
-        </w:rPr>
-        <w:t>☐</w:t>
-      </w:r>
-      <w:r>
-        <w:rPr>
-          <w:rFonts w:ascii="Arial" w:hAnsi="Arial" w:cs="Arial"/>
-        </w:rPr>
-        <w:t xml:space="preserve">3 </w:t>
-      </w:r>
-      <w:r>
-        <w:rPr>
-          <w:rFonts w:ascii="Segoe UI Symbol" w:hAnsi="Segoe UI Symbol" w:cs="Segoe UI Symbol"/>
-        </w:rPr>
-        <w:t>☐</w:t>
-      </w:r>
-      <w:r>
-        <w:rPr>
-          <w:rFonts w:ascii="Arial" w:hAnsi="Arial" w:cs="Arial"/>
-        </w:rPr>
-        <w:t xml:space="preserve">2 </w:t>
-      </w:r>
-      <w:r>
-        <w:rPr>
-          <w:rFonts w:ascii="Segoe UI Symbol" w:hAnsi="Segoe UI Symbol" w:cs="Segoe UI Symbol"/>
-        </w:rPr>
-        <w:t>☐</w:t>
-      </w:r>
-      <w:r>
-        <w:rPr>
-          <w:rFonts w:ascii="Arial" w:hAnsi="Arial" w:cs="Arial"/>
-        </w:rPr>
-        <w:t>1</w:t>
-      </w:r>
-    </w:p>
-    <w:p>
-      <w:pPr>
-        <w:rPr>
-          <w:rFonts w:ascii="Arial" w:hAnsi="Arial" w:cs="Arial"/>
-          <w:sz w:val="24"/>
-          <w:szCs w:val="24"/>
-        </w:rPr>
-      </w:pPr>
-      <w:r>
-        <w:rPr>
-          <w:rFonts w:ascii="Arial" w:hAnsi="Arial" w:cs="Arial"/>
-          <w:sz w:val="24"/>
-          <w:szCs w:val="24"/>
-        </w:rPr>
-        <w:pict w14:anchorId="34DFC99C">
-          <v:rect id="_x0000_i1034" style="width:0;height:1.5pt" o:hralign="center" o:hrstd="t" o:hr="t" fillcolor="#a0a0a0" stroked="f"/>
-        </w:pict>
-      </w:r>
-    </w:p>
-    <w:p>
-      <w:pPr>
-        <w:pStyle w:val="NormalWeb"/>
-        <w:rPr>
-          <w:rFonts w:ascii="Arial" w:hAnsi="Arial" w:cs="Arial"/>
-        </w:rPr>
-      </w:pPr>
-      <w:r>
-        <w:rPr>
-          <w:rStyle w:val="Textoennegrita"/>
-          <w:rFonts w:ascii="Arial" w:hAnsi="Arial" w:cs="Arial"/>
-        </w:rPr>
-        <w:t>Indicador: Procesamiento de Calificaciones</w:t>
-      </w:r>
-    </w:p>
-    <w:p>
-      <w:pPr>
-        <w:pStyle w:val="NormalWeb"/>
-        <w:rPr>
-          <w:rFonts w:ascii="Arial" w:hAnsi="Arial" w:cs="Arial"/>
-        </w:rPr>
-      </w:pPr>
-      <w:r>
-        <w:rPr>
-          <w:rStyle w:val="Textoennegrita"/>
-          <w:rFonts w:ascii="Arial" w:hAnsi="Arial" w:cs="Arial"/>
-        </w:rPr>
-        <w:t>Ítem 10.</w:t>
-      </w:r>
-      <w:r>
-        <w:rPr>
-          <w:rFonts w:ascii="Arial" w:hAnsi="Arial" w:cs="Arial"/>
-        </w:rPr>
-        <w:br/>
-        <w:t>El proceso de evaluación y registro de las calificaciones de pasantías es rápido y confiable.</w:t>
-      </w:r>
-    </w:p>
-    <w:p>
-      <w:pPr>
-        <w:pStyle w:val="NormalWeb"/>
-        <w:rPr>
-          <w:rFonts w:ascii="Arial" w:hAnsi="Arial" w:cs="Arial"/>
-        </w:rPr>
-      </w:pPr>
-      <w:r>
-        <w:rPr>
-          <w:rFonts w:ascii="Segoe UI Symbol" w:hAnsi="Segoe UI Symbol" w:cs="Segoe UI Symbol"/>
-        </w:rPr>
-        <w:t>☐</w:t>
-      </w:r>
-      <w:r>
-        <w:rPr>
-          <w:rFonts w:ascii="Arial" w:hAnsi="Arial" w:cs="Arial"/>
-        </w:rPr>
-        <w:t xml:space="preserve">5 </w:t>
-      </w:r>
-      <w:r>
-        <w:rPr>
-          <w:rFonts w:ascii="Segoe UI Symbol" w:hAnsi="Segoe UI Symbol" w:cs="Segoe UI Symbol"/>
-        </w:rPr>
-        <w:t>☐</w:t>
-      </w:r>
-      <w:r>
-        <w:rPr>
-          <w:rFonts w:ascii="Arial" w:hAnsi="Arial" w:cs="Arial"/>
-        </w:rPr>
-        <w:t xml:space="preserve">4 </w:t>
-      </w:r>
-      <w:r>
-        <w:rPr>
-          <w:rFonts w:ascii="Segoe UI Symbol" w:hAnsi="Segoe UI Symbol" w:cs="Segoe UI Symbol"/>
-        </w:rPr>
-        <w:t>☐</w:t>
-      </w:r>
-      <w:r>
-        <w:rPr>
-          <w:rFonts w:ascii="Arial" w:hAnsi="Arial" w:cs="Arial"/>
-        </w:rPr>
-        <w:t xml:space="preserve">3 </w:t>
-      </w:r>
-      <w:r>
-        <w:rPr>
-          <w:rFonts w:ascii="Segoe UI Symbol" w:hAnsi="Segoe UI Symbol" w:cs="Segoe UI Symbol"/>
-        </w:rPr>
-        <w:t>☐</w:t>
-      </w:r>
-      <w:r>
-        <w:rPr>
-          <w:rFonts w:ascii="Arial" w:hAnsi="Arial" w:cs="Arial"/>
-        </w:rPr>
-        <w:t xml:space="preserve">2 </w:t>
-      </w:r>
-      <w:r>
-        <w:rPr>
-          <w:rFonts w:ascii="Segoe UI Symbol" w:hAnsi="Segoe UI Symbol" w:cs="Segoe UI Symbol"/>
-        </w:rPr>
-        <w:t>☐</w:t>
-      </w:r>
-      <w:r>
-        <w:rPr>
-          <w:rFonts w:ascii="Arial" w:hAnsi="Arial" w:cs="Arial"/>
-        </w:rPr>
-        <w:t>1</w:t>
-      </w:r>
-    </w:p>
-    <w:p>
-      <w:r>
-        <w:rPr>
-          <w:rFonts w:ascii="Arial" w:hAnsi="Arial" w:cs="Arial"/>
-          <w:sz w:val="24"/>
-          <w:szCs w:val="24"/>
-        </w:rPr>
-        <w:pict w14:anchorId="0846419D">
-          <v:rect id="_x0000_i1035" style="width:0;height:1.5pt" o:hralign="center" o:hrstd="t" o:hr="t" fillcolor="#a0a0a0" stroked="f"/>
-        </w:pict>
-      </w:r>
+    </w:p>
+    <w:p>
+      <w:pPr>
+        <w:rPr>
+          <w:rFonts w:ascii="Arial" w:hAnsi="Arial" w:cs="Arial"/>
+          <w:sz w:val="24"/>
+          <w:szCs w:val="24"/>
+        </w:rPr>
+      </w:pPr>
+    </w:p>
+    <w:p>
+      <w:pPr>
+        <w:rPr>
+          <w:rFonts w:ascii="Arial" w:hAnsi="Arial" w:cs="Arial"/>
+          <w:sz w:val="24"/>
+          <w:szCs w:val="24"/>
+        </w:rPr>
+      </w:pPr>
+    </w:p>
+    <w:p>
+      <w:pPr>
+        <w:rPr>
+          <w:rFonts w:ascii="Arial" w:hAnsi="Arial" w:cs="Arial"/>
+          <w:sz w:val="24"/>
+          <w:szCs w:val="24"/>
+        </w:rPr>
+      </w:pPr>
+    </w:p>
+    <w:p>
+      <w:pPr>
+        <w:rPr>
+          <w:rFonts w:ascii="Arial" w:hAnsi="Arial" w:cs="Arial"/>
+          <w:sz w:val="24"/>
+          <w:szCs w:val="24"/>
+        </w:rPr>
+      </w:pPr>
+    </w:p>
+    <w:p>
+      <w:pPr>
+        <w:rPr>
+          <w:rFonts w:ascii="Arial" w:hAnsi="Arial" w:cs="Arial"/>
+          <w:sz w:val="24"/>
+          <w:szCs w:val="24"/>
+        </w:rPr>
+      </w:pPr>
     </w:p>
     <w:p/>
     <w:p/>
     <w:p/>
+    <w:p/>
     <w:p>
       <w:pPr>
         <w:spacing w:before="360" w:after="80" w:line="240" w:lineRule="auto"/>
@@ -10936,7 +11178,6 @@
           <w:color w:val="000000"/>
           <w:lang w:val="en-US" w:eastAsia="es-ES"/>
         </w:rPr>
-        <w:lastRenderedPageBreak/>
         <w:t>Kapoh</w:t>
       </w:r>
       <w:proofErr w:type="spellEnd"/>
@@ -11130,6 +11371,7 @@
           <w:color w:val="000000"/>
           <w:lang w:eastAsia="es-ES"/>
         </w:rPr>
+        <w:lastRenderedPageBreak/>
         <w:t xml:space="preserve">Sánchez, M., &amp; López, D. (2019). </w:t>
       </w:r>
       <w:r>
@@ -11889,7 +12131,6 @@
           <w:color w:val="000000"/>
           <w:lang w:val="en-US" w:eastAsia="es-ES"/>
         </w:rPr>
-        <w:lastRenderedPageBreak/>
         <w:t xml:space="preserve">Laudon, K. C., &amp; Laudon, J. P. (2016). </w:t>
       </w:r>
       <w:r>
@@ -12215,6 +12456,7 @@
           <w:color w:val="000000"/>
           <w:lang w:val="en-US" w:eastAsia="es-ES"/>
         </w:rPr>
+        <w:lastRenderedPageBreak/>
         <w:t>PySide</w:t>
       </w:r>
       <w:proofErr w:type="spellEnd"/>
@@ -12224,8 +12466,27 @@
           <w:color w:val="000000"/>
           <w:lang w:val="en-US" w:eastAsia="es-ES"/>
         </w:rPr>
-        <w:t xml:space="preserve"> / The Qt Company. (2021). </w:t>
-      </w:r>
+        <w:t xml:space="preserve"> / The </w:t>
+      </w:r>
+      <w:proofErr w:type="spellStart"/>
+      <w:r>
+        <w:rPr>
+          <w:rFonts w:ascii="Arial" w:eastAsia="Times New Roman" w:hAnsi="Arial" w:cs="Arial"/>
+          <w:color w:val="000000"/>
+          <w:lang w:val="en-US" w:eastAsia="es-ES"/>
+        </w:rPr>
+        <w:t>Qt</w:t>
+      </w:r>
+      <w:proofErr w:type="spellEnd"/>
+      <w:r>
+        <w:rPr>
+          <w:rFonts w:ascii="Arial" w:eastAsia="Times New Roman" w:hAnsi="Arial" w:cs="Arial"/>
+          <w:color w:val="000000"/>
+          <w:lang w:val="en-US" w:eastAsia="es-ES"/>
+        </w:rPr>
+        <w:t xml:space="preserve"> Company. (2021). </w:t>
+      </w:r>
+      <w:proofErr w:type="spellStart"/>
       <w:r>
         <w:rPr>
           <w:rFonts w:ascii="Arial" w:eastAsia="Times New Roman" w:hAnsi="Arial" w:cs="Arial"/>
@@ -12234,7 +12495,18 @@
           <w:color w:val="000000"/>
           <w:lang w:val="en-US" w:eastAsia="es-ES"/>
         </w:rPr>
-        <w:t>Qt for Python (</w:t>
+        <w:t>Qt</w:t>
+      </w:r>
+      <w:proofErr w:type="spellEnd"/>
+      <w:r>
+        <w:rPr>
+          <w:rFonts w:ascii="Arial" w:eastAsia="Times New Roman" w:hAnsi="Arial" w:cs="Arial"/>
+          <w:i/>
+          <w:iCs/>
+          <w:color w:val="000000"/>
+          <w:lang w:val="en-US" w:eastAsia="es-ES"/>
+        </w:rPr>
+        <w:t xml:space="preserve"> for Python (</w:t>
       </w:r>
       <w:proofErr w:type="spellStart"/>
       <w:r>
@@ -12530,6 +12802,254 @@
     </w:p>
     <w:p>
       <w:pPr>
+        <w:spacing w:line="360" w:lineRule="auto"/>
+        <w:jc w:val="center"/>
+        <w:rPr>
+          <w:rFonts w:ascii="Arial" w:hAnsi="Arial" w:cs="Arial"/>
+          <w:b/>
+          <w:bCs/>
+          <w:sz w:val="24"/>
+          <w:szCs w:val="24"/>
+        </w:rPr>
+      </w:pPr>
+      <w:r>
+        <w:rPr>
+          <w:noProof/>
+          <w:lang w:eastAsia="es-ES"/>
+        </w:rPr>
+        <w:drawing>
+          <wp:inline distT="0" distB="0" distL="0" distR="0" wp14:anchorId="72C46BDB" wp14:editId="746A9D0D">
+            <wp:extent cx="1524000" cy="657225"/>
+            <wp:effectExtent l="0" t="0" r="0" b="9525"/>
+            <wp:docPr id="4" name="Imagen 4"/>
+            <wp:cNvGraphicFramePr>
+              <a:graphicFrameLocks xmlns:a="http://schemas.openxmlformats.org/drawingml/2006/main" noChangeAspect="1"/>
+            </wp:cNvGraphicFramePr>
+            <a:graphic xmlns:a="http://schemas.openxmlformats.org/drawingml/2006/main">
+              <a:graphicData uri="http://schemas.openxmlformats.org/drawingml/2006/picture">
+                <pic:pic xmlns:pic="http://schemas.openxmlformats.org/drawingml/2006/picture">
+                  <pic:nvPicPr>
+                    <pic:cNvPr id="1" name=""/>
+                    <pic:cNvPicPr/>
+                  </pic:nvPicPr>
+                  <pic:blipFill>
+                    <a:blip r:embed="rId18"/>
+                    <a:stretch>
+                      <a:fillRect/>
+                    </a:stretch>
+                  </pic:blipFill>
+                  <pic:spPr>
+                    <a:xfrm>
+                      <a:off x="0" y="0"/>
+                      <a:ext cx="1524000" cy="657225"/>
+                    </a:xfrm>
+                    <a:prstGeom prst="rect">
+                      <a:avLst/>
+                    </a:prstGeom>
+                  </pic:spPr>
+                </pic:pic>
+              </a:graphicData>
+            </a:graphic>
+          </wp:inline>
+        </w:drawing>
+      </w:r>
+    </w:p>
+    <w:p>
+      <w:pPr>
+        <w:spacing w:line="360" w:lineRule="auto"/>
+        <w:rPr>
+          <w:rFonts w:ascii="Arial" w:hAnsi="Arial" w:cs="Arial"/>
+          <w:bCs/>
+          <w:sz w:val="24"/>
+          <w:szCs w:val="24"/>
+        </w:rPr>
+      </w:pPr>
+      <w:r>
+        <w:rPr>
+          <w:rFonts w:ascii="Arial" w:hAnsi="Arial" w:cs="Arial"/>
+          <w:bCs/>
+          <w:sz w:val="24"/>
+          <w:szCs w:val="24"/>
+        </w:rPr>
+        <w:t>Donde</w:t>
+      </w:r>
+    </w:p>
+    <w:p>
+      <w:pPr>
+        <w:spacing w:line="360" w:lineRule="auto"/>
+        <w:rPr>
+          <w:rFonts w:ascii="Arial" w:hAnsi="Arial" w:cs="Arial"/>
+          <w:bCs/>
+          <w:sz w:val="24"/>
+          <w:szCs w:val="24"/>
+        </w:rPr>
+      </w:pPr>
+      <w:r>
+        <w:rPr>
+          <w:rFonts w:ascii="Arial" w:hAnsi="Arial" w:cs="Arial"/>
+          <w:bCs/>
+          <w:sz w:val="24"/>
+          <w:szCs w:val="24"/>
+        </w:rPr>
+        <w:t>N = Número de ítems</w:t>
+      </w:r>
+    </w:p>
+    <w:p>
+      <w:pPr>
+        <w:spacing w:line="360" w:lineRule="auto"/>
+        <w:rPr>
+          <w:rFonts w:ascii="Arial" w:hAnsi="Arial" w:cs="Arial"/>
+          <w:bCs/>
+          <w:sz w:val="24"/>
+          <w:szCs w:val="24"/>
+        </w:rPr>
+      </w:pPr>
+      <m:oMath>
+        <m:r>
+          <w:rPr>
+            <w:rFonts w:ascii="Cambria Math" w:hAnsi="Cambria Math" w:cs="Arial"/>
+            <w:sz w:val="24"/>
+            <w:szCs w:val="24"/>
+          </w:rPr>
+          <m:t>∑</m:t>
+        </m:r>
+        <m:sSup>
+          <m:sSupPr>
+            <m:ctrlPr>
+              <w:rPr>
+                <w:rFonts w:ascii="Cambria Math" w:hAnsi="Cambria Math" w:cs="Arial"/>
+                <w:bCs/>
+                <w:i/>
+                <w:sz w:val="24"/>
+                <w:szCs w:val="24"/>
+              </w:rPr>
+            </m:ctrlPr>
+          </m:sSupPr>
+          <m:e>
+            <m:r>
+              <w:rPr>
+                <w:rFonts w:ascii="Cambria Math" w:hAnsi="Cambria Math" w:cs="Arial"/>
+                <w:sz w:val="24"/>
+                <w:szCs w:val="24"/>
+              </w:rPr>
+              <m:t xml:space="preserve"> S</m:t>
+            </m:r>
+          </m:e>
+          <m:sup>
+            <m:r>
+              <w:rPr>
+                <w:rFonts w:ascii="Cambria Math" w:hAnsi="Cambria Math" w:cs="Arial"/>
+                <w:sz w:val="24"/>
+                <w:szCs w:val="24"/>
+              </w:rPr>
+              <m:t>2</m:t>
+            </m:r>
+          </m:sup>
+        </m:sSup>
+        <m:r>
+          <w:rPr>
+            <w:rFonts w:ascii="Cambria Math" w:hAnsi="Cambria Math" w:cs="Arial"/>
+            <w:sz w:val="24"/>
+            <w:szCs w:val="24"/>
+          </w:rPr>
+          <m:t>i</m:t>
+        </m:r>
+      </m:oMath>
+      <w:r>
+        <w:rPr>
+          <w:rFonts w:ascii="Arial" w:hAnsi="Arial" w:cs="Arial"/>
+          <w:bCs/>
+          <w:sz w:val="24"/>
+          <w:szCs w:val="24"/>
+        </w:rPr>
+        <w:t>= Sumatoria de la varianza del ítem</w:t>
+      </w:r>
+    </w:p>
+    <w:p>
+      <w:pPr>
+        <w:spacing w:line="360" w:lineRule="auto"/>
+        <w:rPr>
+          <w:rFonts w:ascii="Arial" w:hAnsi="Arial" w:cs="Arial"/>
+          <w:bCs/>
+          <w:sz w:val="24"/>
+          <w:szCs w:val="24"/>
+        </w:rPr>
+      </w:pPr>
+      <m:oMath>
+        <m:sSup>
+          <m:sSupPr>
+            <m:ctrlPr>
+              <w:rPr>
+                <w:rFonts w:ascii="Cambria Math" w:hAnsi="Cambria Math" w:cs="Arial"/>
+                <w:bCs/>
+                <w:i/>
+                <w:sz w:val="24"/>
+                <w:szCs w:val="24"/>
+              </w:rPr>
+            </m:ctrlPr>
+          </m:sSupPr>
+          <m:e>
+            <m:r>
+              <w:rPr>
+                <w:rFonts w:ascii="Cambria Math" w:hAnsi="Cambria Math" w:cs="Arial"/>
+                <w:sz w:val="24"/>
+                <w:szCs w:val="24"/>
+              </w:rPr>
+              <m:t xml:space="preserve"> S</m:t>
+            </m:r>
+          </m:e>
+          <m:sup>
+            <m:r>
+              <w:rPr>
+                <w:rFonts w:ascii="Cambria Math" w:hAnsi="Cambria Math" w:cs="Arial"/>
+                <w:sz w:val="24"/>
+                <w:szCs w:val="24"/>
+              </w:rPr>
+              <m:t>2</m:t>
+            </m:r>
+          </m:sup>
+        </m:sSup>
+        <m:r>
+          <w:rPr>
+            <w:rFonts w:ascii="Cambria Math" w:hAnsi="Cambria Math" w:cs="Arial"/>
+            <w:sz w:val="24"/>
+            <w:szCs w:val="24"/>
+          </w:rPr>
+          <m:t>i</m:t>
+        </m:r>
+      </m:oMath>
+      <w:r>
+        <w:rPr>
+          <w:rFonts w:ascii="Arial" w:hAnsi="Arial" w:cs="Arial"/>
+          <w:bCs/>
+          <w:sz w:val="24"/>
+          <w:szCs w:val="24"/>
+        </w:rPr>
+        <w:t xml:space="preserve"> = Varianza total del instrumento</w:t>
+      </w:r>
+    </w:p>
+    <w:p>
+      <w:pPr>
+        <w:spacing w:line="360" w:lineRule="auto"/>
+        <w:rPr>
+          <w:rFonts w:ascii="Arial" w:hAnsi="Arial" w:cs="Arial"/>
+          <w:bCs/>
+          <w:sz w:val="24"/>
+          <w:szCs w:val="24"/>
+        </w:rPr>
+      </w:pPr>
+      <w:r>
+        <w:rPr>
+          <w:rFonts w:ascii="Arial" w:hAnsi="Arial" w:cs="Arial"/>
+          <w:bCs/>
+          <w:sz w:val="24"/>
+          <w:szCs w:val="24"/>
+        </w:rPr>
+        <w:t>α = Confiabilidad</w:t>
+      </w:r>
+    </w:p>
+    <w:p>
+      <w:pPr>
         <w:ind w:firstLine="708"/>
         <w:jc w:val="both"/>
       </w:pPr>
@@ -12545,7 +13065,7 @@
 </file>
 
 <file path=word/numbering.xml><?xml version="1.0" encoding="utf-8"?>
-<w:numbering xmlns:wpc="http://schemas.microsoft.com/office/word/2010/wordprocessingCanvas" xmlns:cx="http://schemas.microsoft.com/office/drawing/2014/chartex" xmlns:cx1="http://schemas.microsoft.com/office/drawing/2015/9/8/chartex" xmlns:cx2="http://schemas.microsoft.com/office/drawing/2015/10/21/chartex" xmlns:cx3="http://schemas.microsoft.com/office/drawing/2016/5/9/chartex" xmlns:cx4="http://schemas.microsoft.com/office/drawing/2016/5/10/chartex" xmlns:cx5="http://schemas.microsoft.com/office/drawing/2016/5/11/chartex" xmlns:cx6="http://schemas.microsoft.com/office/drawing/2016/5/12/chartex" xmlns:cx7="http://schemas.microsoft.com/office/drawing/2016/5/13/chartex" xmlns:cx8="http://schemas.microsoft.com/office/drawing/2016/5/14/chartex" xmlns:mc="http://schemas.openxmlformats.org/markup-compatibility/2006" xmlns:aink="http://schemas.microsoft.com/office/drawing/2016/ink" xmlns:am3d="http://schemas.microsoft.com/office/drawing/2017/model3d" xmlns:o="urn:schemas-microsoft-com:office:office" xmlns:r="http://schemas.openxmlformats.org/officeDocument/2006/relationships" xmlns:m="http://schemas.openxmlformats.org/officeDocument/2006/math" xmlns:v="urn:schemas-microsoft-com:vml" xmlns:wp14="http://schemas.microsoft.com/office/word/2010/wordprocessingDrawing" xmlns:wp="http://schemas.openxmlformats.org/drawingml/2006/wordprocessingDrawing" xmlns:w10="urn:schemas-microsoft-com:office:word" xmlns:w="http://schemas.openxmlformats.org/wordprocessingml/2006/main" xmlns:w14="http://schemas.microsoft.com/office/word/2010/wordml" xmlns:w15="http://schemas.microsoft.com/office/word/2012/wordml" xmlns:w16cex="http://schemas.microsoft.com/office/word/2018/wordml/cex" xmlns:w16cid="http://schemas.microsoft.com/office/word/2016/wordml/cid" xmlns:w16="http://schemas.microsoft.com/office/word/2018/wordml" xmlns:w16sdtdh="http://schemas.microsoft.com/office/word/2020/wordml/sdtdatahash" xmlns:w16se="http://schemas.microsoft.com/office/word/2015/wordml/symex" xmlns:wpg="http://schemas.microsoft.com/office/word/2010/wordprocessingGroup" xmlns:wpi="http://schemas.microsoft.com/office/word/2010/wordprocessingInk" xmlns:wne="http://schemas.microsoft.com/office/word/2006/wordml" xmlns:wps="http://schemas.microsoft.com/office/word/2010/wordprocessingShape" mc:Ignorable="w14 w15 w16se w16cid w16 w16cex w16sdtdh wp14">
+<w:numbering xmlns:wpc="http://schemas.microsoft.com/office/word/2010/wordprocessingCanvas" xmlns:cx="http://schemas.microsoft.com/office/drawing/2014/chartex" xmlns:mc="http://schemas.openxmlformats.org/markup-compatibility/2006" xmlns:o="urn:schemas-microsoft-com:office:office" xmlns:r="http://schemas.openxmlformats.org/officeDocument/2006/relationships" xmlns:m="http://schemas.openxmlformats.org/officeDocument/2006/math" xmlns:v="urn:schemas-microsoft-com:vml" xmlns:wp14="http://schemas.microsoft.com/office/word/2010/wordprocessingDrawing" xmlns:wp="http://schemas.openxmlformats.org/drawingml/2006/wordprocessingDrawing" xmlns:w10="urn:schemas-microsoft-com:office:word" xmlns:w="http://schemas.openxmlformats.org/wordprocessingml/2006/main" xmlns:w14="http://schemas.microsoft.com/office/word/2010/wordml" xmlns:w15="http://schemas.microsoft.com/office/word/2012/wordml" xmlns:w16se="http://schemas.microsoft.com/office/word/2015/wordml/symex" xmlns:wpg="http://schemas.microsoft.com/office/word/2010/wordprocessingGroup" xmlns:wpi="http://schemas.microsoft.com/office/word/2010/wordprocessingInk" xmlns:wne="http://schemas.microsoft.com/office/word/2006/wordml" xmlns:wps="http://schemas.microsoft.com/office/word/2010/wordprocessingShape" mc:Ignorable="w14 w15 w16se wp14">
   <w:abstractNum w:abstractNumId="0" w15:restartNumberingAfterBreak="0">
     <w:nsid w:val="14F4067B"/>
     <w:multiLevelType w:val="multilevel"/>
@@ -13294,7 +13814,7 @@
 </file>
 
 <file path=word/styles.xml><?xml version="1.0" encoding="utf-8"?>
-<w:styles xmlns:mc="http://schemas.openxmlformats.org/markup-compatibility/2006" xmlns:r="http://schemas.openxmlformats.org/officeDocument/2006/relationships" xmlns:w="http://schemas.openxmlformats.org/wordprocessingml/2006/main" xmlns:w14="http://schemas.microsoft.com/office/word/2010/wordml" xmlns:w15="http://schemas.microsoft.com/office/word/2012/wordml" xmlns:w16cex="http://schemas.microsoft.com/office/word/2018/wordml/cex" xmlns:w16cid="http://schemas.microsoft.com/office/word/2016/wordml/cid" xmlns:w16="http://schemas.microsoft.com/office/word/2018/wordml" xmlns:w16sdtdh="http://schemas.microsoft.com/office/word/2020/wordml/sdtdatahash" xmlns:w16se="http://schemas.microsoft.com/office/word/2015/wordml/symex" mc:Ignorable="w14 w15 w16se w16cid w16 w16cex w16sdtdh">
+<w:styles xmlns:mc="http://schemas.openxmlformats.org/markup-compatibility/2006" xmlns:r="http://schemas.openxmlformats.org/officeDocument/2006/relationships" xmlns:w="http://schemas.openxmlformats.org/wordprocessingml/2006/main" xmlns:w14="http://schemas.microsoft.com/office/word/2010/wordml" xmlns:w15="http://schemas.microsoft.com/office/word/2012/wordml" xmlns:w16se="http://schemas.microsoft.com/office/word/2015/wordml/symex" mc:Ignorable="w14 w15 w16se">
   <w:docDefaults>
     <w:rPrDefault>
       <w:rPr>
@@ -13310,7 +13830,7 @@
       </w:pPr>
     </w:pPrDefault>
   </w:docDefaults>
-  <w:latentStyles w:defLockedState="0" w:defUIPriority="99" w:defSemiHidden="0" w:defUnhideWhenUsed="0" w:defQFormat="0" w:count="376">
+  <w:latentStyles w:defLockedState="0" w:defUIPriority="99" w:defSemiHidden="0" w:defUnhideWhenUsed="0" w:defQFormat="0" w:count="371">
     <w:lsdException w:name="Normal" w:uiPriority="0" w:qFormat="1"/>
     <w:lsdException w:name="heading 1" w:uiPriority="9" w:qFormat="1"/>
     <w:lsdException w:name="heading 2" w:semiHidden="1" w:uiPriority="9" w:unhideWhenUsed="1" w:qFormat="1"/>
@@ -13416,6 +13936,7 @@
     <w:lsdException w:name="HTML Sample" w:semiHidden="1" w:unhideWhenUsed="1"/>
     <w:lsdException w:name="HTML Typewriter" w:semiHidden="1" w:unhideWhenUsed="1"/>
     <w:lsdException w:name="HTML Variable" w:semiHidden="1" w:unhideWhenUsed="1"/>
+    <w:lsdException w:name="Normal Table" w:semiHidden="1" w:unhideWhenUsed="1"/>
     <w:lsdException w:name="annotation subject" w:semiHidden="1" w:unhideWhenUsed="1"/>
     <w:lsdException w:name="No List" w:semiHidden="1" w:unhideWhenUsed="1"/>
     <w:lsdException w:name="Outline List 1" w:semiHidden="1" w:unhideWhenUsed="1"/>
@@ -13458,8 +13979,11 @@
     <w:lsdException w:name="Table Contemporary" w:semiHidden="1" w:unhideWhenUsed="1"/>
     <w:lsdException w:name="Table Elegant" w:semiHidden="1" w:unhideWhenUsed="1"/>
     <w:lsdException w:name="Table Professional" w:semiHidden="1" w:unhideWhenUsed="1"/>
+    <w:lsdException w:name="Table Subtle 1" w:semiHidden="1" w:unhideWhenUsed="1"/>
     <w:lsdException w:name="Table Subtle 2" w:semiHidden="1" w:unhideWhenUsed="1"/>
     <w:lsdException w:name="Table Web 1" w:semiHidden="1" w:unhideWhenUsed="1"/>
+    <w:lsdException w:name="Table Web 2" w:semiHidden="1" w:unhideWhenUsed="1"/>
+    <w:lsdException w:name="Table Web 3" w:semiHidden="1" w:unhideWhenUsed="1"/>
     <w:lsdException w:name="Balloon Text" w:semiHidden="1" w:unhideWhenUsed="1"/>
     <w:lsdException w:name="Table Grid" w:uiPriority="39"/>
     <w:lsdException w:name="Table Theme" w:semiHidden="1" w:unhideWhenUsed="1"/>
@@ -13678,11 +14202,6 @@
     <w:lsdException w:name="List Table 5 Dark Accent 6" w:uiPriority="50"/>
     <w:lsdException w:name="List Table 6 Colorful Accent 6" w:uiPriority="51"/>
     <w:lsdException w:name="List Table 7 Colorful Accent 6" w:uiPriority="52"/>
-    <w:lsdException w:name="Mention" w:semiHidden="1" w:unhideWhenUsed="1"/>
-    <w:lsdException w:name="Smart Hyperlink" w:semiHidden="1" w:unhideWhenUsed="1"/>
-    <w:lsdException w:name="Hashtag" w:semiHidden="1" w:unhideWhenUsed="1"/>
-    <w:lsdException w:name="Unresolved Mention" w:semiHidden="1" w:unhideWhenUsed="1"/>
-    <w:lsdException w:name="Smart Link" w:semiHidden="1" w:unhideWhenUsed="1"/>
   </w:latentStyles>
   <w:style w:type="paragraph" w:default="1" w:styleId="Normal">
     <w:name w:val="Normal"/>
@@ -13885,7 +14404,7 @@
       </w:tcPr>
     </w:tblStylePr>
   </w:style>
-  <w:style w:type="table" w:styleId="Tablaconcuadrculaclara">
+  <w:style w:type="table" w:styleId="Cuadrculadetablaclara">
     <w:name w:val="Grid Table Light"/>
     <w:basedOn w:val="Tablanormal"/>
     <w:uiPriority w:val="40"/>

--- a/tesis.docx
+++ b/tesis.docx
@@ -1,6 +1,6 @@
 
 <file path=word/document.xml><?xml version="1.0" encoding="utf-8"?>
-<w:document xmlns:wpc="http://schemas.microsoft.com/office/word/2010/wordprocessingCanvas" xmlns:cx="http://schemas.microsoft.com/office/drawing/2014/chartex" xmlns:mc="http://schemas.openxmlformats.org/markup-compatibility/2006" xmlns:o="urn:schemas-microsoft-com:office:office" xmlns:r="http://schemas.openxmlformats.org/officeDocument/2006/relationships" xmlns:m="http://schemas.openxmlformats.org/officeDocument/2006/math" xmlns:v="urn:schemas-microsoft-com:vml" xmlns:wp14="http://schemas.microsoft.com/office/word/2010/wordprocessingDrawing" xmlns:wp="http://schemas.openxmlformats.org/drawingml/2006/wordprocessingDrawing" xmlns:w10="urn:schemas-microsoft-com:office:word" xmlns:w="http://schemas.openxmlformats.org/wordprocessingml/2006/main" xmlns:w14="http://schemas.microsoft.com/office/word/2010/wordml" xmlns:w15="http://schemas.microsoft.com/office/word/2012/wordml" xmlns:w16se="http://schemas.microsoft.com/office/word/2015/wordml/symex" xmlns:wpg="http://schemas.microsoft.com/office/word/2010/wordprocessingGroup" xmlns:wpi="http://schemas.microsoft.com/office/word/2010/wordprocessingInk" xmlns:wne="http://schemas.microsoft.com/office/word/2006/wordml" xmlns:wps="http://schemas.microsoft.com/office/word/2010/wordprocessingShape" mc:Ignorable="w14 w15 w16se wp14">
+<w:document xmlns:wpc="http://schemas.microsoft.com/office/word/2010/wordprocessingCanvas" xmlns:cx="http://schemas.microsoft.com/office/drawing/2014/chartex" xmlns:cx1="http://schemas.microsoft.com/office/drawing/2015/9/8/chartex" xmlns:cx2="http://schemas.microsoft.com/office/drawing/2015/10/21/chartex" xmlns:cx3="http://schemas.microsoft.com/office/drawing/2016/5/9/chartex" xmlns:cx4="http://schemas.microsoft.com/office/drawing/2016/5/10/chartex" xmlns:cx5="http://schemas.microsoft.com/office/drawing/2016/5/11/chartex" xmlns:cx6="http://schemas.microsoft.com/office/drawing/2016/5/12/chartex" xmlns:cx7="http://schemas.microsoft.com/office/drawing/2016/5/13/chartex" xmlns:cx8="http://schemas.microsoft.com/office/drawing/2016/5/14/chartex" xmlns:mc="http://schemas.openxmlformats.org/markup-compatibility/2006" xmlns:aink="http://schemas.microsoft.com/office/drawing/2016/ink" xmlns:am3d="http://schemas.microsoft.com/office/drawing/2017/model3d" xmlns:o="urn:schemas-microsoft-com:office:office" xmlns:r="http://schemas.openxmlformats.org/officeDocument/2006/relationships" xmlns:m="http://schemas.openxmlformats.org/officeDocument/2006/math" xmlns:v="urn:schemas-microsoft-com:vml" xmlns:wp14="http://schemas.microsoft.com/office/word/2010/wordprocessingDrawing" xmlns:wp="http://schemas.openxmlformats.org/drawingml/2006/wordprocessingDrawing" xmlns:w10="urn:schemas-microsoft-com:office:word" xmlns:w="http://schemas.openxmlformats.org/wordprocessingml/2006/main" xmlns:w14="http://schemas.microsoft.com/office/word/2010/wordml" xmlns:w15="http://schemas.microsoft.com/office/word/2012/wordml" xmlns:w16cex="http://schemas.microsoft.com/office/word/2018/wordml/cex" xmlns:w16cid="http://schemas.microsoft.com/office/word/2016/wordml/cid" xmlns:w16="http://schemas.microsoft.com/office/word/2018/wordml" xmlns:w16sdtdh="http://schemas.microsoft.com/office/word/2020/wordml/sdtdatahash" xmlns:w16se="http://schemas.microsoft.com/office/word/2015/wordml/symex" xmlns:wpg="http://schemas.microsoft.com/office/word/2010/wordprocessingGroup" xmlns:wpi="http://schemas.microsoft.com/office/word/2010/wordprocessingInk" xmlns:wne="http://schemas.microsoft.com/office/word/2006/wordml" xmlns:wps="http://schemas.microsoft.com/office/word/2010/wordprocessingShape" mc:Ignorable="w14 w15 w16se w16cid w16 w16cex w16sdtdh wp14">
   <w:body>
     <w:p>
       <w:pPr>
@@ -261,7 +261,7 @@
               </wp:anchor>
             </w:drawing>
           </mc:Choice>
-          <mc:Fallback xmlns:cx1="http://schemas.microsoft.com/office/drawing/2015/9/8/chartex" xmlns:cx2="http://schemas.microsoft.com/office/drawing/2015/10/21/chartex" xmlns:cx3="http://schemas.microsoft.com/office/drawing/2016/5/9/chartex" xmlns:cx4="http://schemas.microsoft.com/office/drawing/2016/5/10/chartex" xmlns:cx5="http://schemas.microsoft.com/office/drawing/2016/5/11/chartex" xmlns:cx6="http://schemas.microsoft.com/office/drawing/2016/5/12/chartex" xmlns:cx7="http://schemas.microsoft.com/office/drawing/2016/5/13/chartex" xmlns:cx8="http://schemas.microsoft.com/office/drawing/2016/5/14/chartex" xmlns:aink="http://schemas.microsoft.com/office/drawing/2016/ink" xmlns:am3d="http://schemas.microsoft.com/office/drawing/2017/model3d" xmlns:w16cex="http://schemas.microsoft.com/office/word/2018/wordml/cex" xmlns:w16cid="http://schemas.microsoft.com/office/word/2016/wordml/cid" xmlns:w16="http://schemas.microsoft.com/office/word/2018/wordml" xmlns:w16sdtdh="http://schemas.microsoft.com/office/word/2020/wordml/sdtdatahash">
+          <mc:Fallback>
             <w:pict>
               <v:group w14:anchorId="3A69C7B4" id="Grupo 1" o:spid="_x0000_s1026" style="position:absolute;left:0;text-align:left;margin-left:-43.8pt;margin-top:-37.85pt;width:514.5pt;height:129pt;z-index:251659264" coordorigin="1169,1609" coordsize="10290,2145" o:gfxdata="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">
                 <v:shapetype id="_x0000_t75" coordsize="21600,21600" o:spt="75" o:preferrelative="t" path="m@4@5l@4@11@9@11@9@5xe" filled="f" stroked="f">
@@ -512,9 +512,8 @@
           <w:szCs w:val="28"/>
           <w:lang w:val="es-VE"/>
         </w:rPr>
-        <w:t xml:space="preserve">SANTIAGO </w:t>
-      </w:r>
-      <w:proofErr w:type="gramStart"/>
+        <w:t>SANTIAGO MARIÑO</w:t>
+      </w:r>
       <w:r>
         <w:rPr>
           <w:rFonts w:ascii="Arial" w:hAnsi="Arial" w:cs="Arial"/>
@@ -523,7 +522,7 @@
           <w:szCs w:val="28"/>
           <w:lang w:val="es-VE"/>
         </w:rPr>
-        <w:t>MARIÑO</w:t>
+        <w:t>”</w:t>
       </w:r>
       <w:r>
         <w:rPr>
@@ -533,10 +532,8 @@
           <w:szCs w:val="28"/>
           <w:lang w:val="es-VE"/>
         </w:rPr>
-        <w:t>”</w:t>
-      </w:r>
-      <w:bookmarkStart w:id="0" w:name="_GoBack"/>
-      <w:bookmarkEnd w:id="0"/>
+        <w:t xml:space="preserve"> </w:t>
+      </w:r>
       <w:r>
         <w:rPr>
           <w:rFonts w:ascii="Arial" w:hAnsi="Arial" w:cs="Arial"/>
@@ -545,28 +542,7 @@
           <w:szCs w:val="28"/>
           <w:lang w:val="es-VE"/>
         </w:rPr>
-        <w:t xml:space="preserve"> </w:t>
-      </w:r>
-      <w:r>
-        <w:rPr>
-          <w:rFonts w:ascii="Arial" w:hAnsi="Arial" w:cs="Arial"/>
-          <w:b/>
-          <w:sz w:val="28"/>
-          <w:szCs w:val="28"/>
-          <w:lang w:val="es-VE"/>
-        </w:rPr>
-        <w:t xml:space="preserve"> EXTENSIÓN</w:t>
-      </w:r>
-      <w:proofErr w:type="gramEnd"/>
-      <w:r>
-        <w:rPr>
-          <w:rFonts w:ascii="Arial" w:hAnsi="Arial" w:cs="Arial"/>
-          <w:b/>
-          <w:sz w:val="28"/>
-          <w:szCs w:val="28"/>
-          <w:lang w:val="es-VE"/>
-        </w:rPr>
-        <w:t xml:space="preserve"> BARINAS</w:t>
+        <w:t xml:space="preserve"> EXTENSIÓN BARINAS</w:t>
       </w:r>
     </w:p>
     <w:p>
@@ -768,21 +744,12 @@
           <w:lang w:val="pt-BR"/>
         </w:rPr>
       </w:pPr>
-      <w:proofErr w:type="spellStart"/>
       <w:r>
         <w:rPr>
           <w:rFonts w:ascii="Arial" w:hAnsi="Arial" w:cs="Arial"/>
           <w:lang w:val="pt-BR"/>
         </w:rPr>
-        <w:t>Barinas</w:t>
-      </w:r>
-      <w:proofErr w:type="spellEnd"/>
-      <w:r>
-        <w:rPr>
-          <w:rFonts w:ascii="Arial" w:hAnsi="Arial" w:cs="Arial"/>
-          <w:lang w:val="pt-BR"/>
-        </w:rPr>
-        <w:t>, FEBRERO de 2026</w:t>
+        <w:t>Barinas, FEBRERO de 2026</w:t>
       </w:r>
     </w:p>
     <w:p>
@@ -2451,29 +2418,7 @@
           <w:szCs w:val="24"/>
           <w:lang w:eastAsia="es-ES"/>
         </w:rPr>
-        <w:t xml:space="preserve">Por su parte, </w:t>
-      </w:r>
-      <w:proofErr w:type="spellStart"/>
-      <w:r>
-        <w:rPr>
-          <w:rFonts w:ascii="Arial" w:eastAsia="Times New Roman" w:hAnsi="Arial" w:cs="Arial"/>
-          <w:color w:val="000000"/>
-          <w:sz w:val="24"/>
-          <w:szCs w:val="24"/>
-          <w:lang w:eastAsia="es-ES"/>
-        </w:rPr>
-        <w:t>Tene</w:t>
-      </w:r>
-      <w:proofErr w:type="spellEnd"/>
-      <w:r>
-        <w:rPr>
-          <w:rFonts w:ascii="Arial" w:eastAsia="Times New Roman" w:hAnsi="Arial" w:cs="Arial"/>
-          <w:color w:val="000000"/>
-          <w:sz w:val="24"/>
-          <w:szCs w:val="24"/>
-          <w:lang w:eastAsia="es-ES"/>
-        </w:rPr>
-        <w:t xml:space="preserve"> (2021), en la Escuela Politécnica Nacional de Quito (Ecuador), elaboró la tesis titulada </w:t>
+        <w:t xml:space="preserve">Por su parte, Tene (2021), en la Escuela Politécnica Nacional de Quito (Ecuador), elaboró la tesis titulada </w:t>
       </w:r>
       <w:r>
         <w:rPr>
@@ -2518,29 +2463,7 @@
           <w:szCs w:val="24"/>
           <w:lang w:eastAsia="es-ES"/>
         </w:rPr>
-        <w:t>La investigación fue de tipo proyecto aplicado, utilizando la metodología ágil Scrum, que permitió dividir el trabajo en fases iterativas (</w:t>
-      </w:r>
-      <w:proofErr w:type="spellStart"/>
-      <w:r>
-        <w:rPr>
-          <w:rFonts w:ascii="Arial" w:eastAsia="Times New Roman" w:hAnsi="Arial" w:cs="Arial"/>
-          <w:color w:val="000000"/>
-          <w:sz w:val="24"/>
-          <w:szCs w:val="24"/>
-          <w:lang w:eastAsia="es-ES"/>
-        </w:rPr>
-        <w:t>sprints</w:t>
-      </w:r>
-      <w:proofErr w:type="spellEnd"/>
-      <w:r>
-        <w:rPr>
-          <w:rFonts w:ascii="Arial" w:eastAsia="Times New Roman" w:hAnsi="Arial" w:cs="Arial"/>
-          <w:color w:val="000000"/>
-          <w:sz w:val="24"/>
-          <w:szCs w:val="24"/>
-          <w:lang w:eastAsia="es-ES"/>
-        </w:rPr>
-        <w:t xml:space="preserve">) con roles definidos. Aunque no se especificó una muestra cuantitativa, participaron los principales actores del proceso: estudiantes, tutores y jefes de empresa. Los resultados demostraron que el sistema mejoró la eficiencia en la gestión de pasantías, redujo errores y facilitó la comunicación entre los usuarios. </w:t>
+        <w:t xml:space="preserve">La investigación fue de tipo proyecto aplicado, utilizando la metodología ágil Scrum, que permitió dividir el trabajo en fases iterativas (sprints) con roles definidos. Aunque no se especificó una muestra cuantitativa, participaron los principales actores del proceso: estudiantes, tutores y jefes de empresa. Los resultados demostraron que el sistema mejoró la eficiencia en la gestión de pasantías, redujo errores y facilitó la comunicación entre los usuarios. </w:t>
       </w:r>
       <w:r>
         <w:rPr>
@@ -2766,29 +2689,7 @@
           <w:lang w:eastAsia="es-ES"/>
         </w:rPr>
         <w:tab/>
-        <w:t xml:space="preserve">Los sistemas de información integran tecnología, datos y procesos para apoyar la toma de decisiones y las operaciones organizacionales. Según Laudon &amp; Laudon (2016) "un sistema de información recoge, procesa, almacena y distribuye información para apoyar la toma de decisiones y el control". Esto indica su papel central en transformar datos en conocimiento útil. Según </w:t>
-      </w:r>
-      <w:proofErr w:type="spellStart"/>
-      <w:r>
-        <w:rPr>
-          <w:rFonts w:ascii="Arial" w:eastAsia="Times New Roman" w:hAnsi="Arial" w:cs="Arial"/>
-          <w:color w:val="000000"/>
-          <w:sz w:val="24"/>
-          <w:szCs w:val="24"/>
-          <w:lang w:eastAsia="es-ES"/>
-        </w:rPr>
-        <w:t>Stair</w:t>
-      </w:r>
-      <w:proofErr w:type="spellEnd"/>
-      <w:r>
-        <w:rPr>
-          <w:rFonts w:ascii="Arial" w:eastAsia="Times New Roman" w:hAnsi="Arial" w:cs="Arial"/>
-          <w:color w:val="000000"/>
-          <w:sz w:val="24"/>
-          <w:szCs w:val="24"/>
-          <w:lang w:eastAsia="es-ES"/>
-        </w:rPr>
-        <w:t xml:space="preserve"> &amp; Reynolds (2016) "los sistemas de información combinan hardware, software, comunicaciones y personal para soportar procesos empresariales". La conclusión es que su valor depende tanto de la tecnología como del ajuste a procesos y personas. En consecuencia, su diseño debe priorizar usabilidad, integridad de datos y alineación estratégica.</w:t>
+        <w:t>Los sistemas de información integran tecnología, datos y procesos para apoyar la toma de decisiones y las operaciones organizacionales. Según Laudon &amp; Laudon (2016) "un sistema de información recoge, procesa, almacena y distribuye información para apoyar la toma de decisiones y el control". Esto indica su papel central en transformar datos en conocimiento útil. Según Stair &amp; Reynolds (2016) "los sistemas de información combinan hardware, software, comunicaciones y personal para soportar procesos empresariales". La conclusión es que su valor depende tanto de la tecnología como del ajuste a procesos y personas. En consecuencia, su diseño debe priorizar usabilidad, integridad de datos y alineación estratégica.</w:t>
       </w:r>
     </w:p>
     <w:p>
@@ -2943,29 +2844,7 @@
           <w:lang w:eastAsia="es-ES"/>
         </w:rPr>
         <w:tab/>
-        <w:t xml:space="preserve">Las pasantías son experiencias formativas en entornos laborales que vinculan teoría y práctica profesional, facilitando la transición educativa al ejercicio profesional. Según Kolb (1984) "el aprendizaje es el proceso por el cual el conocimiento se crea a través de la transformación de la experiencia". Esto enfatiza el valor del aprendizaje experiencial en pasantías. Según </w:t>
-      </w:r>
-      <w:proofErr w:type="spellStart"/>
-      <w:r>
-        <w:rPr>
-          <w:rFonts w:ascii="Arial" w:eastAsia="Times New Roman" w:hAnsi="Arial" w:cs="Arial"/>
-          <w:color w:val="000000"/>
-          <w:sz w:val="24"/>
-          <w:szCs w:val="24"/>
-          <w:lang w:eastAsia="es-ES"/>
-        </w:rPr>
-        <w:t>Schön</w:t>
-      </w:r>
-      <w:proofErr w:type="spellEnd"/>
-      <w:r>
-        <w:rPr>
-          <w:rFonts w:ascii="Arial" w:eastAsia="Times New Roman" w:hAnsi="Arial" w:cs="Arial"/>
-          <w:color w:val="000000"/>
-          <w:sz w:val="24"/>
-          <w:szCs w:val="24"/>
-          <w:lang w:eastAsia="es-ES"/>
-        </w:rPr>
-        <w:t xml:space="preserve"> (1983) "la reflexión en la acción permite al profesional aprender mientras actúa". De ahí se concluye que las pasantías efectivas combinan práctica supervisada con reflexión guiada para consolidar competencias. Por tanto, su diseño debe incluir objetivos claros, tutoría y mecanismos de evaluación reflexiva.</w:t>
+        <w:t>Las pasantías son experiencias formativas en entornos laborales que vinculan teoría y práctica profesional, facilitando la transición educativa al ejercicio profesional. Según Kolb (1984) "el aprendizaje es el proceso por el cual el conocimiento se crea a través de la transformación de la experiencia". Esto enfatiza el valor del aprendizaje experiencial en pasantías. Según Schön (1983) "la reflexión en la acción permite al profesional aprender mientras actúa". De ahí se concluye que las pasantías efectivas combinan práctica supervisada con reflexión guiada para consolidar competencias. Por tanto, su diseño debe incluir objetivos claros, tutoría y mecanismos de evaluación reflexiva.</w:t>
       </w:r>
     </w:p>
     <w:p>
@@ -3060,73 +2939,7 @@
           <w:lang w:eastAsia="es-ES"/>
         </w:rPr>
         <w:tab/>
-        <w:t xml:space="preserve">Es un lenguaje de alto nivel diseñado para legibilidad, productividad y una sintaxis clara que favorece el desarrollo rápido de software. Según </w:t>
-      </w:r>
-      <w:proofErr w:type="spellStart"/>
-      <w:r>
-        <w:rPr>
-          <w:rFonts w:ascii="Arial" w:eastAsia="Times New Roman" w:hAnsi="Arial" w:cs="Arial"/>
-          <w:color w:val="000000"/>
-          <w:sz w:val="24"/>
-          <w:szCs w:val="24"/>
-          <w:lang w:eastAsia="es-ES"/>
-        </w:rPr>
-        <w:t>Peters</w:t>
-      </w:r>
-      <w:proofErr w:type="spellEnd"/>
-      <w:r>
-        <w:rPr>
-          <w:rFonts w:ascii="Arial" w:eastAsia="Times New Roman" w:hAnsi="Arial" w:cs="Arial"/>
-          <w:color w:val="000000"/>
-          <w:sz w:val="24"/>
-          <w:szCs w:val="24"/>
-          <w:lang w:eastAsia="es-ES"/>
-        </w:rPr>
-        <w:t xml:space="preserve"> (1999) "</w:t>
-      </w:r>
-      <w:proofErr w:type="spellStart"/>
-      <w:r>
-        <w:rPr>
-          <w:rFonts w:ascii="Arial" w:eastAsia="Times New Roman" w:hAnsi="Arial" w:cs="Arial"/>
-          <w:color w:val="000000"/>
-          <w:sz w:val="24"/>
-          <w:szCs w:val="24"/>
-          <w:lang w:eastAsia="es-ES"/>
-        </w:rPr>
-        <w:t>Readability</w:t>
-      </w:r>
-      <w:proofErr w:type="spellEnd"/>
-      <w:r>
-        <w:rPr>
-          <w:rFonts w:ascii="Arial" w:eastAsia="Times New Roman" w:hAnsi="Arial" w:cs="Arial"/>
-          <w:color w:val="000000"/>
-          <w:sz w:val="24"/>
-          <w:szCs w:val="24"/>
-          <w:lang w:eastAsia="es-ES"/>
-        </w:rPr>
-        <w:t xml:space="preserve"> </w:t>
-      </w:r>
-      <w:proofErr w:type="spellStart"/>
-      <w:r>
-        <w:rPr>
-          <w:rFonts w:ascii="Arial" w:eastAsia="Times New Roman" w:hAnsi="Arial" w:cs="Arial"/>
-          <w:color w:val="000000"/>
-          <w:sz w:val="24"/>
-          <w:szCs w:val="24"/>
-          <w:lang w:eastAsia="es-ES"/>
-        </w:rPr>
-        <w:t>counts</w:t>
-      </w:r>
-      <w:proofErr w:type="spellEnd"/>
-      <w:r>
-        <w:rPr>
-          <w:rFonts w:ascii="Arial" w:eastAsia="Times New Roman" w:hAnsi="Arial" w:cs="Arial"/>
-          <w:color w:val="000000"/>
-          <w:sz w:val="24"/>
-          <w:szCs w:val="24"/>
-          <w:lang w:eastAsia="es-ES"/>
-        </w:rPr>
-        <w:t>". Esta máxima resalta la prioridad del diseño legible sobre atajos confusos. Según van Rossum (1999) "Python pretende ser simple, práctico y comprensible para programadores de distintos niveles". De ello se concluye que Python facilita prototipado, enseñanza y proyectos de producción por su equilibrio entre expresividad y simplicidad. Por eso se ha popularizado en ciencia de datos, web y automatización, gracias a su ecosistema de librerías.</w:t>
+        <w:t>Es un lenguaje de alto nivel diseñado para legibilidad, productividad y una sintaxis clara que favorece el desarrollo rápido de software. Según Peters (1999) "Readability counts". Esta máxima resalta la prioridad del diseño legible sobre atajos confusos. Según van Rossum (1999) "Python pretende ser simple, práctico y comprensible para programadores de distintos niveles". De ello se concluye que Python facilita prototipado, enseñanza y proyectos de producción por su equilibrio entre expresividad y simplicidad. Por eso se ha popularizado en ciencia de datos, web y automatización, gracias a su ecosistema de librerías.</w:t>
       </w:r>
     </w:p>
     <w:p>
@@ -3173,51 +2986,7 @@
           <w:szCs w:val="24"/>
           <w:lang w:eastAsia="es-ES"/>
         </w:rPr>
-        <w:t xml:space="preserve">Como preámbulo, la GUI es la capa visual e interactiva que permite a los usuarios comunicarse con el software mediante elementos gráficos directos y manipulación. Según </w:t>
-      </w:r>
-      <w:proofErr w:type="spellStart"/>
-      <w:r>
-        <w:rPr>
-          <w:rFonts w:ascii="Arial" w:eastAsia="Times New Roman" w:hAnsi="Arial" w:cs="Arial"/>
-          <w:color w:val="000000"/>
-          <w:sz w:val="24"/>
-          <w:szCs w:val="24"/>
-          <w:lang w:eastAsia="es-ES"/>
-        </w:rPr>
-        <w:t>Shneiderman</w:t>
-      </w:r>
-      <w:proofErr w:type="spellEnd"/>
-      <w:r>
-        <w:rPr>
-          <w:rFonts w:ascii="Arial" w:eastAsia="Times New Roman" w:hAnsi="Arial" w:cs="Arial"/>
-          <w:color w:val="000000"/>
-          <w:sz w:val="24"/>
-          <w:szCs w:val="24"/>
-          <w:lang w:eastAsia="es-ES"/>
-        </w:rPr>
-        <w:t xml:space="preserve"> (1998) "la interacción por manipulación directa reduce la carga cognitiva del usuario". Esto indica que buenas </w:t>
-      </w:r>
-      <w:proofErr w:type="spellStart"/>
-      <w:r>
-        <w:rPr>
-          <w:rFonts w:ascii="Arial" w:eastAsia="Times New Roman" w:hAnsi="Arial" w:cs="Arial"/>
-          <w:color w:val="000000"/>
-          <w:sz w:val="24"/>
-          <w:szCs w:val="24"/>
-          <w:lang w:eastAsia="es-ES"/>
-        </w:rPr>
-        <w:t>GUIs</w:t>
-      </w:r>
-      <w:proofErr w:type="spellEnd"/>
-      <w:r>
-        <w:rPr>
-          <w:rFonts w:ascii="Arial" w:eastAsia="Times New Roman" w:hAnsi="Arial" w:cs="Arial"/>
-          <w:color w:val="000000"/>
-          <w:sz w:val="24"/>
-          <w:szCs w:val="24"/>
-          <w:lang w:eastAsia="es-ES"/>
-        </w:rPr>
-        <w:t xml:space="preserve"> minimizan el esfuerzo mental mediante </w:t>
+        <w:t xml:space="preserve">Como preámbulo, la GUI es la capa visual e interactiva que permite a los usuarios comunicarse con el software mediante elementos gráficos directos y manipulación. Según Shneiderman (1998) "la interacción por manipulación directa reduce la carga cognitiva del usuario". Esto indica que buenas GUIs minimizan el esfuerzo mental mediante </w:t>
       </w:r>
       <w:r>
         <w:rPr>
@@ -3287,7 +3056,6 @@
         <w:lastRenderedPageBreak/>
         <w:t xml:space="preserve">Como preámbulo, PySide6 es el </w:t>
       </w:r>
-      <w:proofErr w:type="spellStart"/>
       <w:r>
         <w:rPr>
           <w:rFonts w:ascii="Arial" w:eastAsia="Times New Roman" w:hAnsi="Arial" w:cs="Arial"/>
@@ -3298,236 +3066,15 @@
         </w:rPr>
         <w:t>vinculo</w:t>
       </w:r>
-      <w:proofErr w:type="spellEnd"/>
-      <w:r>
-        <w:rPr>
-          <w:rFonts w:ascii="Arial" w:eastAsia="Times New Roman" w:hAnsi="Arial" w:cs="Arial"/>
-          <w:color w:val="000000"/>
-          <w:sz w:val="24"/>
-          <w:szCs w:val="24"/>
-          <w:lang w:eastAsia="es-ES"/>
-        </w:rPr>
-        <w:t xml:space="preserve"> oficial de </w:t>
-      </w:r>
-      <w:proofErr w:type="spellStart"/>
-      <w:r>
-        <w:rPr>
-          <w:rFonts w:ascii="Arial" w:eastAsia="Times New Roman" w:hAnsi="Arial" w:cs="Arial"/>
-          <w:color w:val="000000"/>
-          <w:sz w:val="24"/>
-          <w:szCs w:val="24"/>
-          <w:lang w:eastAsia="es-ES"/>
-        </w:rPr>
-        <w:t>Qt</w:t>
-      </w:r>
-      <w:proofErr w:type="spellEnd"/>
-      <w:r>
-        <w:rPr>
-          <w:rFonts w:ascii="Arial" w:eastAsia="Times New Roman" w:hAnsi="Arial" w:cs="Arial"/>
-          <w:color w:val="000000"/>
-          <w:sz w:val="24"/>
-          <w:szCs w:val="24"/>
-          <w:lang w:eastAsia="es-ES"/>
-        </w:rPr>
-        <w:t xml:space="preserve"> para Python que permite crear interfaces gráficas y aplicaciones multiplataforma usando el </w:t>
-      </w:r>
-      <w:proofErr w:type="spellStart"/>
-      <w:r>
-        <w:rPr>
-          <w:rFonts w:ascii="Arial" w:eastAsia="Times New Roman" w:hAnsi="Arial" w:cs="Arial"/>
-          <w:color w:val="000000"/>
-          <w:sz w:val="24"/>
-          <w:szCs w:val="24"/>
-          <w:lang w:eastAsia="es-ES"/>
-        </w:rPr>
-        <w:t>framework</w:t>
-      </w:r>
-      <w:proofErr w:type="spellEnd"/>
-      <w:r>
-        <w:rPr>
-          <w:rFonts w:ascii="Arial" w:eastAsia="Times New Roman" w:hAnsi="Arial" w:cs="Arial"/>
-          <w:color w:val="000000"/>
-          <w:sz w:val="24"/>
-          <w:szCs w:val="24"/>
-          <w:lang w:eastAsia="es-ES"/>
-        </w:rPr>
-        <w:t xml:space="preserve"> </w:t>
-      </w:r>
-      <w:proofErr w:type="spellStart"/>
-      <w:r>
-        <w:rPr>
-          <w:rFonts w:ascii="Arial" w:eastAsia="Times New Roman" w:hAnsi="Arial" w:cs="Arial"/>
-          <w:color w:val="000000"/>
-          <w:sz w:val="24"/>
-          <w:szCs w:val="24"/>
-          <w:lang w:eastAsia="es-ES"/>
-        </w:rPr>
-        <w:t>Qt</w:t>
-      </w:r>
-      <w:proofErr w:type="spellEnd"/>
-      <w:r>
-        <w:rPr>
-          <w:rFonts w:ascii="Arial" w:eastAsia="Times New Roman" w:hAnsi="Arial" w:cs="Arial"/>
-          <w:color w:val="000000"/>
-          <w:sz w:val="24"/>
-          <w:szCs w:val="24"/>
-          <w:lang w:eastAsia="es-ES"/>
-        </w:rPr>
-        <w:t xml:space="preserve"> desde Python. Según </w:t>
-      </w:r>
-      <w:proofErr w:type="spellStart"/>
-      <w:r>
-        <w:rPr>
-          <w:rFonts w:ascii="Arial" w:eastAsia="Times New Roman" w:hAnsi="Arial" w:cs="Arial"/>
-          <w:color w:val="000000"/>
-          <w:sz w:val="24"/>
-          <w:szCs w:val="24"/>
-          <w:lang w:eastAsia="es-ES"/>
-        </w:rPr>
-        <w:t>The</w:t>
-      </w:r>
-      <w:proofErr w:type="spellEnd"/>
-      <w:r>
-        <w:rPr>
-          <w:rFonts w:ascii="Arial" w:eastAsia="Times New Roman" w:hAnsi="Arial" w:cs="Arial"/>
-          <w:color w:val="000000"/>
-          <w:sz w:val="24"/>
-          <w:szCs w:val="24"/>
-          <w:lang w:eastAsia="es-ES"/>
-        </w:rPr>
-        <w:t xml:space="preserve"> </w:t>
-      </w:r>
-      <w:proofErr w:type="spellStart"/>
-      <w:r>
-        <w:rPr>
-          <w:rFonts w:ascii="Arial" w:eastAsia="Times New Roman" w:hAnsi="Arial" w:cs="Arial"/>
-          <w:color w:val="000000"/>
-          <w:sz w:val="24"/>
-          <w:szCs w:val="24"/>
-          <w:lang w:eastAsia="es-ES"/>
-        </w:rPr>
-        <w:t>Qt</w:t>
-      </w:r>
-      <w:proofErr w:type="spellEnd"/>
-      <w:r>
-        <w:rPr>
-          <w:rFonts w:ascii="Arial" w:eastAsia="Times New Roman" w:hAnsi="Arial" w:cs="Arial"/>
-          <w:color w:val="000000"/>
-          <w:sz w:val="24"/>
-          <w:szCs w:val="24"/>
-          <w:lang w:eastAsia="es-ES"/>
-        </w:rPr>
-        <w:t xml:space="preserve"> Company (2021) "</w:t>
-      </w:r>
-      <w:proofErr w:type="spellStart"/>
-      <w:r>
-        <w:rPr>
-          <w:rFonts w:ascii="Arial" w:eastAsia="Times New Roman" w:hAnsi="Arial" w:cs="Arial"/>
-          <w:color w:val="000000"/>
-          <w:sz w:val="24"/>
-          <w:szCs w:val="24"/>
-          <w:lang w:eastAsia="es-ES"/>
-        </w:rPr>
-        <w:t>Qt</w:t>
-      </w:r>
-      <w:proofErr w:type="spellEnd"/>
-      <w:r>
-        <w:rPr>
-          <w:rFonts w:ascii="Arial" w:eastAsia="Times New Roman" w:hAnsi="Arial" w:cs="Arial"/>
-          <w:color w:val="000000"/>
-          <w:sz w:val="24"/>
-          <w:szCs w:val="24"/>
-          <w:lang w:eastAsia="es-ES"/>
-        </w:rPr>
-        <w:t xml:space="preserve"> </w:t>
-      </w:r>
-      <w:proofErr w:type="spellStart"/>
-      <w:r>
-        <w:rPr>
-          <w:rFonts w:ascii="Arial" w:eastAsia="Times New Roman" w:hAnsi="Arial" w:cs="Arial"/>
-          <w:color w:val="000000"/>
-          <w:sz w:val="24"/>
-          <w:szCs w:val="24"/>
-          <w:lang w:eastAsia="es-ES"/>
-        </w:rPr>
-        <w:t>for</w:t>
-      </w:r>
-      <w:proofErr w:type="spellEnd"/>
-      <w:r>
-        <w:rPr>
-          <w:rFonts w:ascii="Arial" w:eastAsia="Times New Roman" w:hAnsi="Arial" w:cs="Arial"/>
-          <w:color w:val="000000"/>
-          <w:sz w:val="24"/>
-          <w:szCs w:val="24"/>
-          <w:lang w:eastAsia="es-ES"/>
-        </w:rPr>
-        <w:t xml:space="preserve"> Python (</w:t>
-      </w:r>
-      <w:proofErr w:type="spellStart"/>
-      <w:r>
-        <w:rPr>
-          <w:rFonts w:ascii="Arial" w:eastAsia="Times New Roman" w:hAnsi="Arial" w:cs="Arial"/>
-          <w:color w:val="000000"/>
-          <w:sz w:val="24"/>
-          <w:szCs w:val="24"/>
-          <w:lang w:eastAsia="es-ES"/>
-        </w:rPr>
-        <w:t>PySide</w:t>
-      </w:r>
-      <w:proofErr w:type="spellEnd"/>
-      <w:r>
-        <w:rPr>
-          <w:rFonts w:ascii="Arial" w:eastAsia="Times New Roman" w:hAnsi="Arial" w:cs="Arial"/>
-          <w:color w:val="000000"/>
-          <w:sz w:val="24"/>
-          <w:szCs w:val="24"/>
-          <w:lang w:eastAsia="es-ES"/>
-        </w:rPr>
-        <w:t xml:space="preserve">) ofrece vinculaciones de Qt para Python que permiten desarrollar </w:t>
-      </w:r>
-      <w:proofErr w:type="spellStart"/>
-      <w:r>
-        <w:rPr>
-          <w:rFonts w:ascii="Arial" w:eastAsia="Times New Roman" w:hAnsi="Arial" w:cs="Arial"/>
-          <w:color w:val="000000"/>
-          <w:sz w:val="24"/>
-          <w:szCs w:val="24"/>
-          <w:lang w:eastAsia="es-ES"/>
-        </w:rPr>
-        <w:t>GUIs</w:t>
-      </w:r>
-      <w:proofErr w:type="spellEnd"/>
-      <w:r>
-        <w:rPr>
-          <w:rFonts w:ascii="Arial" w:eastAsia="Times New Roman" w:hAnsi="Arial" w:cs="Arial"/>
-          <w:color w:val="000000"/>
-          <w:sz w:val="24"/>
-          <w:szCs w:val="24"/>
-          <w:lang w:eastAsia="es-ES"/>
-        </w:rPr>
-        <w:t xml:space="preserve"> modernas". Esto destaca la integración entre Qt y Python para creación de interfaces robustas. Según la documentación de </w:t>
-      </w:r>
-      <w:proofErr w:type="spellStart"/>
-      <w:r>
-        <w:rPr>
-          <w:rFonts w:ascii="Arial" w:eastAsia="Times New Roman" w:hAnsi="Arial" w:cs="Arial"/>
-          <w:color w:val="000000"/>
-          <w:sz w:val="24"/>
-          <w:szCs w:val="24"/>
-          <w:lang w:eastAsia="es-ES"/>
-        </w:rPr>
-        <w:t>PySide</w:t>
-      </w:r>
-      <w:proofErr w:type="spellEnd"/>
-      <w:r>
-        <w:rPr>
-          <w:rFonts w:ascii="Arial" w:eastAsia="Times New Roman" w:hAnsi="Arial" w:cs="Arial"/>
-          <w:color w:val="000000"/>
-          <w:sz w:val="24"/>
-          <w:szCs w:val="24"/>
-          <w:lang w:eastAsia="es-ES"/>
-        </w:rPr>
-        <w:t xml:space="preserve"> (2021) "PySide6 proporciona acceso a los módulos Qt con API consistente y rendimiento nativo". De aquí se concluye que PySide6 combina productividad de Python con capacidades gráficas avanzadas de Qt. Por tanto, es una opción sólida para aplicaciones de escritorio profesionales en Python.</w:t>
+      <w:r>
+        <w:rPr>
+          <w:rFonts w:ascii="Arial" w:eastAsia="Times New Roman" w:hAnsi="Arial" w:cs="Arial"/>
+          <w:color w:val="000000"/>
+          <w:sz w:val="24"/>
+          <w:szCs w:val="24"/>
+          <w:lang w:eastAsia="es-ES"/>
+        </w:rPr>
+        <w:t xml:space="preserve"> oficial de Qt para Python que permite crear interfaces gráficas y aplicaciones multiplataforma usando el framework Qt desde Python. Según The Qt Company (2021) "Qt for Python (PySide) ofrece vinculaciones de Qt para Python que permiten desarrollar GUIs modernas". Esto destaca la integración entre Qt y Python para creación de interfaces robustas. Según la documentación de PySide (2021) "PySide6 proporciona acceso a los módulos Qt con API consistente y rendimiento nativo". De aquí se concluye que PySide6 combina productividad de Python con capacidades gráficas avanzadas de Qt. Por tanto, es una opción sólida para aplicaciones de escritorio profesionales en Python.</w:t>
       </w:r>
     </w:p>
     <w:p>
@@ -3621,51 +3168,7 @@
           <w:lang w:eastAsia="es-ES"/>
         </w:rPr>
         <w:tab/>
-        <w:t xml:space="preserve">Como preámbulo, una base de datos es una colección organizada de datos diseñada para su almacenamiento, consulta y mantenimiento eficiente, garantizando integridad y concurrencia. Según Codd (1970) "el modelo relacional ofrece una forma consistente de representar datos y relaciones mediante tablas". Esto marcó la base para modelos relacionales y consultas declarativas. Según </w:t>
-      </w:r>
-      <w:proofErr w:type="spellStart"/>
-      <w:r>
-        <w:rPr>
-          <w:rFonts w:ascii="Arial" w:eastAsia="Times New Roman" w:hAnsi="Arial" w:cs="Arial"/>
-          <w:color w:val="000000"/>
-          <w:sz w:val="24"/>
-          <w:szCs w:val="24"/>
-          <w:lang w:eastAsia="es-ES"/>
-        </w:rPr>
-        <w:t>Elmasri</w:t>
-      </w:r>
-      <w:proofErr w:type="spellEnd"/>
-      <w:r>
-        <w:rPr>
-          <w:rFonts w:ascii="Arial" w:eastAsia="Times New Roman" w:hAnsi="Arial" w:cs="Arial"/>
-          <w:color w:val="000000"/>
-          <w:sz w:val="24"/>
-          <w:szCs w:val="24"/>
-          <w:lang w:eastAsia="es-ES"/>
-        </w:rPr>
-        <w:t xml:space="preserve"> &amp; </w:t>
-      </w:r>
-      <w:proofErr w:type="spellStart"/>
-      <w:r>
-        <w:rPr>
-          <w:rFonts w:ascii="Arial" w:eastAsia="Times New Roman" w:hAnsi="Arial" w:cs="Arial"/>
-          <w:color w:val="000000"/>
-          <w:sz w:val="24"/>
-          <w:szCs w:val="24"/>
-          <w:lang w:eastAsia="es-ES"/>
-        </w:rPr>
-        <w:t>Navathe</w:t>
-      </w:r>
-      <w:proofErr w:type="spellEnd"/>
-      <w:r>
-        <w:rPr>
-          <w:rFonts w:ascii="Arial" w:eastAsia="Times New Roman" w:hAnsi="Arial" w:cs="Arial"/>
-          <w:color w:val="000000"/>
-          <w:sz w:val="24"/>
-          <w:szCs w:val="24"/>
-          <w:lang w:eastAsia="es-ES"/>
-        </w:rPr>
-        <w:t xml:space="preserve"> (2010) "una base de datos debe garantizar integridad, seguridad, recuperación y rendimiento". De aquí se concluye que la elección del modelo y arquitectura impacta directamente en la escalabilidad y fiabilidad. Por </w:t>
+        <w:t xml:space="preserve">Como preámbulo, una base de datos es una colección organizada de datos diseñada para su almacenamiento, consulta y mantenimiento eficiente, garantizando integridad y concurrencia. Según Codd (1970) "el modelo relacional ofrece una forma consistente de representar datos y relaciones mediante tablas". Esto marcó la base para modelos relacionales y consultas declarativas. Según Elmasri &amp; Navathe (2010) "una base de datos debe garantizar integridad, seguridad, recuperación y rendimiento". De aquí se concluye que la elección del modelo y arquitectura impacta directamente en la escalabilidad y fiabilidad. Por </w:t>
       </w:r>
       <w:r>
         <w:rPr>
@@ -3723,73 +3226,7 @@
           <w:szCs w:val="24"/>
           <w:lang w:eastAsia="es-ES"/>
         </w:rPr>
-        <w:t xml:space="preserve">Como preámbulo, MySQL es un sistema de gestión de bases de datos relacional de código abierto, ampliamente utilizado por su velocidad, simplicidad y comunidad extensa. Según </w:t>
-      </w:r>
-      <w:proofErr w:type="spellStart"/>
-      <w:r>
-        <w:rPr>
-          <w:rFonts w:ascii="Arial" w:eastAsia="Times New Roman" w:hAnsi="Arial" w:cs="Arial"/>
-          <w:color w:val="000000"/>
-          <w:sz w:val="24"/>
-          <w:szCs w:val="24"/>
-          <w:lang w:eastAsia="es-ES"/>
-        </w:rPr>
-        <w:t>Widenius</w:t>
-      </w:r>
-      <w:proofErr w:type="spellEnd"/>
-      <w:r>
-        <w:rPr>
-          <w:rFonts w:ascii="Arial" w:eastAsia="Times New Roman" w:hAnsi="Arial" w:cs="Arial"/>
-          <w:color w:val="000000"/>
-          <w:sz w:val="24"/>
-          <w:szCs w:val="24"/>
-          <w:lang w:eastAsia="es-ES"/>
-        </w:rPr>
-        <w:t xml:space="preserve"> &amp; </w:t>
-      </w:r>
-      <w:proofErr w:type="spellStart"/>
-      <w:r>
-        <w:rPr>
-          <w:rFonts w:ascii="Arial" w:eastAsia="Times New Roman" w:hAnsi="Arial" w:cs="Arial"/>
-          <w:color w:val="000000"/>
-          <w:sz w:val="24"/>
-          <w:szCs w:val="24"/>
-          <w:lang w:eastAsia="es-ES"/>
-        </w:rPr>
-        <w:t>Axmark</w:t>
-      </w:r>
-      <w:proofErr w:type="spellEnd"/>
-      <w:r>
-        <w:rPr>
-          <w:rFonts w:ascii="Arial" w:eastAsia="Times New Roman" w:hAnsi="Arial" w:cs="Arial"/>
-          <w:color w:val="000000"/>
-          <w:sz w:val="24"/>
-          <w:szCs w:val="24"/>
-          <w:lang w:eastAsia="es-ES"/>
-        </w:rPr>
-        <w:t xml:space="preserve"> (1995) "MySQL nace como motor rápido y fiable para aplicaciones web y empresariales". Esto explica su adopción temprana en entornos LAMP. Según la documentación de Oracle/MySQL (2010) "MySQL ofrece características de replicación, seguridad y rendimiento para cargas diversas". La conclusión es que MySQL combina facilidad de uso con funciones de producción, aunque la arquitectura y el </w:t>
-      </w:r>
-      <w:proofErr w:type="spellStart"/>
-      <w:r>
-        <w:rPr>
-          <w:rFonts w:ascii="Arial" w:eastAsia="Times New Roman" w:hAnsi="Arial" w:cs="Arial"/>
-          <w:color w:val="000000"/>
-          <w:sz w:val="24"/>
-          <w:szCs w:val="24"/>
-          <w:lang w:eastAsia="es-ES"/>
-        </w:rPr>
-        <w:t>tuning</w:t>
-      </w:r>
-      <w:proofErr w:type="spellEnd"/>
-      <w:r>
-        <w:rPr>
-          <w:rFonts w:ascii="Arial" w:eastAsia="Times New Roman" w:hAnsi="Arial" w:cs="Arial"/>
-          <w:color w:val="000000"/>
-          <w:sz w:val="24"/>
-          <w:szCs w:val="24"/>
-          <w:lang w:eastAsia="es-ES"/>
-        </w:rPr>
-        <w:t xml:space="preserve"> son claves para cargas exigentes. Por eso es habitual en prototipos y sistemas productivos.</w:t>
+        <w:t>Como preámbulo, MySQL es un sistema de gestión de bases de datos relacional de código abierto, ampliamente utilizado por su velocidad, simplicidad y comunidad extensa. Según Widenius &amp; Axmark (1995) "MySQL nace como motor rápido y fiable para aplicaciones web y empresariales". Esto explica su adopción temprana en entornos LAMP. Según la documentación de Oracle/MySQL (2010) "MySQL ofrece características de replicación, seguridad y rendimiento para cargas diversas". La conclusión es que MySQL combina facilidad de uso con funciones de producción, aunque la arquitectura y el tuning son claves para cargas exigentes. Por eso es habitual en prototipos y sistemas productivos.</w:t>
       </w:r>
     </w:p>
     <w:p>
@@ -3836,51 +3273,7 @@
           <w:lang w:eastAsia="es-ES"/>
         </w:rPr>
         <w:tab/>
-        <w:t xml:space="preserve">XAMPP es una distribución fácil de instalar que agrupa servidor Apache, </w:t>
-      </w:r>
-      <w:proofErr w:type="spellStart"/>
-      <w:r>
-        <w:rPr>
-          <w:rFonts w:ascii="Arial" w:eastAsia="Times New Roman" w:hAnsi="Arial" w:cs="Arial"/>
-          <w:color w:val="000000"/>
-          <w:sz w:val="24"/>
-          <w:szCs w:val="24"/>
-          <w:lang w:eastAsia="es-ES"/>
-        </w:rPr>
-        <w:t>MariaDB</w:t>
-      </w:r>
-      <w:proofErr w:type="spellEnd"/>
-      <w:r>
-        <w:rPr>
-          <w:rFonts w:ascii="Arial" w:eastAsia="Times New Roman" w:hAnsi="Arial" w:cs="Arial"/>
-          <w:color w:val="000000"/>
-          <w:sz w:val="24"/>
-          <w:szCs w:val="24"/>
-          <w:lang w:eastAsia="es-ES"/>
-        </w:rPr>
-        <w:t>/</w:t>
-      </w:r>
-      <w:proofErr w:type="spellStart"/>
-      <w:r>
-        <w:rPr>
-          <w:rFonts w:ascii="Arial" w:eastAsia="Times New Roman" w:hAnsi="Arial" w:cs="Arial"/>
-          <w:color w:val="000000"/>
-          <w:sz w:val="24"/>
-          <w:szCs w:val="24"/>
-          <w:lang w:eastAsia="es-ES"/>
-        </w:rPr>
-        <w:t>MySQL</w:t>
-      </w:r>
-      <w:proofErr w:type="spellEnd"/>
-      <w:r>
-        <w:rPr>
-          <w:rFonts w:ascii="Arial" w:eastAsia="Times New Roman" w:hAnsi="Arial" w:cs="Arial"/>
-          <w:color w:val="000000"/>
-          <w:sz w:val="24"/>
-          <w:szCs w:val="24"/>
-          <w:lang w:eastAsia="es-ES"/>
-        </w:rPr>
-        <w:t>, PHP y Perl, facilitando entornos de desarrollo locales. Según Apache Friends (2002) "XAMPP es completamente gratuito y fácil de instalar, concebido para desarrollo local". Esto facilita el despliegue rápido de entornos de pruebas. Según la documentación de XAMPP (s.f.) "XAMPP permite simular entornos de servidor para pruebas antes de producción". De ello se concluye que XAMPP es ideal para aprendizaje y desarrollo ágil, aunque no se recomienda como servidor de producción sin ajustes de seguridad. En práctica, acelera el ciclo de desarrollo y pruebas locales.</w:t>
+        <w:t>XAMPP es una distribución fácil de instalar que agrupa servidor Apache, MariaDB/MySQL, PHP y Perl, facilitando entornos de desarrollo locales. Según Apache Friends (2002) "XAMPP es completamente gratuito y fácil de instalar, concebido para desarrollo local". Esto facilita el despliegue rápido de entornos de pruebas. Según la documentación de XAMPP (s.f.) "XAMPP permite simular entornos de servidor para pruebas antes de producción". De ello se concluye que XAMPP es ideal para aprendizaje y desarrollo ágil, aunque no se recomienda como servidor de producción sin ajustes de seguridad. En práctica, acelera el ciclo de desarrollo y pruebas locales.</w:t>
       </w:r>
     </w:p>
     <w:p>
@@ -3927,117 +3320,7 @@
           <w:lang w:eastAsia="es-ES"/>
         </w:rPr>
         <w:tab/>
-        <w:t xml:space="preserve">Como preámbulo, el ORM es una técnica que mapea objetos de un programa a estructuras de una base de datos relacional para facilitar la persistencia de datos desde paradigmas orientados a objetos. Según </w:t>
-      </w:r>
-      <w:proofErr w:type="spellStart"/>
-      <w:r>
-        <w:rPr>
-          <w:rFonts w:ascii="Arial" w:eastAsia="Times New Roman" w:hAnsi="Arial" w:cs="Arial"/>
-          <w:color w:val="000000"/>
-          <w:sz w:val="24"/>
-          <w:szCs w:val="24"/>
-          <w:lang w:eastAsia="es-ES"/>
-        </w:rPr>
-        <w:t>Fowler</w:t>
-      </w:r>
-      <w:proofErr w:type="spellEnd"/>
-      <w:r>
-        <w:rPr>
-          <w:rFonts w:ascii="Arial" w:eastAsia="Times New Roman" w:hAnsi="Arial" w:cs="Arial"/>
-          <w:color w:val="000000"/>
-          <w:sz w:val="24"/>
-          <w:szCs w:val="24"/>
-          <w:lang w:eastAsia="es-ES"/>
-        </w:rPr>
-        <w:t xml:space="preserve"> (2002) "</w:t>
-      </w:r>
-      <w:proofErr w:type="spellStart"/>
-      <w:r>
-        <w:rPr>
-          <w:rFonts w:ascii="Arial" w:eastAsia="Times New Roman" w:hAnsi="Arial" w:cs="Arial"/>
-          <w:color w:val="000000"/>
-          <w:sz w:val="24"/>
-          <w:szCs w:val="24"/>
-          <w:lang w:eastAsia="es-ES"/>
-        </w:rPr>
-        <w:t>object</w:t>
-      </w:r>
-      <w:proofErr w:type="spellEnd"/>
-      <w:r>
-        <w:rPr>
-          <w:rFonts w:ascii="Arial" w:eastAsia="Times New Roman" w:hAnsi="Arial" w:cs="Arial"/>
-          <w:color w:val="000000"/>
-          <w:sz w:val="24"/>
-          <w:szCs w:val="24"/>
-          <w:lang w:eastAsia="es-ES"/>
-        </w:rPr>
-        <w:t>–</w:t>
-      </w:r>
-      <w:proofErr w:type="spellStart"/>
-      <w:r>
-        <w:rPr>
-          <w:rFonts w:ascii="Arial" w:eastAsia="Times New Roman" w:hAnsi="Arial" w:cs="Arial"/>
-          <w:color w:val="000000"/>
-          <w:sz w:val="24"/>
-          <w:szCs w:val="24"/>
-          <w:lang w:eastAsia="es-ES"/>
-        </w:rPr>
-        <w:t>relational</w:t>
-      </w:r>
-      <w:proofErr w:type="spellEnd"/>
-      <w:r>
-        <w:rPr>
-          <w:rFonts w:ascii="Arial" w:eastAsia="Times New Roman" w:hAnsi="Arial" w:cs="Arial"/>
-          <w:color w:val="000000"/>
-          <w:sz w:val="24"/>
-          <w:szCs w:val="24"/>
-          <w:lang w:eastAsia="es-ES"/>
-        </w:rPr>
-        <w:t xml:space="preserve"> </w:t>
-      </w:r>
-      <w:proofErr w:type="spellStart"/>
-      <w:r>
-        <w:rPr>
-          <w:rFonts w:ascii="Arial" w:eastAsia="Times New Roman" w:hAnsi="Arial" w:cs="Arial"/>
-          <w:color w:val="000000"/>
-          <w:sz w:val="24"/>
-          <w:szCs w:val="24"/>
-          <w:lang w:eastAsia="es-ES"/>
-        </w:rPr>
-        <w:t>mapping</w:t>
-      </w:r>
-      <w:proofErr w:type="spellEnd"/>
-      <w:r>
-        <w:rPr>
-          <w:rFonts w:ascii="Arial" w:eastAsia="Times New Roman" w:hAnsi="Arial" w:cs="Arial"/>
-          <w:color w:val="000000"/>
-          <w:sz w:val="24"/>
-          <w:szCs w:val="24"/>
-          <w:lang w:eastAsia="es-ES"/>
-        </w:rPr>
-        <w:t xml:space="preserve"> es la técnica para convertir datos entre sistemas de tipos incompatibles". Esto subraya la función puente del ORM. Según </w:t>
-      </w:r>
-      <w:proofErr w:type="spellStart"/>
-      <w:r>
-        <w:rPr>
-          <w:rFonts w:ascii="Arial" w:eastAsia="Times New Roman" w:hAnsi="Arial" w:cs="Arial"/>
-          <w:color w:val="000000"/>
-          <w:sz w:val="24"/>
-          <w:szCs w:val="24"/>
-          <w:lang w:eastAsia="es-ES"/>
-        </w:rPr>
-        <w:t>Ambler</w:t>
-      </w:r>
-      <w:proofErr w:type="spellEnd"/>
-      <w:r>
-        <w:rPr>
-          <w:rFonts w:ascii="Arial" w:eastAsia="Times New Roman" w:hAnsi="Arial" w:cs="Arial"/>
-          <w:color w:val="000000"/>
-          <w:sz w:val="24"/>
-          <w:szCs w:val="24"/>
-          <w:lang w:eastAsia="es-ES"/>
-        </w:rPr>
-        <w:t xml:space="preserve"> (2003) "los ORM reducen la fricción entre modelo de dominio y </w:t>
+        <w:t xml:space="preserve">Como preámbulo, el ORM es una técnica que mapea objetos de un programa a estructuras de una base de datos relacional para facilitar la persistencia de datos desde paradigmas orientados a objetos. Según Fowler (2002) "object–relational mapping es la técnica para convertir datos entre sistemas de tipos incompatibles". Esto subraya la función puente del ORM. Según Ambler (2003) "los ORM reducen la fricción entre modelo de dominio y </w:t>
       </w:r>
       <w:r>
         <w:rPr>
@@ -4062,7 +3345,6 @@
           <w:lang w:eastAsia="es-ES"/>
         </w:rPr>
       </w:pPr>
-      <w:proofErr w:type="spellStart"/>
       <w:r>
         <w:rPr>
           <w:rFonts w:ascii="Arial" w:eastAsia="Times New Roman" w:hAnsi="Arial" w:cs="Arial"/>
@@ -4075,7 +3357,6 @@
         </w:rPr>
         <w:t>SQLAlchemy</w:t>
       </w:r>
-      <w:proofErr w:type="spellEnd"/>
     </w:p>
     <w:p>
       <w:pPr>
@@ -4097,139 +3378,7 @@
           <w:szCs w:val="24"/>
           <w:lang w:eastAsia="es-ES"/>
         </w:rPr>
-        <w:t xml:space="preserve">Como preámbulo, </w:t>
-      </w:r>
-      <w:proofErr w:type="spellStart"/>
-      <w:r>
-        <w:rPr>
-          <w:rFonts w:ascii="Arial" w:eastAsia="Times New Roman" w:hAnsi="Arial" w:cs="Arial"/>
-          <w:color w:val="000000"/>
-          <w:sz w:val="24"/>
-          <w:szCs w:val="24"/>
-          <w:lang w:eastAsia="es-ES"/>
-        </w:rPr>
-        <w:t>SQLAlchemy</w:t>
-      </w:r>
-      <w:proofErr w:type="spellEnd"/>
-      <w:r>
-        <w:rPr>
-          <w:rFonts w:ascii="Arial" w:eastAsia="Times New Roman" w:hAnsi="Arial" w:cs="Arial"/>
-          <w:color w:val="000000"/>
-          <w:sz w:val="24"/>
-          <w:szCs w:val="24"/>
-          <w:lang w:eastAsia="es-ES"/>
-        </w:rPr>
-        <w:t xml:space="preserve"> es una biblioteca de Python que ofrece un </w:t>
-      </w:r>
-      <w:proofErr w:type="spellStart"/>
-      <w:r>
-        <w:rPr>
-          <w:rFonts w:ascii="Arial" w:eastAsia="Times New Roman" w:hAnsi="Arial" w:cs="Arial"/>
-          <w:color w:val="000000"/>
-          <w:sz w:val="24"/>
-          <w:szCs w:val="24"/>
-          <w:lang w:eastAsia="es-ES"/>
-        </w:rPr>
-        <w:t>toolkit</w:t>
-      </w:r>
-      <w:proofErr w:type="spellEnd"/>
-      <w:r>
-        <w:rPr>
-          <w:rFonts w:ascii="Arial" w:eastAsia="Times New Roman" w:hAnsi="Arial" w:cs="Arial"/>
-          <w:color w:val="000000"/>
-          <w:sz w:val="24"/>
-          <w:szCs w:val="24"/>
-          <w:lang w:eastAsia="es-ES"/>
-        </w:rPr>
-        <w:t xml:space="preserve"> SQL y un ORM flexible que da acceso potente y expresivo a bases de datos relacionales. Según Bayer (2006) "</w:t>
-      </w:r>
-      <w:proofErr w:type="spellStart"/>
-      <w:r>
-        <w:rPr>
-          <w:rFonts w:ascii="Arial" w:eastAsia="Times New Roman" w:hAnsi="Arial" w:cs="Arial"/>
-          <w:color w:val="000000"/>
-          <w:sz w:val="24"/>
-          <w:szCs w:val="24"/>
-          <w:lang w:eastAsia="es-ES"/>
-        </w:rPr>
-        <w:t>SQLAlchemy</w:t>
-      </w:r>
-      <w:proofErr w:type="spellEnd"/>
-      <w:r>
-        <w:rPr>
-          <w:rFonts w:ascii="Arial" w:eastAsia="Times New Roman" w:hAnsi="Arial" w:cs="Arial"/>
-          <w:color w:val="000000"/>
-          <w:sz w:val="24"/>
-          <w:szCs w:val="24"/>
-          <w:lang w:eastAsia="es-ES"/>
-        </w:rPr>
-        <w:t xml:space="preserve"> es el </w:t>
-      </w:r>
-      <w:proofErr w:type="spellStart"/>
-      <w:r>
-        <w:rPr>
-          <w:rFonts w:ascii="Arial" w:eastAsia="Times New Roman" w:hAnsi="Arial" w:cs="Arial"/>
-          <w:color w:val="000000"/>
-          <w:sz w:val="24"/>
-          <w:szCs w:val="24"/>
-          <w:lang w:eastAsia="es-ES"/>
-        </w:rPr>
-        <w:t>toolkit</w:t>
-      </w:r>
-      <w:proofErr w:type="spellEnd"/>
-      <w:r>
-        <w:rPr>
-          <w:rFonts w:ascii="Arial" w:eastAsia="Times New Roman" w:hAnsi="Arial" w:cs="Arial"/>
-          <w:color w:val="000000"/>
-          <w:sz w:val="24"/>
-          <w:szCs w:val="24"/>
-          <w:lang w:eastAsia="es-ES"/>
-        </w:rPr>
-        <w:t xml:space="preserve"> SQL y ORM para Python que da a los desarrolladores todo el poder y flexibilidad de SQL". Esta declaración señala su enfoque en combinar abstracción y control. Según la documentación oficial (s.f.) "</w:t>
-      </w:r>
-      <w:proofErr w:type="spellStart"/>
-      <w:r>
-        <w:rPr>
-          <w:rFonts w:ascii="Arial" w:eastAsia="Times New Roman" w:hAnsi="Arial" w:cs="Arial"/>
-          <w:color w:val="000000"/>
-          <w:sz w:val="24"/>
-          <w:szCs w:val="24"/>
-          <w:lang w:eastAsia="es-ES"/>
-        </w:rPr>
-        <w:t>SQLAlchemy</w:t>
-      </w:r>
-      <w:proofErr w:type="spellEnd"/>
-      <w:r>
-        <w:rPr>
-          <w:rFonts w:ascii="Arial" w:eastAsia="Times New Roman" w:hAnsi="Arial" w:cs="Arial"/>
-          <w:color w:val="000000"/>
-          <w:sz w:val="24"/>
-          <w:szCs w:val="24"/>
-          <w:lang w:eastAsia="es-ES"/>
-        </w:rPr>
-        <w:t xml:space="preserve"> permite tanto mapeo de objetos como construcción explícita de consultas SQL optimizadas". De ello se concluye que </w:t>
-      </w:r>
-      <w:proofErr w:type="spellStart"/>
-      <w:r>
-        <w:rPr>
-          <w:rFonts w:ascii="Arial" w:eastAsia="Times New Roman" w:hAnsi="Arial" w:cs="Arial"/>
-          <w:color w:val="000000"/>
-          <w:sz w:val="24"/>
-          <w:szCs w:val="24"/>
-          <w:lang w:eastAsia="es-ES"/>
-        </w:rPr>
-        <w:t>SQLAlchemy</w:t>
-      </w:r>
-      <w:proofErr w:type="spellEnd"/>
-      <w:r>
-        <w:rPr>
-          <w:rFonts w:ascii="Arial" w:eastAsia="Times New Roman" w:hAnsi="Arial" w:cs="Arial"/>
-          <w:color w:val="000000"/>
-          <w:sz w:val="24"/>
-          <w:szCs w:val="24"/>
-          <w:lang w:eastAsia="es-ES"/>
-        </w:rPr>
-        <w:t xml:space="preserve"> es apropiado cuando se necesita control fino sobre consultas sin renunciar a ventajas del ORM. Por eso es muy usado en proyectos profesionales Python.</w:t>
+        <w:t>Como preámbulo, SQLAlchemy es una biblioteca de Python que ofrece un toolkit SQL y un ORM flexible que da acceso potente y expresivo a bases de datos relacionales. Según Bayer (2006) "SQLAlchemy es el toolkit SQL y ORM para Python que da a los desarrolladores todo el poder y flexibilidad de SQL". Esta declaración señala su enfoque en combinar abstracción y control. Según la documentación oficial (s.f.) "SQLAlchemy permite tanto mapeo de objetos como construcción explícita de consultas SQL optimizadas". De ello se concluye que SQLAlchemy es apropiado cuando se necesita control fino sobre consultas sin renunciar a ventajas del ORM. Por eso es muy usado en proyectos profesionales Python.</w:t>
       </w:r>
     </w:p>
     <w:p>
@@ -4305,29 +3454,7 @@
           <w:sz w:val="24"/>
           <w:lang w:eastAsia="es-ES"/>
         </w:rPr>
-        <w:t xml:space="preserve">Constitución de la República Bolivariana de </w:t>
-      </w:r>
-      <w:proofErr w:type="spellStart"/>
-      <w:proofErr w:type="gramStart"/>
-      <w:r>
-        <w:rPr>
-          <w:rFonts w:ascii="Arial" w:hAnsi="Arial" w:cs="Arial"/>
-          <w:b/>
-          <w:sz w:val="24"/>
-          <w:lang w:eastAsia="es-ES"/>
-        </w:rPr>
-        <w:t>Venezuela,Capítulo</w:t>
-      </w:r>
-      <w:proofErr w:type="spellEnd"/>
-      <w:proofErr w:type="gramEnd"/>
-      <w:r>
-        <w:rPr>
-          <w:rFonts w:ascii="Arial" w:hAnsi="Arial" w:cs="Arial"/>
-          <w:b/>
-          <w:sz w:val="24"/>
-          <w:lang w:eastAsia="es-ES"/>
-        </w:rPr>
-        <w:t xml:space="preserve"> VI  De los Derechos Culturales y Educativos - Artículo 108</w:t>
+        <w:t>Constitución de la República Bolivariana de Venezuela,Capítulo VI  De los Derechos Culturales y Educativos - Artículo 108</w:t>
       </w:r>
     </w:p>
     <w:p>
@@ -7176,7 +6303,6 @@
           <w:lang w:eastAsia="es-ES"/>
         </w:rPr>
       </w:pPr>
-      <w:proofErr w:type="spellStart"/>
       <w:r>
         <w:rPr>
           <w:rFonts w:ascii="Arial" w:eastAsia="Times New Roman" w:hAnsi="Arial" w:cs="Arial"/>
@@ -7187,20 +6313,7 @@
           <w:szCs w:val="24"/>
           <w:lang w:eastAsia="es-ES"/>
         </w:rPr>
-        <w:t>Backend</w:t>
-      </w:r>
-      <w:proofErr w:type="spellEnd"/>
-      <w:r>
-        <w:rPr>
-          <w:rFonts w:ascii="Arial" w:eastAsia="Times New Roman" w:hAnsi="Arial" w:cs="Arial"/>
-          <w:b/>
-          <w:bCs/>
-          <w:color w:val="000000"/>
-          <w:sz w:val="24"/>
-          <w:szCs w:val="24"/>
-          <w:lang w:eastAsia="es-ES"/>
-        </w:rPr>
-        <w:t xml:space="preserve">: </w:t>
+        <w:t xml:space="preserve">Backend: </w:t>
       </w:r>
       <w:r>
         <w:rPr>
@@ -7668,43 +6781,7 @@
           <w:sz w:val="24"/>
           <w:szCs w:val="24"/>
         </w:rPr>
-        <w:t xml:space="preserve"> La metodología de este proyecto se define a través de un modelo cuantitativo. Dicho enfoque se sustenta en la definición de </w:t>
-      </w:r>
-      <w:proofErr w:type="spellStart"/>
-      <w:r>
-        <w:rPr>
-          <w:rFonts w:ascii="Arial" w:hAnsi="Arial" w:cs="Arial"/>
-          <w:sz w:val="24"/>
-          <w:szCs w:val="24"/>
-        </w:rPr>
-        <w:t>Palella</w:t>
-      </w:r>
-      <w:proofErr w:type="spellEnd"/>
-      <w:r>
-        <w:rPr>
-          <w:rFonts w:ascii="Arial" w:hAnsi="Arial" w:cs="Arial"/>
-          <w:sz w:val="24"/>
-          <w:szCs w:val="24"/>
-        </w:rPr>
-        <w:t xml:space="preserve"> y </w:t>
-      </w:r>
-      <w:proofErr w:type="spellStart"/>
-      <w:r>
-        <w:rPr>
-          <w:rFonts w:ascii="Arial" w:hAnsi="Arial" w:cs="Arial"/>
-          <w:sz w:val="24"/>
-          <w:szCs w:val="24"/>
-        </w:rPr>
-        <w:t>Martins</w:t>
-      </w:r>
-      <w:proofErr w:type="spellEnd"/>
-      <w:r>
-        <w:rPr>
-          <w:rFonts w:ascii="Arial" w:hAnsi="Arial" w:cs="Arial"/>
-          <w:sz w:val="24"/>
-          <w:szCs w:val="24"/>
-        </w:rPr>
-        <w:t xml:space="preserve"> (2017): </w:t>
+        <w:t xml:space="preserve"> La metodología de este proyecto se define a través de un modelo cuantitativo. Dicho enfoque se sustenta en la definición de Palella y Martins (2017): </w:t>
       </w:r>
       <w:r>
         <w:rPr>
@@ -8253,125 +7330,6 @@
         </w:rPr>
         <w:t xml:space="preserve"> si la población es pequeña, es preferible estudiarla en su totalidad para evitar errores de muestreo y obtener la máxima precisión en los datos. </w:t>
       </w:r>
-    </w:p>
-    <w:p>
-      <w:pPr>
-        <w:spacing w:line="360" w:lineRule="auto"/>
-        <w:ind w:firstLine="708"/>
-        <w:jc w:val="both"/>
-        <w:rPr>
-          <w:rFonts w:ascii="Arial" w:hAnsi="Arial" w:cs="Arial"/>
-          <w:sz w:val="24"/>
-          <w:szCs w:val="24"/>
-        </w:rPr>
-      </w:pPr>
-      <w:r>
-        <w:rPr>
-          <w:rFonts w:ascii="Arial" w:hAnsi="Arial" w:cs="Arial"/>
-          <w:sz w:val="24"/>
-          <w:szCs w:val="24"/>
-        </w:rPr>
-        <w:t xml:space="preserve">En el Presente proyecto, la muestra está conformada por </w:t>
-      </w:r>
-      <w:r>
-        <w:rPr>
-          <w:rFonts w:ascii="Arial" w:hAnsi="Arial" w:cs="Arial"/>
-          <w:sz w:val="24"/>
-          <w:szCs w:val="24"/>
-        </w:rPr>
-        <w:t xml:space="preserve">un miembro de la </w:t>
-      </w:r>
-      <w:r>
-        <w:rPr>
-          <w:rFonts w:ascii="Arial" w:hAnsi="Arial" w:cs="Arial"/>
-          <w:sz w:val="24"/>
-          <w:szCs w:val="24"/>
-        </w:rPr>
-        <w:t xml:space="preserve">coordinación </w:t>
-      </w:r>
-      <w:r>
-        <w:rPr>
-          <w:rFonts w:ascii="Arial" w:hAnsi="Arial" w:cs="Arial"/>
-          <w:sz w:val="24"/>
-          <w:szCs w:val="24"/>
-        </w:rPr>
-        <w:t>académica</w:t>
-      </w:r>
-      <w:r>
-        <w:rPr>
-          <w:rFonts w:ascii="Arial" w:hAnsi="Arial" w:cs="Arial"/>
-          <w:sz w:val="24"/>
-          <w:szCs w:val="24"/>
-        </w:rPr>
-        <w:t>,</w:t>
-      </w:r>
-      <w:r>
-        <w:rPr>
-          <w:rFonts w:ascii="Arial" w:hAnsi="Arial" w:cs="Arial"/>
-          <w:sz w:val="24"/>
-          <w:szCs w:val="24"/>
-        </w:rPr>
-        <w:t xml:space="preserve"> por otro miembro de</w:t>
-      </w:r>
-      <w:r>
-        <w:rPr>
-          <w:rFonts w:ascii="Arial" w:hAnsi="Arial" w:cs="Arial"/>
-          <w:sz w:val="24"/>
-          <w:szCs w:val="24"/>
-        </w:rPr>
-        <w:t xml:space="preserve"> la coordinación de pasantía y </w:t>
-      </w:r>
-      <w:r>
-        <w:rPr>
-          <w:rFonts w:ascii="Arial" w:hAnsi="Arial" w:cs="Arial"/>
-          <w:sz w:val="24"/>
-          <w:szCs w:val="24"/>
-        </w:rPr>
-        <w:t xml:space="preserve">diecinueve pasantes activos. Haciendo un total de 21 </w:t>
-      </w:r>
-    </w:p>
-    <w:p>
-      <w:pPr>
-        <w:pStyle w:val="Sinespaciado"/>
-        <w:spacing w:line="360" w:lineRule="auto"/>
-        <w:jc w:val="both"/>
-        <w:rPr>
-          <w:rFonts w:ascii="Arial" w:hAnsi="Arial" w:cs="Arial"/>
-          <w:b/>
-          <w:sz w:val="24"/>
-          <w:szCs w:val="24"/>
-        </w:rPr>
-      </w:pPr>
-      <w:r>
-        <w:rPr>
-          <w:rFonts w:ascii="Arial" w:hAnsi="Arial" w:cs="Arial"/>
-          <w:b/>
-          <w:sz w:val="24"/>
-          <w:szCs w:val="24"/>
-        </w:rPr>
-        <w:t>Técnicas</w:t>
-      </w:r>
-      <w:r>
-        <w:rPr>
-          <w:rFonts w:ascii="Arial" w:hAnsi="Arial" w:cs="Arial"/>
-          <w:b/>
-          <w:sz w:val="24"/>
-          <w:szCs w:val="24"/>
-        </w:rPr>
-        <w:t xml:space="preserve"> e instrumentos de recolección de datos </w:t>
-      </w:r>
-    </w:p>
-    <w:p>
-      <w:pPr>
-        <w:pStyle w:val="Sinespaciado"/>
-        <w:spacing w:line="360" w:lineRule="auto"/>
-        <w:jc w:val="both"/>
-        <w:rPr>
-          <w:rFonts w:ascii="Arial" w:hAnsi="Arial" w:cs="Arial"/>
-          <w:sz w:val="24"/>
-          <w:szCs w:val="24"/>
-        </w:rPr>
-      </w:pPr>
     </w:p>
     <w:p>
       <w:pPr>
@@ -8391,32 +7349,7 @@
           <w:sz w:val="24"/>
           <w:szCs w:val="24"/>
         </w:rPr>
-        <w:lastRenderedPageBreak/>
-        <w:t xml:space="preserve">Los procedimientos utilizados para captar la información necesaria se denominan técnicas de recolección. En este sentido, </w:t>
-      </w:r>
-      <w:r>
-        <w:rPr>
-          <w:rFonts w:ascii="Arial" w:hAnsi="Arial" w:cs="Arial"/>
-          <w:sz w:val="24"/>
-          <w:szCs w:val="24"/>
-        </w:rPr>
-        <w:t>Arias (2022)</w:t>
-      </w:r>
-      <w:r>
-        <w:rPr>
-          <w:rFonts w:ascii="Arial" w:hAnsi="Arial" w:cs="Arial"/>
-          <w:sz w:val="24"/>
-          <w:szCs w:val="24"/>
-        </w:rPr>
-        <w:t xml:space="preserve"> sostiene que: “Las técnicas de recolección de datos son las distintas formas o maneras de obtener la información. Son ejemplos de técnicas; la observación directa, la encuesta en sus dos modalidades: La entrevista, el análisis documental, análisis de contenido, entre otros.”. (p111).</w:t>
-      </w:r>
-      <w:r>
-        <w:rPr>
-          <w:rFonts w:ascii="Arial" w:hAnsi="Arial" w:cs="Arial"/>
-          <w:sz w:val="24"/>
-          <w:szCs w:val="24"/>
-        </w:rPr>
-        <w:t xml:space="preserve"> En la presente investigación se utilizará la encuesta estructurada como técnica de recolección de datos, por cuanto permite obtener información precisa y homogénea a partir de un conjunto de preguntas previamente establecidas. </w:t>
+        <w:t>La muestra del presente proyecto está integrada por un total de 21 participantes, distribuidos de la siguiente manera: un representante de la coordinación académica, uno de la coordinación de pasantías y 19 pasantes activos.</w:t>
       </w:r>
     </w:p>
     <w:p>
@@ -8431,14 +7364,6 @@
           <w:szCs w:val="24"/>
         </w:rPr>
       </w:pPr>
-      <w:r>
-        <w:rPr>
-          <w:rFonts w:ascii="Arial" w:hAnsi="Arial" w:cs="Arial"/>
-          <w:sz w:val="24"/>
-          <w:szCs w:val="24"/>
-        </w:rPr>
-        <w:t>Al respecto, Hernández, Fernández y Baptista (2014) señalan que la encuesta estructurada “se caracteriza por contener preguntas cerradas y estandarizadas, lo que facilita la medición de variables y el posterior análisis cuantitativo de los datos” (p. 217).</w:t>
-      </w:r>
     </w:p>
     <w:p>
       <w:pPr>
@@ -8452,48 +7377,6 @@
           <w:szCs w:val="24"/>
         </w:rPr>
       </w:pPr>
-      <w:r>
-        <w:rPr>
-          <w:rFonts w:ascii="Arial" w:hAnsi="Arial" w:cs="Arial"/>
-          <w:sz w:val="24"/>
-          <w:szCs w:val="24"/>
-        </w:rPr>
-        <w:t xml:space="preserve">Por otro lado, los instrumentos de recolección representan los medios materiales que apoyan las técnicas de recolección de datos, permitiendo recolectar y almacenar la información obtenida, esto según lo expuesto por </w:t>
-      </w:r>
-      <w:r>
-        <w:rPr>
-          <w:rFonts w:ascii="Arial" w:hAnsi="Arial" w:cs="Arial"/>
-          <w:sz w:val="24"/>
-          <w:szCs w:val="24"/>
-        </w:rPr>
-        <w:t>Arias (2022)</w:t>
-      </w:r>
-      <w:r>
-        <w:rPr>
-          <w:rFonts w:ascii="Arial" w:hAnsi="Arial" w:cs="Arial"/>
-          <w:sz w:val="24"/>
-          <w:szCs w:val="24"/>
-        </w:rPr>
-        <w:t xml:space="preserve"> “Los instrumentos son los medios materiales que se emplean para recoger y almacenar la información. Ejemplo: fichas, formatos de cuestionario, guía de entrevista, lista de cotejo, escalas de actitudes u opinión, grabador, cámara fotográfica o de video, </w:t>
-      </w:r>
-      <w:proofErr w:type="spellStart"/>
-      <w:r>
-        <w:rPr>
-          <w:rFonts w:ascii="Arial" w:hAnsi="Arial" w:cs="Arial"/>
-          <w:sz w:val="24"/>
-          <w:szCs w:val="24"/>
-        </w:rPr>
-        <w:t>etc</w:t>
-      </w:r>
-      <w:proofErr w:type="spellEnd"/>
-      <w:r>
-        <w:rPr>
-          <w:rFonts w:ascii="Arial" w:hAnsi="Arial" w:cs="Arial"/>
-          <w:sz w:val="24"/>
-          <w:szCs w:val="24"/>
-        </w:rPr>
-        <w:t xml:space="preserve">”. (p111). </w:t>
-      </w:r>
     </w:p>
     <w:p>
       <w:pPr>
@@ -8507,60 +7390,99 @@
           <w:szCs w:val="24"/>
         </w:rPr>
       </w:pPr>
-      <w:r>
-        <w:rPr>
-          <w:rFonts w:ascii="Arial" w:hAnsi="Arial" w:cs="Arial"/>
-          <w:sz w:val="24"/>
-          <w:szCs w:val="24"/>
-        </w:rPr>
-        <w:t xml:space="preserve">En este sentido, el instrumento de recolección de datos que se utilizará será </w:t>
-      </w:r>
-      <w:r>
-        <w:rPr>
-          <w:rStyle w:val="Textoennegrita"/>
-          <w:rFonts w:ascii="Arial" w:hAnsi="Arial" w:cs="Arial"/>
-          <w:b w:val="0"/>
-          <w:bCs w:val="0"/>
-          <w:sz w:val="24"/>
-          <w:szCs w:val="24"/>
-        </w:rPr>
-        <w:t>el cuestionario estructurado</w:t>
-      </w:r>
-      <w:r>
-        <w:rPr>
-          <w:rFonts w:ascii="Arial" w:hAnsi="Arial" w:cs="Arial"/>
-          <w:sz w:val="24"/>
-          <w:szCs w:val="24"/>
-        </w:rPr>
-        <w:t>, el cual se encuentra estrechamente vinculado con la técnica de la encuesta estructurada. Dicho instrumento permitirá recolectar la información de manera sistemática y organizada, mediante un conjunto de preguntas previamente diseñadas y estandarizadas. Al respecto, Hernández, Fernández y Baptista (2014) indican que el cuestionario estructurado es un instrumento que “consiste en un conjunto de preguntas respecto de una o más variables a medir, y debe ser congruente con el planteamiento del problema y las hipótesis formuladas” (p. 217).</w:t>
-      </w:r>
-    </w:p>
-    <w:p>
-      <w:pPr>
+    </w:p>
+    <w:p>
+      <w:pPr>
+        <w:pStyle w:val="Sinespaciado"/>
+        <w:spacing w:line="360" w:lineRule="auto"/>
+        <w:jc w:val="both"/>
+        <w:rPr>
+          <w:rFonts w:ascii="Arial" w:hAnsi="Arial" w:cs="Arial"/>
+          <w:b/>
+          <w:sz w:val="24"/>
+          <w:szCs w:val="24"/>
+        </w:rPr>
+      </w:pPr>
+      <w:r>
+        <w:rPr>
+          <w:rFonts w:ascii="Arial" w:hAnsi="Arial" w:cs="Arial"/>
+          <w:b/>
+          <w:sz w:val="24"/>
+          <w:szCs w:val="24"/>
+        </w:rPr>
+        <w:lastRenderedPageBreak/>
+        <w:t>Técnicas</w:t>
+      </w:r>
+      <w:r>
+        <w:rPr>
+          <w:rFonts w:ascii="Arial" w:hAnsi="Arial" w:cs="Arial"/>
+          <w:b/>
+          <w:sz w:val="24"/>
+          <w:szCs w:val="24"/>
+        </w:rPr>
+        <w:t xml:space="preserve"> e instrumentos de recolección de datos </w:t>
+      </w:r>
+    </w:p>
+    <w:p>
+      <w:pPr>
+        <w:pStyle w:val="Sinespaciado"/>
+        <w:spacing w:line="360" w:lineRule="auto"/>
+        <w:jc w:val="both"/>
+        <w:rPr>
+          <w:rFonts w:ascii="Arial" w:hAnsi="Arial" w:cs="Arial"/>
+          <w:sz w:val="24"/>
+          <w:szCs w:val="24"/>
+        </w:rPr>
+      </w:pPr>
+    </w:p>
+    <w:p>
+      <w:pPr>
+        <w:pStyle w:val="Sinespaciado"/>
         <w:spacing w:line="360" w:lineRule="auto"/>
         <w:ind w:firstLine="708"/>
         <w:jc w:val="both"/>
         <w:rPr>
           <w:rFonts w:ascii="Arial" w:hAnsi="Arial" w:cs="Arial"/>
-          <w:b/>
-          <w:bCs/>
-          <w:sz w:val="24"/>
-          <w:szCs w:val="24"/>
-        </w:rPr>
-      </w:pPr>
-      <w:r>
-        <w:rPr>
-          <w:rFonts w:ascii="Arial" w:hAnsi="Arial" w:cs="Arial"/>
-          <w:b/>
-          <w:bCs/>
-          <w:sz w:val="24"/>
-          <w:szCs w:val="24"/>
-        </w:rPr>
-        <w:t xml:space="preserve">Validación y confiabilidad </w:t>
-      </w:r>
-    </w:p>
-    <w:p>
-      <w:pPr>
+          <w:sz w:val="24"/>
+          <w:szCs w:val="24"/>
+        </w:rPr>
+      </w:pPr>
+      <w:r>
+        <w:rPr>
+          <w:rFonts w:ascii="Arial" w:hAnsi="Arial" w:cs="Arial"/>
+          <w:sz w:val="24"/>
+          <w:szCs w:val="24"/>
+        </w:rPr>
+        <w:t xml:space="preserve">Los procedimientos utilizados para captar la información necesaria se denominan técnicas de recolección. En este sentido, </w:t>
+      </w:r>
+      <w:r>
+        <w:rPr>
+          <w:rFonts w:ascii="Arial" w:hAnsi="Arial" w:cs="Arial"/>
+          <w:sz w:val="24"/>
+          <w:szCs w:val="24"/>
+        </w:rPr>
+        <w:t>Arias (2022)</w:t>
+      </w:r>
+      <w:r>
+        <w:rPr>
+          <w:rFonts w:ascii="Arial" w:hAnsi="Arial" w:cs="Arial"/>
+          <w:sz w:val="24"/>
+          <w:szCs w:val="24"/>
+        </w:rPr>
+        <w:t xml:space="preserve"> sostiene que: “Las técnicas de recolección de datos son las distintas formas o maneras de obtener la información. Son ejemplos de técnicas; la observación directa, la encuesta en sus dos modalidades: La entrevista, el análisis documental, análisis de contenido, entre otros.”. (p111).</w:t>
+      </w:r>
+      <w:r>
+        <w:rPr>
+          <w:rFonts w:ascii="Arial" w:hAnsi="Arial" w:cs="Arial"/>
+          <w:sz w:val="24"/>
+          <w:szCs w:val="24"/>
+        </w:rPr>
+        <w:t xml:space="preserve"> En la presente investigación se utilizará la encuesta estructurada como técnica de recolección de datos, por cuanto permite obtener información precisa y homogénea a partir de un conjunto de preguntas previamente establecidas. </w:t>
+      </w:r>
+    </w:p>
+    <w:p>
+      <w:pPr>
+        <w:pStyle w:val="Sinespaciado"/>
         <w:spacing w:line="360" w:lineRule="auto"/>
         <w:ind w:firstLine="708"/>
         <w:jc w:val="both"/>
@@ -8576,20 +7498,12 @@
           <w:sz w:val="24"/>
           <w:szCs w:val="24"/>
         </w:rPr>
-        <w:t xml:space="preserve">Para garantizar que el cuestionario estructurado recoja información precisa y relevante, se aplicarán criterios de validez y confiabilidad. Según Hernández, Fernández y Baptista (2014), la validez es “el grado en que un </w:t>
-      </w:r>
-      <w:r>
-        <w:rPr>
-          <w:rFonts w:ascii="Arial" w:hAnsi="Arial" w:cs="Arial"/>
-          <w:sz w:val="24"/>
-          <w:szCs w:val="24"/>
-        </w:rPr>
-        <w:lastRenderedPageBreak/>
-        <w:t>instrumento mide efectivamente lo que pretende medir” (p. 210). En este estudio, la validación se realizará mediante la aprobación de dos ingenieros y un metodólogo, quienes evaluarán la pertinencia, claridad y coherencia de cada ítem con los objetivos de la investigación.</w:t>
-      </w:r>
-    </w:p>
-    <w:p>
-      <w:pPr>
+        <w:t>Al respecto, Hernández, Fernández y Baptista (2014) señalan que la encuesta estructurada “se caracteriza por contener preguntas cerradas y estandarizadas, lo que facilita la medición de variables y el posterior análisis cuantitativo de los datos” (p. 217).</w:t>
+      </w:r>
+    </w:p>
+    <w:p>
+      <w:pPr>
+        <w:pStyle w:val="Sinespaciado"/>
         <w:spacing w:line="360" w:lineRule="auto"/>
         <w:ind w:firstLine="708"/>
         <w:jc w:val="both"/>
@@ -8605,34 +7519,28 @@
           <w:sz w:val="24"/>
           <w:szCs w:val="24"/>
         </w:rPr>
-        <w:t>La confiabilidad, definida como “la capacidad de un instrumento para obtener resultados consistentes y estables cuando se aplica en condiciones similares” (Tamayo y Tamayo, 2013, p. 78), se asegurará mediante la aplicación de una prueba piloto a un pequeño grupo de la población y la evaluación de consistencia interna mediante el coeficiente Alfa de Cronbach. Esto garantiza que los datos recolectados sean estables y representativos de los procesos administrativos de pasantías en el Instituto Universitario Politécnico "Santiago Mariño", extensión Barinas.</w:t>
-      </w:r>
-    </w:p>
-    <w:p>
-      <w:pPr>
-        <w:spacing w:line="360" w:lineRule="auto"/>
-        <w:jc w:val="both"/>
-        <w:rPr>
-          <w:rFonts w:ascii="Arial" w:hAnsi="Arial" w:cs="Arial"/>
-          <w:b/>
-          <w:bCs/>
-          <w:sz w:val="24"/>
-          <w:szCs w:val="24"/>
-        </w:rPr>
-      </w:pPr>
-      <w:r>
-        <w:rPr>
-          <w:rFonts w:ascii="Arial" w:hAnsi="Arial" w:cs="Arial"/>
-          <w:b/>
-          <w:bCs/>
-          <w:sz w:val="24"/>
-          <w:szCs w:val="24"/>
-        </w:rPr>
-        <w:t>Metodología de Desarrollo RUP</w:t>
-      </w:r>
-    </w:p>
-    <w:p>
-      <w:pPr>
+        <w:t xml:space="preserve">Por otro lado, los instrumentos de recolección representan los medios materiales que apoyan las técnicas de recolección de datos, permitiendo recolectar y almacenar la información obtenida, esto según lo expuesto por </w:t>
+      </w:r>
+      <w:r>
+        <w:rPr>
+          <w:rFonts w:ascii="Arial" w:hAnsi="Arial" w:cs="Arial"/>
+          <w:sz w:val="24"/>
+          <w:szCs w:val="24"/>
+        </w:rPr>
+        <w:t>Arias (2022)</w:t>
+      </w:r>
+      <w:r>
+        <w:rPr>
+          <w:rFonts w:ascii="Arial" w:hAnsi="Arial" w:cs="Arial"/>
+          <w:sz w:val="24"/>
+          <w:szCs w:val="24"/>
+        </w:rPr>
+        <w:t xml:space="preserve"> “Los instrumentos son los medios materiales que se emplean para recoger y almacenar la información. Ejemplo: fichas, formatos de cuestionario, guía de entrevista, lista de cotejo, escalas de actitudes u opinión, grabador, cámara fotográfica o de video, etc”. (p111). </w:t>
+      </w:r>
+    </w:p>
+    <w:p>
+      <w:pPr>
+        <w:pStyle w:val="Sinespaciado"/>
         <w:spacing w:line="360" w:lineRule="auto"/>
         <w:ind w:firstLine="708"/>
         <w:jc w:val="both"/>
@@ -8648,43 +7556,421 @@
           <w:sz w:val="24"/>
           <w:szCs w:val="24"/>
         </w:rPr>
-        <w:t xml:space="preserve">El Proceso Unificado de </w:t>
-      </w:r>
-      <w:proofErr w:type="spellStart"/>
-      <w:r>
-        <w:rPr>
-          <w:rFonts w:ascii="Arial" w:hAnsi="Arial" w:cs="Arial"/>
-          <w:sz w:val="24"/>
-          <w:szCs w:val="24"/>
-        </w:rPr>
-        <w:t>Rational</w:t>
-      </w:r>
-      <w:proofErr w:type="spellEnd"/>
-      <w:r>
-        <w:rPr>
-          <w:rFonts w:ascii="Arial" w:hAnsi="Arial" w:cs="Arial"/>
-          <w:sz w:val="24"/>
-          <w:szCs w:val="24"/>
-        </w:rPr>
-        <w:t xml:space="preserve">, conocido por sus siglas en inglés como RUP, representa un estándar comercial creado por </w:t>
-      </w:r>
-      <w:proofErr w:type="spellStart"/>
-      <w:r>
-        <w:rPr>
-          <w:rFonts w:ascii="Arial" w:hAnsi="Arial" w:cs="Arial"/>
-          <w:sz w:val="24"/>
-          <w:szCs w:val="24"/>
-        </w:rPr>
-        <w:t>Rational</w:t>
-      </w:r>
-      <w:proofErr w:type="spellEnd"/>
-      <w:r>
-        <w:rPr>
-          <w:rFonts w:ascii="Arial" w:hAnsi="Arial" w:cs="Arial"/>
-          <w:sz w:val="24"/>
-          <w:szCs w:val="24"/>
-        </w:rPr>
-        <w:t xml:space="preserve"> Software (una división de IBM). Según lo descrito por Rueda (2006) “Su meta es asegurar la producción del software de alta calidad que resuelve las necesidades de los usuarios dentro de un presupuesto y tiempos establecidos”. (p30). Bajo este enfoque, RUP se define como un marco de trabajo cuyas propiedades esenciales, citando a Rueda (2006), son:</w:t>
+        <w:t xml:space="preserve">En este sentido, el instrumento de recolección de datos que se utilizará será </w:t>
+      </w:r>
+      <w:r>
+        <w:rPr>
+          <w:rStyle w:val="Textoennegrita"/>
+          <w:rFonts w:ascii="Arial" w:hAnsi="Arial" w:cs="Arial"/>
+          <w:b w:val="0"/>
+          <w:bCs w:val="0"/>
+          <w:sz w:val="24"/>
+          <w:szCs w:val="24"/>
+        </w:rPr>
+        <w:t>el cuestionario estructurado</w:t>
+      </w:r>
+      <w:r>
+        <w:rPr>
+          <w:rFonts w:ascii="Arial" w:hAnsi="Arial" w:cs="Arial"/>
+          <w:sz w:val="24"/>
+          <w:szCs w:val="24"/>
+        </w:rPr>
+        <w:t>, el cual se encuentra estrechamente vinculado con la técnica de la encuesta estructurada. Dicho instrumento permitirá recolectar la información de manera sistemática y organizada, mediante un conjunto de preguntas previamente diseñadas y estandarizadas. Al respecto, Hernández, Fernández y Baptista (2014) indican que el cuestionario estructurado es un instrumento que “consiste en un conjunto de preguntas respecto de una o más variables a medir, y debe ser congruente con el planteamiento del problema y las hipótesis formuladas” (p. 217).</w:t>
+      </w:r>
+    </w:p>
+    <w:p>
+      <w:pPr>
+        <w:spacing w:line="360" w:lineRule="auto"/>
+        <w:ind w:firstLine="708"/>
+        <w:jc w:val="both"/>
+        <w:rPr>
+          <w:rFonts w:ascii="Arial" w:hAnsi="Arial" w:cs="Arial"/>
+          <w:b/>
+          <w:bCs/>
+          <w:sz w:val="24"/>
+          <w:szCs w:val="24"/>
+        </w:rPr>
+      </w:pPr>
+      <w:r>
+        <w:rPr>
+          <w:rFonts w:ascii="Arial" w:hAnsi="Arial" w:cs="Arial"/>
+          <w:b/>
+          <w:bCs/>
+          <w:sz w:val="24"/>
+          <w:szCs w:val="24"/>
+        </w:rPr>
+        <w:t xml:space="preserve">Validación y confiabilidad </w:t>
+      </w:r>
+    </w:p>
+    <w:p>
+      <w:pPr>
+        <w:spacing w:line="360" w:lineRule="auto"/>
+        <w:ind w:firstLine="708"/>
+        <w:jc w:val="both"/>
+        <w:rPr>
+          <w:rFonts w:ascii="Arial" w:hAnsi="Arial" w:cs="Arial"/>
+          <w:sz w:val="24"/>
+          <w:szCs w:val="24"/>
+        </w:rPr>
+      </w:pPr>
+      <w:r>
+        <w:rPr>
+          <w:rFonts w:ascii="Arial" w:hAnsi="Arial" w:cs="Arial"/>
+          <w:sz w:val="24"/>
+          <w:szCs w:val="24"/>
+        </w:rPr>
+        <w:lastRenderedPageBreak/>
+        <w:t>Para garantizar que el cuestionario estructurado recoja información precisa y relevante, se aplicarán criterios de validez y confiabilidad. Según Hernández, Fernández y Baptista (2014), la validez es “el grado en que un instrumento mide efectivamente lo que pretende medir” (p. 210). En este estudio, la validación se realizará mediante la aprobación de dos ingenieros y un metodólogo, quienes evaluarán la pertinencia, claridad y coherencia de cada ítem con los objetivos de la investigación.</w:t>
+      </w:r>
+    </w:p>
+    <w:p>
+      <w:pPr>
+        <w:spacing w:line="360" w:lineRule="auto"/>
+        <w:ind w:firstLine="708"/>
+        <w:jc w:val="both"/>
+        <w:rPr>
+          <w:rFonts w:ascii="Arial" w:hAnsi="Arial" w:cs="Arial"/>
+          <w:sz w:val="24"/>
+          <w:szCs w:val="24"/>
+        </w:rPr>
+      </w:pPr>
+      <w:r>
+        <w:rPr>
+          <w:rFonts w:ascii="Arial" w:hAnsi="Arial" w:cs="Arial"/>
+          <w:sz w:val="24"/>
+          <w:szCs w:val="24"/>
+        </w:rPr>
+        <w:t xml:space="preserve">La confiabilidad, definida como “la capacidad de un instrumento para obtener resultados consistentes y estables cuando se aplica en condiciones similares” (Tamayo y Tamayo, 2013, p. 78), se asegurará mediante la aplicación de una prueba piloto a un pequeño grupo de la población y la evaluación de consistencia interna mediante el coeficiente </w:t>
+      </w:r>
+      <w:r>
+        <w:rPr>
+          <w:rFonts w:ascii="Arial" w:hAnsi="Arial" w:cs="Arial"/>
+          <w:i/>
+          <w:iCs/>
+          <w:sz w:val="24"/>
+          <w:szCs w:val="24"/>
+        </w:rPr>
+        <w:t>Alfa de Cronbach</w:t>
+      </w:r>
+      <w:r>
+        <w:rPr>
+          <w:rFonts w:ascii="Arial" w:hAnsi="Arial" w:cs="Arial"/>
+          <w:sz w:val="24"/>
+          <w:szCs w:val="24"/>
+        </w:rPr>
+        <w:t>. Esto garantiza que los datos recolectados sean estables y representativos de los procesos administrativos de pasantías en el Instituto Universitario Politécnico "Santiago Mariño", extensión Barinas.</w:t>
+      </w:r>
+    </w:p>
+    <w:p>
+      <w:pPr>
+        <w:spacing w:line="360" w:lineRule="auto"/>
+        <w:jc w:val="center"/>
+        <w:rPr>
+          <w:rFonts w:ascii="Arial" w:hAnsi="Arial" w:cs="Arial"/>
+          <w:b/>
+          <w:bCs/>
+          <w:sz w:val="24"/>
+          <w:szCs w:val="24"/>
+        </w:rPr>
+      </w:pPr>
+      <w:r>
+        <w:rPr>
+          <w:noProof/>
+          <w:lang w:eastAsia="es-ES"/>
+        </w:rPr>
+        <w:drawing>
+          <wp:inline distT="0" distB="0" distL="0" distR="0" wp14:anchorId="47AE875D" wp14:editId="0D8BE02B">
+            <wp:extent cx="1524000" cy="657225"/>
+            <wp:effectExtent l="0" t="0" r="0" b="9525"/>
+            <wp:docPr id="4" name="Imagen 4"/>
+            <wp:cNvGraphicFramePr>
+              <a:graphicFrameLocks xmlns:a="http://schemas.openxmlformats.org/drawingml/2006/main" noChangeAspect="1"/>
+            </wp:cNvGraphicFramePr>
+            <a:graphic xmlns:a="http://schemas.openxmlformats.org/drawingml/2006/main">
+              <a:graphicData uri="http://schemas.openxmlformats.org/drawingml/2006/picture">
+                <pic:pic xmlns:pic="http://schemas.openxmlformats.org/drawingml/2006/picture">
+                  <pic:nvPicPr>
+                    <pic:cNvPr id="1" name=""/>
+                    <pic:cNvPicPr/>
+                  </pic:nvPicPr>
+                  <pic:blipFill>
+                    <a:blip r:embed="rId7"/>
+                    <a:stretch>
+                      <a:fillRect/>
+                    </a:stretch>
+                  </pic:blipFill>
+                  <pic:spPr>
+                    <a:xfrm>
+                      <a:off x="0" y="0"/>
+                      <a:ext cx="1524000" cy="657225"/>
+                    </a:xfrm>
+                    <a:prstGeom prst="rect">
+                      <a:avLst/>
+                    </a:prstGeom>
+                  </pic:spPr>
+                </pic:pic>
+              </a:graphicData>
+            </a:graphic>
+          </wp:inline>
+        </w:drawing>
+      </w:r>
+    </w:p>
+    <w:p>
+      <w:pPr>
+        <w:spacing w:line="360" w:lineRule="auto"/>
+        <w:rPr>
+          <w:rFonts w:ascii="Arial" w:hAnsi="Arial" w:cs="Arial"/>
+          <w:bCs/>
+          <w:sz w:val="24"/>
+          <w:szCs w:val="24"/>
+        </w:rPr>
+      </w:pPr>
+      <w:r>
+        <w:rPr>
+          <w:rFonts w:ascii="Arial" w:hAnsi="Arial" w:cs="Arial"/>
+          <w:bCs/>
+          <w:sz w:val="24"/>
+          <w:szCs w:val="24"/>
+        </w:rPr>
+        <w:t>Donde</w:t>
+      </w:r>
+    </w:p>
+    <w:p>
+      <w:pPr>
+        <w:spacing w:line="360" w:lineRule="auto"/>
+        <w:rPr>
+          <w:rFonts w:ascii="Arial" w:hAnsi="Arial" w:cs="Arial"/>
+          <w:bCs/>
+          <w:sz w:val="24"/>
+          <w:szCs w:val="24"/>
+        </w:rPr>
+      </w:pPr>
+      <w:r>
+        <w:rPr>
+          <w:rFonts w:ascii="Arial" w:hAnsi="Arial" w:cs="Arial"/>
+          <w:bCs/>
+          <w:sz w:val="24"/>
+          <w:szCs w:val="24"/>
+        </w:rPr>
+        <w:t>N = Número de ítems</w:t>
+      </w:r>
+    </w:p>
+    <w:p>
+      <w:pPr>
+        <w:spacing w:line="360" w:lineRule="auto"/>
+        <w:rPr>
+          <w:rFonts w:ascii="Arial" w:hAnsi="Arial" w:cs="Arial"/>
+          <w:bCs/>
+          <w:sz w:val="24"/>
+          <w:szCs w:val="24"/>
+        </w:rPr>
+      </w:pPr>
+      <m:oMath>
+        <m:r>
+          <w:rPr>
+            <w:rFonts w:ascii="Cambria Math" w:hAnsi="Cambria Math" w:cs="Arial"/>
+            <w:sz w:val="24"/>
+            <w:szCs w:val="24"/>
+          </w:rPr>
+          <m:t>∑</m:t>
+        </m:r>
+        <m:sSup>
+          <m:sSupPr>
+            <m:ctrlPr>
+              <w:rPr>
+                <w:rFonts w:ascii="Cambria Math" w:hAnsi="Cambria Math" w:cs="Arial"/>
+                <w:bCs/>
+                <w:i/>
+                <w:sz w:val="24"/>
+                <w:szCs w:val="24"/>
+              </w:rPr>
+            </m:ctrlPr>
+          </m:sSupPr>
+          <m:e>
+            <m:r>
+              <w:rPr>
+                <w:rFonts w:ascii="Cambria Math" w:hAnsi="Cambria Math" w:cs="Arial"/>
+                <w:sz w:val="24"/>
+                <w:szCs w:val="24"/>
+              </w:rPr>
+              <m:t xml:space="preserve"> S</m:t>
+            </m:r>
+          </m:e>
+          <m:sup>
+            <m:r>
+              <w:rPr>
+                <w:rFonts w:ascii="Cambria Math" w:hAnsi="Cambria Math" w:cs="Arial"/>
+                <w:sz w:val="24"/>
+                <w:szCs w:val="24"/>
+              </w:rPr>
+              <m:t>2</m:t>
+            </m:r>
+          </m:sup>
+        </m:sSup>
+        <m:r>
+          <w:rPr>
+            <w:rFonts w:ascii="Cambria Math" w:hAnsi="Cambria Math" w:cs="Arial"/>
+            <w:sz w:val="24"/>
+            <w:szCs w:val="24"/>
+          </w:rPr>
+          <m:t>i</m:t>
+        </m:r>
+      </m:oMath>
+      <w:r>
+        <w:rPr>
+          <w:rFonts w:ascii="Arial" w:hAnsi="Arial" w:cs="Arial"/>
+          <w:bCs/>
+          <w:sz w:val="24"/>
+          <w:szCs w:val="24"/>
+        </w:rPr>
+        <w:t>= Sumatoria de la varianza del ítem</w:t>
+      </w:r>
+    </w:p>
+    <w:p>
+      <w:pPr>
+        <w:spacing w:line="360" w:lineRule="auto"/>
+        <w:rPr>
+          <w:rFonts w:ascii="Arial" w:hAnsi="Arial" w:cs="Arial"/>
+          <w:bCs/>
+          <w:sz w:val="24"/>
+          <w:szCs w:val="24"/>
+        </w:rPr>
+      </w:pPr>
+      <m:oMath>
+        <m:sSup>
+          <m:sSupPr>
+            <m:ctrlPr>
+              <w:rPr>
+                <w:rFonts w:ascii="Cambria Math" w:hAnsi="Cambria Math" w:cs="Arial"/>
+                <w:bCs/>
+                <w:i/>
+                <w:sz w:val="24"/>
+                <w:szCs w:val="24"/>
+              </w:rPr>
+            </m:ctrlPr>
+          </m:sSupPr>
+          <m:e>
+            <m:r>
+              <w:rPr>
+                <w:rFonts w:ascii="Cambria Math" w:hAnsi="Cambria Math" w:cs="Arial"/>
+                <w:sz w:val="24"/>
+                <w:szCs w:val="24"/>
+              </w:rPr>
+              <m:t xml:space="preserve"> S</m:t>
+            </m:r>
+          </m:e>
+          <m:sup>
+            <m:r>
+              <w:rPr>
+                <w:rFonts w:ascii="Cambria Math" w:hAnsi="Cambria Math" w:cs="Arial"/>
+                <w:sz w:val="24"/>
+                <w:szCs w:val="24"/>
+              </w:rPr>
+              <m:t>2</m:t>
+            </m:r>
+          </m:sup>
+        </m:sSup>
+        <m:r>
+          <w:rPr>
+            <w:rFonts w:ascii="Cambria Math" w:hAnsi="Cambria Math" w:cs="Arial"/>
+            <w:sz w:val="24"/>
+            <w:szCs w:val="24"/>
+          </w:rPr>
+          <m:t>i</m:t>
+        </m:r>
+      </m:oMath>
+      <w:r>
+        <w:rPr>
+          <w:rFonts w:ascii="Arial" w:hAnsi="Arial" w:cs="Arial"/>
+          <w:bCs/>
+          <w:sz w:val="24"/>
+          <w:szCs w:val="24"/>
+        </w:rPr>
+        <w:t xml:space="preserve"> = Varianza total del instrumento</w:t>
+      </w:r>
+    </w:p>
+    <w:p>
+      <w:pPr>
+        <w:spacing w:line="360" w:lineRule="auto"/>
+        <w:rPr>
+          <w:rFonts w:ascii="Arial" w:hAnsi="Arial" w:cs="Arial"/>
+          <w:bCs/>
+          <w:sz w:val="24"/>
+          <w:szCs w:val="24"/>
+        </w:rPr>
+      </w:pPr>
+      <w:r>
+        <w:rPr>
+          <w:rFonts w:ascii="Arial" w:hAnsi="Arial" w:cs="Arial"/>
+          <w:bCs/>
+          <w:sz w:val="24"/>
+          <w:szCs w:val="24"/>
+        </w:rPr>
+        <w:t>α = Confiabilidad</w:t>
+      </w:r>
+    </w:p>
+    <w:p>
+      <w:pPr>
+        <w:spacing w:line="360" w:lineRule="auto"/>
+        <w:ind w:firstLine="708"/>
+        <w:jc w:val="both"/>
+        <w:rPr>
+          <w:rFonts w:ascii="Arial" w:hAnsi="Arial" w:cs="Arial"/>
+          <w:sz w:val="24"/>
+          <w:szCs w:val="24"/>
+        </w:rPr>
+      </w:pPr>
+    </w:p>
+    <w:p>
+      <w:pPr>
+        <w:spacing w:line="360" w:lineRule="auto"/>
+        <w:jc w:val="both"/>
+        <w:rPr>
+          <w:rFonts w:ascii="Arial" w:hAnsi="Arial" w:cs="Arial"/>
+          <w:b/>
+          <w:bCs/>
+          <w:sz w:val="24"/>
+          <w:szCs w:val="24"/>
+        </w:rPr>
+      </w:pPr>
+      <w:r>
+        <w:rPr>
+          <w:rFonts w:ascii="Arial" w:hAnsi="Arial" w:cs="Arial"/>
+          <w:b/>
+          <w:bCs/>
+          <w:sz w:val="24"/>
+          <w:szCs w:val="24"/>
+        </w:rPr>
+        <w:t>Metodología de Desarrollo RUP</w:t>
+      </w:r>
+    </w:p>
+    <w:p>
+      <w:pPr>
+        <w:spacing w:line="360" w:lineRule="auto"/>
+        <w:ind w:firstLine="708"/>
+        <w:jc w:val="both"/>
+        <w:rPr>
+          <w:rFonts w:ascii="Arial" w:hAnsi="Arial" w:cs="Arial"/>
+          <w:sz w:val="24"/>
+          <w:szCs w:val="24"/>
+        </w:rPr>
+      </w:pPr>
+      <w:r>
+        <w:rPr>
+          <w:rFonts w:ascii="Arial" w:hAnsi="Arial" w:cs="Arial"/>
+          <w:sz w:val="24"/>
+          <w:szCs w:val="24"/>
+        </w:rPr>
+        <w:t xml:space="preserve">El Proceso Unificado de Rational, conocido por sus siglas en inglés como RUP, representa un estándar comercial creado por Rational Software (una división de IBM). Según lo descrito por Rueda (2006) “Su meta es asegurar la producción del software de alta calidad que resuelve las necesidades de los usuarios dentro de un presupuesto y tiempos establecidos”. (p30). Bajo este </w:t>
+      </w:r>
+      <w:r>
+        <w:rPr>
+          <w:rFonts w:ascii="Arial" w:hAnsi="Arial" w:cs="Arial"/>
+          <w:sz w:val="24"/>
+          <w:szCs w:val="24"/>
+        </w:rPr>
+        <w:lastRenderedPageBreak/>
+        <w:t>enfoque, RUP se define como un marco de trabajo cuyas propiedades esenciales, citando a Rueda (2006), son:</w:t>
       </w:r>
     </w:p>
     <w:p>
@@ -8785,7 +8071,6 @@
           <w:sz w:val="24"/>
           <w:szCs w:val="24"/>
         </w:rPr>
-        <w:lastRenderedPageBreak/>
         <w:t>Proceso Centrado en la Arquitectura: La metodología se enfoca en el perfeccionamiento continuo de una estructura base ejecutable, la cual se desarrolla bajo el concepto de un prototipo en evolución.</w:t>
       </w:r>
     </w:p>
@@ -8846,7 +8131,16 @@
           <w:sz w:val="24"/>
           <w:szCs w:val="24"/>
         </w:rPr>
-        <w:t>Por otro lado, con respecto al ciclo de vida del software del RUP según lo descrito por Rueda (2006) “Se descompone en cuatro fases secuenciales. En cada extremo de una fase se realiza una evaluación…para determinar si los objetivos de la fase se han cumplido. Una evaluación satisfactoria permite que el proyecto se mueva a la próxima fase”. (p33). Esto significa que el proceso se desarrolla a través de ciclos que culminan con una versión del producto; a su vez, cada etapa se fracciona en varias iteraciones según los requerimientos del proyecto.</w:t>
+        <w:t xml:space="preserve">Por otro lado, con respecto al ciclo de vida del software del RUP según lo descrito por Rueda (2006) “Se descompone en cuatro fases secuenciales. En cada extremo de una fase se realiza una evaluación…para determinar si los objetivos de la fase se han cumplido. Una evaluación satisfactoria permite que el proyecto se mueva a la próxima fase”. (p33). Esto significa que el proceso se </w:t>
+      </w:r>
+      <w:r>
+        <w:rPr>
+          <w:rFonts w:ascii="Arial" w:hAnsi="Arial" w:cs="Arial"/>
+          <w:sz w:val="24"/>
+          <w:szCs w:val="24"/>
+        </w:rPr>
+        <w:lastRenderedPageBreak/>
+        <w:t>desarrolla a través de ciclos que culminan con una versión del producto; a su vez, cada etapa se fracciona en varias iteraciones según los requerimientos del proyecto.</w:t>
       </w:r>
     </w:p>
     <w:p>
@@ -8961,7 +8255,6 @@
           <w:sz w:val="24"/>
           <w:szCs w:val="24"/>
         </w:rPr>
-        <w:lastRenderedPageBreak/>
         <w:t>Fase de Construcción: Se procede con la creación técnica del software, ejecutando las funciones de mayor importancia a través de iteraciones. Se incluye el código, los testeos internos y las correcciones pertinentes.</w:t>
       </w:r>
     </w:p>
@@ -9081,7 +8374,16 @@
           <w:sz w:val="24"/>
           <w:szCs w:val="24"/>
         </w:rPr>
-        <w:t>La evaluación de software constituye un proceso fundamental dentro del ciclo de vida de los sistemas informáticos, ya que permite verificar si un producto cumple con los requerimientos funcionales, técnicos y de calidad establecidos durante su desarrollo. Según Pressman (2010), la evaluación de software “consiste en un conjunto de actividades técnicas y administrativas orientadas a asegurar que el producto desarrollado satisfaga los requisitos del usuario y mantenga niveles aceptables de calidad durante su operación” (p. 613). De esta manera, la evaluación no se limita a la fase final del desarrollo, sino que se integra progresivamente a lo largo del proceso de construcción del sistema.</w:t>
+        <w:t xml:space="preserve">La evaluación de software constituye un proceso fundamental dentro del ciclo de vida de los sistemas informáticos, ya que permite verificar si un producto cumple con los requerimientos funcionales, técnicos y de calidad establecidos </w:t>
+      </w:r>
+      <w:r>
+        <w:rPr>
+          <w:rFonts w:ascii="Arial" w:hAnsi="Arial" w:cs="Arial"/>
+          <w:sz w:val="24"/>
+          <w:szCs w:val="24"/>
+        </w:rPr>
+        <w:lastRenderedPageBreak/>
+        <w:t>durante su desarrollo. Según Pressman (2010), la evaluación de software “consiste en un conjunto de actividades técnicas y administrativas orientadas a asegurar que el producto desarrollado satisfaga los requisitos del usuario y mantenga niveles aceptables de calidad durante su operación” (p. 613). De esta manera, la evaluación no se limita a la fase final del desarrollo, sino que se integra progresivamente a lo largo del proceso de construcción del sistema.</w:t>
       </w:r>
     </w:p>
     <w:p>
@@ -9137,7 +8439,6 @@
           <w:sz w:val="24"/>
           <w:szCs w:val="24"/>
         </w:rPr>
-        <w:lastRenderedPageBreak/>
         <w:t>La norma ISO/IEC 25010 establece ocho características principales para la evaluación del software: adecuación funcional, eficiencia del desempeño, compatibilidad, usabilidad, fiabilidad, seguridad, mantenibilidad y portabilidad. Estas dimensiones permiten analizar de forma integral el comportamiento del sistema, tanto desde el punto de vista técnico como desde la experiencia del usuario.</w:t>
       </w:r>
     </w:p>
@@ -9178,7 +8479,16 @@
           <w:sz w:val="24"/>
           <w:szCs w:val="24"/>
         </w:rPr>
-        <w:t>La usabilidad es otro aspecto clave en la evaluación del software, especialmente en entornos académicos donde los usuarios presentan distintos niveles de alfabetización tecnológica. Nielsen (1993) define la usabilidad como “el grado en que un sistema puede ser utilizado por usuarios específicos para lograr objetivos específicos con efectividad, eficiencia y satisfacción”. Un sistema usable reduce errores, facilita el aprendizaje y mejora la aceptación por parte de los usuarios finales.</w:t>
+        <w:t xml:space="preserve">La usabilidad es otro aspecto clave en la evaluación del software, especialmente en entornos académicos donde los usuarios presentan distintos niveles de alfabetización tecnológica. Nielsen (1993) define la usabilidad como “el grado en que un sistema puede ser utilizado por usuarios específicos para </w:t>
+      </w:r>
+      <w:r>
+        <w:rPr>
+          <w:rFonts w:ascii="Arial" w:hAnsi="Arial" w:cs="Arial"/>
+          <w:sz w:val="24"/>
+          <w:szCs w:val="24"/>
+        </w:rPr>
+        <w:lastRenderedPageBreak/>
+        <w:t>lograr objetivos específicos con efectividad, eficiencia y satisfacción”. Un sistema usable reduce errores, facilita el aprendizaje y mejora la aceptación por parte de los usuarios finales.</w:t>
       </w:r>
     </w:p>
     <w:p>
@@ -9218,16 +8528,7 @@
           <w:sz w:val="24"/>
           <w:szCs w:val="24"/>
         </w:rPr>
-        <w:t xml:space="preserve">La fiabilidad y la mantenibilidad también forman parte de la normativa de evaluación, ya que determinan la estabilidad del sistema y su capacidad de ser modificado o corregido sin afectar su funcionamiento. Pressman (2010) sostiene que “un software fiable y mantenible reduce los costos operativos y prolonga la </w:t>
-      </w:r>
-      <w:r>
-        <w:rPr>
-          <w:rFonts w:ascii="Arial" w:hAnsi="Arial" w:cs="Arial"/>
-          <w:sz w:val="24"/>
-          <w:szCs w:val="24"/>
-        </w:rPr>
-        <w:lastRenderedPageBreak/>
-        <w:t>vida útil del sistema” (p. 640), lo cual resulta fundamental para instituciones educativas con recursos tecnológicos limitados.</w:t>
+        <w:t>La fiabilidad y la mantenibilidad también forman parte de la normativa de evaluación, ya que determinan la estabilidad del sistema y su capacidad de ser modificado o corregido sin afectar su funcionamiento. Pressman (2010) sostiene que “un software fiable y mantenible reduce los costos operativos y prolonga la vida útil del sistema” (p. 640), lo cual resulta fundamental para instituciones educativas con recursos tecnológicos limitados.</w:t>
       </w:r>
     </w:p>
     <w:p>
@@ -9257,27 +8558,81 @@
     </w:p>
     <w:p>
       <w:pPr>
+        <w:spacing w:line="360" w:lineRule="auto"/>
+        <w:jc w:val="center"/>
+        <w:rPr>
+          <w:rFonts w:ascii="Arial" w:hAnsi="Arial" w:cs="Arial"/>
+          <w:sz w:val="28"/>
+          <w:szCs w:val="24"/>
+        </w:rPr>
+      </w:pPr>
+      <w:r>
+        <w:rPr>
+          <w:rFonts w:ascii="Arial" w:hAnsi="Arial" w:cs="Arial"/>
+          <w:sz w:val="28"/>
+          <w:szCs w:val="24"/>
+        </w:rPr>
+        <w:lastRenderedPageBreak/>
+        <w:t>CAPITULO III</w:t>
+      </w:r>
+    </w:p>
+    <w:p>
+      <w:pPr>
+        <w:jc w:val="center"/>
+      </w:pPr>
+      <w:r>
+        <w:t>ANÁLISIS E INTERPRETACIÓN DE LOS RESULTADOS</w:t>
+      </w:r>
+    </w:p>
+    <w:p>
+      <w:pPr>
+        <w:ind w:firstLine="708"/>
+        <w:jc w:val="both"/>
+        <w:rPr>
+          <w:rFonts w:ascii="Arial" w:hAnsi="Arial" w:cs="Arial"/>
+          <w:sz w:val="24"/>
+          <w:szCs w:val="24"/>
+        </w:rPr>
+      </w:pPr>
+      <w:r>
+        <w:t>El análisis e interpretación de los resultados constituyen una fase fundamental del proceso de investigación, en la cual se realiza la sistematización y comprensión de los datos obtenidos mediante la aplicación del instrumento de recolección de información. Al respecto, Palella, Martins (2017) señalan que “Una vez recogidos los valores que toman las variables del estudio (datos), se procede a su análisis estadístico, el cual permite hacer suposiciones e interpretaciones sobre la naturaleza y significación…” (p174).</w:t>
+      </w:r>
+      <w:r>
+        <w:t xml:space="preserve"> En este capítulo se presentan los resultados obtenidos a través del cuestionario diseñado para recopilar información sobre la necesidad y viabilidad de un Sistema de Gestión de Pasantías para el Instituto Politécnico Santiago Mariño, Extensión Barinas. Los datos recolectados son analizados e interpretados con la finalidad de dar respuesta a las preguntas de investigación planteadas y cumplir con los objetivos específicos del proyecto.</w:t>
+      </w:r>
+    </w:p>
+    <w:p>
+      <w:pPr>
+        <w:rPr>
+          <w:rFonts w:ascii="Arial" w:hAnsi="Arial" w:cs="Arial"/>
+          <w:sz w:val="24"/>
+          <w:szCs w:val="24"/>
+        </w:rPr>
+      </w:pPr>
+      <w:r>
+        <w:rPr>
+          <w:rFonts w:ascii="Arial" w:hAnsi="Arial" w:cs="Arial"/>
+          <w:sz w:val="24"/>
+          <w:szCs w:val="24"/>
+        </w:rPr>
+        <w:t>Análisis de Resultados De</w:t>
+      </w:r>
+      <w:r>
+        <w:rPr>
+          <w:rFonts w:ascii="Arial" w:hAnsi="Arial" w:cs="Arial"/>
+          <w:sz w:val="24"/>
+          <w:szCs w:val="24"/>
+        </w:rPr>
+        <w:t>l Cuestionario</w:t>
+      </w:r>
+    </w:p>
+    <w:p>
+      <w:pPr>
+        <w:pStyle w:val="NormalWeb"/>
         <w:rPr>
           <w:rFonts w:ascii="Arial" w:hAnsi="Arial" w:cs="Arial"/>
           <w:b/>
-          <w:sz w:val="28"/>
-        </w:rPr>
-      </w:pPr>
-      <w:r>
-        <w:rPr>
-          <w:rFonts w:ascii="Arial" w:hAnsi="Arial" w:cs="Arial"/>
-          <w:b/>
-          <w:sz w:val="28"/>
-        </w:rPr>
-        <w:lastRenderedPageBreak/>
-        <w:t>CUESTIONARIO ESTRUCTURADO</w:t>
-      </w:r>
-    </w:p>
-    <w:p>
-      <w:pPr>
-        <w:rPr>
-          <w:rFonts w:ascii="Arial" w:hAnsi="Arial" w:cs="Arial"/>
-          <w:sz w:val="24"/>
+          <w:bCs/>
         </w:rPr>
       </w:pPr>
       <w:r>
@@ -9285,139 +8640,15 @@
           <w:rStyle w:val="Textoennegrita"/>
           <w:rFonts w:ascii="Arial" w:hAnsi="Arial" w:cs="Arial"/>
           <w:b w:val="0"/>
-          <w:sz w:val="24"/>
-        </w:rPr>
-        <w:t>Título</w:t>
-      </w:r>
-      <w:r>
-        <w:rPr>
-          <w:rStyle w:val="Textoennegrita"/>
-          <w:rFonts w:ascii="Arial" w:hAnsi="Arial" w:cs="Arial"/>
-          <w:sz w:val="24"/>
-        </w:rPr>
-        <w:t>:</w:t>
-      </w:r>
-      <w:r>
-        <w:rPr>
-          <w:rFonts w:ascii="Arial" w:hAnsi="Arial" w:cs="Arial"/>
-          <w:sz w:val="24"/>
-        </w:rPr>
-        <w:t xml:space="preserve"> Cuestionario para el Diagnóstico del Proceso de Gestión de Pasantías</w:t>
-      </w:r>
-    </w:p>
-    <w:p>
-      <w:pPr>
-        <w:rPr>
-          <w:rFonts w:ascii="Arial" w:hAnsi="Arial" w:cs="Arial"/>
-          <w:sz w:val="24"/>
-        </w:rPr>
-      </w:pPr>
-      <w:r>
-        <w:rPr>
-          <w:rStyle w:val="Textoennegrita"/>
-          <w:rFonts w:ascii="Arial" w:hAnsi="Arial" w:cs="Arial"/>
-          <w:b w:val="0"/>
-          <w:sz w:val="24"/>
-        </w:rPr>
-        <w:t>Dirigido a</w:t>
-      </w:r>
-      <w:r>
-        <w:rPr>
-          <w:rStyle w:val="Textoennegrita"/>
-          <w:rFonts w:ascii="Arial" w:hAnsi="Arial" w:cs="Arial"/>
-          <w:sz w:val="24"/>
-        </w:rPr>
-        <w:t>:</w:t>
-      </w:r>
-      <w:r>
-        <w:rPr>
-          <w:rFonts w:ascii="Arial" w:hAnsi="Arial" w:cs="Arial"/>
-          <w:sz w:val="24"/>
-        </w:rPr>
-        <w:t xml:space="preserve"> </w:t>
-      </w:r>
-      <w:r>
-        <w:rPr>
-          <w:rFonts w:ascii="Arial" w:hAnsi="Arial" w:cs="Arial"/>
-          <w:sz w:val="24"/>
-        </w:rPr>
-        <w:t xml:space="preserve">Coordinación Académica, Coordinación de Pasantías y los Pasantes activos </w:t>
-      </w:r>
-    </w:p>
-    <w:p>
-      <w:pPr>
-        <w:rPr>
-          <w:rFonts w:ascii="Arial" w:hAnsi="Arial" w:cs="Arial"/>
-          <w:sz w:val="24"/>
-        </w:rPr>
-      </w:pPr>
-      <w:r>
-        <w:rPr>
-          <w:rStyle w:val="Textoennegrita"/>
-          <w:rFonts w:ascii="Arial" w:hAnsi="Arial" w:cs="Arial"/>
-          <w:b w:val="0"/>
-          <w:sz w:val="24"/>
-        </w:rPr>
-        <w:t>Objetivo:</w:t>
-      </w:r>
-      <w:r>
-        <w:rPr>
-          <w:rFonts w:ascii="Arial" w:hAnsi="Arial" w:cs="Arial"/>
-          <w:sz w:val="24"/>
-        </w:rPr>
-        <w:t xml:space="preserve"> Recopilar información sobre la situación actual del sistema y la gestión de pasantías en el Instituto Universitario Politécnico “Santiago Mariño”, Extensión Barinas.</w:t>
-      </w:r>
-    </w:p>
-    <w:p>
-      <w:pPr>
-        <w:rPr>
-          <w:rFonts w:ascii="Arial" w:hAnsi="Arial" w:cs="Arial"/>
-          <w:b/>
-          <w:sz w:val="24"/>
-        </w:rPr>
-      </w:pPr>
-      <w:r>
-        <w:rPr>
-          <w:rFonts w:ascii="Arial" w:hAnsi="Arial" w:cs="Arial"/>
-          <w:b/>
-          <w:sz w:val="24"/>
-        </w:rPr>
-        <w:t>Instrucciones</w:t>
-      </w:r>
-    </w:p>
-    <w:p>
-      <w:pPr>
-        <w:rPr>
-          <w:rFonts w:ascii="Arial" w:hAnsi="Arial" w:cs="Arial"/>
-          <w:sz w:val="24"/>
-        </w:rPr>
-      </w:pPr>
-      <w:r>
-        <w:rPr>
-          <w:rFonts w:ascii="Arial" w:hAnsi="Arial" w:cs="Arial"/>
-          <w:sz w:val="24"/>
-        </w:rPr>
-        <w:t>Lea cuidadosamente cada afirmación y marque con una (X) la opción que mejor represente su opinión.</w:t>
-      </w:r>
-    </w:p>
-    <w:p>
-      <w:pPr>
-        <w:pStyle w:val="NormalWeb"/>
-        <w:rPr>
-          <w:rFonts w:ascii="Arial" w:hAnsi="Arial" w:cs="Arial"/>
-        </w:rPr>
-      </w:pPr>
-      <w:r>
-        <w:rPr>
-          <w:rStyle w:val="Textoennegrita"/>
-          <w:rFonts w:ascii="Arial" w:hAnsi="Arial" w:cs="Arial"/>
+          <w:bCs w:val="0"/>
         </w:rPr>
         <w:t>Escala de respuesta (Likert):</w:t>
       </w:r>
     </w:p>
     <w:tbl>
       <w:tblPr>
-        <w:tblStyle w:val="Cuadrculadetablaclara"/>
+        <w:tblStyle w:val="Tablaconcuadrcula"/>
+        <w:tblpPr w:leftFromText="141" w:rightFromText="141" w:vertAnchor="text" w:horzAnchor="margin" w:tblpY="15"/>
         <w:tblW w:w="0" w:type="auto"/>
         <w:tblLook w:val="04A0" w:firstRow="1" w:lastRow="0" w:firstColumn="1" w:lastColumn="0" w:noHBand="0" w:noVBand="1"/>
       </w:tblPr>
@@ -9735,1284 +8966,4905 @@
     </w:p>
     <w:p>
       <w:pPr>
-        <w:jc w:val="center"/>
-        <w:rPr>
-          <w:rFonts w:ascii="Arial" w:hAnsi="Arial" w:cs="Arial"/>
-          <w:b/>
-          <w:sz w:val="24"/>
-        </w:rPr>
-      </w:pPr>
-      <w:r>
-        <w:rPr>
-          <w:rFonts w:ascii="Arial" w:hAnsi="Arial" w:cs="Arial"/>
-          <w:b/>
-          <w:sz w:val="24"/>
-        </w:rPr>
-        <w:t>Variable: Sistema</w:t>
-      </w:r>
-    </w:p>
-    <w:p>
-      <w:pPr>
-        <w:rPr>
-          <w:rFonts w:ascii="Arial" w:hAnsi="Arial" w:cs="Arial"/>
-          <w:b/>
-          <w:i/>
-          <w:sz w:val="24"/>
-        </w:rPr>
-      </w:pPr>
-      <w:r>
-        <w:rPr>
-          <w:rFonts w:ascii="Arial" w:hAnsi="Arial" w:cs="Arial"/>
-          <w:b/>
-          <w:i/>
-          <w:sz w:val="24"/>
-        </w:rPr>
-        <w:t>Dimensión: Funcionalidad</w:t>
-      </w:r>
-    </w:p>
-    <w:p>
-      <w:pPr>
-        <w:rPr>
-          <w:rFonts w:ascii="Arial" w:hAnsi="Arial" w:cs="Arial"/>
-          <w:sz w:val="24"/>
-        </w:rPr>
-      </w:pPr>
-      <w:r>
-        <w:rPr>
-          <w:rStyle w:val="Textoennegrita"/>
-          <w:rFonts w:ascii="Arial" w:hAnsi="Arial" w:cs="Arial"/>
-        </w:rPr>
-        <w:t>Ítem 1:</w:t>
-      </w:r>
-      <w:r>
-        <w:rPr>
-          <w:rStyle w:val="Textoennegrita"/>
-          <w:rFonts w:ascii="Arial" w:hAnsi="Arial" w:cs="Arial"/>
-          <w:sz w:val="24"/>
-        </w:rPr>
-        <w:t xml:space="preserve"> Indicador: Gestión de Roles</w:t>
-      </w:r>
-    </w:p>
-    <w:p>
-      <w:pPr>
-        <w:pStyle w:val="NormalWeb"/>
-        <w:rPr>
-          <w:rFonts w:ascii="Arial" w:hAnsi="Arial" w:cs="Arial"/>
-        </w:rPr>
-      </w:pPr>
-      <w:r>
-        <w:rPr>
-          <w:rFonts w:ascii="Arial" w:hAnsi="Arial" w:cs="Arial"/>
-        </w:rPr>
-        <w:t>El proceso actual de gestión de pasantías permite diferenciar claramente los roles de estudiantes, tutores académicos y tutores empresariales.</w:t>
-      </w:r>
-    </w:p>
-    <w:p>
-      <w:pPr>
-        <w:pStyle w:val="NormalWeb"/>
-        <w:rPr>
-          <w:rFonts w:ascii="Arial" w:hAnsi="Arial" w:cs="Arial"/>
-        </w:rPr>
-      </w:pPr>
-      <w:r>
-        <w:rPr>
-          <w:rFonts w:ascii="Segoe UI Symbol" w:hAnsi="Segoe UI Symbol" w:cs="Segoe UI Symbol"/>
-        </w:rPr>
-        <w:t>☐</w:t>
-      </w:r>
-      <w:r>
-        <w:rPr>
-          <w:rFonts w:ascii="Arial" w:hAnsi="Arial" w:cs="Arial"/>
-        </w:rPr>
-        <w:t xml:space="preserve">5 </w:t>
-      </w:r>
-      <w:r>
-        <w:rPr>
-          <w:rFonts w:ascii="Segoe UI Symbol" w:hAnsi="Segoe UI Symbol" w:cs="Segoe UI Symbol"/>
-        </w:rPr>
-        <w:t>☐</w:t>
-      </w:r>
-      <w:r>
-        <w:rPr>
-          <w:rFonts w:ascii="Arial" w:hAnsi="Arial" w:cs="Arial"/>
-        </w:rPr>
-        <w:t xml:space="preserve">4 </w:t>
-      </w:r>
-      <w:r>
-        <w:rPr>
-          <w:rFonts w:ascii="Segoe UI Symbol" w:hAnsi="Segoe UI Symbol" w:cs="Segoe UI Symbol"/>
-        </w:rPr>
-        <w:t>☐</w:t>
-      </w:r>
-      <w:r>
-        <w:rPr>
-          <w:rFonts w:ascii="Arial" w:hAnsi="Arial" w:cs="Arial"/>
-        </w:rPr>
-        <w:t xml:space="preserve">3 </w:t>
-      </w:r>
-      <w:r>
-        <w:rPr>
-          <w:rFonts w:ascii="Segoe UI Symbol" w:hAnsi="Segoe UI Symbol" w:cs="Segoe UI Symbol"/>
-        </w:rPr>
-        <w:t>☐</w:t>
-      </w:r>
-      <w:r>
-        <w:rPr>
-          <w:rFonts w:ascii="Arial" w:hAnsi="Arial" w:cs="Arial"/>
-        </w:rPr>
-        <w:t xml:space="preserve">2 </w:t>
-      </w:r>
-      <w:r>
-        <w:rPr>
-          <w:rFonts w:ascii="Segoe UI Symbol" w:hAnsi="Segoe UI Symbol" w:cs="Segoe UI Symbol"/>
-        </w:rPr>
-        <w:t>☐</w:t>
-      </w:r>
-      <w:r>
-        <w:rPr>
-          <w:rFonts w:ascii="Arial" w:hAnsi="Arial" w:cs="Arial"/>
-        </w:rPr>
-        <w:t>1</w:t>
-      </w:r>
-    </w:p>
-    <w:p>
-      <w:pPr>
-        <w:pStyle w:val="NormalWeb"/>
-        <w:rPr>
-          <w:rFonts w:ascii="Arial" w:hAnsi="Arial" w:cs="Arial"/>
-        </w:rPr>
-      </w:pPr>
-      <w:r>
-        <w:rPr>
-          <w:rStyle w:val="Textoennegrita"/>
-          <w:rFonts w:ascii="Arial" w:hAnsi="Arial" w:cs="Arial"/>
-        </w:rPr>
-        <w:t>Ítem 2</w:t>
-      </w:r>
-      <w:r>
-        <w:rPr>
-          <w:rStyle w:val="Textoennegrita"/>
-          <w:rFonts w:ascii="Arial" w:hAnsi="Arial" w:cs="Arial"/>
-        </w:rPr>
-        <w:t>:</w:t>
-      </w:r>
-      <w:r>
-        <w:rPr>
-          <w:rStyle w:val="Textoennegrita"/>
-          <w:rFonts w:ascii="Arial" w:hAnsi="Arial" w:cs="Arial"/>
+        <w:rPr>
+          <w:rFonts w:ascii="Arial" w:hAnsi="Arial" w:cs="Arial"/>
+          <w:sz w:val="24"/>
+          <w:szCs w:val="24"/>
+        </w:rPr>
+      </w:pPr>
+    </w:p>
+    <w:p>
+      <w:pPr>
+        <w:rPr>
+          <w:rFonts w:ascii="Arial" w:hAnsi="Arial" w:cs="Arial"/>
+          <w:sz w:val="24"/>
+          <w:szCs w:val="24"/>
+        </w:rPr>
+      </w:pPr>
+    </w:p>
+    <w:p>
+      <w:pPr>
+        <w:rPr>
+          <w:rFonts w:ascii="Arial" w:hAnsi="Arial" w:cs="Arial"/>
+          <w:sz w:val="24"/>
+          <w:szCs w:val="24"/>
+        </w:rPr>
+      </w:pPr>
+    </w:p>
+    <w:tbl>
+      <w:tblPr>
+        <w:tblStyle w:val="Tablaconcuadrcula1"/>
+        <w:tblpPr w:leftFromText="141" w:rightFromText="141" w:vertAnchor="text" w:horzAnchor="margin" w:tblpY="763"/>
+        <w:tblW w:w="8008" w:type="dxa"/>
+        <w:tblLayout w:type="fixed"/>
+        <w:tblLook w:val="04A0" w:firstRow="1" w:lastRow="0" w:firstColumn="1" w:lastColumn="0" w:noHBand="0" w:noVBand="1"/>
+      </w:tblPr>
+      <w:tblGrid>
+        <w:gridCol w:w="810"/>
+        <w:gridCol w:w="3695"/>
+        <w:gridCol w:w="720"/>
+        <w:gridCol w:w="720"/>
+        <w:gridCol w:w="720"/>
+        <w:gridCol w:w="720"/>
+        <w:gridCol w:w="623"/>
+      </w:tblGrid>
+      <w:tr>
+        <w:tc>
+          <w:tcPr>
+            <w:tcW w:w="810" w:type="dxa"/>
+            <w:hideMark/>
+          </w:tcPr>
+          <w:p>
+            <w:pPr>
+              <w:jc w:val="center"/>
+              <w:rPr>
+                <w:rFonts w:ascii="Arial" w:eastAsia="Times New Roman" w:hAnsi="Arial" w:cs="Arial"/>
+                <w:b/>
+                <w:bCs/>
+                <w:szCs w:val="20"/>
+                <w:lang w:eastAsia="es-ES"/>
+              </w:rPr>
+            </w:pPr>
+            <w:r>
+              <w:rPr>
+                <w:rFonts w:ascii="Arial" w:eastAsia="Times New Roman" w:hAnsi="Arial" w:cs="Arial"/>
+                <w:b/>
+                <w:bCs/>
+                <w:szCs w:val="20"/>
+                <w:lang w:eastAsia="es-ES"/>
+              </w:rPr>
+              <w:t>Ítem</w:t>
+            </w:r>
+          </w:p>
+        </w:tc>
+        <w:tc>
+          <w:tcPr>
+            <w:tcW w:w="3695" w:type="dxa"/>
+            <w:hideMark/>
+          </w:tcPr>
+          <w:p>
+            <w:pPr>
+              <w:jc w:val="center"/>
+              <w:rPr>
+                <w:rFonts w:ascii="Arial" w:eastAsia="Times New Roman" w:hAnsi="Arial" w:cs="Arial"/>
+                <w:b/>
+                <w:bCs/>
+                <w:szCs w:val="20"/>
+                <w:lang w:eastAsia="es-ES"/>
+              </w:rPr>
+            </w:pPr>
+            <w:r>
+              <w:rPr>
+                <w:rFonts w:ascii="Arial" w:eastAsia="Times New Roman" w:hAnsi="Arial" w:cs="Arial"/>
+                <w:b/>
+                <w:bCs/>
+                <w:szCs w:val="20"/>
+                <w:lang w:eastAsia="es-ES"/>
+              </w:rPr>
+              <w:t>PREGUNTAS</w:t>
+            </w:r>
+          </w:p>
+        </w:tc>
+        <w:tc>
+          <w:tcPr>
+            <w:tcW w:w="720" w:type="dxa"/>
+            <w:hideMark/>
+          </w:tcPr>
+          <w:p>
+            <w:pPr>
+              <w:jc w:val="center"/>
+              <w:rPr>
+                <w:rFonts w:ascii="Arial" w:eastAsia="Times New Roman" w:hAnsi="Arial" w:cs="Arial"/>
+                <w:b/>
+                <w:bCs/>
+                <w:szCs w:val="20"/>
+                <w:lang w:eastAsia="es-ES"/>
+              </w:rPr>
+            </w:pPr>
+            <w:r>
+              <w:rPr>
+                <w:rFonts w:ascii="Arial" w:eastAsia="Times New Roman" w:hAnsi="Arial" w:cs="Arial"/>
+                <w:b/>
+                <w:bCs/>
+                <w:szCs w:val="20"/>
+                <w:lang w:eastAsia="es-ES"/>
+              </w:rPr>
+              <w:t>5</w:t>
+            </w:r>
+          </w:p>
+        </w:tc>
+        <w:tc>
+          <w:tcPr>
+            <w:tcW w:w="720" w:type="dxa"/>
+            <w:hideMark/>
+          </w:tcPr>
+          <w:p>
+            <w:pPr>
+              <w:jc w:val="center"/>
+              <w:rPr>
+                <w:rFonts w:ascii="Arial" w:eastAsia="Times New Roman" w:hAnsi="Arial" w:cs="Arial"/>
+                <w:b/>
+                <w:bCs/>
+                <w:szCs w:val="20"/>
+                <w:lang w:eastAsia="es-ES"/>
+              </w:rPr>
+            </w:pPr>
+            <w:r>
+              <w:rPr>
+                <w:rFonts w:ascii="Arial" w:eastAsia="Times New Roman" w:hAnsi="Arial" w:cs="Arial"/>
+                <w:b/>
+                <w:bCs/>
+                <w:szCs w:val="20"/>
+                <w:lang w:eastAsia="es-ES"/>
+              </w:rPr>
+              <w:t>4</w:t>
+            </w:r>
+          </w:p>
+        </w:tc>
+        <w:tc>
+          <w:tcPr>
+            <w:tcW w:w="720" w:type="dxa"/>
+            <w:hideMark/>
+          </w:tcPr>
+          <w:p>
+            <w:pPr>
+              <w:jc w:val="center"/>
+              <w:rPr>
+                <w:rFonts w:ascii="Arial" w:eastAsia="Times New Roman" w:hAnsi="Arial" w:cs="Arial"/>
+                <w:b/>
+                <w:bCs/>
+                <w:szCs w:val="20"/>
+                <w:lang w:eastAsia="es-ES"/>
+              </w:rPr>
+            </w:pPr>
+            <w:r>
+              <w:rPr>
+                <w:rFonts w:ascii="Arial" w:eastAsia="Times New Roman" w:hAnsi="Arial" w:cs="Arial"/>
+                <w:b/>
+                <w:bCs/>
+                <w:szCs w:val="20"/>
+                <w:lang w:eastAsia="es-ES"/>
+              </w:rPr>
+              <w:t>3</w:t>
+            </w:r>
+          </w:p>
+        </w:tc>
+        <w:tc>
+          <w:tcPr>
+            <w:tcW w:w="720" w:type="dxa"/>
+            <w:hideMark/>
+          </w:tcPr>
+          <w:p>
+            <w:pPr>
+              <w:jc w:val="center"/>
+              <w:rPr>
+                <w:rFonts w:ascii="Arial" w:eastAsia="Times New Roman" w:hAnsi="Arial" w:cs="Arial"/>
+                <w:b/>
+                <w:bCs/>
+                <w:szCs w:val="20"/>
+                <w:lang w:eastAsia="es-ES"/>
+              </w:rPr>
+            </w:pPr>
+            <w:r>
+              <w:rPr>
+                <w:rFonts w:ascii="Arial" w:eastAsia="Times New Roman" w:hAnsi="Arial" w:cs="Arial"/>
+                <w:b/>
+                <w:bCs/>
+                <w:szCs w:val="20"/>
+                <w:lang w:eastAsia="es-ES"/>
+              </w:rPr>
+              <w:t>2</w:t>
+            </w:r>
+          </w:p>
+        </w:tc>
+        <w:tc>
+          <w:tcPr>
+            <w:tcW w:w="623" w:type="dxa"/>
+            <w:hideMark/>
+          </w:tcPr>
+          <w:p>
+            <w:pPr>
+              <w:jc w:val="center"/>
+              <w:rPr>
+                <w:rFonts w:ascii="Arial" w:eastAsia="Times New Roman" w:hAnsi="Arial" w:cs="Arial"/>
+                <w:b/>
+                <w:bCs/>
+                <w:szCs w:val="20"/>
+                <w:lang w:eastAsia="es-ES"/>
+              </w:rPr>
+            </w:pPr>
+            <w:r>
+              <w:rPr>
+                <w:rFonts w:ascii="Arial" w:eastAsia="Times New Roman" w:hAnsi="Arial" w:cs="Arial"/>
+                <w:b/>
+                <w:bCs/>
+                <w:szCs w:val="20"/>
+                <w:lang w:eastAsia="es-ES"/>
+              </w:rPr>
+              <w:t>1</w:t>
+            </w:r>
+          </w:p>
+        </w:tc>
+      </w:tr>
+      <w:tr>
+        <w:tc>
+          <w:tcPr>
+            <w:tcW w:w="810" w:type="dxa"/>
+            <w:hideMark/>
+          </w:tcPr>
+          <w:p>
+            <w:pPr>
+              <w:jc w:val="center"/>
+              <w:rPr>
+                <w:rFonts w:ascii="Arial" w:eastAsia="Times New Roman" w:hAnsi="Arial" w:cs="Arial"/>
+                <w:szCs w:val="20"/>
+                <w:lang w:eastAsia="es-ES"/>
+              </w:rPr>
+            </w:pPr>
+            <w:r>
+              <w:rPr>
+                <w:rFonts w:ascii="Arial" w:eastAsia="Times New Roman" w:hAnsi="Arial" w:cs="Arial"/>
+                <w:szCs w:val="20"/>
+                <w:lang w:eastAsia="es-ES"/>
+              </w:rPr>
+              <w:t>1</w:t>
+            </w:r>
+          </w:p>
+        </w:tc>
+        <w:tc>
+          <w:tcPr>
+            <w:tcW w:w="3695" w:type="dxa"/>
+            <w:hideMark/>
+          </w:tcPr>
+          <w:p>
+            <w:pPr>
+              <w:jc w:val="both"/>
+              <w:rPr>
+                <w:rFonts w:ascii="Arial" w:eastAsia="Times New Roman" w:hAnsi="Arial" w:cs="Arial"/>
+                <w:szCs w:val="20"/>
+                <w:lang w:eastAsia="es-ES"/>
+              </w:rPr>
+            </w:pPr>
+            <w:r>
+              <w:rPr>
+                <w:rFonts w:ascii="Arial" w:eastAsia="Times New Roman" w:hAnsi="Arial" w:cs="Arial"/>
+                <w:szCs w:val="20"/>
+                <w:lang w:val="es-ES" w:eastAsia="es-ES"/>
+              </w:rPr>
+              <w:t>¿</w:t>
+            </w:r>
+            <w:r>
+              <w:rPr>
+                <w:rFonts w:ascii="Arial" w:eastAsia="Times New Roman" w:hAnsi="Arial" w:cs="Arial"/>
+                <w:szCs w:val="20"/>
+                <w:lang w:eastAsia="es-ES"/>
+              </w:rPr>
+              <w:t xml:space="preserve">La institución suele contar con las herramientas </w:t>
+            </w:r>
+            <w:r>
+              <w:rPr>
+                <w:rFonts w:ascii="Arial" w:eastAsia="Times New Roman" w:hAnsi="Arial" w:cs="Arial"/>
+                <w:szCs w:val="20"/>
+                <w:lang w:val="es-ES" w:eastAsia="es-ES"/>
+              </w:rPr>
+              <w:t xml:space="preserve">digitales </w:t>
+            </w:r>
+            <w:r>
+              <w:rPr>
+                <w:rFonts w:ascii="Arial" w:eastAsia="Times New Roman" w:hAnsi="Arial" w:cs="Arial"/>
+                <w:szCs w:val="20"/>
+                <w:lang w:eastAsia="es-ES"/>
+              </w:rPr>
+              <w:t xml:space="preserve">adecuadas para gestionar de forma integral el proceso de </w:t>
+            </w:r>
+            <w:r>
+              <w:rPr>
+                <w:rFonts w:ascii="Arial" w:eastAsia="Times New Roman" w:hAnsi="Arial" w:cs="Arial"/>
+                <w:szCs w:val="20"/>
+                <w:lang w:val="es-ES" w:eastAsia="es-ES"/>
+              </w:rPr>
+              <w:t xml:space="preserve">pasantías? </w:t>
+            </w:r>
+          </w:p>
+        </w:tc>
+        <w:tc>
+          <w:tcPr>
+            <w:tcW w:w="720" w:type="dxa"/>
+            <w:hideMark/>
+          </w:tcPr>
+          <w:p>
+            <w:pPr>
+              <w:jc w:val="center"/>
+              <w:rPr>
+                <w:rFonts w:ascii="Arial" w:eastAsia="Times New Roman" w:hAnsi="Arial" w:cs="Arial"/>
+                <w:szCs w:val="20"/>
+                <w:lang w:eastAsia="es-ES"/>
+              </w:rPr>
+            </w:pPr>
+          </w:p>
+        </w:tc>
+        <w:tc>
+          <w:tcPr>
+            <w:tcW w:w="720" w:type="dxa"/>
+            <w:hideMark/>
+          </w:tcPr>
+          <w:p>
+            <w:pPr>
+              <w:jc w:val="center"/>
+              <w:rPr>
+                <w:rFonts w:ascii="Arial" w:eastAsia="Times New Roman" w:hAnsi="Arial" w:cs="Arial"/>
+                <w:szCs w:val="20"/>
+                <w:lang w:eastAsia="es-ES"/>
+              </w:rPr>
+            </w:pPr>
+          </w:p>
+        </w:tc>
+        <w:tc>
+          <w:tcPr>
+            <w:tcW w:w="720" w:type="dxa"/>
+            <w:hideMark/>
+          </w:tcPr>
+          <w:p>
+            <w:pPr>
+              <w:jc w:val="center"/>
+              <w:rPr>
+                <w:rFonts w:ascii="Arial" w:eastAsia="Times New Roman" w:hAnsi="Arial" w:cs="Arial"/>
+                <w:szCs w:val="20"/>
+                <w:lang w:eastAsia="es-ES"/>
+              </w:rPr>
+            </w:pPr>
+          </w:p>
+        </w:tc>
+        <w:tc>
+          <w:tcPr>
+            <w:tcW w:w="720" w:type="dxa"/>
+            <w:hideMark/>
+          </w:tcPr>
+          <w:p>
+            <w:pPr>
+              <w:jc w:val="center"/>
+              <w:rPr>
+                <w:rFonts w:ascii="Arial" w:eastAsia="Times New Roman" w:hAnsi="Arial" w:cs="Arial"/>
+                <w:szCs w:val="20"/>
+                <w:lang w:eastAsia="es-ES"/>
+              </w:rPr>
+            </w:pPr>
+          </w:p>
+        </w:tc>
+        <w:tc>
+          <w:tcPr>
+            <w:tcW w:w="623" w:type="dxa"/>
+            <w:hideMark/>
+          </w:tcPr>
+          <w:p>
+            <w:pPr>
+              <w:jc w:val="center"/>
+              <w:rPr>
+                <w:rFonts w:ascii="Arial" w:eastAsia="Times New Roman" w:hAnsi="Arial" w:cs="Arial"/>
+                <w:szCs w:val="20"/>
+                <w:lang w:eastAsia="es-ES"/>
+              </w:rPr>
+            </w:pPr>
+          </w:p>
+        </w:tc>
+      </w:tr>
+    </w:tbl>
+    <w:p>
+      <w:pPr>
+        <w:rPr>
+          <w:rFonts w:ascii="Arial" w:hAnsi="Arial" w:cs="Arial"/>
+          <w:sz w:val="24"/>
+          <w:szCs w:val="24"/>
+        </w:rPr>
+      </w:pPr>
+      <w:r>
+        <w:rPr>
+          <w:rFonts w:ascii="Arial" w:hAnsi="Arial" w:cs="Arial"/>
+          <w:sz w:val="24"/>
+          <w:szCs w:val="24"/>
+        </w:rPr>
+        <w:t xml:space="preserve">Pregunta 1: </w:t>
+      </w:r>
+      <w:r>
+        <w:rPr>
+          <w:rFonts w:ascii="Arial" w:eastAsia="Times New Roman" w:hAnsi="Arial" w:cs="Arial"/>
+          <w:szCs w:val="20"/>
+          <w:lang w:eastAsia="es-ES"/>
+        </w:rPr>
+        <w:t>¿La institución suele contar con las herramientas digitales adecuadas para gestionar de forma integral el proceso de pasantías?</w:t>
+      </w:r>
+    </w:p>
+    <w:p>
+      <w:pPr>
+        <w:rPr>
+          <w:rFonts w:ascii="Arial" w:hAnsi="Arial" w:cs="Arial"/>
+          <w:sz w:val="24"/>
+          <w:szCs w:val="24"/>
+        </w:rPr>
+      </w:pPr>
+    </w:p>
+    <w:p>
+      <w:pPr>
+        <w:rPr>
+          <w:rFonts w:ascii="Arial" w:eastAsia="Times New Roman" w:hAnsi="Arial" w:cs="Arial"/>
+          <w:szCs w:val="20"/>
+          <w:lang w:eastAsia="es-ES"/>
+        </w:rPr>
+      </w:pPr>
+      <w:r>
+        <w:rPr>
+          <w:rFonts w:ascii="Arial" w:hAnsi="Arial" w:cs="Arial"/>
+          <w:sz w:val="24"/>
+          <w:szCs w:val="24"/>
+        </w:rPr>
+        <w:t xml:space="preserve">Pregunta 2: </w:t>
+      </w:r>
+      <w:r>
+        <w:rPr>
+          <w:rFonts w:ascii="Arial" w:eastAsia="Times New Roman" w:hAnsi="Arial" w:cs="Arial"/>
+          <w:szCs w:val="20"/>
+          <w:lang w:eastAsia="es-ES"/>
+        </w:rPr>
+        <w:t>¿El proceso actual de gestión de pasantías permite diferenciar claramente los roles de estudiantes, tutores académicos y tutores empresariales?</w:t>
+      </w:r>
+    </w:p>
+    <w:tbl>
+      <w:tblPr>
+        <w:tblStyle w:val="Tablaconcuadrcula1"/>
+        <w:tblpPr w:leftFromText="141" w:rightFromText="141" w:vertAnchor="text" w:horzAnchor="margin" w:tblpY="36"/>
+        <w:tblW w:w="8008" w:type="dxa"/>
+        <w:tblLayout w:type="fixed"/>
+        <w:tblLook w:val="04A0" w:firstRow="1" w:lastRow="0" w:firstColumn="1" w:lastColumn="0" w:noHBand="0" w:noVBand="1"/>
+      </w:tblPr>
+      <w:tblGrid>
+        <w:gridCol w:w="810"/>
+        <w:gridCol w:w="3695"/>
+        <w:gridCol w:w="720"/>
+        <w:gridCol w:w="720"/>
+        <w:gridCol w:w="720"/>
+        <w:gridCol w:w="720"/>
+        <w:gridCol w:w="623"/>
+      </w:tblGrid>
+      <w:tr>
+        <w:tc>
+          <w:tcPr>
+            <w:tcW w:w="810" w:type="dxa"/>
+            <w:hideMark/>
+          </w:tcPr>
+          <w:p>
+            <w:pPr>
+              <w:jc w:val="center"/>
+              <w:rPr>
+                <w:rFonts w:ascii="Arial" w:eastAsia="Times New Roman" w:hAnsi="Arial" w:cs="Arial"/>
+                <w:b/>
+                <w:bCs/>
+                <w:szCs w:val="20"/>
+                <w:lang w:eastAsia="es-ES"/>
+              </w:rPr>
+            </w:pPr>
+            <w:r>
+              <w:rPr>
+                <w:rFonts w:ascii="Arial" w:eastAsia="Times New Roman" w:hAnsi="Arial" w:cs="Arial"/>
+                <w:b/>
+                <w:bCs/>
+                <w:szCs w:val="20"/>
+                <w:lang w:eastAsia="es-ES"/>
+              </w:rPr>
+              <w:t>Ítem</w:t>
+            </w:r>
+          </w:p>
+        </w:tc>
+        <w:tc>
+          <w:tcPr>
+            <w:tcW w:w="3695" w:type="dxa"/>
+            <w:hideMark/>
+          </w:tcPr>
+          <w:p>
+            <w:pPr>
+              <w:jc w:val="center"/>
+              <w:rPr>
+                <w:rFonts w:ascii="Arial" w:eastAsia="Times New Roman" w:hAnsi="Arial" w:cs="Arial"/>
+                <w:b/>
+                <w:bCs/>
+                <w:szCs w:val="20"/>
+                <w:lang w:eastAsia="es-ES"/>
+              </w:rPr>
+            </w:pPr>
+            <w:r>
+              <w:rPr>
+                <w:rFonts w:ascii="Arial" w:eastAsia="Times New Roman" w:hAnsi="Arial" w:cs="Arial"/>
+                <w:b/>
+                <w:bCs/>
+                <w:szCs w:val="20"/>
+                <w:lang w:eastAsia="es-ES"/>
+              </w:rPr>
+              <w:t>PREGUNTAS</w:t>
+            </w:r>
+          </w:p>
+        </w:tc>
+        <w:tc>
+          <w:tcPr>
+            <w:tcW w:w="720" w:type="dxa"/>
+            <w:hideMark/>
+          </w:tcPr>
+          <w:p>
+            <w:pPr>
+              <w:jc w:val="center"/>
+              <w:rPr>
+                <w:rFonts w:ascii="Arial" w:eastAsia="Times New Roman" w:hAnsi="Arial" w:cs="Arial"/>
+                <w:b/>
+                <w:bCs/>
+                <w:szCs w:val="20"/>
+                <w:lang w:eastAsia="es-ES"/>
+              </w:rPr>
+            </w:pPr>
+            <w:r>
+              <w:rPr>
+                <w:rFonts w:ascii="Arial" w:eastAsia="Times New Roman" w:hAnsi="Arial" w:cs="Arial"/>
+                <w:b/>
+                <w:bCs/>
+                <w:szCs w:val="20"/>
+                <w:lang w:eastAsia="es-ES"/>
+              </w:rPr>
+              <w:t>5</w:t>
+            </w:r>
+          </w:p>
+        </w:tc>
+        <w:tc>
+          <w:tcPr>
+            <w:tcW w:w="720" w:type="dxa"/>
+            <w:hideMark/>
+          </w:tcPr>
+          <w:p>
+            <w:pPr>
+              <w:jc w:val="center"/>
+              <w:rPr>
+                <w:rFonts w:ascii="Arial" w:eastAsia="Times New Roman" w:hAnsi="Arial" w:cs="Arial"/>
+                <w:b/>
+                <w:bCs/>
+                <w:szCs w:val="20"/>
+                <w:lang w:eastAsia="es-ES"/>
+              </w:rPr>
+            </w:pPr>
+            <w:r>
+              <w:rPr>
+                <w:rFonts w:ascii="Arial" w:eastAsia="Times New Roman" w:hAnsi="Arial" w:cs="Arial"/>
+                <w:b/>
+                <w:bCs/>
+                <w:szCs w:val="20"/>
+                <w:lang w:eastAsia="es-ES"/>
+              </w:rPr>
+              <w:t>4</w:t>
+            </w:r>
+          </w:p>
+        </w:tc>
+        <w:tc>
+          <w:tcPr>
+            <w:tcW w:w="720" w:type="dxa"/>
+            <w:hideMark/>
+          </w:tcPr>
+          <w:p>
+            <w:pPr>
+              <w:jc w:val="center"/>
+              <w:rPr>
+                <w:rFonts w:ascii="Arial" w:eastAsia="Times New Roman" w:hAnsi="Arial" w:cs="Arial"/>
+                <w:b/>
+                <w:bCs/>
+                <w:szCs w:val="20"/>
+                <w:lang w:eastAsia="es-ES"/>
+              </w:rPr>
+            </w:pPr>
+            <w:r>
+              <w:rPr>
+                <w:rFonts w:ascii="Arial" w:eastAsia="Times New Roman" w:hAnsi="Arial" w:cs="Arial"/>
+                <w:b/>
+                <w:bCs/>
+                <w:szCs w:val="20"/>
+                <w:lang w:eastAsia="es-ES"/>
+              </w:rPr>
+              <w:t>3</w:t>
+            </w:r>
+          </w:p>
+        </w:tc>
+        <w:tc>
+          <w:tcPr>
+            <w:tcW w:w="720" w:type="dxa"/>
+            <w:hideMark/>
+          </w:tcPr>
+          <w:p>
+            <w:pPr>
+              <w:jc w:val="center"/>
+              <w:rPr>
+                <w:rFonts w:ascii="Arial" w:eastAsia="Times New Roman" w:hAnsi="Arial" w:cs="Arial"/>
+                <w:b/>
+                <w:bCs/>
+                <w:szCs w:val="20"/>
+                <w:lang w:eastAsia="es-ES"/>
+              </w:rPr>
+            </w:pPr>
+            <w:r>
+              <w:rPr>
+                <w:rFonts w:ascii="Arial" w:eastAsia="Times New Roman" w:hAnsi="Arial" w:cs="Arial"/>
+                <w:b/>
+                <w:bCs/>
+                <w:szCs w:val="20"/>
+                <w:lang w:eastAsia="es-ES"/>
+              </w:rPr>
+              <w:t>2</w:t>
+            </w:r>
+          </w:p>
+        </w:tc>
+        <w:tc>
+          <w:tcPr>
+            <w:tcW w:w="623" w:type="dxa"/>
+            <w:hideMark/>
+          </w:tcPr>
+          <w:p>
+            <w:pPr>
+              <w:jc w:val="center"/>
+              <w:rPr>
+                <w:rFonts w:ascii="Arial" w:eastAsia="Times New Roman" w:hAnsi="Arial" w:cs="Arial"/>
+                <w:b/>
+                <w:bCs/>
+                <w:szCs w:val="20"/>
+                <w:lang w:eastAsia="es-ES"/>
+              </w:rPr>
+            </w:pPr>
+            <w:r>
+              <w:rPr>
+                <w:rFonts w:ascii="Arial" w:eastAsia="Times New Roman" w:hAnsi="Arial" w:cs="Arial"/>
+                <w:b/>
+                <w:bCs/>
+                <w:szCs w:val="20"/>
+                <w:lang w:eastAsia="es-ES"/>
+              </w:rPr>
+              <w:t>1</w:t>
+            </w:r>
+          </w:p>
+        </w:tc>
+      </w:tr>
+      <w:tr>
+        <w:tc>
+          <w:tcPr>
+            <w:tcW w:w="810" w:type="dxa"/>
+            <w:hideMark/>
+          </w:tcPr>
+          <w:p>
+            <w:pPr>
+              <w:jc w:val="center"/>
+              <w:rPr>
+                <w:rFonts w:ascii="Arial" w:eastAsia="Times New Roman" w:hAnsi="Arial" w:cs="Arial"/>
+                <w:szCs w:val="20"/>
+                <w:lang w:eastAsia="es-ES"/>
+              </w:rPr>
+            </w:pPr>
+            <w:r>
+              <w:rPr>
+                <w:rFonts w:ascii="Arial" w:eastAsia="Times New Roman" w:hAnsi="Arial" w:cs="Arial"/>
+                <w:szCs w:val="20"/>
+                <w:lang w:eastAsia="es-ES"/>
+              </w:rPr>
+              <w:t>2</w:t>
+            </w:r>
+          </w:p>
+        </w:tc>
+        <w:tc>
+          <w:tcPr>
+            <w:tcW w:w="3695" w:type="dxa"/>
+            <w:hideMark/>
+          </w:tcPr>
+          <w:p>
+            <w:pPr>
+              <w:jc w:val="both"/>
+              <w:rPr>
+                <w:rFonts w:ascii="Arial" w:eastAsia="Times New Roman" w:hAnsi="Arial" w:cs="Arial"/>
+                <w:szCs w:val="20"/>
+                <w:lang w:eastAsia="es-ES"/>
+              </w:rPr>
+            </w:pPr>
+            <w:r>
+              <w:rPr>
+                <w:rFonts w:ascii="Arial" w:eastAsia="Times New Roman" w:hAnsi="Arial" w:cs="Arial"/>
+                <w:szCs w:val="20"/>
+                <w:lang w:val="es-ES" w:eastAsia="es-ES"/>
+              </w:rPr>
+              <w:t>¿</w:t>
+            </w:r>
+            <w:r>
+              <w:rPr>
+                <w:rFonts w:ascii="Arial" w:eastAsia="Times New Roman" w:hAnsi="Arial" w:cs="Arial"/>
+                <w:szCs w:val="20"/>
+                <w:lang w:eastAsia="es-ES"/>
+              </w:rPr>
+              <w:t xml:space="preserve">El proceso actual de gestión de pasantías permite diferenciar claramente los roles de estudiantes, tutores académicos y tutores </w:t>
+            </w:r>
+            <w:r>
+              <w:rPr>
+                <w:rFonts w:ascii="Arial" w:eastAsia="Times New Roman" w:hAnsi="Arial" w:cs="Arial"/>
+                <w:szCs w:val="20"/>
+                <w:lang w:val="es-ES" w:eastAsia="es-ES"/>
+              </w:rPr>
+              <w:t>empresariales?</w:t>
+            </w:r>
+          </w:p>
+        </w:tc>
+        <w:tc>
+          <w:tcPr>
+            <w:tcW w:w="720" w:type="dxa"/>
+            <w:hideMark/>
+          </w:tcPr>
+          <w:p>
+            <w:pPr>
+              <w:jc w:val="center"/>
+              <w:rPr>
+                <w:rFonts w:ascii="Arial" w:eastAsia="Times New Roman" w:hAnsi="Arial" w:cs="Arial"/>
+                <w:szCs w:val="20"/>
+                <w:lang w:eastAsia="es-ES"/>
+              </w:rPr>
+            </w:pPr>
+          </w:p>
+        </w:tc>
+        <w:tc>
+          <w:tcPr>
+            <w:tcW w:w="720" w:type="dxa"/>
+            <w:hideMark/>
+          </w:tcPr>
+          <w:p>
+            <w:pPr>
+              <w:jc w:val="center"/>
+              <w:rPr>
+                <w:rFonts w:ascii="Arial" w:eastAsia="Times New Roman" w:hAnsi="Arial" w:cs="Arial"/>
+                <w:szCs w:val="20"/>
+                <w:lang w:eastAsia="es-ES"/>
+              </w:rPr>
+            </w:pPr>
+          </w:p>
+        </w:tc>
+        <w:tc>
+          <w:tcPr>
+            <w:tcW w:w="720" w:type="dxa"/>
+            <w:hideMark/>
+          </w:tcPr>
+          <w:p>
+            <w:pPr>
+              <w:jc w:val="center"/>
+              <w:rPr>
+                <w:rFonts w:ascii="Arial" w:eastAsia="Times New Roman" w:hAnsi="Arial" w:cs="Arial"/>
+                <w:szCs w:val="20"/>
+                <w:lang w:eastAsia="es-ES"/>
+              </w:rPr>
+            </w:pPr>
+          </w:p>
+        </w:tc>
+        <w:tc>
+          <w:tcPr>
+            <w:tcW w:w="720" w:type="dxa"/>
+            <w:hideMark/>
+          </w:tcPr>
+          <w:p>
+            <w:pPr>
+              <w:jc w:val="center"/>
+              <w:rPr>
+                <w:rFonts w:ascii="Arial" w:eastAsia="Times New Roman" w:hAnsi="Arial" w:cs="Arial"/>
+                <w:szCs w:val="20"/>
+                <w:lang w:eastAsia="es-ES"/>
+              </w:rPr>
+            </w:pPr>
+          </w:p>
+        </w:tc>
+        <w:tc>
+          <w:tcPr>
+            <w:tcW w:w="623" w:type="dxa"/>
+            <w:hideMark/>
+          </w:tcPr>
+          <w:p>
+            <w:pPr>
+              <w:jc w:val="center"/>
+              <w:rPr>
+                <w:rFonts w:ascii="Arial" w:eastAsia="Times New Roman" w:hAnsi="Arial" w:cs="Arial"/>
+                <w:szCs w:val="20"/>
+                <w:lang w:eastAsia="es-ES"/>
+              </w:rPr>
+            </w:pPr>
+          </w:p>
+        </w:tc>
+      </w:tr>
+    </w:tbl>
+    <w:p>
+      <w:pPr>
+        <w:rPr>
+          <w:rFonts w:ascii="Arial" w:hAnsi="Arial" w:cs="Arial"/>
+          <w:sz w:val="24"/>
+          <w:szCs w:val="24"/>
+        </w:rPr>
+      </w:pPr>
+    </w:p>
+    <w:p>
+      <w:pPr>
+        <w:rPr>
+          <w:rFonts w:ascii="Arial" w:eastAsia="Times New Roman" w:hAnsi="Arial" w:cs="Arial"/>
+          <w:szCs w:val="20"/>
+          <w:lang w:eastAsia="es-ES"/>
+        </w:rPr>
+      </w:pPr>
+      <w:r>
+        <w:rPr>
+          <w:rFonts w:ascii="Arial" w:hAnsi="Arial" w:cs="Arial"/>
+          <w:sz w:val="24"/>
+          <w:szCs w:val="24"/>
+        </w:rPr>
+        <w:t>Pregunta 3:</w:t>
+      </w:r>
+      <w:r>
+        <w:rPr>
+          <w:rFonts w:ascii="Arial" w:eastAsia="Times New Roman" w:hAnsi="Arial" w:cs="Arial"/>
+          <w:szCs w:val="20"/>
+          <w:lang w:eastAsia="es-ES"/>
         </w:rPr>
         <w:t xml:space="preserve"> </w:t>
       </w:r>
       <w:r>
         <w:rPr>
-          <w:rStyle w:val="Textoennegrita"/>
-          <w:rFonts w:ascii="Arial" w:hAnsi="Arial" w:cs="Arial"/>
-        </w:rPr>
-        <w:t>Indicador: Manejo de Datos</w:t>
-      </w:r>
-      <w:r>
-        <w:rPr>
-          <w:rFonts w:ascii="Arial" w:hAnsi="Arial" w:cs="Arial"/>
+          <w:rFonts w:ascii="Arial" w:eastAsia="Times New Roman" w:hAnsi="Arial" w:cs="Arial"/>
+          <w:szCs w:val="20"/>
+          <w:lang w:eastAsia="es-ES"/>
+        </w:rPr>
+        <w:t>¿La información relacionada con las pasantías se almacena de forma organizada y es fácil de consultar cuando se requiere?</w:t>
+      </w:r>
+    </w:p>
+    <w:p>
+      <w:pPr>
+        <w:rPr>
+          <w:rFonts w:ascii="Arial" w:eastAsia="Times New Roman" w:hAnsi="Arial" w:cs="Arial"/>
+          <w:szCs w:val="20"/>
+          <w:lang w:eastAsia="es-ES"/>
+        </w:rPr>
+      </w:pPr>
+    </w:p>
+    <w:tbl>
+      <w:tblPr>
+        <w:tblStyle w:val="Tablaconcuadrcula1"/>
+        <w:tblpPr w:leftFromText="141" w:rightFromText="141" w:vertAnchor="text" w:horzAnchor="margin" w:tblpY="36"/>
+        <w:tblW w:w="8008" w:type="dxa"/>
+        <w:tblLayout w:type="fixed"/>
+        <w:tblLook w:val="04A0" w:firstRow="1" w:lastRow="0" w:firstColumn="1" w:lastColumn="0" w:noHBand="0" w:noVBand="1"/>
+      </w:tblPr>
+      <w:tblGrid>
+        <w:gridCol w:w="810"/>
+        <w:gridCol w:w="3695"/>
+        <w:gridCol w:w="720"/>
+        <w:gridCol w:w="720"/>
+        <w:gridCol w:w="720"/>
+        <w:gridCol w:w="720"/>
+        <w:gridCol w:w="623"/>
+      </w:tblGrid>
+      <w:tr>
+        <w:tc>
+          <w:tcPr>
+            <w:tcW w:w="810" w:type="dxa"/>
+            <w:hideMark/>
+          </w:tcPr>
+          <w:p>
+            <w:pPr>
+              <w:jc w:val="center"/>
+              <w:rPr>
+                <w:rFonts w:ascii="Arial" w:eastAsia="Times New Roman" w:hAnsi="Arial" w:cs="Arial"/>
+                <w:b/>
+                <w:bCs/>
+                <w:szCs w:val="20"/>
+                <w:lang w:eastAsia="es-ES"/>
+              </w:rPr>
+            </w:pPr>
+            <w:r>
+              <w:rPr>
+                <w:rFonts w:ascii="Arial" w:eastAsia="Times New Roman" w:hAnsi="Arial" w:cs="Arial"/>
+                <w:b/>
+                <w:bCs/>
+                <w:szCs w:val="20"/>
+                <w:lang w:eastAsia="es-ES"/>
+              </w:rPr>
+              <w:lastRenderedPageBreak/>
+              <w:t>Ítem</w:t>
+            </w:r>
+          </w:p>
+        </w:tc>
+        <w:tc>
+          <w:tcPr>
+            <w:tcW w:w="3695" w:type="dxa"/>
+            <w:hideMark/>
+          </w:tcPr>
+          <w:p>
+            <w:pPr>
+              <w:jc w:val="center"/>
+              <w:rPr>
+                <w:rFonts w:ascii="Arial" w:eastAsia="Times New Roman" w:hAnsi="Arial" w:cs="Arial"/>
+                <w:b/>
+                <w:bCs/>
+                <w:szCs w:val="20"/>
+                <w:lang w:eastAsia="es-ES"/>
+              </w:rPr>
+            </w:pPr>
+            <w:r>
+              <w:rPr>
+                <w:rFonts w:ascii="Arial" w:eastAsia="Times New Roman" w:hAnsi="Arial" w:cs="Arial"/>
+                <w:b/>
+                <w:bCs/>
+                <w:szCs w:val="20"/>
+                <w:lang w:eastAsia="es-ES"/>
+              </w:rPr>
+              <w:t>PREGUNTAS</w:t>
+            </w:r>
+          </w:p>
+        </w:tc>
+        <w:tc>
+          <w:tcPr>
+            <w:tcW w:w="720" w:type="dxa"/>
+            <w:hideMark/>
+          </w:tcPr>
+          <w:p>
+            <w:pPr>
+              <w:jc w:val="center"/>
+              <w:rPr>
+                <w:rFonts w:ascii="Arial" w:eastAsia="Times New Roman" w:hAnsi="Arial" w:cs="Arial"/>
+                <w:b/>
+                <w:bCs/>
+                <w:szCs w:val="20"/>
+                <w:lang w:eastAsia="es-ES"/>
+              </w:rPr>
+            </w:pPr>
+            <w:r>
+              <w:rPr>
+                <w:rFonts w:ascii="Arial" w:eastAsia="Times New Roman" w:hAnsi="Arial" w:cs="Arial"/>
+                <w:b/>
+                <w:bCs/>
+                <w:szCs w:val="20"/>
+                <w:lang w:eastAsia="es-ES"/>
+              </w:rPr>
+              <w:t>5</w:t>
+            </w:r>
+          </w:p>
+        </w:tc>
+        <w:tc>
+          <w:tcPr>
+            <w:tcW w:w="720" w:type="dxa"/>
+            <w:hideMark/>
+          </w:tcPr>
+          <w:p>
+            <w:pPr>
+              <w:jc w:val="center"/>
+              <w:rPr>
+                <w:rFonts w:ascii="Arial" w:eastAsia="Times New Roman" w:hAnsi="Arial" w:cs="Arial"/>
+                <w:b/>
+                <w:bCs/>
+                <w:szCs w:val="20"/>
+                <w:lang w:eastAsia="es-ES"/>
+              </w:rPr>
+            </w:pPr>
+            <w:r>
+              <w:rPr>
+                <w:rFonts w:ascii="Arial" w:eastAsia="Times New Roman" w:hAnsi="Arial" w:cs="Arial"/>
+                <w:b/>
+                <w:bCs/>
+                <w:szCs w:val="20"/>
+                <w:lang w:eastAsia="es-ES"/>
+              </w:rPr>
+              <w:t>4</w:t>
+            </w:r>
+          </w:p>
+        </w:tc>
+        <w:tc>
+          <w:tcPr>
+            <w:tcW w:w="720" w:type="dxa"/>
+            <w:hideMark/>
+          </w:tcPr>
+          <w:p>
+            <w:pPr>
+              <w:jc w:val="center"/>
+              <w:rPr>
+                <w:rFonts w:ascii="Arial" w:eastAsia="Times New Roman" w:hAnsi="Arial" w:cs="Arial"/>
+                <w:b/>
+                <w:bCs/>
+                <w:szCs w:val="20"/>
+                <w:lang w:eastAsia="es-ES"/>
+              </w:rPr>
+            </w:pPr>
+            <w:r>
+              <w:rPr>
+                <w:rFonts w:ascii="Arial" w:eastAsia="Times New Roman" w:hAnsi="Arial" w:cs="Arial"/>
+                <w:b/>
+                <w:bCs/>
+                <w:szCs w:val="20"/>
+                <w:lang w:eastAsia="es-ES"/>
+              </w:rPr>
+              <w:t>3</w:t>
+            </w:r>
+          </w:p>
+        </w:tc>
+        <w:tc>
+          <w:tcPr>
+            <w:tcW w:w="720" w:type="dxa"/>
+            <w:hideMark/>
+          </w:tcPr>
+          <w:p>
+            <w:pPr>
+              <w:jc w:val="center"/>
+              <w:rPr>
+                <w:rFonts w:ascii="Arial" w:eastAsia="Times New Roman" w:hAnsi="Arial" w:cs="Arial"/>
+                <w:b/>
+                <w:bCs/>
+                <w:szCs w:val="20"/>
+                <w:lang w:eastAsia="es-ES"/>
+              </w:rPr>
+            </w:pPr>
+            <w:r>
+              <w:rPr>
+                <w:rFonts w:ascii="Arial" w:eastAsia="Times New Roman" w:hAnsi="Arial" w:cs="Arial"/>
+                <w:b/>
+                <w:bCs/>
+                <w:szCs w:val="20"/>
+                <w:lang w:eastAsia="es-ES"/>
+              </w:rPr>
+              <w:t>2</w:t>
+            </w:r>
+          </w:p>
+        </w:tc>
+        <w:tc>
+          <w:tcPr>
+            <w:tcW w:w="623" w:type="dxa"/>
+            <w:hideMark/>
+          </w:tcPr>
+          <w:p>
+            <w:pPr>
+              <w:jc w:val="center"/>
+              <w:rPr>
+                <w:rFonts w:ascii="Arial" w:eastAsia="Times New Roman" w:hAnsi="Arial" w:cs="Arial"/>
+                <w:b/>
+                <w:bCs/>
+                <w:szCs w:val="20"/>
+                <w:lang w:eastAsia="es-ES"/>
+              </w:rPr>
+            </w:pPr>
+            <w:r>
+              <w:rPr>
+                <w:rFonts w:ascii="Arial" w:eastAsia="Times New Roman" w:hAnsi="Arial" w:cs="Arial"/>
+                <w:b/>
+                <w:bCs/>
+                <w:szCs w:val="20"/>
+                <w:lang w:eastAsia="es-ES"/>
+              </w:rPr>
+              <w:t>1</w:t>
+            </w:r>
+          </w:p>
+        </w:tc>
+      </w:tr>
+      <w:tr>
+        <w:tc>
+          <w:tcPr>
+            <w:tcW w:w="810" w:type="dxa"/>
+            <w:hideMark/>
+          </w:tcPr>
+          <w:p>
+            <w:pPr>
+              <w:jc w:val="center"/>
+              <w:rPr>
+                <w:rFonts w:ascii="Arial" w:eastAsia="Times New Roman" w:hAnsi="Arial" w:cs="Arial"/>
+                <w:szCs w:val="20"/>
+                <w:lang w:eastAsia="es-ES"/>
+              </w:rPr>
+            </w:pPr>
+            <w:r>
+              <w:rPr>
+                <w:rFonts w:ascii="Arial" w:eastAsia="Times New Roman" w:hAnsi="Arial" w:cs="Arial"/>
+                <w:szCs w:val="20"/>
+                <w:lang w:eastAsia="es-ES"/>
+              </w:rPr>
+              <w:t>3</w:t>
+            </w:r>
+          </w:p>
+        </w:tc>
+        <w:tc>
+          <w:tcPr>
+            <w:tcW w:w="3695" w:type="dxa"/>
+            <w:hideMark/>
+          </w:tcPr>
+          <w:p>
+            <w:pPr>
+              <w:jc w:val="both"/>
+              <w:rPr>
+                <w:rFonts w:ascii="Arial" w:eastAsia="Times New Roman" w:hAnsi="Arial" w:cs="Arial"/>
+                <w:szCs w:val="20"/>
+                <w:lang w:eastAsia="es-ES"/>
+              </w:rPr>
+            </w:pPr>
+            <w:r>
+              <w:rPr>
+                <w:rFonts w:ascii="Arial" w:eastAsia="Times New Roman" w:hAnsi="Arial" w:cs="Arial"/>
+                <w:szCs w:val="20"/>
+                <w:lang w:val="es-ES" w:eastAsia="es-ES"/>
+              </w:rPr>
+              <w:t>¿</w:t>
+            </w:r>
+            <w:r>
+              <w:rPr>
+                <w:rFonts w:ascii="Arial" w:eastAsia="Times New Roman" w:hAnsi="Arial" w:cs="Arial"/>
+                <w:szCs w:val="20"/>
+                <w:lang w:eastAsia="es-ES"/>
+              </w:rPr>
+              <w:t xml:space="preserve">La información relacionada con las pasantías se almacena de forma organizada y es fácil de consultar cuando se </w:t>
+            </w:r>
+            <w:r>
+              <w:rPr>
+                <w:rFonts w:ascii="Arial" w:eastAsia="Times New Roman" w:hAnsi="Arial" w:cs="Arial"/>
+                <w:szCs w:val="20"/>
+                <w:lang w:val="es-ES" w:eastAsia="es-ES"/>
+              </w:rPr>
+              <w:t>requiere?</w:t>
+            </w:r>
+          </w:p>
+        </w:tc>
+        <w:tc>
+          <w:tcPr>
+            <w:tcW w:w="720" w:type="dxa"/>
+            <w:hideMark/>
+          </w:tcPr>
+          <w:p>
+            <w:pPr>
+              <w:jc w:val="center"/>
+              <w:rPr>
+                <w:rFonts w:ascii="Arial" w:eastAsia="Times New Roman" w:hAnsi="Arial" w:cs="Arial"/>
+                <w:szCs w:val="20"/>
+                <w:lang w:eastAsia="es-ES"/>
+              </w:rPr>
+            </w:pPr>
+          </w:p>
+        </w:tc>
+        <w:tc>
+          <w:tcPr>
+            <w:tcW w:w="720" w:type="dxa"/>
+            <w:hideMark/>
+          </w:tcPr>
+          <w:p>
+            <w:pPr>
+              <w:jc w:val="center"/>
+              <w:rPr>
+                <w:rFonts w:ascii="Arial" w:eastAsia="Times New Roman" w:hAnsi="Arial" w:cs="Arial"/>
+                <w:szCs w:val="20"/>
+                <w:lang w:eastAsia="es-ES"/>
+              </w:rPr>
+            </w:pPr>
+          </w:p>
+        </w:tc>
+        <w:tc>
+          <w:tcPr>
+            <w:tcW w:w="720" w:type="dxa"/>
+            <w:hideMark/>
+          </w:tcPr>
+          <w:p>
+            <w:pPr>
+              <w:jc w:val="center"/>
+              <w:rPr>
+                <w:rFonts w:ascii="Arial" w:eastAsia="Times New Roman" w:hAnsi="Arial" w:cs="Arial"/>
+                <w:szCs w:val="20"/>
+                <w:lang w:eastAsia="es-ES"/>
+              </w:rPr>
+            </w:pPr>
+          </w:p>
+        </w:tc>
+        <w:tc>
+          <w:tcPr>
+            <w:tcW w:w="720" w:type="dxa"/>
+            <w:hideMark/>
+          </w:tcPr>
+          <w:p>
+            <w:pPr>
+              <w:jc w:val="center"/>
+              <w:rPr>
+                <w:rFonts w:ascii="Arial" w:eastAsia="Times New Roman" w:hAnsi="Arial" w:cs="Arial"/>
+                <w:szCs w:val="20"/>
+                <w:lang w:eastAsia="es-ES"/>
+              </w:rPr>
+            </w:pPr>
+          </w:p>
+        </w:tc>
+        <w:tc>
+          <w:tcPr>
+            <w:tcW w:w="623" w:type="dxa"/>
+            <w:hideMark/>
+          </w:tcPr>
+          <w:p>
+            <w:pPr>
+              <w:jc w:val="center"/>
+              <w:rPr>
+                <w:rFonts w:ascii="Arial" w:eastAsia="Times New Roman" w:hAnsi="Arial" w:cs="Arial"/>
+                <w:szCs w:val="20"/>
+                <w:lang w:eastAsia="es-ES"/>
+              </w:rPr>
+            </w:pPr>
+          </w:p>
+        </w:tc>
+      </w:tr>
+    </w:tbl>
+    <w:p>
+      <w:pPr>
+        <w:rPr>
+          <w:rFonts w:ascii="Arial" w:hAnsi="Arial" w:cs="Arial"/>
+          <w:sz w:val="24"/>
+          <w:szCs w:val="24"/>
+        </w:rPr>
+      </w:pPr>
+    </w:p>
+    <w:p>
+      <w:pPr>
+        <w:rPr>
+          <w:rFonts w:ascii="Arial" w:hAnsi="Arial" w:cs="Arial"/>
+          <w:sz w:val="24"/>
+          <w:szCs w:val="24"/>
+        </w:rPr>
+      </w:pPr>
+      <w:r>
+        <w:rPr>
+          <w:rFonts w:ascii="Arial" w:hAnsi="Arial" w:cs="Arial"/>
+          <w:sz w:val="24"/>
+          <w:szCs w:val="24"/>
+        </w:rPr>
+        <w:t>Pregunta 4:</w:t>
+      </w:r>
+      <w:r>
+        <w:rPr>
+          <w:rFonts w:ascii="Arial" w:eastAsia="Times New Roman" w:hAnsi="Arial" w:cs="Arial"/>
+          <w:szCs w:val="20"/>
+          <w:lang w:eastAsia="es-ES"/>
         </w:rPr>
         <w:t xml:space="preserve"> </w:t>
       </w:r>
-    </w:p>
-    <w:p>
-      <w:pPr>
-        <w:pStyle w:val="NormalWeb"/>
-        <w:rPr>
-          <w:rFonts w:ascii="Arial" w:hAnsi="Arial" w:cs="Arial"/>
-        </w:rPr>
-      </w:pPr>
-      <w:r>
-        <w:rPr>
-          <w:rFonts w:ascii="Arial" w:hAnsi="Arial" w:cs="Arial"/>
-        </w:rPr>
-        <w:t>La información relacionada con las pasantías se almacena de forma organizada y es fácil de consultar cuando se requiere.</w:t>
-      </w:r>
-    </w:p>
-    <w:p>
-      <w:pPr>
-        <w:pStyle w:val="NormalWeb"/>
-        <w:rPr>
-          <w:rFonts w:ascii="Arial" w:hAnsi="Arial" w:cs="Arial"/>
-        </w:rPr>
-      </w:pPr>
-      <w:r>
-        <w:rPr>
-          <w:rFonts w:ascii="Segoe UI Symbol" w:hAnsi="Segoe UI Symbol" w:cs="Segoe UI Symbol"/>
-        </w:rPr>
-        <w:t>☐</w:t>
-      </w:r>
-      <w:r>
-        <w:rPr>
-          <w:rFonts w:ascii="Arial" w:hAnsi="Arial" w:cs="Arial"/>
-        </w:rPr>
-        <w:t xml:space="preserve">5 </w:t>
-      </w:r>
-      <w:r>
-        <w:rPr>
-          <w:rFonts w:ascii="Segoe UI Symbol" w:hAnsi="Segoe UI Symbol" w:cs="Segoe UI Symbol"/>
-        </w:rPr>
-        <w:t>☐</w:t>
-      </w:r>
-      <w:r>
-        <w:rPr>
-          <w:rFonts w:ascii="Arial" w:hAnsi="Arial" w:cs="Arial"/>
-        </w:rPr>
-        <w:t xml:space="preserve">4 </w:t>
-      </w:r>
-      <w:r>
-        <w:rPr>
-          <w:rFonts w:ascii="Segoe UI Symbol" w:hAnsi="Segoe UI Symbol" w:cs="Segoe UI Symbol"/>
-        </w:rPr>
-        <w:t>☐</w:t>
-      </w:r>
-      <w:r>
-        <w:rPr>
-          <w:rFonts w:ascii="Arial" w:hAnsi="Arial" w:cs="Arial"/>
-        </w:rPr>
-        <w:t xml:space="preserve">3 </w:t>
-      </w:r>
-      <w:r>
-        <w:rPr>
-          <w:rFonts w:ascii="Segoe UI Symbol" w:hAnsi="Segoe UI Symbol" w:cs="Segoe UI Symbol"/>
-        </w:rPr>
-        <w:t>☐</w:t>
-      </w:r>
-      <w:r>
-        <w:rPr>
-          <w:rFonts w:ascii="Arial" w:hAnsi="Arial" w:cs="Arial"/>
-        </w:rPr>
-        <w:t xml:space="preserve">2 </w:t>
-      </w:r>
-      <w:r>
-        <w:rPr>
-          <w:rFonts w:ascii="Segoe UI Symbol" w:hAnsi="Segoe UI Symbol" w:cs="Segoe UI Symbol"/>
-        </w:rPr>
-        <w:t>☐</w:t>
-      </w:r>
-      <w:r>
-        <w:rPr>
-          <w:rFonts w:ascii="Arial" w:hAnsi="Arial" w:cs="Arial"/>
-        </w:rPr>
-        <w:t>1</w:t>
-      </w:r>
-    </w:p>
-    <w:p>
-      <w:pPr>
-        <w:pStyle w:val="NormalWeb"/>
-        <w:rPr>
-          <w:rFonts w:ascii="Arial" w:hAnsi="Arial" w:cs="Arial"/>
-        </w:rPr>
-      </w:pPr>
-      <w:r>
-        <w:rPr>
-          <w:rStyle w:val="Textoennegrita"/>
-          <w:rFonts w:ascii="Arial" w:hAnsi="Arial" w:cs="Arial"/>
-        </w:rPr>
-        <w:t>Ítem 3:</w:t>
-      </w:r>
-      <w:r>
-        <w:rPr>
-          <w:rStyle w:val="Textoennegrita"/>
-          <w:rFonts w:ascii="Arial" w:hAnsi="Arial" w:cs="Arial"/>
+      <w:r>
+        <w:rPr>
+          <w:rFonts w:ascii="Arial" w:eastAsia="Times New Roman" w:hAnsi="Arial" w:cs="Arial"/>
+          <w:szCs w:val="20"/>
+          <w:lang w:eastAsia="es-ES"/>
+        </w:rPr>
+        <w:t>¿Las actividades administrativas del proceso de pasantías se realizan de manera automatizada, reduciendo el trabajo manual?</w:t>
+      </w:r>
+    </w:p>
+    <w:tbl>
+      <w:tblPr>
+        <w:tblStyle w:val="Tablaconcuadrcula1"/>
+        <w:tblpPr w:leftFromText="141" w:rightFromText="141" w:vertAnchor="text" w:horzAnchor="margin" w:tblpY="36"/>
+        <w:tblW w:w="8008" w:type="dxa"/>
+        <w:tblLayout w:type="fixed"/>
+        <w:tblLook w:val="04A0" w:firstRow="1" w:lastRow="0" w:firstColumn="1" w:lastColumn="0" w:noHBand="0" w:noVBand="1"/>
+      </w:tblPr>
+      <w:tblGrid>
+        <w:gridCol w:w="810"/>
+        <w:gridCol w:w="3695"/>
+        <w:gridCol w:w="720"/>
+        <w:gridCol w:w="720"/>
+        <w:gridCol w:w="720"/>
+        <w:gridCol w:w="720"/>
+        <w:gridCol w:w="623"/>
+      </w:tblGrid>
+      <w:tr>
+        <w:tc>
+          <w:tcPr>
+            <w:tcW w:w="810" w:type="dxa"/>
+            <w:hideMark/>
+          </w:tcPr>
+          <w:p>
+            <w:pPr>
+              <w:jc w:val="center"/>
+              <w:rPr>
+                <w:rFonts w:ascii="Arial" w:eastAsia="Times New Roman" w:hAnsi="Arial" w:cs="Arial"/>
+                <w:b/>
+                <w:bCs/>
+                <w:szCs w:val="20"/>
+                <w:lang w:eastAsia="es-ES"/>
+              </w:rPr>
+            </w:pPr>
+            <w:r>
+              <w:rPr>
+                <w:rFonts w:ascii="Arial" w:eastAsia="Times New Roman" w:hAnsi="Arial" w:cs="Arial"/>
+                <w:b/>
+                <w:bCs/>
+                <w:szCs w:val="20"/>
+                <w:lang w:eastAsia="es-ES"/>
+              </w:rPr>
+              <w:t>Ítem</w:t>
+            </w:r>
+          </w:p>
+        </w:tc>
+        <w:tc>
+          <w:tcPr>
+            <w:tcW w:w="3695" w:type="dxa"/>
+            <w:hideMark/>
+          </w:tcPr>
+          <w:p>
+            <w:pPr>
+              <w:jc w:val="center"/>
+              <w:rPr>
+                <w:rFonts w:ascii="Arial" w:eastAsia="Times New Roman" w:hAnsi="Arial" w:cs="Arial"/>
+                <w:b/>
+                <w:bCs/>
+                <w:szCs w:val="20"/>
+                <w:lang w:eastAsia="es-ES"/>
+              </w:rPr>
+            </w:pPr>
+            <w:r>
+              <w:rPr>
+                <w:rFonts w:ascii="Arial" w:eastAsia="Times New Roman" w:hAnsi="Arial" w:cs="Arial"/>
+                <w:b/>
+                <w:bCs/>
+                <w:szCs w:val="20"/>
+                <w:lang w:eastAsia="es-ES"/>
+              </w:rPr>
+              <w:t>PREGUNTAS</w:t>
+            </w:r>
+          </w:p>
+        </w:tc>
+        <w:tc>
+          <w:tcPr>
+            <w:tcW w:w="720" w:type="dxa"/>
+            <w:hideMark/>
+          </w:tcPr>
+          <w:p>
+            <w:pPr>
+              <w:jc w:val="center"/>
+              <w:rPr>
+                <w:rFonts w:ascii="Arial" w:eastAsia="Times New Roman" w:hAnsi="Arial" w:cs="Arial"/>
+                <w:b/>
+                <w:bCs/>
+                <w:szCs w:val="20"/>
+                <w:lang w:eastAsia="es-ES"/>
+              </w:rPr>
+            </w:pPr>
+            <w:r>
+              <w:rPr>
+                <w:rFonts w:ascii="Arial" w:eastAsia="Times New Roman" w:hAnsi="Arial" w:cs="Arial"/>
+                <w:b/>
+                <w:bCs/>
+                <w:szCs w:val="20"/>
+                <w:lang w:eastAsia="es-ES"/>
+              </w:rPr>
+              <w:t>5</w:t>
+            </w:r>
+          </w:p>
+        </w:tc>
+        <w:tc>
+          <w:tcPr>
+            <w:tcW w:w="720" w:type="dxa"/>
+            <w:hideMark/>
+          </w:tcPr>
+          <w:p>
+            <w:pPr>
+              <w:jc w:val="center"/>
+              <w:rPr>
+                <w:rFonts w:ascii="Arial" w:eastAsia="Times New Roman" w:hAnsi="Arial" w:cs="Arial"/>
+                <w:b/>
+                <w:bCs/>
+                <w:szCs w:val="20"/>
+                <w:lang w:eastAsia="es-ES"/>
+              </w:rPr>
+            </w:pPr>
+            <w:r>
+              <w:rPr>
+                <w:rFonts w:ascii="Arial" w:eastAsia="Times New Roman" w:hAnsi="Arial" w:cs="Arial"/>
+                <w:b/>
+                <w:bCs/>
+                <w:szCs w:val="20"/>
+                <w:lang w:eastAsia="es-ES"/>
+              </w:rPr>
+              <w:t>4</w:t>
+            </w:r>
+          </w:p>
+        </w:tc>
+        <w:tc>
+          <w:tcPr>
+            <w:tcW w:w="720" w:type="dxa"/>
+            <w:hideMark/>
+          </w:tcPr>
+          <w:p>
+            <w:pPr>
+              <w:jc w:val="center"/>
+              <w:rPr>
+                <w:rFonts w:ascii="Arial" w:eastAsia="Times New Roman" w:hAnsi="Arial" w:cs="Arial"/>
+                <w:b/>
+                <w:bCs/>
+                <w:szCs w:val="20"/>
+                <w:lang w:eastAsia="es-ES"/>
+              </w:rPr>
+            </w:pPr>
+            <w:r>
+              <w:rPr>
+                <w:rFonts w:ascii="Arial" w:eastAsia="Times New Roman" w:hAnsi="Arial" w:cs="Arial"/>
+                <w:b/>
+                <w:bCs/>
+                <w:szCs w:val="20"/>
+                <w:lang w:eastAsia="es-ES"/>
+              </w:rPr>
+              <w:t>3</w:t>
+            </w:r>
+          </w:p>
+        </w:tc>
+        <w:tc>
+          <w:tcPr>
+            <w:tcW w:w="720" w:type="dxa"/>
+            <w:hideMark/>
+          </w:tcPr>
+          <w:p>
+            <w:pPr>
+              <w:jc w:val="center"/>
+              <w:rPr>
+                <w:rFonts w:ascii="Arial" w:eastAsia="Times New Roman" w:hAnsi="Arial" w:cs="Arial"/>
+                <w:b/>
+                <w:bCs/>
+                <w:szCs w:val="20"/>
+                <w:lang w:eastAsia="es-ES"/>
+              </w:rPr>
+            </w:pPr>
+            <w:r>
+              <w:rPr>
+                <w:rFonts w:ascii="Arial" w:eastAsia="Times New Roman" w:hAnsi="Arial" w:cs="Arial"/>
+                <w:b/>
+                <w:bCs/>
+                <w:szCs w:val="20"/>
+                <w:lang w:eastAsia="es-ES"/>
+              </w:rPr>
+              <w:t>2</w:t>
+            </w:r>
+          </w:p>
+        </w:tc>
+        <w:tc>
+          <w:tcPr>
+            <w:tcW w:w="623" w:type="dxa"/>
+            <w:hideMark/>
+          </w:tcPr>
+          <w:p>
+            <w:pPr>
+              <w:jc w:val="center"/>
+              <w:rPr>
+                <w:rFonts w:ascii="Arial" w:eastAsia="Times New Roman" w:hAnsi="Arial" w:cs="Arial"/>
+                <w:b/>
+                <w:bCs/>
+                <w:szCs w:val="20"/>
+                <w:lang w:eastAsia="es-ES"/>
+              </w:rPr>
+            </w:pPr>
+            <w:r>
+              <w:rPr>
+                <w:rFonts w:ascii="Arial" w:eastAsia="Times New Roman" w:hAnsi="Arial" w:cs="Arial"/>
+                <w:b/>
+                <w:bCs/>
+                <w:szCs w:val="20"/>
+                <w:lang w:eastAsia="es-ES"/>
+              </w:rPr>
+              <w:t>1</w:t>
+            </w:r>
+          </w:p>
+        </w:tc>
+      </w:tr>
+      <w:tr>
+        <w:tc>
+          <w:tcPr>
+            <w:tcW w:w="810" w:type="dxa"/>
+            <w:hideMark/>
+          </w:tcPr>
+          <w:p>
+            <w:pPr>
+              <w:jc w:val="center"/>
+              <w:rPr>
+                <w:rFonts w:ascii="Arial" w:eastAsia="Times New Roman" w:hAnsi="Arial" w:cs="Arial"/>
+                <w:szCs w:val="20"/>
+                <w:lang w:eastAsia="es-ES"/>
+              </w:rPr>
+            </w:pPr>
+            <w:r>
+              <w:rPr>
+                <w:rFonts w:ascii="Arial" w:eastAsia="Times New Roman" w:hAnsi="Arial" w:cs="Arial"/>
+                <w:szCs w:val="20"/>
+                <w:lang w:eastAsia="es-ES"/>
+              </w:rPr>
+              <w:t>4</w:t>
+            </w:r>
+          </w:p>
+        </w:tc>
+        <w:tc>
+          <w:tcPr>
+            <w:tcW w:w="3695" w:type="dxa"/>
+            <w:hideMark/>
+          </w:tcPr>
+          <w:p>
+            <w:pPr>
+              <w:jc w:val="both"/>
+              <w:rPr>
+                <w:rFonts w:ascii="Arial" w:eastAsia="Times New Roman" w:hAnsi="Arial" w:cs="Arial"/>
+                <w:szCs w:val="20"/>
+                <w:lang w:eastAsia="es-ES"/>
+              </w:rPr>
+            </w:pPr>
+            <w:r>
+              <w:rPr>
+                <w:rFonts w:ascii="Arial" w:eastAsia="Times New Roman" w:hAnsi="Arial" w:cs="Arial"/>
+                <w:szCs w:val="20"/>
+                <w:lang w:val="es-ES" w:eastAsia="es-ES"/>
+              </w:rPr>
+              <w:t>¿</w:t>
+            </w:r>
+            <w:r>
+              <w:rPr>
+                <w:rFonts w:ascii="Arial" w:eastAsia="Times New Roman" w:hAnsi="Arial" w:cs="Arial"/>
+                <w:szCs w:val="20"/>
+                <w:lang w:eastAsia="es-ES"/>
+              </w:rPr>
+              <w:t xml:space="preserve">Las actividades administrativas del proceso de pasantías se realizan de manera automatizada, reduciendo el trabajo </w:t>
+            </w:r>
+            <w:r>
+              <w:rPr>
+                <w:rFonts w:ascii="Arial" w:eastAsia="Times New Roman" w:hAnsi="Arial" w:cs="Arial"/>
+                <w:szCs w:val="20"/>
+                <w:lang w:val="es-ES" w:eastAsia="es-ES"/>
+              </w:rPr>
+              <w:t>manual?</w:t>
+            </w:r>
+          </w:p>
+        </w:tc>
+        <w:tc>
+          <w:tcPr>
+            <w:tcW w:w="720" w:type="dxa"/>
+            <w:hideMark/>
+          </w:tcPr>
+          <w:p>
+            <w:pPr>
+              <w:jc w:val="center"/>
+              <w:rPr>
+                <w:rFonts w:ascii="Arial" w:eastAsia="Times New Roman" w:hAnsi="Arial" w:cs="Arial"/>
+                <w:szCs w:val="20"/>
+                <w:lang w:eastAsia="es-ES"/>
+              </w:rPr>
+            </w:pPr>
+          </w:p>
+        </w:tc>
+        <w:tc>
+          <w:tcPr>
+            <w:tcW w:w="720" w:type="dxa"/>
+            <w:hideMark/>
+          </w:tcPr>
+          <w:p>
+            <w:pPr>
+              <w:jc w:val="center"/>
+              <w:rPr>
+                <w:rFonts w:ascii="Arial" w:eastAsia="Times New Roman" w:hAnsi="Arial" w:cs="Arial"/>
+                <w:szCs w:val="20"/>
+                <w:lang w:eastAsia="es-ES"/>
+              </w:rPr>
+            </w:pPr>
+          </w:p>
+        </w:tc>
+        <w:tc>
+          <w:tcPr>
+            <w:tcW w:w="720" w:type="dxa"/>
+            <w:hideMark/>
+          </w:tcPr>
+          <w:p>
+            <w:pPr>
+              <w:jc w:val="center"/>
+              <w:rPr>
+                <w:rFonts w:ascii="Arial" w:eastAsia="Times New Roman" w:hAnsi="Arial" w:cs="Arial"/>
+                <w:szCs w:val="20"/>
+                <w:lang w:eastAsia="es-ES"/>
+              </w:rPr>
+            </w:pPr>
+          </w:p>
+        </w:tc>
+        <w:tc>
+          <w:tcPr>
+            <w:tcW w:w="720" w:type="dxa"/>
+            <w:hideMark/>
+          </w:tcPr>
+          <w:p>
+            <w:pPr>
+              <w:jc w:val="center"/>
+              <w:rPr>
+                <w:rFonts w:ascii="Arial" w:eastAsia="Times New Roman" w:hAnsi="Arial" w:cs="Arial"/>
+                <w:szCs w:val="20"/>
+                <w:lang w:eastAsia="es-ES"/>
+              </w:rPr>
+            </w:pPr>
+          </w:p>
+        </w:tc>
+        <w:tc>
+          <w:tcPr>
+            <w:tcW w:w="623" w:type="dxa"/>
+            <w:hideMark/>
+          </w:tcPr>
+          <w:p>
+            <w:pPr>
+              <w:jc w:val="center"/>
+              <w:rPr>
+                <w:rFonts w:ascii="Arial" w:eastAsia="Times New Roman" w:hAnsi="Arial" w:cs="Arial"/>
+                <w:szCs w:val="20"/>
+                <w:lang w:eastAsia="es-ES"/>
+              </w:rPr>
+            </w:pPr>
+          </w:p>
+        </w:tc>
+      </w:tr>
+    </w:tbl>
+    <w:p>
+      <w:pPr>
+        <w:rPr>
+          <w:rFonts w:ascii="Arial" w:hAnsi="Arial" w:cs="Arial"/>
+          <w:sz w:val="24"/>
+          <w:szCs w:val="24"/>
+        </w:rPr>
+      </w:pPr>
+    </w:p>
+    <w:p>
+      <w:pPr>
+        <w:rPr>
+          <w:rFonts w:ascii="Arial" w:hAnsi="Arial" w:cs="Arial"/>
+          <w:sz w:val="24"/>
+          <w:szCs w:val="24"/>
+        </w:rPr>
+      </w:pPr>
+      <w:r>
+        <w:rPr>
+          <w:rFonts w:ascii="Arial" w:hAnsi="Arial" w:cs="Arial"/>
+          <w:sz w:val="24"/>
+          <w:szCs w:val="24"/>
+        </w:rPr>
+        <w:t>Pregunta 5:</w:t>
+      </w:r>
+      <w:r>
+        <w:rPr>
+          <w:rFonts w:ascii="Arial" w:eastAsia="Times New Roman" w:hAnsi="Arial" w:cs="Arial"/>
+          <w:szCs w:val="20"/>
+          <w:lang w:eastAsia="es-ES"/>
         </w:rPr>
         <w:t xml:space="preserve"> </w:t>
       </w:r>
       <w:r>
         <w:rPr>
-          <w:rStyle w:val="Textoennegrita"/>
-          <w:rFonts w:ascii="Arial" w:hAnsi="Arial" w:cs="Arial"/>
-        </w:rPr>
-        <w:t>Indicador: Automatización de Tareas</w:t>
-      </w:r>
-    </w:p>
-    <w:p>
-      <w:pPr>
-        <w:pStyle w:val="NormalWeb"/>
-        <w:rPr>
-          <w:rFonts w:ascii="Arial" w:hAnsi="Arial" w:cs="Arial"/>
-        </w:rPr>
-      </w:pPr>
-      <w:r>
-        <w:rPr>
-          <w:rFonts w:ascii="Arial" w:hAnsi="Arial" w:cs="Arial"/>
-        </w:rPr>
-        <w:t>Las actividades administrativas del proceso de pasantías se realizan de manera automatizada, reduciendo el trabajo manual.</w:t>
-      </w:r>
-    </w:p>
-    <w:p>
-      <w:pPr>
-        <w:pStyle w:val="NormalWeb"/>
-        <w:rPr>
-          <w:rFonts w:ascii="Arial" w:hAnsi="Arial" w:cs="Arial"/>
-        </w:rPr>
-      </w:pPr>
-      <w:r>
-        <w:rPr>
-          <w:rFonts w:ascii="Segoe UI Symbol" w:hAnsi="Segoe UI Symbol" w:cs="Segoe UI Symbol"/>
-        </w:rPr>
-        <w:t>☐</w:t>
-      </w:r>
-      <w:r>
-        <w:rPr>
-          <w:rFonts w:ascii="Arial" w:hAnsi="Arial" w:cs="Arial"/>
-        </w:rPr>
-        <w:t xml:space="preserve">5 </w:t>
-      </w:r>
-      <w:r>
-        <w:rPr>
-          <w:rFonts w:ascii="Segoe UI Symbol" w:hAnsi="Segoe UI Symbol" w:cs="Segoe UI Symbol"/>
-        </w:rPr>
-        <w:t>☐</w:t>
-      </w:r>
-      <w:r>
-        <w:rPr>
-          <w:rFonts w:ascii="Arial" w:hAnsi="Arial" w:cs="Arial"/>
-        </w:rPr>
-        <w:t xml:space="preserve">4 </w:t>
-      </w:r>
-      <w:r>
-        <w:rPr>
-          <w:rFonts w:ascii="Segoe UI Symbol" w:hAnsi="Segoe UI Symbol" w:cs="Segoe UI Symbol"/>
-        </w:rPr>
-        <w:t>☐</w:t>
-      </w:r>
-      <w:r>
-        <w:rPr>
-          <w:rFonts w:ascii="Arial" w:hAnsi="Arial" w:cs="Arial"/>
-        </w:rPr>
-        <w:t xml:space="preserve">3 </w:t>
-      </w:r>
-      <w:r>
-        <w:rPr>
-          <w:rFonts w:ascii="Segoe UI Symbol" w:hAnsi="Segoe UI Symbol" w:cs="Segoe UI Symbol"/>
-        </w:rPr>
-        <w:t>☐</w:t>
-      </w:r>
-      <w:r>
-        <w:rPr>
-          <w:rFonts w:ascii="Arial" w:hAnsi="Arial" w:cs="Arial"/>
-        </w:rPr>
-        <w:t xml:space="preserve">2 </w:t>
-      </w:r>
-      <w:r>
-        <w:rPr>
-          <w:rFonts w:ascii="Segoe UI Symbol" w:hAnsi="Segoe UI Symbol" w:cs="Segoe UI Symbol"/>
-        </w:rPr>
-        <w:t>☐</w:t>
-      </w:r>
-      <w:r>
-        <w:rPr>
-          <w:rFonts w:ascii="Arial" w:hAnsi="Arial" w:cs="Arial"/>
-        </w:rPr>
-        <w:t>1</w:t>
-      </w:r>
-    </w:p>
-    <w:p>
-      <w:pPr>
-        <w:rPr>
-          <w:rFonts w:ascii="Arial" w:hAnsi="Arial" w:cs="Arial"/>
-          <w:b/>
-          <w:sz w:val="24"/>
-        </w:rPr>
-      </w:pPr>
-      <w:r>
-        <w:rPr>
-          <w:rFonts w:ascii="Arial" w:hAnsi="Arial" w:cs="Arial"/>
-          <w:b/>
-          <w:sz w:val="24"/>
+          <w:rFonts w:ascii="Arial" w:eastAsia="Times New Roman" w:hAnsi="Arial" w:cs="Arial"/>
+          <w:szCs w:val="20"/>
+          <w:lang w:eastAsia="es-ES"/>
+        </w:rPr>
+        <w:t>¿Los procedimientos actuales para gestionar las pasantías son sencillos y fáciles de ejecutar?</w:t>
+      </w:r>
+    </w:p>
+    <w:tbl>
+      <w:tblPr>
+        <w:tblStyle w:val="Tablaconcuadrcula1"/>
+        <w:tblpPr w:leftFromText="141" w:rightFromText="141" w:vertAnchor="text" w:horzAnchor="margin" w:tblpY="36"/>
+        <w:tblW w:w="8008" w:type="dxa"/>
+        <w:tblLayout w:type="fixed"/>
+        <w:tblLook w:val="04A0" w:firstRow="1" w:lastRow="0" w:firstColumn="1" w:lastColumn="0" w:noHBand="0" w:noVBand="1"/>
+      </w:tblPr>
+      <w:tblGrid>
+        <w:gridCol w:w="810"/>
+        <w:gridCol w:w="3695"/>
+        <w:gridCol w:w="720"/>
+        <w:gridCol w:w="720"/>
+        <w:gridCol w:w="720"/>
+        <w:gridCol w:w="720"/>
+        <w:gridCol w:w="623"/>
+      </w:tblGrid>
+      <w:tr>
+        <w:tc>
+          <w:tcPr>
+            <w:tcW w:w="810" w:type="dxa"/>
+            <w:hideMark/>
+          </w:tcPr>
+          <w:p>
+            <w:pPr>
+              <w:jc w:val="center"/>
+              <w:rPr>
+                <w:rFonts w:ascii="Arial" w:eastAsia="Times New Roman" w:hAnsi="Arial" w:cs="Arial"/>
+                <w:b/>
+                <w:bCs/>
+                <w:szCs w:val="20"/>
+                <w:lang w:eastAsia="es-ES"/>
+              </w:rPr>
+            </w:pPr>
+            <w:r>
+              <w:rPr>
+                <w:rFonts w:ascii="Arial" w:eastAsia="Times New Roman" w:hAnsi="Arial" w:cs="Arial"/>
+                <w:b/>
+                <w:bCs/>
+                <w:szCs w:val="20"/>
+                <w:lang w:eastAsia="es-ES"/>
+              </w:rPr>
+              <w:t>Ítem</w:t>
+            </w:r>
+          </w:p>
+        </w:tc>
+        <w:tc>
+          <w:tcPr>
+            <w:tcW w:w="3695" w:type="dxa"/>
+            <w:hideMark/>
+          </w:tcPr>
+          <w:p>
+            <w:pPr>
+              <w:jc w:val="center"/>
+              <w:rPr>
+                <w:rFonts w:ascii="Arial" w:eastAsia="Times New Roman" w:hAnsi="Arial" w:cs="Arial"/>
+                <w:b/>
+                <w:bCs/>
+                <w:szCs w:val="20"/>
+                <w:lang w:eastAsia="es-ES"/>
+              </w:rPr>
+            </w:pPr>
+            <w:r>
+              <w:rPr>
+                <w:rFonts w:ascii="Arial" w:eastAsia="Times New Roman" w:hAnsi="Arial" w:cs="Arial"/>
+                <w:b/>
+                <w:bCs/>
+                <w:szCs w:val="20"/>
+                <w:lang w:eastAsia="es-ES"/>
+              </w:rPr>
+              <w:t>PREGUNTAS</w:t>
+            </w:r>
+          </w:p>
+        </w:tc>
+        <w:tc>
+          <w:tcPr>
+            <w:tcW w:w="720" w:type="dxa"/>
+            <w:hideMark/>
+          </w:tcPr>
+          <w:p>
+            <w:pPr>
+              <w:jc w:val="center"/>
+              <w:rPr>
+                <w:rFonts w:ascii="Arial" w:eastAsia="Times New Roman" w:hAnsi="Arial" w:cs="Arial"/>
+                <w:b/>
+                <w:bCs/>
+                <w:szCs w:val="20"/>
+                <w:lang w:eastAsia="es-ES"/>
+              </w:rPr>
+            </w:pPr>
+            <w:r>
+              <w:rPr>
+                <w:rFonts w:ascii="Arial" w:eastAsia="Times New Roman" w:hAnsi="Arial" w:cs="Arial"/>
+                <w:b/>
+                <w:bCs/>
+                <w:szCs w:val="20"/>
+                <w:lang w:eastAsia="es-ES"/>
+              </w:rPr>
+              <w:t>5</w:t>
+            </w:r>
+          </w:p>
+        </w:tc>
+        <w:tc>
+          <w:tcPr>
+            <w:tcW w:w="720" w:type="dxa"/>
+            <w:hideMark/>
+          </w:tcPr>
+          <w:p>
+            <w:pPr>
+              <w:jc w:val="center"/>
+              <w:rPr>
+                <w:rFonts w:ascii="Arial" w:eastAsia="Times New Roman" w:hAnsi="Arial" w:cs="Arial"/>
+                <w:b/>
+                <w:bCs/>
+                <w:szCs w:val="20"/>
+                <w:lang w:eastAsia="es-ES"/>
+              </w:rPr>
+            </w:pPr>
+            <w:r>
+              <w:rPr>
+                <w:rFonts w:ascii="Arial" w:eastAsia="Times New Roman" w:hAnsi="Arial" w:cs="Arial"/>
+                <w:b/>
+                <w:bCs/>
+                <w:szCs w:val="20"/>
+                <w:lang w:eastAsia="es-ES"/>
+              </w:rPr>
+              <w:t>4</w:t>
+            </w:r>
+          </w:p>
+        </w:tc>
+        <w:tc>
+          <w:tcPr>
+            <w:tcW w:w="720" w:type="dxa"/>
+            <w:hideMark/>
+          </w:tcPr>
+          <w:p>
+            <w:pPr>
+              <w:jc w:val="center"/>
+              <w:rPr>
+                <w:rFonts w:ascii="Arial" w:eastAsia="Times New Roman" w:hAnsi="Arial" w:cs="Arial"/>
+                <w:b/>
+                <w:bCs/>
+                <w:szCs w:val="20"/>
+                <w:lang w:eastAsia="es-ES"/>
+              </w:rPr>
+            </w:pPr>
+            <w:r>
+              <w:rPr>
+                <w:rFonts w:ascii="Arial" w:eastAsia="Times New Roman" w:hAnsi="Arial" w:cs="Arial"/>
+                <w:b/>
+                <w:bCs/>
+                <w:szCs w:val="20"/>
+                <w:lang w:eastAsia="es-ES"/>
+              </w:rPr>
+              <w:t>3</w:t>
+            </w:r>
+          </w:p>
+        </w:tc>
+        <w:tc>
+          <w:tcPr>
+            <w:tcW w:w="720" w:type="dxa"/>
+            <w:hideMark/>
+          </w:tcPr>
+          <w:p>
+            <w:pPr>
+              <w:jc w:val="center"/>
+              <w:rPr>
+                <w:rFonts w:ascii="Arial" w:eastAsia="Times New Roman" w:hAnsi="Arial" w:cs="Arial"/>
+                <w:b/>
+                <w:bCs/>
+                <w:szCs w:val="20"/>
+                <w:lang w:eastAsia="es-ES"/>
+              </w:rPr>
+            </w:pPr>
+            <w:r>
+              <w:rPr>
+                <w:rFonts w:ascii="Arial" w:eastAsia="Times New Roman" w:hAnsi="Arial" w:cs="Arial"/>
+                <w:b/>
+                <w:bCs/>
+                <w:szCs w:val="20"/>
+                <w:lang w:eastAsia="es-ES"/>
+              </w:rPr>
+              <w:t>2</w:t>
+            </w:r>
+          </w:p>
+        </w:tc>
+        <w:tc>
+          <w:tcPr>
+            <w:tcW w:w="623" w:type="dxa"/>
+            <w:hideMark/>
+          </w:tcPr>
+          <w:p>
+            <w:pPr>
+              <w:jc w:val="center"/>
+              <w:rPr>
+                <w:rFonts w:ascii="Arial" w:eastAsia="Times New Roman" w:hAnsi="Arial" w:cs="Arial"/>
+                <w:b/>
+                <w:bCs/>
+                <w:szCs w:val="20"/>
+                <w:lang w:eastAsia="es-ES"/>
+              </w:rPr>
+            </w:pPr>
+            <w:r>
+              <w:rPr>
+                <w:rFonts w:ascii="Arial" w:eastAsia="Times New Roman" w:hAnsi="Arial" w:cs="Arial"/>
+                <w:b/>
+                <w:bCs/>
+                <w:szCs w:val="20"/>
+                <w:lang w:eastAsia="es-ES"/>
+              </w:rPr>
+              <w:t>1</w:t>
+            </w:r>
+          </w:p>
+        </w:tc>
+      </w:tr>
+      <w:tr>
+        <w:tc>
+          <w:tcPr>
+            <w:tcW w:w="810" w:type="dxa"/>
+            <w:hideMark/>
+          </w:tcPr>
+          <w:p>
+            <w:pPr>
+              <w:jc w:val="center"/>
+              <w:rPr>
+                <w:rFonts w:ascii="Arial" w:eastAsia="Times New Roman" w:hAnsi="Arial" w:cs="Arial"/>
+                <w:szCs w:val="20"/>
+                <w:lang w:eastAsia="es-ES"/>
+              </w:rPr>
+            </w:pPr>
+            <w:r>
+              <w:rPr>
+                <w:rFonts w:ascii="Arial" w:eastAsia="Times New Roman" w:hAnsi="Arial" w:cs="Arial"/>
+                <w:szCs w:val="20"/>
+                <w:lang w:eastAsia="es-ES"/>
+              </w:rPr>
+              <w:t>5</w:t>
+            </w:r>
+          </w:p>
+        </w:tc>
+        <w:tc>
+          <w:tcPr>
+            <w:tcW w:w="3695" w:type="dxa"/>
+            <w:hideMark/>
+          </w:tcPr>
+          <w:p>
+            <w:pPr>
+              <w:jc w:val="both"/>
+              <w:rPr>
+                <w:rFonts w:ascii="Arial" w:eastAsia="Times New Roman" w:hAnsi="Arial" w:cs="Arial"/>
+                <w:szCs w:val="20"/>
+                <w:lang w:eastAsia="es-ES"/>
+              </w:rPr>
+            </w:pPr>
+            <w:r>
+              <w:rPr>
+                <w:rFonts w:ascii="Arial" w:eastAsia="Times New Roman" w:hAnsi="Arial" w:cs="Arial"/>
+                <w:szCs w:val="20"/>
+                <w:lang w:val="es-ES" w:eastAsia="es-ES"/>
+              </w:rPr>
+              <w:t>¿</w:t>
+            </w:r>
+            <w:r>
+              <w:rPr>
+                <w:rFonts w:ascii="Arial" w:eastAsia="Times New Roman" w:hAnsi="Arial" w:cs="Arial"/>
+                <w:szCs w:val="20"/>
+                <w:lang w:eastAsia="es-ES"/>
+              </w:rPr>
+              <w:t xml:space="preserve">Los procedimientos actuales para gestionar las pasantías son sencillos y fáciles de </w:t>
+            </w:r>
+            <w:r>
+              <w:rPr>
+                <w:rFonts w:ascii="Arial" w:eastAsia="Times New Roman" w:hAnsi="Arial" w:cs="Arial"/>
+                <w:szCs w:val="20"/>
+                <w:lang w:val="es-ES" w:eastAsia="es-ES"/>
+              </w:rPr>
+              <w:t>ejecutar?</w:t>
+            </w:r>
+          </w:p>
+        </w:tc>
+        <w:tc>
+          <w:tcPr>
+            <w:tcW w:w="720" w:type="dxa"/>
+            <w:hideMark/>
+          </w:tcPr>
+          <w:p>
+            <w:pPr>
+              <w:jc w:val="center"/>
+              <w:rPr>
+                <w:rFonts w:ascii="Arial" w:eastAsia="Times New Roman" w:hAnsi="Arial" w:cs="Arial"/>
+                <w:szCs w:val="20"/>
+                <w:lang w:eastAsia="es-ES"/>
+              </w:rPr>
+            </w:pPr>
+          </w:p>
+        </w:tc>
+        <w:tc>
+          <w:tcPr>
+            <w:tcW w:w="720" w:type="dxa"/>
+            <w:hideMark/>
+          </w:tcPr>
+          <w:p>
+            <w:pPr>
+              <w:jc w:val="center"/>
+              <w:rPr>
+                <w:rFonts w:ascii="Arial" w:eastAsia="Times New Roman" w:hAnsi="Arial" w:cs="Arial"/>
+                <w:szCs w:val="20"/>
+                <w:lang w:eastAsia="es-ES"/>
+              </w:rPr>
+            </w:pPr>
+          </w:p>
+        </w:tc>
+        <w:tc>
+          <w:tcPr>
+            <w:tcW w:w="720" w:type="dxa"/>
+            <w:hideMark/>
+          </w:tcPr>
+          <w:p>
+            <w:pPr>
+              <w:jc w:val="center"/>
+              <w:rPr>
+                <w:rFonts w:ascii="Arial" w:eastAsia="Times New Roman" w:hAnsi="Arial" w:cs="Arial"/>
+                <w:szCs w:val="20"/>
+                <w:lang w:eastAsia="es-ES"/>
+              </w:rPr>
+            </w:pPr>
+          </w:p>
+        </w:tc>
+        <w:tc>
+          <w:tcPr>
+            <w:tcW w:w="720" w:type="dxa"/>
+            <w:hideMark/>
+          </w:tcPr>
+          <w:p>
+            <w:pPr>
+              <w:jc w:val="center"/>
+              <w:rPr>
+                <w:rFonts w:ascii="Arial" w:eastAsia="Times New Roman" w:hAnsi="Arial" w:cs="Arial"/>
+                <w:szCs w:val="20"/>
+                <w:lang w:eastAsia="es-ES"/>
+              </w:rPr>
+            </w:pPr>
+          </w:p>
+        </w:tc>
+        <w:tc>
+          <w:tcPr>
+            <w:tcW w:w="623" w:type="dxa"/>
+            <w:hideMark/>
+          </w:tcPr>
+          <w:p>
+            <w:pPr>
+              <w:jc w:val="center"/>
+              <w:rPr>
+                <w:rFonts w:ascii="Arial" w:eastAsia="Times New Roman" w:hAnsi="Arial" w:cs="Arial"/>
+                <w:szCs w:val="20"/>
+                <w:lang w:eastAsia="es-ES"/>
+              </w:rPr>
+            </w:pPr>
+          </w:p>
+        </w:tc>
+      </w:tr>
+    </w:tbl>
+    <w:p>
+      <w:pPr>
+        <w:rPr>
+          <w:rFonts w:ascii="Arial" w:hAnsi="Arial" w:cs="Arial"/>
+          <w:sz w:val="24"/>
+          <w:szCs w:val="24"/>
+        </w:rPr>
+      </w:pPr>
+    </w:p>
+    <w:p>
+      <w:pPr>
+        <w:rPr>
+          <w:rFonts w:ascii="Arial" w:eastAsia="Times New Roman" w:hAnsi="Arial" w:cs="Arial"/>
+          <w:szCs w:val="20"/>
+          <w:lang w:eastAsia="es-ES"/>
+        </w:rPr>
+      </w:pPr>
+      <w:r>
+        <w:rPr>
+          <w:rFonts w:ascii="Arial" w:hAnsi="Arial" w:cs="Arial"/>
+          <w:sz w:val="24"/>
+          <w:szCs w:val="24"/>
+        </w:rPr>
+        <w:t>Pregunta 6:</w:t>
+      </w:r>
+      <w:r>
+        <w:rPr>
+          <w:rFonts w:ascii="Arial" w:eastAsia="Times New Roman" w:hAnsi="Arial" w:cs="Arial"/>
+          <w:szCs w:val="20"/>
+          <w:lang w:eastAsia="es-ES"/>
+        </w:rPr>
+        <w:t xml:space="preserve"> </w:t>
+      </w:r>
+      <w:r>
+        <w:rPr>
+          <w:rFonts w:ascii="Arial" w:eastAsia="Times New Roman" w:hAnsi="Arial" w:cs="Arial"/>
+          <w:szCs w:val="20"/>
+          <w:lang w:eastAsia="es-ES"/>
+        </w:rPr>
+        <w:t>¿Las herramientas utilizadas actualmente para la gestión de pasantías resultan claras y comprensibles para los usuarios?</w:t>
+      </w:r>
+    </w:p>
+    <w:tbl>
+      <w:tblPr>
+        <w:tblStyle w:val="Tablaconcuadrcula1"/>
+        <w:tblpPr w:leftFromText="141" w:rightFromText="141" w:vertAnchor="text" w:horzAnchor="margin" w:tblpY="36"/>
+        <w:tblW w:w="8008" w:type="dxa"/>
+        <w:tblLayout w:type="fixed"/>
+        <w:tblLook w:val="04A0" w:firstRow="1" w:lastRow="0" w:firstColumn="1" w:lastColumn="0" w:noHBand="0" w:noVBand="1"/>
+      </w:tblPr>
+      <w:tblGrid>
+        <w:gridCol w:w="810"/>
+        <w:gridCol w:w="3695"/>
+        <w:gridCol w:w="720"/>
+        <w:gridCol w:w="720"/>
+        <w:gridCol w:w="720"/>
+        <w:gridCol w:w="720"/>
+        <w:gridCol w:w="623"/>
+      </w:tblGrid>
+      <w:tr>
+        <w:tc>
+          <w:tcPr>
+            <w:tcW w:w="810" w:type="dxa"/>
+            <w:hideMark/>
+          </w:tcPr>
+          <w:p>
+            <w:pPr>
+              <w:jc w:val="center"/>
+              <w:rPr>
+                <w:rFonts w:ascii="Arial" w:eastAsia="Times New Roman" w:hAnsi="Arial" w:cs="Arial"/>
+                <w:b/>
+                <w:bCs/>
+                <w:szCs w:val="20"/>
+                <w:lang w:eastAsia="es-ES"/>
+              </w:rPr>
+            </w:pPr>
+            <w:r>
+              <w:rPr>
+                <w:rFonts w:ascii="Arial" w:eastAsia="Times New Roman" w:hAnsi="Arial" w:cs="Arial"/>
+                <w:b/>
+                <w:bCs/>
+                <w:szCs w:val="20"/>
+                <w:lang w:eastAsia="es-ES"/>
+              </w:rPr>
+              <w:t>Ítem</w:t>
+            </w:r>
+          </w:p>
+        </w:tc>
+        <w:tc>
+          <w:tcPr>
+            <w:tcW w:w="3695" w:type="dxa"/>
+            <w:hideMark/>
+          </w:tcPr>
+          <w:p>
+            <w:pPr>
+              <w:jc w:val="center"/>
+              <w:rPr>
+                <w:rFonts w:ascii="Arial" w:eastAsia="Times New Roman" w:hAnsi="Arial" w:cs="Arial"/>
+                <w:b/>
+                <w:bCs/>
+                <w:szCs w:val="20"/>
+                <w:lang w:eastAsia="es-ES"/>
+              </w:rPr>
+            </w:pPr>
+            <w:r>
+              <w:rPr>
+                <w:rFonts w:ascii="Arial" w:eastAsia="Times New Roman" w:hAnsi="Arial" w:cs="Arial"/>
+                <w:b/>
+                <w:bCs/>
+                <w:szCs w:val="20"/>
+                <w:lang w:eastAsia="es-ES"/>
+              </w:rPr>
+              <w:t>PREGUNTAS</w:t>
+            </w:r>
+          </w:p>
+        </w:tc>
+        <w:tc>
+          <w:tcPr>
+            <w:tcW w:w="720" w:type="dxa"/>
+            <w:hideMark/>
+          </w:tcPr>
+          <w:p>
+            <w:pPr>
+              <w:jc w:val="center"/>
+              <w:rPr>
+                <w:rFonts w:ascii="Arial" w:eastAsia="Times New Roman" w:hAnsi="Arial" w:cs="Arial"/>
+                <w:b/>
+                <w:bCs/>
+                <w:szCs w:val="20"/>
+                <w:lang w:eastAsia="es-ES"/>
+              </w:rPr>
+            </w:pPr>
+            <w:r>
+              <w:rPr>
+                <w:rFonts w:ascii="Arial" w:eastAsia="Times New Roman" w:hAnsi="Arial" w:cs="Arial"/>
+                <w:b/>
+                <w:bCs/>
+                <w:szCs w:val="20"/>
+                <w:lang w:eastAsia="es-ES"/>
+              </w:rPr>
+              <w:t>5</w:t>
+            </w:r>
+          </w:p>
+        </w:tc>
+        <w:tc>
+          <w:tcPr>
+            <w:tcW w:w="720" w:type="dxa"/>
+            <w:hideMark/>
+          </w:tcPr>
+          <w:p>
+            <w:pPr>
+              <w:jc w:val="center"/>
+              <w:rPr>
+                <w:rFonts w:ascii="Arial" w:eastAsia="Times New Roman" w:hAnsi="Arial" w:cs="Arial"/>
+                <w:b/>
+                <w:bCs/>
+                <w:szCs w:val="20"/>
+                <w:lang w:eastAsia="es-ES"/>
+              </w:rPr>
+            </w:pPr>
+            <w:r>
+              <w:rPr>
+                <w:rFonts w:ascii="Arial" w:eastAsia="Times New Roman" w:hAnsi="Arial" w:cs="Arial"/>
+                <w:b/>
+                <w:bCs/>
+                <w:szCs w:val="20"/>
+                <w:lang w:eastAsia="es-ES"/>
+              </w:rPr>
+              <w:t>4</w:t>
+            </w:r>
+          </w:p>
+        </w:tc>
+        <w:tc>
+          <w:tcPr>
+            <w:tcW w:w="720" w:type="dxa"/>
+            <w:hideMark/>
+          </w:tcPr>
+          <w:p>
+            <w:pPr>
+              <w:jc w:val="center"/>
+              <w:rPr>
+                <w:rFonts w:ascii="Arial" w:eastAsia="Times New Roman" w:hAnsi="Arial" w:cs="Arial"/>
+                <w:b/>
+                <w:bCs/>
+                <w:szCs w:val="20"/>
+                <w:lang w:eastAsia="es-ES"/>
+              </w:rPr>
+            </w:pPr>
+            <w:r>
+              <w:rPr>
+                <w:rFonts w:ascii="Arial" w:eastAsia="Times New Roman" w:hAnsi="Arial" w:cs="Arial"/>
+                <w:b/>
+                <w:bCs/>
+                <w:szCs w:val="20"/>
+                <w:lang w:eastAsia="es-ES"/>
+              </w:rPr>
+              <w:t>3</w:t>
+            </w:r>
+          </w:p>
+        </w:tc>
+        <w:tc>
+          <w:tcPr>
+            <w:tcW w:w="720" w:type="dxa"/>
+            <w:hideMark/>
+          </w:tcPr>
+          <w:p>
+            <w:pPr>
+              <w:jc w:val="center"/>
+              <w:rPr>
+                <w:rFonts w:ascii="Arial" w:eastAsia="Times New Roman" w:hAnsi="Arial" w:cs="Arial"/>
+                <w:b/>
+                <w:bCs/>
+                <w:szCs w:val="20"/>
+                <w:lang w:eastAsia="es-ES"/>
+              </w:rPr>
+            </w:pPr>
+            <w:r>
+              <w:rPr>
+                <w:rFonts w:ascii="Arial" w:eastAsia="Times New Roman" w:hAnsi="Arial" w:cs="Arial"/>
+                <w:b/>
+                <w:bCs/>
+                <w:szCs w:val="20"/>
+                <w:lang w:eastAsia="es-ES"/>
+              </w:rPr>
+              <w:t>2</w:t>
+            </w:r>
+          </w:p>
+        </w:tc>
+        <w:tc>
+          <w:tcPr>
+            <w:tcW w:w="623" w:type="dxa"/>
+            <w:hideMark/>
+          </w:tcPr>
+          <w:p>
+            <w:pPr>
+              <w:jc w:val="center"/>
+              <w:rPr>
+                <w:rFonts w:ascii="Arial" w:eastAsia="Times New Roman" w:hAnsi="Arial" w:cs="Arial"/>
+                <w:b/>
+                <w:bCs/>
+                <w:szCs w:val="20"/>
+                <w:lang w:eastAsia="es-ES"/>
+              </w:rPr>
+            </w:pPr>
+            <w:r>
+              <w:rPr>
+                <w:rFonts w:ascii="Arial" w:eastAsia="Times New Roman" w:hAnsi="Arial" w:cs="Arial"/>
+                <w:b/>
+                <w:bCs/>
+                <w:szCs w:val="20"/>
+                <w:lang w:eastAsia="es-ES"/>
+              </w:rPr>
+              <w:t>1</w:t>
+            </w:r>
+          </w:p>
+        </w:tc>
+      </w:tr>
+      <w:tr>
+        <w:tc>
+          <w:tcPr>
+            <w:tcW w:w="810" w:type="dxa"/>
+            <w:hideMark/>
+          </w:tcPr>
+          <w:p>
+            <w:pPr>
+              <w:jc w:val="center"/>
+              <w:rPr>
+                <w:rFonts w:ascii="Arial" w:eastAsia="Times New Roman" w:hAnsi="Arial" w:cs="Arial"/>
+                <w:szCs w:val="20"/>
+                <w:lang w:eastAsia="es-ES"/>
+              </w:rPr>
+            </w:pPr>
+            <w:r>
+              <w:rPr>
+                <w:rFonts w:ascii="Arial" w:eastAsia="Times New Roman" w:hAnsi="Arial" w:cs="Arial"/>
+                <w:szCs w:val="20"/>
+                <w:lang w:eastAsia="es-ES"/>
+              </w:rPr>
+              <w:t>6</w:t>
+            </w:r>
+          </w:p>
+        </w:tc>
+        <w:tc>
+          <w:tcPr>
+            <w:tcW w:w="3695" w:type="dxa"/>
+            <w:hideMark/>
+          </w:tcPr>
+          <w:p>
+            <w:pPr>
+              <w:jc w:val="both"/>
+              <w:rPr>
+                <w:rFonts w:ascii="Arial" w:eastAsia="Times New Roman" w:hAnsi="Arial" w:cs="Arial"/>
+                <w:szCs w:val="20"/>
+                <w:lang w:eastAsia="es-ES"/>
+              </w:rPr>
+            </w:pPr>
+            <w:r>
+              <w:rPr>
+                <w:rFonts w:ascii="Arial" w:eastAsia="Times New Roman" w:hAnsi="Arial" w:cs="Arial"/>
+                <w:szCs w:val="20"/>
+                <w:lang w:val="es-ES" w:eastAsia="es-ES"/>
+              </w:rPr>
+              <w:t>¿</w:t>
+            </w:r>
+            <w:r>
+              <w:rPr>
+                <w:rFonts w:ascii="Arial" w:eastAsia="Times New Roman" w:hAnsi="Arial" w:cs="Arial"/>
+                <w:szCs w:val="20"/>
+                <w:lang w:eastAsia="es-ES"/>
+              </w:rPr>
+              <w:t xml:space="preserve">Las herramientas utilizadas actualmente para la gestión de pasantías resultan claras y comprensibles para los </w:t>
+            </w:r>
+            <w:r>
+              <w:rPr>
+                <w:rFonts w:ascii="Arial" w:eastAsia="Times New Roman" w:hAnsi="Arial" w:cs="Arial"/>
+                <w:szCs w:val="20"/>
+                <w:lang w:val="es-ES" w:eastAsia="es-ES"/>
+              </w:rPr>
+              <w:t>usuarios?</w:t>
+            </w:r>
+          </w:p>
+        </w:tc>
+        <w:tc>
+          <w:tcPr>
+            <w:tcW w:w="720" w:type="dxa"/>
+            <w:hideMark/>
+          </w:tcPr>
+          <w:p>
+            <w:pPr>
+              <w:jc w:val="center"/>
+              <w:rPr>
+                <w:rFonts w:ascii="Arial" w:eastAsia="Times New Roman" w:hAnsi="Arial" w:cs="Arial"/>
+                <w:szCs w:val="20"/>
+                <w:lang w:eastAsia="es-ES"/>
+              </w:rPr>
+            </w:pPr>
+          </w:p>
+        </w:tc>
+        <w:tc>
+          <w:tcPr>
+            <w:tcW w:w="720" w:type="dxa"/>
+            <w:hideMark/>
+          </w:tcPr>
+          <w:p>
+            <w:pPr>
+              <w:jc w:val="center"/>
+              <w:rPr>
+                <w:rFonts w:ascii="Arial" w:eastAsia="Times New Roman" w:hAnsi="Arial" w:cs="Arial"/>
+                <w:szCs w:val="20"/>
+                <w:lang w:eastAsia="es-ES"/>
+              </w:rPr>
+            </w:pPr>
+          </w:p>
+        </w:tc>
+        <w:tc>
+          <w:tcPr>
+            <w:tcW w:w="720" w:type="dxa"/>
+            <w:hideMark/>
+          </w:tcPr>
+          <w:p>
+            <w:pPr>
+              <w:jc w:val="center"/>
+              <w:rPr>
+                <w:rFonts w:ascii="Arial" w:eastAsia="Times New Roman" w:hAnsi="Arial" w:cs="Arial"/>
+                <w:szCs w:val="20"/>
+                <w:lang w:eastAsia="es-ES"/>
+              </w:rPr>
+            </w:pPr>
+          </w:p>
+        </w:tc>
+        <w:tc>
+          <w:tcPr>
+            <w:tcW w:w="720" w:type="dxa"/>
+            <w:hideMark/>
+          </w:tcPr>
+          <w:p>
+            <w:pPr>
+              <w:jc w:val="center"/>
+              <w:rPr>
+                <w:rFonts w:ascii="Arial" w:eastAsia="Times New Roman" w:hAnsi="Arial" w:cs="Arial"/>
+                <w:szCs w:val="20"/>
+                <w:lang w:eastAsia="es-ES"/>
+              </w:rPr>
+            </w:pPr>
+          </w:p>
+        </w:tc>
+        <w:tc>
+          <w:tcPr>
+            <w:tcW w:w="623" w:type="dxa"/>
+            <w:hideMark/>
+          </w:tcPr>
+          <w:p>
+            <w:pPr>
+              <w:jc w:val="center"/>
+              <w:rPr>
+                <w:rFonts w:ascii="Arial" w:eastAsia="Times New Roman" w:hAnsi="Arial" w:cs="Arial"/>
+                <w:szCs w:val="20"/>
+                <w:lang w:eastAsia="es-ES"/>
+              </w:rPr>
+            </w:pPr>
+          </w:p>
+        </w:tc>
+      </w:tr>
+    </w:tbl>
+    <w:p>
+      <w:pPr>
+        <w:rPr>
+          <w:rFonts w:ascii="Arial" w:hAnsi="Arial" w:cs="Arial"/>
+          <w:sz w:val="24"/>
+          <w:szCs w:val="24"/>
+        </w:rPr>
+      </w:pPr>
+    </w:p>
+    <w:p>
+      <w:pPr>
+        <w:rPr>
+          <w:rFonts w:ascii="Arial" w:eastAsia="Times New Roman" w:hAnsi="Arial" w:cs="Arial"/>
+          <w:szCs w:val="20"/>
+          <w:lang w:eastAsia="es-ES"/>
+        </w:rPr>
+      </w:pPr>
+      <w:r>
+        <w:rPr>
+          <w:rFonts w:ascii="Arial" w:hAnsi="Arial" w:cs="Arial"/>
+          <w:sz w:val="24"/>
+          <w:szCs w:val="24"/>
+        </w:rPr>
+        <w:t>Pregunta 7:</w:t>
+      </w:r>
+      <w:r>
+        <w:rPr>
+          <w:rFonts w:ascii="Arial" w:eastAsia="Times New Roman" w:hAnsi="Arial" w:cs="Arial"/>
+          <w:szCs w:val="20"/>
+          <w:lang w:eastAsia="es-ES"/>
+        </w:rPr>
+        <w:t xml:space="preserve"> </w:t>
+      </w:r>
+      <w:r>
+        <w:rPr>
+          <w:rFonts w:ascii="Arial" w:eastAsia="Times New Roman" w:hAnsi="Arial" w:cs="Arial"/>
+          <w:szCs w:val="20"/>
+          <w:lang w:eastAsia="es-ES"/>
+        </w:rPr>
+        <w:t>¿Existe un mecanismo confiable para el resguardo y recuperación de la información relacionada con las pasantías?</w:t>
+      </w:r>
+    </w:p>
+    <w:tbl>
+      <w:tblPr>
+        <w:tblStyle w:val="Tablaconcuadrcula1"/>
+        <w:tblpPr w:leftFromText="141" w:rightFromText="141" w:vertAnchor="text" w:horzAnchor="margin" w:tblpY="36"/>
+        <w:tblW w:w="8008" w:type="dxa"/>
+        <w:tblLayout w:type="fixed"/>
+        <w:tblLook w:val="04A0" w:firstRow="1" w:lastRow="0" w:firstColumn="1" w:lastColumn="0" w:noHBand="0" w:noVBand="1"/>
+      </w:tblPr>
+      <w:tblGrid>
+        <w:gridCol w:w="810"/>
+        <w:gridCol w:w="3695"/>
+        <w:gridCol w:w="720"/>
+        <w:gridCol w:w="720"/>
+        <w:gridCol w:w="720"/>
+        <w:gridCol w:w="720"/>
+        <w:gridCol w:w="623"/>
+      </w:tblGrid>
+      <w:tr>
+        <w:tc>
+          <w:tcPr>
+            <w:tcW w:w="810" w:type="dxa"/>
+            <w:hideMark/>
+          </w:tcPr>
+          <w:p>
+            <w:pPr>
+              <w:jc w:val="center"/>
+              <w:rPr>
+                <w:rFonts w:ascii="Arial" w:eastAsia="Times New Roman" w:hAnsi="Arial" w:cs="Arial"/>
+                <w:b/>
+                <w:bCs/>
+                <w:szCs w:val="20"/>
+                <w:lang w:eastAsia="es-ES"/>
+              </w:rPr>
+            </w:pPr>
+            <w:r>
+              <w:rPr>
+                <w:rFonts w:ascii="Arial" w:eastAsia="Times New Roman" w:hAnsi="Arial" w:cs="Arial"/>
+                <w:b/>
+                <w:bCs/>
+                <w:szCs w:val="20"/>
+                <w:lang w:eastAsia="es-ES"/>
+              </w:rPr>
+              <w:t>Ítem</w:t>
+            </w:r>
+          </w:p>
+        </w:tc>
+        <w:tc>
+          <w:tcPr>
+            <w:tcW w:w="3695" w:type="dxa"/>
+            <w:hideMark/>
+          </w:tcPr>
+          <w:p>
+            <w:pPr>
+              <w:jc w:val="center"/>
+              <w:rPr>
+                <w:rFonts w:ascii="Arial" w:eastAsia="Times New Roman" w:hAnsi="Arial" w:cs="Arial"/>
+                <w:b/>
+                <w:bCs/>
+                <w:szCs w:val="20"/>
+                <w:lang w:eastAsia="es-ES"/>
+              </w:rPr>
+            </w:pPr>
+            <w:r>
+              <w:rPr>
+                <w:rFonts w:ascii="Arial" w:eastAsia="Times New Roman" w:hAnsi="Arial" w:cs="Arial"/>
+                <w:b/>
+                <w:bCs/>
+                <w:szCs w:val="20"/>
+                <w:lang w:eastAsia="es-ES"/>
+              </w:rPr>
+              <w:t>PREGUNTAS</w:t>
+            </w:r>
+          </w:p>
+        </w:tc>
+        <w:tc>
+          <w:tcPr>
+            <w:tcW w:w="720" w:type="dxa"/>
+            <w:hideMark/>
+          </w:tcPr>
+          <w:p>
+            <w:pPr>
+              <w:jc w:val="center"/>
+              <w:rPr>
+                <w:rFonts w:ascii="Arial" w:eastAsia="Times New Roman" w:hAnsi="Arial" w:cs="Arial"/>
+                <w:b/>
+                <w:bCs/>
+                <w:szCs w:val="20"/>
+                <w:lang w:eastAsia="es-ES"/>
+              </w:rPr>
+            </w:pPr>
+            <w:r>
+              <w:rPr>
+                <w:rFonts w:ascii="Arial" w:eastAsia="Times New Roman" w:hAnsi="Arial" w:cs="Arial"/>
+                <w:b/>
+                <w:bCs/>
+                <w:szCs w:val="20"/>
+                <w:lang w:eastAsia="es-ES"/>
+              </w:rPr>
+              <w:t>5</w:t>
+            </w:r>
+          </w:p>
+        </w:tc>
+        <w:tc>
+          <w:tcPr>
+            <w:tcW w:w="720" w:type="dxa"/>
+            <w:hideMark/>
+          </w:tcPr>
+          <w:p>
+            <w:pPr>
+              <w:jc w:val="center"/>
+              <w:rPr>
+                <w:rFonts w:ascii="Arial" w:eastAsia="Times New Roman" w:hAnsi="Arial" w:cs="Arial"/>
+                <w:b/>
+                <w:bCs/>
+                <w:szCs w:val="20"/>
+                <w:lang w:eastAsia="es-ES"/>
+              </w:rPr>
+            </w:pPr>
+            <w:r>
+              <w:rPr>
+                <w:rFonts w:ascii="Arial" w:eastAsia="Times New Roman" w:hAnsi="Arial" w:cs="Arial"/>
+                <w:b/>
+                <w:bCs/>
+                <w:szCs w:val="20"/>
+                <w:lang w:eastAsia="es-ES"/>
+              </w:rPr>
+              <w:t>4</w:t>
+            </w:r>
+          </w:p>
+        </w:tc>
+        <w:tc>
+          <w:tcPr>
+            <w:tcW w:w="720" w:type="dxa"/>
+            <w:hideMark/>
+          </w:tcPr>
+          <w:p>
+            <w:pPr>
+              <w:jc w:val="center"/>
+              <w:rPr>
+                <w:rFonts w:ascii="Arial" w:eastAsia="Times New Roman" w:hAnsi="Arial" w:cs="Arial"/>
+                <w:b/>
+                <w:bCs/>
+                <w:szCs w:val="20"/>
+                <w:lang w:eastAsia="es-ES"/>
+              </w:rPr>
+            </w:pPr>
+            <w:r>
+              <w:rPr>
+                <w:rFonts w:ascii="Arial" w:eastAsia="Times New Roman" w:hAnsi="Arial" w:cs="Arial"/>
+                <w:b/>
+                <w:bCs/>
+                <w:szCs w:val="20"/>
+                <w:lang w:eastAsia="es-ES"/>
+              </w:rPr>
+              <w:t>3</w:t>
+            </w:r>
+          </w:p>
+        </w:tc>
+        <w:tc>
+          <w:tcPr>
+            <w:tcW w:w="720" w:type="dxa"/>
+            <w:hideMark/>
+          </w:tcPr>
+          <w:p>
+            <w:pPr>
+              <w:jc w:val="center"/>
+              <w:rPr>
+                <w:rFonts w:ascii="Arial" w:eastAsia="Times New Roman" w:hAnsi="Arial" w:cs="Arial"/>
+                <w:b/>
+                <w:bCs/>
+                <w:szCs w:val="20"/>
+                <w:lang w:eastAsia="es-ES"/>
+              </w:rPr>
+            </w:pPr>
+            <w:r>
+              <w:rPr>
+                <w:rFonts w:ascii="Arial" w:eastAsia="Times New Roman" w:hAnsi="Arial" w:cs="Arial"/>
+                <w:b/>
+                <w:bCs/>
+                <w:szCs w:val="20"/>
+                <w:lang w:eastAsia="es-ES"/>
+              </w:rPr>
+              <w:t>2</w:t>
+            </w:r>
+          </w:p>
+        </w:tc>
+        <w:tc>
+          <w:tcPr>
+            <w:tcW w:w="623" w:type="dxa"/>
+            <w:hideMark/>
+          </w:tcPr>
+          <w:p>
+            <w:pPr>
+              <w:jc w:val="center"/>
+              <w:rPr>
+                <w:rFonts w:ascii="Arial" w:eastAsia="Times New Roman" w:hAnsi="Arial" w:cs="Arial"/>
+                <w:b/>
+                <w:bCs/>
+                <w:szCs w:val="20"/>
+                <w:lang w:eastAsia="es-ES"/>
+              </w:rPr>
+            </w:pPr>
+            <w:r>
+              <w:rPr>
+                <w:rFonts w:ascii="Arial" w:eastAsia="Times New Roman" w:hAnsi="Arial" w:cs="Arial"/>
+                <w:b/>
+                <w:bCs/>
+                <w:szCs w:val="20"/>
+                <w:lang w:eastAsia="es-ES"/>
+              </w:rPr>
+              <w:t>1</w:t>
+            </w:r>
+          </w:p>
+        </w:tc>
+      </w:tr>
+      <w:tr>
+        <w:tc>
+          <w:tcPr>
+            <w:tcW w:w="810" w:type="dxa"/>
+            <w:hideMark/>
+          </w:tcPr>
+          <w:p>
+            <w:pPr>
+              <w:jc w:val="center"/>
+              <w:rPr>
+                <w:rFonts w:ascii="Arial" w:eastAsia="Times New Roman" w:hAnsi="Arial" w:cs="Arial"/>
+                <w:szCs w:val="20"/>
+                <w:lang w:eastAsia="es-ES"/>
+              </w:rPr>
+            </w:pPr>
+            <w:r>
+              <w:rPr>
+                <w:rFonts w:ascii="Arial" w:eastAsia="Times New Roman" w:hAnsi="Arial" w:cs="Arial"/>
+                <w:szCs w:val="20"/>
+                <w:lang w:eastAsia="es-ES"/>
+              </w:rPr>
+              <w:t>7</w:t>
+            </w:r>
+          </w:p>
+        </w:tc>
+        <w:tc>
+          <w:tcPr>
+            <w:tcW w:w="3695" w:type="dxa"/>
+            <w:hideMark/>
+          </w:tcPr>
+          <w:p>
+            <w:pPr>
+              <w:jc w:val="both"/>
+              <w:rPr>
+                <w:rFonts w:ascii="Arial" w:eastAsia="Times New Roman" w:hAnsi="Arial" w:cs="Arial"/>
+                <w:szCs w:val="20"/>
+                <w:lang w:eastAsia="es-ES"/>
+              </w:rPr>
+            </w:pPr>
+            <w:r>
+              <w:rPr>
+                <w:rFonts w:ascii="Arial" w:eastAsia="Times New Roman" w:hAnsi="Arial" w:cs="Arial"/>
+                <w:szCs w:val="20"/>
+                <w:lang w:val="es-ES" w:eastAsia="es-ES"/>
+              </w:rPr>
+              <w:t>¿</w:t>
+            </w:r>
+            <w:r>
+              <w:rPr>
+                <w:rFonts w:ascii="Arial" w:eastAsia="Times New Roman" w:hAnsi="Arial" w:cs="Arial"/>
+                <w:szCs w:val="20"/>
+                <w:lang w:eastAsia="es-ES"/>
+              </w:rPr>
+              <w:t>Existe un mecanismo confiable para el resguardo y recuperación de la información relacionada con las pasantías</w:t>
+            </w:r>
+            <w:r>
+              <w:rPr>
+                <w:rFonts w:ascii="Arial" w:eastAsia="Times New Roman" w:hAnsi="Arial" w:cs="Arial"/>
+                <w:szCs w:val="20"/>
+                <w:lang w:val="es-ES" w:eastAsia="es-ES"/>
+              </w:rPr>
+              <w:t>?</w:t>
+            </w:r>
+          </w:p>
+        </w:tc>
+        <w:tc>
+          <w:tcPr>
+            <w:tcW w:w="720" w:type="dxa"/>
+            <w:hideMark/>
+          </w:tcPr>
+          <w:p>
+            <w:pPr>
+              <w:jc w:val="center"/>
+              <w:rPr>
+                <w:rFonts w:ascii="Arial" w:eastAsia="Times New Roman" w:hAnsi="Arial" w:cs="Arial"/>
+                <w:szCs w:val="20"/>
+                <w:lang w:eastAsia="es-ES"/>
+              </w:rPr>
+            </w:pPr>
+          </w:p>
+        </w:tc>
+        <w:tc>
+          <w:tcPr>
+            <w:tcW w:w="720" w:type="dxa"/>
+            <w:hideMark/>
+          </w:tcPr>
+          <w:p>
+            <w:pPr>
+              <w:jc w:val="center"/>
+              <w:rPr>
+                <w:rFonts w:ascii="Arial" w:eastAsia="Times New Roman" w:hAnsi="Arial" w:cs="Arial"/>
+                <w:szCs w:val="20"/>
+                <w:lang w:eastAsia="es-ES"/>
+              </w:rPr>
+            </w:pPr>
+          </w:p>
+        </w:tc>
+        <w:tc>
+          <w:tcPr>
+            <w:tcW w:w="720" w:type="dxa"/>
+            <w:hideMark/>
+          </w:tcPr>
+          <w:p>
+            <w:pPr>
+              <w:jc w:val="center"/>
+              <w:rPr>
+                <w:rFonts w:ascii="Arial" w:eastAsia="Times New Roman" w:hAnsi="Arial" w:cs="Arial"/>
+                <w:szCs w:val="20"/>
+                <w:lang w:eastAsia="es-ES"/>
+              </w:rPr>
+            </w:pPr>
+          </w:p>
+        </w:tc>
+        <w:tc>
+          <w:tcPr>
+            <w:tcW w:w="720" w:type="dxa"/>
+            <w:hideMark/>
+          </w:tcPr>
+          <w:p>
+            <w:pPr>
+              <w:jc w:val="center"/>
+              <w:rPr>
+                <w:rFonts w:ascii="Arial" w:eastAsia="Times New Roman" w:hAnsi="Arial" w:cs="Arial"/>
+                <w:szCs w:val="20"/>
+                <w:lang w:eastAsia="es-ES"/>
+              </w:rPr>
+            </w:pPr>
+          </w:p>
+        </w:tc>
+        <w:tc>
+          <w:tcPr>
+            <w:tcW w:w="623" w:type="dxa"/>
+            <w:hideMark/>
+          </w:tcPr>
+          <w:p>
+            <w:pPr>
+              <w:jc w:val="center"/>
+              <w:rPr>
+                <w:rFonts w:ascii="Arial" w:eastAsia="Times New Roman" w:hAnsi="Arial" w:cs="Arial"/>
+                <w:szCs w:val="20"/>
+                <w:lang w:eastAsia="es-ES"/>
+              </w:rPr>
+            </w:pPr>
+          </w:p>
+        </w:tc>
+      </w:tr>
+    </w:tbl>
+    <w:p>
+      <w:pPr>
+        <w:rPr>
+          <w:rFonts w:ascii="Arial" w:hAnsi="Arial" w:cs="Arial"/>
+          <w:sz w:val="24"/>
+          <w:szCs w:val="24"/>
+        </w:rPr>
+      </w:pPr>
+    </w:p>
+    <w:p>
+      <w:pPr>
+        <w:rPr>
+          <w:rFonts w:ascii="Arial" w:hAnsi="Arial" w:cs="Arial"/>
+          <w:sz w:val="24"/>
+          <w:szCs w:val="24"/>
+        </w:rPr>
+      </w:pPr>
+      <w:r>
+        <w:rPr>
+          <w:rFonts w:ascii="Arial" w:hAnsi="Arial" w:cs="Arial"/>
+          <w:sz w:val="24"/>
+          <w:szCs w:val="24"/>
+        </w:rPr>
+        <w:t>Pregunta 8:</w:t>
+      </w:r>
+      <w:r>
+        <w:rPr>
+          <w:rFonts w:ascii="Arial" w:eastAsia="Times New Roman" w:hAnsi="Arial" w:cs="Arial"/>
+          <w:szCs w:val="20"/>
+          <w:lang w:eastAsia="es-ES"/>
+        </w:rPr>
+        <w:t xml:space="preserve"> </w:t>
+      </w:r>
+      <w:r>
+        <w:rPr>
+          <w:rFonts w:ascii="Arial" w:eastAsia="Times New Roman" w:hAnsi="Arial" w:cs="Arial"/>
+          <w:szCs w:val="20"/>
+          <w:lang w:eastAsia="es-ES"/>
+        </w:rPr>
+        <w:t>¿El proceso de recepción y control de documentos de los pasantes se realiza de manera eficiente?</w:t>
+      </w:r>
+    </w:p>
+    <w:tbl>
+      <w:tblPr>
+        <w:tblStyle w:val="Tablaconcuadrcula1"/>
+        <w:tblpPr w:leftFromText="141" w:rightFromText="141" w:vertAnchor="text" w:horzAnchor="margin" w:tblpY="36"/>
+        <w:tblW w:w="8008" w:type="dxa"/>
+        <w:tblLayout w:type="fixed"/>
+        <w:tblLook w:val="04A0" w:firstRow="1" w:lastRow="0" w:firstColumn="1" w:lastColumn="0" w:noHBand="0" w:noVBand="1"/>
+      </w:tblPr>
+      <w:tblGrid>
+        <w:gridCol w:w="810"/>
+        <w:gridCol w:w="3695"/>
+        <w:gridCol w:w="720"/>
+        <w:gridCol w:w="720"/>
+        <w:gridCol w:w="720"/>
+        <w:gridCol w:w="720"/>
+        <w:gridCol w:w="623"/>
+      </w:tblGrid>
+      <w:tr>
+        <w:tc>
+          <w:tcPr>
+            <w:tcW w:w="810" w:type="dxa"/>
+            <w:hideMark/>
+          </w:tcPr>
+          <w:p>
+            <w:pPr>
+              <w:jc w:val="center"/>
+              <w:rPr>
+                <w:rFonts w:ascii="Arial" w:eastAsia="Times New Roman" w:hAnsi="Arial" w:cs="Arial"/>
+                <w:b/>
+                <w:bCs/>
+                <w:szCs w:val="20"/>
+                <w:lang w:eastAsia="es-ES"/>
+              </w:rPr>
+            </w:pPr>
+            <w:r>
+              <w:rPr>
+                <w:rFonts w:ascii="Arial" w:eastAsia="Times New Roman" w:hAnsi="Arial" w:cs="Arial"/>
+                <w:b/>
+                <w:bCs/>
+                <w:szCs w:val="20"/>
+                <w:lang w:eastAsia="es-ES"/>
+              </w:rPr>
+              <w:t>Ítem</w:t>
+            </w:r>
+          </w:p>
+        </w:tc>
+        <w:tc>
+          <w:tcPr>
+            <w:tcW w:w="3695" w:type="dxa"/>
+            <w:hideMark/>
+          </w:tcPr>
+          <w:p>
+            <w:pPr>
+              <w:jc w:val="center"/>
+              <w:rPr>
+                <w:rFonts w:ascii="Arial" w:eastAsia="Times New Roman" w:hAnsi="Arial" w:cs="Arial"/>
+                <w:b/>
+                <w:bCs/>
+                <w:szCs w:val="20"/>
+                <w:lang w:eastAsia="es-ES"/>
+              </w:rPr>
+            </w:pPr>
+            <w:r>
+              <w:rPr>
+                <w:rFonts w:ascii="Arial" w:eastAsia="Times New Roman" w:hAnsi="Arial" w:cs="Arial"/>
+                <w:b/>
+                <w:bCs/>
+                <w:szCs w:val="20"/>
+                <w:lang w:eastAsia="es-ES"/>
+              </w:rPr>
+              <w:t>PREGUNTAS</w:t>
+            </w:r>
+          </w:p>
+        </w:tc>
+        <w:tc>
+          <w:tcPr>
+            <w:tcW w:w="720" w:type="dxa"/>
+            <w:hideMark/>
+          </w:tcPr>
+          <w:p>
+            <w:pPr>
+              <w:jc w:val="center"/>
+              <w:rPr>
+                <w:rFonts w:ascii="Arial" w:eastAsia="Times New Roman" w:hAnsi="Arial" w:cs="Arial"/>
+                <w:b/>
+                <w:bCs/>
+                <w:szCs w:val="20"/>
+                <w:lang w:eastAsia="es-ES"/>
+              </w:rPr>
+            </w:pPr>
+            <w:r>
+              <w:rPr>
+                <w:rFonts w:ascii="Arial" w:eastAsia="Times New Roman" w:hAnsi="Arial" w:cs="Arial"/>
+                <w:b/>
+                <w:bCs/>
+                <w:szCs w:val="20"/>
+                <w:lang w:eastAsia="es-ES"/>
+              </w:rPr>
+              <w:t>5</w:t>
+            </w:r>
+          </w:p>
+        </w:tc>
+        <w:tc>
+          <w:tcPr>
+            <w:tcW w:w="720" w:type="dxa"/>
+            <w:hideMark/>
+          </w:tcPr>
+          <w:p>
+            <w:pPr>
+              <w:jc w:val="center"/>
+              <w:rPr>
+                <w:rFonts w:ascii="Arial" w:eastAsia="Times New Roman" w:hAnsi="Arial" w:cs="Arial"/>
+                <w:b/>
+                <w:bCs/>
+                <w:szCs w:val="20"/>
+                <w:lang w:eastAsia="es-ES"/>
+              </w:rPr>
+            </w:pPr>
+            <w:r>
+              <w:rPr>
+                <w:rFonts w:ascii="Arial" w:eastAsia="Times New Roman" w:hAnsi="Arial" w:cs="Arial"/>
+                <w:b/>
+                <w:bCs/>
+                <w:szCs w:val="20"/>
+                <w:lang w:eastAsia="es-ES"/>
+              </w:rPr>
+              <w:t>4</w:t>
+            </w:r>
+          </w:p>
+        </w:tc>
+        <w:tc>
+          <w:tcPr>
+            <w:tcW w:w="720" w:type="dxa"/>
+            <w:hideMark/>
+          </w:tcPr>
+          <w:p>
+            <w:pPr>
+              <w:jc w:val="center"/>
+              <w:rPr>
+                <w:rFonts w:ascii="Arial" w:eastAsia="Times New Roman" w:hAnsi="Arial" w:cs="Arial"/>
+                <w:b/>
+                <w:bCs/>
+                <w:szCs w:val="20"/>
+                <w:lang w:eastAsia="es-ES"/>
+              </w:rPr>
+            </w:pPr>
+            <w:r>
+              <w:rPr>
+                <w:rFonts w:ascii="Arial" w:eastAsia="Times New Roman" w:hAnsi="Arial" w:cs="Arial"/>
+                <w:b/>
+                <w:bCs/>
+                <w:szCs w:val="20"/>
+                <w:lang w:eastAsia="es-ES"/>
+              </w:rPr>
+              <w:t>3</w:t>
+            </w:r>
+          </w:p>
+        </w:tc>
+        <w:tc>
+          <w:tcPr>
+            <w:tcW w:w="720" w:type="dxa"/>
+            <w:hideMark/>
+          </w:tcPr>
+          <w:p>
+            <w:pPr>
+              <w:jc w:val="center"/>
+              <w:rPr>
+                <w:rFonts w:ascii="Arial" w:eastAsia="Times New Roman" w:hAnsi="Arial" w:cs="Arial"/>
+                <w:b/>
+                <w:bCs/>
+                <w:szCs w:val="20"/>
+                <w:lang w:eastAsia="es-ES"/>
+              </w:rPr>
+            </w:pPr>
+            <w:r>
+              <w:rPr>
+                <w:rFonts w:ascii="Arial" w:eastAsia="Times New Roman" w:hAnsi="Arial" w:cs="Arial"/>
+                <w:b/>
+                <w:bCs/>
+                <w:szCs w:val="20"/>
+                <w:lang w:eastAsia="es-ES"/>
+              </w:rPr>
+              <w:t>2</w:t>
+            </w:r>
+          </w:p>
+        </w:tc>
+        <w:tc>
+          <w:tcPr>
+            <w:tcW w:w="623" w:type="dxa"/>
+            <w:hideMark/>
+          </w:tcPr>
+          <w:p>
+            <w:pPr>
+              <w:jc w:val="center"/>
+              <w:rPr>
+                <w:rFonts w:ascii="Arial" w:eastAsia="Times New Roman" w:hAnsi="Arial" w:cs="Arial"/>
+                <w:b/>
+                <w:bCs/>
+                <w:szCs w:val="20"/>
+                <w:lang w:eastAsia="es-ES"/>
+              </w:rPr>
+            </w:pPr>
+            <w:r>
+              <w:rPr>
+                <w:rFonts w:ascii="Arial" w:eastAsia="Times New Roman" w:hAnsi="Arial" w:cs="Arial"/>
+                <w:b/>
+                <w:bCs/>
+                <w:szCs w:val="20"/>
+                <w:lang w:eastAsia="es-ES"/>
+              </w:rPr>
+              <w:t>1</w:t>
+            </w:r>
+          </w:p>
+        </w:tc>
+      </w:tr>
+      <w:tr>
+        <w:tc>
+          <w:tcPr>
+            <w:tcW w:w="810" w:type="dxa"/>
+            <w:hideMark/>
+          </w:tcPr>
+          <w:p>
+            <w:pPr>
+              <w:jc w:val="center"/>
+              <w:rPr>
+                <w:rFonts w:ascii="Arial" w:eastAsia="Times New Roman" w:hAnsi="Arial" w:cs="Arial"/>
+                <w:szCs w:val="20"/>
+                <w:lang w:eastAsia="es-ES"/>
+              </w:rPr>
+            </w:pPr>
+            <w:r>
+              <w:rPr>
+                <w:rFonts w:ascii="Arial" w:eastAsia="Times New Roman" w:hAnsi="Arial" w:cs="Arial"/>
+                <w:szCs w:val="20"/>
+                <w:lang w:eastAsia="es-ES"/>
+              </w:rPr>
+              <w:t>8</w:t>
+            </w:r>
+          </w:p>
+        </w:tc>
+        <w:tc>
+          <w:tcPr>
+            <w:tcW w:w="3695" w:type="dxa"/>
+            <w:hideMark/>
+          </w:tcPr>
+          <w:p>
+            <w:pPr>
+              <w:jc w:val="both"/>
+              <w:rPr>
+                <w:rFonts w:ascii="Arial" w:eastAsia="Times New Roman" w:hAnsi="Arial" w:cs="Arial"/>
+                <w:szCs w:val="20"/>
+                <w:lang w:eastAsia="es-ES"/>
+              </w:rPr>
+            </w:pPr>
+            <w:r>
+              <w:rPr>
+                <w:rFonts w:ascii="Arial" w:eastAsia="Times New Roman" w:hAnsi="Arial" w:cs="Arial"/>
+                <w:szCs w:val="20"/>
+                <w:lang w:val="es-ES" w:eastAsia="es-ES"/>
+              </w:rPr>
+              <w:t>¿</w:t>
+            </w:r>
+            <w:r>
+              <w:rPr>
+                <w:rFonts w:ascii="Arial" w:eastAsia="Times New Roman" w:hAnsi="Arial" w:cs="Arial"/>
+                <w:szCs w:val="20"/>
+                <w:lang w:eastAsia="es-ES"/>
+              </w:rPr>
+              <w:t xml:space="preserve">El proceso de recepción y control de documentos de los pasantes se realiza de manera </w:t>
+            </w:r>
+            <w:r>
+              <w:rPr>
+                <w:rFonts w:ascii="Arial" w:eastAsia="Times New Roman" w:hAnsi="Arial" w:cs="Arial"/>
+                <w:szCs w:val="20"/>
+                <w:lang w:val="es-ES" w:eastAsia="es-ES"/>
+              </w:rPr>
+              <w:t>eficiente?</w:t>
+            </w:r>
+          </w:p>
+        </w:tc>
+        <w:tc>
+          <w:tcPr>
+            <w:tcW w:w="720" w:type="dxa"/>
+            <w:hideMark/>
+          </w:tcPr>
+          <w:p>
+            <w:pPr>
+              <w:jc w:val="center"/>
+              <w:rPr>
+                <w:rFonts w:ascii="Arial" w:eastAsia="Times New Roman" w:hAnsi="Arial" w:cs="Arial"/>
+                <w:szCs w:val="20"/>
+                <w:lang w:eastAsia="es-ES"/>
+              </w:rPr>
+            </w:pPr>
+          </w:p>
+        </w:tc>
+        <w:tc>
+          <w:tcPr>
+            <w:tcW w:w="720" w:type="dxa"/>
+            <w:hideMark/>
+          </w:tcPr>
+          <w:p>
+            <w:pPr>
+              <w:jc w:val="center"/>
+              <w:rPr>
+                <w:rFonts w:ascii="Arial" w:eastAsia="Times New Roman" w:hAnsi="Arial" w:cs="Arial"/>
+                <w:szCs w:val="20"/>
+                <w:lang w:eastAsia="es-ES"/>
+              </w:rPr>
+            </w:pPr>
+          </w:p>
+        </w:tc>
+        <w:tc>
+          <w:tcPr>
+            <w:tcW w:w="720" w:type="dxa"/>
+            <w:hideMark/>
+          </w:tcPr>
+          <w:p>
+            <w:pPr>
+              <w:jc w:val="center"/>
+              <w:rPr>
+                <w:rFonts w:ascii="Arial" w:eastAsia="Times New Roman" w:hAnsi="Arial" w:cs="Arial"/>
+                <w:szCs w:val="20"/>
+                <w:lang w:eastAsia="es-ES"/>
+              </w:rPr>
+            </w:pPr>
+          </w:p>
+        </w:tc>
+        <w:tc>
+          <w:tcPr>
+            <w:tcW w:w="720" w:type="dxa"/>
+            <w:hideMark/>
+          </w:tcPr>
+          <w:p>
+            <w:pPr>
+              <w:jc w:val="center"/>
+              <w:rPr>
+                <w:rFonts w:ascii="Arial" w:eastAsia="Times New Roman" w:hAnsi="Arial" w:cs="Arial"/>
+                <w:szCs w:val="20"/>
+                <w:lang w:eastAsia="es-ES"/>
+              </w:rPr>
+            </w:pPr>
+          </w:p>
+        </w:tc>
+        <w:tc>
+          <w:tcPr>
+            <w:tcW w:w="623" w:type="dxa"/>
+            <w:hideMark/>
+          </w:tcPr>
+          <w:p>
+            <w:pPr>
+              <w:jc w:val="center"/>
+              <w:rPr>
+                <w:rFonts w:ascii="Arial" w:eastAsia="Times New Roman" w:hAnsi="Arial" w:cs="Arial"/>
+                <w:szCs w:val="20"/>
+                <w:lang w:eastAsia="es-ES"/>
+              </w:rPr>
+            </w:pPr>
+          </w:p>
+        </w:tc>
+      </w:tr>
+    </w:tbl>
+    <w:p>
+      <w:pPr>
+        <w:rPr>
+          <w:rFonts w:ascii="Arial" w:hAnsi="Arial" w:cs="Arial"/>
+          <w:sz w:val="24"/>
+          <w:szCs w:val="24"/>
+        </w:rPr>
+      </w:pPr>
+    </w:p>
+    <w:p>
+      <w:pPr>
+        <w:rPr>
+          <w:rFonts w:ascii="Arial" w:hAnsi="Arial" w:cs="Arial"/>
+          <w:sz w:val="24"/>
+          <w:szCs w:val="24"/>
+        </w:rPr>
+      </w:pPr>
+      <w:r>
+        <w:rPr>
+          <w:rFonts w:ascii="Arial" w:hAnsi="Arial" w:cs="Arial"/>
+          <w:sz w:val="24"/>
+          <w:szCs w:val="24"/>
         </w:rPr>
         <w:lastRenderedPageBreak/>
-        <w:t>Dimensión: Usabilidad</w:t>
-      </w:r>
-    </w:p>
-    <w:p>
-      <w:pPr>
-        <w:pStyle w:val="NormalWeb"/>
-        <w:rPr>
-          <w:rFonts w:ascii="Arial" w:hAnsi="Arial" w:cs="Arial"/>
-        </w:rPr>
-      </w:pPr>
-      <w:r>
-        <w:rPr>
-          <w:rStyle w:val="Textoennegrita"/>
-          <w:rFonts w:ascii="Arial" w:hAnsi="Arial" w:cs="Arial"/>
-        </w:rPr>
-        <w:t>Ítem 4:</w:t>
-      </w:r>
-      <w:r>
-        <w:rPr>
-          <w:rStyle w:val="Textoennegrita"/>
-          <w:rFonts w:ascii="Arial" w:hAnsi="Arial" w:cs="Arial"/>
+        <w:t>Pregunta 9:</w:t>
+      </w:r>
+      <w:r>
+        <w:rPr>
+          <w:rFonts w:ascii="Arial" w:eastAsia="Times New Roman" w:hAnsi="Arial" w:cs="Arial"/>
+          <w:szCs w:val="20"/>
+          <w:lang w:eastAsia="es-ES"/>
         </w:rPr>
         <w:t xml:space="preserve"> </w:t>
       </w:r>
       <w:r>
         <w:rPr>
-          <w:rStyle w:val="Textoennegrita"/>
-          <w:rFonts w:ascii="Arial" w:hAnsi="Arial" w:cs="Arial"/>
-        </w:rPr>
-        <w:t>Indicador: Facilidad de Uso</w:t>
-      </w:r>
-    </w:p>
-    <w:p>
-      <w:pPr>
-        <w:pStyle w:val="NormalWeb"/>
-        <w:rPr>
-          <w:rFonts w:ascii="Arial" w:hAnsi="Arial" w:cs="Arial"/>
-        </w:rPr>
-      </w:pPr>
-      <w:r>
-        <w:rPr>
-          <w:rFonts w:ascii="Arial" w:hAnsi="Arial" w:cs="Arial"/>
-        </w:rPr>
-        <w:t>Los procedimientos actuales para gestionar las pasantías son sencillos y fáciles de ejecutar.</w:t>
-      </w:r>
-    </w:p>
-    <w:p>
-      <w:pPr>
-        <w:pStyle w:val="NormalWeb"/>
-        <w:rPr>
-          <w:rFonts w:ascii="Arial" w:hAnsi="Arial" w:cs="Arial"/>
-        </w:rPr>
-      </w:pPr>
-      <w:r>
-        <w:rPr>
-          <w:rFonts w:ascii="Segoe UI Symbol" w:hAnsi="Segoe UI Symbol" w:cs="Segoe UI Symbol"/>
-        </w:rPr>
-        <w:t>☐</w:t>
-      </w:r>
-      <w:r>
-        <w:rPr>
-          <w:rFonts w:ascii="Arial" w:hAnsi="Arial" w:cs="Arial"/>
-        </w:rPr>
-        <w:t xml:space="preserve">5 </w:t>
-      </w:r>
-      <w:r>
-        <w:rPr>
-          <w:rFonts w:ascii="Segoe UI Symbol" w:hAnsi="Segoe UI Symbol" w:cs="Segoe UI Symbol"/>
-        </w:rPr>
-        <w:t>☐</w:t>
-      </w:r>
-      <w:r>
-        <w:rPr>
-          <w:rFonts w:ascii="Arial" w:hAnsi="Arial" w:cs="Arial"/>
-        </w:rPr>
-        <w:t xml:space="preserve">4 </w:t>
-      </w:r>
-      <w:r>
-        <w:rPr>
-          <w:rFonts w:ascii="Segoe UI Symbol" w:hAnsi="Segoe UI Symbol" w:cs="Segoe UI Symbol"/>
-        </w:rPr>
-        <w:t>☐</w:t>
-      </w:r>
-      <w:r>
-        <w:rPr>
-          <w:rFonts w:ascii="Arial" w:hAnsi="Arial" w:cs="Arial"/>
-        </w:rPr>
-        <w:t xml:space="preserve">3 </w:t>
-      </w:r>
-      <w:r>
-        <w:rPr>
-          <w:rFonts w:ascii="Segoe UI Symbol" w:hAnsi="Segoe UI Symbol" w:cs="Segoe UI Symbol"/>
-        </w:rPr>
-        <w:t>☐</w:t>
-      </w:r>
-      <w:r>
-        <w:rPr>
-          <w:rFonts w:ascii="Arial" w:hAnsi="Arial" w:cs="Arial"/>
-        </w:rPr>
-        <w:t xml:space="preserve">2 </w:t>
-      </w:r>
-      <w:r>
-        <w:rPr>
-          <w:rFonts w:ascii="Segoe UI Symbol" w:hAnsi="Segoe UI Symbol" w:cs="Segoe UI Symbol"/>
-        </w:rPr>
-        <w:t>☐</w:t>
-      </w:r>
-      <w:r>
-        <w:rPr>
-          <w:rFonts w:ascii="Arial" w:hAnsi="Arial" w:cs="Arial"/>
-        </w:rPr>
-        <w:t>1</w:t>
-      </w:r>
-    </w:p>
-    <w:p>
-      <w:pPr>
-        <w:pStyle w:val="NormalWeb"/>
-        <w:rPr>
-          <w:rFonts w:ascii="Arial" w:hAnsi="Arial" w:cs="Arial"/>
-        </w:rPr>
-      </w:pPr>
-      <w:r>
-        <w:rPr>
-          <w:rStyle w:val="Textoennegrita"/>
-          <w:rFonts w:ascii="Arial" w:hAnsi="Arial" w:cs="Arial"/>
-        </w:rPr>
-        <w:t>Ítem 5:</w:t>
-      </w:r>
-      <w:r>
-        <w:rPr>
-          <w:rStyle w:val="Textoennegrita"/>
-          <w:rFonts w:ascii="Arial" w:hAnsi="Arial" w:cs="Arial"/>
+          <w:rFonts w:ascii="Arial" w:eastAsia="Times New Roman" w:hAnsi="Arial" w:cs="Arial"/>
+          <w:szCs w:val="20"/>
+          <w:lang w:eastAsia="es-ES"/>
+        </w:rPr>
+        <w:t>¿La asignación de tutores académicos y empresariales se efectúa de forma organizada y oportuna?</w:t>
+      </w:r>
+    </w:p>
+    <w:tbl>
+      <w:tblPr>
+        <w:tblStyle w:val="Tablaconcuadrcula1"/>
+        <w:tblpPr w:leftFromText="141" w:rightFromText="141" w:vertAnchor="text" w:horzAnchor="margin" w:tblpY="36"/>
+        <w:tblW w:w="8008" w:type="dxa"/>
+        <w:tblLayout w:type="fixed"/>
+        <w:tblLook w:val="04A0" w:firstRow="1" w:lastRow="0" w:firstColumn="1" w:lastColumn="0" w:noHBand="0" w:noVBand="1"/>
+      </w:tblPr>
+      <w:tblGrid>
+        <w:gridCol w:w="810"/>
+        <w:gridCol w:w="3695"/>
+        <w:gridCol w:w="720"/>
+        <w:gridCol w:w="720"/>
+        <w:gridCol w:w="720"/>
+        <w:gridCol w:w="720"/>
+        <w:gridCol w:w="623"/>
+      </w:tblGrid>
+      <w:tr>
+        <w:tc>
+          <w:tcPr>
+            <w:tcW w:w="810" w:type="dxa"/>
+            <w:hideMark/>
+          </w:tcPr>
+          <w:p>
+            <w:pPr>
+              <w:jc w:val="center"/>
+              <w:rPr>
+                <w:rFonts w:ascii="Arial" w:eastAsia="Times New Roman" w:hAnsi="Arial" w:cs="Arial"/>
+                <w:b/>
+                <w:bCs/>
+                <w:szCs w:val="20"/>
+                <w:lang w:eastAsia="es-ES"/>
+              </w:rPr>
+            </w:pPr>
+            <w:r>
+              <w:rPr>
+                <w:rFonts w:ascii="Arial" w:eastAsia="Times New Roman" w:hAnsi="Arial" w:cs="Arial"/>
+                <w:b/>
+                <w:bCs/>
+                <w:szCs w:val="20"/>
+                <w:lang w:eastAsia="es-ES"/>
+              </w:rPr>
+              <w:t>Ítem</w:t>
+            </w:r>
+          </w:p>
+        </w:tc>
+        <w:tc>
+          <w:tcPr>
+            <w:tcW w:w="3695" w:type="dxa"/>
+            <w:hideMark/>
+          </w:tcPr>
+          <w:p>
+            <w:pPr>
+              <w:jc w:val="center"/>
+              <w:rPr>
+                <w:rFonts w:ascii="Arial" w:eastAsia="Times New Roman" w:hAnsi="Arial" w:cs="Arial"/>
+                <w:b/>
+                <w:bCs/>
+                <w:szCs w:val="20"/>
+                <w:lang w:eastAsia="es-ES"/>
+              </w:rPr>
+            </w:pPr>
+            <w:r>
+              <w:rPr>
+                <w:rFonts w:ascii="Arial" w:eastAsia="Times New Roman" w:hAnsi="Arial" w:cs="Arial"/>
+                <w:b/>
+                <w:bCs/>
+                <w:szCs w:val="20"/>
+                <w:lang w:eastAsia="es-ES"/>
+              </w:rPr>
+              <w:t>PREGUNTAS</w:t>
+            </w:r>
+          </w:p>
+        </w:tc>
+        <w:tc>
+          <w:tcPr>
+            <w:tcW w:w="720" w:type="dxa"/>
+            <w:hideMark/>
+          </w:tcPr>
+          <w:p>
+            <w:pPr>
+              <w:jc w:val="center"/>
+              <w:rPr>
+                <w:rFonts w:ascii="Arial" w:eastAsia="Times New Roman" w:hAnsi="Arial" w:cs="Arial"/>
+                <w:b/>
+                <w:bCs/>
+                <w:szCs w:val="20"/>
+                <w:lang w:eastAsia="es-ES"/>
+              </w:rPr>
+            </w:pPr>
+            <w:r>
+              <w:rPr>
+                <w:rFonts w:ascii="Arial" w:eastAsia="Times New Roman" w:hAnsi="Arial" w:cs="Arial"/>
+                <w:b/>
+                <w:bCs/>
+                <w:szCs w:val="20"/>
+                <w:lang w:eastAsia="es-ES"/>
+              </w:rPr>
+              <w:t>5</w:t>
+            </w:r>
+          </w:p>
+        </w:tc>
+        <w:tc>
+          <w:tcPr>
+            <w:tcW w:w="720" w:type="dxa"/>
+            <w:hideMark/>
+          </w:tcPr>
+          <w:p>
+            <w:pPr>
+              <w:jc w:val="center"/>
+              <w:rPr>
+                <w:rFonts w:ascii="Arial" w:eastAsia="Times New Roman" w:hAnsi="Arial" w:cs="Arial"/>
+                <w:b/>
+                <w:bCs/>
+                <w:szCs w:val="20"/>
+                <w:lang w:eastAsia="es-ES"/>
+              </w:rPr>
+            </w:pPr>
+            <w:r>
+              <w:rPr>
+                <w:rFonts w:ascii="Arial" w:eastAsia="Times New Roman" w:hAnsi="Arial" w:cs="Arial"/>
+                <w:b/>
+                <w:bCs/>
+                <w:szCs w:val="20"/>
+                <w:lang w:eastAsia="es-ES"/>
+              </w:rPr>
+              <w:t>4</w:t>
+            </w:r>
+          </w:p>
+        </w:tc>
+        <w:tc>
+          <w:tcPr>
+            <w:tcW w:w="720" w:type="dxa"/>
+            <w:hideMark/>
+          </w:tcPr>
+          <w:p>
+            <w:pPr>
+              <w:jc w:val="center"/>
+              <w:rPr>
+                <w:rFonts w:ascii="Arial" w:eastAsia="Times New Roman" w:hAnsi="Arial" w:cs="Arial"/>
+                <w:b/>
+                <w:bCs/>
+                <w:szCs w:val="20"/>
+                <w:lang w:eastAsia="es-ES"/>
+              </w:rPr>
+            </w:pPr>
+            <w:r>
+              <w:rPr>
+                <w:rFonts w:ascii="Arial" w:eastAsia="Times New Roman" w:hAnsi="Arial" w:cs="Arial"/>
+                <w:b/>
+                <w:bCs/>
+                <w:szCs w:val="20"/>
+                <w:lang w:eastAsia="es-ES"/>
+              </w:rPr>
+              <w:t>3</w:t>
+            </w:r>
+          </w:p>
+        </w:tc>
+        <w:tc>
+          <w:tcPr>
+            <w:tcW w:w="720" w:type="dxa"/>
+            <w:hideMark/>
+          </w:tcPr>
+          <w:p>
+            <w:pPr>
+              <w:jc w:val="center"/>
+              <w:rPr>
+                <w:rFonts w:ascii="Arial" w:eastAsia="Times New Roman" w:hAnsi="Arial" w:cs="Arial"/>
+                <w:b/>
+                <w:bCs/>
+                <w:szCs w:val="20"/>
+                <w:lang w:eastAsia="es-ES"/>
+              </w:rPr>
+            </w:pPr>
+            <w:r>
+              <w:rPr>
+                <w:rFonts w:ascii="Arial" w:eastAsia="Times New Roman" w:hAnsi="Arial" w:cs="Arial"/>
+                <w:b/>
+                <w:bCs/>
+                <w:szCs w:val="20"/>
+                <w:lang w:eastAsia="es-ES"/>
+              </w:rPr>
+              <w:t>2</w:t>
+            </w:r>
+          </w:p>
+        </w:tc>
+        <w:tc>
+          <w:tcPr>
+            <w:tcW w:w="623" w:type="dxa"/>
+            <w:hideMark/>
+          </w:tcPr>
+          <w:p>
+            <w:pPr>
+              <w:jc w:val="center"/>
+              <w:rPr>
+                <w:rFonts w:ascii="Arial" w:eastAsia="Times New Roman" w:hAnsi="Arial" w:cs="Arial"/>
+                <w:b/>
+                <w:bCs/>
+                <w:szCs w:val="20"/>
+                <w:lang w:eastAsia="es-ES"/>
+              </w:rPr>
+            </w:pPr>
+            <w:r>
+              <w:rPr>
+                <w:rFonts w:ascii="Arial" w:eastAsia="Times New Roman" w:hAnsi="Arial" w:cs="Arial"/>
+                <w:b/>
+                <w:bCs/>
+                <w:szCs w:val="20"/>
+                <w:lang w:eastAsia="es-ES"/>
+              </w:rPr>
+              <w:t>1</w:t>
+            </w:r>
+          </w:p>
+        </w:tc>
+      </w:tr>
+      <w:tr>
+        <w:tc>
+          <w:tcPr>
+            <w:tcW w:w="810" w:type="dxa"/>
+            <w:hideMark/>
+          </w:tcPr>
+          <w:p>
+            <w:pPr>
+              <w:jc w:val="center"/>
+              <w:rPr>
+                <w:rFonts w:ascii="Arial" w:eastAsia="Times New Roman" w:hAnsi="Arial" w:cs="Arial"/>
+                <w:szCs w:val="20"/>
+                <w:lang w:eastAsia="es-ES"/>
+              </w:rPr>
+            </w:pPr>
+            <w:r>
+              <w:rPr>
+                <w:rFonts w:ascii="Arial" w:eastAsia="Times New Roman" w:hAnsi="Arial" w:cs="Arial"/>
+                <w:szCs w:val="20"/>
+                <w:lang w:eastAsia="es-ES"/>
+              </w:rPr>
+              <w:t>9</w:t>
+            </w:r>
+          </w:p>
+        </w:tc>
+        <w:tc>
+          <w:tcPr>
+            <w:tcW w:w="3695" w:type="dxa"/>
+            <w:hideMark/>
+          </w:tcPr>
+          <w:p>
+            <w:pPr>
+              <w:jc w:val="both"/>
+              <w:rPr>
+                <w:rFonts w:ascii="Arial" w:eastAsia="Times New Roman" w:hAnsi="Arial" w:cs="Arial"/>
+                <w:szCs w:val="20"/>
+                <w:lang w:eastAsia="es-ES"/>
+              </w:rPr>
+            </w:pPr>
+            <w:r>
+              <w:rPr>
+                <w:rFonts w:ascii="Arial" w:eastAsia="Times New Roman" w:hAnsi="Arial" w:cs="Arial"/>
+                <w:szCs w:val="20"/>
+                <w:lang w:val="es-ES" w:eastAsia="es-ES"/>
+              </w:rPr>
+              <w:t>¿</w:t>
+            </w:r>
+            <w:r>
+              <w:rPr>
+                <w:rFonts w:ascii="Arial" w:eastAsia="Times New Roman" w:hAnsi="Arial" w:cs="Arial"/>
+                <w:szCs w:val="20"/>
+                <w:lang w:eastAsia="es-ES"/>
+              </w:rPr>
+              <w:t xml:space="preserve">La asignación de tutores académicos y empresariales se efectúa de forma organizada y </w:t>
+            </w:r>
+            <w:r>
+              <w:rPr>
+                <w:rFonts w:ascii="Arial" w:eastAsia="Times New Roman" w:hAnsi="Arial" w:cs="Arial"/>
+                <w:szCs w:val="20"/>
+                <w:lang w:val="es-ES" w:eastAsia="es-ES"/>
+              </w:rPr>
+              <w:t>oportuna?</w:t>
+            </w:r>
+          </w:p>
+        </w:tc>
+        <w:tc>
+          <w:tcPr>
+            <w:tcW w:w="720" w:type="dxa"/>
+            <w:hideMark/>
+          </w:tcPr>
+          <w:p>
+            <w:pPr>
+              <w:jc w:val="center"/>
+              <w:rPr>
+                <w:rFonts w:ascii="Arial" w:eastAsia="Times New Roman" w:hAnsi="Arial" w:cs="Arial"/>
+                <w:szCs w:val="20"/>
+                <w:lang w:eastAsia="es-ES"/>
+              </w:rPr>
+            </w:pPr>
+          </w:p>
+        </w:tc>
+        <w:tc>
+          <w:tcPr>
+            <w:tcW w:w="720" w:type="dxa"/>
+            <w:hideMark/>
+          </w:tcPr>
+          <w:p>
+            <w:pPr>
+              <w:jc w:val="center"/>
+              <w:rPr>
+                <w:rFonts w:ascii="Arial" w:eastAsia="Times New Roman" w:hAnsi="Arial" w:cs="Arial"/>
+                <w:szCs w:val="20"/>
+                <w:lang w:eastAsia="es-ES"/>
+              </w:rPr>
+            </w:pPr>
+          </w:p>
+        </w:tc>
+        <w:tc>
+          <w:tcPr>
+            <w:tcW w:w="720" w:type="dxa"/>
+            <w:hideMark/>
+          </w:tcPr>
+          <w:p>
+            <w:pPr>
+              <w:jc w:val="center"/>
+              <w:rPr>
+                <w:rFonts w:ascii="Arial" w:eastAsia="Times New Roman" w:hAnsi="Arial" w:cs="Arial"/>
+                <w:szCs w:val="20"/>
+                <w:lang w:eastAsia="es-ES"/>
+              </w:rPr>
+            </w:pPr>
+          </w:p>
+        </w:tc>
+        <w:tc>
+          <w:tcPr>
+            <w:tcW w:w="720" w:type="dxa"/>
+            <w:hideMark/>
+          </w:tcPr>
+          <w:p>
+            <w:pPr>
+              <w:jc w:val="center"/>
+              <w:rPr>
+                <w:rFonts w:ascii="Arial" w:eastAsia="Times New Roman" w:hAnsi="Arial" w:cs="Arial"/>
+                <w:szCs w:val="20"/>
+                <w:lang w:eastAsia="es-ES"/>
+              </w:rPr>
+            </w:pPr>
+          </w:p>
+        </w:tc>
+        <w:tc>
+          <w:tcPr>
+            <w:tcW w:w="623" w:type="dxa"/>
+            <w:hideMark/>
+          </w:tcPr>
+          <w:p>
+            <w:pPr>
+              <w:jc w:val="center"/>
+              <w:rPr>
+                <w:rFonts w:ascii="Arial" w:eastAsia="Times New Roman" w:hAnsi="Arial" w:cs="Arial"/>
+                <w:szCs w:val="20"/>
+                <w:lang w:eastAsia="es-ES"/>
+              </w:rPr>
+            </w:pPr>
+          </w:p>
+        </w:tc>
+      </w:tr>
+    </w:tbl>
+    <w:p>
+      <w:pPr>
+        <w:rPr>
+          <w:rFonts w:ascii="Arial" w:hAnsi="Arial" w:cs="Arial"/>
+          <w:sz w:val="24"/>
+          <w:szCs w:val="24"/>
+        </w:rPr>
+      </w:pPr>
+    </w:p>
+    <w:p>
+      <w:pPr>
+        <w:rPr>
+          <w:rFonts w:ascii="Arial" w:eastAsia="Times New Roman" w:hAnsi="Arial" w:cs="Arial"/>
+          <w:szCs w:val="20"/>
+          <w:lang w:eastAsia="es-ES"/>
+        </w:rPr>
+      </w:pPr>
+      <w:r>
+        <w:rPr>
+          <w:rFonts w:ascii="Arial" w:hAnsi="Arial" w:cs="Arial"/>
+          <w:sz w:val="24"/>
+          <w:szCs w:val="24"/>
+        </w:rPr>
+        <w:t xml:space="preserve">Pregunta 10: </w:t>
+      </w:r>
+      <w:r>
+        <w:rPr>
+          <w:rFonts w:ascii="Arial" w:eastAsia="Times New Roman" w:hAnsi="Arial" w:cs="Arial"/>
+          <w:szCs w:val="20"/>
+          <w:lang w:eastAsia="es-ES"/>
+        </w:rPr>
+        <w:t>¿El seguimiento y recepción de informes de pasantías se realiza de forma sistemática?</w:t>
+      </w:r>
+    </w:p>
+    <w:tbl>
+      <w:tblPr>
+        <w:tblStyle w:val="Tablaconcuadrcula1"/>
+        <w:tblpPr w:leftFromText="141" w:rightFromText="141" w:vertAnchor="text" w:horzAnchor="margin" w:tblpY="36"/>
+        <w:tblW w:w="8008" w:type="dxa"/>
+        <w:tblLayout w:type="fixed"/>
+        <w:tblLook w:val="04A0" w:firstRow="1" w:lastRow="0" w:firstColumn="1" w:lastColumn="0" w:noHBand="0" w:noVBand="1"/>
+      </w:tblPr>
+      <w:tblGrid>
+        <w:gridCol w:w="810"/>
+        <w:gridCol w:w="3695"/>
+        <w:gridCol w:w="720"/>
+        <w:gridCol w:w="720"/>
+        <w:gridCol w:w="720"/>
+        <w:gridCol w:w="720"/>
+        <w:gridCol w:w="623"/>
+      </w:tblGrid>
+      <w:tr>
+        <w:tc>
+          <w:tcPr>
+            <w:tcW w:w="810" w:type="dxa"/>
+            <w:hideMark/>
+          </w:tcPr>
+          <w:p>
+            <w:pPr>
+              <w:jc w:val="center"/>
+              <w:rPr>
+                <w:rFonts w:ascii="Arial" w:eastAsia="Times New Roman" w:hAnsi="Arial" w:cs="Arial"/>
+                <w:b/>
+                <w:bCs/>
+                <w:szCs w:val="20"/>
+                <w:lang w:eastAsia="es-ES"/>
+              </w:rPr>
+            </w:pPr>
+            <w:r>
+              <w:rPr>
+                <w:rFonts w:ascii="Arial" w:eastAsia="Times New Roman" w:hAnsi="Arial" w:cs="Arial"/>
+                <w:b/>
+                <w:bCs/>
+                <w:szCs w:val="20"/>
+                <w:lang w:eastAsia="es-ES"/>
+              </w:rPr>
+              <w:t>Ítem</w:t>
+            </w:r>
+          </w:p>
+        </w:tc>
+        <w:tc>
+          <w:tcPr>
+            <w:tcW w:w="3695" w:type="dxa"/>
+            <w:hideMark/>
+          </w:tcPr>
+          <w:p>
+            <w:pPr>
+              <w:jc w:val="center"/>
+              <w:rPr>
+                <w:rFonts w:ascii="Arial" w:eastAsia="Times New Roman" w:hAnsi="Arial" w:cs="Arial"/>
+                <w:b/>
+                <w:bCs/>
+                <w:szCs w:val="20"/>
+                <w:lang w:eastAsia="es-ES"/>
+              </w:rPr>
+            </w:pPr>
+            <w:r>
+              <w:rPr>
+                <w:rFonts w:ascii="Arial" w:eastAsia="Times New Roman" w:hAnsi="Arial" w:cs="Arial"/>
+                <w:b/>
+                <w:bCs/>
+                <w:szCs w:val="20"/>
+                <w:lang w:eastAsia="es-ES"/>
+              </w:rPr>
+              <w:t>PREGUNTAS</w:t>
+            </w:r>
+          </w:p>
+        </w:tc>
+        <w:tc>
+          <w:tcPr>
+            <w:tcW w:w="720" w:type="dxa"/>
+            <w:hideMark/>
+          </w:tcPr>
+          <w:p>
+            <w:pPr>
+              <w:jc w:val="center"/>
+              <w:rPr>
+                <w:rFonts w:ascii="Arial" w:eastAsia="Times New Roman" w:hAnsi="Arial" w:cs="Arial"/>
+                <w:b/>
+                <w:bCs/>
+                <w:szCs w:val="20"/>
+                <w:lang w:eastAsia="es-ES"/>
+              </w:rPr>
+            </w:pPr>
+            <w:r>
+              <w:rPr>
+                <w:rFonts w:ascii="Arial" w:eastAsia="Times New Roman" w:hAnsi="Arial" w:cs="Arial"/>
+                <w:b/>
+                <w:bCs/>
+                <w:szCs w:val="20"/>
+                <w:lang w:eastAsia="es-ES"/>
+              </w:rPr>
+              <w:t>5</w:t>
+            </w:r>
+          </w:p>
+        </w:tc>
+        <w:tc>
+          <w:tcPr>
+            <w:tcW w:w="720" w:type="dxa"/>
+            <w:hideMark/>
+          </w:tcPr>
+          <w:p>
+            <w:pPr>
+              <w:jc w:val="center"/>
+              <w:rPr>
+                <w:rFonts w:ascii="Arial" w:eastAsia="Times New Roman" w:hAnsi="Arial" w:cs="Arial"/>
+                <w:b/>
+                <w:bCs/>
+                <w:szCs w:val="20"/>
+                <w:lang w:eastAsia="es-ES"/>
+              </w:rPr>
+            </w:pPr>
+            <w:r>
+              <w:rPr>
+                <w:rFonts w:ascii="Arial" w:eastAsia="Times New Roman" w:hAnsi="Arial" w:cs="Arial"/>
+                <w:b/>
+                <w:bCs/>
+                <w:szCs w:val="20"/>
+                <w:lang w:eastAsia="es-ES"/>
+              </w:rPr>
+              <w:t>4</w:t>
+            </w:r>
+          </w:p>
+        </w:tc>
+        <w:tc>
+          <w:tcPr>
+            <w:tcW w:w="720" w:type="dxa"/>
+            <w:hideMark/>
+          </w:tcPr>
+          <w:p>
+            <w:pPr>
+              <w:jc w:val="center"/>
+              <w:rPr>
+                <w:rFonts w:ascii="Arial" w:eastAsia="Times New Roman" w:hAnsi="Arial" w:cs="Arial"/>
+                <w:b/>
+                <w:bCs/>
+                <w:szCs w:val="20"/>
+                <w:lang w:eastAsia="es-ES"/>
+              </w:rPr>
+            </w:pPr>
+            <w:r>
+              <w:rPr>
+                <w:rFonts w:ascii="Arial" w:eastAsia="Times New Roman" w:hAnsi="Arial" w:cs="Arial"/>
+                <w:b/>
+                <w:bCs/>
+                <w:szCs w:val="20"/>
+                <w:lang w:eastAsia="es-ES"/>
+              </w:rPr>
+              <w:t>3</w:t>
+            </w:r>
+          </w:p>
+        </w:tc>
+        <w:tc>
+          <w:tcPr>
+            <w:tcW w:w="720" w:type="dxa"/>
+            <w:hideMark/>
+          </w:tcPr>
+          <w:p>
+            <w:pPr>
+              <w:jc w:val="center"/>
+              <w:rPr>
+                <w:rFonts w:ascii="Arial" w:eastAsia="Times New Roman" w:hAnsi="Arial" w:cs="Arial"/>
+                <w:b/>
+                <w:bCs/>
+                <w:szCs w:val="20"/>
+                <w:lang w:eastAsia="es-ES"/>
+              </w:rPr>
+            </w:pPr>
+            <w:r>
+              <w:rPr>
+                <w:rFonts w:ascii="Arial" w:eastAsia="Times New Roman" w:hAnsi="Arial" w:cs="Arial"/>
+                <w:b/>
+                <w:bCs/>
+                <w:szCs w:val="20"/>
+                <w:lang w:eastAsia="es-ES"/>
+              </w:rPr>
+              <w:t>2</w:t>
+            </w:r>
+          </w:p>
+        </w:tc>
+        <w:tc>
+          <w:tcPr>
+            <w:tcW w:w="623" w:type="dxa"/>
+            <w:hideMark/>
+          </w:tcPr>
+          <w:p>
+            <w:pPr>
+              <w:jc w:val="center"/>
+              <w:rPr>
+                <w:rFonts w:ascii="Arial" w:eastAsia="Times New Roman" w:hAnsi="Arial" w:cs="Arial"/>
+                <w:b/>
+                <w:bCs/>
+                <w:szCs w:val="20"/>
+                <w:lang w:eastAsia="es-ES"/>
+              </w:rPr>
+            </w:pPr>
+            <w:r>
+              <w:rPr>
+                <w:rFonts w:ascii="Arial" w:eastAsia="Times New Roman" w:hAnsi="Arial" w:cs="Arial"/>
+                <w:b/>
+                <w:bCs/>
+                <w:szCs w:val="20"/>
+                <w:lang w:eastAsia="es-ES"/>
+              </w:rPr>
+              <w:t>1</w:t>
+            </w:r>
+          </w:p>
+        </w:tc>
+      </w:tr>
+      <w:tr>
+        <w:tc>
+          <w:tcPr>
+            <w:tcW w:w="810" w:type="dxa"/>
+            <w:hideMark/>
+          </w:tcPr>
+          <w:p>
+            <w:pPr>
+              <w:jc w:val="center"/>
+              <w:rPr>
+                <w:rFonts w:ascii="Arial" w:eastAsia="Times New Roman" w:hAnsi="Arial" w:cs="Arial"/>
+                <w:szCs w:val="20"/>
+                <w:lang w:eastAsia="es-ES"/>
+              </w:rPr>
+            </w:pPr>
+            <w:r>
+              <w:rPr>
+                <w:rFonts w:ascii="Arial" w:eastAsia="Times New Roman" w:hAnsi="Arial" w:cs="Arial"/>
+                <w:szCs w:val="20"/>
+                <w:lang w:eastAsia="es-ES"/>
+              </w:rPr>
+              <w:t>10</w:t>
+            </w:r>
+          </w:p>
+        </w:tc>
+        <w:tc>
+          <w:tcPr>
+            <w:tcW w:w="3695" w:type="dxa"/>
+            <w:hideMark/>
+          </w:tcPr>
+          <w:p>
+            <w:pPr>
+              <w:jc w:val="both"/>
+              <w:rPr>
+                <w:rFonts w:ascii="Arial" w:eastAsia="Times New Roman" w:hAnsi="Arial" w:cs="Arial"/>
+                <w:szCs w:val="20"/>
+                <w:lang w:eastAsia="es-ES"/>
+              </w:rPr>
+            </w:pPr>
+            <w:r>
+              <w:rPr>
+                <w:rFonts w:ascii="Arial" w:eastAsia="Times New Roman" w:hAnsi="Arial" w:cs="Arial"/>
+                <w:szCs w:val="20"/>
+                <w:lang w:val="es-ES" w:eastAsia="es-ES"/>
+              </w:rPr>
+              <w:t>¿</w:t>
+            </w:r>
+            <w:r>
+              <w:rPr>
+                <w:rFonts w:ascii="Arial" w:eastAsia="Times New Roman" w:hAnsi="Arial" w:cs="Arial"/>
+                <w:szCs w:val="20"/>
+                <w:lang w:eastAsia="es-ES"/>
+              </w:rPr>
+              <w:t xml:space="preserve">El seguimiento y recepción de informes de pasantías se realiza de forma </w:t>
+            </w:r>
+            <w:r>
+              <w:rPr>
+                <w:rFonts w:ascii="Arial" w:eastAsia="Times New Roman" w:hAnsi="Arial" w:cs="Arial"/>
+                <w:szCs w:val="20"/>
+                <w:lang w:val="es-ES" w:eastAsia="es-ES"/>
+              </w:rPr>
+              <w:t>sistemática?</w:t>
+            </w:r>
+          </w:p>
+        </w:tc>
+        <w:tc>
+          <w:tcPr>
+            <w:tcW w:w="720" w:type="dxa"/>
+            <w:hideMark/>
+          </w:tcPr>
+          <w:p>
+            <w:pPr>
+              <w:jc w:val="center"/>
+              <w:rPr>
+                <w:rFonts w:ascii="Arial" w:eastAsia="Times New Roman" w:hAnsi="Arial" w:cs="Arial"/>
+                <w:szCs w:val="20"/>
+                <w:lang w:eastAsia="es-ES"/>
+              </w:rPr>
+            </w:pPr>
+          </w:p>
+        </w:tc>
+        <w:tc>
+          <w:tcPr>
+            <w:tcW w:w="720" w:type="dxa"/>
+            <w:hideMark/>
+          </w:tcPr>
+          <w:p>
+            <w:pPr>
+              <w:jc w:val="center"/>
+              <w:rPr>
+                <w:rFonts w:ascii="Arial" w:eastAsia="Times New Roman" w:hAnsi="Arial" w:cs="Arial"/>
+                <w:szCs w:val="20"/>
+                <w:lang w:eastAsia="es-ES"/>
+              </w:rPr>
+            </w:pPr>
+          </w:p>
+        </w:tc>
+        <w:tc>
+          <w:tcPr>
+            <w:tcW w:w="720" w:type="dxa"/>
+            <w:hideMark/>
+          </w:tcPr>
+          <w:p>
+            <w:pPr>
+              <w:jc w:val="center"/>
+              <w:rPr>
+                <w:rFonts w:ascii="Arial" w:eastAsia="Times New Roman" w:hAnsi="Arial" w:cs="Arial"/>
+                <w:szCs w:val="20"/>
+                <w:lang w:eastAsia="es-ES"/>
+              </w:rPr>
+            </w:pPr>
+          </w:p>
+        </w:tc>
+        <w:tc>
+          <w:tcPr>
+            <w:tcW w:w="720" w:type="dxa"/>
+            <w:hideMark/>
+          </w:tcPr>
+          <w:p>
+            <w:pPr>
+              <w:jc w:val="center"/>
+              <w:rPr>
+                <w:rFonts w:ascii="Arial" w:eastAsia="Times New Roman" w:hAnsi="Arial" w:cs="Arial"/>
+                <w:szCs w:val="20"/>
+                <w:lang w:eastAsia="es-ES"/>
+              </w:rPr>
+            </w:pPr>
+          </w:p>
+        </w:tc>
+        <w:tc>
+          <w:tcPr>
+            <w:tcW w:w="623" w:type="dxa"/>
+            <w:hideMark/>
+          </w:tcPr>
+          <w:p>
+            <w:pPr>
+              <w:jc w:val="center"/>
+              <w:rPr>
+                <w:rFonts w:ascii="Arial" w:eastAsia="Times New Roman" w:hAnsi="Arial" w:cs="Arial"/>
+                <w:szCs w:val="20"/>
+                <w:lang w:eastAsia="es-ES"/>
+              </w:rPr>
+            </w:pPr>
+          </w:p>
+        </w:tc>
+      </w:tr>
+    </w:tbl>
+    <w:p>
+      <w:pPr>
+        <w:rPr>
+          <w:rFonts w:ascii="Arial" w:hAnsi="Arial" w:cs="Arial"/>
+          <w:sz w:val="24"/>
+          <w:szCs w:val="24"/>
+        </w:rPr>
+      </w:pPr>
+    </w:p>
+    <w:p>
+      <w:pPr>
+        <w:rPr>
+          <w:rFonts w:ascii="Arial" w:eastAsia="Times New Roman" w:hAnsi="Arial" w:cs="Arial"/>
+          <w:szCs w:val="20"/>
+          <w:lang w:eastAsia="es-ES"/>
+        </w:rPr>
+      </w:pPr>
+      <w:r>
+        <w:rPr>
+          <w:rFonts w:ascii="Arial" w:hAnsi="Arial" w:cs="Arial"/>
+          <w:sz w:val="24"/>
+          <w:szCs w:val="24"/>
+        </w:rPr>
+        <w:t>Pregunta 11:</w:t>
+      </w:r>
+      <w:r>
+        <w:rPr>
+          <w:rFonts w:ascii="Arial" w:eastAsia="Times New Roman" w:hAnsi="Arial" w:cs="Arial"/>
+          <w:szCs w:val="20"/>
+          <w:lang w:eastAsia="es-ES"/>
         </w:rPr>
         <w:t xml:space="preserve"> </w:t>
       </w:r>
       <w:r>
         <w:rPr>
-          <w:rStyle w:val="Textoennegrita"/>
-          <w:rFonts w:ascii="Arial" w:hAnsi="Arial" w:cs="Arial"/>
-        </w:rPr>
-        <w:t>Indicador: Interfaz Amigable</w:t>
-      </w:r>
-    </w:p>
-    <w:p>
-      <w:pPr>
-        <w:pStyle w:val="NormalWeb"/>
-        <w:rPr>
-          <w:rFonts w:ascii="Arial" w:hAnsi="Arial" w:cs="Arial"/>
-        </w:rPr>
-      </w:pPr>
-      <w:r>
-        <w:rPr>
-          <w:rFonts w:ascii="Arial" w:hAnsi="Arial" w:cs="Arial"/>
-        </w:rPr>
-        <w:t>Las herramientas utilizadas actualmente para la gestión de pasantías resultan claras y comprensibles para los usuarios.</w:t>
-      </w:r>
-    </w:p>
-    <w:p>
-      <w:pPr>
-        <w:pStyle w:val="NormalWeb"/>
-        <w:rPr>
-          <w:rFonts w:ascii="Arial" w:hAnsi="Arial" w:cs="Arial"/>
-        </w:rPr>
-      </w:pPr>
-      <w:r>
-        <w:rPr>
-          <w:rFonts w:ascii="Segoe UI Symbol" w:hAnsi="Segoe UI Symbol" w:cs="Segoe UI Symbol"/>
-        </w:rPr>
-        <w:t>☐</w:t>
-      </w:r>
-      <w:r>
-        <w:rPr>
-          <w:rFonts w:ascii="Arial" w:hAnsi="Arial" w:cs="Arial"/>
-        </w:rPr>
-        <w:t xml:space="preserve">5 </w:t>
-      </w:r>
-      <w:r>
-        <w:rPr>
-          <w:rFonts w:ascii="Segoe UI Symbol" w:hAnsi="Segoe UI Symbol" w:cs="Segoe UI Symbol"/>
-        </w:rPr>
-        <w:t>☐</w:t>
-      </w:r>
-      <w:r>
-        <w:rPr>
-          <w:rFonts w:ascii="Arial" w:hAnsi="Arial" w:cs="Arial"/>
-        </w:rPr>
-        <w:t xml:space="preserve">4 </w:t>
-      </w:r>
-      <w:r>
-        <w:rPr>
-          <w:rFonts w:ascii="Segoe UI Symbol" w:hAnsi="Segoe UI Symbol" w:cs="Segoe UI Symbol"/>
-        </w:rPr>
-        <w:t>☐</w:t>
-      </w:r>
-      <w:r>
-        <w:rPr>
-          <w:rFonts w:ascii="Arial" w:hAnsi="Arial" w:cs="Arial"/>
-        </w:rPr>
-        <w:t xml:space="preserve">3 </w:t>
-      </w:r>
-      <w:r>
-        <w:rPr>
-          <w:rFonts w:ascii="Segoe UI Symbol" w:hAnsi="Segoe UI Symbol" w:cs="Segoe UI Symbol"/>
-        </w:rPr>
-        <w:t>☐</w:t>
-      </w:r>
-      <w:r>
-        <w:rPr>
-          <w:rFonts w:ascii="Arial" w:hAnsi="Arial" w:cs="Arial"/>
-        </w:rPr>
-        <w:t xml:space="preserve">2 </w:t>
-      </w:r>
-      <w:r>
-        <w:rPr>
-          <w:rFonts w:ascii="Segoe UI Symbol" w:hAnsi="Segoe UI Symbol" w:cs="Segoe UI Symbol"/>
-        </w:rPr>
-        <w:t>☐</w:t>
-      </w:r>
-      <w:r>
-        <w:rPr>
-          <w:rFonts w:ascii="Arial" w:hAnsi="Arial" w:cs="Arial"/>
-        </w:rPr>
-        <w:t>1</w:t>
-      </w:r>
-    </w:p>
-    <w:p>
-      <w:pPr>
-        <w:rPr>
-          <w:rFonts w:ascii="Arial" w:hAnsi="Arial" w:cs="Arial"/>
-          <w:b/>
-          <w:sz w:val="24"/>
-        </w:rPr>
-      </w:pPr>
-      <w:r>
-        <w:rPr>
-          <w:rFonts w:ascii="Arial" w:hAnsi="Arial" w:cs="Arial"/>
-          <w:b/>
-          <w:sz w:val="24"/>
-        </w:rPr>
-        <w:t>Dimensión: Seguridad</w:t>
-      </w:r>
-    </w:p>
-    <w:p>
-      <w:pPr>
-        <w:pStyle w:val="NormalWeb"/>
-        <w:rPr>
-          <w:rFonts w:ascii="Arial" w:hAnsi="Arial" w:cs="Arial"/>
-        </w:rPr>
-      </w:pPr>
-      <w:r>
-        <w:rPr>
-          <w:rStyle w:val="Textoennegrita"/>
-          <w:rFonts w:ascii="Arial" w:hAnsi="Arial" w:cs="Arial"/>
-        </w:rPr>
-        <w:t>Ítem 6:</w:t>
-      </w:r>
-      <w:r>
-        <w:rPr>
-          <w:rStyle w:val="Textoennegrita"/>
-          <w:rFonts w:ascii="Arial" w:hAnsi="Arial" w:cs="Arial"/>
+          <w:rFonts w:ascii="Arial" w:eastAsia="Times New Roman" w:hAnsi="Arial" w:cs="Arial"/>
+          <w:szCs w:val="20"/>
+          <w:lang w:eastAsia="es-ES"/>
+        </w:rPr>
+        <w:t>¿El proceso de evaluación y registro de las calificaciones de pasantías es rápido y confiable?</w:t>
+      </w:r>
+    </w:p>
+    <w:tbl>
+      <w:tblPr>
+        <w:tblStyle w:val="Tablaconcuadrcula1"/>
+        <w:tblpPr w:leftFromText="141" w:rightFromText="141" w:vertAnchor="text" w:horzAnchor="margin" w:tblpY="36"/>
+        <w:tblW w:w="8008" w:type="dxa"/>
+        <w:tblLayout w:type="fixed"/>
+        <w:tblLook w:val="04A0" w:firstRow="1" w:lastRow="0" w:firstColumn="1" w:lastColumn="0" w:noHBand="0" w:noVBand="1"/>
+      </w:tblPr>
+      <w:tblGrid>
+        <w:gridCol w:w="810"/>
+        <w:gridCol w:w="3695"/>
+        <w:gridCol w:w="720"/>
+        <w:gridCol w:w="720"/>
+        <w:gridCol w:w="720"/>
+        <w:gridCol w:w="720"/>
+        <w:gridCol w:w="623"/>
+      </w:tblGrid>
+      <w:tr>
+        <w:tc>
+          <w:tcPr>
+            <w:tcW w:w="810" w:type="dxa"/>
+            <w:hideMark/>
+          </w:tcPr>
+          <w:p>
+            <w:pPr>
+              <w:jc w:val="center"/>
+              <w:rPr>
+                <w:rFonts w:ascii="Arial" w:eastAsia="Times New Roman" w:hAnsi="Arial" w:cs="Arial"/>
+                <w:b/>
+                <w:bCs/>
+                <w:szCs w:val="20"/>
+                <w:lang w:eastAsia="es-ES"/>
+              </w:rPr>
+            </w:pPr>
+            <w:r>
+              <w:rPr>
+                <w:rFonts w:ascii="Arial" w:eastAsia="Times New Roman" w:hAnsi="Arial" w:cs="Arial"/>
+                <w:b/>
+                <w:bCs/>
+                <w:szCs w:val="20"/>
+                <w:lang w:eastAsia="es-ES"/>
+              </w:rPr>
+              <w:t>Ítem</w:t>
+            </w:r>
+          </w:p>
+        </w:tc>
+        <w:tc>
+          <w:tcPr>
+            <w:tcW w:w="3695" w:type="dxa"/>
+            <w:hideMark/>
+          </w:tcPr>
+          <w:p>
+            <w:pPr>
+              <w:jc w:val="center"/>
+              <w:rPr>
+                <w:rFonts w:ascii="Arial" w:eastAsia="Times New Roman" w:hAnsi="Arial" w:cs="Arial"/>
+                <w:b/>
+                <w:bCs/>
+                <w:szCs w:val="20"/>
+                <w:lang w:eastAsia="es-ES"/>
+              </w:rPr>
+            </w:pPr>
+            <w:r>
+              <w:rPr>
+                <w:rFonts w:ascii="Arial" w:eastAsia="Times New Roman" w:hAnsi="Arial" w:cs="Arial"/>
+                <w:b/>
+                <w:bCs/>
+                <w:szCs w:val="20"/>
+                <w:lang w:eastAsia="es-ES"/>
+              </w:rPr>
+              <w:t>PREGUNTAS</w:t>
+            </w:r>
+          </w:p>
+        </w:tc>
+        <w:tc>
+          <w:tcPr>
+            <w:tcW w:w="720" w:type="dxa"/>
+            <w:hideMark/>
+          </w:tcPr>
+          <w:p>
+            <w:pPr>
+              <w:jc w:val="center"/>
+              <w:rPr>
+                <w:rFonts w:ascii="Arial" w:eastAsia="Times New Roman" w:hAnsi="Arial" w:cs="Arial"/>
+                <w:b/>
+                <w:bCs/>
+                <w:szCs w:val="20"/>
+                <w:lang w:eastAsia="es-ES"/>
+              </w:rPr>
+            </w:pPr>
+            <w:r>
+              <w:rPr>
+                <w:rFonts w:ascii="Arial" w:eastAsia="Times New Roman" w:hAnsi="Arial" w:cs="Arial"/>
+                <w:b/>
+                <w:bCs/>
+                <w:szCs w:val="20"/>
+                <w:lang w:eastAsia="es-ES"/>
+              </w:rPr>
+              <w:t>5</w:t>
+            </w:r>
+          </w:p>
+        </w:tc>
+        <w:tc>
+          <w:tcPr>
+            <w:tcW w:w="720" w:type="dxa"/>
+            <w:hideMark/>
+          </w:tcPr>
+          <w:p>
+            <w:pPr>
+              <w:jc w:val="center"/>
+              <w:rPr>
+                <w:rFonts w:ascii="Arial" w:eastAsia="Times New Roman" w:hAnsi="Arial" w:cs="Arial"/>
+                <w:b/>
+                <w:bCs/>
+                <w:szCs w:val="20"/>
+                <w:lang w:eastAsia="es-ES"/>
+              </w:rPr>
+            </w:pPr>
+            <w:r>
+              <w:rPr>
+                <w:rFonts w:ascii="Arial" w:eastAsia="Times New Roman" w:hAnsi="Arial" w:cs="Arial"/>
+                <w:b/>
+                <w:bCs/>
+                <w:szCs w:val="20"/>
+                <w:lang w:eastAsia="es-ES"/>
+              </w:rPr>
+              <w:t>4</w:t>
+            </w:r>
+          </w:p>
+        </w:tc>
+        <w:tc>
+          <w:tcPr>
+            <w:tcW w:w="720" w:type="dxa"/>
+            <w:hideMark/>
+          </w:tcPr>
+          <w:p>
+            <w:pPr>
+              <w:jc w:val="center"/>
+              <w:rPr>
+                <w:rFonts w:ascii="Arial" w:eastAsia="Times New Roman" w:hAnsi="Arial" w:cs="Arial"/>
+                <w:b/>
+                <w:bCs/>
+                <w:szCs w:val="20"/>
+                <w:lang w:eastAsia="es-ES"/>
+              </w:rPr>
+            </w:pPr>
+            <w:r>
+              <w:rPr>
+                <w:rFonts w:ascii="Arial" w:eastAsia="Times New Roman" w:hAnsi="Arial" w:cs="Arial"/>
+                <w:b/>
+                <w:bCs/>
+                <w:szCs w:val="20"/>
+                <w:lang w:eastAsia="es-ES"/>
+              </w:rPr>
+              <w:t>3</w:t>
+            </w:r>
+          </w:p>
+        </w:tc>
+        <w:tc>
+          <w:tcPr>
+            <w:tcW w:w="720" w:type="dxa"/>
+            <w:hideMark/>
+          </w:tcPr>
+          <w:p>
+            <w:pPr>
+              <w:jc w:val="center"/>
+              <w:rPr>
+                <w:rFonts w:ascii="Arial" w:eastAsia="Times New Roman" w:hAnsi="Arial" w:cs="Arial"/>
+                <w:b/>
+                <w:bCs/>
+                <w:szCs w:val="20"/>
+                <w:lang w:eastAsia="es-ES"/>
+              </w:rPr>
+            </w:pPr>
+            <w:r>
+              <w:rPr>
+                <w:rFonts w:ascii="Arial" w:eastAsia="Times New Roman" w:hAnsi="Arial" w:cs="Arial"/>
+                <w:b/>
+                <w:bCs/>
+                <w:szCs w:val="20"/>
+                <w:lang w:eastAsia="es-ES"/>
+              </w:rPr>
+              <w:t>2</w:t>
+            </w:r>
+          </w:p>
+        </w:tc>
+        <w:tc>
+          <w:tcPr>
+            <w:tcW w:w="623" w:type="dxa"/>
+            <w:hideMark/>
+          </w:tcPr>
+          <w:p>
+            <w:pPr>
+              <w:jc w:val="center"/>
+              <w:rPr>
+                <w:rFonts w:ascii="Arial" w:eastAsia="Times New Roman" w:hAnsi="Arial" w:cs="Arial"/>
+                <w:b/>
+                <w:bCs/>
+                <w:szCs w:val="20"/>
+                <w:lang w:eastAsia="es-ES"/>
+              </w:rPr>
+            </w:pPr>
+            <w:r>
+              <w:rPr>
+                <w:rFonts w:ascii="Arial" w:eastAsia="Times New Roman" w:hAnsi="Arial" w:cs="Arial"/>
+                <w:b/>
+                <w:bCs/>
+                <w:szCs w:val="20"/>
+                <w:lang w:eastAsia="es-ES"/>
+              </w:rPr>
+              <w:t>1</w:t>
+            </w:r>
+          </w:p>
+        </w:tc>
+      </w:tr>
+      <w:tr>
+        <w:tc>
+          <w:tcPr>
+            <w:tcW w:w="810" w:type="dxa"/>
+            <w:hideMark/>
+          </w:tcPr>
+          <w:p>
+            <w:pPr>
+              <w:jc w:val="center"/>
+              <w:rPr>
+                <w:rFonts w:ascii="Arial" w:eastAsia="Times New Roman" w:hAnsi="Arial" w:cs="Arial"/>
+                <w:szCs w:val="20"/>
+                <w:lang w:eastAsia="es-ES"/>
+              </w:rPr>
+            </w:pPr>
+            <w:r>
+              <w:rPr>
+                <w:rFonts w:ascii="Arial" w:eastAsia="Times New Roman" w:hAnsi="Arial" w:cs="Arial"/>
+                <w:szCs w:val="20"/>
+                <w:lang w:eastAsia="es-ES"/>
+              </w:rPr>
+              <w:t>1</w:t>
+            </w:r>
+            <w:r>
+              <w:rPr>
+                <w:rFonts w:ascii="Arial" w:eastAsia="Times New Roman" w:hAnsi="Arial" w:cs="Arial"/>
+                <w:szCs w:val="20"/>
+                <w:lang w:eastAsia="es-ES"/>
+              </w:rPr>
+              <w:t>1</w:t>
+            </w:r>
+          </w:p>
+        </w:tc>
+        <w:tc>
+          <w:tcPr>
+            <w:tcW w:w="3695" w:type="dxa"/>
+            <w:hideMark/>
+          </w:tcPr>
+          <w:p>
+            <w:pPr>
+              <w:jc w:val="both"/>
+              <w:rPr>
+                <w:rFonts w:ascii="Arial" w:eastAsia="Times New Roman" w:hAnsi="Arial" w:cs="Arial"/>
+                <w:szCs w:val="20"/>
+                <w:lang w:eastAsia="es-ES"/>
+              </w:rPr>
+            </w:pPr>
+            <w:r>
+              <w:rPr>
+                <w:rFonts w:ascii="Arial" w:eastAsia="Times New Roman" w:hAnsi="Arial" w:cs="Arial"/>
+                <w:szCs w:val="20"/>
+                <w:lang w:val="es-ES" w:eastAsia="es-ES"/>
+              </w:rPr>
+              <w:t>¿</w:t>
+            </w:r>
+            <w:r>
+              <w:rPr>
+                <w:rFonts w:ascii="Arial" w:eastAsia="Times New Roman" w:hAnsi="Arial" w:cs="Arial"/>
+                <w:szCs w:val="20"/>
+                <w:lang w:eastAsia="es-ES"/>
+              </w:rPr>
+              <w:t xml:space="preserve">El proceso de evaluación y registro de las calificaciones de pasantías es rápido y </w:t>
+            </w:r>
+            <w:r>
+              <w:rPr>
+                <w:rFonts w:ascii="Arial" w:eastAsia="Times New Roman" w:hAnsi="Arial" w:cs="Arial"/>
+                <w:szCs w:val="20"/>
+                <w:lang w:val="es-ES" w:eastAsia="es-ES"/>
+              </w:rPr>
+              <w:t>confiable?</w:t>
+            </w:r>
+          </w:p>
+        </w:tc>
+        <w:tc>
+          <w:tcPr>
+            <w:tcW w:w="720" w:type="dxa"/>
+            <w:hideMark/>
+          </w:tcPr>
+          <w:p>
+            <w:pPr>
+              <w:jc w:val="center"/>
+              <w:rPr>
+                <w:rFonts w:ascii="Arial" w:eastAsia="Times New Roman" w:hAnsi="Arial" w:cs="Arial"/>
+                <w:szCs w:val="20"/>
+                <w:lang w:eastAsia="es-ES"/>
+              </w:rPr>
+            </w:pPr>
+          </w:p>
+        </w:tc>
+        <w:tc>
+          <w:tcPr>
+            <w:tcW w:w="720" w:type="dxa"/>
+            <w:hideMark/>
+          </w:tcPr>
+          <w:p>
+            <w:pPr>
+              <w:jc w:val="center"/>
+              <w:rPr>
+                <w:rFonts w:ascii="Arial" w:eastAsia="Times New Roman" w:hAnsi="Arial" w:cs="Arial"/>
+                <w:szCs w:val="20"/>
+                <w:lang w:eastAsia="es-ES"/>
+              </w:rPr>
+            </w:pPr>
+          </w:p>
+        </w:tc>
+        <w:tc>
+          <w:tcPr>
+            <w:tcW w:w="720" w:type="dxa"/>
+            <w:hideMark/>
+          </w:tcPr>
+          <w:p>
+            <w:pPr>
+              <w:jc w:val="center"/>
+              <w:rPr>
+                <w:rFonts w:ascii="Arial" w:eastAsia="Times New Roman" w:hAnsi="Arial" w:cs="Arial"/>
+                <w:szCs w:val="20"/>
+                <w:lang w:eastAsia="es-ES"/>
+              </w:rPr>
+            </w:pPr>
+          </w:p>
+        </w:tc>
+        <w:tc>
+          <w:tcPr>
+            <w:tcW w:w="720" w:type="dxa"/>
+            <w:hideMark/>
+          </w:tcPr>
+          <w:p>
+            <w:pPr>
+              <w:jc w:val="center"/>
+              <w:rPr>
+                <w:rFonts w:ascii="Arial" w:eastAsia="Times New Roman" w:hAnsi="Arial" w:cs="Arial"/>
+                <w:szCs w:val="20"/>
+                <w:lang w:eastAsia="es-ES"/>
+              </w:rPr>
+            </w:pPr>
+          </w:p>
+        </w:tc>
+        <w:tc>
+          <w:tcPr>
+            <w:tcW w:w="623" w:type="dxa"/>
+            <w:hideMark/>
+          </w:tcPr>
+          <w:p>
+            <w:pPr>
+              <w:jc w:val="center"/>
+              <w:rPr>
+                <w:rFonts w:ascii="Arial" w:eastAsia="Times New Roman" w:hAnsi="Arial" w:cs="Arial"/>
+                <w:szCs w:val="20"/>
+                <w:lang w:eastAsia="es-ES"/>
+              </w:rPr>
+            </w:pPr>
+          </w:p>
+        </w:tc>
+      </w:tr>
+    </w:tbl>
+    <w:p>
+      <w:pPr>
+        <w:rPr>
+          <w:rFonts w:ascii="Arial" w:hAnsi="Arial" w:cs="Arial"/>
+          <w:sz w:val="24"/>
+          <w:szCs w:val="24"/>
+        </w:rPr>
+      </w:pPr>
+    </w:p>
+    <w:p>
+      <w:pPr>
+        <w:rPr>
+          <w:rFonts w:ascii="Arial" w:eastAsia="Times New Roman" w:hAnsi="Arial" w:cs="Arial"/>
+          <w:szCs w:val="20"/>
+          <w:lang w:eastAsia="es-ES"/>
+        </w:rPr>
+      </w:pPr>
+      <w:r>
+        <w:rPr>
+          <w:rFonts w:ascii="Arial" w:hAnsi="Arial" w:cs="Arial"/>
+          <w:sz w:val="24"/>
+          <w:szCs w:val="24"/>
+        </w:rPr>
+        <w:t>Pregunta 12:</w:t>
+      </w:r>
+      <w:r>
+        <w:rPr>
+          <w:rFonts w:ascii="Arial" w:hAnsi="Arial" w:cs="Arial"/>
+          <w:sz w:val="24"/>
+          <w:szCs w:val="24"/>
         </w:rPr>
         <w:t xml:space="preserve"> </w:t>
       </w:r>
       <w:r>
         <w:rPr>
-          <w:rStyle w:val="Textoennegrita"/>
-          <w:rFonts w:ascii="Arial" w:hAnsi="Arial" w:cs="Arial"/>
-        </w:rPr>
-        <w:t>Indicador: Respaldo de Información</w:t>
-      </w:r>
-    </w:p>
-    <w:p>
-      <w:pPr>
-        <w:pStyle w:val="NormalWeb"/>
-        <w:rPr>
-          <w:rFonts w:ascii="Arial" w:hAnsi="Arial" w:cs="Arial"/>
-        </w:rPr>
-      </w:pPr>
-      <w:r>
-        <w:rPr>
-          <w:rFonts w:ascii="Arial" w:hAnsi="Arial" w:cs="Arial"/>
-        </w:rPr>
-        <w:t>Existe un mecanismo confiable para el resguardo y recuperación de la información relacionada con las pasantías.</w:t>
-      </w:r>
-    </w:p>
-    <w:p>
-      <w:pPr>
-        <w:pStyle w:val="NormalWeb"/>
-        <w:rPr>
-          <w:rFonts w:ascii="Arial" w:hAnsi="Arial" w:cs="Arial"/>
-        </w:rPr>
-      </w:pPr>
-      <w:r>
-        <w:rPr>
-          <w:rFonts w:ascii="Segoe UI Symbol" w:hAnsi="Segoe UI Symbol" w:cs="Segoe UI Symbol"/>
-        </w:rPr>
-        <w:t>☐</w:t>
-      </w:r>
-      <w:r>
-        <w:rPr>
-          <w:rFonts w:ascii="Arial" w:hAnsi="Arial" w:cs="Arial"/>
-        </w:rPr>
-        <w:t xml:space="preserve">5 </w:t>
-      </w:r>
-      <w:r>
-        <w:rPr>
-          <w:rFonts w:ascii="Segoe UI Symbol" w:hAnsi="Segoe UI Symbol" w:cs="Segoe UI Symbol"/>
-        </w:rPr>
-        <w:t>☐</w:t>
-      </w:r>
-      <w:r>
-        <w:rPr>
-          <w:rFonts w:ascii="Arial" w:hAnsi="Arial" w:cs="Arial"/>
-        </w:rPr>
-        <w:t xml:space="preserve">4 </w:t>
-      </w:r>
-      <w:r>
-        <w:rPr>
-          <w:rFonts w:ascii="Segoe UI Symbol" w:hAnsi="Segoe UI Symbol" w:cs="Segoe UI Symbol"/>
-        </w:rPr>
-        <w:t>☐</w:t>
-      </w:r>
-      <w:r>
-        <w:rPr>
-          <w:rFonts w:ascii="Arial" w:hAnsi="Arial" w:cs="Arial"/>
-        </w:rPr>
-        <w:t xml:space="preserve">3 </w:t>
-      </w:r>
-      <w:r>
-        <w:rPr>
-          <w:rFonts w:ascii="Segoe UI Symbol" w:hAnsi="Segoe UI Symbol" w:cs="Segoe UI Symbol"/>
-        </w:rPr>
-        <w:t>☐</w:t>
-      </w:r>
-      <w:r>
-        <w:rPr>
-          <w:rFonts w:ascii="Arial" w:hAnsi="Arial" w:cs="Arial"/>
-        </w:rPr>
-        <w:t xml:space="preserve">2 </w:t>
-      </w:r>
-      <w:r>
-        <w:rPr>
-          <w:rFonts w:ascii="Segoe UI Symbol" w:hAnsi="Segoe UI Symbol" w:cs="Segoe UI Symbol"/>
-        </w:rPr>
-        <w:t>☐</w:t>
-      </w:r>
-      <w:r>
-        <w:rPr>
-          <w:rFonts w:ascii="Arial" w:hAnsi="Arial" w:cs="Arial"/>
-        </w:rPr>
-        <w:t>1</w:t>
-      </w:r>
-    </w:p>
-    <w:p>
-      <w:pPr>
-        <w:pStyle w:val="Ttulo2"/>
-        <w:jc w:val="center"/>
-        <w:rPr>
-          <w:rFonts w:ascii="Arial" w:hAnsi="Arial" w:cs="Arial"/>
-          <w:sz w:val="24"/>
-          <w:szCs w:val="24"/>
-        </w:rPr>
-      </w:pPr>
-      <w:r>
-        <w:rPr>
-          <w:rFonts w:ascii="Arial" w:hAnsi="Arial" w:cs="Arial"/>
-          <w:sz w:val="24"/>
-          <w:szCs w:val="24"/>
-        </w:rPr>
-        <w:t>Variable: Gestión de Pasantías</w:t>
-      </w:r>
-    </w:p>
-    <w:p>
-      <w:pPr>
-        <w:rPr>
-          <w:rFonts w:ascii="Arial" w:hAnsi="Arial" w:cs="Arial"/>
-          <w:b/>
-          <w:sz w:val="24"/>
-        </w:rPr>
-      </w:pPr>
-      <w:r>
-        <w:rPr>
-          <w:rFonts w:ascii="Arial" w:hAnsi="Arial" w:cs="Arial"/>
-          <w:b/>
-          <w:sz w:val="24"/>
-        </w:rPr>
-        <w:t>Dimensión: Registro</w:t>
-      </w:r>
-    </w:p>
-    <w:p>
-      <w:pPr>
-        <w:pStyle w:val="NormalWeb"/>
-        <w:rPr>
-          <w:rFonts w:ascii="Arial" w:hAnsi="Arial" w:cs="Arial"/>
-        </w:rPr>
-      </w:pPr>
-      <w:r>
-        <w:rPr>
-          <w:rStyle w:val="Textoennegrita"/>
-          <w:rFonts w:ascii="Arial" w:hAnsi="Arial" w:cs="Arial"/>
-        </w:rPr>
-        <w:t>Ítem 7:</w:t>
-      </w:r>
-      <w:r>
-        <w:rPr>
-          <w:rStyle w:val="Textoennegrita"/>
-          <w:rFonts w:ascii="Arial" w:hAnsi="Arial" w:cs="Arial"/>
-        </w:rPr>
-        <w:t xml:space="preserve"> </w:t>
-      </w:r>
-      <w:r>
-        <w:rPr>
-          <w:rStyle w:val="Textoennegrita"/>
-          <w:rFonts w:ascii="Arial" w:hAnsi="Arial" w:cs="Arial"/>
-        </w:rPr>
-        <w:t>Indicador: Recepción de Documentos</w:t>
-      </w:r>
-    </w:p>
-    <w:p>
-      <w:pPr>
-        <w:pStyle w:val="NormalWeb"/>
-        <w:rPr>
-          <w:rFonts w:ascii="Arial" w:hAnsi="Arial" w:cs="Arial"/>
-        </w:rPr>
-      </w:pPr>
-      <w:r>
-        <w:rPr>
-          <w:rFonts w:ascii="Arial" w:hAnsi="Arial" w:cs="Arial"/>
-        </w:rPr>
-        <w:t>El proceso de recepción y control de documentos de los pasantes se realiza de manera eficiente.</w:t>
-      </w:r>
-    </w:p>
-    <w:p>
-      <w:pPr>
-        <w:pStyle w:val="NormalWeb"/>
-        <w:rPr>
-          <w:rFonts w:ascii="Arial" w:hAnsi="Arial" w:cs="Arial"/>
-        </w:rPr>
-      </w:pPr>
-      <w:r>
-        <w:rPr>
-          <w:rFonts w:ascii="Segoe UI Symbol" w:hAnsi="Segoe UI Symbol" w:cs="Segoe UI Symbol"/>
-        </w:rPr>
-        <w:t>☐</w:t>
-      </w:r>
-      <w:r>
-        <w:rPr>
-          <w:rFonts w:ascii="Arial" w:hAnsi="Arial" w:cs="Arial"/>
-        </w:rPr>
-        <w:t xml:space="preserve">5 </w:t>
-      </w:r>
-      <w:r>
-        <w:rPr>
-          <w:rFonts w:ascii="Segoe UI Symbol" w:hAnsi="Segoe UI Symbol" w:cs="Segoe UI Symbol"/>
-        </w:rPr>
-        <w:t>☐</w:t>
-      </w:r>
-      <w:r>
-        <w:rPr>
-          <w:rFonts w:ascii="Arial" w:hAnsi="Arial" w:cs="Arial"/>
-        </w:rPr>
-        <w:t xml:space="preserve">4 </w:t>
-      </w:r>
-      <w:r>
-        <w:rPr>
-          <w:rFonts w:ascii="Segoe UI Symbol" w:hAnsi="Segoe UI Symbol" w:cs="Segoe UI Symbol"/>
-        </w:rPr>
-        <w:t>☐</w:t>
-      </w:r>
-      <w:r>
-        <w:rPr>
-          <w:rFonts w:ascii="Arial" w:hAnsi="Arial" w:cs="Arial"/>
-        </w:rPr>
-        <w:t xml:space="preserve">3 </w:t>
-      </w:r>
-      <w:r>
-        <w:rPr>
-          <w:rFonts w:ascii="Segoe UI Symbol" w:hAnsi="Segoe UI Symbol" w:cs="Segoe UI Symbol"/>
-        </w:rPr>
-        <w:t>☐</w:t>
-      </w:r>
-      <w:r>
-        <w:rPr>
-          <w:rFonts w:ascii="Arial" w:hAnsi="Arial" w:cs="Arial"/>
-        </w:rPr>
-        <w:t xml:space="preserve">2 </w:t>
-      </w:r>
-      <w:r>
-        <w:rPr>
-          <w:rFonts w:ascii="Segoe UI Symbol" w:hAnsi="Segoe UI Symbol" w:cs="Segoe UI Symbol"/>
-        </w:rPr>
-        <w:t>☐</w:t>
-      </w:r>
-      <w:r>
-        <w:rPr>
-          <w:rFonts w:ascii="Arial" w:hAnsi="Arial" w:cs="Arial"/>
-        </w:rPr>
-        <w:t>1</w:t>
-      </w:r>
-    </w:p>
-    <w:p>
-      <w:pPr>
-        <w:pStyle w:val="NormalWeb"/>
-        <w:rPr>
-          <w:rFonts w:ascii="Arial" w:hAnsi="Arial" w:cs="Arial"/>
-        </w:rPr>
-      </w:pPr>
-      <w:r>
-        <w:rPr>
-          <w:rStyle w:val="Textoennegrita"/>
-          <w:rFonts w:ascii="Arial" w:hAnsi="Arial" w:cs="Arial"/>
-        </w:rPr>
-        <w:t>Ítem 8</w:t>
-      </w:r>
-      <w:r>
-        <w:rPr>
-          <w:rStyle w:val="Textoennegrita"/>
-          <w:rFonts w:ascii="Arial" w:hAnsi="Arial" w:cs="Arial"/>
-        </w:rPr>
-        <w:t>:</w:t>
-      </w:r>
-      <w:r>
-        <w:rPr>
-          <w:rStyle w:val="Textoennegrita"/>
-          <w:rFonts w:ascii="Arial" w:hAnsi="Arial" w:cs="Arial"/>
-        </w:rPr>
-        <w:t xml:space="preserve"> </w:t>
-      </w:r>
-      <w:r>
-        <w:rPr>
-          <w:rStyle w:val="Textoennegrita"/>
-          <w:rFonts w:ascii="Arial" w:hAnsi="Arial" w:cs="Arial"/>
-        </w:rPr>
-        <w:t>Indicador: Asignación de Tutores</w:t>
-      </w:r>
-    </w:p>
-    <w:p>
-      <w:pPr>
-        <w:pStyle w:val="NormalWeb"/>
-        <w:rPr>
-          <w:rFonts w:ascii="Arial" w:hAnsi="Arial" w:cs="Arial"/>
-        </w:rPr>
-      </w:pPr>
-      <w:r>
-        <w:rPr>
-          <w:rFonts w:ascii="Arial" w:hAnsi="Arial" w:cs="Arial"/>
-        </w:rPr>
-        <w:t>La asignación de tutores académicos y empresariales se efectúa de forma organizada y oportuna.</w:t>
-      </w:r>
-    </w:p>
-    <w:p>
-      <w:pPr>
-        <w:pStyle w:val="NormalWeb"/>
-        <w:rPr>
-          <w:rFonts w:ascii="Arial" w:hAnsi="Arial" w:cs="Arial"/>
-        </w:rPr>
-      </w:pPr>
-      <w:r>
-        <w:rPr>
-          <w:rFonts w:ascii="Segoe UI Symbol" w:hAnsi="Segoe UI Symbol" w:cs="Segoe UI Symbol"/>
-        </w:rPr>
-        <w:t>☐</w:t>
-      </w:r>
-      <w:r>
-        <w:rPr>
-          <w:rFonts w:ascii="Arial" w:hAnsi="Arial" w:cs="Arial"/>
-        </w:rPr>
-        <w:t xml:space="preserve">5 </w:t>
-      </w:r>
-      <w:r>
-        <w:rPr>
-          <w:rFonts w:ascii="Segoe UI Symbol" w:hAnsi="Segoe UI Symbol" w:cs="Segoe UI Symbol"/>
-        </w:rPr>
-        <w:t>☐</w:t>
-      </w:r>
-      <w:r>
-        <w:rPr>
-          <w:rFonts w:ascii="Arial" w:hAnsi="Arial" w:cs="Arial"/>
-        </w:rPr>
-        <w:t xml:space="preserve">4 </w:t>
-      </w:r>
-      <w:r>
-        <w:rPr>
-          <w:rFonts w:ascii="Segoe UI Symbol" w:hAnsi="Segoe UI Symbol" w:cs="Segoe UI Symbol"/>
-        </w:rPr>
-        <w:t>☐</w:t>
-      </w:r>
-      <w:r>
-        <w:rPr>
-          <w:rFonts w:ascii="Arial" w:hAnsi="Arial" w:cs="Arial"/>
-        </w:rPr>
-        <w:t xml:space="preserve">3 </w:t>
-      </w:r>
-      <w:r>
-        <w:rPr>
-          <w:rFonts w:ascii="Segoe UI Symbol" w:hAnsi="Segoe UI Symbol" w:cs="Segoe UI Symbol"/>
-        </w:rPr>
-        <w:t>☐</w:t>
-      </w:r>
-      <w:r>
-        <w:rPr>
-          <w:rFonts w:ascii="Arial" w:hAnsi="Arial" w:cs="Arial"/>
-        </w:rPr>
-        <w:t xml:space="preserve">2 </w:t>
-      </w:r>
-      <w:r>
-        <w:rPr>
-          <w:rFonts w:ascii="Segoe UI Symbol" w:hAnsi="Segoe UI Symbol" w:cs="Segoe UI Symbol"/>
-        </w:rPr>
-        <w:t>☐</w:t>
-      </w:r>
-      <w:r>
-        <w:rPr>
-          <w:rFonts w:ascii="Arial" w:hAnsi="Arial" w:cs="Arial"/>
-        </w:rPr>
-        <w:t>1</w:t>
-      </w:r>
-    </w:p>
-    <w:p>
-      <w:pPr>
-        <w:pStyle w:val="Ttulo3"/>
-        <w:rPr>
-          <w:rFonts w:ascii="Arial" w:hAnsi="Arial" w:cs="Arial"/>
-          <w:sz w:val="24"/>
-          <w:szCs w:val="24"/>
-        </w:rPr>
-      </w:pPr>
-    </w:p>
-    <w:p>
-      <w:pPr>
-        <w:pStyle w:val="Ttulo3"/>
-        <w:rPr>
-          <w:rFonts w:ascii="Arial" w:hAnsi="Arial" w:cs="Arial"/>
-          <w:sz w:val="24"/>
-          <w:szCs w:val="24"/>
-        </w:rPr>
-      </w:pPr>
-    </w:p>
-    <w:p>
-      <w:pPr>
-        <w:pStyle w:val="Ttulo3"/>
-        <w:rPr>
-          <w:rFonts w:ascii="Arial" w:hAnsi="Arial" w:cs="Arial"/>
-          <w:sz w:val="24"/>
-          <w:szCs w:val="24"/>
-        </w:rPr>
-      </w:pPr>
-    </w:p>
-    <w:p>
-      <w:pPr>
-        <w:rPr>
-          <w:rFonts w:ascii="Arial" w:hAnsi="Arial" w:cs="Arial"/>
-          <w:b/>
-          <w:sz w:val="24"/>
-        </w:rPr>
-      </w:pPr>
-      <w:r>
-        <w:rPr>
-          <w:rFonts w:ascii="Arial" w:hAnsi="Arial" w:cs="Arial"/>
-          <w:b/>
-          <w:sz w:val="24"/>
-        </w:rPr>
-        <w:lastRenderedPageBreak/>
-        <w:t>Dimensión: Control y Evaluación</w:t>
-      </w:r>
-    </w:p>
-    <w:p>
-      <w:pPr>
-        <w:pStyle w:val="NormalWeb"/>
-        <w:rPr>
-          <w:rFonts w:ascii="Arial" w:hAnsi="Arial" w:cs="Arial"/>
-        </w:rPr>
-      </w:pPr>
-      <w:r>
-        <w:rPr>
-          <w:rStyle w:val="Textoennegrita"/>
-          <w:rFonts w:ascii="Arial" w:hAnsi="Arial" w:cs="Arial"/>
-        </w:rPr>
-        <w:t>Ítem 9:</w:t>
-      </w:r>
-      <w:r>
-        <w:rPr>
-          <w:rStyle w:val="Textoennegrita"/>
-          <w:rFonts w:ascii="Arial" w:hAnsi="Arial" w:cs="Arial"/>
-        </w:rPr>
-        <w:t xml:space="preserve"> </w:t>
-      </w:r>
-      <w:r>
-        <w:rPr>
-          <w:rStyle w:val="Textoennegrita"/>
-          <w:rFonts w:ascii="Arial" w:hAnsi="Arial" w:cs="Arial"/>
-        </w:rPr>
-        <w:t>Indicador: Recepción de Informes</w:t>
-      </w:r>
-    </w:p>
-    <w:p>
-      <w:pPr>
-        <w:pStyle w:val="NormalWeb"/>
-        <w:rPr>
-          <w:rFonts w:ascii="Arial" w:hAnsi="Arial" w:cs="Arial"/>
-        </w:rPr>
-      </w:pPr>
-      <w:r>
-        <w:rPr>
-          <w:rFonts w:ascii="Arial" w:hAnsi="Arial" w:cs="Arial"/>
-        </w:rPr>
-        <w:t>El seguimiento y recepción de informes de pasantías se realiza de forma sistemática.</w:t>
-      </w:r>
-    </w:p>
-    <w:p>
-      <w:pPr>
-        <w:pStyle w:val="NormalWeb"/>
-        <w:rPr>
-          <w:rFonts w:ascii="Arial" w:hAnsi="Arial" w:cs="Arial"/>
-        </w:rPr>
-      </w:pPr>
-      <w:r>
-        <w:rPr>
-          <w:rFonts w:ascii="Segoe UI Symbol" w:hAnsi="Segoe UI Symbol" w:cs="Segoe UI Symbol"/>
-        </w:rPr>
-        <w:t>☐</w:t>
-      </w:r>
-      <w:r>
-        <w:rPr>
-          <w:rFonts w:ascii="Arial" w:hAnsi="Arial" w:cs="Arial"/>
-        </w:rPr>
-        <w:t xml:space="preserve">5 </w:t>
-      </w:r>
-      <w:r>
-        <w:rPr>
-          <w:rFonts w:ascii="Segoe UI Symbol" w:hAnsi="Segoe UI Symbol" w:cs="Segoe UI Symbol"/>
-        </w:rPr>
-        <w:t>☐</w:t>
-      </w:r>
-      <w:r>
-        <w:rPr>
-          <w:rFonts w:ascii="Arial" w:hAnsi="Arial" w:cs="Arial"/>
-        </w:rPr>
-        <w:t xml:space="preserve">4 </w:t>
-      </w:r>
-      <w:r>
-        <w:rPr>
-          <w:rFonts w:ascii="Segoe UI Symbol" w:hAnsi="Segoe UI Symbol" w:cs="Segoe UI Symbol"/>
-        </w:rPr>
-        <w:t>☐</w:t>
-      </w:r>
-      <w:r>
-        <w:rPr>
-          <w:rFonts w:ascii="Arial" w:hAnsi="Arial" w:cs="Arial"/>
-        </w:rPr>
-        <w:t xml:space="preserve">3 </w:t>
-      </w:r>
-      <w:r>
-        <w:rPr>
-          <w:rFonts w:ascii="Segoe UI Symbol" w:hAnsi="Segoe UI Symbol" w:cs="Segoe UI Symbol"/>
-        </w:rPr>
-        <w:t>☐</w:t>
-      </w:r>
-      <w:r>
-        <w:rPr>
-          <w:rFonts w:ascii="Arial" w:hAnsi="Arial" w:cs="Arial"/>
-        </w:rPr>
-        <w:t xml:space="preserve">2 </w:t>
-      </w:r>
-      <w:r>
-        <w:rPr>
-          <w:rFonts w:ascii="Segoe UI Symbol" w:hAnsi="Segoe UI Symbol" w:cs="Segoe UI Symbol"/>
-        </w:rPr>
-        <w:t>☐</w:t>
-      </w:r>
-      <w:r>
-        <w:rPr>
-          <w:rFonts w:ascii="Arial" w:hAnsi="Arial" w:cs="Arial"/>
-        </w:rPr>
-        <w:t>1</w:t>
-      </w:r>
-    </w:p>
-    <w:p>
-      <w:pPr>
-        <w:pStyle w:val="NormalWeb"/>
-        <w:rPr>
-          <w:rFonts w:ascii="Arial" w:hAnsi="Arial" w:cs="Arial"/>
-        </w:rPr>
-      </w:pPr>
-      <w:r>
-        <w:rPr>
-          <w:rStyle w:val="Textoennegrita"/>
-          <w:rFonts w:ascii="Arial" w:hAnsi="Arial" w:cs="Arial"/>
-        </w:rPr>
-        <w:t>Ítem 10:</w:t>
-      </w:r>
-      <w:r>
-        <w:rPr>
-          <w:rStyle w:val="Textoennegrita"/>
-          <w:rFonts w:ascii="Arial" w:hAnsi="Arial" w:cs="Arial"/>
-        </w:rPr>
-        <w:t xml:space="preserve"> </w:t>
-      </w:r>
-      <w:r>
-        <w:rPr>
-          <w:rStyle w:val="Textoennegrita"/>
-          <w:rFonts w:ascii="Arial" w:hAnsi="Arial" w:cs="Arial"/>
-        </w:rPr>
-        <w:t>Indicador: Procesamiento de Calificaciones</w:t>
-      </w:r>
-    </w:p>
-    <w:p>
-      <w:pPr>
-        <w:pStyle w:val="NormalWeb"/>
-        <w:rPr>
-          <w:rFonts w:ascii="Arial" w:hAnsi="Arial" w:cs="Arial"/>
-        </w:rPr>
-      </w:pPr>
-      <w:r>
-        <w:rPr>
-          <w:rFonts w:ascii="Arial" w:hAnsi="Arial" w:cs="Arial"/>
-        </w:rPr>
-        <w:t>El proceso de evaluación y registro de las calificaciones de pasantías es rápido y confiable.</w:t>
-      </w:r>
-    </w:p>
-    <w:p>
-      <w:pPr>
-        <w:pStyle w:val="NormalWeb"/>
-        <w:rPr>
-          <w:rFonts w:ascii="Arial" w:hAnsi="Arial" w:cs="Arial"/>
-        </w:rPr>
-      </w:pPr>
-      <w:r>
-        <w:rPr>
-          <w:rFonts w:ascii="Segoe UI Symbol" w:hAnsi="Segoe UI Symbol" w:cs="Segoe UI Symbol"/>
-        </w:rPr>
-        <w:t>☐</w:t>
-      </w:r>
-      <w:r>
-        <w:rPr>
-          <w:rFonts w:ascii="Arial" w:hAnsi="Arial" w:cs="Arial"/>
-        </w:rPr>
-        <w:t xml:space="preserve">5 </w:t>
-      </w:r>
-      <w:r>
-        <w:rPr>
-          <w:rFonts w:ascii="Segoe UI Symbol" w:hAnsi="Segoe UI Symbol" w:cs="Segoe UI Symbol"/>
-        </w:rPr>
-        <w:t>☐</w:t>
-      </w:r>
-      <w:r>
-        <w:rPr>
-          <w:rFonts w:ascii="Arial" w:hAnsi="Arial" w:cs="Arial"/>
-        </w:rPr>
-        <w:t xml:space="preserve">4 </w:t>
-      </w:r>
-      <w:r>
-        <w:rPr>
-          <w:rFonts w:ascii="Segoe UI Symbol" w:hAnsi="Segoe UI Symbol" w:cs="Segoe UI Symbol"/>
-        </w:rPr>
-        <w:t>☐</w:t>
-      </w:r>
-      <w:r>
-        <w:rPr>
-          <w:rFonts w:ascii="Arial" w:hAnsi="Arial" w:cs="Arial"/>
-        </w:rPr>
-        <w:t xml:space="preserve">3 </w:t>
-      </w:r>
-      <w:r>
-        <w:rPr>
-          <w:rFonts w:ascii="Segoe UI Symbol" w:hAnsi="Segoe UI Symbol" w:cs="Segoe UI Symbol"/>
-        </w:rPr>
-        <w:t>☐</w:t>
-      </w:r>
-      <w:r>
-        <w:rPr>
-          <w:rFonts w:ascii="Arial" w:hAnsi="Arial" w:cs="Arial"/>
-        </w:rPr>
-        <w:t xml:space="preserve">2 </w:t>
-      </w:r>
-      <w:r>
-        <w:rPr>
-          <w:rFonts w:ascii="Segoe UI Symbol" w:hAnsi="Segoe UI Symbol" w:cs="Segoe UI Symbol"/>
-        </w:rPr>
-        <w:t>☐</w:t>
-      </w:r>
-      <w:r>
-        <w:rPr>
-          <w:rFonts w:ascii="Arial" w:hAnsi="Arial" w:cs="Arial"/>
-        </w:rPr>
-        <w:t>1</w:t>
-      </w:r>
-    </w:p>
+          <w:rFonts w:ascii="Arial" w:eastAsia="Times New Roman" w:hAnsi="Arial" w:cs="Arial"/>
+          <w:szCs w:val="20"/>
+          <w:lang w:eastAsia="es-ES"/>
+        </w:rPr>
+        <w:t>¿Un sistema de gestión de pasantías permitiría optimizar los procesos administrativos, incrementando la eficiencia en el control y evaluación?</w:t>
+      </w:r>
+    </w:p>
+    <w:tbl>
+      <w:tblPr>
+        <w:tblStyle w:val="Tablaconcuadrcula1"/>
+        <w:tblpPr w:leftFromText="141" w:rightFromText="141" w:vertAnchor="text" w:horzAnchor="margin" w:tblpY="36"/>
+        <w:tblW w:w="8008" w:type="dxa"/>
+        <w:tblLayout w:type="fixed"/>
+        <w:tblLook w:val="04A0" w:firstRow="1" w:lastRow="0" w:firstColumn="1" w:lastColumn="0" w:noHBand="0" w:noVBand="1"/>
+      </w:tblPr>
+      <w:tblGrid>
+        <w:gridCol w:w="810"/>
+        <w:gridCol w:w="3695"/>
+        <w:gridCol w:w="720"/>
+        <w:gridCol w:w="720"/>
+        <w:gridCol w:w="720"/>
+        <w:gridCol w:w="720"/>
+        <w:gridCol w:w="623"/>
+      </w:tblGrid>
+      <w:tr>
+        <w:tc>
+          <w:tcPr>
+            <w:tcW w:w="810" w:type="dxa"/>
+            <w:hideMark/>
+          </w:tcPr>
+          <w:p>
+            <w:pPr>
+              <w:jc w:val="center"/>
+              <w:rPr>
+                <w:rFonts w:ascii="Arial" w:eastAsia="Times New Roman" w:hAnsi="Arial" w:cs="Arial"/>
+                <w:b/>
+                <w:bCs/>
+                <w:szCs w:val="20"/>
+                <w:lang w:eastAsia="es-ES"/>
+              </w:rPr>
+            </w:pPr>
+            <w:r>
+              <w:rPr>
+                <w:rFonts w:ascii="Arial" w:eastAsia="Times New Roman" w:hAnsi="Arial" w:cs="Arial"/>
+                <w:b/>
+                <w:bCs/>
+                <w:szCs w:val="20"/>
+                <w:lang w:eastAsia="es-ES"/>
+              </w:rPr>
+              <w:t>Ítem</w:t>
+            </w:r>
+          </w:p>
+        </w:tc>
+        <w:tc>
+          <w:tcPr>
+            <w:tcW w:w="3695" w:type="dxa"/>
+            <w:hideMark/>
+          </w:tcPr>
+          <w:p>
+            <w:pPr>
+              <w:jc w:val="center"/>
+              <w:rPr>
+                <w:rFonts w:ascii="Arial" w:eastAsia="Times New Roman" w:hAnsi="Arial" w:cs="Arial"/>
+                <w:b/>
+                <w:bCs/>
+                <w:szCs w:val="20"/>
+                <w:lang w:eastAsia="es-ES"/>
+              </w:rPr>
+            </w:pPr>
+            <w:r>
+              <w:rPr>
+                <w:rFonts w:ascii="Arial" w:eastAsia="Times New Roman" w:hAnsi="Arial" w:cs="Arial"/>
+                <w:b/>
+                <w:bCs/>
+                <w:szCs w:val="20"/>
+                <w:lang w:eastAsia="es-ES"/>
+              </w:rPr>
+              <w:t>PREGUNTAS</w:t>
+            </w:r>
+          </w:p>
+        </w:tc>
+        <w:tc>
+          <w:tcPr>
+            <w:tcW w:w="720" w:type="dxa"/>
+            <w:hideMark/>
+          </w:tcPr>
+          <w:p>
+            <w:pPr>
+              <w:jc w:val="center"/>
+              <w:rPr>
+                <w:rFonts w:ascii="Arial" w:eastAsia="Times New Roman" w:hAnsi="Arial" w:cs="Arial"/>
+                <w:b/>
+                <w:bCs/>
+                <w:szCs w:val="20"/>
+                <w:lang w:eastAsia="es-ES"/>
+              </w:rPr>
+            </w:pPr>
+            <w:r>
+              <w:rPr>
+                <w:rFonts w:ascii="Arial" w:eastAsia="Times New Roman" w:hAnsi="Arial" w:cs="Arial"/>
+                <w:b/>
+                <w:bCs/>
+                <w:szCs w:val="20"/>
+                <w:lang w:eastAsia="es-ES"/>
+              </w:rPr>
+              <w:t>5</w:t>
+            </w:r>
+          </w:p>
+        </w:tc>
+        <w:tc>
+          <w:tcPr>
+            <w:tcW w:w="720" w:type="dxa"/>
+            <w:hideMark/>
+          </w:tcPr>
+          <w:p>
+            <w:pPr>
+              <w:jc w:val="center"/>
+              <w:rPr>
+                <w:rFonts w:ascii="Arial" w:eastAsia="Times New Roman" w:hAnsi="Arial" w:cs="Arial"/>
+                <w:b/>
+                <w:bCs/>
+                <w:szCs w:val="20"/>
+                <w:lang w:eastAsia="es-ES"/>
+              </w:rPr>
+            </w:pPr>
+            <w:r>
+              <w:rPr>
+                <w:rFonts w:ascii="Arial" w:eastAsia="Times New Roman" w:hAnsi="Arial" w:cs="Arial"/>
+                <w:b/>
+                <w:bCs/>
+                <w:szCs w:val="20"/>
+                <w:lang w:eastAsia="es-ES"/>
+              </w:rPr>
+              <w:t>4</w:t>
+            </w:r>
+          </w:p>
+        </w:tc>
+        <w:tc>
+          <w:tcPr>
+            <w:tcW w:w="720" w:type="dxa"/>
+            <w:hideMark/>
+          </w:tcPr>
+          <w:p>
+            <w:pPr>
+              <w:jc w:val="center"/>
+              <w:rPr>
+                <w:rFonts w:ascii="Arial" w:eastAsia="Times New Roman" w:hAnsi="Arial" w:cs="Arial"/>
+                <w:b/>
+                <w:bCs/>
+                <w:szCs w:val="20"/>
+                <w:lang w:eastAsia="es-ES"/>
+              </w:rPr>
+            </w:pPr>
+            <w:r>
+              <w:rPr>
+                <w:rFonts w:ascii="Arial" w:eastAsia="Times New Roman" w:hAnsi="Arial" w:cs="Arial"/>
+                <w:b/>
+                <w:bCs/>
+                <w:szCs w:val="20"/>
+                <w:lang w:eastAsia="es-ES"/>
+              </w:rPr>
+              <w:t>3</w:t>
+            </w:r>
+          </w:p>
+        </w:tc>
+        <w:tc>
+          <w:tcPr>
+            <w:tcW w:w="720" w:type="dxa"/>
+            <w:hideMark/>
+          </w:tcPr>
+          <w:p>
+            <w:pPr>
+              <w:jc w:val="center"/>
+              <w:rPr>
+                <w:rFonts w:ascii="Arial" w:eastAsia="Times New Roman" w:hAnsi="Arial" w:cs="Arial"/>
+                <w:b/>
+                <w:bCs/>
+                <w:szCs w:val="20"/>
+                <w:lang w:eastAsia="es-ES"/>
+              </w:rPr>
+            </w:pPr>
+            <w:r>
+              <w:rPr>
+                <w:rFonts w:ascii="Arial" w:eastAsia="Times New Roman" w:hAnsi="Arial" w:cs="Arial"/>
+                <w:b/>
+                <w:bCs/>
+                <w:szCs w:val="20"/>
+                <w:lang w:eastAsia="es-ES"/>
+              </w:rPr>
+              <w:t>2</w:t>
+            </w:r>
+          </w:p>
+        </w:tc>
+        <w:tc>
+          <w:tcPr>
+            <w:tcW w:w="623" w:type="dxa"/>
+            <w:hideMark/>
+          </w:tcPr>
+          <w:p>
+            <w:pPr>
+              <w:jc w:val="center"/>
+              <w:rPr>
+                <w:rFonts w:ascii="Arial" w:eastAsia="Times New Roman" w:hAnsi="Arial" w:cs="Arial"/>
+                <w:b/>
+                <w:bCs/>
+                <w:szCs w:val="20"/>
+                <w:lang w:eastAsia="es-ES"/>
+              </w:rPr>
+            </w:pPr>
+            <w:r>
+              <w:rPr>
+                <w:rFonts w:ascii="Arial" w:eastAsia="Times New Roman" w:hAnsi="Arial" w:cs="Arial"/>
+                <w:b/>
+                <w:bCs/>
+                <w:szCs w:val="20"/>
+                <w:lang w:eastAsia="es-ES"/>
+              </w:rPr>
+              <w:t>1</w:t>
+            </w:r>
+          </w:p>
+        </w:tc>
+      </w:tr>
+      <w:tr>
+        <w:tc>
+          <w:tcPr>
+            <w:tcW w:w="810" w:type="dxa"/>
+            <w:hideMark/>
+          </w:tcPr>
+          <w:p>
+            <w:pPr>
+              <w:jc w:val="center"/>
+              <w:rPr>
+                <w:rFonts w:ascii="Arial" w:eastAsia="Times New Roman" w:hAnsi="Arial" w:cs="Arial"/>
+                <w:szCs w:val="20"/>
+                <w:lang w:eastAsia="es-ES"/>
+              </w:rPr>
+            </w:pPr>
+            <w:r>
+              <w:rPr>
+                <w:rFonts w:ascii="Arial" w:eastAsia="Times New Roman" w:hAnsi="Arial" w:cs="Arial"/>
+                <w:szCs w:val="20"/>
+                <w:lang w:eastAsia="es-ES"/>
+              </w:rPr>
+              <w:t>1</w:t>
+            </w:r>
+            <w:r>
+              <w:rPr>
+                <w:rFonts w:ascii="Arial" w:eastAsia="Times New Roman" w:hAnsi="Arial" w:cs="Arial"/>
+                <w:szCs w:val="20"/>
+                <w:lang w:eastAsia="es-ES"/>
+              </w:rPr>
+              <w:t>2</w:t>
+            </w:r>
+          </w:p>
+        </w:tc>
+        <w:tc>
+          <w:tcPr>
+            <w:tcW w:w="3695" w:type="dxa"/>
+            <w:hideMark/>
+          </w:tcPr>
+          <w:p>
+            <w:pPr>
+              <w:jc w:val="both"/>
+              <w:rPr>
+                <w:rFonts w:ascii="Arial" w:eastAsia="Times New Roman" w:hAnsi="Arial" w:cs="Arial"/>
+                <w:szCs w:val="20"/>
+                <w:lang w:eastAsia="es-ES"/>
+              </w:rPr>
+            </w:pPr>
+            <w:r>
+              <w:rPr>
+                <w:rFonts w:ascii="Arial" w:eastAsia="Times New Roman" w:hAnsi="Arial" w:cs="Arial"/>
+                <w:szCs w:val="20"/>
+                <w:lang w:val="es-ES" w:eastAsia="es-ES"/>
+              </w:rPr>
+              <w:t xml:space="preserve">¿Un </w:t>
+            </w:r>
+            <w:r>
+              <w:rPr>
+                <w:rFonts w:ascii="Arial" w:eastAsia="Times New Roman" w:hAnsi="Arial" w:cs="Arial"/>
+                <w:szCs w:val="20"/>
+                <w:lang w:eastAsia="es-ES"/>
+              </w:rPr>
+              <w:t xml:space="preserve">sistema </w:t>
+            </w:r>
+            <w:r>
+              <w:rPr>
+                <w:rFonts w:ascii="Arial" w:eastAsia="Times New Roman" w:hAnsi="Arial" w:cs="Arial"/>
+                <w:szCs w:val="20"/>
+                <w:lang w:val="es-ES" w:eastAsia="es-ES"/>
+              </w:rPr>
+              <w:t>de</w:t>
+            </w:r>
+            <w:r>
+              <w:rPr>
+                <w:rFonts w:ascii="Arial" w:eastAsia="Times New Roman" w:hAnsi="Arial" w:cs="Arial"/>
+                <w:szCs w:val="20"/>
+                <w:lang w:eastAsia="es-ES"/>
+              </w:rPr>
+              <w:t xml:space="preserve"> gestión de pasantías permitiría optimizar los procesos administrativos, incrementando la eficiencia en el control y </w:t>
+            </w:r>
+            <w:r>
+              <w:rPr>
+                <w:rFonts w:ascii="Arial" w:eastAsia="Times New Roman" w:hAnsi="Arial" w:cs="Arial"/>
+                <w:szCs w:val="20"/>
+                <w:lang w:val="es-ES" w:eastAsia="es-ES"/>
+              </w:rPr>
+              <w:t>evaluación?</w:t>
+            </w:r>
+          </w:p>
+        </w:tc>
+        <w:tc>
+          <w:tcPr>
+            <w:tcW w:w="720" w:type="dxa"/>
+            <w:hideMark/>
+          </w:tcPr>
+          <w:p>
+            <w:pPr>
+              <w:jc w:val="center"/>
+              <w:rPr>
+                <w:rFonts w:ascii="Arial" w:eastAsia="Times New Roman" w:hAnsi="Arial" w:cs="Arial"/>
+                <w:szCs w:val="20"/>
+                <w:lang w:eastAsia="es-ES"/>
+              </w:rPr>
+            </w:pPr>
+          </w:p>
+        </w:tc>
+        <w:tc>
+          <w:tcPr>
+            <w:tcW w:w="720" w:type="dxa"/>
+            <w:hideMark/>
+          </w:tcPr>
+          <w:p>
+            <w:pPr>
+              <w:jc w:val="center"/>
+              <w:rPr>
+                <w:rFonts w:ascii="Arial" w:eastAsia="Times New Roman" w:hAnsi="Arial" w:cs="Arial"/>
+                <w:szCs w:val="20"/>
+                <w:lang w:eastAsia="es-ES"/>
+              </w:rPr>
+            </w:pPr>
+          </w:p>
+        </w:tc>
+        <w:tc>
+          <w:tcPr>
+            <w:tcW w:w="720" w:type="dxa"/>
+            <w:hideMark/>
+          </w:tcPr>
+          <w:p>
+            <w:pPr>
+              <w:jc w:val="center"/>
+              <w:rPr>
+                <w:rFonts w:ascii="Arial" w:eastAsia="Times New Roman" w:hAnsi="Arial" w:cs="Arial"/>
+                <w:szCs w:val="20"/>
+                <w:lang w:eastAsia="es-ES"/>
+              </w:rPr>
+            </w:pPr>
+          </w:p>
+        </w:tc>
+        <w:tc>
+          <w:tcPr>
+            <w:tcW w:w="720" w:type="dxa"/>
+            <w:hideMark/>
+          </w:tcPr>
+          <w:p>
+            <w:pPr>
+              <w:jc w:val="center"/>
+              <w:rPr>
+                <w:rFonts w:ascii="Arial" w:eastAsia="Times New Roman" w:hAnsi="Arial" w:cs="Arial"/>
+                <w:szCs w:val="20"/>
+                <w:lang w:eastAsia="es-ES"/>
+              </w:rPr>
+            </w:pPr>
+          </w:p>
+        </w:tc>
+        <w:tc>
+          <w:tcPr>
+            <w:tcW w:w="623" w:type="dxa"/>
+            <w:hideMark/>
+          </w:tcPr>
+          <w:p>
+            <w:pPr>
+              <w:jc w:val="center"/>
+              <w:rPr>
+                <w:rFonts w:ascii="Arial" w:eastAsia="Times New Roman" w:hAnsi="Arial" w:cs="Arial"/>
+                <w:szCs w:val="20"/>
+                <w:lang w:eastAsia="es-ES"/>
+              </w:rPr>
+            </w:pPr>
+          </w:p>
+        </w:tc>
+      </w:tr>
+    </w:tbl>
     <w:p>
       <w:pPr>
         <w:rPr>
@@ -11095,6 +13947,7 @@
           <w:szCs w:val="34"/>
           <w:lang w:eastAsia="es-ES"/>
         </w:rPr>
+        <w:lastRenderedPageBreak/>
         <w:t>Referencias Bibliográficas (APA 7)</w:t>
       </w:r>
     </w:p>
@@ -11140,72 +13993,26 @@
           <w:color w:val="000000"/>
           <w:lang w:val="en-US" w:eastAsia="es-ES"/>
         </w:rPr>
-        <w:t xml:space="preserve">McGraw-Hill </w:t>
-      </w:r>
-      <w:proofErr w:type="spellStart"/>
-      <w:r>
-        <w:rPr>
-          <w:rFonts w:ascii="Arial" w:eastAsia="Times New Roman" w:hAnsi="Arial" w:cs="Arial"/>
-          <w:color w:val="000000"/>
+        <w:t>McGraw-Hill Interamericana.</w:t>
+      </w:r>
+    </w:p>
+    <w:p>
+      <w:pPr>
+        <w:spacing w:before="240" w:after="240" w:line="240" w:lineRule="auto"/>
+        <w:rPr>
+          <w:rFonts w:ascii="Times New Roman" w:eastAsia="Times New Roman" w:hAnsi="Times New Roman" w:cs="Times New Roman"/>
+          <w:sz w:val="24"/>
+          <w:szCs w:val="24"/>
           <w:lang w:val="en-US" w:eastAsia="es-ES"/>
         </w:rPr>
-        <w:t>Interamericana</w:t>
-      </w:r>
-      <w:proofErr w:type="spellEnd"/>
+      </w:pPr>
       <w:r>
         <w:rPr>
           <w:rFonts w:ascii="Arial" w:eastAsia="Times New Roman" w:hAnsi="Arial" w:cs="Arial"/>
           <w:color w:val="000000"/>
           <w:lang w:val="en-US" w:eastAsia="es-ES"/>
         </w:rPr>
-        <w:t>.</w:t>
-      </w:r>
-    </w:p>
-    <w:p>
-      <w:pPr>
-        <w:spacing w:before="240" w:after="240" w:line="240" w:lineRule="auto"/>
-        <w:rPr>
-          <w:rFonts w:ascii="Times New Roman" w:eastAsia="Times New Roman" w:hAnsi="Times New Roman" w:cs="Times New Roman"/>
-          <w:sz w:val="24"/>
-          <w:szCs w:val="24"/>
-          <w:lang w:val="en-US" w:eastAsia="es-ES"/>
-        </w:rPr>
-      </w:pPr>
-      <w:proofErr w:type="spellStart"/>
-      <w:r>
-        <w:rPr>
-          <w:rFonts w:ascii="Arial" w:eastAsia="Times New Roman" w:hAnsi="Arial" w:cs="Arial"/>
-          <w:color w:val="000000"/>
-          <w:lang w:val="en-US" w:eastAsia="es-ES"/>
-        </w:rPr>
-        <w:t>Kapoh</w:t>
-      </w:r>
-      <w:proofErr w:type="spellEnd"/>
-      <w:r>
-        <w:rPr>
-          <w:rFonts w:ascii="Arial" w:eastAsia="Times New Roman" w:hAnsi="Arial" w:cs="Arial"/>
-          <w:color w:val="000000"/>
-          <w:lang w:val="en-US" w:eastAsia="es-ES"/>
-        </w:rPr>
-        <w:t xml:space="preserve">, H., Melo, O. E., &amp; </w:t>
-      </w:r>
-      <w:proofErr w:type="spellStart"/>
-      <w:r>
-        <w:rPr>
-          <w:rFonts w:ascii="Arial" w:eastAsia="Times New Roman" w:hAnsi="Arial" w:cs="Arial"/>
-          <w:color w:val="000000"/>
-          <w:lang w:val="en-US" w:eastAsia="es-ES"/>
-        </w:rPr>
-        <w:t>Kimbal</w:t>
-      </w:r>
-      <w:proofErr w:type="spellEnd"/>
-      <w:r>
-        <w:rPr>
-          <w:rFonts w:ascii="Arial" w:eastAsia="Times New Roman" w:hAnsi="Arial" w:cs="Arial"/>
-          <w:color w:val="000000"/>
-          <w:lang w:val="en-US" w:eastAsia="es-ES"/>
-        </w:rPr>
-        <w:t xml:space="preserve">, A. (2024). </w:t>
+        <w:t xml:space="preserve">Kapoh, H., Melo, O. E., &amp; Kimbal, A. (2024). </w:t>
       </w:r>
       <w:r>
         <w:rPr>
@@ -11243,7 +14050,7 @@
         </w:rPr>
         <w:t>, 186 (1), 16–21.</w:t>
       </w:r>
-      <w:hyperlink r:id="rId7" w:history="1">
+      <w:hyperlink r:id="rId8" w:history="1">
         <w:r>
           <w:rPr>
             <w:rFonts w:ascii="Arial" w:eastAsia="Times New Roman" w:hAnsi="Arial" w:cs="Arial"/>
@@ -11371,7 +14178,6 @@
           <w:color w:val="000000"/>
           <w:lang w:eastAsia="es-ES"/>
         </w:rPr>
-        <w:lastRenderedPageBreak/>
         <w:t xml:space="preserve">Sánchez, M., &amp; López, D. (2019). </w:t>
       </w:r>
       <w:r>
@@ -11458,7 +14264,7 @@
           <w:lang w:eastAsia="es-ES"/>
         </w:rPr>
       </w:pPr>
-      <w:hyperlink r:id="rId8" w:history="1">
+      <w:hyperlink r:id="rId9" w:history="1">
         <w:r>
           <w:rPr>
             <w:rFonts w:ascii="Arial" w:eastAsia="Times New Roman" w:hAnsi="Arial" w:cs="Arial"/>
@@ -11469,7 +14275,7 @@
           <w:t xml:space="preserve">Disponible en: </w:t>
         </w:r>
       </w:hyperlink>
-      <w:hyperlink r:id="rId9" w:history="1">
+      <w:hyperlink r:id="rId10" w:history="1">
         <w:r>
           <w:rPr>
             <w:rFonts w:ascii="Arial" w:eastAsia="Times New Roman" w:hAnsi="Arial" w:cs="Arial"/>
@@ -11499,7 +14305,7 @@
         </w:rPr>
         <w:t xml:space="preserve">Disponible en: </w:t>
       </w:r>
-      <w:hyperlink r:id="rId10" w:history="1">
+      <w:hyperlink r:id="rId11" w:history="1">
         <w:r>
           <w:rPr>
             <w:rFonts w:ascii="Arial" w:eastAsia="Times New Roman" w:hAnsi="Arial" w:cs="Arial"/>
@@ -11548,7 +14354,7 @@
           <w:lang w:eastAsia="es-ES"/>
         </w:rPr>
       </w:pPr>
-      <w:hyperlink r:id="rId11" w:anchor=":~:text=La%20investigaci%C3%B3n%20se%20centr%C3%B3%20en,sistema%20de%20informaci%C3%B3n%20abarcan%20varios" w:history="1">
+      <w:hyperlink r:id="rId12" w:anchor=":~:text=La%20investigaci%C3%B3n%20se%20centr%C3%B3%20en,sistema%20de%20informaci%C3%B3n%20abarcan%20varios" w:history="1">
         <w:r>
           <w:rPr>
             <w:rFonts w:ascii="Arial" w:eastAsia="Times New Roman" w:hAnsi="Arial" w:cs="Arial"/>
@@ -11578,7 +14384,7 @@
           <w:lang w:val="en-US" w:eastAsia="es-ES"/>
         </w:rPr>
       </w:pPr>
-      <w:hyperlink r:id="rId12" w:history="1">
+      <w:hyperlink r:id="rId13" w:history="1">
         <w:r>
           <w:rPr>
             <w:rFonts w:ascii="Arial" w:eastAsia="Times New Roman" w:hAnsi="Arial" w:cs="Arial"/>
@@ -11608,7 +14414,7 @@
           <w:lang w:eastAsia="es-ES"/>
         </w:rPr>
       </w:pPr>
-      <w:hyperlink r:id="rId13" w:history="1">
+      <w:hyperlink r:id="rId14" w:history="1">
         <w:r>
           <w:rPr>
             <w:rFonts w:ascii="Arial" w:eastAsia="Times New Roman" w:hAnsi="Arial" w:cs="Arial"/>
@@ -11638,44 +14444,33 @@
           <w:lang w:val="en-US" w:eastAsia="es-ES"/>
         </w:rPr>
       </w:pPr>
-      <w:proofErr w:type="spellStart"/>
       <w:r>
         <w:rPr>
           <w:rFonts w:ascii="Arial" w:eastAsia="Times New Roman" w:hAnsi="Arial" w:cs="Arial"/>
           <w:color w:val="000000"/>
           <w:lang w:val="en-US" w:eastAsia="es-ES"/>
         </w:rPr>
-        <w:t>Referencias</w:t>
-      </w:r>
-      <w:proofErr w:type="spellEnd"/>
-      <w:r>
-        <w:rPr>
-          <w:rFonts w:ascii="Arial" w:eastAsia="Times New Roman" w:hAnsi="Arial" w:cs="Arial"/>
-          <w:color w:val="000000"/>
+        <w:t>Referencias (APA 7)</w:t>
+      </w:r>
+    </w:p>
+    <w:p>
+      <w:pPr>
+        <w:spacing w:before="240" w:after="240" w:line="240" w:lineRule="auto"/>
+        <w:rPr>
+          <w:rFonts w:ascii="Times New Roman" w:eastAsia="Times New Roman" w:hAnsi="Times New Roman" w:cs="Times New Roman"/>
+          <w:sz w:val="24"/>
+          <w:szCs w:val="24"/>
           <w:lang w:val="en-US" w:eastAsia="es-ES"/>
         </w:rPr>
-        <w:t xml:space="preserve"> (APA 7)</w:t>
-      </w:r>
-    </w:p>
-    <w:p>
-      <w:pPr>
-        <w:spacing w:before="240" w:after="240" w:line="240" w:lineRule="auto"/>
-        <w:rPr>
-          <w:rFonts w:ascii="Times New Roman" w:eastAsia="Times New Roman" w:hAnsi="Times New Roman" w:cs="Times New Roman"/>
-          <w:sz w:val="24"/>
-          <w:szCs w:val="24"/>
+      </w:pPr>
+      <w:r>
+        <w:rPr>
+          <w:rFonts w:ascii="Arial" w:eastAsia="Times New Roman" w:hAnsi="Arial" w:cs="Arial"/>
+          <w:color w:val="000000"/>
           <w:lang w:val="en-US" w:eastAsia="es-ES"/>
         </w:rPr>
-      </w:pPr>
-      <w:r>
-        <w:rPr>
-          <w:rFonts w:ascii="Arial" w:eastAsia="Times New Roman" w:hAnsi="Arial" w:cs="Arial"/>
-          <w:color w:val="000000"/>
-          <w:lang w:val="en-US" w:eastAsia="es-ES"/>
-        </w:rPr>
         <w:t xml:space="preserve">Bayer, M. (2006). </w:t>
       </w:r>
-      <w:proofErr w:type="spellStart"/>
       <w:r>
         <w:rPr>
           <w:rFonts w:ascii="Arial" w:eastAsia="Times New Roman" w:hAnsi="Arial" w:cs="Arial"/>
@@ -11686,7 +14481,6 @@
         </w:rPr>
         <w:t>SQLAlchemy</w:t>
       </w:r>
-      <w:proofErr w:type="spellEnd"/>
       <w:r>
         <w:rPr>
           <w:rFonts w:ascii="Arial" w:eastAsia="Times New Roman" w:hAnsi="Arial" w:cs="Arial"/>
@@ -11695,7 +14489,7 @@
         </w:rPr>
         <w:t xml:space="preserve"> [Software].</w:t>
       </w:r>
-      <w:hyperlink r:id="rId14" w:history="1">
+      <w:hyperlink r:id="rId15" w:history="1">
         <w:r>
           <w:rPr>
             <w:rFonts w:ascii="Arial" w:eastAsia="Times New Roman" w:hAnsi="Arial" w:cs="Arial"/>
@@ -11726,23 +14520,13 @@
           <w:lang w:val="en-US" w:eastAsia="es-ES"/>
         </w:rPr>
       </w:pPr>
-      <w:proofErr w:type="spellStart"/>
       <w:r>
         <w:rPr>
           <w:rFonts w:ascii="Arial" w:eastAsia="Times New Roman" w:hAnsi="Arial" w:cs="Arial"/>
           <w:color w:val="000000"/>
           <w:lang w:val="en-US" w:eastAsia="es-ES"/>
         </w:rPr>
-        <w:t>Bertalanffy</w:t>
-      </w:r>
-      <w:proofErr w:type="spellEnd"/>
-      <w:r>
-        <w:rPr>
-          <w:rFonts w:ascii="Arial" w:eastAsia="Times New Roman" w:hAnsi="Arial" w:cs="Arial"/>
-          <w:color w:val="000000"/>
-          <w:lang w:val="en-US" w:eastAsia="es-ES"/>
-        </w:rPr>
-        <w:t xml:space="preserve">, L. von. (1968). </w:t>
+        <w:t xml:space="preserve">Bertalanffy, L. von. (1968). </w:t>
       </w:r>
       <w:r>
         <w:rPr>
@@ -11760,54 +14544,26 @@
           <w:color w:val="000000"/>
           <w:lang w:val="en-US" w:eastAsia="es-ES"/>
         </w:rPr>
-        <w:t xml:space="preserve">. George </w:t>
-      </w:r>
-      <w:proofErr w:type="spellStart"/>
-      <w:r>
-        <w:rPr>
-          <w:rFonts w:ascii="Arial" w:eastAsia="Times New Roman" w:hAnsi="Arial" w:cs="Arial"/>
-          <w:color w:val="000000"/>
+        <w:t>. George Braziller.</w:t>
+      </w:r>
+    </w:p>
+    <w:p>
+      <w:pPr>
+        <w:spacing w:before="240" w:after="240" w:line="240" w:lineRule="auto"/>
+        <w:rPr>
+          <w:rFonts w:ascii="Times New Roman" w:eastAsia="Times New Roman" w:hAnsi="Times New Roman" w:cs="Times New Roman"/>
+          <w:sz w:val="24"/>
+          <w:szCs w:val="24"/>
           <w:lang w:val="en-US" w:eastAsia="es-ES"/>
         </w:rPr>
-        <w:t>Braziller</w:t>
-      </w:r>
-      <w:proofErr w:type="spellEnd"/>
+      </w:pPr>
       <w:r>
         <w:rPr>
           <w:rFonts w:ascii="Arial" w:eastAsia="Times New Roman" w:hAnsi="Arial" w:cs="Arial"/>
           <w:color w:val="000000"/>
           <w:lang w:val="en-US" w:eastAsia="es-ES"/>
         </w:rPr>
-        <w:t>.</w:t>
-      </w:r>
-    </w:p>
-    <w:p>
-      <w:pPr>
-        <w:spacing w:before="240" w:after="240" w:line="240" w:lineRule="auto"/>
-        <w:rPr>
-          <w:rFonts w:ascii="Times New Roman" w:eastAsia="Times New Roman" w:hAnsi="Times New Roman" w:cs="Times New Roman"/>
-          <w:sz w:val="24"/>
-          <w:szCs w:val="24"/>
-          <w:lang w:val="en-US" w:eastAsia="es-ES"/>
-        </w:rPr>
-      </w:pPr>
-      <w:proofErr w:type="spellStart"/>
-      <w:r>
-        <w:rPr>
-          <w:rFonts w:ascii="Arial" w:eastAsia="Times New Roman" w:hAnsi="Arial" w:cs="Arial"/>
-          <w:color w:val="000000"/>
-          <w:lang w:val="en-US" w:eastAsia="es-ES"/>
-        </w:rPr>
-        <w:t>Checkland</w:t>
-      </w:r>
-      <w:proofErr w:type="spellEnd"/>
-      <w:r>
-        <w:rPr>
-          <w:rFonts w:ascii="Arial" w:eastAsia="Times New Roman" w:hAnsi="Arial" w:cs="Arial"/>
-          <w:color w:val="000000"/>
-          <w:lang w:val="en-US" w:eastAsia="es-ES"/>
-        </w:rPr>
-        <w:t xml:space="preserve">, P. (1981). </w:t>
+        <w:t xml:space="preserve">Checkland, P. (1981). </w:t>
       </w:r>
       <w:r>
         <w:rPr>
@@ -11912,41 +14668,13 @@
           <w:lang w:val="en-US" w:eastAsia="es-ES"/>
         </w:rPr>
       </w:pPr>
-      <w:proofErr w:type="spellStart"/>
       <w:r>
         <w:rPr>
           <w:rFonts w:ascii="Arial" w:eastAsia="Times New Roman" w:hAnsi="Arial" w:cs="Arial"/>
           <w:color w:val="000000"/>
           <w:lang w:val="en-US" w:eastAsia="es-ES"/>
         </w:rPr>
-        <w:t>Elmasri</w:t>
-      </w:r>
-      <w:proofErr w:type="spellEnd"/>
-      <w:r>
-        <w:rPr>
-          <w:rFonts w:ascii="Arial" w:eastAsia="Times New Roman" w:hAnsi="Arial" w:cs="Arial"/>
-          <w:color w:val="000000"/>
-          <w:lang w:val="en-US" w:eastAsia="es-ES"/>
-        </w:rPr>
-        <w:t xml:space="preserve">, R., &amp; </w:t>
-      </w:r>
-      <w:proofErr w:type="spellStart"/>
-      <w:r>
-        <w:rPr>
-          <w:rFonts w:ascii="Arial" w:eastAsia="Times New Roman" w:hAnsi="Arial" w:cs="Arial"/>
-          <w:color w:val="000000"/>
-          <w:lang w:val="en-US" w:eastAsia="es-ES"/>
-        </w:rPr>
-        <w:t>Navathe</w:t>
-      </w:r>
-      <w:proofErr w:type="spellEnd"/>
-      <w:r>
-        <w:rPr>
-          <w:rFonts w:ascii="Arial" w:eastAsia="Times New Roman" w:hAnsi="Arial" w:cs="Arial"/>
-          <w:color w:val="000000"/>
-          <w:lang w:val="en-US" w:eastAsia="es-ES"/>
-        </w:rPr>
-        <w:t xml:space="preserve">, S. (2010). </w:t>
+        <w:t xml:space="preserve">Elmasri, R., &amp; Navathe, S. (2010). </w:t>
       </w:r>
       <w:r>
         <w:rPr>
@@ -12057,6 +14785,7 @@
           <w:color w:val="000000"/>
           <w:lang w:val="en-US" w:eastAsia="es-ES"/>
         </w:rPr>
+        <w:lastRenderedPageBreak/>
         <w:t xml:space="preserve">Hartmut, D. (1986). </w:t>
       </w:r>
       <w:r>
@@ -12205,43 +14934,7 @@
           <w:color w:val="000000"/>
           <w:lang w:val="en-US" w:eastAsia="es-ES"/>
         </w:rPr>
-        <w:t xml:space="preserve">MySQL AB / </w:t>
-      </w:r>
-      <w:proofErr w:type="spellStart"/>
-      <w:r>
-        <w:rPr>
-          <w:rFonts w:ascii="Arial" w:eastAsia="Times New Roman" w:hAnsi="Arial" w:cs="Arial"/>
-          <w:color w:val="000000"/>
-          <w:lang w:val="en-US" w:eastAsia="es-ES"/>
-        </w:rPr>
-        <w:t>Widenius</w:t>
-      </w:r>
-      <w:proofErr w:type="spellEnd"/>
-      <w:r>
-        <w:rPr>
-          <w:rFonts w:ascii="Arial" w:eastAsia="Times New Roman" w:hAnsi="Arial" w:cs="Arial"/>
-          <w:color w:val="000000"/>
-          <w:lang w:val="en-US" w:eastAsia="es-ES"/>
-        </w:rPr>
-        <w:t xml:space="preserve">, M., &amp; </w:t>
-      </w:r>
-      <w:proofErr w:type="spellStart"/>
-      <w:r>
-        <w:rPr>
-          <w:rFonts w:ascii="Arial" w:eastAsia="Times New Roman" w:hAnsi="Arial" w:cs="Arial"/>
-          <w:color w:val="000000"/>
-          <w:lang w:val="en-US" w:eastAsia="es-ES"/>
-        </w:rPr>
-        <w:t>Axmark</w:t>
-      </w:r>
-      <w:proofErr w:type="spellEnd"/>
-      <w:r>
-        <w:rPr>
-          <w:rFonts w:ascii="Arial" w:eastAsia="Times New Roman" w:hAnsi="Arial" w:cs="Arial"/>
-          <w:color w:val="000000"/>
-          <w:lang w:val="en-US" w:eastAsia="es-ES"/>
-        </w:rPr>
-        <w:t xml:space="preserve">, D. (1995). </w:t>
+        <w:t xml:space="preserve">MySQL AB / Widenius, M., &amp; Axmark, D. (1995). </w:t>
       </w:r>
       <w:r>
         <w:rPr>
@@ -12261,7 +14954,7 @@
         </w:rPr>
         <w:t xml:space="preserve"> [Software].</w:t>
       </w:r>
-      <w:hyperlink r:id="rId15" w:history="1">
+      <w:hyperlink r:id="rId16" w:history="1">
         <w:r>
           <w:rPr>
             <w:rFonts w:ascii="Arial" w:eastAsia="Times New Roman" w:hAnsi="Arial" w:cs="Arial"/>
@@ -12374,7 +15067,6 @@
         </w:rPr>
         <w:t xml:space="preserve">Perlis, A. (1982). </w:t>
       </w:r>
-      <w:proofErr w:type="spellStart"/>
       <w:r>
         <w:rPr>
           <w:rFonts w:ascii="Arial" w:eastAsia="Times New Roman" w:hAnsi="Arial" w:cs="Arial"/>
@@ -12383,162 +15075,54 @@
           <w:color w:val="000000"/>
           <w:lang w:eastAsia="es-ES"/>
         </w:rPr>
-        <w:t>Epigrams</w:t>
-      </w:r>
-      <w:proofErr w:type="spellEnd"/>
+        <w:t>Epigrams on Programming</w:t>
+      </w:r>
+      <w:r>
+        <w:rPr>
+          <w:rFonts w:ascii="Arial" w:eastAsia="Times New Roman" w:hAnsi="Arial" w:cs="Arial"/>
+          <w:color w:val="000000"/>
+          <w:lang w:eastAsia="es-ES"/>
+        </w:rPr>
+        <w:t>. [Conferencia / colección de epigramas].</w:t>
+      </w:r>
+    </w:p>
+    <w:p>
+      <w:pPr>
+        <w:spacing w:before="240" w:after="240" w:line="240" w:lineRule="auto"/>
+        <w:rPr>
+          <w:rFonts w:ascii="Times New Roman" w:eastAsia="Times New Roman" w:hAnsi="Times New Roman" w:cs="Times New Roman"/>
+          <w:sz w:val="24"/>
+          <w:szCs w:val="24"/>
+          <w:lang w:val="en-US" w:eastAsia="es-ES"/>
+        </w:rPr>
+      </w:pPr>
+      <w:r>
+        <w:rPr>
+          <w:rFonts w:ascii="Arial" w:eastAsia="Times New Roman" w:hAnsi="Arial" w:cs="Arial"/>
+          <w:color w:val="000000"/>
+          <w:lang w:val="en-US" w:eastAsia="es-ES"/>
+        </w:rPr>
+        <w:t xml:space="preserve">PySide / The Qt Company. (2021). </w:t>
+      </w:r>
       <w:r>
         <w:rPr>
           <w:rFonts w:ascii="Arial" w:eastAsia="Times New Roman" w:hAnsi="Arial" w:cs="Arial"/>
           <w:i/>
           <w:iCs/>
           <w:color w:val="000000"/>
-          <w:lang w:eastAsia="es-ES"/>
-        </w:rPr>
-        <w:t xml:space="preserve"> </w:t>
-      </w:r>
-      <w:proofErr w:type="spellStart"/>
-      <w:r>
-        <w:rPr>
-          <w:rFonts w:ascii="Arial" w:eastAsia="Times New Roman" w:hAnsi="Arial" w:cs="Arial"/>
-          <w:i/>
-          <w:iCs/>
-          <w:color w:val="000000"/>
-          <w:lang w:eastAsia="es-ES"/>
-        </w:rPr>
-        <w:t>on</w:t>
-      </w:r>
-      <w:proofErr w:type="spellEnd"/>
-      <w:r>
-        <w:rPr>
-          <w:rFonts w:ascii="Arial" w:eastAsia="Times New Roman" w:hAnsi="Arial" w:cs="Arial"/>
-          <w:i/>
-          <w:iCs/>
-          <w:color w:val="000000"/>
-          <w:lang w:eastAsia="es-ES"/>
-        </w:rPr>
-        <w:t xml:space="preserve"> </w:t>
-      </w:r>
-      <w:proofErr w:type="spellStart"/>
-      <w:r>
-        <w:rPr>
-          <w:rFonts w:ascii="Arial" w:eastAsia="Times New Roman" w:hAnsi="Arial" w:cs="Arial"/>
-          <w:i/>
-          <w:iCs/>
-          <w:color w:val="000000"/>
-          <w:lang w:eastAsia="es-ES"/>
-        </w:rPr>
-        <w:t>Programming</w:t>
-      </w:r>
-      <w:proofErr w:type="spellEnd"/>
-      <w:r>
-        <w:rPr>
-          <w:rFonts w:ascii="Arial" w:eastAsia="Times New Roman" w:hAnsi="Arial" w:cs="Arial"/>
-          <w:color w:val="000000"/>
-          <w:lang w:eastAsia="es-ES"/>
-        </w:rPr>
-        <w:t>. [Conferencia / colección de epigramas].</w:t>
-      </w:r>
-    </w:p>
-    <w:p>
-      <w:pPr>
-        <w:spacing w:before="240" w:after="240" w:line="240" w:lineRule="auto"/>
-        <w:rPr>
-          <w:rFonts w:ascii="Times New Roman" w:eastAsia="Times New Roman" w:hAnsi="Times New Roman" w:cs="Times New Roman"/>
-          <w:sz w:val="24"/>
-          <w:szCs w:val="24"/>
           <w:lang w:val="en-US" w:eastAsia="es-ES"/>
         </w:rPr>
-      </w:pPr>
-      <w:proofErr w:type="spellStart"/>
+        <w:t>Qt for Python (PySide) documentation</w:t>
+      </w:r>
       <w:r>
         <w:rPr>
           <w:rFonts w:ascii="Arial" w:eastAsia="Times New Roman" w:hAnsi="Arial" w:cs="Arial"/>
           <w:color w:val="000000"/>
           <w:lang w:val="en-US" w:eastAsia="es-ES"/>
         </w:rPr>
-        <w:lastRenderedPageBreak/>
-        <w:t>PySide</w:t>
-      </w:r>
-      <w:proofErr w:type="spellEnd"/>
-      <w:r>
-        <w:rPr>
-          <w:rFonts w:ascii="Arial" w:eastAsia="Times New Roman" w:hAnsi="Arial" w:cs="Arial"/>
-          <w:color w:val="000000"/>
-          <w:lang w:val="en-US" w:eastAsia="es-ES"/>
-        </w:rPr>
-        <w:t xml:space="preserve"> / The </w:t>
-      </w:r>
-      <w:proofErr w:type="spellStart"/>
-      <w:r>
-        <w:rPr>
-          <w:rFonts w:ascii="Arial" w:eastAsia="Times New Roman" w:hAnsi="Arial" w:cs="Arial"/>
-          <w:color w:val="000000"/>
-          <w:lang w:val="en-US" w:eastAsia="es-ES"/>
-        </w:rPr>
-        <w:t>Qt</w:t>
-      </w:r>
-      <w:proofErr w:type="spellEnd"/>
-      <w:r>
-        <w:rPr>
-          <w:rFonts w:ascii="Arial" w:eastAsia="Times New Roman" w:hAnsi="Arial" w:cs="Arial"/>
-          <w:color w:val="000000"/>
-          <w:lang w:val="en-US" w:eastAsia="es-ES"/>
-        </w:rPr>
-        <w:t xml:space="preserve"> Company. (2021). </w:t>
-      </w:r>
-      <w:proofErr w:type="spellStart"/>
-      <w:r>
-        <w:rPr>
-          <w:rFonts w:ascii="Arial" w:eastAsia="Times New Roman" w:hAnsi="Arial" w:cs="Arial"/>
-          <w:i/>
-          <w:iCs/>
-          <w:color w:val="000000"/>
-          <w:lang w:val="en-US" w:eastAsia="es-ES"/>
-        </w:rPr>
-        <w:t>Qt</w:t>
-      </w:r>
-      <w:proofErr w:type="spellEnd"/>
-      <w:r>
-        <w:rPr>
-          <w:rFonts w:ascii="Arial" w:eastAsia="Times New Roman" w:hAnsi="Arial" w:cs="Arial"/>
-          <w:i/>
-          <w:iCs/>
-          <w:color w:val="000000"/>
-          <w:lang w:val="en-US" w:eastAsia="es-ES"/>
-        </w:rPr>
-        <w:t xml:space="preserve"> for Python (</w:t>
-      </w:r>
-      <w:proofErr w:type="spellStart"/>
-      <w:r>
-        <w:rPr>
-          <w:rFonts w:ascii="Arial" w:eastAsia="Times New Roman" w:hAnsi="Arial" w:cs="Arial"/>
-          <w:i/>
-          <w:iCs/>
-          <w:color w:val="000000"/>
-          <w:lang w:val="en-US" w:eastAsia="es-ES"/>
-        </w:rPr>
-        <w:t>PySide</w:t>
-      </w:r>
-      <w:proofErr w:type="spellEnd"/>
-      <w:r>
-        <w:rPr>
-          <w:rFonts w:ascii="Arial" w:eastAsia="Times New Roman" w:hAnsi="Arial" w:cs="Arial"/>
-          <w:i/>
-          <w:iCs/>
-          <w:color w:val="000000"/>
-          <w:lang w:val="en-US" w:eastAsia="es-ES"/>
-        </w:rPr>
-        <w:t>) documentation</w:t>
-      </w:r>
-      <w:r>
-        <w:rPr>
-          <w:rFonts w:ascii="Arial" w:eastAsia="Times New Roman" w:hAnsi="Arial" w:cs="Arial"/>
-          <w:color w:val="000000"/>
-          <w:lang w:val="en-US" w:eastAsia="es-ES"/>
-        </w:rPr>
         <w:t>.</w:t>
       </w:r>
-      <w:hyperlink r:id="rId16" w:history="1">
+      <w:hyperlink r:id="rId17" w:history="1">
         <w:r>
           <w:rPr>
             <w:rFonts w:ascii="Arial" w:eastAsia="Times New Roman" w:hAnsi="Arial" w:cs="Arial"/>
@@ -12606,23 +15190,13 @@
           <w:lang w:val="en-US" w:eastAsia="es-ES"/>
         </w:rPr>
       </w:pPr>
-      <w:proofErr w:type="spellStart"/>
       <w:r>
         <w:rPr>
           <w:rFonts w:ascii="Arial" w:eastAsia="Times New Roman" w:hAnsi="Arial" w:cs="Arial"/>
           <w:color w:val="000000"/>
           <w:lang w:val="en-US" w:eastAsia="es-ES"/>
         </w:rPr>
-        <w:t>Shneiderman</w:t>
-      </w:r>
-      <w:proofErr w:type="spellEnd"/>
-      <w:r>
-        <w:rPr>
-          <w:rFonts w:ascii="Arial" w:eastAsia="Times New Roman" w:hAnsi="Arial" w:cs="Arial"/>
-          <w:color w:val="000000"/>
-          <w:lang w:val="en-US" w:eastAsia="es-ES"/>
-        </w:rPr>
-        <w:t xml:space="preserve">, B. (1998). </w:t>
+        <w:t xml:space="preserve">Shneiderman, B. (1998). </w:t>
       </w:r>
       <w:r>
         <w:rPr>
@@ -12716,7 +15290,7 @@
         </w:rPr>
         <w:t xml:space="preserve"> [Software].</w:t>
       </w:r>
-      <w:hyperlink r:id="rId17" w:history="1">
+      <w:hyperlink r:id="rId18" w:history="1">
         <w:r>
           <w:rPr>
             <w:rFonts w:ascii="Arial" w:eastAsia="Times New Roman" w:hAnsi="Arial" w:cs="Arial"/>
@@ -12802,254 +15376,6 @@
     </w:p>
     <w:p>
       <w:pPr>
-        <w:spacing w:line="360" w:lineRule="auto"/>
-        <w:jc w:val="center"/>
-        <w:rPr>
-          <w:rFonts w:ascii="Arial" w:hAnsi="Arial" w:cs="Arial"/>
-          <w:b/>
-          <w:bCs/>
-          <w:sz w:val="24"/>
-          <w:szCs w:val="24"/>
-        </w:rPr>
-      </w:pPr>
-      <w:r>
-        <w:rPr>
-          <w:noProof/>
-          <w:lang w:eastAsia="es-ES"/>
-        </w:rPr>
-        <w:drawing>
-          <wp:inline distT="0" distB="0" distL="0" distR="0" wp14:anchorId="72C46BDB" wp14:editId="746A9D0D">
-            <wp:extent cx="1524000" cy="657225"/>
-            <wp:effectExtent l="0" t="0" r="0" b="9525"/>
-            <wp:docPr id="4" name="Imagen 4"/>
-            <wp:cNvGraphicFramePr>
-              <a:graphicFrameLocks xmlns:a="http://schemas.openxmlformats.org/drawingml/2006/main" noChangeAspect="1"/>
-            </wp:cNvGraphicFramePr>
-            <a:graphic xmlns:a="http://schemas.openxmlformats.org/drawingml/2006/main">
-              <a:graphicData uri="http://schemas.openxmlformats.org/drawingml/2006/picture">
-                <pic:pic xmlns:pic="http://schemas.openxmlformats.org/drawingml/2006/picture">
-                  <pic:nvPicPr>
-                    <pic:cNvPr id="1" name=""/>
-                    <pic:cNvPicPr/>
-                  </pic:nvPicPr>
-                  <pic:blipFill>
-                    <a:blip r:embed="rId18"/>
-                    <a:stretch>
-                      <a:fillRect/>
-                    </a:stretch>
-                  </pic:blipFill>
-                  <pic:spPr>
-                    <a:xfrm>
-                      <a:off x="0" y="0"/>
-                      <a:ext cx="1524000" cy="657225"/>
-                    </a:xfrm>
-                    <a:prstGeom prst="rect">
-                      <a:avLst/>
-                    </a:prstGeom>
-                  </pic:spPr>
-                </pic:pic>
-              </a:graphicData>
-            </a:graphic>
-          </wp:inline>
-        </w:drawing>
-      </w:r>
-    </w:p>
-    <w:p>
-      <w:pPr>
-        <w:spacing w:line="360" w:lineRule="auto"/>
-        <w:rPr>
-          <w:rFonts w:ascii="Arial" w:hAnsi="Arial" w:cs="Arial"/>
-          <w:bCs/>
-          <w:sz w:val="24"/>
-          <w:szCs w:val="24"/>
-        </w:rPr>
-      </w:pPr>
-      <w:r>
-        <w:rPr>
-          <w:rFonts w:ascii="Arial" w:hAnsi="Arial" w:cs="Arial"/>
-          <w:bCs/>
-          <w:sz w:val="24"/>
-          <w:szCs w:val="24"/>
-        </w:rPr>
-        <w:t>Donde</w:t>
-      </w:r>
-    </w:p>
-    <w:p>
-      <w:pPr>
-        <w:spacing w:line="360" w:lineRule="auto"/>
-        <w:rPr>
-          <w:rFonts w:ascii="Arial" w:hAnsi="Arial" w:cs="Arial"/>
-          <w:bCs/>
-          <w:sz w:val="24"/>
-          <w:szCs w:val="24"/>
-        </w:rPr>
-      </w:pPr>
-      <w:r>
-        <w:rPr>
-          <w:rFonts w:ascii="Arial" w:hAnsi="Arial" w:cs="Arial"/>
-          <w:bCs/>
-          <w:sz w:val="24"/>
-          <w:szCs w:val="24"/>
-        </w:rPr>
-        <w:t>N = Número de ítems</w:t>
-      </w:r>
-    </w:p>
-    <w:p>
-      <w:pPr>
-        <w:spacing w:line="360" w:lineRule="auto"/>
-        <w:rPr>
-          <w:rFonts w:ascii="Arial" w:hAnsi="Arial" w:cs="Arial"/>
-          <w:bCs/>
-          <w:sz w:val="24"/>
-          <w:szCs w:val="24"/>
-        </w:rPr>
-      </w:pPr>
-      <m:oMath>
-        <m:r>
-          <w:rPr>
-            <w:rFonts w:ascii="Cambria Math" w:hAnsi="Cambria Math" w:cs="Arial"/>
-            <w:sz w:val="24"/>
-            <w:szCs w:val="24"/>
-          </w:rPr>
-          <m:t>∑</m:t>
-        </m:r>
-        <m:sSup>
-          <m:sSupPr>
-            <m:ctrlPr>
-              <w:rPr>
-                <w:rFonts w:ascii="Cambria Math" w:hAnsi="Cambria Math" w:cs="Arial"/>
-                <w:bCs/>
-                <w:i/>
-                <w:sz w:val="24"/>
-                <w:szCs w:val="24"/>
-              </w:rPr>
-            </m:ctrlPr>
-          </m:sSupPr>
-          <m:e>
-            <m:r>
-              <w:rPr>
-                <w:rFonts w:ascii="Cambria Math" w:hAnsi="Cambria Math" w:cs="Arial"/>
-                <w:sz w:val="24"/>
-                <w:szCs w:val="24"/>
-              </w:rPr>
-              <m:t xml:space="preserve"> S</m:t>
-            </m:r>
-          </m:e>
-          <m:sup>
-            <m:r>
-              <w:rPr>
-                <w:rFonts w:ascii="Cambria Math" w:hAnsi="Cambria Math" w:cs="Arial"/>
-                <w:sz w:val="24"/>
-                <w:szCs w:val="24"/>
-              </w:rPr>
-              <m:t>2</m:t>
-            </m:r>
-          </m:sup>
-        </m:sSup>
-        <m:r>
-          <w:rPr>
-            <w:rFonts w:ascii="Cambria Math" w:hAnsi="Cambria Math" w:cs="Arial"/>
-            <w:sz w:val="24"/>
-            <w:szCs w:val="24"/>
-          </w:rPr>
-          <m:t>i</m:t>
-        </m:r>
-      </m:oMath>
-      <w:r>
-        <w:rPr>
-          <w:rFonts w:ascii="Arial" w:hAnsi="Arial" w:cs="Arial"/>
-          <w:bCs/>
-          <w:sz w:val="24"/>
-          <w:szCs w:val="24"/>
-        </w:rPr>
-        <w:t>= Sumatoria de la varianza del ítem</w:t>
-      </w:r>
-    </w:p>
-    <w:p>
-      <w:pPr>
-        <w:spacing w:line="360" w:lineRule="auto"/>
-        <w:rPr>
-          <w:rFonts w:ascii="Arial" w:hAnsi="Arial" w:cs="Arial"/>
-          <w:bCs/>
-          <w:sz w:val="24"/>
-          <w:szCs w:val="24"/>
-        </w:rPr>
-      </w:pPr>
-      <m:oMath>
-        <m:sSup>
-          <m:sSupPr>
-            <m:ctrlPr>
-              <w:rPr>
-                <w:rFonts w:ascii="Cambria Math" w:hAnsi="Cambria Math" w:cs="Arial"/>
-                <w:bCs/>
-                <w:i/>
-                <w:sz w:val="24"/>
-                <w:szCs w:val="24"/>
-              </w:rPr>
-            </m:ctrlPr>
-          </m:sSupPr>
-          <m:e>
-            <m:r>
-              <w:rPr>
-                <w:rFonts w:ascii="Cambria Math" w:hAnsi="Cambria Math" w:cs="Arial"/>
-                <w:sz w:val="24"/>
-                <w:szCs w:val="24"/>
-              </w:rPr>
-              <m:t xml:space="preserve"> S</m:t>
-            </m:r>
-          </m:e>
-          <m:sup>
-            <m:r>
-              <w:rPr>
-                <w:rFonts w:ascii="Cambria Math" w:hAnsi="Cambria Math" w:cs="Arial"/>
-                <w:sz w:val="24"/>
-                <w:szCs w:val="24"/>
-              </w:rPr>
-              <m:t>2</m:t>
-            </m:r>
-          </m:sup>
-        </m:sSup>
-        <m:r>
-          <w:rPr>
-            <w:rFonts w:ascii="Cambria Math" w:hAnsi="Cambria Math" w:cs="Arial"/>
-            <w:sz w:val="24"/>
-            <w:szCs w:val="24"/>
-          </w:rPr>
-          <m:t>i</m:t>
-        </m:r>
-      </m:oMath>
-      <w:r>
-        <w:rPr>
-          <w:rFonts w:ascii="Arial" w:hAnsi="Arial" w:cs="Arial"/>
-          <w:bCs/>
-          <w:sz w:val="24"/>
-          <w:szCs w:val="24"/>
-        </w:rPr>
-        <w:t xml:space="preserve"> = Varianza total del instrumento</w:t>
-      </w:r>
-    </w:p>
-    <w:p>
-      <w:pPr>
-        <w:spacing w:line="360" w:lineRule="auto"/>
-        <w:rPr>
-          <w:rFonts w:ascii="Arial" w:hAnsi="Arial" w:cs="Arial"/>
-          <w:bCs/>
-          <w:sz w:val="24"/>
-          <w:szCs w:val="24"/>
-        </w:rPr>
-      </w:pPr>
-      <w:r>
-        <w:rPr>
-          <w:rFonts w:ascii="Arial" w:hAnsi="Arial" w:cs="Arial"/>
-          <w:bCs/>
-          <w:sz w:val="24"/>
-          <w:szCs w:val="24"/>
-        </w:rPr>
-        <w:t>α = Confiabilidad</w:t>
-      </w:r>
-    </w:p>
-    <w:p>
-      <w:pPr>
         <w:ind w:firstLine="708"/>
         <w:jc w:val="both"/>
       </w:pPr>
@@ -13065,7 +15391,7 @@
 </file>
 
 <file path=word/numbering.xml><?xml version="1.0" encoding="utf-8"?>
-<w:numbering xmlns:wpc="http://schemas.microsoft.com/office/word/2010/wordprocessingCanvas" xmlns:cx="http://schemas.microsoft.com/office/drawing/2014/chartex" xmlns:mc="http://schemas.openxmlformats.org/markup-compatibility/2006" xmlns:o="urn:schemas-microsoft-com:office:office" xmlns:r="http://schemas.openxmlformats.org/officeDocument/2006/relationships" xmlns:m="http://schemas.openxmlformats.org/officeDocument/2006/math" xmlns:v="urn:schemas-microsoft-com:vml" xmlns:wp14="http://schemas.microsoft.com/office/word/2010/wordprocessingDrawing" xmlns:wp="http://schemas.openxmlformats.org/drawingml/2006/wordprocessingDrawing" xmlns:w10="urn:schemas-microsoft-com:office:word" xmlns:w="http://schemas.openxmlformats.org/wordprocessingml/2006/main" xmlns:w14="http://schemas.microsoft.com/office/word/2010/wordml" xmlns:w15="http://schemas.microsoft.com/office/word/2012/wordml" xmlns:w16se="http://schemas.microsoft.com/office/word/2015/wordml/symex" xmlns:wpg="http://schemas.microsoft.com/office/word/2010/wordprocessingGroup" xmlns:wpi="http://schemas.microsoft.com/office/word/2010/wordprocessingInk" xmlns:wne="http://schemas.microsoft.com/office/word/2006/wordml" xmlns:wps="http://schemas.microsoft.com/office/word/2010/wordprocessingShape" mc:Ignorable="w14 w15 w16se wp14">
+<w:numbering xmlns:wpc="http://schemas.microsoft.com/office/word/2010/wordprocessingCanvas" xmlns:cx="http://schemas.microsoft.com/office/drawing/2014/chartex" xmlns:cx1="http://schemas.microsoft.com/office/drawing/2015/9/8/chartex" xmlns:cx2="http://schemas.microsoft.com/office/drawing/2015/10/21/chartex" xmlns:cx3="http://schemas.microsoft.com/office/drawing/2016/5/9/chartex" xmlns:cx4="http://schemas.microsoft.com/office/drawing/2016/5/10/chartex" xmlns:cx5="http://schemas.microsoft.com/office/drawing/2016/5/11/chartex" xmlns:cx6="http://schemas.microsoft.com/office/drawing/2016/5/12/chartex" xmlns:cx7="http://schemas.microsoft.com/office/drawing/2016/5/13/chartex" xmlns:cx8="http://schemas.microsoft.com/office/drawing/2016/5/14/chartex" xmlns:mc="http://schemas.openxmlformats.org/markup-compatibility/2006" xmlns:aink="http://schemas.microsoft.com/office/drawing/2016/ink" xmlns:am3d="http://schemas.microsoft.com/office/drawing/2017/model3d" xmlns:o="urn:schemas-microsoft-com:office:office" xmlns:r="http://schemas.openxmlformats.org/officeDocument/2006/relationships" xmlns:m="http://schemas.openxmlformats.org/officeDocument/2006/math" xmlns:v="urn:schemas-microsoft-com:vml" xmlns:wp14="http://schemas.microsoft.com/office/word/2010/wordprocessingDrawing" xmlns:wp="http://schemas.openxmlformats.org/drawingml/2006/wordprocessingDrawing" xmlns:w10="urn:schemas-microsoft-com:office:word" xmlns:w="http://schemas.openxmlformats.org/wordprocessingml/2006/main" xmlns:w14="http://schemas.microsoft.com/office/word/2010/wordml" xmlns:w15="http://schemas.microsoft.com/office/word/2012/wordml" xmlns:w16cex="http://schemas.microsoft.com/office/word/2018/wordml/cex" xmlns:w16cid="http://schemas.microsoft.com/office/word/2016/wordml/cid" xmlns:w16="http://schemas.microsoft.com/office/word/2018/wordml" xmlns:w16sdtdh="http://schemas.microsoft.com/office/word/2020/wordml/sdtdatahash" xmlns:w16se="http://schemas.microsoft.com/office/word/2015/wordml/symex" xmlns:wpg="http://schemas.microsoft.com/office/word/2010/wordprocessingGroup" xmlns:wpi="http://schemas.microsoft.com/office/word/2010/wordprocessingInk" xmlns:wne="http://schemas.microsoft.com/office/word/2006/wordml" xmlns:wps="http://schemas.microsoft.com/office/word/2010/wordprocessingShape" mc:Ignorable="w14 w15 w16se w16cid w16 w16cex w16sdtdh wp14">
   <w:abstractNum w:abstractNumId="0" w15:restartNumberingAfterBreak="0">
     <w:nsid w:val="14F4067B"/>
     <w:multiLevelType w:val="multilevel"/>
@@ -13814,7 +16140,7 @@
 </file>
 
 <file path=word/styles.xml><?xml version="1.0" encoding="utf-8"?>
-<w:styles xmlns:mc="http://schemas.openxmlformats.org/markup-compatibility/2006" xmlns:r="http://schemas.openxmlformats.org/officeDocument/2006/relationships" xmlns:w="http://schemas.openxmlformats.org/wordprocessingml/2006/main" xmlns:w14="http://schemas.microsoft.com/office/word/2010/wordml" xmlns:w15="http://schemas.microsoft.com/office/word/2012/wordml" xmlns:w16se="http://schemas.microsoft.com/office/word/2015/wordml/symex" mc:Ignorable="w14 w15 w16se">
+<w:styles xmlns:mc="http://schemas.openxmlformats.org/markup-compatibility/2006" xmlns:r="http://schemas.openxmlformats.org/officeDocument/2006/relationships" xmlns:w="http://schemas.openxmlformats.org/wordprocessingml/2006/main" xmlns:w14="http://schemas.microsoft.com/office/word/2010/wordml" xmlns:w15="http://schemas.microsoft.com/office/word/2012/wordml" xmlns:w16cex="http://schemas.microsoft.com/office/word/2018/wordml/cex" xmlns:w16cid="http://schemas.microsoft.com/office/word/2016/wordml/cid" xmlns:w16="http://schemas.microsoft.com/office/word/2018/wordml" xmlns:w16sdtdh="http://schemas.microsoft.com/office/word/2020/wordml/sdtdatahash" xmlns:w16se="http://schemas.microsoft.com/office/word/2015/wordml/symex" mc:Ignorable="w14 w15 w16se w16cid w16 w16cex w16sdtdh">
   <w:docDefaults>
     <w:rPrDefault>
       <w:rPr>
@@ -13830,7 +16156,7 @@
       </w:pPr>
     </w:pPrDefault>
   </w:docDefaults>
-  <w:latentStyles w:defLockedState="0" w:defUIPriority="99" w:defSemiHidden="0" w:defUnhideWhenUsed="0" w:defQFormat="0" w:count="371">
+  <w:latentStyles w:defLockedState="0" w:defUIPriority="99" w:defSemiHidden="0" w:defUnhideWhenUsed="0" w:defQFormat="0" w:count="376">
     <w:lsdException w:name="Normal" w:uiPriority="0" w:qFormat="1"/>
     <w:lsdException w:name="heading 1" w:uiPriority="9" w:qFormat="1"/>
     <w:lsdException w:name="heading 2" w:semiHidden="1" w:uiPriority="9" w:unhideWhenUsed="1" w:qFormat="1"/>
@@ -14202,10 +16528,16 @@
     <w:lsdException w:name="List Table 5 Dark Accent 6" w:uiPriority="50"/>
     <w:lsdException w:name="List Table 6 Colorful Accent 6" w:uiPriority="51"/>
     <w:lsdException w:name="List Table 7 Colorful Accent 6" w:uiPriority="52"/>
+    <w:lsdException w:name="Mention" w:semiHidden="1" w:unhideWhenUsed="1"/>
+    <w:lsdException w:name="Smart Hyperlink" w:semiHidden="1" w:unhideWhenUsed="1"/>
+    <w:lsdException w:name="Hashtag" w:semiHidden="1" w:unhideWhenUsed="1"/>
+    <w:lsdException w:name="Unresolved Mention" w:semiHidden="1" w:unhideWhenUsed="1"/>
+    <w:lsdException w:name="Smart Link" w:semiHidden="1" w:unhideWhenUsed="1"/>
   </w:latentStyles>
   <w:style w:type="paragraph" w:default="1" w:styleId="Normal">
     <w:name w:val="Normal"/>
     <w:qFormat/>
+    <w:rsid w:val="00C73DA6"/>
   </w:style>
   <w:style w:type="paragraph" w:styleId="Ttulo2">
     <w:name w:val="heading 2"/>
@@ -14308,7 +16640,6 @@
     <w:name w:val="Normal (Web)"/>
     <w:basedOn w:val="Normal"/>
     <w:uiPriority w:val="99"/>
-    <w:semiHidden/>
     <w:unhideWhenUsed/>
     <w:rsid w:val="0072650F"/>
     <w:pPr>
@@ -14404,7 +16735,7 @@
       </w:tcPr>
     </w:tblStylePr>
   </w:style>
-  <w:style w:type="table" w:styleId="Cuadrculadetablaclara">
+  <w:style w:type="table" w:styleId="Tablaconcuadrculaclara">
     <w:name w:val="Grid Table Light"/>
     <w:basedOn w:val="Tablanormal"/>
     <w:uiPriority w:val="40"/>
@@ -14420,6 +16751,49 @@
         <w:right w:val="single" w:sz="4" w:space="0" w:color="BFBFBF" w:themeColor="background1" w:themeShade="BF"/>
         <w:insideH w:val="single" w:sz="4" w:space="0" w:color="BFBFBF" w:themeColor="background1" w:themeShade="BF"/>
         <w:insideV w:val="single" w:sz="4" w:space="0" w:color="BFBFBF" w:themeColor="background1" w:themeShade="BF"/>
+      </w:tblBorders>
+    </w:tblPr>
+  </w:style>
+  <w:style w:type="table" w:customStyle="1" w:styleId="Tablaconcuadrcula1">
+    <w:name w:val="Tabla con cuadrícula1"/>
+    <w:basedOn w:val="Tablanormal"/>
+    <w:next w:val="Tablaconcuadrcula"/>
+    <w:uiPriority w:val="39"/>
+    <w:rsid w:val="004650DB"/>
+    <w:pPr>
+      <w:spacing w:after="0" w:line="240" w:lineRule="auto"/>
+    </w:pPr>
+    <w:rPr>
+      <w:rFonts w:ascii="Calibri" w:eastAsia="Calibri" w:hAnsi="Calibri" w:cs="Times New Roman"/>
+      <w:lang w:val="es-VE"/>
+    </w:rPr>
+    <w:tblPr>
+      <w:tblBorders>
+        <w:top w:val="single" w:sz="4" w:space="0" w:color="auto"/>
+        <w:left w:val="single" w:sz="4" w:space="0" w:color="auto"/>
+        <w:bottom w:val="single" w:sz="4" w:space="0" w:color="auto"/>
+        <w:right w:val="single" w:sz="4" w:space="0" w:color="auto"/>
+        <w:insideH w:val="single" w:sz="4" w:space="0" w:color="auto"/>
+        <w:insideV w:val="single" w:sz="4" w:space="0" w:color="auto"/>
+      </w:tblBorders>
+    </w:tblPr>
+  </w:style>
+  <w:style w:type="table" w:styleId="Tablaconcuadrcula">
+    <w:name w:val="Table Grid"/>
+    <w:basedOn w:val="Tablanormal"/>
+    <w:uiPriority w:val="39"/>
+    <w:rsid w:val="004650DB"/>
+    <w:pPr>
+      <w:spacing w:after="0" w:line="240" w:lineRule="auto"/>
+    </w:pPr>
+    <w:tblPr>
+      <w:tblBorders>
+        <w:top w:val="single" w:sz="4" w:space="0" w:color="auto"/>
+        <w:left w:val="single" w:sz="4" w:space="0" w:color="auto"/>
+        <w:bottom w:val="single" w:sz="4" w:space="0" w:color="auto"/>
+        <w:right w:val="single" w:sz="4" w:space="0" w:color="auto"/>
+        <w:insideH w:val="single" w:sz="4" w:space="0" w:color="auto"/>
+        <w:insideV w:val="single" w:sz="4" w:space="0" w:color="auto"/>
       </w:tblBorders>
     </w:tblPr>
   </w:style>

--- a/tesis.docx
+++ b/tesis.docx
@@ -1,6 +1,6 @@
 
 <file path=word/document.xml><?xml version="1.0" encoding="utf-8"?>
-<w:document xmlns:wpc="http://schemas.microsoft.com/office/word/2010/wordprocessingCanvas" xmlns:cx="http://schemas.microsoft.com/office/drawing/2014/chartex" xmlns:cx1="http://schemas.microsoft.com/office/drawing/2015/9/8/chartex" xmlns:cx2="http://schemas.microsoft.com/office/drawing/2015/10/21/chartex" xmlns:cx3="http://schemas.microsoft.com/office/drawing/2016/5/9/chartex" xmlns:cx4="http://schemas.microsoft.com/office/drawing/2016/5/10/chartex" xmlns:cx5="http://schemas.microsoft.com/office/drawing/2016/5/11/chartex" xmlns:cx6="http://schemas.microsoft.com/office/drawing/2016/5/12/chartex" xmlns:cx7="http://schemas.microsoft.com/office/drawing/2016/5/13/chartex" xmlns:cx8="http://schemas.microsoft.com/office/drawing/2016/5/14/chartex" xmlns:mc="http://schemas.openxmlformats.org/markup-compatibility/2006" xmlns:aink="http://schemas.microsoft.com/office/drawing/2016/ink" xmlns:am3d="http://schemas.microsoft.com/office/drawing/2017/model3d" xmlns:o="urn:schemas-microsoft-com:office:office" xmlns:r="http://schemas.openxmlformats.org/officeDocument/2006/relationships" xmlns:m="http://schemas.openxmlformats.org/officeDocument/2006/math" xmlns:v="urn:schemas-microsoft-com:vml" xmlns:wp14="http://schemas.microsoft.com/office/word/2010/wordprocessingDrawing" xmlns:wp="http://schemas.openxmlformats.org/drawingml/2006/wordprocessingDrawing" xmlns:w10="urn:schemas-microsoft-com:office:word" xmlns:w="http://schemas.openxmlformats.org/wordprocessingml/2006/main" xmlns:w14="http://schemas.microsoft.com/office/word/2010/wordml" xmlns:w15="http://schemas.microsoft.com/office/word/2012/wordml" xmlns:w16cex="http://schemas.microsoft.com/office/word/2018/wordml/cex" xmlns:w16cid="http://schemas.microsoft.com/office/word/2016/wordml/cid" xmlns:w16="http://schemas.microsoft.com/office/word/2018/wordml" xmlns:w16sdtdh="http://schemas.microsoft.com/office/word/2020/wordml/sdtdatahash" xmlns:w16se="http://schemas.microsoft.com/office/word/2015/wordml/symex" xmlns:wpg="http://schemas.microsoft.com/office/word/2010/wordprocessingGroup" xmlns:wpi="http://schemas.microsoft.com/office/word/2010/wordprocessingInk" xmlns:wne="http://schemas.microsoft.com/office/word/2006/wordml" xmlns:wps="http://schemas.microsoft.com/office/word/2010/wordprocessingShape" mc:Ignorable="w14 w15 w16se w16cid w16 w16cex w16sdtdh wp14">
+<w:document xmlns:wpc="http://schemas.microsoft.com/office/word/2010/wordprocessingCanvas" xmlns:cx="http://schemas.microsoft.com/office/drawing/2014/chartex" xmlns:mc="http://schemas.openxmlformats.org/markup-compatibility/2006" xmlns:o="urn:schemas-microsoft-com:office:office" xmlns:r="http://schemas.openxmlformats.org/officeDocument/2006/relationships" xmlns:m="http://schemas.openxmlformats.org/officeDocument/2006/math" xmlns:v="urn:schemas-microsoft-com:vml" xmlns:wp14="http://schemas.microsoft.com/office/word/2010/wordprocessingDrawing" xmlns:wp="http://schemas.openxmlformats.org/drawingml/2006/wordprocessingDrawing" xmlns:w10="urn:schemas-microsoft-com:office:word" xmlns:w="http://schemas.openxmlformats.org/wordprocessingml/2006/main" xmlns:w14="http://schemas.microsoft.com/office/word/2010/wordml" xmlns:w15="http://schemas.microsoft.com/office/word/2012/wordml" xmlns:w16se="http://schemas.microsoft.com/office/word/2015/wordml/symex" xmlns:wpg="http://schemas.microsoft.com/office/word/2010/wordprocessingGroup" xmlns:wpi="http://schemas.microsoft.com/office/word/2010/wordprocessingInk" xmlns:wne="http://schemas.microsoft.com/office/word/2006/wordml" xmlns:wps="http://schemas.microsoft.com/office/word/2010/wordprocessingShape" mc:Ignorable="w14 w15 w16se wp14">
   <w:body>
     <w:p>
       <w:pPr>
@@ -250,7 +250,7 @@
           </mc:Choice>
           <mc:Fallback>
             <w:pict>
-              <v:group w14:anchorId="3A69C7B4" id="Grupo 1" o:spid="_x0000_s1026" style="position:absolute;left:0;text-align:left;margin-left:-43.8pt;margin-top:-37.85pt;width:514.5pt;height:129pt;z-index:251659264" coordorigin="1169,1609" coordsize="10290,2145" o:gfxdata="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">
+              <v:group w14:anchorId="3A69C7B4" id="Grupo 1" o:spid="_x0000_s1026" style="position:absolute;left:0;text-align:left;margin-left:-43.8pt;margin-top:-37.85pt;width:514.5pt;height:129pt;z-index:251659264" coordorigin="1169,1609" coordsize="10290,2145" o:gfxdata="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">
                 <v:shapetype id="_x0000_t75" coordsize="21600,21600" o:spt="75" o:preferrelative="t" path="m@4@5l@4@11@9@11@9@5xe" filled="f" stroked="f">
                   <v:stroke joinstyle="miter"/>
                   <v:formulas>
@@ -9031,6 +9031,7 @@
           <w:rFonts w:cs="Arial"/>
           <w:noProof/>
           <w:szCs w:val="24"/>
+          <w:lang w:eastAsia="es-ES"/>
         </w:rPr>
         <w:drawing>
           <wp:inline distT="0" distB="0" distL="0" distR="0" wp14:anchorId="55330ACB" wp14:editId="335F4D48">
@@ -9089,22 +9090,7 @@
           <w:rFonts w:cs="Arial"/>
           <w:szCs w:val="24"/>
         </w:rPr>
-        <w:t>Los resultados evidencian que el 47,7 % de los encuestados indicó la alternativa Casi nunca, mientras que un 42,8 % manifestó Nunca. Por su parte, solo un 9,5 % señaló la opción Algunas veces, no registrándose respuestas en las categorías Casi siempre ni Siempre.</w:t>
-      </w:r>
-    </w:p>
-    <w:p>
-      <w:pPr>
-        <w:rPr>
-          <w:rFonts w:cs="Arial"/>
-          <w:szCs w:val="24"/>
-        </w:rPr>
-      </w:pPr>
-      <w:r>
-        <w:rPr>
-          <w:rFonts w:cs="Arial"/>
-          <w:szCs w:val="24"/>
-        </w:rPr>
-        <w:t>La moda correspondió a la alternativa Casi nunca, lo cual indica que predomina una percepción negativa respecto a la disponibilidad de herramientas digitales adecuadas para la gestión integral de las pasantías. Este resultado refleja una debilidad significativa en los procesos tecnológicos actuales de la institución.</w:t>
+        <w:t>Los resultados evidencian que el 47,7 % de los encuestados indicó la alternativa Casi nunca, mientras que un 42,8 % manifestó Nunca; por su parte, solo un 9,5 % señaló Algunas veces, sin registrarse respuestas en las categorías Casi siempre y Siempre. La moda correspondió a Casi nunca, lo cual indica que predomina una percepción desfavorable respecto a la disponibilidad de herramientas digitales adecuadas para la gestión integral de las pasantías. Este resultado pone de manifiesto una debilidad significativa en la infraestructura tecnológica institucional, lo que limita la automatización de los procesos y afecta negativamente la eficiencia administrativa, evidenciando la necesidad de incorporar soluciones tecnológicas que optimicen dicha gestión.</w:t>
       </w:r>
     </w:p>
     <w:p>
@@ -9818,6 +9804,7 @@
           <w:rFonts w:cs="Arial"/>
           <w:noProof/>
           <w:szCs w:val="24"/>
+          <w:lang w:eastAsia="es-ES"/>
         </w:rPr>
         <w:drawing>
           <wp:inline distT="0" distB="0" distL="0" distR="0" wp14:anchorId="7DDA45FD" wp14:editId="08EA674D">
@@ -9869,42 +9856,16 @@
         <w:rPr>
           <w:rFonts w:cs="Arial"/>
           <w:szCs w:val="24"/>
+        </w:rPr>
+      </w:pPr>
+      <w:r>
+        <w:rPr>
+          <w:rFonts w:cs="Arial"/>
+          <w:szCs w:val="24"/>
           <w:lang w:val="es-VE"/>
         </w:rPr>
-      </w:pPr>
-      <w:r>
-        <w:rPr>
-          <w:rFonts w:cs="Arial"/>
-          <w:szCs w:val="24"/>
-          <w:lang w:val="es-VE"/>
-        </w:rPr>
-        <w:t>El 57,2 % de los participantes seleccionó la opción Casi nunca, seguido de un 28,6 % que indicó Nunca. Un 9,5 % manifestó Algunas veces y apenas un 4,7 % señaló Casi siempre.</w:t>
-      </w:r>
-    </w:p>
-    <w:p>
-      <w:pPr>
-        <w:rPr>
-          <w:rFonts w:cs="Arial"/>
-          <w:szCs w:val="24"/>
-          <w:lang w:val="es-VE"/>
-        </w:rPr>
-      </w:pPr>
-      <w:r>
-        <w:rPr>
-          <w:rFonts w:cs="Arial"/>
-          <w:szCs w:val="24"/>
-          <w:lang w:val="es-VE"/>
-        </w:rPr>
-        <w:t>La moda fue Casi nunca, lo que evidencia que, según la mayoría de los encuestados, el proceso actual no permite una clara diferenciación de los roles involucrados en la gestión de pasantías, generando posibles confusiones y deficiencias administrativas.</w:t>
-      </w:r>
-    </w:p>
-    <w:p>
-      <w:pPr>
-        <w:rPr>
-          <w:rFonts w:cs="Arial"/>
-          <w:szCs w:val="24"/>
-        </w:rPr>
-      </w:pPr>
+        <w:t>El 57,2 % de los participantes seleccionó la opción Casi nunca, seguido de un 28,6 % que indicó Nunca, mientras que un 9,5 % manifestó Algunas veces y apenas un 4,7 % señaló Casi siempre. La moda fue Casi nunca, lo que evidencia que, según la mayoría de los encuestados, el proceso actual no permite diferenciar claramente los roles de los estudiantes, tutores académicos y tutores empresariales. Esta situación genera confusión en las responsabilidades asignadas y dificulta el control del proceso de pasantías, afectando la coordinación y el cumplimiento adecuado de las funciones de cada actor involucrado.</w:t>
+      </w:r>
     </w:p>
     <w:p>
       <w:pPr>
@@ -10608,6 +10569,7 @@
           <w:rFonts w:cs="Arial"/>
           <w:noProof/>
           <w:szCs w:val="24"/>
+          <w:lang w:eastAsia="es-ES"/>
         </w:rPr>
         <w:drawing>
           <wp:inline distT="0" distB="0" distL="0" distR="0" wp14:anchorId="5C1ACA23" wp14:editId="60B10D58">
@@ -10668,34 +10630,8 @@
           <w:szCs w:val="24"/>
           <w:lang w:val="es-VE"/>
         </w:rPr>
-        <w:t>Los datos muestran que un 42,8 % indicó Casi nunca y otro *42,8 % manifestó Nunca. Solo un 14,4 % respondió Algunas veces, sin registrarse respuestas en las opciones Casi siempre ni Siempre.</w:t>
-      </w:r>
-    </w:p>
-    <w:p>
-      <w:pPr>
-        <w:rPr>
-          <w:rFonts w:cs="Arial"/>
-          <w:szCs w:val="24"/>
-          <w:lang w:val="es-VE"/>
-        </w:rPr>
-      </w:pPr>
-      <w:r>
-        <w:rPr>
-          <w:rFonts w:cs="Arial"/>
-          <w:szCs w:val="24"/>
-          <w:lang w:val="es-VE"/>
-        </w:rPr>
-        <w:t>La moda se presentó de forma compartida entre Casi nunca y Nunca, lo que indica una marcada deficiencia en la organización y accesibilidad de la información relacionada con las pasantías dentro de la institución.</w:t>
-      </w:r>
-    </w:p>
-    <w:p>
-      <w:pPr>
-        <w:rPr>
-          <w:rFonts w:cs="Arial"/>
-          <w:szCs w:val="24"/>
-          <w:lang w:val="es-VE"/>
-        </w:rPr>
-      </w:pPr>
+        <w:t>Los datos obtenidos muestran que un 42,8 % de los encuestados indicó Casi nunca y otro 42,8 % manifestó Nunca, mientras que solo un 14,4 % respondió Algunas veces, sin registrarse respuestas en las opciones superiores. La moda se presentó de forma compartida entre Casi nunca y Nunca, lo que refleja una marcada deficiencia en la organización y accesibilidad de la información relacionada con las pasantías. Este resultado evidencia problemas en el resguardo y consulta de los datos, lo cual dificulta la toma de decisiones oportunas y afecta la continuidad administrativa del proceso académico.</w:t>
+      </w:r>
     </w:p>
     <w:p>
       <w:pPr>
@@ -11413,6 +11349,7 @@
           <w:rFonts w:cs="Arial"/>
           <w:noProof/>
           <w:szCs w:val="24"/>
+          <w:lang w:eastAsia="es-ES"/>
         </w:rPr>
         <w:drawing>
           <wp:inline distT="0" distB="0" distL="0" distR="0" wp14:anchorId="5E819F72" wp14:editId="6FF4AA44">
@@ -11471,31 +11408,8 @@
           <w:rFonts w:cs="Arial"/>
           <w:szCs w:val="24"/>
         </w:rPr>
-        <w:t>Los resultados reflejan que el 47,6 % de los encuestados respondió Casi nunca, mientras que un 33,3 % indicó Nunca. Un 14,3 % seleccionó Algunas veces y solo un 4,8 % señaló Casi siempre.</w:t>
-      </w:r>
-    </w:p>
-    <w:p>
-      <w:pPr>
-        <w:rPr>
-          <w:rFonts w:cs="Arial"/>
-          <w:szCs w:val="24"/>
-        </w:rPr>
-      </w:pPr>
-      <w:r>
-        <w:rPr>
-          <w:rFonts w:cs="Arial"/>
-          <w:szCs w:val="24"/>
-        </w:rPr>
-        <w:t>La moda correspondió a Casi nunca, lo cual evidencia que el proceso de registro de pasantes presenta deficiencias organizativas y operativas que afectan su eficiencia.</w:t>
-      </w:r>
-    </w:p>
-    <w:p>
-      <w:pPr>
-        <w:rPr>
-          <w:rFonts w:cs="Arial"/>
-          <w:szCs w:val="24"/>
-        </w:rPr>
-      </w:pPr>
+        <w:t>Los resultados reflejan que el 47,6 % de los encuestados respondió Casi nunca, seguido de un 33,3 % que indicó Nunca, mientras que un 14,3 % seleccionó Algunas veces y solo un 4,8 % señaló Casi siempre. La moda correspondió a Casi nunca, lo que evidencia que el proceso de registro de pasantes no se realiza de manera organizada ni eficiente. Esta situación puede generar retrasos, errores en la información y dificultades en el seguimiento de los estudiantes, afectando el correcto desarrollo del programa de pasantías.</w:t>
+      </w:r>
     </w:p>
     <w:p>
       <w:pPr>
@@ -12204,6 +12118,7 @@
           <w:rFonts w:cs="Arial"/>
           <w:noProof/>
           <w:szCs w:val="24"/>
+          <w:lang w:eastAsia="es-ES"/>
         </w:rPr>
         <w:drawing>
           <wp:inline distT="0" distB="0" distL="0" distR="0" wp14:anchorId="460E25BF" wp14:editId="0428B086">
@@ -12262,140 +12177,13 @@
         <w:rPr>
           <w:lang w:val="es-VE" w:eastAsia="es-VE"/>
         </w:rPr>
-        <w:t xml:space="preserve">El </w:t>
-      </w:r>
-      <w:r>
-        <w:rPr>
-          <w:b/>
-          <w:bCs/>
+        <w:t>El 52,4 % de los encuestados manifestó Casi nunca, seguido de un 33,3 % que indicó Nunca, mientras que un 14,3 % respondió Algunas veces. La moda fue Casi nunca, lo cual refleja una falta de sistematización en el control de las empresas receptoras de pasantes. Esta debilidad limita el seguimiento institucional, impide la verificación de las condiciones de las pasantías y puede afectar la calidad de la experiencia formativa de los estudiantes.</w:t>
+      </w:r>
+    </w:p>
+    <w:p>
+      <w:pPr>
+        <w:rPr>
           <w:lang w:val="es-VE" w:eastAsia="es-VE"/>
-        </w:rPr>
-        <w:t>52,4 %</w:t>
-      </w:r>
-      <w:r>
-        <w:rPr>
-          <w:lang w:val="es-VE" w:eastAsia="es-VE"/>
-        </w:rPr>
-        <w:t xml:space="preserve"> manifestó </w:t>
-      </w:r>
-      <w:r>
-        <w:rPr>
-          <w:i/>
-          <w:iCs/>
-          <w:lang w:val="es-VE" w:eastAsia="es-VE"/>
-        </w:rPr>
-        <w:t>Casi nunca</w:t>
-      </w:r>
-      <w:r>
-        <w:rPr>
-          <w:lang w:val="es-VE" w:eastAsia="es-VE"/>
-        </w:rPr>
-        <w:t xml:space="preserve">, seguido de un </w:t>
-      </w:r>
-      <w:r>
-        <w:rPr>
-          <w:b/>
-          <w:bCs/>
-          <w:lang w:val="es-VE" w:eastAsia="es-VE"/>
-        </w:rPr>
-        <w:t>33,3 %</w:t>
-      </w:r>
-      <w:r>
-        <w:rPr>
-          <w:lang w:val="es-VE" w:eastAsia="es-VE"/>
-        </w:rPr>
-        <w:t xml:space="preserve"> que indicó </w:t>
-      </w:r>
-      <w:r>
-        <w:rPr>
-          <w:i/>
-          <w:iCs/>
-          <w:lang w:val="es-VE" w:eastAsia="es-VE"/>
-        </w:rPr>
-        <w:t>Nunca</w:t>
-      </w:r>
-      <w:r>
-        <w:rPr>
-          <w:lang w:val="es-VE" w:eastAsia="es-VE"/>
-        </w:rPr>
-        <w:t xml:space="preserve">. Un </w:t>
-      </w:r>
-      <w:r>
-        <w:rPr>
-          <w:b/>
-          <w:bCs/>
-          <w:lang w:val="es-VE" w:eastAsia="es-VE"/>
-        </w:rPr>
-        <w:t>14,3 %</w:t>
-      </w:r>
-      <w:r>
-        <w:rPr>
-          <w:lang w:val="es-VE" w:eastAsia="es-VE"/>
-        </w:rPr>
-        <w:t xml:space="preserve"> respondió </w:t>
-      </w:r>
-      <w:r>
-        <w:rPr>
-          <w:i/>
-          <w:iCs/>
-          <w:lang w:val="es-VE" w:eastAsia="es-VE"/>
-        </w:rPr>
-        <w:t>Algunas veces</w:t>
-      </w:r>
-      <w:r>
-        <w:rPr>
-          <w:lang w:val="es-VE" w:eastAsia="es-VE"/>
-        </w:rPr>
-        <w:t>, sin respuestas en las categorías superiores.</w:t>
-      </w:r>
-    </w:p>
-    <w:p>
-      <w:pPr>
-        <w:rPr>
-          <w:lang w:val="es-VE" w:eastAsia="es-VE"/>
-        </w:rPr>
-      </w:pPr>
-      <w:r>
-        <w:rPr>
-          <w:lang w:val="es-VE" w:eastAsia="es-VE"/>
-        </w:rPr>
-        <w:t xml:space="preserve">La </w:t>
-      </w:r>
-      <w:r>
-        <w:rPr>
-          <w:b/>
-          <w:bCs/>
-          <w:lang w:val="es-VE" w:eastAsia="es-VE"/>
-        </w:rPr>
-        <w:t>moda</w:t>
-      </w:r>
-      <w:r>
-        <w:rPr>
-          <w:lang w:val="es-VE" w:eastAsia="es-VE"/>
-        </w:rPr>
-        <w:t xml:space="preserve"> fue </w:t>
-      </w:r>
-      <w:r>
-        <w:rPr>
-          <w:i/>
-          <w:iCs/>
-          <w:lang w:val="es-VE" w:eastAsia="es-VE"/>
-        </w:rPr>
-        <w:t>Casi nunca</w:t>
-      </w:r>
-      <w:r>
-        <w:rPr>
-          <w:lang w:val="es-VE" w:eastAsia="es-VE"/>
-        </w:rPr>
-        <w:t>, lo que refleja una falta de sistematización en el control de las empresas receptoras, dificultando el seguimiento adecuado de las pasantías.</w:t>
-      </w:r>
-    </w:p>
-    <w:p>
-      <w:pPr>
-        <w:rPr>
-          <w:rFonts w:cs="Arial"/>
-          <w:szCs w:val="24"/>
-          <w:lang w:val="es-VE"/>
         </w:rPr>
       </w:pPr>
     </w:p>
@@ -13070,22 +12858,15 @@
           <w:szCs w:val="24"/>
         </w:rPr>
       </w:pPr>
-    </w:p>
-    <w:p>
-      <w:pPr>
-        <w:rPr>
-          <w:rFonts w:cs="Arial"/>
-          <w:szCs w:val="24"/>
-        </w:rPr>
-      </w:pPr>
       <w:r>
         <w:rPr>
           <w:rFonts w:cs="Arial"/>
           <w:noProof/>
           <w:szCs w:val="24"/>
+          <w:lang w:eastAsia="es-ES"/>
         </w:rPr>
         <w:drawing>
-          <wp:inline distT="0" distB="0" distL="0" distR="0" wp14:anchorId="5C192EBE" wp14:editId="6428CADE">
+          <wp:inline distT="0" distB="0" distL="0" distR="0" wp14:anchorId="5C192EBE" wp14:editId="2158FF4D">
             <wp:extent cx="5400040" cy="1809887"/>
             <wp:effectExtent l="0" t="0" r="10160" b="0"/>
             <wp:docPr id="13" name="Gráfico 13"/>
@@ -13143,7 +12924,7 @@
           <w:szCs w:val="24"/>
           <w:lang w:val="es-VE"/>
         </w:rPr>
-        <w:t>Los resultados indican que el 47,6 % respondió Casi nunca, mientras que un 33,3 % indicó Nunca. Un 14,3 % seleccionó Algunas veces y un 4,8 % Casi siempre.</w:t>
+        <w:t>Los resultados indican que el 47,6 % respondió Casi nunca, mientras que un 33,3 % indicó Nunca; por su parte, un 14,3 % seleccionó Algunas veces y un 4,8 % Casi siempre. La moda fue Casi nunca, evidenciando una deficiencia en el control de los períodos de inicio y culminación de las pasantías. Esta situación dificulta la planificación académica, el cumplimiento de los lapsos establecidos y el adecuado seguimiento del proceso formativo de los pasantes.</w:t>
       </w:r>
     </w:p>
     <w:p>
@@ -13154,14 +12935,6 @@
           <w:lang w:val="es-VE"/>
         </w:rPr>
       </w:pPr>
-      <w:r>
-        <w:rPr>
-          <w:rFonts w:cs="Arial"/>
-          <w:szCs w:val="24"/>
-          <w:lang w:val="es-VE"/>
-        </w:rPr>
-        <w:t>La moda fue Casi nunca, lo cual evidencia una debilidad en el control temporal del proceso de pasantías.</w:t>
-      </w:r>
     </w:p>
     <w:p>
       <w:pPr>
@@ -13820,6 +13593,7 @@
     </w:p>
     <w:p>
       <w:pPr>
+        <w:jc w:val="center"/>
         <w:rPr>
           <w:rFonts w:cs="Arial"/>
           <w:szCs w:val="24"/>
@@ -13830,6 +13604,7 @@
           <w:rFonts w:cs="Arial"/>
           <w:noProof/>
           <w:szCs w:val="24"/>
+          <w:lang w:eastAsia="es-ES"/>
         </w:rPr>
         <w:drawing>
           <wp:inline distT="0" distB="0" distL="0" distR="0" wp14:anchorId="012A6809" wp14:editId="40CE55FB">
@@ -13888,31 +13663,8 @@
           <w:rFonts w:cs="Arial"/>
           <w:szCs w:val="24"/>
         </w:rPr>
-        <w:t>El 57,2 % de los encuestados manifestó Casi nunca, seguido de un 28,6 % que indicó Nunca. Un 14,2 % respondió Algunas veces.</w:t>
-      </w:r>
-    </w:p>
-    <w:p>
-      <w:pPr>
-        <w:rPr>
-          <w:rFonts w:cs="Arial"/>
-          <w:szCs w:val="24"/>
-        </w:rPr>
-      </w:pPr>
-      <w:r>
-        <w:rPr>
-          <w:rFonts w:cs="Arial"/>
-          <w:szCs w:val="24"/>
-        </w:rPr>
-        <w:t>La moda correspondió a Casi nunca, evidenciando que el seguimiento del desempeño de los pasantes no se realiza de forma sistemática ni constante.</w:t>
-      </w:r>
-    </w:p>
-    <w:p>
-      <w:pPr>
-        <w:rPr>
-          <w:rFonts w:cs="Arial"/>
-          <w:szCs w:val="24"/>
-        </w:rPr>
-      </w:pPr>
+        <w:t>El 57,2 % de los encuestados manifestó Casi nunca, seguido de un 28,6 % que indicó Nunca, mientras que un 14,2 % respondió Algunas veces. La moda correspondió a Casi nunca, lo que evidencia que el seguimiento del desempeño del pasante no se realiza de forma continua ni organizada. Esta carencia limita la evaluación objetiva del estudiante y reduce las posibilidades de retroalimentación oportuna para mejorar su desempeño durante el período de pasantías.</w:t>
+      </w:r>
     </w:p>
     <w:p>
       <w:pPr>
@@ -14612,6 +14364,7 @@
           <w:rFonts w:cs="Arial"/>
           <w:noProof/>
           <w:szCs w:val="24"/>
+          <w:lang w:eastAsia="es-ES"/>
         </w:rPr>
         <w:drawing>
           <wp:inline distT="0" distB="0" distL="0" distR="0" wp14:anchorId="3825E37D" wp14:editId="0D231D59">
@@ -14670,23 +14423,24 @@
           <w:rFonts w:cs="Arial"/>
           <w:szCs w:val="24"/>
         </w:rPr>
-        <w:t>Los resultados reflejan que el 47,6 % indicó Casi nunca, mientras que un 28,6 % respondió Nunca. Un 19 % manifestó Algunas veces y solo un 4,8 % señaló Casi siempre.</w:t>
-      </w:r>
-    </w:p>
-    <w:p>
-      <w:pPr>
-        <w:rPr>
-          <w:rFonts w:cs="Arial"/>
-          <w:szCs w:val="24"/>
-        </w:rPr>
-      </w:pPr>
-      <w:r>
-        <w:rPr>
-          <w:rFonts w:cs="Arial"/>
-          <w:szCs w:val="24"/>
-        </w:rPr>
-        <w:t>La moda fue Casi nunca, lo que indica deficiencias en la gestión documental del proceso de pasantías.</w:t>
-      </w:r>
+        <w:t>Los resultados reflejan que el 47,6 % indicó Casi nunca, mientras que un 28,6 % respondió Nunca, un 19 % manifestó Algunas veces y solo un 4,8 % señaló Casi siempre. La moda fue Casi nunca, lo que indica deficiencias en el proceso de recepción y control de documentos de los pasantes. Esta situación incrementa el riesgo de pérdida de información, retrasa los trámites administrativos y afecta la confiabilidad del proceso de gestión documental.</w:t>
+      </w:r>
+    </w:p>
+    <w:p>
+      <w:pPr>
+        <w:rPr>
+          <w:rFonts w:cs="Arial"/>
+          <w:szCs w:val="24"/>
+        </w:rPr>
+      </w:pPr>
+    </w:p>
+    <w:p>
+      <w:pPr>
+        <w:rPr>
+          <w:rFonts w:cs="Arial"/>
+          <w:szCs w:val="24"/>
+        </w:rPr>
+      </w:pPr>
     </w:p>
     <w:p>
       <w:pPr>
@@ -14701,6 +14455,7 @@
           <w:rFonts w:cs="Arial"/>
           <w:szCs w:val="24"/>
         </w:rPr>
+        <w:lastRenderedPageBreak/>
         <w:t>Pregunta 9:</w:t>
       </w:r>
       <w:r>
@@ -14775,7 +14530,6 @@
                 <w:bCs/>
                 <w:szCs w:val="24"/>
               </w:rPr>
-              <w:lastRenderedPageBreak/>
               <w:t>Respuestas</w:t>
             </w:r>
           </w:p>
@@ -15326,6 +15080,7 @@
           <w:rFonts w:cs="Arial"/>
           <w:noProof/>
           <w:szCs w:val="24"/>
+          <w:lang w:eastAsia="es-ES"/>
         </w:rPr>
         <w:drawing>
           <wp:inline distT="0" distB="0" distL="0" distR="0" wp14:anchorId="2124EC94" wp14:editId="2FCD658C">
@@ -15384,23 +15139,16 @@
           <w:rFonts w:cs="Arial"/>
           <w:szCs w:val="24"/>
         </w:rPr>
-        <w:t>El 42,9 % respondió Casi nunca y el 38,1 % Nunca. Un 9,5 % indicó Algunas veces, mientras que solo un 9,6 % se ubicó entre Casi siempre y Siempre.</w:t>
-      </w:r>
-    </w:p>
-    <w:p>
-      <w:pPr>
-        <w:rPr>
-          <w:rFonts w:cs="Arial"/>
-          <w:szCs w:val="24"/>
-        </w:rPr>
-      </w:pPr>
-      <w:r>
-        <w:rPr>
-          <w:rFonts w:cs="Arial"/>
-          <w:szCs w:val="24"/>
-        </w:rPr>
-        <w:t>La moda correspondió a Casi nunca, lo que evidencia dificultades en la asignación oportuna y organizada de tutores.</w:t>
-      </w:r>
+        <w:t>El 42,9 % de los encuestados respondió Casi nunca, seguido de un 38,1 % que indicó Nunca, mientras que un 9,5 % manifestó Algunas veces y un 9,6 % se ubicó entre Casi siempre y Siempre. La moda correspondió a Casi nunca, lo que evidencia dificultades en la asignación organizada y oportuna de los tutores académicos y empresariales. Esta debilidad afecta la supervisión del pasante y limita el acompañamiento necesario durante el desarrollo de las actividades asignadas.</w:t>
+      </w:r>
+    </w:p>
+    <w:p>
+      <w:pPr>
+        <w:rPr>
+          <w:rFonts w:cs="Arial"/>
+          <w:szCs w:val="24"/>
+        </w:rPr>
+      </w:pPr>
     </w:p>
     <w:p>
       <w:pPr>
@@ -15415,6 +15163,7 @@
           <w:rFonts w:cs="Arial"/>
           <w:szCs w:val="24"/>
         </w:rPr>
+        <w:lastRenderedPageBreak/>
         <w:t xml:space="preserve">Pregunta 10: </w:t>
       </w:r>
       <w:r>
@@ -15735,7 +15484,6 @@
                 <w:bCs/>
                 <w:szCs w:val="24"/>
               </w:rPr>
-              <w:lastRenderedPageBreak/>
               <w:t>3</w:t>
             </w:r>
           </w:p>
@@ -16019,6 +15767,7 @@
           <w:rFonts w:cs="Arial"/>
           <w:noProof/>
           <w:szCs w:val="24"/>
+          <w:lang w:eastAsia="es-ES"/>
         </w:rPr>
         <w:drawing>
           <wp:inline distT="0" distB="0" distL="0" distR="0" wp14:anchorId="58EAF4EB" wp14:editId="18B206F0">
@@ -16062,23 +15811,24 @@
           <w:rFonts w:cs="Arial"/>
           <w:szCs w:val="24"/>
         </w:rPr>
-        <w:t>Los resultados muestran que un 52,4 % respondió Casi nunca, seguido de un 33,3 % que indicó Nunca. Solo un 14,3 % manifestó Algunas veces.</w:t>
-      </w:r>
-    </w:p>
-    <w:p>
-      <w:pPr>
-        <w:rPr>
-          <w:rFonts w:cs="Arial"/>
-          <w:szCs w:val="24"/>
-        </w:rPr>
-      </w:pPr>
-      <w:r>
-        <w:rPr>
-          <w:rFonts w:cs="Arial"/>
-          <w:szCs w:val="24"/>
-        </w:rPr>
-        <w:t>La moda fue Casi nunca, evidenciando la ausencia de un mecanismo sistemático para el control de informes.</w:t>
-      </w:r>
+        <w:t>Los resultados muestran que un 52,4 % respondió Casi nunca, seguido de un 33,3 % que indicó Nunca, mientras que solo un 14,3 % manifestó Algunas veces. La moda fue Casi nunca, evidenciando la ausencia de un mecanismo sistemático para el seguimiento y recepción de los informes de pasantías. Esta situación dificulta la evaluación continua del desempeño del estudiante y retrasa los procesos administrativos vinculados a la culminación de la pasantía.</w:t>
+      </w:r>
+    </w:p>
+    <w:p>
+      <w:pPr>
+        <w:rPr>
+          <w:rFonts w:cs="Arial"/>
+          <w:szCs w:val="24"/>
+        </w:rPr>
+      </w:pPr>
+    </w:p>
+    <w:p>
+      <w:pPr>
+        <w:rPr>
+          <w:rFonts w:cs="Arial"/>
+          <w:szCs w:val="24"/>
+        </w:rPr>
+      </w:pPr>
     </w:p>
     <w:p>
       <w:pPr>
@@ -16101,6 +15851,7 @@
           <w:rFonts w:cs="Arial"/>
           <w:szCs w:val="24"/>
         </w:rPr>
+        <w:lastRenderedPageBreak/>
         <w:t>Pregunta 11:</w:t>
       </w:r>
       <w:r>
@@ -16729,8 +16480,8 @@
           <w:rFonts w:cs="Arial"/>
           <w:noProof/>
           <w:szCs w:val="24"/>
-        </w:rPr>
-        <w:lastRenderedPageBreak/>
+          <w:lang w:eastAsia="es-ES"/>
+        </w:rPr>
         <w:drawing>
           <wp:inline distT="0" distB="0" distL="0" distR="0" wp14:anchorId="05EF3DF7" wp14:editId="5E63EB18">
             <wp:extent cx="5400040" cy="1809887"/>
@@ -16788,23 +16539,24 @@
           <w:rFonts w:cs="Arial"/>
           <w:szCs w:val="24"/>
         </w:rPr>
-        <w:t>El 47,6 % manifestó Casi nunca, mientras que un 33,3 % indicó Nunca. Un 14,3 % respondió Algunas veces y apenas un 4,8 % Casi siempre.</w:t>
-      </w:r>
-    </w:p>
-    <w:p>
-      <w:pPr>
-        <w:rPr>
-          <w:rFonts w:cs="Arial"/>
-          <w:szCs w:val="24"/>
-        </w:rPr>
-      </w:pPr>
-      <w:r>
-        <w:rPr>
-          <w:rFonts w:cs="Arial"/>
-          <w:szCs w:val="24"/>
-        </w:rPr>
-        <w:t>La moda correspondió a Casi nunca, lo que refleja poca confiabilidad y lentitud en el proceso de evaluación de pasantías.</w:t>
-      </w:r>
+        <w:t>El 47,6 % de los encuestados manifestó Casi nunca, mientras que un 33,3 % indicó Nunca, un 14,3 % respondió Algunas veces y apenas un 4,8 % Casi siempre. La moda correspondió a Casi nunca, lo que refleja que el proceso de evaluación y registro de las calificaciones de pasantías es percibido como poco confiable y lento. Esta debilidad afecta la transparencia del proceso evaluativo y genera retrasos en la entrega de resultados académicos.</w:t>
+      </w:r>
+    </w:p>
+    <w:p>
+      <w:pPr>
+        <w:rPr>
+          <w:rFonts w:cs="Arial"/>
+          <w:szCs w:val="24"/>
+        </w:rPr>
+      </w:pPr>
+    </w:p>
+    <w:p>
+      <w:pPr>
+        <w:rPr>
+          <w:rFonts w:cs="Arial"/>
+          <w:szCs w:val="24"/>
+        </w:rPr>
+      </w:pPr>
     </w:p>
     <w:p>
       <w:pPr>
@@ -16819,6 +16571,7 @@
           <w:rFonts w:cs="Arial"/>
           <w:szCs w:val="24"/>
         </w:rPr>
+        <w:lastRenderedPageBreak/>
         <w:t>Pregunta 12:</w:t>
       </w:r>
       <w:r>
@@ -17455,8 +17208,8 @@
           <w:rFonts w:cs="Arial"/>
           <w:noProof/>
           <w:szCs w:val="24"/>
-        </w:rPr>
-        <w:lastRenderedPageBreak/>
+          <w:lang w:eastAsia="es-ES"/>
+        </w:rPr>
         <w:drawing>
           <wp:inline distT="0" distB="0" distL="0" distR="0" wp14:anchorId="54BF1278" wp14:editId="321A5429">
             <wp:extent cx="5400040" cy="1809887"/>
@@ -17514,38 +17267,24 @@
           <w:rFonts w:cs="Arial"/>
           <w:szCs w:val="24"/>
         </w:rPr>
-        <w:t>El 85,7 % de los encuestados seleccionó la opción Siempre, mientras que un 14,3 % indicó Casi siempre. No se registraron respuestas en las demás categorías.</w:t>
-      </w:r>
-    </w:p>
-    <w:p>
-      <w:pPr>
-        <w:rPr>
-          <w:rFonts w:cs="Arial"/>
-          <w:szCs w:val="24"/>
-        </w:rPr>
-      </w:pPr>
-      <w:r>
-        <w:rPr>
-          <w:rFonts w:cs="Arial"/>
-          <w:szCs w:val="24"/>
-        </w:rPr>
-        <w:t>La moda fue Siempre, lo cual evidencia un consenso altamente favorable respecto a la implementación de un sistema de gestión de pasantías, destacándose como una solución necesaria para optimizar los procesos administrativos y académicos de la institución.</w:t>
-      </w:r>
-    </w:p>
-    <w:p>
-      <w:pPr>
-        <w:rPr>
-          <w:rFonts w:cs="Arial"/>
-          <w:szCs w:val="24"/>
-        </w:rPr>
-      </w:pPr>
-      <w:r>
-        <w:rPr>
-          <w:rFonts w:cs="Arial"/>
-          <w:szCs w:val="24"/>
-        </w:rPr>
-        <w:t>CONCLUSIÓN</w:t>
-      </w:r>
+        <w:t>El 85,7 % de los encuestados seleccionó la opción Siempre, mientras que un 14,3 % indicó Casi siempre, no registrándose respuestas en las demás categorías. La moda fue Siempre, lo que evidencia un consenso altamente favorable respecto a la implementación de un sistema de gestión de pasantías. Este resultado confirma la necesidad de una solución tecnológica que permita optimizar los procesos administrativos, mejorar el control académico y elevar la eficiencia institucional en la gestión de pasantías.</w:t>
+      </w:r>
+    </w:p>
+    <w:p>
+      <w:pPr>
+        <w:rPr>
+          <w:rFonts w:cs="Arial"/>
+          <w:szCs w:val="24"/>
+        </w:rPr>
+      </w:pPr>
+    </w:p>
+    <w:p>
+      <w:pPr>
+        <w:rPr>
+          <w:rFonts w:cs="Arial"/>
+          <w:szCs w:val="24"/>
+        </w:rPr>
+      </w:pPr>
     </w:p>
     <w:p>
       <w:pPr>
@@ -17555,6 +17294,117 @@
         <w:adjustRightInd w:val="0"/>
         <w:rPr>
           <w:rFonts w:cs="Arial"/>
+          <w:szCs w:val="24"/>
+        </w:rPr>
+      </w:pPr>
+      <w:r>
+        <w:rPr>
+          <w:rFonts w:cs="Arial"/>
+          <w:szCs w:val="24"/>
+        </w:rPr>
+        <w:lastRenderedPageBreak/>
+        <w:t>Conclusión del Diagnóstico</w:t>
+      </w:r>
+    </w:p>
+    <w:p>
+      <w:pPr>
+        <w:widowControl w:val="0"/>
+        <w:autoSpaceDE w:val="0"/>
+        <w:autoSpaceDN w:val="0"/>
+        <w:adjustRightInd w:val="0"/>
+        <w:rPr>
+          <w:rFonts w:cs="Arial"/>
+          <w:szCs w:val="24"/>
+        </w:rPr>
+      </w:pPr>
+      <w:r>
+        <w:rPr>
+          <w:rFonts w:cs="Arial"/>
+          <w:szCs w:val="24"/>
+        </w:rPr>
+        <w:t>El análisis de los resultados obtenidos en el Capítulo IV permitió diagnosticar el estado actual de la gestión del proceso de pasantías en la institución objeto de estudio, evidenciándose debilidades significativas en la mayoría de los aspectos evaluados. Los resultados reflejan que predomina una percepción negativa por parte de los informantes clave, al concentrarse las respuestas en las categorías Nunca y Casi nunca en los ítems relacionados con el uso de herramientas digitales, organización de la información, control de procesos, seguimiento académico y gestión documental, lo cual pone de manifiesto la ausencia de mecanismos sistematizados que respalden eficientemente dicho proceso.</w:t>
+      </w:r>
+    </w:p>
+    <w:p>
+      <w:pPr>
+        <w:widowControl w:val="0"/>
+        <w:autoSpaceDE w:val="0"/>
+        <w:autoSpaceDN w:val="0"/>
+        <w:adjustRightInd w:val="0"/>
+        <w:rPr>
+          <w:rFonts w:cs="Arial"/>
+          <w:szCs w:val="24"/>
+        </w:rPr>
+      </w:pPr>
+      <w:r>
+        <w:rPr>
+          <w:rFonts w:cs="Arial"/>
+          <w:szCs w:val="24"/>
+        </w:rPr>
+        <w:t>Asimismo, el diagnóstico evidencia deficiencias en la planificación y control de actividades fundamentales, tales como el registro de pasantes, la asignación de tutores, el seguimiento del desempeño, el control de períodos académicos y la evaluación de los informes y calificaciones, situaciones que afectan directamente la eficiencia administrativa y la calidad del acompañamiento académico brindado a los estudiantes. Estas debilidades limitan la trazabilidad de la información, generan retrasos operativos y aumentan el riesgo de errores en la gestión de las pasantías, comprometiendo el cumplimiento de los objetivos institucionales.</w:t>
+      </w:r>
+    </w:p>
+    <w:p>
+      <w:pPr>
+        <w:widowControl w:val="0"/>
+        <w:autoSpaceDE w:val="0"/>
+        <w:autoSpaceDN w:val="0"/>
+        <w:adjustRightInd w:val="0"/>
+        <w:rPr>
+          <w:rFonts w:cs="Arial"/>
+          <w:szCs w:val="24"/>
+        </w:rPr>
+      </w:pPr>
+      <w:r>
+        <w:rPr>
+          <w:rFonts w:cs="Arial"/>
+          <w:szCs w:val="24"/>
+        </w:rPr>
+        <w:t>No obstante, los resultados también revelan una alta disposición y aceptación por parte de los encuestados hacia la implementación de un sistema de gestión de pasantías, lo cual se evidencia en el último ítem del instrumento, donde predomina de forma contundente la categoría Siempre. Este consenso positivo confirma la necesidad y pertinencia de diseñar una propuesta tecnológica que permita optimizar los procesos administrativos y académicos asociados a las pasantías, mejorar el control y seguimiento de los estudiantes, y fortalecer la toma de decisiones institucionales.</w:t>
+      </w:r>
+    </w:p>
+    <w:p>
+      <w:pPr>
+        <w:widowControl w:val="0"/>
+        <w:autoSpaceDE w:val="0"/>
+        <w:autoSpaceDN w:val="0"/>
+        <w:adjustRightInd w:val="0"/>
+        <w:rPr>
+          <w:rFonts w:cs="Arial"/>
+          <w:szCs w:val="24"/>
+        </w:rPr>
+      </w:pPr>
+      <w:r>
+        <w:rPr>
+          <w:rFonts w:cs="Arial"/>
+          <w:szCs w:val="24"/>
+        </w:rPr>
+        <w:t xml:space="preserve">En consecuencia, el diagnóstico obtenido justifica plenamente el desarrollo de una solución tecnológica orientada a la automatización y sistematización de la gestión de pasantías, la cual se presenta como una alternativa viable para superar las debilidades detectadas y contribuir al fortalecimiento de los procesos </w:t>
+      </w:r>
+      <w:r>
+        <w:rPr>
+          <w:rFonts w:cs="Arial"/>
+          <w:szCs w:val="24"/>
+        </w:rPr>
+        <w:lastRenderedPageBreak/>
+        <w:t xml:space="preserve">académicos. De esta manera, los resultados del presente capítulo sirven de base para la formulación de la propuesta que se desarrolla </w:t>
+      </w:r>
+      <w:r>
+        <w:rPr>
+          <w:rFonts w:cs="Arial"/>
+          <w:szCs w:val="24"/>
+        </w:rPr>
+        <w:t>a continuación.</w:t>
+      </w:r>
+    </w:p>
+    <w:p>
+      <w:pPr>
+        <w:widowControl w:val="0"/>
+        <w:autoSpaceDE w:val="0"/>
+        <w:autoSpaceDN w:val="0"/>
+        <w:adjustRightInd w:val="0"/>
+        <w:rPr>
+          <w:rFonts w:cs="Arial"/>
           <w:b/>
           <w:bCs/>
         </w:rPr>
@@ -17582,19 +17432,136 @@
         </w:rPr>
         <w:t>La Propuesta</w:t>
       </w:r>
-      <w:r>
-        <w:rPr>
-          <w:rFonts w:cs="Arial"/>
-          <w:szCs w:val="24"/>
-        </w:rPr>
-        <w:br/>
-      </w:r>
-      <w:r>
-        <w:rPr>
-          <w:rFonts w:cs="Arial"/>
-          <w:szCs w:val="24"/>
-        </w:rPr>
-        <w:br/>
+    </w:p>
+    <w:p>
+      <w:pPr>
+        <w:rPr>
+          <w:rFonts w:cs="Arial"/>
+          <w:szCs w:val="24"/>
+        </w:rPr>
+      </w:pPr>
+    </w:p>
+    <w:p>
+      <w:pPr>
+        <w:rPr>
+          <w:rFonts w:cs="Arial"/>
+          <w:szCs w:val="24"/>
+        </w:rPr>
+      </w:pPr>
+      <w:r>
+        <w:rPr>
+          <w:rFonts w:cs="Arial"/>
+          <w:szCs w:val="24"/>
+        </w:rPr>
+        <w:t>Como resultado del diagnóstico desarrollado en la Fase I del presente capítulo, se evidenció la necesidad de implementar una solución tecnológica que permita optimizar la gestión del proceso de pasantías en la institución objeto de estudio. Las debilidades detectadas en cuanto a organización de la información, control de procesos, seguimiento académico y gestión documental justifican la formulación de una propuesta orientada al desarrollo de un sistema informático que automatice y sistematice dichas actividades, contribuyendo a mejorar la eficiencia administrativa y académica.</w:t>
+      </w:r>
+    </w:p>
+    <w:p>
+      <w:pPr>
+        <w:rPr>
+          <w:rFonts w:cs="Arial"/>
+          <w:szCs w:val="24"/>
+        </w:rPr>
+      </w:pPr>
+    </w:p>
+    <w:p>
+      <w:pPr>
+        <w:rPr>
+          <w:rFonts w:cs="Arial"/>
+          <w:szCs w:val="24"/>
+        </w:rPr>
+      </w:pPr>
+      <w:r>
+        <w:rPr>
+          <w:rFonts w:cs="Arial"/>
+          <w:szCs w:val="24"/>
+        </w:rPr>
+        <w:t>En este sentido, la propuesta consiste en el diseño y desarrollo de un sistema de gestión de pasantías, concebido como una herramienta tecnológica que permita centralizar la información, controlar los procesos y facilitar la interacción entre los distintos actores involucrados, tales como estudiantes, tutores académicos, tutores empresariales y personal administrativo. El sistema busca dar respuesta a las necesidades reales identificadas en el diagnóstico, proporcionando un entorno digital que garantice el manejo adecuado, oportuno y seguro de la información relacionada con las pasantías.</w:t>
+      </w:r>
+    </w:p>
+    <w:p>
+      <w:pPr>
+        <w:rPr>
+          <w:rFonts w:cs="Arial"/>
+          <w:szCs w:val="24"/>
+        </w:rPr>
+      </w:pPr>
+    </w:p>
+    <w:p>
+      <w:pPr>
+        <w:rPr>
+          <w:rFonts w:cs="Arial"/>
+          <w:szCs w:val="24"/>
+        </w:rPr>
+      </w:pPr>
+      <w:r>
+        <w:rPr>
+          <w:rFonts w:cs="Arial"/>
+          <w:szCs w:val="24"/>
+        </w:rPr>
+        <w:t>La propuesta se fundamenta en la incorporación de tecnologías de información que permitan automatizar procesos tradicionalmente gestionados de forma manual, tales como el registro de pasantes, el control de empresas receptoras, la asignación de tutores, el seguimiento del desempeño del estudiante, la gestión de documentos, la recepción de informes y el registro de evaluaciones. De esta manera, se pretende reducir los tiempos de respuesta, minimizar errores administrativos y mejorar la trazabilidad de la información, fortaleciendo la toma de decisiones institucionales.</w:t>
+      </w:r>
+    </w:p>
+    <w:p>
+      <w:pPr>
+        <w:rPr>
+          <w:rFonts w:cs="Arial"/>
+          <w:szCs w:val="24"/>
+        </w:rPr>
+      </w:pPr>
+      <w:r>
+        <w:rPr>
+          <w:rFonts w:cs="Arial"/>
+          <w:szCs w:val="24"/>
+        </w:rPr>
+        <w:lastRenderedPageBreak/>
+        <w:t>Asimismo, el sistema propuesto contempla el uso de una estructura organizada por perfiles de usuario, lo cual permitirá delimitar funciones y responsabilidades de acuerdo con el rol desempeñado dentro del proceso de pasantías. Esta característica contribuirá a mejorar la coordinación entre los actores involucrados, garantizando un seguimiento más efectivo y transparente del proceso académico, desde el inicio hasta la culminación de la pasantía.</w:t>
+      </w:r>
+    </w:p>
+    <w:p>
+      <w:pPr>
+        <w:rPr>
+          <w:rFonts w:cs="Arial"/>
+          <w:szCs w:val="24"/>
+        </w:rPr>
+      </w:pPr>
+      <w:r>
+        <w:rPr>
+          <w:rFonts w:cs="Arial"/>
+          <w:szCs w:val="24"/>
+        </w:rPr>
+        <w:t>Desde el punto de vista metodológico, la propuesta se orienta al desarrollo de un software flexible y escalable, capaz de adaptarse a los cambios y requerimientos futuros de la institución. El sistema será diseñado bajo criterios de usabilidad y accesibilidad, con interfaces intuitivas que faciliten su uso por parte de los usuarios, independientemente de su nivel de conocimiento tecnológico, asegurando así una mayor aceptación y aprovechamiento de la herramienta.</w:t>
+      </w:r>
+    </w:p>
+    <w:p>
+      <w:pPr>
+        <w:rPr>
+          <w:rFonts w:cs="Arial"/>
+          <w:szCs w:val="24"/>
+        </w:rPr>
+      </w:pPr>
+      <w:r>
+        <w:rPr>
+          <w:rFonts w:cs="Arial"/>
+          <w:szCs w:val="24"/>
+        </w:rPr>
+        <w:t>En consecuencia, la propuesta no solo responde a las deficiencias identificadas en el diagnóstico, sino que también se proyecta como una solución viable para fortalecer la gestión académica y administrativa del proceso de pasantías. Su implementación permitirá optimizar los recursos institucionales, mejorar el control y seguimiento de los estudiantes y elevar la calidad del servicio prestado, sentando las bases para una gestión más eficiente, organizada y alineada con las exigencias actuales del entorno educativo.</w:t>
+      </w:r>
+    </w:p>
+    <w:p>
+      <w:pPr>
+        <w:rPr>
+          <w:rFonts w:cs="Arial"/>
+          <w:szCs w:val="24"/>
+        </w:rPr>
+      </w:pPr>
+      <w:bookmarkStart w:id="1" w:name="_GoBack"/>
+      <w:bookmarkEnd w:id="1"/>
+      <w:r>
+        <w:rPr>
+          <w:rFonts w:cs="Arial"/>
+          <w:szCs w:val="24"/>
+        </w:rPr>
         <w:t>Objetivos de la Propuesta</w:t>
       </w:r>
       <w:r>
@@ -17692,58 +17659,58 @@
           <w:rFonts w:cs="Arial"/>
           <w:szCs w:val="24"/>
         </w:rPr>
+        <w:t>Diagrama de Actividades:(Inicio de sesión, recuperación, crear registro, editar registro,</w:t>
+      </w:r>
+      <w:r>
+        <w:rPr>
+          <w:rFonts w:cs="Arial"/>
+          <w:szCs w:val="24"/>
+        </w:rPr>
+        <w:t xml:space="preserve"> eliminar registro, generar documentos, cálculo de evaluaciones, aprobar pasantías, asignar tutores</w:t>
+      </w:r>
+      <w:r>
+        <w:rPr>
+          <w:rFonts w:cs="Arial"/>
+          <w:szCs w:val="24"/>
+        </w:rPr>
+        <w:t>, exportar datos</w:t>
+      </w:r>
+      <w:r>
+        <w:rPr>
+          <w:rFonts w:cs="Arial"/>
+          <w:szCs w:val="24"/>
+        </w:rPr>
+        <w:t>)</w:t>
+      </w:r>
+    </w:p>
+    <w:p>
+      <w:pPr>
+        <w:rPr>
+          <w:rFonts w:cs="Arial"/>
+          <w:szCs w:val="24"/>
+        </w:rPr>
+      </w:pPr>
+      <w:r>
+        <w:rPr>
+          <w:rFonts w:cs="Arial"/>
+          <w:szCs w:val="24"/>
+        </w:rPr>
+        <w:t>Modelo entidad relación</w:t>
+      </w:r>
+    </w:p>
+    <w:p>
+      <w:pPr>
+        <w:rPr>
+          <w:rFonts w:cs="Arial"/>
+          <w:szCs w:val="24"/>
+        </w:rPr>
+      </w:pPr>
+      <w:r>
+        <w:rPr>
+          <w:rFonts w:cs="Arial"/>
+          <w:szCs w:val="24"/>
+        </w:rPr>
         <w:lastRenderedPageBreak/>
-        <w:t>Diagrama de Actividades:(Inicio de sesión, recuperación, crear registro, editar registro,</w:t>
-      </w:r>
-      <w:r>
-        <w:rPr>
-          <w:rFonts w:cs="Arial"/>
-          <w:szCs w:val="24"/>
-        </w:rPr>
-        <w:t xml:space="preserve"> eliminar registro, generar documentos, cálculo de evaluaciones, aprobar pasantías, asignar tutores</w:t>
-      </w:r>
-      <w:r>
-        <w:rPr>
-          <w:rFonts w:cs="Arial"/>
-          <w:szCs w:val="24"/>
-        </w:rPr>
-        <w:t>, exportar datos</w:t>
-      </w:r>
-      <w:r>
-        <w:rPr>
-          <w:rFonts w:cs="Arial"/>
-          <w:szCs w:val="24"/>
-        </w:rPr>
-        <w:t>)</w:t>
-      </w:r>
-    </w:p>
-    <w:p>
-      <w:pPr>
-        <w:rPr>
-          <w:rFonts w:cs="Arial"/>
-          <w:szCs w:val="24"/>
-        </w:rPr>
-      </w:pPr>
-      <w:r>
-        <w:rPr>
-          <w:rFonts w:cs="Arial"/>
-          <w:szCs w:val="24"/>
-        </w:rPr>
-        <w:t>Modelo entidad relación</w:t>
-      </w:r>
-    </w:p>
-    <w:p>
-      <w:pPr>
-        <w:rPr>
-          <w:rFonts w:cs="Arial"/>
-          <w:szCs w:val="24"/>
-        </w:rPr>
-      </w:pPr>
-      <w:r>
-        <w:rPr>
-          <w:rFonts w:cs="Arial"/>
-          <w:szCs w:val="24"/>
-        </w:rPr>
         <w:t>Diccionario de datos</w:t>
       </w:r>
     </w:p>
@@ -17986,7 +17953,6 @@
           <w:szCs w:val="34"/>
           <w:lang w:eastAsia="es-ES"/>
         </w:rPr>
-        <w:lastRenderedPageBreak/>
         <w:t>Referencias Bibliográficas (APA 7)</w:t>
       </w:r>
     </w:p>
@@ -18077,6 +18043,7 @@
           <w:color w:val="000000"/>
           <w:lang w:val="en-US" w:eastAsia="es-ES"/>
         </w:rPr>
+        <w:lastRenderedPageBreak/>
         <w:t>International Journal of Computer Applications</w:t>
       </w:r>
       <w:r>
@@ -18694,7 +18661,6 @@
           <w:color w:val="000000"/>
           <w:lang w:val="en-US" w:eastAsia="es-ES"/>
         </w:rPr>
-        <w:lastRenderedPageBreak/>
         <w:t xml:space="preserve">Elmasri, R., &amp; Navathe, S. (2010). </w:t>
       </w:r>
       <w:r>
@@ -18803,6 +18769,7 @@
           <w:color w:val="000000"/>
           <w:lang w:val="en-US" w:eastAsia="es-ES"/>
         </w:rPr>
+        <w:lastRenderedPageBreak/>
         <w:t xml:space="preserve">Hartmut, D. (1986). </w:t>
       </w:r>
       <w:r>
@@ -19394,7 +19361,7 @@
 </file>
 
 <file path=word/numbering.xml><?xml version="1.0" encoding="utf-8"?>
-<w:numbering xmlns:wpc="http://schemas.microsoft.com/office/word/2010/wordprocessingCanvas" xmlns:cx="http://schemas.microsoft.com/office/drawing/2014/chartex" xmlns:cx1="http://schemas.microsoft.com/office/drawing/2015/9/8/chartex" xmlns:cx2="http://schemas.microsoft.com/office/drawing/2015/10/21/chartex" xmlns:cx3="http://schemas.microsoft.com/office/drawing/2016/5/9/chartex" xmlns:cx4="http://schemas.microsoft.com/office/drawing/2016/5/10/chartex" xmlns:cx5="http://schemas.microsoft.com/office/drawing/2016/5/11/chartex" xmlns:cx6="http://schemas.microsoft.com/office/drawing/2016/5/12/chartex" xmlns:cx7="http://schemas.microsoft.com/office/drawing/2016/5/13/chartex" xmlns:cx8="http://schemas.microsoft.com/office/drawing/2016/5/14/chartex" xmlns:mc="http://schemas.openxmlformats.org/markup-compatibility/2006" xmlns:aink="http://schemas.microsoft.com/office/drawing/2016/ink" xmlns:am3d="http://schemas.microsoft.com/office/drawing/2017/model3d" xmlns:o="urn:schemas-microsoft-com:office:office" xmlns:r="http://schemas.openxmlformats.org/officeDocument/2006/relationships" xmlns:m="http://schemas.openxmlformats.org/officeDocument/2006/math" xmlns:v="urn:schemas-microsoft-com:vml" xmlns:wp14="http://schemas.microsoft.com/office/word/2010/wordprocessingDrawing" xmlns:wp="http://schemas.openxmlformats.org/drawingml/2006/wordprocessingDrawing" xmlns:w10="urn:schemas-microsoft-com:office:word" xmlns:w="http://schemas.openxmlformats.org/wordprocessingml/2006/main" xmlns:w14="http://schemas.microsoft.com/office/word/2010/wordml" xmlns:w15="http://schemas.microsoft.com/office/word/2012/wordml" xmlns:w16cex="http://schemas.microsoft.com/office/word/2018/wordml/cex" xmlns:w16cid="http://schemas.microsoft.com/office/word/2016/wordml/cid" xmlns:w16="http://schemas.microsoft.com/office/word/2018/wordml" xmlns:w16sdtdh="http://schemas.microsoft.com/office/word/2020/wordml/sdtdatahash" xmlns:w16se="http://schemas.microsoft.com/office/word/2015/wordml/symex" xmlns:wpg="http://schemas.microsoft.com/office/word/2010/wordprocessingGroup" xmlns:wpi="http://schemas.microsoft.com/office/word/2010/wordprocessingInk" xmlns:wne="http://schemas.microsoft.com/office/word/2006/wordml" xmlns:wps="http://schemas.microsoft.com/office/word/2010/wordprocessingShape" mc:Ignorable="w14 w15 w16se w16cid w16 w16cex w16sdtdh wp14">
+<w:numbering xmlns:wpc="http://schemas.microsoft.com/office/word/2010/wordprocessingCanvas" xmlns:cx="http://schemas.microsoft.com/office/drawing/2014/chartex" xmlns:mc="http://schemas.openxmlformats.org/markup-compatibility/2006" xmlns:o="urn:schemas-microsoft-com:office:office" xmlns:r="http://schemas.openxmlformats.org/officeDocument/2006/relationships" xmlns:m="http://schemas.openxmlformats.org/officeDocument/2006/math" xmlns:v="urn:schemas-microsoft-com:vml" xmlns:wp14="http://schemas.microsoft.com/office/word/2010/wordprocessingDrawing" xmlns:wp="http://schemas.openxmlformats.org/drawingml/2006/wordprocessingDrawing" xmlns:w10="urn:schemas-microsoft-com:office:word" xmlns:w="http://schemas.openxmlformats.org/wordprocessingml/2006/main" xmlns:w14="http://schemas.microsoft.com/office/word/2010/wordml" xmlns:w15="http://schemas.microsoft.com/office/word/2012/wordml" xmlns:w16se="http://schemas.microsoft.com/office/word/2015/wordml/symex" xmlns:wpg="http://schemas.microsoft.com/office/word/2010/wordprocessingGroup" xmlns:wpi="http://schemas.microsoft.com/office/word/2010/wordprocessingInk" xmlns:wne="http://schemas.microsoft.com/office/word/2006/wordml" xmlns:wps="http://schemas.microsoft.com/office/word/2010/wordprocessingShape" mc:Ignorable="w14 w15 w16se wp14">
   <w:abstractNum w:abstractNumId="0" w15:restartNumberingAfterBreak="0">
     <w:nsid w:val="14F4067B"/>
     <w:multiLevelType w:val="multilevel"/>
@@ -20143,7 +20110,7 @@
 </file>
 
 <file path=word/styles.xml><?xml version="1.0" encoding="utf-8"?>
-<w:styles xmlns:mc="http://schemas.openxmlformats.org/markup-compatibility/2006" xmlns:r="http://schemas.openxmlformats.org/officeDocument/2006/relationships" xmlns:w="http://schemas.openxmlformats.org/wordprocessingml/2006/main" xmlns:w14="http://schemas.microsoft.com/office/word/2010/wordml" xmlns:w15="http://schemas.microsoft.com/office/word/2012/wordml" xmlns:w16cex="http://schemas.microsoft.com/office/word/2018/wordml/cex" xmlns:w16cid="http://schemas.microsoft.com/office/word/2016/wordml/cid" xmlns:w16="http://schemas.microsoft.com/office/word/2018/wordml" xmlns:w16sdtdh="http://schemas.microsoft.com/office/word/2020/wordml/sdtdatahash" xmlns:w16se="http://schemas.microsoft.com/office/word/2015/wordml/symex" mc:Ignorable="w14 w15 w16se w16cid w16 w16cex w16sdtdh">
+<w:styles xmlns:mc="http://schemas.openxmlformats.org/markup-compatibility/2006" xmlns:r="http://schemas.openxmlformats.org/officeDocument/2006/relationships" xmlns:w="http://schemas.openxmlformats.org/wordprocessingml/2006/main" xmlns:w14="http://schemas.microsoft.com/office/word/2010/wordml" xmlns:w15="http://schemas.microsoft.com/office/word/2012/wordml" xmlns:w16se="http://schemas.microsoft.com/office/word/2015/wordml/symex" mc:Ignorable="w14 w15 w16se">
   <w:docDefaults>
     <w:rPrDefault>
       <w:rPr>
@@ -20159,7 +20126,7 @@
       </w:pPr>
     </w:pPrDefault>
   </w:docDefaults>
-  <w:latentStyles w:defLockedState="0" w:defUIPriority="99" w:defSemiHidden="0" w:defUnhideWhenUsed="0" w:defQFormat="0" w:count="376">
+  <w:latentStyles w:defLockedState="0" w:defUIPriority="99" w:defSemiHidden="0" w:defUnhideWhenUsed="0" w:defQFormat="0" w:count="371">
     <w:lsdException w:name="Normal" w:uiPriority="0" w:qFormat="1"/>
     <w:lsdException w:name="heading 1" w:uiPriority="9" w:qFormat="1"/>
     <w:lsdException w:name="heading 2" w:semiHidden="1" w:uiPriority="9" w:unhideWhenUsed="1" w:qFormat="1"/>
@@ -20531,11 +20498,6 @@
     <w:lsdException w:name="List Table 5 Dark Accent 6" w:uiPriority="50"/>
     <w:lsdException w:name="List Table 6 Colorful Accent 6" w:uiPriority="51"/>
     <w:lsdException w:name="List Table 7 Colorful Accent 6" w:uiPriority="52"/>
-    <w:lsdException w:name="Mention" w:semiHidden="1" w:unhideWhenUsed="1"/>
-    <w:lsdException w:name="Smart Hyperlink" w:semiHidden="1" w:unhideWhenUsed="1"/>
-    <w:lsdException w:name="Hashtag" w:semiHidden="1" w:unhideWhenUsed="1"/>
-    <w:lsdException w:name="Unresolved Mention" w:semiHidden="1" w:unhideWhenUsed="1"/>
-    <w:lsdException w:name="Smart Link" w:semiHidden="1" w:unhideWhenUsed="1"/>
   </w:latentStyles>
   <w:style w:type="paragraph" w:default="1" w:styleId="Normal">
     <w:name w:val="Normal"/>
@@ -20746,7 +20708,7 @@
       </w:tcPr>
     </w:tblStylePr>
   </w:style>
-  <w:style w:type="table" w:styleId="Tablaconcuadrculaclara">
+  <w:style w:type="table" w:styleId="Cuadrculadetablaclara">
     <w:name w:val="Grid Table Light"/>
     <w:basedOn w:val="Tablanormal"/>
     <w:uiPriority w:val="40"/>
@@ -20862,7 +20824,7 @@
               <a:cs typeface="+mn-cs"/>
             </a:defRPr>
           </a:pPr>
-          <a:endParaRPr lang="es-VE"/>
+          <a:endParaRPr lang="es-ES"/>
         </a:p>
       </c:txPr>
     </c:title>
@@ -21004,7 +20966,7 @@
                 <a:cs typeface="+mn-cs"/>
               </a:defRPr>
             </a:pPr>
-            <a:endParaRPr lang="es-VE"/>
+            <a:endParaRPr lang="es-ES"/>
           </a:p>
         </c:txPr>
         <c:crossAx val="450213839"/>
@@ -21063,7 +21025,7 @@
                 <a:cs typeface="+mn-cs"/>
               </a:defRPr>
             </a:pPr>
-            <a:endParaRPr lang="es-VE"/>
+            <a:endParaRPr lang="es-ES"/>
           </a:p>
         </c:txPr>
         <c:crossAx val="450213423"/>
@@ -21080,6 +21042,7 @@
     </c:plotArea>
     <c:plotVisOnly val="1"/>
     <c:dispBlanksAs val="gap"/>
+    <c:showDLblsOverMax val="0"/>
     <c:extLst>
       <c:ext xmlns:c16r3="http://schemas.microsoft.com/office/drawing/2017/03/chart" uri="{56B9EC1D-385E-4148-901F-78D8002777C0}">
         <c16r3:dataDisplayOptions16>
@@ -21087,7 +21050,6 @@
         </c16r3:dataDisplayOptions16>
       </c:ext>
     </c:extLst>
-    <c:showDLblsOverMax val="0"/>
   </c:chart>
   <c:spPr>
     <a:solidFill>
@@ -21111,7 +21073,7 @@
       <a:pPr>
         <a:defRPr/>
       </a:pPr>
-      <a:endParaRPr lang="es-VE"/>
+      <a:endParaRPr lang="es-ES"/>
     </a:p>
   </c:txPr>
   <c:externalData r:id="rId3">
@@ -21185,7 +21147,7 @@
               <a:cs typeface="+mn-cs"/>
             </a:defRPr>
           </a:pPr>
-          <a:endParaRPr lang="es-VE"/>
+          <a:endParaRPr lang="es-ES"/>
         </a:p>
       </c:txPr>
     </c:title>
@@ -21327,7 +21289,7 @@
                 <a:cs typeface="+mn-cs"/>
               </a:defRPr>
             </a:pPr>
-            <a:endParaRPr lang="es-VE"/>
+            <a:endParaRPr lang="es-ES"/>
           </a:p>
         </c:txPr>
         <c:crossAx val="450213839"/>
@@ -21386,7 +21348,7 @@
                 <a:cs typeface="+mn-cs"/>
               </a:defRPr>
             </a:pPr>
-            <a:endParaRPr lang="es-VE"/>
+            <a:endParaRPr lang="es-ES"/>
           </a:p>
         </c:txPr>
         <c:crossAx val="450213423"/>
@@ -21403,6 +21365,7 @@
     </c:plotArea>
     <c:plotVisOnly val="1"/>
     <c:dispBlanksAs val="gap"/>
+    <c:showDLblsOverMax val="0"/>
     <c:extLst>
       <c:ext xmlns:c16r3="http://schemas.microsoft.com/office/drawing/2017/03/chart" uri="{56B9EC1D-385E-4148-901F-78D8002777C0}">
         <c16r3:dataDisplayOptions16>
@@ -21410,7 +21373,6 @@
         </c16r3:dataDisplayOptions16>
       </c:ext>
     </c:extLst>
-    <c:showDLblsOverMax val="0"/>
   </c:chart>
   <c:spPr>
     <a:solidFill>
@@ -21434,7 +21396,7 @@
       <a:pPr>
         <a:defRPr/>
       </a:pPr>
-      <a:endParaRPr lang="es-VE"/>
+      <a:endParaRPr lang="es-ES"/>
     </a:p>
   </c:txPr>
   <c:externalData r:id="rId3">
@@ -21508,7 +21470,7 @@
               <a:cs typeface="+mn-cs"/>
             </a:defRPr>
           </a:pPr>
-          <a:endParaRPr lang="es-VE"/>
+          <a:endParaRPr lang="es-ES"/>
         </a:p>
       </c:txPr>
     </c:title>
@@ -21650,7 +21612,7 @@
                 <a:cs typeface="+mn-cs"/>
               </a:defRPr>
             </a:pPr>
-            <a:endParaRPr lang="es-VE"/>
+            <a:endParaRPr lang="es-ES"/>
           </a:p>
         </c:txPr>
         <c:crossAx val="450213839"/>
@@ -21709,7 +21671,7 @@
                 <a:cs typeface="+mn-cs"/>
               </a:defRPr>
             </a:pPr>
-            <a:endParaRPr lang="es-VE"/>
+            <a:endParaRPr lang="es-ES"/>
           </a:p>
         </c:txPr>
         <c:crossAx val="450213423"/>
@@ -21726,6 +21688,7 @@
     </c:plotArea>
     <c:plotVisOnly val="1"/>
     <c:dispBlanksAs val="gap"/>
+    <c:showDLblsOverMax val="0"/>
     <c:extLst>
       <c:ext xmlns:c16r3="http://schemas.microsoft.com/office/drawing/2017/03/chart" uri="{56B9EC1D-385E-4148-901F-78D8002777C0}">
         <c16r3:dataDisplayOptions16>
@@ -21733,7 +21696,6 @@
         </c16r3:dataDisplayOptions16>
       </c:ext>
     </c:extLst>
-    <c:showDLblsOverMax val="0"/>
   </c:chart>
   <c:spPr>
     <a:solidFill>
@@ -21757,7 +21719,7 @@
       <a:pPr>
         <a:defRPr/>
       </a:pPr>
-      <a:endParaRPr lang="es-VE"/>
+      <a:endParaRPr lang="es-ES"/>
     </a:p>
   </c:txPr>
   <c:externalData r:id="rId3">
@@ -21831,7 +21793,7 @@
               <a:cs typeface="+mn-cs"/>
             </a:defRPr>
           </a:pPr>
-          <a:endParaRPr lang="es-VE"/>
+          <a:endParaRPr lang="es-ES"/>
         </a:p>
       </c:txPr>
     </c:title>
@@ -21973,7 +21935,7 @@
                 <a:cs typeface="+mn-cs"/>
               </a:defRPr>
             </a:pPr>
-            <a:endParaRPr lang="es-VE"/>
+            <a:endParaRPr lang="es-ES"/>
           </a:p>
         </c:txPr>
         <c:crossAx val="450213839"/>
@@ -22032,7 +21994,7 @@
                 <a:cs typeface="+mn-cs"/>
               </a:defRPr>
             </a:pPr>
-            <a:endParaRPr lang="es-VE"/>
+            <a:endParaRPr lang="es-ES"/>
           </a:p>
         </c:txPr>
         <c:crossAx val="450213423"/>
@@ -22049,6 +22011,7 @@
     </c:plotArea>
     <c:plotVisOnly val="1"/>
     <c:dispBlanksAs val="gap"/>
+    <c:showDLblsOverMax val="0"/>
     <c:extLst>
       <c:ext xmlns:c16r3="http://schemas.microsoft.com/office/drawing/2017/03/chart" uri="{56B9EC1D-385E-4148-901F-78D8002777C0}">
         <c16r3:dataDisplayOptions16>
@@ -22056,7 +22019,6 @@
         </c16r3:dataDisplayOptions16>
       </c:ext>
     </c:extLst>
-    <c:showDLblsOverMax val="0"/>
   </c:chart>
   <c:spPr>
     <a:solidFill>
@@ -22080,7 +22042,7 @@
       <a:pPr>
         <a:defRPr/>
       </a:pPr>
-      <a:endParaRPr lang="es-VE"/>
+      <a:endParaRPr lang="es-ES"/>
     </a:p>
   </c:txPr>
   <c:externalData r:id="rId3">
@@ -22129,7 +22091,7 @@
               <a:cs typeface="+mn-cs"/>
             </a:defRPr>
           </a:pPr>
-          <a:endParaRPr lang="es-VE"/>
+          <a:endParaRPr lang="es-ES"/>
         </a:p>
       </c:txPr>
     </c:title>
@@ -22271,7 +22233,7 @@
                 <a:cs typeface="+mn-cs"/>
               </a:defRPr>
             </a:pPr>
-            <a:endParaRPr lang="es-VE"/>
+            <a:endParaRPr lang="es-ES"/>
           </a:p>
         </c:txPr>
         <c:crossAx val="450213839"/>
@@ -22330,7 +22292,7 @@
                 <a:cs typeface="+mn-cs"/>
               </a:defRPr>
             </a:pPr>
-            <a:endParaRPr lang="es-VE"/>
+            <a:endParaRPr lang="es-ES"/>
           </a:p>
         </c:txPr>
         <c:crossAx val="450213423"/>
@@ -22347,6 +22309,7 @@
     </c:plotArea>
     <c:plotVisOnly val="1"/>
     <c:dispBlanksAs val="gap"/>
+    <c:showDLblsOverMax val="0"/>
     <c:extLst>
       <c:ext xmlns:c16r3="http://schemas.microsoft.com/office/drawing/2017/03/chart" uri="{56B9EC1D-385E-4148-901F-78D8002777C0}">
         <c16r3:dataDisplayOptions16>
@@ -22354,7 +22317,6 @@
         </c16r3:dataDisplayOptions16>
       </c:ext>
     </c:extLst>
-    <c:showDLblsOverMax val="0"/>
   </c:chart>
   <c:spPr>
     <a:solidFill>
@@ -22378,7 +22340,7 @@
       <a:pPr>
         <a:defRPr/>
       </a:pPr>
-      <a:endParaRPr lang="es-VE"/>
+      <a:endParaRPr lang="es-ES"/>
     </a:p>
   </c:txPr>
   <c:externalData r:id="rId3">
@@ -22427,7 +22389,7 @@
               <a:cs typeface="+mn-cs"/>
             </a:defRPr>
           </a:pPr>
-          <a:endParaRPr lang="es-VE"/>
+          <a:endParaRPr lang="es-ES"/>
         </a:p>
       </c:txPr>
     </c:title>
@@ -22569,7 +22531,7 @@
                 <a:cs typeface="+mn-cs"/>
               </a:defRPr>
             </a:pPr>
-            <a:endParaRPr lang="es-VE"/>
+            <a:endParaRPr lang="es-ES"/>
           </a:p>
         </c:txPr>
         <c:crossAx val="450213839"/>
@@ -22628,7 +22590,7 @@
                 <a:cs typeface="+mn-cs"/>
               </a:defRPr>
             </a:pPr>
-            <a:endParaRPr lang="es-VE"/>
+            <a:endParaRPr lang="es-ES"/>
           </a:p>
         </c:txPr>
         <c:crossAx val="450213423"/>
@@ -22645,6 +22607,7 @@
     </c:plotArea>
     <c:plotVisOnly val="1"/>
     <c:dispBlanksAs val="gap"/>
+    <c:showDLblsOverMax val="0"/>
     <c:extLst>
       <c:ext xmlns:c16r3="http://schemas.microsoft.com/office/drawing/2017/03/chart" uri="{56B9EC1D-385E-4148-901F-78D8002777C0}">
         <c16r3:dataDisplayOptions16>
@@ -22652,7 +22615,6 @@
         </c16r3:dataDisplayOptions16>
       </c:ext>
     </c:extLst>
-    <c:showDLblsOverMax val="0"/>
   </c:chart>
   <c:spPr>
     <a:solidFill>
@@ -22676,7 +22638,7 @@
       <a:pPr>
         <a:defRPr/>
       </a:pPr>
-      <a:endParaRPr lang="es-VE"/>
+      <a:endParaRPr lang="es-ES"/>
     </a:p>
   </c:txPr>
   <c:externalData r:id="rId3">
@@ -22725,7 +22687,7 @@
               <a:cs typeface="+mn-cs"/>
             </a:defRPr>
           </a:pPr>
-          <a:endParaRPr lang="es-VE"/>
+          <a:endParaRPr lang="es-ES"/>
         </a:p>
       </c:txPr>
     </c:title>
@@ -22867,7 +22829,7 @@
                 <a:cs typeface="+mn-cs"/>
               </a:defRPr>
             </a:pPr>
-            <a:endParaRPr lang="es-VE"/>
+            <a:endParaRPr lang="es-ES"/>
           </a:p>
         </c:txPr>
         <c:crossAx val="450213839"/>
@@ -22926,7 +22888,7 @@
                 <a:cs typeface="+mn-cs"/>
               </a:defRPr>
             </a:pPr>
-            <a:endParaRPr lang="es-VE"/>
+            <a:endParaRPr lang="es-ES"/>
           </a:p>
         </c:txPr>
         <c:crossAx val="450213423"/>
@@ -22943,6 +22905,7 @@
     </c:plotArea>
     <c:plotVisOnly val="1"/>
     <c:dispBlanksAs val="gap"/>
+    <c:showDLblsOverMax val="0"/>
     <c:extLst>
       <c:ext xmlns:c16r3="http://schemas.microsoft.com/office/drawing/2017/03/chart" uri="{56B9EC1D-385E-4148-901F-78D8002777C0}">
         <c16r3:dataDisplayOptions16>
@@ -22950,7 +22913,6 @@
         </c16r3:dataDisplayOptions16>
       </c:ext>
     </c:extLst>
-    <c:showDLblsOverMax val="0"/>
   </c:chart>
   <c:spPr>
     <a:solidFill>
@@ -22974,7 +22936,7 @@
       <a:pPr>
         <a:defRPr/>
       </a:pPr>
-      <a:endParaRPr lang="es-VE"/>
+      <a:endParaRPr lang="es-ES"/>
     </a:p>
   </c:txPr>
   <c:externalData r:id="rId3">
@@ -23048,7 +23010,7 @@
               <a:cs typeface="+mn-cs"/>
             </a:defRPr>
           </a:pPr>
-          <a:endParaRPr lang="es-VE"/>
+          <a:endParaRPr lang="es-ES"/>
         </a:p>
       </c:txPr>
     </c:title>
@@ -23190,7 +23152,7 @@
                 <a:cs typeface="+mn-cs"/>
               </a:defRPr>
             </a:pPr>
-            <a:endParaRPr lang="es-VE"/>
+            <a:endParaRPr lang="es-ES"/>
           </a:p>
         </c:txPr>
         <c:crossAx val="450213839"/>
@@ -23249,7 +23211,7 @@
                 <a:cs typeface="+mn-cs"/>
               </a:defRPr>
             </a:pPr>
-            <a:endParaRPr lang="es-VE"/>
+            <a:endParaRPr lang="es-ES"/>
           </a:p>
         </c:txPr>
         <c:crossAx val="450213423"/>
@@ -23266,6 +23228,7 @@
     </c:plotArea>
     <c:plotVisOnly val="1"/>
     <c:dispBlanksAs val="gap"/>
+    <c:showDLblsOverMax val="0"/>
     <c:extLst>
       <c:ext xmlns:c16r3="http://schemas.microsoft.com/office/drawing/2017/03/chart" uri="{56B9EC1D-385E-4148-901F-78D8002777C0}">
         <c16r3:dataDisplayOptions16>
@@ -23273,7 +23236,6 @@
         </c16r3:dataDisplayOptions16>
       </c:ext>
     </c:extLst>
-    <c:showDLblsOverMax val="0"/>
   </c:chart>
   <c:spPr>
     <a:solidFill>
@@ -23297,7 +23259,7 @@
       <a:pPr>
         <a:defRPr/>
       </a:pPr>
-      <a:endParaRPr lang="es-VE"/>
+      <a:endParaRPr lang="es-ES"/>
     </a:p>
   </c:txPr>
   <c:externalData r:id="rId3">
@@ -23371,7 +23333,7 @@
               <a:cs typeface="+mn-cs"/>
             </a:defRPr>
           </a:pPr>
-          <a:endParaRPr lang="es-VE"/>
+          <a:endParaRPr lang="es-ES"/>
         </a:p>
       </c:txPr>
     </c:title>
@@ -23513,7 +23475,7 @@
                 <a:cs typeface="+mn-cs"/>
               </a:defRPr>
             </a:pPr>
-            <a:endParaRPr lang="es-VE"/>
+            <a:endParaRPr lang="es-ES"/>
           </a:p>
         </c:txPr>
         <c:crossAx val="450213839"/>
@@ -23572,7 +23534,7 @@
                 <a:cs typeface="+mn-cs"/>
               </a:defRPr>
             </a:pPr>
-            <a:endParaRPr lang="es-VE"/>
+            <a:endParaRPr lang="es-ES"/>
           </a:p>
         </c:txPr>
         <c:crossAx val="450213423"/>
@@ -23589,6 +23551,7 @@
     </c:plotArea>
     <c:plotVisOnly val="1"/>
     <c:dispBlanksAs val="gap"/>
+    <c:showDLblsOverMax val="0"/>
     <c:extLst>
       <c:ext xmlns:c16r3="http://schemas.microsoft.com/office/drawing/2017/03/chart" uri="{56B9EC1D-385E-4148-901F-78D8002777C0}">
         <c16r3:dataDisplayOptions16>
@@ -23596,7 +23559,6 @@
         </c16r3:dataDisplayOptions16>
       </c:ext>
     </c:extLst>
-    <c:showDLblsOverMax val="0"/>
   </c:chart>
   <c:spPr>
     <a:solidFill>
@@ -23620,7 +23582,7 @@
       <a:pPr>
         <a:defRPr/>
       </a:pPr>
-      <a:endParaRPr lang="es-VE"/>
+      <a:endParaRPr lang="es-ES"/>
     </a:p>
   </c:txPr>
   <c:externalData r:id="rId3">
@@ -23694,7 +23656,7 @@
               <a:cs typeface="+mn-cs"/>
             </a:defRPr>
           </a:pPr>
-          <a:endParaRPr lang="es-VE"/>
+          <a:endParaRPr lang="es-ES"/>
         </a:p>
       </c:txPr>
     </c:title>
@@ -23836,7 +23798,7 @@
                 <a:cs typeface="+mn-cs"/>
               </a:defRPr>
             </a:pPr>
-            <a:endParaRPr lang="es-VE"/>
+            <a:endParaRPr lang="es-ES"/>
           </a:p>
         </c:txPr>
         <c:crossAx val="450213839"/>
@@ -23895,7 +23857,7 @@
                 <a:cs typeface="+mn-cs"/>
               </a:defRPr>
             </a:pPr>
-            <a:endParaRPr lang="es-VE"/>
+            <a:endParaRPr lang="es-ES"/>
           </a:p>
         </c:txPr>
         <c:crossAx val="450213423"/>
@@ -23912,6 +23874,7 @@
     </c:plotArea>
     <c:plotVisOnly val="1"/>
     <c:dispBlanksAs val="gap"/>
+    <c:showDLblsOverMax val="0"/>
     <c:extLst>
       <c:ext xmlns:c16r3="http://schemas.microsoft.com/office/drawing/2017/03/chart" uri="{56B9EC1D-385E-4148-901F-78D8002777C0}">
         <c16r3:dataDisplayOptions16>
@@ -23919,7 +23882,6 @@
         </c16r3:dataDisplayOptions16>
       </c:ext>
     </c:extLst>
-    <c:showDLblsOverMax val="0"/>
   </c:chart>
   <c:spPr>
     <a:solidFill>
@@ -23943,7 +23905,7 @@
       <a:pPr>
         <a:defRPr/>
       </a:pPr>
-      <a:endParaRPr lang="es-VE"/>
+      <a:endParaRPr lang="es-ES"/>
     </a:p>
   </c:txPr>
   <c:externalData r:id="rId3">
@@ -24017,7 +23979,7 @@
               <a:cs typeface="+mn-cs"/>
             </a:defRPr>
           </a:pPr>
-          <a:endParaRPr lang="es-VE"/>
+          <a:endParaRPr lang="es-ES"/>
         </a:p>
       </c:txPr>
     </c:title>
@@ -24159,7 +24121,7 @@
                 <a:cs typeface="+mn-cs"/>
               </a:defRPr>
             </a:pPr>
-            <a:endParaRPr lang="es-VE"/>
+            <a:endParaRPr lang="es-ES"/>
           </a:p>
         </c:txPr>
         <c:crossAx val="450213839"/>
@@ -24218,7 +24180,7 @@
                 <a:cs typeface="+mn-cs"/>
               </a:defRPr>
             </a:pPr>
-            <a:endParaRPr lang="es-VE"/>
+            <a:endParaRPr lang="es-ES"/>
           </a:p>
         </c:txPr>
         <c:crossAx val="450213423"/>
@@ -24235,6 +24197,7 @@
     </c:plotArea>
     <c:plotVisOnly val="1"/>
     <c:dispBlanksAs val="gap"/>
+    <c:showDLblsOverMax val="0"/>
     <c:extLst>
       <c:ext xmlns:c16r3="http://schemas.microsoft.com/office/drawing/2017/03/chart" uri="{56B9EC1D-385E-4148-901F-78D8002777C0}">
         <c16r3:dataDisplayOptions16>
@@ -24242,7 +24205,6 @@
         </c16r3:dataDisplayOptions16>
       </c:ext>
     </c:extLst>
-    <c:showDLblsOverMax val="0"/>
   </c:chart>
   <c:spPr>
     <a:solidFill>
@@ -24266,7 +24228,7 @@
       <a:pPr>
         <a:defRPr/>
       </a:pPr>
-      <a:endParaRPr lang="es-VE"/>
+      <a:endParaRPr lang="es-ES"/>
     </a:p>
   </c:txPr>
   <c:externalData r:id="rId3">
@@ -24340,7 +24302,7 @@
               <a:cs typeface="+mn-cs"/>
             </a:defRPr>
           </a:pPr>
-          <a:endParaRPr lang="es-VE"/>
+          <a:endParaRPr lang="es-ES"/>
         </a:p>
       </c:txPr>
     </c:title>
@@ -24482,7 +24444,7 @@
                 <a:cs typeface="+mn-cs"/>
               </a:defRPr>
             </a:pPr>
-            <a:endParaRPr lang="es-VE"/>
+            <a:endParaRPr lang="es-ES"/>
           </a:p>
         </c:txPr>
         <c:crossAx val="450213839"/>
@@ -24541,7 +24503,7 @@
                 <a:cs typeface="+mn-cs"/>
               </a:defRPr>
             </a:pPr>
-            <a:endParaRPr lang="es-VE"/>
+            <a:endParaRPr lang="es-ES"/>
           </a:p>
         </c:txPr>
         <c:crossAx val="450213423"/>
@@ -24558,6 +24520,7 @@
     </c:plotArea>
     <c:plotVisOnly val="1"/>
     <c:dispBlanksAs val="gap"/>
+    <c:showDLblsOverMax val="0"/>
     <c:extLst>
       <c:ext xmlns:c16r3="http://schemas.microsoft.com/office/drawing/2017/03/chart" uri="{56B9EC1D-385E-4148-901F-78D8002777C0}">
         <c16r3:dataDisplayOptions16>
@@ -24565,7 +24528,6 @@
         </c16r3:dataDisplayOptions16>
       </c:ext>
     </c:extLst>
-    <c:showDLblsOverMax val="0"/>
   </c:chart>
   <c:spPr>
     <a:solidFill>
@@ -24589,7 +24551,7 @@
       <a:pPr>
         <a:defRPr/>
       </a:pPr>
-      <a:endParaRPr lang="es-VE"/>
+      <a:endParaRPr lang="es-ES"/>
     </a:p>
   </c:txPr>
   <c:externalData r:id="rId3">

--- a/tesis.docx
+++ b/tesis.docx
@@ -1,6 +1,6 @@
 
 <file path=word/document.xml><?xml version="1.0" encoding="utf-8"?>
-<w:document xmlns:wpc="http://schemas.microsoft.com/office/word/2010/wordprocessingCanvas" xmlns:cx="http://schemas.microsoft.com/office/drawing/2014/chartex" xmlns:mc="http://schemas.openxmlformats.org/markup-compatibility/2006" xmlns:o="urn:schemas-microsoft-com:office:office" xmlns:r="http://schemas.openxmlformats.org/officeDocument/2006/relationships" xmlns:m="http://schemas.openxmlformats.org/officeDocument/2006/math" xmlns:v="urn:schemas-microsoft-com:vml" xmlns:wp14="http://schemas.microsoft.com/office/word/2010/wordprocessingDrawing" xmlns:wp="http://schemas.openxmlformats.org/drawingml/2006/wordprocessingDrawing" xmlns:w10="urn:schemas-microsoft-com:office:word" xmlns:w="http://schemas.openxmlformats.org/wordprocessingml/2006/main" xmlns:w14="http://schemas.microsoft.com/office/word/2010/wordml" xmlns:w15="http://schemas.microsoft.com/office/word/2012/wordml" xmlns:w16se="http://schemas.microsoft.com/office/word/2015/wordml/symex" xmlns:wpg="http://schemas.microsoft.com/office/word/2010/wordprocessingGroup" xmlns:wpi="http://schemas.microsoft.com/office/word/2010/wordprocessingInk" xmlns:wne="http://schemas.microsoft.com/office/word/2006/wordml" xmlns:wps="http://schemas.microsoft.com/office/word/2010/wordprocessingShape" mc:Ignorable="w14 w15 w16se wp14">
+<w:document xmlns:wpc="http://schemas.microsoft.com/office/word/2010/wordprocessingCanvas" xmlns:cx="http://schemas.microsoft.com/office/drawing/2014/chartex" xmlns:cx1="http://schemas.microsoft.com/office/drawing/2015/9/8/chartex" xmlns:cx2="http://schemas.microsoft.com/office/drawing/2015/10/21/chartex" xmlns:cx3="http://schemas.microsoft.com/office/drawing/2016/5/9/chartex" xmlns:cx4="http://schemas.microsoft.com/office/drawing/2016/5/10/chartex" xmlns:cx5="http://schemas.microsoft.com/office/drawing/2016/5/11/chartex" xmlns:cx6="http://schemas.microsoft.com/office/drawing/2016/5/12/chartex" xmlns:cx7="http://schemas.microsoft.com/office/drawing/2016/5/13/chartex" xmlns:cx8="http://schemas.microsoft.com/office/drawing/2016/5/14/chartex" xmlns:mc="http://schemas.openxmlformats.org/markup-compatibility/2006" xmlns:aink="http://schemas.microsoft.com/office/drawing/2016/ink" xmlns:am3d="http://schemas.microsoft.com/office/drawing/2017/model3d" xmlns:o="urn:schemas-microsoft-com:office:office" xmlns:r="http://schemas.openxmlformats.org/officeDocument/2006/relationships" xmlns:m="http://schemas.openxmlformats.org/officeDocument/2006/math" xmlns:v="urn:schemas-microsoft-com:vml" xmlns:wp14="http://schemas.microsoft.com/office/word/2010/wordprocessingDrawing" xmlns:wp="http://schemas.openxmlformats.org/drawingml/2006/wordprocessingDrawing" xmlns:w10="urn:schemas-microsoft-com:office:word" xmlns:w="http://schemas.openxmlformats.org/wordprocessingml/2006/main" xmlns:w14="http://schemas.microsoft.com/office/word/2010/wordml" xmlns:w15="http://schemas.microsoft.com/office/word/2012/wordml" xmlns:w16cex="http://schemas.microsoft.com/office/word/2018/wordml/cex" xmlns:w16cid="http://schemas.microsoft.com/office/word/2016/wordml/cid" xmlns:w16="http://schemas.microsoft.com/office/word/2018/wordml" xmlns:w16sdtdh="http://schemas.microsoft.com/office/word/2020/wordml/sdtdatahash" xmlns:w16se="http://schemas.microsoft.com/office/word/2015/wordml/symex" xmlns:wpg="http://schemas.microsoft.com/office/word/2010/wordprocessingGroup" xmlns:wpi="http://schemas.microsoft.com/office/word/2010/wordprocessingInk" xmlns:wne="http://schemas.microsoft.com/office/word/2006/wordml" xmlns:wps="http://schemas.microsoft.com/office/word/2010/wordprocessingShape" mc:Ignorable="w14 w15 w16se w16cid w16 w16cex w16sdtdh wp14">
   <w:body>
     <w:p>
       <w:pPr>
@@ -12,6 +12,8 @@
           <w:lang w:val="es-VE"/>
         </w:rPr>
       </w:pPr>
+      <w:bookmarkStart w:id="0" w:name="_Hlk221152904"/>
+      <w:bookmarkEnd w:id="0"/>
       <w:r>
         <w:rPr>
           <w:rFonts w:cs="Arial"/>
@@ -250,7 +252,7 @@
           </mc:Choice>
           <mc:Fallback>
             <w:pict>
-              <v:group w14:anchorId="3A69C7B4" id="Grupo 1" o:spid="_x0000_s1026" style="position:absolute;left:0;text-align:left;margin-left:-43.8pt;margin-top:-37.85pt;width:514.5pt;height:129pt;z-index:251659264" coordorigin="1169,1609" coordsize="10290,2145" o:gfxdata="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">
+              <v:group w14:anchorId="3A69C7B4" id="Grupo 1" o:spid="_x0000_s1026" style="position:absolute;left:0;text-align:left;margin-left:-43.8pt;margin-top:-37.85pt;width:514.5pt;height:129pt;z-index:251659264" coordorigin="1169,1609" coordsize="10290,2145" o:gfxdata="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">
                 <v:shapetype id="_x0000_t75" coordsize="21600,21600" o:spt="75" o:preferrelative="t" path="m@4@5l@4@11@9@11@9@5xe" filled="f" stroked="f">
                   <v:stroke joinstyle="miter"/>
                   <v:formulas>
@@ -9948,7 +9950,7 @@
                 <w:szCs w:val="24"/>
               </w:rPr>
             </w:pPr>
-            <w:bookmarkStart w:id="0" w:name="_Hlk221054349"/>
+            <w:bookmarkStart w:id="1" w:name="_Hlk221054349"/>
             <w:r>
               <w:rPr>
                 <w:rFonts w:cs="Arial"/>
@@ -10547,7 +10549,7 @@
           </w:p>
         </w:tc>
       </w:tr>
-      <w:bookmarkEnd w:id="0"/>
+      <w:bookmarkEnd w:id="1"/>
     </w:tbl>
     <w:p>
       <w:pPr>
@@ -17440,14 +17442,6 @@
           <w:szCs w:val="24"/>
         </w:rPr>
       </w:pPr>
-    </w:p>
-    <w:p>
-      <w:pPr>
-        <w:rPr>
-          <w:rFonts w:cs="Arial"/>
-          <w:szCs w:val="24"/>
-        </w:rPr>
-      </w:pPr>
       <w:r>
         <w:rPr>
           <w:rFonts w:cs="Arial"/>
@@ -17463,14 +17457,6 @@
           <w:szCs w:val="24"/>
         </w:rPr>
       </w:pPr>
-    </w:p>
-    <w:p>
-      <w:pPr>
-        <w:rPr>
-          <w:rFonts w:cs="Arial"/>
-          <w:szCs w:val="24"/>
-        </w:rPr>
-      </w:pPr>
       <w:r>
         <w:rPr>
           <w:rFonts w:cs="Arial"/>
@@ -17486,14 +17472,6 @@
           <w:szCs w:val="24"/>
         </w:rPr>
       </w:pPr>
-    </w:p>
-    <w:p>
-      <w:pPr>
-        <w:rPr>
-          <w:rFonts w:cs="Arial"/>
-          <w:szCs w:val="24"/>
-        </w:rPr>
-      </w:pPr>
       <w:r>
         <w:rPr>
           <w:rFonts w:cs="Arial"/>
@@ -17514,8 +17492,15 @@
           <w:rFonts w:cs="Arial"/>
           <w:szCs w:val="24"/>
         </w:rPr>
+        <w:t xml:space="preserve">Asimismo, el sistema propuesto contempla el uso de una estructura organizada por perfiles de usuario, lo cual permitirá delimitar funciones y responsabilidades de acuerdo con el rol desempeñado dentro del proceso de </w:t>
+      </w:r>
+      <w:r>
+        <w:rPr>
+          <w:rFonts w:cs="Arial"/>
+          <w:szCs w:val="24"/>
+        </w:rPr>
         <w:lastRenderedPageBreak/>
-        <w:t>Asimismo, el sistema propuesto contempla el uso de una estructura organizada por perfiles de usuario, lo cual permitirá delimitar funciones y responsabilidades de acuerdo con el rol desempeñado dentro del proceso de pasantías. Esta característica contribuirá a mejorar la coordinación entre los actores involucrados, garantizando un seguimiento más efectivo y transparente del proceso académico, desde el inicio hasta la culminación de la pasantía.</w:t>
+        <w:t>pasantías. Esta característica contribuirá a mejorar la coordinación entre los actores involucrados, garantizando un seguimiento más efectivo y transparente del proceso académico, desde el inicio hasta la culminación de la pasantía.</w:t>
       </w:r>
     </w:p>
     <w:p>
@@ -17555,8 +17540,6 @@
           <w:szCs w:val="24"/>
         </w:rPr>
       </w:pPr>
-      <w:bookmarkStart w:id="1" w:name="_GoBack"/>
-      <w:bookmarkEnd w:id="1"/>
       <w:r>
         <w:rPr>
           <w:rFonts w:cs="Arial"/>
@@ -17569,26 +17552,538 @@
           <w:rFonts w:cs="Arial"/>
           <w:szCs w:val="24"/>
         </w:rPr>
-        <w:t xml:space="preserve"> (software)</w:t>
-      </w:r>
-    </w:p>
-    <w:p>
-      <w:pPr>
-        <w:rPr>
-          <w:rFonts w:cs="Arial"/>
-          <w:szCs w:val="24"/>
-        </w:rPr>
-      </w:pPr>
-      <w:r>
-        <w:rPr>
-          <w:rFonts w:cs="Arial"/>
-          <w:szCs w:val="24"/>
-        </w:rPr>
-        <w:t>Objetivos específicos (requerimientos)</w:t>
-      </w:r>
-    </w:p>
-    <w:p>
-      <w:pPr>
+        <w:t xml:space="preserve"> </w:t>
+      </w:r>
+    </w:p>
+    <w:p>
+      <w:pPr>
+        <w:rPr>
+          <w:rFonts w:cs="Arial"/>
+          <w:szCs w:val="24"/>
+        </w:rPr>
+      </w:pPr>
+      <w:r>
+        <w:rPr>
+          <w:rFonts w:cs="Arial"/>
+          <w:szCs w:val="24"/>
+        </w:rPr>
+        <w:t>Objetivo General:</w:t>
+      </w:r>
+    </w:p>
+    <w:p>
+      <w:pPr>
+        <w:rPr>
+          <w:rFonts w:cs="Arial"/>
+          <w:szCs w:val="24"/>
+        </w:rPr>
+      </w:pPr>
+      <w:r>
+        <w:t>Desarrollar un sistema informático para la gestión de pasantías que permita automatizar y sistematizar los procesos administrativos y académicos de la institución objeto de estudio, facilitando el registro, control, seguimiento y evaluación de los pasantes, con el fin de optimizar la eficiencia institucional, mejorar la organización de la información y fortalecer la toma de decisiones.</w:t>
+      </w:r>
+    </w:p>
+    <w:p>
+      <w:pPr>
+        <w:rPr>
+          <w:rFonts w:cs="Arial"/>
+          <w:szCs w:val="24"/>
+        </w:rPr>
+      </w:pPr>
+      <w:r>
+        <w:rPr>
+          <w:rFonts w:cs="Arial"/>
+          <w:szCs w:val="24"/>
+        </w:rPr>
+        <w:t>Objetivos específicos</w:t>
+      </w:r>
+      <w:r>
+        <w:rPr>
+          <w:rFonts w:cs="Arial"/>
+          <w:szCs w:val="24"/>
+        </w:rPr>
+        <w:t>:</w:t>
+      </w:r>
+    </w:p>
+    <w:p>
+      <w:pPr>
+        <w:ind w:left="576" w:firstLine="0"/>
+        <w:rPr>
+          <w:lang w:val="es-VE" w:eastAsia="es-VE"/>
+        </w:rPr>
+      </w:pPr>
+      <w:r>
+        <w:rPr>
+          <w:rFonts w:hAnsi="Symbol"/>
+          <w:lang w:val="es-VE" w:eastAsia="es-VE"/>
+        </w:rPr>
+        <w:t></w:t>
+      </w:r>
+      <w:r>
+        <w:rPr>
+          <w:lang w:val="es-VE" w:eastAsia="es-VE"/>
+        </w:rPr>
+        <w:t xml:space="preserve"> Implementar</w:t>
+      </w:r>
+      <w:r>
+        <w:rPr>
+          <w:lang w:val="es-VE" w:eastAsia="es-VE"/>
+        </w:rPr>
+        <w:t xml:space="preserve"> un sistema de </w:t>
+      </w:r>
+      <w:r>
+        <w:rPr>
+          <w:b/>
+          <w:bCs/>
+          <w:lang w:val="es-VE" w:eastAsia="es-VE"/>
+        </w:rPr>
+        <w:t>autenticación de usuarios</w:t>
+      </w:r>
+      <w:r>
+        <w:rPr>
+          <w:lang w:val="es-VE" w:eastAsia="es-VE"/>
+        </w:rPr>
+        <w:t xml:space="preserve"> que garantice el acceso seguro al sistema.</w:t>
+      </w:r>
+    </w:p>
+    <w:p>
+      <w:pPr>
+        <w:ind w:left="576" w:firstLine="0"/>
+        <w:rPr>
+          <w:lang w:val="es-VE" w:eastAsia="es-VE"/>
+        </w:rPr>
+      </w:pPr>
+      <w:r>
+        <w:rPr>
+          <w:rFonts w:hAnsi="Symbol"/>
+          <w:lang w:val="es-VE" w:eastAsia="es-VE"/>
+        </w:rPr>
+        <w:t></w:t>
+      </w:r>
+      <w:r>
+        <w:rPr>
+          <w:lang w:val="es-VE" w:eastAsia="es-VE"/>
+        </w:rPr>
+        <w:t xml:space="preserve"> Establecer</w:t>
+      </w:r>
+      <w:r>
+        <w:rPr>
+          <w:lang w:val="es-VE" w:eastAsia="es-VE"/>
+        </w:rPr>
+        <w:t xml:space="preserve"> un esquema de </w:t>
+      </w:r>
+      <w:r>
+        <w:rPr>
+          <w:b/>
+          <w:bCs/>
+          <w:lang w:val="es-VE" w:eastAsia="es-VE"/>
+        </w:rPr>
+        <w:t>gestión de roles y permisos</w:t>
+      </w:r>
+      <w:r>
+        <w:rPr>
+          <w:lang w:val="es-VE" w:eastAsia="es-VE"/>
+        </w:rPr>
+        <w:t xml:space="preserve"> según el tipo de usuario.</w:t>
+      </w:r>
+    </w:p>
+    <w:p>
+      <w:pPr>
+        <w:ind w:left="576" w:firstLine="0"/>
+        <w:rPr>
+          <w:lang w:val="es-VE" w:eastAsia="es-VE"/>
+        </w:rPr>
+      </w:pPr>
+      <w:r>
+        <w:rPr>
+          <w:rFonts w:hAnsi="Symbol"/>
+          <w:lang w:val="es-VE" w:eastAsia="es-VE"/>
+        </w:rPr>
+        <w:lastRenderedPageBreak/>
+        <w:t></w:t>
+      </w:r>
+      <w:r>
+        <w:rPr>
+          <w:lang w:val="es-VE" w:eastAsia="es-VE"/>
+        </w:rPr>
+        <w:t xml:space="preserve">  Incorporar un módulo de </w:t>
+      </w:r>
+      <w:r>
+        <w:rPr>
+          <w:b/>
+          <w:bCs/>
+          <w:lang w:val="es-VE" w:eastAsia="es-VE"/>
+        </w:rPr>
+        <w:t>registro de actividades (logs)</w:t>
+      </w:r>
+      <w:r>
+        <w:rPr>
+          <w:lang w:val="es-VE" w:eastAsia="es-VE"/>
+        </w:rPr>
+        <w:t xml:space="preserve"> para el control y auditoría del sistema.</w:t>
+      </w:r>
+    </w:p>
+    <w:p>
+      <w:pPr>
+        <w:rPr>
+          <w:lang w:val="es-VE" w:eastAsia="es-VE"/>
+        </w:rPr>
+      </w:pPr>
+      <w:r>
+        <w:rPr>
+          <w:rFonts w:hAnsi="Symbol"/>
+          <w:lang w:val="es-VE" w:eastAsia="es-VE"/>
+        </w:rPr>
+        <w:t></w:t>
+      </w:r>
+      <w:r>
+        <w:rPr>
+          <w:lang w:val="es-VE" w:eastAsia="es-VE"/>
+        </w:rPr>
+        <w:t xml:space="preserve"> Desarrollar</w:t>
+      </w:r>
+      <w:r>
+        <w:rPr>
+          <w:lang w:val="es-VE" w:eastAsia="es-VE"/>
+        </w:rPr>
+        <w:t xml:space="preserve"> un módulo </w:t>
+      </w:r>
+      <w:r>
+        <w:rPr>
+          <w:b/>
+          <w:bCs/>
+          <w:lang w:val="es-VE" w:eastAsia="es-VE"/>
+        </w:rPr>
+        <w:t>CRUD para la gestión de estudiantes</w:t>
+      </w:r>
+      <w:r>
+        <w:rPr>
+          <w:lang w:val="es-VE" w:eastAsia="es-VE"/>
+        </w:rPr>
+        <w:t>.</w:t>
+      </w:r>
+    </w:p>
+    <w:p>
+      <w:pPr>
+        <w:rPr>
+          <w:lang w:val="es-VE" w:eastAsia="es-VE"/>
+        </w:rPr>
+      </w:pPr>
+      <w:r>
+        <w:rPr>
+          <w:rFonts w:hAnsi="Symbol"/>
+          <w:lang w:val="es-VE" w:eastAsia="es-VE"/>
+        </w:rPr>
+        <w:t></w:t>
+      </w:r>
+      <w:r>
+        <w:rPr>
+          <w:lang w:val="es-VE" w:eastAsia="es-VE"/>
+        </w:rPr>
+        <w:t xml:space="preserve"> Implementar</w:t>
+      </w:r>
+      <w:r>
+        <w:rPr>
+          <w:lang w:val="es-VE" w:eastAsia="es-VE"/>
+        </w:rPr>
+        <w:t xml:space="preserve"> la </w:t>
+      </w:r>
+      <w:r>
+        <w:rPr>
+          <w:b/>
+          <w:bCs/>
+          <w:lang w:val="es-VE" w:eastAsia="es-VE"/>
+        </w:rPr>
+        <w:t>validación de requisitos</w:t>
+      </w:r>
+      <w:r>
+        <w:rPr>
+          <w:lang w:val="es-VE" w:eastAsia="es-VE"/>
+        </w:rPr>
+        <w:t xml:space="preserve"> para el inicio de las pasantías.</w:t>
+      </w:r>
+    </w:p>
+    <w:p>
+      <w:pPr>
+        <w:rPr>
+          <w:lang w:val="es-VE" w:eastAsia="es-VE"/>
+        </w:rPr>
+      </w:pPr>
+      <w:r>
+        <w:rPr>
+          <w:rFonts w:hAnsi="Symbol"/>
+          <w:lang w:val="es-VE" w:eastAsia="es-VE"/>
+        </w:rPr>
+        <w:t></w:t>
+      </w:r>
+      <w:r>
+        <w:rPr>
+          <w:lang w:val="es-VE" w:eastAsia="es-VE"/>
+        </w:rPr>
+        <w:t xml:space="preserve"> Desarrollar</w:t>
+      </w:r>
+      <w:r>
+        <w:rPr>
+          <w:lang w:val="es-VE" w:eastAsia="es-VE"/>
+        </w:rPr>
+        <w:t xml:space="preserve"> un módulo </w:t>
+      </w:r>
+      <w:r>
+        <w:rPr>
+          <w:b/>
+          <w:bCs/>
+          <w:lang w:val="es-VE" w:eastAsia="es-VE"/>
+        </w:rPr>
+        <w:t>CRUD para la gestión de empresas receptoras</w:t>
+      </w:r>
+      <w:r>
+        <w:rPr>
+          <w:lang w:val="es-VE" w:eastAsia="es-VE"/>
+        </w:rPr>
+        <w:t>.</w:t>
+      </w:r>
+    </w:p>
+    <w:p>
+      <w:pPr>
+        <w:rPr>
+          <w:lang w:val="es-VE" w:eastAsia="es-VE"/>
+        </w:rPr>
+      </w:pPr>
+      <w:r>
+        <w:rPr>
+          <w:rFonts w:hAnsi="Symbol"/>
+          <w:lang w:val="es-VE" w:eastAsia="es-VE"/>
+        </w:rPr>
+        <w:t></w:t>
+      </w:r>
+      <w:r>
+        <w:rPr>
+          <w:lang w:val="es-VE" w:eastAsia="es-VE"/>
+        </w:rPr>
+        <w:t xml:space="preserve"> Implementar</w:t>
+      </w:r>
+      <w:r>
+        <w:rPr>
+          <w:lang w:val="es-VE" w:eastAsia="es-VE"/>
+        </w:rPr>
+        <w:t xml:space="preserve"> un proceso de </w:t>
+      </w:r>
+      <w:r>
+        <w:rPr>
+          <w:b/>
+          <w:bCs/>
+          <w:lang w:val="es-VE" w:eastAsia="es-VE"/>
+        </w:rPr>
+        <w:t>aprobación de pasantías</w:t>
+      </w:r>
+      <w:r>
+        <w:rPr>
+          <w:lang w:val="es-VE" w:eastAsia="es-VE"/>
+        </w:rPr>
+        <w:t>.</w:t>
+      </w:r>
+    </w:p>
+    <w:p>
+      <w:pPr>
+        <w:rPr>
+          <w:lang w:val="es-VE" w:eastAsia="es-VE"/>
+        </w:rPr>
+      </w:pPr>
+      <w:r>
+        <w:rPr>
+          <w:rFonts w:hAnsi="Symbol"/>
+          <w:lang w:val="es-VE" w:eastAsia="es-VE"/>
+        </w:rPr>
+        <w:t></w:t>
+      </w:r>
+      <w:r>
+        <w:rPr>
+          <w:lang w:val="es-VE" w:eastAsia="es-VE"/>
+        </w:rPr>
+        <w:t xml:space="preserve"> Desarrollar</w:t>
+      </w:r>
+      <w:r>
+        <w:rPr>
+          <w:lang w:val="es-VE" w:eastAsia="es-VE"/>
+        </w:rPr>
+        <w:t xml:space="preserve"> módulos </w:t>
+      </w:r>
+      <w:r>
+        <w:rPr>
+          <w:b/>
+          <w:bCs/>
+          <w:lang w:val="es-VE" w:eastAsia="es-VE"/>
+        </w:rPr>
+        <w:t>CRUD para tutores empresariales y académicos</w:t>
+      </w:r>
+      <w:r>
+        <w:rPr>
+          <w:lang w:val="es-VE" w:eastAsia="es-VE"/>
+        </w:rPr>
+        <w:t>.</w:t>
+      </w:r>
+    </w:p>
+    <w:p>
+      <w:pPr>
+        <w:rPr>
+          <w:lang w:val="es-VE" w:eastAsia="es-VE"/>
+        </w:rPr>
+      </w:pPr>
+      <w:r>
+        <w:rPr>
+          <w:rFonts w:hAnsi="Symbol"/>
+          <w:lang w:val="es-VE" w:eastAsia="es-VE"/>
+        </w:rPr>
+        <w:t></w:t>
+      </w:r>
+      <w:r>
+        <w:rPr>
+          <w:lang w:val="es-VE" w:eastAsia="es-VE"/>
+        </w:rPr>
+        <w:t xml:space="preserve"> Incorporar</w:t>
+      </w:r>
+      <w:r>
+        <w:rPr>
+          <w:lang w:val="es-VE" w:eastAsia="es-VE"/>
+        </w:rPr>
+        <w:t xml:space="preserve"> funcionalidades para la </w:t>
+      </w:r>
+      <w:r>
+        <w:rPr>
+          <w:b/>
+          <w:bCs/>
+          <w:lang w:val="es-VE" w:eastAsia="es-VE"/>
+        </w:rPr>
+        <w:t>generación y carga de documentos</w:t>
+      </w:r>
+      <w:r>
+        <w:rPr>
+          <w:lang w:val="es-VE" w:eastAsia="es-VE"/>
+        </w:rPr>
+        <w:t>.</w:t>
+      </w:r>
+    </w:p>
+    <w:p>
+      <w:pPr>
+        <w:rPr>
+          <w:lang w:val="es-VE" w:eastAsia="es-VE"/>
+        </w:rPr>
+      </w:pPr>
+      <w:r>
+        <w:rPr>
+          <w:rFonts w:hAnsi="Symbol"/>
+          <w:lang w:val="es-VE" w:eastAsia="es-VE"/>
+        </w:rPr>
+        <w:t></w:t>
+      </w:r>
+      <w:r>
+        <w:rPr>
+          <w:lang w:val="es-VE" w:eastAsia="es-VE"/>
+        </w:rPr>
+        <w:t xml:space="preserve"> Implementar</w:t>
+      </w:r>
+      <w:r>
+        <w:rPr>
+          <w:lang w:val="es-VE" w:eastAsia="es-VE"/>
+        </w:rPr>
+        <w:t xml:space="preserve"> el </w:t>
+      </w:r>
+      <w:r>
+        <w:rPr>
+          <w:b/>
+          <w:bCs/>
+          <w:lang w:val="es-VE" w:eastAsia="es-VE"/>
+        </w:rPr>
+        <w:t>registro de calificaciones y horas de pasantías</w:t>
+      </w:r>
+      <w:r>
+        <w:rPr>
+          <w:lang w:val="es-VE" w:eastAsia="es-VE"/>
+        </w:rPr>
+        <w:t>.</w:t>
+      </w:r>
+    </w:p>
+    <w:p>
+      <w:pPr>
+        <w:rPr>
+          <w:lang w:val="es-VE" w:eastAsia="es-VE"/>
+        </w:rPr>
+      </w:pPr>
+      <w:r>
+        <w:rPr>
+          <w:rFonts w:hAnsi="Symbol"/>
+          <w:lang w:val="es-VE" w:eastAsia="es-VE"/>
+        </w:rPr>
+        <w:t></w:t>
+      </w:r>
+      <w:r>
+        <w:rPr>
+          <w:lang w:val="es-VE" w:eastAsia="es-VE"/>
+        </w:rPr>
+        <w:t xml:space="preserve"> Permitir</w:t>
+      </w:r>
+      <w:r>
+        <w:rPr>
+          <w:lang w:val="es-VE" w:eastAsia="es-VE"/>
+        </w:rPr>
+        <w:t xml:space="preserve"> la </w:t>
+      </w:r>
+      <w:r>
+        <w:rPr>
+          <w:b/>
+          <w:bCs/>
+          <w:lang w:val="es-VE" w:eastAsia="es-VE"/>
+        </w:rPr>
+        <w:t>exportación de datos</w:t>
+      </w:r>
+      <w:r>
+        <w:rPr>
+          <w:lang w:val="es-VE" w:eastAsia="es-VE"/>
+        </w:rPr>
+        <w:t xml:space="preserve"> del sistema.</w:t>
+      </w:r>
+    </w:p>
+    <w:p>
+      <w:pPr>
+        <w:rPr>
+          <w:lang w:val="es-VE" w:eastAsia="es-VE"/>
+        </w:rPr>
+      </w:pPr>
+      <w:r>
+        <w:rPr>
+          <w:rFonts w:hAnsi="Symbol"/>
+          <w:lang w:val="es-VE" w:eastAsia="es-VE"/>
+        </w:rPr>
+        <w:t></w:t>
+      </w:r>
+      <w:r>
+        <w:rPr>
+          <w:lang w:val="es-VE" w:eastAsia="es-VE"/>
+        </w:rPr>
+        <w:t xml:space="preserve"> Implementar</w:t>
+      </w:r>
+      <w:r>
+        <w:rPr>
+          <w:lang w:val="es-VE" w:eastAsia="es-VE"/>
+        </w:rPr>
+        <w:t xml:space="preserve"> mecanismos de </w:t>
+      </w:r>
+      <w:r>
+        <w:rPr>
+          <w:b/>
+          <w:bCs/>
+          <w:lang w:val="es-VE" w:eastAsia="es-VE"/>
+        </w:rPr>
+        <w:t>respaldo de la base de datos</w:t>
+      </w:r>
+      <w:r>
+        <w:rPr>
+          <w:lang w:val="es-VE" w:eastAsia="es-VE"/>
+        </w:rPr>
+        <w:t>.</w:t>
+      </w:r>
+    </w:p>
+    <w:p>
+      <w:pPr>
+        <w:ind w:firstLine="0"/>
         <w:rPr>
           <w:rFonts w:cs="Arial"/>
           <w:szCs w:val="24"/>
@@ -17614,16 +18109,174 @@
           <w:rFonts w:cs="Arial"/>
           <w:szCs w:val="24"/>
         </w:rPr>
-        <w:t>Carta estructurada</w:t>
-      </w:r>
-    </w:p>
-    <w:p>
-      <w:pPr>
-        <w:rPr>
-          <w:rFonts w:cs="Arial"/>
-          <w:szCs w:val="24"/>
-        </w:rPr>
-      </w:pPr>
+        <w:t>El objetivo de la etapa inicial es determinar qué usuarios y sistemas externos se relacionarán con el software y detallar la naturaleza de esas conexiones. Por ello, las primeras iteraciones se centran en el levantamiento de requisitos y el modelado, utilizando los casos de uso para estructurar las interacciones previamente identificadas.</w:t>
+      </w:r>
+    </w:p>
+    <w:p>
+      <w:pPr>
+        <w:rPr>
+          <w:rFonts w:cs="Arial"/>
+          <w:szCs w:val="24"/>
+        </w:rPr>
+      </w:pPr>
+      <w:r>
+        <w:rPr>
+          <w:rFonts w:cs="Arial"/>
+          <w:szCs w:val="24"/>
+        </w:rPr>
+        <w:t>Figura 1: Carta estructurada</w:t>
+      </w:r>
+    </w:p>
+    <w:p>
+      <w:pPr>
+        <w:rPr>
+          <w:rFonts w:cs="Arial"/>
+          <w:szCs w:val="24"/>
+        </w:rPr>
+      </w:pPr>
+      <w:r>
+        <w:rPr>
+          <w:rFonts w:cs="Arial"/>
+          <w:noProof/>
+          <w:szCs w:val="24"/>
+        </w:rPr>
+        <w:drawing>
+          <wp:anchor distT="0" distB="0" distL="114300" distR="114300" simplePos="0" relativeHeight="251660288" behindDoc="0" locked="0" layoutInCell="1" allowOverlap="1" wp14:anchorId="6736B474" wp14:editId="042B1D0B">
+            <wp:simplePos x="0" y="0"/>
+            <wp:positionH relativeFrom="margin">
+              <wp:posOffset>303200</wp:posOffset>
+            </wp:positionH>
+            <wp:positionV relativeFrom="paragraph">
+              <wp:posOffset>6407</wp:posOffset>
+            </wp:positionV>
+            <wp:extent cx="5134500" cy="3028208"/>
+            <wp:effectExtent l="0" t="0" r="0" b="1270"/>
+            <wp:wrapNone/>
+            <wp:docPr id="8" name="Imagen 8"/>
+            <wp:cNvGraphicFramePr>
+              <a:graphicFrameLocks xmlns:a="http://schemas.openxmlformats.org/drawingml/2006/main" noChangeAspect="1"/>
+            </wp:cNvGraphicFramePr>
+            <a:graphic xmlns:a="http://schemas.openxmlformats.org/drawingml/2006/main">
+              <a:graphicData uri="http://schemas.openxmlformats.org/drawingml/2006/picture">
+                <pic:pic xmlns:pic="http://schemas.openxmlformats.org/drawingml/2006/picture">
+                  <pic:nvPicPr>
+                    <pic:cNvPr id="8" name="Imagen 8"/>
+                    <pic:cNvPicPr/>
+                  </pic:nvPicPr>
+                  <pic:blipFill>
+                    <a:blip r:embed="rId20">
+                      <a:extLst>
+                        <a:ext uri="{28A0092B-C50C-407E-A947-70E740481C1C}">
+                          <a14:useLocalDpi xmlns:a14="http://schemas.microsoft.com/office/drawing/2010/main" val="0"/>
+                        </a:ext>
+                      </a:extLst>
+                    </a:blip>
+                    <a:stretch>
+                      <a:fillRect/>
+                    </a:stretch>
+                  </pic:blipFill>
+                  <pic:spPr>
+                    <a:xfrm>
+                      <a:off x="0" y="0"/>
+                      <a:ext cx="5134500" cy="3028208"/>
+                    </a:xfrm>
+                    <a:prstGeom prst="rect">
+                      <a:avLst/>
+                    </a:prstGeom>
+                  </pic:spPr>
+                </pic:pic>
+              </a:graphicData>
+            </a:graphic>
+            <wp14:sizeRelH relativeFrom="margin">
+              <wp14:pctWidth>0</wp14:pctWidth>
+            </wp14:sizeRelH>
+            <wp14:sizeRelV relativeFrom="margin">
+              <wp14:pctHeight>0</wp14:pctHeight>
+            </wp14:sizeRelV>
+          </wp:anchor>
+        </w:drawing>
+      </w:r>
+    </w:p>
+    <w:p>
+      <w:pPr>
+        <w:rPr>
+          <w:rFonts w:cs="Arial"/>
+          <w:szCs w:val="24"/>
+        </w:rPr>
+      </w:pPr>
+    </w:p>
+    <w:p>
+      <w:pPr>
+        <w:rPr>
+          <w:rFonts w:cs="Arial"/>
+          <w:szCs w:val="24"/>
+        </w:rPr>
+      </w:pPr>
+    </w:p>
+    <w:p>
+      <w:pPr>
+        <w:rPr>
+          <w:rFonts w:cs="Arial"/>
+          <w:szCs w:val="24"/>
+        </w:rPr>
+      </w:pPr>
+    </w:p>
+    <w:p>
+      <w:pPr>
+        <w:rPr>
+          <w:rFonts w:cs="Arial"/>
+          <w:szCs w:val="24"/>
+        </w:rPr>
+      </w:pPr>
+    </w:p>
+    <w:p>
+      <w:pPr>
+        <w:rPr>
+          <w:rFonts w:cs="Arial"/>
+          <w:szCs w:val="24"/>
+        </w:rPr>
+      </w:pPr>
+    </w:p>
+    <w:p>
+      <w:pPr>
+        <w:rPr>
+          <w:rFonts w:cs="Arial"/>
+          <w:szCs w:val="24"/>
+        </w:rPr>
+      </w:pPr>
+    </w:p>
+    <w:p>
+      <w:pPr>
+        <w:jc w:val="left"/>
+        <w:rPr>
+          <w:rFonts w:cs="Arial"/>
+          <w:szCs w:val="24"/>
+        </w:rPr>
+      </w:pPr>
+      <w:r>
+        <w:rPr>
+          <w:rFonts w:cs="Arial"/>
+          <w:szCs w:val="24"/>
+        </w:rPr>
+        <w:lastRenderedPageBreak/>
+        <w:t>Fuente Rodríguez(2026)</w:t>
+      </w:r>
+    </w:p>
+    <w:p>
+      <w:pPr>
+        <w:ind w:firstLine="0"/>
+        <w:rPr>
+          <w:rFonts w:cs="Arial"/>
+          <w:szCs w:val="24"/>
+        </w:rPr>
+      </w:pPr>
+      <w:r>
+        <w:rPr>
+          <w:rFonts w:cs="Arial"/>
+          <w:szCs w:val="24"/>
+        </w:rPr>
+        <w:t xml:space="preserve">Figura 2: </w:t>
+      </w:r>
       <w:r>
         <w:rPr>
           <w:rFonts w:cs="Arial"/>
@@ -17634,11 +18287,2535 @@
     </w:p>
     <w:p>
       <w:pPr>
-        <w:rPr>
-          <w:rFonts w:cs="Arial"/>
-          <w:szCs w:val="24"/>
-        </w:rPr>
-      </w:pPr>
+        <w:jc w:val="center"/>
+        <w:rPr>
+          <w:rFonts w:cs="Arial"/>
+          <w:szCs w:val="24"/>
+        </w:rPr>
+      </w:pPr>
+      <w:r>
+        <w:rPr>
+          <w:rFonts w:cs="Arial"/>
+          <w:noProof/>
+          <w:szCs w:val="24"/>
+        </w:rPr>
+        <w:drawing>
+          <wp:inline distT="0" distB="0" distL="0" distR="0" wp14:anchorId="5E406393" wp14:editId="3BC794BD">
+            <wp:extent cx="2134466" cy="2961817"/>
+            <wp:effectExtent l="0" t="0" r="0" b="0"/>
+            <wp:docPr id="10" name="Imagen 10"/>
+            <wp:cNvGraphicFramePr>
+              <a:graphicFrameLocks xmlns:a="http://schemas.openxmlformats.org/drawingml/2006/main" noChangeAspect="1"/>
+            </wp:cNvGraphicFramePr>
+            <a:graphic xmlns:a="http://schemas.openxmlformats.org/drawingml/2006/main">
+              <a:graphicData uri="http://schemas.openxmlformats.org/drawingml/2006/picture">
+                <pic:pic xmlns:pic="http://schemas.openxmlformats.org/drawingml/2006/picture">
+                  <pic:nvPicPr>
+                    <pic:cNvPr id="0" name="Picture 2"/>
+                    <pic:cNvPicPr>
+                      <a:picLocks noChangeAspect="1" noChangeArrowheads="1"/>
+                    </pic:cNvPicPr>
+                  </pic:nvPicPr>
+                  <pic:blipFill>
+                    <a:blip r:embed="rId21">
+                      <a:extLst>
+                        <a:ext uri="{28A0092B-C50C-407E-A947-70E740481C1C}">
+                          <a14:useLocalDpi xmlns:a14="http://schemas.microsoft.com/office/drawing/2010/main" val="0"/>
+                        </a:ext>
+                      </a:extLst>
+                    </a:blip>
+                    <a:srcRect/>
+                    <a:stretch>
+                      <a:fillRect/>
+                    </a:stretch>
+                  </pic:blipFill>
+                  <pic:spPr bwMode="auto">
+                    <a:xfrm>
+                      <a:off x="0" y="0"/>
+                      <a:ext cx="2140278" cy="2969881"/>
+                    </a:xfrm>
+                    <a:prstGeom prst="rect">
+                      <a:avLst/>
+                    </a:prstGeom>
+                    <a:noFill/>
+                  </pic:spPr>
+                </pic:pic>
+              </a:graphicData>
+            </a:graphic>
+          </wp:inline>
+        </w:drawing>
+      </w:r>
+    </w:p>
+    <w:p>
+      <w:pPr>
+        <w:ind w:firstLine="0"/>
+        <w:jc w:val="left"/>
+        <w:rPr>
+          <w:rFonts w:cs="Arial"/>
+          <w:szCs w:val="24"/>
+        </w:rPr>
+      </w:pPr>
+      <w:r>
+        <w:rPr>
+          <w:rFonts w:cs="Arial"/>
+          <w:szCs w:val="24"/>
+        </w:rPr>
+        <w:t>Fuente Rodríguez(2026)</w:t>
+      </w:r>
+    </w:p>
+    <w:p>
+      <w:pPr>
+        <w:ind w:firstLine="0"/>
+        <w:jc w:val="left"/>
+        <w:rPr>
+          <w:rFonts w:cs="Arial"/>
+          <w:szCs w:val="24"/>
+        </w:rPr>
+      </w:pPr>
+      <w:r>
+        <w:rPr>
+          <w:rFonts w:cs="Arial"/>
+          <w:szCs w:val="24"/>
+        </w:rPr>
+        <w:t>Cuadros de Casos de Uso Administrador</w:t>
+      </w:r>
+    </w:p>
+    <w:p>
+      <w:pPr>
+        <w:ind w:firstLine="0"/>
+        <w:jc w:val="left"/>
+        <w:rPr>
+          <w:rFonts w:cs="Arial"/>
+          <w:szCs w:val="24"/>
+        </w:rPr>
+      </w:pPr>
+      <w:r>
+        <w:rPr>
+          <w:rFonts w:cs="Arial"/>
+          <w:szCs w:val="24"/>
+        </w:rPr>
+        <w:t>Cuadro #15</w:t>
+      </w:r>
+    </w:p>
+    <w:tbl>
+      <w:tblPr>
+        <w:tblStyle w:val="Tablaconcuadrcula1"/>
+        <w:tblW w:w="0" w:type="auto"/>
+        <w:tblLook w:val="04A0" w:firstRow="1" w:lastRow="0" w:firstColumn="1" w:lastColumn="0" w:noHBand="0" w:noVBand="1"/>
+      </w:tblPr>
+      <w:tblGrid>
+        <w:gridCol w:w="1984"/>
+        <w:gridCol w:w="6510"/>
+      </w:tblGrid>
+      <w:tr>
+        <w:trPr>
+          <w:trHeight w:val="47"/>
+        </w:trPr>
+        <w:tc>
+          <w:tcPr>
+            <w:tcW w:w="0" w:type="auto"/>
+            <w:hideMark/>
+          </w:tcPr>
+          <w:p>
+            <w:pPr>
+              <w:spacing w:after="480" w:line="240" w:lineRule="auto"/>
+              <w:ind w:firstLine="0"/>
+              <w:jc w:val="left"/>
+              <w:rPr>
+                <w:rFonts w:eastAsia="Times New Roman" w:cs="Arial"/>
+                <w:sz w:val="22"/>
+                <w:lang w:eastAsia="es-VE"/>
+              </w:rPr>
+            </w:pPr>
+            <w:r>
+              <w:rPr>
+                <w:rFonts w:eastAsia="Times New Roman" w:cs="Arial"/>
+                <w:b/>
+                <w:bCs/>
+                <w:sz w:val="22"/>
+                <w:lang w:eastAsia="es-VE"/>
+              </w:rPr>
+              <w:t>C</w:t>
+            </w:r>
+            <w:r>
+              <w:rPr>
+                <w:rFonts w:eastAsia="Times New Roman" w:cs="Arial"/>
+                <w:b/>
+                <w:bCs/>
+                <w:sz w:val="22"/>
+                <w:lang w:eastAsia="es-VE"/>
+              </w:rPr>
+              <w:t>ampo</w:t>
+            </w:r>
+          </w:p>
+        </w:tc>
+        <w:tc>
+          <w:tcPr>
+            <w:tcW w:w="0" w:type="auto"/>
+            <w:hideMark/>
+          </w:tcPr>
+          <w:p>
+            <w:pPr>
+              <w:spacing w:line="240" w:lineRule="auto"/>
+              <w:ind w:firstLine="0"/>
+              <w:jc w:val="left"/>
+              <w:rPr>
+                <w:rFonts w:eastAsia="Times New Roman" w:cs="Arial"/>
+                <w:sz w:val="22"/>
+                <w:lang w:eastAsia="es-VE"/>
+              </w:rPr>
+            </w:pPr>
+            <w:r>
+              <w:rPr>
+                <w:rFonts w:eastAsia="Times New Roman" w:cs="Arial"/>
+                <w:b/>
+                <w:bCs/>
+                <w:sz w:val="22"/>
+                <w:lang w:eastAsia="es-VE"/>
+              </w:rPr>
+              <w:t>Detalle</w:t>
+            </w:r>
+          </w:p>
+        </w:tc>
+      </w:tr>
+      <w:tr>
+        <w:trPr>
+          <w:trHeight w:val="417"/>
+        </w:trPr>
+        <w:tc>
+          <w:tcPr>
+            <w:tcW w:w="0" w:type="auto"/>
+            <w:hideMark/>
+          </w:tcPr>
+          <w:p>
+            <w:pPr>
+              <w:spacing w:after="480" w:line="240" w:lineRule="auto"/>
+              <w:ind w:firstLine="0"/>
+              <w:jc w:val="left"/>
+              <w:rPr>
+                <w:rFonts w:eastAsia="Times New Roman" w:cs="Arial"/>
+                <w:sz w:val="22"/>
+                <w:lang w:eastAsia="es-VE"/>
+              </w:rPr>
+            </w:pPr>
+            <w:r>
+              <w:rPr>
+                <w:rFonts w:eastAsia="Times New Roman" w:cs="Arial"/>
+                <w:b/>
+                <w:bCs/>
+                <w:sz w:val="22"/>
+                <w:lang w:eastAsia="es-VE"/>
+              </w:rPr>
+              <w:t>Caso de Uso</w:t>
+            </w:r>
+          </w:p>
+        </w:tc>
+        <w:tc>
+          <w:tcPr>
+            <w:tcW w:w="0" w:type="auto"/>
+            <w:hideMark/>
+          </w:tcPr>
+          <w:p>
+            <w:pPr>
+              <w:spacing w:before="100" w:beforeAutospacing="1" w:after="100" w:afterAutospacing="1" w:line="240" w:lineRule="auto"/>
+              <w:ind w:firstLine="0"/>
+              <w:jc w:val="left"/>
+              <w:rPr>
+                <w:rFonts w:eastAsia="Times New Roman" w:cs="Arial"/>
+                <w:sz w:val="22"/>
+                <w:lang w:eastAsia="es-VE"/>
+              </w:rPr>
+            </w:pPr>
+            <w:r>
+              <w:rPr>
+                <w:rFonts w:eastAsia="Times New Roman" w:cs="Arial"/>
+                <w:b/>
+                <w:bCs/>
+                <w:sz w:val="22"/>
+                <w:lang w:eastAsia="es-VE"/>
+              </w:rPr>
+              <w:t>UC_Login: Iniciar Sesión</w:t>
+            </w:r>
+            <w:r>
+              <w:rPr>
+                <w:rFonts w:eastAsia="Times New Roman" w:cs="Arial"/>
+                <w:sz w:val="22"/>
+                <w:lang w:eastAsia="es-VE"/>
+              </w:rPr>
+              <w:t xml:space="preserve"> </w:t>
+            </w:r>
+          </w:p>
+        </w:tc>
+      </w:tr>
+      <w:tr>
+        <w:tc>
+          <w:tcPr>
+            <w:tcW w:w="0" w:type="auto"/>
+            <w:hideMark/>
+          </w:tcPr>
+          <w:p>
+            <w:pPr>
+              <w:spacing w:line="240" w:lineRule="auto"/>
+              <w:ind w:firstLine="0"/>
+              <w:jc w:val="left"/>
+              <w:rPr>
+                <w:rFonts w:eastAsia="Times New Roman" w:cs="Arial"/>
+                <w:sz w:val="22"/>
+                <w:lang w:eastAsia="es-VE"/>
+              </w:rPr>
+            </w:pPr>
+            <w:r>
+              <w:rPr>
+                <w:rFonts w:eastAsia="Times New Roman" w:cs="Arial"/>
+                <w:b/>
+                <w:bCs/>
+                <w:sz w:val="22"/>
+                <w:lang w:eastAsia="es-VE"/>
+              </w:rPr>
+              <w:t>Descripción</w:t>
+            </w:r>
+          </w:p>
+        </w:tc>
+        <w:tc>
+          <w:tcPr>
+            <w:tcW w:w="0" w:type="auto"/>
+            <w:hideMark/>
+          </w:tcPr>
+          <w:p>
+            <w:pPr>
+              <w:spacing w:before="100" w:beforeAutospacing="1" w:after="100" w:afterAutospacing="1" w:line="240" w:lineRule="auto"/>
+              <w:ind w:firstLine="0"/>
+              <w:jc w:val="left"/>
+              <w:rPr>
+                <w:rFonts w:eastAsia="Times New Roman" w:cs="Arial"/>
+                <w:sz w:val="22"/>
+                <w:lang w:eastAsia="es-VE"/>
+              </w:rPr>
+            </w:pPr>
+            <w:r>
+              <w:rPr>
+                <w:rFonts w:eastAsia="Times New Roman" w:cs="Arial"/>
+                <w:sz w:val="22"/>
+                <w:lang w:eastAsia="es-VE"/>
+              </w:rPr>
+              <w:t xml:space="preserve">Permite al Administrador acceder al sistema mediante credenciales validadas. </w:t>
+            </w:r>
+          </w:p>
+        </w:tc>
+      </w:tr>
+      <w:tr>
+        <w:tc>
+          <w:tcPr>
+            <w:tcW w:w="0" w:type="auto"/>
+            <w:hideMark/>
+          </w:tcPr>
+          <w:p>
+            <w:pPr>
+              <w:spacing w:line="240" w:lineRule="auto"/>
+              <w:ind w:firstLine="0"/>
+              <w:jc w:val="left"/>
+              <w:rPr>
+                <w:rFonts w:eastAsia="Times New Roman" w:cs="Arial"/>
+                <w:sz w:val="22"/>
+                <w:lang w:eastAsia="es-VE"/>
+              </w:rPr>
+            </w:pPr>
+            <w:r>
+              <w:rPr>
+                <w:rFonts w:eastAsia="Times New Roman" w:cs="Arial"/>
+                <w:b/>
+                <w:bCs/>
+                <w:sz w:val="22"/>
+                <w:lang w:eastAsia="es-VE"/>
+              </w:rPr>
+              <w:t>Pre-condición</w:t>
+            </w:r>
+          </w:p>
+        </w:tc>
+        <w:tc>
+          <w:tcPr>
+            <w:tcW w:w="0" w:type="auto"/>
+            <w:hideMark/>
+          </w:tcPr>
+          <w:p>
+            <w:pPr>
+              <w:spacing w:before="100" w:beforeAutospacing="1" w:after="100" w:afterAutospacing="1" w:line="240" w:lineRule="auto"/>
+              <w:ind w:firstLine="0"/>
+              <w:jc w:val="left"/>
+              <w:rPr>
+                <w:rFonts w:eastAsia="Times New Roman" w:cs="Arial"/>
+                <w:sz w:val="22"/>
+                <w:lang w:eastAsia="es-VE"/>
+              </w:rPr>
+            </w:pPr>
+            <w:r>
+              <w:rPr>
+                <w:rFonts w:eastAsia="Times New Roman" w:cs="Arial"/>
+                <w:sz w:val="22"/>
+                <w:lang w:eastAsia="es-VE"/>
+              </w:rPr>
+              <w:t xml:space="preserve">El usuario debe estar registrado en la base de datos con rol de Administrador. </w:t>
+            </w:r>
+          </w:p>
+        </w:tc>
+      </w:tr>
+      <w:tr>
+        <w:tc>
+          <w:tcPr>
+            <w:tcW w:w="0" w:type="auto"/>
+            <w:hideMark/>
+          </w:tcPr>
+          <w:p>
+            <w:pPr>
+              <w:spacing w:line="240" w:lineRule="auto"/>
+              <w:ind w:firstLine="0"/>
+              <w:jc w:val="left"/>
+              <w:rPr>
+                <w:rFonts w:eastAsia="Times New Roman" w:cs="Arial"/>
+                <w:sz w:val="22"/>
+                <w:lang w:eastAsia="es-VE"/>
+              </w:rPr>
+            </w:pPr>
+            <w:r>
+              <w:rPr>
+                <w:rFonts w:eastAsia="Times New Roman" w:cs="Arial"/>
+                <w:b/>
+                <w:bCs/>
+                <w:sz w:val="22"/>
+                <w:lang w:eastAsia="es-VE"/>
+              </w:rPr>
+              <w:t>Secuencia normal</w:t>
+            </w:r>
+          </w:p>
+        </w:tc>
+        <w:tc>
+          <w:tcPr>
+            <w:tcW w:w="0" w:type="auto"/>
+            <w:hideMark/>
+          </w:tcPr>
+          <w:p>
+            <w:pPr>
+              <w:spacing w:before="100" w:beforeAutospacing="1" w:after="100" w:afterAutospacing="1" w:line="240" w:lineRule="auto"/>
+              <w:ind w:firstLine="0"/>
+              <w:jc w:val="left"/>
+              <w:rPr>
+                <w:rFonts w:eastAsia="Times New Roman" w:cs="Arial"/>
+                <w:sz w:val="22"/>
+                <w:lang w:eastAsia="es-VE"/>
+              </w:rPr>
+            </w:pPr>
+            <w:r>
+              <w:rPr>
+                <w:rFonts w:eastAsia="Times New Roman" w:cs="Arial"/>
+                <w:sz w:val="22"/>
+                <w:lang w:eastAsia="es-VE"/>
+              </w:rPr>
+              <w:t xml:space="preserve">1. El usuario ingresa correo y contraseña. </w:t>
+            </w:r>
+            <w:r>
+              <w:rPr>
+                <w:rFonts w:eastAsia="Times New Roman" w:cs="Arial"/>
+                <w:sz w:val="22"/>
+                <w:lang w:eastAsia="es-VE"/>
+              </w:rPr>
+              <w:br/>
+            </w:r>
+            <w:r>
+              <w:rPr>
+                <w:rFonts w:eastAsia="Times New Roman" w:cs="Arial"/>
+                <w:sz w:val="22"/>
+                <w:lang w:eastAsia="es-VE"/>
+              </w:rPr>
+              <w:t xml:space="preserve">2. El sistema valida las credenciales. </w:t>
+            </w:r>
+            <w:r>
+              <w:rPr>
+                <w:rFonts w:eastAsia="Times New Roman" w:cs="Arial"/>
+                <w:sz w:val="22"/>
+                <w:lang w:eastAsia="es-VE"/>
+              </w:rPr>
+              <w:br/>
+            </w:r>
+            <w:r>
+              <w:rPr>
+                <w:rFonts w:eastAsia="Times New Roman" w:cs="Arial"/>
+                <w:sz w:val="22"/>
+                <w:lang w:eastAsia="es-VE"/>
+              </w:rPr>
+              <w:t xml:space="preserve">3. El sistema otorga acceso al dashboard principal. </w:t>
+            </w:r>
+          </w:p>
+        </w:tc>
+      </w:tr>
+      <w:tr>
+        <w:tc>
+          <w:tcPr>
+            <w:tcW w:w="0" w:type="auto"/>
+            <w:hideMark/>
+          </w:tcPr>
+          <w:p>
+            <w:pPr>
+              <w:spacing w:line="240" w:lineRule="auto"/>
+              <w:ind w:firstLine="0"/>
+              <w:jc w:val="left"/>
+              <w:rPr>
+                <w:rFonts w:eastAsia="Times New Roman" w:cs="Arial"/>
+                <w:sz w:val="22"/>
+                <w:lang w:eastAsia="es-VE"/>
+              </w:rPr>
+            </w:pPr>
+            <w:r>
+              <w:rPr>
+                <w:rFonts w:eastAsia="Times New Roman" w:cs="Arial"/>
+                <w:b/>
+                <w:bCs/>
+                <w:sz w:val="22"/>
+                <w:lang w:eastAsia="es-VE"/>
+              </w:rPr>
+              <w:t>Post-Condición</w:t>
+            </w:r>
+          </w:p>
+        </w:tc>
+        <w:tc>
+          <w:tcPr>
+            <w:tcW w:w="0" w:type="auto"/>
+            <w:hideMark/>
+          </w:tcPr>
+          <w:p>
+            <w:pPr>
+              <w:spacing w:before="100" w:beforeAutospacing="1" w:after="100" w:afterAutospacing="1" w:line="240" w:lineRule="auto"/>
+              <w:ind w:firstLine="0"/>
+              <w:jc w:val="left"/>
+              <w:rPr>
+                <w:rFonts w:eastAsia="Times New Roman" w:cs="Arial"/>
+                <w:sz w:val="22"/>
+                <w:lang w:eastAsia="es-VE"/>
+              </w:rPr>
+            </w:pPr>
+            <w:r>
+              <w:rPr>
+                <w:rFonts w:eastAsia="Times New Roman" w:cs="Arial"/>
+                <w:sz w:val="22"/>
+                <w:lang w:eastAsia="es-VE"/>
+              </w:rPr>
+              <w:t xml:space="preserve">Sesión activa con acceso a herramientas de auditoría y configuración. </w:t>
+            </w:r>
+          </w:p>
+        </w:tc>
+      </w:tr>
+      <w:tr>
+        <w:tc>
+          <w:tcPr>
+            <w:tcW w:w="0" w:type="auto"/>
+            <w:hideMark/>
+          </w:tcPr>
+          <w:p>
+            <w:pPr>
+              <w:spacing w:line="240" w:lineRule="auto"/>
+              <w:ind w:firstLine="0"/>
+              <w:jc w:val="left"/>
+              <w:rPr>
+                <w:rFonts w:eastAsia="Times New Roman" w:cs="Arial"/>
+                <w:sz w:val="22"/>
+                <w:lang w:eastAsia="es-VE"/>
+              </w:rPr>
+            </w:pPr>
+            <w:r>
+              <w:rPr>
+                <w:rFonts w:eastAsia="Times New Roman" w:cs="Arial"/>
+                <w:b/>
+                <w:bCs/>
+                <w:sz w:val="22"/>
+                <w:lang w:eastAsia="es-VE"/>
+              </w:rPr>
+              <w:t>Excepciones</w:t>
+            </w:r>
+          </w:p>
+        </w:tc>
+        <w:tc>
+          <w:tcPr>
+            <w:tcW w:w="0" w:type="auto"/>
+            <w:hideMark/>
+          </w:tcPr>
+          <w:p>
+            <w:pPr>
+              <w:spacing w:before="100" w:beforeAutospacing="1" w:after="100" w:afterAutospacing="1" w:line="240" w:lineRule="auto"/>
+              <w:ind w:firstLine="0"/>
+              <w:jc w:val="left"/>
+              <w:rPr>
+                <w:rFonts w:eastAsia="Times New Roman" w:cs="Arial"/>
+                <w:sz w:val="22"/>
+                <w:lang w:eastAsia="es-VE"/>
+              </w:rPr>
+            </w:pPr>
+            <w:r>
+              <w:rPr>
+                <w:rFonts w:eastAsia="Times New Roman" w:cs="Arial"/>
+                <w:sz w:val="22"/>
+                <w:lang w:eastAsia="es-VE"/>
+              </w:rPr>
+              <w:t xml:space="preserve">Credenciales incorrectas o cuenta inactiva. </w:t>
+            </w:r>
+          </w:p>
+        </w:tc>
+      </w:tr>
+    </w:tbl>
+    <w:p>
+      <w:pPr>
+        <w:rPr>
+          <w:rFonts w:cs="Arial"/>
+          <w:sz w:val="22"/>
+          <w:lang w:val="es-VE"/>
+        </w:rPr>
+      </w:pPr>
+    </w:p>
+    <w:p>
+      <w:pPr>
+        <w:ind w:firstLine="0"/>
+        <w:jc w:val="left"/>
+        <w:rPr>
+          <w:rFonts w:cs="Arial"/>
+          <w:szCs w:val="24"/>
+        </w:rPr>
+      </w:pPr>
+      <w:r>
+        <w:rPr>
+          <w:rFonts w:cs="Arial"/>
+          <w:szCs w:val="24"/>
+        </w:rPr>
+        <w:t>Cuadro #1</w:t>
+      </w:r>
+      <w:r>
+        <w:rPr>
+          <w:rFonts w:cs="Arial"/>
+          <w:szCs w:val="24"/>
+        </w:rPr>
+        <w:t>6</w:t>
+      </w:r>
+    </w:p>
+    <w:tbl>
+      <w:tblPr>
+        <w:tblStyle w:val="Tablaconcuadrcula1"/>
+        <w:tblW w:w="0" w:type="auto"/>
+        <w:tblLook w:val="04A0" w:firstRow="1" w:lastRow="0" w:firstColumn="1" w:lastColumn="0" w:noHBand="0" w:noVBand="1"/>
+      </w:tblPr>
+      <w:tblGrid>
+        <w:gridCol w:w="2014"/>
+        <w:gridCol w:w="6480"/>
+      </w:tblGrid>
+      <w:tr>
+        <w:tc>
+          <w:tcPr>
+            <w:tcW w:w="0" w:type="auto"/>
+            <w:hideMark/>
+          </w:tcPr>
+          <w:p>
+            <w:pPr>
+              <w:spacing w:after="480" w:line="240" w:lineRule="auto"/>
+              <w:ind w:firstLine="0"/>
+              <w:jc w:val="left"/>
+              <w:rPr>
+                <w:rFonts w:eastAsia="Times New Roman" w:cs="Arial"/>
+                <w:sz w:val="22"/>
+                <w:lang w:eastAsia="es-VE"/>
+              </w:rPr>
+            </w:pPr>
+            <w:r>
+              <w:rPr>
+                <w:rFonts w:eastAsia="Times New Roman" w:cs="Arial"/>
+                <w:b/>
+                <w:bCs/>
+                <w:sz w:val="22"/>
+                <w:lang w:eastAsia="es-VE"/>
+              </w:rPr>
+              <w:t>Campo</w:t>
+            </w:r>
+          </w:p>
+        </w:tc>
+        <w:tc>
+          <w:tcPr>
+            <w:tcW w:w="0" w:type="auto"/>
+            <w:hideMark/>
+          </w:tcPr>
+          <w:p>
+            <w:pPr>
+              <w:spacing w:after="480" w:line="240" w:lineRule="auto"/>
+              <w:ind w:firstLine="0"/>
+              <w:jc w:val="left"/>
+              <w:rPr>
+                <w:rFonts w:eastAsia="Times New Roman" w:cs="Arial"/>
+                <w:sz w:val="22"/>
+                <w:lang w:eastAsia="es-VE"/>
+              </w:rPr>
+            </w:pPr>
+            <w:r>
+              <w:rPr>
+                <w:rFonts w:eastAsia="Times New Roman" w:cs="Arial"/>
+                <w:b/>
+                <w:bCs/>
+                <w:sz w:val="22"/>
+                <w:lang w:eastAsia="es-VE"/>
+              </w:rPr>
+              <w:t>Detalle</w:t>
+            </w:r>
+          </w:p>
+        </w:tc>
+      </w:tr>
+      <w:tr>
+        <w:tc>
+          <w:tcPr>
+            <w:tcW w:w="0" w:type="auto"/>
+            <w:hideMark/>
+          </w:tcPr>
+          <w:p>
+            <w:pPr>
+              <w:spacing w:after="480" w:line="240" w:lineRule="auto"/>
+              <w:ind w:firstLine="0"/>
+              <w:jc w:val="left"/>
+              <w:rPr>
+                <w:rFonts w:eastAsia="Times New Roman" w:cs="Arial"/>
+                <w:sz w:val="22"/>
+                <w:lang w:eastAsia="es-VE"/>
+              </w:rPr>
+            </w:pPr>
+            <w:r>
+              <w:rPr>
+                <w:rFonts w:eastAsia="Times New Roman" w:cs="Arial"/>
+                <w:b/>
+                <w:bCs/>
+                <w:sz w:val="22"/>
+                <w:lang w:eastAsia="es-VE"/>
+              </w:rPr>
+              <w:lastRenderedPageBreak/>
+              <w:t>Caso de Uso</w:t>
+            </w:r>
+          </w:p>
+        </w:tc>
+        <w:tc>
+          <w:tcPr>
+            <w:tcW w:w="0" w:type="auto"/>
+            <w:hideMark/>
+          </w:tcPr>
+          <w:p>
+            <w:pPr>
+              <w:spacing w:before="100" w:beforeAutospacing="1" w:after="100" w:afterAutospacing="1" w:line="240" w:lineRule="auto"/>
+              <w:ind w:firstLine="0"/>
+              <w:jc w:val="left"/>
+              <w:rPr>
+                <w:rFonts w:eastAsia="Times New Roman" w:cs="Arial"/>
+                <w:sz w:val="22"/>
+                <w:lang w:eastAsia="es-VE"/>
+              </w:rPr>
+            </w:pPr>
+            <w:r>
+              <w:rPr>
+                <w:rFonts w:eastAsia="Times New Roman" w:cs="Arial"/>
+                <w:b/>
+                <w:bCs/>
+                <w:sz w:val="22"/>
+                <w:lang w:eastAsia="es-VE"/>
+              </w:rPr>
+              <w:t>UC_Config: Configurar Variables Globales / UC_Logs: Auditoría</w:t>
+            </w:r>
+            <w:r>
+              <w:rPr>
+                <w:rFonts w:eastAsia="Times New Roman" w:cs="Arial"/>
+                <w:sz w:val="22"/>
+                <w:lang w:eastAsia="es-VE"/>
+              </w:rPr>
+              <w:t xml:space="preserve"> </w:t>
+            </w:r>
+          </w:p>
+        </w:tc>
+      </w:tr>
+      <w:tr>
+        <w:tc>
+          <w:tcPr>
+            <w:tcW w:w="0" w:type="auto"/>
+            <w:hideMark/>
+          </w:tcPr>
+          <w:p>
+            <w:pPr>
+              <w:spacing w:line="240" w:lineRule="auto"/>
+              <w:ind w:firstLine="0"/>
+              <w:jc w:val="left"/>
+              <w:rPr>
+                <w:rFonts w:eastAsia="Times New Roman" w:cs="Arial"/>
+                <w:sz w:val="22"/>
+                <w:lang w:eastAsia="es-VE"/>
+              </w:rPr>
+            </w:pPr>
+            <w:r>
+              <w:rPr>
+                <w:rFonts w:eastAsia="Times New Roman" w:cs="Arial"/>
+                <w:b/>
+                <w:bCs/>
+                <w:sz w:val="22"/>
+                <w:lang w:eastAsia="es-VE"/>
+              </w:rPr>
+              <w:t>Descripción</w:t>
+            </w:r>
+          </w:p>
+        </w:tc>
+        <w:tc>
+          <w:tcPr>
+            <w:tcW w:w="0" w:type="auto"/>
+            <w:hideMark/>
+          </w:tcPr>
+          <w:p>
+            <w:pPr>
+              <w:spacing w:before="100" w:beforeAutospacing="1" w:after="100" w:afterAutospacing="1" w:line="240" w:lineRule="auto"/>
+              <w:ind w:firstLine="0"/>
+              <w:jc w:val="left"/>
+              <w:rPr>
+                <w:rFonts w:eastAsia="Times New Roman" w:cs="Arial"/>
+                <w:sz w:val="22"/>
+                <w:lang w:eastAsia="es-VE"/>
+              </w:rPr>
+            </w:pPr>
+            <w:r>
+              <w:rPr>
+                <w:rFonts w:eastAsia="Times New Roman" w:cs="Arial"/>
+                <w:sz w:val="22"/>
+                <w:lang w:eastAsia="es-VE"/>
+              </w:rPr>
+              <w:t xml:space="preserve">Ajuste de parámetros del sistema y visualización de registros de eventos. </w:t>
+            </w:r>
+          </w:p>
+        </w:tc>
+      </w:tr>
+      <w:tr>
+        <w:tc>
+          <w:tcPr>
+            <w:tcW w:w="0" w:type="auto"/>
+            <w:hideMark/>
+          </w:tcPr>
+          <w:p>
+            <w:pPr>
+              <w:spacing w:line="240" w:lineRule="auto"/>
+              <w:ind w:firstLine="0"/>
+              <w:jc w:val="left"/>
+              <w:rPr>
+                <w:rFonts w:eastAsia="Times New Roman" w:cs="Arial"/>
+                <w:sz w:val="22"/>
+                <w:lang w:eastAsia="es-VE"/>
+              </w:rPr>
+            </w:pPr>
+            <w:r>
+              <w:rPr>
+                <w:rFonts w:eastAsia="Times New Roman" w:cs="Arial"/>
+                <w:b/>
+                <w:bCs/>
+                <w:sz w:val="22"/>
+                <w:lang w:eastAsia="es-VE"/>
+              </w:rPr>
+              <w:t>Pre-condición</w:t>
+            </w:r>
+          </w:p>
+        </w:tc>
+        <w:tc>
+          <w:tcPr>
+            <w:tcW w:w="0" w:type="auto"/>
+            <w:hideMark/>
+          </w:tcPr>
+          <w:p>
+            <w:pPr>
+              <w:spacing w:before="100" w:beforeAutospacing="1" w:after="100" w:afterAutospacing="1" w:line="240" w:lineRule="auto"/>
+              <w:ind w:firstLine="0"/>
+              <w:jc w:val="left"/>
+              <w:rPr>
+                <w:rFonts w:eastAsia="Times New Roman" w:cs="Arial"/>
+                <w:sz w:val="22"/>
+                <w:lang w:eastAsia="es-VE"/>
+              </w:rPr>
+            </w:pPr>
+            <w:r>
+              <w:rPr>
+                <w:rFonts w:eastAsia="Times New Roman" w:cs="Arial"/>
+                <w:sz w:val="22"/>
+                <w:lang w:eastAsia="es-VE"/>
+              </w:rPr>
+              <w:t xml:space="preserve">Sesión de Administrador activa. </w:t>
+            </w:r>
+          </w:p>
+        </w:tc>
+      </w:tr>
+      <w:tr>
+        <w:tc>
+          <w:tcPr>
+            <w:tcW w:w="0" w:type="auto"/>
+            <w:hideMark/>
+          </w:tcPr>
+          <w:p>
+            <w:pPr>
+              <w:spacing w:line="240" w:lineRule="auto"/>
+              <w:ind w:firstLine="0"/>
+              <w:jc w:val="left"/>
+              <w:rPr>
+                <w:rFonts w:eastAsia="Times New Roman" w:cs="Arial"/>
+                <w:sz w:val="22"/>
+                <w:lang w:eastAsia="es-VE"/>
+              </w:rPr>
+            </w:pPr>
+            <w:r>
+              <w:rPr>
+                <w:rFonts w:eastAsia="Times New Roman" w:cs="Arial"/>
+                <w:b/>
+                <w:bCs/>
+                <w:sz w:val="22"/>
+                <w:lang w:eastAsia="es-VE"/>
+              </w:rPr>
+              <w:t>Secuencia normal</w:t>
+            </w:r>
+          </w:p>
+        </w:tc>
+        <w:tc>
+          <w:tcPr>
+            <w:tcW w:w="0" w:type="auto"/>
+            <w:hideMark/>
+          </w:tcPr>
+          <w:p>
+            <w:pPr>
+              <w:spacing w:before="100" w:beforeAutospacing="1" w:after="100" w:afterAutospacing="1" w:line="240" w:lineRule="auto"/>
+              <w:ind w:firstLine="0"/>
+              <w:jc w:val="left"/>
+              <w:rPr>
+                <w:rFonts w:eastAsia="Times New Roman" w:cs="Arial"/>
+                <w:sz w:val="22"/>
+                <w:lang w:eastAsia="es-VE"/>
+              </w:rPr>
+            </w:pPr>
+            <w:r>
+              <w:rPr>
+                <w:rFonts w:eastAsia="Times New Roman" w:cs="Arial"/>
+                <w:sz w:val="22"/>
+                <w:lang w:eastAsia="es-VE"/>
+              </w:rPr>
+              <w:t>1. El admin selecciona "Configuración" o "Logs".</w:t>
+            </w:r>
+            <w:r>
+              <w:rPr>
+                <w:rFonts w:eastAsia="Times New Roman" w:cs="Arial"/>
+                <w:sz w:val="22"/>
+                <w:lang w:eastAsia="es-VE"/>
+              </w:rPr>
+              <w:br/>
+            </w:r>
+            <w:r>
+              <w:rPr>
+                <w:rFonts w:eastAsia="Times New Roman" w:cs="Arial"/>
+                <w:sz w:val="22"/>
+                <w:lang w:eastAsia="es-VE"/>
+              </w:rPr>
+              <w:t xml:space="preserve">2. El sistema despliega las opciones globales o el historial de acciones. </w:t>
+            </w:r>
+            <w:r>
+              <w:rPr>
+                <w:rFonts w:eastAsia="Times New Roman" w:cs="Arial"/>
+                <w:sz w:val="22"/>
+                <w:lang w:eastAsia="es-VE"/>
+              </w:rPr>
+              <w:br/>
+            </w:r>
+            <w:r>
+              <w:rPr>
+                <w:rFonts w:eastAsia="Times New Roman" w:cs="Arial"/>
+                <w:sz w:val="22"/>
+                <w:lang w:eastAsia="es-VE"/>
+              </w:rPr>
+              <w:t xml:space="preserve">3. Se aplican cambios o se exporta el reporte de auditoría. </w:t>
+            </w:r>
+          </w:p>
+        </w:tc>
+      </w:tr>
+      <w:tr>
+        <w:tc>
+          <w:tcPr>
+            <w:tcW w:w="0" w:type="auto"/>
+            <w:hideMark/>
+          </w:tcPr>
+          <w:p>
+            <w:pPr>
+              <w:spacing w:line="240" w:lineRule="auto"/>
+              <w:ind w:firstLine="0"/>
+              <w:jc w:val="left"/>
+              <w:rPr>
+                <w:rFonts w:eastAsia="Times New Roman" w:cs="Arial"/>
+                <w:sz w:val="22"/>
+                <w:lang w:eastAsia="es-VE"/>
+              </w:rPr>
+            </w:pPr>
+            <w:r>
+              <w:rPr>
+                <w:rFonts w:eastAsia="Times New Roman" w:cs="Arial"/>
+                <w:b/>
+                <w:bCs/>
+                <w:sz w:val="22"/>
+                <w:lang w:eastAsia="es-VE"/>
+              </w:rPr>
+              <w:t>Post-Condición</w:t>
+            </w:r>
+          </w:p>
+        </w:tc>
+        <w:tc>
+          <w:tcPr>
+            <w:tcW w:w="0" w:type="auto"/>
+            <w:hideMark/>
+          </w:tcPr>
+          <w:p>
+            <w:pPr>
+              <w:spacing w:before="100" w:beforeAutospacing="1" w:after="100" w:afterAutospacing="1" w:line="240" w:lineRule="auto"/>
+              <w:ind w:firstLine="0"/>
+              <w:jc w:val="left"/>
+              <w:rPr>
+                <w:rFonts w:eastAsia="Times New Roman" w:cs="Arial"/>
+                <w:sz w:val="22"/>
+                <w:lang w:eastAsia="es-VE"/>
+              </w:rPr>
+            </w:pPr>
+            <w:r>
+              <w:rPr>
+                <w:rFonts w:eastAsia="Times New Roman" w:cs="Arial"/>
+                <w:sz w:val="22"/>
+                <w:lang w:eastAsia="es-VE"/>
+              </w:rPr>
+              <w:t xml:space="preserve">Sistema actualizado o reporte generado. </w:t>
+            </w:r>
+          </w:p>
+        </w:tc>
+      </w:tr>
+      <w:tr>
+        <w:tc>
+          <w:tcPr>
+            <w:tcW w:w="0" w:type="auto"/>
+            <w:hideMark/>
+          </w:tcPr>
+          <w:p>
+            <w:pPr>
+              <w:spacing w:line="240" w:lineRule="auto"/>
+              <w:ind w:firstLine="0"/>
+              <w:jc w:val="left"/>
+              <w:rPr>
+                <w:rFonts w:eastAsia="Times New Roman" w:cs="Arial"/>
+                <w:sz w:val="22"/>
+                <w:lang w:eastAsia="es-VE"/>
+              </w:rPr>
+            </w:pPr>
+            <w:r>
+              <w:rPr>
+                <w:rFonts w:eastAsia="Times New Roman" w:cs="Arial"/>
+                <w:b/>
+                <w:bCs/>
+                <w:sz w:val="22"/>
+                <w:lang w:eastAsia="es-VE"/>
+              </w:rPr>
+              <w:t>Excepciones</w:t>
+            </w:r>
+          </w:p>
+        </w:tc>
+        <w:tc>
+          <w:tcPr>
+            <w:tcW w:w="0" w:type="auto"/>
+            <w:hideMark/>
+          </w:tcPr>
+          <w:p>
+            <w:pPr>
+              <w:spacing w:before="100" w:beforeAutospacing="1" w:after="100" w:afterAutospacing="1" w:line="240" w:lineRule="auto"/>
+              <w:ind w:firstLine="0"/>
+              <w:jc w:val="left"/>
+              <w:rPr>
+                <w:rFonts w:eastAsia="Times New Roman" w:cs="Arial"/>
+                <w:sz w:val="22"/>
+                <w:lang w:eastAsia="es-VE"/>
+              </w:rPr>
+            </w:pPr>
+            <w:r>
+              <w:rPr>
+                <w:rFonts w:eastAsia="Times New Roman" w:cs="Arial"/>
+                <w:sz w:val="22"/>
+                <w:lang w:eastAsia="es-VE"/>
+              </w:rPr>
+              <w:t xml:space="preserve">Error de escritura en el archivo de configuración. </w:t>
+            </w:r>
+          </w:p>
+        </w:tc>
+      </w:tr>
+    </w:tbl>
+    <w:p>
+      <w:pPr>
+        <w:rPr>
+          <w:rFonts w:cs="Arial"/>
+          <w:sz w:val="22"/>
+          <w:lang w:val="es-VE"/>
+        </w:rPr>
+      </w:pPr>
+    </w:p>
+    <w:p>
+      <w:pPr>
+        <w:ind w:firstLine="0"/>
+        <w:jc w:val="left"/>
+        <w:rPr>
+          <w:rFonts w:cs="Arial"/>
+          <w:szCs w:val="24"/>
+        </w:rPr>
+      </w:pPr>
+      <w:r>
+        <w:rPr>
+          <w:rFonts w:cs="Arial"/>
+          <w:szCs w:val="24"/>
+        </w:rPr>
+        <w:t>Cuadro #1</w:t>
+      </w:r>
+      <w:r>
+        <w:rPr>
+          <w:rFonts w:cs="Arial"/>
+          <w:szCs w:val="24"/>
+        </w:rPr>
+        <w:t>7</w:t>
+      </w:r>
+    </w:p>
+    <w:tbl>
+      <w:tblPr>
+        <w:tblStyle w:val="Tablaconcuadrcula1"/>
+        <w:tblW w:w="0" w:type="auto"/>
+        <w:tblLook w:val="04A0" w:firstRow="1" w:lastRow="0" w:firstColumn="1" w:lastColumn="0" w:noHBand="0" w:noVBand="1"/>
+      </w:tblPr>
+      <w:tblGrid>
+        <w:gridCol w:w="1916"/>
+        <w:gridCol w:w="6578"/>
+      </w:tblGrid>
+      <w:tr>
+        <w:tc>
+          <w:tcPr>
+            <w:tcW w:w="0" w:type="auto"/>
+            <w:hideMark/>
+          </w:tcPr>
+          <w:p>
+            <w:pPr>
+              <w:spacing w:after="480" w:line="240" w:lineRule="auto"/>
+              <w:ind w:firstLine="0"/>
+              <w:jc w:val="left"/>
+              <w:rPr>
+                <w:rFonts w:eastAsia="Times New Roman" w:cs="Arial"/>
+                <w:sz w:val="22"/>
+                <w:lang w:eastAsia="es-VE"/>
+              </w:rPr>
+            </w:pPr>
+            <w:r>
+              <w:rPr>
+                <w:rFonts w:eastAsia="Times New Roman" w:cs="Arial"/>
+                <w:b/>
+                <w:bCs/>
+                <w:sz w:val="22"/>
+                <w:lang w:eastAsia="es-VE"/>
+              </w:rPr>
+              <w:t>Campo</w:t>
+            </w:r>
+          </w:p>
+        </w:tc>
+        <w:tc>
+          <w:tcPr>
+            <w:tcW w:w="0" w:type="auto"/>
+            <w:hideMark/>
+          </w:tcPr>
+          <w:p>
+            <w:pPr>
+              <w:spacing w:after="480" w:line="240" w:lineRule="auto"/>
+              <w:ind w:firstLine="0"/>
+              <w:jc w:val="left"/>
+              <w:rPr>
+                <w:rFonts w:eastAsia="Times New Roman" w:cs="Arial"/>
+                <w:sz w:val="22"/>
+                <w:lang w:eastAsia="es-VE"/>
+              </w:rPr>
+            </w:pPr>
+            <w:r>
+              <w:rPr>
+                <w:rFonts w:eastAsia="Times New Roman" w:cs="Arial"/>
+                <w:b/>
+                <w:bCs/>
+                <w:sz w:val="22"/>
+                <w:lang w:eastAsia="es-VE"/>
+              </w:rPr>
+              <w:t>Detalle</w:t>
+            </w:r>
+          </w:p>
+        </w:tc>
+      </w:tr>
+      <w:tr>
+        <w:tc>
+          <w:tcPr>
+            <w:tcW w:w="0" w:type="auto"/>
+            <w:hideMark/>
+          </w:tcPr>
+          <w:p>
+            <w:pPr>
+              <w:spacing w:after="480" w:line="240" w:lineRule="auto"/>
+              <w:ind w:firstLine="0"/>
+              <w:jc w:val="left"/>
+              <w:rPr>
+                <w:rFonts w:eastAsia="Times New Roman" w:cs="Arial"/>
+                <w:sz w:val="22"/>
+                <w:lang w:eastAsia="es-VE"/>
+              </w:rPr>
+            </w:pPr>
+            <w:r>
+              <w:rPr>
+                <w:rFonts w:eastAsia="Times New Roman" w:cs="Arial"/>
+                <w:b/>
+                <w:bCs/>
+                <w:sz w:val="22"/>
+                <w:lang w:eastAsia="es-VE"/>
+              </w:rPr>
+              <w:t>Caso de Uso</w:t>
+            </w:r>
+          </w:p>
+        </w:tc>
+        <w:tc>
+          <w:tcPr>
+            <w:tcW w:w="0" w:type="auto"/>
+            <w:hideMark/>
+          </w:tcPr>
+          <w:p>
+            <w:pPr>
+              <w:spacing w:before="100" w:beforeAutospacing="1" w:after="100" w:afterAutospacing="1" w:line="240" w:lineRule="auto"/>
+              <w:ind w:firstLine="0"/>
+              <w:jc w:val="left"/>
+              <w:rPr>
+                <w:rFonts w:eastAsia="Times New Roman" w:cs="Arial"/>
+                <w:sz w:val="22"/>
+                <w:lang w:eastAsia="es-VE"/>
+              </w:rPr>
+            </w:pPr>
+            <w:r>
+              <w:rPr>
+                <w:rFonts w:eastAsia="Times New Roman" w:cs="Arial"/>
+                <w:b/>
+                <w:bCs/>
+                <w:sz w:val="22"/>
+                <w:lang w:eastAsia="es-VE"/>
+              </w:rPr>
+              <w:t>UC_Reg_Est / UC_Mod_Est / UC_Eli_Est: Gestionar Estudiantes</w:t>
+            </w:r>
+            <w:r>
+              <w:rPr>
+                <w:rFonts w:eastAsia="Times New Roman" w:cs="Arial"/>
+                <w:sz w:val="22"/>
+                <w:lang w:eastAsia="es-VE"/>
+              </w:rPr>
+              <w:t xml:space="preserve"> </w:t>
+            </w:r>
+          </w:p>
+        </w:tc>
+      </w:tr>
+      <w:tr>
+        <w:tc>
+          <w:tcPr>
+            <w:tcW w:w="0" w:type="auto"/>
+            <w:hideMark/>
+          </w:tcPr>
+          <w:p>
+            <w:pPr>
+              <w:spacing w:line="240" w:lineRule="auto"/>
+              <w:ind w:firstLine="0"/>
+              <w:jc w:val="left"/>
+              <w:rPr>
+                <w:rFonts w:eastAsia="Times New Roman" w:cs="Arial"/>
+                <w:sz w:val="22"/>
+                <w:lang w:eastAsia="es-VE"/>
+              </w:rPr>
+            </w:pPr>
+            <w:r>
+              <w:rPr>
+                <w:rFonts w:eastAsia="Times New Roman" w:cs="Arial"/>
+                <w:b/>
+                <w:bCs/>
+                <w:sz w:val="22"/>
+                <w:lang w:eastAsia="es-VE"/>
+              </w:rPr>
+              <w:t>Descripción</w:t>
+            </w:r>
+          </w:p>
+        </w:tc>
+        <w:tc>
+          <w:tcPr>
+            <w:tcW w:w="0" w:type="auto"/>
+            <w:hideMark/>
+          </w:tcPr>
+          <w:p>
+            <w:pPr>
+              <w:spacing w:before="100" w:beforeAutospacing="1" w:after="100" w:afterAutospacing="1" w:line="240" w:lineRule="auto"/>
+              <w:ind w:firstLine="0"/>
+              <w:jc w:val="left"/>
+              <w:rPr>
+                <w:rFonts w:eastAsia="Times New Roman" w:cs="Arial"/>
+                <w:sz w:val="22"/>
+                <w:lang w:eastAsia="es-VE"/>
+              </w:rPr>
+            </w:pPr>
+            <w:r>
+              <w:rPr>
+                <w:rFonts w:eastAsia="Times New Roman" w:cs="Arial"/>
+                <w:sz w:val="22"/>
+                <w:lang w:eastAsia="es-VE"/>
+              </w:rPr>
+              <w:t xml:space="preserve">Registro, modificación y eliminación de la información de los estudiantes de informática. </w:t>
+            </w:r>
+          </w:p>
+        </w:tc>
+      </w:tr>
+      <w:tr>
+        <w:tc>
+          <w:tcPr>
+            <w:tcW w:w="0" w:type="auto"/>
+            <w:hideMark/>
+          </w:tcPr>
+          <w:p>
+            <w:pPr>
+              <w:spacing w:line="240" w:lineRule="auto"/>
+              <w:ind w:firstLine="0"/>
+              <w:jc w:val="left"/>
+              <w:rPr>
+                <w:rFonts w:eastAsia="Times New Roman" w:cs="Arial"/>
+                <w:sz w:val="22"/>
+                <w:lang w:eastAsia="es-VE"/>
+              </w:rPr>
+            </w:pPr>
+            <w:r>
+              <w:rPr>
+                <w:rFonts w:eastAsia="Times New Roman" w:cs="Arial"/>
+                <w:b/>
+                <w:bCs/>
+                <w:sz w:val="22"/>
+                <w:lang w:eastAsia="es-VE"/>
+              </w:rPr>
+              <w:t>Pre-condición</w:t>
+            </w:r>
+          </w:p>
+        </w:tc>
+        <w:tc>
+          <w:tcPr>
+            <w:tcW w:w="0" w:type="auto"/>
+            <w:hideMark/>
+          </w:tcPr>
+          <w:p>
+            <w:pPr>
+              <w:spacing w:before="100" w:beforeAutospacing="1" w:after="100" w:afterAutospacing="1" w:line="240" w:lineRule="auto"/>
+              <w:ind w:firstLine="0"/>
+              <w:jc w:val="left"/>
+              <w:rPr>
+                <w:rFonts w:eastAsia="Times New Roman" w:cs="Arial"/>
+                <w:sz w:val="22"/>
+                <w:lang w:eastAsia="es-VE"/>
+              </w:rPr>
+            </w:pPr>
+            <w:r>
+              <w:rPr>
+                <w:rFonts w:eastAsia="Times New Roman" w:cs="Arial"/>
+                <w:sz w:val="22"/>
+                <w:lang w:eastAsia="es-VE"/>
+              </w:rPr>
+              <w:t xml:space="preserve">Tener los datos personales y académicos del estudiante a mano. </w:t>
+            </w:r>
+          </w:p>
+        </w:tc>
+      </w:tr>
+      <w:tr>
+        <w:tc>
+          <w:tcPr>
+            <w:tcW w:w="0" w:type="auto"/>
+            <w:hideMark/>
+          </w:tcPr>
+          <w:p>
+            <w:pPr>
+              <w:spacing w:line="240" w:lineRule="auto"/>
+              <w:ind w:firstLine="0"/>
+              <w:jc w:val="left"/>
+              <w:rPr>
+                <w:rFonts w:eastAsia="Times New Roman" w:cs="Arial"/>
+                <w:sz w:val="22"/>
+                <w:lang w:eastAsia="es-VE"/>
+              </w:rPr>
+            </w:pPr>
+            <w:r>
+              <w:rPr>
+                <w:rFonts w:eastAsia="Times New Roman" w:cs="Arial"/>
+                <w:b/>
+                <w:bCs/>
+                <w:sz w:val="22"/>
+                <w:lang w:eastAsia="es-VE"/>
+              </w:rPr>
+              <w:t>Secuencia normal</w:t>
+            </w:r>
+          </w:p>
+        </w:tc>
+        <w:tc>
+          <w:tcPr>
+            <w:tcW w:w="0" w:type="auto"/>
+            <w:hideMark/>
+          </w:tcPr>
+          <w:p>
+            <w:pPr>
+              <w:spacing w:before="100" w:beforeAutospacing="1" w:after="100" w:afterAutospacing="1" w:line="240" w:lineRule="auto"/>
+              <w:ind w:firstLine="0"/>
+              <w:jc w:val="left"/>
+              <w:rPr>
+                <w:rFonts w:eastAsia="Times New Roman" w:cs="Arial"/>
+                <w:sz w:val="22"/>
+                <w:lang w:eastAsia="es-VE"/>
+              </w:rPr>
+            </w:pPr>
+            <w:r>
+              <w:rPr>
+                <w:rFonts w:eastAsia="Times New Roman" w:cs="Arial"/>
+                <w:sz w:val="22"/>
+                <w:lang w:eastAsia="es-VE"/>
+              </w:rPr>
+              <w:t xml:space="preserve">1. El admin elige la operación (Crear/Editar/Borrar). </w:t>
+            </w:r>
+            <w:r>
+              <w:rPr>
+                <w:rFonts w:eastAsia="Times New Roman" w:cs="Arial"/>
+                <w:sz w:val="22"/>
+                <w:lang w:eastAsia="es-VE"/>
+              </w:rPr>
+              <w:br/>
+            </w:r>
+            <w:r>
+              <w:rPr>
+                <w:rFonts w:eastAsia="Times New Roman" w:cs="Arial"/>
+                <w:sz w:val="22"/>
+                <w:lang w:eastAsia="es-VE"/>
+              </w:rPr>
+              <w:t xml:space="preserve">2. Se ingresan o modifican datos (Nombre, Cédula, Semestre). </w:t>
+            </w:r>
+            <w:r>
+              <w:rPr>
+                <w:rFonts w:eastAsia="Times New Roman" w:cs="Arial"/>
+                <w:sz w:val="22"/>
+                <w:lang w:eastAsia="es-VE"/>
+              </w:rPr>
+              <w:br/>
+            </w:r>
+            <w:r>
+              <w:rPr>
+                <w:rFonts w:eastAsia="Times New Roman" w:cs="Arial"/>
+                <w:sz w:val="22"/>
+                <w:lang w:eastAsia="es-VE"/>
+              </w:rPr>
+              <w:t xml:space="preserve">3. El sistema valida que no existan duplicados y guarda cambios. </w:t>
+            </w:r>
+          </w:p>
+        </w:tc>
+      </w:tr>
+      <w:tr>
+        <w:tc>
+          <w:tcPr>
+            <w:tcW w:w="0" w:type="auto"/>
+            <w:hideMark/>
+          </w:tcPr>
+          <w:p>
+            <w:pPr>
+              <w:spacing w:line="240" w:lineRule="auto"/>
+              <w:ind w:firstLine="0"/>
+              <w:jc w:val="left"/>
+              <w:rPr>
+                <w:rFonts w:eastAsia="Times New Roman" w:cs="Arial"/>
+                <w:sz w:val="22"/>
+                <w:lang w:eastAsia="es-VE"/>
+              </w:rPr>
+            </w:pPr>
+            <w:r>
+              <w:rPr>
+                <w:rFonts w:eastAsia="Times New Roman" w:cs="Arial"/>
+                <w:b/>
+                <w:bCs/>
+                <w:sz w:val="22"/>
+                <w:lang w:eastAsia="es-VE"/>
+              </w:rPr>
+              <w:t>Post-Condición</w:t>
+            </w:r>
+          </w:p>
+        </w:tc>
+        <w:tc>
+          <w:tcPr>
+            <w:tcW w:w="0" w:type="auto"/>
+            <w:hideMark/>
+          </w:tcPr>
+          <w:p>
+            <w:pPr>
+              <w:spacing w:before="100" w:beforeAutospacing="1" w:after="100" w:afterAutospacing="1" w:line="240" w:lineRule="auto"/>
+              <w:ind w:firstLine="0"/>
+              <w:jc w:val="left"/>
+              <w:rPr>
+                <w:rFonts w:eastAsia="Times New Roman" w:cs="Arial"/>
+                <w:sz w:val="22"/>
+                <w:lang w:eastAsia="es-VE"/>
+              </w:rPr>
+            </w:pPr>
+            <w:r>
+              <w:rPr>
+                <w:rFonts w:eastAsia="Times New Roman" w:cs="Arial"/>
+                <w:sz w:val="22"/>
+                <w:lang w:eastAsia="es-VE"/>
+              </w:rPr>
+              <w:t xml:space="preserve">Base de datos de estudiantes actualizada. </w:t>
+            </w:r>
+          </w:p>
+        </w:tc>
+      </w:tr>
+      <w:tr>
+        <w:tc>
+          <w:tcPr>
+            <w:tcW w:w="0" w:type="auto"/>
+            <w:hideMark/>
+          </w:tcPr>
+          <w:p>
+            <w:pPr>
+              <w:spacing w:line="240" w:lineRule="auto"/>
+              <w:ind w:firstLine="0"/>
+              <w:jc w:val="left"/>
+              <w:rPr>
+                <w:rFonts w:eastAsia="Times New Roman" w:cs="Arial"/>
+                <w:sz w:val="22"/>
+                <w:lang w:eastAsia="es-VE"/>
+              </w:rPr>
+            </w:pPr>
+            <w:r>
+              <w:rPr>
+                <w:rFonts w:eastAsia="Times New Roman" w:cs="Arial"/>
+                <w:b/>
+                <w:bCs/>
+                <w:sz w:val="22"/>
+                <w:lang w:eastAsia="es-VE"/>
+              </w:rPr>
+              <w:t>Excepciones</w:t>
+            </w:r>
+          </w:p>
+        </w:tc>
+        <w:tc>
+          <w:tcPr>
+            <w:tcW w:w="0" w:type="auto"/>
+            <w:hideMark/>
+          </w:tcPr>
+          <w:p>
+            <w:pPr>
+              <w:spacing w:before="100" w:beforeAutospacing="1" w:after="100" w:afterAutospacing="1" w:line="240" w:lineRule="auto"/>
+              <w:ind w:firstLine="0"/>
+              <w:jc w:val="left"/>
+              <w:rPr>
+                <w:rFonts w:eastAsia="Times New Roman" w:cs="Arial"/>
+                <w:sz w:val="22"/>
+                <w:lang w:eastAsia="es-VE"/>
+              </w:rPr>
+            </w:pPr>
+            <w:r>
+              <w:rPr>
+                <w:rFonts w:eastAsia="Times New Roman" w:cs="Arial"/>
+                <w:sz w:val="22"/>
+                <w:lang w:eastAsia="es-VE"/>
+              </w:rPr>
+              <w:t xml:space="preserve">Estudiante ya registrado o con pasantía activa (impide eliminación). </w:t>
+            </w:r>
+          </w:p>
+        </w:tc>
+      </w:tr>
+    </w:tbl>
+    <w:p>
+      <w:pPr>
+        <w:rPr>
+          <w:rFonts w:cs="Arial"/>
+          <w:sz w:val="22"/>
+          <w:lang w:val="es-VE"/>
+        </w:rPr>
+      </w:pPr>
+    </w:p>
+    <w:p>
+      <w:pPr>
+        <w:ind w:firstLine="0"/>
+        <w:jc w:val="left"/>
+        <w:rPr>
+          <w:rFonts w:cs="Arial"/>
+          <w:szCs w:val="24"/>
+        </w:rPr>
+      </w:pPr>
+      <w:r>
+        <w:rPr>
+          <w:rFonts w:cs="Arial"/>
+          <w:szCs w:val="24"/>
+        </w:rPr>
+        <w:t>Cuadro #1</w:t>
+      </w:r>
+      <w:r>
+        <w:rPr>
+          <w:rFonts w:cs="Arial"/>
+          <w:szCs w:val="24"/>
+        </w:rPr>
+        <w:t>8</w:t>
+      </w:r>
+    </w:p>
+    <w:tbl>
+      <w:tblPr>
+        <w:tblStyle w:val="Tablaconcuadrcula1"/>
+        <w:tblW w:w="0" w:type="auto"/>
+        <w:tblLook w:val="04A0" w:firstRow="1" w:lastRow="0" w:firstColumn="1" w:lastColumn="0" w:noHBand="0" w:noVBand="1"/>
+      </w:tblPr>
+      <w:tblGrid>
+        <w:gridCol w:w="1854"/>
+        <w:gridCol w:w="6640"/>
+      </w:tblGrid>
+      <w:tr>
+        <w:tc>
+          <w:tcPr>
+            <w:tcW w:w="0" w:type="auto"/>
+            <w:hideMark/>
+          </w:tcPr>
+          <w:p>
+            <w:pPr>
+              <w:spacing w:after="480" w:line="240" w:lineRule="auto"/>
+              <w:ind w:firstLine="0"/>
+              <w:jc w:val="left"/>
+              <w:rPr>
+                <w:rFonts w:eastAsia="Times New Roman" w:cs="Arial"/>
+                <w:sz w:val="22"/>
+                <w:lang w:eastAsia="es-VE"/>
+              </w:rPr>
+            </w:pPr>
+            <w:r>
+              <w:rPr>
+                <w:rFonts w:eastAsia="Times New Roman" w:cs="Arial"/>
+                <w:b/>
+                <w:bCs/>
+                <w:sz w:val="22"/>
+                <w:lang w:eastAsia="es-VE"/>
+              </w:rPr>
+              <w:t>Campo</w:t>
+            </w:r>
+          </w:p>
+        </w:tc>
+        <w:tc>
+          <w:tcPr>
+            <w:tcW w:w="0" w:type="auto"/>
+            <w:hideMark/>
+          </w:tcPr>
+          <w:p>
+            <w:pPr>
+              <w:spacing w:after="480" w:line="240" w:lineRule="auto"/>
+              <w:ind w:firstLine="0"/>
+              <w:jc w:val="left"/>
+              <w:rPr>
+                <w:rFonts w:eastAsia="Times New Roman" w:cs="Arial"/>
+                <w:sz w:val="22"/>
+                <w:lang w:eastAsia="es-VE"/>
+              </w:rPr>
+            </w:pPr>
+            <w:r>
+              <w:rPr>
+                <w:rFonts w:eastAsia="Times New Roman" w:cs="Arial"/>
+                <w:b/>
+                <w:bCs/>
+                <w:sz w:val="22"/>
+                <w:lang w:eastAsia="es-VE"/>
+              </w:rPr>
+              <w:t>Detalle</w:t>
+            </w:r>
+          </w:p>
+        </w:tc>
+      </w:tr>
+      <w:tr>
+        <w:tc>
+          <w:tcPr>
+            <w:tcW w:w="0" w:type="auto"/>
+            <w:hideMark/>
+          </w:tcPr>
+          <w:p>
+            <w:pPr>
+              <w:spacing w:after="480" w:line="240" w:lineRule="auto"/>
+              <w:ind w:firstLine="0"/>
+              <w:jc w:val="left"/>
+              <w:rPr>
+                <w:rFonts w:eastAsia="Times New Roman" w:cs="Arial"/>
+                <w:sz w:val="22"/>
+                <w:lang w:eastAsia="es-VE"/>
+              </w:rPr>
+            </w:pPr>
+            <w:r>
+              <w:rPr>
+                <w:rFonts w:eastAsia="Times New Roman" w:cs="Arial"/>
+                <w:b/>
+                <w:bCs/>
+                <w:sz w:val="22"/>
+                <w:lang w:eastAsia="es-VE"/>
+              </w:rPr>
+              <w:t>Caso de Uso</w:t>
+            </w:r>
+          </w:p>
+        </w:tc>
+        <w:tc>
+          <w:tcPr>
+            <w:tcW w:w="0" w:type="auto"/>
+            <w:hideMark/>
+          </w:tcPr>
+          <w:p>
+            <w:pPr>
+              <w:spacing w:before="100" w:beforeAutospacing="1" w:after="100" w:afterAutospacing="1" w:line="240" w:lineRule="auto"/>
+              <w:ind w:firstLine="0"/>
+              <w:jc w:val="left"/>
+              <w:rPr>
+                <w:rFonts w:eastAsia="Times New Roman" w:cs="Arial"/>
+                <w:sz w:val="22"/>
+                <w:lang w:eastAsia="es-VE"/>
+              </w:rPr>
+            </w:pPr>
+            <w:r>
+              <w:rPr>
+                <w:rFonts w:eastAsia="Times New Roman" w:cs="Arial"/>
+                <w:b/>
+                <w:bCs/>
+                <w:sz w:val="22"/>
+                <w:lang w:eastAsia="es-VE"/>
+              </w:rPr>
+              <w:t>UC_Reg_Pas / UC_Act_Pas: Control de Pasantías</w:t>
+            </w:r>
+            <w:r>
+              <w:rPr>
+                <w:rFonts w:eastAsia="Times New Roman" w:cs="Arial"/>
+                <w:sz w:val="22"/>
+                <w:lang w:eastAsia="es-VE"/>
+              </w:rPr>
+              <w:t xml:space="preserve"> </w:t>
+            </w:r>
+          </w:p>
+        </w:tc>
+      </w:tr>
+      <w:tr>
+        <w:tc>
+          <w:tcPr>
+            <w:tcW w:w="0" w:type="auto"/>
+            <w:hideMark/>
+          </w:tcPr>
+          <w:p>
+            <w:pPr>
+              <w:spacing w:line="240" w:lineRule="auto"/>
+              <w:ind w:firstLine="0"/>
+              <w:jc w:val="left"/>
+              <w:rPr>
+                <w:rFonts w:eastAsia="Times New Roman" w:cs="Arial"/>
+                <w:sz w:val="22"/>
+                <w:lang w:eastAsia="es-VE"/>
+              </w:rPr>
+            </w:pPr>
+            <w:r>
+              <w:rPr>
+                <w:rFonts w:eastAsia="Times New Roman" w:cs="Arial"/>
+                <w:b/>
+                <w:bCs/>
+                <w:sz w:val="22"/>
+                <w:lang w:eastAsia="es-VE"/>
+              </w:rPr>
+              <w:t>Descripción</w:t>
+            </w:r>
+          </w:p>
+        </w:tc>
+        <w:tc>
+          <w:tcPr>
+            <w:tcW w:w="0" w:type="auto"/>
+            <w:hideMark/>
+          </w:tcPr>
+          <w:p>
+            <w:pPr>
+              <w:spacing w:before="100" w:beforeAutospacing="1" w:after="100" w:afterAutospacing="1" w:line="240" w:lineRule="auto"/>
+              <w:ind w:firstLine="0"/>
+              <w:jc w:val="left"/>
+              <w:rPr>
+                <w:rFonts w:eastAsia="Times New Roman" w:cs="Arial"/>
+                <w:sz w:val="22"/>
+                <w:lang w:eastAsia="es-VE"/>
+              </w:rPr>
+            </w:pPr>
+            <w:r>
+              <w:rPr>
+                <w:rFonts w:eastAsia="Times New Roman" w:cs="Arial"/>
+                <w:sz w:val="22"/>
+                <w:lang w:eastAsia="es-VE"/>
+              </w:rPr>
+              <w:t xml:space="preserve">Registro de nuevas pasantías y actualización de su estado (Postulado/Aprobado/Finalizado). </w:t>
+            </w:r>
+          </w:p>
+        </w:tc>
+      </w:tr>
+      <w:tr>
+        <w:tc>
+          <w:tcPr>
+            <w:tcW w:w="0" w:type="auto"/>
+            <w:hideMark/>
+          </w:tcPr>
+          <w:p>
+            <w:pPr>
+              <w:spacing w:line="240" w:lineRule="auto"/>
+              <w:ind w:firstLine="0"/>
+              <w:jc w:val="left"/>
+              <w:rPr>
+                <w:rFonts w:eastAsia="Times New Roman" w:cs="Arial"/>
+                <w:sz w:val="22"/>
+                <w:lang w:eastAsia="es-VE"/>
+              </w:rPr>
+            </w:pPr>
+            <w:r>
+              <w:rPr>
+                <w:rFonts w:eastAsia="Times New Roman" w:cs="Arial"/>
+                <w:b/>
+                <w:bCs/>
+                <w:sz w:val="22"/>
+                <w:lang w:eastAsia="es-VE"/>
+              </w:rPr>
+              <w:t>Pre-condición</w:t>
+            </w:r>
+          </w:p>
+        </w:tc>
+        <w:tc>
+          <w:tcPr>
+            <w:tcW w:w="0" w:type="auto"/>
+            <w:hideMark/>
+          </w:tcPr>
+          <w:p>
+            <w:pPr>
+              <w:spacing w:before="100" w:beforeAutospacing="1" w:after="100" w:afterAutospacing="1" w:line="240" w:lineRule="auto"/>
+              <w:ind w:firstLine="0"/>
+              <w:jc w:val="left"/>
+              <w:rPr>
+                <w:rFonts w:eastAsia="Times New Roman" w:cs="Arial"/>
+                <w:sz w:val="22"/>
+                <w:lang w:eastAsia="es-VE"/>
+              </w:rPr>
+            </w:pPr>
+            <w:r>
+              <w:rPr>
+                <w:rFonts w:eastAsia="Times New Roman" w:cs="Arial"/>
+                <w:sz w:val="22"/>
+                <w:lang w:eastAsia="es-VE"/>
+              </w:rPr>
+              <w:t xml:space="preserve">Estudiante y Empresa deben estar registrados previamente. </w:t>
+            </w:r>
+          </w:p>
+        </w:tc>
+      </w:tr>
+      <w:tr>
+        <w:tc>
+          <w:tcPr>
+            <w:tcW w:w="0" w:type="auto"/>
+            <w:hideMark/>
+          </w:tcPr>
+          <w:p>
+            <w:pPr>
+              <w:spacing w:line="240" w:lineRule="auto"/>
+              <w:ind w:firstLine="0"/>
+              <w:jc w:val="left"/>
+              <w:rPr>
+                <w:rFonts w:eastAsia="Times New Roman" w:cs="Arial"/>
+                <w:sz w:val="22"/>
+                <w:lang w:eastAsia="es-VE"/>
+              </w:rPr>
+            </w:pPr>
+            <w:r>
+              <w:rPr>
+                <w:rFonts w:eastAsia="Times New Roman" w:cs="Arial"/>
+                <w:b/>
+                <w:bCs/>
+                <w:sz w:val="22"/>
+                <w:lang w:eastAsia="es-VE"/>
+              </w:rPr>
+              <w:t>Secuencia normal</w:t>
+            </w:r>
+          </w:p>
+        </w:tc>
+        <w:tc>
+          <w:tcPr>
+            <w:tcW w:w="0" w:type="auto"/>
+            <w:hideMark/>
+          </w:tcPr>
+          <w:p>
+            <w:pPr>
+              <w:spacing w:before="100" w:beforeAutospacing="1" w:after="100" w:afterAutospacing="1" w:line="240" w:lineRule="auto"/>
+              <w:ind w:firstLine="0"/>
+              <w:jc w:val="left"/>
+              <w:rPr>
+                <w:rFonts w:eastAsia="Times New Roman" w:cs="Arial"/>
+                <w:sz w:val="22"/>
+                <w:lang w:eastAsia="es-VE"/>
+              </w:rPr>
+            </w:pPr>
+            <w:r>
+              <w:rPr>
+                <w:rFonts w:eastAsia="Times New Roman" w:cs="Arial"/>
+                <w:sz w:val="22"/>
+                <w:lang w:eastAsia="es-VE"/>
+              </w:rPr>
+              <w:t xml:space="preserve">1. Se vincula un estudiante con una empresa y un proyecto. </w:t>
+            </w:r>
+            <w:r>
+              <w:rPr>
+                <w:rFonts w:eastAsia="Times New Roman" w:cs="Arial"/>
+                <w:sz w:val="22"/>
+                <w:lang w:eastAsia="es-VE"/>
+              </w:rPr>
+              <w:br/>
+            </w:r>
+            <w:r>
+              <w:rPr>
+                <w:rFonts w:eastAsia="Times New Roman" w:cs="Arial"/>
+                <w:sz w:val="22"/>
+                <w:lang w:eastAsia="es-VE"/>
+              </w:rPr>
+              <w:t xml:space="preserve">2. Se asignan fechas de inicio y fin. </w:t>
+            </w:r>
+            <w:r>
+              <w:rPr>
+                <w:rFonts w:eastAsia="Times New Roman" w:cs="Arial"/>
+                <w:sz w:val="22"/>
+                <w:lang w:eastAsia="es-VE"/>
+              </w:rPr>
+              <w:br/>
+            </w:r>
+            <w:r>
+              <w:rPr>
+                <w:rFonts w:eastAsia="Times New Roman" w:cs="Arial"/>
+                <w:sz w:val="22"/>
+                <w:lang w:eastAsia="es-VE"/>
+              </w:rPr>
+              <w:t xml:space="preserve">3. El sistema registra la pasantía y permite actualizar su estatus conforme progresa. </w:t>
+            </w:r>
+          </w:p>
+        </w:tc>
+      </w:tr>
+      <w:tr>
+        <w:tc>
+          <w:tcPr>
+            <w:tcW w:w="0" w:type="auto"/>
+            <w:hideMark/>
+          </w:tcPr>
+          <w:p>
+            <w:pPr>
+              <w:spacing w:line="240" w:lineRule="auto"/>
+              <w:ind w:firstLine="0"/>
+              <w:jc w:val="left"/>
+              <w:rPr>
+                <w:rFonts w:eastAsia="Times New Roman" w:cs="Arial"/>
+                <w:sz w:val="22"/>
+                <w:lang w:eastAsia="es-VE"/>
+              </w:rPr>
+            </w:pPr>
+            <w:r>
+              <w:rPr>
+                <w:rFonts w:eastAsia="Times New Roman" w:cs="Arial"/>
+                <w:b/>
+                <w:bCs/>
+                <w:sz w:val="22"/>
+                <w:lang w:eastAsia="es-VE"/>
+              </w:rPr>
+              <w:t>Post-Condición</w:t>
+            </w:r>
+          </w:p>
+        </w:tc>
+        <w:tc>
+          <w:tcPr>
+            <w:tcW w:w="0" w:type="auto"/>
+            <w:hideMark/>
+          </w:tcPr>
+          <w:p>
+            <w:pPr>
+              <w:spacing w:before="100" w:beforeAutospacing="1" w:after="100" w:afterAutospacing="1" w:line="240" w:lineRule="auto"/>
+              <w:ind w:firstLine="0"/>
+              <w:jc w:val="left"/>
+              <w:rPr>
+                <w:rFonts w:eastAsia="Times New Roman" w:cs="Arial"/>
+                <w:sz w:val="22"/>
+                <w:lang w:eastAsia="es-VE"/>
+              </w:rPr>
+            </w:pPr>
+            <w:r>
+              <w:rPr>
+                <w:rFonts w:eastAsia="Times New Roman" w:cs="Arial"/>
+                <w:sz w:val="22"/>
+                <w:lang w:eastAsia="es-VE"/>
+              </w:rPr>
+              <w:t xml:space="preserve">Historial de pasantía generado y rastreable. </w:t>
+            </w:r>
+          </w:p>
+        </w:tc>
+      </w:tr>
+      <w:tr>
+        <w:tc>
+          <w:tcPr>
+            <w:tcW w:w="0" w:type="auto"/>
+            <w:hideMark/>
+          </w:tcPr>
+          <w:p>
+            <w:pPr>
+              <w:spacing w:line="240" w:lineRule="auto"/>
+              <w:ind w:firstLine="0"/>
+              <w:jc w:val="left"/>
+              <w:rPr>
+                <w:rFonts w:eastAsia="Times New Roman" w:cs="Arial"/>
+                <w:sz w:val="22"/>
+                <w:lang w:eastAsia="es-VE"/>
+              </w:rPr>
+            </w:pPr>
+            <w:r>
+              <w:rPr>
+                <w:rFonts w:eastAsia="Times New Roman" w:cs="Arial"/>
+                <w:b/>
+                <w:bCs/>
+                <w:sz w:val="22"/>
+                <w:lang w:eastAsia="es-VE"/>
+              </w:rPr>
+              <w:t>Excepciones</w:t>
+            </w:r>
+          </w:p>
+        </w:tc>
+        <w:tc>
+          <w:tcPr>
+            <w:tcW w:w="0" w:type="auto"/>
+            <w:hideMark/>
+          </w:tcPr>
+          <w:p>
+            <w:pPr>
+              <w:spacing w:before="100" w:beforeAutospacing="1" w:after="100" w:afterAutospacing="1" w:line="240" w:lineRule="auto"/>
+              <w:ind w:firstLine="0"/>
+              <w:jc w:val="left"/>
+              <w:rPr>
+                <w:rFonts w:eastAsia="Times New Roman" w:cs="Arial"/>
+                <w:sz w:val="22"/>
+                <w:lang w:eastAsia="es-VE"/>
+              </w:rPr>
+            </w:pPr>
+            <w:r>
+              <w:rPr>
+                <w:rFonts w:eastAsia="Times New Roman" w:cs="Arial"/>
+                <w:sz w:val="22"/>
+                <w:lang w:eastAsia="es-VE"/>
+              </w:rPr>
+              <w:t xml:space="preserve">Solapamiento de fechas o falta de requisitos administrativos. </w:t>
+            </w:r>
+          </w:p>
+        </w:tc>
+      </w:tr>
+    </w:tbl>
+    <w:p>
+      <w:pPr>
+        <w:rPr>
+          <w:rFonts w:cs="Arial"/>
+          <w:sz w:val="22"/>
+          <w:lang w:val="es-VE"/>
+        </w:rPr>
+      </w:pPr>
+    </w:p>
+    <w:p>
+      <w:pPr>
+        <w:ind w:firstLine="0"/>
+        <w:jc w:val="left"/>
+        <w:rPr>
+          <w:rFonts w:cs="Arial"/>
+          <w:szCs w:val="24"/>
+        </w:rPr>
+      </w:pPr>
+    </w:p>
+    <w:p>
+      <w:pPr>
+        <w:ind w:firstLine="0"/>
+        <w:jc w:val="left"/>
+        <w:rPr>
+          <w:rFonts w:cs="Arial"/>
+          <w:szCs w:val="24"/>
+        </w:rPr>
+      </w:pPr>
+      <w:r>
+        <w:rPr>
+          <w:rFonts w:cs="Arial"/>
+          <w:szCs w:val="24"/>
+        </w:rPr>
+        <w:lastRenderedPageBreak/>
+        <w:t>Cuadro #1</w:t>
+      </w:r>
+      <w:r>
+        <w:rPr>
+          <w:rFonts w:cs="Arial"/>
+          <w:szCs w:val="24"/>
+        </w:rPr>
+        <w:t>9</w:t>
+      </w:r>
+    </w:p>
+    <w:tbl>
+      <w:tblPr>
+        <w:tblStyle w:val="Tablaconcuadrcula1"/>
+        <w:tblW w:w="0" w:type="auto"/>
+        <w:tblLook w:val="04A0" w:firstRow="1" w:lastRow="0" w:firstColumn="1" w:lastColumn="0" w:noHBand="0" w:noVBand="1"/>
+      </w:tblPr>
+      <w:tblGrid>
+        <w:gridCol w:w="1982"/>
+        <w:gridCol w:w="6512"/>
+      </w:tblGrid>
+      <w:tr>
+        <w:tc>
+          <w:tcPr>
+            <w:tcW w:w="0" w:type="auto"/>
+            <w:hideMark/>
+          </w:tcPr>
+          <w:p>
+            <w:pPr>
+              <w:spacing w:after="480" w:line="240" w:lineRule="auto"/>
+              <w:ind w:firstLine="0"/>
+              <w:jc w:val="left"/>
+              <w:rPr>
+                <w:rFonts w:eastAsia="Times New Roman" w:cs="Arial"/>
+                <w:sz w:val="22"/>
+                <w:lang w:eastAsia="es-VE"/>
+              </w:rPr>
+            </w:pPr>
+            <w:r>
+              <w:rPr>
+                <w:rFonts w:eastAsia="Times New Roman" w:cs="Arial"/>
+                <w:b/>
+                <w:bCs/>
+                <w:sz w:val="22"/>
+                <w:lang w:eastAsia="es-VE"/>
+              </w:rPr>
+              <w:t>Campo</w:t>
+            </w:r>
+          </w:p>
+        </w:tc>
+        <w:tc>
+          <w:tcPr>
+            <w:tcW w:w="0" w:type="auto"/>
+            <w:hideMark/>
+          </w:tcPr>
+          <w:p>
+            <w:pPr>
+              <w:spacing w:after="480" w:line="240" w:lineRule="auto"/>
+              <w:ind w:firstLine="0"/>
+              <w:jc w:val="left"/>
+              <w:rPr>
+                <w:rFonts w:eastAsia="Times New Roman" w:cs="Arial"/>
+                <w:sz w:val="22"/>
+                <w:lang w:eastAsia="es-VE"/>
+              </w:rPr>
+            </w:pPr>
+            <w:r>
+              <w:rPr>
+                <w:rFonts w:eastAsia="Times New Roman" w:cs="Arial"/>
+                <w:b/>
+                <w:bCs/>
+                <w:sz w:val="22"/>
+                <w:lang w:eastAsia="es-VE"/>
+              </w:rPr>
+              <w:t>Detalle</w:t>
+            </w:r>
+          </w:p>
+        </w:tc>
+      </w:tr>
+      <w:tr>
+        <w:tc>
+          <w:tcPr>
+            <w:tcW w:w="0" w:type="auto"/>
+            <w:hideMark/>
+          </w:tcPr>
+          <w:p>
+            <w:pPr>
+              <w:spacing w:after="480" w:line="240" w:lineRule="auto"/>
+              <w:ind w:firstLine="0"/>
+              <w:jc w:val="left"/>
+              <w:rPr>
+                <w:rFonts w:eastAsia="Times New Roman" w:cs="Arial"/>
+                <w:sz w:val="22"/>
+                <w:lang w:eastAsia="es-VE"/>
+              </w:rPr>
+            </w:pPr>
+            <w:r>
+              <w:rPr>
+                <w:rFonts w:eastAsia="Times New Roman" w:cs="Arial"/>
+                <w:b/>
+                <w:bCs/>
+                <w:sz w:val="22"/>
+                <w:lang w:eastAsia="es-VE"/>
+              </w:rPr>
+              <w:t>Caso de Uso</w:t>
+            </w:r>
+          </w:p>
+        </w:tc>
+        <w:tc>
+          <w:tcPr>
+            <w:tcW w:w="0" w:type="auto"/>
+            <w:hideMark/>
+          </w:tcPr>
+          <w:p>
+            <w:pPr>
+              <w:spacing w:before="100" w:beforeAutospacing="1" w:after="100" w:afterAutospacing="1" w:line="240" w:lineRule="auto"/>
+              <w:ind w:firstLine="0"/>
+              <w:jc w:val="left"/>
+              <w:rPr>
+                <w:rFonts w:eastAsia="Times New Roman" w:cs="Arial"/>
+                <w:sz w:val="22"/>
+                <w:lang w:eastAsia="es-VE"/>
+              </w:rPr>
+            </w:pPr>
+            <w:r>
+              <w:rPr>
+                <w:rFonts w:eastAsia="Times New Roman" w:cs="Arial"/>
+                <w:b/>
+                <w:bCs/>
+                <w:sz w:val="22"/>
+                <w:lang w:eastAsia="es-VE"/>
+              </w:rPr>
+              <w:t>UC_Reg_Emp / UC_Mod_Emp: Gestionar Empresas</w:t>
+            </w:r>
+            <w:r>
+              <w:rPr>
+                <w:rFonts w:eastAsia="Times New Roman" w:cs="Arial"/>
+                <w:sz w:val="22"/>
+                <w:lang w:eastAsia="es-VE"/>
+              </w:rPr>
+              <w:t xml:space="preserve"> </w:t>
+            </w:r>
+          </w:p>
+        </w:tc>
+      </w:tr>
+      <w:tr>
+        <w:tc>
+          <w:tcPr>
+            <w:tcW w:w="0" w:type="auto"/>
+            <w:hideMark/>
+          </w:tcPr>
+          <w:p>
+            <w:pPr>
+              <w:spacing w:line="240" w:lineRule="auto"/>
+              <w:ind w:firstLine="0"/>
+              <w:jc w:val="left"/>
+              <w:rPr>
+                <w:rFonts w:eastAsia="Times New Roman" w:cs="Arial"/>
+                <w:sz w:val="22"/>
+                <w:lang w:eastAsia="es-VE"/>
+              </w:rPr>
+            </w:pPr>
+            <w:r>
+              <w:rPr>
+                <w:rFonts w:eastAsia="Times New Roman" w:cs="Arial"/>
+                <w:b/>
+                <w:bCs/>
+                <w:sz w:val="22"/>
+                <w:lang w:eastAsia="es-VE"/>
+              </w:rPr>
+              <w:t>Descripción</w:t>
+            </w:r>
+          </w:p>
+        </w:tc>
+        <w:tc>
+          <w:tcPr>
+            <w:tcW w:w="0" w:type="auto"/>
+            <w:hideMark/>
+          </w:tcPr>
+          <w:p>
+            <w:pPr>
+              <w:spacing w:before="100" w:beforeAutospacing="1" w:after="100" w:afterAutospacing="1" w:line="240" w:lineRule="auto"/>
+              <w:ind w:firstLine="0"/>
+              <w:jc w:val="left"/>
+              <w:rPr>
+                <w:rFonts w:eastAsia="Times New Roman" w:cs="Arial"/>
+                <w:sz w:val="22"/>
+                <w:lang w:eastAsia="es-VE"/>
+              </w:rPr>
+            </w:pPr>
+            <w:r>
+              <w:rPr>
+                <w:rFonts w:eastAsia="Times New Roman" w:cs="Arial"/>
+                <w:sz w:val="22"/>
+                <w:lang w:eastAsia="es-VE"/>
+              </w:rPr>
+              <w:t xml:space="preserve">Administración de las entidades donde se realizan las prácticas profesionales. </w:t>
+            </w:r>
+          </w:p>
+        </w:tc>
+      </w:tr>
+      <w:tr>
+        <w:tc>
+          <w:tcPr>
+            <w:tcW w:w="0" w:type="auto"/>
+            <w:hideMark/>
+          </w:tcPr>
+          <w:p>
+            <w:pPr>
+              <w:spacing w:line="240" w:lineRule="auto"/>
+              <w:ind w:firstLine="0"/>
+              <w:jc w:val="left"/>
+              <w:rPr>
+                <w:rFonts w:eastAsia="Times New Roman" w:cs="Arial"/>
+                <w:sz w:val="22"/>
+                <w:lang w:eastAsia="es-VE"/>
+              </w:rPr>
+            </w:pPr>
+            <w:r>
+              <w:rPr>
+                <w:rFonts w:eastAsia="Times New Roman" w:cs="Arial"/>
+                <w:b/>
+                <w:bCs/>
+                <w:sz w:val="22"/>
+                <w:lang w:eastAsia="es-VE"/>
+              </w:rPr>
+              <w:t>Pre-condición</w:t>
+            </w:r>
+          </w:p>
+        </w:tc>
+        <w:tc>
+          <w:tcPr>
+            <w:tcW w:w="0" w:type="auto"/>
+            <w:hideMark/>
+          </w:tcPr>
+          <w:p>
+            <w:pPr>
+              <w:spacing w:before="100" w:beforeAutospacing="1" w:after="100" w:afterAutospacing="1" w:line="240" w:lineRule="auto"/>
+              <w:ind w:firstLine="0"/>
+              <w:jc w:val="left"/>
+              <w:rPr>
+                <w:rFonts w:eastAsia="Times New Roman" w:cs="Arial"/>
+                <w:sz w:val="22"/>
+                <w:lang w:eastAsia="es-VE"/>
+              </w:rPr>
+            </w:pPr>
+            <w:r>
+              <w:rPr>
+                <w:rFonts w:eastAsia="Times New Roman" w:cs="Arial"/>
+                <w:sz w:val="22"/>
+                <w:lang w:eastAsia="es-VE"/>
+              </w:rPr>
+              <w:t xml:space="preserve">Sesión activa. </w:t>
+            </w:r>
+          </w:p>
+        </w:tc>
+      </w:tr>
+      <w:tr>
+        <w:tc>
+          <w:tcPr>
+            <w:tcW w:w="0" w:type="auto"/>
+            <w:hideMark/>
+          </w:tcPr>
+          <w:p>
+            <w:pPr>
+              <w:spacing w:line="240" w:lineRule="auto"/>
+              <w:ind w:firstLine="0"/>
+              <w:jc w:val="left"/>
+              <w:rPr>
+                <w:rFonts w:eastAsia="Times New Roman" w:cs="Arial"/>
+                <w:sz w:val="22"/>
+                <w:lang w:eastAsia="es-VE"/>
+              </w:rPr>
+            </w:pPr>
+            <w:r>
+              <w:rPr>
+                <w:rFonts w:eastAsia="Times New Roman" w:cs="Arial"/>
+                <w:b/>
+                <w:bCs/>
+                <w:sz w:val="22"/>
+                <w:lang w:eastAsia="es-VE"/>
+              </w:rPr>
+              <w:t>Secuencia normal</w:t>
+            </w:r>
+          </w:p>
+        </w:tc>
+        <w:tc>
+          <w:tcPr>
+            <w:tcW w:w="0" w:type="auto"/>
+            <w:hideMark/>
+          </w:tcPr>
+          <w:p>
+            <w:pPr>
+              <w:spacing w:before="100" w:beforeAutospacing="1" w:after="100" w:afterAutospacing="1" w:line="240" w:lineRule="auto"/>
+              <w:ind w:firstLine="0"/>
+              <w:jc w:val="left"/>
+              <w:rPr>
+                <w:rFonts w:eastAsia="Times New Roman" w:cs="Arial"/>
+                <w:sz w:val="22"/>
+                <w:lang w:eastAsia="es-VE"/>
+              </w:rPr>
+            </w:pPr>
+            <w:r>
+              <w:rPr>
+                <w:rFonts w:eastAsia="Times New Roman" w:cs="Arial"/>
+                <w:sz w:val="22"/>
+                <w:lang w:eastAsia="es-VE"/>
+              </w:rPr>
+              <w:t xml:space="preserve">1. Registro de RIF, dirección y contacto de la empresa. </w:t>
+            </w:r>
+            <w:r>
+              <w:rPr>
+                <w:rFonts w:eastAsia="Times New Roman" w:cs="Arial"/>
+                <w:sz w:val="22"/>
+                <w:lang w:eastAsia="es-VE"/>
+              </w:rPr>
+              <w:br/>
+            </w:r>
+            <w:r>
+              <w:rPr>
+                <w:rFonts w:eastAsia="Times New Roman" w:cs="Arial"/>
+                <w:sz w:val="22"/>
+                <w:lang w:eastAsia="es-VE"/>
+              </w:rPr>
+              <w:t xml:space="preserve">2. Validación de datos por parte del sistema. </w:t>
+            </w:r>
+            <w:r>
+              <w:rPr>
+                <w:rFonts w:eastAsia="Times New Roman" w:cs="Arial"/>
+                <w:sz w:val="22"/>
+                <w:lang w:eastAsia="es-VE"/>
+              </w:rPr>
+              <w:br/>
+            </w:r>
+            <w:r>
+              <w:rPr>
+                <w:rFonts w:eastAsia="Times New Roman" w:cs="Arial"/>
+                <w:sz w:val="22"/>
+                <w:lang w:eastAsia="es-VE"/>
+              </w:rPr>
+              <w:t xml:space="preserve">3. Guardado exitoso. </w:t>
+            </w:r>
+          </w:p>
+        </w:tc>
+      </w:tr>
+      <w:tr>
+        <w:tc>
+          <w:tcPr>
+            <w:tcW w:w="0" w:type="auto"/>
+            <w:hideMark/>
+          </w:tcPr>
+          <w:p>
+            <w:pPr>
+              <w:spacing w:line="240" w:lineRule="auto"/>
+              <w:ind w:firstLine="0"/>
+              <w:jc w:val="left"/>
+              <w:rPr>
+                <w:rFonts w:eastAsia="Times New Roman" w:cs="Arial"/>
+                <w:sz w:val="22"/>
+                <w:lang w:eastAsia="es-VE"/>
+              </w:rPr>
+            </w:pPr>
+            <w:r>
+              <w:rPr>
+                <w:rFonts w:eastAsia="Times New Roman" w:cs="Arial"/>
+                <w:b/>
+                <w:bCs/>
+                <w:sz w:val="22"/>
+                <w:lang w:eastAsia="es-VE"/>
+              </w:rPr>
+              <w:t>Post-Condición</w:t>
+            </w:r>
+          </w:p>
+        </w:tc>
+        <w:tc>
+          <w:tcPr>
+            <w:tcW w:w="0" w:type="auto"/>
+            <w:hideMark/>
+          </w:tcPr>
+          <w:p>
+            <w:pPr>
+              <w:spacing w:before="100" w:beforeAutospacing="1" w:after="100" w:afterAutospacing="1" w:line="240" w:lineRule="auto"/>
+              <w:ind w:firstLine="0"/>
+              <w:jc w:val="left"/>
+              <w:rPr>
+                <w:rFonts w:eastAsia="Times New Roman" w:cs="Arial"/>
+                <w:sz w:val="22"/>
+                <w:lang w:eastAsia="es-VE"/>
+              </w:rPr>
+            </w:pPr>
+            <w:r>
+              <w:rPr>
+                <w:rFonts w:eastAsia="Times New Roman" w:cs="Arial"/>
+                <w:sz w:val="22"/>
+                <w:lang w:eastAsia="es-VE"/>
+              </w:rPr>
+              <w:t xml:space="preserve">Empresa disponible para convenios de pasantía. </w:t>
+            </w:r>
+          </w:p>
+        </w:tc>
+      </w:tr>
+      <w:tr>
+        <w:tc>
+          <w:tcPr>
+            <w:tcW w:w="0" w:type="auto"/>
+            <w:hideMark/>
+          </w:tcPr>
+          <w:p>
+            <w:pPr>
+              <w:spacing w:line="240" w:lineRule="auto"/>
+              <w:ind w:firstLine="0"/>
+              <w:jc w:val="left"/>
+              <w:rPr>
+                <w:rFonts w:eastAsia="Times New Roman" w:cs="Arial"/>
+                <w:sz w:val="22"/>
+                <w:lang w:eastAsia="es-VE"/>
+              </w:rPr>
+            </w:pPr>
+            <w:r>
+              <w:rPr>
+                <w:rFonts w:eastAsia="Times New Roman" w:cs="Arial"/>
+                <w:b/>
+                <w:bCs/>
+                <w:sz w:val="22"/>
+                <w:lang w:eastAsia="es-VE"/>
+              </w:rPr>
+              <w:t>Excepciones</w:t>
+            </w:r>
+          </w:p>
+        </w:tc>
+        <w:tc>
+          <w:tcPr>
+            <w:tcW w:w="0" w:type="auto"/>
+            <w:hideMark/>
+          </w:tcPr>
+          <w:p>
+            <w:pPr>
+              <w:spacing w:before="100" w:beforeAutospacing="1" w:after="100" w:afterAutospacing="1" w:line="240" w:lineRule="auto"/>
+              <w:ind w:firstLine="0"/>
+              <w:jc w:val="left"/>
+              <w:rPr>
+                <w:rFonts w:eastAsia="Times New Roman" w:cs="Arial"/>
+                <w:sz w:val="22"/>
+                <w:lang w:eastAsia="es-VE"/>
+              </w:rPr>
+            </w:pPr>
+            <w:r>
+              <w:rPr>
+                <w:rFonts w:eastAsia="Times New Roman" w:cs="Arial"/>
+                <w:sz w:val="22"/>
+                <w:lang w:eastAsia="es-VE"/>
+              </w:rPr>
+              <w:t xml:space="preserve">RIF inválido o empresa ya existente. </w:t>
+            </w:r>
+          </w:p>
+        </w:tc>
+      </w:tr>
+    </w:tbl>
+    <w:p>
+      <w:pPr>
+        <w:rPr>
+          <w:rFonts w:cs="Arial"/>
+          <w:szCs w:val="24"/>
+          <w:lang w:val="es-VE"/>
+        </w:rPr>
+      </w:pPr>
+    </w:p>
+    <w:p>
+      <w:pPr>
+        <w:ind w:firstLine="0"/>
+        <w:rPr>
+          <w:rFonts w:cs="Arial"/>
+          <w:szCs w:val="24"/>
+        </w:rPr>
+      </w:pPr>
+      <w:r>
+        <w:rPr>
+          <w:rFonts w:cs="Arial"/>
+          <w:szCs w:val="24"/>
+        </w:rPr>
+        <w:t xml:space="preserve">Figura 3: </w:t>
+      </w:r>
       <w:r>
         <w:rPr>
           <w:rFonts w:cs="Arial"/>
@@ -17657,23 +20834,3038 @@
       <w:r>
         <w:rPr>
           <w:rFonts w:cs="Arial"/>
-          <w:szCs w:val="24"/>
-        </w:rPr>
-        <w:t>Diagrama de Actividades:(Inicio de sesión, recuperación, crear registro, editar registro,</w:t>
-      </w:r>
-      <w:r>
-        <w:rPr>
-          <w:rFonts w:cs="Arial"/>
-          <w:szCs w:val="24"/>
-        </w:rPr>
-        <w:t xml:space="preserve"> eliminar registro, generar documentos, cálculo de evaluaciones, aprobar pasantías, asignar tutores</w:t>
-      </w:r>
-      <w:r>
-        <w:rPr>
-          <w:rFonts w:cs="Arial"/>
-          <w:szCs w:val="24"/>
-        </w:rPr>
-        <w:t>, exportar datos</w:t>
+          <w:noProof/>
+          <w:szCs w:val="24"/>
+        </w:rPr>
+        <w:drawing>
+          <wp:inline distT="0" distB="0" distL="0" distR="0" wp14:anchorId="571826B7" wp14:editId="5D208F64">
+            <wp:extent cx="5316715" cy="3486150"/>
+            <wp:effectExtent l="0" t="0" r="0" b="0"/>
+            <wp:docPr id="20" name="Imagen 20"/>
+            <wp:cNvGraphicFramePr>
+              <a:graphicFrameLocks xmlns:a="http://schemas.openxmlformats.org/drawingml/2006/main" noChangeAspect="1"/>
+            </wp:cNvGraphicFramePr>
+            <a:graphic xmlns:a="http://schemas.openxmlformats.org/drawingml/2006/main">
+              <a:graphicData uri="http://schemas.openxmlformats.org/drawingml/2006/picture">
+                <pic:pic xmlns:pic="http://schemas.openxmlformats.org/drawingml/2006/picture">
+                  <pic:nvPicPr>
+                    <pic:cNvPr id="0" name="Picture 3"/>
+                    <pic:cNvPicPr>
+                      <a:picLocks noChangeAspect="1" noChangeArrowheads="1"/>
+                    </pic:cNvPicPr>
+                  </pic:nvPicPr>
+                  <pic:blipFill>
+                    <a:blip r:embed="rId22">
+                      <a:extLst>
+                        <a:ext uri="{28A0092B-C50C-407E-A947-70E740481C1C}">
+                          <a14:useLocalDpi xmlns:a14="http://schemas.microsoft.com/office/drawing/2010/main" val="0"/>
+                        </a:ext>
+                      </a:extLst>
+                    </a:blip>
+                    <a:srcRect/>
+                    <a:stretch>
+                      <a:fillRect/>
+                    </a:stretch>
+                  </pic:blipFill>
+                  <pic:spPr bwMode="auto">
+                    <a:xfrm>
+                      <a:off x="0" y="0"/>
+                      <a:ext cx="5320903" cy="3488896"/>
+                    </a:xfrm>
+                    <a:prstGeom prst="rect">
+                      <a:avLst/>
+                    </a:prstGeom>
+                    <a:noFill/>
+                  </pic:spPr>
+                </pic:pic>
+              </a:graphicData>
+            </a:graphic>
+          </wp:inline>
+        </w:drawing>
+      </w:r>
+    </w:p>
+    <w:p>
+      <w:pPr>
+        <w:ind w:firstLine="0"/>
+        <w:jc w:val="left"/>
+        <w:rPr>
+          <w:rFonts w:cs="Arial"/>
+          <w:szCs w:val="24"/>
+        </w:rPr>
+      </w:pPr>
+      <w:r>
+        <w:rPr>
+          <w:rFonts w:cs="Arial"/>
+          <w:szCs w:val="24"/>
+        </w:rPr>
+        <w:t>Fuente Rodríguez(2026)</w:t>
+      </w:r>
+    </w:p>
+    <w:p>
+      <w:pPr>
+        <w:rPr>
+          <w:rFonts w:cs="Arial"/>
+          <w:szCs w:val="24"/>
+        </w:rPr>
+      </w:pPr>
+      <w:r>
+        <w:rPr>
+          <w:rFonts w:cs="Arial"/>
+          <w:szCs w:val="24"/>
+        </w:rPr>
+        <w:t>Cuadros de Casos de Uso Coordinador</w:t>
+      </w:r>
+    </w:p>
+    <w:p>
+      <w:pPr>
+        <w:rPr>
+          <w:rFonts w:cs="Arial"/>
+          <w:szCs w:val="24"/>
+        </w:rPr>
+      </w:pPr>
+      <w:r>
+        <w:rPr>
+          <w:rFonts w:cs="Arial"/>
+          <w:szCs w:val="24"/>
+        </w:rPr>
+        <w:t>Cuadro #20</w:t>
+      </w:r>
+    </w:p>
+    <w:tbl>
+      <w:tblPr>
+        <w:tblStyle w:val="Tablaconcuadrcula1"/>
+        <w:tblW w:w="0" w:type="auto"/>
+        <w:tblLook w:val="04A0" w:firstRow="1" w:lastRow="0" w:firstColumn="1" w:lastColumn="0" w:noHBand="0" w:noVBand="1"/>
+      </w:tblPr>
+      <w:tblGrid>
+        <w:gridCol w:w="1883"/>
+        <w:gridCol w:w="6611"/>
+      </w:tblGrid>
+      <w:tr>
+        <w:tc>
+          <w:tcPr>
+            <w:tcW w:w="0" w:type="auto"/>
+            <w:hideMark/>
+          </w:tcPr>
+          <w:p>
+            <w:pPr>
+              <w:spacing w:after="480" w:line="240" w:lineRule="auto"/>
+              <w:ind w:firstLine="0"/>
+              <w:jc w:val="left"/>
+              <w:rPr>
+                <w:rFonts w:eastAsia="Times New Roman" w:cs="Arial"/>
+                <w:sz w:val="22"/>
+                <w:lang w:eastAsia="es-VE"/>
+              </w:rPr>
+            </w:pPr>
+            <w:r>
+              <w:rPr>
+                <w:rFonts w:eastAsia="Times New Roman" w:cs="Arial"/>
+                <w:b/>
+                <w:bCs/>
+                <w:sz w:val="22"/>
+                <w:lang w:eastAsia="es-VE"/>
+              </w:rPr>
+              <w:t>Campo</w:t>
+            </w:r>
+          </w:p>
+        </w:tc>
+        <w:tc>
+          <w:tcPr>
+            <w:tcW w:w="0" w:type="auto"/>
+            <w:hideMark/>
+          </w:tcPr>
+          <w:p>
+            <w:pPr>
+              <w:spacing w:after="480" w:line="240" w:lineRule="auto"/>
+              <w:ind w:firstLine="0"/>
+              <w:jc w:val="left"/>
+              <w:rPr>
+                <w:rFonts w:eastAsia="Times New Roman" w:cs="Arial"/>
+                <w:sz w:val="22"/>
+                <w:lang w:eastAsia="es-VE"/>
+              </w:rPr>
+            </w:pPr>
+            <w:r>
+              <w:rPr>
+                <w:rFonts w:eastAsia="Times New Roman" w:cs="Arial"/>
+                <w:b/>
+                <w:bCs/>
+                <w:sz w:val="22"/>
+                <w:lang w:eastAsia="es-VE"/>
+              </w:rPr>
+              <w:t>Detalle</w:t>
+            </w:r>
+          </w:p>
+        </w:tc>
+      </w:tr>
+      <w:tr>
+        <w:tc>
+          <w:tcPr>
+            <w:tcW w:w="0" w:type="auto"/>
+            <w:hideMark/>
+          </w:tcPr>
+          <w:p>
+            <w:pPr>
+              <w:spacing w:after="480" w:line="240" w:lineRule="auto"/>
+              <w:ind w:firstLine="0"/>
+              <w:jc w:val="left"/>
+              <w:rPr>
+                <w:rFonts w:eastAsia="Times New Roman" w:cs="Arial"/>
+                <w:sz w:val="22"/>
+                <w:lang w:eastAsia="es-VE"/>
+              </w:rPr>
+            </w:pPr>
+            <w:r>
+              <w:rPr>
+                <w:rFonts w:eastAsia="Times New Roman" w:cs="Arial"/>
+                <w:b/>
+                <w:bCs/>
+                <w:sz w:val="22"/>
+                <w:lang w:eastAsia="es-VE"/>
+              </w:rPr>
+              <w:lastRenderedPageBreak/>
+              <w:t>Caso de Uso</w:t>
+            </w:r>
+          </w:p>
+        </w:tc>
+        <w:tc>
+          <w:tcPr>
+            <w:tcW w:w="0" w:type="auto"/>
+            <w:hideMark/>
+          </w:tcPr>
+          <w:p>
+            <w:pPr>
+              <w:spacing w:after="480" w:line="240" w:lineRule="auto"/>
+              <w:ind w:firstLine="0"/>
+              <w:jc w:val="left"/>
+              <w:rPr>
+                <w:rFonts w:eastAsia="Times New Roman" w:cs="Arial"/>
+                <w:sz w:val="22"/>
+                <w:lang w:eastAsia="es-VE"/>
+              </w:rPr>
+            </w:pPr>
+            <w:r>
+              <w:rPr>
+                <w:rFonts w:eastAsia="Times New Roman" w:cs="Arial"/>
+                <w:b/>
+                <w:bCs/>
+                <w:sz w:val="22"/>
+                <w:lang w:eastAsia="es-VE"/>
+              </w:rPr>
+              <w:t>UC_Gest_Pas: Gestionar Expedientes / UC_Buscar_Pas: Buscar Pasante</w:t>
+            </w:r>
+          </w:p>
+        </w:tc>
+      </w:tr>
+      <w:tr>
+        <w:tc>
+          <w:tcPr>
+            <w:tcW w:w="0" w:type="auto"/>
+            <w:hideMark/>
+          </w:tcPr>
+          <w:p>
+            <w:pPr>
+              <w:spacing w:after="480" w:line="240" w:lineRule="auto"/>
+              <w:ind w:firstLine="0"/>
+              <w:jc w:val="left"/>
+              <w:rPr>
+                <w:rFonts w:eastAsia="Times New Roman" w:cs="Arial"/>
+                <w:sz w:val="22"/>
+                <w:lang w:eastAsia="es-VE"/>
+              </w:rPr>
+            </w:pPr>
+            <w:r>
+              <w:rPr>
+                <w:rFonts w:eastAsia="Times New Roman" w:cs="Arial"/>
+                <w:b/>
+                <w:bCs/>
+                <w:sz w:val="22"/>
+                <w:lang w:eastAsia="es-VE"/>
+              </w:rPr>
+              <w:t>Descripción</w:t>
+            </w:r>
+          </w:p>
+        </w:tc>
+        <w:tc>
+          <w:tcPr>
+            <w:tcW w:w="0" w:type="auto"/>
+            <w:hideMark/>
+          </w:tcPr>
+          <w:p>
+            <w:pPr>
+              <w:spacing w:after="480" w:line="240" w:lineRule="auto"/>
+              <w:ind w:firstLine="0"/>
+              <w:jc w:val="left"/>
+              <w:rPr>
+                <w:rFonts w:eastAsia="Times New Roman" w:cs="Arial"/>
+                <w:sz w:val="22"/>
+                <w:lang w:eastAsia="es-VE"/>
+              </w:rPr>
+            </w:pPr>
+            <w:r>
+              <w:rPr>
+                <w:rFonts w:eastAsia="Times New Roman" w:cs="Arial"/>
+                <w:sz w:val="22"/>
+                <w:lang w:eastAsia="es-VE"/>
+              </w:rPr>
+              <w:t>Permite al coordinador organizar, consultar y realizar seguimiento a la carpeta digital del pasante.</w:t>
+            </w:r>
+          </w:p>
+        </w:tc>
+      </w:tr>
+      <w:tr>
+        <w:trPr>
+          <w:trHeight w:val="651"/>
+        </w:trPr>
+        <w:tc>
+          <w:tcPr>
+            <w:tcW w:w="0" w:type="auto"/>
+            <w:hideMark/>
+          </w:tcPr>
+          <w:p>
+            <w:pPr>
+              <w:spacing w:after="480" w:line="240" w:lineRule="auto"/>
+              <w:ind w:firstLine="0"/>
+              <w:jc w:val="left"/>
+              <w:rPr>
+                <w:rFonts w:eastAsia="Times New Roman" w:cs="Arial"/>
+                <w:sz w:val="22"/>
+                <w:lang w:eastAsia="es-VE"/>
+              </w:rPr>
+            </w:pPr>
+            <w:r>
+              <w:rPr>
+                <w:rFonts w:eastAsia="Times New Roman" w:cs="Arial"/>
+                <w:b/>
+                <w:bCs/>
+                <w:sz w:val="22"/>
+                <w:lang w:eastAsia="es-VE"/>
+              </w:rPr>
+              <w:t>Pre-condición</w:t>
+            </w:r>
+          </w:p>
+        </w:tc>
+        <w:tc>
+          <w:tcPr>
+            <w:tcW w:w="0" w:type="auto"/>
+            <w:hideMark/>
+          </w:tcPr>
+          <w:p>
+            <w:pPr>
+              <w:spacing w:after="480" w:line="240" w:lineRule="auto"/>
+              <w:ind w:firstLine="0"/>
+              <w:jc w:val="left"/>
+              <w:rPr>
+                <w:rFonts w:eastAsia="Times New Roman" w:cs="Arial"/>
+                <w:sz w:val="22"/>
+                <w:lang w:eastAsia="es-VE"/>
+              </w:rPr>
+            </w:pPr>
+            <w:r>
+              <w:rPr>
+                <w:rFonts w:eastAsia="Times New Roman" w:cs="Arial"/>
+                <w:sz w:val="22"/>
+                <w:lang w:eastAsia="es-VE"/>
+              </w:rPr>
+              <w:t>El estudiante debe estar registrado previamente en el sistema por el administrador.</w:t>
+            </w:r>
+          </w:p>
+        </w:tc>
+      </w:tr>
+      <w:tr>
+        <w:tc>
+          <w:tcPr>
+            <w:tcW w:w="0" w:type="auto"/>
+            <w:hideMark/>
+          </w:tcPr>
+          <w:p>
+            <w:pPr>
+              <w:spacing w:after="480" w:line="240" w:lineRule="auto"/>
+              <w:ind w:firstLine="0"/>
+              <w:jc w:val="left"/>
+              <w:rPr>
+                <w:rFonts w:eastAsia="Times New Roman" w:cs="Arial"/>
+                <w:sz w:val="22"/>
+                <w:lang w:eastAsia="es-VE"/>
+              </w:rPr>
+            </w:pPr>
+            <w:r>
+              <w:rPr>
+                <w:rFonts w:eastAsia="Times New Roman" w:cs="Arial"/>
+                <w:b/>
+                <w:bCs/>
+                <w:sz w:val="22"/>
+                <w:lang w:eastAsia="es-VE"/>
+              </w:rPr>
+              <w:t>Secuencia normal</w:t>
+            </w:r>
+          </w:p>
+        </w:tc>
+        <w:tc>
+          <w:tcPr>
+            <w:tcW w:w="0" w:type="auto"/>
+            <w:hideMark/>
+          </w:tcPr>
+          <w:p>
+            <w:pPr>
+              <w:spacing w:before="100" w:beforeAutospacing="1" w:after="100" w:afterAutospacing="1" w:line="240" w:lineRule="auto"/>
+              <w:ind w:firstLine="0"/>
+              <w:jc w:val="left"/>
+              <w:rPr>
+                <w:rFonts w:eastAsia="Times New Roman" w:cs="Arial"/>
+                <w:sz w:val="22"/>
+                <w:lang w:eastAsia="es-VE"/>
+              </w:rPr>
+            </w:pPr>
+            <w:r>
+              <w:rPr>
+                <w:rFonts w:eastAsia="Times New Roman" w:cs="Arial"/>
+                <w:sz w:val="22"/>
+                <w:lang w:eastAsia="es-VE"/>
+              </w:rPr>
+              <w:t>1. El coordinador accede al módulo de pasantes.</w:t>
+            </w:r>
+            <w:r>
+              <w:rPr>
+                <w:rFonts w:eastAsia="Times New Roman" w:cs="Arial"/>
+                <w:sz w:val="22"/>
+                <w:lang w:eastAsia="es-VE"/>
+              </w:rPr>
+              <w:br/>
+            </w:r>
+            <w:r>
+              <w:rPr>
+                <w:rFonts w:eastAsia="Times New Roman" w:cs="Arial"/>
+                <w:sz w:val="22"/>
+                <w:lang w:eastAsia="es-VE"/>
+              </w:rPr>
+              <w:t>2. Utiliza el motor de búsqueda (por cédula o nombre) para localizar al estudiante.</w:t>
+            </w:r>
+            <w:r>
+              <w:rPr>
+                <w:rFonts w:eastAsia="Times New Roman" w:cs="Arial"/>
+                <w:sz w:val="22"/>
+                <w:lang w:eastAsia="es-VE"/>
+              </w:rPr>
+              <w:br/>
+            </w:r>
+            <w:r>
+              <w:rPr>
+                <w:rFonts w:eastAsia="Times New Roman" w:cs="Arial"/>
+                <w:sz w:val="22"/>
+                <w:lang w:eastAsia="es-VE"/>
+              </w:rPr>
+              <w:t>3. El sistema despliega el expediente con datos personales, académicos y estatus de pasantía.</w:t>
+            </w:r>
+            <w:r>
+              <w:rPr>
+                <w:rFonts w:eastAsia="Times New Roman" w:cs="Arial"/>
+                <w:sz w:val="22"/>
+                <w:lang w:eastAsia="es-VE"/>
+              </w:rPr>
+              <w:br/>
+            </w:r>
+            <w:r>
+              <w:rPr>
+                <w:rFonts w:eastAsia="Times New Roman" w:cs="Arial"/>
+                <w:sz w:val="22"/>
+                <w:lang w:eastAsia="es-VE"/>
+              </w:rPr>
+              <w:t>4. Se realizan actualizaciones o consultas necesarias.</w:t>
+            </w:r>
+          </w:p>
+        </w:tc>
+      </w:tr>
+      <w:tr>
+        <w:tc>
+          <w:tcPr>
+            <w:tcW w:w="0" w:type="auto"/>
+            <w:hideMark/>
+          </w:tcPr>
+          <w:p>
+            <w:pPr>
+              <w:spacing w:line="240" w:lineRule="auto"/>
+              <w:ind w:firstLine="0"/>
+              <w:jc w:val="left"/>
+              <w:rPr>
+                <w:rFonts w:eastAsia="Times New Roman" w:cs="Arial"/>
+                <w:sz w:val="22"/>
+                <w:lang w:eastAsia="es-VE"/>
+              </w:rPr>
+            </w:pPr>
+            <w:r>
+              <w:rPr>
+                <w:rFonts w:eastAsia="Times New Roman" w:cs="Arial"/>
+                <w:b/>
+                <w:bCs/>
+                <w:sz w:val="22"/>
+                <w:lang w:eastAsia="es-VE"/>
+              </w:rPr>
+              <w:t>Post-Condición</w:t>
+            </w:r>
+          </w:p>
+        </w:tc>
+        <w:tc>
+          <w:tcPr>
+            <w:tcW w:w="0" w:type="auto"/>
+            <w:hideMark/>
+          </w:tcPr>
+          <w:p>
+            <w:pPr>
+              <w:spacing w:line="240" w:lineRule="auto"/>
+              <w:ind w:firstLine="0"/>
+              <w:jc w:val="left"/>
+              <w:rPr>
+                <w:rFonts w:eastAsia="Times New Roman" w:cs="Arial"/>
+                <w:sz w:val="22"/>
+                <w:lang w:eastAsia="es-VE"/>
+              </w:rPr>
+            </w:pPr>
+            <w:r>
+              <w:rPr>
+                <w:rFonts w:eastAsia="Times New Roman" w:cs="Arial"/>
+                <w:sz w:val="22"/>
+                <w:lang w:eastAsia="es-VE"/>
+              </w:rPr>
+              <w:t>Información del pasante verificada o actualizada en la base de datos.</w:t>
+            </w:r>
+          </w:p>
+        </w:tc>
+      </w:tr>
+      <w:tr>
+        <w:tc>
+          <w:tcPr>
+            <w:tcW w:w="0" w:type="auto"/>
+            <w:hideMark/>
+          </w:tcPr>
+          <w:p>
+            <w:pPr>
+              <w:spacing w:line="240" w:lineRule="auto"/>
+              <w:ind w:firstLine="0"/>
+              <w:jc w:val="left"/>
+              <w:rPr>
+                <w:rFonts w:eastAsia="Times New Roman" w:cs="Arial"/>
+                <w:sz w:val="22"/>
+                <w:lang w:eastAsia="es-VE"/>
+              </w:rPr>
+            </w:pPr>
+            <w:r>
+              <w:rPr>
+                <w:rFonts w:eastAsia="Times New Roman" w:cs="Arial"/>
+                <w:b/>
+                <w:bCs/>
+                <w:sz w:val="22"/>
+                <w:lang w:eastAsia="es-VE"/>
+              </w:rPr>
+              <w:t>Excepciones</w:t>
+            </w:r>
+          </w:p>
+        </w:tc>
+        <w:tc>
+          <w:tcPr>
+            <w:tcW w:w="0" w:type="auto"/>
+            <w:hideMark/>
+          </w:tcPr>
+          <w:p>
+            <w:pPr>
+              <w:spacing w:line="240" w:lineRule="auto"/>
+              <w:ind w:firstLine="0"/>
+              <w:jc w:val="left"/>
+              <w:rPr>
+                <w:rFonts w:eastAsia="Times New Roman" w:cs="Arial"/>
+                <w:sz w:val="22"/>
+                <w:lang w:eastAsia="es-VE"/>
+              </w:rPr>
+            </w:pPr>
+            <w:r>
+              <w:rPr>
+                <w:rFonts w:eastAsia="Times New Roman" w:cs="Arial"/>
+                <w:sz w:val="22"/>
+                <w:lang w:eastAsia="es-VE"/>
+              </w:rPr>
+              <w:t>Pasante no encontrado o expediente bloqueado por falta de requisitos.</w:t>
+            </w:r>
+          </w:p>
+        </w:tc>
+      </w:tr>
+    </w:tbl>
+    <w:p>
+      <w:pPr>
+        <w:rPr>
+          <w:rFonts w:cs="Arial"/>
+          <w:sz w:val="22"/>
+          <w:lang w:val="es-VE"/>
+        </w:rPr>
+      </w:pPr>
+    </w:p>
+    <w:p>
+      <w:pPr>
+        <w:rPr>
+          <w:rFonts w:cs="Arial"/>
+          <w:szCs w:val="24"/>
+        </w:rPr>
+      </w:pPr>
+      <w:r>
+        <w:rPr>
+          <w:rFonts w:cs="Arial"/>
+          <w:szCs w:val="24"/>
+        </w:rPr>
+        <w:t>Cuadro #2</w:t>
+      </w:r>
+      <w:r>
+        <w:rPr>
+          <w:rFonts w:cs="Arial"/>
+          <w:szCs w:val="24"/>
+        </w:rPr>
+        <w:t>1</w:t>
+      </w:r>
+    </w:p>
+    <w:tbl>
+      <w:tblPr>
+        <w:tblStyle w:val="Tablaconcuadrcula1"/>
+        <w:tblW w:w="0" w:type="auto"/>
+        <w:tblLook w:val="04A0" w:firstRow="1" w:lastRow="0" w:firstColumn="1" w:lastColumn="0" w:noHBand="0" w:noVBand="1"/>
+      </w:tblPr>
+      <w:tblGrid>
+        <w:gridCol w:w="1896"/>
+        <w:gridCol w:w="6598"/>
+      </w:tblGrid>
+      <w:tr>
+        <w:tc>
+          <w:tcPr>
+            <w:tcW w:w="0" w:type="auto"/>
+            <w:hideMark/>
+          </w:tcPr>
+          <w:p>
+            <w:pPr>
+              <w:spacing w:after="480" w:line="240" w:lineRule="auto"/>
+              <w:ind w:firstLine="0"/>
+              <w:jc w:val="left"/>
+              <w:rPr>
+                <w:rFonts w:eastAsia="Times New Roman" w:cs="Arial"/>
+                <w:sz w:val="22"/>
+                <w:lang w:eastAsia="es-VE"/>
+              </w:rPr>
+            </w:pPr>
+            <w:r>
+              <w:rPr>
+                <w:rFonts w:eastAsia="Times New Roman" w:cs="Arial"/>
+                <w:b/>
+                <w:bCs/>
+                <w:sz w:val="22"/>
+                <w:lang w:eastAsia="es-VE"/>
+              </w:rPr>
+              <w:t>Campo</w:t>
+            </w:r>
+          </w:p>
+        </w:tc>
+        <w:tc>
+          <w:tcPr>
+            <w:tcW w:w="0" w:type="auto"/>
+            <w:hideMark/>
+          </w:tcPr>
+          <w:p>
+            <w:pPr>
+              <w:spacing w:after="480" w:line="240" w:lineRule="auto"/>
+              <w:ind w:firstLine="0"/>
+              <w:jc w:val="left"/>
+              <w:rPr>
+                <w:rFonts w:eastAsia="Times New Roman" w:cs="Arial"/>
+                <w:sz w:val="22"/>
+                <w:lang w:eastAsia="es-VE"/>
+              </w:rPr>
+            </w:pPr>
+            <w:r>
+              <w:rPr>
+                <w:rFonts w:eastAsia="Times New Roman" w:cs="Arial"/>
+                <w:b/>
+                <w:bCs/>
+                <w:sz w:val="22"/>
+                <w:lang w:eastAsia="es-VE"/>
+              </w:rPr>
+              <w:t>Detalle</w:t>
+            </w:r>
+          </w:p>
+        </w:tc>
+      </w:tr>
+      <w:tr>
+        <w:tc>
+          <w:tcPr>
+            <w:tcW w:w="0" w:type="auto"/>
+            <w:hideMark/>
+          </w:tcPr>
+          <w:p>
+            <w:pPr>
+              <w:spacing w:after="480" w:line="240" w:lineRule="auto"/>
+              <w:ind w:firstLine="0"/>
+              <w:jc w:val="left"/>
+              <w:rPr>
+                <w:rFonts w:eastAsia="Times New Roman" w:cs="Arial"/>
+                <w:sz w:val="22"/>
+                <w:lang w:eastAsia="es-VE"/>
+              </w:rPr>
+            </w:pPr>
+            <w:r>
+              <w:rPr>
+                <w:rFonts w:eastAsia="Times New Roman" w:cs="Arial"/>
+                <w:b/>
+                <w:bCs/>
+                <w:sz w:val="22"/>
+                <w:lang w:eastAsia="es-VE"/>
+              </w:rPr>
+              <w:t>Caso de Uso</w:t>
+            </w:r>
+          </w:p>
+        </w:tc>
+        <w:tc>
+          <w:tcPr>
+            <w:tcW w:w="0" w:type="auto"/>
+            <w:hideMark/>
+          </w:tcPr>
+          <w:p>
+            <w:pPr>
+              <w:spacing w:after="480" w:line="240" w:lineRule="auto"/>
+              <w:ind w:firstLine="0"/>
+              <w:jc w:val="left"/>
+              <w:rPr>
+                <w:rFonts w:eastAsia="Times New Roman" w:cs="Arial"/>
+                <w:sz w:val="22"/>
+                <w:lang w:eastAsia="es-VE"/>
+              </w:rPr>
+            </w:pPr>
+            <w:r>
+              <w:rPr>
+                <w:rFonts w:eastAsia="Times New Roman" w:cs="Arial"/>
+                <w:b/>
+                <w:bCs/>
+                <w:sz w:val="22"/>
+                <w:lang w:eastAsia="es-VE"/>
+              </w:rPr>
+              <w:t>UC_Rev_Doc / UC_Apr_Doc / UC_Rec_Doc: Revisar y Validar Documentación</w:t>
+            </w:r>
+          </w:p>
+        </w:tc>
+      </w:tr>
+      <w:tr>
+        <w:tc>
+          <w:tcPr>
+            <w:tcW w:w="0" w:type="auto"/>
+            <w:hideMark/>
+          </w:tcPr>
+          <w:p>
+            <w:pPr>
+              <w:spacing w:after="480" w:line="240" w:lineRule="auto"/>
+              <w:ind w:firstLine="0"/>
+              <w:jc w:val="left"/>
+              <w:rPr>
+                <w:rFonts w:eastAsia="Times New Roman" w:cs="Arial"/>
+                <w:sz w:val="22"/>
+                <w:lang w:eastAsia="es-VE"/>
+              </w:rPr>
+            </w:pPr>
+            <w:r>
+              <w:rPr>
+                <w:rFonts w:eastAsia="Times New Roman" w:cs="Arial"/>
+                <w:b/>
+                <w:bCs/>
+                <w:sz w:val="22"/>
+                <w:lang w:eastAsia="es-VE"/>
+              </w:rPr>
+              <w:t>Descripción</w:t>
+            </w:r>
+          </w:p>
+        </w:tc>
+        <w:tc>
+          <w:tcPr>
+            <w:tcW w:w="0" w:type="auto"/>
+            <w:hideMark/>
+          </w:tcPr>
+          <w:p>
+            <w:pPr>
+              <w:spacing w:after="480" w:line="240" w:lineRule="auto"/>
+              <w:ind w:firstLine="0"/>
+              <w:jc w:val="left"/>
+              <w:rPr>
+                <w:rFonts w:eastAsia="Times New Roman" w:cs="Arial"/>
+                <w:sz w:val="22"/>
+                <w:lang w:eastAsia="es-VE"/>
+              </w:rPr>
+            </w:pPr>
+            <w:r>
+              <w:rPr>
+                <w:rFonts w:eastAsia="Times New Roman" w:cs="Arial"/>
+                <w:sz w:val="22"/>
+                <w:lang w:eastAsia="es-VE"/>
+              </w:rPr>
+              <w:t>Revisión de los documentos cargados por el pasante para su aprobación o rechazo justificado.</w:t>
+            </w:r>
+          </w:p>
+        </w:tc>
+      </w:tr>
+      <w:tr>
+        <w:tc>
+          <w:tcPr>
+            <w:tcW w:w="0" w:type="auto"/>
+            <w:hideMark/>
+          </w:tcPr>
+          <w:p>
+            <w:pPr>
+              <w:spacing w:after="480" w:line="240" w:lineRule="auto"/>
+              <w:ind w:firstLine="0"/>
+              <w:jc w:val="left"/>
+              <w:rPr>
+                <w:rFonts w:eastAsia="Times New Roman" w:cs="Arial"/>
+                <w:sz w:val="22"/>
+                <w:lang w:eastAsia="es-VE"/>
+              </w:rPr>
+            </w:pPr>
+            <w:r>
+              <w:rPr>
+                <w:rFonts w:eastAsia="Times New Roman" w:cs="Arial"/>
+                <w:b/>
+                <w:bCs/>
+                <w:sz w:val="22"/>
+                <w:lang w:eastAsia="es-VE"/>
+              </w:rPr>
+              <w:t>Pre-condición</w:t>
+            </w:r>
+          </w:p>
+        </w:tc>
+        <w:tc>
+          <w:tcPr>
+            <w:tcW w:w="0" w:type="auto"/>
+            <w:hideMark/>
+          </w:tcPr>
+          <w:p>
+            <w:pPr>
+              <w:spacing w:after="480" w:line="240" w:lineRule="auto"/>
+              <w:ind w:firstLine="0"/>
+              <w:jc w:val="left"/>
+              <w:rPr>
+                <w:rFonts w:eastAsia="Times New Roman" w:cs="Arial"/>
+                <w:sz w:val="22"/>
+                <w:lang w:eastAsia="es-VE"/>
+              </w:rPr>
+            </w:pPr>
+            <w:r>
+              <w:rPr>
+                <w:rFonts w:eastAsia="Times New Roman" w:cs="Arial"/>
+                <w:sz w:val="22"/>
+                <w:lang w:eastAsia="es-VE"/>
+              </w:rPr>
+              <w:t>El pasante debe haber cargado digitalmente los documentos requeridos.</w:t>
+            </w:r>
+          </w:p>
+        </w:tc>
+      </w:tr>
+      <w:tr>
+        <w:tc>
+          <w:tcPr>
+            <w:tcW w:w="0" w:type="auto"/>
+            <w:hideMark/>
+          </w:tcPr>
+          <w:p>
+            <w:pPr>
+              <w:spacing w:after="480" w:line="240" w:lineRule="auto"/>
+              <w:ind w:firstLine="0"/>
+              <w:jc w:val="left"/>
+              <w:rPr>
+                <w:rFonts w:eastAsia="Times New Roman" w:cs="Arial"/>
+                <w:sz w:val="22"/>
+                <w:lang w:eastAsia="es-VE"/>
+              </w:rPr>
+            </w:pPr>
+            <w:r>
+              <w:rPr>
+                <w:rFonts w:eastAsia="Times New Roman" w:cs="Arial"/>
+                <w:b/>
+                <w:bCs/>
+                <w:sz w:val="22"/>
+                <w:lang w:eastAsia="es-VE"/>
+              </w:rPr>
+              <w:t>Secuencia normal</w:t>
+            </w:r>
+          </w:p>
+        </w:tc>
+        <w:tc>
+          <w:tcPr>
+            <w:tcW w:w="0" w:type="auto"/>
+            <w:hideMark/>
+          </w:tcPr>
+          <w:p>
+            <w:pPr>
+              <w:spacing w:before="100" w:beforeAutospacing="1" w:after="100" w:afterAutospacing="1" w:line="240" w:lineRule="auto"/>
+              <w:ind w:firstLine="0"/>
+              <w:jc w:val="left"/>
+              <w:rPr>
+                <w:rFonts w:eastAsia="Times New Roman" w:cs="Arial"/>
+                <w:sz w:val="22"/>
+                <w:lang w:eastAsia="es-VE"/>
+              </w:rPr>
+            </w:pPr>
+            <w:r>
+              <w:rPr>
+                <w:rFonts w:eastAsia="Times New Roman" w:cs="Arial"/>
+                <w:sz w:val="22"/>
+                <w:lang w:eastAsia="es-VE"/>
+              </w:rPr>
+              <w:t>1. El coordinador selecciona un expediente con documentos pendientes.</w:t>
+            </w:r>
+            <w:r>
+              <w:rPr>
+                <w:rFonts w:eastAsia="Times New Roman" w:cs="Arial"/>
+                <w:sz w:val="22"/>
+                <w:lang w:eastAsia="es-VE"/>
+              </w:rPr>
+              <w:br/>
+            </w:r>
+            <w:r>
+              <w:rPr>
+                <w:rFonts w:eastAsia="Times New Roman" w:cs="Arial"/>
+                <w:sz w:val="22"/>
+                <w:lang w:eastAsia="es-VE"/>
+              </w:rPr>
+              <w:t>2. Visualiza el archivo (PDF/Imagen) para verificar su validez.</w:t>
+            </w:r>
+            <w:r>
+              <w:rPr>
+                <w:rFonts w:eastAsia="Times New Roman" w:cs="Arial"/>
+                <w:sz w:val="22"/>
+                <w:lang w:eastAsia="es-VE"/>
+              </w:rPr>
+              <w:br/>
+            </w:r>
+            <w:r>
+              <w:rPr>
+                <w:rFonts w:eastAsia="Times New Roman" w:cs="Arial"/>
+                <w:sz w:val="22"/>
+                <w:lang w:eastAsia="es-VE"/>
+              </w:rPr>
+              <w:t xml:space="preserve">3. </w:t>
+            </w:r>
+            <w:r>
+              <w:rPr>
+                <w:rFonts w:eastAsia="Times New Roman" w:cs="Arial"/>
+                <w:b/>
+                <w:bCs/>
+                <w:sz w:val="22"/>
+                <w:lang w:eastAsia="es-VE"/>
+              </w:rPr>
+              <w:t>Opción A:</w:t>
+            </w:r>
+            <w:r>
+              <w:rPr>
+                <w:rFonts w:eastAsia="Times New Roman" w:cs="Arial"/>
+                <w:sz w:val="22"/>
+                <w:lang w:eastAsia="es-VE"/>
+              </w:rPr>
+              <w:t xml:space="preserve"> Aprueba el documento si cumple los requisitos.</w:t>
+            </w:r>
+            <w:r>
+              <w:rPr>
+                <w:rFonts w:eastAsia="Times New Roman" w:cs="Arial"/>
+                <w:sz w:val="22"/>
+                <w:lang w:eastAsia="es-VE"/>
+              </w:rPr>
+              <w:br/>
+            </w:r>
+            <w:r>
+              <w:rPr>
+                <w:rFonts w:eastAsia="Times New Roman" w:cs="Arial"/>
+                <w:sz w:val="22"/>
+                <w:lang w:eastAsia="es-VE"/>
+              </w:rPr>
+              <w:t xml:space="preserve">4. </w:t>
+            </w:r>
+            <w:r>
+              <w:rPr>
+                <w:rFonts w:eastAsia="Times New Roman" w:cs="Arial"/>
+                <w:b/>
+                <w:bCs/>
+                <w:sz w:val="22"/>
+                <w:lang w:eastAsia="es-VE"/>
+              </w:rPr>
+              <w:t>Opción B:</w:t>
+            </w:r>
+            <w:r>
+              <w:rPr>
+                <w:rFonts w:eastAsia="Times New Roman" w:cs="Arial"/>
+                <w:sz w:val="22"/>
+                <w:lang w:eastAsia="es-VE"/>
+              </w:rPr>
+              <w:t xml:space="preserve"> Rechaza el documento indicando el motivo de la corrección.</w:t>
+            </w:r>
+            <w:r>
+              <w:rPr>
+                <w:rFonts w:eastAsia="Times New Roman" w:cs="Arial"/>
+                <w:sz w:val="22"/>
+                <w:lang w:eastAsia="es-VE"/>
+              </w:rPr>
+              <w:br/>
+            </w:r>
+            <w:r>
+              <w:rPr>
+                <w:rFonts w:eastAsia="Times New Roman" w:cs="Arial"/>
+                <w:sz w:val="22"/>
+                <w:lang w:eastAsia="es-VE"/>
+              </w:rPr>
+              <w:t>5. El sistema notifica al estudiante el cambio de estatus.</w:t>
+            </w:r>
+          </w:p>
+        </w:tc>
+      </w:tr>
+      <w:tr>
+        <w:tc>
+          <w:tcPr>
+            <w:tcW w:w="0" w:type="auto"/>
+            <w:hideMark/>
+          </w:tcPr>
+          <w:p>
+            <w:pPr>
+              <w:spacing w:line="240" w:lineRule="auto"/>
+              <w:ind w:firstLine="0"/>
+              <w:jc w:val="left"/>
+              <w:rPr>
+                <w:rFonts w:eastAsia="Times New Roman" w:cs="Arial"/>
+                <w:sz w:val="22"/>
+                <w:lang w:eastAsia="es-VE"/>
+              </w:rPr>
+            </w:pPr>
+            <w:r>
+              <w:rPr>
+                <w:rFonts w:eastAsia="Times New Roman" w:cs="Arial"/>
+                <w:b/>
+                <w:bCs/>
+                <w:sz w:val="22"/>
+                <w:lang w:eastAsia="es-VE"/>
+              </w:rPr>
+              <w:t>Post-Condición</w:t>
+            </w:r>
+          </w:p>
+        </w:tc>
+        <w:tc>
+          <w:tcPr>
+            <w:tcW w:w="0" w:type="auto"/>
+            <w:hideMark/>
+          </w:tcPr>
+          <w:p>
+            <w:pPr>
+              <w:spacing w:line="240" w:lineRule="auto"/>
+              <w:ind w:firstLine="0"/>
+              <w:jc w:val="left"/>
+              <w:rPr>
+                <w:rFonts w:eastAsia="Times New Roman" w:cs="Arial"/>
+                <w:sz w:val="22"/>
+                <w:lang w:eastAsia="es-VE"/>
+              </w:rPr>
+            </w:pPr>
+            <w:r>
+              <w:rPr>
+                <w:rFonts w:eastAsia="Times New Roman" w:cs="Arial"/>
+                <w:sz w:val="22"/>
+                <w:lang w:eastAsia="es-VE"/>
+              </w:rPr>
+              <w:t>Documento marcado como "Aprobado" o "Por corregir" con trazabilidad en el sistema.</w:t>
+            </w:r>
+          </w:p>
+        </w:tc>
+      </w:tr>
+      <w:tr>
+        <w:tc>
+          <w:tcPr>
+            <w:tcW w:w="0" w:type="auto"/>
+            <w:hideMark/>
+          </w:tcPr>
+          <w:p>
+            <w:pPr>
+              <w:spacing w:line="240" w:lineRule="auto"/>
+              <w:ind w:firstLine="0"/>
+              <w:jc w:val="left"/>
+              <w:rPr>
+                <w:rFonts w:eastAsia="Times New Roman" w:cs="Arial"/>
+                <w:sz w:val="22"/>
+                <w:lang w:eastAsia="es-VE"/>
+              </w:rPr>
+            </w:pPr>
+            <w:r>
+              <w:rPr>
+                <w:rFonts w:eastAsia="Times New Roman" w:cs="Arial"/>
+                <w:b/>
+                <w:bCs/>
+                <w:sz w:val="22"/>
+                <w:lang w:eastAsia="es-VE"/>
+              </w:rPr>
+              <w:t>Excepciones</w:t>
+            </w:r>
+          </w:p>
+        </w:tc>
+        <w:tc>
+          <w:tcPr>
+            <w:tcW w:w="0" w:type="auto"/>
+            <w:hideMark/>
+          </w:tcPr>
+          <w:p>
+            <w:pPr>
+              <w:spacing w:line="240" w:lineRule="auto"/>
+              <w:ind w:firstLine="0"/>
+              <w:jc w:val="left"/>
+              <w:rPr>
+                <w:rFonts w:eastAsia="Times New Roman" w:cs="Arial"/>
+                <w:sz w:val="22"/>
+                <w:lang w:eastAsia="es-VE"/>
+              </w:rPr>
+            </w:pPr>
+            <w:r>
+              <w:rPr>
+                <w:rFonts w:eastAsia="Times New Roman" w:cs="Arial"/>
+                <w:sz w:val="22"/>
+                <w:lang w:eastAsia="es-VE"/>
+              </w:rPr>
+              <w:t>Archivo corrupto o no legible que impide la revisión.</w:t>
+            </w:r>
+          </w:p>
+        </w:tc>
+      </w:tr>
+    </w:tbl>
+    <w:p>
+      <w:pPr>
+        <w:rPr>
+          <w:rFonts w:cs="Arial"/>
+          <w:sz w:val="22"/>
+          <w:lang w:val="es-VE"/>
+        </w:rPr>
+      </w:pPr>
+    </w:p>
+    <w:p>
+      <w:pPr>
+        <w:rPr>
+          <w:rFonts w:cs="Arial"/>
+          <w:sz w:val="22"/>
+          <w:lang w:val="es-VE"/>
+        </w:rPr>
+      </w:pPr>
+    </w:p>
+    <w:p>
+      <w:pPr>
+        <w:rPr>
+          <w:rFonts w:cs="Arial"/>
+          <w:szCs w:val="24"/>
+        </w:rPr>
+      </w:pPr>
+      <w:r>
+        <w:rPr>
+          <w:rFonts w:cs="Arial"/>
+          <w:szCs w:val="24"/>
+        </w:rPr>
+        <w:lastRenderedPageBreak/>
+        <w:t>Cuadro #2</w:t>
+      </w:r>
+      <w:r>
+        <w:rPr>
+          <w:rFonts w:cs="Arial"/>
+          <w:szCs w:val="24"/>
+        </w:rPr>
+        <w:t>1</w:t>
+      </w:r>
+    </w:p>
+    <w:tbl>
+      <w:tblPr>
+        <w:tblStyle w:val="Tablaconcuadrcula1"/>
+        <w:tblW w:w="0" w:type="auto"/>
+        <w:tblLook w:val="04A0" w:firstRow="1" w:lastRow="0" w:firstColumn="1" w:lastColumn="0" w:noHBand="0" w:noVBand="1"/>
+      </w:tblPr>
+      <w:tblGrid>
+        <w:gridCol w:w="1892"/>
+        <w:gridCol w:w="6602"/>
+      </w:tblGrid>
+      <w:tr>
+        <w:tc>
+          <w:tcPr>
+            <w:tcW w:w="0" w:type="auto"/>
+            <w:hideMark/>
+          </w:tcPr>
+          <w:p>
+            <w:pPr>
+              <w:spacing w:after="480" w:line="240" w:lineRule="auto"/>
+              <w:ind w:firstLine="0"/>
+              <w:jc w:val="left"/>
+              <w:rPr>
+                <w:rFonts w:eastAsia="Times New Roman" w:cs="Arial"/>
+                <w:sz w:val="22"/>
+                <w:lang w:eastAsia="es-VE"/>
+              </w:rPr>
+            </w:pPr>
+            <w:r>
+              <w:rPr>
+                <w:rFonts w:eastAsia="Times New Roman" w:cs="Arial"/>
+                <w:b/>
+                <w:bCs/>
+                <w:sz w:val="22"/>
+                <w:lang w:eastAsia="es-VE"/>
+              </w:rPr>
+              <w:t>Campo</w:t>
+            </w:r>
+          </w:p>
+        </w:tc>
+        <w:tc>
+          <w:tcPr>
+            <w:tcW w:w="0" w:type="auto"/>
+            <w:hideMark/>
+          </w:tcPr>
+          <w:p>
+            <w:pPr>
+              <w:spacing w:after="480" w:line="240" w:lineRule="auto"/>
+              <w:ind w:firstLine="0"/>
+              <w:jc w:val="left"/>
+              <w:rPr>
+                <w:rFonts w:eastAsia="Times New Roman" w:cs="Arial"/>
+                <w:sz w:val="22"/>
+                <w:lang w:eastAsia="es-VE"/>
+              </w:rPr>
+            </w:pPr>
+            <w:r>
+              <w:rPr>
+                <w:rFonts w:eastAsia="Times New Roman" w:cs="Arial"/>
+                <w:b/>
+                <w:bCs/>
+                <w:sz w:val="22"/>
+                <w:lang w:eastAsia="es-VE"/>
+              </w:rPr>
+              <w:t>Detalle</w:t>
+            </w:r>
+          </w:p>
+        </w:tc>
+      </w:tr>
+      <w:tr>
+        <w:tc>
+          <w:tcPr>
+            <w:tcW w:w="0" w:type="auto"/>
+            <w:hideMark/>
+          </w:tcPr>
+          <w:p>
+            <w:pPr>
+              <w:spacing w:after="480" w:line="240" w:lineRule="auto"/>
+              <w:ind w:firstLine="0"/>
+              <w:jc w:val="left"/>
+              <w:rPr>
+                <w:rFonts w:eastAsia="Times New Roman" w:cs="Arial"/>
+                <w:sz w:val="22"/>
+                <w:lang w:eastAsia="es-VE"/>
+              </w:rPr>
+            </w:pPr>
+            <w:r>
+              <w:rPr>
+                <w:rFonts w:eastAsia="Times New Roman" w:cs="Arial"/>
+                <w:b/>
+                <w:bCs/>
+                <w:sz w:val="22"/>
+                <w:lang w:eastAsia="es-VE"/>
+              </w:rPr>
+              <w:t>Caso de Uso</w:t>
+            </w:r>
+          </w:p>
+        </w:tc>
+        <w:tc>
+          <w:tcPr>
+            <w:tcW w:w="0" w:type="auto"/>
+            <w:hideMark/>
+          </w:tcPr>
+          <w:p>
+            <w:pPr>
+              <w:spacing w:after="480" w:line="240" w:lineRule="auto"/>
+              <w:ind w:firstLine="0"/>
+              <w:jc w:val="left"/>
+              <w:rPr>
+                <w:rFonts w:eastAsia="Times New Roman" w:cs="Arial"/>
+                <w:sz w:val="22"/>
+                <w:lang w:eastAsia="es-VE"/>
+              </w:rPr>
+            </w:pPr>
+            <w:r>
+              <w:rPr>
+                <w:rFonts w:eastAsia="Times New Roman" w:cs="Arial"/>
+                <w:b/>
+                <w:bCs/>
+                <w:sz w:val="22"/>
+                <w:lang w:eastAsia="es-VE"/>
+              </w:rPr>
+              <w:t>UC_Gen_Doc: Generar Documentos</w:t>
+            </w:r>
+          </w:p>
+        </w:tc>
+      </w:tr>
+      <w:tr>
+        <w:tc>
+          <w:tcPr>
+            <w:tcW w:w="0" w:type="auto"/>
+            <w:hideMark/>
+          </w:tcPr>
+          <w:p>
+            <w:pPr>
+              <w:spacing w:after="480" w:line="240" w:lineRule="auto"/>
+              <w:ind w:firstLine="0"/>
+              <w:jc w:val="left"/>
+              <w:rPr>
+                <w:rFonts w:eastAsia="Times New Roman" w:cs="Arial"/>
+                <w:sz w:val="22"/>
+                <w:lang w:eastAsia="es-VE"/>
+              </w:rPr>
+            </w:pPr>
+            <w:r>
+              <w:rPr>
+                <w:rFonts w:eastAsia="Times New Roman" w:cs="Arial"/>
+                <w:b/>
+                <w:bCs/>
+                <w:sz w:val="22"/>
+                <w:lang w:eastAsia="es-VE"/>
+              </w:rPr>
+              <w:t>Descripción</w:t>
+            </w:r>
+          </w:p>
+        </w:tc>
+        <w:tc>
+          <w:tcPr>
+            <w:tcW w:w="0" w:type="auto"/>
+            <w:hideMark/>
+          </w:tcPr>
+          <w:p>
+            <w:pPr>
+              <w:spacing w:after="480" w:line="240" w:lineRule="auto"/>
+              <w:ind w:firstLine="0"/>
+              <w:jc w:val="left"/>
+              <w:rPr>
+                <w:rFonts w:eastAsia="Times New Roman" w:cs="Arial"/>
+                <w:sz w:val="22"/>
+                <w:lang w:eastAsia="es-VE"/>
+              </w:rPr>
+            </w:pPr>
+            <w:r>
+              <w:rPr>
+                <w:rFonts w:eastAsia="Times New Roman" w:cs="Arial"/>
+                <w:sz w:val="22"/>
+                <w:lang w:eastAsia="es-VE"/>
+              </w:rPr>
+              <w:t>Creación automatizada de documentos en formato PDF con los datos del pasante y la empresa.</w:t>
+            </w:r>
+          </w:p>
+        </w:tc>
+      </w:tr>
+      <w:tr>
+        <w:tc>
+          <w:tcPr>
+            <w:tcW w:w="0" w:type="auto"/>
+            <w:hideMark/>
+          </w:tcPr>
+          <w:p>
+            <w:pPr>
+              <w:spacing w:after="480" w:line="240" w:lineRule="auto"/>
+              <w:ind w:firstLine="0"/>
+              <w:jc w:val="left"/>
+              <w:rPr>
+                <w:rFonts w:eastAsia="Times New Roman" w:cs="Arial"/>
+                <w:sz w:val="22"/>
+                <w:lang w:eastAsia="es-VE"/>
+              </w:rPr>
+            </w:pPr>
+            <w:r>
+              <w:rPr>
+                <w:rFonts w:eastAsia="Times New Roman" w:cs="Arial"/>
+                <w:b/>
+                <w:bCs/>
+                <w:sz w:val="22"/>
+                <w:lang w:eastAsia="es-VE"/>
+              </w:rPr>
+              <w:t>Pre-condición</w:t>
+            </w:r>
+          </w:p>
+        </w:tc>
+        <w:tc>
+          <w:tcPr>
+            <w:tcW w:w="0" w:type="auto"/>
+            <w:hideMark/>
+          </w:tcPr>
+          <w:p>
+            <w:pPr>
+              <w:spacing w:after="480" w:line="240" w:lineRule="auto"/>
+              <w:ind w:firstLine="0"/>
+              <w:jc w:val="left"/>
+              <w:rPr>
+                <w:rFonts w:eastAsia="Times New Roman" w:cs="Arial"/>
+                <w:sz w:val="22"/>
+                <w:lang w:eastAsia="es-VE"/>
+              </w:rPr>
+            </w:pPr>
+            <w:r>
+              <w:rPr>
+                <w:rFonts w:eastAsia="Times New Roman" w:cs="Arial"/>
+                <w:sz w:val="22"/>
+                <w:lang w:eastAsia="es-VE"/>
+              </w:rPr>
+              <w:t>Los documentos previos (solicitud) deben estar aprobados y los datos de la empresa verificados.</w:t>
+            </w:r>
+          </w:p>
+        </w:tc>
+      </w:tr>
+      <w:tr>
+        <w:tc>
+          <w:tcPr>
+            <w:tcW w:w="0" w:type="auto"/>
+            <w:hideMark/>
+          </w:tcPr>
+          <w:p>
+            <w:pPr>
+              <w:spacing w:after="480" w:line="240" w:lineRule="auto"/>
+              <w:ind w:firstLine="0"/>
+              <w:jc w:val="left"/>
+              <w:rPr>
+                <w:rFonts w:eastAsia="Times New Roman" w:cs="Arial"/>
+                <w:sz w:val="22"/>
+                <w:lang w:eastAsia="es-VE"/>
+              </w:rPr>
+            </w:pPr>
+            <w:r>
+              <w:rPr>
+                <w:rFonts w:eastAsia="Times New Roman" w:cs="Arial"/>
+                <w:b/>
+                <w:bCs/>
+                <w:sz w:val="22"/>
+                <w:lang w:eastAsia="es-VE"/>
+              </w:rPr>
+              <w:t>Secuencia normal</w:t>
+            </w:r>
+          </w:p>
+        </w:tc>
+        <w:tc>
+          <w:tcPr>
+            <w:tcW w:w="0" w:type="auto"/>
+            <w:hideMark/>
+          </w:tcPr>
+          <w:p>
+            <w:pPr>
+              <w:spacing w:before="100" w:beforeAutospacing="1" w:after="100" w:afterAutospacing="1" w:line="240" w:lineRule="auto"/>
+              <w:ind w:firstLine="0"/>
+              <w:jc w:val="left"/>
+              <w:rPr>
+                <w:rFonts w:eastAsia="Times New Roman" w:cs="Arial"/>
+                <w:sz w:val="22"/>
+                <w:lang w:eastAsia="es-VE"/>
+              </w:rPr>
+            </w:pPr>
+            <w:r>
+              <w:rPr>
+                <w:rFonts w:eastAsia="Times New Roman" w:cs="Arial"/>
+                <w:sz w:val="22"/>
+                <w:lang w:eastAsia="es-VE"/>
+              </w:rPr>
+              <w:t>1. El coordinador selecciona el tipo de documento a generar (ej. Carta de Postulación).</w:t>
+            </w:r>
+            <w:r>
+              <w:rPr>
+                <w:rFonts w:eastAsia="Times New Roman" w:cs="Arial"/>
+                <w:sz w:val="22"/>
+                <w:lang w:eastAsia="es-VE"/>
+              </w:rPr>
+              <w:br/>
+            </w:r>
+            <w:r>
+              <w:rPr>
+                <w:rFonts w:eastAsia="Times New Roman" w:cs="Arial"/>
+                <w:sz w:val="22"/>
+                <w:lang w:eastAsia="es-VE"/>
+              </w:rPr>
+              <w:t>2. El sistema extrae los datos del estudiante y la empresa asignada.</w:t>
+            </w:r>
+            <w:r>
+              <w:rPr>
+                <w:rFonts w:eastAsia="Times New Roman" w:cs="Arial"/>
+                <w:sz w:val="22"/>
+                <w:lang w:eastAsia="es-VE"/>
+              </w:rPr>
+              <w:br/>
+            </w:r>
+            <w:r>
+              <w:rPr>
+                <w:rFonts w:eastAsia="Times New Roman" w:cs="Arial"/>
+                <w:sz w:val="22"/>
+                <w:lang w:eastAsia="es-VE"/>
+              </w:rPr>
+              <w:t>3. Se genera un archivo PDF con el formato institucional del IUPSM.</w:t>
+            </w:r>
+            <w:r>
+              <w:rPr>
+                <w:rFonts w:eastAsia="Times New Roman" w:cs="Arial"/>
+                <w:sz w:val="22"/>
+                <w:lang w:eastAsia="es-VE"/>
+              </w:rPr>
+              <w:br/>
+            </w:r>
+            <w:r>
+              <w:rPr>
+                <w:rFonts w:eastAsia="Times New Roman" w:cs="Arial"/>
+                <w:sz w:val="22"/>
+                <w:lang w:eastAsia="es-VE"/>
+              </w:rPr>
+              <w:t>4. El coordinador descarga o envía el documento digitalmente.</w:t>
+            </w:r>
+          </w:p>
+        </w:tc>
+      </w:tr>
+      <w:tr>
+        <w:tc>
+          <w:tcPr>
+            <w:tcW w:w="0" w:type="auto"/>
+            <w:hideMark/>
+          </w:tcPr>
+          <w:p>
+            <w:pPr>
+              <w:spacing w:line="240" w:lineRule="auto"/>
+              <w:ind w:firstLine="0"/>
+              <w:jc w:val="left"/>
+              <w:rPr>
+                <w:rFonts w:eastAsia="Times New Roman" w:cs="Arial"/>
+                <w:sz w:val="22"/>
+                <w:lang w:eastAsia="es-VE"/>
+              </w:rPr>
+            </w:pPr>
+            <w:r>
+              <w:rPr>
+                <w:rFonts w:eastAsia="Times New Roman" w:cs="Arial"/>
+                <w:b/>
+                <w:bCs/>
+                <w:sz w:val="22"/>
+                <w:lang w:eastAsia="es-VE"/>
+              </w:rPr>
+              <w:t>Post-Condición</w:t>
+            </w:r>
+          </w:p>
+        </w:tc>
+        <w:tc>
+          <w:tcPr>
+            <w:tcW w:w="0" w:type="auto"/>
+            <w:hideMark/>
+          </w:tcPr>
+          <w:p>
+            <w:pPr>
+              <w:spacing w:line="240" w:lineRule="auto"/>
+              <w:ind w:firstLine="0"/>
+              <w:jc w:val="left"/>
+              <w:rPr>
+                <w:rFonts w:eastAsia="Times New Roman" w:cs="Arial"/>
+                <w:sz w:val="22"/>
+                <w:lang w:eastAsia="es-VE"/>
+              </w:rPr>
+            </w:pPr>
+            <w:r>
+              <w:rPr>
+                <w:rFonts w:eastAsia="Times New Roman" w:cs="Arial"/>
+                <w:sz w:val="22"/>
+                <w:lang w:eastAsia="es-VE"/>
+              </w:rPr>
+              <w:t>Documento oficial emitido y registrado en el historial del expediente.</w:t>
+            </w:r>
+          </w:p>
+        </w:tc>
+      </w:tr>
+      <w:tr>
+        <w:tc>
+          <w:tcPr>
+            <w:tcW w:w="0" w:type="auto"/>
+            <w:hideMark/>
+          </w:tcPr>
+          <w:p>
+            <w:pPr>
+              <w:spacing w:line="240" w:lineRule="auto"/>
+              <w:ind w:firstLine="0"/>
+              <w:jc w:val="left"/>
+              <w:rPr>
+                <w:rFonts w:eastAsia="Times New Roman" w:cs="Arial"/>
+                <w:sz w:val="22"/>
+                <w:lang w:eastAsia="es-VE"/>
+              </w:rPr>
+            </w:pPr>
+            <w:r>
+              <w:rPr>
+                <w:rFonts w:eastAsia="Times New Roman" w:cs="Arial"/>
+                <w:b/>
+                <w:bCs/>
+                <w:sz w:val="22"/>
+                <w:lang w:eastAsia="es-VE"/>
+              </w:rPr>
+              <w:t>Excepciones</w:t>
+            </w:r>
+          </w:p>
+        </w:tc>
+        <w:tc>
+          <w:tcPr>
+            <w:tcW w:w="0" w:type="auto"/>
+            <w:hideMark/>
+          </w:tcPr>
+          <w:p>
+            <w:pPr>
+              <w:spacing w:line="240" w:lineRule="auto"/>
+              <w:ind w:firstLine="0"/>
+              <w:jc w:val="left"/>
+              <w:rPr>
+                <w:rFonts w:eastAsia="Times New Roman" w:cs="Arial"/>
+                <w:sz w:val="22"/>
+                <w:lang w:eastAsia="es-VE"/>
+              </w:rPr>
+            </w:pPr>
+            <w:r>
+              <w:rPr>
+                <w:rFonts w:eastAsia="Times New Roman" w:cs="Arial"/>
+                <w:sz w:val="22"/>
+                <w:lang w:eastAsia="es-VE"/>
+              </w:rPr>
+              <w:t>Datos incompletos del estudiante o la empresa que impiden el llenado de la plantilla.</w:t>
+            </w:r>
+          </w:p>
+        </w:tc>
+      </w:tr>
+    </w:tbl>
+    <w:p>
+      <w:pPr>
+        <w:rPr>
+          <w:rFonts w:cs="Arial"/>
+          <w:sz w:val="22"/>
+          <w:lang w:val="es-VE"/>
+        </w:rPr>
+      </w:pPr>
+    </w:p>
+    <w:p>
+      <w:pPr>
+        <w:rPr>
+          <w:rFonts w:cs="Arial"/>
+          <w:szCs w:val="24"/>
+        </w:rPr>
+      </w:pPr>
+      <w:r>
+        <w:rPr>
+          <w:rFonts w:cs="Arial"/>
+          <w:szCs w:val="24"/>
+        </w:rPr>
+        <w:t>Cuadro #2</w:t>
+      </w:r>
+      <w:r>
+        <w:rPr>
+          <w:rFonts w:cs="Arial"/>
+          <w:szCs w:val="24"/>
+        </w:rPr>
+        <w:t>2</w:t>
+      </w:r>
+    </w:p>
+    <w:tbl>
+      <w:tblPr>
+        <w:tblStyle w:val="Tablaconcuadrcula1"/>
+        <w:tblW w:w="0" w:type="auto"/>
+        <w:tblLook w:val="04A0" w:firstRow="1" w:lastRow="0" w:firstColumn="1" w:lastColumn="0" w:noHBand="0" w:noVBand="1"/>
+      </w:tblPr>
+      <w:tblGrid>
+        <w:gridCol w:w="1961"/>
+        <w:gridCol w:w="6533"/>
+      </w:tblGrid>
+      <w:tr>
+        <w:tc>
+          <w:tcPr>
+            <w:tcW w:w="0" w:type="auto"/>
+            <w:hideMark/>
+          </w:tcPr>
+          <w:p>
+            <w:pPr>
+              <w:spacing w:after="480" w:line="240" w:lineRule="auto"/>
+              <w:ind w:firstLine="0"/>
+              <w:jc w:val="left"/>
+              <w:rPr>
+                <w:rFonts w:eastAsia="Times New Roman" w:cs="Arial"/>
+                <w:sz w:val="22"/>
+                <w:lang w:eastAsia="es-VE"/>
+              </w:rPr>
+            </w:pPr>
+            <w:r>
+              <w:rPr>
+                <w:rFonts w:eastAsia="Times New Roman" w:cs="Arial"/>
+                <w:b/>
+                <w:bCs/>
+                <w:sz w:val="22"/>
+                <w:lang w:eastAsia="es-VE"/>
+              </w:rPr>
+              <w:t>Campo</w:t>
+            </w:r>
+          </w:p>
+        </w:tc>
+        <w:tc>
+          <w:tcPr>
+            <w:tcW w:w="0" w:type="auto"/>
+            <w:hideMark/>
+          </w:tcPr>
+          <w:p>
+            <w:pPr>
+              <w:spacing w:after="480" w:line="240" w:lineRule="auto"/>
+              <w:ind w:firstLine="0"/>
+              <w:jc w:val="left"/>
+              <w:rPr>
+                <w:rFonts w:eastAsia="Times New Roman" w:cs="Arial"/>
+                <w:sz w:val="22"/>
+                <w:lang w:eastAsia="es-VE"/>
+              </w:rPr>
+            </w:pPr>
+            <w:r>
+              <w:rPr>
+                <w:rFonts w:eastAsia="Times New Roman" w:cs="Arial"/>
+                <w:b/>
+                <w:bCs/>
+                <w:sz w:val="22"/>
+                <w:lang w:eastAsia="es-VE"/>
+              </w:rPr>
+              <w:t>Detalle</w:t>
+            </w:r>
+          </w:p>
+        </w:tc>
+      </w:tr>
+      <w:tr>
+        <w:tc>
+          <w:tcPr>
+            <w:tcW w:w="0" w:type="auto"/>
+            <w:hideMark/>
+          </w:tcPr>
+          <w:p>
+            <w:pPr>
+              <w:spacing w:after="480" w:line="240" w:lineRule="auto"/>
+              <w:ind w:firstLine="0"/>
+              <w:jc w:val="left"/>
+              <w:rPr>
+                <w:rFonts w:eastAsia="Times New Roman" w:cs="Arial"/>
+                <w:sz w:val="22"/>
+                <w:lang w:eastAsia="es-VE"/>
+              </w:rPr>
+            </w:pPr>
+            <w:r>
+              <w:rPr>
+                <w:rFonts w:eastAsia="Times New Roman" w:cs="Arial"/>
+                <w:b/>
+                <w:bCs/>
+                <w:sz w:val="22"/>
+                <w:lang w:eastAsia="es-VE"/>
+              </w:rPr>
+              <w:t>Caso de Uso</w:t>
+            </w:r>
+          </w:p>
+        </w:tc>
+        <w:tc>
+          <w:tcPr>
+            <w:tcW w:w="0" w:type="auto"/>
+            <w:hideMark/>
+          </w:tcPr>
+          <w:p>
+            <w:pPr>
+              <w:spacing w:after="480" w:line="240" w:lineRule="auto"/>
+              <w:ind w:firstLine="0"/>
+              <w:jc w:val="left"/>
+              <w:rPr>
+                <w:rFonts w:eastAsia="Times New Roman" w:cs="Arial"/>
+                <w:sz w:val="22"/>
+                <w:lang w:eastAsia="es-VE"/>
+              </w:rPr>
+            </w:pPr>
+            <w:r>
+              <w:rPr>
+                <w:rFonts w:eastAsia="Times New Roman" w:cs="Arial"/>
+                <w:b/>
+                <w:bCs/>
+                <w:sz w:val="22"/>
+                <w:lang w:eastAsia="es-VE"/>
+              </w:rPr>
+              <w:t>UC_Asig_Tut: Asignar Tutor Académico</w:t>
+            </w:r>
+          </w:p>
+        </w:tc>
+      </w:tr>
+      <w:tr>
+        <w:tc>
+          <w:tcPr>
+            <w:tcW w:w="0" w:type="auto"/>
+            <w:hideMark/>
+          </w:tcPr>
+          <w:p>
+            <w:pPr>
+              <w:spacing w:after="480" w:line="240" w:lineRule="auto"/>
+              <w:ind w:firstLine="0"/>
+              <w:jc w:val="left"/>
+              <w:rPr>
+                <w:rFonts w:eastAsia="Times New Roman" w:cs="Arial"/>
+                <w:sz w:val="22"/>
+                <w:lang w:eastAsia="es-VE"/>
+              </w:rPr>
+            </w:pPr>
+            <w:r>
+              <w:rPr>
+                <w:rFonts w:eastAsia="Times New Roman" w:cs="Arial"/>
+                <w:b/>
+                <w:bCs/>
+                <w:sz w:val="22"/>
+                <w:lang w:eastAsia="es-VE"/>
+              </w:rPr>
+              <w:t>Descripción</w:t>
+            </w:r>
+          </w:p>
+        </w:tc>
+        <w:tc>
+          <w:tcPr>
+            <w:tcW w:w="0" w:type="auto"/>
+            <w:hideMark/>
+          </w:tcPr>
+          <w:p>
+            <w:pPr>
+              <w:spacing w:after="480" w:line="240" w:lineRule="auto"/>
+              <w:ind w:firstLine="0"/>
+              <w:jc w:val="left"/>
+              <w:rPr>
+                <w:rFonts w:eastAsia="Times New Roman" w:cs="Arial"/>
+                <w:sz w:val="22"/>
+                <w:lang w:eastAsia="es-VE"/>
+              </w:rPr>
+            </w:pPr>
+            <w:r>
+              <w:rPr>
+                <w:rFonts w:eastAsia="Times New Roman" w:cs="Arial"/>
+                <w:sz w:val="22"/>
+                <w:lang w:eastAsia="es-VE"/>
+              </w:rPr>
+              <w:t>Vinculación de un docente de la institución al proyecto de pasantía del estudiante.</w:t>
+            </w:r>
+          </w:p>
+        </w:tc>
+      </w:tr>
+      <w:tr>
+        <w:tc>
+          <w:tcPr>
+            <w:tcW w:w="0" w:type="auto"/>
+            <w:hideMark/>
+          </w:tcPr>
+          <w:p>
+            <w:pPr>
+              <w:spacing w:after="480" w:line="240" w:lineRule="auto"/>
+              <w:ind w:firstLine="0"/>
+              <w:jc w:val="left"/>
+              <w:rPr>
+                <w:rFonts w:eastAsia="Times New Roman" w:cs="Arial"/>
+                <w:sz w:val="22"/>
+                <w:lang w:eastAsia="es-VE"/>
+              </w:rPr>
+            </w:pPr>
+            <w:r>
+              <w:rPr>
+                <w:rFonts w:eastAsia="Times New Roman" w:cs="Arial"/>
+                <w:b/>
+                <w:bCs/>
+                <w:sz w:val="22"/>
+                <w:lang w:eastAsia="es-VE"/>
+              </w:rPr>
+              <w:t>Pre-condición</w:t>
+            </w:r>
+          </w:p>
+        </w:tc>
+        <w:tc>
+          <w:tcPr>
+            <w:tcW w:w="0" w:type="auto"/>
+            <w:hideMark/>
+          </w:tcPr>
+          <w:p>
+            <w:pPr>
+              <w:spacing w:after="480" w:line="240" w:lineRule="auto"/>
+              <w:ind w:firstLine="0"/>
+              <w:jc w:val="left"/>
+              <w:rPr>
+                <w:rFonts w:eastAsia="Times New Roman" w:cs="Arial"/>
+                <w:sz w:val="22"/>
+                <w:lang w:eastAsia="es-VE"/>
+              </w:rPr>
+            </w:pPr>
+            <w:r>
+              <w:rPr>
+                <w:rFonts w:eastAsia="Times New Roman" w:cs="Arial"/>
+                <w:b/>
+                <w:bCs/>
+                <w:sz w:val="22"/>
+                <w:lang w:eastAsia="es-VE"/>
+              </w:rPr>
+              <w:t>(Incluye)</w:t>
+            </w:r>
+            <w:r>
+              <w:rPr>
+                <w:rFonts w:eastAsia="Times New Roman" w:cs="Arial"/>
+                <w:sz w:val="22"/>
+                <w:lang w:eastAsia="es-VE"/>
+              </w:rPr>
+              <w:t xml:space="preserve"> Búsqueda previa del pasante y lista de tutores académicos disponibles.</w:t>
+            </w:r>
+          </w:p>
+        </w:tc>
+      </w:tr>
+      <w:tr>
+        <w:tc>
+          <w:tcPr>
+            <w:tcW w:w="0" w:type="auto"/>
+            <w:hideMark/>
+          </w:tcPr>
+          <w:p>
+            <w:pPr>
+              <w:spacing w:after="480" w:line="240" w:lineRule="auto"/>
+              <w:ind w:firstLine="0"/>
+              <w:jc w:val="left"/>
+              <w:rPr>
+                <w:rFonts w:eastAsia="Times New Roman" w:cs="Arial"/>
+                <w:sz w:val="22"/>
+                <w:lang w:eastAsia="es-VE"/>
+              </w:rPr>
+            </w:pPr>
+            <w:r>
+              <w:rPr>
+                <w:rFonts w:eastAsia="Times New Roman" w:cs="Arial"/>
+                <w:b/>
+                <w:bCs/>
+                <w:sz w:val="22"/>
+                <w:lang w:eastAsia="es-VE"/>
+              </w:rPr>
+              <w:t>Secuencia normal</w:t>
+            </w:r>
+          </w:p>
+        </w:tc>
+        <w:tc>
+          <w:tcPr>
+            <w:tcW w:w="0" w:type="auto"/>
+            <w:hideMark/>
+          </w:tcPr>
+          <w:p>
+            <w:pPr>
+              <w:spacing w:before="100" w:beforeAutospacing="1" w:after="100" w:afterAutospacing="1" w:line="240" w:lineRule="auto"/>
+              <w:ind w:firstLine="0"/>
+              <w:jc w:val="left"/>
+              <w:rPr>
+                <w:rFonts w:eastAsia="Times New Roman" w:cs="Arial"/>
+                <w:sz w:val="22"/>
+                <w:lang w:eastAsia="es-VE"/>
+              </w:rPr>
+            </w:pPr>
+            <w:r>
+              <w:rPr>
+                <w:rFonts w:eastAsia="Times New Roman" w:cs="Arial"/>
+                <w:sz w:val="22"/>
+                <w:lang w:eastAsia="es-VE"/>
+              </w:rPr>
+              <w:t>1. El coordinador selecciona al pasante.</w:t>
+            </w:r>
+            <w:r>
+              <w:rPr>
+                <w:rFonts w:eastAsia="Times New Roman" w:cs="Arial"/>
+                <w:sz w:val="22"/>
+                <w:lang w:eastAsia="es-VE"/>
+              </w:rPr>
+              <w:br/>
+            </w:r>
+            <w:r>
+              <w:rPr>
+                <w:rFonts w:eastAsia="Times New Roman" w:cs="Arial"/>
+                <w:sz w:val="22"/>
+                <w:lang w:eastAsia="es-VE"/>
+              </w:rPr>
+              <w:t>2. Selecciona un Tutor Académico de la lista de docentes disponibles.</w:t>
+            </w:r>
+            <w:r>
+              <w:rPr>
+                <w:rFonts w:eastAsia="Times New Roman" w:cs="Arial"/>
+                <w:sz w:val="22"/>
+                <w:lang w:eastAsia="es-VE"/>
+              </w:rPr>
+              <w:br/>
+            </w:r>
+            <w:r>
+              <w:rPr>
+                <w:rFonts w:eastAsia="Times New Roman" w:cs="Arial"/>
+                <w:sz w:val="22"/>
+                <w:lang w:eastAsia="es-VE"/>
+              </w:rPr>
+              <w:t>3. El sistema verifica que el tutor no exceda su carga máxima de pasantes.</w:t>
+            </w:r>
+            <w:r>
+              <w:rPr>
+                <w:rFonts w:eastAsia="Times New Roman" w:cs="Arial"/>
+                <w:sz w:val="22"/>
+                <w:lang w:eastAsia="es-VE"/>
+              </w:rPr>
+              <w:br/>
+            </w:r>
+            <w:r>
+              <w:rPr>
+                <w:rFonts w:eastAsia="Times New Roman" w:cs="Arial"/>
+                <w:sz w:val="22"/>
+                <w:lang w:eastAsia="es-VE"/>
+              </w:rPr>
+              <w:t>4. Se confirma la asignación.</w:t>
+            </w:r>
+          </w:p>
+        </w:tc>
+      </w:tr>
+      <w:tr>
+        <w:tc>
+          <w:tcPr>
+            <w:tcW w:w="0" w:type="auto"/>
+            <w:hideMark/>
+          </w:tcPr>
+          <w:p>
+            <w:pPr>
+              <w:spacing w:line="240" w:lineRule="auto"/>
+              <w:ind w:firstLine="0"/>
+              <w:jc w:val="left"/>
+              <w:rPr>
+                <w:rFonts w:eastAsia="Times New Roman" w:cs="Arial"/>
+                <w:sz w:val="22"/>
+                <w:lang w:eastAsia="es-VE"/>
+              </w:rPr>
+            </w:pPr>
+            <w:r>
+              <w:rPr>
+                <w:rFonts w:eastAsia="Times New Roman" w:cs="Arial"/>
+                <w:b/>
+                <w:bCs/>
+                <w:sz w:val="22"/>
+                <w:lang w:eastAsia="es-VE"/>
+              </w:rPr>
+              <w:t>Post-Condición</w:t>
+            </w:r>
+          </w:p>
+        </w:tc>
+        <w:tc>
+          <w:tcPr>
+            <w:tcW w:w="0" w:type="auto"/>
+            <w:hideMark/>
+          </w:tcPr>
+          <w:p>
+            <w:pPr>
+              <w:spacing w:line="240" w:lineRule="auto"/>
+              <w:ind w:firstLine="0"/>
+              <w:jc w:val="left"/>
+              <w:rPr>
+                <w:rFonts w:eastAsia="Times New Roman" w:cs="Arial"/>
+                <w:sz w:val="22"/>
+                <w:lang w:eastAsia="es-VE"/>
+              </w:rPr>
+            </w:pPr>
+            <w:r>
+              <w:rPr>
+                <w:rFonts w:eastAsia="Times New Roman" w:cs="Arial"/>
+                <w:sz w:val="22"/>
+                <w:lang w:eastAsia="es-VE"/>
+              </w:rPr>
+              <w:t>Tutor y pasante vinculados formalmente en el sistema.</w:t>
+            </w:r>
+          </w:p>
+        </w:tc>
+      </w:tr>
+      <w:tr>
+        <w:tc>
+          <w:tcPr>
+            <w:tcW w:w="0" w:type="auto"/>
+            <w:hideMark/>
+          </w:tcPr>
+          <w:p>
+            <w:pPr>
+              <w:spacing w:line="240" w:lineRule="auto"/>
+              <w:ind w:firstLine="0"/>
+              <w:jc w:val="left"/>
+              <w:rPr>
+                <w:rFonts w:eastAsia="Times New Roman" w:cs="Arial"/>
+                <w:sz w:val="22"/>
+                <w:lang w:eastAsia="es-VE"/>
+              </w:rPr>
+            </w:pPr>
+            <w:r>
+              <w:rPr>
+                <w:rFonts w:eastAsia="Times New Roman" w:cs="Arial"/>
+                <w:b/>
+                <w:bCs/>
+                <w:sz w:val="22"/>
+                <w:lang w:eastAsia="es-VE"/>
+              </w:rPr>
+              <w:t>Excepciones</w:t>
+            </w:r>
+          </w:p>
+        </w:tc>
+        <w:tc>
+          <w:tcPr>
+            <w:tcW w:w="0" w:type="auto"/>
+            <w:hideMark/>
+          </w:tcPr>
+          <w:p>
+            <w:pPr>
+              <w:spacing w:line="240" w:lineRule="auto"/>
+              <w:ind w:firstLine="0"/>
+              <w:jc w:val="left"/>
+              <w:rPr>
+                <w:rFonts w:eastAsia="Times New Roman" w:cs="Arial"/>
+                <w:sz w:val="22"/>
+                <w:lang w:eastAsia="es-VE"/>
+              </w:rPr>
+            </w:pPr>
+            <w:r>
+              <w:rPr>
+                <w:rFonts w:eastAsia="Times New Roman" w:cs="Arial"/>
+                <w:sz w:val="22"/>
+                <w:lang w:eastAsia="es-VE"/>
+              </w:rPr>
+              <w:t>Tutor sin disponibilidad de carga académica.</w:t>
+            </w:r>
+          </w:p>
+        </w:tc>
+      </w:tr>
+    </w:tbl>
+    <w:p>
+      <w:pPr>
+        <w:rPr>
+          <w:rFonts w:cs="Arial"/>
+          <w:sz w:val="22"/>
+          <w:lang w:val="es-VE"/>
+        </w:rPr>
+      </w:pPr>
+    </w:p>
+    <w:p>
+      <w:pPr>
+        <w:rPr>
+          <w:rFonts w:cs="Arial"/>
+          <w:szCs w:val="24"/>
+        </w:rPr>
+      </w:pPr>
+      <w:r>
+        <w:rPr>
+          <w:rFonts w:cs="Arial"/>
+          <w:szCs w:val="24"/>
+        </w:rPr>
+        <w:lastRenderedPageBreak/>
+        <w:t>Cuadro #2</w:t>
+      </w:r>
+      <w:r>
+        <w:rPr>
+          <w:rFonts w:cs="Arial"/>
+          <w:szCs w:val="24"/>
+        </w:rPr>
+        <w:t>3</w:t>
+      </w:r>
+    </w:p>
+    <w:tbl>
+      <w:tblPr>
+        <w:tblStyle w:val="Tablaconcuadrcula1"/>
+        <w:tblW w:w="0" w:type="auto"/>
+        <w:tblLook w:val="04A0" w:firstRow="1" w:lastRow="0" w:firstColumn="1" w:lastColumn="0" w:noHBand="0" w:noVBand="1"/>
+      </w:tblPr>
+      <w:tblGrid>
+        <w:gridCol w:w="1918"/>
+        <w:gridCol w:w="6576"/>
+      </w:tblGrid>
+      <w:tr>
+        <w:tc>
+          <w:tcPr>
+            <w:tcW w:w="0" w:type="auto"/>
+            <w:hideMark/>
+          </w:tcPr>
+          <w:p>
+            <w:pPr>
+              <w:spacing w:after="480" w:line="240" w:lineRule="auto"/>
+              <w:ind w:firstLine="0"/>
+              <w:jc w:val="left"/>
+              <w:rPr>
+                <w:rFonts w:eastAsia="Times New Roman" w:cs="Arial"/>
+                <w:sz w:val="22"/>
+                <w:lang w:eastAsia="es-VE"/>
+              </w:rPr>
+            </w:pPr>
+            <w:r>
+              <w:rPr>
+                <w:rFonts w:eastAsia="Times New Roman" w:cs="Arial"/>
+                <w:b/>
+                <w:bCs/>
+                <w:sz w:val="22"/>
+                <w:lang w:eastAsia="es-VE"/>
+              </w:rPr>
+              <w:t>Campo</w:t>
+            </w:r>
+          </w:p>
+        </w:tc>
+        <w:tc>
+          <w:tcPr>
+            <w:tcW w:w="0" w:type="auto"/>
+            <w:hideMark/>
+          </w:tcPr>
+          <w:p>
+            <w:pPr>
+              <w:spacing w:after="480" w:line="240" w:lineRule="auto"/>
+              <w:ind w:firstLine="0"/>
+              <w:jc w:val="left"/>
+              <w:rPr>
+                <w:rFonts w:eastAsia="Times New Roman" w:cs="Arial"/>
+                <w:sz w:val="22"/>
+                <w:lang w:eastAsia="es-VE"/>
+              </w:rPr>
+            </w:pPr>
+            <w:r>
+              <w:rPr>
+                <w:rFonts w:eastAsia="Times New Roman" w:cs="Arial"/>
+                <w:b/>
+                <w:bCs/>
+                <w:sz w:val="22"/>
+                <w:lang w:eastAsia="es-VE"/>
+              </w:rPr>
+              <w:t>Detalle</w:t>
+            </w:r>
+          </w:p>
+        </w:tc>
+      </w:tr>
+      <w:tr>
+        <w:tc>
+          <w:tcPr>
+            <w:tcW w:w="0" w:type="auto"/>
+            <w:hideMark/>
+          </w:tcPr>
+          <w:p>
+            <w:pPr>
+              <w:spacing w:after="480" w:line="240" w:lineRule="auto"/>
+              <w:ind w:firstLine="0"/>
+              <w:jc w:val="left"/>
+              <w:rPr>
+                <w:rFonts w:eastAsia="Times New Roman" w:cs="Arial"/>
+                <w:sz w:val="22"/>
+                <w:lang w:eastAsia="es-VE"/>
+              </w:rPr>
+            </w:pPr>
+            <w:r>
+              <w:rPr>
+                <w:rFonts w:eastAsia="Times New Roman" w:cs="Arial"/>
+                <w:b/>
+                <w:bCs/>
+                <w:sz w:val="22"/>
+                <w:lang w:eastAsia="es-VE"/>
+              </w:rPr>
+              <w:t>Caso de Uso</w:t>
+            </w:r>
+          </w:p>
+        </w:tc>
+        <w:tc>
+          <w:tcPr>
+            <w:tcW w:w="0" w:type="auto"/>
+            <w:hideMark/>
+          </w:tcPr>
+          <w:p>
+            <w:pPr>
+              <w:spacing w:after="480" w:line="240" w:lineRule="auto"/>
+              <w:ind w:firstLine="0"/>
+              <w:jc w:val="left"/>
+              <w:rPr>
+                <w:rFonts w:eastAsia="Times New Roman" w:cs="Arial"/>
+                <w:sz w:val="22"/>
+                <w:lang w:eastAsia="es-VE"/>
+              </w:rPr>
+            </w:pPr>
+            <w:r>
+              <w:rPr>
+                <w:rFonts w:eastAsia="Times New Roman" w:cs="Arial"/>
+                <w:b/>
+                <w:bCs/>
+                <w:sz w:val="22"/>
+                <w:lang w:eastAsia="es-VE"/>
+              </w:rPr>
+              <w:t>UC_Gest_Emp: Gestionar Empresas / UC_Stats: Visualizar Estadísticas</w:t>
+            </w:r>
+          </w:p>
+        </w:tc>
+      </w:tr>
+      <w:tr>
+        <w:tc>
+          <w:tcPr>
+            <w:tcW w:w="0" w:type="auto"/>
+            <w:hideMark/>
+          </w:tcPr>
+          <w:p>
+            <w:pPr>
+              <w:spacing w:after="480" w:line="240" w:lineRule="auto"/>
+              <w:ind w:firstLine="0"/>
+              <w:jc w:val="left"/>
+              <w:rPr>
+                <w:rFonts w:eastAsia="Times New Roman" w:cs="Arial"/>
+                <w:sz w:val="22"/>
+                <w:lang w:eastAsia="es-VE"/>
+              </w:rPr>
+            </w:pPr>
+            <w:r>
+              <w:rPr>
+                <w:rFonts w:eastAsia="Times New Roman" w:cs="Arial"/>
+                <w:b/>
+                <w:bCs/>
+                <w:sz w:val="22"/>
+                <w:lang w:eastAsia="es-VE"/>
+              </w:rPr>
+              <w:t>Descripción</w:t>
+            </w:r>
+          </w:p>
+        </w:tc>
+        <w:tc>
+          <w:tcPr>
+            <w:tcW w:w="0" w:type="auto"/>
+            <w:hideMark/>
+          </w:tcPr>
+          <w:p>
+            <w:pPr>
+              <w:spacing w:after="480" w:line="240" w:lineRule="auto"/>
+              <w:ind w:firstLine="0"/>
+              <w:jc w:val="left"/>
+              <w:rPr>
+                <w:rFonts w:eastAsia="Times New Roman" w:cs="Arial"/>
+                <w:sz w:val="22"/>
+                <w:lang w:eastAsia="es-VE"/>
+              </w:rPr>
+            </w:pPr>
+            <w:r>
+              <w:rPr>
+                <w:rFonts w:eastAsia="Times New Roman" w:cs="Arial"/>
+                <w:sz w:val="22"/>
+                <w:lang w:eastAsia="es-VE"/>
+              </w:rPr>
+              <w:t>Supervisión de empresas aliadas y visualización de indicadores de gestión.</w:t>
+            </w:r>
+          </w:p>
+        </w:tc>
+      </w:tr>
+      <w:tr>
+        <w:tc>
+          <w:tcPr>
+            <w:tcW w:w="0" w:type="auto"/>
+            <w:hideMark/>
+          </w:tcPr>
+          <w:p>
+            <w:pPr>
+              <w:spacing w:after="480" w:line="240" w:lineRule="auto"/>
+              <w:ind w:firstLine="0"/>
+              <w:jc w:val="left"/>
+              <w:rPr>
+                <w:rFonts w:eastAsia="Times New Roman" w:cs="Arial"/>
+                <w:sz w:val="22"/>
+                <w:lang w:eastAsia="es-VE"/>
+              </w:rPr>
+            </w:pPr>
+            <w:r>
+              <w:rPr>
+                <w:rFonts w:eastAsia="Times New Roman" w:cs="Arial"/>
+                <w:b/>
+                <w:bCs/>
+                <w:sz w:val="22"/>
+                <w:lang w:eastAsia="es-VE"/>
+              </w:rPr>
+              <w:t>Pre-condición</w:t>
+            </w:r>
+          </w:p>
+        </w:tc>
+        <w:tc>
+          <w:tcPr>
+            <w:tcW w:w="0" w:type="auto"/>
+            <w:hideMark/>
+          </w:tcPr>
+          <w:p>
+            <w:pPr>
+              <w:spacing w:after="480" w:line="240" w:lineRule="auto"/>
+              <w:ind w:firstLine="0"/>
+              <w:jc w:val="left"/>
+              <w:rPr>
+                <w:rFonts w:eastAsia="Times New Roman" w:cs="Arial"/>
+                <w:sz w:val="22"/>
+                <w:lang w:eastAsia="es-VE"/>
+              </w:rPr>
+            </w:pPr>
+            <w:r>
+              <w:rPr>
+                <w:rFonts w:eastAsia="Times New Roman" w:cs="Arial"/>
+                <w:sz w:val="22"/>
+                <w:lang w:eastAsia="es-VE"/>
+              </w:rPr>
+              <w:t>Existencia de datos de empresas y pasantías registradas.</w:t>
+            </w:r>
+          </w:p>
+        </w:tc>
+      </w:tr>
+      <w:tr>
+        <w:tc>
+          <w:tcPr>
+            <w:tcW w:w="0" w:type="auto"/>
+            <w:hideMark/>
+          </w:tcPr>
+          <w:p>
+            <w:pPr>
+              <w:spacing w:after="480" w:line="240" w:lineRule="auto"/>
+              <w:ind w:firstLine="0"/>
+              <w:jc w:val="left"/>
+              <w:rPr>
+                <w:rFonts w:eastAsia="Times New Roman" w:cs="Arial"/>
+                <w:sz w:val="22"/>
+                <w:lang w:eastAsia="es-VE"/>
+              </w:rPr>
+            </w:pPr>
+            <w:r>
+              <w:rPr>
+                <w:rFonts w:eastAsia="Times New Roman" w:cs="Arial"/>
+                <w:b/>
+                <w:bCs/>
+                <w:sz w:val="22"/>
+                <w:lang w:eastAsia="es-VE"/>
+              </w:rPr>
+              <w:t>Secuencia normal</w:t>
+            </w:r>
+          </w:p>
+        </w:tc>
+        <w:tc>
+          <w:tcPr>
+            <w:tcW w:w="0" w:type="auto"/>
+            <w:hideMark/>
+          </w:tcPr>
+          <w:p>
+            <w:pPr>
+              <w:spacing w:before="100" w:beforeAutospacing="1" w:after="100" w:afterAutospacing="1" w:line="240" w:lineRule="auto"/>
+              <w:ind w:firstLine="0"/>
+              <w:jc w:val="left"/>
+              <w:rPr>
+                <w:rFonts w:eastAsia="Times New Roman" w:cs="Arial"/>
+                <w:sz w:val="22"/>
+                <w:lang w:eastAsia="es-VE"/>
+              </w:rPr>
+            </w:pPr>
+            <w:r>
+              <w:rPr>
+                <w:rFonts w:eastAsia="Times New Roman" w:cs="Arial"/>
+                <w:sz w:val="22"/>
+                <w:lang w:eastAsia="es-VE"/>
+              </w:rPr>
+              <w:t>1. El coordinador revisa el listado de empresas activas o consulta estadísticas.</w:t>
+            </w:r>
+            <w:r>
+              <w:rPr>
+                <w:rFonts w:eastAsia="Times New Roman" w:cs="Arial"/>
+                <w:sz w:val="22"/>
+                <w:lang w:eastAsia="es-VE"/>
+              </w:rPr>
+              <w:br/>
+            </w:r>
+            <w:r>
+              <w:rPr>
+                <w:rFonts w:eastAsia="Times New Roman" w:cs="Arial"/>
+                <w:sz w:val="22"/>
+                <w:lang w:eastAsia="es-VE"/>
+              </w:rPr>
+              <w:t>2. El sistema genera gráficas o tablas (ej. pasantes por empresa, índice de aprobación).</w:t>
+            </w:r>
+            <w:r>
+              <w:rPr>
+                <w:rFonts w:eastAsia="Times New Roman" w:cs="Arial"/>
+                <w:sz w:val="22"/>
+                <w:lang w:eastAsia="es-VE"/>
+              </w:rPr>
+              <w:br/>
+            </w:r>
+            <w:r>
+              <w:rPr>
+                <w:rFonts w:eastAsia="Times New Roman" w:cs="Arial"/>
+                <w:sz w:val="22"/>
+                <w:lang w:eastAsia="es-VE"/>
+              </w:rPr>
+              <w:t>3. El coordinador utiliza la información para la toma de decisiones o reportes de dirección.</w:t>
+            </w:r>
+          </w:p>
+        </w:tc>
+      </w:tr>
+      <w:tr>
+        <w:tc>
+          <w:tcPr>
+            <w:tcW w:w="0" w:type="auto"/>
+            <w:hideMark/>
+          </w:tcPr>
+          <w:p>
+            <w:pPr>
+              <w:spacing w:line="240" w:lineRule="auto"/>
+              <w:ind w:firstLine="0"/>
+              <w:jc w:val="left"/>
+              <w:rPr>
+                <w:rFonts w:eastAsia="Times New Roman" w:cs="Arial"/>
+                <w:sz w:val="22"/>
+                <w:lang w:eastAsia="es-VE"/>
+              </w:rPr>
+            </w:pPr>
+            <w:r>
+              <w:rPr>
+                <w:rFonts w:eastAsia="Times New Roman" w:cs="Arial"/>
+                <w:b/>
+                <w:bCs/>
+                <w:sz w:val="22"/>
+                <w:lang w:eastAsia="es-VE"/>
+              </w:rPr>
+              <w:t>Post-Condición</w:t>
+            </w:r>
+          </w:p>
+        </w:tc>
+        <w:tc>
+          <w:tcPr>
+            <w:tcW w:w="0" w:type="auto"/>
+            <w:hideMark/>
+          </w:tcPr>
+          <w:p>
+            <w:pPr>
+              <w:spacing w:line="240" w:lineRule="auto"/>
+              <w:ind w:firstLine="0"/>
+              <w:jc w:val="left"/>
+              <w:rPr>
+                <w:rFonts w:eastAsia="Times New Roman" w:cs="Arial"/>
+                <w:sz w:val="22"/>
+                <w:lang w:eastAsia="es-VE"/>
+              </w:rPr>
+            </w:pPr>
+            <w:r>
+              <w:rPr>
+                <w:rFonts w:eastAsia="Times New Roman" w:cs="Arial"/>
+                <w:sz w:val="22"/>
+                <w:lang w:eastAsia="es-VE"/>
+              </w:rPr>
+              <w:t>Informe de gestión visualizado o empresa actualizada.</w:t>
+            </w:r>
+          </w:p>
+        </w:tc>
+      </w:tr>
+      <w:tr>
+        <w:tc>
+          <w:tcPr>
+            <w:tcW w:w="0" w:type="auto"/>
+            <w:hideMark/>
+          </w:tcPr>
+          <w:p>
+            <w:pPr>
+              <w:spacing w:line="240" w:lineRule="auto"/>
+              <w:ind w:firstLine="0"/>
+              <w:jc w:val="left"/>
+              <w:rPr>
+                <w:rFonts w:eastAsia="Times New Roman" w:cs="Arial"/>
+                <w:sz w:val="22"/>
+                <w:lang w:eastAsia="es-VE"/>
+              </w:rPr>
+            </w:pPr>
+            <w:r>
+              <w:rPr>
+                <w:rFonts w:eastAsia="Times New Roman" w:cs="Arial"/>
+                <w:b/>
+                <w:bCs/>
+                <w:sz w:val="22"/>
+                <w:lang w:eastAsia="es-VE"/>
+              </w:rPr>
+              <w:t>Excepciones</w:t>
+            </w:r>
+          </w:p>
+        </w:tc>
+        <w:tc>
+          <w:tcPr>
+            <w:tcW w:w="0" w:type="auto"/>
+            <w:hideMark/>
+          </w:tcPr>
+          <w:p>
+            <w:pPr>
+              <w:spacing w:line="240" w:lineRule="auto"/>
+              <w:ind w:firstLine="0"/>
+              <w:jc w:val="left"/>
+              <w:rPr>
+                <w:rFonts w:eastAsia="Times New Roman" w:cs="Arial"/>
+                <w:sz w:val="22"/>
+                <w:lang w:eastAsia="es-VE"/>
+              </w:rPr>
+            </w:pPr>
+            <w:r>
+              <w:rPr>
+                <w:rFonts w:eastAsia="Times New Roman" w:cs="Arial"/>
+                <w:sz w:val="22"/>
+                <w:lang w:eastAsia="es-VE"/>
+              </w:rPr>
+              <w:t>Datos insuficientes para generar métricas estadísticas.</w:t>
+            </w:r>
+          </w:p>
+        </w:tc>
+      </w:tr>
+    </w:tbl>
+    <w:p>
+      <w:pPr>
+        <w:rPr>
+          <w:rFonts w:cs="Arial"/>
+          <w:szCs w:val="24"/>
+          <w:lang w:val="es-VE"/>
+        </w:rPr>
+      </w:pPr>
+    </w:p>
+    <w:p>
+      <w:pPr>
+        <w:rPr>
+          <w:rFonts w:cs="Arial"/>
+          <w:szCs w:val="24"/>
+          <w:lang w:val="es-VE"/>
+        </w:rPr>
+      </w:pPr>
+    </w:p>
+    <w:p>
+      <w:pPr>
+        <w:rPr>
+          <w:rFonts w:cs="Arial"/>
+          <w:szCs w:val="24"/>
+          <w:lang w:val="es-VE"/>
+        </w:rPr>
+      </w:pPr>
+    </w:p>
+    <w:p>
+      <w:pPr>
+        <w:rPr>
+          <w:rFonts w:cs="Arial"/>
+          <w:szCs w:val="24"/>
+        </w:rPr>
+        <w:sectPr>
+          <w:pgSz w:w="11906" w:h="16838"/>
+          <w:pgMar w:top="1418" w:right="1701" w:bottom="1418" w:left="1701" w:header="709" w:footer="709" w:gutter="0"/>
+          <w:cols w:space="708"/>
+          <w:docGrid w:linePitch="360"/>
+        </w:sectPr>
+      </w:pPr>
+    </w:p>
+    <w:p>
+      <w:pPr>
+        <w:jc w:val="center"/>
+        <w:rPr>
+          <w:rFonts w:cs="Arial"/>
+          <w:szCs w:val="24"/>
+        </w:rPr>
+      </w:pPr>
+      <w:r>
+        <w:rPr>
+          <w:rFonts w:cs="Arial"/>
+          <w:szCs w:val="24"/>
+        </w:rPr>
+        <w:lastRenderedPageBreak/>
+        <w:t>Diagrama</w:t>
+      </w:r>
+      <w:r>
+        <w:rPr>
+          <w:rFonts w:cs="Arial"/>
+          <w:szCs w:val="24"/>
+        </w:rPr>
+        <w:t>s</w:t>
+      </w:r>
+      <w:r>
+        <w:rPr>
+          <w:rFonts w:cs="Arial"/>
+          <w:szCs w:val="24"/>
+        </w:rPr>
+        <w:t xml:space="preserve"> de Actividade</w:t>
+      </w:r>
+      <w:r>
+        <w:rPr>
+          <w:rFonts w:cs="Arial"/>
+          <w:szCs w:val="24"/>
+        </w:rPr>
+        <w:t>s</w:t>
+      </w:r>
+    </w:p>
+    <w:p>
+      <w:pPr>
+        <w:ind w:firstLine="0"/>
+        <w:rPr>
+          <w:rFonts w:cs="Arial"/>
+          <w:szCs w:val="24"/>
+        </w:rPr>
+      </w:pPr>
+      <w:r>
+        <w:rPr>
+          <w:rFonts w:cs="Arial"/>
+          <w:noProof/>
+          <w:szCs w:val="24"/>
+        </w:rPr>
+        <w:drawing>
+          <wp:anchor distT="0" distB="0" distL="114300" distR="114300" simplePos="0" relativeHeight="251661312" behindDoc="1" locked="0" layoutInCell="1" allowOverlap="1" wp14:anchorId="376931F4" wp14:editId="52323735">
+            <wp:simplePos x="0" y="0"/>
+            <wp:positionH relativeFrom="margin">
+              <wp:posOffset>564515</wp:posOffset>
+            </wp:positionH>
+            <wp:positionV relativeFrom="paragraph">
+              <wp:posOffset>230505</wp:posOffset>
+            </wp:positionV>
+            <wp:extent cx="7444740" cy="4370070"/>
+            <wp:effectExtent l="0" t="0" r="3810" b="0"/>
+            <wp:wrapTight wrapText="bothSides">
+              <wp:wrapPolygon edited="0">
+                <wp:start x="0" y="0"/>
+                <wp:lineTo x="0" y="21468"/>
+                <wp:lineTo x="21556" y="21468"/>
+                <wp:lineTo x="21556" y="0"/>
+                <wp:lineTo x="0" y="0"/>
+              </wp:wrapPolygon>
+            </wp:wrapTight>
+            <wp:docPr id="21" name="Imagen 21"/>
+            <wp:cNvGraphicFramePr>
+              <a:graphicFrameLocks xmlns:a="http://schemas.openxmlformats.org/drawingml/2006/main" noChangeAspect="1"/>
+            </wp:cNvGraphicFramePr>
+            <a:graphic xmlns:a="http://schemas.openxmlformats.org/drawingml/2006/main">
+              <a:graphicData uri="http://schemas.openxmlformats.org/drawingml/2006/picture">
+                <pic:pic xmlns:pic="http://schemas.openxmlformats.org/drawingml/2006/picture">
+                  <pic:nvPicPr>
+                    <pic:cNvPr id="0" name="Picture 4"/>
+                    <pic:cNvPicPr>
+                      <a:picLocks noChangeAspect="1" noChangeArrowheads="1"/>
+                    </pic:cNvPicPr>
+                  </pic:nvPicPr>
+                  <pic:blipFill>
+                    <a:blip r:embed="rId23">
+                      <a:extLst>
+                        <a:ext uri="{28A0092B-C50C-407E-A947-70E740481C1C}">
+                          <a14:useLocalDpi xmlns:a14="http://schemas.microsoft.com/office/drawing/2010/main" val="0"/>
+                        </a:ext>
+                      </a:extLst>
+                    </a:blip>
+                    <a:srcRect/>
+                    <a:stretch>
+                      <a:fillRect/>
+                    </a:stretch>
+                  </pic:blipFill>
+                  <pic:spPr bwMode="auto">
+                    <a:xfrm>
+                      <a:off x="0" y="0"/>
+                      <a:ext cx="7444740" cy="4370070"/>
+                    </a:xfrm>
+                    <a:prstGeom prst="rect">
+                      <a:avLst/>
+                    </a:prstGeom>
+                    <a:noFill/>
+                  </pic:spPr>
+                </pic:pic>
+              </a:graphicData>
+            </a:graphic>
+            <wp14:sizeRelH relativeFrom="margin">
+              <wp14:pctWidth>0</wp14:pctWidth>
+            </wp14:sizeRelH>
+            <wp14:sizeRelV relativeFrom="margin">
+              <wp14:pctHeight>0</wp14:pctHeight>
+            </wp14:sizeRelV>
+          </wp:anchor>
+        </w:drawing>
+      </w:r>
+      <w:r>
+        <w:rPr>
+          <w:rFonts w:cs="Arial"/>
+          <w:szCs w:val="24"/>
+        </w:rPr>
+        <w:t>Figura 4</w:t>
+      </w:r>
+      <w:r>
+        <w:rPr>
+          <w:rFonts w:cs="Arial"/>
+          <w:szCs w:val="24"/>
+        </w:rPr>
+        <w:t>: Diagrama de Actividad Inicio de Sesión</w:t>
+      </w:r>
+    </w:p>
+    <w:p>
+      <w:pPr>
+        <w:ind w:firstLine="0"/>
+        <w:rPr>
+          <w:rFonts w:cs="Arial"/>
+          <w:szCs w:val="24"/>
+        </w:rPr>
+      </w:pPr>
+    </w:p>
+    <w:p>
+      <w:pPr>
+        <w:ind w:firstLine="0"/>
+        <w:rPr>
+          <w:rFonts w:cs="Arial"/>
+          <w:szCs w:val="24"/>
+        </w:rPr>
+      </w:pPr>
+    </w:p>
+    <w:p>
+      <w:pPr>
+        <w:ind w:firstLine="0"/>
+        <w:rPr>
+          <w:rFonts w:cs="Arial"/>
+          <w:szCs w:val="24"/>
+        </w:rPr>
+      </w:pPr>
+    </w:p>
+    <w:p>
+      <w:pPr>
+        <w:ind w:firstLine="0"/>
+        <w:rPr>
+          <w:rFonts w:cs="Arial"/>
+          <w:szCs w:val="24"/>
+        </w:rPr>
+      </w:pPr>
+    </w:p>
+    <w:p>
+      <w:pPr>
+        <w:ind w:firstLine="0"/>
+        <w:rPr>
+          <w:rFonts w:cs="Arial"/>
+          <w:szCs w:val="24"/>
+        </w:rPr>
+      </w:pPr>
+    </w:p>
+    <w:p>
+      <w:pPr>
+        <w:ind w:firstLine="0"/>
+        <w:rPr>
+          <w:rFonts w:cs="Arial"/>
+          <w:szCs w:val="24"/>
+        </w:rPr>
+      </w:pPr>
+    </w:p>
+    <w:p>
+      <w:pPr>
+        <w:ind w:firstLine="0"/>
+        <w:rPr>
+          <w:rFonts w:cs="Arial"/>
+          <w:szCs w:val="24"/>
+        </w:rPr>
+      </w:pPr>
+    </w:p>
+    <w:p>
+      <w:pPr>
+        <w:ind w:firstLine="0"/>
+        <w:rPr>
+          <w:rFonts w:cs="Arial"/>
+          <w:szCs w:val="24"/>
+        </w:rPr>
+      </w:pPr>
+    </w:p>
+    <w:p>
+      <w:pPr>
+        <w:ind w:firstLine="0"/>
+        <w:rPr>
+          <w:rFonts w:cs="Arial"/>
+          <w:szCs w:val="24"/>
+        </w:rPr>
+      </w:pPr>
+    </w:p>
+    <w:p>
+      <w:pPr>
+        <w:ind w:firstLine="0"/>
+        <w:rPr>
+          <w:rFonts w:cs="Arial"/>
+          <w:szCs w:val="24"/>
+        </w:rPr>
+      </w:pPr>
+    </w:p>
+    <w:p>
+      <w:pPr>
+        <w:ind w:firstLine="0"/>
+        <w:rPr>
+          <w:rFonts w:cs="Arial"/>
+          <w:szCs w:val="24"/>
+        </w:rPr>
+      </w:pPr>
+    </w:p>
+    <w:p>
+      <w:pPr>
+        <w:ind w:firstLine="0"/>
+        <w:rPr>
+          <w:rFonts w:cs="Arial"/>
+          <w:szCs w:val="24"/>
+        </w:rPr>
+      </w:pPr>
+    </w:p>
+    <w:p>
+      <w:pPr>
+        <w:ind w:firstLine="0"/>
+        <w:rPr>
+          <w:rFonts w:cs="Arial"/>
+          <w:szCs w:val="24"/>
+        </w:rPr>
+        <w:sectPr>
+          <w:pgSz w:w="16838" w:h="11906" w:orient="landscape"/>
+          <w:pgMar w:top="1699" w:right="1411" w:bottom="1699" w:left="1411" w:header="709" w:footer="709" w:gutter="0"/>
+          <w:cols w:space="708"/>
+          <w:docGrid w:linePitch="360"/>
+        </w:sectPr>
+      </w:pPr>
+      <w:r>
+        <w:rPr>
+          <w:rFonts w:cs="Arial"/>
+          <w:szCs w:val="24"/>
+        </w:rPr>
+        <w:t xml:space="preserve">Fuente Rodríguez(2026) </w:t>
+      </w:r>
+    </w:p>
+    <w:p>
+      <w:pPr>
+        <w:ind w:firstLine="0"/>
+        <w:rPr>
+          <w:rFonts w:cs="Arial"/>
+          <w:szCs w:val="24"/>
+        </w:rPr>
+      </w:pPr>
+      <w:r>
+        <w:rPr>
+          <w:rFonts w:cs="Arial"/>
+          <w:noProof/>
+          <w:szCs w:val="24"/>
+        </w:rPr>
+        <w:lastRenderedPageBreak/>
+        <w:drawing>
+          <wp:anchor distT="0" distB="0" distL="114300" distR="114300" simplePos="0" relativeHeight="251662336" behindDoc="0" locked="0" layoutInCell="1" allowOverlap="1" wp14:anchorId="315D7559" wp14:editId="1E9D3B03">
+            <wp:simplePos x="0" y="0"/>
+            <wp:positionH relativeFrom="column">
+              <wp:posOffset>-308156</wp:posOffset>
+            </wp:positionH>
+            <wp:positionV relativeFrom="paragraph">
+              <wp:posOffset>251171</wp:posOffset>
+            </wp:positionV>
+            <wp:extent cx="9719704" cy="4797632"/>
+            <wp:effectExtent l="0" t="0" r="0" b="3175"/>
+            <wp:wrapNone/>
+            <wp:docPr id="22" name="Imagen 22"/>
+            <wp:cNvGraphicFramePr>
+              <a:graphicFrameLocks xmlns:a="http://schemas.openxmlformats.org/drawingml/2006/main" noChangeAspect="1"/>
+            </wp:cNvGraphicFramePr>
+            <a:graphic xmlns:a="http://schemas.openxmlformats.org/drawingml/2006/main">
+              <a:graphicData uri="http://schemas.openxmlformats.org/drawingml/2006/picture">
+                <pic:pic xmlns:pic="http://schemas.openxmlformats.org/drawingml/2006/picture">
+                  <pic:nvPicPr>
+                    <pic:cNvPr id="0" name="Picture 5"/>
+                    <pic:cNvPicPr>
+                      <a:picLocks noChangeAspect="1" noChangeArrowheads="1"/>
+                    </pic:cNvPicPr>
+                  </pic:nvPicPr>
+                  <pic:blipFill>
+                    <a:blip r:embed="rId24" cstate="print">
+                      <a:extLst>
+                        <a:ext uri="{28A0092B-C50C-407E-A947-70E740481C1C}">
+                          <a14:useLocalDpi xmlns:a14="http://schemas.microsoft.com/office/drawing/2010/main" val="0"/>
+                        </a:ext>
+                      </a:extLst>
+                    </a:blip>
+                    <a:srcRect/>
+                    <a:stretch>
+                      <a:fillRect/>
+                    </a:stretch>
+                  </pic:blipFill>
+                  <pic:spPr bwMode="auto">
+                    <a:xfrm>
+                      <a:off x="0" y="0"/>
+                      <a:ext cx="9727229" cy="4801346"/>
+                    </a:xfrm>
+                    <a:prstGeom prst="rect">
+                      <a:avLst/>
+                    </a:prstGeom>
+                    <a:noFill/>
+                  </pic:spPr>
+                </pic:pic>
+              </a:graphicData>
+            </a:graphic>
+            <wp14:sizeRelH relativeFrom="margin">
+              <wp14:pctWidth>0</wp14:pctWidth>
+            </wp14:sizeRelH>
+            <wp14:sizeRelV relativeFrom="margin">
+              <wp14:pctHeight>0</wp14:pctHeight>
+            </wp14:sizeRelV>
+          </wp:anchor>
+        </w:drawing>
+      </w:r>
+      <w:r>
+        <w:rPr>
+          <w:rFonts w:cs="Arial"/>
+          <w:szCs w:val="24"/>
+        </w:rPr>
+        <w:t>Figura 5</w:t>
+      </w:r>
+      <w:r>
+        <w:rPr>
+          <w:rFonts w:cs="Arial"/>
+          <w:szCs w:val="24"/>
+        </w:rPr>
+        <w:t>: Diagrama de Actividad Recuperación de Contraseña</w:t>
+      </w:r>
+    </w:p>
+    <w:p>
+      <w:pPr>
+        <w:rPr>
+          <w:rFonts w:cs="Arial"/>
+          <w:szCs w:val="24"/>
+        </w:rPr>
+      </w:pPr>
+      <w:r>
+        <w:rPr>
+          <w:rFonts w:cs="Arial"/>
+          <w:szCs w:val="24"/>
+        </w:rPr>
+        <w:t>Modelo entidad relación</w:t>
+      </w:r>
+    </w:p>
+    <w:p>
+      <w:pPr>
+        <w:rPr>
+          <w:rFonts w:cs="Arial"/>
+          <w:szCs w:val="24"/>
+        </w:rPr>
+      </w:pPr>
+      <w:r>
+        <w:rPr>
+          <w:rFonts w:cs="Arial"/>
+          <w:szCs w:val="24"/>
+        </w:rPr>
+        <w:t>Diccionario de datos</w:t>
+      </w:r>
+    </w:p>
+    <w:p>
+      <w:pPr>
+        <w:rPr>
+          <w:rFonts w:cs="Arial"/>
+          <w:szCs w:val="24"/>
+        </w:rPr>
+      </w:pPr>
+      <w:r>
+        <w:rPr>
+          <w:rFonts w:cs="Arial"/>
+          <w:szCs w:val="24"/>
+        </w:rPr>
+        <w:t xml:space="preserve">FASE 2 ELABORACION </w:t>
+      </w:r>
+    </w:p>
+    <w:p>
+      <w:pPr>
+        <w:rPr>
+          <w:rFonts w:cs="Arial"/>
+          <w:szCs w:val="24"/>
+        </w:rPr>
+      </w:pPr>
+      <w:r>
+        <w:rPr>
+          <w:rFonts w:cs="Arial"/>
+          <w:szCs w:val="24"/>
+        </w:rPr>
+        <w:t>PANTALLAS</w:t>
+      </w:r>
+      <w:r>
+        <w:rPr>
+          <w:rFonts w:cs="Arial"/>
+          <w:szCs w:val="24"/>
+        </w:rPr>
+        <w:t xml:space="preserve"> </w:t>
+      </w:r>
+      <w:r>
+        <w:rPr>
+          <w:rFonts w:cs="Arial"/>
+          <w:szCs w:val="24"/>
+        </w:rPr>
+        <w:t>(inicio,</w:t>
+      </w:r>
+      <w:r>
+        <w:rPr>
+          <w:rFonts w:cs="Arial"/>
+          <w:szCs w:val="24"/>
+        </w:rPr>
+        <w:t xml:space="preserve"> recuperación, inicio…</w:t>
       </w:r>
       <w:r>
         <w:rPr>
@@ -17695,42 +23887,946 @@
           <w:rFonts w:cs="Arial"/>
           <w:szCs w:val="24"/>
         </w:rPr>
-        <w:t>Modelo entidad relación</w:t>
-      </w:r>
-    </w:p>
-    <w:p>
-      <w:pPr>
-        <w:rPr>
-          <w:rFonts w:cs="Arial"/>
-          <w:szCs w:val="24"/>
-        </w:rPr>
-      </w:pPr>
-      <w:r>
-        <w:rPr>
-          <w:rFonts w:cs="Arial"/>
+        <w:t>FASE 3 CONSTRUCCIÓN</w:t>
+      </w:r>
+    </w:p>
+    <w:p>
+      <w:pPr>
+        <w:rPr>
+          <w:rFonts w:cs="Arial"/>
+          <w:szCs w:val="24"/>
+        </w:rPr>
+      </w:pPr>
+      <w:r>
+        <w:rPr>
+          <w:rFonts w:cs="Arial"/>
+          <w:szCs w:val="24"/>
+        </w:rPr>
+        <w:t>Factibilidad técnica</w:t>
+      </w:r>
+    </w:p>
+    <w:p>
+      <w:pPr>
+        <w:rPr>
+          <w:rFonts w:cs="Arial"/>
+          <w:szCs w:val="24"/>
+        </w:rPr>
+      </w:pPr>
+      <w:r>
+        <w:rPr>
+          <w:rFonts w:cs="Arial"/>
+          <w:szCs w:val="24"/>
+        </w:rPr>
+        <w:t>Factibilidad económica</w:t>
+      </w:r>
+    </w:p>
+    <w:p>
+      <w:pPr>
+        <w:rPr>
+          <w:rFonts w:cs="Arial"/>
+          <w:szCs w:val="24"/>
+        </w:rPr>
+      </w:pPr>
+      <w:r>
+        <w:rPr>
+          <w:rFonts w:cs="Arial"/>
+          <w:szCs w:val="24"/>
+        </w:rPr>
+        <w:t>Factibilidad social</w:t>
+      </w:r>
+    </w:p>
+    <w:p>
+      <w:pPr>
+        <w:rPr>
+          <w:rFonts w:cs="Arial"/>
+          <w:szCs w:val="24"/>
+        </w:rPr>
+      </w:pPr>
+    </w:p>
+    <w:p>
+      <w:pPr>
+        <w:rPr>
+          <w:rFonts w:cs="Arial"/>
+          <w:szCs w:val="24"/>
+        </w:rPr>
+      </w:pPr>
+    </w:p>
+    <w:p>
+      <w:pPr>
+        <w:rPr>
+          <w:rFonts w:cs="Arial"/>
+          <w:szCs w:val="24"/>
+        </w:rPr>
+      </w:pPr>
+    </w:p>
+    <w:p>
+      <w:pPr>
+        <w:rPr>
+          <w:rFonts w:cs="Arial"/>
+          <w:szCs w:val="24"/>
+        </w:rPr>
+      </w:pPr>
+    </w:p>
+    <w:p>
+      <w:pPr>
+        <w:rPr>
+          <w:rFonts w:cs="Arial"/>
+          <w:szCs w:val="24"/>
+        </w:rPr>
+      </w:pPr>
+    </w:p>
+    <w:p>
+      <w:pPr>
+        <w:rPr>
+          <w:rFonts w:cs="Arial"/>
+          <w:szCs w:val="24"/>
+        </w:rPr>
+      </w:pPr>
+      <w:r>
+        <w:rPr>
+          <w:rFonts w:cs="Arial"/>
+          <w:szCs w:val="24"/>
+        </w:rPr>
+        <w:t>Fuente Rodríguez(2026)</w:t>
+      </w:r>
+    </w:p>
+    <w:p>
+      <w:pPr>
+        <w:rPr>
+          <w:rFonts w:cs="Arial"/>
+          <w:szCs w:val="24"/>
+        </w:rPr>
+      </w:pPr>
+      <w:r>
+        <w:rPr>
+          <w:rFonts w:cs="Arial"/>
+          <w:noProof/>
           <w:szCs w:val="24"/>
         </w:rPr>
         <w:lastRenderedPageBreak/>
-        <w:t>Diccionario de datos</w:t>
-      </w:r>
-    </w:p>
-    <w:p>
-      <w:pPr>
-        <w:rPr>
-          <w:rFonts w:cs="Arial"/>
-          <w:szCs w:val="24"/>
-        </w:rPr>
-      </w:pPr>
-      <w:r>
-        <w:rPr>
-          <w:rFonts w:cs="Arial"/>
-          <w:szCs w:val="24"/>
-        </w:rPr>
-        <w:t xml:space="preserve">FASE 2 ELABORACION </w:t>
-      </w:r>
-    </w:p>
-    <w:p>
-      <w:pPr>
+        <w:drawing>
+          <wp:anchor distT="0" distB="0" distL="114300" distR="114300" simplePos="0" relativeHeight="251663360" behindDoc="0" locked="0" layoutInCell="1" allowOverlap="1" wp14:anchorId="74F9F144" wp14:editId="6DFE2766">
+            <wp:simplePos x="0" y="0"/>
+            <wp:positionH relativeFrom="column">
+              <wp:posOffset>-273050</wp:posOffset>
+            </wp:positionH>
+            <wp:positionV relativeFrom="paragraph">
+              <wp:posOffset>274320</wp:posOffset>
+            </wp:positionV>
+            <wp:extent cx="9867900" cy="4613275"/>
+            <wp:effectExtent l="0" t="0" r="0" b="0"/>
+            <wp:wrapThrough wrapText="bothSides">
+              <wp:wrapPolygon edited="0">
+                <wp:start x="0" y="0"/>
+                <wp:lineTo x="0" y="21496"/>
+                <wp:lineTo x="21558" y="21496"/>
+                <wp:lineTo x="21558" y="0"/>
+                <wp:lineTo x="0" y="0"/>
+              </wp:wrapPolygon>
+            </wp:wrapThrough>
+            <wp:docPr id="23" name="Imagen 23"/>
+            <wp:cNvGraphicFramePr>
+              <a:graphicFrameLocks xmlns:a="http://schemas.openxmlformats.org/drawingml/2006/main" noChangeAspect="1"/>
+            </wp:cNvGraphicFramePr>
+            <a:graphic xmlns:a="http://schemas.openxmlformats.org/drawingml/2006/main">
+              <a:graphicData uri="http://schemas.openxmlformats.org/drawingml/2006/picture">
+                <pic:pic xmlns:pic="http://schemas.openxmlformats.org/drawingml/2006/picture">
+                  <pic:nvPicPr>
+                    <pic:cNvPr id="0" name="Picture 6"/>
+                    <pic:cNvPicPr>
+                      <a:picLocks noChangeAspect="1" noChangeArrowheads="1"/>
+                    </pic:cNvPicPr>
+                  </pic:nvPicPr>
+                  <pic:blipFill>
+                    <a:blip r:embed="rId25" cstate="print">
+                      <a:extLst>
+                        <a:ext uri="{28A0092B-C50C-407E-A947-70E740481C1C}">
+                          <a14:useLocalDpi xmlns:a14="http://schemas.microsoft.com/office/drawing/2010/main" val="0"/>
+                        </a:ext>
+                      </a:extLst>
+                    </a:blip>
+                    <a:srcRect/>
+                    <a:stretch>
+                      <a:fillRect/>
+                    </a:stretch>
+                  </pic:blipFill>
+                  <pic:spPr bwMode="auto">
+                    <a:xfrm>
+                      <a:off x="0" y="0"/>
+                      <a:ext cx="9867900" cy="4613275"/>
+                    </a:xfrm>
+                    <a:prstGeom prst="rect">
+                      <a:avLst/>
+                    </a:prstGeom>
+                    <a:noFill/>
+                  </pic:spPr>
+                </pic:pic>
+              </a:graphicData>
+            </a:graphic>
+            <wp14:sizeRelH relativeFrom="margin">
+              <wp14:pctWidth>0</wp14:pctWidth>
+            </wp14:sizeRelH>
+            <wp14:sizeRelV relativeFrom="margin">
+              <wp14:pctHeight>0</wp14:pctHeight>
+            </wp14:sizeRelV>
+          </wp:anchor>
+        </w:drawing>
+      </w:r>
+      <w:r>
+        <w:rPr>
+          <w:rFonts w:cs="Arial"/>
+          <w:szCs w:val="24"/>
+        </w:rPr>
+        <w:t>Figura 6</w:t>
+      </w:r>
+      <w:r>
+        <w:rPr>
+          <w:rFonts w:cs="Arial"/>
+          <w:szCs w:val="24"/>
+        </w:rPr>
+        <w:t xml:space="preserve">: </w:t>
+      </w:r>
+      <w:r>
+        <w:rPr>
+          <w:rFonts w:cs="Arial"/>
+          <w:szCs w:val="24"/>
+        </w:rPr>
+        <w:t>Diagrama de Actividad</w:t>
+      </w:r>
+      <w:r>
+        <w:rPr>
+          <w:rFonts w:cs="Arial"/>
+          <w:szCs w:val="24"/>
+        </w:rPr>
+        <w:t xml:space="preserve"> Gestión de Datos</w:t>
+      </w:r>
+    </w:p>
+    <w:p>
+      <w:pPr>
+        <w:rPr>
+          <w:rFonts w:cs="Arial"/>
+          <w:szCs w:val="24"/>
+        </w:rPr>
+      </w:pPr>
+      <w:r>
+        <w:rPr>
+          <w:rFonts w:cs="Arial"/>
+          <w:szCs w:val="24"/>
+        </w:rPr>
+        <w:t>Fuente Rodríguez(2026)</w:t>
+      </w:r>
+    </w:p>
+    <w:p>
+      <w:pPr>
+        <w:tabs>
+          <w:tab w:val="left" w:pos="990"/>
+        </w:tabs>
+        <w:rPr>
+          <w:rFonts w:cs="Arial"/>
+          <w:szCs w:val="24"/>
+        </w:rPr>
+      </w:pPr>
+      <w:r>
+        <w:rPr>
+          <w:rFonts w:cs="Arial"/>
+          <w:szCs w:val="24"/>
+        </w:rPr>
+        <w:lastRenderedPageBreak/>
+        <w:t>Figura 7</w:t>
+      </w:r>
+      <w:r>
+        <w:rPr>
+          <w:rFonts w:cs="Arial"/>
+          <w:szCs w:val="24"/>
+        </w:rPr>
+        <w:t xml:space="preserve">: </w:t>
+      </w:r>
+      <w:r>
+        <w:rPr>
+          <w:rFonts w:cs="Arial"/>
+          <w:szCs w:val="24"/>
+        </w:rPr>
+        <w:t>Diagrama de Actividad</w:t>
+      </w:r>
+      <w:r>
+        <w:rPr>
+          <w:rFonts w:cs="Arial"/>
+          <w:szCs w:val="24"/>
+        </w:rPr>
+        <w:t xml:space="preserve"> Generar Documento</w:t>
+      </w:r>
+    </w:p>
+    <w:p>
+      <w:pPr>
+        <w:rPr>
+          <w:rFonts w:cs="Arial"/>
+          <w:szCs w:val="24"/>
+        </w:rPr>
+      </w:pPr>
+      <w:r>
+        <w:rPr>
+          <w:rFonts w:cs="Arial"/>
+          <w:noProof/>
+          <w:szCs w:val="24"/>
+        </w:rPr>
+        <w:drawing>
+          <wp:inline distT="0" distB="0" distL="0" distR="0" wp14:anchorId="20AE7214" wp14:editId="5F5B39F6">
+            <wp:extent cx="8830450" cy="4033060"/>
+            <wp:effectExtent l="0" t="0" r="8890" b="5715"/>
+            <wp:docPr id="24" name="Imagen 24"/>
+            <wp:cNvGraphicFramePr>
+              <a:graphicFrameLocks xmlns:a="http://schemas.openxmlformats.org/drawingml/2006/main" noChangeAspect="1"/>
+            </wp:cNvGraphicFramePr>
+            <a:graphic xmlns:a="http://schemas.openxmlformats.org/drawingml/2006/main">
+              <a:graphicData uri="http://schemas.openxmlformats.org/drawingml/2006/picture">
+                <pic:pic xmlns:pic="http://schemas.openxmlformats.org/drawingml/2006/picture">
+                  <pic:nvPicPr>
+                    <pic:cNvPr id="0" name="Picture 7"/>
+                    <pic:cNvPicPr>
+                      <a:picLocks noChangeAspect="1" noChangeArrowheads="1"/>
+                    </pic:cNvPicPr>
+                  </pic:nvPicPr>
+                  <pic:blipFill>
+                    <a:blip r:embed="rId26" cstate="print">
+                      <a:extLst>
+                        <a:ext uri="{28A0092B-C50C-407E-A947-70E740481C1C}">
+                          <a14:useLocalDpi xmlns:a14="http://schemas.microsoft.com/office/drawing/2010/main" val="0"/>
+                        </a:ext>
+                      </a:extLst>
+                    </a:blip>
+                    <a:srcRect/>
+                    <a:stretch>
+                      <a:fillRect/>
+                    </a:stretch>
+                  </pic:blipFill>
+                  <pic:spPr bwMode="auto">
+                    <a:xfrm>
+                      <a:off x="0" y="0"/>
+                      <a:ext cx="8868092" cy="4050252"/>
+                    </a:xfrm>
+                    <a:prstGeom prst="rect">
+                      <a:avLst/>
+                    </a:prstGeom>
+                    <a:noFill/>
+                  </pic:spPr>
+                </pic:pic>
+              </a:graphicData>
+            </a:graphic>
+          </wp:inline>
+        </w:drawing>
+      </w:r>
+    </w:p>
+    <w:p>
+      <w:pPr>
+        <w:rPr>
+          <w:rFonts w:cs="Arial"/>
+          <w:szCs w:val="24"/>
+        </w:rPr>
+      </w:pPr>
+      <w:r>
+        <w:rPr>
+          <w:rFonts w:cs="Arial"/>
+          <w:szCs w:val="24"/>
+        </w:rPr>
+        <w:t>Fuente Rodríguez(2026)</w:t>
+      </w:r>
+    </w:p>
+    <w:p>
+      <w:pPr>
+        <w:rPr>
+          <w:rFonts w:cs="Arial"/>
+          <w:szCs w:val="24"/>
+        </w:rPr>
+      </w:pPr>
+    </w:p>
+    <w:p>
+      <w:pPr>
+        <w:jc w:val="left"/>
+        <w:rPr>
+          <w:rFonts w:cs="Arial"/>
+          <w:szCs w:val="24"/>
+        </w:rPr>
+      </w:pPr>
+      <w:r>
+        <w:rPr>
+          <w:rFonts w:cs="Arial"/>
+          <w:noProof/>
+          <w:szCs w:val="24"/>
+        </w:rPr>
+        <w:lastRenderedPageBreak/>
+        <w:drawing>
+          <wp:anchor distT="0" distB="0" distL="114300" distR="114300" simplePos="0" relativeHeight="251664384" behindDoc="0" locked="0" layoutInCell="1" allowOverlap="1" wp14:anchorId="22F16F1D" wp14:editId="6E526015">
+            <wp:simplePos x="0" y="0"/>
+            <wp:positionH relativeFrom="column">
+              <wp:posOffset>1270635</wp:posOffset>
+            </wp:positionH>
+            <wp:positionV relativeFrom="paragraph">
+              <wp:posOffset>262890</wp:posOffset>
+            </wp:positionV>
+            <wp:extent cx="5770880" cy="4820920"/>
+            <wp:effectExtent l="0" t="0" r="1270" b="0"/>
+            <wp:wrapThrough wrapText="bothSides">
+              <wp:wrapPolygon edited="0">
+                <wp:start x="0" y="0"/>
+                <wp:lineTo x="0" y="21509"/>
+                <wp:lineTo x="21533" y="21509"/>
+                <wp:lineTo x="21533" y="0"/>
+                <wp:lineTo x="0" y="0"/>
+              </wp:wrapPolygon>
+            </wp:wrapThrough>
+            <wp:docPr id="25" name="Imagen 25"/>
+            <wp:cNvGraphicFramePr>
+              <a:graphicFrameLocks xmlns:a="http://schemas.openxmlformats.org/drawingml/2006/main" noChangeAspect="1"/>
+            </wp:cNvGraphicFramePr>
+            <a:graphic xmlns:a="http://schemas.openxmlformats.org/drawingml/2006/main">
+              <a:graphicData uri="http://schemas.openxmlformats.org/drawingml/2006/picture">
+                <pic:pic xmlns:pic="http://schemas.openxmlformats.org/drawingml/2006/picture">
+                  <pic:nvPicPr>
+                    <pic:cNvPr id="0" name="Picture 8"/>
+                    <pic:cNvPicPr>
+                      <a:picLocks noChangeAspect="1" noChangeArrowheads="1"/>
+                    </pic:cNvPicPr>
+                  </pic:nvPicPr>
+                  <pic:blipFill>
+                    <a:blip r:embed="rId27" cstate="print">
+                      <a:extLst>
+                        <a:ext uri="{28A0092B-C50C-407E-A947-70E740481C1C}">
+                          <a14:useLocalDpi xmlns:a14="http://schemas.microsoft.com/office/drawing/2010/main" val="0"/>
+                        </a:ext>
+                      </a:extLst>
+                    </a:blip>
+                    <a:srcRect/>
+                    <a:stretch>
+                      <a:fillRect/>
+                    </a:stretch>
+                  </pic:blipFill>
+                  <pic:spPr bwMode="auto">
+                    <a:xfrm>
+                      <a:off x="0" y="0"/>
+                      <a:ext cx="5770880" cy="4820920"/>
+                    </a:xfrm>
+                    <a:prstGeom prst="rect">
+                      <a:avLst/>
+                    </a:prstGeom>
+                    <a:noFill/>
+                  </pic:spPr>
+                </pic:pic>
+              </a:graphicData>
+            </a:graphic>
+            <wp14:sizeRelV relativeFrom="margin">
+              <wp14:pctHeight>0</wp14:pctHeight>
+            </wp14:sizeRelV>
+          </wp:anchor>
+        </w:drawing>
+      </w:r>
+      <w:r>
+        <w:rPr>
+          <w:rFonts w:cs="Arial"/>
+          <w:szCs w:val="24"/>
+        </w:rPr>
+        <w:t>Figura 8</w:t>
+      </w:r>
+      <w:r>
+        <w:rPr>
+          <w:rFonts w:cs="Arial"/>
+          <w:szCs w:val="24"/>
+        </w:rPr>
+        <w:t xml:space="preserve">: </w:t>
+      </w:r>
+      <w:r>
+        <w:rPr>
+          <w:rFonts w:cs="Arial"/>
+          <w:szCs w:val="24"/>
+        </w:rPr>
+        <w:t>Diagrama de Actividad</w:t>
+      </w:r>
+      <w:r>
+        <w:rPr>
+          <w:rFonts w:cs="Arial"/>
+          <w:szCs w:val="24"/>
+        </w:rPr>
+        <w:t xml:space="preserve"> Caculo de Nota Definitiva</w:t>
+      </w:r>
+    </w:p>
+    <w:p>
+      <w:pPr>
+        <w:rPr>
+          <w:rFonts w:cs="Arial"/>
+          <w:szCs w:val="24"/>
+        </w:rPr>
+      </w:pPr>
+    </w:p>
+    <w:p>
+      <w:pPr>
+        <w:rPr>
+          <w:rFonts w:cs="Arial"/>
+          <w:szCs w:val="24"/>
+        </w:rPr>
+      </w:pPr>
+    </w:p>
+    <w:p>
+      <w:pPr>
+        <w:rPr>
+          <w:rFonts w:cs="Arial"/>
+          <w:szCs w:val="24"/>
+        </w:rPr>
+      </w:pPr>
+    </w:p>
+    <w:p>
+      <w:pPr>
+        <w:rPr>
+          <w:rFonts w:cs="Arial"/>
+          <w:szCs w:val="24"/>
+        </w:rPr>
+      </w:pPr>
+    </w:p>
+    <w:p>
+      <w:pPr>
+        <w:rPr>
+          <w:rFonts w:cs="Arial"/>
+          <w:szCs w:val="24"/>
+        </w:rPr>
+      </w:pPr>
+    </w:p>
+    <w:p>
+      <w:pPr>
+        <w:rPr>
+          <w:rFonts w:cs="Arial"/>
+          <w:szCs w:val="24"/>
+        </w:rPr>
+      </w:pPr>
+    </w:p>
+    <w:p>
+      <w:pPr>
+        <w:rPr>
+          <w:rFonts w:cs="Arial"/>
+          <w:szCs w:val="24"/>
+        </w:rPr>
+      </w:pPr>
+    </w:p>
+    <w:p>
+      <w:pPr>
+        <w:rPr>
+          <w:rFonts w:cs="Arial"/>
+          <w:szCs w:val="24"/>
+        </w:rPr>
+      </w:pPr>
+    </w:p>
+    <w:p>
+      <w:pPr>
+        <w:rPr>
+          <w:rFonts w:cs="Arial"/>
+          <w:szCs w:val="24"/>
+        </w:rPr>
+      </w:pPr>
+    </w:p>
+    <w:p>
+      <w:pPr>
+        <w:rPr>
+          <w:rFonts w:cs="Arial"/>
+          <w:szCs w:val="24"/>
+        </w:rPr>
+      </w:pPr>
+    </w:p>
+    <w:p>
+      <w:pPr>
+        <w:rPr>
+          <w:rFonts w:cs="Arial"/>
+          <w:szCs w:val="24"/>
+        </w:rPr>
+      </w:pPr>
+    </w:p>
+    <w:p>
+      <w:pPr>
+        <w:rPr>
+          <w:rFonts w:cs="Arial"/>
+          <w:szCs w:val="24"/>
+        </w:rPr>
+      </w:pPr>
+    </w:p>
+    <w:p>
+      <w:pPr>
+        <w:rPr>
+          <w:rFonts w:cs="Arial"/>
+          <w:szCs w:val="24"/>
+        </w:rPr>
+      </w:pPr>
+    </w:p>
+    <w:p>
+      <w:pPr>
+        <w:rPr>
+          <w:rFonts w:cs="Arial"/>
+          <w:szCs w:val="24"/>
+        </w:rPr>
+      </w:pPr>
+      <w:r>
+        <w:rPr>
+          <w:rFonts w:cs="Arial"/>
+          <w:szCs w:val="24"/>
+        </w:rPr>
+        <w:t>Fuente Rodríguez(2026)</w:t>
+      </w:r>
+    </w:p>
+    <w:p>
+      <w:pPr>
+        <w:rPr>
+          <w:rFonts w:cs="Arial"/>
+          <w:szCs w:val="24"/>
+        </w:rPr>
+      </w:pPr>
+      <w:r>
+        <w:rPr>
+          <w:rFonts w:cs="Arial"/>
+          <w:noProof/>
+          <w:szCs w:val="24"/>
+        </w:rPr>
+        <w:lastRenderedPageBreak/>
+        <w:drawing>
+          <wp:anchor distT="0" distB="0" distL="114300" distR="114300" simplePos="0" relativeHeight="251665408" behindDoc="0" locked="0" layoutInCell="1" allowOverlap="1" wp14:anchorId="7E51A7C7" wp14:editId="025A0D63">
+            <wp:simplePos x="0" y="0"/>
+            <wp:positionH relativeFrom="column">
+              <wp:posOffset>95250</wp:posOffset>
+            </wp:positionH>
+            <wp:positionV relativeFrom="paragraph">
+              <wp:posOffset>262890</wp:posOffset>
+            </wp:positionV>
+            <wp:extent cx="8956675" cy="4503420"/>
+            <wp:effectExtent l="0" t="0" r="0" b="0"/>
+            <wp:wrapThrough wrapText="bothSides">
+              <wp:wrapPolygon edited="0">
+                <wp:start x="0" y="0"/>
+                <wp:lineTo x="0" y="21472"/>
+                <wp:lineTo x="21546" y="21472"/>
+                <wp:lineTo x="21546" y="0"/>
+                <wp:lineTo x="0" y="0"/>
+              </wp:wrapPolygon>
+            </wp:wrapThrough>
+            <wp:docPr id="27" name="Imagen 27"/>
+            <wp:cNvGraphicFramePr>
+              <a:graphicFrameLocks xmlns:a="http://schemas.openxmlformats.org/drawingml/2006/main" noChangeAspect="1"/>
+            </wp:cNvGraphicFramePr>
+            <a:graphic xmlns:a="http://schemas.openxmlformats.org/drawingml/2006/main">
+              <a:graphicData uri="http://schemas.openxmlformats.org/drawingml/2006/picture">
+                <pic:pic xmlns:pic="http://schemas.openxmlformats.org/drawingml/2006/picture">
+                  <pic:nvPicPr>
+                    <pic:cNvPr id="0" name="Picture 10"/>
+                    <pic:cNvPicPr>
+                      <a:picLocks noChangeAspect="1" noChangeArrowheads="1"/>
+                    </pic:cNvPicPr>
+                  </pic:nvPicPr>
+                  <pic:blipFill>
+                    <a:blip r:embed="rId28">
+                      <a:extLst>
+                        <a:ext uri="{28A0092B-C50C-407E-A947-70E740481C1C}">
+                          <a14:useLocalDpi xmlns:a14="http://schemas.microsoft.com/office/drawing/2010/main" val="0"/>
+                        </a:ext>
+                      </a:extLst>
+                    </a:blip>
+                    <a:srcRect/>
+                    <a:stretch>
+                      <a:fillRect/>
+                    </a:stretch>
+                  </pic:blipFill>
+                  <pic:spPr bwMode="auto">
+                    <a:xfrm>
+                      <a:off x="0" y="0"/>
+                      <a:ext cx="8956675" cy="4503420"/>
+                    </a:xfrm>
+                    <a:prstGeom prst="rect">
+                      <a:avLst/>
+                    </a:prstGeom>
+                    <a:noFill/>
+                  </pic:spPr>
+                </pic:pic>
+              </a:graphicData>
+            </a:graphic>
+            <wp14:sizeRelV relativeFrom="margin">
+              <wp14:pctHeight>0</wp14:pctHeight>
+            </wp14:sizeRelV>
+          </wp:anchor>
+        </w:drawing>
+      </w:r>
+      <w:r>
+        <w:rPr>
+          <w:rFonts w:cs="Arial"/>
+          <w:szCs w:val="24"/>
+        </w:rPr>
+        <w:t>Figura 9</w:t>
+      </w:r>
+      <w:r>
+        <w:rPr>
+          <w:rFonts w:cs="Arial"/>
+          <w:szCs w:val="24"/>
+        </w:rPr>
+        <w:t xml:space="preserve"> </w:t>
+      </w:r>
+      <w:r>
+        <w:rPr>
+          <w:rFonts w:cs="Arial"/>
+          <w:szCs w:val="24"/>
+        </w:rPr>
+        <w:t>Diagrama de Actividad</w:t>
+      </w:r>
+      <w:r>
+        <w:rPr>
+          <w:rFonts w:cs="Arial"/>
+          <w:szCs w:val="24"/>
+        </w:rPr>
+        <w:t xml:space="preserve"> Asignación de Tutor Académico</w:t>
+      </w:r>
+    </w:p>
+    <w:p>
+      <w:pPr>
+        <w:rPr>
+          <w:rFonts w:cs="Arial"/>
+          <w:szCs w:val="24"/>
+        </w:rPr>
+      </w:pPr>
+      <w:r>
+        <w:rPr>
+          <w:rFonts w:cs="Arial"/>
+          <w:szCs w:val="24"/>
+        </w:rPr>
+        <w:t>Fuente Rodríguez(2026)</w:t>
+      </w:r>
+    </w:p>
+    <w:p>
+      <w:pPr>
+        <w:rPr>
+          <w:rFonts w:cs="Arial"/>
+          <w:szCs w:val="24"/>
+        </w:rPr>
+      </w:pPr>
+    </w:p>
+    <w:p>
+      <w:pPr>
+        <w:rPr>
+          <w:rFonts w:cs="Arial"/>
+          <w:szCs w:val="24"/>
+        </w:rPr>
+      </w:pPr>
+      <w:r>
+        <w:rPr>
+          <w:rFonts w:cs="Arial"/>
+          <w:szCs w:val="24"/>
+        </w:rPr>
+        <w:lastRenderedPageBreak/>
+        <w:t>Figura 10</w:t>
+      </w:r>
+      <w:r>
+        <w:rPr>
+          <w:rFonts w:cs="Arial"/>
+          <w:szCs w:val="24"/>
+        </w:rPr>
+        <w:t xml:space="preserve">: </w:t>
+      </w:r>
+      <w:r>
+        <w:rPr>
+          <w:rFonts w:cs="Arial"/>
+          <w:szCs w:val="24"/>
+        </w:rPr>
+        <w:t>Diagrama de Actividad</w:t>
+      </w:r>
+      <w:r>
+        <w:rPr>
+          <w:rFonts w:cs="Arial"/>
+          <w:szCs w:val="24"/>
+        </w:rPr>
+        <w:t xml:space="preserve"> Exportar a Excel</w:t>
+      </w:r>
+    </w:p>
+    <w:p>
+      <w:pPr>
+        <w:rPr>
+          <w:rFonts w:cs="Arial"/>
+          <w:szCs w:val="24"/>
+        </w:rPr>
+      </w:pPr>
+      <w:r>
+        <w:rPr>
+          <w:rFonts w:cs="Arial"/>
+          <w:noProof/>
+          <w:szCs w:val="24"/>
+        </w:rPr>
+        <w:drawing>
+          <wp:inline distT="0" distB="0" distL="0" distR="0" wp14:anchorId="1304AE3B" wp14:editId="5D063561">
+            <wp:extent cx="8316359" cy="4428383"/>
+            <wp:effectExtent l="0" t="0" r="8890" b="0"/>
+            <wp:docPr id="28" name="Imagen 28"/>
+            <wp:cNvGraphicFramePr>
+              <a:graphicFrameLocks xmlns:a="http://schemas.openxmlformats.org/drawingml/2006/main" noChangeAspect="1"/>
+            </wp:cNvGraphicFramePr>
+            <a:graphic xmlns:a="http://schemas.openxmlformats.org/drawingml/2006/main">
+              <a:graphicData uri="http://schemas.openxmlformats.org/drawingml/2006/picture">
+                <pic:pic xmlns:pic="http://schemas.openxmlformats.org/drawingml/2006/picture">
+                  <pic:nvPicPr>
+                    <pic:cNvPr id="0" name="Picture 11"/>
+                    <pic:cNvPicPr>
+                      <a:picLocks noChangeAspect="1" noChangeArrowheads="1"/>
+                    </pic:cNvPicPr>
+                  </pic:nvPicPr>
+                  <pic:blipFill>
+                    <a:blip r:embed="rId29">
+                      <a:extLst>
+                        <a:ext uri="{28A0092B-C50C-407E-A947-70E740481C1C}">
+                          <a14:useLocalDpi xmlns:a14="http://schemas.microsoft.com/office/drawing/2010/main" val="0"/>
+                        </a:ext>
+                      </a:extLst>
+                    </a:blip>
+                    <a:srcRect/>
+                    <a:stretch>
+                      <a:fillRect/>
+                    </a:stretch>
+                  </pic:blipFill>
+                  <pic:spPr bwMode="auto">
+                    <a:xfrm>
+                      <a:off x="0" y="0"/>
+                      <a:ext cx="8349511" cy="4446036"/>
+                    </a:xfrm>
+                    <a:prstGeom prst="rect">
+                      <a:avLst/>
+                    </a:prstGeom>
+                    <a:noFill/>
+                  </pic:spPr>
+                </pic:pic>
+              </a:graphicData>
+            </a:graphic>
+          </wp:inline>
+        </w:drawing>
+      </w:r>
+    </w:p>
+    <w:p>
+      <w:pPr>
+        <w:ind w:firstLine="0"/>
+        <w:rPr>
+          <w:rFonts w:cs="Arial"/>
+          <w:szCs w:val="24"/>
+        </w:rPr>
+        <w:sectPr>
+          <w:pgSz w:w="16838" w:h="11906" w:orient="landscape"/>
+          <w:pgMar w:top="1699" w:right="1411" w:bottom="1699" w:left="1411" w:header="706" w:footer="706" w:gutter="0"/>
+          <w:cols w:space="708"/>
+          <w:docGrid w:linePitch="360"/>
+        </w:sectPr>
+      </w:pPr>
+      <w:r>
+        <w:rPr>
+          <w:rFonts w:cs="Arial"/>
+          <w:szCs w:val="24"/>
+        </w:rPr>
+        <w:t>Fuente Rodríguez(2026)</w:t>
+      </w:r>
+    </w:p>
+    <w:p>
+      <w:pPr>
+        <w:rPr>
+          <w:rFonts w:cs="Arial"/>
+          <w:szCs w:val="24"/>
+        </w:rPr>
+      </w:pPr>
+      <w:r>
+        <w:rPr>
+          <w:rFonts w:cs="Arial"/>
+          <w:szCs w:val="24"/>
+        </w:rPr>
+        <w:lastRenderedPageBreak/>
+        <w:t>Figura 11 Diagrama Entidad Relación</w:t>
+      </w:r>
+    </w:p>
+    <w:p>
+      <w:pPr>
+        <w:rPr>
+          <w:rFonts w:cs="Arial"/>
+          <w:szCs w:val="24"/>
+        </w:rPr>
+      </w:pPr>
+      <w:r>
+        <w:rPr>
+          <w:rFonts w:cs="Arial"/>
+          <w:noProof/>
+          <w:szCs w:val="24"/>
+        </w:rPr>
+        <w:drawing>
+          <wp:inline distT="0" distB="0" distL="0" distR="0" wp14:anchorId="1F99F4E8" wp14:editId="70551EE7">
+            <wp:extent cx="4520670" cy="5434470"/>
+            <wp:effectExtent l="0" t="0" r="0" b="0"/>
+            <wp:docPr id="29" name="Imagen 29"/>
+            <wp:cNvGraphicFramePr>
+              <a:graphicFrameLocks xmlns:a="http://schemas.openxmlformats.org/drawingml/2006/main" noChangeAspect="1"/>
+            </wp:cNvGraphicFramePr>
+            <a:graphic xmlns:a="http://schemas.openxmlformats.org/drawingml/2006/main">
+              <a:graphicData uri="http://schemas.openxmlformats.org/drawingml/2006/picture">
+                <pic:pic xmlns:pic="http://schemas.openxmlformats.org/drawingml/2006/picture">
+                  <pic:nvPicPr>
+                    <pic:cNvPr id="0" name="Picture 12"/>
+                    <pic:cNvPicPr>
+                      <a:picLocks noChangeAspect="1" noChangeArrowheads="1"/>
+                    </pic:cNvPicPr>
+                  </pic:nvPicPr>
+                  <pic:blipFill>
+                    <a:blip r:embed="rId30">
+                      <a:extLst>
+                        <a:ext uri="{28A0092B-C50C-407E-A947-70E740481C1C}">
+                          <a14:useLocalDpi xmlns:a14="http://schemas.microsoft.com/office/drawing/2010/main" val="0"/>
+                        </a:ext>
+                      </a:extLst>
+                    </a:blip>
+                    <a:srcRect/>
+                    <a:stretch>
+                      <a:fillRect/>
+                    </a:stretch>
+                  </pic:blipFill>
+                  <pic:spPr bwMode="auto">
+                    <a:xfrm>
+                      <a:off x="0" y="0"/>
+                      <a:ext cx="4531657" cy="5447677"/>
+                    </a:xfrm>
+                    <a:prstGeom prst="rect">
+                      <a:avLst/>
+                    </a:prstGeom>
+                    <a:noFill/>
+                  </pic:spPr>
+                </pic:pic>
+              </a:graphicData>
+            </a:graphic>
+          </wp:inline>
+        </w:drawing>
+      </w:r>
+    </w:p>
+    <w:p>
+      <w:pPr>
+        <w:rPr>
+          <w:rFonts w:cs="Arial"/>
+          <w:szCs w:val="24"/>
+        </w:rPr>
+      </w:pPr>
+      <w:r>
+        <w:rPr>
+          <w:rFonts w:cs="Arial"/>
+          <w:szCs w:val="24"/>
+        </w:rPr>
+        <w:t>Fuente Rodríguez(2026)</w:t>
+      </w:r>
+    </w:p>
+    <w:p>
+      <w:pPr>
+        <w:ind w:firstLine="0"/>
+        <w:rPr>
+          <w:rFonts w:cs="Arial"/>
+          <w:szCs w:val="24"/>
+        </w:rPr>
+      </w:pPr>
+      <w:r>
+        <w:rPr>
+          <w:rFonts w:cs="Arial"/>
+          <w:szCs w:val="24"/>
+        </w:rPr>
+        <w:t>FASE 2: ELABORACIÓN</w:t>
+      </w:r>
+    </w:p>
+    <w:p>
+      <w:pPr>
+        <w:ind w:firstLine="0"/>
         <w:rPr>
           <w:rFonts w:cs="Arial"/>
           <w:szCs w:val="24"/>
@@ -17743,110 +24839,86 @@
         </w:rPr>
         <w:t>PANTALLAS</w:t>
       </w:r>
-      <w:r>
-        <w:rPr>
-          <w:rFonts w:cs="Arial"/>
-          <w:szCs w:val="24"/>
-        </w:rPr>
-        <w:t xml:space="preserve"> </w:t>
-      </w:r>
-      <w:r>
-        <w:rPr>
-          <w:rFonts w:cs="Arial"/>
-          <w:szCs w:val="24"/>
-        </w:rPr>
-        <w:t>(inicio,</w:t>
-      </w:r>
-      <w:r>
-        <w:rPr>
-          <w:rFonts w:cs="Arial"/>
-          <w:szCs w:val="24"/>
-        </w:rPr>
-        <w:t xml:space="preserve"> recuperación, inicio…</w:t>
-      </w:r>
-      <w:r>
-        <w:rPr>
-          <w:rFonts w:cs="Arial"/>
-          <w:szCs w:val="24"/>
-        </w:rPr>
-        <w:t>)</w:t>
-      </w:r>
-    </w:p>
-    <w:p>
-      <w:pPr>
-        <w:rPr>
-          <w:rFonts w:cs="Arial"/>
-          <w:szCs w:val="24"/>
-        </w:rPr>
-      </w:pPr>
-      <w:r>
-        <w:rPr>
-          <w:rFonts w:cs="Arial"/>
-          <w:szCs w:val="24"/>
-        </w:rPr>
-        <w:t>FASE 3 CONSTRUCCIÓN</w:t>
-      </w:r>
-    </w:p>
-    <w:p>
-      <w:pPr>
-        <w:rPr>
-          <w:rFonts w:cs="Arial"/>
-          <w:szCs w:val="24"/>
-        </w:rPr>
-      </w:pPr>
-      <w:r>
-        <w:rPr>
-          <w:rFonts w:cs="Arial"/>
-          <w:szCs w:val="24"/>
-        </w:rPr>
-        <w:t>Factibilidad técnica</w:t>
-      </w:r>
-    </w:p>
-    <w:p>
-      <w:pPr>
-        <w:rPr>
-          <w:rFonts w:cs="Arial"/>
-          <w:szCs w:val="24"/>
-        </w:rPr>
-      </w:pPr>
-      <w:r>
-        <w:rPr>
-          <w:rFonts w:cs="Arial"/>
-          <w:szCs w:val="24"/>
-        </w:rPr>
-        <w:t>Factibilidad económica</w:t>
-      </w:r>
-    </w:p>
-    <w:p>
-      <w:pPr>
-        <w:rPr>
-          <w:rFonts w:cs="Arial"/>
-          <w:szCs w:val="24"/>
-        </w:rPr>
-      </w:pPr>
-      <w:r>
-        <w:rPr>
-          <w:rFonts w:cs="Arial"/>
-          <w:szCs w:val="24"/>
-        </w:rPr>
-        <w:t>Factibilidad social</w:t>
-      </w:r>
-    </w:p>
-    <w:p>
-      <w:pPr>
-        <w:rPr>
-          <w:rFonts w:cs="Arial"/>
-          <w:szCs w:val="24"/>
-        </w:rPr>
-      </w:pPr>
-    </w:p>
-    <w:p>
-      <w:pPr>
-        <w:rPr>
-          <w:rFonts w:cs="Arial"/>
-          <w:szCs w:val="24"/>
-        </w:rPr>
-      </w:pPr>
+    </w:p>
+    <w:p>
+      <w:pPr>
+        <w:ind w:firstLine="0"/>
+        <w:rPr>
+          <w:rFonts w:cs="Arial"/>
+          <w:szCs w:val="24"/>
+        </w:rPr>
+      </w:pPr>
+      <w:r>
+        <w:rPr>
+          <w:rFonts w:cs="Arial"/>
+          <w:szCs w:val="24"/>
+        </w:rPr>
+        <w:t>FASE 3: CONSTRUCCIÓN</w:t>
+      </w:r>
+    </w:p>
+    <w:p>
+      <w:pPr>
+        <w:ind w:firstLine="0"/>
+        <w:rPr>
+          <w:rFonts w:cs="Arial"/>
+          <w:szCs w:val="24"/>
+        </w:rPr>
+      </w:pPr>
+      <w:r>
+        <w:rPr>
+          <w:rFonts w:cs="Arial"/>
+          <w:szCs w:val="24"/>
+        </w:rPr>
+        <w:t>Estudio de factibilidad</w:t>
+      </w:r>
+    </w:p>
+    <w:p>
+      <w:pPr>
+        <w:ind w:firstLine="0"/>
+        <w:rPr>
+          <w:rFonts w:cs="Arial"/>
+          <w:szCs w:val="24"/>
+        </w:rPr>
+      </w:pPr>
+      <w:r>
+        <w:rPr>
+          <w:rFonts w:cs="Arial"/>
+          <w:szCs w:val="24"/>
+        </w:rPr>
+        <w:t>Factibilidad Técnica</w:t>
+      </w:r>
+    </w:p>
+    <w:p>
+      <w:pPr>
+        <w:ind w:firstLine="0"/>
+        <w:rPr>
+          <w:rFonts w:cs="Arial"/>
+          <w:szCs w:val="24"/>
+        </w:rPr>
+      </w:pPr>
+      <w:r>
+        <w:rPr>
+          <w:rFonts w:cs="Arial"/>
+          <w:szCs w:val="24"/>
+        </w:rPr>
+        <w:t xml:space="preserve">Factibilidad Económica </w:t>
+      </w:r>
+    </w:p>
+    <w:p>
+      <w:pPr>
+        <w:ind w:firstLine="0"/>
+        <w:rPr>
+          <w:rFonts w:cs="Arial"/>
+          <w:szCs w:val="24"/>
+        </w:rPr>
+      </w:pPr>
+      <w:r>
+        <w:rPr>
+          <w:rFonts w:cs="Arial"/>
+          <w:szCs w:val="24"/>
+        </w:rPr>
+        <w:t>Factibilidad Social</w:t>
+      </w:r>
     </w:p>
     <w:p>
       <w:pPr>
@@ -18043,7 +25115,6 @@
           <w:color w:val="000000"/>
           <w:lang w:val="en-US" w:eastAsia="es-ES"/>
         </w:rPr>
-        <w:lastRenderedPageBreak/>
         <w:t>International Journal of Computer Applications</w:t>
       </w:r>
       <w:r>
@@ -18054,7 +25125,7 @@
         </w:rPr>
         <w:t>, 186 (1), 16–21.</w:t>
       </w:r>
-      <w:hyperlink r:id="rId20" w:history="1">
+      <w:hyperlink r:id="rId31" w:history="1">
         <w:r>
           <w:rPr>
             <w:rFonts w:eastAsia="Times New Roman" w:cs="Arial"/>
@@ -18263,7 +25334,7 @@
           <w:lang w:eastAsia="es-ES"/>
         </w:rPr>
       </w:pPr>
-      <w:hyperlink r:id="rId21" w:history="1">
+      <w:hyperlink r:id="rId32" w:history="1">
         <w:r>
           <w:rPr>
             <w:rFonts w:eastAsia="Times New Roman" w:cs="Arial"/>
@@ -18274,7 +25345,7 @@
           <w:t xml:space="preserve">Disponible en: </w:t>
         </w:r>
       </w:hyperlink>
-      <w:hyperlink r:id="rId22" w:history="1">
+      <w:hyperlink r:id="rId33" w:history="1">
         <w:r>
           <w:rPr>
             <w:rFonts w:eastAsia="Times New Roman" w:cs="Arial"/>
@@ -18301,9 +25372,10 @@
           <w:color w:val="000000"/>
           <w:lang w:eastAsia="es-ES"/>
         </w:rPr>
+        <w:lastRenderedPageBreak/>
         <w:t xml:space="preserve">Disponible en: </w:t>
       </w:r>
-      <w:hyperlink r:id="rId23" w:history="1">
+      <w:hyperlink r:id="rId34" w:history="1">
         <w:r>
           <w:rPr>
             <w:rFonts w:eastAsia="Times New Roman" w:cs="Arial"/>
@@ -18350,7 +25422,7 @@
           <w:lang w:eastAsia="es-ES"/>
         </w:rPr>
       </w:pPr>
-      <w:hyperlink r:id="rId24" w:anchor=":~:text=La%20investigaci%C3%B3n%20se%20centr%C3%B3%20en,sistema%20de%20informaci%C3%B3n%20abarcan%20varios" w:history="1">
+      <w:hyperlink r:id="rId35" w:anchor=":~:text=La%20investigaci%C3%B3n%20se%20centr%C3%B3%20en,sistema%20de%20informaci%C3%B3n%20abarcan%20varios" w:history="1">
         <w:r>
           <w:rPr>
             <w:rFonts w:eastAsia="Times New Roman" w:cs="Arial"/>
@@ -18379,7 +25451,7 @@
           <w:lang w:val="en-US" w:eastAsia="es-ES"/>
         </w:rPr>
       </w:pPr>
-      <w:hyperlink r:id="rId25" w:history="1">
+      <w:hyperlink r:id="rId36" w:history="1">
         <w:r>
           <w:rPr>
             <w:rFonts w:eastAsia="Times New Roman" w:cs="Arial"/>
@@ -18408,7 +25480,7 @@
           <w:lang w:eastAsia="es-ES"/>
         </w:rPr>
       </w:pPr>
-      <w:hyperlink r:id="rId26" w:history="1">
+      <w:hyperlink r:id="rId37" w:history="1">
         <w:r>
           <w:rPr>
             <w:rFonts w:eastAsia="Times New Roman" w:cs="Arial"/>
@@ -18481,7 +25553,7 @@
         </w:rPr>
         <w:t xml:space="preserve"> [Software].</w:t>
       </w:r>
-      <w:hyperlink r:id="rId27" w:history="1">
+      <w:hyperlink r:id="rId38" w:history="1">
         <w:r>
           <w:rPr>
             <w:rFonts w:eastAsia="Times New Roman" w:cs="Arial"/>
@@ -18769,7 +25841,6 @@
           <w:color w:val="000000"/>
           <w:lang w:val="en-US" w:eastAsia="es-ES"/>
         </w:rPr>
-        <w:lastRenderedPageBreak/>
         <w:t xml:space="preserve">Hartmut, D. (1986). </w:t>
       </w:r>
       <w:r>
@@ -18934,7 +26005,7 @@
         </w:rPr>
         <w:t xml:space="preserve"> [Software].</w:t>
       </w:r>
-      <w:hyperlink r:id="rId28" w:history="1">
+      <w:hyperlink r:id="rId39" w:history="1">
         <w:r>
           <w:rPr>
             <w:rFonts w:eastAsia="Times New Roman" w:cs="Arial"/>
@@ -19078,6 +26149,7 @@
           <w:color w:val="000000"/>
           <w:lang w:val="en-US" w:eastAsia="es-ES"/>
         </w:rPr>
+        <w:lastRenderedPageBreak/>
         <w:t xml:space="preserve">PySide / The Qt Company. (2021). </w:t>
       </w:r>
       <w:r>
@@ -19098,7 +26170,7 @@
         </w:rPr>
         <w:t>.</w:t>
       </w:r>
-      <w:hyperlink r:id="rId29" w:history="1">
+      <w:hyperlink r:id="rId40" w:history="1">
         <w:r>
           <w:rPr>
             <w:rFonts w:eastAsia="Times New Roman" w:cs="Arial"/>
@@ -19262,7 +26334,7 @@
         </w:rPr>
         <w:t xml:space="preserve"> [Software].</w:t>
       </w:r>
-      <w:hyperlink r:id="rId30" w:history="1">
+      <w:hyperlink r:id="rId41" w:history="1">
         <w:r>
           <w:rPr>
             <w:rFonts w:eastAsia="Times New Roman" w:cs="Arial"/>
@@ -19352,7 +26424,7 @@
     </w:p>
     <w:sectPr>
       <w:pgSz w:w="11906" w:h="16838"/>
-      <w:pgMar w:top="1418" w:right="1701" w:bottom="1418" w:left="1701" w:header="709" w:footer="709" w:gutter="0"/>
+      <w:pgMar w:top="1411" w:right="1699" w:bottom="1411" w:left="1699" w:header="706" w:footer="706" w:gutter="0"/>
       <w:cols w:space="708"/>
       <w:docGrid w:linePitch="360"/>
     </w:sectPr>
@@ -19361,7 +26433,7 @@
 </file>
 
 <file path=word/numbering.xml><?xml version="1.0" encoding="utf-8"?>
-<w:numbering xmlns:wpc="http://schemas.microsoft.com/office/word/2010/wordprocessingCanvas" xmlns:cx="http://schemas.microsoft.com/office/drawing/2014/chartex" xmlns:mc="http://schemas.openxmlformats.org/markup-compatibility/2006" xmlns:o="urn:schemas-microsoft-com:office:office" xmlns:r="http://schemas.openxmlformats.org/officeDocument/2006/relationships" xmlns:m="http://schemas.openxmlformats.org/officeDocument/2006/math" xmlns:v="urn:schemas-microsoft-com:vml" xmlns:wp14="http://schemas.microsoft.com/office/word/2010/wordprocessingDrawing" xmlns:wp="http://schemas.openxmlformats.org/drawingml/2006/wordprocessingDrawing" xmlns:w10="urn:schemas-microsoft-com:office:word" xmlns:w="http://schemas.openxmlformats.org/wordprocessingml/2006/main" xmlns:w14="http://schemas.microsoft.com/office/word/2010/wordml" xmlns:w15="http://schemas.microsoft.com/office/word/2012/wordml" xmlns:w16se="http://schemas.microsoft.com/office/word/2015/wordml/symex" xmlns:wpg="http://schemas.microsoft.com/office/word/2010/wordprocessingGroup" xmlns:wpi="http://schemas.microsoft.com/office/word/2010/wordprocessingInk" xmlns:wne="http://schemas.microsoft.com/office/word/2006/wordml" xmlns:wps="http://schemas.microsoft.com/office/word/2010/wordprocessingShape" mc:Ignorable="w14 w15 w16se wp14">
+<w:numbering xmlns:wpc="http://schemas.microsoft.com/office/word/2010/wordprocessingCanvas" xmlns:cx="http://schemas.microsoft.com/office/drawing/2014/chartex" xmlns:cx1="http://schemas.microsoft.com/office/drawing/2015/9/8/chartex" xmlns:cx2="http://schemas.microsoft.com/office/drawing/2015/10/21/chartex" xmlns:cx3="http://schemas.microsoft.com/office/drawing/2016/5/9/chartex" xmlns:cx4="http://schemas.microsoft.com/office/drawing/2016/5/10/chartex" xmlns:cx5="http://schemas.microsoft.com/office/drawing/2016/5/11/chartex" xmlns:cx6="http://schemas.microsoft.com/office/drawing/2016/5/12/chartex" xmlns:cx7="http://schemas.microsoft.com/office/drawing/2016/5/13/chartex" xmlns:cx8="http://schemas.microsoft.com/office/drawing/2016/5/14/chartex" xmlns:mc="http://schemas.openxmlformats.org/markup-compatibility/2006" xmlns:aink="http://schemas.microsoft.com/office/drawing/2016/ink" xmlns:am3d="http://schemas.microsoft.com/office/drawing/2017/model3d" xmlns:o="urn:schemas-microsoft-com:office:office" xmlns:r="http://schemas.openxmlformats.org/officeDocument/2006/relationships" xmlns:m="http://schemas.openxmlformats.org/officeDocument/2006/math" xmlns:v="urn:schemas-microsoft-com:vml" xmlns:wp14="http://schemas.microsoft.com/office/word/2010/wordprocessingDrawing" xmlns:wp="http://schemas.openxmlformats.org/drawingml/2006/wordprocessingDrawing" xmlns:w10="urn:schemas-microsoft-com:office:word" xmlns:w="http://schemas.openxmlformats.org/wordprocessingml/2006/main" xmlns:w14="http://schemas.microsoft.com/office/word/2010/wordml" xmlns:w15="http://schemas.microsoft.com/office/word/2012/wordml" xmlns:w16cex="http://schemas.microsoft.com/office/word/2018/wordml/cex" xmlns:w16cid="http://schemas.microsoft.com/office/word/2016/wordml/cid" xmlns:w16="http://schemas.microsoft.com/office/word/2018/wordml" xmlns:w16sdtdh="http://schemas.microsoft.com/office/word/2020/wordml/sdtdatahash" xmlns:w16se="http://schemas.microsoft.com/office/word/2015/wordml/symex" xmlns:wpg="http://schemas.microsoft.com/office/word/2010/wordprocessingGroup" xmlns:wpi="http://schemas.microsoft.com/office/word/2010/wordprocessingInk" xmlns:wne="http://schemas.microsoft.com/office/word/2006/wordml" xmlns:wps="http://schemas.microsoft.com/office/word/2010/wordprocessingShape" mc:Ignorable="w14 w15 w16se w16cid w16 w16cex w16sdtdh wp14">
   <w:abstractNum w:abstractNumId="0" w15:restartNumberingAfterBreak="0">
     <w:nsid w:val="14F4067B"/>
     <w:multiLevelType w:val="multilevel"/>
@@ -20110,7 +27182,7 @@
 </file>
 
 <file path=word/styles.xml><?xml version="1.0" encoding="utf-8"?>
-<w:styles xmlns:mc="http://schemas.openxmlformats.org/markup-compatibility/2006" xmlns:r="http://schemas.openxmlformats.org/officeDocument/2006/relationships" xmlns:w="http://schemas.openxmlformats.org/wordprocessingml/2006/main" xmlns:w14="http://schemas.microsoft.com/office/word/2010/wordml" xmlns:w15="http://schemas.microsoft.com/office/word/2012/wordml" xmlns:w16se="http://schemas.microsoft.com/office/word/2015/wordml/symex" mc:Ignorable="w14 w15 w16se">
+<w:styles xmlns:mc="http://schemas.openxmlformats.org/markup-compatibility/2006" xmlns:r="http://schemas.openxmlformats.org/officeDocument/2006/relationships" xmlns:w="http://schemas.openxmlformats.org/wordprocessingml/2006/main" xmlns:w14="http://schemas.microsoft.com/office/word/2010/wordml" xmlns:w15="http://schemas.microsoft.com/office/word/2012/wordml" xmlns:w16cex="http://schemas.microsoft.com/office/word/2018/wordml/cex" xmlns:w16cid="http://schemas.microsoft.com/office/word/2016/wordml/cid" xmlns:w16="http://schemas.microsoft.com/office/word/2018/wordml" xmlns:w16sdtdh="http://schemas.microsoft.com/office/word/2020/wordml/sdtdatahash" xmlns:w16se="http://schemas.microsoft.com/office/word/2015/wordml/symex" mc:Ignorable="w14 w15 w16se w16cid w16 w16cex w16sdtdh">
   <w:docDefaults>
     <w:rPrDefault>
       <w:rPr>
@@ -20126,7 +27198,7 @@
       </w:pPr>
     </w:pPrDefault>
   </w:docDefaults>
-  <w:latentStyles w:defLockedState="0" w:defUIPriority="99" w:defSemiHidden="0" w:defUnhideWhenUsed="0" w:defQFormat="0" w:count="371">
+  <w:latentStyles w:defLockedState="0" w:defUIPriority="99" w:defSemiHidden="0" w:defUnhideWhenUsed="0" w:defQFormat="0" w:count="376">
     <w:lsdException w:name="Normal" w:uiPriority="0" w:qFormat="1"/>
     <w:lsdException w:name="heading 1" w:uiPriority="9" w:qFormat="1"/>
     <w:lsdException w:name="heading 2" w:semiHidden="1" w:uiPriority="9" w:unhideWhenUsed="1" w:qFormat="1"/>
@@ -20232,7 +27304,6 @@
     <w:lsdException w:name="HTML Sample" w:semiHidden="1" w:unhideWhenUsed="1"/>
     <w:lsdException w:name="HTML Typewriter" w:semiHidden="1" w:unhideWhenUsed="1"/>
     <w:lsdException w:name="HTML Variable" w:semiHidden="1" w:unhideWhenUsed="1"/>
-    <w:lsdException w:name="Normal Table" w:semiHidden="1" w:unhideWhenUsed="1"/>
     <w:lsdException w:name="annotation subject" w:semiHidden="1" w:unhideWhenUsed="1"/>
     <w:lsdException w:name="No List" w:semiHidden="1" w:unhideWhenUsed="1"/>
     <w:lsdException w:name="Outline List 1" w:semiHidden="1" w:unhideWhenUsed="1"/>
@@ -20275,11 +27346,8 @@
     <w:lsdException w:name="Table Contemporary" w:semiHidden="1" w:unhideWhenUsed="1"/>
     <w:lsdException w:name="Table Elegant" w:semiHidden="1" w:unhideWhenUsed="1"/>
     <w:lsdException w:name="Table Professional" w:semiHidden="1" w:unhideWhenUsed="1"/>
-    <w:lsdException w:name="Table Subtle 1" w:semiHidden="1" w:unhideWhenUsed="1"/>
     <w:lsdException w:name="Table Subtle 2" w:semiHidden="1" w:unhideWhenUsed="1"/>
     <w:lsdException w:name="Table Web 1" w:semiHidden="1" w:unhideWhenUsed="1"/>
-    <w:lsdException w:name="Table Web 2" w:semiHidden="1" w:unhideWhenUsed="1"/>
-    <w:lsdException w:name="Table Web 3" w:semiHidden="1" w:unhideWhenUsed="1"/>
     <w:lsdException w:name="Balloon Text" w:semiHidden="1" w:unhideWhenUsed="1"/>
     <w:lsdException w:name="Table Grid" w:uiPriority="39"/>
     <w:lsdException w:name="Table Theme" w:semiHidden="1" w:unhideWhenUsed="1"/>
@@ -20498,11 +27566,16 @@
     <w:lsdException w:name="List Table 5 Dark Accent 6" w:uiPriority="50"/>
     <w:lsdException w:name="List Table 6 Colorful Accent 6" w:uiPriority="51"/>
     <w:lsdException w:name="List Table 7 Colorful Accent 6" w:uiPriority="52"/>
+    <w:lsdException w:name="Mention" w:semiHidden="1" w:unhideWhenUsed="1"/>
+    <w:lsdException w:name="Smart Hyperlink" w:semiHidden="1" w:unhideWhenUsed="1"/>
+    <w:lsdException w:name="Hashtag" w:semiHidden="1" w:unhideWhenUsed="1"/>
+    <w:lsdException w:name="Unresolved Mention" w:semiHidden="1" w:unhideWhenUsed="1"/>
+    <w:lsdException w:name="Smart Link" w:semiHidden="1" w:unhideWhenUsed="1"/>
   </w:latentStyles>
   <w:style w:type="paragraph" w:default="1" w:styleId="Normal">
     <w:name w:val="Normal"/>
     <w:qFormat/>
-    <w:rsid w:val="000E17C3"/>
+    <w:rsid w:val="00744725"/>
     <w:pPr>
       <w:spacing w:line="360" w:lineRule="auto"/>
       <w:ind w:firstLine="576"/>
@@ -20708,7 +27781,7 @@
       </w:tcPr>
     </w:tblStylePr>
   </w:style>
-  <w:style w:type="table" w:styleId="Cuadrculadetablaclara">
+  <w:style w:type="table" w:styleId="Tablaconcuadrculaclara">
     <w:name w:val="Grid Table Light"/>
     <w:basedOn w:val="Tablanormal"/>
     <w:uiPriority w:val="40"/>
@@ -20781,6 +27854,206 @@
       <w:iCs/>
     </w:rPr>
   </w:style>
+  <w:style w:type="character" w:customStyle="1" w:styleId="citation-572">
+    <w:name w:val="citation-572"/>
+    <w:basedOn w:val="Fuentedeprrafopredeter"/>
+    <w:rsid w:val="00313785"/>
+  </w:style>
+  <w:style w:type="character" w:customStyle="1" w:styleId="citation-571">
+    <w:name w:val="citation-571"/>
+    <w:basedOn w:val="Fuentedeprrafopredeter"/>
+    <w:rsid w:val="00313785"/>
+  </w:style>
+  <w:style w:type="character" w:customStyle="1" w:styleId="citation-570">
+    <w:name w:val="citation-570"/>
+    <w:basedOn w:val="Fuentedeprrafopredeter"/>
+    <w:rsid w:val="00313785"/>
+  </w:style>
+  <w:style w:type="character" w:customStyle="1" w:styleId="citation-569">
+    <w:name w:val="citation-569"/>
+    <w:basedOn w:val="Fuentedeprrafopredeter"/>
+    <w:rsid w:val="00313785"/>
+  </w:style>
+  <w:style w:type="character" w:customStyle="1" w:styleId="citation-568">
+    <w:name w:val="citation-568"/>
+    <w:basedOn w:val="Fuentedeprrafopredeter"/>
+    <w:rsid w:val="00313785"/>
+  </w:style>
+  <w:style w:type="character" w:customStyle="1" w:styleId="citation-567">
+    <w:name w:val="citation-567"/>
+    <w:basedOn w:val="Fuentedeprrafopredeter"/>
+    <w:rsid w:val="00313785"/>
+  </w:style>
+  <w:style w:type="character" w:customStyle="1" w:styleId="citation-566">
+    <w:name w:val="citation-566"/>
+    <w:basedOn w:val="Fuentedeprrafopredeter"/>
+    <w:rsid w:val="00313785"/>
+  </w:style>
+  <w:style w:type="character" w:customStyle="1" w:styleId="citation-565">
+    <w:name w:val="citation-565"/>
+    <w:basedOn w:val="Fuentedeprrafopredeter"/>
+    <w:rsid w:val="00313785"/>
+  </w:style>
+  <w:style w:type="character" w:customStyle="1" w:styleId="citation-564">
+    <w:name w:val="citation-564"/>
+    <w:basedOn w:val="Fuentedeprrafopredeter"/>
+    <w:rsid w:val="00313785"/>
+  </w:style>
+  <w:style w:type="character" w:customStyle="1" w:styleId="citation-563">
+    <w:name w:val="citation-563"/>
+    <w:basedOn w:val="Fuentedeprrafopredeter"/>
+    <w:rsid w:val="00313785"/>
+  </w:style>
+  <w:style w:type="character" w:customStyle="1" w:styleId="citation-562">
+    <w:name w:val="citation-562"/>
+    <w:basedOn w:val="Fuentedeprrafopredeter"/>
+    <w:rsid w:val="00313785"/>
+  </w:style>
+  <w:style w:type="character" w:customStyle="1" w:styleId="citation-561">
+    <w:name w:val="citation-561"/>
+    <w:basedOn w:val="Fuentedeprrafopredeter"/>
+    <w:rsid w:val="00313785"/>
+  </w:style>
+  <w:style w:type="character" w:customStyle="1" w:styleId="citation-560">
+    <w:name w:val="citation-560"/>
+    <w:basedOn w:val="Fuentedeprrafopredeter"/>
+    <w:rsid w:val="00313785"/>
+  </w:style>
+  <w:style w:type="character" w:customStyle="1" w:styleId="citation-559">
+    <w:name w:val="citation-559"/>
+    <w:basedOn w:val="Fuentedeprrafopredeter"/>
+    <w:rsid w:val="00313785"/>
+  </w:style>
+  <w:style w:type="character" w:customStyle="1" w:styleId="citation-558">
+    <w:name w:val="citation-558"/>
+    <w:basedOn w:val="Fuentedeprrafopredeter"/>
+    <w:rsid w:val="00313785"/>
+  </w:style>
+  <w:style w:type="character" w:customStyle="1" w:styleId="citation-557">
+    <w:name w:val="citation-557"/>
+    <w:basedOn w:val="Fuentedeprrafopredeter"/>
+    <w:rsid w:val="00313785"/>
+  </w:style>
+  <w:style w:type="character" w:customStyle="1" w:styleId="citation-556">
+    <w:name w:val="citation-556"/>
+    <w:basedOn w:val="Fuentedeprrafopredeter"/>
+    <w:rsid w:val="00313785"/>
+  </w:style>
+  <w:style w:type="character" w:customStyle="1" w:styleId="citation-555">
+    <w:name w:val="citation-555"/>
+    <w:basedOn w:val="Fuentedeprrafopredeter"/>
+    <w:rsid w:val="00313785"/>
+  </w:style>
+  <w:style w:type="character" w:customStyle="1" w:styleId="citation-554">
+    <w:name w:val="citation-554"/>
+    <w:basedOn w:val="Fuentedeprrafopredeter"/>
+    <w:rsid w:val="00313785"/>
+  </w:style>
+  <w:style w:type="character" w:customStyle="1" w:styleId="citation-553">
+    <w:name w:val="citation-553"/>
+    <w:basedOn w:val="Fuentedeprrafopredeter"/>
+    <w:rsid w:val="00313785"/>
+  </w:style>
+  <w:style w:type="character" w:customStyle="1" w:styleId="citation-552">
+    <w:name w:val="citation-552"/>
+    <w:basedOn w:val="Fuentedeprrafopredeter"/>
+    <w:rsid w:val="00313785"/>
+  </w:style>
+  <w:style w:type="character" w:customStyle="1" w:styleId="citation-551">
+    <w:name w:val="citation-551"/>
+    <w:basedOn w:val="Fuentedeprrafopredeter"/>
+    <w:rsid w:val="00313785"/>
+  </w:style>
+  <w:style w:type="character" w:customStyle="1" w:styleId="citation-550">
+    <w:name w:val="citation-550"/>
+    <w:basedOn w:val="Fuentedeprrafopredeter"/>
+    <w:rsid w:val="00313785"/>
+  </w:style>
+  <w:style w:type="character" w:customStyle="1" w:styleId="citation-549">
+    <w:name w:val="citation-549"/>
+    <w:basedOn w:val="Fuentedeprrafopredeter"/>
+    <w:rsid w:val="00313785"/>
+  </w:style>
+  <w:style w:type="character" w:customStyle="1" w:styleId="citation-548">
+    <w:name w:val="citation-548"/>
+    <w:basedOn w:val="Fuentedeprrafopredeter"/>
+    <w:rsid w:val="00313785"/>
+  </w:style>
+  <w:style w:type="character" w:customStyle="1" w:styleId="citation-547">
+    <w:name w:val="citation-547"/>
+    <w:basedOn w:val="Fuentedeprrafopredeter"/>
+    <w:rsid w:val="00313785"/>
+  </w:style>
+  <w:style w:type="character" w:customStyle="1" w:styleId="citation-546">
+    <w:name w:val="citation-546"/>
+    <w:basedOn w:val="Fuentedeprrafopredeter"/>
+    <w:rsid w:val="00313785"/>
+  </w:style>
+  <w:style w:type="character" w:customStyle="1" w:styleId="citation-545">
+    <w:name w:val="citation-545"/>
+    <w:basedOn w:val="Fuentedeprrafopredeter"/>
+    <w:rsid w:val="00313785"/>
+  </w:style>
+  <w:style w:type="character" w:customStyle="1" w:styleId="citation-544">
+    <w:name w:val="citation-544"/>
+    <w:basedOn w:val="Fuentedeprrafopredeter"/>
+    <w:rsid w:val="00313785"/>
+  </w:style>
+  <w:style w:type="character" w:customStyle="1" w:styleId="citation-543">
+    <w:name w:val="citation-543"/>
+    <w:basedOn w:val="Fuentedeprrafopredeter"/>
+    <w:rsid w:val="00313785"/>
+  </w:style>
+  <w:style w:type="character" w:customStyle="1" w:styleId="citation-542">
+    <w:name w:val="citation-542"/>
+    <w:basedOn w:val="Fuentedeprrafopredeter"/>
+    <w:rsid w:val="00313785"/>
+  </w:style>
+  <w:style w:type="character" w:customStyle="1" w:styleId="citation-541">
+    <w:name w:val="citation-541"/>
+    <w:basedOn w:val="Fuentedeprrafopredeter"/>
+    <w:rsid w:val="00313785"/>
+  </w:style>
+  <w:style w:type="character" w:customStyle="1" w:styleId="citation-540">
+    <w:name w:val="citation-540"/>
+    <w:basedOn w:val="Fuentedeprrafopredeter"/>
+    <w:rsid w:val="00313785"/>
+  </w:style>
+  <w:style w:type="character" w:customStyle="1" w:styleId="citation-539">
+    <w:name w:val="citation-539"/>
+    <w:basedOn w:val="Fuentedeprrafopredeter"/>
+    <w:rsid w:val="00313785"/>
+  </w:style>
+  <w:style w:type="character" w:customStyle="1" w:styleId="citation-538">
+    <w:name w:val="citation-538"/>
+    <w:basedOn w:val="Fuentedeprrafopredeter"/>
+    <w:rsid w:val="00313785"/>
+  </w:style>
+  <w:style w:type="character" w:customStyle="1" w:styleId="citation-537">
+    <w:name w:val="citation-537"/>
+    <w:basedOn w:val="Fuentedeprrafopredeter"/>
+    <w:rsid w:val="00313785"/>
+  </w:style>
+  <w:style w:type="character" w:customStyle="1" w:styleId="citation-536">
+    <w:name w:val="citation-536"/>
+    <w:basedOn w:val="Fuentedeprrafopredeter"/>
+    <w:rsid w:val="00313785"/>
+  </w:style>
+  <w:style w:type="character" w:customStyle="1" w:styleId="citation-535">
+    <w:name w:val="citation-535"/>
+    <w:basedOn w:val="Fuentedeprrafopredeter"/>
+    <w:rsid w:val="00313785"/>
+  </w:style>
+  <w:style w:type="character" w:customStyle="1" w:styleId="citation-534">
+    <w:name w:val="citation-534"/>
+    <w:basedOn w:val="Fuentedeprrafopredeter"/>
+    <w:rsid w:val="00313785"/>
+  </w:style>
+  <w:style w:type="character" w:customStyle="1" w:styleId="citation-533">
+    <w:name w:val="citation-533"/>
+    <w:basedOn w:val="Fuentedeprrafopredeter"/>
+    <w:rsid w:val="00313785"/>
+  </w:style>
 </w:styles>
 </file>
 
@@ -20824,7 +28097,7 @@
               <a:cs typeface="+mn-cs"/>
             </a:defRPr>
           </a:pPr>
-          <a:endParaRPr lang="es-ES"/>
+          <a:endParaRPr lang="es-VE"/>
         </a:p>
       </c:txPr>
     </c:title>
@@ -20966,7 +28239,7 @@
                 <a:cs typeface="+mn-cs"/>
               </a:defRPr>
             </a:pPr>
-            <a:endParaRPr lang="es-ES"/>
+            <a:endParaRPr lang="es-VE"/>
           </a:p>
         </c:txPr>
         <c:crossAx val="450213839"/>
@@ -21025,7 +28298,7 @@
                 <a:cs typeface="+mn-cs"/>
               </a:defRPr>
             </a:pPr>
-            <a:endParaRPr lang="es-ES"/>
+            <a:endParaRPr lang="es-VE"/>
           </a:p>
         </c:txPr>
         <c:crossAx val="450213423"/>
@@ -21042,7 +28315,6 @@
     </c:plotArea>
     <c:plotVisOnly val="1"/>
     <c:dispBlanksAs val="gap"/>
-    <c:showDLblsOverMax val="0"/>
     <c:extLst>
       <c:ext xmlns:c16r3="http://schemas.microsoft.com/office/drawing/2017/03/chart" uri="{56B9EC1D-385E-4148-901F-78D8002777C0}">
         <c16r3:dataDisplayOptions16>
@@ -21050,6 +28322,7 @@
         </c16r3:dataDisplayOptions16>
       </c:ext>
     </c:extLst>
+    <c:showDLblsOverMax val="0"/>
   </c:chart>
   <c:spPr>
     <a:solidFill>
@@ -21073,7 +28346,7 @@
       <a:pPr>
         <a:defRPr/>
       </a:pPr>
-      <a:endParaRPr lang="es-ES"/>
+      <a:endParaRPr lang="es-VE"/>
     </a:p>
   </c:txPr>
   <c:externalData r:id="rId3">
@@ -21147,7 +28420,7 @@
               <a:cs typeface="+mn-cs"/>
             </a:defRPr>
           </a:pPr>
-          <a:endParaRPr lang="es-ES"/>
+          <a:endParaRPr lang="es-VE"/>
         </a:p>
       </c:txPr>
     </c:title>
@@ -21289,7 +28562,7 @@
                 <a:cs typeface="+mn-cs"/>
               </a:defRPr>
             </a:pPr>
-            <a:endParaRPr lang="es-ES"/>
+            <a:endParaRPr lang="es-VE"/>
           </a:p>
         </c:txPr>
         <c:crossAx val="450213839"/>
@@ -21348,7 +28621,7 @@
                 <a:cs typeface="+mn-cs"/>
               </a:defRPr>
             </a:pPr>
-            <a:endParaRPr lang="es-ES"/>
+            <a:endParaRPr lang="es-VE"/>
           </a:p>
         </c:txPr>
         <c:crossAx val="450213423"/>
@@ -21365,7 +28638,6 @@
     </c:plotArea>
     <c:plotVisOnly val="1"/>
     <c:dispBlanksAs val="gap"/>
-    <c:showDLblsOverMax val="0"/>
     <c:extLst>
       <c:ext xmlns:c16r3="http://schemas.microsoft.com/office/drawing/2017/03/chart" uri="{56B9EC1D-385E-4148-901F-78D8002777C0}">
         <c16r3:dataDisplayOptions16>
@@ -21373,6 +28645,7 @@
         </c16r3:dataDisplayOptions16>
       </c:ext>
     </c:extLst>
+    <c:showDLblsOverMax val="0"/>
   </c:chart>
   <c:spPr>
     <a:solidFill>
@@ -21396,7 +28669,7 @@
       <a:pPr>
         <a:defRPr/>
       </a:pPr>
-      <a:endParaRPr lang="es-ES"/>
+      <a:endParaRPr lang="es-VE"/>
     </a:p>
   </c:txPr>
   <c:externalData r:id="rId3">
@@ -21470,7 +28743,7 @@
               <a:cs typeface="+mn-cs"/>
             </a:defRPr>
           </a:pPr>
-          <a:endParaRPr lang="es-ES"/>
+          <a:endParaRPr lang="es-VE"/>
         </a:p>
       </c:txPr>
     </c:title>
@@ -21612,7 +28885,7 @@
                 <a:cs typeface="+mn-cs"/>
               </a:defRPr>
             </a:pPr>
-            <a:endParaRPr lang="es-ES"/>
+            <a:endParaRPr lang="es-VE"/>
           </a:p>
         </c:txPr>
         <c:crossAx val="450213839"/>
@@ -21671,7 +28944,7 @@
                 <a:cs typeface="+mn-cs"/>
               </a:defRPr>
             </a:pPr>
-            <a:endParaRPr lang="es-ES"/>
+            <a:endParaRPr lang="es-VE"/>
           </a:p>
         </c:txPr>
         <c:crossAx val="450213423"/>
@@ -21688,7 +28961,6 @@
     </c:plotArea>
     <c:plotVisOnly val="1"/>
     <c:dispBlanksAs val="gap"/>
-    <c:showDLblsOverMax val="0"/>
     <c:extLst>
       <c:ext xmlns:c16r3="http://schemas.microsoft.com/office/drawing/2017/03/chart" uri="{56B9EC1D-385E-4148-901F-78D8002777C0}">
         <c16r3:dataDisplayOptions16>
@@ -21696,6 +28968,7 @@
         </c16r3:dataDisplayOptions16>
       </c:ext>
     </c:extLst>
+    <c:showDLblsOverMax val="0"/>
   </c:chart>
   <c:spPr>
     <a:solidFill>
@@ -21719,7 +28992,7 @@
       <a:pPr>
         <a:defRPr/>
       </a:pPr>
-      <a:endParaRPr lang="es-ES"/>
+      <a:endParaRPr lang="es-VE"/>
     </a:p>
   </c:txPr>
   <c:externalData r:id="rId3">
@@ -21793,7 +29066,7 @@
               <a:cs typeface="+mn-cs"/>
             </a:defRPr>
           </a:pPr>
-          <a:endParaRPr lang="es-ES"/>
+          <a:endParaRPr lang="es-VE"/>
         </a:p>
       </c:txPr>
     </c:title>
@@ -21935,7 +29208,7 @@
                 <a:cs typeface="+mn-cs"/>
               </a:defRPr>
             </a:pPr>
-            <a:endParaRPr lang="es-ES"/>
+            <a:endParaRPr lang="es-VE"/>
           </a:p>
         </c:txPr>
         <c:crossAx val="450213839"/>
@@ -21994,7 +29267,7 @@
                 <a:cs typeface="+mn-cs"/>
               </a:defRPr>
             </a:pPr>
-            <a:endParaRPr lang="es-ES"/>
+            <a:endParaRPr lang="es-VE"/>
           </a:p>
         </c:txPr>
         <c:crossAx val="450213423"/>
@@ -22011,7 +29284,6 @@
     </c:plotArea>
     <c:plotVisOnly val="1"/>
     <c:dispBlanksAs val="gap"/>
-    <c:showDLblsOverMax val="0"/>
     <c:extLst>
       <c:ext xmlns:c16r3="http://schemas.microsoft.com/office/drawing/2017/03/chart" uri="{56B9EC1D-385E-4148-901F-78D8002777C0}">
         <c16r3:dataDisplayOptions16>
@@ -22019,6 +29291,7 @@
         </c16r3:dataDisplayOptions16>
       </c:ext>
     </c:extLst>
+    <c:showDLblsOverMax val="0"/>
   </c:chart>
   <c:spPr>
     <a:solidFill>
@@ -22042,7 +29315,7 @@
       <a:pPr>
         <a:defRPr/>
       </a:pPr>
-      <a:endParaRPr lang="es-ES"/>
+      <a:endParaRPr lang="es-VE"/>
     </a:p>
   </c:txPr>
   <c:externalData r:id="rId3">
@@ -22091,7 +29364,7 @@
               <a:cs typeface="+mn-cs"/>
             </a:defRPr>
           </a:pPr>
-          <a:endParaRPr lang="es-ES"/>
+          <a:endParaRPr lang="es-VE"/>
         </a:p>
       </c:txPr>
     </c:title>
@@ -22233,7 +29506,7 @@
                 <a:cs typeface="+mn-cs"/>
               </a:defRPr>
             </a:pPr>
-            <a:endParaRPr lang="es-ES"/>
+            <a:endParaRPr lang="es-VE"/>
           </a:p>
         </c:txPr>
         <c:crossAx val="450213839"/>
@@ -22292,7 +29565,7 @@
                 <a:cs typeface="+mn-cs"/>
               </a:defRPr>
             </a:pPr>
-            <a:endParaRPr lang="es-ES"/>
+            <a:endParaRPr lang="es-VE"/>
           </a:p>
         </c:txPr>
         <c:crossAx val="450213423"/>
@@ -22309,7 +29582,6 @@
     </c:plotArea>
     <c:plotVisOnly val="1"/>
     <c:dispBlanksAs val="gap"/>
-    <c:showDLblsOverMax val="0"/>
     <c:extLst>
       <c:ext xmlns:c16r3="http://schemas.microsoft.com/office/drawing/2017/03/chart" uri="{56B9EC1D-385E-4148-901F-78D8002777C0}">
         <c16r3:dataDisplayOptions16>
@@ -22317,6 +29589,7 @@
         </c16r3:dataDisplayOptions16>
       </c:ext>
     </c:extLst>
+    <c:showDLblsOverMax val="0"/>
   </c:chart>
   <c:spPr>
     <a:solidFill>
@@ -22340,7 +29613,7 @@
       <a:pPr>
         <a:defRPr/>
       </a:pPr>
-      <a:endParaRPr lang="es-ES"/>
+      <a:endParaRPr lang="es-VE"/>
     </a:p>
   </c:txPr>
   <c:externalData r:id="rId3">
@@ -22389,7 +29662,7 @@
               <a:cs typeface="+mn-cs"/>
             </a:defRPr>
           </a:pPr>
-          <a:endParaRPr lang="es-ES"/>
+          <a:endParaRPr lang="es-VE"/>
         </a:p>
       </c:txPr>
     </c:title>
@@ -22531,7 +29804,7 @@
                 <a:cs typeface="+mn-cs"/>
               </a:defRPr>
             </a:pPr>
-            <a:endParaRPr lang="es-ES"/>
+            <a:endParaRPr lang="es-VE"/>
           </a:p>
         </c:txPr>
         <c:crossAx val="450213839"/>
@@ -22590,7 +29863,7 @@
                 <a:cs typeface="+mn-cs"/>
               </a:defRPr>
             </a:pPr>
-            <a:endParaRPr lang="es-ES"/>
+            <a:endParaRPr lang="es-VE"/>
           </a:p>
         </c:txPr>
         <c:crossAx val="450213423"/>
@@ -22607,7 +29880,6 @@
     </c:plotArea>
     <c:plotVisOnly val="1"/>
     <c:dispBlanksAs val="gap"/>
-    <c:showDLblsOverMax val="0"/>
     <c:extLst>
       <c:ext xmlns:c16r3="http://schemas.microsoft.com/office/drawing/2017/03/chart" uri="{56B9EC1D-385E-4148-901F-78D8002777C0}">
         <c16r3:dataDisplayOptions16>
@@ -22615,6 +29887,7 @@
         </c16r3:dataDisplayOptions16>
       </c:ext>
     </c:extLst>
+    <c:showDLblsOverMax val="0"/>
   </c:chart>
   <c:spPr>
     <a:solidFill>
@@ -22638,7 +29911,7 @@
       <a:pPr>
         <a:defRPr/>
       </a:pPr>
-      <a:endParaRPr lang="es-ES"/>
+      <a:endParaRPr lang="es-VE"/>
     </a:p>
   </c:txPr>
   <c:externalData r:id="rId3">
@@ -22687,7 +29960,7 @@
               <a:cs typeface="+mn-cs"/>
             </a:defRPr>
           </a:pPr>
-          <a:endParaRPr lang="es-ES"/>
+          <a:endParaRPr lang="es-VE"/>
         </a:p>
       </c:txPr>
     </c:title>
@@ -22829,7 +30102,7 @@
                 <a:cs typeface="+mn-cs"/>
               </a:defRPr>
             </a:pPr>
-            <a:endParaRPr lang="es-ES"/>
+            <a:endParaRPr lang="es-VE"/>
           </a:p>
         </c:txPr>
         <c:crossAx val="450213839"/>
@@ -22888,7 +30161,7 @@
                 <a:cs typeface="+mn-cs"/>
               </a:defRPr>
             </a:pPr>
-            <a:endParaRPr lang="es-ES"/>
+            <a:endParaRPr lang="es-VE"/>
           </a:p>
         </c:txPr>
         <c:crossAx val="450213423"/>
@@ -22905,7 +30178,6 @@
     </c:plotArea>
     <c:plotVisOnly val="1"/>
     <c:dispBlanksAs val="gap"/>
-    <c:showDLblsOverMax val="0"/>
     <c:extLst>
       <c:ext xmlns:c16r3="http://schemas.microsoft.com/office/drawing/2017/03/chart" uri="{56B9EC1D-385E-4148-901F-78D8002777C0}">
         <c16r3:dataDisplayOptions16>
@@ -22913,6 +30185,7 @@
         </c16r3:dataDisplayOptions16>
       </c:ext>
     </c:extLst>
+    <c:showDLblsOverMax val="0"/>
   </c:chart>
   <c:spPr>
     <a:solidFill>
@@ -22936,7 +30209,7 @@
       <a:pPr>
         <a:defRPr/>
       </a:pPr>
-      <a:endParaRPr lang="es-ES"/>
+      <a:endParaRPr lang="es-VE"/>
     </a:p>
   </c:txPr>
   <c:externalData r:id="rId3">
@@ -23010,7 +30283,7 @@
               <a:cs typeface="+mn-cs"/>
             </a:defRPr>
           </a:pPr>
-          <a:endParaRPr lang="es-ES"/>
+          <a:endParaRPr lang="es-VE"/>
         </a:p>
       </c:txPr>
     </c:title>
@@ -23152,7 +30425,7 @@
                 <a:cs typeface="+mn-cs"/>
               </a:defRPr>
             </a:pPr>
-            <a:endParaRPr lang="es-ES"/>
+            <a:endParaRPr lang="es-VE"/>
           </a:p>
         </c:txPr>
         <c:crossAx val="450213839"/>
@@ -23211,7 +30484,7 @@
                 <a:cs typeface="+mn-cs"/>
               </a:defRPr>
             </a:pPr>
-            <a:endParaRPr lang="es-ES"/>
+            <a:endParaRPr lang="es-VE"/>
           </a:p>
         </c:txPr>
         <c:crossAx val="450213423"/>
@@ -23228,7 +30501,6 @@
     </c:plotArea>
     <c:plotVisOnly val="1"/>
     <c:dispBlanksAs val="gap"/>
-    <c:showDLblsOverMax val="0"/>
     <c:extLst>
       <c:ext xmlns:c16r3="http://schemas.microsoft.com/office/drawing/2017/03/chart" uri="{56B9EC1D-385E-4148-901F-78D8002777C0}">
         <c16r3:dataDisplayOptions16>
@@ -23236,6 +30508,7 @@
         </c16r3:dataDisplayOptions16>
       </c:ext>
     </c:extLst>
+    <c:showDLblsOverMax val="0"/>
   </c:chart>
   <c:spPr>
     <a:solidFill>
@@ -23259,7 +30532,7 @@
       <a:pPr>
         <a:defRPr/>
       </a:pPr>
-      <a:endParaRPr lang="es-ES"/>
+      <a:endParaRPr lang="es-VE"/>
     </a:p>
   </c:txPr>
   <c:externalData r:id="rId3">
@@ -23333,7 +30606,7 @@
               <a:cs typeface="+mn-cs"/>
             </a:defRPr>
           </a:pPr>
-          <a:endParaRPr lang="es-ES"/>
+          <a:endParaRPr lang="es-VE"/>
         </a:p>
       </c:txPr>
     </c:title>
@@ -23475,7 +30748,7 @@
                 <a:cs typeface="+mn-cs"/>
               </a:defRPr>
             </a:pPr>
-            <a:endParaRPr lang="es-ES"/>
+            <a:endParaRPr lang="es-VE"/>
           </a:p>
         </c:txPr>
         <c:crossAx val="450213839"/>
@@ -23534,7 +30807,7 @@
                 <a:cs typeface="+mn-cs"/>
               </a:defRPr>
             </a:pPr>
-            <a:endParaRPr lang="es-ES"/>
+            <a:endParaRPr lang="es-VE"/>
           </a:p>
         </c:txPr>
         <c:crossAx val="450213423"/>
@@ -23551,7 +30824,6 @@
     </c:plotArea>
     <c:plotVisOnly val="1"/>
     <c:dispBlanksAs val="gap"/>
-    <c:showDLblsOverMax val="0"/>
     <c:extLst>
       <c:ext xmlns:c16r3="http://schemas.microsoft.com/office/drawing/2017/03/chart" uri="{56B9EC1D-385E-4148-901F-78D8002777C0}">
         <c16r3:dataDisplayOptions16>
@@ -23559,6 +30831,7 @@
         </c16r3:dataDisplayOptions16>
       </c:ext>
     </c:extLst>
+    <c:showDLblsOverMax val="0"/>
   </c:chart>
   <c:spPr>
     <a:solidFill>
@@ -23582,7 +30855,7 @@
       <a:pPr>
         <a:defRPr/>
       </a:pPr>
-      <a:endParaRPr lang="es-ES"/>
+      <a:endParaRPr lang="es-VE"/>
     </a:p>
   </c:txPr>
   <c:externalData r:id="rId3">
@@ -23656,7 +30929,7 @@
               <a:cs typeface="+mn-cs"/>
             </a:defRPr>
           </a:pPr>
-          <a:endParaRPr lang="es-ES"/>
+          <a:endParaRPr lang="es-VE"/>
         </a:p>
       </c:txPr>
     </c:title>
@@ -23798,7 +31071,7 @@
                 <a:cs typeface="+mn-cs"/>
               </a:defRPr>
             </a:pPr>
-            <a:endParaRPr lang="es-ES"/>
+            <a:endParaRPr lang="es-VE"/>
           </a:p>
         </c:txPr>
         <c:crossAx val="450213839"/>
@@ -23857,7 +31130,7 @@
                 <a:cs typeface="+mn-cs"/>
               </a:defRPr>
             </a:pPr>
-            <a:endParaRPr lang="es-ES"/>
+            <a:endParaRPr lang="es-VE"/>
           </a:p>
         </c:txPr>
         <c:crossAx val="450213423"/>
@@ -23874,7 +31147,6 @@
     </c:plotArea>
     <c:plotVisOnly val="1"/>
     <c:dispBlanksAs val="gap"/>
-    <c:showDLblsOverMax val="0"/>
     <c:extLst>
       <c:ext xmlns:c16r3="http://schemas.microsoft.com/office/drawing/2017/03/chart" uri="{56B9EC1D-385E-4148-901F-78D8002777C0}">
         <c16r3:dataDisplayOptions16>
@@ -23882,6 +31154,7 @@
         </c16r3:dataDisplayOptions16>
       </c:ext>
     </c:extLst>
+    <c:showDLblsOverMax val="0"/>
   </c:chart>
   <c:spPr>
     <a:solidFill>
@@ -23905,7 +31178,7 @@
       <a:pPr>
         <a:defRPr/>
       </a:pPr>
-      <a:endParaRPr lang="es-ES"/>
+      <a:endParaRPr lang="es-VE"/>
     </a:p>
   </c:txPr>
   <c:externalData r:id="rId3">
@@ -23979,7 +31252,7 @@
               <a:cs typeface="+mn-cs"/>
             </a:defRPr>
           </a:pPr>
-          <a:endParaRPr lang="es-ES"/>
+          <a:endParaRPr lang="es-VE"/>
         </a:p>
       </c:txPr>
     </c:title>
@@ -24121,7 +31394,7 @@
                 <a:cs typeface="+mn-cs"/>
               </a:defRPr>
             </a:pPr>
-            <a:endParaRPr lang="es-ES"/>
+            <a:endParaRPr lang="es-VE"/>
           </a:p>
         </c:txPr>
         <c:crossAx val="450213839"/>
@@ -24180,7 +31453,7 @@
                 <a:cs typeface="+mn-cs"/>
               </a:defRPr>
             </a:pPr>
-            <a:endParaRPr lang="es-ES"/>
+            <a:endParaRPr lang="es-VE"/>
           </a:p>
         </c:txPr>
         <c:crossAx val="450213423"/>
@@ -24197,7 +31470,6 @@
     </c:plotArea>
     <c:plotVisOnly val="1"/>
     <c:dispBlanksAs val="gap"/>
-    <c:showDLblsOverMax val="0"/>
     <c:extLst>
       <c:ext xmlns:c16r3="http://schemas.microsoft.com/office/drawing/2017/03/chart" uri="{56B9EC1D-385E-4148-901F-78D8002777C0}">
         <c16r3:dataDisplayOptions16>
@@ -24205,6 +31477,7 @@
         </c16r3:dataDisplayOptions16>
       </c:ext>
     </c:extLst>
+    <c:showDLblsOverMax val="0"/>
   </c:chart>
   <c:spPr>
     <a:solidFill>
@@ -24228,7 +31501,7 @@
       <a:pPr>
         <a:defRPr/>
       </a:pPr>
-      <a:endParaRPr lang="es-ES"/>
+      <a:endParaRPr lang="es-VE"/>
     </a:p>
   </c:txPr>
   <c:externalData r:id="rId3">
@@ -24302,7 +31575,7 @@
               <a:cs typeface="+mn-cs"/>
             </a:defRPr>
           </a:pPr>
-          <a:endParaRPr lang="es-ES"/>
+          <a:endParaRPr lang="es-VE"/>
         </a:p>
       </c:txPr>
     </c:title>
@@ -24444,7 +31717,7 @@
                 <a:cs typeface="+mn-cs"/>
               </a:defRPr>
             </a:pPr>
-            <a:endParaRPr lang="es-ES"/>
+            <a:endParaRPr lang="es-VE"/>
           </a:p>
         </c:txPr>
         <c:crossAx val="450213839"/>
@@ -24503,7 +31776,7 @@
                 <a:cs typeface="+mn-cs"/>
               </a:defRPr>
             </a:pPr>
-            <a:endParaRPr lang="es-ES"/>
+            <a:endParaRPr lang="es-VE"/>
           </a:p>
         </c:txPr>
         <c:crossAx val="450213423"/>
@@ -24520,7 +31793,6 @@
     </c:plotArea>
     <c:plotVisOnly val="1"/>
     <c:dispBlanksAs val="gap"/>
-    <c:showDLblsOverMax val="0"/>
     <c:extLst>
       <c:ext xmlns:c16r3="http://schemas.microsoft.com/office/drawing/2017/03/chart" uri="{56B9EC1D-385E-4148-901F-78D8002777C0}">
         <c16r3:dataDisplayOptions16>
@@ -24528,6 +31800,7 @@
         </c16r3:dataDisplayOptions16>
       </c:ext>
     </c:extLst>
+    <c:showDLblsOverMax val="0"/>
   </c:chart>
   <c:spPr>
     <a:solidFill>
@@ -24551,7 +31824,7 @@
       <a:pPr>
         <a:defRPr/>
       </a:pPr>
-      <a:endParaRPr lang="es-ES"/>
+      <a:endParaRPr lang="es-VE"/>
     </a:p>
   </c:txPr>
   <c:externalData r:id="rId3">

--- a/tesis.docx
+++ b/tesis.docx
@@ -1,6 +1,6 @@
 
 <file path=word/document.xml><?xml version="1.0" encoding="utf-8"?>
-<w:document xmlns:wpc="http://schemas.microsoft.com/office/word/2010/wordprocessingCanvas" xmlns:cx="http://schemas.microsoft.com/office/drawing/2014/chartex" xmlns:cx1="http://schemas.microsoft.com/office/drawing/2015/9/8/chartex" xmlns:cx2="http://schemas.microsoft.com/office/drawing/2015/10/21/chartex" xmlns:cx3="http://schemas.microsoft.com/office/drawing/2016/5/9/chartex" xmlns:cx4="http://schemas.microsoft.com/office/drawing/2016/5/10/chartex" xmlns:cx5="http://schemas.microsoft.com/office/drawing/2016/5/11/chartex" xmlns:cx6="http://schemas.microsoft.com/office/drawing/2016/5/12/chartex" xmlns:cx7="http://schemas.microsoft.com/office/drawing/2016/5/13/chartex" xmlns:cx8="http://schemas.microsoft.com/office/drawing/2016/5/14/chartex" xmlns:mc="http://schemas.openxmlformats.org/markup-compatibility/2006" xmlns:aink="http://schemas.microsoft.com/office/drawing/2016/ink" xmlns:am3d="http://schemas.microsoft.com/office/drawing/2017/model3d" xmlns:o="urn:schemas-microsoft-com:office:office" xmlns:r="http://schemas.openxmlformats.org/officeDocument/2006/relationships" xmlns:m="http://schemas.openxmlformats.org/officeDocument/2006/math" xmlns:v="urn:schemas-microsoft-com:vml" xmlns:wp14="http://schemas.microsoft.com/office/word/2010/wordprocessingDrawing" xmlns:wp="http://schemas.openxmlformats.org/drawingml/2006/wordprocessingDrawing" xmlns:w10="urn:schemas-microsoft-com:office:word" xmlns:w="http://schemas.openxmlformats.org/wordprocessingml/2006/main" xmlns:w14="http://schemas.microsoft.com/office/word/2010/wordml" xmlns:w15="http://schemas.microsoft.com/office/word/2012/wordml" xmlns:w16cex="http://schemas.microsoft.com/office/word/2018/wordml/cex" xmlns:w16cid="http://schemas.microsoft.com/office/word/2016/wordml/cid" xmlns:w16="http://schemas.microsoft.com/office/word/2018/wordml" xmlns:w16sdtdh="http://schemas.microsoft.com/office/word/2020/wordml/sdtdatahash" xmlns:w16se="http://schemas.microsoft.com/office/word/2015/wordml/symex" xmlns:wpg="http://schemas.microsoft.com/office/word/2010/wordprocessingGroup" xmlns:wpi="http://schemas.microsoft.com/office/word/2010/wordprocessingInk" xmlns:wne="http://schemas.microsoft.com/office/word/2006/wordml" xmlns:wps="http://schemas.microsoft.com/office/word/2010/wordprocessingShape" mc:Ignorable="w14 w15 w16se w16cid w16 w16cex w16sdtdh wp14">
+<w:document xmlns:wpc="http://schemas.microsoft.com/office/word/2010/wordprocessingCanvas" xmlns:cx="http://schemas.microsoft.com/office/drawing/2014/chartex" xmlns:mc="http://schemas.openxmlformats.org/markup-compatibility/2006" xmlns:o="urn:schemas-microsoft-com:office:office" xmlns:r="http://schemas.openxmlformats.org/officeDocument/2006/relationships" xmlns:m="http://schemas.openxmlformats.org/officeDocument/2006/math" xmlns:v="urn:schemas-microsoft-com:vml" xmlns:wp14="http://schemas.microsoft.com/office/word/2010/wordprocessingDrawing" xmlns:wp="http://schemas.openxmlformats.org/drawingml/2006/wordprocessingDrawing" xmlns:w10="urn:schemas-microsoft-com:office:word" xmlns:w="http://schemas.openxmlformats.org/wordprocessingml/2006/main" xmlns:w14="http://schemas.microsoft.com/office/word/2010/wordml" xmlns:w15="http://schemas.microsoft.com/office/word/2012/wordml" xmlns:w16se="http://schemas.microsoft.com/office/word/2015/wordml/symex" xmlns:wpg="http://schemas.microsoft.com/office/word/2010/wordprocessingGroup" xmlns:wpi="http://schemas.microsoft.com/office/word/2010/wordprocessingInk" xmlns:wne="http://schemas.microsoft.com/office/word/2006/wordml" xmlns:wps="http://schemas.microsoft.com/office/word/2010/wordprocessingShape" mc:Ignorable="w14 w15 w16se wp14">
   <w:body>
     <w:p>
       <w:pPr>
@@ -252,7 +252,7 @@
           </mc:Choice>
           <mc:Fallback>
             <w:pict>
-              <v:group w14:anchorId="3A69C7B4" id="Grupo 1" o:spid="_x0000_s1026" style="position:absolute;left:0;text-align:left;margin-left:-43.8pt;margin-top:-37.85pt;width:514.5pt;height:129pt;z-index:251659264" coordorigin="1169,1609" coordsize="10290,2145" o:gfxdata="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">
+              <v:group w14:anchorId="3A69C7B4" id="Grupo 1" o:spid="_x0000_s1026" style="position:absolute;left:0;text-align:left;margin-left:-43.8pt;margin-top:-37.85pt;width:514.5pt;height:129pt;z-index:251659264" coordorigin="1169,1609" coordsize="10290,2145" o:gfxdata="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">
                 <v:shapetype id="_x0000_t75" coordsize="21600,21600" o:spt="75" o:preferrelative="t" path="m@4@5l@4@11@9@11@9@5xe" filled="f" stroked="f">
                   <v:stroke joinstyle="miter"/>
                   <v:formulas>
@@ -17621,13 +17621,7 @@
         <w:rPr>
           <w:lang w:val="es-VE" w:eastAsia="es-VE"/>
         </w:rPr>
-        <w:t xml:space="preserve"> Implementar</w:t>
-      </w:r>
-      <w:r>
-        <w:rPr>
-          <w:lang w:val="es-VE" w:eastAsia="es-VE"/>
-        </w:rPr>
-        <w:t xml:space="preserve"> un sistema de </w:t>
+        <w:t xml:space="preserve"> Implementar un sistema de </w:t>
       </w:r>
       <w:r>
         <w:rPr>
@@ -17662,13 +17656,7 @@
         <w:rPr>
           <w:lang w:val="es-VE" w:eastAsia="es-VE"/>
         </w:rPr>
-        <w:t xml:space="preserve"> Establecer</w:t>
-      </w:r>
-      <w:r>
-        <w:rPr>
-          <w:lang w:val="es-VE" w:eastAsia="es-VE"/>
-        </w:rPr>
-        <w:t xml:space="preserve"> un esquema de </w:t>
+        <w:t xml:space="preserve"> Establecer un esquema de </w:t>
       </w:r>
       <w:r>
         <w:rPr>
@@ -17738,13 +17726,7 @@
         <w:rPr>
           <w:lang w:val="es-VE" w:eastAsia="es-VE"/>
         </w:rPr>
-        <w:t xml:space="preserve"> Desarrollar</w:t>
-      </w:r>
-      <w:r>
-        <w:rPr>
-          <w:lang w:val="es-VE" w:eastAsia="es-VE"/>
-        </w:rPr>
-        <w:t xml:space="preserve"> un módulo </w:t>
+        <w:t xml:space="preserve"> Desarrollar un módulo </w:t>
       </w:r>
       <w:r>
         <w:rPr>
@@ -17778,13 +17760,7 @@
         <w:rPr>
           <w:lang w:val="es-VE" w:eastAsia="es-VE"/>
         </w:rPr>
-        <w:t xml:space="preserve"> Implementar</w:t>
-      </w:r>
-      <w:r>
-        <w:rPr>
-          <w:lang w:val="es-VE" w:eastAsia="es-VE"/>
-        </w:rPr>
-        <w:t xml:space="preserve"> la </w:t>
+        <w:t xml:space="preserve"> Implementar la </w:t>
       </w:r>
       <w:r>
         <w:rPr>
@@ -17818,13 +17794,7 @@
         <w:rPr>
           <w:lang w:val="es-VE" w:eastAsia="es-VE"/>
         </w:rPr>
-        <w:t xml:space="preserve"> Desarrollar</w:t>
-      </w:r>
-      <w:r>
-        <w:rPr>
-          <w:lang w:val="es-VE" w:eastAsia="es-VE"/>
-        </w:rPr>
-        <w:t xml:space="preserve"> un módulo </w:t>
+        <w:t xml:space="preserve"> Desarrollar un módulo </w:t>
       </w:r>
       <w:r>
         <w:rPr>
@@ -17858,13 +17828,7 @@
         <w:rPr>
           <w:lang w:val="es-VE" w:eastAsia="es-VE"/>
         </w:rPr>
-        <w:t xml:space="preserve"> Implementar</w:t>
-      </w:r>
-      <w:r>
-        <w:rPr>
-          <w:lang w:val="es-VE" w:eastAsia="es-VE"/>
-        </w:rPr>
-        <w:t xml:space="preserve"> un proceso de </w:t>
+        <w:t xml:space="preserve"> Implementar un proceso de </w:t>
       </w:r>
       <w:r>
         <w:rPr>
@@ -17898,13 +17862,7 @@
         <w:rPr>
           <w:lang w:val="es-VE" w:eastAsia="es-VE"/>
         </w:rPr>
-        <w:t xml:space="preserve"> Desarrollar</w:t>
-      </w:r>
-      <w:r>
-        <w:rPr>
-          <w:lang w:val="es-VE" w:eastAsia="es-VE"/>
-        </w:rPr>
-        <w:t xml:space="preserve"> módulos </w:t>
+        <w:t xml:space="preserve"> Desarrollar módulos </w:t>
       </w:r>
       <w:r>
         <w:rPr>
@@ -17938,13 +17896,7 @@
         <w:rPr>
           <w:lang w:val="es-VE" w:eastAsia="es-VE"/>
         </w:rPr>
-        <w:t xml:space="preserve"> Incorporar</w:t>
-      </w:r>
-      <w:r>
-        <w:rPr>
-          <w:lang w:val="es-VE" w:eastAsia="es-VE"/>
-        </w:rPr>
-        <w:t xml:space="preserve"> funcionalidades para la </w:t>
+        <w:t xml:space="preserve"> Incorporar funcionalidades para la </w:t>
       </w:r>
       <w:r>
         <w:rPr>
@@ -17978,13 +17930,7 @@
         <w:rPr>
           <w:lang w:val="es-VE" w:eastAsia="es-VE"/>
         </w:rPr>
-        <w:t xml:space="preserve"> Implementar</w:t>
-      </w:r>
-      <w:r>
-        <w:rPr>
-          <w:lang w:val="es-VE" w:eastAsia="es-VE"/>
-        </w:rPr>
-        <w:t xml:space="preserve"> el </w:t>
+        <w:t xml:space="preserve"> Implementar el </w:t>
       </w:r>
       <w:r>
         <w:rPr>
@@ -18018,13 +17964,7 @@
         <w:rPr>
           <w:lang w:val="es-VE" w:eastAsia="es-VE"/>
         </w:rPr>
-        <w:t xml:space="preserve"> Permitir</w:t>
-      </w:r>
-      <w:r>
-        <w:rPr>
-          <w:lang w:val="es-VE" w:eastAsia="es-VE"/>
-        </w:rPr>
-        <w:t xml:space="preserve"> la </w:t>
+        <w:t xml:space="preserve"> Permitir la </w:t>
       </w:r>
       <w:r>
         <w:rPr>
@@ -18058,13 +17998,7 @@
         <w:rPr>
           <w:lang w:val="es-VE" w:eastAsia="es-VE"/>
         </w:rPr>
-        <w:t xml:space="preserve"> Implementar</w:t>
-      </w:r>
-      <w:r>
-        <w:rPr>
-          <w:lang w:val="es-VE" w:eastAsia="es-VE"/>
-        </w:rPr>
-        <w:t xml:space="preserve"> mecanismos de </w:t>
+        <w:t xml:space="preserve"> Implementar mecanismos de </w:t>
       </w:r>
       <w:r>
         <w:rPr>
@@ -18139,6 +18073,7 @@
           <w:rFonts w:cs="Arial"/>
           <w:noProof/>
           <w:szCs w:val="24"/>
+          <w:lang w:eastAsia="es-ES"/>
         </w:rPr>
         <w:drawing>
           <wp:anchor distT="0" distB="0" distL="114300" distR="114300" simplePos="0" relativeHeight="251660288" behindDoc="0" locked="0" layoutInCell="1" allowOverlap="1" wp14:anchorId="6736B474" wp14:editId="042B1D0B">
@@ -18298,6 +18233,7 @@
           <w:rFonts w:cs="Arial"/>
           <w:noProof/>
           <w:szCs w:val="24"/>
+          <w:lang w:eastAsia="es-ES"/>
         </w:rPr>
         <w:drawing>
           <wp:inline distT="0" distB="0" distL="0" distR="0" wp14:anchorId="5E406393" wp14:editId="3BC794BD">
@@ -18883,14 +18819,7 @@
           <w:rFonts w:cs="Arial"/>
           <w:szCs w:val="24"/>
         </w:rPr>
-        <w:t>Cuadro #1</w:t>
-      </w:r>
-      <w:r>
-        <w:rPr>
-          <w:rFonts w:cs="Arial"/>
-          <w:szCs w:val="24"/>
-        </w:rPr>
-        <w:t>6</w:t>
+        <w:t>Cuadro #16</w:t>
       </w:r>
     </w:p>
     <w:tbl>
@@ -19364,14 +19293,7 @@
           <w:rFonts w:cs="Arial"/>
           <w:szCs w:val="24"/>
         </w:rPr>
-        <w:t>Cuadro #1</w:t>
-      </w:r>
-      <w:r>
-        <w:rPr>
-          <w:rFonts w:cs="Arial"/>
-          <w:szCs w:val="24"/>
-        </w:rPr>
-        <w:t>7</w:t>
+        <w:t>Cuadro #17</w:t>
       </w:r>
     </w:p>
     <w:tbl>
@@ -19844,14 +19766,7 @@
           <w:rFonts w:cs="Arial"/>
           <w:szCs w:val="24"/>
         </w:rPr>
-        <w:t>Cuadro #1</w:t>
-      </w:r>
-      <w:r>
-        <w:rPr>
-          <w:rFonts w:cs="Arial"/>
-          <w:szCs w:val="24"/>
-        </w:rPr>
-        <w:t>8</w:t>
+        <w:t>Cuadro #18</w:t>
       </w:r>
     </w:p>
     <w:tbl>
@@ -20335,14 +20250,7 @@
           <w:szCs w:val="24"/>
         </w:rPr>
         <w:lastRenderedPageBreak/>
-        <w:t>Cuadro #1</w:t>
-      </w:r>
-      <w:r>
-        <w:rPr>
-          <w:rFonts w:cs="Arial"/>
-          <w:szCs w:val="24"/>
-        </w:rPr>
-        <w:t>9</w:t>
+        <w:t>Cuadro #19</w:t>
       </w:r>
     </w:p>
     <w:tbl>
@@ -20836,6 +20744,7 @@
           <w:rFonts w:cs="Arial"/>
           <w:noProof/>
           <w:szCs w:val="24"/>
+          <w:lang w:eastAsia="es-ES"/>
         </w:rPr>
         <w:drawing>
           <wp:inline distT="0" distB="0" distL="0" distR="0" wp14:anchorId="571826B7" wp14:editId="5D208F64">
@@ -21233,6 +21142,7 @@
                 <w:lang w:eastAsia="es-VE"/>
               </w:rPr>
               <w:br/>
+              <w:t>2. Utiliza el motor de búsqueda (por cédula o nombre) para localizar al estudiante.</w:t>
             </w:r>
             <w:r>
               <w:rPr>
@@ -21240,7 +21150,8 @@
                 <w:sz w:val="22"/>
                 <w:lang w:eastAsia="es-VE"/>
               </w:rPr>
-              <w:t>2. Utiliza el motor de búsqueda (por cédula o nombre) para localizar al estudiante.</w:t>
+              <w:br/>
+              <w:t>3. El sistema despliega el expediente con datos personales, académicos y estatus de pasantía.</w:t>
             </w:r>
             <w:r>
               <w:rPr>
@@ -21249,29 +21160,6 @@
                 <w:lang w:eastAsia="es-VE"/>
               </w:rPr>
               <w:br/>
-            </w:r>
-            <w:r>
-              <w:rPr>
-                <w:rFonts w:eastAsia="Times New Roman" w:cs="Arial"/>
-                <w:sz w:val="22"/>
-                <w:lang w:eastAsia="es-VE"/>
-              </w:rPr>
-              <w:t>3. El sistema despliega el expediente con datos personales, académicos y estatus de pasantía.</w:t>
-            </w:r>
-            <w:r>
-              <w:rPr>
-                <w:rFonts w:eastAsia="Times New Roman" w:cs="Arial"/>
-                <w:sz w:val="22"/>
-                <w:lang w:eastAsia="es-VE"/>
-              </w:rPr>
-              <w:br/>
-            </w:r>
-            <w:r>
-              <w:rPr>
-                <w:rFonts w:eastAsia="Times New Roman" w:cs="Arial"/>
-                <w:sz w:val="22"/>
-                <w:lang w:eastAsia="es-VE"/>
-              </w:rPr>
               <w:t>4. Se realizan actualizaciones o consultas necesarias.</w:t>
             </w:r>
           </w:p>
@@ -21411,14 +21299,7 @@
           <w:rFonts w:cs="Arial"/>
           <w:szCs w:val="24"/>
         </w:rPr>
-        <w:t>Cuadro #2</w:t>
-      </w:r>
-      <w:r>
-        <w:rPr>
-          <w:rFonts w:cs="Arial"/>
-          <w:szCs w:val="24"/>
-        </w:rPr>
-        <w:t>1</w:t>
+        <w:t>Cuadro #21</w:t>
       </w:r>
     </w:p>
     <w:tbl>
@@ -21719,6 +21600,7 @@
                 <w:lang w:eastAsia="es-VE"/>
               </w:rPr>
               <w:br/>
+              <w:t>2. Visualiza el archivo (PDF/Imagen) para verificar su validez.</w:t>
             </w:r>
             <w:r>
               <w:rPr>
@@ -21726,22 +21608,7 @@
                 <w:sz w:val="22"/>
                 <w:lang w:eastAsia="es-VE"/>
               </w:rPr>
-              <w:t>2. Visualiza el archivo (PDF/Imagen) para verificar su validez.</w:t>
-            </w:r>
-            <w:r>
-              <w:rPr>
-                <w:rFonts w:eastAsia="Times New Roman" w:cs="Arial"/>
-                <w:sz w:val="22"/>
-                <w:lang w:eastAsia="es-VE"/>
-              </w:rPr>
               <w:br/>
-            </w:r>
-            <w:r>
-              <w:rPr>
-                <w:rFonts w:eastAsia="Times New Roman" w:cs="Arial"/>
-                <w:sz w:val="22"/>
-                <w:lang w:eastAsia="es-VE"/>
-              </w:rPr>
               <w:t xml:space="preserve">3. </w:t>
             </w:r>
             <w:r>
@@ -21769,13 +21636,6 @@
                 <w:lang w:eastAsia="es-VE"/>
               </w:rPr>
               <w:br/>
-            </w:r>
-            <w:r>
-              <w:rPr>
-                <w:rFonts w:eastAsia="Times New Roman" w:cs="Arial"/>
-                <w:sz w:val="22"/>
-                <w:lang w:eastAsia="es-VE"/>
-              </w:rPr>
               <w:t xml:space="preserve">4. </w:t>
             </w:r>
             <w:r>
@@ -21803,13 +21663,6 @@
                 <w:lang w:eastAsia="es-VE"/>
               </w:rPr>
               <w:br/>
-            </w:r>
-            <w:r>
-              <w:rPr>
-                <w:rFonts w:eastAsia="Times New Roman" w:cs="Arial"/>
-                <w:sz w:val="22"/>
-                <w:lang w:eastAsia="es-VE"/>
-              </w:rPr>
               <w:t>5. El sistema notifica al estudiante el cambio de estatus.</w:t>
             </w:r>
           </w:p>
@@ -21959,14 +21812,7 @@
           <w:szCs w:val="24"/>
         </w:rPr>
         <w:lastRenderedPageBreak/>
-        <w:t>Cuadro #2</w:t>
-      </w:r>
-      <w:r>
-        <w:rPr>
-          <w:rFonts w:cs="Arial"/>
-          <w:szCs w:val="24"/>
-        </w:rPr>
-        <w:t>1</w:t>
+        <w:t>Cuadro #21</w:t>
       </w:r>
     </w:p>
     <w:tbl>
@@ -22267,6 +22113,7 @@
                 <w:lang w:eastAsia="es-VE"/>
               </w:rPr>
               <w:br/>
+              <w:t>2. El sistema extrae los datos del estudiante y la empresa asignada.</w:t>
             </w:r>
             <w:r>
               <w:rPr>
@@ -22274,7 +22121,8 @@
                 <w:sz w:val="22"/>
                 <w:lang w:eastAsia="es-VE"/>
               </w:rPr>
-              <w:t>2. El sistema extrae los datos del estudiante y la empresa asignada.</w:t>
+              <w:br/>
+              <w:t>3. Se genera un archivo PDF con el formato institucional del IUPSM.</w:t>
             </w:r>
             <w:r>
               <w:rPr>
@@ -22283,29 +22131,6 @@
                 <w:lang w:eastAsia="es-VE"/>
               </w:rPr>
               <w:br/>
-            </w:r>
-            <w:r>
-              <w:rPr>
-                <w:rFonts w:eastAsia="Times New Roman" w:cs="Arial"/>
-                <w:sz w:val="22"/>
-                <w:lang w:eastAsia="es-VE"/>
-              </w:rPr>
-              <w:t>3. Se genera un archivo PDF con el formato institucional del IUPSM.</w:t>
-            </w:r>
-            <w:r>
-              <w:rPr>
-                <w:rFonts w:eastAsia="Times New Roman" w:cs="Arial"/>
-                <w:sz w:val="22"/>
-                <w:lang w:eastAsia="es-VE"/>
-              </w:rPr>
-              <w:br/>
-            </w:r>
-            <w:r>
-              <w:rPr>
-                <w:rFonts w:eastAsia="Times New Roman" w:cs="Arial"/>
-                <w:sz w:val="22"/>
-                <w:lang w:eastAsia="es-VE"/>
-              </w:rPr>
               <w:t>4. El coordinador descarga o envía el documento digitalmente.</w:t>
             </w:r>
           </w:p>
@@ -22445,14 +22270,7 @@
           <w:rFonts w:cs="Arial"/>
           <w:szCs w:val="24"/>
         </w:rPr>
-        <w:t>Cuadro #2</w:t>
-      </w:r>
-      <w:r>
-        <w:rPr>
-          <w:rFonts w:cs="Arial"/>
-          <w:szCs w:val="24"/>
-        </w:rPr>
-        <w:t>2</w:t>
+        <w:t>Cuadro #22</w:t>
       </w:r>
     </w:p>
     <w:tbl>
@@ -22763,6 +22581,7 @@
                 <w:lang w:eastAsia="es-VE"/>
               </w:rPr>
               <w:br/>
+              <w:t>2. Selecciona un Tutor Académico de la lista de docentes disponibles.</w:t>
             </w:r>
             <w:r>
               <w:rPr>
@@ -22770,7 +22589,8 @@
                 <w:sz w:val="22"/>
                 <w:lang w:eastAsia="es-VE"/>
               </w:rPr>
-              <w:t>2. Selecciona un Tutor Académico de la lista de docentes disponibles.</w:t>
+              <w:br/>
+              <w:t>3. El sistema verifica que el tutor no exceda su carga máxima de pasantes.</w:t>
             </w:r>
             <w:r>
               <w:rPr>
@@ -22779,29 +22599,6 @@
                 <w:lang w:eastAsia="es-VE"/>
               </w:rPr>
               <w:br/>
-            </w:r>
-            <w:r>
-              <w:rPr>
-                <w:rFonts w:eastAsia="Times New Roman" w:cs="Arial"/>
-                <w:sz w:val="22"/>
-                <w:lang w:eastAsia="es-VE"/>
-              </w:rPr>
-              <w:t>3. El sistema verifica que el tutor no exceda su carga máxima de pasantes.</w:t>
-            </w:r>
-            <w:r>
-              <w:rPr>
-                <w:rFonts w:eastAsia="Times New Roman" w:cs="Arial"/>
-                <w:sz w:val="22"/>
-                <w:lang w:eastAsia="es-VE"/>
-              </w:rPr>
-              <w:br/>
-            </w:r>
-            <w:r>
-              <w:rPr>
-                <w:rFonts w:eastAsia="Times New Roman" w:cs="Arial"/>
-                <w:sz w:val="22"/>
-                <w:lang w:eastAsia="es-VE"/>
-              </w:rPr>
               <w:t>4. Se confirma la asignación.</w:t>
             </w:r>
           </w:p>
@@ -22942,14 +22739,7 @@
           <w:szCs w:val="24"/>
         </w:rPr>
         <w:lastRenderedPageBreak/>
-        <w:t>Cuadro #2</w:t>
-      </w:r>
-      <w:r>
-        <w:rPr>
-          <w:rFonts w:cs="Arial"/>
-          <w:szCs w:val="24"/>
-        </w:rPr>
-        <w:t>3</w:t>
+        <w:t>Cuadro #23</w:t>
       </w:r>
     </w:p>
     <w:tbl>
@@ -23250,6 +23040,7 @@
                 <w:lang w:eastAsia="es-VE"/>
               </w:rPr>
               <w:br/>
+              <w:t>2. El sistema genera gráficas o tablas (ej. pasantes por empresa, índice de aprobación).</w:t>
             </w:r>
             <w:r>
               <w:rPr>
@@ -23257,22 +23048,7 @@
                 <w:sz w:val="22"/>
                 <w:lang w:eastAsia="es-VE"/>
               </w:rPr>
-              <w:t>2. El sistema genera gráficas o tablas (ej. pasantes por empresa, índice de aprobación).</w:t>
-            </w:r>
-            <w:r>
-              <w:rPr>
-                <w:rFonts w:eastAsia="Times New Roman" w:cs="Arial"/>
-                <w:sz w:val="22"/>
-                <w:lang w:eastAsia="es-VE"/>
-              </w:rPr>
               <w:br/>
-            </w:r>
-            <w:r>
-              <w:rPr>
-                <w:rFonts w:eastAsia="Times New Roman" w:cs="Arial"/>
-                <w:sz w:val="22"/>
-                <w:lang w:eastAsia="es-VE"/>
-              </w:rPr>
               <w:t>3. El coordinador utiliza la información para la toma de decisiones o reportes de dirección.</w:t>
             </w:r>
           </w:p>
@@ -23483,6 +23259,7 @@
           <w:rFonts w:cs="Arial"/>
           <w:noProof/>
           <w:szCs w:val="24"/>
+          <w:lang w:eastAsia="es-ES"/>
         </w:rPr>
         <w:drawing>
           <wp:anchor distT="0" distB="0" distL="114300" distR="114300" simplePos="0" relativeHeight="251661312" behindDoc="1" locked="0" layoutInCell="1" allowOverlap="1" wp14:anchorId="376931F4" wp14:editId="52323735">
@@ -23710,6 +23487,7 @@
           <w:rFonts w:cs="Arial"/>
           <w:noProof/>
           <w:szCs w:val="24"/>
+          <w:lang w:eastAsia="es-ES"/>
         </w:rPr>
         <w:lastRenderedPageBreak/>
         <w:drawing>
@@ -24002,6 +23780,7 @@
           <w:rFonts w:cs="Arial"/>
           <w:noProof/>
           <w:szCs w:val="24"/>
+          <w:lang w:eastAsia="es-ES"/>
         </w:rPr>
         <w:lastRenderedPageBreak/>
         <w:drawing>
@@ -24084,21 +23863,7 @@
           <w:rFonts w:cs="Arial"/>
           <w:szCs w:val="24"/>
         </w:rPr>
-        <w:t xml:space="preserve">: </w:t>
-      </w:r>
-      <w:r>
-        <w:rPr>
-          <w:rFonts w:cs="Arial"/>
-          <w:szCs w:val="24"/>
-        </w:rPr>
-        <w:t>Diagrama de Actividad</w:t>
-      </w:r>
-      <w:r>
-        <w:rPr>
-          <w:rFonts w:cs="Arial"/>
-          <w:szCs w:val="24"/>
-        </w:rPr>
-        <w:t xml:space="preserve"> Gestión de Datos</w:t>
+        <w:t>: Diagrama de Actividad Gestión de Datos</w:t>
       </w:r>
     </w:p>
     <w:p>
@@ -24139,21 +23904,7 @@
           <w:rFonts w:cs="Arial"/>
           <w:szCs w:val="24"/>
         </w:rPr>
-        <w:t xml:space="preserve">: </w:t>
-      </w:r>
-      <w:r>
-        <w:rPr>
-          <w:rFonts w:cs="Arial"/>
-          <w:szCs w:val="24"/>
-        </w:rPr>
-        <w:t>Diagrama de Actividad</w:t>
-      </w:r>
-      <w:r>
-        <w:rPr>
-          <w:rFonts w:cs="Arial"/>
-          <w:szCs w:val="24"/>
-        </w:rPr>
-        <w:t xml:space="preserve"> Generar Documento</w:t>
+        <w:t>: Diagrama de Actividad Generar Documento</w:t>
       </w:r>
     </w:p>
     <w:p>
@@ -24168,6 +23919,7 @@
           <w:rFonts w:cs="Arial"/>
           <w:noProof/>
           <w:szCs w:val="24"/>
+          <w:lang w:eastAsia="es-ES"/>
         </w:rPr>
         <w:drawing>
           <wp:inline distT="0" distB="0" distL="0" distR="0" wp14:anchorId="20AE7214" wp14:editId="5F5B39F6">
@@ -24252,6 +24004,7 @@
           <w:rFonts w:cs="Arial"/>
           <w:noProof/>
           <w:szCs w:val="24"/>
+          <w:lang w:eastAsia="es-ES"/>
         </w:rPr>
         <w:lastRenderedPageBreak/>
         <w:drawing>
@@ -24331,21 +24084,7 @@
           <w:rFonts w:cs="Arial"/>
           <w:szCs w:val="24"/>
         </w:rPr>
-        <w:t xml:space="preserve">: </w:t>
-      </w:r>
-      <w:r>
-        <w:rPr>
-          <w:rFonts w:cs="Arial"/>
-          <w:szCs w:val="24"/>
-        </w:rPr>
-        <w:t>Diagrama de Actividad</w:t>
-      </w:r>
-      <w:r>
-        <w:rPr>
-          <w:rFonts w:cs="Arial"/>
-          <w:szCs w:val="24"/>
-        </w:rPr>
-        <w:t xml:space="preserve"> Caculo de Nota Definitiva</w:t>
+        <w:t>: Diagrama de Actividad Caculo de Nota Definitiva</w:t>
       </w:r>
     </w:p>
     <w:p>
@@ -24479,6 +24218,7 @@
           <w:rFonts w:cs="Arial"/>
           <w:noProof/>
           <w:szCs w:val="24"/>
+          <w:lang w:eastAsia="es-ES"/>
         </w:rPr>
         <w:lastRenderedPageBreak/>
         <w:drawing>
@@ -24558,21 +24298,7 @@
           <w:rFonts w:cs="Arial"/>
           <w:szCs w:val="24"/>
         </w:rPr>
-        <w:t xml:space="preserve"> </w:t>
-      </w:r>
-      <w:r>
-        <w:rPr>
-          <w:rFonts w:cs="Arial"/>
-          <w:szCs w:val="24"/>
-        </w:rPr>
-        <w:t>Diagrama de Actividad</w:t>
-      </w:r>
-      <w:r>
-        <w:rPr>
-          <w:rFonts w:cs="Arial"/>
-          <w:szCs w:val="24"/>
-        </w:rPr>
-        <w:t xml:space="preserve"> Asignación de Tutor Académico</w:t>
+        <w:t xml:space="preserve"> Diagrama de Actividad Asignación de Tutor Académico</w:t>
       </w:r>
     </w:p>
     <w:p>
@@ -24618,21 +24344,7 @@
           <w:rFonts w:cs="Arial"/>
           <w:szCs w:val="24"/>
         </w:rPr>
-        <w:t xml:space="preserve">: </w:t>
-      </w:r>
-      <w:r>
-        <w:rPr>
-          <w:rFonts w:cs="Arial"/>
-          <w:szCs w:val="24"/>
-        </w:rPr>
-        <w:t>Diagrama de Actividad</w:t>
-      </w:r>
-      <w:r>
-        <w:rPr>
-          <w:rFonts w:cs="Arial"/>
-          <w:szCs w:val="24"/>
-        </w:rPr>
-        <w:t xml:space="preserve"> Exportar a Excel</w:t>
+        <w:t>: Diagrama de Actividad Exportar a Excel</w:t>
       </w:r>
     </w:p>
     <w:p>
@@ -24647,6 +24359,7 @@
           <w:rFonts w:cs="Arial"/>
           <w:noProof/>
           <w:szCs w:val="24"/>
+          <w:lang w:eastAsia="es-ES"/>
         </w:rPr>
         <w:drawing>
           <wp:inline distT="0" distB="0" distL="0" distR="0" wp14:anchorId="1304AE3B" wp14:editId="5D063561">
@@ -24745,6 +24458,7 @@
           <w:rFonts w:cs="Arial"/>
           <w:noProof/>
           <w:szCs w:val="24"/>
+          <w:lang w:eastAsia="es-ES"/>
         </w:rPr>
         <w:drawing>
           <wp:inline distT="0" distB="0" distL="0" distR="0" wp14:anchorId="1F99F4E8" wp14:editId="70551EE7">
@@ -24848,16 +24562,245 @@
           <w:szCs w:val="24"/>
         </w:rPr>
       </w:pPr>
-      <w:r>
-        <w:rPr>
-          <w:rFonts w:cs="Arial"/>
-          <w:szCs w:val="24"/>
-        </w:rPr>
+    </w:p>
+    <w:p>
+      <w:pPr>
+        <w:ind w:firstLine="0"/>
+        <w:rPr>
+          <w:rFonts w:cs="Arial"/>
+          <w:szCs w:val="24"/>
+        </w:rPr>
+      </w:pPr>
+    </w:p>
+    <w:p>
+      <w:pPr>
+        <w:ind w:firstLine="0"/>
+        <w:rPr>
+          <w:rFonts w:cs="Arial"/>
+          <w:szCs w:val="24"/>
+        </w:rPr>
+      </w:pPr>
+    </w:p>
+    <w:p>
+      <w:pPr>
+        <w:ind w:firstLine="0"/>
+        <w:rPr>
+          <w:rFonts w:cs="Arial"/>
+          <w:szCs w:val="24"/>
+        </w:rPr>
+      </w:pPr>
+    </w:p>
+    <w:p>
+      <w:pPr>
+        <w:ind w:firstLine="0"/>
+        <w:rPr>
+          <w:rFonts w:cs="Arial"/>
+          <w:szCs w:val="24"/>
+        </w:rPr>
+      </w:pPr>
+    </w:p>
+    <w:p>
+      <w:pPr>
+        <w:ind w:firstLine="0"/>
+        <w:rPr>
+          <w:rFonts w:cs="Arial"/>
+          <w:szCs w:val="24"/>
+        </w:rPr>
+      </w:pPr>
+      <w:r>
+        <w:rPr>
+          <w:rFonts w:cs="Arial"/>
+          <w:szCs w:val="24"/>
+        </w:rPr>
+        <w:lastRenderedPageBreak/>
         <w:t>FASE 3: CONSTRUCCIÓN</w:t>
       </w:r>
     </w:p>
     <w:p>
       <w:pPr>
+        <w:ind w:firstLine="708"/>
+        <w:rPr>
+          <w:rFonts w:cs="Arial"/>
+          <w:szCs w:val="24"/>
+        </w:rPr>
+      </w:pPr>
+      <w:r>
+        <w:t>En esta fase se procedió al desarrollo funcional del Sistema de Gestión de Pasantías para el Instituto Politécnico 'Santiago Mariño'</w:t>
+      </w:r>
+      <w:r>
+        <w:t xml:space="preserve"> Extensión Barinas</w:t>
+      </w:r>
+      <w:r>
+        <w:t>. Se implementaron los componentes definidos en la arquitectura del sistema, siguiendo los lineamientos establecidos en las fases anteriores</w:t>
+      </w:r>
+      <w:r>
+        <w:rPr>
+          <w:rFonts w:cs="Arial"/>
+          <w:szCs w:val="24"/>
+        </w:rPr>
+        <w:t>.</w:t>
+      </w:r>
+    </w:p>
+    <w:p>
+      <w:pPr>
+        <w:rPr>
+          <w:rFonts w:cs="Arial"/>
+          <w:szCs w:val="24"/>
+        </w:rPr>
+      </w:pPr>
+      <w:r>
+        <w:rPr>
+          <w:rFonts w:cs="Arial"/>
+          <w:szCs w:val="24"/>
+        </w:rPr>
+        <w:t>Para el desarrollo integral del sistema, se seleccionaron las siguientes tecnologías:</w:t>
+      </w:r>
+    </w:p>
+    <w:p>
+      <w:pPr>
+        <w:pStyle w:val="Prrafodelista"/>
+        <w:numPr>
+          <w:ilvl w:val="0"/>
+          <w:numId w:val="7"/>
+        </w:numPr>
+        <w:ind w:left="1134" w:firstLine="0"/>
+        <w:rPr>
+          <w:rFonts w:cs="Arial"/>
+          <w:szCs w:val="24"/>
+        </w:rPr>
+      </w:pPr>
+      <w:r>
+        <w:rPr>
+          <w:rFonts w:cs="Arial"/>
+          <w:szCs w:val="24"/>
+        </w:rPr>
+        <w:t>Lenguaje de Programación: Se utilizó Python para la implementación tanto de la lógica de negocio (backend) como de la interfaz de usuario (frontend).</w:t>
+      </w:r>
+    </w:p>
+    <w:p>
+      <w:pPr>
+        <w:pStyle w:val="Prrafodelista"/>
+        <w:numPr>
+          <w:ilvl w:val="0"/>
+          <w:numId w:val="7"/>
+        </w:numPr>
+        <w:ind w:left="1134" w:hanging="10"/>
+        <w:rPr>
+          <w:rFonts w:cs="Arial"/>
+          <w:szCs w:val="24"/>
+        </w:rPr>
+      </w:pPr>
+      <w:r>
+        <w:rPr>
+          <w:rFonts w:cs="Arial"/>
+          <w:szCs w:val="24"/>
+        </w:rPr>
+        <w:t>Entorno de Desarrollo (IDE): Se empleó Visual Studio Code como editor de código principal por su versatilidad y soporte de extensiones.</w:t>
+      </w:r>
+    </w:p>
+    <w:p>
+      <w:pPr>
+        <w:pStyle w:val="Prrafodelista"/>
+        <w:numPr>
+          <w:ilvl w:val="0"/>
+          <w:numId w:val="7"/>
+        </w:numPr>
+        <w:ind w:left="1134" w:firstLine="0"/>
+        <w:rPr>
+          <w:rFonts w:cs="Arial"/>
+          <w:szCs w:val="24"/>
+        </w:rPr>
+      </w:pPr>
+      <w:r>
+        <w:rPr>
+          <w:rFonts w:cs="Arial"/>
+          <w:szCs w:val="24"/>
+        </w:rPr>
+        <w:t>Gestión de Base de Datos: Se utilizó MySQL a través del paquete de software XAMPP para la administración del almacenamiento de datos.</w:t>
+      </w:r>
+    </w:p>
+    <w:p>
+      <w:pPr>
+        <w:pStyle w:val="Prrafodelista"/>
+        <w:numPr>
+          <w:ilvl w:val="0"/>
+          <w:numId w:val="7"/>
+        </w:numPr>
+        <w:ind w:left="1134" w:firstLine="0"/>
+        <w:rPr>
+          <w:rFonts w:cs="Arial"/>
+          <w:szCs w:val="24"/>
+        </w:rPr>
+      </w:pPr>
+      <w:r>
+        <w:rPr>
+          <w:rFonts w:cs="Arial"/>
+          <w:szCs w:val="24"/>
+        </w:rPr>
+        <w:t>Diseño de Interfaz: Se hizo uso de Qt Designer para el prototipado y construcción visual de las ventanas del sistema.</w:t>
+      </w:r>
+    </w:p>
+    <w:p>
+      <w:pPr>
+        <w:pStyle w:val="Prrafodelista"/>
+        <w:numPr>
+          <w:ilvl w:val="0"/>
+          <w:numId w:val="7"/>
+        </w:numPr>
+        <w:ind w:left="1134" w:firstLine="0"/>
+        <w:rPr>
+          <w:rFonts w:cs="Arial"/>
+          <w:szCs w:val="24"/>
+        </w:rPr>
+      </w:pPr>
+      <w:r>
+        <w:rPr>
+          <w:rFonts w:cs="Arial"/>
+          <w:szCs w:val="24"/>
+        </w:rPr>
+        <w:t>Control de Versiones: Se implementó Git para el seguimiento de cambios y la gestión del código fuente.</w:t>
+      </w:r>
+      <w:r>
+        <w:rPr>
+          <w:rFonts w:cs="Arial"/>
+          <w:szCs w:val="24"/>
+        </w:rPr>
+        <w:t>Git</w:t>
+      </w:r>
+    </w:p>
+    <w:p>
+      <w:pPr>
+        <w:rPr>
+          <w:rFonts w:cs="Arial"/>
+          <w:szCs w:val="24"/>
+        </w:rPr>
+      </w:pPr>
+      <w:r>
+        <w:t xml:space="preserve">Esta fase culminó con la integración y ensamblaje de los módulos del </w:t>
+      </w:r>
+      <w:r>
+        <w:rPr>
+          <w:b/>
+          <w:bCs/>
+        </w:rPr>
+        <w:t>Sistema de Gestión de Pasantías</w:t>
+      </w:r>
+      <w:r>
+        <w:t xml:space="preserve">, garantizando la cohesión entre la lógica de negocio y la persistencia de datos dentro de la arquitectura del software. El resultado es una solución tecnológica funcional, desarrollada bajo estándares de código abierto, que optimiza los procesos administrativos del </w:t>
+      </w:r>
+      <w:r>
+        <w:rPr>
+          <w:b/>
+          <w:bCs/>
+        </w:rPr>
+        <w:t>Instituto Universitario Politécnico 'Santiago Mariño', Extensión Barinas</w:t>
+      </w:r>
+      <w:r>
+        <w:t>, respondiendo de manera efectiva a los requerimientos técnicos y operativos identificados en el diagnóstico institucional.</w:t>
+      </w:r>
+    </w:p>
+    <w:p>
+      <w:pPr>
         <w:ind w:firstLine="0"/>
         <w:rPr>
           <w:rFonts w:cs="Arial"/>
@@ -24874,6 +24817,32 @@
     </w:p>
     <w:p>
       <w:pPr>
+        <w:ind w:firstLine="708"/>
+        <w:rPr>
+          <w:rFonts w:cs="Arial"/>
+          <w:szCs w:val="24"/>
+        </w:rPr>
+      </w:pPr>
+      <w:r>
+        <w:t xml:space="preserve">El estudio de factibilidad constituye un proceso determinante para establecer la viabilidad del proyecto desde una perspectiva integral. En este sentido, resulta imperativo analizar las dimensiones técnica, económica y </w:t>
+      </w:r>
+      <w:r>
+        <w:lastRenderedPageBreak/>
+        <w:t xml:space="preserve">operativa para garantizar que el desarrollo del sistema automatizado para la gestión de pasantías del </w:t>
+      </w:r>
+      <w:r>
+        <w:rPr>
+          <w:b/>
+          <w:bCs/>
+        </w:rPr>
+        <w:t>Instituto Universitario Politécnico 'Santiago Mariño' (IUPSM), Extensión Barinas</w:t>
+      </w:r>
+      <w:r>
+        <w:t>, cumpla con los estándares de calidad y los objetivos institucionales previamente definidos.</w:t>
+      </w:r>
+    </w:p>
+    <w:p>
+      <w:pPr>
         <w:ind w:firstLine="0"/>
         <w:rPr>
           <w:rFonts w:cs="Arial"/>
@@ -24890,12 +24859,1117 @@
     </w:p>
     <w:p>
       <w:pPr>
+        <w:ind w:firstLine="708"/>
+      </w:pPr>
+      <w:r>
+        <w:t xml:space="preserve">De acuerdo con Kendall y Kendall (2014), </w:t>
+      </w:r>
+      <w:r>
+        <w:rPr>
+          <w:b/>
+          <w:bCs/>
+        </w:rPr>
+        <w:t>“el analista debe averiguar si es posible actualizar o incrementar los recursos técnicos actuales de tal manera que satisfagan los requerimientos bajo consideración”</w:t>
+      </w:r>
+      <w:r>
+        <w:t xml:space="preserve"> (p.55). Esta premisa resalta la importancia de la factibilidad técnica, ya que actúa como un filtro para validar si la organización posee el capital humano, la infraestructura tecnológica y las competencias necesarias para ejecutar las funciones y métodos de un desarrollo de software.</w:t>
+      </w:r>
+    </w:p>
+    <w:p>
+      <w:pPr>
+        <w:ind w:firstLine="708"/>
+      </w:pPr>
+      <w:r>
+        <w:t>La ejecución de esta investigación constituye un recurso fundamental, dado que facilita la evaluación de la viabilidad del proyecto frente a la infraestructura técnica existente. Esto permite establecer una planificación estratégica basada exclusivamente en las capacidades reales de la organización. En este sentido, se detallan a continuación los requerimientos técnicos indispensables para la implementación de la propuesta.</w:t>
+      </w:r>
+    </w:p>
+    <w:p>
+      <w:pPr>
+        <w:ind w:firstLine="708"/>
+      </w:pPr>
+      <w:r>
+        <w:t>Cuadro</w:t>
+      </w:r>
+    </w:p>
+    <w:tbl>
+      <w:tblPr>
+        <w:tblStyle w:val="Tabladecuadrcula4-nfasis5"/>
+        <w:tblW w:w="0" w:type="auto"/>
+        <w:tblLook w:val="04A0" w:firstRow="1" w:lastRow="0" w:firstColumn="1" w:lastColumn="0" w:noHBand="0" w:noVBand="1"/>
+      </w:tblPr>
+      <w:tblGrid>
+        <w:gridCol w:w="4249"/>
+        <w:gridCol w:w="4249"/>
+      </w:tblGrid>
+      <w:tr>
+        <w:trPr>
+          <w:cnfStyle w:val="100000000000" w:firstRow="1" w:lastRow="0" w:firstColumn="0" w:lastColumn="0" w:oddVBand="0" w:evenVBand="0" w:oddHBand="0" w:evenHBand="0" w:firstRowFirstColumn="0" w:firstRowLastColumn="0" w:lastRowFirstColumn="0" w:lastRowLastColumn="0"/>
+        </w:trPr>
+        <w:tc>
+          <w:tcPr>
+            <w:cnfStyle w:val="001000000000" w:firstRow="0" w:lastRow="0" w:firstColumn="1" w:lastColumn="0" w:oddVBand="0" w:evenVBand="0" w:oddHBand="0" w:evenHBand="0" w:firstRowFirstColumn="0" w:firstRowLastColumn="0" w:lastRowFirstColumn="0" w:lastRowLastColumn="0"/>
+            <w:tcW w:w="8498" w:type="dxa"/>
+            <w:gridSpan w:val="2"/>
+          </w:tcPr>
+          <w:p>
+            <w:pPr>
+              <w:ind w:firstLine="0"/>
+              <w:jc w:val="center"/>
+              <w:rPr>
+                <w:rFonts w:cs="Arial"/>
+                <w:szCs w:val="24"/>
+              </w:rPr>
+            </w:pPr>
+            <w:r>
+              <w:rPr>
+                <w:rFonts w:cs="Arial"/>
+                <w:szCs w:val="24"/>
+              </w:rPr>
+              <w:t>Estación de Trabajo Actual</w:t>
+            </w:r>
+          </w:p>
+        </w:tc>
+      </w:tr>
+      <w:tr>
+        <w:trPr>
+          <w:cnfStyle w:val="000000100000" w:firstRow="0" w:lastRow="0" w:firstColumn="0" w:lastColumn="0" w:oddVBand="0" w:evenVBand="0" w:oddHBand="1" w:evenHBand="0" w:firstRowFirstColumn="0" w:firstRowLastColumn="0" w:lastRowFirstColumn="0" w:lastRowLastColumn="0"/>
+        </w:trPr>
+        <w:tc>
+          <w:tcPr>
+            <w:cnfStyle w:val="001000000000" w:firstRow="0" w:lastRow="0" w:firstColumn="1" w:lastColumn="0" w:oddVBand="0" w:evenVBand="0" w:oddHBand="0" w:evenHBand="0" w:firstRowFirstColumn="0" w:firstRowLastColumn="0" w:lastRowFirstColumn="0" w:lastRowLastColumn="0"/>
+            <w:tcW w:w="4249" w:type="dxa"/>
+          </w:tcPr>
+          <w:p>
+            <w:pPr>
+              <w:ind w:firstLine="0"/>
+              <w:rPr>
+                <w:rFonts w:cs="Arial"/>
+                <w:szCs w:val="24"/>
+              </w:rPr>
+            </w:pPr>
+            <w:r>
+              <w:rPr>
+                <w:rFonts w:cs="Arial"/>
+                <w:szCs w:val="24"/>
+              </w:rPr>
+              <w:t>Procesador</w:t>
+            </w:r>
+          </w:p>
+        </w:tc>
+        <w:tc>
+          <w:tcPr>
+            <w:tcW w:w="4249" w:type="dxa"/>
+          </w:tcPr>
+          <w:p>
+            <w:pPr>
+              <w:ind w:firstLine="0"/>
+              <w:cnfStyle w:val="000000100000" w:firstRow="0" w:lastRow="0" w:firstColumn="0" w:lastColumn="0" w:oddVBand="0" w:evenVBand="0" w:oddHBand="1" w:evenHBand="0" w:firstRowFirstColumn="0" w:firstRowLastColumn="0" w:lastRowFirstColumn="0" w:lastRowLastColumn="0"/>
+              <w:rPr>
+                <w:rFonts w:cs="Arial"/>
+                <w:szCs w:val="24"/>
+              </w:rPr>
+            </w:pPr>
+            <w:r>
+              <w:rPr>
+                <w:rFonts w:cs="Arial"/>
+                <w:szCs w:val="24"/>
+              </w:rPr>
+              <w:t>Intel Pentium CPU N3710 1.60hz</w:t>
+            </w:r>
+          </w:p>
+        </w:tc>
+      </w:tr>
+      <w:tr>
+        <w:tc>
+          <w:tcPr>
+            <w:cnfStyle w:val="001000000000" w:firstRow="0" w:lastRow="0" w:firstColumn="1" w:lastColumn="0" w:oddVBand="0" w:evenVBand="0" w:oddHBand="0" w:evenHBand="0" w:firstRowFirstColumn="0" w:firstRowLastColumn="0" w:lastRowFirstColumn="0" w:lastRowLastColumn="0"/>
+            <w:tcW w:w="4249" w:type="dxa"/>
+          </w:tcPr>
+          <w:p>
+            <w:pPr>
+              <w:ind w:firstLine="0"/>
+              <w:rPr>
+                <w:rFonts w:cs="Arial"/>
+                <w:szCs w:val="24"/>
+              </w:rPr>
+            </w:pPr>
+            <w:r>
+              <w:rPr>
+                <w:rFonts w:cs="Arial"/>
+                <w:szCs w:val="24"/>
+              </w:rPr>
+              <w:t>Sistema Operativo</w:t>
+            </w:r>
+          </w:p>
+        </w:tc>
+        <w:tc>
+          <w:tcPr>
+            <w:tcW w:w="4249" w:type="dxa"/>
+          </w:tcPr>
+          <w:p>
+            <w:pPr>
+              <w:ind w:firstLine="0"/>
+              <w:cnfStyle w:val="000000000000" w:firstRow="0" w:lastRow="0" w:firstColumn="0" w:lastColumn="0" w:oddVBand="0" w:evenVBand="0" w:oddHBand="0" w:evenHBand="0" w:firstRowFirstColumn="0" w:firstRowLastColumn="0" w:lastRowFirstColumn="0" w:lastRowLastColumn="0"/>
+              <w:rPr>
+                <w:rFonts w:cs="Arial"/>
+                <w:szCs w:val="24"/>
+              </w:rPr>
+            </w:pPr>
+            <w:r>
+              <w:rPr>
+                <w:rFonts w:cs="Arial"/>
+                <w:szCs w:val="24"/>
+              </w:rPr>
+              <w:t>Window 10 Pro 64bits</w:t>
+            </w:r>
+          </w:p>
+        </w:tc>
+      </w:tr>
+      <w:tr>
+        <w:trPr>
+          <w:cnfStyle w:val="000000100000" w:firstRow="0" w:lastRow="0" w:firstColumn="0" w:lastColumn="0" w:oddVBand="0" w:evenVBand="0" w:oddHBand="1" w:evenHBand="0" w:firstRowFirstColumn="0" w:firstRowLastColumn="0" w:lastRowFirstColumn="0" w:lastRowLastColumn="0"/>
+        </w:trPr>
+        <w:tc>
+          <w:tcPr>
+            <w:cnfStyle w:val="001000000000" w:firstRow="0" w:lastRow="0" w:firstColumn="1" w:lastColumn="0" w:oddVBand="0" w:evenVBand="0" w:oddHBand="0" w:evenHBand="0" w:firstRowFirstColumn="0" w:firstRowLastColumn="0" w:lastRowFirstColumn="0" w:lastRowLastColumn="0"/>
+            <w:tcW w:w="4249" w:type="dxa"/>
+          </w:tcPr>
+          <w:p>
+            <w:pPr>
+              <w:ind w:firstLine="0"/>
+              <w:rPr>
+                <w:rFonts w:cs="Arial"/>
+                <w:szCs w:val="24"/>
+              </w:rPr>
+            </w:pPr>
+            <w:r>
+              <w:rPr>
+                <w:rFonts w:cs="Arial"/>
+                <w:szCs w:val="24"/>
+              </w:rPr>
+              <w:t>RAM</w:t>
+            </w:r>
+          </w:p>
+        </w:tc>
+        <w:tc>
+          <w:tcPr>
+            <w:tcW w:w="4249" w:type="dxa"/>
+          </w:tcPr>
+          <w:p>
+            <w:pPr>
+              <w:ind w:firstLine="0"/>
+              <w:cnfStyle w:val="000000100000" w:firstRow="0" w:lastRow="0" w:firstColumn="0" w:lastColumn="0" w:oddVBand="0" w:evenVBand="0" w:oddHBand="1" w:evenHBand="0" w:firstRowFirstColumn="0" w:firstRowLastColumn="0" w:lastRowFirstColumn="0" w:lastRowLastColumn="0"/>
+              <w:rPr>
+                <w:rFonts w:cs="Arial"/>
+                <w:szCs w:val="24"/>
+              </w:rPr>
+            </w:pPr>
+            <w:r>
+              <w:rPr>
+                <w:rFonts w:cs="Arial"/>
+                <w:szCs w:val="24"/>
+              </w:rPr>
+              <w:t>8gb</w:t>
+            </w:r>
+          </w:p>
+        </w:tc>
+      </w:tr>
+      <w:tr>
+        <w:tc>
+          <w:tcPr>
+            <w:cnfStyle w:val="001000000000" w:firstRow="0" w:lastRow="0" w:firstColumn="1" w:lastColumn="0" w:oddVBand="0" w:evenVBand="0" w:oddHBand="0" w:evenHBand="0" w:firstRowFirstColumn="0" w:firstRowLastColumn="0" w:lastRowFirstColumn="0" w:lastRowLastColumn="0"/>
+            <w:tcW w:w="4249" w:type="dxa"/>
+          </w:tcPr>
+          <w:p>
+            <w:pPr>
+              <w:ind w:firstLine="0"/>
+              <w:rPr>
+                <w:rFonts w:cs="Arial"/>
+                <w:szCs w:val="24"/>
+              </w:rPr>
+            </w:pPr>
+            <w:r>
+              <w:rPr>
+                <w:rFonts w:cs="Arial"/>
+                <w:szCs w:val="24"/>
+              </w:rPr>
+              <w:t>Almacenamiento</w:t>
+            </w:r>
+          </w:p>
+        </w:tc>
+        <w:tc>
+          <w:tcPr>
+            <w:tcW w:w="4249" w:type="dxa"/>
+          </w:tcPr>
+          <w:p>
+            <w:pPr>
+              <w:ind w:firstLine="0"/>
+              <w:cnfStyle w:val="000000000000" w:firstRow="0" w:lastRow="0" w:firstColumn="0" w:lastColumn="0" w:oddVBand="0" w:evenVBand="0" w:oddHBand="0" w:evenHBand="0" w:firstRowFirstColumn="0" w:firstRowLastColumn="0" w:lastRowFirstColumn="0" w:lastRowLastColumn="0"/>
+              <w:rPr>
+                <w:rFonts w:cs="Arial"/>
+                <w:szCs w:val="24"/>
+              </w:rPr>
+            </w:pPr>
+            <w:r>
+              <w:rPr>
+                <w:rFonts w:cs="Arial"/>
+                <w:szCs w:val="24"/>
+              </w:rPr>
+              <w:t>345gb</w:t>
+            </w:r>
+          </w:p>
+        </w:tc>
+      </w:tr>
+      <w:tr>
+        <w:trPr>
+          <w:cnfStyle w:val="000000100000" w:firstRow="0" w:lastRow="0" w:firstColumn="0" w:lastColumn="0" w:oddVBand="0" w:evenVBand="0" w:oddHBand="1" w:evenHBand="0" w:firstRowFirstColumn="0" w:firstRowLastColumn="0" w:lastRowFirstColumn="0" w:lastRowLastColumn="0"/>
+        </w:trPr>
+        <w:tc>
+          <w:tcPr>
+            <w:cnfStyle w:val="001000000000" w:firstRow="0" w:lastRow="0" w:firstColumn="1" w:lastColumn="0" w:oddVBand="0" w:evenVBand="0" w:oddHBand="0" w:evenHBand="0" w:firstRowFirstColumn="0" w:firstRowLastColumn="0" w:lastRowFirstColumn="0" w:lastRowLastColumn="0"/>
+            <w:tcW w:w="4249" w:type="dxa"/>
+          </w:tcPr>
+          <w:p>
+            <w:pPr>
+              <w:ind w:firstLine="0"/>
+              <w:rPr>
+                <w:rFonts w:cs="Arial"/>
+                <w:szCs w:val="24"/>
+              </w:rPr>
+            </w:pPr>
+            <w:r>
+              <w:rPr>
+                <w:rFonts w:cs="Arial"/>
+                <w:szCs w:val="24"/>
+              </w:rPr>
+              <w:t>Resolución de Pantalla</w:t>
+            </w:r>
+          </w:p>
+        </w:tc>
+        <w:tc>
+          <w:tcPr>
+            <w:tcW w:w="4249" w:type="dxa"/>
+          </w:tcPr>
+          <w:p>
+            <w:pPr>
+              <w:ind w:firstLine="0"/>
+              <w:cnfStyle w:val="000000100000" w:firstRow="0" w:lastRow="0" w:firstColumn="0" w:lastColumn="0" w:oddVBand="0" w:evenVBand="0" w:oddHBand="1" w:evenHBand="0" w:firstRowFirstColumn="0" w:firstRowLastColumn="0" w:lastRowFirstColumn="0" w:lastRowLastColumn="0"/>
+              <w:rPr>
+                <w:rFonts w:cs="Arial"/>
+                <w:szCs w:val="24"/>
+              </w:rPr>
+            </w:pPr>
+            <w:r>
+              <w:t>1360x768 pixeles</w:t>
+            </w:r>
+          </w:p>
+        </w:tc>
+      </w:tr>
+      <w:tr>
+        <w:tc>
+          <w:tcPr>
+            <w:cnfStyle w:val="001000000000" w:firstRow="0" w:lastRow="0" w:firstColumn="1" w:lastColumn="0" w:oddVBand="0" w:evenVBand="0" w:oddHBand="0" w:evenHBand="0" w:firstRowFirstColumn="0" w:firstRowLastColumn="0" w:lastRowFirstColumn="0" w:lastRowLastColumn="0"/>
+            <w:tcW w:w="4249" w:type="dxa"/>
+          </w:tcPr>
+          <w:p>
+            <w:pPr>
+              <w:ind w:firstLine="0"/>
+              <w:rPr>
+                <w:rFonts w:cs="Arial"/>
+                <w:szCs w:val="24"/>
+              </w:rPr>
+            </w:pPr>
+            <w:r>
+              <w:rPr>
+                <w:rFonts w:cs="Arial"/>
+                <w:szCs w:val="24"/>
+              </w:rPr>
+              <w:t>Tarjeta Grafica</w:t>
+            </w:r>
+          </w:p>
+        </w:tc>
+        <w:tc>
+          <w:tcPr>
+            <w:tcW w:w="4249" w:type="dxa"/>
+          </w:tcPr>
+          <w:p>
+            <w:pPr>
+              <w:ind w:firstLine="0"/>
+              <w:cnfStyle w:val="000000000000" w:firstRow="0" w:lastRow="0" w:firstColumn="0" w:lastColumn="0" w:oddVBand="0" w:evenVBand="0" w:oddHBand="0" w:evenHBand="0" w:firstRowFirstColumn="0" w:firstRowLastColumn="0" w:lastRowFirstColumn="0" w:lastRowLastColumn="0"/>
+              <w:rPr>
+                <w:rFonts w:cs="Arial"/>
+                <w:szCs w:val="24"/>
+              </w:rPr>
+            </w:pPr>
+            <w:r>
+              <w:rPr>
+                <w:rFonts w:cs="Arial"/>
+                <w:szCs w:val="24"/>
+              </w:rPr>
+              <w:t>Intel HD Graphics 114mb</w:t>
+            </w:r>
+          </w:p>
+        </w:tc>
+      </w:tr>
+      <w:tr>
+        <w:trPr>
+          <w:cnfStyle w:val="000000100000" w:firstRow="0" w:lastRow="0" w:firstColumn="0" w:lastColumn="0" w:oddVBand="0" w:evenVBand="0" w:oddHBand="1" w:evenHBand="0" w:firstRowFirstColumn="0" w:firstRowLastColumn="0" w:lastRowFirstColumn="0" w:lastRowLastColumn="0"/>
+        </w:trPr>
+        <w:tc>
+          <w:tcPr>
+            <w:cnfStyle w:val="001000000000" w:firstRow="0" w:lastRow="0" w:firstColumn="1" w:lastColumn="0" w:oddVBand="0" w:evenVBand="0" w:oddHBand="0" w:evenHBand="0" w:firstRowFirstColumn="0" w:firstRowLastColumn="0" w:lastRowFirstColumn="0" w:lastRowLastColumn="0"/>
+            <w:tcW w:w="4249" w:type="dxa"/>
+          </w:tcPr>
+          <w:p>
+            <w:pPr>
+              <w:ind w:firstLine="0"/>
+              <w:rPr>
+                <w:rFonts w:cs="Arial"/>
+                <w:szCs w:val="24"/>
+              </w:rPr>
+            </w:pPr>
+            <w:r>
+              <w:rPr>
+                <w:rFonts w:cs="Arial"/>
+                <w:szCs w:val="24"/>
+              </w:rPr>
+              <w:t>Mouse</w:t>
+            </w:r>
+          </w:p>
+        </w:tc>
+        <w:tc>
+          <w:tcPr>
+            <w:tcW w:w="4249" w:type="dxa"/>
+          </w:tcPr>
+          <w:p>
+            <w:pPr>
+              <w:ind w:firstLine="0"/>
+              <w:cnfStyle w:val="000000100000" w:firstRow="0" w:lastRow="0" w:firstColumn="0" w:lastColumn="0" w:oddVBand="0" w:evenVBand="0" w:oddHBand="1" w:evenHBand="0" w:firstRowFirstColumn="0" w:firstRowLastColumn="0" w:lastRowFirstColumn="0" w:lastRowLastColumn="0"/>
+              <w:rPr>
+                <w:rFonts w:cs="Arial"/>
+                <w:szCs w:val="24"/>
+              </w:rPr>
+            </w:pPr>
+            <w:r>
+              <w:rPr>
+                <w:rFonts w:cs="Arial"/>
+                <w:szCs w:val="24"/>
+              </w:rPr>
+              <w:t>Estandar</w:t>
+            </w:r>
+          </w:p>
+        </w:tc>
+      </w:tr>
+      <w:tr>
+        <w:tc>
+          <w:tcPr>
+            <w:cnfStyle w:val="001000000000" w:firstRow="0" w:lastRow="0" w:firstColumn="1" w:lastColumn="0" w:oddVBand="0" w:evenVBand="0" w:oddHBand="0" w:evenHBand="0" w:firstRowFirstColumn="0" w:firstRowLastColumn="0" w:lastRowFirstColumn="0" w:lastRowLastColumn="0"/>
+            <w:tcW w:w="4249" w:type="dxa"/>
+          </w:tcPr>
+          <w:p>
+            <w:pPr>
+              <w:ind w:firstLine="0"/>
+              <w:rPr>
+                <w:rFonts w:cs="Arial"/>
+                <w:szCs w:val="24"/>
+              </w:rPr>
+            </w:pPr>
+            <w:r>
+              <w:rPr>
+                <w:rFonts w:cs="Arial"/>
+                <w:szCs w:val="24"/>
+              </w:rPr>
+              <w:t>Teclado</w:t>
+            </w:r>
+          </w:p>
+        </w:tc>
+        <w:tc>
+          <w:tcPr>
+            <w:tcW w:w="4249" w:type="dxa"/>
+          </w:tcPr>
+          <w:p>
+            <w:pPr>
+              <w:ind w:firstLine="0"/>
+              <w:cnfStyle w:val="000000000000" w:firstRow="0" w:lastRow="0" w:firstColumn="0" w:lastColumn="0" w:oddVBand="0" w:evenVBand="0" w:oddHBand="0" w:evenHBand="0" w:firstRowFirstColumn="0" w:firstRowLastColumn="0" w:lastRowFirstColumn="0" w:lastRowLastColumn="0"/>
+              <w:rPr>
+                <w:rFonts w:cs="Arial"/>
+                <w:szCs w:val="24"/>
+              </w:rPr>
+            </w:pPr>
+            <w:r>
+              <w:rPr>
+                <w:rFonts w:cs="Arial"/>
+                <w:szCs w:val="24"/>
+              </w:rPr>
+              <w:t>Estandar</w:t>
+            </w:r>
+          </w:p>
+        </w:tc>
+      </w:tr>
+    </w:tbl>
+    <w:p>
+      <w:pPr>
+        <w:ind w:firstLine="708"/>
+        <w:rPr>
+          <w:rFonts w:cs="Arial"/>
+          <w:szCs w:val="24"/>
+        </w:rPr>
+      </w:pPr>
+    </w:p>
+    <w:p>
+      <w:pPr>
+        <w:rPr>
+          <w:rFonts w:cs="Arial"/>
+          <w:szCs w:val="24"/>
+        </w:rPr>
+      </w:pPr>
+      <w:r>
+        <w:t>Cuadro Requerimientos de Software para el Desarrollo del Sistema</w:t>
+      </w:r>
+    </w:p>
+    <w:p>
+      <w:pPr>
         <w:ind w:firstLine="0"/>
         <w:rPr>
           <w:rFonts w:cs="Arial"/>
           <w:szCs w:val="24"/>
         </w:rPr>
       </w:pPr>
+    </w:p>
+    <w:tbl>
+      <w:tblPr>
+        <w:tblStyle w:val="Tabladecuadrcula4-nfasis5"/>
+        <w:tblW w:w="9776" w:type="dxa"/>
+        <w:tblLook w:val="04A0" w:firstRow="1" w:lastRow="0" w:firstColumn="1" w:lastColumn="0" w:noHBand="0" w:noVBand="1"/>
+      </w:tblPr>
+      <w:tblGrid>
+        <w:gridCol w:w="2262"/>
+        <w:gridCol w:w="1938"/>
+        <w:gridCol w:w="5576"/>
+      </w:tblGrid>
+      <w:tr>
+        <w:trPr>
+          <w:cnfStyle w:val="100000000000" w:firstRow="1" w:lastRow="0" w:firstColumn="0" w:lastColumn="0" w:oddVBand="0" w:evenVBand="0" w:oddHBand="0" w:evenHBand="0" w:firstRowFirstColumn="0" w:firstRowLastColumn="0" w:lastRowFirstColumn="0" w:lastRowLastColumn="0"/>
+        </w:trPr>
+        <w:tc>
+          <w:tcPr>
+            <w:cnfStyle w:val="001000000000" w:firstRow="0" w:lastRow="0" w:firstColumn="1" w:lastColumn="0" w:oddVBand="0" w:evenVBand="0" w:oddHBand="0" w:evenHBand="0" w:firstRowFirstColumn="0" w:firstRowLastColumn="0" w:lastRowFirstColumn="0" w:lastRowLastColumn="0"/>
+            <w:tcW w:w="2262" w:type="dxa"/>
+          </w:tcPr>
+          <w:p>
+            <w:pPr>
+              <w:ind w:firstLine="0"/>
+              <w:jc w:val="left"/>
+              <w:rPr>
+                <w:rFonts w:cs="Arial"/>
+                <w:szCs w:val="24"/>
+              </w:rPr>
+            </w:pPr>
+            <w:r>
+              <w:rPr>
+                <w:rFonts w:cs="Arial"/>
+                <w:szCs w:val="24"/>
+              </w:rPr>
+              <w:lastRenderedPageBreak/>
+              <w:t>Software</w:t>
+            </w:r>
+          </w:p>
+        </w:tc>
+        <w:tc>
+          <w:tcPr>
+            <w:tcW w:w="1938" w:type="dxa"/>
+          </w:tcPr>
+          <w:p>
+            <w:pPr>
+              <w:ind w:firstLine="0"/>
+              <w:cnfStyle w:val="100000000000" w:firstRow="1" w:lastRow="0" w:firstColumn="0" w:lastColumn="0" w:oddVBand="0" w:evenVBand="0" w:oddHBand="0" w:evenHBand="0" w:firstRowFirstColumn="0" w:firstRowLastColumn="0" w:lastRowFirstColumn="0" w:lastRowLastColumn="0"/>
+              <w:rPr>
+                <w:rFonts w:cs="Arial"/>
+                <w:szCs w:val="24"/>
+              </w:rPr>
+            </w:pPr>
+            <w:r>
+              <w:rPr>
+                <w:rFonts w:cs="Arial"/>
+                <w:szCs w:val="24"/>
+              </w:rPr>
+              <w:t>Características</w:t>
+            </w:r>
+          </w:p>
+        </w:tc>
+        <w:tc>
+          <w:tcPr>
+            <w:tcW w:w="5576" w:type="dxa"/>
+          </w:tcPr>
+          <w:p>
+            <w:pPr>
+              <w:ind w:firstLine="0"/>
+              <w:cnfStyle w:val="100000000000" w:firstRow="1" w:lastRow="0" w:firstColumn="0" w:lastColumn="0" w:oddVBand="0" w:evenVBand="0" w:oddHBand="0" w:evenHBand="0" w:firstRowFirstColumn="0" w:firstRowLastColumn="0" w:lastRowFirstColumn="0" w:lastRowLastColumn="0"/>
+              <w:rPr>
+                <w:rFonts w:cs="Arial"/>
+                <w:szCs w:val="24"/>
+              </w:rPr>
+            </w:pPr>
+            <w:r>
+              <w:rPr>
+                <w:rFonts w:cs="Arial"/>
+                <w:szCs w:val="24"/>
+              </w:rPr>
+              <w:t>Descripción</w:t>
+            </w:r>
+          </w:p>
+        </w:tc>
+      </w:tr>
+      <w:tr>
+        <w:trPr>
+          <w:cnfStyle w:val="000000100000" w:firstRow="0" w:lastRow="0" w:firstColumn="0" w:lastColumn="0" w:oddVBand="0" w:evenVBand="0" w:oddHBand="1" w:evenHBand="0" w:firstRowFirstColumn="0" w:firstRowLastColumn="0" w:lastRowFirstColumn="0" w:lastRowLastColumn="0"/>
+        </w:trPr>
+        <w:tc>
+          <w:tcPr>
+            <w:cnfStyle w:val="001000000000" w:firstRow="0" w:lastRow="0" w:firstColumn="1" w:lastColumn="0" w:oddVBand="0" w:evenVBand="0" w:oddHBand="0" w:evenHBand="0" w:firstRowFirstColumn="0" w:firstRowLastColumn="0" w:lastRowFirstColumn="0" w:lastRowLastColumn="0"/>
+            <w:tcW w:w="2262" w:type="dxa"/>
+          </w:tcPr>
+          <w:p>
+            <w:pPr>
+              <w:ind w:firstLine="0"/>
+              <w:jc w:val="left"/>
+              <w:rPr>
+                <w:rFonts w:cs="Arial"/>
+                <w:szCs w:val="24"/>
+              </w:rPr>
+            </w:pPr>
+            <w:r>
+              <w:rPr>
+                <w:rFonts w:cs="Arial"/>
+                <w:szCs w:val="24"/>
+              </w:rPr>
+              <w:t>Entorno</w:t>
+            </w:r>
+            <w:r>
+              <w:rPr>
+                <w:rFonts w:cs="Arial"/>
+                <w:szCs w:val="24"/>
+              </w:rPr>
+              <w:t xml:space="preserve"> </w:t>
+            </w:r>
+            <w:r>
+              <w:rPr>
+                <w:rFonts w:cs="Arial"/>
+                <w:szCs w:val="24"/>
+              </w:rPr>
+              <w:t>Integrado de</w:t>
+            </w:r>
+            <w:r>
+              <w:rPr>
+                <w:rFonts w:cs="Arial"/>
+                <w:szCs w:val="24"/>
+              </w:rPr>
+              <w:t xml:space="preserve"> </w:t>
+            </w:r>
+            <w:r>
+              <w:rPr>
+                <w:rFonts w:cs="Arial"/>
+                <w:szCs w:val="24"/>
+              </w:rPr>
+              <w:t>Desarrollo (IDE)</w:t>
+            </w:r>
+          </w:p>
+        </w:tc>
+        <w:tc>
+          <w:tcPr>
+            <w:tcW w:w="1938" w:type="dxa"/>
+          </w:tcPr>
+          <w:p>
+            <w:pPr>
+              <w:ind w:firstLine="0"/>
+              <w:cnfStyle w:val="000000100000" w:firstRow="0" w:lastRow="0" w:firstColumn="0" w:lastColumn="0" w:oddVBand="0" w:evenVBand="0" w:oddHBand="1" w:evenHBand="0" w:firstRowFirstColumn="0" w:firstRowLastColumn="0" w:lastRowFirstColumn="0" w:lastRowLastColumn="0"/>
+              <w:rPr>
+                <w:rFonts w:cs="Arial"/>
+                <w:szCs w:val="24"/>
+              </w:rPr>
+            </w:pPr>
+            <w:r>
+              <w:rPr>
+                <w:rFonts w:cs="Arial"/>
+                <w:szCs w:val="24"/>
+              </w:rPr>
+              <w:t>Visual Studio Code</w:t>
+            </w:r>
+          </w:p>
+        </w:tc>
+        <w:tc>
+          <w:tcPr>
+            <w:tcW w:w="5576" w:type="dxa"/>
+          </w:tcPr>
+          <w:p>
+            <w:pPr>
+              <w:ind w:firstLine="0"/>
+              <w:cnfStyle w:val="000000100000" w:firstRow="0" w:lastRow="0" w:firstColumn="0" w:lastColumn="0" w:oddVBand="0" w:evenVBand="0" w:oddHBand="1" w:evenHBand="0" w:firstRowFirstColumn="0" w:firstRowLastColumn="0" w:lastRowFirstColumn="0" w:lastRowLastColumn="0"/>
+              <w:rPr>
+                <w:rFonts w:cs="Arial"/>
+                <w:szCs w:val="24"/>
+              </w:rPr>
+            </w:pPr>
+            <w:r>
+              <w:rPr>
+                <w:rFonts w:cs="Arial"/>
+                <w:szCs w:val="24"/>
+              </w:rPr>
+              <w:t>Editor de código fuente ligero, gratuito y altamente</w:t>
+            </w:r>
+            <w:r>
+              <w:rPr>
+                <w:rFonts w:cs="Arial"/>
+                <w:szCs w:val="24"/>
+              </w:rPr>
+              <w:t xml:space="preserve"> </w:t>
+            </w:r>
+            <w:r>
+              <w:rPr>
+                <w:rFonts w:cs="Arial"/>
+                <w:szCs w:val="24"/>
+              </w:rPr>
+              <w:t>configurable. Es una herramienta popular para la</w:t>
+            </w:r>
+            <w:r>
+              <w:rPr>
+                <w:rFonts w:cs="Arial"/>
+                <w:szCs w:val="24"/>
+              </w:rPr>
+              <w:t xml:space="preserve"> </w:t>
+            </w:r>
+            <w:r>
+              <w:rPr>
+                <w:rFonts w:cs="Arial"/>
+                <w:szCs w:val="24"/>
+              </w:rPr>
+              <w:t>edición y desarrollo de código</w:t>
+            </w:r>
+          </w:p>
+        </w:tc>
+      </w:tr>
+      <w:tr>
+        <w:tc>
+          <w:tcPr>
+            <w:cnfStyle w:val="001000000000" w:firstRow="0" w:lastRow="0" w:firstColumn="1" w:lastColumn="0" w:oddVBand="0" w:evenVBand="0" w:oddHBand="0" w:evenHBand="0" w:firstRowFirstColumn="0" w:firstRowLastColumn="0" w:lastRowFirstColumn="0" w:lastRowLastColumn="0"/>
+            <w:tcW w:w="2262" w:type="dxa"/>
+          </w:tcPr>
+          <w:p>
+            <w:pPr>
+              <w:ind w:firstLine="0"/>
+              <w:jc w:val="left"/>
+              <w:rPr>
+                <w:rFonts w:cs="Arial"/>
+                <w:szCs w:val="24"/>
+              </w:rPr>
+            </w:pPr>
+            <w:r>
+              <w:t>Administrador de Base de Datos</w:t>
+            </w:r>
+          </w:p>
+        </w:tc>
+        <w:tc>
+          <w:tcPr>
+            <w:tcW w:w="1938" w:type="dxa"/>
+          </w:tcPr>
+          <w:p>
+            <w:pPr>
+              <w:ind w:firstLine="0"/>
+              <w:cnfStyle w:val="000000000000" w:firstRow="0" w:lastRow="0" w:firstColumn="0" w:lastColumn="0" w:oddVBand="0" w:evenVBand="0" w:oddHBand="0" w:evenHBand="0" w:firstRowFirstColumn="0" w:firstRowLastColumn="0" w:lastRowFirstColumn="0" w:lastRowLastColumn="0"/>
+              <w:rPr>
+                <w:rFonts w:cs="Arial"/>
+                <w:szCs w:val="24"/>
+              </w:rPr>
+            </w:pPr>
+            <w:r>
+              <w:rPr>
+                <w:rFonts w:cs="Arial"/>
+                <w:szCs w:val="24"/>
+              </w:rPr>
+              <w:t>MySQL</w:t>
+            </w:r>
+            <w:r>
+              <w:rPr>
+                <w:rFonts w:cs="Arial"/>
+                <w:szCs w:val="24"/>
+              </w:rPr>
+              <w:t xml:space="preserve"> </w:t>
+            </w:r>
+            <w:r>
+              <w:rPr>
+                <w:rFonts w:cs="Arial"/>
+                <w:szCs w:val="24"/>
+              </w:rPr>
+              <w:t>Workbench 8.0 CE</w:t>
+            </w:r>
+          </w:p>
+        </w:tc>
+        <w:tc>
+          <w:tcPr>
+            <w:tcW w:w="5576" w:type="dxa"/>
+          </w:tcPr>
+          <w:p>
+            <w:pPr>
+              <w:ind w:firstLine="0"/>
+              <w:cnfStyle w:val="000000000000" w:firstRow="0" w:lastRow="0" w:firstColumn="0" w:lastColumn="0" w:oddVBand="0" w:evenVBand="0" w:oddHBand="0" w:evenHBand="0" w:firstRowFirstColumn="0" w:firstRowLastColumn="0" w:lastRowFirstColumn="0" w:lastRowLastColumn="0"/>
+              <w:rPr>
+                <w:rFonts w:cs="Arial"/>
+                <w:szCs w:val="24"/>
+              </w:rPr>
+            </w:pPr>
+            <w:r>
+              <w:rPr>
+                <w:rFonts w:cs="Arial"/>
+                <w:szCs w:val="24"/>
+              </w:rPr>
+              <w:t>Herramienta de gestión gráfica (GUI) para el</w:t>
+            </w:r>
+            <w:r>
+              <w:rPr>
+                <w:rFonts w:cs="Arial"/>
+                <w:szCs w:val="24"/>
+              </w:rPr>
+              <w:t xml:space="preserve"> </w:t>
+            </w:r>
+            <w:r>
+              <w:rPr>
+                <w:rFonts w:cs="Arial"/>
+                <w:szCs w:val="24"/>
+              </w:rPr>
+              <w:t>sistema de gestión de bases de datos relacionales</w:t>
+            </w:r>
+            <w:r>
+              <w:rPr>
+                <w:rFonts w:cs="Arial"/>
+                <w:szCs w:val="24"/>
+              </w:rPr>
+              <w:t xml:space="preserve"> </w:t>
+            </w:r>
+            <w:r>
+              <w:rPr>
+                <w:rFonts w:cs="Arial"/>
+                <w:szCs w:val="24"/>
+              </w:rPr>
+              <w:t>MySQL</w:t>
+            </w:r>
+          </w:p>
+        </w:tc>
+      </w:tr>
+      <w:tr>
+        <w:trPr>
+          <w:cnfStyle w:val="000000100000" w:firstRow="0" w:lastRow="0" w:firstColumn="0" w:lastColumn="0" w:oddVBand="0" w:evenVBand="0" w:oddHBand="1" w:evenHBand="0" w:firstRowFirstColumn="0" w:firstRowLastColumn="0" w:lastRowFirstColumn="0" w:lastRowLastColumn="0"/>
+        </w:trPr>
+        <w:tc>
+          <w:tcPr>
+            <w:cnfStyle w:val="001000000000" w:firstRow="0" w:lastRow="0" w:firstColumn="1" w:lastColumn="0" w:oddVBand="0" w:evenVBand="0" w:oddHBand="0" w:evenHBand="0" w:firstRowFirstColumn="0" w:firstRowLastColumn="0" w:lastRowFirstColumn="0" w:lastRowLastColumn="0"/>
+            <w:tcW w:w="2262" w:type="dxa"/>
+          </w:tcPr>
+          <w:p>
+            <w:pPr>
+              <w:ind w:firstLine="0"/>
+              <w:jc w:val="left"/>
+              <w:rPr>
+                <w:rFonts w:cs="Arial"/>
+                <w:szCs w:val="24"/>
+              </w:rPr>
+            </w:pPr>
+            <w:r>
+              <w:rPr>
+                <w:rFonts w:cs="Arial"/>
+                <w:szCs w:val="24"/>
+              </w:rPr>
+              <w:t>Lenguajes de</w:t>
+            </w:r>
+            <w:r>
+              <w:rPr>
+                <w:rFonts w:cs="Arial"/>
+                <w:szCs w:val="24"/>
+              </w:rPr>
+              <w:t xml:space="preserve"> </w:t>
+            </w:r>
+            <w:r>
+              <w:rPr>
+                <w:rFonts w:cs="Arial"/>
+                <w:szCs w:val="24"/>
+              </w:rPr>
+              <w:t>Programación</w:t>
+            </w:r>
+          </w:p>
+        </w:tc>
+        <w:tc>
+          <w:tcPr>
+            <w:tcW w:w="1938" w:type="dxa"/>
+          </w:tcPr>
+          <w:p>
+            <w:pPr>
+              <w:ind w:firstLine="0"/>
+              <w:cnfStyle w:val="000000100000" w:firstRow="0" w:lastRow="0" w:firstColumn="0" w:lastColumn="0" w:oddVBand="0" w:evenVBand="0" w:oddHBand="1" w:evenHBand="0" w:firstRowFirstColumn="0" w:firstRowLastColumn="0" w:lastRowFirstColumn="0" w:lastRowLastColumn="0"/>
+              <w:rPr>
+                <w:rFonts w:cs="Arial"/>
+                <w:szCs w:val="24"/>
+              </w:rPr>
+            </w:pPr>
+            <w:r>
+              <w:rPr>
+                <w:rFonts w:cs="Arial"/>
+                <w:szCs w:val="24"/>
+              </w:rPr>
+              <w:t>Python</w:t>
+            </w:r>
+          </w:p>
+        </w:tc>
+        <w:tc>
+          <w:tcPr>
+            <w:tcW w:w="5576" w:type="dxa"/>
+          </w:tcPr>
+          <w:p>
+            <w:pPr>
+              <w:ind w:firstLine="0"/>
+              <w:cnfStyle w:val="000000100000" w:firstRow="0" w:lastRow="0" w:firstColumn="0" w:lastColumn="0" w:oddVBand="0" w:evenVBand="0" w:oddHBand="1" w:evenHBand="0" w:firstRowFirstColumn="0" w:firstRowLastColumn="0" w:lastRowFirstColumn="0" w:lastRowLastColumn="0"/>
+              <w:rPr>
+                <w:rFonts w:cs="Arial"/>
+                <w:szCs w:val="24"/>
+              </w:rPr>
+            </w:pPr>
+            <w:r>
+              <w:rPr>
+                <w:rFonts w:cs="Arial"/>
+                <w:szCs w:val="24"/>
+              </w:rPr>
+              <w:t>L</w:t>
+            </w:r>
+            <w:r>
+              <w:rPr>
+                <w:rFonts w:cs="Arial"/>
+                <w:szCs w:val="24"/>
+              </w:rPr>
+              <w:t>enguaje de programación de alto nivel, versátil y de sintaxis limpia, diseñado para ser fácil de leer y escribir. Se utiliza ampliamente en desarrollo web, inteligencia</w:t>
+            </w:r>
+            <w:r>
+              <w:rPr>
+                <w:rFonts w:cs="Arial"/>
+                <w:szCs w:val="24"/>
+              </w:rPr>
+              <w:t xml:space="preserve"> artificial y análisis de datos.</w:t>
+            </w:r>
+          </w:p>
+        </w:tc>
+      </w:tr>
+    </w:tbl>
+    <w:p>
+      <w:pPr>
+        <w:ind w:firstLine="0"/>
+        <w:rPr>
+          <w:rFonts w:cs="Arial"/>
+          <w:szCs w:val="24"/>
+        </w:rPr>
+      </w:pPr>
+    </w:p>
+    <w:tbl>
+      <w:tblPr>
+        <w:tblStyle w:val="Tablaconcuadrcula"/>
+        <w:tblW w:w="0" w:type="auto"/>
+        <w:tblLook w:val="04A0" w:firstRow="1" w:lastRow="0" w:firstColumn="1" w:lastColumn="0" w:noHBand="0" w:noVBand="1"/>
+      </w:tblPr>
+      <w:tblGrid>
+        <w:gridCol w:w="4249"/>
+        <w:gridCol w:w="4249"/>
+      </w:tblGrid>
+      <w:tr>
+        <w:trPr>
+          <w:trHeight w:val="210"/>
+        </w:trPr>
+        <w:tc>
+          <w:tcPr>
+            <w:tcW w:w="4249" w:type="dxa"/>
+            <w:vMerge w:val="restart"/>
+          </w:tcPr>
+          <w:p>
+            <w:pPr>
+              <w:ind w:firstLine="0"/>
+              <w:rPr>
+                <w:rFonts w:cs="Arial"/>
+                <w:szCs w:val="24"/>
+              </w:rPr>
+            </w:pPr>
+            <w:r>
+              <w:rPr>
+                <w:rFonts w:cs="Arial"/>
+                <w:szCs w:val="24"/>
+              </w:rPr>
+              <w:t>Dispositivos</w:t>
+            </w:r>
+          </w:p>
+        </w:tc>
+        <w:tc>
+          <w:tcPr>
+            <w:tcW w:w="4249" w:type="dxa"/>
+          </w:tcPr>
+          <w:p>
+            <w:pPr>
+              <w:ind w:firstLine="0"/>
+              <w:rPr>
+                <w:rFonts w:cs="Arial"/>
+                <w:szCs w:val="24"/>
+              </w:rPr>
+            </w:pPr>
+            <w:r>
+              <w:rPr>
+                <w:rFonts w:cs="Arial"/>
+                <w:szCs w:val="24"/>
+              </w:rPr>
+              <w:t>Computadora de Escritorio</w:t>
+            </w:r>
+          </w:p>
+        </w:tc>
+      </w:tr>
+      <w:tr>
+        <w:trPr>
+          <w:trHeight w:val="210"/>
+        </w:trPr>
+        <w:tc>
+          <w:tcPr>
+            <w:tcW w:w="4249" w:type="dxa"/>
+            <w:vMerge/>
+          </w:tcPr>
+          <w:p>
+            <w:pPr>
+              <w:ind w:firstLine="0"/>
+              <w:rPr>
+                <w:rFonts w:cs="Arial"/>
+                <w:szCs w:val="24"/>
+              </w:rPr>
+            </w:pPr>
+          </w:p>
+        </w:tc>
+        <w:tc>
+          <w:tcPr>
+            <w:tcW w:w="4249" w:type="dxa"/>
+          </w:tcPr>
+          <w:p>
+            <w:pPr>
+              <w:ind w:firstLine="0"/>
+              <w:rPr>
+                <w:rFonts w:cs="Arial"/>
+                <w:szCs w:val="24"/>
+              </w:rPr>
+            </w:pPr>
+            <w:r>
+              <w:rPr>
+                <w:rFonts w:cs="Arial"/>
+                <w:szCs w:val="24"/>
+              </w:rPr>
+              <w:t>Laptop</w:t>
+            </w:r>
+          </w:p>
+        </w:tc>
+      </w:tr>
+      <w:tr>
+        <w:tc>
+          <w:tcPr>
+            <w:tcW w:w="4249" w:type="dxa"/>
+          </w:tcPr>
+          <w:p>
+            <w:pPr>
+              <w:ind w:firstLine="0"/>
+              <w:rPr>
+                <w:rFonts w:cs="Arial"/>
+                <w:szCs w:val="24"/>
+              </w:rPr>
+            </w:pPr>
+            <w:r>
+              <w:rPr>
+                <w:rFonts w:cs="Arial"/>
+                <w:szCs w:val="24"/>
+              </w:rPr>
+              <w:t>Sistema Operativo</w:t>
+            </w:r>
+          </w:p>
+        </w:tc>
+        <w:tc>
+          <w:tcPr>
+            <w:tcW w:w="4249" w:type="dxa"/>
+          </w:tcPr>
+          <w:p>
+            <w:pPr>
+              <w:ind w:firstLine="0"/>
+              <w:rPr>
+                <w:rFonts w:cs="Arial"/>
+                <w:szCs w:val="24"/>
+              </w:rPr>
+            </w:pPr>
+            <w:r>
+              <w:rPr>
+                <w:rFonts w:cs="Arial"/>
+                <w:szCs w:val="24"/>
+              </w:rPr>
+              <w:t>Windows 10 o superior</w:t>
+            </w:r>
+          </w:p>
+        </w:tc>
+      </w:tr>
+      <w:tr>
+        <w:tc>
+          <w:tcPr>
+            <w:tcW w:w="4249" w:type="dxa"/>
+          </w:tcPr>
+          <w:p>
+            <w:pPr>
+              <w:ind w:firstLine="0"/>
+              <w:rPr>
+                <w:rFonts w:cs="Arial"/>
+                <w:szCs w:val="24"/>
+              </w:rPr>
+            </w:pPr>
+            <w:r>
+              <w:rPr>
+                <w:rFonts w:cs="Arial"/>
+                <w:szCs w:val="24"/>
+              </w:rPr>
+              <w:t>Conectividad</w:t>
+            </w:r>
+          </w:p>
+        </w:tc>
+        <w:tc>
+          <w:tcPr>
+            <w:tcW w:w="4249" w:type="dxa"/>
+          </w:tcPr>
+          <w:p>
+            <w:pPr>
+              <w:ind w:firstLine="0"/>
+              <w:rPr>
+                <w:rFonts w:cs="Arial"/>
+                <w:szCs w:val="24"/>
+              </w:rPr>
+            </w:pPr>
+            <w:r>
+              <w:rPr>
+                <w:rFonts w:cs="Arial"/>
+                <w:szCs w:val="24"/>
+              </w:rPr>
+              <w:t>Red local</w:t>
+            </w:r>
+          </w:p>
+        </w:tc>
+      </w:tr>
+    </w:tbl>
+    <w:p>
+      <w:pPr>
+        <w:ind w:firstLine="0"/>
+        <w:rPr>
+          <w:rFonts w:cs="Arial"/>
+          <w:szCs w:val="24"/>
+        </w:rPr>
+      </w:pPr>
+    </w:p>
+    <w:p>
+      <w:pPr>
+        <w:ind w:firstLine="0"/>
+        <w:rPr>
+          <w:rFonts w:cs="Arial"/>
+          <w:szCs w:val="24"/>
+        </w:rPr>
+      </w:pPr>
       <w:r>
         <w:rPr>
           <w:rFonts w:cs="Arial"/>
@@ -24906,18 +25980,806 @@
     </w:p>
     <w:p>
       <w:pPr>
+        <w:ind w:firstLine="708"/>
+        <w:rPr>
+          <w:rFonts w:cs="Arial"/>
+          <w:szCs w:val="24"/>
+        </w:rPr>
+      </w:pPr>
+      <w:r>
+        <w:rPr>
+          <w:rFonts w:cs="Arial"/>
+          <w:szCs w:val="24"/>
+        </w:rPr>
+        <w:t>De acuerdo con Urbina (2009) el estudio de mercado “consta de la determinación y cuantificación de la demanda y la oferta, el análisis de los precios y el estudio de la comercialización”. Bajo esta premisa, la evaluación de la factibilidad económica se centra en proyectar los gastos operativos y las ganancias potenciales derivadas de la puesta en marcha de una iniciativa empresarial. Se trata, esencialmente, de una valoración financiera de costo-beneficio diseñada para medir la viabilidad de una propuesta, facilitando la toma de decisiones estratégicas al contrastar los riesgos y debilidades frente a las oportunidades y fortalezas del entorno comercial</w:t>
+      </w:r>
+    </w:p>
+    <w:p>
+      <w:pPr>
+        <w:ind w:firstLine="708"/>
+        <w:rPr>
+          <w:rFonts w:cs="Arial"/>
+          <w:szCs w:val="24"/>
+        </w:rPr>
+      </w:pPr>
+      <w:r>
+        <w:rPr>
+          <w:rFonts w:cs="Arial"/>
+          <w:szCs w:val="24"/>
+        </w:rPr>
+        <w:t>Por medio de la página oficial del Colegio de Ingenieros de Venezuela, en el portal web</w:t>
+      </w:r>
+      <w:r>
+        <w:rPr>
+          <w:rFonts w:cs="Arial"/>
+          <w:szCs w:val="24"/>
+        </w:rPr>
+        <w:t xml:space="preserve"> </w:t>
+      </w:r>
+      <w:r>
+        <w:rPr>
+          <w:rFonts w:cs="Arial"/>
+          <w:szCs w:val="24"/>
+        </w:rPr>
+        <w:t>www.civ.net.ve/documentos, se puede conocer el sueldo mínimo de Profesionales de Ingeniería,</w:t>
+      </w:r>
+      <w:r>
+        <w:rPr>
+          <w:rFonts w:cs="Arial"/>
+          <w:szCs w:val="24"/>
+        </w:rPr>
+        <w:t xml:space="preserve"> </w:t>
+      </w:r>
+      <w:r>
+        <w:rPr>
+          <w:rFonts w:cs="Arial"/>
+          <w:szCs w:val="24"/>
+        </w:rPr>
+        <w:t>Arquitectura y afines; y así poder determinar la factibilidad económica del sistema propuesto.</w:t>
+      </w:r>
+    </w:p>
+    <w:p>
+      <w:pPr>
         <w:ind w:firstLine="0"/>
         <w:rPr>
           <w:rFonts w:cs="Arial"/>
           <w:szCs w:val="24"/>
         </w:rPr>
       </w:pPr>
+    </w:p>
+    <w:p>
+      <w:pPr>
+        <w:ind w:firstLine="0"/>
+        <w:rPr>
+          <w:rFonts w:cs="Arial"/>
+          <w:szCs w:val="24"/>
+        </w:rPr>
+      </w:pPr>
+      <w:r>
+        <w:rPr>
+          <w:rFonts w:cs="Arial"/>
+          <w:szCs w:val="24"/>
+        </w:rPr>
+        <w:lastRenderedPageBreak/>
+        <w:t>Sueldo Mínimo de Profesionales de Ingeniería, Arquitectura y Afines.</w:t>
+      </w:r>
+    </w:p>
+    <w:p>
+      <w:pPr>
+        <w:ind w:firstLine="708"/>
+        <w:rPr>
+          <w:rFonts w:cs="Arial"/>
+          <w:szCs w:val="24"/>
+        </w:rPr>
+      </w:pPr>
+      <w:r>
+        <w:rPr>
+          <w:rFonts w:cs="Arial"/>
+          <w:szCs w:val="24"/>
+        </w:rPr>
+        <w:t>Por tanto, la factibilidad técnica del presente proyecto especial de grado corresponde al</w:t>
+      </w:r>
+      <w:r>
+        <w:rPr>
+          <w:rFonts w:cs="Arial"/>
+          <w:szCs w:val="24"/>
+        </w:rPr>
+        <w:t xml:space="preserve"> </w:t>
+      </w:r>
+      <w:r>
+        <w:rPr>
+          <w:rFonts w:cs="Arial"/>
+          <w:szCs w:val="24"/>
+        </w:rPr>
+        <w:t xml:space="preserve">estudio del costo de desarrollo del producto tecnológico propuesto, </w:t>
+      </w:r>
+      <w:r>
+        <w:rPr>
+          <w:rFonts w:cs="Arial"/>
+          <w:szCs w:val="24"/>
+        </w:rPr>
+        <w:t>Para ello, se evalúa el tiempo dedicado al diseño y la programación siguiendo las fases de la metodología RUP (Rational Unified Process). El cálculo financiero se basa en el tabulador de sueldos del Colegio de Ingeni</w:t>
+      </w:r>
+      <w:r>
+        <w:rPr>
+          <w:rFonts w:cs="Arial"/>
+          <w:szCs w:val="24"/>
+        </w:rPr>
+        <w:t>eros de Venezuela (CIV) de 2025</w:t>
+      </w:r>
+      <w:r>
+        <w:rPr>
+          <w:rFonts w:cs="Arial"/>
+          <w:szCs w:val="24"/>
+        </w:rPr>
+        <w:t>. Según esto, el sueldo</w:t>
+      </w:r>
+      <w:r>
+        <w:rPr>
+          <w:rFonts w:cs="Arial"/>
+          <w:szCs w:val="24"/>
+        </w:rPr>
+        <w:t xml:space="preserve"> </w:t>
+      </w:r>
+      <w:r>
+        <w:rPr>
+          <w:rFonts w:cs="Arial"/>
+          <w:szCs w:val="24"/>
+        </w:rPr>
+        <w:t xml:space="preserve">mensual para los ingenieros del proyecto es de </w:t>
+      </w:r>
+      <w:r>
+        <w:rPr>
+          <w:rFonts w:cs="Arial"/>
+          <w:szCs w:val="24"/>
+        </w:rPr>
+        <w:t>212.762,00</w:t>
+      </w:r>
+      <w:r>
+        <w:rPr>
+          <w:rFonts w:cs="Arial"/>
+          <w:szCs w:val="24"/>
+        </w:rPr>
+        <w:t xml:space="preserve"> Bs, en base a esto el costo de hora es de</w:t>
+      </w:r>
+      <w:r>
+        <w:rPr>
+          <w:rFonts w:cs="Arial"/>
+          <w:szCs w:val="24"/>
+        </w:rPr>
+        <w:t xml:space="preserve"> </w:t>
+      </w:r>
+      <w:r>
+        <w:rPr>
+          <w:rFonts w:cs="Arial"/>
+          <w:szCs w:val="24"/>
+        </w:rPr>
+        <w:t>886,51</w:t>
+      </w:r>
+      <w:r>
+        <w:rPr>
+          <w:rFonts w:cs="Arial"/>
+          <w:szCs w:val="24"/>
+        </w:rPr>
+        <w:t xml:space="preserve"> Bs.</w:t>
+      </w:r>
+    </w:p>
+    <w:tbl>
+      <w:tblPr>
+        <w:tblStyle w:val="Tablaconcuadrcula"/>
+        <w:tblW w:w="9067" w:type="dxa"/>
+        <w:tblLook w:val="04A0" w:firstRow="1" w:lastRow="0" w:firstColumn="1" w:lastColumn="0" w:noHBand="0" w:noVBand="1"/>
+      </w:tblPr>
+      <w:tblGrid>
+        <w:gridCol w:w="2124"/>
+        <w:gridCol w:w="2124"/>
+        <w:gridCol w:w="2410"/>
+        <w:gridCol w:w="2409"/>
+      </w:tblGrid>
+      <w:tr>
+        <w:tc>
+          <w:tcPr>
+            <w:tcW w:w="9067" w:type="dxa"/>
+            <w:gridSpan w:val="4"/>
+          </w:tcPr>
+          <w:p>
+            <w:pPr>
+              <w:tabs>
+                <w:tab w:val="left" w:pos="3270"/>
+              </w:tabs>
+              <w:ind w:firstLine="0"/>
+              <w:jc w:val="center"/>
+              <w:rPr>
+                <w:rFonts w:cs="Arial"/>
+                <w:szCs w:val="24"/>
+              </w:rPr>
+            </w:pPr>
+            <w:r>
+              <w:t>Factibilidad Económica</w:t>
+            </w:r>
+          </w:p>
+        </w:tc>
+      </w:tr>
+      <w:tr>
+        <w:tc>
+          <w:tcPr>
+            <w:tcW w:w="2124" w:type="dxa"/>
+          </w:tcPr>
+          <w:p>
+            <w:pPr>
+              <w:ind w:firstLine="0"/>
+              <w:rPr>
+                <w:rFonts w:cs="Arial"/>
+                <w:szCs w:val="24"/>
+              </w:rPr>
+            </w:pPr>
+            <w:r>
+              <w:rPr>
+                <w:rFonts w:cs="Arial"/>
+                <w:szCs w:val="24"/>
+              </w:rPr>
+              <w:t>Fase</w:t>
+            </w:r>
+          </w:p>
+        </w:tc>
+        <w:tc>
+          <w:tcPr>
+            <w:tcW w:w="2124" w:type="dxa"/>
+          </w:tcPr>
+          <w:p>
+            <w:pPr>
+              <w:ind w:firstLine="0"/>
+              <w:rPr>
+                <w:rFonts w:cs="Arial"/>
+                <w:szCs w:val="24"/>
+              </w:rPr>
+            </w:pPr>
+            <w:r>
+              <w:rPr>
+                <w:rFonts w:cs="Arial"/>
+                <w:szCs w:val="24"/>
+              </w:rPr>
+              <w:t>N° de Horas</w:t>
+            </w:r>
+          </w:p>
+        </w:tc>
+        <w:tc>
+          <w:tcPr>
+            <w:tcW w:w="2410" w:type="dxa"/>
+          </w:tcPr>
+          <w:p>
+            <w:pPr>
+              <w:ind w:firstLine="0"/>
+              <w:rPr>
+                <w:rFonts w:cs="Arial"/>
+                <w:szCs w:val="24"/>
+              </w:rPr>
+            </w:pPr>
+            <w:r>
+              <w:rPr>
+                <w:rFonts w:cs="Arial"/>
+                <w:szCs w:val="24"/>
+              </w:rPr>
+              <w:t>Personal Asignado</w:t>
+            </w:r>
+          </w:p>
+        </w:tc>
+        <w:tc>
+          <w:tcPr>
+            <w:tcW w:w="2409" w:type="dxa"/>
+          </w:tcPr>
+          <w:p>
+            <w:pPr>
+              <w:ind w:firstLine="0"/>
+              <w:rPr>
+                <w:rFonts w:cs="Arial"/>
+                <w:szCs w:val="24"/>
+              </w:rPr>
+            </w:pPr>
+            <w:r>
+              <w:rPr>
+                <w:rFonts w:cs="Arial"/>
+                <w:szCs w:val="24"/>
+              </w:rPr>
+              <w:t>Costo</w:t>
+            </w:r>
+          </w:p>
+        </w:tc>
+      </w:tr>
+      <w:tr>
+        <w:tc>
+          <w:tcPr>
+            <w:tcW w:w="2124" w:type="dxa"/>
+          </w:tcPr>
+          <w:p>
+            <w:pPr>
+              <w:ind w:firstLine="0"/>
+              <w:rPr>
+                <w:rFonts w:cs="Arial"/>
+                <w:szCs w:val="24"/>
+              </w:rPr>
+            </w:pPr>
+            <w:r>
+              <w:rPr>
+                <w:rFonts w:cs="Arial"/>
+                <w:szCs w:val="24"/>
+              </w:rPr>
+              <w:t>Inicio</w:t>
+            </w:r>
+          </w:p>
+        </w:tc>
+        <w:tc>
+          <w:tcPr>
+            <w:tcW w:w="2124" w:type="dxa"/>
+          </w:tcPr>
+          <w:p>
+            <w:pPr>
+              <w:ind w:firstLine="0"/>
+              <w:rPr>
+                <w:rFonts w:cs="Arial"/>
+                <w:szCs w:val="24"/>
+              </w:rPr>
+            </w:pPr>
+            <w:r>
+              <w:rPr>
+                <w:rFonts w:cs="Arial"/>
+                <w:szCs w:val="24"/>
+              </w:rPr>
+              <w:t>72</w:t>
+            </w:r>
+          </w:p>
+        </w:tc>
+        <w:tc>
+          <w:tcPr>
+            <w:tcW w:w="2410" w:type="dxa"/>
+          </w:tcPr>
+          <w:p>
+            <w:pPr>
+              <w:ind w:firstLine="0"/>
+              <w:rPr>
+                <w:rFonts w:cs="Arial"/>
+                <w:szCs w:val="24"/>
+              </w:rPr>
+            </w:pPr>
+            <w:r>
+              <w:rPr>
+                <w:rFonts w:cs="Arial"/>
+                <w:szCs w:val="24"/>
+              </w:rPr>
+              <w:t>1</w:t>
+            </w:r>
+          </w:p>
+        </w:tc>
+        <w:tc>
+          <w:tcPr>
+            <w:tcW w:w="2409" w:type="dxa"/>
+          </w:tcPr>
+          <w:p>
+            <w:pPr>
+              <w:ind w:firstLine="0"/>
+              <w:rPr>
+                <w:rFonts w:cs="Arial"/>
+                <w:szCs w:val="24"/>
+              </w:rPr>
+            </w:pPr>
+            <w:r>
+              <w:rPr>
+                <w:rFonts w:cs="Arial"/>
+                <w:szCs w:val="24"/>
+              </w:rPr>
+              <w:t>63.828,72</w:t>
+            </w:r>
+          </w:p>
+        </w:tc>
+      </w:tr>
+      <w:tr>
+        <w:tc>
+          <w:tcPr>
+            <w:tcW w:w="2124" w:type="dxa"/>
+          </w:tcPr>
+          <w:p>
+            <w:pPr>
+              <w:ind w:firstLine="0"/>
+              <w:rPr>
+                <w:rFonts w:cs="Arial"/>
+                <w:szCs w:val="24"/>
+              </w:rPr>
+            </w:pPr>
+            <w:r>
+              <w:rPr>
+                <w:rFonts w:cs="Arial"/>
+                <w:szCs w:val="24"/>
+              </w:rPr>
+              <w:t xml:space="preserve">Elaboración </w:t>
+            </w:r>
+          </w:p>
+        </w:tc>
+        <w:tc>
+          <w:tcPr>
+            <w:tcW w:w="2124" w:type="dxa"/>
+          </w:tcPr>
+          <w:p>
+            <w:pPr>
+              <w:ind w:firstLine="0"/>
+              <w:rPr>
+                <w:rFonts w:cs="Arial"/>
+                <w:szCs w:val="24"/>
+              </w:rPr>
+            </w:pPr>
+            <w:r>
+              <w:rPr>
+                <w:rFonts w:cs="Arial"/>
+                <w:szCs w:val="24"/>
+              </w:rPr>
+              <w:t>288</w:t>
+            </w:r>
+          </w:p>
+        </w:tc>
+        <w:tc>
+          <w:tcPr>
+            <w:tcW w:w="2410" w:type="dxa"/>
+          </w:tcPr>
+          <w:p>
+            <w:pPr>
+              <w:ind w:firstLine="0"/>
+              <w:rPr>
+                <w:rFonts w:cs="Arial"/>
+                <w:szCs w:val="24"/>
+              </w:rPr>
+            </w:pPr>
+            <w:r>
+              <w:rPr>
+                <w:rFonts w:cs="Arial"/>
+                <w:szCs w:val="24"/>
+              </w:rPr>
+              <w:t>1</w:t>
+            </w:r>
+          </w:p>
+        </w:tc>
+        <w:tc>
+          <w:tcPr>
+            <w:tcW w:w="2409" w:type="dxa"/>
+          </w:tcPr>
+          <w:p>
+            <w:pPr>
+              <w:ind w:firstLine="0"/>
+              <w:rPr>
+                <w:rFonts w:cs="Arial"/>
+                <w:szCs w:val="24"/>
+              </w:rPr>
+            </w:pPr>
+            <w:r>
+              <w:rPr>
+                <w:rFonts w:cs="Arial"/>
+                <w:szCs w:val="24"/>
+              </w:rPr>
+              <w:t>255.314,88</w:t>
+            </w:r>
+          </w:p>
+        </w:tc>
+      </w:tr>
+      <w:tr>
+        <w:tc>
+          <w:tcPr>
+            <w:tcW w:w="2124" w:type="dxa"/>
+          </w:tcPr>
+          <w:p>
+            <w:pPr>
+              <w:ind w:firstLine="0"/>
+              <w:rPr>
+                <w:rFonts w:cs="Arial"/>
+                <w:szCs w:val="24"/>
+              </w:rPr>
+            </w:pPr>
+            <w:r>
+              <w:rPr>
+                <w:rFonts w:cs="Arial"/>
+                <w:szCs w:val="24"/>
+              </w:rPr>
+              <w:t>Construcción</w:t>
+            </w:r>
+          </w:p>
+        </w:tc>
+        <w:tc>
+          <w:tcPr>
+            <w:tcW w:w="2124" w:type="dxa"/>
+          </w:tcPr>
+          <w:p>
+            <w:pPr>
+              <w:ind w:firstLine="0"/>
+              <w:rPr>
+                <w:rFonts w:cs="Arial"/>
+                <w:szCs w:val="24"/>
+              </w:rPr>
+            </w:pPr>
+            <w:r>
+              <w:rPr>
+                <w:rFonts w:cs="Arial"/>
+                <w:szCs w:val="24"/>
+              </w:rPr>
+              <w:t>360</w:t>
+            </w:r>
+          </w:p>
+        </w:tc>
+        <w:tc>
+          <w:tcPr>
+            <w:tcW w:w="2410" w:type="dxa"/>
+          </w:tcPr>
+          <w:p>
+            <w:pPr>
+              <w:ind w:firstLine="0"/>
+              <w:rPr>
+                <w:rFonts w:cs="Arial"/>
+                <w:szCs w:val="24"/>
+              </w:rPr>
+            </w:pPr>
+            <w:r>
+              <w:rPr>
+                <w:rFonts w:cs="Arial"/>
+                <w:szCs w:val="24"/>
+              </w:rPr>
+              <w:t>1</w:t>
+            </w:r>
+          </w:p>
+        </w:tc>
+        <w:tc>
+          <w:tcPr>
+            <w:tcW w:w="2409" w:type="dxa"/>
+          </w:tcPr>
+          <w:p>
+            <w:pPr>
+              <w:ind w:firstLine="0"/>
+              <w:rPr>
+                <w:rFonts w:cs="Arial"/>
+                <w:szCs w:val="24"/>
+              </w:rPr>
+            </w:pPr>
+            <w:r>
+              <w:rPr>
+                <w:rFonts w:cs="Arial"/>
+                <w:szCs w:val="24"/>
+              </w:rPr>
+              <w:t>319.143,6</w:t>
+            </w:r>
+          </w:p>
+        </w:tc>
+      </w:tr>
+      <w:tr>
+        <w:tc>
+          <w:tcPr>
+            <w:tcW w:w="2124" w:type="dxa"/>
+          </w:tcPr>
+          <w:p>
+            <w:pPr>
+              <w:ind w:firstLine="0"/>
+              <w:rPr>
+                <w:rFonts w:cs="Arial"/>
+                <w:szCs w:val="24"/>
+              </w:rPr>
+            </w:pPr>
+            <w:r>
+              <w:rPr>
+                <w:rFonts w:cs="Arial"/>
+                <w:szCs w:val="24"/>
+              </w:rPr>
+              <w:t>Total</w:t>
+            </w:r>
+          </w:p>
+        </w:tc>
+        <w:tc>
+          <w:tcPr>
+            <w:tcW w:w="2124" w:type="dxa"/>
+          </w:tcPr>
+          <w:p>
+            <w:pPr>
+              <w:ind w:firstLine="0"/>
+              <w:rPr>
+                <w:rFonts w:cs="Arial"/>
+                <w:szCs w:val="24"/>
+              </w:rPr>
+            </w:pPr>
+            <w:r>
+              <w:rPr>
+                <w:rFonts w:cs="Arial"/>
+                <w:szCs w:val="24"/>
+              </w:rPr>
+              <w:t>720</w:t>
+            </w:r>
+          </w:p>
+        </w:tc>
+        <w:tc>
+          <w:tcPr>
+            <w:tcW w:w="2410" w:type="dxa"/>
+          </w:tcPr>
+          <w:p>
+            <w:pPr>
+              <w:ind w:firstLine="0"/>
+              <w:rPr>
+                <w:rFonts w:cs="Arial"/>
+                <w:szCs w:val="24"/>
+              </w:rPr>
+            </w:pPr>
+            <w:r>
+              <w:rPr>
+                <w:rFonts w:cs="Arial"/>
+                <w:szCs w:val="24"/>
+              </w:rPr>
+              <w:t>3</w:t>
+            </w:r>
+          </w:p>
+        </w:tc>
+        <w:tc>
+          <w:tcPr>
+            <w:tcW w:w="2409" w:type="dxa"/>
+          </w:tcPr>
+          <w:p>
+            <w:pPr>
+              <w:ind w:firstLine="0"/>
+              <w:rPr>
+                <w:rFonts w:cs="Arial"/>
+                <w:szCs w:val="24"/>
+              </w:rPr>
+            </w:pPr>
+            <w:r>
+              <w:rPr>
+                <w:rFonts w:cs="Arial"/>
+                <w:szCs w:val="24"/>
+              </w:rPr>
+              <w:t>638.287,2</w:t>
+            </w:r>
+          </w:p>
+        </w:tc>
+      </w:tr>
+    </w:tbl>
+    <w:p>
+      <w:pPr>
+        <w:ind w:firstLine="708"/>
+        <w:rPr>
+          <w:rFonts w:cs="Arial"/>
+          <w:szCs w:val="24"/>
+        </w:rPr>
+      </w:pPr>
+    </w:p>
+    <w:p>
+      <w:pPr>
+        <w:ind w:firstLine="0"/>
+        <w:rPr>
+          <w:rFonts w:cs="Arial"/>
+          <w:szCs w:val="24"/>
+        </w:rPr>
+      </w:pPr>
       <w:r>
         <w:rPr>
           <w:rFonts w:cs="Arial"/>
           <w:szCs w:val="24"/>
         </w:rPr>
         <w:t>Factibilidad Social</w:t>
+      </w:r>
+    </w:p>
+    <w:p>
+      <w:pPr>
+        <w:rPr>
+          <w:rFonts w:cs="Arial"/>
+          <w:szCs w:val="24"/>
+        </w:rPr>
+      </w:pPr>
+      <w:r>
+        <w:rPr>
+          <w:rFonts w:cs="Arial"/>
+          <w:szCs w:val="24"/>
+        </w:rPr>
+        <w:t>La factibilidad social de un proyecto se refiere a la evaluación de cómo será recibido y aceptado el proyecto por parte de los grupos y comunidades involucradas, así como su impacto en la sociedad en general. Este análisis considera aspectos como la aceptación, la relevancia social, la ética y la viabilidad cultural del proyecto dentro del contexto donde se implementará.</w:t>
+      </w:r>
+    </w:p>
+    <w:p>
+      <w:pPr>
+        <w:rPr>
+          <w:rFonts w:cs="Arial"/>
+          <w:szCs w:val="24"/>
+        </w:rPr>
+      </w:pPr>
+      <w:r>
+        <w:rPr>
+          <w:rFonts w:cs="Arial"/>
+          <w:szCs w:val="24"/>
+        </w:rPr>
+        <w:t>Considerando que el objetivo del proyecto propuesto es abordar una necesidad real dentro del entorno universitario, especí</w:t>
+      </w:r>
+      <w:r>
+        <w:rPr>
+          <w:rFonts w:cs="Arial"/>
+          <w:szCs w:val="24"/>
+        </w:rPr>
+        <w:t xml:space="preserve">ficamente en la comunidad del </w:t>
+      </w:r>
+      <w:r>
+        <w:rPr>
+          <w:rFonts w:cs="Arial"/>
+          <w:szCs w:val="24"/>
+        </w:rPr>
+        <w:t>Instituto Universitario Politécnico “Santi</w:t>
+      </w:r>
+      <w:r>
+        <w:rPr>
+          <w:rFonts w:cs="Arial"/>
+          <w:szCs w:val="24"/>
+        </w:rPr>
+        <w:t>ago Mariño”, Extensión Barinas</w:t>
+      </w:r>
+      <w:r>
+        <w:rPr>
+          <w:rFonts w:cs="Arial"/>
+          <w:szCs w:val="24"/>
+        </w:rPr>
+        <w:t>, y que su naturaleza no es comercial ni lucrativa, el análisis de factibilidad social se orienta a valorar los beneficios indirectos o externalidades positivas que se derivarán de su implementación.</w:t>
+      </w:r>
+    </w:p>
+    <w:p>
+      <w:pPr>
+        <w:rPr>
+          <w:rFonts w:cs="Arial"/>
+          <w:szCs w:val="24"/>
+        </w:rPr>
+      </w:pPr>
+      <w:r>
+        <w:rPr>
+          <w:rFonts w:cs="Arial"/>
+          <w:szCs w:val="24"/>
+        </w:rPr>
+        <w:t>Desde una perspec</w:t>
+      </w:r>
+      <w:r>
+        <w:rPr>
+          <w:rFonts w:cs="Arial"/>
+          <w:szCs w:val="24"/>
+        </w:rPr>
+        <w:t>tiva social, el desarrollo del Sistema de Gestión de Pasantías</w:t>
+      </w:r>
+      <w:r>
+        <w:rPr>
+          <w:rFonts w:cs="Arial"/>
+          <w:szCs w:val="24"/>
+        </w:rPr>
+        <w:t xml:space="preserve"> contribuirá significativamente a fortalecer la comunicación, integración y el seguimiento académico entre estudiantes, tutores académicos y tutores empresariales. Esta herramienta permitirá centralizar la información y </w:t>
+      </w:r>
+      <w:r>
+        <w:rPr>
+          <w:rFonts w:cs="Arial"/>
+          <w:szCs w:val="24"/>
+        </w:rPr>
+        <w:lastRenderedPageBreak/>
+        <w:t>automatizar procesos que anteriormente se realizaban de forma manual, lo que reduce la carga operativa y disminuye el riesgo de pérdida de datos. La relevancia social del proyecto se confirma mediante el diagnóstico realizado, dond</w:t>
+      </w:r>
+      <w:r>
+        <w:rPr>
+          <w:rFonts w:cs="Arial"/>
+          <w:szCs w:val="24"/>
+        </w:rPr>
+        <w:t>e el 85,7% de los encuestados</w:t>
+      </w:r>
+      <w:r>
+        <w:rPr>
+          <w:rFonts w:cs="Arial"/>
+          <w:szCs w:val="24"/>
+        </w:rPr>
+        <w:t xml:space="preserve"> manifestó que la implementación de este sistema optimizaría siempre los procesos administrativos y de evaluación.</w:t>
+      </w:r>
+    </w:p>
+    <w:p>
+      <w:pPr>
+        <w:rPr>
+          <w:rFonts w:cs="Arial"/>
+          <w:szCs w:val="24"/>
+        </w:rPr>
+      </w:pPr>
+      <w:bookmarkStart w:id="2" w:name="_GoBack"/>
+      <w:bookmarkEnd w:id="2"/>
+      <w:r>
+        <w:rPr>
+          <w:rFonts w:cs="Arial"/>
+          <w:szCs w:val="24"/>
+        </w:rPr>
+        <w:t>Además, el sistema facilitará la transparencia y la eficiencia en la formación profesional del estudiante al garantizar una trazabilidad completa de sus actividades durante el período de pasantía. Al ofrecer un entorno digital organizado para el registro de calificaciones, horas y documentos oficiales, se promueve una cultura de responsabilidad compartida y se eleva la calidad del servicio académico prestado por la institución. En consecuencia, la propuesta no solo responde a una deficiencia técnica, sino que se proyecta como una solución que favorece la vinculación universidad–empresa y fortalece la imagen institucional.</w:t>
       </w:r>
     </w:p>
     <w:p>
@@ -25087,6 +26949,7 @@
           <w:color w:val="000000"/>
           <w:lang w:val="en-US" w:eastAsia="es-ES"/>
         </w:rPr>
+        <w:lastRenderedPageBreak/>
         <w:t xml:space="preserve">Kapoh, H., Melo, O. E., &amp; Kimbal, A. (2024). </w:t>
       </w:r>
       <w:r>
@@ -25372,7 +27235,6 @@
           <w:color w:val="000000"/>
           <w:lang w:eastAsia="es-ES"/>
         </w:rPr>
-        <w:lastRenderedPageBreak/>
         <w:t xml:space="preserve">Disponible en: </w:t>
       </w:r>
       <w:hyperlink r:id="rId34" w:history="1">
@@ -25805,6 +27667,7 @@
           <w:color w:val="000000"/>
           <w:lang w:val="en-US" w:eastAsia="es-ES"/>
         </w:rPr>
+        <w:lastRenderedPageBreak/>
         <w:t xml:space="preserve">Fowler, M. (2002). </w:t>
       </w:r>
       <w:r>
@@ -26149,7 +28012,6 @@
           <w:color w:val="000000"/>
           <w:lang w:val="en-US" w:eastAsia="es-ES"/>
         </w:rPr>
-        <w:lastRenderedPageBreak/>
         <w:t xml:space="preserve">PySide / The Qt Company. (2021). </w:t>
       </w:r>
       <w:r>
@@ -26433,8 +28295,121 @@
 </file>
 
 <file path=word/numbering.xml><?xml version="1.0" encoding="utf-8"?>
-<w:numbering xmlns:wpc="http://schemas.microsoft.com/office/word/2010/wordprocessingCanvas" xmlns:cx="http://schemas.microsoft.com/office/drawing/2014/chartex" xmlns:cx1="http://schemas.microsoft.com/office/drawing/2015/9/8/chartex" xmlns:cx2="http://schemas.microsoft.com/office/drawing/2015/10/21/chartex" xmlns:cx3="http://schemas.microsoft.com/office/drawing/2016/5/9/chartex" xmlns:cx4="http://schemas.microsoft.com/office/drawing/2016/5/10/chartex" xmlns:cx5="http://schemas.microsoft.com/office/drawing/2016/5/11/chartex" xmlns:cx6="http://schemas.microsoft.com/office/drawing/2016/5/12/chartex" xmlns:cx7="http://schemas.microsoft.com/office/drawing/2016/5/13/chartex" xmlns:cx8="http://schemas.microsoft.com/office/drawing/2016/5/14/chartex" xmlns:mc="http://schemas.openxmlformats.org/markup-compatibility/2006" xmlns:aink="http://schemas.microsoft.com/office/drawing/2016/ink" xmlns:am3d="http://schemas.microsoft.com/office/drawing/2017/model3d" xmlns:o="urn:schemas-microsoft-com:office:office" xmlns:r="http://schemas.openxmlformats.org/officeDocument/2006/relationships" xmlns:m="http://schemas.openxmlformats.org/officeDocument/2006/math" xmlns:v="urn:schemas-microsoft-com:vml" xmlns:wp14="http://schemas.microsoft.com/office/word/2010/wordprocessingDrawing" xmlns:wp="http://schemas.openxmlformats.org/drawingml/2006/wordprocessingDrawing" xmlns:w10="urn:schemas-microsoft-com:office:word" xmlns:w="http://schemas.openxmlformats.org/wordprocessingml/2006/main" xmlns:w14="http://schemas.microsoft.com/office/word/2010/wordml" xmlns:w15="http://schemas.microsoft.com/office/word/2012/wordml" xmlns:w16cex="http://schemas.microsoft.com/office/word/2018/wordml/cex" xmlns:w16cid="http://schemas.microsoft.com/office/word/2016/wordml/cid" xmlns:w16="http://schemas.microsoft.com/office/word/2018/wordml" xmlns:w16sdtdh="http://schemas.microsoft.com/office/word/2020/wordml/sdtdatahash" xmlns:w16se="http://schemas.microsoft.com/office/word/2015/wordml/symex" xmlns:wpg="http://schemas.microsoft.com/office/word/2010/wordprocessingGroup" xmlns:wpi="http://schemas.microsoft.com/office/word/2010/wordprocessingInk" xmlns:wne="http://schemas.microsoft.com/office/word/2006/wordml" xmlns:wps="http://schemas.microsoft.com/office/word/2010/wordprocessingShape" mc:Ignorable="w14 w15 w16se w16cid w16 w16cex w16sdtdh wp14">
+<w:numbering xmlns:wpc="http://schemas.microsoft.com/office/word/2010/wordprocessingCanvas" xmlns:cx="http://schemas.microsoft.com/office/drawing/2014/chartex" xmlns:mc="http://schemas.openxmlformats.org/markup-compatibility/2006" xmlns:o="urn:schemas-microsoft-com:office:office" xmlns:r="http://schemas.openxmlformats.org/officeDocument/2006/relationships" xmlns:m="http://schemas.openxmlformats.org/officeDocument/2006/math" xmlns:v="urn:schemas-microsoft-com:vml" xmlns:wp14="http://schemas.microsoft.com/office/word/2010/wordprocessingDrawing" xmlns:wp="http://schemas.openxmlformats.org/drawingml/2006/wordprocessingDrawing" xmlns:w10="urn:schemas-microsoft-com:office:word" xmlns:w="http://schemas.openxmlformats.org/wordprocessingml/2006/main" xmlns:w14="http://schemas.microsoft.com/office/word/2010/wordml" xmlns:w15="http://schemas.microsoft.com/office/word/2012/wordml" xmlns:w16se="http://schemas.microsoft.com/office/word/2015/wordml/symex" xmlns:wpg="http://schemas.microsoft.com/office/word/2010/wordprocessingGroup" xmlns:wpi="http://schemas.microsoft.com/office/word/2010/wordprocessingInk" xmlns:wne="http://schemas.microsoft.com/office/word/2006/wordml" xmlns:wps="http://schemas.microsoft.com/office/word/2010/wordprocessingShape" mc:Ignorable="w14 w15 w16se wp14">
   <w:abstractNum w:abstractNumId="0" w15:restartNumberingAfterBreak="0">
+    <w:nsid w:val="10B2250A"/>
+    <w:multiLevelType w:val="hybridMultilevel"/>
+    <w:tmpl w:val="6A4AF3F8"/>
+    <w:lvl w:ilvl="0" w:tplc="0C0A0001">
+      <w:start w:val="1"/>
+      <w:numFmt w:val="bullet"/>
+      <w:lvlText w:val=""/>
+      <w:lvlJc w:val="left"/>
+      <w:pPr>
+        <w:ind w:left="1428" w:hanging="360"/>
+      </w:pPr>
+      <w:rPr>
+        <w:rFonts w:ascii="Symbol" w:hAnsi="Symbol" w:hint="default"/>
+      </w:rPr>
+    </w:lvl>
+    <w:lvl w:ilvl="1" w:tplc="0C0A0003" w:tentative="1">
+      <w:start w:val="1"/>
+      <w:numFmt w:val="bullet"/>
+      <w:lvlText w:val="o"/>
+      <w:lvlJc w:val="left"/>
+      <w:pPr>
+        <w:ind w:left="2148" w:hanging="360"/>
+      </w:pPr>
+      <w:rPr>
+        <w:rFonts w:ascii="Courier New" w:hAnsi="Courier New" w:cs="Courier New" w:hint="default"/>
+      </w:rPr>
+    </w:lvl>
+    <w:lvl w:ilvl="2" w:tplc="0C0A0005" w:tentative="1">
+      <w:start w:val="1"/>
+      <w:numFmt w:val="bullet"/>
+      <w:lvlText w:val=""/>
+      <w:lvlJc w:val="left"/>
+      <w:pPr>
+        <w:ind w:left="2868" w:hanging="360"/>
+      </w:pPr>
+      <w:rPr>
+        <w:rFonts w:ascii="Wingdings" w:hAnsi="Wingdings" w:hint="default"/>
+      </w:rPr>
+    </w:lvl>
+    <w:lvl w:ilvl="3" w:tplc="0C0A0001" w:tentative="1">
+      <w:start w:val="1"/>
+      <w:numFmt w:val="bullet"/>
+      <w:lvlText w:val=""/>
+      <w:lvlJc w:val="left"/>
+      <w:pPr>
+        <w:ind w:left="3588" w:hanging="360"/>
+      </w:pPr>
+      <w:rPr>
+        <w:rFonts w:ascii="Symbol" w:hAnsi="Symbol" w:hint="default"/>
+      </w:rPr>
+    </w:lvl>
+    <w:lvl w:ilvl="4" w:tplc="0C0A0003" w:tentative="1">
+      <w:start w:val="1"/>
+      <w:numFmt w:val="bullet"/>
+      <w:lvlText w:val="o"/>
+      <w:lvlJc w:val="left"/>
+      <w:pPr>
+        <w:ind w:left="4308" w:hanging="360"/>
+      </w:pPr>
+      <w:rPr>
+        <w:rFonts w:ascii="Courier New" w:hAnsi="Courier New" w:cs="Courier New" w:hint="default"/>
+      </w:rPr>
+    </w:lvl>
+    <w:lvl w:ilvl="5" w:tplc="0C0A0005" w:tentative="1">
+      <w:start w:val="1"/>
+      <w:numFmt w:val="bullet"/>
+      <w:lvlText w:val=""/>
+      <w:lvlJc w:val="left"/>
+      <w:pPr>
+        <w:ind w:left="5028" w:hanging="360"/>
+      </w:pPr>
+      <w:rPr>
+        <w:rFonts w:ascii="Wingdings" w:hAnsi="Wingdings" w:hint="default"/>
+      </w:rPr>
+    </w:lvl>
+    <w:lvl w:ilvl="6" w:tplc="0C0A0001" w:tentative="1">
+      <w:start w:val="1"/>
+      <w:numFmt w:val="bullet"/>
+      <w:lvlText w:val=""/>
+      <w:lvlJc w:val="left"/>
+      <w:pPr>
+        <w:ind w:left="5748" w:hanging="360"/>
+      </w:pPr>
+      <w:rPr>
+        <w:rFonts w:ascii="Symbol" w:hAnsi="Symbol" w:hint="default"/>
+      </w:rPr>
+    </w:lvl>
+    <w:lvl w:ilvl="7" w:tplc="0C0A0003" w:tentative="1">
+      <w:start w:val="1"/>
+      <w:numFmt w:val="bullet"/>
+      <w:lvlText w:val="o"/>
+      <w:lvlJc w:val="left"/>
+      <w:pPr>
+        <w:ind w:left="6468" w:hanging="360"/>
+      </w:pPr>
+      <w:rPr>
+        <w:rFonts w:ascii="Courier New" w:hAnsi="Courier New" w:cs="Courier New" w:hint="default"/>
+      </w:rPr>
+    </w:lvl>
+    <w:lvl w:ilvl="8" w:tplc="0C0A0005" w:tentative="1">
+      <w:start w:val="1"/>
+      <w:numFmt w:val="bullet"/>
+      <w:lvlText w:val=""/>
+      <w:lvlJc w:val="left"/>
+      <w:pPr>
+        <w:ind w:left="7188" w:hanging="360"/>
+      </w:pPr>
+      <w:rPr>
+        <w:rFonts w:ascii="Wingdings" w:hAnsi="Wingdings" w:hint="default"/>
+      </w:rPr>
+    </w:lvl>
+  </w:abstractNum>
+  <w:abstractNum w:abstractNumId="1" w15:restartNumberingAfterBreak="0">
     <w:nsid w:val="14F4067B"/>
     <w:multiLevelType w:val="multilevel"/>
     <w:tmpl w:val="973C7944"/>
@@ -26583,7 +28558,7 @@
       </w:rPr>
     </w:lvl>
   </w:abstractNum>
-  <w:abstractNum w:abstractNumId="1" w15:restartNumberingAfterBreak="0">
+  <w:abstractNum w:abstractNumId="2" w15:restartNumberingAfterBreak="0">
     <w:nsid w:val="21284435"/>
     <w:multiLevelType w:val="hybridMultilevel"/>
     <w:tmpl w:val="B294800C"/>
@@ -26696,7 +28671,7 @@
       </w:rPr>
     </w:lvl>
   </w:abstractNum>
-  <w:abstractNum w:abstractNumId="2" w15:restartNumberingAfterBreak="0">
+  <w:abstractNum w:abstractNumId="3" w15:restartNumberingAfterBreak="0">
     <w:nsid w:val="27B86832"/>
     <w:multiLevelType w:val="hybridMultilevel"/>
     <w:tmpl w:val="29C6FBEA"/>
@@ -26809,7 +28784,7 @@
       </w:rPr>
     </w:lvl>
   </w:abstractNum>
-  <w:abstractNum w:abstractNumId="3" w15:restartNumberingAfterBreak="0">
+  <w:abstractNum w:abstractNumId="4" w15:restartNumberingAfterBreak="0">
     <w:nsid w:val="33B903D4"/>
     <w:multiLevelType w:val="hybridMultilevel"/>
     <w:tmpl w:val="E39EBEB2"/>
@@ -26898,7 +28873,7 @@
       </w:pPr>
     </w:lvl>
   </w:abstractNum>
-  <w:abstractNum w:abstractNumId="4" w15:restartNumberingAfterBreak="0">
+  <w:abstractNum w:abstractNumId="5" w15:restartNumberingAfterBreak="0">
     <w:nsid w:val="3C5D0848"/>
     <w:multiLevelType w:val="multilevel"/>
     <w:tmpl w:val="DD906628"/>
@@ -27011,7 +28986,7 @@
       </w:pPr>
     </w:lvl>
   </w:abstractNum>
-  <w:abstractNum w:abstractNumId="5" w15:restartNumberingAfterBreak="0">
+  <w:abstractNum w:abstractNumId="6" w15:restartNumberingAfterBreak="0">
     <w:nsid w:val="6EB865D5"/>
     <w:multiLevelType w:val="multilevel"/>
     <w:tmpl w:val="BCCC5244"/>
@@ -27161,28 +29136,31 @@
     </w:lvl>
   </w:abstractNum>
   <w:num w:numId="1">
+    <w:abstractNumId w:val="6"/>
+  </w:num>
+  <w:num w:numId="2">
     <w:abstractNumId w:val="5"/>
   </w:num>
-  <w:num w:numId="2">
+  <w:num w:numId="3">
+    <w:abstractNumId w:val="1"/>
+  </w:num>
+  <w:num w:numId="4">
     <w:abstractNumId w:val="4"/>
   </w:num>
-  <w:num w:numId="3">
-    <w:abstractNumId w:val="0"/>
+  <w:num w:numId="5">
+    <w:abstractNumId w:val="2"/>
   </w:num>
-  <w:num w:numId="4">
+  <w:num w:numId="6">
     <w:abstractNumId w:val="3"/>
   </w:num>
-  <w:num w:numId="5">
-    <w:abstractNumId w:val="1"/>
-  </w:num>
-  <w:num w:numId="6">
-    <w:abstractNumId w:val="2"/>
+  <w:num w:numId="7">
+    <w:abstractNumId w:val="0"/>
   </w:num>
 </w:numbering>
 </file>
 
 <file path=word/styles.xml><?xml version="1.0" encoding="utf-8"?>
-<w:styles xmlns:mc="http://schemas.openxmlformats.org/markup-compatibility/2006" xmlns:r="http://schemas.openxmlformats.org/officeDocument/2006/relationships" xmlns:w="http://schemas.openxmlformats.org/wordprocessingml/2006/main" xmlns:w14="http://schemas.microsoft.com/office/word/2010/wordml" xmlns:w15="http://schemas.microsoft.com/office/word/2012/wordml" xmlns:w16cex="http://schemas.microsoft.com/office/word/2018/wordml/cex" xmlns:w16cid="http://schemas.microsoft.com/office/word/2016/wordml/cid" xmlns:w16="http://schemas.microsoft.com/office/word/2018/wordml" xmlns:w16sdtdh="http://schemas.microsoft.com/office/word/2020/wordml/sdtdatahash" xmlns:w16se="http://schemas.microsoft.com/office/word/2015/wordml/symex" mc:Ignorable="w14 w15 w16se w16cid w16 w16cex w16sdtdh">
+<w:styles xmlns:mc="http://schemas.openxmlformats.org/markup-compatibility/2006" xmlns:r="http://schemas.openxmlformats.org/officeDocument/2006/relationships" xmlns:w="http://schemas.openxmlformats.org/wordprocessingml/2006/main" xmlns:w14="http://schemas.microsoft.com/office/word/2010/wordml" xmlns:w15="http://schemas.microsoft.com/office/word/2012/wordml" xmlns:w16se="http://schemas.microsoft.com/office/word/2015/wordml/symex" mc:Ignorable="w14 w15 w16se">
   <w:docDefaults>
     <w:rPrDefault>
       <w:rPr>
@@ -27198,7 +29176,7 @@
       </w:pPr>
     </w:pPrDefault>
   </w:docDefaults>
-  <w:latentStyles w:defLockedState="0" w:defUIPriority="99" w:defSemiHidden="0" w:defUnhideWhenUsed="0" w:defQFormat="0" w:count="376">
+  <w:latentStyles w:defLockedState="0" w:defUIPriority="99" w:defSemiHidden="0" w:defUnhideWhenUsed="0" w:defQFormat="0" w:count="371">
     <w:lsdException w:name="Normal" w:uiPriority="0" w:qFormat="1"/>
     <w:lsdException w:name="heading 1" w:uiPriority="9" w:qFormat="1"/>
     <w:lsdException w:name="heading 2" w:semiHidden="1" w:uiPriority="9" w:unhideWhenUsed="1" w:qFormat="1"/>
@@ -27304,6 +29282,7 @@
     <w:lsdException w:name="HTML Sample" w:semiHidden="1" w:unhideWhenUsed="1"/>
     <w:lsdException w:name="HTML Typewriter" w:semiHidden="1" w:unhideWhenUsed="1"/>
     <w:lsdException w:name="HTML Variable" w:semiHidden="1" w:unhideWhenUsed="1"/>
+    <w:lsdException w:name="Normal Table" w:semiHidden="1" w:unhideWhenUsed="1"/>
     <w:lsdException w:name="annotation subject" w:semiHidden="1" w:unhideWhenUsed="1"/>
     <w:lsdException w:name="No List" w:semiHidden="1" w:unhideWhenUsed="1"/>
     <w:lsdException w:name="Outline List 1" w:semiHidden="1" w:unhideWhenUsed="1"/>
@@ -27346,8 +29325,11 @@
     <w:lsdException w:name="Table Contemporary" w:semiHidden="1" w:unhideWhenUsed="1"/>
     <w:lsdException w:name="Table Elegant" w:semiHidden="1" w:unhideWhenUsed="1"/>
     <w:lsdException w:name="Table Professional" w:semiHidden="1" w:unhideWhenUsed="1"/>
+    <w:lsdException w:name="Table Subtle 1" w:semiHidden="1" w:unhideWhenUsed="1"/>
     <w:lsdException w:name="Table Subtle 2" w:semiHidden="1" w:unhideWhenUsed="1"/>
     <w:lsdException w:name="Table Web 1" w:semiHidden="1" w:unhideWhenUsed="1"/>
+    <w:lsdException w:name="Table Web 2" w:semiHidden="1" w:unhideWhenUsed="1"/>
+    <w:lsdException w:name="Table Web 3" w:semiHidden="1" w:unhideWhenUsed="1"/>
     <w:lsdException w:name="Balloon Text" w:semiHidden="1" w:unhideWhenUsed="1"/>
     <w:lsdException w:name="Table Grid" w:uiPriority="39"/>
     <w:lsdException w:name="Table Theme" w:semiHidden="1" w:unhideWhenUsed="1"/>
@@ -27566,11 +29548,6 @@
     <w:lsdException w:name="List Table 5 Dark Accent 6" w:uiPriority="50"/>
     <w:lsdException w:name="List Table 6 Colorful Accent 6" w:uiPriority="51"/>
     <w:lsdException w:name="List Table 7 Colorful Accent 6" w:uiPriority="52"/>
-    <w:lsdException w:name="Mention" w:semiHidden="1" w:unhideWhenUsed="1"/>
-    <w:lsdException w:name="Smart Hyperlink" w:semiHidden="1" w:unhideWhenUsed="1"/>
-    <w:lsdException w:name="Hashtag" w:semiHidden="1" w:unhideWhenUsed="1"/>
-    <w:lsdException w:name="Unresolved Mention" w:semiHidden="1" w:unhideWhenUsed="1"/>
-    <w:lsdException w:name="Smart Link" w:semiHidden="1" w:unhideWhenUsed="1"/>
   </w:latentStyles>
   <w:style w:type="paragraph" w:default="1" w:styleId="Normal">
     <w:name w:val="Normal"/>
@@ -27781,7 +29758,7 @@
       </w:tcPr>
     </w:tblStylePr>
   </w:style>
-  <w:style w:type="table" w:styleId="Tablaconcuadrculaclara">
+  <w:style w:type="table" w:styleId="Cuadrculadetablaclara">
     <w:name w:val="Grid Table Light"/>
     <w:basedOn w:val="Tablanormal"/>
     <w:uiPriority w:val="40"/>
@@ -28054,6 +30031,139 @@
     <w:basedOn w:val="Fuentedeprrafopredeter"/>
     <w:rsid w:val="00313785"/>
   </w:style>
+  <w:style w:type="table" w:styleId="Tabladecuadrcula1clara">
+    <w:name w:val="Grid Table 1 Light"/>
+    <w:basedOn w:val="Tablanormal"/>
+    <w:uiPriority w:val="46"/>
+    <w:rsid w:val="0099636A"/>
+    <w:pPr>
+      <w:spacing w:after="0" w:line="240" w:lineRule="auto"/>
+    </w:pPr>
+    <w:tblPr>
+      <w:tblStyleRowBandSize w:val="1"/>
+      <w:tblStyleColBandSize w:val="1"/>
+      <w:tblBorders>
+        <w:top w:val="single" w:sz="4" w:space="0" w:color="999999" w:themeColor="text1" w:themeTint="66"/>
+        <w:left w:val="single" w:sz="4" w:space="0" w:color="999999" w:themeColor="text1" w:themeTint="66"/>
+        <w:bottom w:val="single" w:sz="4" w:space="0" w:color="999999" w:themeColor="text1" w:themeTint="66"/>
+        <w:right w:val="single" w:sz="4" w:space="0" w:color="999999" w:themeColor="text1" w:themeTint="66"/>
+        <w:insideH w:val="single" w:sz="4" w:space="0" w:color="999999" w:themeColor="text1" w:themeTint="66"/>
+        <w:insideV w:val="single" w:sz="4" w:space="0" w:color="999999" w:themeColor="text1" w:themeTint="66"/>
+      </w:tblBorders>
+    </w:tblPr>
+    <w:tblStylePr w:type="firstRow">
+      <w:rPr>
+        <w:b/>
+        <w:bCs/>
+      </w:rPr>
+      <w:tblPr/>
+      <w:tcPr>
+        <w:tcBorders>
+          <w:bottom w:val="single" w:sz="12" w:space="0" w:color="666666" w:themeColor="text1" w:themeTint="99"/>
+        </w:tcBorders>
+      </w:tcPr>
+    </w:tblStylePr>
+    <w:tblStylePr w:type="lastRow">
+      <w:rPr>
+        <w:b/>
+        <w:bCs/>
+      </w:rPr>
+      <w:tblPr/>
+      <w:tcPr>
+        <w:tcBorders>
+          <w:top w:val="double" w:sz="2" w:space="0" w:color="666666" w:themeColor="text1" w:themeTint="99"/>
+        </w:tcBorders>
+      </w:tcPr>
+    </w:tblStylePr>
+    <w:tblStylePr w:type="firstCol">
+      <w:rPr>
+        <w:b/>
+        <w:bCs/>
+      </w:rPr>
+    </w:tblStylePr>
+    <w:tblStylePr w:type="lastCol">
+      <w:rPr>
+        <w:b/>
+        <w:bCs/>
+      </w:rPr>
+    </w:tblStylePr>
+  </w:style>
+  <w:style w:type="table" w:styleId="Tabladecuadrcula4-nfasis5">
+    <w:name w:val="Grid Table 4 Accent 5"/>
+    <w:basedOn w:val="Tablanormal"/>
+    <w:uiPriority w:val="49"/>
+    <w:rsid w:val="0099636A"/>
+    <w:pPr>
+      <w:spacing w:after="0" w:line="240" w:lineRule="auto"/>
+    </w:pPr>
+    <w:tblPr>
+      <w:tblStyleRowBandSize w:val="1"/>
+      <w:tblStyleColBandSize w:val="1"/>
+      <w:tblBorders>
+        <w:top w:val="single" w:sz="4" w:space="0" w:color="8EAADB" w:themeColor="accent5" w:themeTint="99"/>
+        <w:left w:val="single" w:sz="4" w:space="0" w:color="8EAADB" w:themeColor="accent5" w:themeTint="99"/>
+        <w:bottom w:val="single" w:sz="4" w:space="0" w:color="8EAADB" w:themeColor="accent5" w:themeTint="99"/>
+        <w:right w:val="single" w:sz="4" w:space="0" w:color="8EAADB" w:themeColor="accent5" w:themeTint="99"/>
+        <w:insideH w:val="single" w:sz="4" w:space="0" w:color="8EAADB" w:themeColor="accent5" w:themeTint="99"/>
+        <w:insideV w:val="single" w:sz="4" w:space="0" w:color="8EAADB" w:themeColor="accent5" w:themeTint="99"/>
+      </w:tblBorders>
+    </w:tblPr>
+    <w:tblStylePr w:type="firstRow">
+      <w:rPr>
+        <w:b/>
+        <w:bCs/>
+        <w:color w:val="FFFFFF" w:themeColor="background1"/>
+      </w:rPr>
+      <w:tblPr/>
+      <w:tcPr>
+        <w:tcBorders>
+          <w:top w:val="single" w:sz="4" w:space="0" w:color="4472C4" w:themeColor="accent5"/>
+          <w:left w:val="single" w:sz="4" w:space="0" w:color="4472C4" w:themeColor="accent5"/>
+          <w:bottom w:val="single" w:sz="4" w:space="0" w:color="4472C4" w:themeColor="accent5"/>
+          <w:right w:val="single" w:sz="4" w:space="0" w:color="4472C4" w:themeColor="accent5"/>
+          <w:insideH w:val="nil"/>
+          <w:insideV w:val="nil"/>
+        </w:tcBorders>
+        <w:shd w:val="clear" w:color="auto" w:fill="4472C4" w:themeFill="accent5"/>
+      </w:tcPr>
+    </w:tblStylePr>
+    <w:tblStylePr w:type="lastRow">
+      <w:rPr>
+        <w:b/>
+        <w:bCs/>
+      </w:rPr>
+      <w:tblPr/>
+      <w:tcPr>
+        <w:tcBorders>
+          <w:top w:val="double" w:sz="4" w:space="0" w:color="4472C4" w:themeColor="accent5"/>
+        </w:tcBorders>
+      </w:tcPr>
+    </w:tblStylePr>
+    <w:tblStylePr w:type="firstCol">
+      <w:rPr>
+        <w:b/>
+        <w:bCs/>
+      </w:rPr>
+    </w:tblStylePr>
+    <w:tblStylePr w:type="lastCol">
+      <w:rPr>
+        <w:b/>
+        <w:bCs/>
+      </w:rPr>
+    </w:tblStylePr>
+    <w:tblStylePr w:type="band1Vert">
+      <w:tblPr/>
+      <w:tcPr>
+        <w:shd w:val="clear" w:color="auto" w:fill="D9E2F3" w:themeFill="accent5" w:themeFillTint="33"/>
+      </w:tcPr>
+    </w:tblStylePr>
+    <w:tblStylePr w:type="band1Horz">
+      <w:tblPr/>
+      <w:tcPr>
+        <w:shd w:val="clear" w:color="auto" w:fill="D9E2F3" w:themeFill="accent5" w:themeFillTint="33"/>
+      </w:tcPr>
+    </w:tblStylePr>
+  </w:style>
 </w:styles>
 </file>
 
@@ -28097,7 +30207,7 @@
               <a:cs typeface="+mn-cs"/>
             </a:defRPr>
           </a:pPr>
-          <a:endParaRPr lang="es-VE"/>
+          <a:endParaRPr lang="es-ES"/>
         </a:p>
       </c:txPr>
     </c:title>
@@ -28239,7 +30349,7 @@
                 <a:cs typeface="+mn-cs"/>
               </a:defRPr>
             </a:pPr>
-            <a:endParaRPr lang="es-VE"/>
+            <a:endParaRPr lang="es-ES"/>
           </a:p>
         </c:txPr>
         <c:crossAx val="450213839"/>
@@ -28298,7 +30408,7 @@
                 <a:cs typeface="+mn-cs"/>
               </a:defRPr>
             </a:pPr>
-            <a:endParaRPr lang="es-VE"/>
+            <a:endParaRPr lang="es-ES"/>
           </a:p>
         </c:txPr>
         <c:crossAx val="450213423"/>
@@ -28315,6 +30425,7 @@
     </c:plotArea>
     <c:plotVisOnly val="1"/>
     <c:dispBlanksAs val="gap"/>
+    <c:showDLblsOverMax val="0"/>
     <c:extLst>
       <c:ext xmlns:c16r3="http://schemas.microsoft.com/office/drawing/2017/03/chart" uri="{56B9EC1D-385E-4148-901F-78D8002777C0}">
         <c16r3:dataDisplayOptions16>
@@ -28322,7 +30433,6 @@
         </c16r3:dataDisplayOptions16>
       </c:ext>
     </c:extLst>
-    <c:showDLblsOverMax val="0"/>
   </c:chart>
   <c:spPr>
     <a:solidFill>
@@ -28346,7 +30456,7 @@
       <a:pPr>
         <a:defRPr/>
       </a:pPr>
-      <a:endParaRPr lang="es-VE"/>
+      <a:endParaRPr lang="es-ES"/>
     </a:p>
   </c:txPr>
   <c:externalData r:id="rId3">
@@ -28420,7 +30530,7 @@
               <a:cs typeface="+mn-cs"/>
             </a:defRPr>
           </a:pPr>
-          <a:endParaRPr lang="es-VE"/>
+          <a:endParaRPr lang="es-ES"/>
         </a:p>
       </c:txPr>
     </c:title>
@@ -28562,7 +30672,7 @@
                 <a:cs typeface="+mn-cs"/>
               </a:defRPr>
             </a:pPr>
-            <a:endParaRPr lang="es-VE"/>
+            <a:endParaRPr lang="es-ES"/>
           </a:p>
         </c:txPr>
         <c:crossAx val="450213839"/>
@@ -28621,7 +30731,7 @@
                 <a:cs typeface="+mn-cs"/>
               </a:defRPr>
             </a:pPr>
-            <a:endParaRPr lang="es-VE"/>
+            <a:endParaRPr lang="es-ES"/>
           </a:p>
         </c:txPr>
         <c:crossAx val="450213423"/>
@@ -28638,6 +30748,7 @@
     </c:plotArea>
     <c:plotVisOnly val="1"/>
     <c:dispBlanksAs val="gap"/>
+    <c:showDLblsOverMax val="0"/>
     <c:extLst>
       <c:ext xmlns:c16r3="http://schemas.microsoft.com/office/drawing/2017/03/chart" uri="{56B9EC1D-385E-4148-901F-78D8002777C0}">
         <c16r3:dataDisplayOptions16>
@@ -28645,7 +30756,6 @@
         </c16r3:dataDisplayOptions16>
       </c:ext>
     </c:extLst>
-    <c:showDLblsOverMax val="0"/>
   </c:chart>
   <c:spPr>
     <a:solidFill>
@@ -28669,7 +30779,7 @@
       <a:pPr>
         <a:defRPr/>
       </a:pPr>
-      <a:endParaRPr lang="es-VE"/>
+      <a:endParaRPr lang="es-ES"/>
     </a:p>
   </c:txPr>
   <c:externalData r:id="rId3">
@@ -28743,7 +30853,7 @@
               <a:cs typeface="+mn-cs"/>
             </a:defRPr>
           </a:pPr>
-          <a:endParaRPr lang="es-VE"/>
+          <a:endParaRPr lang="es-ES"/>
         </a:p>
       </c:txPr>
     </c:title>
@@ -28885,7 +30995,7 @@
                 <a:cs typeface="+mn-cs"/>
               </a:defRPr>
             </a:pPr>
-            <a:endParaRPr lang="es-VE"/>
+            <a:endParaRPr lang="es-ES"/>
           </a:p>
         </c:txPr>
         <c:crossAx val="450213839"/>
@@ -28944,7 +31054,7 @@
                 <a:cs typeface="+mn-cs"/>
               </a:defRPr>
             </a:pPr>
-            <a:endParaRPr lang="es-VE"/>
+            <a:endParaRPr lang="es-ES"/>
           </a:p>
         </c:txPr>
         <c:crossAx val="450213423"/>
@@ -28961,6 +31071,7 @@
     </c:plotArea>
     <c:plotVisOnly val="1"/>
     <c:dispBlanksAs val="gap"/>
+    <c:showDLblsOverMax val="0"/>
     <c:extLst>
       <c:ext xmlns:c16r3="http://schemas.microsoft.com/office/drawing/2017/03/chart" uri="{56B9EC1D-385E-4148-901F-78D8002777C0}">
         <c16r3:dataDisplayOptions16>
@@ -28968,7 +31079,6 @@
         </c16r3:dataDisplayOptions16>
       </c:ext>
     </c:extLst>
-    <c:showDLblsOverMax val="0"/>
   </c:chart>
   <c:spPr>
     <a:solidFill>
@@ -28992,7 +31102,7 @@
       <a:pPr>
         <a:defRPr/>
       </a:pPr>
-      <a:endParaRPr lang="es-VE"/>
+      <a:endParaRPr lang="es-ES"/>
     </a:p>
   </c:txPr>
   <c:externalData r:id="rId3">
@@ -29066,7 +31176,7 @@
               <a:cs typeface="+mn-cs"/>
             </a:defRPr>
           </a:pPr>
-          <a:endParaRPr lang="es-VE"/>
+          <a:endParaRPr lang="es-ES"/>
         </a:p>
       </c:txPr>
     </c:title>
@@ -29208,7 +31318,7 @@
                 <a:cs typeface="+mn-cs"/>
               </a:defRPr>
             </a:pPr>
-            <a:endParaRPr lang="es-VE"/>
+            <a:endParaRPr lang="es-ES"/>
           </a:p>
         </c:txPr>
         <c:crossAx val="450213839"/>
@@ -29267,7 +31377,7 @@
                 <a:cs typeface="+mn-cs"/>
               </a:defRPr>
             </a:pPr>
-            <a:endParaRPr lang="es-VE"/>
+            <a:endParaRPr lang="es-ES"/>
           </a:p>
         </c:txPr>
         <c:crossAx val="450213423"/>
@@ -29284,6 +31394,7 @@
     </c:plotArea>
     <c:plotVisOnly val="1"/>
     <c:dispBlanksAs val="gap"/>
+    <c:showDLblsOverMax val="0"/>
     <c:extLst>
       <c:ext xmlns:c16r3="http://schemas.microsoft.com/office/drawing/2017/03/chart" uri="{56B9EC1D-385E-4148-901F-78D8002777C0}">
         <c16r3:dataDisplayOptions16>
@@ -29291,7 +31402,6 @@
         </c16r3:dataDisplayOptions16>
       </c:ext>
     </c:extLst>
-    <c:showDLblsOverMax val="0"/>
   </c:chart>
   <c:spPr>
     <a:solidFill>
@@ -29315,7 +31425,7 @@
       <a:pPr>
         <a:defRPr/>
       </a:pPr>
-      <a:endParaRPr lang="es-VE"/>
+      <a:endParaRPr lang="es-ES"/>
     </a:p>
   </c:txPr>
   <c:externalData r:id="rId3">
@@ -29364,7 +31474,7 @@
               <a:cs typeface="+mn-cs"/>
             </a:defRPr>
           </a:pPr>
-          <a:endParaRPr lang="es-VE"/>
+          <a:endParaRPr lang="es-ES"/>
         </a:p>
       </c:txPr>
     </c:title>
@@ -29506,7 +31616,7 @@
                 <a:cs typeface="+mn-cs"/>
               </a:defRPr>
             </a:pPr>
-            <a:endParaRPr lang="es-VE"/>
+            <a:endParaRPr lang="es-ES"/>
           </a:p>
         </c:txPr>
         <c:crossAx val="450213839"/>
@@ -29565,7 +31675,7 @@
                 <a:cs typeface="+mn-cs"/>
               </a:defRPr>
             </a:pPr>
-            <a:endParaRPr lang="es-VE"/>
+            <a:endParaRPr lang="es-ES"/>
           </a:p>
         </c:txPr>
         <c:crossAx val="450213423"/>
@@ -29582,6 +31692,7 @@
     </c:plotArea>
     <c:plotVisOnly val="1"/>
     <c:dispBlanksAs val="gap"/>
+    <c:showDLblsOverMax val="0"/>
     <c:extLst>
       <c:ext xmlns:c16r3="http://schemas.microsoft.com/office/drawing/2017/03/chart" uri="{56B9EC1D-385E-4148-901F-78D8002777C0}">
         <c16r3:dataDisplayOptions16>
@@ -29589,7 +31700,6 @@
         </c16r3:dataDisplayOptions16>
       </c:ext>
     </c:extLst>
-    <c:showDLblsOverMax val="0"/>
   </c:chart>
   <c:spPr>
     <a:solidFill>
@@ -29613,7 +31723,7 @@
       <a:pPr>
         <a:defRPr/>
       </a:pPr>
-      <a:endParaRPr lang="es-VE"/>
+      <a:endParaRPr lang="es-ES"/>
     </a:p>
   </c:txPr>
   <c:externalData r:id="rId3">
@@ -29662,7 +31772,7 @@
               <a:cs typeface="+mn-cs"/>
             </a:defRPr>
           </a:pPr>
-          <a:endParaRPr lang="es-VE"/>
+          <a:endParaRPr lang="es-ES"/>
         </a:p>
       </c:txPr>
     </c:title>
@@ -29804,7 +31914,7 @@
                 <a:cs typeface="+mn-cs"/>
               </a:defRPr>
             </a:pPr>
-            <a:endParaRPr lang="es-VE"/>
+            <a:endParaRPr lang="es-ES"/>
           </a:p>
         </c:txPr>
         <c:crossAx val="450213839"/>
@@ -29863,7 +31973,7 @@
                 <a:cs typeface="+mn-cs"/>
               </a:defRPr>
             </a:pPr>
-            <a:endParaRPr lang="es-VE"/>
+            <a:endParaRPr lang="es-ES"/>
           </a:p>
         </c:txPr>
         <c:crossAx val="450213423"/>
@@ -29880,6 +31990,7 @@
     </c:plotArea>
     <c:plotVisOnly val="1"/>
     <c:dispBlanksAs val="gap"/>
+    <c:showDLblsOverMax val="0"/>
     <c:extLst>
       <c:ext xmlns:c16r3="http://schemas.microsoft.com/office/drawing/2017/03/chart" uri="{56B9EC1D-385E-4148-901F-78D8002777C0}">
         <c16r3:dataDisplayOptions16>
@@ -29887,7 +31998,6 @@
         </c16r3:dataDisplayOptions16>
       </c:ext>
     </c:extLst>
-    <c:showDLblsOverMax val="0"/>
   </c:chart>
   <c:spPr>
     <a:solidFill>
@@ -29911,7 +32021,7 @@
       <a:pPr>
         <a:defRPr/>
       </a:pPr>
-      <a:endParaRPr lang="es-VE"/>
+      <a:endParaRPr lang="es-ES"/>
     </a:p>
   </c:txPr>
   <c:externalData r:id="rId3">
@@ -29960,7 +32070,7 @@
               <a:cs typeface="+mn-cs"/>
             </a:defRPr>
           </a:pPr>
-          <a:endParaRPr lang="es-VE"/>
+          <a:endParaRPr lang="es-ES"/>
         </a:p>
       </c:txPr>
     </c:title>
@@ -30102,7 +32212,7 @@
                 <a:cs typeface="+mn-cs"/>
               </a:defRPr>
             </a:pPr>
-            <a:endParaRPr lang="es-VE"/>
+            <a:endParaRPr lang="es-ES"/>
           </a:p>
         </c:txPr>
         <c:crossAx val="450213839"/>
@@ -30161,7 +32271,7 @@
                 <a:cs typeface="+mn-cs"/>
               </a:defRPr>
             </a:pPr>
-            <a:endParaRPr lang="es-VE"/>
+            <a:endParaRPr lang="es-ES"/>
           </a:p>
         </c:txPr>
         <c:crossAx val="450213423"/>
@@ -30178,6 +32288,7 @@
     </c:plotArea>
     <c:plotVisOnly val="1"/>
     <c:dispBlanksAs val="gap"/>
+    <c:showDLblsOverMax val="0"/>
     <c:extLst>
       <c:ext xmlns:c16r3="http://schemas.microsoft.com/office/drawing/2017/03/chart" uri="{56B9EC1D-385E-4148-901F-78D8002777C0}">
         <c16r3:dataDisplayOptions16>
@@ -30185,7 +32296,6 @@
         </c16r3:dataDisplayOptions16>
       </c:ext>
     </c:extLst>
-    <c:showDLblsOverMax val="0"/>
   </c:chart>
   <c:spPr>
     <a:solidFill>
@@ -30209,7 +32319,7 @@
       <a:pPr>
         <a:defRPr/>
       </a:pPr>
-      <a:endParaRPr lang="es-VE"/>
+      <a:endParaRPr lang="es-ES"/>
     </a:p>
   </c:txPr>
   <c:externalData r:id="rId3">
@@ -30283,7 +32393,7 @@
               <a:cs typeface="+mn-cs"/>
             </a:defRPr>
           </a:pPr>
-          <a:endParaRPr lang="es-VE"/>
+          <a:endParaRPr lang="es-ES"/>
         </a:p>
       </c:txPr>
     </c:title>
@@ -30425,7 +32535,7 @@
                 <a:cs typeface="+mn-cs"/>
               </a:defRPr>
             </a:pPr>
-            <a:endParaRPr lang="es-VE"/>
+            <a:endParaRPr lang="es-ES"/>
           </a:p>
         </c:txPr>
         <c:crossAx val="450213839"/>
@@ -30484,7 +32594,7 @@
                 <a:cs typeface="+mn-cs"/>
               </a:defRPr>
             </a:pPr>
-            <a:endParaRPr lang="es-VE"/>
+            <a:endParaRPr lang="es-ES"/>
           </a:p>
         </c:txPr>
         <c:crossAx val="450213423"/>
@@ -30501,6 +32611,7 @@
     </c:plotArea>
     <c:plotVisOnly val="1"/>
     <c:dispBlanksAs val="gap"/>
+    <c:showDLblsOverMax val="0"/>
     <c:extLst>
       <c:ext xmlns:c16r3="http://schemas.microsoft.com/office/drawing/2017/03/chart" uri="{56B9EC1D-385E-4148-901F-78D8002777C0}">
         <c16r3:dataDisplayOptions16>
@@ -30508,7 +32619,6 @@
         </c16r3:dataDisplayOptions16>
       </c:ext>
     </c:extLst>
-    <c:showDLblsOverMax val="0"/>
   </c:chart>
   <c:spPr>
     <a:solidFill>
@@ -30532,7 +32642,7 @@
       <a:pPr>
         <a:defRPr/>
       </a:pPr>
-      <a:endParaRPr lang="es-VE"/>
+      <a:endParaRPr lang="es-ES"/>
     </a:p>
   </c:txPr>
   <c:externalData r:id="rId3">
@@ -30606,7 +32716,7 @@
               <a:cs typeface="+mn-cs"/>
             </a:defRPr>
           </a:pPr>
-          <a:endParaRPr lang="es-VE"/>
+          <a:endParaRPr lang="es-ES"/>
         </a:p>
       </c:txPr>
     </c:title>
@@ -30748,7 +32858,7 @@
                 <a:cs typeface="+mn-cs"/>
               </a:defRPr>
             </a:pPr>
-            <a:endParaRPr lang="es-VE"/>
+            <a:endParaRPr lang="es-ES"/>
           </a:p>
         </c:txPr>
         <c:crossAx val="450213839"/>
@@ -30807,7 +32917,7 @@
                 <a:cs typeface="+mn-cs"/>
               </a:defRPr>
             </a:pPr>
-            <a:endParaRPr lang="es-VE"/>
+            <a:endParaRPr lang="es-ES"/>
           </a:p>
         </c:txPr>
         <c:crossAx val="450213423"/>
@@ -30824,6 +32934,7 @@
     </c:plotArea>
     <c:plotVisOnly val="1"/>
     <c:dispBlanksAs val="gap"/>
+    <c:showDLblsOverMax val="0"/>
     <c:extLst>
       <c:ext xmlns:c16r3="http://schemas.microsoft.com/office/drawing/2017/03/chart" uri="{56B9EC1D-385E-4148-901F-78D8002777C0}">
         <c16r3:dataDisplayOptions16>
@@ -30831,7 +32942,6 @@
         </c16r3:dataDisplayOptions16>
       </c:ext>
     </c:extLst>
-    <c:showDLblsOverMax val="0"/>
   </c:chart>
   <c:spPr>
     <a:solidFill>
@@ -30855,7 +32965,7 @@
       <a:pPr>
         <a:defRPr/>
       </a:pPr>
-      <a:endParaRPr lang="es-VE"/>
+      <a:endParaRPr lang="es-ES"/>
     </a:p>
   </c:txPr>
   <c:externalData r:id="rId3">
@@ -30929,7 +33039,7 @@
               <a:cs typeface="+mn-cs"/>
             </a:defRPr>
           </a:pPr>
-          <a:endParaRPr lang="es-VE"/>
+          <a:endParaRPr lang="es-ES"/>
         </a:p>
       </c:txPr>
     </c:title>
@@ -31071,7 +33181,7 @@
                 <a:cs typeface="+mn-cs"/>
               </a:defRPr>
             </a:pPr>
-            <a:endParaRPr lang="es-VE"/>
+            <a:endParaRPr lang="es-ES"/>
           </a:p>
         </c:txPr>
         <c:crossAx val="450213839"/>
@@ -31130,7 +33240,7 @@
                 <a:cs typeface="+mn-cs"/>
               </a:defRPr>
             </a:pPr>
-            <a:endParaRPr lang="es-VE"/>
+            <a:endParaRPr lang="es-ES"/>
           </a:p>
         </c:txPr>
         <c:crossAx val="450213423"/>
@@ -31147,6 +33257,7 @@
     </c:plotArea>
     <c:plotVisOnly val="1"/>
     <c:dispBlanksAs val="gap"/>
+    <c:showDLblsOverMax val="0"/>
     <c:extLst>
       <c:ext xmlns:c16r3="http://schemas.microsoft.com/office/drawing/2017/03/chart" uri="{56B9EC1D-385E-4148-901F-78D8002777C0}">
         <c16r3:dataDisplayOptions16>
@@ -31154,7 +33265,6 @@
         </c16r3:dataDisplayOptions16>
       </c:ext>
     </c:extLst>
-    <c:showDLblsOverMax val="0"/>
   </c:chart>
   <c:spPr>
     <a:solidFill>
@@ -31178,7 +33288,7 @@
       <a:pPr>
         <a:defRPr/>
       </a:pPr>
-      <a:endParaRPr lang="es-VE"/>
+      <a:endParaRPr lang="es-ES"/>
     </a:p>
   </c:txPr>
   <c:externalData r:id="rId3">
@@ -31252,7 +33362,7 @@
               <a:cs typeface="+mn-cs"/>
             </a:defRPr>
           </a:pPr>
-          <a:endParaRPr lang="es-VE"/>
+          <a:endParaRPr lang="es-ES"/>
         </a:p>
       </c:txPr>
     </c:title>
@@ -31394,7 +33504,7 @@
                 <a:cs typeface="+mn-cs"/>
               </a:defRPr>
             </a:pPr>
-            <a:endParaRPr lang="es-VE"/>
+            <a:endParaRPr lang="es-ES"/>
           </a:p>
         </c:txPr>
         <c:crossAx val="450213839"/>
@@ -31453,7 +33563,7 @@
                 <a:cs typeface="+mn-cs"/>
               </a:defRPr>
             </a:pPr>
-            <a:endParaRPr lang="es-VE"/>
+            <a:endParaRPr lang="es-ES"/>
           </a:p>
         </c:txPr>
         <c:crossAx val="450213423"/>
@@ -31470,6 +33580,7 @@
     </c:plotArea>
     <c:plotVisOnly val="1"/>
     <c:dispBlanksAs val="gap"/>
+    <c:showDLblsOverMax val="0"/>
     <c:extLst>
       <c:ext xmlns:c16r3="http://schemas.microsoft.com/office/drawing/2017/03/chart" uri="{56B9EC1D-385E-4148-901F-78D8002777C0}">
         <c16r3:dataDisplayOptions16>
@@ -31477,7 +33588,6 @@
         </c16r3:dataDisplayOptions16>
       </c:ext>
     </c:extLst>
-    <c:showDLblsOverMax val="0"/>
   </c:chart>
   <c:spPr>
     <a:solidFill>
@@ -31501,7 +33611,7 @@
       <a:pPr>
         <a:defRPr/>
       </a:pPr>
-      <a:endParaRPr lang="es-VE"/>
+      <a:endParaRPr lang="es-ES"/>
     </a:p>
   </c:txPr>
   <c:externalData r:id="rId3">
@@ -31575,7 +33685,7 @@
               <a:cs typeface="+mn-cs"/>
             </a:defRPr>
           </a:pPr>
-          <a:endParaRPr lang="es-VE"/>
+          <a:endParaRPr lang="es-ES"/>
         </a:p>
       </c:txPr>
     </c:title>
@@ -31717,7 +33827,7 @@
                 <a:cs typeface="+mn-cs"/>
               </a:defRPr>
             </a:pPr>
-            <a:endParaRPr lang="es-VE"/>
+            <a:endParaRPr lang="es-ES"/>
           </a:p>
         </c:txPr>
         <c:crossAx val="450213839"/>
@@ -31776,7 +33886,7 @@
                 <a:cs typeface="+mn-cs"/>
               </a:defRPr>
             </a:pPr>
-            <a:endParaRPr lang="es-VE"/>
+            <a:endParaRPr lang="es-ES"/>
           </a:p>
         </c:txPr>
         <c:crossAx val="450213423"/>
@@ -31793,6 +33903,7 @@
     </c:plotArea>
     <c:plotVisOnly val="1"/>
     <c:dispBlanksAs val="gap"/>
+    <c:showDLblsOverMax val="0"/>
     <c:extLst>
       <c:ext xmlns:c16r3="http://schemas.microsoft.com/office/drawing/2017/03/chart" uri="{56B9EC1D-385E-4148-901F-78D8002777C0}">
         <c16r3:dataDisplayOptions16>
@@ -31800,7 +33911,6 @@
         </c16r3:dataDisplayOptions16>
       </c:ext>
     </c:extLst>
-    <c:showDLblsOverMax val="0"/>
   </c:chart>
   <c:spPr>
     <a:solidFill>
@@ -31824,7 +33934,7 @@
       <a:pPr>
         <a:defRPr/>
       </a:pPr>
-      <a:endParaRPr lang="es-VE"/>
+      <a:endParaRPr lang="es-ES"/>
     </a:p>
   </c:txPr>
   <c:externalData r:id="rId3">

--- a/tesis.docx
+++ b/tesis.docx
@@ -1016,11 +1016,6 @@
           <w:bCs/>
         </w:rPr>
         <w:tab/>
-      </w:r>
-      <w:r>
-        <w:rPr>
-          <w:bCs/>
-        </w:rPr>
         <w:t xml:space="preserve">Yo, Franklin España, </w:t>
       </w:r>
       <w:r>
@@ -1412,7 +1407,17 @@
           <w:lang w:eastAsia="es-ES"/>
         </w:rPr>
         <w:lastRenderedPageBreak/>
-        <w:t>CAPÍTULO 1</w:t>
+        <w:t xml:space="preserve">CAPÍTULO </w:t>
+      </w:r>
+      <w:r>
+        <w:rPr>
+          <w:rFonts w:cs="Arial"/>
+          <w:b/>
+          <w:sz w:val="28"/>
+          <w:szCs w:val="28"/>
+          <w:lang w:eastAsia="es-ES"/>
+        </w:rPr>
+        <w:t>I</w:t>
       </w:r>
     </w:p>
     <w:p>
@@ -2313,7 +2318,18 @@
           <w:lang w:eastAsia="es-ES"/>
         </w:rPr>
         <w:lastRenderedPageBreak/>
-        <w:t>CAPITULO 2</w:t>
+        <w:t xml:space="preserve">CAPITULO </w:t>
+      </w:r>
+      <w:r>
+        <w:rPr>
+          <w:rFonts w:eastAsia="Times New Roman" w:cs="Arial"/>
+          <w:b/>
+          <w:color w:val="000000"/>
+          <w:sz w:val="28"/>
+          <w:szCs w:val="28"/>
+          <w:lang w:eastAsia="es-ES"/>
+        </w:rPr>
+        <w:t>II</w:t>
       </w:r>
     </w:p>
     <w:p>
@@ -26608,6 +26624,7 @@
       <w:r>
         <w:rPr>
           <w:rFonts w:cs="Arial"/>
+          <w:noProof/>
           <w:szCs w:val="24"/>
         </w:rPr>
         <w:drawing>
@@ -26706,6 +26723,7 @@
       <w:r>
         <w:rPr>
           <w:rFonts w:cs="Arial"/>
+          <w:noProof/>
           <w:szCs w:val="24"/>
         </w:rPr>
         <w:drawing>
@@ -26804,6 +26822,7 @@
       <w:r>
         <w:rPr>
           <w:rFonts w:cs="Arial"/>
+          <w:noProof/>
           <w:szCs w:val="24"/>
         </w:rPr>
         <w:drawing>
@@ -26900,6 +26919,7 @@
       </w:pPr>
       <w:r>
         <w:rPr>
+          <w:noProof/>
           <w:lang w:val="es-VE" w:eastAsia="es-VE"/>
         </w:rPr>
         <w:drawing>
@@ -27009,6 +27029,7 @@
       <w:r>
         <w:rPr>
           <w:rFonts w:cs="Arial"/>
+          <w:noProof/>
           <w:szCs w:val="24"/>
           <w:lang w:val="es-VE"/>
         </w:rPr>
@@ -27115,6 +27136,7 @@
       <w:r>
         <w:rPr>
           <w:rFonts w:cs="Arial"/>
+          <w:noProof/>
           <w:szCs w:val="24"/>
           <w:lang w:val="es-VE"/>
         </w:rPr>
@@ -27233,6 +27255,7 @@
       <w:r>
         <w:rPr>
           <w:rFonts w:cs="Arial"/>
+          <w:noProof/>
           <w:szCs w:val="24"/>
           <w:lang w:val="es-VE"/>
         </w:rPr>
@@ -27318,6 +27341,7 @@
       <w:r>
         <w:rPr>
           <w:rFonts w:cs="Arial"/>
+          <w:noProof/>
           <w:szCs w:val="24"/>
           <w:lang w:val="es-VE"/>
         </w:rPr>
@@ -27412,6 +27436,7 @@
       <w:r>
         <w:rPr>
           <w:rFonts w:cs="Arial"/>
+          <w:noProof/>
           <w:szCs w:val="24"/>
           <w:lang w:val="es-VE"/>
         </w:rPr>
@@ -27518,6 +27543,7 @@
       <w:r>
         <w:rPr>
           <w:rFonts w:cs="Arial"/>
+          <w:noProof/>
           <w:szCs w:val="24"/>
           <w:lang w:val="es-VE"/>
         </w:rPr>
@@ -27624,6 +27650,7 @@
       <w:r>
         <w:rPr>
           <w:rFonts w:cs="Arial"/>
+          <w:noProof/>
           <w:szCs w:val="24"/>
           <w:lang w:val="es-VE"/>
         </w:rPr>
@@ -27759,6 +27786,7 @@
       <w:r>
         <w:rPr>
           <w:rFonts w:cs="Arial"/>
+          <w:noProof/>
           <w:szCs w:val="24"/>
           <w:lang w:val="es-VE"/>
         </w:rPr>
@@ -27865,6 +27893,7 @@
       <w:r>
         <w:rPr>
           <w:rFonts w:cs="Arial"/>
+          <w:noProof/>
           <w:szCs w:val="24"/>
           <w:lang w:val="es-VE"/>
         </w:rPr>
@@ -27971,6 +28000,7 @@
       <w:r>
         <w:rPr>
           <w:rFonts w:cs="Arial"/>
+          <w:noProof/>
           <w:szCs w:val="24"/>
           <w:lang w:val="es-VE"/>
         </w:rPr>
@@ -28077,6 +28107,7 @@
       <w:r>
         <w:rPr>
           <w:rFonts w:cs="Arial"/>
+          <w:noProof/>
           <w:szCs w:val="24"/>
           <w:lang w:val="es-VE"/>
         </w:rPr>
@@ -28183,6 +28214,7 @@
       <w:r>
         <w:rPr>
           <w:rFonts w:cs="Arial"/>
+          <w:noProof/>
           <w:szCs w:val="24"/>
           <w:lang w:val="es-VE"/>
         </w:rPr>
@@ -28325,6 +28357,7 @@
       <w:r>
         <w:rPr>
           <w:rFonts w:cs="Arial"/>
+          <w:noProof/>
           <w:szCs w:val="24"/>
           <w:lang w:val="es-VE"/>
         </w:rPr>
@@ -28453,6 +28486,7 @@
       <w:r>
         <w:rPr>
           <w:rFonts w:cs="Arial"/>
+          <w:noProof/>
           <w:szCs w:val="24"/>
           <w:lang w:val="es-VE"/>
         </w:rPr>
@@ -28571,6 +28605,7 @@
       <w:r>
         <w:rPr>
           <w:rFonts w:cs="Arial"/>
+          <w:noProof/>
           <w:szCs w:val="24"/>
           <w:lang w:val="es-VE"/>
         </w:rPr>
@@ -28675,6 +28710,7 @@
       <w:r>
         <w:rPr>
           <w:rFonts w:cs="Arial"/>
+          <w:noProof/>
           <w:szCs w:val="24"/>
           <w:lang w:val="es-VE"/>
         </w:rPr>
@@ -28834,6 +28870,7 @@
       <w:r>
         <w:rPr>
           <w:rFonts w:cs="Arial"/>
+          <w:noProof/>
           <w:szCs w:val="24"/>
           <w:lang w:val="es-VE"/>
         </w:rPr>
@@ -28977,6 +29014,7 @@
       <w:r>
         <w:rPr>
           <w:rFonts w:cs="Arial"/>
+          <w:noProof/>
           <w:szCs w:val="24"/>
           <w:lang w:val="es-VE"/>
         </w:rPr>
@@ -29102,6 +29140,7 @@
       <w:r>
         <w:rPr>
           <w:rFonts w:cs="Arial"/>
+          <w:noProof/>
           <w:szCs w:val="24"/>
           <w:lang w:val="es-VE"/>
         </w:rPr>
@@ -29187,10 +29226,7 @@
         </w:rPr>
       </w:pPr>
       <w:r>
-        <w:t>G</w:t>
-      </w:r>
-      <w:r>
-        <w:t>estiona el acceso al sistema de pasantías mediante una validación automática de la dirección MAC que redirige a los usuarios con sesión activa a sus respectivos paneles de Administrador o Coordinador, o bien procesa nuevas credenciales verificando la contraseña y registrando cada inicio de sesión en una base de datos centralizada.</w:t>
+        <w:t>Gestiona el acceso al sistema de pasantías mediante una validación automática de la dirección MAC que redirige a los usuarios con sesión activa a sus respectivos paneles de Administrador o Coordinador, o bien procesa nuevas credenciales verificando la contraseña y registrando cada inicio de sesión en una base de datos centralizada.</w:t>
       </w:r>
     </w:p>
     <w:p>
@@ -29205,6 +29241,7 @@
       <w:r>
         <w:rPr>
           <w:rFonts w:cs="Arial"/>
+          <w:noProof/>
           <w:szCs w:val="24"/>
           <w:lang w:val="es-VE"/>
         </w:rPr>
@@ -29271,122 +29308,69 @@
         <w:rPr>
           <w:rFonts w:cs="Arial"/>
           <w:szCs w:val="24"/>
+          <w:lang w:val="es-VE"/>
+        </w:rPr>
+      </w:pPr>
+      <w:r>
+        <w:rPr>
+          <w:rFonts w:cs="Arial"/>
+          <w:szCs w:val="24"/>
+          <w:lang w:val="es-VE"/>
+        </w:rPr>
+        <w:lastRenderedPageBreak/>
+        <w:t xml:space="preserve">Figura 35: Clase </w:t>
+      </w:r>
+      <w:proofErr w:type="spellStart"/>
+      <w:r>
+        <w:rPr>
+          <w:rFonts w:cs="Arial"/>
+          <w:szCs w:val="24"/>
+          <w:lang w:val="es-VE"/>
+        </w:rPr>
+        <w:t>MainWindow</w:t>
+      </w:r>
+      <w:proofErr w:type="spellEnd"/>
+      <w:r>
+        <w:rPr>
+          <w:rFonts w:cs="Arial"/>
+          <w:szCs w:val="24"/>
+          <w:lang w:val="es-VE"/>
+        </w:rPr>
+        <w:t xml:space="preserve"> Parte 1</w:t>
+      </w:r>
+    </w:p>
+    <w:p>
+      <w:pPr>
+        <w:rPr>
+          <w:lang w:val="es-VE"/>
+        </w:rPr>
+      </w:pPr>
+      <w:r>
+        <w:rPr>
+          <w:lang w:val="es-VE"/>
+        </w:rPr>
+        <w:t>A</w:t>
+      </w:r>
+      <w:r>
+        <w:rPr>
+          <w:lang w:val="es-VE"/>
+        </w:rPr>
+        <w:t>utomatiza el acceso a la gestión de pasantías del Politécnico Santiago Mariño mediante la validación de la dirección MAC, redirigiendo a usuarios activos a sus paneles de Administrador o Coordinador y gestionando nuevos inicios de sesión con contraseñas cifradas y registro de eventos en la base de datos.</w:t>
+      </w:r>
+    </w:p>
+    <w:p>
+      <w:pPr>
+        <w:ind w:firstLine="0"/>
+        <w:rPr>
+          <w:rFonts w:cs="Arial"/>
+          <w:szCs w:val="24"/>
           <w:lang w:val="en-US"/>
         </w:rPr>
       </w:pPr>
-      <w:proofErr w:type="spellStart"/>
-      <w:r>
-        <w:rPr>
-          <w:rFonts w:cs="Arial"/>
-          <w:szCs w:val="24"/>
-          <w:lang w:val="en-US"/>
-        </w:rPr>
-        <w:lastRenderedPageBreak/>
-        <w:t>Figura</w:t>
-      </w:r>
-      <w:proofErr w:type="spellEnd"/>
-      <w:r>
-        <w:rPr>
-          <w:rFonts w:cs="Arial"/>
-          <w:szCs w:val="24"/>
-          <w:lang w:val="en-US"/>
-        </w:rPr>
-        <w:t xml:space="preserve"> 35: </w:t>
-      </w:r>
-      <w:proofErr w:type="spellStart"/>
-      <w:r>
-        <w:rPr>
-          <w:rFonts w:cs="Arial"/>
-          <w:szCs w:val="24"/>
-          <w:lang w:val="en-US"/>
-        </w:rPr>
-        <w:t>Clase</w:t>
-      </w:r>
-      <w:proofErr w:type="spellEnd"/>
-      <w:r>
-        <w:rPr>
-          <w:rFonts w:cs="Arial"/>
-          <w:szCs w:val="24"/>
-          <w:lang w:val="en-US"/>
-        </w:rPr>
-        <w:t xml:space="preserve"> </w:t>
-      </w:r>
-      <w:proofErr w:type="spellStart"/>
-      <w:r>
-        <w:rPr>
-          <w:rFonts w:cs="Arial"/>
-          <w:szCs w:val="24"/>
-          <w:lang w:val="en-US"/>
-        </w:rPr>
-        <w:t>MainWindow</w:t>
-      </w:r>
-      <w:proofErr w:type="spellEnd"/>
-      <w:r>
-        <w:rPr>
-          <w:rFonts w:cs="Arial"/>
-          <w:szCs w:val="24"/>
-          <w:lang w:val="en-US"/>
-        </w:rPr>
-        <w:t xml:space="preserve"> </w:t>
-      </w:r>
-      <w:proofErr w:type="spellStart"/>
-      <w:r>
-        <w:rPr>
-          <w:rFonts w:cs="Arial"/>
-          <w:szCs w:val="24"/>
-          <w:lang w:val="en-US"/>
-        </w:rPr>
-        <w:t>Part</w:t>
-      </w:r>
-      <w:r>
-        <w:rPr>
-          <w:rFonts w:cs="Arial"/>
-          <w:szCs w:val="24"/>
-          <w:lang w:val="en-US"/>
-        </w:rPr>
-        <w:t>e</w:t>
-      </w:r>
-      <w:proofErr w:type="spellEnd"/>
-      <w:r>
-        <w:rPr>
-          <w:rFonts w:cs="Arial"/>
-          <w:szCs w:val="24"/>
-          <w:lang w:val="en-US"/>
-        </w:rPr>
-        <w:t xml:space="preserve"> 1</w:t>
-      </w:r>
-    </w:p>
-    <w:p>
-      <w:pPr>
-        <w:rPr>
-          <w:lang w:val="es-VE"/>
-        </w:rPr>
-      </w:pPr>
-      <w:r>
-        <w:rPr>
-          <w:lang w:val="es-VE"/>
-        </w:rPr>
-        <w:t>A</w:t>
-      </w:r>
-      <w:r>
-        <w:rPr>
-          <w:lang w:val="es-VE"/>
-        </w:rPr>
-        <w:t>utomatiza el acceso a la gestión de pasantías del Politécnico Santiago Mariño mediante la validación de la dirección MAC, redirigiendo a usuarios activos a sus paneles de Administrador o Coordinador y gestionando nuevos inicios de sesión con contraseñas cifradas y registro de eventos en la base de datos.</w:t>
-      </w:r>
-    </w:p>
-    <w:p>
-      <w:pPr>
-        <w:ind w:firstLine="0"/>
-        <w:rPr>
-          <w:rFonts w:cs="Arial"/>
-          <w:szCs w:val="24"/>
-          <w:lang w:val="en-US"/>
-        </w:rPr>
-      </w:pPr>
-      <w:r>
-        <w:rPr>
-          <w:rFonts w:cs="Arial"/>
+      <w:r>
+        <w:rPr>
+          <w:rFonts w:cs="Arial"/>
+          <w:noProof/>
           <w:szCs w:val="24"/>
           <w:lang w:val="en-US"/>
         </w:rPr>
@@ -29510,6 +29494,7 @@
       <w:r>
         <w:rPr>
           <w:rFonts w:cs="Arial"/>
+          <w:noProof/>
           <w:szCs w:val="24"/>
           <w:lang w:val="es-VE"/>
         </w:rPr>
@@ -29659,6 +29644,7 @@
       <w:r>
         <w:rPr>
           <w:rFonts w:cs="Arial"/>
+          <w:noProof/>
           <w:szCs w:val="24"/>
           <w:lang w:val="es-VE"/>
         </w:rPr>
@@ -29731,6 +29717,7 @@
       <w:r>
         <w:rPr>
           <w:rFonts w:cs="Arial"/>
+          <w:noProof/>
           <w:szCs w:val="24"/>
         </w:rPr>
         <w:drawing>
@@ -29862,6 +29849,7 @@
       <w:r>
         <w:rPr>
           <w:rFonts w:cs="Arial"/>
+          <w:noProof/>
           <w:szCs w:val="24"/>
         </w:rPr>
         <w:drawing>
@@ -29961,6 +29949,7 @@
       <w:r>
         <w:rPr>
           <w:rFonts w:cs="Arial"/>
+          <w:noProof/>
           <w:szCs w:val="24"/>
         </w:rPr>
         <w:drawing>
@@ -32402,68 +32391,138 @@
       </w:r>
     </w:p>
     <w:p>
-      <w:pPr>
-        <w:rPr>
-          <w:rFonts w:cs="Arial"/>
-          <w:szCs w:val="24"/>
-        </w:rPr>
-      </w:pPr>
-      <w:r>
-        <w:rPr>
-          <w:rFonts w:cs="Arial"/>
-          <w:szCs w:val="24"/>
-        </w:rPr>
-        <w:t>CONCLUSIONES</w:t>
-      </w:r>
-    </w:p>
-    <w:p>
-      <w:pPr>
-        <w:rPr>
-          <w:rFonts w:cs="Arial"/>
-          <w:szCs w:val="24"/>
-        </w:rPr>
-      </w:pPr>
-      <w:r>
-        <w:rPr>
-          <w:rFonts w:cs="Arial"/>
-          <w:szCs w:val="24"/>
-        </w:rPr>
-        <w:t>RECOMENDACIONES</w:t>
-      </w:r>
-    </w:p>
-    <w:p>
-      <w:pPr>
-        <w:rPr>
-          <w:rFonts w:cs="Arial"/>
-          <w:szCs w:val="24"/>
-        </w:rPr>
-      </w:pPr>
-    </w:p>
-    <w:p>
-      <w:pPr>
-        <w:rPr>
-          <w:rFonts w:cs="Arial"/>
-          <w:szCs w:val="24"/>
-        </w:rPr>
-      </w:pPr>
-    </w:p>
-    <w:p>
-      <w:pPr>
-        <w:rPr>
-          <w:rFonts w:cs="Arial"/>
-          <w:szCs w:val="24"/>
-        </w:rPr>
-      </w:pPr>
-    </w:p>
-    <w:p/>
-    <w:p/>
-    <w:p/>
+      <w:r>
+        <w:t>CONCLUSIONES Y RECOMENDACIONES</w:t>
+      </w:r>
+    </w:p>
+    <w:p>
+      <w:r>
+        <w:t>Conclusiones</w:t>
+      </w:r>
+    </w:p>
+    <w:p>
+      <w:r>
+        <w:t>La presente investigación tuvo como objetivo general desarrollar un sistema de gestión de pasantías para el Instituto Universitario Politécnico “Santiago Mariño”, Extensión Barinas, con la finalidad de optimizar los procesos administrativos y académicos vinculados a las prácticas profesionales. A partir del diagnóstico realizado, se evidenció que la institución gestiona actualmente este proceso de forma manual, lo que genera deficiencias en el control de la información, retrasos administrativos y dificultades en el seguimiento académico de los pasantes.</w:t>
+      </w:r>
+    </w:p>
+    <w:p>
+      <w:r>
+        <w:t>En relación con el primer objetivo específico, orientado a diagnosticar la situación actual del proceso de gestión de pasantías, los resultados obtenidos demostraron la inexistencia de herramientas digitales adecuadas que permitan un manejo organizado y confiable de la información. Esta situación ocasiona pérdida de datos, duplicidad de registros y limita la generación de reportes, afectando la eficiencia institucional y la toma de decisiones oportunas.</w:t>
+      </w:r>
+    </w:p>
+    <w:p>
+      <w:r>
+        <w:t>Respecto al segundo objetivo específico, referido a la determinación de los requerimientos funcionales y no funcionales, se identificó la necesidad de automatizar procesos clave como el registro de pasantes, la asignación de tutores, el control documental y la evaluación del desempeño. Asimismo, se establecieron requerimientos relacionados con la seguridad, usabilidad y confiabilidad del sistema, considerados esenciales para su correcta operatividad y aceptación por parte de los usuarios.</w:t>
+      </w:r>
+    </w:p>
+    <w:p>
+      <w:r>
+        <w:t>Finalmente, en cumplimiento del tercer objetivo específico, se diseñó un sistema de gestión de pasantías ajustado a las necesidades del Instituto Universitario Politécnico “Santiago Mariño”, Extensión Barinas, el cual permite centralizar la información, mejorar la comunicación entre los actores involucrados y optimizar el control del proceso académico. En consecuencia, se concluye que la propuesta constituye una solución viable para modernizar la gestión de pasantías y fortalecer la calidad del proceso formativo.</w:t>
+      </w:r>
+    </w:p>
+    <w:p>
+      <w:r>
+        <w:lastRenderedPageBreak/>
+        <w:t>Recomendaciones</w:t>
+      </w:r>
+    </w:p>
+    <w:p>
+      <w:pPr>
+        <w:pStyle w:val="Prrafodelista"/>
+        <w:numPr>
+          <w:ilvl w:val="0"/>
+          <w:numId w:val="15"/>
+        </w:numPr>
+        <w:spacing w:line="259" w:lineRule="auto"/>
+        <w:jc w:val="left"/>
+      </w:pPr>
+      <w:r>
+        <w:t>Implementar el sistema de gestión de pasantías propuesto, con el propósito de automatizar los procesos administrativos y académicos, mejorar el control de la información y optimizar el seguimiento de los estudiantes pasantes.</w:t>
+      </w:r>
+    </w:p>
     <w:p>
       <w:pPr>
         <w:spacing w:line="259" w:lineRule="auto"/>
         <w:ind w:firstLine="0"/>
         <w:jc w:val="left"/>
       </w:pPr>
+    </w:p>
+    <w:p>
+      <w:pPr>
+        <w:pStyle w:val="Prrafodelista"/>
+        <w:numPr>
+          <w:ilvl w:val="0"/>
+          <w:numId w:val="15"/>
+        </w:numPr>
+        <w:spacing w:line="259" w:lineRule="auto"/>
+        <w:jc w:val="left"/>
+      </w:pPr>
+      <w:r>
+        <w:t>Capacitar al personal administrativo, tutores académicos, tutores empresariales y estudiantes en el uso del sistema, a fin de garantizar su correcta aplicación y maximizar los beneficios derivados de la herramienta tecnológica.</w:t>
+      </w:r>
+    </w:p>
+    <w:p>
+      <w:pPr>
+        <w:spacing w:line="259" w:lineRule="auto"/>
+        <w:ind w:firstLine="0"/>
+        <w:jc w:val="left"/>
+      </w:pPr>
+    </w:p>
+    <w:p>
+      <w:pPr>
+        <w:pStyle w:val="Prrafodelista"/>
+        <w:numPr>
+          <w:ilvl w:val="0"/>
+          <w:numId w:val="15"/>
+        </w:numPr>
+        <w:spacing w:line="259" w:lineRule="auto"/>
+        <w:jc w:val="left"/>
+      </w:pPr>
+      <w:r>
+        <w:t>Establecer un plan de mantenimiento y actualización periódica del sistema, que permita asegurar su estabilidad, seguridad y adaptación a futuras necesidades institucionales.</w:t>
+      </w:r>
+    </w:p>
+    <w:p>
+      <w:pPr>
+        <w:spacing w:line="259" w:lineRule="auto"/>
+        <w:ind w:firstLine="0"/>
+        <w:jc w:val="left"/>
+      </w:pPr>
+    </w:p>
+    <w:p>
+      <w:pPr>
+        <w:pStyle w:val="Prrafodelista"/>
+        <w:numPr>
+          <w:ilvl w:val="0"/>
+          <w:numId w:val="15"/>
+        </w:numPr>
+        <w:spacing w:line="259" w:lineRule="auto"/>
+        <w:jc w:val="left"/>
+      </w:pPr>
+      <w:r>
+        <w:t>Realizar evaluaciones continuas del funcionamiento del sistema, con el objetivo de identificar oportunidades de mejora y corregir posibles fallas operativas.</w:t>
+      </w:r>
+    </w:p>
+    <w:p>
+      <w:pPr>
+        <w:spacing w:line="259" w:lineRule="auto"/>
+        <w:ind w:firstLine="0"/>
+        <w:jc w:val="left"/>
+      </w:pPr>
+    </w:p>
+    <w:p>
+      <w:pPr>
+        <w:pStyle w:val="Prrafodelista"/>
+        <w:numPr>
+          <w:ilvl w:val="0"/>
+          <w:numId w:val="15"/>
+        </w:numPr>
+        <w:spacing w:line="259" w:lineRule="auto"/>
+        <w:jc w:val="left"/>
+      </w:pPr>
+      <w:r>
+        <w:t>Considerar la ampliación del sistema en futuras investigaciones, incorporando módulos adicionales como la generación de indicadores de gestión, reportes estadísticos y la integración con otros sistemas académicos de la institución.</w:t>
+      </w:r>
       <w:r>
         <w:br w:type="page"/>
       </w:r>
@@ -35436,6 +35495,92 @@
     </w:lvl>
   </w:abstractNum>
   <w:abstractNum w:abstractNumId="10" w15:restartNumberingAfterBreak="0">
+    <w:nsid w:val="44C50320"/>
+    <w:multiLevelType w:val="hybridMultilevel"/>
+    <w:tmpl w:val="29EC9E6C"/>
+    <w:lvl w:ilvl="0" w:tplc="200A000F">
+      <w:start w:val="1"/>
+      <w:numFmt w:val="decimal"/>
+      <w:lvlText w:val="%1."/>
+      <w:lvlJc w:val="left"/>
+      <w:pPr>
+        <w:ind w:left="720" w:hanging="360"/>
+      </w:pPr>
+    </w:lvl>
+    <w:lvl w:ilvl="1" w:tplc="200A0019" w:tentative="1">
+      <w:start w:val="1"/>
+      <w:numFmt w:val="lowerLetter"/>
+      <w:lvlText w:val="%2."/>
+      <w:lvlJc w:val="left"/>
+      <w:pPr>
+        <w:ind w:left="1440" w:hanging="360"/>
+      </w:pPr>
+    </w:lvl>
+    <w:lvl w:ilvl="2" w:tplc="200A001B" w:tentative="1">
+      <w:start w:val="1"/>
+      <w:numFmt w:val="lowerRoman"/>
+      <w:lvlText w:val="%3."/>
+      <w:lvlJc w:val="right"/>
+      <w:pPr>
+        <w:ind w:left="2160" w:hanging="180"/>
+      </w:pPr>
+    </w:lvl>
+    <w:lvl w:ilvl="3" w:tplc="200A000F" w:tentative="1">
+      <w:start w:val="1"/>
+      <w:numFmt w:val="decimal"/>
+      <w:lvlText w:val="%4."/>
+      <w:lvlJc w:val="left"/>
+      <w:pPr>
+        <w:ind w:left="2880" w:hanging="360"/>
+      </w:pPr>
+    </w:lvl>
+    <w:lvl w:ilvl="4" w:tplc="200A0019" w:tentative="1">
+      <w:start w:val="1"/>
+      <w:numFmt w:val="lowerLetter"/>
+      <w:lvlText w:val="%5."/>
+      <w:lvlJc w:val="left"/>
+      <w:pPr>
+        <w:ind w:left="3600" w:hanging="360"/>
+      </w:pPr>
+    </w:lvl>
+    <w:lvl w:ilvl="5" w:tplc="200A001B" w:tentative="1">
+      <w:start w:val="1"/>
+      <w:numFmt w:val="lowerRoman"/>
+      <w:lvlText w:val="%6."/>
+      <w:lvlJc w:val="right"/>
+      <w:pPr>
+        <w:ind w:left="4320" w:hanging="180"/>
+      </w:pPr>
+    </w:lvl>
+    <w:lvl w:ilvl="6" w:tplc="200A000F" w:tentative="1">
+      <w:start w:val="1"/>
+      <w:numFmt w:val="decimal"/>
+      <w:lvlText w:val="%7."/>
+      <w:lvlJc w:val="left"/>
+      <w:pPr>
+        <w:ind w:left="5040" w:hanging="360"/>
+      </w:pPr>
+    </w:lvl>
+    <w:lvl w:ilvl="7" w:tplc="200A0019" w:tentative="1">
+      <w:start w:val="1"/>
+      <w:numFmt w:val="lowerLetter"/>
+      <w:lvlText w:val="%8."/>
+      <w:lvlJc w:val="left"/>
+      <w:pPr>
+        <w:ind w:left="5760" w:hanging="360"/>
+      </w:pPr>
+    </w:lvl>
+    <w:lvl w:ilvl="8" w:tplc="200A001B" w:tentative="1">
+      <w:start w:val="1"/>
+      <w:numFmt w:val="lowerRoman"/>
+      <w:lvlText w:val="%9."/>
+      <w:lvlJc w:val="right"/>
+      <w:pPr>
+        <w:ind w:left="6480" w:hanging="180"/>
+      </w:pPr>
+    </w:lvl>
+  </w:abstractNum>
+  <w:abstractNum w:abstractNumId="11" w15:restartNumberingAfterBreak="0">
     <w:nsid w:val="5FE8205E"/>
     <w:multiLevelType w:val="multilevel"/>
     <w:tmpl w:val="BA2A5078"/>
@@ -35584,7 +35729,96 @@
       </w:rPr>
     </w:lvl>
   </w:abstractNum>
-  <w:abstractNum w:abstractNumId="11" w15:restartNumberingAfterBreak="0">
+  <w:abstractNum w:abstractNumId="12" w15:restartNumberingAfterBreak="0">
+    <w:nsid w:val="67754E4E"/>
+    <w:multiLevelType w:val="hybridMultilevel"/>
+    <w:tmpl w:val="A00EA7A0"/>
+    <w:lvl w:ilvl="0" w:tplc="200A0001">
+      <w:start w:val="1"/>
+      <w:numFmt w:val="bullet"/>
+      <w:lvlText w:val=""/>
+      <w:lvlJc w:val="left"/>
+      <w:pPr>
+        <w:ind w:left="720" w:hanging="360"/>
+      </w:pPr>
+      <w:rPr>
+        <w:rFonts w:ascii="Symbol" w:hAnsi="Symbol" w:hint="default"/>
+      </w:rPr>
+    </w:lvl>
+    <w:lvl w:ilvl="1" w:tplc="200A0019" w:tentative="1">
+      <w:start w:val="1"/>
+      <w:numFmt w:val="lowerLetter"/>
+      <w:lvlText w:val="%2."/>
+      <w:lvlJc w:val="left"/>
+      <w:pPr>
+        <w:ind w:left="1440" w:hanging="360"/>
+      </w:pPr>
+    </w:lvl>
+    <w:lvl w:ilvl="2" w:tplc="200A001B" w:tentative="1">
+      <w:start w:val="1"/>
+      <w:numFmt w:val="lowerRoman"/>
+      <w:lvlText w:val="%3."/>
+      <w:lvlJc w:val="right"/>
+      <w:pPr>
+        <w:ind w:left="2160" w:hanging="180"/>
+      </w:pPr>
+    </w:lvl>
+    <w:lvl w:ilvl="3" w:tplc="200A000F" w:tentative="1">
+      <w:start w:val="1"/>
+      <w:numFmt w:val="decimal"/>
+      <w:lvlText w:val="%4."/>
+      <w:lvlJc w:val="left"/>
+      <w:pPr>
+        <w:ind w:left="2880" w:hanging="360"/>
+      </w:pPr>
+    </w:lvl>
+    <w:lvl w:ilvl="4" w:tplc="200A0019" w:tentative="1">
+      <w:start w:val="1"/>
+      <w:numFmt w:val="lowerLetter"/>
+      <w:lvlText w:val="%5."/>
+      <w:lvlJc w:val="left"/>
+      <w:pPr>
+        <w:ind w:left="3600" w:hanging="360"/>
+      </w:pPr>
+    </w:lvl>
+    <w:lvl w:ilvl="5" w:tplc="200A001B" w:tentative="1">
+      <w:start w:val="1"/>
+      <w:numFmt w:val="lowerRoman"/>
+      <w:lvlText w:val="%6."/>
+      <w:lvlJc w:val="right"/>
+      <w:pPr>
+        <w:ind w:left="4320" w:hanging="180"/>
+      </w:pPr>
+    </w:lvl>
+    <w:lvl w:ilvl="6" w:tplc="200A000F" w:tentative="1">
+      <w:start w:val="1"/>
+      <w:numFmt w:val="decimal"/>
+      <w:lvlText w:val="%7."/>
+      <w:lvlJc w:val="left"/>
+      <w:pPr>
+        <w:ind w:left="5040" w:hanging="360"/>
+      </w:pPr>
+    </w:lvl>
+    <w:lvl w:ilvl="7" w:tplc="200A0019" w:tentative="1">
+      <w:start w:val="1"/>
+      <w:numFmt w:val="lowerLetter"/>
+      <w:lvlText w:val="%8."/>
+      <w:lvlJc w:val="left"/>
+      <w:pPr>
+        <w:ind w:left="5760" w:hanging="360"/>
+      </w:pPr>
+    </w:lvl>
+    <w:lvl w:ilvl="8" w:tplc="200A001B" w:tentative="1">
+      <w:start w:val="1"/>
+      <w:numFmt w:val="lowerRoman"/>
+      <w:lvlText w:val="%9."/>
+      <w:lvlJc w:val="right"/>
+      <w:pPr>
+        <w:ind w:left="6480" w:hanging="180"/>
+      </w:pPr>
+    </w:lvl>
+  </w:abstractNum>
+  <w:abstractNum w:abstractNumId="13" w15:restartNumberingAfterBreak="0">
     <w:nsid w:val="6EB865D5"/>
     <w:multiLevelType w:val="multilevel"/>
     <w:tmpl w:val="BCCC5244"/>
@@ -35733,7 +35967,7 @@
       </w:rPr>
     </w:lvl>
   </w:abstractNum>
-  <w:abstractNum w:abstractNumId="12" w15:restartNumberingAfterBreak="0">
+  <w:abstractNum w:abstractNumId="14" w15:restartNumberingAfterBreak="0">
     <w:nsid w:val="732D48B2"/>
     <w:multiLevelType w:val="multilevel"/>
     <w:tmpl w:val="42506F2E"/>
@@ -35883,7 +36117,7 @@
     </w:lvl>
   </w:abstractNum>
   <w:num w:numId="1">
-    <w:abstractNumId w:val="11"/>
+    <w:abstractNumId w:val="13"/>
   </w:num>
   <w:num w:numId="2">
     <w:abstractNumId w:val="9"/>
@@ -35904,7 +36138,7 @@
     <w:abstractNumId w:val="1"/>
   </w:num>
   <w:num w:numId="8">
-    <w:abstractNumId w:val="12"/>
+    <w:abstractNumId w:val="14"/>
   </w:num>
   <w:num w:numId="9">
     <w:abstractNumId w:val="4"/>
@@ -35913,13 +36147,19 @@
     <w:abstractNumId w:val="8"/>
   </w:num>
   <w:num w:numId="11">
-    <w:abstractNumId w:val="10"/>
+    <w:abstractNumId w:val="11"/>
   </w:num>
   <w:num w:numId="12">
     <w:abstractNumId w:val="3"/>
   </w:num>
   <w:num w:numId="13">
     <w:abstractNumId w:val="0"/>
+  </w:num>
+  <w:num w:numId="14">
+    <w:abstractNumId w:val="10"/>
+  </w:num>
+  <w:num w:numId="15">
+    <w:abstractNumId w:val="12"/>
   </w:num>
 </w:numbering>
 </file>
@@ -36047,6 +36287,7 @@
     <w:lsdException w:name="HTML Sample" w:semiHidden="1" w:unhideWhenUsed="1"/>
     <w:lsdException w:name="HTML Typewriter" w:semiHidden="1" w:unhideWhenUsed="1"/>
     <w:lsdException w:name="HTML Variable" w:semiHidden="1" w:unhideWhenUsed="1"/>
+    <w:lsdException w:name="Normal Table" w:semiHidden="1" w:unhideWhenUsed="1"/>
     <w:lsdException w:name="annotation subject" w:semiHidden="1" w:unhideWhenUsed="1"/>
     <w:lsdException w:name="No List" w:semiHidden="1" w:unhideWhenUsed="1"/>
     <w:lsdException w:name="Outline List 1" w:semiHidden="1" w:unhideWhenUsed="1"/>
@@ -36089,8 +36330,11 @@
     <w:lsdException w:name="Table Contemporary" w:semiHidden="1" w:unhideWhenUsed="1"/>
     <w:lsdException w:name="Table Elegant" w:semiHidden="1" w:unhideWhenUsed="1"/>
     <w:lsdException w:name="Table Professional" w:semiHidden="1" w:unhideWhenUsed="1"/>
+    <w:lsdException w:name="Table Subtle 1" w:semiHidden="1" w:unhideWhenUsed="1"/>
     <w:lsdException w:name="Table Subtle 2" w:semiHidden="1" w:unhideWhenUsed="1"/>
     <w:lsdException w:name="Table Web 1" w:semiHidden="1" w:unhideWhenUsed="1"/>
+    <w:lsdException w:name="Table Web 2" w:semiHidden="1" w:unhideWhenUsed="1"/>
+    <w:lsdException w:name="Table Web 3" w:semiHidden="1" w:unhideWhenUsed="1"/>
     <w:lsdException w:name="Balloon Text" w:semiHidden="1" w:unhideWhenUsed="1"/>
     <w:lsdException w:name="Table Grid" w:uiPriority="39"/>
     <w:lsdException w:name="Table Theme" w:semiHidden="1" w:unhideWhenUsed="1"/>
@@ -36395,6 +36639,7 @@
   <w:style w:type="character" w:default="1" w:styleId="Fuentedeprrafopredeter">
     <w:name w:val="Default Paragraph Font"/>
     <w:uiPriority w:val="1"/>
+    <w:semiHidden/>
     <w:unhideWhenUsed/>
   </w:style>
   <w:style w:type="table" w:default="1" w:styleId="Tablanormal">

--- a/tesis.docx
+++ b/tesis.docx
@@ -645,7 +645,30 @@
           <w:rFonts w:cs="Arial"/>
           <w:lang w:val="pt-BR"/>
         </w:rPr>
-        <w:t>, FEBRERO de 2026</w:t>
+        <w:t xml:space="preserve">, </w:t>
+      </w:r>
+      <w:proofErr w:type="spellStart"/>
+      <w:r>
+        <w:rPr>
+          <w:rFonts w:cs="Arial"/>
+          <w:lang w:val="pt-BR"/>
+        </w:rPr>
+        <w:t>F</w:t>
+      </w:r>
+      <w:r>
+        <w:rPr>
+          <w:rFonts w:cs="Arial"/>
+          <w:lang w:val="pt-BR"/>
+        </w:rPr>
+        <w:t>ebrero</w:t>
+      </w:r>
+      <w:proofErr w:type="spellEnd"/>
+      <w:r>
+        <w:rPr>
+          <w:rFonts w:cs="Arial"/>
+          <w:lang w:val="pt-BR"/>
+        </w:rPr>
+        <w:t xml:space="preserve"> de 2026</w:t>
       </w:r>
     </w:p>
     <w:p>
@@ -1066,21 +1089,19 @@
         <w:rPr>
           <w:bCs/>
         </w:rPr>
-        <w:t xml:space="preserve">presentado por el ciudadano: Alexander Jose Rodríguez Martinez C.I: </w:t>
-      </w:r>
-      <w:proofErr w:type="gramStart"/>
+        <w:t>presentado por el ciudadano: Alexander Jose Rodríguez Martinez C.I: 30.409.477,</w:t>
+      </w:r>
       <w:r>
         <w:rPr>
           <w:bCs/>
         </w:rPr>
-        <w:t>30.409.477,trabajo</w:t>
-      </w:r>
-      <w:proofErr w:type="gramEnd"/>
+        <w:t xml:space="preserve"> </w:t>
+      </w:r>
       <w:r>
         <w:rPr>
           <w:bCs/>
         </w:rPr>
-        <w:t xml:space="preserve"> de grado presentado como requisito indispensable para optar el titulo de Ingeniero en Informática</w:t>
+        <w:t>trabajo de grado presentado como requisito indispensable para optar el titulo de Ingeniero en Informática</w:t>
       </w:r>
     </w:p>
     <w:p>
@@ -4310,7 +4331,6 @@
         <w:t xml:space="preserve">Constitución de la República Bolivariana de </w:t>
       </w:r>
       <w:proofErr w:type="spellStart"/>
-      <w:proofErr w:type="gramStart"/>
       <w:r>
         <w:rPr>
           <w:rFonts w:cs="Arial"/>
@@ -4320,7 +4340,6 @@
         <w:t>Venezuela,Capítulo</w:t>
       </w:r>
       <w:proofErr w:type="spellEnd"/>
-      <w:proofErr w:type="gramEnd"/>
       <w:r>
         <w:rPr>
           <w:rFonts w:cs="Arial"/>
@@ -19034,7 +19053,6 @@
           <w:lang w:val="es-VE" w:eastAsia="es-VE"/>
         </w:rPr>
       </w:pPr>
-      <w:proofErr w:type="gramStart"/>
       <w:r>
         <w:rPr>
           <w:rFonts w:hAnsi="Symbol"/>
@@ -19047,14 +19065,7 @@
         <w:rPr>
           <w:lang w:val="es-VE" w:eastAsia="es-VE"/>
         </w:rPr>
-        <w:t xml:space="preserve">  Incorporar</w:t>
-      </w:r>
-      <w:proofErr w:type="gramEnd"/>
-      <w:r>
-        <w:rPr>
-          <w:lang w:val="es-VE" w:eastAsia="es-VE"/>
-        </w:rPr>
-        <w:t xml:space="preserve"> un módulo de </w:t>
+        <w:t xml:space="preserve">  Incorporar un módulo de </w:t>
       </w:r>
       <w:r>
         <w:rPr>
@@ -19556,23 +19567,7 @@
           <w:szCs w:val="24"/>
         </w:rPr>
         <w:lastRenderedPageBreak/>
-        <w:t xml:space="preserve">Fuente </w:t>
-      </w:r>
-      <w:proofErr w:type="gramStart"/>
-      <w:r>
-        <w:rPr>
-          <w:rFonts w:cs="Arial"/>
-          <w:szCs w:val="24"/>
-        </w:rPr>
-        <w:t>Rodríguez(</w:t>
-      </w:r>
-      <w:proofErr w:type="gramEnd"/>
-      <w:r>
-        <w:rPr>
-          <w:rFonts w:cs="Arial"/>
-          <w:szCs w:val="24"/>
-        </w:rPr>
-        <w:t>2026)</w:t>
+        <w:t>Fuente Rodríguez(2026)</w:t>
       </w:r>
     </w:p>
     <w:p>
@@ -19674,23 +19669,7 @@
           <w:rFonts w:cs="Arial"/>
           <w:szCs w:val="24"/>
         </w:rPr>
-        <w:t xml:space="preserve">Fuente </w:t>
-      </w:r>
-      <w:proofErr w:type="gramStart"/>
-      <w:r>
-        <w:rPr>
-          <w:rFonts w:cs="Arial"/>
-          <w:szCs w:val="24"/>
-        </w:rPr>
-        <w:t>Rodríguez(</w:t>
-      </w:r>
-      <w:proofErr w:type="gramEnd"/>
-      <w:r>
-        <w:rPr>
-          <w:rFonts w:cs="Arial"/>
-          <w:szCs w:val="24"/>
-        </w:rPr>
-        <w:t>2026)</w:t>
+        <w:t>Fuente Rodríguez(2026)</w:t>
       </w:r>
     </w:p>
     <w:p>
@@ -22435,23 +22414,7 @@
           <w:rFonts w:cs="Arial"/>
           <w:szCs w:val="24"/>
         </w:rPr>
-        <w:t xml:space="preserve">Fuente </w:t>
-      </w:r>
-      <w:proofErr w:type="gramStart"/>
-      <w:r>
-        <w:rPr>
-          <w:rFonts w:cs="Arial"/>
-          <w:szCs w:val="24"/>
-        </w:rPr>
-        <w:t>Rodríguez(</w:t>
-      </w:r>
-      <w:proofErr w:type="gramEnd"/>
-      <w:r>
-        <w:rPr>
-          <w:rFonts w:cs="Arial"/>
-          <w:szCs w:val="24"/>
-        </w:rPr>
-        <w:t>2026)</w:t>
+        <w:t>Fuente Rodríguez(2026)</w:t>
       </w:r>
     </w:p>
     <w:p>
@@ -25273,23 +25236,7 @@
           <w:rFonts w:cs="Arial"/>
           <w:szCs w:val="24"/>
         </w:rPr>
-        <w:t xml:space="preserve">Fuente </w:t>
-      </w:r>
-      <w:proofErr w:type="gramStart"/>
-      <w:r>
-        <w:rPr>
-          <w:rFonts w:cs="Arial"/>
-          <w:szCs w:val="24"/>
-        </w:rPr>
-        <w:t>Rodríguez(</w:t>
-      </w:r>
-      <w:proofErr w:type="gramEnd"/>
-      <w:r>
-        <w:rPr>
-          <w:rFonts w:cs="Arial"/>
-          <w:szCs w:val="24"/>
-        </w:rPr>
-        <w:t xml:space="preserve">2026) </w:t>
+        <w:t xml:space="preserve">Fuente Rodríguez(2026) </w:t>
       </w:r>
     </w:p>
     <w:p>
@@ -25583,23 +25530,7 @@
           <w:rFonts w:cs="Arial"/>
           <w:szCs w:val="24"/>
         </w:rPr>
-        <w:t xml:space="preserve">Fuente </w:t>
-      </w:r>
-      <w:proofErr w:type="gramStart"/>
-      <w:r>
-        <w:rPr>
-          <w:rFonts w:cs="Arial"/>
-          <w:szCs w:val="24"/>
-        </w:rPr>
-        <w:t>Rodríguez(</w:t>
-      </w:r>
-      <w:proofErr w:type="gramEnd"/>
-      <w:r>
-        <w:rPr>
-          <w:rFonts w:cs="Arial"/>
-          <w:szCs w:val="24"/>
-        </w:rPr>
-        <w:t>2026)</w:t>
+        <w:t>Fuente Rodríguez(2026)</w:t>
       </w:r>
     </w:p>
     <w:p>
@@ -25712,23 +25643,7 @@
           <w:rFonts w:cs="Arial"/>
           <w:szCs w:val="24"/>
         </w:rPr>
-        <w:t xml:space="preserve">Fuente </w:t>
-      </w:r>
-      <w:proofErr w:type="gramStart"/>
-      <w:r>
-        <w:rPr>
-          <w:rFonts w:cs="Arial"/>
-          <w:szCs w:val="24"/>
-        </w:rPr>
-        <w:t>Rodríguez(</w:t>
-      </w:r>
-      <w:proofErr w:type="gramEnd"/>
-      <w:r>
-        <w:rPr>
-          <w:rFonts w:cs="Arial"/>
-          <w:szCs w:val="24"/>
-        </w:rPr>
-        <w:t>2026)</w:t>
+        <w:t>Fuente Rodríguez(2026)</w:t>
       </w:r>
     </w:p>
     <w:p>
@@ -25830,23 +25745,7 @@
           <w:rFonts w:cs="Arial"/>
           <w:szCs w:val="24"/>
         </w:rPr>
-        <w:t xml:space="preserve">Fuente </w:t>
-      </w:r>
-      <w:proofErr w:type="gramStart"/>
-      <w:r>
-        <w:rPr>
-          <w:rFonts w:cs="Arial"/>
-          <w:szCs w:val="24"/>
-        </w:rPr>
-        <w:t>Rodríguez(</w:t>
-      </w:r>
-      <w:proofErr w:type="gramEnd"/>
-      <w:r>
-        <w:rPr>
-          <w:rFonts w:cs="Arial"/>
-          <w:szCs w:val="24"/>
-        </w:rPr>
-        <w:t>2026)</w:t>
+        <w:t>Fuente Rodríguez(2026)</w:t>
       </w:r>
     </w:p>
     <w:p>
@@ -26069,23 +25968,7 @@
           <w:rFonts w:cs="Arial"/>
           <w:szCs w:val="24"/>
         </w:rPr>
-        <w:t xml:space="preserve">Fuente </w:t>
-      </w:r>
-      <w:proofErr w:type="gramStart"/>
-      <w:r>
-        <w:rPr>
-          <w:rFonts w:cs="Arial"/>
-          <w:szCs w:val="24"/>
-        </w:rPr>
-        <w:t>Rodríguez(</w:t>
-      </w:r>
-      <w:proofErr w:type="gramEnd"/>
-      <w:r>
-        <w:rPr>
-          <w:rFonts w:cs="Arial"/>
-          <w:szCs w:val="24"/>
-        </w:rPr>
-        <w:t>2026)</w:t>
+        <w:t>Fuente Rodríguez(2026)</w:t>
       </w:r>
     </w:p>
     <w:p>
@@ -26195,23 +26078,7 @@
           <w:rFonts w:cs="Arial"/>
           <w:szCs w:val="24"/>
         </w:rPr>
-        <w:t xml:space="preserve">Fuente </w:t>
-      </w:r>
-      <w:proofErr w:type="gramStart"/>
-      <w:r>
-        <w:rPr>
-          <w:rFonts w:cs="Arial"/>
-          <w:szCs w:val="24"/>
-        </w:rPr>
-        <w:t>Rodríguez(</w:t>
-      </w:r>
-      <w:proofErr w:type="gramEnd"/>
-      <w:r>
-        <w:rPr>
-          <w:rFonts w:cs="Arial"/>
-          <w:szCs w:val="24"/>
-        </w:rPr>
-        <w:t>2026)</w:t>
+        <w:t>Fuente Rodríguez(2026)</w:t>
       </w:r>
     </w:p>
     <w:p>
@@ -26325,23 +26192,7 @@
           <w:rFonts w:cs="Arial"/>
           <w:szCs w:val="24"/>
         </w:rPr>
-        <w:t xml:space="preserve">Fuente </w:t>
-      </w:r>
-      <w:proofErr w:type="gramStart"/>
-      <w:r>
-        <w:rPr>
-          <w:rFonts w:cs="Arial"/>
-          <w:szCs w:val="24"/>
-        </w:rPr>
-        <w:t>Rodríguez(</w:t>
-      </w:r>
-      <w:proofErr w:type="gramEnd"/>
-      <w:r>
-        <w:rPr>
-          <w:rFonts w:cs="Arial"/>
-          <w:szCs w:val="24"/>
-        </w:rPr>
-        <w:t>2026)</w:t>
+        <w:t>Fuente Rodríguez(2026)</w:t>
       </w:r>
     </w:p>
     <w:p>
@@ -26433,23 +26284,7 @@
           <w:rFonts w:cs="Arial"/>
           <w:szCs w:val="24"/>
         </w:rPr>
-        <w:t xml:space="preserve">Fuente </w:t>
-      </w:r>
-      <w:proofErr w:type="gramStart"/>
-      <w:r>
-        <w:rPr>
-          <w:rFonts w:cs="Arial"/>
-          <w:szCs w:val="24"/>
-        </w:rPr>
-        <w:t>Rodríguez(</w:t>
-      </w:r>
-      <w:proofErr w:type="gramEnd"/>
-      <w:r>
-        <w:rPr>
-          <w:rFonts w:cs="Arial"/>
-          <w:szCs w:val="24"/>
-        </w:rPr>
-        <w:t>2026)</w:t>
+        <w:t>Fuente Rodríguez(2026)</w:t>
       </w:r>
     </w:p>
     <w:p>
@@ -28449,21 +28284,7 @@
         <w:rPr>
           <w:lang w:val="es-VE"/>
         </w:rPr>
-        <w:t xml:space="preserve">El Panel de Pasantes ofrece una vista detallada del expediente de cada estudiante, permitiendo al coordinador navegar entre los perfiles mediante una lista de selección lateral interna o los botones de desplazamiento inferior. La interfaz centraliza la información del alumno, mostrando su fotografía, datos personales (sexo, cédula, edad), información de contacto y dirección, junto con el estatus de su pasantía que detalla el lapso, la empresa asignada, las fechas de inicio y fin, y los tutores empresarial y </w:t>
-      </w:r>
-      <w:proofErr w:type="gramStart"/>
-      <w:r>
-        <w:rPr>
-          <w:lang w:val="es-VE"/>
-        </w:rPr>
-        <w:t>académico vinculados</w:t>
-      </w:r>
-      <w:proofErr w:type="gramEnd"/>
-      <w:r>
-        <w:rPr>
-          <w:lang w:val="es-VE"/>
-        </w:rPr>
-        <w:t>. Finalmente, la ventana incluye una barra de herramientas superior con opciones para editar la información, asignar tutores, gestionar documentos y acceder al módulo de evaluación, garantizando un seguimiento exhaustivo de cada proceso individual</w:t>
+        <w:t>El Panel de Pasantes ofrece una vista detallada del expediente de cada estudiante, permitiendo al coordinador navegar entre los perfiles mediante una lista de selección lateral interna o los botones de desplazamiento inferior. La interfaz centraliza la información del alumno, mostrando su fotografía, datos personales (sexo, cédula, edad), información de contacto y dirección, junto con el estatus de su pasantía que detalla el lapso, la empresa asignada, las fechas de inicio y fin, y los tutores empresarial y académico vinculados. Finalmente, la ventana incluye una barra de herramientas superior con opciones para editar la información, asignar tutores, gestionar documentos y acceder al módulo de evaluación, garantizando un seguimiento exhaustivo de cada proceso individual</w:t>
       </w:r>
       <w:r>
         <w:rPr>
@@ -29810,15 +29631,7 @@
       </w:r>
       <w:proofErr w:type="spellEnd"/>
       <w:r>
-        <w:t xml:space="preserve">, permite la extracción masiva de información de estudiantes desde el ORM hacia un archivo Excel utilizando la </w:t>
-      </w:r>
-      <w:proofErr w:type="gramStart"/>
-      <w:r>
-        <w:t>librería pandas</w:t>
-      </w:r>
-      <w:proofErr w:type="gramEnd"/>
-      <w:r>
-        <w:t xml:space="preserve">. El proceso recorre una lista de objetos tipo </w:t>
+        <w:t xml:space="preserve">, permite la extracción masiva de información de estudiantes desde el ORM hacia un archivo Excel utilizando la librería pandas. El proceso recorre una lista de objetos tipo </w:t>
       </w:r>
       <w:proofErr w:type="spellStart"/>
       <w:r>
@@ -30222,7 +30035,6 @@
         <w:t xml:space="preserve">Control de Versiones: Se implementó Git para el seguimiento de cambios y la gestión del código </w:t>
       </w:r>
       <w:proofErr w:type="spellStart"/>
-      <w:proofErr w:type="gramStart"/>
       <w:r>
         <w:rPr>
           <w:rFonts w:cs="Arial"/>
@@ -30238,7 +30050,6 @@
         <w:t>Git</w:t>
       </w:r>
       <w:proofErr w:type="spellEnd"/>
-      <w:proofErr w:type="gramEnd"/>
     </w:p>
     <w:p>
       <w:pPr>
@@ -30361,6 +30172,9 @@
       </w:pPr>
       <w:r>
         <w:t>Cuadro</w:t>
+      </w:r>
+      <w:r>
+        <w:t xml:space="preserve"> 24</w:t>
       </w:r>
     </w:p>
     <w:tbl>
@@ -30819,13 +30633,38 @@
     </w:p>
     <w:p>
       <w:pPr>
-        <w:rPr>
-          <w:rFonts w:cs="Arial"/>
-          <w:szCs w:val="24"/>
-        </w:rPr>
-      </w:pPr>
-      <w:r>
-        <w:t>Cuadro Requerimientos de Software para el Desarrollo del Sistema</w:t>
+        <w:ind w:firstLine="708"/>
+        <w:rPr>
+          <w:rFonts w:cs="Arial"/>
+          <w:szCs w:val="24"/>
+        </w:rPr>
+      </w:pPr>
+    </w:p>
+    <w:p>
+      <w:pPr>
+        <w:ind w:firstLine="708"/>
+        <w:rPr>
+          <w:rFonts w:cs="Arial"/>
+          <w:szCs w:val="24"/>
+        </w:rPr>
+      </w:pPr>
+    </w:p>
+    <w:p>
+      <w:pPr>
+        <w:rPr>
+          <w:rFonts w:cs="Arial"/>
+          <w:szCs w:val="24"/>
+        </w:rPr>
+      </w:pPr>
+      <w:r>
+        <w:lastRenderedPageBreak/>
+        <w:t>Cuadro</w:t>
+      </w:r>
+      <w:r>
+        <w:t xml:space="preserve"> 25:</w:t>
+      </w:r>
+      <w:r>
+        <w:t xml:space="preserve"> Requerimientos de Software para el Desarrollo del Sistema</w:t>
       </w:r>
     </w:p>
     <w:p>
@@ -30871,7 +30710,6 @@
                 <w:rFonts w:cs="Arial"/>
                 <w:szCs w:val="24"/>
               </w:rPr>
-              <w:lastRenderedPageBreak/>
               <w:t>Software</w:t>
             </w:r>
           </w:p>
@@ -31286,7 +31124,7 @@
     </w:p>
     <w:tbl>
       <w:tblPr>
-        <w:tblStyle w:val="Tablaconcuadrcula"/>
+        <w:tblStyle w:val="Tablaconcuadrculaclara"/>
         <w:tblW w:w="0" w:type="auto"/>
         <w:tblLook w:val="04A0" w:firstRow="1" w:lastRow="0" w:firstColumn="1" w:lastColumn="0" w:noHBand="0" w:noVBand="1"/>
       </w:tblPr>
@@ -31314,6 +31152,7 @@
             <w:r>
               <w:rPr>
                 <w:rFonts w:cs="Arial"/>
+                <w:color w:val="000000" w:themeColor="text1"/>
                 <w:szCs w:val="24"/>
               </w:rPr>
               <w:t>Dispositivos</w:t>
@@ -31329,12 +31168,14 @@
               <w:ind w:firstLine="0"/>
               <w:rPr>
                 <w:rFonts w:cs="Arial"/>
-                <w:szCs w:val="24"/>
-              </w:rPr>
-            </w:pPr>
-            <w:r>
-              <w:rPr>
-                <w:rFonts w:cs="Arial"/>
+                <w:color w:val="000000" w:themeColor="text1"/>
+                <w:szCs w:val="24"/>
+              </w:rPr>
+            </w:pPr>
+            <w:r>
+              <w:rPr>
+                <w:rFonts w:cs="Arial"/>
+                <w:color w:val="000000" w:themeColor="text1"/>
                 <w:szCs w:val="24"/>
               </w:rPr>
               <w:t>Computadora de Escritorio</w:t>
@@ -31540,7 +31381,15 @@
           <w:rFonts w:cs="Arial"/>
           <w:szCs w:val="24"/>
         </w:rPr>
-        <w:t>www.civ.net.ve/documentos, se puede conocer el sueldo mínimo de Profesionales de Ingeniería,</w:t>
+        <w:t xml:space="preserve">www.civ.net.ve/documentos, se puede conocer el sueldo mínimo </w:t>
+      </w:r>
+      <w:r>
+        <w:rPr>
+          <w:rFonts w:cs="Arial"/>
+          <w:szCs w:val="24"/>
+        </w:rPr>
+        <w:lastRenderedPageBreak/>
+        <w:t>de Profesionales de Ingeniería,</w:t>
       </w:r>
       <w:r>
         <w:rPr>
@@ -31579,7 +31428,6 @@
           <w:rFonts w:cs="Arial"/>
           <w:szCs w:val="24"/>
         </w:rPr>
-        <w:lastRenderedPageBreak/>
         <w:t>Sueldo Mínimo de Profesionales de Ingeniería, Arquitectura y Afines.</w:t>
       </w:r>
     </w:p>
@@ -31733,21 +31581,27 @@
     </w:p>
     <w:tbl>
       <w:tblPr>
-        <w:tblStyle w:val="Tablaconcuadrcula"/>
-        <w:tblW w:w="9067" w:type="dxa"/>
+        <w:tblStyle w:val="Tablaconcuadrcula4-nfasis5"/>
+        <w:tblW w:w="9351" w:type="dxa"/>
         <w:tblLook w:val="04A0" w:firstRow="1" w:lastRow="0" w:firstColumn="1" w:lastColumn="0" w:noHBand="0" w:noVBand="1"/>
       </w:tblPr>
       <w:tblGrid>
-        <w:gridCol w:w="2124"/>
-        <w:gridCol w:w="2124"/>
-        <w:gridCol w:w="2410"/>
-        <w:gridCol w:w="2409"/>
+        <w:gridCol w:w="1855"/>
+        <w:gridCol w:w="1542"/>
+        <w:gridCol w:w="2552"/>
+        <w:gridCol w:w="1970"/>
+        <w:gridCol w:w="1432"/>
       </w:tblGrid>
       <w:tr>
-        <w:tc>
-          <w:tcPr>
-            <w:tcW w:w="9067" w:type="dxa"/>
-            <w:gridSpan w:val="4"/>
+        <w:trPr>
+          <w:cnfStyle w:val="100000000000" w:firstRow="1" w:lastRow="0" w:firstColumn="0" w:lastColumn="0" w:oddVBand="0" w:evenVBand="0" w:oddHBand="0" w:evenHBand="0" w:firstRowFirstColumn="0" w:firstRowLastColumn="0" w:lastRowFirstColumn="0" w:lastRowLastColumn="0"/>
+          <w:trHeight w:val="369"/>
+        </w:trPr>
+        <w:tc>
+          <w:tcPr>
+            <w:cnfStyle w:val="001000000000" w:firstRow="0" w:lastRow="0" w:firstColumn="1" w:lastColumn="0" w:oddVBand="0" w:evenVBand="0" w:oddHBand="0" w:evenHBand="0" w:firstRowFirstColumn="0" w:firstRowLastColumn="0" w:lastRowFirstColumn="0" w:lastRowLastColumn="0"/>
+            <w:tcW w:w="9351" w:type="dxa"/>
+            <w:gridSpan w:val="5"/>
           </w:tcPr>
           <w:p>
             <w:pPr>
@@ -31756,10 +31610,6 @@
               </w:tabs>
               <w:ind w:firstLine="0"/>
               <w:jc w:val="center"/>
-              <w:rPr>
-                <w:rFonts w:cs="Arial"/>
-                <w:szCs w:val="24"/>
-              </w:rPr>
             </w:pPr>
             <w:r>
               <w:t>Factibilidad Económica</w:t>
@@ -31768,9 +31618,14 @@
         </w:tc>
       </w:tr>
       <w:tr>
-        <w:tc>
-          <w:tcPr>
-            <w:tcW w:w="2124" w:type="dxa"/>
+        <w:trPr>
+          <w:cnfStyle w:val="000000100000" w:firstRow="0" w:lastRow="0" w:firstColumn="0" w:lastColumn="0" w:oddVBand="0" w:evenVBand="0" w:oddHBand="1" w:evenHBand="0" w:firstRowFirstColumn="0" w:firstRowLastColumn="0" w:lastRowFirstColumn="0" w:lastRowLastColumn="0"/>
+          <w:trHeight w:val="380"/>
+        </w:trPr>
+        <w:tc>
+          <w:tcPr>
+            <w:cnfStyle w:val="001000000000" w:firstRow="0" w:lastRow="0" w:firstColumn="1" w:lastColumn="0" w:oddVBand="0" w:evenVBand="0" w:oddHBand="0" w:evenHBand="0" w:firstRowFirstColumn="0" w:firstRowLastColumn="0" w:lastRowFirstColumn="0" w:lastRowLastColumn="0"/>
+            <w:tcW w:w="1855" w:type="dxa"/>
           </w:tcPr>
           <w:p>
             <w:pPr>
@@ -31791,11 +31646,12 @@
         </w:tc>
         <w:tc>
           <w:tcPr>
-            <w:tcW w:w="2124" w:type="dxa"/>
+            <w:tcW w:w="1542" w:type="dxa"/>
           </w:tcPr>
           <w:p>
             <w:pPr>
               <w:ind w:firstLine="0"/>
+              <w:cnfStyle w:val="000000100000" w:firstRow="0" w:lastRow="0" w:firstColumn="0" w:lastColumn="0" w:oddVBand="0" w:evenVBand="0" w:oddHBand="1" w:evenHBand="0" w:firstRowFirstColumn="0" w:firstRowLastColumn="0" w:lastRowFirstColumn="0" w:lastRowLastColumn="0"/>
               <w:rPr>
                 <w:rFonts w:cs="Arial"/>
                 <w:szCs w:val="24"/>
@@ -31821,11 +31677,12 @@
         </w:tc>
         <w:tc>
           <w:tcPr>
-            <w:tcW w:w="2410" w:type="dxa"/>
+            <w:tcW w:w="2552" w:type="dxa"/>
           </w:tcPr>
           <w:p>
             <w:pPr>
               <w:ind w:firstLine="0"/>
+              <w:cnfStyle w:val="000000100000" w:firstRow="0" w:lastRow="0" w:firstColumn="0" w:lastColumn="0" w:oddVBand="0" w:evenVBand="0" w:oddHBand="1" w:evenHBand="0" w:firstRowFirstColumn="0" w:firstRowLastColumn="0" w:lastRowFirstColumn="0" w:lastRowLastColumn="0"/>
               <w:rPr>
                 <w:rFonts w:cs="Arial"/>
                 <w:szCs w:val="24"/>
@@ -31842,11 +31699,12 @@
         </w:tc>
         <w:tc>
           <w:tcPr>
-            <w:tcW w:w="2409" w:type="dxa"/>
+            <w:tcW w:w="1970" w:type="dxa"/>
           </w:tcPr>
           <w:p>
             <w:pPr>
               <w:ind w:firstLine="0"/>
+              <w:cnfStyle w:val="000000100000" w:firstRow="0" w:lastRow="0" w:firstColumn="0" w:lastColumn="0" w:oddVBand="0" w:evenVBand="0" w:oddHBand="1" w:evenHBand="0" w:firstRowFirstColumn="0" w:firstRowLastColumn="0" w:lastRowFirstColumn="0" w:lastRowLastColumn="0"/>
               <w:rPr>
                 <w:rFonts w:cs="Arial"/>
                 <w:szCs w:val="24"/>
@@ -31858,14 +31716,40 @@
                 <w:szCs w:val="24"/>
               </w:rPr>
               <w:t>Costo</w:t>
+            </w:r>
+          </w:p>
+        </w:tc>
+        <w:tc>
+          <w:tcPr>
+            <w:tcW w:w="1432" w:type="dxa"/>
+          </w:tcPr>
+          <w:p>
+            <w:pPr>
+              <w:ind w:firstLine="0"/>
+              <w:cnfStyle w:val="000000100000" w:firstRow="0" w:lastRow="0" w:firstColumn="0" w:lastColumn="0" w:oddVBand="0" w:evenVBand="0" w:oddHBand="1" w:evenHBand="0" w:firstRowFirstColumn="0" w:firstRowLastColumn="0" w:lastRowFirstColumn="0" w:lastRowLastColumn="0"/>
+              <w:rPr>
+                <w:rFonts w:cs="Arial"/>
+                <w:szCs w:val="24"/>
+              </w:rPr>
+            </w:pPr>
+            <w:r>
+              <w:rPr>
+                <w:rFonts w:cs="Arial"/>
+                <w:szCs w:val="24"/>
+              </w:rPr>
+              <w:t>Costo en $</w:t>
             </w:r>
           </w:p>
         </w:tc>
       </w:tr>
       <w:tr>
-        <w:tc>
-          <w:tcPr>
-            <w:tcW w:w="2124" w:type="dxa"/>
+        <w:trPr>
+          <w:trHeight w:val="369"/>
+        </w:trPr>
+        <w:tc>
+          <w:tcPr>
+            <w:cnfStyle w:val="001000000000" w:firstRow="0" w:lastRow="0" w:firstColumn="1" w:lastColumn="0" w:oddVBand="0" w:evenVBand="0" w:oddHBand="0" w:evenHBand="0" w:firstRowFirstColumn="0" w:firstRowLastColumn="0" w:lastRowFirstColumn="0" w:lastRowLastColumn="0"/>
+            <w:tcW w:w="1855" w:type="dxa"/>
           </w:tcPr>
           <w:p>
             <w:pPr>
@@ -31886,11 +31770,12 @@
         </w:tc>
         <w:tc>
           <w:tcPr>
-            <w:tcW w:w="2124" w:type="dxa"/>
+            <w:tcW w:w="1542" w:type="dxa"/>
           </w:tcPr>
           <w:p>
             <w:pPr>
               <w:ind w:firstLine="0"/>
+              <w:cnfStyle w:val="000000000000" w:firstRow="0" w:lastRow="0" w:firstColumn="0" w:lastColumn="0" w:oddVBand="0" w:evenVBand="0" w:oddHBand="0" w:evenHBand="0" w:firstRowFirstColumn="0" w:firstRowLastColumn="0" w:lastRowFirstColumn="0" w:lastRowLastColumn="0"/>
               <w:rPr>
                 <w:rFonts w:cs="Arial"/>
                 <w:szCs w:val="24"/>
@@ -31907,11 +31792,12 @@
         </w:tc>
         <w:tc>
           <w:tcPr>
-            <w:tcW w:w="2410" w:type="dxa"/>
+            <w:tcW w:w="2552" w:type="dxa"/>
           </w:tcPr>
           <w:p>
             <w:pPr>
               <w:ind w:firstLine="0"/>
+              <w:cnfStyle w:val="000000000000" w:firstRow="0" w:lastRow="0" w:firstColumn="0" w:lastColumn="0" w:oddVBand="0" w:evenVBand="0" w:oddHBand="0" w:evenHBand="0" w:firstRowFirstColumn="0" w:firstRowLastColumn="0" w:lastRowFirstColumn="0" w:lastRowLastColumn="0"/>
               <w:rPr>
                 <w:rFonts w:cs="Arial"/>
                 <w:szCs w:val="24"/>
@@ -31928,11 +31814,12 @@
         </w:tc>
         <w:tc>
           <w:tcPr>
-            <w:tcW w:w="2409" w:type="dxa"/>
+            <w:tcW w:w="1970" w:type="dxa"/>
           </w:tcPr>
           <w:p>
             <w:pPr>
               <w:ind w:firstLine="0"/>
+              <w:cnfStyle w:val="000000000000" w:firstRow="0" w:lastRow="0" w:firstColumn="0" w:lastColumn="0" w:oddVBand="0" w:evenVBand="0" w:oddHBand="0" w:evenHBand="0" w:firstRowFirstColumn="0" w:firstRowLastColumn="0" w:lastRowFirstColumn="0" w:lastRowLastColumn="0"/>
               <w:rPr>
                 <w:rFonts w:cs="Arial"/>
                 <w:szCs w:val="24"/>
@@ -31944,14 +31831,55 @@
                 <w:szCs w:val="24"/>
               </w:rPr>
               <w:t>63.828,72</w:t>
+            </w:r>
+          </w:p>
+        </w:tc>
+        <w:tc>
+          <w:tcPr>
+            <w:tcW w:w="1432" w:type="dxa"/>
+          </w:tcPr>
+          <w:p>
+            <w:pPr>
+              <w:ind w:firstLine="0"/>
+              <w:cnfStyle w:val="000000000000" w:firstRow="0" w:lastRow="0" w:firstColumn="0" w:lastColumn="0" w:oddVBand="0" w:evenVBand="0" w:oddHBand="0" w:evenHBand="0" w:firstRowFirstColumn="0" w:firstRowLastColumn="0" w:lastRowFirstColumn="0" w:lastRowLastColumn="0"/>
+              <w:rPr>
+                <w:rFonts w:cs="Arial"/>
+                <w:szCs w:val="24"/>
+              </w:rPr>
+            </w:pPr>
+            <w:r>
+              <w:rPr>
+                <w:rFonts w:cs="Arial"/>
+                <w:szCs w:val="24"/>
+              </w:rPr>
+              <w:t>167</w:t>
+            </w:r>
+            <w:r>
+              <w:rPr>
+                <w:rFonts w:cs="Arial"/>
+                <w:szCs w:val="24"/>
+              </w:rPr>
+              <w:t>,</w:t>
+            </w:r>
+            <w:r>
+              <w:rPr>
+                <w:rFonts w:cs="Arial"/>
+                <w:szCs w:val="24"/>
+              </w:rPr>
+              <w:t>48</w:t>
             </w:r>
           </w:p>
         </w:tc>
       </w:tr>
       <w:tr>
-        <w:tc>
-          <w:tcPr>
-            <w:tcW w:w="2124" w:type="dxa"/>
+        <w:trPr>
+          <w:cnfStyle w:val="000000100000" w:firstRow="0" w:lastRow="0" w:firstColumn="0" w:lastColumn="0" w:oddVBand="0" w:evenVBand="0" w:oddHBand="1" w:evenHBand="0" w:firstRowFirstColumn="0" w:firstRowLastColumn="0" w:lastRowFirstColumn="0" w:lastRowLastColumn="0"/>
+          <w:trHeight w:val="369"/>
+        </w:trPr>
+        <w:tc>
+          <w:tcPr>
+            <w:cnfStyle w:val="001000000000" w:firstRow="0" w:lastRow="0" w:firstColumn="1" w:lastColumn="0" w:oddVBand="0" w:evenVBand="0" w:oddHBand="0" w:evenHBand="0" w:firstRowFirstColumn="0" w:firstRowLastColumn="0" w:lastRowFirstColumn="0" w:lastRowLastColumn="0"/>
+            <w:tcW w:w="1855" w:type="dxa"/>
           </w:tcPr>
           <w:p>
             <w:pPr>
@@ -31972,11 +31900,12 @@
         </w:tc>
         <w:tc>
           <w:tcPr>
-            <w:tcW w:w="2124" w:type="dxa"/>
+            <w:tcW w:w="1542" w:type="dxa"/>
           </w:tcPr>
           <w:p>
             <w:pPr>
               <w:ind w:firstLine="0"/>
+              <w:cnfStyle w:val="000000100000" w:firstRow="0" w:lastRow="0" w:firstColumn="0" w:lastColumn="0" w:oddVBand="0" w:evenVBand="0" w:oddHBand="1" w:evenHBand="0" w:firstRowFirstColumn="0" w:firstRowLastColumn="0" w:lastRowFirstColumn="0" w:lastRowLastColumn="0"/>
               <w:rPr>
                 <w:rFonts w:cs="Arial"/>
                 <w:szCs w:val="24"/>
@@ -31993,11 +31922,12 @@
         </w:tc>
         <w:tc>
           <w:tcPr>
-            <w:tcW w:w="2410" w:type="dxa"/>
+            <w:tcW w:w="2552" w:type="dxa"/>
           </w:tcPr>
           <w:p>
             <w:pPr>
               <w:ind w:firstLine="0"/>
+              <w:cnfStyle w:val="000000100000" w:firstRow="0" w:lastRow="0" w:firstColumn="0" w:lastColumn="0" w:oddVBand="0" w:evenVBand="0" w:oddHBand="1" w:evenHBand="0" w:firstRowFirstColumn="0" w:firstRowLastColumn="0" w:lastRowFirstColumn="0" w:lastRowLastColumn="0"/>
               <w:rPr>
                 <w:rFonts w:cs="Arial"/>
                 <w:szCs w:val="24"/>
@@ -32014,11 +31944,12 @@
         </w:tc>
         <w:tc>
           <w:tcPr>
-            <w:tcW w:w="2409" w:type="dxa"/>
+            <w:tcW w:w="1970" w:type="dxa"/>
           </w:tcPr>
           <w:p>
             <w:pPr>
               <w:ind w:firstLine="0"/>
+              <w:cnfStyle w:val="000000100000" w:firstRow="0" w:lastRow="0" w:firstColumn="0" w:lastColumn="0" w:oddVBand="0" w:evenVBand="0" w:oddHBand="1" w:evenHBand="0" w:firstRowFirstColumn="0" w:firstRowLastColumn="0" w:lastRowFirstColumn="0" w:lastRowLastColumn="0"/>
               <w:rPr>
                 <w:rFonts w:cs="Arial"/>
                 <w:szCs w:val="24"/>
@@ -32030,14 +31961,47 @@
                 <w:szCs w:val="24"/>
               </w:rPr>
               <w:t>255.314,88</w:t>
+            </w:r>
+          </w:p>
+        </w:tc>
+        <w:tc>
+          <w:tcPr>
+            <w:tcW w:w="1432" w:type="dxa"/>
+          </w:tcPr>
+          <w:p>
+            <w:pPr>
+              <w:ind w:firstLine="0"/>
+              <w:cnfStyle w:val="000000100000" w:firstRow="0" w:lastRow="0" w:firstColumn="0" w:lastColumn="0" w:oddVBand="0" w:evenVBand="0" w:oddHBand="1" w:evenHBand="0" w:firstRowFirstColumn="0" w:firstRowLastColumn="0" w:lastRowFirstColumn="0" w:lastRowLastColumn="0"/>
+              <w:rPr>
+                <w:rFonts w:cs="Arial"/>
+                <w:szCs w:val="24"/>
+              </w:rPr>
+            </w:pPr>
+            <w:r>
+              <w:rPr>
+                <w:rFonts w:cs="Arial"/>
+                <w:szCs w:val="24"/>
+              </w:rPr>
+              <w:t>669</w:t>
+            </w:r>
+            <w:r>
+              <w:rPr>
+                <w:rFonts w:cs="Arial"/>
+                <w:szCs w:val="24"/>
+              </w:rPr>
+              <w:t>,94</w:t>
             </w:r>
           </w:p>
         </w:tc>
       </w:tr>
       <w:tr>
-        <w:tc>
-          <w:tcPr>
-            <w:tcW w:w="2124" w:type="dxa"/>
+        <w:trPr>
+          <w:trHeight w:val="380"/>
+        </w:trPr>
+        <w:tc>
+          <w:tcPr>
+            <w:cnfStyle w:val="001000000000" w:firstRow="0" w:lastRow="0" w:firstColumn="1" w:lastColumn="0" w:oddVBand="0" w:evenVBand="0" w:oddHBand="0" w:evenHBand="0" w:firstRowFirstColumn="0" w:firstRowLastColumn="0" w:lastRowFirstColumn="0" w:lastRowLastColumn="0"/>
+            <w:tcW w:w="1855" w:type="dxa"/>
           </w:tcPr>
           <w:p>
             <w:pPr>
@@ -32058,11 +32022,12 @@
         </w:tc>
         <w:tc>
           <w:tcPr>
-            <w:tcW w:w="2124" w:type="dxa"/>
+            <w:tcW w:w="1542" w:type="dxa"/>
           </w:tcPr>
           <w:p>
             <w:pPr>
               <w:ind w:firstLine="0"/>
+              <w:cnfStyle w:val="000000000000" w:firstRow="0" w:lastRow="0" w:firstColumn="0" w:lastColumn="0" w:oddVBand="0" w:evenVBand="0" w:oddHBand="0" w:evenHBand="0" w:firstRowFirstColumn="0" w:firstRowLastColumn="0" w:lastRowFirstColumn="0" w:lastRowLastColumn="0"/>
               <w:rPr>
                 <w:rFonts w:cs="Arial"/>
                 <w:szCs w:val="24"/>
@@ -32079,11 +32044,12 @@
         </w:tc>
         <w:tc>
           <w:tcPr>
-            <w:tcW w:w="2410" w:type="dxa"/>
+            <w:tcW w:w="2552" w:type="dxa"/>
           </w:tcPr>
           <w:p>
             <w:pPr>
               <w:ind w:firstLine="0"/>
+              <w:cnfStyle w:val="000000000000" w:firstRow="0" w:lastRow="0" w:firstColumn="0" w:lastColumn="0" w:oddVBand="0" w:evenVBand="0" w:oddHBand="0" w:evenHBand="0" w:firstRowFirstColumn="0" w:firstRowLastColumn="0" w:lastRowFirstColumn="0" w:lastRowLastColumn="0"/>
               <w:rPr>
                 <w:rFonts w:cs="Arial"/>
                 <w:szCs w:val="24"/>
@@ -32100,11 +32066,12 @@
         </w:tc>
         <w:tc>
           <w:tcPr>
-            <w:tcW w:w="2409" w:type="dxa"/>
+            <w:tcW w:w="1970" w:type="dxa"/>
           </w:tcPr>
           <w:p>
             <w:pPr>
               <w:ind w:firstLine="0"/>
+              <w:cnfStyle w:val="000000000000" w:firstRow="0" w:lastRow="0" w:firstColumn="0" w:lastColumn="0" w:oddVBand="0" w:evenVBand="0" w:oddHBand="0" w:evenHBand="0" w:firstRowFirstColumn="0" w:firstRowLastColumn="0" w:lastRowFirstColumn="0" w:lastRowLastColumn="0"/>
               <w:rPr>
                 <w:rFonts w:cs="Arial"/>
                 <w:szCs w:val="24"/>
@@ -32116,14 +32083,41 @@
                 <w:szCs w:val="24"/>
               </w:rPr>
               <w:t>319.143,6</w:t>
+            </w:r>
+          </w:p>
+        </w:tc>
+        <w:tc>
+          <w:tcPr>
+            <w:tcW w:w="1432" w:type="dxa"/>
+          </w:tcPr>
+          <w:p>
+            <w:pPr>
+              <w:ind w:firstLine="0"/>
+              <w:cnfStyle w:val="000000000000" w:firstRow="0" w:lastRow="0" w:firstColumn="0" w:lastColumn="0" w:oddVBand="0" w:evenVBand="0" w:oddHBand="0" w:evenHBand="0" w:firstRowFirstColumn="0" w:firstRowLastColumn="0" w:lastRowFirstColumn="0" w:lastRowLastColumn="0"/>
+              <w:rPr>
+                <w:rFonts w:cs="Arial"/>
+                <w:szCs w:val="24"/>
+              </w:rPr>
+            </w:pPr>
+            <w:r>
+              <w:rPr>
+                <w:rFonts w:cs="Arial"/>
+                <w:szCs w:val="24"/>
+              </w:rPr>
+              <w:t>837,42</w:t>
             </w:r>
           </w:p>
         </w:tc>
       </w:tr>
       <w:tr>
-        <w:tc>
-          <w:tcPr>
-            <w:tcW w:w="2124" w:type="dxa"/>
+        <w:trPr>
+          <w:cnfStyle w:val="000000100000" w:firstRow="0" w:lastRow="0" w:firstColumn="0" w:lastColumn="0" w:oddVBand="0" w:evenVBand="0" w:oddHBand="1" w:evenHBand="0" w:firstRowFirstColumn="0" w:firstRowLastColumn="0" w:lastRowFirstColumn="0" w:lastRowLastColumn="0"/>
+          <w:trHeight w:val="369"/>
+        </w:trPr>
+        <w:tc>
+          <w:tcPr>
+            <w:cnfStyle w:val="001000000000" w:firstRow="0" w:lastRow="0" w:firstColumn="1" w:lastColumn="0" w:oddVBand="0" w:evenVBand="0" w:oddHBand="0" w:evenHBand="0" w:firstRowFirstColumn="0" w:firstRowLastColumn="0" w:lastRowFirstColumn="0" w:lastRowLastColumn="0"/>
+            <w:tcW w:w="1855" w:type="dxa"/>
           </w:tcPr>
           <w:p>
             <w:pPr>
@@ -32144,11 +32138,12 @@
         </w:tc>
         <w:tc>
           <w:tcPr>
-            <w:tcW w:w="2124" w:type="dxa"/>
+            <w:tcW w:w="1542" w:type="dxa"/>
           </w:tcPr>
           <w:p>
             <w:pPr>
               <w:ind w:firstLine="0"/>
+              <w:cnfStyle w:val="000000100000" w:firstRow="0" w:lastRow="0" w:firstColumn="0" w:lastColumn="0" w:oddVBand="0" w:evenVBand="0" w:oddHBand="1" w:evenHBand="0" w:firstRowFirstColumn="0" w:firstRowLastColumn="0" w:lastRowFirstColumn="0" w:lastRowLastColumn="0"/>
               <w:rPr>
                 <w:rFonts w:cs="Arial"/>
                 <w:szCs w:val="24"/>
@@ -32165,11 +32160,12 @@
         </w:tc>
         <w:tc>
           <w:tcPr>
-            <w:tcW w:w="2410" w:type="dxa"/>
+            <w:tcW w:w="2552" w:type="dxa"/>
           </w:tcPr>
           <w:p>
             <w:pPr>
               <w:ind w:firstLine="0"/>
+              <w:cnfStyle w:val="000000100000" w:firstRow="0" w:lastRow="0" w:firstColumn="0" w:lastColumn="0" w:oddVBand="0" w:evenVBand="0" w:oddHBand="1" w:evenHBand="0" w:firstRowFirstColumn="0" w:firstRowLastColumn="0" w:lastRowFirstColumn="0" w:lastRowLastColumn="0"/>
               <w:rPr>
                 <w:rFonts w:cs="Arial"/>
                 <w:szCs w:val="24"/>
@@ -32186,11 +32182,12 @@
         </w:tc>
         <w:tc>
           <w:tcPr>
-            <w:tcW w:w="2409" w:type="dxa"/>
+            <w:tcW w:w="1970" w:type="dxa"/>
           </w:tcPr>
           <w:p>
             <w:pPr>
               <w:ind w:firstLine="0"/>
+              <w:cnfStyle w:val="000000100000" w:firstRow="0" w:lastRow="0" w:firstColumn="0" w:lastColumn="0" w:oddVBand="0" w:evenVBand="0" w:oddHBand="1" w:evenHBand="0" w:firstRowFirstColumn="0" w:firstRowLastColumn="0" w:lastRowFirstColumn="0" w:lastRowLastColumn="0"/>
               <w:rPr>
                 <w:rFonts w:cs="Arial"/>
                 <w:szCs w:val="24"/>
@@ -32202,6 +32199,28 @@
                 <w:szCs w:val="24"/>
               </w:rPr>
               <w:t>638.287,2</w:t>
+            </w:r>
+          </w:p>
+        </w:tc>
+        <w:tc>
+          <w:tcPr>
+            <w:tcW w:w="1432" w:type="dxa"/>
+          </w:tcPr>
+          <w:p>
+            <w:pPr>
+              <w:ind w:firstLine="0"/>
+              <w:cnfStyle w:val="000000100000" w:firstRow="0" w:lastRow="0" w:firstColumn="0" w:lastColumn="0" w:oddVBand="0" w:evenVBand="0" w:oddHBand="1" w:evenHBand="0" w:firstRowFirstColumn="0" w:firstRowLastColumn="0" w:lastRowFirstColumn="0" w:lastRowLastColumn="0"/>
+              <w:rPr>
+                <w:rFonts w:cs="Arial"/>
+                <w:szCs w:val="24"/>
+              </w:rPr>
+            </w:pPr>
+            <w:r>
+              <w:rPr>
+                <w:rFonts w:cs="Arial"/>
+                <w:szCs w:val="24"/>
+              </w:rPr>
+              <w:t>1.674,84</w:t>
             </w:r>
           </w:p>
         </w:tc>
@@ -32302,6 +32321,7 @@
           <w:rFonts w:cs="Arial"/>
           <w:szCs w:val="24"/>
         </w:rPr>
+        <w:lastRenderedPageBreak/>
         <w:t>Desde una perspec</w:t>
       </w:r>
       <w:r>
@@ -32316,15 +32336,7 @@
           <w:rFonts w:cs="Arial"/>
           <w:szCs w:val="24"/>
         </w:rPr>
-        <w:t xml:space="preserve"> contribuirá significativamente a fortalecer la comunicación, integración y el seguimiento académico entre estudiantes, tutores académicos y tutores empresariales. Esta herramienta permitirá centralizar la información y </w:t>
-      </w:r>
-      <w:r>
-        <w:rPr>
-          <w:rFonts w:cs="Arial"/>
-          <w:szCs w:val="24"/>
-        </w:rPr>
-        <w:lastRenderedPageBreak/>
-        <w:t>automatizar procesos que anteriormente se realizaban de forma manual, lo que reduce la carga operativa y disminuye el riesgo de pérdida de datos. La relevancia social del proyecto se confirma mediante el diagnóstico realizado, dond</w:t>
+        <w:t xml:space="preserve"> contribuirá significativamente a fortalecer la comunicación, integración y el seguimiento académico entre estudiantes, tutores académicos y tutores empresariales. Esta herramienta permitirá centralizar la información y automatizar procesos que anteriormente se realizaban de forma manual, lo que reduce la carga operativa y disminuye el riesgo de pérdida de datos. La relevancia social del proyecto se confirma mediante el diagnóstico realizado, dond</w:t>
       </w:r>
       <w:r>
         <w:rPr>
@@ -37376,6 +37388,149 @@
       <w:szCs w:val="20"/>
     </w:rPr>
   </w:style>
+  <w:style w:type="table" w:styleId="Tablanormal1">
+    <w:name w:val="Plain Table 1"/>
+    <w:basedOn w:val="Tablanormal"/>
+    <w:uiPriority w:val="41"/>
+    <w:rsid w:val="0056100F"/>
+    <w:pPr>
+      <w:spacing w:after="0" w:line="240" w:lineRule="auto"/>
+    </w:pPr>
+    <w:tblPr>
+      <w:tblStyleRowBandSize w:val="1"/>
+      <w:tblStyleColBandSize w:val="1"/>
+      <w:tblBorders>
+        <w:top w:val="single" w:sz="4" w:space="0" w:color="BFBFBF" w:themeColor="background1" w:themeShade="BF"/>
+        <w:left w:val="single" w:sz="4" w:space="0" w:color="BFBFBF" w:themeColor="background1" w:themeShade="BF"/>
+        <w:bottom w:val="single" w:sz="4" w:space="0" w:color="BFBFBF" w:themeColor="background1" w:themeShade="BF"/>
+        <w:right w:val="single" w:sz="4" w:space="0" w:color="BFBFBF" w:themeColor="background1" w:themeShade="BF"/>
+        <w:insideH w:val="single" w:sz="4" w:space="0" w:color="BFBFBF" w:themeColor="background1" w:themeShade="BF"/>
+        <w:insideV w:val="single" w:sz="4" w:space="0" w:color="BFBFBF" w:themeColor="background1" w:themeShade="BF"/>
+      </w:tblBorders>
+    </w:tblPr>
+    <w:tblStylePr w:type="firstRow">
+      <w:rPr>
+        <w:b/>
+        <w:bCs/>
+      </w:rPr>
+    </w:tblStylePr>
+    <w:tblStylePr w:type="lastRow">
+      <w:rPr>
+        <w:b/>
+        <w:bCs/>
+      </w:rPr>
+      <w:tblPr/>
+      <w:tcPr>
+        <w:tcBorders>
+          <w:top w:val="double" w:sz="4" w:space="0" w:color="BFBFBF" w:themeColor="background1" w:themeShade="BF"/>
+        </w:tcBorders>
+      </w:tcPr>
+    </w:tblStylePr>
+    <w:tblStylePr w:type="firstCol">
+      <w:rPr>
+        <w:b/>
+        <w:bCs/>
+      </w:rPr>
+    </w:tblStylePr>
+    <w:tblStylePr w:type="lastCol">
+      <w:rPr>
+        <w:b/>
+        <w:bCs/>
+      </w:rPr>
+    </w:tblStylePr>
+    <w:tblStylePr w:type="band1Vert">
+      <w:tblPr/>
+      <w:tcPr>
+        <w:shd w:val="clear" w:color="auto" w:fill="F2F2F2" w:themeFill="background1" w:themeFillShade="F2"/>
+      </w:tcPr>
+    </w:tblStylePr>
+    <w:tblStylePr w:type="band1Horz">
+      <w:tblPr/>
+      <w:tcPr>
+        <w:shd w:val="clear" w:color="auto" w:fill="F2F2F2" w:themeFill="background1" w:themeFillShade="F2"/>
+      </w:tcPr>
+    </w:tblStylePr>
+  </w:style>
+  <w:style w:type="table" w:styleId="Tablanormal2">
+    <w:name w:val="Plain Table 2"/>
+    <w:basedOn w:val="Tablanormal"/>
+    <w:uiPriority w:val="42"/>
+    <w:rsid w:val="0056100F"/>
+    <w:pPr>
+      <w:spacing w:after="0" w:line="240" w:lineRule="auto"/>
+    </w:pPr>
+    <w:tblPr>
+      <w:tblStyleRowBandSize w:val="1"/>
+      <w:tblStyleColBandSize w:val="1"/>
+      <w:tblBorders>
+        <w:top w:val="single" w:sz="4" w:space="0" w:color="7F7F7F" w:themeColor="text1" w:themeTint="80"/>
+        <w:bottom w:val="single" w:sz="4" w:space="0" w:color="7F7F7F" w:themeColor="text1" w:themeTint="80"/>
+      </w:tblBorders>
+    </w:tblPr>
+    <w:tblStylePr w:type="firstRow">
+      <w:rPr>
+        <w:b/>
+        <w:bCs/>
+      </w:rPr>
+      <w:tblPr/>
+      <w:tcPr>
+        <w:tcBorders>
+          <w:bottom w:val="single" w:sz="4" w:space="0" w:color="7F7F7F" w:themeColor="text1" w:themeTint="80"/>
+        </w:tcBorders>
+      </w:tcPr>
+    </w:tblStylePr>
+    <w:tblStylePr w:type="lastRow">
+      <w:rPr>
+        <w:b/>
+        <w:bCs/>
+      </w:rPr>
+      <w:tblPr/>
+      <w:tcPr>
+        <w:tcBorders>
+          <w:top w:val="single" w:sz="4" w:space="0" w:color="7F7F7F" w:themeColor="text1" w:themeTint="80"/>
+        </w:tcBorders>
+      </w:tcPr>
+    </w:tblStylePr>
+    <w:tblStylePr w:type="firstCol">
+      <w:rPr>
+        <w:b/>
+        <w:bCs/>
+      </w:rPr>
+    </w:tblStylePr>
+    <w:tblStylePr w:type="lastCol">
+      <w:rPr>
+        <w:b/>
+        <w:bCs/>
+      </w:rPr>
+    </w:tblStylePr>
+    <w:tblStylePr w:type="band1Vert">
+      <w:tblPr/>
+      <w:tcPr>
+        <w:tcBorders>
+          <w:left w:val="single" w:sz="4" w:space="0" w:color="7F7F7F" w:themeColor="text1" w:themeTint="80"/>
+          <w:right w:val="single" w:sz="4" w:space="0" w:color="7F7F7F" w:themeColor="text1" w:themeTint="80"/>
+        </w:tcBorders>
+      </w:tcPr>
+    </w:tblStylePr>
+    <w:tblStylePr w:type="band2Vert">
+      <w:tblPr/>
+      <w:tcPr>
+        <w:tcBorders>
+          <w:left w:val="single" w:sz="4" w:space="0" w:color="7F7F7F" w:themeColor="text1" w:themeTint="80"/>
+          <w:right w:val="single" w:sz="4" w:space="0" w:color="7F7F7F" w:themeColor="text1" w:themeTint="80"/>
+        </w:tcBorders>
+      </w:tcPr>
+    </w:tblStylePr>
+    <w:tblStylePr w:type="band1Horz">
+      <w:tblPr/>
+      <w:tcPr>
+        <w:tcBorders>
+          <w:top w:val="single" w:sz="4" w:space="0" w:color="7F7F7F" w:themeColor="text1" w:themeTint="80"/>
+          <w:bottom w:val="single" w:sz="4" w:space="0" w:color="7F7F7F" w:themeColor="text1" w:themeTint="80"/>
+        </w:tcBorders>
+      </w:tcPr>
+    </w:tblStylePr>
+  </w:style>
 </w:styles>
 </file>
 
@@ -37419,7 +37574,7 @@
               <a:cs typeface="+mn-cs"/>
             </a:defRPr>
           </a:pPr>
-          <a:endParaRPr lang="es-VE"/>
+          <a:endParaRPr lang="en-US"/>
         </a:p>
       </c:txPr>
     </c:title>
@@ -37561,7 +37716,7 @@
                 <a:cs typeface="+mn-cs"/>
               </a:defRPr>
  